--- a/salida/justificacion/Justificacion de medidas planos.docx
+++ b/salida/justificacion/Justificacion de medidas planos.docx
@@ -88,6 +88,24 @@
     </w:p>
     <w:p>
       <w:pPr>
+        <w:pStyle w:val="ListParagraph"/>
+        <w:numPr>
+          <w:ilvl w:val="0"/>
+          <w:numId w:val="2"/>
+        </w:numPr>
+        <w:spacing w:after="40" w:before="0"/>
+      </w:pPr>
+      <w:r>
+        <w:rPr>
+          <w:rFonts w:ascii="Arial" w:cs="Arial" w:eastAsia="Arial" w:hAnsi="Arial"/>
+          <w:sz w:val="18"/>
+          <w:szCs w:val="18"/>
+        </w:rPr>
+        <w:t xml:space="preserve">Fadesa es referencia de medidas, no de criterio: donde no cumple la norma manda la IRAM. Ej.: el tren de rodaje sigue la IRAM 3550 tabla III (rueda ≥ Ø300, banda ≥ 50 —Fadesa usa 49—, trocha ≥ 400 entre centros) y no el ancho del catálogo.</w:t>
+      </w:r>
+    </w:p>
+    <w:p>
+      <w:pPr>
         <w:spacing w:after="120" w:before="80"/>
       </w:pPr>
       <w:r>
@@ -98,7 +116,7 @@
           <w:sz w:val="18"/>
           <w:szCs w:val="18"/>
         </w:rPr>
-        <w:t xml:space="preserve">1137 dimensiones: </w:t>
+        <w:t xml:space="preserve">1134 dimensiones: </w:t>
       </w:r>
       <w:r>
         <w:rPr>
@@ -106,7 +124,7 @@
           <w:sz w:val="18"/>
           <w:szCs w:val="18"/>
         </w:rPr>
-        <w:t xml:space="preserve">con documento 744 (65 %), diseño FLAMA 305 (27 %), a validar 88 (8 %).</w:t>
+        <w:t xml:space="preserve">con documento 753 (66 %), diseño FLAMA 293 (26 %), a validar 88 (8 %).</w:t>
       </w:r>
     </w:p>
     <w:p>
@@ -1050,7 +1068,7 @@
                           </pic:cNvPicPr>
                         </pic:nvPicPr>
                         <pic:blipFill>
-                          <a:blip r:embed="rId44" cstate="none"/>
+                          <a:blip r:embed="rId45" cstate="none"/>
                           <a:srcRect/>
                           <a:stretch>
                             <a:fillRect/>
@@ -1409,348 +1427,6 @@
                   <wp:extent cx="2076450" cy="3000375"/>
                   <wp:effectExtent t="0" r="0" b="0" l="0"/>
                   <wp:docPr id="2" name="F02" descr="Plano Fadesa «Recipiente_2.5kg_R2_sin_logo» (código G731)" title="F02"/>
-                  <wp:cNvGraphicFramePr>
-                    <a:graphicFrameLocks xmlns:a="http://schemas.openxmlformats.org/drawingml/2006/main" noChangeAspect="1"/>
-                  </wp:cNvGraphicFramePr>
-                  <a:graphic xmlns:a="http://schemas.openxmlformats.org/drawingml/2006/main">
-                    <a:graphicData uri="http://schemas.openxmlformats.org/drawingml/2006/picture">
-                      <pic:pic xmlns:pic="http://schemas.openxmlformats.org/drawingml/2006/picture">
-                        <pic:nvPicPr>
-                          <pic:cNvPr id="0" name="" descr=""/>
-                          <pic:cNvPicPr>
-                            <a:picLocks noChangeAspect="1" noChangeArrowheads="1"/>
-                          </pic:cNvPicPr>
-                        </pic:nvPicPr>
-                        <pic:blipFill>
-                          <a:blip r:embed="rId45" cstate="none"/>
-                          <a:srcRect/>
-                          <a:stretch>
-                            <a:fillRect/>
-                          </a:stretch>
-                        </pic:blipFill>
-                        <pic:spPr bwMode="auto">
-                          <a:xfrm>
-                            <a:off x="0" y="0"/>
-                            <a:ext cx="2076450" cy="3000375"/>
-                          </a:xfrm>
-                          <a:prstGeom prst="rect">
-                            <a:avLst/>
-                          </a:prstGeom>
-                        </pic:spPr>
-                      </pic:pic>
-                    </a:graphicData>
-                  </a:graphic>
-                </wp:inline>
-              </w:drawing>
-            </w:r>
-          </w:p>
-          <w:p>
-            <w:pPr>
-              <w:spacing w:after="20"/>
-            </w:pPr>
-            <w:r>
-              <w:rPr>
-                <w:rFonts w:ascii="Arial" w:cs="Arial" w:eastAsia="Arial" w:hAnsi="Arial"/>
-                <w:color w:val="595959"/>
-                <w:sz w:val="13"/>
-                <w:szCs w:val="13"/>
-              </w:rPr>
-              <w:t xml:space="preserve">Página 1 (única), cotas y notas del plano</w:t>
-            </w:r>
-          </w:p>
-          <w:p>
-            <w:pPr>
-              <w:spacing w:after="60"/>
-            </w:pPr>
-            <w:r>
-              <w:rPr>
-                <w:rFonts w:ascii="Arial" w:cs="Arial" w:eastAsia="Arial" w:hAnsi="Arial"/>
-                <w:b/>
-                <w:bCs/>
-                <w:color w:val="C00000"/>
-                <w:sz w:val="13"/>
-                <w:szCs w:val="13"/>
-              </w:rPr>
-              <w:t xml:space="preserve">1 </w:t>
-            </w:r>
-            <w:r>
-              <w:rPr>
-                <w:rFonts w:ascii="Arial" w:cs="Arial" w:eastAsia="Arial" w:hAnsi="Arial"/>
-                <w:sz w:val="13"/>
-                <w:szCs w:val="13"/>
-              </w:rPr>
-              <w:t xml:space="preserve">Ø37 — Ø exterior del cuello  ·  </w:t>
-            </w:r>
-            <w:r>
-              <w:rPr>
-                <w:rFonts w:ascii="Arial" w:cs="Arial" w:eastAsia="Arial" w:hAnsi="Arial"/>
-                <w:b/>
-                <w:bCs/>
-                <w:color w:val="C00000"/>
-                <w:sz w:val="13"/>
-                <w:szCs w:val="13"/>
-              </w:rPr>
-              <w:t xml:space="preserve">2 </w:t>
-            </w:r>
-            <w:r>
-              <w:rPr>
-                <w:rFonts w:ascii="Arial" w:cs="Arial" w:eastAsia="Arial" w:hAnsi="Arial"/>
-                <w:sz w:val="13"/>
-                <w:szCs w:val="13"/>
-              </w:rPr>
-              <w:t xml:space="preserve">14 — altura del cuello  ·  </w:t>
-            </w:r>
-            <w:r>
-              <w:rPr>
-                <w:rFonts w:ascii="Arial" w:cs="Arial" w:eastAsia="Arial" w:hAnsi="Arial"/>
-                <w:b/>
-                <w:bCs/>
-                <w:color w:val="C00000"/>
-                <w:sz w:val="13"/>
-                <w:szCs w:val="13"/>
-              </w:rPr>
-              <w:t xml:space="preserve">3 </w:t>
-            </w:r>
-            <w:r>
-              <w:rPr>
-                <w:rFonts w:ascii="Arial" w:cs="Arial" w:eastAsia="Arial" w:hAnsi="Arial"/>
-                <w:sz w:val="13"/>
-                <w:szCs w:val="13"/>
-              </w:rPr>
-              <w:t xml:space="preserve">39,5 ± 0,3 — altura de cúpula  ·  </w:t>
-            </w:r>
-            <w:r>
-              <w:rPr>
-                <w:rFonts w:ascii="Arial" w:cs="Arial" w:eastAsia="Arial" w:hAnsi="Arial"/>
-                <w:b/>
-                <w:bCs/>
-                <w:color w:val="C00000"/>
-                <w:sz w:val="13"/>
-                <w:szCs w:val="13"/>
-              </w:rPr>
-              <w:t xml:space="preserve">4 </w:t>
-            </w:r>
-            <w:r>
-              <w:rPr>
-                <w:rFonts w:ascii="Arial" w:cs="Arial" w:eastAsia="Arial" w:hAnsi="Arial"/>
-                <w:sz w:val="13"/>
-                <w:szCs w:val="13"/>
-              </w:rPr>
-              <w:t xml:space="preserve">313,5 ± 0,5 — altura total  ·  </w:t>
-            </w:r>
-            <w:r>
-              <w:rPr>
-                <w:rFonts w:ascii="Arial" w:cs="Arial" w:eastAsia="Arial" w:hAnsi="Arial"/>
-                <w:b/>
-                <w:bCs/>
-                <w:color w:val="C00000"/>
-                <w:sz w:val="13"/>
-                <w:szCs w:val="13"/>
-              </w:rPr>
-              <w:t xml:space="preserve">5 </w:t>
-            </w:r>
-            <w:r>
-              <w:rPr>
-                <w:rFonts w:ascii="Arial" w:cs="Arial" w:eastAsia="Arial" w:hAnsi="Arial"/>
-                <w:sz w:val="13"/>
-                <w:szCs w:val="13"/>
-              </w:rPr>
-              <w:t xml:space="preserve">16 ± 0,3 — pollera del fondo cóncavo  ·  </w:t>
-            </w:r>
-            <w:r>
-              <w:rPr>
-                <w:rFonts w:ascii="Arial" w:cs="Arial" w:eastAsia="Arial" w:hAnsi="Arial"/>
-                <w:b/>
-                <w:bCs/>
-                <w:color w:val="C00000"/>
-                <w:sz w:val="13"/>
-                <w:szCs w:val="13"/>
-              </w:rPr>
-              <w:t xml:space="preserve">6 </w:t>
-            </w:r>
-            <w:r>
-              <w:rPr>
-                <w:rFonts w:ascii="Arial" w:cs="Arial" w:eastAsia="Arial" w:hAnsi="Arial"/>
-                <w:sz w:val="13"/>
-                <w:szCs w:val="13"/>
-              </w:rPr>
-              <w:t xml:space="preserve">5,5 — flecha del fondo cóncavo  ·  </w:t>
-            </w:r>
-            <w:r>
-              <w:rPr>
-                <w:rFonts w:ascii="Arial" w:cs="Arial" w:eastAsia="Arial" w:hAnsi="Arial"/>
-                <w:b/>
-                <w:bCs/>
-                <w:color w:val="C00000"/>
-                <w:sz w:val="13"/>
-                <w:szCs w:val="13"/>
-              </w:rPr>
-              <w:t xml:space="preserve">7 </w:t>
-            </w:r>
-            <w:r>
-              <w:rPr>
-                <w:rFonts w:ascii="Arial" w:cs="Arial" w:eastAsia="Arial" w:hAnsi="Arial"/>
-                <w:sz w:val="13"/>
-                <w:szCs w:val="13"/>
-              </w:rPr>
-              <w:t xml:space="preserve">Ø124 ± 0,5 — Ø exterior  ·  </w:t>
-            </w:r>
-            <w:r>
-              <w:rPr>
-                <w:rFonts w:ascii="Arial" w:cs="Arial" w:eastAsia="Arial" w:hAnsi="Arial"/>
-                <w:b/>
-                <w:bCs/>
-                <w:color w:val="C00000"/>
-                <w:sz w:val="13"/>
-                <w:szCs w:val="13"/>
-              </w:rPr>
-              <w:t xml:space="preserve">8 </w:t>
-            </w:r>
-            <w:r>
-              <w:rPr>
-                <w:rFonts w:ascii="Arial" w:cs="Arial" w:eastAsia="Arial" w:hAnsi="Arial"/>
-                <w:sz w:val="13"/>
-                <w:szCs w:val="13"/>
-              </w:rPr>
-              <w:t xml:space="preserve">M30x1,5 — rosca del cuello  ·  </w:t>
-            </w:r>
-            <w:r>
-              <w:rPr>
-                <w:rFonts w:ascii="Arial" w:cs="Arial" w:eastAsia="Arial" w:hAnsi="Arial"/>
-                <w:b/>
-                <w:bCs/>
-                <w:color w:val="C00000"/>
-                <w:sz w:val="13"/>
-                <w:szCs w:val="13"/>
-              </w:rPr>
-              <w:t xml:space="preserve">9 </w:t>
-            </w:r>
-            <w:r>
-              <w:rPr>
-                <w:rFonts w:ascii="Arial" w:cs="Arial" w:eastAsia="Arial" w:hAnsi="Arial"/>
-                <w:sz w:val="13"/>
-                <w:szCs w:val="13"/>
-              </w:rPr>
-              <w:t xml:space="preserve">Ø35 ± 0,5 — asiento de la válvula  ·  </w:t>
-            </w:r>
-            <w:r>
-              <w:rPr>
-                <w:rFonts w:ascii="Arial" w:cs="Arial" w:eastAsia="Arial" w:hAnsi="Arial"/>
-                <w:b/>
-                <w:bCs/>
-                <w:color w:val="C00000"/>
-                <w:sz w:val="13"/>
-                <w:szCs w:val="13"/>
-              </w:rPr>
-              <w:t xml:space="preserve">10 </w:t>
-            </w:r>
-            <w:r>
-              <w:rPr>
-                <w:rFonts w:ascii="Arial" w:cs="Arial" w:eastAsia="Arial" w:hAnsi="Arial"/>
-                <w:sz w:val="13"/>
-                <w:szCs w:val="13"/>
-              </w:rPr>
-              <w:t xml:space="preserve">Espesor de chapa 1,25 (cuerpo, cúpula y fondo)  ·  </w:t>
-            </w:r>
-            <w:r>
-              <w:rPr>
-                <w:rFonts w:ascii="Arial" w:cs="Arial" w:eastAsia="Arial" w:hAnsi="Arial"/>
-                <w:b/>
-                <w:bCs/>
-                <w:color w:val="C00000"/>
-                <w:sz w:val="13"/>
-                <w:szCs w:val="13"/>
-              </w:rPr>
-              <w:t xml:space="preserve">11 </w:t>
-            </w:r>
-            <w:r>
-              <w:rPr>
-                <w:rFonts w:ascii="Arial" w:cs="Arial" w:eastAsia="Arial" w:hAnsi="Arial"/>
-                <w:sz w:val="13"/>
-                <w:szCs w:val="13"/>
-              </w:rPr>
-              <w:t xml:space="preserve">Masa 1,48 kg  ·  </w:t>
-            </w:r>
-            <w:r>
-              <w:rPr>
-                <w:rFonts w:ascii="Arial" w:cs="Arial" w:eastAsia="Arial" w:hAnsi="Arial"/>
-                <w:b/>
-                <w:bCs/>
-                <w:color w:val="C00000"/>
-                <w:sz w:val="13"/>
-                <w:szCs w:val="13"/>
-              </w:rPr>
-              <w:t xml:space="preserve">12 </w:t>
-            </w:r>
-            <w:r>
-              <w:rPr>
-                <w:rFonts w:ascii="Arial" w:cs="Arial" w:eastAsia="Arial" w:hAnsi="Arial"/>
-                <w:sz w:val="13"/>
-                <w:szCs w:val="13"/>
-              </w:rPr>
-              <w:t xml:space="preserve">Volumen 3,5 dm³</w:t>
-            </w:r>
-          </w:p>
-        </w:tc>
-      </w:tr>
-      <w:tr>
-        <w:trPr>
-          <w:cantSplit/>
-        </w:trPr>
-        <w:tc>
-          <w:tcPr>
-            <w:tcW w:type="dxa" w:w="5153"/>
-            <w:tcBorders>
-              <w:top w:val="none" w:color="FFFFFF" w:sz="0"/>
-              <w:left w:val="none" w:color="FFFFFF" w:sz="0"/>
-              <w:bottom w:val="none" w:color="FFFFFF" w:sz="0"/>
-              <w:right w:val="none" w:color="FFFFFF" w:sz="0"/>
-            </w:tcBorders>
-            <w:tcMar>
-              <w:top w:type="dxa" w:w="60"/>
-              <w:left w:type="dxa" w:w="80"/>
-              <w:bottom w:type="dxa" w:w="60"/>
-              <w:right w:type="dxa" w:w="80"/>
-            </w:tcMar>
-          </w:tcPr>
-          <w:p>
-            <w:pPr>
-              <w:keepNext/>
-              <w:spacing w:after="20"/>
-            </w:pPr>
-            <w:r>
-              <w:rPr>
-                <w:rFonts w:ascii="Arial" w:cs="Arial" w:eastAsia="Arial" w:hAnsi="Arial"/>
-                <w:b/>
-                <w:bCs/>
-                <w:color w:val="1F3864"/>
-                <w:sz w:val="16"/>
-                <w:szCs w:val="16"/>
-              </w:rPr>
-              <w:t xml:space="preserve">F03 · </w:t>
-            </w:r>
-            <w:r>
-              <w:rPr>
-                <w:rFonts w:ascii="Arial" w:cs="Arial" w:eastAsia="Arial" w:hAnsi="Arial"/>
-                <w:b/>
-                <w:bCs/>
-                <w:sz w:val="16"/>
-                <w:szCs w:val="16"/>
-              </w:rPr>
-              <w:t xml:space="preserve">Plano Fadesa «Recipiente_5kg_R2_sin_logo» (código G732)</w:t>
-            </w:r>
-          </w:p>
-          <w:p>
-            <w:pPr>
-              <w:spacing w:after="30"/>
-              <w:jc w:val="center"/>
-            </w:pPr>
-            <w:r>
-              <w:drawing>
-                <wp:inline distT="0" distB="0" distL="0" distR="0">
-                  <wp:extent cx="2238375" cy="3000375"/>
-                  <wp:effectExtent t="0" r="0" b="0" l="0"/>
-                  <wp:docPr id="3" name="F03" descr="Plano Fadesa «Recipiente_5kg_R2_sin_logo» (código G732)" title="F03"/>
                   <wp:cNvGraphicFramePr>
                     <a:graphicFrameLocks xmlns:a="http://schemas.openxmlformats.org/drawingml/2006/main" noChangeAspect="1"/>
                   </wp:cNvGraphicFramePr>
@@ -1773,7 +1449,7 @@
                         <pic:spPr bwMode="auto">
                           <a:xfrm>
                             <a:off x="0" y="0"/>
-                            <a:ext cx="2238375" cy="3000375"/>
+                            <a:ext cx="2076450" cy="3000375"/>
                           </a:xfrm>
                           <a:prstGeom prst="rect">
                             <a:avLst/>
@@ -1840,7 +1516,7 @@
                 <w:sz w:val="13"/>
                 <w:szCs w:val="13"/>
               </w:rPr>
-              <w:t xml:space="preserve">15 ± 0,2 — altura del cuello  ·  </w:t>
+              <w:t xml:space="preserve">14 — altura del cuello  ·  </w:t>
             </w:r>
             <w:r>
               <w:rPr>
@@ -1859,7 +1535,7 @@
                 <w:sz w:val="13"/>
                 <w:szCs w:val="13"/>
               </w:rPr>
-              <w:t xml:space="preserve">54,5 ± 0,3 — altura de cúpula  ·  </w:t>
+              <w:t xml:space="preserve">39,5 ± 0,3 — altura de cúpula  ·  </w:t>
             </w:r>
             <w:r>
               <w:rPr>
@@ -1878,7 +1554,7 @@
                 <w:sz w:val="13"/>
                 <w:szCs w:val="13"/>
               </w:rPr>
-              <w:t xml:space="preserve">389,5 ± 0,5 — altura total  ·  </w:t>
+              <w:t xml:space="preserve">313,5 ± 0,5 — altura total  ·  </w:t>
             </w:r>
             <w:r>
               <w:rPr>
@@ -1897,7 +1573,7 @@
                 <w:sz w:val="13"/>
                 <w:szCs w:val="13"/>
               </w:rPr>
-              <w:t xml:space="preserve">21,5 ± 0,2 — pollera del fondo cóncavo  ·  </w:t>
+              <w:t xml:space="preserve">16 ± 0,3 — pollera del fondo cóncavo  ·  </w:t>
             </w:r>
             <w:r>
               <w:rPr>
@@ -1916,7 +1592,7 @@
                 <w:sz w:val="13"/>
                 <w:szCs w:val="13"/>
               </w:rPr>
-              <w:t xml:space="preserve">5,5 ± 0,1 — flecha del fondo cóncavo  ·  </w:t>
+              <w:t xml:space="preserve">5,5 — flecha del fondo cóncavo  ·  </w:t>
             </w:r>
             <w:r>
               <w:rPr>
@@ -1935,7 +1611,7 @@
                 <w:sz w:val="13"/>
                 <w:szCs w:val="13"/>
               </w:rPr>
-              <w:t xml:space="preserve">Ø153 ± 0,5 — Ø exterior  ·  </w:t>
+              <w:t xml:space="preserve">Ø124 ± 0,5 — Ø exterior  ·  </w:t>
             </w:r>
             <w:r>
               <w:rPr>
@@ -1992,7 +1668,7 @@
                 <w:sz w:val="13"/>
                 <w:szCs w:val="13"/>
               </w:rPr>
-              <w:t xml:space="preserve">Espesor de chapa 1,6 (cuerpo, cúpula y fondo)  ·  </w:t>
+              <w:t xml:space="preserve">Espesor de chapa 1,25 (cuerpo, cúpula y fondo)  ·  </w:t>
             </w:r>
             <w:r>
               <w:rPr>
@@ -2011,7 +1687,7 @@
                 <w:sz w:val="13"/>
                 <w:szCs w:val="13"/>
               </w:rPr>
-              <w:t xml:space="preserve">Masa 2,78 kg  ·  </w:t>
+              <w:t xml:space="preserve">Masa 1,48 kg  ·  </w:t>
             </w:r>
             <w:r>
               <w:rPr>
@@ -2030,48 +1706,15 @@
                 <w:sz w:val="13"/>
                 <w:szCs w:val="13"/>
               </w:rPr>
-              <w:t xml:space="preserve">Volumen 6 dm³  ·  </w:t>
-            </w:r>
-            <w:r>
-              <w:rPr>
-                <w:rFonts w:ascii="Arial" w:cs="Arial" w:eastAsia="Arial" w:hAnsi="Arial"/>
-                <w:b/>
-                <w:bCs/>
-                <w:color w:val="C00000"/>
-                <w:sz w:val="13"/>
-                <w:szCs w:val="13"/>
-              </w:rPr>
-              <w:t xml:space="preserve">13 </w:t>
-            </w:r>
-            <w:r>
-              <w:rPr>
-                <w:rFonts w:ascii="Arial" w:cs="Arial" w:eastAsia="Arial" w:hAnsi="Arial"/>
-                <w:sz w:val="13"/>
-                <w:szCs w:val="13"/>
-              </w:rPr>
-              <w:t xml:space="preserve">Detalle 2 (1:1): bordón del cuerpo, cúpula por fuera — labio ≈ 5,8, escalón ≈ 5,2  ·  </w:t>
-            </w:r>
-            <w:r>
-              <w:rPr>
-                <w:rFonts w:ascii="Arial" w:cs="Arial" w:eastAsia="Arial" w:hAnsi="Arial"/>
-                <w:b/>
-                <w:bCs/>
-                <w:color w:val="C00000"/>
-                <w:sz w:val="13"/>
-                <w:szCs w:val="13"/>
-              </w:rPr>
-              <w:t xml:space="preserve">14 </w:t>
-            </w:r>
-            <w:r>
-              <w:rPr>
-                <w:rFonts w:ascii="Arial" w:cs="Arial" w:eastAsia="Arial" w:hAnsi="Arial"/>
-                <w:sz w:val="13"/>
-                <w:szCs w:val="13"/>
-              </w:rPr>
-              <w:t xml:space="preserve">Detalle 3 (1:1): fondo encastrado con pestaña ≥ 10, filete por debajo</w:t>
-            </w:r>
-          </w:p>
-        </w:tc>
+              <w:t xml:space="preserve">Volumen 3,5 dm³</w:t>
+            </w:r>
+          </w:p>
+        </w:tc>
+      </w:tr>
+      <w:tr>
+        <w:trPr>
+          <w:cantSplit/>
+        </w:trPr>
         <w:tc>
           <w:tcPr>
             <w:tcW w:type="dxa" w:w="5153"/>
@@ -2102,7 +1745,7 @@
                 <w:sz w:val="16"/>
                 <w:szCs w:val="16"/>
               </w:rPr>
-              <w:t xml:space="preserve">F04 · </w:t>
+              <w:t xml:space="preserve">F03 · </w:t>
             </w:r>
             <w:r>
               <w:rPr>
@@ -2112,7 +1755,7 @@
                 <w:sz w:val="16"/>
                 <w:szCs w:val="16"/>
               </w:rPr>
-              <w:t xml:space="preserve">Plano Fadesa «Recipiente_10kg_R2_sin_logo» (código G733)</w:t>
+              <w:t xml:space="preserve">Plano Fadesa «Recipiente_5kg_R2_sin_logo» (código G732)</w:t>
             </w:r>
           </w:p>
           <w:p>
@@ -2123,9 +1766,9 @@
             <w:r>
               <w:drawing>
                 <wp:inline distT="0" distB="0" distL="0" distR="0">
-                  <wp:extent cx="1771650" cy="3000375"/>
+                  <wp:extent cx="2238375" cy="3000375"/>
                   <wp:effectExtent t="0" r="0" b="0" l="0"/>
-                  <wp:docPr id="4" name="F04" descr="Plano Fadesa «Recipiente_10kg_R2_sin_logo» (código G733)" title="F04"/>
+                  <wp:docPr id="3" name="F03" descr="Plano Fadesa «Recipiente_5kg_R2_sin_logo» (código G732)" title="F03"/>
                   <wp:cNvGraphicFramePr>
                     <a:graphicFrameLocks xmlns:a="http://schemas.openxmlformats.org/drawingml/2006/main" noChangeAspect="1"/>
                   </wp:cNvGraphicFramePr>
@@ -2148,7 +1791,7 @@
                         <pic:spPr bwMode="auto">
                           <a:xfrm>
                             <a:off x="0" y="0"/>
-                            <a:ext cx="1771650" cy="3000375"/>
+                            <a:ext cx="2238375" cy="3000375"/>
                           </a:xfrm>
                           <a:prstGeom prst="rect">
                             <a:avLst/>
@@ -2196,7 +1839,7 @@
                 <w:sz w:val="13"/>
                 <w:szCs w:val="13"/>
               </w:rPr>
-              <w:t xml:space="preserve">Ø36,8 — Ø exterior del cuello  ·  </w:t>
+              <w:t xml:space="preserve">Ø37 — Ø exterior del cuello  ·  </w:t>
             </w:r>
             <w:r>
               <w:rPr>
@@ -2215,7 +1858,7 @@
                 <w:sz w:val="13"/>
                 <w:szCs w:val="13"/>
               </w:rPr>
-              <w:t xml:space="preserve">14 — altura del cuello  ·  </w:t>
+              <w:t xml:space="preserve">15 ± 0,2 — altura del cuello  ·  </w:t>
             </w:r>
             <w:r>
               <w:rPr>
@@ -2234,7 +1877,7 @@
                 <w:sz w:val="13"/>
                 <w:szCs w:val="13"/>
               </w:rPr>
-              <w:t xml:space="preserve">62,5 ± 0,3 — altura de cúpula  ·  </w:t>
+              <w:t xml:space="preserve">54,5 ± 0,3 — altura de cúpula  ·  </w:t>
             </w:r>
             <w:r>
               <w:rPr>
@@ -2253,7 +1896,7 @@
                 <w:sz w:val="13"/>
                 <w:szCs w:val="13"/>
               </w:rPr>
-              <w:t xml:space="preserve">562,5 ± 0,8 — altura total  ·  </w:t>
+              <w:t xml:space="preserve">389,5 ± 0,5 — altura total  ·  </w:t>
             </w:r>
             <w:r>
               <w:rPr>
@@ -2272,7 +1915,7 @@
                 <w:sz w:val="13"/>
                 <w:szCs w:val="13"/>
               </w:rPr>
-              <w:t xml:space="preserve">16,5 ± 0,2 — pollera del fondo cóncavo  ·  </w:t>
+              <w:t xml:space="preserve">21,5 ± 0,2 — pollera del fondo cóncavo  ·  </w:t>
             </w:r>
             <w:r>
               <w:rPr>
@@ -2291,7 +1934,7 @@
                 <w:sz w:val="13"/>
                 <w:szCs w:val="13"/>
               </w:rPr>
-              <w:t xml:space="preserve">4,8 — flecha del fondo cóncavo  ·  </w:t>
+              <w:t xml:space="preserve">5,5 ± 0,1 — flecha del fondo cóncavo  ·  </w:t>
             </w:r>
             <w:r>
               <w:rPr>
@@ -2310,7 +1953,7 @@
                 <w:sz w:val="13"/>
                 <w:szCs w:val="13"/>
               </w:rPr>
-              <w:t xml:space="preserve">Ø181,5 ± 0,5 — Ø exterior  ·  </w:t>
+              <w:t xml:space="preserve">Ø153 ± 0,5 — Ø exterior  ·  </w:t>
             </w:r>
             <w:r>
               <w:rPr>
@@ -2348,7 +1991,7 @@
                 <w:sz w:val="13"/>
                 <w:szCs w:val="13"/>
               </w:rPr>
-              <w:t xml:space="preserve">Ø35 + 0,3 — asiento de la válvula  ·  </w:t>
+              <w:t xml:space="preserve">Ø35 ± 0,5 — asiento de la válvula  ·  </w:t>
             </w:r>
             <w:r>
               <w:rPr>
@@ -2367,7 +2010,7 @@
                 <w:sz w:val="13"/>
                 <w:szCs w:val="13"/>
               </w:rPr>
-              <w:t xml:space="preserve">Espesor de cúpula 1,6  ·  </w:t>
+              <w:t xml:space="preserve">Espesor de chapa 1,6 (cuerpo, cúpula y fondo)  ·  </w:t>
             </w:r>
             <w:r>
               <w:rPr>
@@ -2386,7 +2029,7 @@
                 <w:sz w:val="13"/>
                 <w:szCs w:val="13"/>
               </w:rPr>
-              <w:t xml:space="preserve">Espesor de cuerpo 2  ·  </w:t>
+              <w:t xml:space="preserve">Masa 2,78 kg  ·  </w:t>
             </w:r>
             <w:r>
               <w:rPr>
@@ -2405,7 +2048,7 @@
                 <w:sz w:val="13"/>
                 <w:szCs w:val="13"/>
               </w:rPr>
-              <w:t xml:space="preserve">Espesor de fondo 2  ·  </w:t>
+              <w:t xml:space="preserve">Volumen 6 dm³  ·  </w:t>
             </w:r>
             <w:r>
               <w:rPr>
@@ -2424,7 +2067,7 @@
                 <w:sz w:val="13"/>
                 <w:szCs w:val="13"/>
               </w:rPr>
-              <w:t xml:space="preserve">Masa 5,48 kg  ·  </w:t>
+              <w:t xml:space="preserve">Detalle 2 (1:1): bordón del cuerpo, cúpula por fuera — labio ≈ 5,8, escalón ≈ 5,2  ·  </w:t>
             </w:r>
             <w:r>
               <w:rPr>
@@ -2443,15 +2086,10 @@
                 <w:sz w:val="13"/>
                 <w:szCs w:val="13"/>
               </w:rPr>
-              <w:t xml:space="preserve">Volumen 12,5 dm³</w:t>
-            </w:r>
-          </w:p>
-        </w:tc>
-      </w:tr>
-      <w:tr>
-        <w:trPr>
-          <w:cantSplit/>
-        </w:trPr>
+              <w:t xml:space="preserve">Detalle 3 (1:1): fondo encastrado con pestaña ≥ 10, filete por debajo</w:t>
+            </w:r>
+          </w:p>
+        </w:tc>
         <w:tc>
           <w:tcPr>
             <w:tcW w:type="dxa" w:w="5153"/>
@@ -2482,7 +2120,7 @@
                 <w:sz w:val="16"/>
                 <w:szCs w:val="16"/>
               </w:rPr>
-              <w:t xml:space="preserve">F05 · </w:t>
+              <w:t xml:space="preserve">F04 · </w:t>
             </w:r>
             <w:r>
               <w:rPr>
@@ -2492,7 +2130,7 @@
                 <w:sz w:val="16"/>
                 <w:szCs w:val="16"/>
               </w:rPr>
-              <w:t xml:space="preserve">Plano Fadesa «Recipiente 25kg R3» (código G690)</w:t>
+              <w:t xml:space="preserve">Plano Fadesa «Recipiente_10kg_R2_sin_logo» (código G733)</w:t>
             </w:r>
           </w:p>
           <w:p>
@@ -2503,9 +2141,9 @@
             <w:r>
               <w:drawing>
                 <wp:inline distT="0" distB="0" distL="0" distR="0">
-                  <wp:extent cx="1971675" cy="3000375"/>
+                  <wp:extent cx="1771650" cy="3000375"/>
                   <wp:effectExtent t="0" r="0" b="0" l="0"/>
-                  <wp:docPr id="5" name="F05" descr="Plano Fadesa «Recipiente 25kg R3» (código G690)" title="F05"/>
+                  <wp:docPr id="4" name="F04" descr="Plano Fadesa «Recipiente_10kg_R2_sin_logo» (código G733)" title="F04"/>
                   <wp:cNvGraphicFramePr>
                     <a:graphicFrameLocks xmlns:a="http://schemas.openxmlformats.org/drawingml/2006/main" noChangeAspect="1"/>
                   </wp:cNvGraphicFramePr>
@@ -2528,6 +2166,386 @@
                         <pic:spPr bwMode="auto">
                           <a:xfrm>
                             <a:off x="0" y="0"/>
+                            <a:ext cx="1771650" cy="3000375"/>
+                          </a:xfrm>
+                          <a:prstGeom prst="rect">
+                            <a:avLst/>
+                          </a:prstGeom>
+                        </pic:spPr>
+                      </pic:pic>
+                    </a:graphicData>
+                  </a:graphic>
+                </wp:inline>
+              </w:drawing>
+            </w:r>
+          </w:p>
+          <w:p>
+            <w:pPr>
+              <w:spacing w:after="20"/>
+            </w:pPr>
+            <w:r>
+              <w:rPr>
+                <w:rFonts w:ascii="Arial" w:cs="Arial" w:eastAsia="Arial" w:hAnsi="Arial"/>
+                <w:color w:val="595959"/>
+                <w:sz w:val="13"/>
+                <w:szCs w:val="13"/>
+              </w:rPr>
+              <w:t xml:space="preserve">Página 1 (única), cotas y notas del plano</w:t>
+            </w:r>
+          </w:p>
+          <w:p>
+            <w:pPr>
+              <w:spacing w:after="60"/>
+            </w:pPr>
+            <w:r>
+              <w:rPr>
+                <w:rFonts w:ascii="Arial" w:cs="Arial" w:eastAsia="Arial" w:hAnsi="Arial"/>
+                <w:b/>
+                <w:bCs/>
+                <w:color w:val="C00000"/>
+                <w:sz w:val="13"/>
+                <w:szCs w:val="13"/>
+              </w:rPr>
+              <w:t xml:space="preserve">1 </w:t>
+            </w:r>
+            <w:r>
+              <w:rPr>
+                <w:rFonts w:ascii="Arial" w:cs="Arial" w:eastAsia="Arial" w:hAnsi="Arial"/>
+                <w:sz w:val="13"/>
+                <w:szCs w:val="13"/>
+              </w:rPr>
+              <w:t xml:space="preserve">Ø36,8 — Ø exterior del cuello  ·  </w:t>
+            </w:r>
+            <w:r>
+              <w:rPr>
+                <w:rFonts w:ascii="Arial" w:cs="Arial" w:eastAsia="Arial" w:hAnsi="Arial"/>
+                <w:b/>
+                <w:bCs/>
+                <w:color w:val="C00000"/>
+                <w:sz w:val="13"/>
+                <w:szCs w:val="13"/>
+              </w:rPr>
+              <w:t xml:space="preserve">2 </w:t>
+            </w:r>
+            <w:r>
+              <w:rPr>
+                <w:rFonts w:ascii="Arial" w:cs="Arial" w:eastAsia="Arial" w:hAnsi="Arial"/>
+                <w:sz w:val="13"/>
+                <w:szCs w:val="13"/>
+              </w:rPr>
+              <w:t xml:space="preserve">14 — altura del cuello  ·  </w:t>
+            </w:r>
+            <w:r>
+              <w:rPr>
+                <w:rFonts w:ascii="Arial" w:cs="Arial" w:eastAsia="Arial" w:hAnsi="Arial"/>
+                <w:b/>
+                <w:bCs/>
+                <w:color w:val="C00000"/>
+                <w:sz w:val="13"/>
+                <w:szCs w:val="13"/>
+              </w:rPr>
+              <w:t xml:space="preserve">3 </w:t>
+            </w:r>
+            <w:r>
+              <w:rPr>
+                <w:rFonts w:ascii="Arial" w:cs="Arial" w:eastAsia="Arial" w:hAnsi="Arial"/>
+                <w:sz w:val="13"/>
+                <w:szCs w:val="13"/>
+              </w:rPr>
+              <w:t xml:space="preserve">62,5 ± 0,3 — altura de cúpula  ·  </w:t>
+            </w:r>
+            <w:r>
+              <w:rPr>
+                <w:rFonts w:ascii="Arial" w:cs="Arial" w:eastAsia="Arial" w:hAnsi="Arial"/>
+                <w:b/>
+                <w:bCs/>
+                <w:color w:val="C00000"/>
+                <w:sz w:val="13"/>
+                <w:szCs w:val="13"/>
+              </w:rPr>
+              <w:t xml:space="preserve">4 </w:t>
+            </w:r>
+            <w:r>
+              <w:rPr>
+                <w:rFonts w:ascii="Arial" w:cs="Arial" w:eastAsia="Arial" w:hAnsi="Arial"/>
+                <w:sz w:val="13"/>
+                <w:szCs w:val="13"/>
+              </w:rPr>
+              <w:t xml:space="preserve">562,5 ± 0,8 — altura total  ·  </w:t>
+            </w:r>
+            <w:r>
+              <w:rPr>
+                <w:rFonts w:ascii="Arial" w:cs="Arial" w:eastAsia="Arial" w:hAnsi="Arial"/>
+                <w:b/>
+                <w:bCs/>
+                <w:color w:val="C00000"/>
+                <w:sz w:val="13"/>
+                <w:szCs w:val="13"/>
+              </w:rPr>
+              <w:t xml:space="preserve">5 </w:t>
+            </w:r>
+            <w:r>
+              <w:rPr>
+                <w:rFonts w:ascii="Arial" w:cs="Arial" w:eastAsia="Arial" w:hAnsi="Arial"/>
+                <w:sz w:val="13"/>
+                <w:szCs w:val="13"/>
+              </w:rPr>
+              <w:t xml:space="preserve">16,5 ± 0,2 — pollera del fondo cóncavo  ·  </w:t>
+            </w:r>
+            <w:r>
+              <w:rPr>
+                <w:rFonts w:ascii="Arial" w:cs="Arial" w:eastAsia="Arial" w:hAnsi="Arial"/>
+                <w:b/>
+                <w:bCs/>
+                <w:color w:val="C00000"/>
+                <w:sz w:val="13"/>
+                <w:szCs w:val="13"/>
+              </w:rPr>
+              <w:t xml:space="preserve">6 </w:t>
+            </w:r>
+            <w:r>
+              <w:rPr>
+                <w:rFonts w:ascii="Arial" w:cs="Arial" w:eastAsia="Arial" w:hAnsi="Arial"/>
+                <w:sz w:val="13"/>
+                <w:szCs w:val="13"/>
+              </w:rPr>
+              <w:t xml:space="preserve">4,8 — flecha del fondo cóncavo  ·  </w:t>
+            </w:r>
+            <w:r>
+              <w:rPr>
+                <w:rFonts w:ascii="Arial" w:cs="Arial" w:eastAsia="Arial" w:hAnsi="Arial"/>
+                <w:b/>
+                <w:bCs/>
+                <w:color w:val="C00000"/>
+                <w:sz w:val="13"/>
+                <w:szCs w:val="13"/>
+              </w:rPr>
+              <w:t xml:space="preserve">7 </w:t>
+            </w:r>
+            <w:r>
+              <w:rPr>
+                <w:rFonts w:ascii="Arial" w:cs="Arial" w:eastAsia="Arial" w:hAnsi="Arial"/>
+                <w:sz w:val="13"/>
+                <w:szCs w:val="13"/>
+              </w:rPr>
+              <w:t xml:space="preserve">Ø181,5 ± 0,5 — Ø exterior  ·  </w:t>
+            </w:r>
+            <w:r>
+              <w:rPr>
+                <w:rFonts w:ascii="Arial" w:cs="Arial" w:eastAsia="Arial" w:hAnsi="Arial"/>
+                <w:b/>
+                <w:bCs/>
+                <w:color w:val="C00000"/>
+                <w:sz w:val="13"/>
+                <w:szCs w:val="13"/>
+              </w:rPr>
+              <w:t xml:space="preserve">8 </w:t>
+            </w:r>
+            <w:r>
+              <w:rPr>
+                <w:rFonts w:ascii="Arial" w:cs="Arial" w:eastAsia="Arial" w:hAnsi="Arial"/>
+                <w:sz w:val="13"/>
+                <w:szCs w:val="13"/>
+              </w:rPr>
+              <w:t xml:space="preserve">M30x1,5 — rosca del cuello  ·  </w:t>
+            </w:r>
+            <w:r>
+              <w:rPr>
+                <w:rFonts w:ascii="Arial" w:cs="Arial" w:eastAsia="Arial" w:hAnsi="Arial"/>
+                <w:b/>
+                <w:bCs/>
+                <w:color w:val="C00000"/>
+                <w:sz w:val="13"/>
+                <w:szCs w:val="13"/>
+              </w:rPr>
+              <w:t xml:space="preserve">9 </w:t>
+            </w:r>
+            <w:r>
+              <w:rPr>
+                <w:rFonts w:ascii="Arial" w:cs="Arial" w:eastAsia="Arial" w:hAnsi="Arial"/>
+                <w:sz w:val="13"/>
+                <w:szCs w:val="13"/>
+              </w:rPr>
+              <w:t xml:space="preserve">Ø35 + 0,3 — asiento de la válvula  ·  </w:t>
+            </w:r>
+            <w:r>
+              <w:rPr>
+                <w:rFonts w:ascii="Arial" w:cs="Arial" w:eastAsia="Arial" w:hAnsi="Arial"/>
+                <w:b/>
+                <w:bCs/>
+                <w:color w:val="C00000"/>
+                <w:sz w:val="13"/>
+                <w:szCs w:val="13"/>
+              </w:rPr>
+              <w:t xml:space="preserve">10 </w:t>
+            </w:r>
+            <w:r>
+              <w:rPr>
+                <w:rFonts w:ascii="Arial" w:cs="Arial" w:eastAsia="Arial" w:hAnsi="Arial"/>
+                <w:sz w:val="13"/>
+                <w:szCs w:val="13"/>
+              </w:rPr>
+              <w:t xml:space="preserve">Espesor de cúpula 1,6  ·  </w:t>
+            </w:r>
+            <w:r>
+              <w:rPr>
+                <w:rFonts w:ascii="Arial" w:cs="Arial" w:eastAsia="Arial" w:hAnsi="Arial"/>
+                <w:b/>
+                <w:bCs/>
+                <w:color w:val="C00000"/>
+                <w:sz w:val="13"/>
+                <w:szCs w:val="13"/>
+              </w:rPr>
+              <w:t xml:space="preserve">11 </w:t>
+            </w:r>
+            <w:r>
+              <w:rPr>
+                <w:rFonts w:ascii="Arial" w:cs="Arial" w:eastAsia="Arial" w:hAnsi="Arial"/>
+                <w:sz w:val="13"/>
+                <w:szCs w:val="13"/>
+              </w:rPr>
+              <w:t xml:space="preserve">Espesor de cuerpo 2  ·  </w:t>
+            </w:r>
+            <w:r>
+              <w:rPr>
+                <w:rFonts w:ascii="Arial" w:cs="Arial" w:eastAsia="Arial" w:hAnsi="Arial"/>
+                <w:b/>
+                <w:bCs/>
+                <w:color w:val="C00000"/>
+                <w:sz w:val="13"/>
+                <w:szCs w:val="13"/>
+              </w:rPr>
+              <w:t xml:space="preserve">12 </w:t>
+            </w:r>
+            <w:r>
+              <w:rPr>
+                <w:rFonts w:ascii="Arial" w:cs="Arial" w:eastAsia="Arial" w:hAnsi="Arial"/>
+                <w:sz w:val="13"/>
+                <w:szCs w:val="13"/>
+              </w:rPr>
+              <w:t xml:space="preserve">Espesor de fondo 2  ·  </w:t>
+            </w:r>
+            <w:r>
+              <w:rPr>
+                <w:rFonts w:ascii="Arial" w:cs="Arial" w:eastAsia="Arial" w:hAnsi="Arial"/>
+                <w:b/>
+                <w:bCs/>
+                <w:color w:val="C00000"/>
+                <w:sz w:val="13"/>
+                <w:szCs w:val="13"/>
+              </w:rPr>
+              <w:t xml:space="preserve">13 </w:t>
+            </w:r>
+            <w:r>
+              <w:rPr>
+                <w:rFonts w:ascii="Arial" w:cs="Arial" w:eastAsia="Arial" w:hAnsi="Arial"/>
+                <w:sz w:val="13"/>
+                <w:szCs w:val="13"/>
+              </w:rPr>
+              <w:t xml:space="preserve">Masa 5,48 kg  ·  </w:t>
+            </w:r>
+            <w:r>
+              <w:rPr>
+                <w:rFonts w:ascii="Arial" w:cs="Arial" w:eastAsia="Arial" w:hAnsi="Arial"/>
+                <w:b/>
+                <w:bCs/>
+                <w:color w:val="C00000"/>
+                <w:sz w:val="13"/>
+                <w:szCs w:val="13"/>
+              </w:rPr>
+              <w:t xml:space="preserve">14 </w:t>
+            </w:r>
+            <w:r>
+              <w:rPr>
+                <w:rFonts w:ascii="Arial" w:cs="Arial" w:eastAsia="Arial" w:hAnsi="Arial"/>
+                <w:sz w:val="13"/>
+                <w:szCs w:val="13"/>
+              </w:rPr>
+              <w:t xml:space="preserve">Volumen 12,5 dm³</w:t>
+            </w:r>
+          </w:p>
+        </w:tc>
+      </w:tr>
+      <w:tr>
+        <w:trPr>
+          <w:cantSplit/>
+        </w:trPr>
+        <w:tc>
+          <w:tcPr>
+            <w:tcW w:type="dxa" w:w="5153"/>
+            <w:tcBorders>
+              <w:top w:val="none" w:color="FFFFFF" w:sz="0"/>
+              <w:left w:val="none" w:color="FFFFFF" w:sz="0"/>
+              <w:bottom w:val="none" w:color="FFFFFF" w:sz="0"/>
+              <w:right w:val="none" w:color="FFFFFF" w:sz="0"/>
+            </w:tcBorders>
+            <w:tcMar>
+              <w:top w:type="dxa" w:w="60"/>
+              <w:left w:type="dxa" w:w="80"/>
+              <w:bottom w:type="dxa" w:w="60"/>
+              <w:right w:type="dxa" w:w="80"/>
+            </w:tcMar>
+          </w:tcPr>
+          <w:p>
+            <w:pPr>
+              <w:keepNext/>
+              <w:spacing w:after="20"/>
+            </w:pPr>
+            <w:r>
+              <w:rPr>
+                <w:rFonts w:ascii="Arial" w:cs="Arial" w:eastAsia="Arial" w:hAnsi="Arial"/>
+                <w:b/>
+                <w:bCs/>
+                <w:color w:val="1F3864"/>
+                <w:sz w:val="16"/>
+                <w:szCs w:val="16"/>
+              </w:rPr>
+              <w:t xml:space="preserve">F05 · </w:t>
+            </w:r>
+            <w:r>
+              <w:rPr>
+                <w:rFonts w:ascii="Arial" w:cs="Arial" w:eastAsia="Arial" w:hAnsi="Arial"/>
+                <w:b/>
+                <w:bCs/>
+                <w:sz w:val="16"/>
+                <w:szCs w:val="16"/>
+              </w:rPr>
+              <w:t xml:space="preserve">Plano Fadesa «Recipiente 25kg R3» (código G690)</w:t>
+            </w:r>
+          </w:p>
+          <w:p>
+            <w:pPr>
+              <w:spacing w:after="30"/>
+              <w:jc w:val="center"/>
+            </w:pPr>
+            <w:r>
+              <w:drawing>
+                <wp:inline distT="0" distB="0" distL="0" distR="0">
+                  <wp:extent cx="1971675" cy="3000375"/>
+                  <wp:effectExtent t="0" r="0" b="0" l="0"/>
+                  <wp:docPr id="5" name="F05" descr="Plano Fadesa «Recipiente 25kg R3» (código G690)" title="F05"/>
+                  <wp:cNvGraphicFramePr>
+                    <a:graphicFrameLocks xmlns:a="http://schemas.openxmlformats.org/drawingml/2006/main" noChangeAspect="1"/>
+                  </wp:cNvGraphicFramePr>
+                  <a:graphic xmlns:a="http://schemas.openxmlformats.org/drawingml/2006/main">
+                    <a:graphicData uri="http://schemas.openxmlformats.org/drawingml/2006/picture">
+                      <pic:pic xmlns:pic="http://schemas.openxmlformats.org/drawingml/2006/picture">
+                        <pic:nvPicPr>
+                          <pic:cNvPr id="0" name="" descr=""/>
+                          <pic:cNvPicPr>
+                            <a:picLocks noChangeAspect="1" noChangeArrowheads="1"/>
+                          </pic:cNvPicPr>
+                        </pic:nvPicPr>
+                        <pic:blipFill>
+                          <a:blip r:embed="rId49" cstate="none"/>
+                          <a:srcRect/>
+                          <a:stretch>
+                            <a:fillRect/>
+                          </a:stretch>
+                        </pic:blipFill>
+                        <pic:spPr bwMode="auto">
+                          <a:xfrm>
+                            <a:off x="0" y="0"/>
                             <a:ext cx="1971675" cy="3000375"/>
                           </a:xfrm>
                           <a:prstGeom prst="rect">
@@ -2910,7 +2928,7 @@
                           </pic:cNvPicPr>
                         </pic:nvPicPr>
                         <pic:blipFill>
-                          <a:blip r:embed="rId49" cstate="none"/>
+                          <a:blip r:embed="rId50" cstate="none"/>
                           <a:srcRect/>
                           <a:stretch>
                             <a:fillRect/>
@@ -3314,7 +3332,7 @@
                           </pic:cNvPicPr>
                         </pic:nvPicPr>
                         <pic:blipFill>
-                          <a:blip r:embed="rId50" cstate="none"/>
+                          <a:blip r:embed="rId51" cstate="none"/>
                           <a:srcRect/>
                           <a:stretch>
                             <a:fillRect/>
@@ -3578,345 +3596,6 @@
                   <wp:extent cx="2066925" cy="3000375"/>
                   <wp:effectExtent t="0" r="0" b="0" l="0"/>
                   <wp:docPr id="8" name="F08" descr="Plano Fadesa «Extintor_2.5kg_Valvula_HZ_R1_sin_logo» (código A101/139/151/128/135)" title="F08"/>
-                  <wp:cNvGraphicFramePr>
-                    <a:graphicFrameLocks xmlns:a="http://schemas.openxmlformats.org/drawingml/2006/main" noChangeAspect="1"/>
-                  </wp:cNvGraphicFramePr>
-                  <a:graphic xmlns:a="http://schemas.openxmlformats.org/drawingml/2006/main">
-                    <a:graphicData uri="http://schemas.openxmlformats.org/drawingml/2006/picture">
-                      <pic:pic xmlns:pic="http://schemas.openxmlformats.org/drawingml/2006/picture">
-                        <pic:nvPicPr>
-                          <pic:cNvPr id="0" name="" descr=""/>
-                          <pic:cNvPicPr>
-                            <a:picLocks noChangeAspect="1" noChangeArrowheads="1"/>
-                          </pic:cNvPicPr>
-                        </pic:nvPicPr>
-                        <pic:blipFill>
-                          <a:blip r:embed="rId51" cstate="none"/>
-                          <a:srcRect/>
-                          <a:stretch>
-                            <a:fillRect/>
-                          </a:stretch>
-                        </pic:blipFill>
-                        <pic:spPr bwMode="auto">
-                          <a:xfrm>
-                            <a:off x="0" y="0"/>
-                            <a:ext cx="2066925" cy="3000375"/>
-                          </a:xfrm>
-                          <a:prstGeom prst="rect">
-                            <a:avLst/>
-                          </a:prstGeom>
-                        </pic:spPr>
-                      </pic:pic>
-                    </a:graphicData>
-                  </a:graphic>
-                </wp:inline>
-              </w:drawing>
-            </w:r>
-          </w:p>
-          <w:p>
-            <w:pPr>
-              <w:spacing w:after="20"/>
-            </w:pPr>
-            <w:r>
-              <w:rPr>
-                <w:rFonts w:ascii="Arial" w:cs="Arial" w:eastAsia="Arial" w:hAnsi="Arial"/>
-                <w:color w:val="595959"/>
-                <w:sz w:val="13"/>
-                <w:szCs w:val="13"/>
-              </w:rPr>
-              <w:t xml:space="preserve">Página 1 (única): notas, cotas generales y piezas del despiece medidas a escala</w:t>
-            </w:r>
-          </w:p>
-          <w:p>
-            <w:pPr>
-              <w:spacing w:after="20"/>
-            </w:pPr>
-            <w:r>
-              <w:rPr>
-                <w:rFonts w:ascii="Arial" w:cs="Arial" w:eastAsia="Arial" w:hAnsi="Arial"/>
-                <w:b/>
-                <w:bCs/>
-                <w:color w:val="C00000"/>
-                <w:sz w:val="13"/>
-                <w:szCs w:val="13"/>
-              </w:rPr>
-              <w:t xml:space="preserve">1 </w:t>
-            </w:r>
-            <w:r>
-              <w:rPr>
-                <w:rFonts w:ascii="Arial" w:cs="Arial" w:eastAsia="Arial" w:hAnsi="Arial"/>
-                <w:sz w:val="13"/>
-                <w:szCs w:val="13"/>
-              </w:rPr>
-              <w:t xml:space="preserve">Masa total 4,62 kg (polvo)  ·  </w:t>
-            </w:r>
-            <w:r>
-              <w:rPr>
-                <w:rFonts w:ascii="Arial" w:cs="Arial" w:eastAsia="Arial" w:hAnsi="Arial"/>
-                <w:b/>
-                <w:bCs/>
-                <w:color w:val="C00000"/>
-                <w:sz w:val="13"/>
-                <w:szCs w:val="13"/>
-              </w:rPr>
-              <w:t xml:space="preserve">2 </w:t>
-            </w:r>
-            <w:r>
-              <w:rPr>
-                <w:rFonts w:ascii="Arial" w:cs="Arial" w:eastAsia="Arial" w:hAnsi="Arial"/>
-                <w:sz w:val="13"/>
-                <w:szCs w:val="13"/>
-              </w:rPr>
-              <w:t xml:space="preserve">Válvula HZ  ·  </w:t>
-            </w:r>
-            <w:r>
-              <w:rPr>
-                <w:rFonts w:ascii="Arial" w:cs="Arial" w:eastAsia="Arial" w:hAnsi="Arial"/>
-                <w:b/>
-                <w:bCs/>
-                <w:color w:val="C00000"/>
-                <w:sz w:val="13"/>
-                <w:szCs w:val="13"/>
-              </w:rPr>
-              <w:t xml:space="preserve">3 </w:t>
-            </w:r>
-            <w:r>
-              <w:rPr>
-                <w:rFonts w:ascii="Arial" w:cs="Arial" w:eastAsia="Arial" w:hAnsi="Arial"/>
-                <w:sz w:val="13"/>
-                <w:szCs w:val="13"/>
-              </w:rPr>
-              <w:t xml:space="preserve">Válvula F192 (esc. 1:3): igual a la del 5 y 10 kg  ·  </w:t>
-            </w:r>
-            <w:r>
-              <w:rPr>
-                <w:rFonts w:ascii="Arial" w:cs="Arial" w:eastAsia="Arial" w:hAnsi="Arial"/>
-                <w:b/>
-                <w:bCs/>
-                <w:color w:val="C00000"/>
-                <w:sz w:val="13"/>
-                <w:szCs w:val="13"/>
-              </w:rPr>
-              <w:t xml:space="preserve">4 </w:t>
-            </w:r>
-            <w:r>
-              <w:rPr>
-                <w:rFonts w:ascii="Arial" w:cs="Arial" w:eastAsia="Arial" w:hAnsi="Arial"/>
-                <w:sz w:val="13"/>
-                <w:szCs w:val="13"/>
-              </w:rPr>
-              <w:t xml:space="preserve">Racor: tuerca Ø18,8 × 5,9, casquillo Ø16,9 × 13,5, rosca Ø13,1 × 8,9  ·  </w:t>
-            </w:r>
-            <w:r>
-              <w:rPr>
-                <w:rFonts w:ascii="Arial" w:cs="Arial" w:eastAsia="Arial" w:hAnsi="Arial"/>
-                <w:b/>
-                <w:bCs/>
-                <w:color w:val="C00000"/>
-                <w:sz w:val="13"/>
-                <w:szCs w:val="13"/>
-              </w:rPr>
-              <w:t xml:space="preserve">5 </w:t>
-            </w:r>
-            <w:r>
-              <w:rPr>
-                <w:rFonts w:ascii="Arial" w:cs="Arial" w:eastAsia="Arial" w:hAnsi="Arial"/>
-                <w:sz w:val="13"/>
-                <w:szCs w:val="13"/>
-              </w:rPr>
-              <w:t xml:space="preserve">Manómetro F645: Ø36 (35,7)  ·  </w:t>
-            </w:r>
-            <w:r>
-              <w:rPr>
-                <w:rFonts w:ascii="Arial" w:cs="Arial" w:eastAsia="Arial" w:hAnsi="Arial"/>
-                <w:b/>
-                <w:bCs/>
-                <w:color w:val="C00000"/>
-                <w:sz w:val="13"/>
-                <w:szCs w:val="13"/>
-              </w:rPr>
-              <w:t xml:space="preserve">6 </w:t>
-            </w:r>
-            <w:r>
-              <w:rPr>
-                <w:rFonts w:ascii="Arial" w:cs="Arial" w:eastAsia="Arial" w:hAnsi="Arial"/>
-                <w:sz w:val="13"/>
-                <w:szCs w:val="13"/>
-              </w:rPr>
-              <w:t xml:space="preserve">O-ring F646: Ø32,8 × 3,6  ·  </w:t>
-            </w:r>
-            <w:r>
-              <w:rPr>
-                <w:rFonts w:ascii="Arial" w:cs="Arial" w:eastAsia="Arial" w:hAnsi="Arial"/>
-                <w:b/>
-                <w:bCs/>
-                <w:color w:val="C00000"/>
-                <w:sz w:val="13"/>
-                <w:szCs w:val="13"/>
-              </w:rPr>
-              <w:t xml:space="preserve">7 </w:t>
-            </w:r>
-            <w:r>
-              <w:rPr>
-                <w:rFonts w:ascii="Arial" w:cs="Arial" w:eastAsia="Arial" w:hAnsi="Arial"/>
-                <w:sz w:val="13"/>
-                <w:szCs w:val="13"/>
-              </w:rPr>
-              <w:t xml:space="preserve">Vástago F916: Ø6 × 30,6, asiento Ø14  ·  </w:t>
-            </w:r>
-            <w:r>
-              <w:rPr>
-                <w:rFonts w:ascii="Arial" w:cs="Arial" w:eastAsia="Arial" w:hAnsi="Arial"/>
-                <w:b/>
-                <w:bCs/>
-                <w:color w:val="C00000"/>
-                <w:sz w:val="13"/>
-                <w:szCs w:val="13"/>
-              </w:rPr>
-              <w:t xml:space="preserve">8 </w:t>
-            </w:r>
-            <w:r>
-              <w:rPr>
-                <w:rFonts w:ascii="Arial" w:cs="Arial" w:eastAsia="Arial" w:hAnsi="Arial"/>
-                <w:sz w:val="13"/>
-                <w:szCs w:val="13"/>
-              </w:rPr>
-              <w:t xml:space="preserve">Resorte F653: Ø17,3 × 28,8  ·  </w:t>
-            </w:r>
-            <w:r>
-              <w:rPr>
-                <w:rFonts w:ascii="Arial" w:cs="Arial" w:eastAsia="Arial" w:hAnsi="Arial"/>
-                <w:b/>
-                <w:bCs/>
-                <w:color w:val="C00000"/>
-                <w:sz w:val="13"/>
-                <w:szCs w:val="13"/>
-              </w:rPr>
-              <w:t xml:space="preserve">9 </w:t>
-            </w:r>
-            <w:r>
-              <w:rPr>
-                <w:rFonts w:ascii="Arial" w:cs="Arial" w:eastAsia="Arial" w:hAnsi="Arial"/>
-                <w:sz w:val="13"/>
-                <w:szCs w:val="13"/>
-              </w:rPr>
-              <w:t xml:space="preserve">Caño de pesca F682: cabeza Ø21,3  ·  </w:t>
-            </w:r>
-            <w:r>
-              <w:rPr>
-                <w:rFonts w:ascii="Arial" w:cs="Arial" w:eastAsia="Arial" w:hAnsi="Arial"/>
-                <w:b/>
-                <w:bCs/>
-                <w:color w:val="C00000"/>
-                <w:sz w:val="13"/>
-                <w:szCs w:val="13"/>
-              </w:rPr>
-              <w:t xml:space="preserve">10 </w:t>
-            </w:r>
-            <w:r>
-              <w:rPr>
-                <w:rFonts w:ascii="Arial" w:cs="Arial" w:eastAsia="Arial" w:hAnsi="Arial"/>
-                <w:sz w:val="13"/>
-                <w:szCs w:val="13"/>
-              </w:rPr>
-              <w:t xml:space="preserve">Manguera: Ø17,4  ·  </w:t>
-            </w:r>
-            <w:r>
-              <w:rPr>
-                <w:rFonts w:ascii="Arial" w:cs="Arial" w:eastAsia="Arial" w:hAnsi="Arial"/>
-                <w:b/>
-                <w:bCs/>
-                <w:color w:val="C00000"/>
-                <w:sz w:val="13"/>
-                <w:szCs w:val="13"/>
-              </w:rPr>
-              <w:t xml:space="preserve">11 </w:t>
-            </w:r>
-            <w:r>
-              <w:rPr>
-                <w:rFonts w:ascii="Arial" w:cs="Arial" w:eastAsia="Arial" w:hAnsi="Arial"/>
-                <w:sz w:val="13"/>
-                <w:szCs w:val="13"/>
-              </w:rPr>
-              <w:t xml:space="preserve">Portatobera Ø18,8 × 13,4 + tobera Ø19,9 × 60,1</w:t>
-            </w:r>
-          </w:p>
-          <w:p>
-            <w:pPr>
-              <w:spacing w:after="60"/>
-            </w:pPr>
-            <w:r>
-              <w:rPr>
-                <w:rFonts w:ascii="Arial" w:cs="Arial" w:eastAsia="Arial" w:hAnsi="Arial"/>
-                <w:i/>
-                <w:iCs/>
-                <w:color w:val="404040"/>
-                <w:sz w:val="13"/>
-                <w:szCs w:val="13"/>
-              </w:rPr>
-              <w:t xml:space="preserve">Nota: Piezas medidas sobre el dibujo vectorial a la escala del rótulo (verificada con el Ø del recipiente acotado en su plano de recipiente). Precisión ≈ ±0,5 mm.</w:t>
-            </w:r>
-          </w:p>
-        </w:tc>
-      </w:tr>
-      <w:tr>
-        <w:trPr>
-          <w:cantSplit/>
-        </w:trPr>
-        <w:tc>
-          <w:tcPr>
-            <w:tcW w:type="dxa" w:w="5153"/>
-            <w:tcBorders>
-              <w:top w:val="none" w:color="FFFFFF" w:sz="0"/>
-              <w:left w:val="none" w:color="FFFFFF" w:sz="0"/>
-              <w:bottom w:val="none" w:color="FFFFFF" w:sz="0"/>
-              <w:right w:val="none" w:color="FFFFFF" w:sz="0"/>
-            </w:tcBorders>
-            <w:tcMar>
-              <w:top w:type="dxa" w:w="60"/>
-              <w:left w:type="dxa" w:w="80"/>
-              <w:bottom w:type="dxa" w:w="60"/>
-              <w:right w:type="dxa" w:w="80"/>
-            </w:tcMar>
-          </w:tcPr>
-          <w:p>
-            <w:pPr>
-              <w:keepNext/>
-              <w:spacing w:after="20"/>
-            </w:pPr>
-            <w:r>
-              <w:rPr>
-                <w:rFonts w:ascii="Arial" w:cs="Arial" w:eastAsia="Arial" w:hAnsi="Arial"/>
-                <w:b/>
-                <w:bCs/>
-                <w:color w:val="1F3864"/>
-                <w:sz w:val="16"/>
-                <w:szCs w:val="16"/>
-              </w:rPr>
-              <w:t xml:space="preserve">F09 · </w:t>
-            </w:r>
-            <w:r>
-              <w:rPr>
-                <w:rFonts w:ascii="Arial" w:cs="Arial" w:eastAsia="Arial" w:hAnsi="Arial"/>
-                <w:b/>
-                <w:bCs/>
-                <w:sz w:val="16"/>
-                <w:szCs w:val="16"/>
-              </w:rPr>
-              <w:t xml:space="preserve">Plano Fadesa «Extintor_5kg_Valvula_HZ_R1_sin_logo» (código A102/116/140/163/152/111/129/136)</w:t>
-            </w:r>
-          </w:p>
-          <w:p>
-            <w:pPr>
-              <w:spacing w:after="30"/>
-              <w:jc w:val="center"/>
-            </w:pPr>
-            <w:r>
-              <w:drawing>
-                <wp:inline distT="0" distB="0" distL="0" distR="0">
-                  <wp:extent cx="1981200" cy="3000375"/>
-                  <wp:effectExtent t="0" r="0" b="0" l="0"/>
-                  <wp:docPr id="9" name="F09" descr="Plano Fadesa «Extintor_5kg_Valvula_HZ_R1_sin_logo» (código A102/116/140/163/152/111/129/136)" title="F09"/>
                   <wp:cNvGraphicFramePr>
                     <a:graphicFrameLocks xmlns:a="http://schemas.openxmlformats.org/drawingml/2006/main" noChangeAspect="1"/>
                   </wp:cNvGraphicFramePr>
@@ -3939,7 +3618,7 @@
                         <pic:spPr bwMode="auto">
                           <a:xfrm>
                             <a:off x="0" y="0"/>
-                            <a:ext cx="1981200" cy="3000375"/>
+                            <a:ext cx="2066925" cy="3000375"/>
                           </a:xfrm>
                           <a:prstGeom prst="rect">
                             <a:avLst/>
@@ -3987,7 +3666,7 @@
                 <w:sz w:val="13"/>
                 <w:szCs w:val="13"/>
               </w:rPr>
-              <w:t xml:space="preserve">Masa total 8,4 kg (polvo)  ·  </w:t>
+              <w:t xml:space="preserve">Masa total 4,62 kg (polvo)  ·  </w:t>
             </w:r>
             <w:r>
               <w:rPr>
@@ -4025,7 +3704,7 @@
                 <w:sz w:val="13"/>
                 <w:szCs w:val="13"/>
               </w:rPr>
-              <w:t xml:space="preserve">Válvula F192 (esc. 1:4): palanca 127 de largo, 41,5 de alto sobre el cuerpo; cuerpo 38 × 12,8 + horquilla 32,2; espiga M30 Ø29,8 × 10,8; cuello Ø27,2 × 4,1; manija fija 50 + 36  ·  </w:t>
+              <w:t xml:space="preserve">Válvula F192 (esc. 1:3): igual a la del 5 y 10 kg  ·  </w:t>
             </w:r>
             <w:r>
               <w:rPr>
@@ -4082,7 +3761,7 @@
                 <w:sz w:val="13"/>
                 <w:szCs w:val="13"/>
               </w:rPr>
-              <w:t xml:space="preserve">O-ring F646: Ø32,7 × 3,6  ·  </w:t>
+              <w:t xml:space="preserve">O-ring F646: Ø32,8 × 3,6  ·  </w:t>
             </w:r>
             <w:r>
               <w:rPr>
@@ -4101,7 +3780,7 @@
                 <w:sz w:val="13"/>
                 <w:szCs w:val="13"/>
               </w:rPr>
-              <w:t xml:space="preserve">Vástago F916: Ø6 × 30,8, asiento Ø14  ·  </w:t>
+              <w:t xml:space="preserve">Vástago F916: Ø6 × 30,6, asiento Ø14  ·  </w:t>
             </w:r>
             <w:r>
               <w:rPr>
@@ -4177,7 +3856,7 @@
                 <w:sz w:val="13"/>
                 <w:szCs w:val="13"/>
               </w:rPr>
-              <w:t xml:space="preserve">Portatobera Ø19 × 13,3 + tobera Ø19,9 × 60</w:t>
+              <w:t xml:space="preserve">Portatobera Ø18,8 × 13,4 + tobera Ø19,9 × 60,1</w:t>
             </w:r>
           </w:p>
           <w:p>
@@ -4193,10 +3872,15 @@
                 <w:sz w:val="13"/>
                 <w:szCs w:val="13"/>
               </w:rPr>
-              <w:t xml:space="preserve">Nota: Piezas medidas sobre el dibujo vectorial a la escala del rótulo (verificada con el Ø del recipiente acotado en su plano de recipiente). Precisión ≈ ±0,5 mm. Esta válvula F192 es la que se usa también en los manuales revendidos (BC, HCFC, agua, AFFF, Sales K, clase D, CO₂ como referencia).</w:t>
-            </w:r>
-          </w:p>
-        </w:tc>
+              <w:t xml:space="preserve">Nota: Piezas medidas sobre el dibujo vectorial a la escala del rótulo (verificada con el Ø del recipiente acotado en su plano de recipiente). Precisión ≈ ±0,5 mm.</w:t>
+            </w:r>
+          </w:p>
+        </w:tc>
+      </w:tr>
+      <w:tr>
+        <w:trPr>
+          <w:cantSplit/>
+        </w:trPr>
         <w:tc>
           <w:tcPr>
             <w:tcW w:type="dxa" w:w="5153"/>
@@ -4227,7 +3911,7 @@
                 <w:sz w:val="16"/>
                 <w:szCs w:val="16"/>
               </w:rPr>
-              <w:t xml:space="preserve">F10 · </w:t>
+              <w:t xml:space="preserve">F09 · </w:t>
             </w:r>
             <w:r>
               <w:rPr>
@@ -4237,7 +3921,7 @@
                 <w:sz w:val="16"/>
                 <w:szCs w:val="16"/>
               </w:rPr>
-              <w:t xml:space="preserve">Plano Fadesa «Extintor_10kg_HZ_R1_sin_logo» (código A103/141/164/153/112/130/137)</w:t>
+              <w:t xml:space="preserve">Plano Fadesa «Extintor_5kg_Valvula_HZ_R1_sin_logo» (código A102/116/140/163/152/111/129/136)</w:t>
             </w:r>
           </w:p>
           <w:p>
@@ -4248,9 +3932,9 @@
             <w:r>
               <w:drawing>
                 <wp:inline distT="0" distB="0" distL="0" distR="0">
-                  <wp:extent cx="1847850" cy="3000375"/>
+                  <wp:extent cx="1981200" cy="3000375"/>
                   <wp:effectExtent t="0" r="0" b="0" l="0"/>
-                  <wp:docPr id="10" name="F10" descr="Plano Fadesa «Extintor_10kg_HZ_R1_sin_logo» (código A103/141/164/153/112/130/137)" title="F10"/>
+                  <wp:docPr id="9" name="F09" descr="Plano Fadesa «Extintor_5kg_Valvula_HZ_R1_sin_logo» (código A102/116/140/163/152/111/129/136)" title="F09"/>
                   <wp:cNvGraphicFramePr>
                     <a:graphicFrameLocks xmlns:a="http://schemas.openxmlformats.org/drawingml/2006/main" noChangeAspect="1"/>
                   </wp:cNvGraphicFramePr>
@@ -4273,7 +3957,7 @@
                         <pic:spPr bwMode="auto">
                           <a:xfrm>
                             <a:off x="0" y="0"/>
-                            <a:ext cx="1847850" cy="3000375"/>
+                            <a:ext cx="1981200" cy="3000375"/>
                           </a:xfrm>
                           <a:prstGeom prst="rect">
                             <a:avLst/>
@@ -4321,7 +4005,7 @@
                 <w:sz w:val="13"/>
                 <w:szCs w:val="13"/>
               </w:rPr>
-              <w:t xml:space="preserve">Masa total 16,4 kg (polvo)  ·  </w:t>
+              <w:t xml:space="preserve">Masa total 8,4 kg (polvo)  ·  </w:t>
             </w:r>
             <w:r>
               <w:rPr>
@@ -4359,7 +4043,7 @@
                 <w:sz w:val="13"/>
                 <w:szCs w:val="13"/>
               </w:rPr>
-              <w:t xml:space="preserve">Válvula F192 (esc. 1:4): 127 × 41,5; espiga M30 Ø29,8 × 10,8  ·  </w:t>
+              <w:t xml:space="preserve">Válvula F192 (esc. 1:4): palanca 127 de largo, 41,5 de alto sobre el cuerpo; cuerpo 38 × 12,8 + horquilla 32,2; espiga M30 Ø29,8 × 10,8; cuello Ø27,2 × 4,1; manija fija 50 + 36  ·  </w:t>
             </w:r>
             <w:r>
               <w:rPr>
@@ -4378,7 +4062,7 @@
                 <w:sz w:val="13"/>
                 <w:szCs w:val="13"/>
               </w:rPr>
-              <w:t xml:space="preserve">Racor: tuerca Ø18,8, casquillo Ø16,9, rosca Ø13,1  ·  </w:t>
+              <w:t xml:space="preserve">Racor: tuerca Ø18,8 × 5,9, casquillo Ø16,9 × 13,5, rosca Ø13,1 × 8,9  ·  </w:t>
             </w:r>
             <w:r>
               <w:rPr>
@@ -4397,7 +4081,7 @@
                 <w:sz w:val="13"/>
                 <w:szCs w:val="13"/>
               </w:rPr>
-              <w:t xml:space="preserve">Manómetro F645: Ø36 (35,7) × 31,5 con vástago  ·  </w:t>
+              <w:t xml:space="preserve">Manómetro F645: Ø36 (35,7)  ·  </w:t>
             </w:r>
             <w:r>
               <w:rPr>
@@ -4435,7 +4119,7 @@
                 <w:sz w:val="13"/>
                 <w:szCs w:val="13"/>
               </w:rPr>
-              <w:t xml:space="preserve">Vástago F916: Ø6 × 30,6, asiento Ø14 × 14  ·  </w:t>
+              <w:t xml:space="preserve">Vástago F916: Ø6 × 30,8, asiento Ø14  ·  </w:t>
             </w:r>
             <w:r>
               <w:rPr>
@@ -4473,7 +4157,7 @@
                 <w:sz w:val="13"/>
                 <w:szCs w:val="13"/>
               </w:rPr>
-              <w:t xml:space="preserve">Caño de pesca F682: cabeza Ø21,3 × 14,4  ·  </w:t>
+              <w:t xml:space="preserve">Caño de pesca F682: cabeza Ø21,3  ·  </w:t>
             </w:r>
             <w:r>
               <w:rPr>
@@ -4492,7 +4176,7 @@
                 <w:sz w:val="13"/>
                 <w:szCs w:val="13"/>
               </w:rPr>
-              <w:t xml:space="preserve">Manguera: Ø17,4 (líneas a 12,1 pt)  ·  </w:t>
+              <w:t xml:space="preserve">Manguera: Ø17,4  ·  </w:t>
             </w:r>
             <w:r>
               <w:rPr>
@@ -4511,26 +4195,7 @@
                 <w:sz w:val="13"/>
                 <w:szCs w:val="13"/>
               </w:rPr>
-              <w:t xml:space="preserve">Portatobera Ø18,8 × 13,4 + tobera Ø19,9 × 60,1  ·  </w:t>
-            </w:r>
-            <w:r>
-              <w:rPr>
-                <w:rFonts w:ascii="Arial" w:cs="Arial" w:eastAsia="Arial" w:hAnsi="Arial"/>
-                <w:b/>
-                <w:bCs/>
-                <w:color w:val="C00000"/>
-                <w:sz w:val="13"/>
-                <w:szCs w:val="13"/>
-              </w:rPr>
-              <w:t xml:space="preserve">12 </w:t>
-            </w:r>
-            <w:r>
-              <w:rPr>
-                <w:rFonts w:ascii="Arial" w:cs="Arial" w:eastAsia="Arial" w:hAnsi="Arial"/>
-                <w:sz w:val="13"/>
-                <w:szCs w:val="13"/>
-              </w:rPr>
-              <w:t xml:space="preserve">Suncho portamanguera F674: banda 14,4, sobresale 28,8</w:t>
+              <w:t xml:space="preserve">Portatobera Ø19 × 13,3 + tobera Ø19,9 × 60</w:t>
             </w:r>
           </w:p>
           <w:p>
@@ -4546,15 +4211,10 @@
                 <w:sz w:val="13"/>
                 <w:szCs w:val="13"/>
               </w:rPr>
-              <w:t xml:space="preserve">Nota: Piezas medidas sobre el dibujo vectorial a la escala del rótulo (verificada con el Ø del recipiente acotado en su plano de recipiente). Precisión ≈ ±0,5 mm.</w:t>
-            </w:r>
-          </w:p>
-        </w:tc>
-      </w:tr>
-      <w:tr>
-        <w:trPr>
-          <w:cantSplit/>
-        </w:trPr>
+              <w:t xml:space="preserve">Nota: Piezas medidas sobre el dibujo vectorial a la escala del rótulo (verificada con el Ø del recipiente acotado en su plano de recipiente). Precisión ≈ ±0,5 mm. Esta válvula F192 es la que se usa también en los manuales revendidos (BC, HCFC, agua, AFFF, Sales K, clase D, CO₂ como referencia).</w:t>
+            </w:r>
+          </w:p>
+        </w:tc>
         <w:tc>
           <w:tcPr>
             <w:tcW w:type="dxa" w:w="5153"/>
@@ -4585,7 +4245,7 @@
                 <w:sz w:val="16"/>
                 <w:szCs w:val="16"/>
               </w:rPr>
-              <w:t xml:space="preserve">F11 · </w:t>
+              <w:t xml:space="preserve">F10 · </w:t>
             </w:r>
             <w:r>
               <w:rPr>
@@ -4595,7 +4255,7 @@
                 <w:sz w:val="16"/>
                 <w:szCs w:val="16"/>
               </w:rPr>
-              <w:t xml:space="preserve">Plano Fadesa «Extintor rodante 25kg R1» (código B202/204/217/225/229/235)</w:t>
+              <w:t xml:space="preserve">Plano Fadesa «Extintor_10kg_HZ_R1_sin_logo» (código A103/141/164/153/112/130/137)</w:t>
             </w:r>
           </w:p>
           <w:p>
@@ -4606,9 +4266,9 @@
             <w:r>
               <w:drawing>
                 <wp:inline distT="0" distB="0" distL="0" distR="0">
-                  <wp:extent cx="2447925" cy="3000375"/>
+                  <wp:extent cx="1847850" cy="3000375"/>
                   <wp:effectExtent t="0" r="0" b="0" l="0"/>
-                  <wp:docPr id="11" name="F11" descr="Plano Fadesa «Extintor rodante 25kg R1» (código B202/204/217/225/229/235)" title="F11"/>
+                  <wp:docPr id="10" name="F10" descr="Plano Fadesa «Extintor_10kg_HZ_R1_sin_logo» (código A103/141/164/153/112/130/137)" title="F10"/>
                   <wp:cNvGraphicFramePr>
                     <a:graphicFrameLocks xmlns:a="http://schemas.openxmlformats.org/drawingml/2006/main" noChangeAspect="1"/>
                   </wp:cNvGraphicFramePr>
@@ -4631,7 +4291,7 @@
                         <pic:spPr bwMode="auto">
                           <a:xfrm>
                             <a:off x="0" y="0"/>
-                            <a:ext cx="2447925" cy="3000375"/>
+                            <a:ext cx="1847850" cy="3000375"/>
                           </a:xfrm>
                           <a:prstGeom prst="rect">
                             <a:avLst/>
@@ -4679,7 +4339,7 @@
                 <w:sz w:val="13"/>
                 <w:szCs w:val="13"/>
               </w:rPr>
-              <w:t xml:space="preserve">Masa total 53,2 kg — referencia de masa (calibración de llanta y sunchos)  ·  </w:t>
+              <w:t xml:space="preserve">Masa total 16,4 kg (polvo)  ·  </w:t>
             </w:r>
             <w:r>
               <w:rPr>
@@ -4698,7 +4358,7 @@
                 <w:sz w:val="13"/>
                 <w:szCs w:val="13"/>
               </w:rPr>
-              <w:t xml:space="preserve">1140 — altura total (coincide con el catálogo)  ·  </w:t>
+              <w:t xml:space="preserve">Válvula HZ  ·  </w:t>
             </w:r>
             <w:r>
               <w:rPr>
@@ -4717,7 +4377,7 @@
                 <w:sz w:val="13"/>
                 <w:szCs w:val="13"/>
               </w:rPr>
-              <w:t xml:space="preserve">Ø300 — rueda (coincide con el catálogo)  ·  </w:t>
+              <w:t xml:space="preserve">Válvula F192 (esc. 1:4): 127 × 41,5; espiga M30 Ø29,8 × 10,8  ·  </w:t>
             </w:r>
             <w:r>
               <w:rPr>
@@ -4736,7 +4396,7 @@
                 <w:sz w:val="13"/>
                 <w:szCs w:val="13"/>
               </w:rPr>
-              <w:t xml:space="preserve">Válvula F192 (esc. 1:6): la misma de los manuales (cuello M30)  ·  </w:t>
+              <w:t xml:space="preserve">Racor: tuerca Ø18,8, casquillo Ø16,9, rosca Ø13,1  ·  </w:t>
             </w:r>
             <w:r>
               <w:rPr>
@@ -4755,7 +4415,7 @@
                 <w:sz w:val="13"/>
                 <w:szCs w:val="13"/>
               </w:rPr>
-              <w:t xml:space="preserve">Manómetro F645 + cubremanómetro G711: Ø47  ·  </w:t>
+              <w:t xml:space="preserve">Manómetro F645: Ø36 (35,7) × 31,5 con vástago  ·  </w:t>
             </w:r>
             <w:r>
               <w:rPr>
@@ -4774,7 +4434,7 @@
                 <w:sz w:val="13"/>
                 <w:szCs w:val="13"/>
               </w:rPr>
-              <w:t xml:space="preserve">O-ring F646: Ø32,8  ·  </w:t>
+              <w:t xml:space="preserve">O-ring F646: Ø32,7 × 3,6  ·  </w:t>
             </w:r>
             <w:r>
               <w:rPr>
@@ -4793,7 +4453,7 @@
                 <w:sz w:val="13"/>
                 <w:szCs w:val="13"/>
               </w:rPr>
-              <w:t xml:space="preserve">Vástago F916: Ø6 × 30,6  ·  </w:t>
+              <w:t xml:space="preserve">Vástago F916: Ø6 × 30,6, asiento Ø14 × 14  ·  </w:t>
             </w:r>
             <w:r>
               <w:rPr>
@@ -4812,7 +4472,7 @@
                 <w:sz w:val="13"/>
                 <w:szCs w:val="13"/>
               </w:rPr>
-              <w:t xml:space="preserve">Resorte F653: Ø17,5 × 29  ·  </w:t>
+              <w:t xml:space="preserve">Resorte F653: Ø17,3 × 28,8  ·  </w:t>
             </w:r>
             <w:r>
               <w:rPr>
@@ -4831,7 +4491,64 @@
                 <w:sz w:val="13"/>
                 <w:szCs w:val="13"/>
               </w:rPr>
-              <w:t xml:space="preserve">Caño de pesca F226: cabeza Ø21,3</w:t>
+              <w:t xml:space="preserve">Caño de pesca F682: cabeza Ø21,3 × 14,4  ·  </w:t>
+            </w:r>
+            <w:r>
+              <w:rPr>
+                <w:rFonts w:ascii="Arial" w:cs="Arial" w:eastAsia="Arial" w:hAnsi="Arial"/>
+                <w:b/>
+                <w:bCs/>
+                <w:color w:val="C00000"/>
+                <w:sz w:val="13"/>
+                <w:szCs w:val="13"/>
+              </w:rPr>
+              <w:t xml:space="preserve">10 </w:t>
+            </w:r>
+            <w:r>
+              <w:rPr>
+                <w:rFonts w:ascii="Arial" w:cs="Arial" w:eastAsia="Arial" w:hAnsi="Arial"/>
+                <w:sz w:val="13"/>
+                <w:szCs w:val="13"/>
+              </w:rPr>
+              <w:t xml:space="preserve">Manguera: Ø17,4 (líneas a 12,1 pt)  ·  </w:t>
+            </w:r>
+            <w:r>
+              <w:rPr>
+                <w:rFonts w:ascii="Arial" w:cs="Arial" w:eastAsia="Arial" w:hAnsi="Arial"/>
+                <w:b/>
+                <w:bCs/>
+                <w:color w:val="C00000"/>
+                <w:sz w:val="13"/>
+                <w:szCs w:val="13"/>
+              </w:rPr>
+              <w:t xml:space="preserve">11 </w:t>
+            </w:r>
+            <w:r>
+              <w:rPr>
+                <w:rFonts w:ascii="Arial" w:cs="Arial" w:eastAsia="Arial" w:hAnsi="Arial"/>
+                <w:sz w:val="13"/>
+                <w:szCs w:val="13"/>
+              </w:rPr>
+              <w:t xml:space="preserve">Portatobera Ø18,8 × 13,4 + tobera Ø19,9 × 60,1  ·  </w:t>
+            </w:r>
+            <w:r>
+              <w:rPr>
+                <w:rFonts w:ascii="Arial" w:cs="Arial" w:eastAsia="Arial" w:hAnsi="Arial"/>
+                <w:b/>
+                <w:bCs/>
+                <w:color w:val="C00000"/>
+                <w:sz w:val="13"/>
+                <w:szCs w:val="13"/>
+              </w:rPr>
+              <w:t xml:space="preserve">12 </w:t>
+            </w:r>
+            <w:r>
+              <w:rPr>
+                <w:rFonts w:ascii="Arial" w:cs="Arial" w:eastAsia="Arial" w:hAnsi="Arial"/>
+                <w:sz w:val="13"/>
+                <w:szCs w:val="13"/>
+              </w:rPr>
+              <w:t xml:space="preserve">Suncho portamanguera F674: banda 14,4, sobresale 28,8</w:t>
             </w:r>
           </w:p>
           <w:p>
@@ -4851,6 +4568,11 @@
             </w:r>
           </w:p>
         </w:tc>
+      </w:tr>
+      <w:tr>
+        <w:trPr>
+          <w:cantSplit/>
+        </w:trPr>
         <w:tc>
           <w:tcPr>
             <w:tcW w:type="dxa" w:w="5153"/>
@@ -4881,7 +4603,7 @@
                 <w:sz w:val="16"/>
                 <w:szCs w:val="16"/>
               </w:rPr>
-              <w:t xml:space="preserve">F12 · </w:t>
+              <w:t xml:space="preserve">F11 · </w:t>
             </w:r>
             <w:r>
               <w:rPr>
@@ -4891,7 +4613,7 @@
                 <w:sz w:val="16"/>
                 <w:szCs w:val="16"/>
               </w:rPr>
-              <w:t xml:space="preserve">Plano Fadesa «Extintor rodante 50kg R1» (código B206/216/222/230/232/236/247)</w:t>
+              <w:t xml:space="preserve">Plano Fadesa «Extintor rodante 25kg R1» (código B202/204/217/225/229/235)</w:t>
             </w:r>
           </w:p>
           <w:p>
@@ -4902,9 +4624,9 @@
             <w:r>
               <w:drawing>
                 <wp:inline distT="0" distB="0" distL="0" distR="0">
-                  <wp:extent cx="2505075" cy="3000375"/>
+                  <wp:extent cx="2447925" cy="3000375"/>
                   <wp:effectExtent t="0" r="0" b="0" l="0"/>
-                  <wp:docPr id="12" name="F12" descr="Plano Fadesa «Extintor rodante 50kg R1» (código B206/216/222/230/232/236/247)" title="F12"/>
+                  <wp:docPr id="11" name="F11" descr="Plano Fadesa «Extintor rodante 25kg R1» (código B202/204/217/225/229/235)" title="F11"/>
                   <wp:cNvGraphicFramePr>
                     <a:graphicFrameLocks xmlns:a="http://schemas.openxmlformats.org/drawingml/2006/main" noChangeAspect="1"/>
                   </wp:cNvGraphicFramePr>
@@ -4927,6 +4649,302 @@
                         <pic:spPr bwMode="auto">
                           <a:xfrm>
                             <a:off x="0" y="0"/>
+                            <a:ext cx="2447925" cy="3000375"/>
+                          </a:xfrm>
+                          <a:prstGeom prst="rect">
+                            <a:avLst/>
+                          </a:prstGeom>
+                        </pic:spPr>
+                      </pic:pic>
+                    </a:graphicData>
+                  </a:graphic>
+                </wp:inline>
+              </w:drawing>
+            </w:r>
+          </w:p>
+          <w:p>
+            <w:pPr>
+              <w:spacing w:after="20"/>
+            </w:pPr>
+            <w:r>
+              <w:rPr>
+                <w:rFonts w:ascii="Arial" w:cs="Arial" w:eastAsia="Arial" w:hAnsi="Arial"/>
+                <w:color w:val="595959"/>
+                <w:sz w:val="13"/>
+                <w:szCs w:val="13"/>
+              </w:rPr>
+              <w:t xml:space="preserve">Página 1 (única): notas, cotas generales y piezas del despiece medidas a escala</w:t>
+            </w:r>
+          </w:p>
+          <w:p>
+            <w:pPr>
+              <w:spacing w:after="20"/>
+            </w:pPr>
+            <w:r>
+              <w:rPr>
+                <w:rFonts w:ascii="Arial" w:cs="Arial" w:eastAsia="Arial" w:hAnsi="Arial"/>
+                <w:b/>
+                <w:bCs/>
+                <w:color w:val="C00000"/>
+                <w:sz w:val="13"/>
+                <w:szCs w:val="13"/>
+              </w:rPr>
+              <w:t xml:space="preserve">1 </w:t>
+            </w:r>
+            <w:r>
+              <w:rPr>
+                <w:rFonts w:ascii="Arial" w:cs="Arial" w:eastAsia="Arial" w:hAnsi="Arial"/>
+                <w:sz w:val="13"/>
+                <w:szCs w:val="13"/>
+              </w:rPr>
+              <w:t xml:space="preserve">Masa total 53,2 kg — referencia de masa (calibración de llanta y sunchos)  ·  </w:t>
+            </w:r>
+            <w:r>
+              <w:rPr>
+                <w:rFonts w:ascii="Arial" w:cs="Arial" w:eastAsia="Arial" w:hAnsi="Arial"/>
+                <w:b/>
+                <w:bCs/>
+                <w:color w:val="C00000"/>
+                <w:sz w:val="13"/>
+                <w:szCs w:val="13"/>
+              </w:rPr>
+              <w:t xml:space="preserve">2 </w:t>
+            </w:r>
+            <w:r>
+              <w:rPr>
+                <w:rFonts w:ascii="Arial" w:cs="Arial" w:eastAsia="Arial" w:hAnsi="Arial"/>
+                <w:sz w:val="13"/>
+                <w:szCs w:val="13"/>
+              </w:rPr>
+              <w:t xml:space="preserve">1140 — altura total (coincide con el catálogo)  ·  </w:t>
+            </w:r>
+            <w:r>
+              <w:rPr>
+                <w:rFonts w:ascii="Arial" w:cs="Arial" w:eastAsia="Arial" w:hAnsi="Arial"/>
+                <w:b/>
+                <w:bCs/>
+                <w:color w:val="C00000"/>
+                <w:sz w:val="13"/>
+                <w:szCs w:val="13"/>
+              </w:rPr>
+              <w:t xml:space="preserve">3 </w:t>
+            </w:r>
+            <w:r>
+              <w:rPr>
+                <w:rFonts w:ascii="Arial" w:cs="Arial" w:eastAsia="Arial" w:hAnsi="Arial"/>
+                <w:sz w:val="13"/>
+                <w:szCs w:val="13"/>
+              </w:rPr>
+              <w:t xml:space="preserve">Ø300 — rueda (coincide con el catálogo)  ·  </w:t>
+            </w:r>
+            <w:r>
+              <w:rPr>
+                <w:rFonts w:ascii="Arial" w:cs="Arial" w:eastAsia="Arial" w:hAnsi="Arial"/>
+                <w:b/>
+                <w:bCs/>
+                <w:color w:val="C00000"/>
+                <w:sz w:val="13"/>
+                <w:szCs w:val="13"/>
+              </w:rPr>
+              <w:t xml:space="preserve">4 </w:t>
+            </w:r>
+            <w:r>
+              <w:rPr>
+                <w:rFonts w:ascii="Arial" w:cs="Arial" w:eastAsia="Arial" w:hAnsi="Arial"/>
+                <w:sz w:val="13"/>
+                <w:szCs w:val="13"/>
+              </w:rPr>
+              <w:t xml:space="preserve">Válvula F192 (esc. 1:6): la misma de los manuales (cuello M30)  ·  </w:t>
+            </w:r>
+            <w:r>
+              <w:rPr>
+                <w:rFonts w:ascii="Arial" w:cs="Arial" w:eastAsia="Arial" w:hAnsi="Arial"/>
+                <w:b/>
+                <w:bCs/>
+                <w:color w:val="C00000"/>
+                <w:sz w:val="13"/>
+                <w:szCs w:val="13"/>
+              </w:rPr>
+              <w:t xml:space="preserve">5 </w:t>
+            </w:r>
+            <w:r>
+              <w:rPr>
+                <w:rFonts w:ascii="Arial" w:cs="Arial" w:eastAsia="Arial" w:hAnsi="Arial"/>
+                <w:sz w:val="13"/>
+                <w:szCs w:val="13"/>
+              </w:rPr>
+              <w:t xml:space="preserve">Manómetro F645 + cubremanómetro G711: Ø47  ·  </w:t>
+            </w:r>
+            <w:r>
+              <w:rPr>
+                <w:rFonts w:ascii="Arial" w:cs="Arial" w:eastAsia="Arial" w:hAnsi="Arial"/>
+                <w:b/>
+                <w:bCs/>
+                <w:color w:val="C00000"/>
+                <w:sz w:val="13"/>
+                <w:szCs w:val="13"/>
+              </w:rPr>
+              <w:t xml:space="preserve">6 </w:t>
+            </w:r>
+            <w:r>
+              <w:rPr>
+                <w:rFonts w:ascii="Arial" w:cs="Arial" w:eastAsia="Arial" w:hAnsi="Arial"/>
+                <w:sz w:val="13"/>
+                <w:szCs w:val="13"/>
+              </w:rPr>
+              <w:t xml:space="preserve">O-ring F646: Ø32,8  ·  </w:t>
+            </w:r>
+            <w:r>
+              <w:rPr>
+                <w:rFonts w:ascii="Arial" w:cs="Arial" w:eastAsia="Arial" w:hAnsi="Arial"/>
+                <w:b/>
+                <w:bCs/>
+                <w:color w:val="C00000"/>
+                <w:sz w:val="13"/>
+                <w:szCs w:val="13"/>
+              </w:rPr>
+              <w:t xml:space="preserve">7 </w:t>
+            </w:r>
+            <w:r>
+              <w:rPr>
+                <w:rFonts w:ascii="Arial" w:cs="Arial" w:eastAsia="Arial" w:hAnsi="Arial"/>
+                <w:sz w:val="13"/>
+                <w:szCs w:val="13"/>
+              </w:rPr>
+              <w:t xml:space="preserve">Vástago F916: Ø6 × 30,6  ·  </w:t>
+            </w:r>
+            <w:r>
+              <w:rPr>
+                <w:rFonts w:ascii="Arial" w:cs="Arial" w:eastAsia="Arial" w:hAnsi="Arial"/>
+                <w:b/>
+                <w:bCs/>
+                <w:color w:val="C00000"/>
+                <w:sz w:val="13"/>
+                <w:szCs w:val="13"/>
+              </w:rPr>
+              <w:t xml:space="preserve">8 </w:t>
+            </w:r>
+            <w:r>
+              <w:rPr>
+                <w:rFonts w:ascii="Arial" w:cs="Arial" w:eastAsia="Arial" w:hAnsi="Arial"/>
+                <w:sz w:val="13"/>
+                <w:szCs w:val="13"/>
+              </w:rPr>
+              <w:t xml:space="preserve">Resorte F653: Ø17,5 × 29  ·  </w:t>
+            </w:r>
+            <w:r>
+              <w:rPr>
+                <w:rFonts w:ascii="Arial" w:cs="Arial" w:eastAsia="Arial" w:hAnsi="Arial"/>
+                <w:b/>
+                <w:bCs/>
+                <w:color w:val="C00000"/>
+                <w:sz w:val="13"/>
+                <w:szCs w:val="13"/>
+              </w:rPr>
+              <w:t xml:space="preserve">9 </w:t>
+            </w:r>
+            <w:r>
+              <w:rPr>
+                <w:rFonts w:ascii="Arial" w:cs="Arial" w:eastAsia="Arial" w:hAnsi="Arial"/>
+                <w:sz w:val="13"/>
+                <w:szCs w:val="13"/>
+              </w:rPr>
+              <w:t xml:space="preserve">Caño de pesca F226: cabeza Ø21,3</w:t>
+            </w:r>
+          </w:p>
+          <w:p>
+            <w:pPr>
+              <w:spacing w:after="60"/>
+            </w:pPr>
+            <w:r>
+              <w:rPr>
+                <w:rFonts w:ascii="Arial" w:cs="Arial" w:eastAsia="Arial" w:hAnsi="Arial"/>
+                <w:i/>
+                <w:iCs/>
+                <w:color w:val="404040"/>
+                <w:sz w:val="13"/>
+                <w:szCs w:val="13"/>
+              </w:rPr>
+              <w:t xml:space="preserve">Nota: Piezas medidas sobre el dibujo vectorial a la escala del rótulo (verificada con el Ø del recipiente acotado en su plano de recipiente). Precisión ≈ ±0,5 mm.</w:t>
+            </w:r>
+          </w:p>
+        </w:tc>
+        <w:tc>
+          <w:tcPr>
+            <w:tcW w:type="dxa" w:w="5153"/>
+            <w:tcBorders>
+              <w:top w:val="none" w:color="FFFFFF" w:sz="0"/>
+              <w:left w:val="none" w:color="FFFFFF" w:sz="0"/>
+              <w:bottom w:val="none" w:color="FFFFFF" w:sz="0"/>
+              <w:right w:val="none" w:color="FFFFFF" w:sz="0"/>
+            </w:tcBorders>
+            <w:tcMar>
+              <w:top w:type="dxa" w:w="60"/>
+              <w:left w:type="dxa" w:w="80"/>
+              <w:bottom w:type="dxa" w:w="60"/>
+              <w:right w:type="dxa" w:w="80"/>
+            </w:tcMar>
+          </w:tcPr>
+          <w:p>
+            <w:pPr>
+              <w:keepNext/>
+              <w:spacing w:after="20"/>
+            </w:pPr>
+            <w:r>
+              <w:rPr>
+                <w:rFonts w:ascii="Arial" w:cs="Arial" w:eastAsia="Arial" w:hAnsi="Arial"/>
+                <w:b/>
+                <w:bCs/>
+                <w:color w:val="1F3864"/>
+                <w:sz w:val="16"/>
+                <w:szCs w:val="16"/>
+              </w:rPr>
+              <w:t xml:space="preserve">F12 · </w:t>
+            </w:r>
+            <w:r>
+              <w:rPr>
+                <w:rFonts w:ascii="Arial" w:cs="Arial" w:eastAsia="Arial" w:hAnsi="Arial"/>
+                <w:b/>
+                <w:bCs/>
+                <w:sz w:val="16"/>
+                <w:szCs w:val="16"/>
+              </w:rPr>
+              <w:t xml:space="preserve">Plano Fadesa «Extintor rodante 50kg R1» (código B206/216/222/230/232/236/247)</w:t>
+            </w:r>
+          </w:p>
+          <w:p>
+            <w:pPr>
+              <w:spacing w:after="30"/>
+              <w:jc w:val="center"/>
+            </w:pPr>
+            <w:r>
+              <w:drawing>
+                <wp:inline distT="0" distB="0" distL="0" distR="0">
+                  <wp:extent cx="2505075" cy="3000375"/>
+                  <wp:effectExtent t="0" r="0" b="0" l="0"/>
+                  <wp:docPr id="12" name="F12" descr="Plano Fadesa «Extintor rodante 50kg R1» (código B206/216/222/230/232/236/247)" title="F12"/>
+                  <wp:cNvGraphicFramePr>
+                    <a:graphicFrameLocks xmlns:a="http://schemas.openxmlformats.org/drawingml/2006/main" noChangeAspect="1"/>
+                  </wp:cNvGraphicFramePr>
+                  <a:graphic xmlns:a="http://schemas.openxmlformats.org/drawingml/2006/main">
+                    <a:graphicData uri="http://schemas.openxmlformats.org/drawingml/2006/picture">
+                      <pic:pic xmlns:pic="http://schemas.openxmlformats.org/drawingml/2006/picture">
+                        <pic:nvPicPr>
+                          <pic:cNvPr id="0" name="" descr=""/>
+                          <pic:cNvPicPr>
+                            <a:picLocks noChangeAspect="1" noChangeArrowheads="1"/>
+                          </pic:cNvPicPr>
+                        </pic:nvPicPr>
+                        <pic:blipFill>
+                          <a:blip r:embed="rId56" cstate="none"/>
+                          <a:srcRect/>
+                          <a:stretch>
+                            <a:fillRect/>
+                          </a:stretch>
+                        </pic:blipFill>
+                        <pic:spPr bwMode="auto">
+                          <a:xfrm>
+                            <a:off x="0" y="0"/>
                             <a:ext cx="2505075" cy="3000375"/>
                           </a:xfrm>
                           <a:prstGeom prst="rect">
@@ -5162,7 +5180,7 @@
                           </pic:cNvPicPr>
                         </pic:nvPicPr>
                         <pic:blipFill>
-                          <a:blip r:embed="rId56" cstate="none"/>
+                          <a:blip r:embed="rId57" cstate="none"/>
                           <a:srcRect/>
                           <a:stretch>
                             <a:fillRect/>
@@ -5451,267 +5469,6 @@
                           </pic:cNvPicPr>
                         </pic:nvPicPr>
                         <pic:blipFill>
-                          <a:blip r:embed="rId57" cstate="none"/>
-                          <a:srcRect/>
-                          <a:stretch>
-                            <a:fillRect/>
-                          </a:stretch>
-                        </pic:blipFill>
-                        <pic:spPr bwMode="auto">
-                          <a:xfrm>
-                            <a:off x="0" y="0"/>
-                            <a:ext cx="3143250" cy="1743075"/>
-                          </a:xfrm>
-                          <a:prstGeom prst="rect">
-                            <a:avLst/>
-                          </a:prstGeom>
-                        </pic:spPr>
-                      </pic:pic>
-                    </a:graphicData>
-                  </a:graphic>
-                </wp:inline>
-              </w:drawing>
-            </w:r>
-          </w:p>
-          <w:p>
-            <w:pPr>
-              <w:spacing w:after="20"/>
-            </w:pPr>
-            <w:r>
-              <w:rPr>
-                <w:rFonts w:ascii="Arial" w:cs="Arial" w:eastAsia="Arial" w:hAnsi="Arial"/>
-                <w:color w:val="595959"/>
-                <w:sz w:val="13"/>
-                <w:szCs w:val="13"/>
-              </w:rPr>
-              <w:t xml:space="preserve">Página 4, tabla Especificaciones</w:t>
-            </w:r>
-          </w:p>
-          <w:p>
-            <w:pPr>
-              <w:spacing w:after="60"/>
-            </w:pPr>
-            <w:r>
-              <w:rPr>
-                <w:rFonts w:ascii="Arial" w:cs="Arial" w:eastAsia="Arial" w:hAnsi="Arial"/>
-                <w:b/>
-                <w:bCs/>
-                <w:color w:val="C00000"/>
-                <w:sz w:val="13"/>
-                <w:szCs w:val="13"/>
-              </w:rPr>
-              <w:t xml:space="preserve">1 </w:t>
-            </w:r>
-            <w:r>
-              <w:rPr>
-                <w:rFonts w:ascii="Arial" w:cs="Arial" w:eastAsia="Arial" w:hAnsi="Arial"/>
-                <w:sz w:val="13"/>
-                <w:szCs w:val="13"/>
-              </w:rPr>
-              <w:t xml:space="preserve">1 kg Ø3: peso cargado, altura, ancho, profundidad  ·  </w:t>
-            </w:r>
-            <w:r>
-              <w:rPr>
-                <w:rFonts w:ascii="Arial" w:cs="Arial" w:eastAsia="Arial" w:hAnsi="Arial"/>
-                <w:b/>
-                <w:bCs/>
-                <w:color w:val="C00000"/>
-                <w:sz w:val="13"/>
-                <w:szCs w:val="13"/>
-              </w:rPr>
-              <w:t xml:space="preserve">2 </w:t>
-            </w:r>
-            <w:r>
-              <w:rPr>
-                <w:rFonts w:ascii="Arial" w:cs="Arial" w:eastAsia="Arial" w:hAnsi="Arial"/>
-                <w:sz w:val="13"/>
-                <w:szCs w:val="13"/>
-              </w:rPr>
-              <w:t xml:space="preserve">1 kg Ø3: presión de servicio y de ensayo (MPa)  ·  </w:t>
-            </w:r>
-            <w:r>
-              <w:rPr>
-                <w:rFonts w:ascii="Arial" w:cs="Arial" w:eastAsia="Arial" w:hAnsi="Arial"/>
-                <w:b/>
-                <w:bCs/>
-                <w:color w:val="C00000"/>
-                <w:sz w:val="13"/>
-                <w:szCs w:val="13"/>
-              </w:rPr>
-              <w:t xml:space="preserve">3 </w:t>
-            </w:r>
-            <w:r>
-              <w:rPr>
-                <w:rFonts w:ascii="Arial" w:cs="Arial" w:eastAsia="Arial" w:hAnsi="Arial"/>
-                <w:sz w:val="13"/>
-                <w:szCs w:val="13"/>
-              </w:rPr>
-              <w:t xml:space="preserve">2,5 kg: peso cargado, altura, ancho, profundidad  ·  </w:t>
-            </w:r>
-            <w:r>
-              <w:rPr>
-                <w:rFonts w:ascii="Arial" w:cs="Arial" w:eastAsia="Arial" w:hAnsi="Arial"/>
-                <w:b/>
-                <w:bCs/>
-                <w:color w:val="C00000"/>
-                <w:sz w:val="13"/>
-                <w:szCs w:val="13"/>
-              </w:rPr>
-              <w:t xml:space="preserve">4 </w:t>
-            </w:r>
-            <w:r>
-              <w:rPr>
-                <w:rFonts w:ascii="Arial" w:cs="Arial" w:eastAsia="Arial" w:hAnsi="Arial"/>
-                <w:sz w:val="13"/>
-                <w:szCs w:val="13"/>
-              </w:rPr>
-              <w:t xml:space="preserve">2,5 kg: presión de servicio y de ensayo (MPa)  ·  </w:t>
-            </w:r>
-            <w:r>
-              <w:rPr>
-                <w:rFonts w:ascii="Arial" w:cs="Arial" w:eastAsia="Arial" w:hAnsi="Arial"/>
-                <w:b/>
-                <w:bCs/>
-                <w:color w:val="C00000"/>
-                <w:sz w:val="13"/>
-                <w:szCs w:val="13"/>
-              </w:rPr>
-              <w:t xml:space="preserve">5 </w:t>
-            </w:r>
-            <w:r>
-              <w:rPr>
-                <w:rFonts w:ascii="Arial" w:cs="Arial" w:eastAsia="Arial" w:hAnsi="Arial"/>
-                <w:sz w:val="13"/>
-                <w:szCs w:val="13"/>
-              </w:rPr>
-              <w:t xml:space="preserve">5 kg: peso cargado, altura, ancho, profundidad  ·  </w:t>
-            </w:r>
-            <w:r>
-              <w:rPr>
-                <w:rFonts w:ascii="Arial" w:cs="Arial" w:eastAsia="Arial" w:hAnsi="Arial"/>
-                <w:b/>
-                <w:bCs/>
-                <w:color w:val="C00000"/>
-                <w:sz w:val="13"/>
-                <w:szCs w:val="13"/>
-              </w:rPr>
-              <w:t xml:space="preserve">6 </w:t>
-            </w:r>
-            <w:r>
-              <w:rPr>
-                <w:rFonts w:ascii="Arial" w:cs="Arial" w:eastAsia="Arial" w:hAnsi="Arial"/>
-                <w:sz w:val="13"/>
-                <w:szCs w:val="13"/>
-              </w:rPr>
-              <w:t xml:space="preserve">5 kg: presión de servicio y de ensayo (MPa)  ·  </w:t>
-            </w:r>
-            <w:r>
-              <w:rPr>
-                <w:rFonts w:ascii="Arial" w:cs="Arial" w:eastAsia="Arial" w:hAnsi="Arial"/>
-                <w:b/>
-                <w:bCs/>
-                <w:color w:val="C00000"/>
-                <w:sz w:val="13"/>
-                <w:szCs w:val="13"/>
-              </w:rPr>
-              <w:t xml:space="preserve">7 </w:t>
-            </w:r>
-            <w:r>
-              <w:rPr>
-                <w:rFonts w:ascii="Arial" w:cs="Arial" w:eastAsia="Arial" w:hAnsi="Arial"/>
-                <w:sz w:val="13"/>
-                <w:szCs w:val="13"/>
-              </w:rPr>
-              <w:t xml:space="preserve">10 kg: peso cargado, altura, ancho, profundidad  ·  </w:t>
-            </w:r>
-            <w:r>
-              <w:rPr>
-                <w:rFonts w:ascii="Arial" w:cs="Arial" w:eastAsia="Arial" w:hAnsi="Arial"/>
-                <w:b/>
-                <w:bCs/>
-                <w:color w:val="C00000"/>
-                <w:sz w:val="13"/>
-                <w:szCs w:val="13"/>
-              </w:rPr>
-              <w:t xml:space="preserve">8 </w:t>
-            </w:r>
-            <w:r>
-              <w:rPr>
-                <w:rFonts w:ascii="Arial" w:cs="Arial" w:eastAsia="Arial" w:hAnsi="Arial"/>
-                <w:sz w:val="13"/>
-                <w:szCs w:val="13"/>
-              </w:rPr>
-              <w:t xml:space="preserve">10 kg: presión de servicio y de ensayo (MPa)</w:t>
-            </w:r>
-          </w:p>
-        </w:tc>
-        <w:tc>
-          <w:tcPr>
-            <w:tcW w:type="dxa" w:w="5153"/>
-            <w:tcBorders>
-              <w:top w:val="none" w:color="FFFFFF" w:sz="0"/>
-              <w:left w:val="none" w:color="FFFFFF" w:sz="0"/>
-              <w:bottom w:val="none" w:color="FFFFFF" w:sz="0"/>
-              <w:right w:val="none" w:color="FFFFFF" w:sz="0"/>
-            </w:tcBorders>
-            <w:tcMar>
-              <w:top w:type="dxa" w:w="60"/>
-              <w:left w:type="dxa" w:w="80"/>
-              <w:bottom w:type="dxa" w:w="60"/>
-              <w:right w:type="dxa" w:w="80"/>
-            </w:tcMar>
-          </w:tcPr>
-          <w:p>
-            <w:pPr>
-              <w:keepNext/>
-              <w:spacing w:after="20"/>
-            </w:pPr>
-            <w:r>
-              <w:rPr>
-                <w:rFonts w:ascii="Arial" w:cs="Arial" w:eastAsia="Arial" w:hAnsi="Arial"/>
-                <w:b/>
-                <w:bCs/>
-                <w:color w:val="1F3864"/>
-                <w:sz w:val="16"/>
-                <w:szCs w:val="16"/>
-              </w:rPr>
-              <w:t xml:space="preserve">F15 · </w:t>
-            </w:r>
-            <w:r>
-              <w:rPr>
-                <w:rFonts w:ascii="Arial" w:cs="Arial" w:eastAsia="Arial" w:hAnsi="Arial"/>
-                <w:b/>
-                <w:bCs/>
-                <w:sz w:val="16"/>
-                <w:szCs w:val="16"/>
-              </w:rPr>
-              <w:t xml:space="preserve">Catálogo Fadesa 3, pág. 5: tabla «Especificaciones»</w:t>
-            </w:r>
-          </w:p>
-          <w:p>
-            <w:pPr>
-              <w:spacing w:after="30"/>
-              <w:jc w:val="center"/>
-            </w:pPr>
-            <w:r>
-              <w:drawing>
-                <wp:inline distT="0" distB="0" distL="0" distR="0">
-                  <wp:extent cx="3143250" cy="1743075"/>
-                  <wp:effectExtent t="0" r="0" b="0" l="0"/>
-                  <wp:docPr id="15" name="F15" descr="Catálogo Fadesa 3, pág. 5: tabla «Especificaciones»" title="F15"/>
-                  <wp:cNvGraphicFramePr>
-                    <a:graphicFrameLocks xmlns:a="http://schemas.openxmlformats.org/drawingml/2006/main" noChangeAspect="1"/>
-                  </wp:cNvGraphicFramePr>
-                  <a:graphic xmlns:a="http://schemas.openxmlformats.org/drawingml/2006/main">
-                    <a:graphicData uri="http://schemas.openxmlformats.org/drawingml/2006/picture">
-                      <pic:pic xmlns:pic="http://schemas.openxmlformats.org/drawingml/2006/picture">
-                        <pic:nvPicPr>
-                          <pic:cNvPr id="0" name="" descr=""/>
-                          <pic:cNvPicPr>
-                            <a:picLocks noChangeAspect="1" noChangeArrowheads="1"/>
-                          </pic:cNvPicPr>
-                        </pic:nvPicPr>
-                        <pic:blipFill>
                           <a:blip r:embed="rId58" cstate="none"/>
                           <a:srcRect/>
                           <a:stretch>
@@ -5745,7 +5502,7 @@
                 <w:sz w:val="13"/>
                 <w:szCs w:val="13"/>
               </w:rPr>
-              <w:t xml:space="preserve">Página 5, tabla Especificaciones</w:t>
+              <w:t xml:space="preserve">Página 4, tabla Especificaciones</w:t>
             </w:r>
           </w:p>
           <w:p>
@@ -5769,7 +5526,7 @@
                 <w:sz w:val="13"/>
                 <w:szCs w:val="13"/>
               </w:rPr>
-              <w:t xml:space="preserve">25 kg: peso cargado, altura, ancho, profundidad, Ø rueda, manga  ·  </w:t>
+              <w:t xml:space="preserve">1 kg Ø3: peso cargado, altura, ancho, profundidad  ·  </w:t>
             </w:r>
             <w:r>
               <w:rPr>
@@ -5788,7 +5545,7 @@
                 <w:sz w:val="13"/>
                 <w:szCs w:val="13"/>
               </w:rPr>
-              <w:t xml:space="preserve">25 kg: presión de servicio y de ensayo (MPa)  ·  </w:t>
+              <w:t xml:space="preserve">1 kg Ø3: presión de servicio y de ensayo (MPa)  ·  </w:t>
             </w:r>
             <w:r>
               <w:rPr>
@@ -5807,7 +5564,7 @@
                 <w:sz w:val="13"/>
                 <w:szCs w:val="13"/>
               </w:rPr>
-              <w:t xml:space="preserve">50 kg: peso cargado, altura, ancho, profundidad, Ø rueda, manga  ·  </w:t>
+              <w:t xml:space="preserve">2,5 kg: peso cargado, altura, ancho, profundidad  ·  </w:t>
             </w:r>
             <w:r>
               <w:rPr>
@@ -5826,7 +5583,7 @@
                 <w:sz w:val="13"/>
                 <w:szCs w:val="13"/>
               </w:rPr>
-              <w:t xml:space="preserve">50 kg: presión de servicio y de ensayo (MPa)  ·  </w:t>
+              <w:t xml:space="preserve">2,5 kg: presión de servicio y de ensayo (MPa)  ·  </w:t>
             </w:r>
             <w:r>
               <w:rPr>
@@ -5845,7 +5602,7 @@
                 <w:sz w:val="13"/>
                 <w:szCs w:val="13"/>
               </w:rPr>
-              <w:t xml:space="preserve">70 kg: peso cargado, altura, ancho, profundidad, Ø rueda, manga  ·  </w:t>
+              <w:t xml:space="preserve">5 kg: peso cargado, altura, ancho, profundidad  ·  </w:t>
             </w:r>
             <w:r>
               <w:rPr>
@@ -5864,7 +5621,7 @@
                 <w:sz w:val="13"/>
                 <w:szCs w:val="13"/>
               </w:rPr>
-              <w:t xml:space="preserve">70 kg: presión de servicio y de ensayo (MPa)  ·  </w:t>
+              <w:t xml:space="preserve">5 kg: presión de servicio y de ensayo (MPa)  ·  </w:t>
             </w:r>
             <w:r>
               <w:rPr>
@@ -5883,7 +5640,7 @@
                 <w:sz w:val="13"/>
                 <w:szCs w:val="13"/>
               </w:rPr>
-              <w:t xml:space="preserve">100 kg: peso cargado, altura, ancho, profundidad, Ø rueda, manga  ·  </w:t>
+              <w:t xml:space="preserve">10 kg: peso cargado, altura, ancho, profundidad  ·  </w:t>
             </w:r>
             <w:r>
               <w:rPr>
@@ -5902,15 +5659,10 @@
                 <w:sz w:val="13"/>
                 <w:szCs w:val="13"/>
               </w:rPr>
-              <w:t xml:space="preserve">100 kg: presión de servicio y de ensayo (MPa)</w:t>
-            </w:r>
-          </w:p>
-        </w:tc>
-      </w:tr>
-      <w:tr>
-        <w:trPr>
-          <w:cantSplit/>
-        </w:trPr>
+              <w:t xml:space="preserve">10 kg: presión de servicio y de ensayo (MPa)</w:t>
+            </w:r>
+          </w:p>
+        </w:tc>
         <w:tc>
           <w:tcPr>
             <w:tcW w:type="dxa" w:w="5153"/>
@@ -5941,7 +5693,7 @@
                 <w:sz w:val="16"/>
                 <w:szCs w:val="16"/>
               </w:rPr>
-              <w:t xml:space="preserve">F16 · </w:t>
+              <w:t xml:space="preserve">F15 · </w:t>
             </w:r>
             <w:r>
               <w:rPr>
@@ -5951,7 +5703,7 @@
                 <w:sz w:val="16"/>
                 <w:szCs w:val="16"/>
               </w:rPr>
-              <w:t xml:space="preserve">Catálogo Fadesa 3, pág. 6: tabla «Especificaciones»</w:t>
+              <w:t xml:space="preserve">Catálogo Fadesa 3, pág. 5: tabla «Especificaciones»</w:t>
             </w:r>
           </w:p>
           <w:p>
@@ -5964,7 +5716,7 @@
                 <wp:inline distT="0" distB="0" distL="0" distR="0">
                   <wp:extent cx="3143250" cy="1743075"/>
                   <wp:effectExtent t="0" r="0" b="0" l="0"/>
-                  <wp:docPr id="16" name="F16" descr="Catálogo Fadesa 3, pág. 6: tabla «Especificaciones»" title="F16"/>
+                  <wp:docPr id="15" name="F15" descr="Catálogo Fadesa 3, pág. 5: tabla «Especificaciones»" title="F15"/>
                   <wp:cNvGraphicFramePr>
                     <a:graphicFrameLocks xmlns:a="http://schemas.openxmlformats.org/drawingml/2006/main" noChangeAspect="1"/>
                   </wp:cNvGraphicFramePr>
@@ -6011,7 +5763,7 @@
                 <w:sz w:val="13"/>
                 <w:szCs w:val="13"/>
               </w:rPr>
-              <w:t xml:space="preserve">Página 6, tabla Especificaciones</w:t>
+              <w:t xml:space="preserve">Página 5, tabla Especificaciones</w:t>
             </w:r>
           </w:p>
           <w:p>
@@ -6035,7 +5787,7 @@
                 <w:sz w:val="13"/>
                 <w:szCs w:val="13"/>
               </w:rPr>
-              <w:t xml:space="preserve">BC 5 kg: peso cargado, altura, ancho, profundidad  ·  </w:t>
+              <w:t xml:space="preserve">25 kg: peso cargado, altura, ancho, profundidad, Ø rueda, manga  ·  </w:t>
             </w:r>
             <w:r>
               <w:rPr>
@@ -6054,10 +5806,129 @@
                 <w:sz w:val="13"/>
                 <w:szCs w:val="13"/>
               </w:rPr>
-              <w:t xml:space="preserve">BC 5 kg: presión de servicio y de ensayo (MPa)</w:t>
-            </w:r>
-          </w:p>
-        </w:tc>
+              <w:t xml:space="preserve">25 kg: presión de servicio y de ensayo (MPa)  ·  </w:t>
+            </w:r>
+            <w:r>
+              <w:rPr>
+                <w:rFonts w:ascii="Arial" w:cs="Arial" w:eastAsia="Arial" w:hAnsi="Arial"/>
+                <w:b/>
+                <w:bCs/>
+                <w:color w:val="C00000"/>
+                <w:sz w:val="13"/>
+                <w:szCs w:val="13"/>
+              </w:rPr>
+              <w:t xml:space="preserve">3 </w:t>
+            </w:r>
+            <w:r>
+              <w:rPr>
+                <w:rFonts w:ascii="Arial" w:cs="Arial" w:eastAsia="Arial" w:hAnsi="Arial"/>
+                <w:sz w:val="13"/>
+                <w:szCs w:val="13"/>
+              </w:rPr>
+              <w:t xml:space="preserve">50 kg: peso cargado, altura, ancho, profundidad, Ø rueda, manga  ·  </w:t>
+            </w:r>
+            <w:r>
+              <w:rPr>
+                <w:rFonts w:ascii="Arial" w:cs="Arial" w:eastAsia="Arial" w:hAnsi="Arial"/>
+                <w:b/>
+                <w:bCs/>
+                <w:color w:val="C00000"/>
+                <w:sz w:val="13"/>
+                <w:szCs w:val="13"/>
+              </w:rPr>
+              <w:t xml:space="preserve">4 </w:t>
+            </w:r>
+            <w:r>
+              <w:rPr>
+                <w:rFonts w:ascii="Arial" w:cs="Arial" w:eastAsia="Arial" w:hAnsi="Arial"/>
+                <w:sz w:val="13"/>
+                <w:szCs w:val="13"/>
+              </w:rPr>
+              <w:t xml:space="preserve">50 kg: presión de servicio y de ensayo (MPa)  ·  </w:t>
+            </w:r>
+            <w:r>
+              <w:rPr>
+                <w:rFonts w:ascii="Arial" w:cs="Arial" w:eastAsia="Arial" w:hAnsi="Arial"/>
+                <w:b/>
+                <w:bCs/>
+                <w:color w:val="C00000"/>
+                <w:sz w:val="13"/>
+                <w:szCs w:val="13"/>
+              </w:rPr>
+              <w:t xml:space="preserve">5 </w:t>
+            </w:r>
+            <w:r>
+              <w:rPr>
+                <w:rFonts w:ascii="Arial" w:cs="Arial" w:eastAsia="Arial" w:hAnsi="Arial"/>
+                <w:sz w:val="13"/>
+                <w:szCs w:val="13"/>
+              </w:rPr>
+              <w:t xml:space="preserve">70 kg: peso cargado, altura, ancho, profundidad, Ø rueda, manga  ·  </w:t>
+            </w:r>
+            <w:r>
+              <w:rPr>
+                <w:rFonts w:ascii="Arial" w:cs="Arial" w:eastAsia="Arial" w:hAnsi="Arial"/>
+                <w:b/>
+                <w:bCs/>
+                <w:color w:val="C00000"/>
+                <w:sz w:val="13"/>
+                <w:szCs w:val="13"/>
+              </w:rPr>
+              <w:t xml:space="preserve">6 </w:t>
+            </w:r>
+            <w:r>
+              <w:rPr>
+                <w:rFonts w:ascii="Arial" w:cs="Arial" w:eastAsia="Arial" w:hAnsi="Arial"/>
+                <w:sz w:val="13"/>
+                <w:szCs w:val="13"/>
+              </w:rPr>
+              <w:t xml:space="preserve">70 kg: presión de servicio y de ensayo (MPa)  ·  </w:t>
+            </w:r>
+            <w:r>
+              <w:rPr>
+                <w:rFonts w:ascii="Arial" w:cs="Arial" w:eastAsia="Arial" w:hAnsi="Arial"/>
+                <w:b/>
+                <w:bCs/>
+                <w:color w:val="C00000"/>
+                <w:sz w:val="13"/>
+                <w:szCs w:val="13"/>
+              </w:rPr>
+              <w:t xml:space="preserve">7 </w:t>
+            </w:r>
+            <w:r>
+              <w:rPr>
+                <w:rFonts w:ascii="Arial" w:cs="Arial" w:eastAsia="Arial" w:hAnsi="Arial"/>
+                <w:sz w:val="13"/>
+                <w:szCs w:val="13"/>
+              </w:rPr>
+              <w:t xml:space="preserve">100 kg: peso cargado, altura, ancho, profundidad, Ø rueda, manga  ·  </w:t>
+            </w:r>
+            <w:r>
+              <w:rPr>
+                <w:rFonts w:ascii="Arial" w:cs="Arial" w:eastAsia="Arial" w:hAnsi="Arial"/>
+                <w:b/>
+                <w:bCs/>
+                <w:color w:val="C00000"/>
+                <w:sz w:val="13"/>
+                <w:szCs w:val="13"/>
+              </w:rPr>
+              <w:t xml:space="preserve">8 </w:t>
+            </w:r>
+            <w:r>
+              <w:rPr>
+                <w:rFonts w:ascii="Arial" w:cs="Arial" w:eastAsia="Arial" w:hAnsi="Arial"/>
+                <w:sz w:val="13"/>
+                <w:szCs w:val="13"/>
+              </w:rPr>
+              <w:t xml:space="preserve">100 kg: presión de servicio y de ensayo (MPa)</w:t>
+            </w:r>
+          </w:p>
+        </w:tc>
+      </w:tr>
+      <w:tr>
+        <w:trPr>
+          <w:cantSplit/>
+        </w:trPr>
         <w:tc>
           <w:tcPr>
             <w:tcW w:type="dxa" w:w="5153"/>
@@ -6088,7 +5959,7 @@
                 <w:sz w:val="16"/>
                 <w:szCs w:val="16"/>
               </w:rPr>
-              <w:t xml:space="preserve">F17 · </w:t>
+              <w:t xml:space="preserve">F16 · </w:t>
             </w:r>
             <w:r>
               <w:rPr>
@@ -6098,7 +5969,7 @@
                 <w:sz w:val="16"/>
                 <w:szCs w:val="16"/>
               </w:rPr>
-              <w:t xml:space="preserve">Catálogo Fadesa 3, pág. 8: tabla «Especificaciones»</w:t>
+              <w:t xml:space="preserve">Catálogo Fadesa 3, pág. 6: tabla «Especificaciones»</w:t>
             </w:r>
           </w:p>
           <w:p>
@@ -6111,7 +5982,7 @@
                 <wp:inline distT="0" distB="0" distL="0" distR="0">
                   <wp:extent cx="3143250" cy="1743075"/>
                   <wp:effectExtent t="0" r="0" b="0" l="0"/>
-                  <wp:docPr id="17" name="F17" descr="Catálogo Fadesa 3, pág. 8: tabla «Especificaciones»" title="F17"/>
+                  <wp:docPr id="16" name="F16" descr="Catálogo Fadesa 3, pág. 6: tabla «Especificaciones»" title="F16"/>
                   <wp:cNvGraphicFramePr>
                     <a:graphicFrameLocks xmlns:a="http://schemas.openxmlformats.org/drawingml/2006/main" noChangeAspect="1"/>
                   </wp:cNvGraphicFramePr>
@@ -6158,12 +6029,12 @@
                 <w:sz w:val="13"/>
                 <w:szCs w:val="13"/>
               </w:rPr>
-              <w:t xml:space="preserve">Página 8, tabla Especificaciones</w:t>
-            </w:r>
-          </w:p>
-          <w:p>
-            <w:pPr>
-              <w:spacing w:after="20"/>
+              <w:t xml:space="preserve">Página 6, tabla Especificaciones</w:t>
+            </w:r>
+          </w:p>
+          <w:p>
+            <w:pPr>
+              <w:spacing w:after="60"/>
             </w:pPr>
             <w:r>
               <w:rPr>
@@ -6182,7 +6053,7 @@
                 <w:sz w:val="13"/>
                 <w:szCs w:val="13"/>
               </w:rPr>
-              <w:t xml:space="preserve">Agua 10 dm³: peso cargado, altura, ancho, profundidad  ·  </w:t>
+              <w:t xml:space="preserve">BC 5 kg: peso cargado, altura, ancho, profundidad  ·  </w:t>
             </w:r>
             <w:r>
               <w:rPr>
@@ -6201,31 +6072,10 @@
                 <w:sz w:val="13"/>
                 <w:szCs w:val="13"/>
               </w:rPr>
-              <w:t xml:space="preserve">Agua 10 dm³: presión de servicio y de ensayo (MPa)</w:t>
-            </w:r>
-          </w:p>
-          <w:p>
-            <w:pPr>
-              <w:spacing w:after="60"/>
-            </w:pPr>
-            <w:r>
-              <w:rPr>
-                <w:rFonts w:ascii="Arial" w:cs="Arial" w:eastAsia="Arial" w:hAnsi="Arial"/>
-                <w:i/>
-                <w:iCs/>
-                <w:color w:val="404040"/>
-                <w:sz w:val="13"/>
-                <w:szCs w:val="13"/>
-              </w:rPr>
-              <w:t xml:space="preserve">Nota: La altura figura como 620/650: el plano usa 650.</w:t>
-            </w:r>
-          </w:p>
-        </w:tc>
-      </w:tr>
-      <w:tr>
-        <w:trPr>
-          <w:cantSplit/>
-        </w:trPr>
+              <w:t xml:space="preserve">BC 5 kg: presión de servicio y de ensayo (MPa)</w:t>
+            </w:r>
+          </w:p>
+        </w:tc>
         <w:tc>
           <w:tcPr>
             <w:tcW w:type="dxa" w:w="5153"/>
@@ -6256,7 +6106,7 @@
                 <w:sz w:val="16"/>
                 <w:szCs w:val="16"/>
               </w:rPr>
-              <w:t xml:space="preserve">F18 · </w:t>
+              <w:t xml:space="preserve">F17 · </w:t>
             </w:r>
             <w:r>
               <w:rPr>
@@ -6266,7 +6116,7 @@
                 <w:sz w:val="16"/>
                 <w:szCs w:val="16"/>
               </w:rPr>
-              <w:t xml:space="preserve">Catálogo Fadesa 3, pág. 10: tabla «Especificaciones»</w:t>
+              <w:t xml:space="preserve">Catálogo Fadesa 3, pág. 8: tabla «Especificaciones»</w:t>
             </w:r>
           </w:p>
           <w:p>
@@ -6279,7 +6129,7 @@
                 <wp:inline distT="0" distB="0" distL="0" distR="0">
                   <wp:extent cx="3143250" cy="1743075"/>
                   <wp:effectExtent t="0" r="0" b="0" l="0"/>
-                  <wp:docPr id="18" name="F18" descr="Catálogo Fadesa 3, pág. 10: tabla «Especificaciones»" title="F18"/>
+                  <wp:docPr id="17" name="F17" descr="Catálogo Fadesa 3, pág. 8: tabla «Especificaciones»" title="F17"/>
                   <wp:cNvGraphicFramePr>
                     <a:graphicFrameLocks xmlns:a="http://schemas.openxmlformats.org/drawingml/2006/main" noChangeAspect="1"/>
                   </wp:cNvGraphicFramePr>
@@ -6326,7 +6176,7 @@
                 <w:sz w:val="13"/>
                 <w:szCs w:val="13"/>
               </w:rPr>
-              <w:t xml:space="preserve">Página 10, tabla Especificaciones</w:t>
+              <w:t xml:space="preserve">Página 8, tabla Especificaciones</w:t>
             </w:r>
           </w:p>
           <w:p>
@@ -6350,7 +6200,7 @@
                 <w:sz w:val="13"/>
                 <w:szCs w:val="13"/>
               </w:rPr>
-              <w:t xml:space="preserve">AFFF 10 dm³: peso cargado, altura, ancho, profundidad  ·  </w:t>
+              <w:t xml:space="preserve">Agua 10 dm³: peso cargado, altura, ancho, profundidad  ·  </w:t>
             </w:r>
             <w:r>
               <w:rPr>
@@ -6369,7 +6219,7 @@
                 <w:sz w:val="13"/>
                 <w:szCs w:val="13"/>
               </w:rPr>
-              <w:t xml:space="preserve">AFFF 10 dm³: presión de servicio y de ensayo (MPa)</w:t>
+              <w:t xml:space="preserve">Agua 10 dm³: presión de servicio y de ensayo (MPa)</w:t>
             </w:r>
           </w:p>
           <w:p>
@@ -6389,6 +6239,11 @@
             </w:r>
           </w:p>
         </w:tc>
+      </w:tr>
+      <w:tr>
+        <w:trPr>
+          <w:cantSplit/>
+        </w:trPr>
         <w:tc>
           <w:tcPr>
             <w:tcW w:type="dxa" w:w="5153"/>
@@ -6419,7 +6274,7 @@
                 <w:sz w:val="16"/>
                 <w:szCs w:val="16"/>
               </w:rPr>
-              <w:t xml:space="preserve">F19 · </w:t>
+              <w:t xml:space="preserve">F18 · </w:t>
             </w:r>
             <w:r>
               <w:rPr>
@@ -6429,7 +6284,7 @@
                 <w:sz w:val="16"/>
                 <w:szCs w:val="16"/>
               </w:rPr>
-              <w:t xml:space="preserve">Catálogo Fadesa 3, pág. 11: tabla «Especificaciones»</w:t>
+              <w:t xml:space="preserve">Catálogo Fadesa 3, pág. 10: tabla «Especificaciones»</w:t>
             </w:r>
           </w:p>
           <w:p>
@@ -6442,7 +6297,7 @@
                 <wp:inline distT="0" distB="0" distL="0" distR="0">
                   <wp:extent cx="3143250" cy="1743075"/>
                   <wp:effectExtent t="0" r="0" b="0" l="0"/>
-                  <wp:docPr id="19" name="F19" descr="Catálogo Fadesa 3, pág. 11: tabla «Especificaciones»" title="F19"/>
+                  <wp:docPr id="18" name="F18" descr="Catálogo Fadesa 3, pág. 10: tabla «Especificaciones»" title="F18"/>
                   <wp:cNvGraphicFramePr>
                     <a:graphicFrameLocks xmlns:a="http://schemas.openxmlformats.org/drawingml/2006/main" noChangeAspect="1"/>
                   </wp:cNvGraphicFramePr>
@@ -6489,7 +6344,50 @@
                 <w:sz w:val="13"/>
                 <w:szCs w:val="13"/>
               </w:rPr>
-              <w:t xml:space="preserve">Página 11, tabla Especificaciones</w:t>
+              <w:t xml:space="preserve">Página 10, tabla Especificaciones</w:t>
+            </w:r>
+          </w:p>
+          <w:p>
+            <w:pPr>
+              <w:spacing w:after="20"/>
+            </w:pPr>
+            <w:r>
+              <w:rPr>
+                <w:rFonts w:ascii="Arial" w:cs="Arial" w:eastAsia="Arial" w:hAnsi="Arial"/>
+                <w:b/>
+                <w:bCs/>
+                <w:color w:val="C00000"/>
+                <w:sz w:val="13"/>
+                <w:szCs w:val="13"/>
+              </w:rPr>
+              <w:t xml:space="preserve">1 </w:t>
+            </w:r>
+            <w:r>
+              <w:rPr>
+                <w:rFonts w:ascii="Arial" w:cs="Arial" w:eastAsia="Arial" w:hAnsi="Arial"/>
+                <w:sz w:val="13"/>
+                <w:szCs w:val="13"/>
+              </w:rPr>
+              <w:t xml:space="preserve">AFFF 10 dm³: peso cargado, altura, ancho, profundidad  ·  </w:t>
+            </w:r>
+            <w:r>
+              <w:rPr>
+                <w:rFonts w:ascii="Arial" w:cs="Arial" w:eastAsia="Arial" w:hAnsi="Arial"/>
+                <w:b/>
+                <w:bCs/>
+                <w:color w:val="C00000"/>
+                <w:sz w:val="13"/>
+                <w:szCs w:val="13"/>
+              </w:rPr>
+              <w:t xml:space="preserve">2 </w:t>
+            </w:r>
+            <w:r>
+              <w:rPr>
+                <w:rFonts w:ascii="Arial" w:cs="Arial" w:eastAsia="Arial" w:hAnsi="Arial"/>
+                <w:sz w:val="13"/>
+                <w:szCs w:val="13"/>
+              </w:rPr>
+              <w:t xml:space="preserve">AFFF 10 dm³: presión de servicio y de ensayo (MPa)</w:t>
             </w:r>
           </w:p>
           <w:p>
@@ -6499,48 +6397,16 @@
             <w:r>
               <w:rPr>
                 <w:rFonts w:ascii="Arial" w:cs="Arial" w:eastAsia="Arial" w:hAnsi="Arial"/>
-                <w:b/>
-                <w:bCs/>
-                <w:color w:val="C00000"/>
-                <w:sz w:val="13"/>
-                <w:szCs w:val="13"/>
-              </w:rPr>
-              <w:t xml:space="preserve">1 </w:t>
-            </w:r>
-            <w:r>
-              <w:rPr>
-                <w:rFonts w:ascii="Arial" w:cs="Arial" w:eastAsia="Arial" w:hAnsi="Arial"/>
-                <w:sz w:val="13"/>
-                <w:szCs w:val="13"/>
-              </w:rPr>
-              <w:t xml:space="preserve">AFFF 50 dm³: peso cargado, altura, ancho, profundidad, Ø rueda, manga  ·  </w:t>
-            </w:r>
-            <w:r>
-              <w:rPr>
-                <w:rFonts w:ascii="Arial" w:cs="Arial" w:eastAsia="Arial" w:hAnsi="Arial"/>
-                <w:b/>
-                <w:bCs/>
-                <w:color w:val="C00000"/>
-                <w:sz w:val="13"/>
-                <w:szCs w:val="13"/>
-              </w:rPr>
-              <w:t xml:space="preserve">2 </w:t>
-            </w:r>
-            <w:r>
-              <w:rPr>
-                <w:rFonts w:ascii="Arial" w:cs="Arial" w:eastAsia="Arial" w:hAnsi="Arial"/>
-                <w:sz w:val="13"/>
-                <w:szCs w:val="13"/>
-              </w:rPr>
-              <w:t xml:space="preserve">AFFF 50 dm³: presión de servicio y de ensayo (MPa)</w:t>
-            </w:r>
-          </w:p>
-        </w:tc>
-      </w:tr>
-      <w:tr>
-        <w:trPr>
-          <w:cantSplit/>
-        </w:trPr>
+                <w:i/>
+                <w:iCs/>
+                <w:color w:val="404040"/>
+                <w:sz w:val="13"/>
+                <w:szCs w:val="13"/>
+              </w:rPr>
+              <w:t xml:space="preserve">Nota: La altura figura como 620/650: el plano usa 650.</w:t>
+            </w:r>
+          </w:p>
+        </w:tc>
         <w:tc>
           <w:tcPr>
             <w:tcW w:type="dxa" w:w="5153"/>
@@ -6571,7 +6437,7 @@
                 <w:sz w:val="16"/>
                 <w:szCs w:val="16"/>
               </w:rPr>
-              <w:t xml:space="preserve">F20 · </w:t>
+              <w:t xml:space="preserve">F19 · </w:t>
             </w:r>
             <w:r>
               <w:rPr>
@@ -6581,7 +6447,7 @@
                 <w:sz w:val="16"/>
                 <w:szCs w:val="16"/>
               </w:rPr>
-              <w:t xml:space="preserve">Catálogo Fadesa 3, pág. 13: tabla «Especificaciones»</w:t>
+              <w:t xml:space="preserve">Catálogo Fadesa 3, pág. 11: tabla «Especificaciones»</w:t>
             </w:r>
           </w:p>
           <w:p>
@@ -6594,7 +6460,7 @@
                 <wp:inline distT="0" distB="0" distL="0" distR="0">
                   <wp:extent cx="3143250" cy="1743075"/>
                   <wp:effectExtent t="0" r="0" b="0" l="0"/>
-                  <wp:docPr id="20" name="F20" descr="Catálogo Fadesa 3, pág. 13: tabla «Especificaciones»" title="F20"/>
+                  <wp:docPr id="19" name="F19" descr="Catálogo Fadesa 3, pág. 11: tabla «Especificaciones»" title="F19"/>
                   <wp:cNvGraphicFramePr>
                     <a:graphicFrameLocks xmlns:a="http://schemas.openxmlformats.org/drawingml/2006/main" noChangeAspect="1"/>
                   </wp:cNvGraphicFramePr>
@@ -6641,12 +6507,12 @@
                 <w:sz w:val="13"/>
                 <w:szCs w:val="13"/>
               </w:rPr>
-              <w:t xml:space="preserve">Página 13, tabla Especificaciones</w:t>
-            </w:r>
-          </w:p>
-          <w:p>
-            <w:pPr>
-              <w:spacing w:after="20"/>
+              <w:t xml:space="preserve">Página 11, tabla Especificaciones</w:t>
+            </w:r>
+          </w:p>
+          <w:p>
+            <w:pPr>
+              <w:spacing w:after="60"/>
             </w:pPr>
             <w:r>
               <w:rPr>
@@ -6665,7 +6531,7 @@
                 <w:sz w:val="13"/>
                 <w:szCs w:val="13"/>
               </w:rPr>
-              <w:t xml:space="preserve">HCFC 5 kg: peso cargado, altura, ancho, profundidad  ·  </w:t>
+              <w:t xml:space="preserve">AFFF 50 dm³: peso cargado, altura, ancho, profundidad, Ø rueda, manga  ·  </w:t>
             </w:r>
             <w:r>
               <w:rPr>
@@ -6684,26 +6550,15 @@
                 <w:sz w:val="13"/>
                 <w:szCs w:val="13"/>
               </w:rPr>
-              <w:t xml:space="preserve">HCFC 5 kg: presión de servicio y de ensayo (MPa)</w:t>
-            </w:r>
-          </w:p>
-          <w:p>
-            <w:pPr>
-              <w:spacing w:after="60"/>
-            </w:pPr>
-            <w:r>
-              <w:rPr>
-                <w:rFonts w:ascii="Arial" w:cs="Arial" w:eastAsia="Arial" w:hAnsi="Arial"/>
-                <w:i/>
-                <w:iCs/>
-                <w:color w:val="404040"/>
-                <w:sz w:val="13"/>
-                <w:szCs w:val="13"/>
-              </w:rPr>
-              <w:t xml:space="preserve">Nota: La pág. 14 (HFC 236fa) repite los mismos valores para 5 kg.</w:t>
-            </w:r>
-          </w:p>
-        </w:tc>
+              <w:t xml:space="preserve">AFFF 50 dm³: presión de servicio y de ensayo (MPa)</w:t>
+            </w:r>
+          </w:p>
+        </w:tc>
+      </w:tr>
+      <w:tr>
+        <w:trPr>
+          <w:cantSplit/>
+        </w:trPr>
         <w:tc>
           <w:tcPr>
             <w:tcW w:type="dxa" w:w="5153"/>
@@ -6734,7 +6589,7 @@
                 <w:sz w:val="16"/>
                 <w:szCs w:val="16"/>
               </w:rPr>
-              <w:t xml:space="preserve">F21 · </w:t>
+              <w:t xml:space="preserve">F20 · </w:t>
             </w:r>
             <w:r>
               <w:rPr>
@@ -6744,7 +6599,7 @@
                 <w:sz w:val="16"/>
                 <w:szCs w:val="16"/>
               </w:rPr>
-              <w:t xml:space="preserve">Catálogo Fadesa 3, pág. 15: tabla «Especificaciones»</w:t>
+              <w:t xml:space="preserve">Catálogo Fadesa 3, pág. 13: tabla «Especificaciones»</w:t>
             </w:r>
           </w:p>
           <w:p>
@@ -6757,7 +6612,7 @@
                 <wp:inline distT="0" distB="0" distL="0" distR="0">
                   <wp:extent cx="3143250" cy="1743075"/>
                   <wp:effectExtent t="0" r="0" b="0" l="0"/>
-                  <wp:docPr id="21" name="F21" descr="Catálogo Fadesa 3, pág. 15: tabla «Especificaciones»" title="F21"/>
+                  <wp:docPr id="20" name="F20" descr="Catálogo Fadesa 3, pág. 13: tabla «Especificaciones»" title="F20"/>
                   <wp:cNvGraphicFramePr>
                     <a:graphicFrameLocks xmlns:a="http://schemas.openxmlformats.org/drawingml/2006/main" noChangeAspect="1"/>
                   </wp:cNvGraphicFramePr>
@@ -6804,7 +6659,50 @@
                 <w:sz w:val="13"/>
                 <w:szCs w:val="13"/>
               </w:rPr>
-              <w:t xml:space="preserve">Página 15, tabla Especificaciones</w:t>
+              <w:t xml:space="preserve">Página 13, tabla Especificaciones</w:t>
+            </w:r>
+          </w:p>
+          <w:p>
+            <w:pPr>
+              <w:spacing w:after="20"/>
+            </w:pPr>
+            <w:r>
+              <w:rPr>
+                <w:rFonts w:ascii="Arial" w:cs="Arial" w:eastAsia="Arial" w:hAnsi="Arial"/>
+                <w:b/>
+                <w:bCs/>
+                <w:color w:val="C00000"/>
+                <w:sz w:val="13"/>
+                <w:szCs w:val="13"/>
+              </w:rPr>
+              <w:t xml:space="preserve">1 </w:t>
+            </w:r>
+            <w:r>
+              <w:rPr>
+                <w:rFonts w:ascii="Arial" w:cs="Arial" w:eastAsia="Arial" w:hAnsi="Arial"/>
+                <w:sz w:val="13"/>
+                <w:szCs w:val="13"/>
+              </w:rPr>
+              <w:t xml:space="preserve">HCFC 5 kg: peso cargado, altura, ancho, profundidad  ·  </w:t>
+            </w:r>
+            <w:r>
+              <w:rPr>
+                <w:rFonts w:ascii="Arial" w:cs="Arial" w:eastAsia="Arial" w:hAnsi="Arial"/>
+                <w:b/>
+                <w:bCs/>
+                <w:color w:val="C00000"/>
+                <w:sz w:val="13"/>
+                <w:szCs w:val="13"/>
+              </w:rPr>
+              <w:t xml:space="preserve">2 </w:t>
+            </w:r>
+            <w:r>
+              <w:rPr>
+                <w:rFonts w:ascii="Arial" w:cs="Arial" w:eastAsia="Arial" w:hAnsi="Arial"/>
+                <w:sz w:val="13"/>
+                <w:szCs w:val="13"/>
+              </w:rPr>
+              <w:t xml:space="preserve">HCFC 5 kg: presión de servicio y de ensayo (MPa)</w:t>
             </w:r>
           </w:p>
           <w:p>
@@ -6814,48 +6712,16 @@
             <w:r>
               <w:rPr>
                 <w:rFonts w:ascii="Arial" w:cs="Arial" w:eastAsia="Arial" w:hAnsi="Arial"/>
-                <w:b/>
-                <w:bCs/>
-                <w:color w:val="C00000"/>
-                <w:sz w:val="13"/>
-                <w:szCs w:val="13"/>
-              </w:rPr>
-              <w:t xml:space="preserve">1 </w:t>
-            </w:r>
-            <w:r>
-              <w:rPr>
-                <w:rFonts w:ascii="Arial" w:cs="Arial" w:eastAsia="Arial" w:hAnsi="Arial"/>
-                <w:sz w:val="13"/>
-                <w:szCs w:val="13"/>
-              </w:rPr>
-              <w:t xml:space="preserve">Sales K 6 dm³: peso cargado, altura, ancho, profundidad  ·  </w:t>
-            </w:r>
-            <w:r>
-              <w:rPr>
-                <w:rFonts w:ascii="Arial" w:cs="Arial" w:eastAsia="Arial" w:hAnsi="Arial"/>
-                <w:b/>
-                <w:bCs/>
-                <w:color w:val="C00000"/>
-                <w:sz w:val="13"/>
-                <w:szCs w:val="13"/>
-              </w:rPr>
-              <w:t xml:space="preserve">2 </w:t>
-            </w:r>
-            <w:r>
-              <w:rPr>
-                <w:rFonts w:ascii="Arial" w:cs="Arial" w:eastAsia="Arial" w:hAnsi="Arial"/>
-                <w:sz w:val="13"/>
-                <w:szCs w:val="13"/>
-              </w:rPr>
-              <w:t xml:space="preserve">Sales K 6 dm³: presión de servicio y de ensayo (MPa)</w:t>
-            </w:r>
-          </w:p>
-        </w:tc>
-      </w:tr>
-      <w:tr>
-        <w:trPr>
-          <w:cantSplit/>
-        </w:trPr>
+                <w:i/>
+                <w:iCs/>
+                <w:color w:val="404040"/>
+                <w:sz w:val="13"/>
+                <w:szCs w:val="13"/>
+              </w:rPr>
+              <w:t xml:space="preserve">Nota: La pág. 14 (HFC 236fa) repite los mismos valores para 5 kg.</w:t>
+            </w:r>
+          </w:p>
+        </w:tc>
         <w:tc>
           <w:tcPr>
             <w:tcW w:type="dxa" w:w="5153"/>
@@ -6886,7 +6752,7 @@
                 <w:sz w:val="16"/>
                 <w:szCs w:val="16"/>
               </w:rPr>
-              <w:t xml:space="preserve">F22 · </w:t>
+              <w:t xml:space="preserve">F21 · </w:t>
             </w:r>
             <w:r>
               <w:rPr>
@@ -6896,7 +6762,7 @@
                 <w:sz w:val="16"/>
                 <w:szCs w:val="16"/>
               </w:rPr>
-              <w:t xml:space="preserve">Catálogo Fadesa 3, pág. 16: tabla «Especificaciones»</w:t>
+              <w:t xml:space="preserve">Catálogo Fadesa 3, pág. 15: tabla «Especificaciones»</w:t>
             </w:r>
           </w:p>
           <w:p>
@@ -6909,7 +6775,7 @@
                 <wp:inline distT="0" distB="0" distL="0" distR="0">
                   <wp:extent cx="3143250" cy="1743075"/>
                   <wp:effectExtent t="0" r="0" b="0" l="0"/>
-                  <wp:docPr id="22" name="F22" descr="Catálogo Fadesa 3, pág. 16: tabla «Especificaciones»" title="F22"/>
+                  <wp:docPr id="21" name="F21" descr="Catálogo Fadesa 3, pág. 15: tabla «Especificaciones»" title="F21"/>
                   <wp:cNvGraphicFramePr>
                     <a:graphicFrameLocks xmlns:a="http://schemas.openxmlformats.org/drawingml/2006/main" noChangeAspect="1"/>
                   </wp:cNvGraphicFramePr>
@@ -6956,6 +6822,158 @@
                 <w:sz w:val="13"/>
                 <w:szCs w:val="13"/>
               </w:rPr>
+              <w:t xml:space="preserve">Página 15, tabla Especificaciones</w:t>
+            </w:r>
+          </w:p>
+          <w:p>
+            <w:pPr>
+              <w:spacing w:after="60"/>
+            </w:pPr>
+            <w:r>
+              <w:rPr>
+                <w:rFonts w:ascii="Arial" w:cs="Arial" w:eastAsia="Arial" w:hAnsi="Arial"/>
+                <w:b/>
+                <w:bCs/>
+                <w:color w:val="C00000"/>
+                <w:sz w:val="13"/>
+                <w:szCs w:val="13"/>
+              </w:rPr>
+              <w:t xml:space="preserve">1 </w:t>
+            </w:r>
+            <w:r>
+              <w:rPr>
+                <w:rFonts w:ascii="Arial" w:cs="Arial" w:eastAsia="Arial" w:hAnsi="Arial"/>
+                <w:sz w:val="13"/>
+                <w:szCs w:val="13"/>
+              </w:rPr>
+              <w:t xml:space="preserve">Sales K 6 dm³: peso cargado, altura, ancho, profundidad  ·  </w:t>
+            </w:r>
+            <w:r>
+              <w:rPr>
+                <w:rFonts w:ascii="Arial" w:cs="Arial" w:eastAsia="Arial" w:hAnsi="Arial"/>
+                <w:b/>
+                <w:bCs/>
+                <w:color w:val="C00000"/>
+                <w:sz w:val="13"/>
+                <w:szCs w:val="13"/>
+              </w:rPr>
+              <w:t xml:space="preserve">2 </w:t>
+            </w:r>
+            <w:r>
+              <w:rPr>
+                <w:rFonts w:ascii="Arial" w:cs="Arial" w:eastAsia="Arial" w:hAnsi="Arial"/>
+                <w:sz w:val="13"/>
+                <w:szCs w:val="13"/>
+              </w:rPr>
+              <w:t xml:space="preserve">Sales K 6 dm³: presión de servicio y de ensayo (MPa)</w:t>
+            </w:r>
+          </w:p>
+        </w:tc>
+      </w:tr>
+      <w:tr>
+        <w:trPr>
+          <w:cantSplit/>
+        </w:trPr>
+        <w:tc>
+          <w:tcPr>
+            <w:tcW w:type="dxa" w:w="5153"/>
+            <w:tcBorders>
+              <w:top w:val="none" w:color="FFFFFF" w:sz="0"/>
+              <w:left w:val="none" w:color="FFFFFF" w:sz="0"/>
+              <w:bottom w:val="none" w:color="FFFFFF" w:sz="0"/>
+              <w:right w:val="none" w:color="FFFFFF" w:sz="0"/>
+            </w:tcBorders>
+            <w:tcMar>
+              <w:top w:type="dxa" w:w="60"/>
+              <w:left w:type="dxa" w:w="80"/>
+              <w:bottom w:type="dxa" w:w="60"/>
+              <w:right w:type="dxa" w:w="80"/>
+            </w:tcMar>
+          </w:tcPr>
+          <w:p>
+            <w:pPr>
+              <w:keepNext/>
+              <w:spacing w:after="20"/>
+            </w:pPr>
+            <w:r>
+              <w:rPr>
+                <w:rFonts w:ascii="Arial" w:cs="Arial" w:eastAsia="Arial" w:hAnsi="Arial"/>
+                <w:b/>
+                <w:bCs/>
+                <w:color w:val="1F3864"/>
+                <w:sz w:val="16"/>
+                <w:szCs w:val="16"/>
+              </w:rPr>
+              <w:t xml:space="preserve">F22 · </w:t>
+            </w:r>
+            <w:r>
+              <w:rPr>
+                <w:rFonts w:ascii="Arial" w:cs="Arial" w:eastAsia="Arial" w:hAnsi="Arial"/>
+                <w:b/>
+                <w:bCs/>
+                <w:sz w:val="16"/>
+                <w:szCs w:val="16"/>
+              </w:rPr>
+              <w:t xml:space="preserve">Catálogo Fadesa 3, pág. 16: tabla «Especificaciones»</w:t>
+            </w:r>
+          </w:p>
+          <w:p>
+            <w:pPr>
+              <w:spacing w:after="30"/>
+              <w:jc w:val="center"/>
+            </w:pPr>
+            <w:r>
+              <w:drawing>
+                <wp:inline distT="0" distB="0" distL="0" distR="0">
+                  <wp:extent cx="3143250" cy="1743075"/>
+                  <wp:effectExtent t="0" r="0" b="0" l="0"/>
+                  <wp:docPr id="22" name="F22" descr="Catálogo Fadesa 3, pág. 16: tabla «Especificaciones»" title="F22"/>
+                  <wp:cNvGraphicFramePr>
+                    <a:graphicFrameLocks xmlns:a="http://schemas.openxmlformats.org/drawingml/2006/main" noChangeAspect="1"/>
+                  </wp:cNvGraphicFramePr>
+                  <a:graphic xmlns:a="http://schemas.openxmlformats.org/drawingml/2006/main">
+                    <a:graphicData uri="http://schemas.openxmlformats.org/drawingml/2006/picture">
+                      <pic:pic xmlns:pic="http://schemas.openxmlformats.org/drawingml/2006/picture">
+                        <pic:nvPicPr>
+                          <pic:cNvPr id="0" name="" descr=""/>
+                          <pic:cNvPicPr>
+                            <a:picLocks noChangeAspect="1" noChangeArrowheads="1"/>
+                          </pic:cNvPicPr>
+                        </pic:nvPicPr>
+                        <pic:blipFill>
+                          <a:blip r:embed="rId66" cstate="none"/>
+                          <a:srcRect/>
+                          <a:stretch>
+                            <a:fillRect/>
+                          </a:stretch>
+                        </pic:blipFill>
+                        <pic:spPr bwMode="auto">
+                          <a:xfrm>
+                            <a:off x="0" y="0"/>
+                            <a:ext cx="3143250" cy="1743075"/>
+                          </a:xfrm>
+                          <a:prstGeom prst="rect">
+                            <a:avLst/>
+                          </a:prstGeom>
+                        </pic:spPr>
+                      </pic:pic>
+                    </a:graphicData>
+                  </a:graphic>
+                </wp:inline>
+              </w:drawing>
+            </w:r>
+          </w:p>
+          <w:p>
+            <w:pPr>
+              <w:spacing w:after="20"/>
+            </w:pPr>
+            <w:r>
+              <w:rPr>
+                <w:rFonts w:ascii="Arial" w:cs="Arial" w:eastAsia="Arial" w:hAnsi="Arial"/>
+                <w:color w:val="595959"/>
+                <w:sz w:val="13"/>
+                <w:szCs w:val="13"/>
+              </w:rPr>
               <w:t xml:space="preserve">Página 16, tabla Especificaciones</w:t>
             </w:r>
           </w:p>
@@ -7108,7 +7126,7 @@
                           </pic:cNvPicPr>
                         </pic:nvPicPr>
                         <pic:blipFill>
-                          <a:blip r:embed="rId66" cstate="none"/>
+                          <a:blip r:embed="rId67" cstate="none"/>
                           <a:srcRect/>
                           <a:stretch>
                             <a:fillRect/>
@@ -7322,7 +7340,7 @@
                           </pic:cNvPicPr>
                         </pic:nvPicPr>
                         <pic:blipFill>
-                          <a:blip r:embed="rId67" cstate="none"/>
+                          <a:blip r:embed="rId68" cstate="none"/>
                           <a:srcRect/>
                           <a:stretch>
                             <a:fillRect/>
@@ -7472,139 +7490,6 @@
                   <wp:extent cx="3143250" cy="762000"/>
                   <wp:effectExtent t="0" r="0" b="0" l="0"/>
                   <wp:docPr id="25" name="F25" descr="Ficha técnica Melisam — acetato de potasio 6 L" title="F25"/>
-                  <wp:cNvGraphicFramePr>
-                    <a:graphicFrameLocks xmlns:a="http://schemas.openxmlformats.org/drawingml/2006/main" noChangeAspect="1"/>
-                  </wp:cNvGraphicFramePr>
-                  <a:graphic xmlns:a="http://schemas.openxmlformats.org/drawingml/2006/main">
-                    <a:graphicData uri="http://schemas.openxmlformats.org/drawingml/2006/picture">
-                      <pic:pic xmlns:pic="http://schemas.openxmlformats.org/drawingml/2006/picture">
-                        <pic:nvPicPr>
-                          <pic:cNvPr id="0" name="" descr=""/>
-                          <pic:cNvPicPr>
-                            <a:picLocks noChangeAspect="1" noChangeArrowheads="1"/>
-                          </pic:cNvPicPr>
-                        </pic:nvPicPr>
-                        <pic:blipFill>
-                          <a:blip r:embed="rId68" cstate="none"/>
-                          <a:srcRect/>
-                          <a:stretch>
-                            <a:fillRect/>
-                          </a:stretch>
-                        </pic:blipFill>
-                        <pic:spPr bwMode="auto">
-                          <a:xfrm>
-                            <a:off x="0" y="0"/>
-                            <a:ext cx="3143250" cy="762000"/>
-                          </a:xfrm>
-                          <a:prstGeom prst="rect">
-                            <a:avLst/>
-                          </a:prstGeom>
-                        </pic:spPr>
-                      </pic:pic>
-                    </a:graphicData>
-                  </a:graphic>
-                </wp:inline>
-              </w:drawing>
-            </w:r>
-          </w:p>
-          <w:p>
-            <w:pPr>
-              <w:spacing w:after="20"/>
-            </w:pPr>
-            <w:r>
-              <w:rPr>
-                <w:rFonts w:ascii="Arial" w:cs="Arial" w:eastAsia="Arial" w:hAnsi="Arial"/>
-                <w:color w:val="595959"/>
-                <w:sz w:val="13"/>
-                <w:szCs w:val="13"/>
-              </w:rPr>
-              <w:t xml:space="preserve">Página 2, tabla de especificaciones, fila «Peso bruto»</w:t>
-            </w:r>
-          </w:p>
-          <w:p>
-            <w:pPr>
-              <w:spacing w:after="60"/>
-            </w:pPr>
-            <w:r>
-              <w:rPr>
-                <w:rFonts w:ascii="Arial" w:cs="Arial" w:eastAsia="Arial" w:hAnsi="Arial"/>
-                <w:b/>
-                <w:bCs/>
-                <w:color w:val="C00000"/>
-                <w:sz w:val="13"/>
-                <w:szCs w:val="13"/>
-              </w:rPr>
-              <w:t xml:space="preserve">1 </w:t>
-            </w:r>
-            <w:r>
-              <w:rPr>
-                <w:rFonts w:ascii="Arial" w:cs="Arial" w:eastAsia="Arial" w:hAnsi="Arial"/>
-                <w:sz w:val="13"/>
-                <w:szCs w:val="13"/>
-              </w:rPr>
-              <w:t xml:space="preserve">Peso bruto 9,5 kg (6 L) — referencia de masa del Sales K 6 l</w:t>
-            </w:r>
-          </w:p>
-        </w:tc>
-      </w:tr>
-      <w:tr>
-        <w:trPr>
-          <w:cantSplit/>
-        </w:trPr>
-        <w:tc>
-          <w:tcPr>
-            <w:tcW w:type="dxa" w:w="5153"/>
-            <w:tcBorders>
-              <w:top w:val="none" w:color="FFFFFF" w:sz="0"/>
-              <w:left w:val="none" w:color="FFFFFF" w:sz="0"/>
-              <w:bottom w:val="none" w:color="FFFFFF" w:sz="0"/>
-              <w:right w:val="none" w:color="FFFFFF" w:sz="0"/>
-            </w:tcBorders>
-            <w:tcMar>
-              <w:top w:type="dxa" w:w="60"/>
-              <w:left w:type="dxa" w:w="80"/>
-              <w:bottom w:type="dxa" w:w="60"/>
-              <w:right w:type="dxa" w:w="80"/>
-            </w:tcMar>
-          </w:tcPr>
-          <w:p>
-            <w:pPr>
-              <w:keepNext/>
-              <w:spacing w:after="20"/>
-            </w:pPr>
-            <w:r>
-              <w:rPr>
-                <w:rFonts w:ascii="Arial" w:cs="Arial" w:eastAsia="Arial" w:hAnsi="Arial"/>
-                <w:b/>
-                <w:bCs/>
-                <w:color w:val="1F3864"/>
-                <w:sz w:val="16"/>
-                <w:szCs w:val="16"/>
-              </w:rPr>
-              <w:t xml:space="preserve">F26 · </w:t>
-            </w:r>
-            <w:r>
-              <w:rPr>
-                <w:rFonts w:ascii="Arial" w:cs="Arial" w:eastAsia="Arial" w:hAnsi="Arial"/>
-                <w:b/>
-                <w:bCs/>
-                <w:sz w:val="16"/>
-                <w:szCs w:val="16"/>
-              </w:rPr>
-              <w:t xml:space="preserve">IRAM 3550:1981, cláusula 4.1.3.2 (espesor mínimo del recipiente)</w:t>
-            </w:r>
-          </w:p>
-          <w:p>
-            <w:pPr>
-              <w:spacing w:after="30"/>
-              <w:jc w:val="center"/>
-            </w:pPr>
-            <w:r>
-              <w:drawing>
-                <wp:inline distT="0" distB="0" distL="0" distR="0">
-                  <wp:extent cx="3143250" cy="447675"/>
-                  <wp:effectExtent t="0" r="0" b="0" l="0"/>
-                  <wp:docPr id="26" name="F26" descr="IRAM 3550:1981, cláusula 4.1.3.2 (espesor mínimo del recipiente)" title="F26"/>
                   <wp:cNvGraphicFramePr>
                     <a:graphicFrameLocks xmlns:a="http://schemas.openxmlformats.org/drawingml/2006/main" noChangeAspect="1"/>
                   </wp:cNvGraphicFramePr>
@@ -7627,7 +7512,7 @@
                         <pic:spPr bwMode="auto">
                           <a:xfrm>
                             <a:off x="0" y="0"/>
-                            <a:ext cx="3143250" cy="447675"/>
+                            <a:ext cx="3143250" cy="762000"/>
                           </a:xfrm>
                           <a:prstGeom prst="rect">
                             <a:avLst/>
@@ -7651,7 +7536,7 @@
                 <w:sz w:val="13"/>
                 <w:szCs w:val="13"/>
               </w:rPr>
-              <w:t xml:space="preserve">Pág. 9 de la norma (hoja 11 del PDF), apartado 4.1.3.2</w:t>
+              <w:t xml:space="preserve">Página 2, tabla de especificaciones, fila «Peso bruto»</w:t>
             </w:r>
           </w:p>
           <w:p>
@@ -7675,10 +7560,15 @@
                 <w:sz w:val="13"/>
                 <w:szCs w:val="13"/>
               </w:rPr>
-              <w:t xml:space="preserve">4.1.3.2 — mínimo 2,9 mm hasta Ø320 y 4,5 mm por encima → chapa 4,75 en 70 y 100 kg</w:t>
-            </w:r>
-          </w:p>
-        </w:tc>
+              <w:t xml:space="preserve">Peso bruto 9,5 kg (6 L) — referencia de masa del Sales K 6 l</w:t>
+            </w:r>
+          </w:p>
+        </w:tc>
+      </w:tr>
+      <w:tr>
+        <w:trPr>
+          <w:cantSplit/>
+        </w:trPr>
         <w:tc>
           <w:tcPr>
             <w:tcW w:type="dxa" w:w="5153"/>
@@ -7709,7 +7599,7 @@
                 <w:sz w:val="16"/>
                 <w:szCs w:val="16"/>
               </w:rPr>
-              <w:t xml:space="preserve">F27 · </w:t>
+              <w:t xml:space="preserve">F26 · </w:t>
             </w:r>
             <w:r>
               <w:rPr>
@@ -7719,7 +7609,7 @@
                 <w:sz w:val="16"/>
                 <w:szCs w:val="16"/>
               </w:rPr>
-              <w:t xml:space="preserve">IRAM 3534:1983, apartado 2.2.4.3 d) (longitud de la leyenda: arco de 108°)</w:t>
+              <w:t xml:space="preserve">IRAM 3550:1981, cláusula 4.1.3.2 (espesor mínimo del recipiente)</w:t>
             </w:r>
           </w:p>
           <w:p>
@@ -7730,9 +7620,9 @@
             <w:r>
               <w:drawing>
                 <wp:inline distT="0" distB="0" distL="0" distR="0">
-                  <wp:extent cx="3143250" cy="257175"/>
+                  <wp:extent cx="3143250" cy="447675"/>
                   <wp:effectExtent t="0" r="0" b="0" l="0"/>
-                  <wp:docPr id="27" name="F27" descr="IRAM 3534:1983, apartado 2.2.4.3 d) (longitud de la leyenda: arco de 108°)" title="F27"/>
+                  <wp:docPr id="26" name="F26" descr="IRAM 3550:1981, cláusula 4.1.3.2 (espesor mínimo del recipiente)" title="F26"/>
                   <wp:cNvGraphicFramePr>
                     <a:graphicFrameLocks xmlns:a="http://schemas.openxmlformats.org/drawingml/2006/main" noChangeAspect="1"/>
                   </wp:cNvGraphicFramePr>
@@ -7755,7 +7645,7 @@
                         <pic:spPr bwMode="auto">
                           <a:xfrm>
                             <a:off x="0" y="0"/>
-                            <a:ext cx="3143250" cy="257175"/>
+                            <a:ext cx="3143250" cy="447675"/>
                           </a:xfrm>
                           <a:prstGeom prst="rect">
                             <a:avLst/>
@@ -7779,7 +7669,7 @@
                 <w:sz w:val="13"/>
                 <w:szCs w:val="13"/>
               </w:rPr>
-              <w:t xml:space="preserve">Pág. 8 de la norma (hoja 8 del PDF), apartado 2.2.4.3 d)</w:t>
+              <w:t xml:space="preserve">Pág. 9 de la norma (hoja 11 del PDF), apartado 4.1.3.2</w:t>
             </w:r>
           </w:p>
           <w:p>
@@ -7803,15 +7693,10 @@
                 <w:sz w:val="13"/>
                 <w:szCs w:val="13"/>
               </w:rPr>
-              <w:t xml:space="preserve">2.2.4.3 d) — máximo: arco de 108° → ancho del panel central de la etiqueta</w:t>
-            </w:r>
-          </w:p>
-        </w:tc>
-      </w:tr>
-      <w:tr>
-        <w:trPr>
-          <w:cantSplit/>
-        </w:trPr>
+              <w:t xml:space="preserve">4.1.3.2 — mínimo 2,9 mm hasta Ø320 y 4,5 mm por encima → chapa 4,75 en 70 y 100 kg</w:t>
+            </w:r>
+          </w:p>
+        </w:tc>
         <w:tc>
           <w:tcPr>
             <w:tcW w:type="dxa" w:w="5153"/>
@@ -7842,7 +7727,7 @@
                 <w:sz w:val="16"/>
                 <w:szCs w:val="16"/>
               </w:rPr>
-              <w:t xml:space="preserve">F28 · </w:t>
+              <w:t xml:space="preserve">F27 · </w:t>
             </w:r>
             <w:r>
               <w:rPr>
@@ -7852,7 +7737,7 @@
                 <w:sz w:val="16"/>
                 <w:szCs w:val="16"/>
               </w:rPr>
-              <w:t xml:space="preserve">IRAM 3525:1983, apartado 3.2.1 b) (espesor mínimo del recipiente inoxidable)</w:t>
+              <w:t xml:space="preserve">IRAM 3534:1983, apartado 2.2.4.3 d) (longitud de la leyenda: arco de 108°)</w:t>
             </w:r>
           </w:p>
           <w:p>
@@ -7863,9 +7748,9 @@
             <w:r>
               <w:drawing>
                 <wp:inline distT="0" distB="0" distL="0" distR="0">
-                  <wp:extent cx="3143250" cy="352425"/>
+                  <wp:extent cx="3143250" cy="257175"/>
                   <wp:effectExtent t="0" r="0" b="0" l="0"/>
-                  <wp:docPr id="28" name="F28" descr="IRAM 3525:1983, apartado 3.2.1 b) (espesor mínimo del recipiente inoxidable)" title="F28"/>
+                  <wp:docPr id="27" name="F27" descr="IRAM 3534:1983, apartado 2.2.4.3 d) (longitud de la leyenda: arco de 108°)" title="F27"/>
                   <wp:cNvGraphicFramePr>
                     <a:graphicFrameLocks xmlns:a="http://schemas.openxmlformats.org/drawingml/2006/main" noChangeAspect="1"/>
                   </wp:cNvGraphicFramePr>
@@ -7888,7 +7773,7 @@
                         <pic:spPr bwMode="auto">
                           <a:xfrm>
                             <a:off x="0" y="0"/>
-                            <a:ext cx="3143250" cy="352425"/>
+                            <a:ext cx="3143250" cy="257175"/>
                           </a:xfrm>
                           <a:prstGeom prst="rect">
                             <a:avLst/>
@@ -7912,7 +7797,7 @@
                 <w:sz w:val="13"/>
                 <w:szCs w:val="13"/>
               </w:rPr>
-              <w:t xml:space="preserve">Pág. 5 de la norma (hoja 5 del PDF), apartado 3.2.1 b)</w:t>
+              <w:t xml:space="preserve">Pág. 8 de la norma (hoja 8 del PDF), apartado 2.2.4.3 d)</w:t>
             </w:r>
           </w:p>
           <w:p>
@@ -7936,10 +7821,15 @@
                 <w:sz w:val="13"/>
                 <w:szCs w:val="13"/>
               </w:rPr>
-              <w:t xml:space="preserve">3.2.1 b) — acero inoxidable de espesor no menor de 0,63 mm → se adoptó 0,8</w:t>
-            </w:r>
-          </w:p>
-        </w:tc>
+              <w:t xml:space="preserve">2.2.4.3 d) — máximo: arco de 108° → ancho del panel central de la etiqueta</w:t>
+            </w:r>
+          </w:p>
+        </w:tc>
+      </w:tr>
+      <w:tr>
+        <w:trPr>
+          <w:cantSplit/>
+        </w:trPr>
         <w:tc>
           <w:tcPr>
             <w:tcW w:type="dxa" w:w="5153"/>
@@ -7970,7 +7860,7 @@
                 <w:sz w:val="16"/>
                 <w:szCs w:val="16"/>
               </w:rPr>
-              <w:t xml:space="preserve">F29 · </w:t>
+              <w:t xml:space="preserve">F28 · </w:t>
             </w:r>
             <w:r>
               <w:rPr>
@@ -7980,7 +7870,7 @@
                 <w:sz w:val="16"/>
                 <w:szCs w:val="16"/>
               </w:rPr>
-              <w:t xml:space="preserve">Res. OPDS 522/07, Anexo 2 (oblea de fabricación de extintores de más de 1 kg)</w:t>
+              <w:t xml:space="preserve">IRAM 3525:1983, apartado 3.2.1 b) (espesor mínimo del recipiente inoxidable)</w:t>
             </w:r>
           </w:p>
           <w:p>
@@ -7991,9 +7881,9 @@
             <w:r>
               <w:drawing>
                 <wp:inline distT="0" distB="0" distL="0" distR="0">
-                  <wp:extent cx="3143250" cy="838200"/>
+                  <wp:extent cx="3143250" cy="352425"/>
                   <wp:effectExtent t="0" r="0" b="0" l="0"/>
-                  <wp:docPr id="29" name="F29" descr="Res. OPDS 522/07, Anexo 2 (oblea de fabricación de extintores de más de 1 kg)" title="F29"/>
+                  <wp:docPr id="28" name="F28" descr="IRAM 3525:1983, apartado 3.2.1 b) (espesor mínimo del recipiente inoxidable)" title="F28"/>
                   <wp:cNvGraphicFramePr>
                     <a:graphicFrameLocks xmlns:a="http://schemas.openxmlformats.org/drawingml/2006/main" noChangeAspect="1"/>
                   </wp:cNvGraphicFramePr>
@@ -8016,7 +7906,7 @@
                         <pic:spPr bwMode="auto">
                           <a:xfrm>
                             <a:off x="0" y="0"/>
-                            <a:ext cx="3143250" cy="838200"/>
+                            <a:ext cx="3143250" cy="352425"/>
                           </a:xfrm>
                           <a:prstGeom prst="rect">
                             <a:avLst/>
@@ -8040,12 +7930,12 @@
                 <w:sz w:val="13"/>
                 <w:szCs w:val="13"/>
               </w:rPr>
-              <w:t xml:space="preserve">Hoja 6 del PDF, Anexo 2, apartado «Oblea»</w:t>
-            </w:r>
-          </w:p>
-          <w:p>
-            <w:pPr>
-              <w:spacing w:after="20"/>
+              <w:t xml:space="preserve">Pág. 5 de la norma (hoja 5 del PDF), apartado 3.2.1 b)</w:t>
+            </w:r>
+          </w:p>
+          <w:p>
+            <w:pPr>
+              <w:spacing w:after="60"/>
             </w:pPr>
             <w:r>
               <w:rPr>
@@ -8064,69 +7954,10 @@
                 <w:sz w:val="13"/>
                 <w:szCs w:val="13"/>
               </w:rPr>
-              <w:t xml:space="preserve">Anexo 2: oblea de fabricación de extintores de más de 1 kg  ·  </w:t>
-            </w:r>
-            <w:r>
-              <w:rPr>
-                <w:rFonts w:ascii="Arial" w:cs="Arial" w:eastAsia="Arial" w:hAnsi="Arial"/>
-                <w:b/>
-                <w:bCs/>
-                <w:color w:val="C00000"/>
-                <w:sz w:val="13"/>
-                <w:szCs w:val="13"/>
-              </w:rPr>
-              <w:t xml:space="preserve">2 </w:t>
-            </w:r>
-            <w:r>
-              <w:rPr>
-                <w:rFonts w:ascii="Arial" w:cs="Arial" w:eastAsia="Arial" w:hAnsi="Arial"/>
-                <w:sz w:val="13"/>
-                <w:szCs w:val="13"/>
-              </w:rPr>
-              <w:t xml:space="preserve">«formato de 46…»  ·  </w:t>
-            </w:r>
-            <w:r>
-              <w:rPr>
-                <w:rFonts w:ascii="Arial" w:cs="Arial" w:eastAsia="Arial" w:hAnsi="Arial"/>
-                <w:b/>
-                <w:bCs/>
-                <w:color w:val="C00000"/>
-                <w:sz w:val="13"/>
-                <w:szCs w:val="13"/>
-              </w:rPr>
-              <w:t xml:space="preserve">3 </w:t>
-            </w:r>
-            <w:r>
-              <w:rPr>
-                <w:rFonts w:ascii="Arial" w:cs="Arial" w:eastAsia="Arial" w:hAnsi="Arial"/>
-                <w:sz w:val="13"/>
-                <w:szCs w:val="13"/>
-              </w:rPr>
-              <w:t xml:space="preserve">«…milímetros de diámetro» → oblea Ø46</w:t>
-            </w:r>
-          </w:p>
-          <w:p>
-            <w:pPr>
-              <w:spacing w:after="60"/>
-            </w:pPr>
-            <w:r>
-              <w:rPr>
-                <w:rFonts w:ascii="Arial" w:cs="Arial" w:eastAsia="Arial" w:hAnsi="Arial"/>
-                <w:i/>
-                <w:iCs/>
-                <w:color w:val="404040"/>
-                <w:sz w:val="13"/>
-                <w:szCs w:val="13"/>
-              </w:rPr>
-              <w:t xml:space="preserve">Nota: El Anexo 1 (hoja 4 del PDF) fija el mismo formato de 46 mm para la oblea de 1 kg.</w:t>
-            </w:r>
-          </w:p>
-        </w:tc>
-      </w:tr>
-      <w:tr>
-        <w:trPr>
-          <w:cantSplit/>
-        </w:trPr>
+              <w:t xml:space="preserve">3.2.1 b) — acero inoxidable de espesor no menor de 0,63 mm → se adoptó 0,8</w:t>
+            </w:r>
+          </w:p>
+        </w:tc>
         <w:tc>
           <w:tcPr>
             <w:tcW w:type="dxa" w:w="5153"/>
@@ -8157,7 +7988,7 @@
                 <w:sz w:val="16"/>
                 <w:szCs w:val="16"/>
               </w:rPr>
-              <w:t xml:space="preserve">F30 · </w:t>
+              <w:t xml:space="preserve">F29 · </w:t>
             </w:r>
             <w:r>
               <w:rPr>
@@ -8167,7 +7998,7 @@
                 <w:sz w:val="16"/>
                 <w:szCs w:val="16"/>
               </w:rPr>
-              <w:t xml:space="preserve">IRAM Anexo R — estampilla de conformidad de extintor nuevo</w:t>
+              <w:t xml:space="preserve">Res. OPDS 522/07, Anexo 2 (oblea de fabricación de extintores de más de 1 kg)</w:t>
             </w:r>
           </w:p>
           <w:p>
@@ -8178,9 +8009,9 @@
             <w:r>
               <w:drawing>
                 <wp:inline distT="0" distB="0" distL="0" distR="0">
-                  <wp:extent cx="3143250" cy="1762125"/>
+                  <wp:extent cx="3143250" cy="838200"/>
                   <wp:effectExtent t="0" r="0" b="0" l="0"/>
-                  <wp:docPr id="30" name="F30" descr="IRAM Anexo R — estampilla de conformidad de extintor nuevo" title="F30"/>
+                  <wp:docPr id="29" name="F29" descr="Res. OPDS 522/07, Anexo 2 (oblea de fabricación de extintores de más de 1 kg)" title="F29"/>
                   <wp:cNvGraphicFramePr>
                     <a:graphicFrameLocks xmlns:a="http://schemas.openxmlformats.org/drawingml/2006/main" noChangeAspect="1"/>
                   </wp:cNvGraphicFramePr>
@@ -8203,6 +8034,193 @@
                         <pic:spPr bwMode="auto">
                           <a:xfrm>
                             <a:off x="0" y="0"/>
+                            <a:ext cx="3143250" cy="838200"/>
+                          </a:xfrm>
+                          <a:prstGeom prst="rect">
+                            <a:avLst/>
+                          </a:prstGeom>
+                        </pic:spPr>
+                      </pic:pic>
+                    </a:graphicData>
+                  </a:graphic>
+                </wp:inline>
+              </w:drawing>
+            </w:r>
+          </w:p>
+          <w:p>
+            <w:pPr>
+              <w:spacing w:after="20"/>
+            </w:pPr>
+            <w:r>
+              <w:rPr>
+                <w:rFonts w:ascii="Arial" w:cs="Arial" w:eastAsia="Arial" w:hAnsi="Arial"/>
+                <w:color w:val="595959"/>
+                <w:sz w:val="13"/>
+                <w:szCs w:val="13"/>
+              </w:rPr>
+              <w:t xml:space="preserve">Hoja 6 del PDF, Anexo 2, apartado «Oblea»</w:t>
+            </w:r>
+          </w:p>
+          <w:p>
+            <w:pPr>
+              <w:spacing w:after="20"/>
+            </w:pPr>
+            <w:r>
+              <w:rPr>
+                <w:rFonts w:ascii="Arial" w:cs="Arial" w:eastAsia="Arial" w:hAnsi="Arial"/>
+                <w:b/>
+                <w:bCs/>
+                <w:color w:val="C00000"/>
+                <w:sz w:val="13"/>
+                <w:szCs w:val="13"/>
+              </w:rPr>
+              <w:t xml:space="preserve">1 </w:t>
+            </w:r>
+            <w:r>
+              <w:rPr>
+                <w:rFonts w:ascii="Arial" w:cs="Arial" w:eastAsia="Arial" w:hAnsi="Arial"/>
+                <w:sz w:val="13"/>
+                <w:szCs w:val="13"/>
+              </w:rPr>
+              <w:t xml:space="preserve">Anexo 2: oblea de fabricación de extintores de más de 1 kg  ·  </w:t>
+            </w:r>
+            <w:r>
+              <w:rPr>
+                <w:rFonts w:ascii="Arial" w:cs="Arial" w:eastAsia="Arial" w:hAnsi="Arial"/>
+                <w:b/>
+                <w:bCs/>
+                <w:color w:val="C00000"/>
+                <w:sz w:val="13"/>
+                <w:szCs w:val="13"/>
+              </w:rPr>
+              <w:t xml:space="preserve">2 </w:t>
+            </w:r>
+            <w:r>
+              <w:rPr>
+                <w:rFonts w:ascii="Arial" w:cs="Arial" w:eastAsia="Arial" w:hAnsi="Arial"/>
+                <w:sz w:val="13"/>
+                <w:szCs w:val="13"/>
+              </w:rPr>
+              <w:t xml:space="preserve">«formato de 46…»  ·  </w:t>
+            </w:r>
+            <w:r>
+              <w:rPr>
+                <w:rFonts w:ascii="Arial" w:cs="Arial" w:eastAsia="Arial" w:hAnsi="Arial"/>
+                <w:b/>
+                <w:bCs/>
+                <w:color w:val="C00000"/>
+                <w:sz w:val="13"/>
+                <w:szCs w:val="13"/>
+              </w:rPr>
+              <w:t xml:space="preserve">3 </w:t>
+            </w:r>
+            <w:r>
+              <w:rPr>
+                <w:rFonts w:ascii="Arial" w:cs="Arial" w:eastAsia="Arial" w:hAnsi="Arial"/>
+                <w:sz w:val="13"/>
+                <w:szCs w:val="13"/>
+              </w:rPr>
+              <w:t xml:space="preserve">«…milímetros de diámetro» → oblea Ø46</w:t>
+            </w:r>
+          </w:p>
+          <w:p>
+            <w:pPr>
+              <w:spacing w:after="60"/>
+            </w:pPr>
+            <w:r>
+              <w:rPr>
+                <w:rFonts w:ascii="Arial" w:cs="Arial" w:eastAsia="Arial" w:hAnsi="Arial"/>
+                <w:i/>
+                <w:iCs/>
+                <w:color w:val="404040"/>
+                <w:sz w:val="13"/>
+                <w:szCs w:val="13"/>
+              </w:rPr>
+              <w:t xml:space="preserve">Nota: El Anexo 1 (hoja 4 del PDF) fija el mismo formato de 46 mm para la oblea de 1 kg.</w:t>
+            </w:r>
+          </w:p>
+        </w:tc>
+      </w:tr>
+      <w:tr>
+        <w:trPr>
+          <w:cantSplit/>
+        </w:trPr>
+        <w:tc>
+          <w:tcPr>
+            <w:tcW w:type="dxa" w:w="5153"/>
+            <w:tcBorders>
+              <w:top w:val="none" w:color="FFFFFF" w:sz="0"/>
+              <w:left w:val="none" w:color="FFFFFF" w:sz="0"/>
+              <w:bottom w:val="none" w:color="FFFFFF" w:sz="0"/>
+              <w:right w:val="none" w:color="FFFFFF" w:sz="0"/>
+            </w:tcBorders>
+            <w:tcMar>
+              <w:top w:type="dxa" w:w="60"/>
+              <w:left w:type="dxa" w:w="80"/>
+              <w:bottom w:type="dxa" w:w="60"/>
+              <w:right w:type="dxa" w:w="80"/>
+            </w:tcMar>
+          </w:tcPr>
+          <w:p>
+            <w:pPr>
+              <w:keepNext/>
+              <w:spacing w:after="20"/>
+            </w:pPr>
+            <w:r>
+              <w:rPr>
+                <w:rFonts w:ascii="Arial" w:cs="Arial" w:eastAsia="Arial" w:hAnsi="Arial"/>
+                <w:b/>
+                <w:bCs/>
+                <w:color w:val="1F3864"/>
+                <w:sz w:val="16"/>
+                <w:szCs w:val="16"/>
+              </w:rPr>
+              <w:t xml:space="preserve">F30 · </w:t>
+            </w:r>
+            <w:r>
+              <w:rPr>
+                <w:rFonts w:ascii="Arial" w:cs="Arial" w:eastAsia="Arial" w:hAnsi="Arial"/>
+                <w:b/>
+                <w:bCs/>
+                <w:sz w:val="16"/>
+                <w:szCs w:val="16"/>
+              </w:rPr>
+              <w:t xml:space="preserve">IRAM Anexo R — estampilla de conformidad de extintor nuevo</w:t>
+            </w:r>
+          </w:p>
+          <w:p>
+            <w:pPr>
+              <w:spacing w:after="30"/>
+              <w:jc w:val="center"/>
+            </w:pPr>
+            <w:r>
+              <w:drawing>
+                <wp:inline distT="0" distB="0" distL="0" distR="0">
+                  <wp:extent cx="3143250" cy="1762125"/>
+                  <wp:effectExtent t="0" r="0" b="0" l="0"/>
+                  <wp:docPr id="30" name="F30" descr="IRAM Anexo R — estampilla de conformidad de extintor nuevo" title="F30"/>
+                  <wp:cNvGraphicFramePr>
+                    <a:graphicFrameLocks xmlns:a="http://schemas.openxmlformats.org/drawingml/2006/main" noChangeAspect="1"/>
+                  </wp:cNvGraphicFramePr>
+                  <a:graphic xmlns:a="http://schemas.openxmlformats.org/drawingml/2006/main">
+                    <a:graphicData uri="http://schemas.openxmlformats.org/drawingml/2006/picture">
+                      <pic:pic xmlns:pic="http://schemas.openxmlformats.org/drawingml/2006/picture">
+                        <pic:nvPicPr>
+                          <pic:cNvPr id="0" name="" descr=""/>
+                          <pic:cNvPicPr>
+                            <a:picLocks noChangeAspect="1" noChangeArrowheads="1"/>
+                          </pic:cNvPicPr>
+                        </pic:nvPicPr>
+                        <pic:blipFill>
+                          <a:blip r:embed="rId74" cstate="none"/>
+                          <a:srcRect/>
+                          <a:stretch>
+                            <a:fillRect/>
+                          </a:stretch>
+                        </pic:blipFill>
+                        <pic:spPr bwMode="auto">
+                          <a:xfrm>
+                            <a:off x="0" y="0"/>
                             <a:ext cx="3143250" cy="1762125"/>
                           </a:xfrm>
                           <a:prstGeom prst="rect">
@@ -8290,7 +8308,117 @@
               <w:right w:type="dxa" w:w="80"/>
             </w:tcMar>
           </w:tcPr>
-          <w:p/>
+          <w:p>
+            <w:pPr>
+              <w:keepNext/>
+              <w:spacing w:after="20"/>
+            </w:pPr>
+            <w:r>
+              <w:rPr>
+                <w:rFonts w:ascii="Arial" w:cs="Arial" w:eastAsia="Arial" w:hAnsi="Arial"/>
+                <w:b/>
+                <w:bCs/>
+                <w:color w:val="1F3864"/>
+                <w:sz w:val="16"/>
+                <w:szCs w:val="16"/>
+              </w:rPr>
+              <w:t xml:space="preserve">F40 · </w:t>
+            </w:r>
+            <w:r>
+              <w:rPr>
+                <w:rFonts w:ascii="Arial" w:cs="Arial" w:eastAsia="Arial" w:hAnsi="Arial"/>
+                <w:b/>
+                <w:bCs/>
+                <w:sz w:val="16"/>
+                <w:szCs w:val="16"/>
+              </w:rPr>
+              <w:t xml:space="preserve">IRAM 3550:1981, 4.8.2 tabla III (medidas del tren de rodaje)</w:t>
+            </w:r>
+          </w:p>
+          <w:p>
+            <w:pPr>
+              <w:spacing w:after="30"/>
+              <w:jc w:val="center"/>
+            </w:pPr>
+            <w:r>
+              <w:drawing>
+                <wp:inline distT="0" distB="0" distL="0" distR="0">
+                  <wp:extent cx="3143250" cy="1247775"/>
+                  <wp:effectExtent t="0" r="0" b="0" l="0"/>
+                  <wp:docPr id="31" name="F40" descr="IRAM 3550:1981, 4.8.2 tabla III (medidas del tren de rodaje)" title="F40"/>
+                  <wp:cNvGraphicFramePr>
+                    <a:graphicFrameLocks xmlns:a="http://schemas.openxmlformats.org/drawingml/2006/main" noChangeAspect="1"/>
+                  </wp:cNvGraphicFramePr>
+                  <a:graphic xmlns:a="http://schemas.openxmlformats.org/drawingml/2006/main">
+                    <a:graphicData uri="http://schemas.openxmlformats.org/drawingml/2006/picture">
+                      <pic:pic xmlns:pic="http://schemas.openxmlformats.org/drawingml/2006/picture">
+                        <pic:nvPicPr>
+                          <pic:cNvPr id="0" name="" descr=""/>
+                          <pic:cNvPicPr>
+                            <a:picLocks noChangeAspect="1" noChangeArrowheads="1"/>
+                          </pic:cNvPicPr>
+                        </pic:nvPicPr>
+                        <pic:blipFill>
+                          <a:blip r:embed="rId75" cstate="none"/>
+                          <a:srcRect/>
+                          <a:stretch>
+                            <a:fillRect/>
+                          </a:stretch>
+                        </pic:blipFill>
+                        <pic:spPr bwMode="auto">
+                          <a:xfrm>
+                            <a:off x="0" y="0"/>
+                            <a:ext cx="3143250" cy="1247775"/>
+                          </a:xfrm>
+                          <a:prstGeom prst="rect">
+                            <a:avLst/>
+                          </a:prstGeom>
+                        </pic:spPr>
+                      </pic:pic>
+                    </a:graphicData>
+                  </a:graphic>
+                </wp:inline>
+              </w:drawing>
+            </w:r>
+          </w:p>
+          <w:p>
+            <w:pPr>
+              <w:spacing w:after="20"/>
+            </w:pPr>
+            <w:r>
+              <w:rPr>
+                <w:rFonts w:ascii="Arial" w:cs="Arial" w:eastAsia="Arial" w:hAnsi="Arial"/>
+                <w:color w:val="595959"/>
+                <w:sz w:val="13"/>
+                <w:szCs w:val="13"/>
+              </w:rPr>
+              <w:t xml:space="preserve">Pág. 11 de la norma (hoja 13 del PDF), apartado 4.8.2, tabla III</w:t>
+            </w:r>
+          </w:p>
+          <w:p>
+            <w:pPr>
+              <w:spacing w:after="60"/>
+            </w:pPr>
+            <w:r>
+              <w:rPr>
+                <w:rFonts w:ascii="Arial" w:cs="Arial" w:eastAsia="Arial" w:hAnsi="Arial"/>
+                <w:b/>
+                <w:bCs/>
+                <w:color w:val="C00000"/>
+                <w:sz w:val="13"/>
+                <w:szCs w:val="13"/>
+              </w:rPr>
+              <w:t xml:space="preserve">1 </w:t>
+            </w:r>
+            <w:r>
+              <w:rPr>
+                <w:rFonts w:ascii="Arial" w:cs="Arial" w:eastAsia="Arial" w:hAnsi="Arial"/>
+                <w:sz w:val="13"/>
+                <w:szCs w:val="13"/>
+              </w:rPr>
+              <w:t xml:space="preserve">Tabla III — rueda Ø ≥ 300, ancho de rodado ≥ 50, trocha entre centros ≥ 400 (Fadesa usa banda 49: no cumple)</w:t>
+            </w:r>
+          </w:p>
         </w:tc>
       </w:tr>
     </w:tbl>
@@ -8396,319 +8524,7 @@
                 <wp:inline distT="0" distB="0" distL="0" distR="0">
                   <wp:extent cx="1676400" cy="2238375"/>
                   <wp:effectExtent t="0" r="0" b="0" l="0"/>
-                  <wp:docPr id="31" name="F31" descr="Relevamiento: tarjeta AGC (CABA) en un extintor de 10 kg" title="F31"/>
-                  <wp:cNvGraphicFramePr>
-                    <a:graphicFrameLocks xmlns:a="http://schemas.openxmlformats.org/drawingml/2006/main" noChangeAspect="1"/>
-                  </wp:cNvGraphicFramePr>
-                  <a:graphic xmlns:a="http://schemas.openxmlformats.org/drawingml/2006/main">
-                    <a:graphicData uri="http://schemas.openxmlformats.org/drawingml/2006/picture">
-                      <pic:pic xmlns:pic="http://schemas.openxmlformats.org/drawingml/2006/picture">
-                        <pic:nvPicPr>
-                          <pic:cNvPr id="0" name="" descr=""/>
-                          <pic:cNvPicPr>
-                            <a:picLocks noChangeAspect="1" noChangeArrowheads="1"/>
-                          </pic:cNvPicPr>
-                        </pic:nvPicPr>
-                        <pic:blipFill>
-                          <a:blip r:embed="rId74" cstate="none"/>
-                          <a:srcRect/>
-                          <a:stretch>
-                            <a:fillRect/>
-                          </a:stretch>
-                        </pic:blipFill>
-                        <pic:spPr bwMode="auto">
-                          <a:xfrm>
-                            <a:off x="0" y="0"/>
-                            <a:ext cx="1676400" cy="2238375"/>
-                          </a:xfrm>
-                          <a:prstGeom prst="rect">
-                            <a:avLst/>
-                          </a:prstGeom>
-                        </pic:spPr>
-                      </pic:pic>
-                    </a:graphicData>
-                  </a:graphic>
-                </wp:inline>
-              </w:drawing>
-            </w:r>
-          </w:p>
-          <w:p>
-            <w:pPr>
-              <w:spacing w:after="20"/>
-            </w:pPr>
-            <w:r>
-              <w:rPr>
-                <w:rFonts w:ascii="Arial" w:cs="Arial" w:eastAsia="Arial" w:hAnsi="Arial"/>
-                <w:color w:val="595959"/>
-                <w:sz w:val="13"/>
-                <w:szCs w:val="13"/>
-              </w:rPr>
-              <w:t xml:space="preserve">Foto completa</w:t>
-            </w:r>
-          </w:p>
-          <w:p>
-            <w:pPr>
-              <w:spacing w:after="20"/>
-            </w:pPr>
-            <w:r>
-              <w:rPr>
-                <w:rFonts w:ascii="Arial" w:cs="Arial" w:eastAsia="Arial" w:hAnsi="Arial"/>
-                <w:b/>
-                <w:bCs/>
-                <w:color w:val="C00000"/>
-                <w:sz w:val="13"/>
-                <w:szCs w:val="13"/>
-              </w:rPr>
-              <w:t xml:space="preserve">1 </w:t>
-            </w:r>
-            <w:r>
-              <w:rPr>
-                <w:rFonts w:ascii="Arial" w:cs="Arial" w:eastAsia="Arial" w:hAnsi="Arial"/>
-                <w:sz w:val="13"/>
-                <w:szCs w:val="13"/>
-              </w:rPr>
-              <w:t xml:space="preserve">Tarjeta de identificación AGC autoadhesiva con QR → 140 × 55 mm</w:t>
-            </w:r>
-          </w:p>
-          <w:p>
-            <w:pPr>
-              <w:spacing w:after="60"/>
-            </w:pPr>
-            <w:r>
-              <w:rPr>
-                <w:rFonts w:ascii="Arial" w:cs="Arial" w:eastAsia="Arial" w:hAnsi="Arial"/>
-                <w:i/>
-                <w:iCs/>
-                <w:color w:val="404040"/>
-                <w:sz w:val="13"/>
-                <w:szCs w:val="13"/>
-              </w:rPr>
-              <w:t xml:space="preserve">Nota: Medida estimada por proporción con el Ø del recipiente de 10 kg (181,5 mm); confirmar con la AGC.</w:t>
-            </w:r>
-          </w:p>
-        </w:tc>
-        <w:tc>
-          <w:tcPr>
-            <w:tcW w:type="dxa" w:w="5153"/>
-            <w:tcBorders>
-              <w:top w:val="none" w:color="FFFFFF" w:sz="0"/>
-              <w:left w:val="none" w:color="FFFFFF" w:sz="0"/>
-              <w:bottom w:val="none" w:color="FFFFFF" w:sz="0"/>
-              <w:right w:val="none" w:color="FFFFFF" w:sz="0"/>
-            </w:tcBorders>
-            <w:tcMar>
-              <w:top w:type="dxa" w:w="60"/>
-              <w:left w:type="dxa" w:w="80"/>
-              <w:bottom w:type="dxa" w:w="60"/>
-              <w:right w:type="dxa" w:w="80"/>
-            </w:tcMar>
-          </w:tcPr>
-          <w:p>
-            <w:pPr>
-              <w:keepNext/>
-              <w:spacing w:after="20"/>
-            </w:pPr>
-            <w:r>
-              <w:rPr>
-                <w:rFonts w:ascii="Arial" w:cs="Arial" w:eastAsia="Arial" w:hAnsi="Arial"/>
-                <w:b/>
-                <w:bCs/>
-                <w:color w:val="1F3864"/>
-                <w:sz w:val="16"/>
-                <w:szCs w:val="16"/>
-              </w:rPr>
-              <w:t xml:space="preserve">F32 · </w:t>
-            </w:r>
-            <w:r>
-              <w:rPr>
-                <w:rFonts w:ascii="Arial" w:cs="Arial" w:eastAsia="Arial" w:hAnsi="Arial"/>
-                <w:b/>
-                <w:bCs/>
-                <w:sz w:val="16"/>
-                <w:szCs w:val="16"/>
-              </w:rPr>
-              <w:t xml:space="preserve">Relevamiento: etiqueta envolvente y estampilla IRAM (línea Georgia)</w:t>
-            </w:r>
-          </w:p>
-          <w:p>
-            <w:pPr>
-              <w:spacing w:after="30"/>
-              <w:jc w:val="center"/>
-            </w:pPr>
-            <w:r>
-              <w:drawing>
-                <wp:inline distT="0" distB="0" distL="0" distR="0">
-                  <wp:extent cx="1257300" cy="2238375"/>
-                  <wp:effectExtent t="0" r="0" b="0" l="0"/>
-                  <wp:docPr id="32" name="F32" descr="Relevamiento: etiqueta envolvente y estampilla IRAM (línea Georgia)" title="F32"/>
-                  <wp:cNvGraphicFramePr>
-                    <a:graphicFrameLocks xmlns:a="http://schemas.openxmlformats.org/drawingml/2006/main" noChangeAspect="1"/>
-                  </wp:cNvGraphicFramePr>
-                  <a:graphic xmlns:a="http://schemas.openxmlformats.org/drawingml/2006/main">
-                    <a:graphicData uri="http://schemas.openxmlformats.org/drawingml/2006/picture">
-                      <pic:pic xmlns:pic="http://schemas.openxmlformats.org/drawingml/2006/picture">
-                        <pic:nvPicPr>
-                          <pic:cNvPr id="0" name="" descr=""/>
-                          <pic:cNvPicPr>
-                            <a:picLocks noChangeAspect="1" noChangeArrowheads="1"/>
-                          </pic:cNvPicPr>
-                        </pic:nvPicPr>
-                        <pic:blipFill>
-                          <a:blip r:embed="rId75" cstate="none"/>
-                          <a:srcRect/>
-                          <a:stretch>
-                            <a:fillRect/>
-                          </a:stretch>
-                        </pic:blipFill>
-                        <pic:spPr bwMode="auto">
-                          <a:xfrm>
-                            <a:off x="0" y="0"/>
-                            <a:ext cx="1257300" cy="2238375"/>
-                          </a:xfrm>
-                          <a:prstGeom prst="rect">
-                            <a:avLst/>
-                          </a:prstGeom>
-                        </pic:spPr>
-                      </pic:pic>
-                    </a:graphicData>
-                  </a:graphic>
-                </wp:inline>
-              </w:drawing>
-            </w:r>
-          </w:p>
-          <w:p>
-            <w:pPr>
-              <w:spacing w:after="20"/>
-            </w:pPr>
-            <w:r>
-              <w:rPr>
-                <w:rFonts w:ascii="Arial" w:cs="Arial" w:eastAsia="Arial" w:hAnsi="Arial"/>
-                <w:color w:val="595959"/>
-                <w:sz w:val="13"/>
-                <w:szCs w:val="13"/>
-              </w:rPr>
-              <w:t xml:space="preserve">Foto completa</w:t>
-            </w:r>
-          </w:p>
-          <w:p>
-            <w:pPr>
-              <w:spacing w:after="20"/>
-            </w:pPr>
-            <w:r>
-              <w:rPr>
-                <w:rFonts w:ascii="Arial" w:cs="Arial" w:eastAsia="Arial" w:hAnsi="Arial"/>
-                <w:b/>
-                <w:bCs/>
-                <w:color w:val="C00000"/>
-                <w:sz w:val="13"/>
-                <w:szCs w:val="13"/>
-              </w:rPr>
-              <w:t xml:space="preserve">1 </w:t>
-            </w:r>
-            <w:r>
-              <w:rPr>
-                <w:rFonts w:ascii="Arial" w:cs="Arial" w:eastAsia="Arial" w:hAnsi="Arial"/>
-                <w:sz w:val="13"/>
-                <w:szCs w:val="13"/>
-              </w:rPr>
-              <w:t xml:space="preserve">Etiqueta envolvente: panel central + alas (≈ 216° en total)  ·  </w:t>
-            </w:r>
-            <w:r>
-              <w:rPr>
-                <w:rFonts w:ascii="Arial" w:cs="Arial" w:eastAsia="Arial" w:hAnsi="Arial"/>
-                <w:b/>
-                <w:bCs/>
-                <w:color w:val="C00000"/>
-                <w:sz w:val="13"/>
-                <w:szCs w:val="13"/>
-              </w:rPr>
-              <w:t xml:space="preserve">2 </w:t>
-            </w:r>
-            <w:r>
-              <w:rPr>
-                <w:rFonts w:ascii="Arial" w:cs="Arial" w:eastAsia="Arial" w:hAnsi="Arial"/>
-                <w:sz w:val="13"/>
-                <w:szCs w:val="13"/>
-              </w:rPr>
-              <w:t xml:space="preserve">Estampilla IRAM con n° vertical, logo y QR → 60 × 40 mm</w:t>
-            </w:r>
-          </w:p>
-          <w:p>
-            <w:pPr>
-              <w:spacing w:after="60"/>
-            </w:pPr>
-            <w:r>
-              <w:rPr>
-                <w:rFonts w:ascii="Arial" w:cs="Arial" w:eastAsia="Arial" w:hAnsi="Arial"/>
-                <w:i/>
-                <w:iCs/>
-                <w:color w:val="404040"/>
-                <w:sz w:val="13"/>
-                <w:szCs w:val="13"/>
-              </w:rPr>
-              <w:t xml:space="preserve">Nota: Medidas estimadas por proporción con el Ø del recipiente; confirmar.</w:t>
-            </w:r>
-          </w:p>
-        </w:tc>
-      </w:tr>
-      <w:tr>
-        <w:trPr>
-          <w:cantSplit/>
-        </w:trPr>
-        <w:tc>
-          <w:tcPr>
-            <w:tcW w:type="dxa" w:w="5153"/>
-            <w:tcBorders>
-              <w:top w:val="none" w:color="FFFFFF" w:sz="0"/>
-              <w:left w:val="none" w:color="FFFFFF" w:sz="0"/>
-              <w:bottom w:val="none" w:color="FFFFFF" w:sz="0"/>
-              <w:right w:val="none" w:color="FFFFFF" w:sz="0"/>
-            </w:tcBorders>
-            <w:tcMar>
-              <w:top w:type="dxa" w:w="60"/>
-              <w:left w:type="dxa" w:w="80"/>
-              <w:bottom w:type="dxa" w:w="60"/>
-              <w:right w:type="dxa" w:w="80"/>
-            </w:tcMar>
-          </w:tcPr>
-          <w:p>
-            <w:pPr>
-              <w:keepNext/>
-              <w:spacing w:after="20"/>
-            </w:pPr>
-            <w:r>
-              <w:rPr>
-                <w:rFonts w:ascii="Arial" w:cs="Arial" w:eastAsia="Arial" w:hAnsi="Arial"/>
-                <w:b/>
-                <w:bCs/>
-                <w:color w:val="1F3864"/>
-                <w:sz w:val="16"/>
-                <w:szCs w:val="16"/>
-              </w:rPr>
-              <w:t xml:space="preserve">F33 · </w:t>
-            </w:r>
-            <w:r>
-              <w:rPr>
-                <w:rFonts w:ascii="Arial" w:cs="Arial" w:eastAsia="Arial" w:hAnsi="Arial"/>
-                <w:b/>
-                <w:bCs/>
-                <w:sz w:val="16"/>
-                <w:szCs w:val="16"/>
-              </w:rPr>
-              <w:t xml:space="preserve">Relevamiento: etiqueta de n° de serie GS1 (línea Melisam)</w:t>
-            </w:r>
-          </w:p>
-          <w:p>
-            <w:pPr>
-              <w:spacing w:after="30"/>
-              <w:jc w:val="center"/>
-            </w:pPr>
-            <w:r>
-              <w:drawing>
-                <wp:inline distT="0" distB="0" distL="0" distR="0">
-                  <wp:extent cx="1257300" cy="2238375"/>
-                  <wp:effectExtent t="0" r="0" b="0" l="0"/>
-                  <wp:docPr id="33" name="F33" descr="Relevamiento: etiqueta de n° de serie GS1 (línea Melisam)" title="F33"/>
+                  <wp:docPr id="32" name="F31" descr="Relevamiento: tarjeta AGC (CABA) en un extintor de 10 kg" title="F31"/>
                   <wp:cNvGraphicFramePr>
                     <a:graphicFrameLocks xmlns:a="http://schemas.openxmlformats.org/drawingml/2006/main" noChangeAspect="1"/>
                   </wp:cNvGraphicFramePr>
@@ -8731,7 +8547,7 @@
                         <pic:spPr bwMode="auto">
                           <a:xfrm>
                             <a:off x="0" y="0"/>
-                            <a:ext cx="1257300" cy="2238375"/>
+                            <a:ext cx="1676400" cy="2238375"/>
                           </a:xfrm>
                           <a:prstGeom prst="rect">
                             <a:avLst/>
@@ -8779,7 +8595,7 @@
                 <w:sz w:val="13"/>
                 <w:szCs w:val="13"/>
               </w:rPr>
-              <w:t xml:space="preserve">Etiqueta GS1 con QR «(01)779…» → 45 × 25 mm</w:t>
+              <w:t xml:space="preserve">Tarjeta de identificación AGC autoadhesiva con QR → 140 × 55 mm</w:t>
             </w:r>
           </w:p>
           <w:p>
@@ -8795,7 +8611,7 @@
                 <w:sz w:val="13"/>
                 <w:szCs w:val="13"/>
               </w:rPr>
-              <w:t xml:space="preserve">Nota: Medida estimada por proporción; confirmar.</w:t>
+              <w:t xml:space="preserve">Nota: Medida estimada por proporción con el Ø del recipiente de 10 kg (181,5 mm); confirmar con la AGC.</w:t>
             </w:r>
           </w:p>
         </w:tc>
@@ -8829,7 +8645,7 @@
                 <w:sz w:val="16"/>
                 <w:szCs w:val="16"/>
               </w:rPr>
-              <w:t xml:space="preserve">F34 · </w:t>
+              <w:t xml:space="preserve">F32 · </w:t>
             </w:r>
             <w:r>
               <w:rPr>
@@ -8839,7 +8655,7 @@
                 <w:sz w:val="16"/>
                 <w:szCs w:val="16"/>
               </w:rPr>
-              <w:t xml:space="preserve">Relevamiento: faja de garantía rayada (línea de etiquetado Georgia)</w:t>
+              <w:t xml:space="preserve">Relevamiento: etiqueta envolvente y estampilla IRAM (línea Georgia)</w:t>
             </w:r>
           </w:p>
           <w:p>
@@ -8852,7 +8668,7 @@
                 <wp:inline distT="0" distB="0" distL="0" distR="0">
                   <wp:extent cx="1257300" cy="2238375"/>
                   <wp:effectExtent t="0" r="0" b="0" l="0"/>
-                  <wp:docPr id="34" name="F34" descr="Relevamiento: faja de garantía rayada (línea de etiquetado Georgia)" title="F34"/>
+                  <wp:docPr id="33" name="F32" descr="Relevamiento: etiqueta envolvente y estampilla IRAM (línea Georgia)" title="F32"/>
                   <wp:cNvGraphicFramePr>
                     <a:graphicFrameLocks xmlns:a="http://schemas.openxmlformats.org/drawingml/2006/main" noChangeAspect="1"/>
                   </wp:cNvGraphicFramePr>
@@ -8923,7 +8739,26 @@
                 <w:sz w:val="13"/>
                 <w:szCs w:val="13"/>
               </w:rPr>
-              <w:t xml:space="preserve">Faja de garantía rayada roja/blanca → 30 × 40 mm</w:t>
+              <w:t xml:space="preserve">Etiqueta envolvente: panel central + alas (≈ 216° en total)  ·  </w:t>
+            </w:r>
+            <w:r>
+              <w:rPr>
+                <w:rFonts w:ascii="Arial" w:cs="Arial" w:eastAsia="Arial" w:hAnsi="Arial"/>
+                <w:b/>
+                <w:bCs/>
+                <w:color w:val="C00000"/>
+                <w:sz w:val="13"/>
+                <w:szCs w:val="13"/>
+              </w:rPr>
+              <w:t xml:space="preserve">2 </w:t>
+            </w:r>
+            <w:r>
+              <w:rPr>
+                <w:rFonts w:ascii="Arial" w:cs="Arial" w:eastAsia="Arial" w:hAnsi="Arial"/>
+                <w:sz w:val="13"/>
+                <w:szCs w:val="13"/>
+              </w:rPr>
+              <w:t xml:space="preserve">Estampilla IRAM con n° vertical, logo y QR → 60 × 40 mm</w:t>
             </w:r>
           </w:p>
           <w:p>
@@ -8939,7 +8774,7 @@
                 <w:sz w:val="13"/>
                 <w:szCs w:val="13"/>
               </w:rPr>
-              <w:t xml:space="preserve">Nota: Medida estimada por proporción; confirmar.</w:t>
+              <w:t xml:space="preserve">Nota: Medidas estimadas por proporción con el Ø del recipiente; confirmar.</w:t>
             </w:r>
           </w:p>
         </w:tc>
@@ -8978,7 +8813,7 @@
                 <w:sz w:val="16"/>
                 <w:szCs w:val="16"/>
               </w:rPr>
-              <w:t xml:space="preserve">F35 · </w:t>
+              <w:t xml:space="preserve">F33 · </w:t>
             </w:r>
             <w:r>
               <w:rPr>
@@ -8988,7 +8823,7 @@
                 <w:sz w:val="16"/>
                 <w:szCs w:val="16"/>
               </w:rPr>
-              <w:t xml:space="preserve">Relevamiento: oblea circular PBA (DPS) aplicada</w:t>
+              <w:t xml:space="preserve">Relevamiento: etiqueta de n° de serie GS1 (línea Melisam)</w:t>
             </w:r>
           </w:p>
           <w:p>
@@ -9001,7 +8836,7 @@
                 <wp:inline distT="0" distB="0" distL="0" distR="0">
                   <wp:extent cx="1257300" cy="2238375"/>
                   <wp:effectExtent t="0" r="0" b="0" l="0"/>
-                  <wp:docPr id="35" name="F35" descr="Relevamiento: oblea circular PBA (DPS) aplicada" title="F35"/>
+                  <wp:docPr id="34" name="F33" descr="Relevamiento: etiqueta de n° de serie GS1 (línea Melisam)" title="F33"/>
                   <wp:cNvGraphicFramePr>
                     <a:graphicFrameLocks xmlns:a="http://schemas.openxmlformats.org/drawingml/2006/main" noChangeAspect="1"/>
                   </wp:cNvGraphicFramePr>
@@ -9053,26 +8888,42 @@
           </w:p>
           <w:p>
             <w:pPr>
+              <w:spacing w:after="20"/>
+            </w:pPr>
+            <w:r>
+              <w:rPr>
+                <w:rFonts w:ascii="Arial" w:cs="Arial" w:eastAsia="Arial" w:hAnsi="Arial"/>
+                <w:b/>
+                <w:bCs/>
+                <w:color w:val="C00000"/>
+                <w:sz w:val="13"/>
+                <w:szCs w:val="13"/>
+              </w:rPr>
+              <w:t xml:space="preserve">1 </w:t>
+            </w:r>
+            <w:r>
+              <w:rPr>
+                <w:rFonts w:ascii="Arial" w:cs="Arial" w:eastAsia="Arial" w:hAnsi="Arial"/>
+                <w:sz w:val="13"/>
+                <w:szCs w:val="13"/>
+              </w:rPr>
+              <w:t xml:space="preserve">Etiqueta GS1 con QR «(01)779…» → 45 × 25 mm</w:t>
+            </w:r>
+          </w:p>
+          <w:p>
+            <w:pPr>
               <w:spacing w:after="60"/>
             </w:pPr>
             <w:r>
               <w:rPr>
                 <w:rFonts w:ascii="Arial" w:cs="Arial" w:eastAsia="Arial" w:hAnsi="Arial"/>
-                <w:b/>
-                <w:bCs/>
-                <w:color w:val="C00000"/>
-                <w:sz w:val="13"/>
-                <w:szCs w:val="13"/>
-              </w:rPr>
-              <w:t xml:space="preserve">1 </w:t>
-            </w:r>
-            <w:r>
-              <w:rPr>
-                <w:rFonts w:ascii="Arial" w:cs="Arial" w:eastAsia="Arial" w:hAnsi="Arial"/>
-                <w:sz w:val="13"/>
-                <w:szCs w:val="13"/>
-              </w:rPr>
-              <w:t xml:space="preserve">Oblea circular de la Provincia de Buenos Aires (ver Res. 522/07: Ø46)</w:t>
+                <w:i/>
+                <w:iCs/>
+                <w:color w:val="404040"/>
+                <w:sz w:val="13"/>
+                <w:szCs w:val="13"/>
+              </w:rPr>
+              <w:t xml:space="preserve">Nota: Medida estimada por proporción; confirmar.</w:t>
             </w:r>
           </w:p>
         </w:tc>
@@ -9106,7 +8957,7 @@
                 <w:sz w:val="16"/>
                 <w:szCs w:val="16"/>
               </w:rPr>
-              <w:t xml:space="preserve">F36 · </w:t>
+              <w:t xml:space="preserve">F34 · </w:t>
             </w:r>
             <w:r>
               <w:rPr>
@@ -9116,7 +8967,7 @@
                 <w:sz w:val="16"/>
                 <w:szCs w:val="16"/>
               </w:rPr>
-              <w:t xml:space="preserve">Planilla MP FLAMA — geometría del acero por recipiente</w:t>
+              <w:t xml:space="preserve">Relevamiento: faja de garantía rayada (línea de etiquetado Georgia)</w:t>
             </w:r>
           </w:p>
           <w:p>
@@ -9127,9 +8978,9 @@
             <w:r>
               <w:drawing>
                 <wp:inline distT="0" distB="0" distL="0" distR="0">
-                  <wp:extent cx="3143250" cy="809625"/>
+                  <wp:extent cx="1257300" cy="2238375"/>
                   <wp:effectExtent t="0" r="0" b="0" l="0"/>
-                  <wp:docPr id="36" name="F36" descr="Planilla MP FLAMA — geometría del acero por recipiente" title="F36"/>
+                  <wp:docPr id="35" name="F34" descr="Relevamiento: faja de garantía rayada (línea de etiquetado Georgia)" title="F34"/>
                   <wp:cNvGraphicFramePr>
                     <a:graphicFrameLocks xmlns:a="http://schemas.openxmlformats.org/drawingml/2006/main" noChangeAspect="1"/>
                   </wp:cNvGraphicFramePr>
@@ -9152,7 +9003,7 @@
                         <pic:spPr bwMode="auto">
                           <a:xfrm>
                             <a:off x="0" y="0"/>
-                            <a:ext cx="3143250" cy="809625"/>
+                            <a:ext cx="1257300" cy="2238375"/>
                           </a:xfrm>
                           <a:prstGeom prst="rect">
                             <a:avLst/>
@@ -9176,7 +9027,7 @@
                 <w:sz w:val="13"/>
                 <w:szCs w:val="13"/>
               </w:rPr>
-              <w:t xml:space="preserve">Hoja «Geometria Acero», celdas marcadas (reproducción de los valores de las celdas)</w:t>
+              <w:t xml:space="preserve">Foto completa</w:t>
             </w:r>
           </w:p>
           <w:p>
@@ -9200,83 +9051,7 @@
                 <w:sz w:val="13"/>
                 <w:szCs w:val="13"/>
               </w:rPr>
-              <w:t xml:space="preserve">C35: caño del 1 kg cortado a 255 mm  ·  </w:t>
-            </w:r>
-            <w:r>
-              <w:rPr>
-                <w:rFonts w:ascii="Arial" w:cs="Arial" w:eastAsia="Arial" w:hAnsi="Arial"/>
-                <w:b/>
-                <w:bCs/>
-                <w:color w:val="C00000"/>
-                <w:sz w:val="13"/>
-                <w:szCs w:val="13"/>
-              </w:rPr>
-              <w:t xml:space="preserve">2 </w:t>
-            </w:r>
-            <w:r>
-              <w:rPr>
-                <w:rFonts w:ascii="Arial" w:cs="Arial" w:eastAsia="Arial" w:hAnsi="Arial"/>
-                <w:sz w:val="13"/>
-                <w:szCs w:val="13"/>
-              </w:rPr>
-              <w:t xml:space="preserve">D34:H35: desarrollo (fila 34) y alto (fila 35) del recorte del cuerpo 2,5 a 50 kg  ·  </w:t>
-            </w:r>
-            <w:r>
-              <w:rPr>
-                <w:rFonts w:ascii="Arial" w:cs="Arial" w:eastAsia="Arial" w:hAnsi="Arial"/>
-                <w:b/>
-                <w:bCs/>
-                <w:color w:val="C00000"/>
-                <w:sz w:val="13"/>
-                <w:szCs w:val="13"/>
-              </w:rPr>
-              <w:t xml:space="preserve">3 </w:t>
-            </w:r>
-            <w:r>
-              <w:rPr>
-                <w:rFonts w:ascii="Arial" w:cs="Arial" w:eastAsia="Arial" w:hAnsi="Arial"/>
-                <w:sz w:val="13"/>
-                <w:szCs w:val="13"/>
-              </w:rPr>
-              <w:t xml:space="preserve">C38:F38: Ø del disco de cúpula 1 a 10 kg  ·  </w:t>
-            </w:r>
-            <w:r>
-              <w:rPr>
-                <w:rFonts w:ascii="Arial" w:cs="Arial" w:eastAsia="Arial" w:hAnsi="Arial"/>
-                <w:b/>
-                <w:bCs/>
-                <w:color w:val="C00000"/>
-                <w:sz w:val="13"/>
-                <w:szCs w:val="13"/>
-              </w:rPr>
-              <w:t xml:space="preserve">4 </w:t>
-            </w:r>
-            <w:r>
-              <w:rPr>
-                <w:rFonts w:ascii="Arial" w:cs="Arial" w:eastAsia="Arial" w:hAnsi="Arial"/>
-                <w:sz w:val="13"/>
-                <w:szCs w:val="13"/>
-              </w:rPr>
-              <w:t xml:space="preserve">C44:F44: Ø del disco de fondo 1 a 10 kg  ·  </w:t>
-            </w:r>
-            <w:r>
-              <w:rPr>
-                <w:rFonts w:ascii="Arial" w:cs="Arial" w:eastAsia="Arial" w:hAnsi="Arial"/>
-                <w:b/>
-                <w:bCs/>
-                <w:color w:val="C00000"/>
-                <w:sz w:val="13"/>
-                <w:szCs w:val="13"/>
-              </w:rPr>
-              <w:t xml:space="preserve">5 </w:t>
-            </w:r>
-            <w:r>
-              <w:rPr>
-                <w:rFonts w:ascii="Arial" w:cs="Arial" w:eastAsia="Arial" w:hAnsi="Arial"/>
-                <w:sz w:val="13"/>
-                <w:szCs w:val="13"/>
-              </w:rPr>
-              <w:t xml:space="preserve">J32: espesor de chapa 4,75 de 70 / 100 kg</w:t>
+              <w:t xml:space="preserve">Faja de garantía rayada roja/blanca → 30 × 40 mm</w:t>
             </w:r>
           </w:p>
           <w:p>
@@ -9292,7 +9067,7 @@
                 <w:sz w:val="13"/>
                 <w:szCs w:val="13"/>
               </w:rPr>
-              <w:t xml:space="preserve">Nota: Las filas 34-35 de 70 y 100 kg (1212 × 680 / 900) NO se usan: no corresponden al plano (ver BOM). Las filas 37 y 43 del 1 kg y del 10 kg difieren de los planos (cúpula 10 kg 1,6; fondo 1 kg 1,25): corregir la planilla.</w:t>
+              <w:t xml:space="preserve">Nota: Medida estimada por proporción; confirmar.</w:t>
             </w:r>
           </w:p>
         </w:tc>
@@ -9331,7 +9106,7 @@
                 <w:sz w:val="16"/>
                 <w:szCs w:val="16"/>
               </w:rPr>
-              <w:t xml:space="preserve">F37 · </w:t>
+              <w:t xml:space="preserve">F35 · </w:t>
             </w:r>
             <w:r>
               <w:rPr>
@@ -9341,7 +9116,7 @@
                 <w:sz w:val="16"/>
                 <w:szCs w:val="16"/>
               </w:rPr>
-              <w:t xml:space="preserve">Planilla MP FLAMA — MP-22 varilla de refuerzo</w:t>
+              <w:t xml:space="preserve">Relevamiento: oblea circular PBA (DPS) aplicada</w:t>
             </w:r>
           </w:p>
           <w:p>
@@ -9352,9 +9127,9 @@
             <w:r>
               <w:drawing>
                 <wp:inline distT="0" distB="0" distL="0" distR="0">
-                  <wp:extent cx="3143250" cy="504825"/>
+                  <wp:extent cx="1257300" cy="2238375"/>
                   <wp:effectExtent t="0" r="0" b="0" l="0"/>
-                  <wp:docPr id="37" name="F37" descr="Planilla MP FLAMA — MP-22 varilla de refuerzo" title="F37"/>
+                  <wp:docPr id="36" name="F35" descr="Relevamiento: oblea circular PBA (DPS) aplicada" title="F35"/>
                   <wp:cNvGraphicFramePr>
                     <a:graphicFrameLocks xmlns:a="http://schemas.openxmlformats.org/drawingml/2006/main" noChangeAspect="1"/>
                   </wp:cNvGraphicFramePr>
@@ -9369,6 +9144,359 @@
                         </pic:nvPicPr>
                         <pic:blipFill>
                           <a:blip r:embed="rId80" cstate="none"/>
+                          <a:srcRect/>
+                          <a:stretch>
+                            <a:fillRect/>
+                          </a:stretch>
+                        </pic:blipFill>
+                        <pic:spPr bwMode="auto">
+                          <a:xfrm>
+                            <a:off x="0" y="0"/>
+                            <a:ext cx="1257300" cy="2238375"/>
+                          </a:xfrm>
+                          <a:prstGeom prst="rect">
+                            <a:avLst/>
+                          </a:prstGeom>
+                        </pic:spPr>
+                      </pic:pic>
+                    </a:graphicData>
+                  </a:graphic>
+                </wp:inline>
+              </w:drawing>
+            </w:r>
+          </w:p>
+          <w:p>
+            <w:pPr>
+              <w:spacing w:after="20"/>
+            </w:pPr>
+            <w:r>
+              <w:rPr>
+                <w:rFonts w:ascii="Arial" w:cs="Arial" w:eastAsia="Arial" w:hAnsi="Arial"/>
+                <w:color w:val="595959"/>
+                <w:sz w:val="13"/>
+                <w:szCs w:val="13"/>
+              </w:rPr>
+              <w:t xml:space="preserve">Foto completa</w:t>
+            </w:r>
+          </w:p>
+          <w:p>
+            <w:pPr>
+              <w:spacing w:after="60"/>
+            </w:pPr>
+            <w:r>
+              <w:rPr>
+                <w:rFonts w:ascii="Arial" w:cs="Arial" w:eastAsia="Arial" w:hAnsi="Arial"/>
+                <w:b/>
+                <w:bCs/>
+                <w:color w:val="C00000"/>
+                <w:sz w:val="13"/>
+                <w:szCs w:val="13"/>
+              </w:rPr>
+              <w:t xml:space="preserve">1 </w:t>
+            </w:r>
+            <w:r>
+              <w:rPr>
+                <w:rFonts w:ascii="Arial" w:cs="Arial" w:eastAsia="Arial" w:hAnsi="Arial"/>
+                <w:sz w:val="13"/>
+                <w:szCs w:val="13"/>
+              </w:rPr>
+              <w:t xml:space="preserve">Oblea circular de la Provincia de Buenos Aires (ver Res. 522/07: Ø46)</w:t>
+            </w:r>
+          </w:p>
+        </w:tc>
+        <w:tc>
+          <w:tcPr>
+            <w:tcW w:type="dxa" w:w="5153"/>
+            <w:tcBorders>
+              <w:top w:val="none" w:color="FFFFFF" w:sz="0"/>
+              <w:left w:val="none" w:color="FFFFFF" w:sz="0"/>
+              <w:bottom w:val="none" w:color="FFFFFF" w:sz="0"/>
+              <w:right w:val="none" w:color="FFFFFF" w:sz="0"/>
+            </w:tcBorders>
+            <w:tcMar>
+              <w:top w:type="dxa" w:w="60"/>
+              <w:left w:type="dxa" w:w="80"/>
+              <w:bottom w:type="dxa" w:w="60"/>
+              <w:right w:type="dxa" w:w="80"/>
+            </w:tcMar>
+          </w:tcPr>
+          <w:p>
+            <w:pPr>
+              <w:keepNext/>
+              <w:spacing w:after="20"/>
+            </w:pPr>
+            <w:r>
+              <w:rPr>
+                <w:rFonts w:ascii="Arial" w:cs="Arial" w:eastAsia="Arial" w:hAnsi="Arial"/>
+                <w:b/>
+                <w:bCs/>
+                <w:color w:val="1F3864"/>
+                <w:sz w:val="16"/>
+                <w:szCs w:val="16"/>
+              </w:rPr>
+              <w:t xml:space="preserve">F36 · </w:t>
+            </w:r>
+            <w:r>
+              <w:rPr>
+                <w:rFonts w:ascii="Arial" w:cs="Arial" w:eastAsia="Arial" w:hAnsi="Arial"/>
+                <w:b/>
+                <w:bCs/>
+                <w:sz w:val="16"/>
+                <w:szCs w:val="16"/>
+              </w:rPr>
+              <w:t xml:space="preserve">Planilla MP FLAMA — geometría del acero por recipiente</w:t>
+            </w:r>
+          </w:p>
+          <w:p>
+            <w:pPr>
+              <w:spacing w:after="30"/>
+              <w:jc w:val="center"/>
+            </w:pPr>
+            <w:r>
+              <w:drawing>
+                <wp:inline distT="0" distB="0" distL="0" distR="0">
+                  <wp:extent cx="3143250" cy="809625"/>
+                  <wp:effectExtent t="0" r="0" b="0" l="0"/>
+                  <wp:docPr id="37" name="F36" descr="Planilla MP FLAMA — geometría del acero por recipiente" title="F36"/>
+                  <wp:cNvGraphicFramePr>
+                    <a:graphicFrameLocks xmlns:a="http://schemas.openxmlformats.org/drawingml/2006/main" noChangeAspect="1"/>
+                  </wp:cNvGraphicFramePr>
+                  <a:graphic xmlns:a="http://schemas.openxmlformats.org/drawingml/2006/main">
+                    <a:graphicData uri="http://schemas.openxmlformats.org/drawingml/2006/picture">
+                      <pic:pic xmlns:pic="http://schemas.openxmlformats.org/drawingml/2006/picture">
+                        <pic:nvPicPr>
+                          <pic:cNvPr id="0" name="" descr=""/>
+                          <pic:cNvPicPr>
+                            <a:picLocks noChangeAspect="1" noChangeArrowheads="1"/>
+                          </pic:cNvPicPr>
+                        </pic:nvPicPr>
+                        <pic:blipFill>
+                          <a:blip r:embed="rId81" cstate="none"/>
+                          <a:srcRect/>
+                          <a:stretch>
+                            <a:fillRect/>
+                          </a:stretch>
+                        </pic:blipFill>
+                        <pic:spPr bwMode="auto">
+                          <a:xfrm>
+                            <a:off x="0" y="0"/>
+                            <a:ext cx="3143250" cy="809625"/>
+                          </a:xfrm>
+                          <a:prstGeom prst="rect">
+                            <a:avLst/>
+                          </a:prstGeom>
+                        </pic:spPr>
+                      </pic:pic>
+                    </a:graphicData>
+                  </a:graphic>
+                </wp:inline>
+              </w:drawing>
+            </w:r>
+          </w:p>
+          <w:p>
+            <w:pPr>
+              <w:spacing w:after="20"/>
+            </w:pPr>
+            <w:r>
+              <w:rPr>
+                <w:rFonts w:ascii="Arial" w:cs="Arial" w:eastAsia="Arial" w:hAnsi="Arial"/>
+                <w:color w:val="595959"/>
+                <w:sz w:val="13"/>
+                <w:szCs w:val="13"/>
+              </w:rPr>
+              <w:t xml:space="preserve">Hoja «Geometria Acero», celdas marcadas (reproducción de los valores de las celdas)</w:t>
+            </w:r>
+          </w:p>
+          <w:p>
+            <w:pPr>
+              <w:spacing w:after="20"/>
+            </w:pPr>
+            <w:r>
+              <w:rPr>
+                <w:rFonts w:ascii="Arial" w:cs="Arial" w:eastAsia="Arial" w:hAnsi="Arial"/>
+                <w:b/>
+                <w:bCs/>
+                <w:color w:val="C00000"/>
+                <w:sz w:val="13"/>
+                <w:szCs w:val="13"/>
+              </w:rPr>
+              <w:t xml:space="preserve">1 </w:t>
+            </w:r>
+            <w:r>
+              <w:rPr>
+                <w:rFonts w:ascii="Arial" w:cs="Arial" w:eastAsia="Arial" w:hAnsi="Arial"/>
+                <w:sz w:val="13"/>
+                <w:szCs w:val="13"/>
+              </w:rPr>
+              <w:t xml:space="preserve">C35: caño del 1 kg cortado a 255 mm  ·  </w:t>
+            </w:r>
+            <w:r>
+              <w:rPr>
+                <w:rFonts w:ascii="Arial" w:cs="Arial" w:eastAsia="Arial" w:hAnsi="Arial"/>
+                <w:b/>
+                <w:bCs/>
+                <w:color w:val="C00000"/>
+                <w:sz w:val="13"/>
+                <w:szCs w:val="13"/>
+              </w:rPr>
+              <w:t xml:space="preserve">2 </w:t>
+            </w:r>
+            <w:r>
+              <w:rPr>
+                <w:rFonts w:ascii="Arial" w:cs="Arial" w:eastAsia="Arial" w:hAnsi="Arial"/>
+                <w:sz w:val="13"/>
+                <w:szCs w:val="13"/>
+              </w:rPr>
+              <w:t xml:space="preserve">D34:H35: desarrollo (fila 34) y alto (fila 35) del recorte del cuerpo 2,5 a 50 kg  ·  </w:t>
+            </w:r>
+            <w:r>
+              <w:rPr>
+                <w:rFonts w:ascii="Arial" w:cs="Arial" w:eastAsia="Arial" w:hAnsi="Arial"/>
+                <w:b/>
+                <w:bCs/>
+                <w:color w:val="C00000"/>
+                <w:sz w:val="13"/>
+                <w:szCs w:val="13"/>
+              </w:rPr>
+              <w:t xml:space="preserve">3 </w:t>
+            </w:r>
+            <w:r>
+              <w:rPr>
+                <w:rFonts w:ascii="Arial" w:cs="Arial" w:eastAsia="Arial" w:hAnsi="Arial"/>
+                <w:sz w:val="13"/>
+                <w:szCs w:val="13"/>
+              </w:rPr>
+              <w:t xml:space="preserve">C38:F38: Ø del disco de cúpula 1 a 10 kg  ·  </w:t>
+            </w:r>
+            <w:r>
+              <w:rPr>
+                <w:rFonts w:ascii="Arial" w:cs="Arial" w:eastAsia="Arial" w:hAnsi="Arial"/>
+                <w:b/>
+                <w:bCs/>
+                <w:color w:val="C00000"/>
+                <w:sz w:val="13"/>
+                <w:szCs w:val="13"/>
+              </w:rPr>
+              <w:t xml:space="preserve">4 </w:t>
+            </w:r>
+            <w:r>
+              <w:rPr>
+                <w:rFonts w:ascii="Arial" w:cs="Arial" w:eastAsia="Arial" w:hAnsi="Arial"/>
+                <w:sz w:val="13"/>
+                <w:szCs w:val="13"/>
+              </w:rPr>
+              <w:t xml:space="preserve">C44:F44: Ø del disco de fondo 1 a 10 kg  ·  </w:t>
+            </w:r>
+            <w:r>
+              <w:rPr>
+                <w:rFonts w:ascii="Arial" w:cs="Arial" w:eastAsia="Arial" w:hAnsi="Arial"/>
+                <w:b/>
+                <w:bCs/>
+                <w:color w:val="C00000"/>
+                <w:sz w:val="13"/>
+                <w:szCs w:val="13"/>
+              </w:rPr>
+              <w:t xml:space="preserve">5 </w:t>
+            </w:r>
+            <w:r>
+              <w:rPr>
+                <w:rFonts w:ascii="Arial" w:cs="Arial" w:eastAsia="Arial" w:hAnsi="Arial"/>
+                <w:sz w:val="13"/>
+                <w:szCs w:val="13"/>
+              </w:rPr>
+              <w:t xml:space="preserve">J32: espesor de chapa 4,75 de 70 / 100 kg</w:t>
+            </w:r>
+          </w:p>
+          <w:p>
+            <w:pPr>
+              <w:spacing w:after="60"/>
+            </w:pPr>
+            <w:r>
+              <w:rPr>
+                <w:rFonts w:ascii="Arial" w:cs="Arial" w:eastAsia="Arial" w:hAnsi="Arial"/>
+                <w:i/>
+                <w:iCs/>
+                <w:color w:val="404040"/>
+                <w:sz w:val="13"/>
+                <w:szCs w:val="13"/>
+              </w:rPr>
+              <w:t xml:space="preserve">Nota: Las filas 34-35 de 70 y 100 kg (1212 × 680 / 900) NO se usan: no corresponden al plano (ver BOM). Las filas 37 y 43 del 1 kg y del 10 kg difieren de los planos (cúpula 10 kg 1,6; fondo 1 kg 1,25): corregir la planilla.</w:t>
+            </w:r>
+          </w:p>
+        </w:tc>
+      </w:tr>
+      <w:tr>
+        <w:trPr>
+          <w:cantSplit/>
+        </w:trPr>
+        <w:tc>
+          <w:tcPr>
+            <w:tcW w:type="dxa" w:w="5153"/>
+            <w:tcBorders>
+              <w:top w:val="none" w:color="FFFFFF" w:sz="0"/>
+              <w:left w:val="none" w:color="FFFFFF" w:sz="0"/>
+              <w:bottom w:val="none" w:color="FFFFFF" w:sz="0"/>
+              <w:right w:val="none" w:color="FFFFFF" w:sz="0"/>
+            </w:tcBorders>
+            <w:tcMar>
+              <w:top w:type="dxa" w:w="60"/>
+              <w:left w:type="dxa" w:w="80"/>
+              <w:bottom w:type="dxa" w:w="60"/>
+              <w:right w:type="dxa" w:w="80"/>
+            </w:tcMar>
+          </w:tcPr>
+          <w:p>
+            <w:pPr>
+              <w:keepNext/>
+              <w:spacing w:after="20"/>
+            </w:pPr>
+            <w:r>
+              <w:rPr>
+                <w:rFonts w:ascii="Arial" w:cs="Arial" w:eastAsia="Arial" w:hAnsi="Arial"/>
+                <w:b/>
+                <w:bCs/>
+                <w:color w:val="1F3864"/>
+                <w:sz w:val="16"/>
+                <w:szCs w:val="16"/>
+              </w:rPr>
+              <w:t xml:space="preserve">F37 · </w:t>
+            </w:r>
+            <w:r>
+              <w:rPr>
+                <w:rFonts w:ascii="Arial" w:cs="Arial" w:eastAsia="Arial" w:hAnsi="Arial"/>
+                <w:b/>
+                <w:bCs/>
+                <w:sz w:val="16"/>
+                <w:szCs w:val="16"/>
+              </w:rPr>
+              <w:t xml:space="preserve">Planilla MP FLAMA — MP-22 varilla de refuerzo</w:t>
+            </w:r>
+          </w:p>
+          <w:p>
+            <w:pPr>
+              <w:spacing w:after="30"/>
+              <w:jc w:val="center"/>
+            </w:pPr>
+            <w:r>
+              <w:drawing>
+                <wp:inline distT="0" distB="0" distL="0" distR="0">
+                  <wp:extent cx="3143250" cy="504825"/>
+                  <wp:effectExtent t="0" r="0" b="0" l="0"/>
+                  <wp:docPr id="38" name="F37" descr="Planilla MP FLAMA — MP-22 varilla de refuerzo" title="F37"/>
+                  <wp:cNvGraphicFramePr>
+                    <a:graphicFrameLocks xmlns:a="http://schemas.openxmlformats.org/drawingml/2006/main" noChangeAspect="1"/>
+                  </wp:cNvGraphicFramePr>
+                  <a:graphic xmlns:a="http://schemas.openxmlformats.org/drawingml/2006/main">
+                    <a:graphicData uri="http://schemas.openxmlformats.org/drawingml/2006/picture">
+                      <pic:pic xmlns:pic="http://schemas.openxmlformats.org/drawingml/2006/picture">
+                        <pic:nvPicPr>
+                          <pic:cNvPr id="0" name="" descr=""/>
+                          <pic:cNvPicPr>
+                            <a:picLocks noChangeAspect="1" noChangeArrowheads="1"/>
+                          </pic:cNvPicPr>
+                        </pic:nvPicPr>
+                        <pic:blipFill>
+                          <a:blip r:embed="rId82" cstate="none"/>
                           <a:srcRect/>
                           <a:stretch>
                             <a:fillRect/>
@@ -9570,7 +9698,7 @@
                 <wp:inline distT="0" distB="0" distL="0" distR="0">
                   <wp:extent cx="3143250" cy="2066925"/>
                   <wp:effectExtent t="0" r="0" b="0" l="0"/>
-                  <wp:docPr id="38" name="F38" descr="Proceso FLAMA de carros (documento del usuario)" title="F38"/>
+                  <wp:docPr id="39" name="F38" descr="Proceso FLAMA de carros (documento del usuario)" title="F38"/>
                   <wp:cNvGraphicFramePr>
                     <a:graphicFrameLocks xmlns:a="http://schemas.openxmlformats.org/drawingml/2006/main" noChangeAspect="1"/>
                   </wp:cNvGraphicFramePr>
@@ -9584,7 +9712,7 @@
                           </pic:cNvPicPr>
                         </pic:nvPicPr>
                         <pic:blipFill>
-                          <a:blip r:embed="rId81" cstate="none"/>
+                          <a:blip r:embed="rId83" cstate="none"/>
                           <a:srcRect/>
                           <a:stretch>
                             <a:fillRect/>
@@ -9809,7 +9937,7 @@
                 <wp:inline distT="0" distB="0" distL="0" distR="0">
                   <wp:extent cx="3143250" cy="1962150"/>
                   <wp:effectExtent t="0" r="0" b="0" l="0"/>
-                  <wp:docPr id="39" name="F39" descr="Proceso FLAMA de manuales (documento del usuario)" title="F39"/>
+                  <wp:docPr id="40" name="F39" descr="Proceso FLAMA de manuales (documento del usuario)" title="F39"/>
                   <wp:cNvGraphicFramePr>
                     <a:graphicFrameLocks xmlns:a="http://schemas.openxmlformats.org/drawingml/2006/main" noChangeAspect="1"/>
                   </wp:cNvGraphicFramePr>
@@ -9823,7 +9951,7 @@
                           </pic:cNvPicPr>
                         </pic:nvPicPr>
                         <pic:blipFill>
-                          <a:blip r:embed="rId82" cstate="none"/>
+                          <a:blip r:embed="rId84" cstate="none"/>
                           <a:srcRect/>
                           <a:stretch>
                             <a:fillRect/>
@@ -9984,7 +10112,7 @@
           <w:sz w:val="16"/>
           <w:szCs w:val="16"/>
         </w:rPr>
-        <w:t xml:space="preserve">Línea exacta del generador de planos (commit 0ca0c47). Amarillo = decisión de diseño a confirmar con el proveedor o el prototipo; naranja = a validar.</w:t>
+        <w:t xml:space="preserve">Línea exacta del generador de planos (commit 2a50ed5). Amarillo = decisión de diseño a confirmar con el proveedor o el prototipo; naranja = a validar.</w:t>
       </w:r>
     </w:p>
     <w:tbl>
@@ -10327,7 +10455,7 @@
             </w:tcMar>
           </w:tcPr>
           <w:p>
-            <w:hyperlink w:history="1" r:id="rIdey04t7wipgkuc4hfgttgg">
+            <w:hyperlink w:history="1" r:id="rIdcilzym38wd2ukw8s11ond">
               <w:r>
                 <w:rPr>
                   <w:rStyle w:val="Hyperlink"/>
@@ -10335,7 +10463,7 @@
                   <w:sz w:val="13"/>
                   <w:szCs w:val="13"/>
                 </w:rPr>
-                <w:t xml:space="preserve">modelo3d.py:227</w:t>
+                <w:t xml:space="preserve">modelo3d.py:228</w:t>
               </w:r>
             </w:hyperlink>
           </w:p>
@@ -10487,7 +10615,7 @@
             </w:tcMar>
           </w:tcPr>
           <w:p>
-            <w:hyperlink w:history="1" r:id="rIdlu4mwipwghogtufnegnq3">
+            <w:hyperlink w:history="1" r:id="rIdqiglnr_f2b-rtj8nviqpg">
               <w:r>
                 <w:rPr>
                   <w:rStyle w:val="Hyperlink"/>
@@ -10495,7 +10623,7 @@
                   <w:sz w:val="13"/>
                   <w:szCs w:val="13"/>
                 </w:rPr>
-                <w:t xml:space="preserve">modelo3d.py:281</w:t>
+                <w:t xml:space="preserve">modelo3d.py:282</w:t>
               </w:r>
             </w:hyperlink>
           </w:p>
@@ -10647,7 +10775,7 @@
             </w:tcMar>
           </w:tcPr>
           <w:p>
-            <w:hyperlink w:history="1" r:id="rIddc-wg2_zwfj45tuetestn">
+            <w:hyperlink w:history="1" r:id="rIdndbgzomqcramyrfwp-4x-">
               <w:r>
                 <w:rPr>
                   <w:rStyle w:val="Hyperlink"/>
@@ -10785,7 +10913,7 @@
                 <w:sz w:val="14"/>
                 <w:szCs w:val="14"/>
               </w:rPr>
-              <w:t xml:space="preserve">los 17</w:t>
+              <w:t xml:space="preserve">13 modelos</w:t>
             </w:r>
           </w:p>
         </w:tc>
@@ -10807,7 +10935,7 @@
             </w:tcMar>
           </w:tcPr>
           <w:p>
-            <w:hyperlink w:history="1" r:id="rIdwl0quyjwkhjwuwwixhv6e">
+            <w:hyperlink w:history="1" r:id="rIdwfnwr7j91jfoogzzuqrqk">
               <w:r>
                 <w:rPr>
                   <w:rStyle w:val="Hyperlink"/>
@@ -10815,7 +10943,7 @@
                   <w:sz w:val="13"/>
                   <w:szCs w:val="13"/>
                 </w:rPr>
-                <w:t xml:space="preserve">modelo3d.py:378</w:t>
+                <w:t xml:space="preserve">modelo3d.py:384</w:t>
               </w:r>
             </w:hyperlink>
           </w:p>
@@ -10914,7 +11042,7 @@
                 <w:sz w:val="14"/>
                 <w:szCs w:val="14"/>
               </w:rPr>
-              <w:t xml:space="preserve">Traba con anilla Ø18</w:t>
+              <w:t xml:space="preserve">Traba con anilla Ø18 y precinto (IRAM 3550 3.4.2)</w:t>
             </w:r>
           </w:p>
         </w:tc>
@@ -10967,7 +11095,7 @@
             </w:tcMar>
           </w:tcPr>
           <w:p>
-            <w:hyperlink w:history="1" r:id="rIdmkfrwocgkgxt2jbpk2xov">
+            <w:hyperlink w:history="1" r:id="rIdxbkskcvyo520tdabwaazu">
               <w:r>
                 <w:rPr>
                   <w:rStyle w:val="Hyperlink"/>
@@ -10975,7 +11103,7 @@
                   <w:sz w:val="13"/>
                   <w:szCs w:val="13"/>
                 </w:rPr>
-                <w:t xml:space="preserve">modelo3d.py:382</w:t>
+                <w:t xml:space="preserve">modelo3d.py:387</w:t>
               </w:r>
             </w:hyperlink>
           </w:p>
@@ -11127,7 +11255,7 @@
             </w:tcMar>
           </w:tcPr>
           <w:p>
-            <w:hyperlink w:history="1" r:id="rIdqtgkrk14wmvxkfax9iqxf">
+            <w:hyperlink w:history="1" r:id="rIdlb-8wm3m_djdgbf3erc5j">
               <w:r>
                 <w:rPr>
                   <w:rStyle w:val="Hyperlink"/>
@@ -11135,7 +11263,7 @@
                   <w:sz w:val="13"/>
                   <w:szCs w:val="13"/>
                 </w:rPr>
-                <w:t xml:space="preserve">modelo3d.py:436</w:t>
+                <w:t xml:space="preserve">modelo3d.py:464</w:t>
               </w:r>
             </w:hyperlink>
           </w:p>
@@ -11287,7 +11415,7 @@
             </w:tcMar>
           </w:tcPr>
           <w:p>
-            <w:hyperlink w:history="1" r:id="rIdwcamna0feocx2tpt5j9wb">
+            <w:hyperlink w:history="1" r:id="rIdoygp2bbmbuzpkbc10sgdz">
               <w:r>
                 <w:rPr>
                   <w:rStyle w:val="Hyperlink"/>
@@ -11295,7 +11423,7 @@
                   <w:sz w:val="13"/>
                   <w:szCs w:val="13"/>
                 </w:rPr>
-                <w:t xml:space="preserve">modelo3d.py:782</w:t>
+                <w:t xml:space="preserve">modelo3d.py:823</w:t>
               </w:r>
             </w:hyperlink>
           </w:p>
@@ -11447,7 +11575,7 @@
             </w:tcMar>
           </w:tcPr>
           <w:p>
-            <w:hyperlink w:history="1" r:id="rIdnwrdi7iff5iiqygqtckf9">
+            <w:hyperlink w:history="1" r:id="rIdu4rixzmrx6hwxfxneqb6y">
               <w:r>
                 <w:rPr>
                   <w:rStyle w:val="Hyperlink"/>
@@ -11455,7 +11583,7 @@
                   <w:sz w:val="13"/>
                   <w:szCs w:val="13"/>
                 </w:rPr>
-                <w:t xml:space="preserve">modelo3d.py:285</w:t>
+                <w:t xml:space="preserve">modelo3d.py:286</w:t>
               </w:r>
             </w:hyperlink>
           </w:p>
@@ -11607,7 +11735,7 @@
             </w:tcMar>
           </w:tcPr>
           <w:p>
-            <w:hyperlink w:history="1" r:id="rIdzzek7mh5domdlztnuxwje">
+            <w:hyperlink w:history="1" r:id="rId0gl9l8ivjqeloidlvumpr">
               <w:r>
                 <w:rPr>
                   <w:rStyle w:val="Hyperlink"/>
@@ -11767,7 +11895,7 @@
             </w:tcMar>
           </w:tcPr>
           <w:p>
-            <w:hyperlink w:history="1" r:id="rIdo2bobody-vcf-syu6gjmz">
+            <w:hyperlink w:history="1" r:id="rId-na54xqwoy9e6wey7t00e">
               <w:r>
                 <w:rPr>
                   <w:rStyle w:val="Hyperlink"/>
@@ -11927,7 +12055,7 @@
             </w:tcMar>
           </w:tcPr>
           <w:p>
-            <w:hyperlink w:history="1" r:id="rId1vdaei0pggprtsgy5saq3">
+            <w:hyperlink w:history="1" r:id="rIdzpxhfw63j_ipvpbb3a-tk">
               <w:r>
                 <w:rPr>
                   <w:rStyle w:val="Hyperlink"/>
@@ -11935,7 +12063,7 @@
                   <w:sz w:val="13"/>
                   <w:szCs w:val="13"/>
                 </w:rPr>
-                <w:t xml:space="preserve">modelo3d.py:464</w:t>
+                <w:t xml:space="preserve">modelo3d.py:492</w:t>
               </w:r>
             </w:hyperlink>
           </w:p>
@@ -12087,7 +12215,7 @@
             </w:tcMar>
           </w:tcPr>
           <w:p>
-            <w:hyperlink w:history="1" r:id="rIduhshhxjxxndmzy8ys68m4">
+            <w:hyperlink w:history="1" r:id="rIdbkztnpeykvmqs443ucix2">
               <w:r>
                 <w:rPr>
                   <w:rStyle w:val="Hyperlink"/>
@@ -12095,7 +12223,7 @@
                   <w:sz w:val="13"/>
                   <w:szCs w:val="13"/>
                 </w:rPr>
-                <w:t xml:space="preserve">modelo3d.py:405</w:t>
+                <w:t xml:space="preserve">modelo3d.py:433</w:t>
               </w:r>
             </w:hyperlink>
           </w:p>
@@ -12247,7 +12375,7 @@
             </w:tcMar>
           </w:tcPr>
           <w:p>
-            <w:hyperlink w:history="1" r:id="rIdwmyb5d6fi7lmzgn8gwwf1">
+            <w:hyperlink w:history="1" r:id="rId2we60qiqtmsnhrordffoq">
               <w:r>
                 <w:rPr>
                   <w:rStyle w:val="Hyperlink"/>
@@ -12255,7 +12383,7 @@
                   <w:sz w:val="13"/>
                   <w:szCs w:val="13"/>
                 </w:rPr>
-                <w:t xml:space="preserve">modelo3d.py:406</w:t>
+                <w:t xml:space="preserve">modelo3d.py:434</w:t>
               </w:r>
             </w:hyperlink>
           </w:p>
@@ -12407,7 +12535,7 @@
             </w:tcMar>
           </w:tcPr>
           <w:p>
-            <w:hyperlink w:history="1" r:id="rIdvc8dvkl6dyqruzz9sfaqz">
+            <w:hyperlink w:history="1" r:id="rId_zjql1jp_1xtmakbknocc">
               <w:r>
                 <w:rPr>
                   <w:rStyle w:val="Hyperlink"/>
@@ -12415,7 +12543,7 @@
                   <w:sz w:val="13"/>
                   <w:szCs w:val="13"/>
                 </w:rPr>
-                <w:t xml:space="preserve">modelo3d.py:516</w:t>
+                <w:t xml:space="preserve">modelo3d.py:544</w:t>
               </w:r>
             </w:hyperlink>
           </w:p>
@@ -12567,7 +12695,7 @@
             </w:tcMar>
           </w:tcPr>
           <w:p>
-            <w:hyperlink w:history="1" r:id="rIdpa02d4cd-t4r7srl1n6yi">
+            <w:hyperlink w:history="1" r:id="rId8_9hhf5qbhhbflg2f2s2v">
               <w:r>
                 <w:rPr>
                   <w:rStyle w:val="Hyperlink"/>
@@ -12575,7 +12703,7 @@
                   <w:sz w:val="13"/>
                   <w:szCs w:val="13"/>
                 </w:rPr>
-                <w:t xml:space="preserve">modelo3d.py:540</w:t>
+                <w:t xml:space="preserve">modelo3d.py:573</w:t>
               </w:r>
             </w:hyperlink>
           </w:p>
@@ -12643,7 +12771,7 @@
                 <w:sz w:val="14"/>
                 <w:szCs w:val="14"/>
               </w:rPr>
-              <w:t xml:space="preserve">Neumático macizo: Ø interior del macizo</w:t>
+              <w:t xml:space="preserve">Neumático macizo: Ø interior del macizo; Rueda con cubierta neumática: Ø interior del macizo</w:t>
             </w:r>
           </w:p>
         </w:tc>
@@ -12727,7 +12855,7 @@
             </w:tcMar>
           </w:tcPr>
           <w:p>
-            <w:hyperlink w:history="1" r:id="rId5289b1md6scaswdj8d0mh">
+            <w:hyperlink w:history="1" r:id="rIdjxgmha51rcqfu_7yovlbq">
               <w:r>
                 <w:rPr>
                   <w:rStyle w:val="Hyperlink"/>
@@ -12735,7 +12863,7 @@
                   <w:sz w:val="13"/>
                   <w:szCs w:val="13"/>
                 </w:rPr>
-                <w:t xml:space="preserve">modelo3d.py:574</w:t>
+                <w:t xml:space="preserve">modelo3d.py:608</w:t>
               </w:r>
             </w:hyperlink>
           </w:p>
@@ -12887,7 +13015,7 @@
             </w:tcMar>
           </w:tcPr>
           <w:p>
-            <w:hyperlink w:history="1" r:id="rIdhr0p3kshigj-0pxhlvkqw">
+            <w:hyperlink w:history="1" r:id="rIdywghbfbgobmdpoucepvvm">
               <w:r>
                 <w:rPr>
                   <w:rStyle w:val="Hyperlink"/>
@@ -12895,7 +13023,7 @@
                   <w:sz w:val="13"/>
                   <w:szCs w:val="13"/>
                 </w:rPr>
-                <w:t xml:space="preserve">modelo3d.py:576</w:t>
+                <w:t xml:space="preserve">modelo3d.py:610</w:t>
               </w:r>
             </w:hyperlink>
           </w:p>
@@ -13047,7 +13175,7 @@
             </w:tcMar>
           </w:tcPr>
           <w:p>
-            <w:hyperlink w:history="1" r:id="rIdi0iw7fseqjgt2_3ebzqtn">
+            <w:hyperlink w:history="1" r:id="rIdhsiad5t6ftd5e8kcrbq_f">
               <w:r>
                 <w:rPr>
                   <w:rStyle w:val="Hyperlink"/>
@@ -13055,7 +13183,7 @@
                   <w:sz w:val="13"/>
                   <w:szCs w:val="13"/>
                 </w:rPr>
-                <w:t xml:space="preserve">modelo3d.py:575</w:t>
+                <w:t xml:space="preserve">modelo3d.py:609</w:t>
               </w:r>
             </w:hyperlink>
           </w:p>
@@ -13207,7 +13335,7 @@
             </w:tcMar>
           </w:tcPr>
           <w:p>
-            <w:hyperlink w:history="1" r:id="rIdookgacwvxushadxuekop_">
+            <w:hyperlink w:history="1" r:id="rIdpq6devijcuzkud9om3nwe">
               <w:r>
                 <w:rPr>
                   <w:rStyle w:val="Hyperlink"/>
@@ -13215,7 +13343,7 @@
                   <w:sz w:val="13"/>
                   <w:szCs w:val="13"/>
                 </w:rPr>
-                <w:t xml:space="preserve">modelo3d.py:578</w:t>
+                <w:t xml:space="preserve">modelo3d.py:612</w:t>
               </w:r>
             </w:hyperlink>
           </w:p>
@@ -13283,7 +13411,7 @@
                 <w:sz w:val="14"/>
                 <w:szCs w:val="14"/>
               </w:rPr>
-              <w:t xml:space="preserve">Eje de ruedas: Ø × largo</w:t>
+              <w:t xml:space="preserve">Eje de ruedas: Ø × largo / posición</w:t>
             </w:r>
           </w:p>
         </w:tc>
@@ -13314,7 +13442,7 @@
                 <w:sz w:val="14"/>
                 <w:szCs w:val="14"/>
               </w:rPr>
-              <w:t xml:space="preserve">Barra SAE 1045 Ø25 comprada; largo = ancho del catálogo menos las bandas</w:t>
+              <w:t xml:space="preserve">Barra SAE 1045 Ø25 comprada; recta, detrás de la pared trasera (luz 15) a la altura del centro de rueda; largo = trocha + banda + arandelas</w:t>
             </w:r>
           </w:p>
         </w:tc>
@@ -13367,7 +13495,7 @@
             </w:tcMar>
           </w:tcPr>
           <w:p>
-            <w:hyperlink w:history="1" r:id="rIdnqyh82fz3dggcvzpzyvzv">
+            <w:hyperlink w:history="1" r:id="rIdym2im6fjk3j13yhix5nyc">
               <w:r>
                 <w:rPr>
                   <w:rStyle w:val="Hyperlink"/>
@@ -13375,7 +13503,7 @@
                   <w:sz w:val="13"/>
                   <w:szCs w:val="13"/>
                 </w:rPr>
-                <w:t xml:space="preserve">modelo3d.py:584</w:t>
+                <w:t xml:space="preserve">modelo3d.py:602</w:t>
               </w:r>
             </w:hyperlink>
           </w:p>
@@ -13527,7 +13655,7 @@
             </w:tcMar>
           </w:tcPr>
           <w:p>
-            <w:hyperlink w:history="1" r:id="rIdnfnevdjthh4w-bhqdkhds">
+            <w:hyperlink w:history="1" r:id="rIdwbxcelbcdy_xvswzyzleq">
               <w:r>
                 <w:rPr>
                   <w:rStyle w:val="Hyperlink"/>
@@ -13535,7 +13663,7 @@
                   <w:sz w:val="13"/>
                   <w:szCs w:val="13"/>
                 </w:rPr>
-                <w:t xml:space="preserve">modelo3d.py:537</w:t>
+                <w:t xml:space="preserve">modelo3d.py:570</w:t>
               </w:r>
             </w:hyperlink>
           </w:p>
@@ -13687,7 +13815,7 @@
             </w:tcMar>
           </w:tcPr>
           <w:p>
-            <w:hyperlink w:history="1" r:id="rIds598uje7vlue-bfiocmim">
+            <w:hyperlink w:history="1" r:id="rIde2xyq7qzvktxpb2p6jn5t">
               <w:r>
                 <w:rPr>
                   <w:rStyle w:val="Hyperlink"/>
@@ -13695,7 +13823,7 @@
                   <w:sz w:val="13"/>
                   <w:szCs w:val="13"/>
                 </w:rPr>
-                <w:t xml:space="preserve">modelo3d.py:534</w:t>
+                <w:t xml:space="preserve">modelo3d.py:567</w:t>
               </w:r>
             </w:hyperlink>
           </w:p>
@@ -13847,7 +13975,7 @@
             </w:tcMar>
           </w:tcPr>
           <w:p>
-            <w:hyperlink w:history="1" r:id="rIdpldovgqvvl35a9zz6jsxu">
+            <w:hyperlink w:history="1" r:id="rId_klymmeqdzbqsflogp3un">
               <w:r>
                 <w:rPr>
                   <w:rStyle w:val="Hyperlink"/>
@@ -13855,7 +13983,7 @@
                   <w:sz w:val="13"/>
                   <w:szCs w:val="13"/>
                 </w:rPr>
-                <w:t xml:space="preserve">modelo3d.py:535</w:t>
+                <w:t xml:space="preserve">modelo3d.py:568</w:t>
               </w:r>
             </w:hyperlink>
           </w:p>
@@ -14007,7 +14135,7 @@
             </w:tcMar>
           </w:tcPr>
           <w:p>
-            <w:hyperlink w:history="1" r:id="rIdmps0b6i7v88dlb94c6smr">
+            <w:hyperlink w:history="1" r:id="rId3qrrckkzjjmb18vsfju26">
               <w:r>
                 <w:rPr>
                   <w:rStyle w:val="Hyperlink"/>
@@ -14015,7 +14143,7 @@
                   <w:sz w:val="13"/>
                   <w:szCs w:val="13"/>
                 </w:rPr>
-                <w:t xml:space="preserve">modelo3d.py:538</w:t>
+                <w:t xml:space="preserve">modelo3d.py:571</w:t>
               </w:r>
             </w:hyperlink>
           </w:p>
@@ -14167,7 +14295,7 @@
             </w:tcMar>
           </w:tcPr>
           <w:p>
-            <w:hyperlink w:history="1" r:id="rId0xo2fag38x0idited8owl">
+            <w:hyperlink w:history="1" r:id="rIdv9ssmz65n4nssdgjtp-te">
               <w:r>
                 <w:rPr>
                   <w:rStyle w:val="Hyperlink"/>
@@ -14175,7 +14303,7 @@
                   <w:sz w:val="13"/>
                   <w:szCs w:val="13"/>
                 </w:rPr>
-                <w:t xml:space="preserve">modelo3d.py:539</w:t>
+                <w:t xml:space="preserve">modelo3d.py:572</w:t>
               </w:r>
             </w:hyperlink>
           </w:p>
@@ -14327,7 +14455,7 @@
             </w:tcMar>
           </w:tcPr>
           <w:p>
-            <w:hyperlink w:history="1" r:id="rIdwox1wfnobbisye-mb5rok">
+            <w:hyperlink w:history="1" r:id="rIdyvdcwkbonkujy_hi-bjao">
               <w:r>
                 <w:rPr>
                   <w:rStyle w:val="Hyperlink"/>
@@ -14335,7 +14463,7 @@
                   <w:sz w:val="13"/>
                   <w:szCs w:val="13"/>
                 </w:rPr>
-                <w:t xml:space="preserve">modelo3d.py:557</w:t>
+                <w:t xml:space="preserve">modelo3d.py:590</w:t>
               </w:r>
             </w:hyperlink>
           </w:p>
@@ -14403,7 +14531,7 @@
                 <w:sz w:val="14"/>
                 <w:szCs w:val="14"/>
               </w:rPr>
-              <w:t xml:space="preserve">Cuerpo de válvula: Fondo del cuerpo; Cuerpo de válvula: Salida a la manguera Ø × largo; Vástago: Vástago Ø × largo / asiento Ø; Resorte de válvula: Resorte Ø × largo libre (+3)</w:t>
+              <w:t xml:space="preserve">Cuerpo de válvula: Fondo del cuerpo; Cuerpo de válvula: Salida a la manguera Ø × largo; Vástago: Vástago Ø × largo / asiento Ø; Resorte de válvula: Resorte Ø × largo libre (+1)</w:t>
             </w:r>
           </w:p>
         </w:tc>
@@ -14487,7 +14615,7 @@
             </w:tcMar>
           </w:tcPr>
           <w:p>
-            <w:hyperlink w:history="1" r:id="rIddsonix_noqi4g5rr4bmwm">
+            <w:hyperlink w:history="1" r:id="rIdqbnvcdwotsxcl3nwoidvo">
               <w:r>
                 <w:rPr>
                   <w:rStyle w:val="Hyperlink"/>
@@ -14495,7 +14623,7 @@
                   <w:sz w:val="13"/>
                   <w:szCs w:val="13"/>
                 </w:rPr>
-                <w:t xml:space="preserve">modelo3d.py:289</w:t>
+                <w:t xml:space="preserve">modelo3d.py:290</w:t>
               </w:r>
             </w:hyperlink>
           </w:p>
@@ -14563,7 +14691,7 @@
                 <w:sz w:val="14"/>
                 <w:szCs w:val="14"/>
               </w:rPr>
-              <w:t xml:space="preserve">Manija de accionamiento: Largo; Manija de transporte: Largo</w:t>
+              <w:t xml:space="preserve">Palanca de accionamiento: Palanca largo × alto × espesor / empuñadura</w:t>
             </w:r>
           </w:p>
         </w:tc>
@@ -14594,7 +14722,7 @@
                 <w:sz w:val="14"/>
                 <w:szCs w:val="14"/>
               </w:rPr>
-              <w:t xml:space="preserve">Palanca del rodante: 0,75·R (sin cota en Fadesa)</w:t>
+              <w:t xml:space="preserve">Gira en la ranura de la horquilla (eje según X, plano Fadesa); hacia atrás, 0,75·R con 15 de luz a la manija del carro; sin cota en Fadesa</w:t>
             </w:r>
           </w:p>
         </w:tc>
@@ -14647,7 +14775,7 @@
             </w:tcMar>
           </w:tcPr>
           <w:p>
-            <w:hyperlink w:history="1" r:id="rIdof1u5so2iw7pfln0swbam">
+            <w:hyperlink w:history="1" r:id="rIdesov-at3j8pcglu-ntqt8">
               <w:r>
                 <w:rPr>
                   <w:rStyle w:val="Hyperlink"/>
@@ -14655,7 +14783,7 @@
                   <w:sz w:val="13"/>
                   <w:szCs w:val="13"/>
                 </w:rPr>
-                <w:t xml:space="preserve">modelo3d.py:355</w:t>
+                <w:t xml:space="preserve">modelo3d.py:374</w:t>
               </w:r>
             </w:hyperlink>
           </w:p>
@@ -14723,7 +14851,7 @@
                 <w:sz w:val="14"/>
                 <w:szCs w:val="14"/>
               </w:rPr>
-              <w:t xml:space="preserve">Caño de pesca (sifón): Ø exterior</w:t>
+              <w:t xml:space="preserve">Eje de palanca: Ø × largo</w:t>
             </w:r>
           </w:p>
         </w:tc>
@@ -14754,7 +14882,7 @@
                 <w:sz w:val="14"/>
                 <w:szCs w:val="14"/>
               </w:rPr>
-              <w:t xml:space="preserve">Sin cota en Fadesa</w:t>
+              <w:t xml:space="preserve">Tornillo F840 + buje + arandela del plano Fadesa, sin cota</w:t>
             </w:r>
           </w:p>
         </w:tc>
@@ -14785,7 +14913,7 @@
                 <w:sz w:val="14"/>
                 <w:szCs w:val="14"/>
               </w:rPr>
-              <w:t xml:space="preserve">7 modelos</w:t>
+              <w:t xml:space="preserve">4 modelos</w:t>
             </w:r>
           </w:p>
         </w:tc>
@@ -14807,7 +14935,7 @@
             </w:tcMar>
           </w:tcPr>
           <w:p>
-            <w:hyperlink w:history="1" r:id="rIdz8gxbg7gziidr754uhawz">
+            <w:hyperlink w:history="1" r:id="rIdakuzkxh8t7_ypjoqbbp7b">
               <w:r>
                 <w:rPr>
                   <w:rStyle w:val="Hyperlink"/>
@@ -14815,7 +14943,7 @@
                   <w:sz w:val="13"/>
                   <w:szCs w:val="13"/>
                 </w:rPr>
-                <w:t xml:space="preserve">modelo3d.py:425</w:t>
+                <w:t xml:space="preserve">modelo3d.py:383</w:t>
               </w:r>
             </w:hyperlink>
           </w:p>
@@ -14883,7 +15011,7 @@
                 <w:sz w:val="14"/>
                 <w:szCs w:val="14"/>
               </w:rPr>
-              <w:t xml:space="preserve">Válvula esférica: Cuerpo × palanca</w:t>
+              <w:t xml:space="preserve">Caño de pesca (sifón): Ø exterior</w:t>
             </w:r>
           </w:p>
         </w:tc>
@@ -14914,7 +15042,7 @@
                 <w:sz w:val="14"/>
                 <w:szCs w:val="14"/>
               </w:rPr>
-              <w:t xml:space="preserve">Representativa (comercial)</w:t>
+              <w:t xml:space="preserve">Sin cota en Fadesa</w:t>
             </w:r>
           </w:p>
         </w:tc>
@@ -14945,7 +15073,7 @@
                 <w:sz w:val="14"/>
                 <w:szCs w:val="14"/>
               </w:rPr>
-              <w:t xml:space="preserve">5 modelos</w:t>
+              <w:t xml:space="preserve">7 modelos</w:t>
             </w:r>
           </w:p>
         </w:tc>
@@ -14967,7 +15095,7 @@
             </w:tcMar>
           </w:tcPr>
           <w:p>
-            <w:hyperlink w:history="1" r:id="rIdiy9ejrfqzucd5wgj5sqwb">
+            <w:hyperlink w:history="1" r:id="rIdysgtauvdhtktz7nbqed_t">
               <w:r>
                 <w:rPr>
                   <w:rStyle w:val="Hyperlink"/>
@@ -14975,7 +15103,7 @@
                   <w:sz w:val="13"/>
                   <w:szCs w:val="13"/>
                 </w:rPr>
-                <w:t xml:space="preserve">modelo3d.py:648</w:t>
+                <w:t xml:space="preserve">modelo3d.py:453</w:t>
               </w:r>
             </w:hyperlink>
           </w:p>
@@ -15043,7 +15171,7 @@
                 <w:sz w:val="14"/>
                 <w:szCs w:val="14"/>
               </w:rPr>
-              <w:t xml:space="preserve">Lanza espumígena: Ø × largo</w:t>
+              <w:t xml:space="preserve">Válvula esférica: Cuerpo × palanca</w:t>
             </w:r>
           </w:p>
         </w:tc>
@@ -15074,7 +15202,7 @@
                 <w:sz w:val="14"/>
                 <w:szCs w:val="14"/>
               </w:rPr>
-              <w:t xml:space="preserve">Lanza espumígena de rodante</w:t>
+              <w:t xml:space="preserve">Representativa (comercial)</w:t>
             </w:r>
           </w:p>
         </w:tc>
@@ -15105,7 +15233,7 @@
                 <w:sz w:val="14"/>
                 <w:szCs w:val="14"/>
               </w:rPr>
-              <w:t xml:space="preserve">AFFF 50 l</w:t>
+              <w:t xml:space="preserve">5 modelos</w:t>
             </w:r>
           </w:p>
         </w:tc>
@@ -15127,7 +15255,7 @@
             </w:tcMar>
           </w:tcPr>
           <w:p>
-            <w:hyperlink w:history="1" r:id="rIdjv7l1vmkjwmejlbfkjt_l">
+            <w:hyperlink w:history="1" r:id="rIdgfco11v9v-1sr1lzp5mv7">
               <w:r>
                 <w:rPr>
                   <w:rStyle w:val="Hyperlink"/>
@@ -15135,7 +15263,7 @@
                   <w:sz w:val="13"/>
                   <w:szCs w:val="13"/>
                 </w:rPr>
-                <w:t xml:space="preserve">modelo3d.py:653</w:t>
+                <w:t xml:space="preserve">modelo3d.py:689</w:t>
               </w:r>
             </w:hyperlink>
           </w:p>
@@ -15203,6 +15331,166 @@
                 <w:sz w:val="14"/>
                 <w:szCs w:val="14"/>
               </w:rPr>
+              <w:t xml:space="preserve">Lanza espumígena: Ø × largo</w:t>
+            </w:r>
+          </w:p>
+        </w:tc>
+        <w:tc>
+          <w:tcPr>
+            <w:tcW w:type="dxa" w:w="3600"/>
+            <w:tcBorders>
+              <w:top w:val="single" w:color="BFBFBF" w:sz="4"/>
+              <w:left w:val="single" w:color="BFBFBF" w:sz="4"/>
+              <w:bottom w:val="single" w:color="BFBFBF" w:sz="4"/>
+              <w:right w:val="single" w:color="BFBFBF" w:sz="4"/>
+            </w:tcBorders>
+            <w:shd w:fill="FFF2CC" w:color="auto" w:val="clear"/>
+            <w:tcMar>
+              <w:top w:type="dxa" w:w="25"/>
+              <w:left w:type="dxa" w:w="70"/>
+              <w:bottom w:type="dxa" w:w="25"/>
+              <w:right w:type="dxa" w:w="70"/>
+            </w:tcMar>
+          </w:tcPr>
+          <w:p>
+            <w:pPr>
+              <w:spacing w:after="0"/>
+            </w:pPr>
+            <w:r>
+              <w:rPr>
+                <w:rFonts w:ascii="Arial" w:cs="Arial" w:eastAsia="Arial" w:hAnsi="Arial"/>
+                <w:sz w:val="14"/>
+                <w:szCs w:val="14"/>
+              </w:rPr>
+              <w:t xml:space="preserve">Lanza espumígena de rodante</w:t>
+            </w:r>
+          </w:p>
+        </w:tc>
+        <w:tc>
+          <w:tcPr>
+            <w:tcW w:type="dxa" w:w="1246"/>
+            <w:tcBorders>
+              <w:top w:val="single" w:color="BFBFBF" w:sz="4"/>
+              <w:left w:val="single" w:color="BFBFBF" w:sz="4"/>
+              <w:bottom w:val="single" w:color="BFBFBF" w:sz="4"/>
+              <w:right w:val="single" w:color="BFBFBF" w:sz="4"/>
+            </w:tcBorders>
+            <w:shd w:fill="FFF2CC" w:color="auto" w:val="clear"/>
+            <w:tcMar>
+              <w:top w:type="dxa" w:w="25"/>
+              <w:left w:type="dxa" w:w="70"/>
+              <w:bottom w:type="dxa" w:w="25"/>
+              <w:right w:type="dxa" w:w="70"/>
+            </w:tcMar>
+          </w:tcPr>
+          <w:p>
+            <w:pPr>
+              <w:spacing w:after="0"/>
+            </w:pPr>
+            <w:r>
+              <w:rPr>
+                <w:rFonts w:ascii="Arial" w:cs="Arial" w:eastAsia="Arial" w:hAnsi="Arial"/>
+                <w:sz w:val="14"/>
+                <w:szCs w:val="14"/>
+              </w:rPr>
+              <w:t xml:space="preserve">AFFF 50 l</w:t>
+            </w:r>
+          </w:p>
+        </w:tc>
+        <w:tc>
+          <w:tcPr>
+            <w:tcW w:type="dxa" w:w="1200"/>
+            <w:tcBorders>
+              <w:top w:val="single" w:color="BFBFBF" w:sz="4"/>
+              <w:left w:val="single" w:color="BFBFBF" w:sz="4"/>
+              <w:bottom w:val="single" w:color="BFBFBF" w:sz="4"/>
+              <w:right w:val="single" w:color="BFBFBF" w:sz="4"/>
+            </w:tcBorders>
+            <w:shd w:fill="FFF2CC" w:color="auto" w:val="clear"/>
+            <w:tcMar>
+              <w:top w:type="dxa" w:w="25"/>
+              <w:left w:type="dxa" w:w="70"/>
+              <w:bottom w:type="dxa" w:w="25"/>
+              <w:right w:type="dxa" w:w="70"/>
+            </w:tcMar>
+          </w:tcPr>
+          <w:p>
+            <w:hyperlink w:history="1" r:id="rIdmia0bk8ak9--imry7mhjo">
+              <w:r>
+                <w:rPr>
+                  <w:rStyle w:val="Hyperlink"/>
+                  <w:rFonts w:ascii="Arial" w:cs="Arial" w:eastAsia="Arial" w:hAnsi="Arial"/>
+                  <w:sz w:val="13"/>
+                  <w:szCs w:val="13"/>
+                </w:rPr>
+                <w:t xml:space="preserve">modelo3d.py:694</w:t>
+              </w:r>
+            </w:hyperlink>
+          </w:p>
+        </w:tc>
+      </w:tr>
+      <w:tr>
+        <w:trPr>
+          <w:cantSplit/>
+        </w:trPr>
+        <w:tc>
+          <w:tcPr>
+            <w:tcW w:type="dxa" w:w="560"/>
+            <w:tcBorders>
+              <w:top w:val="single" w:color="BFBFBF" w:sz="4"/>
+              <w:left w:val="single" w:color="BFBFBF" w:sz="4"/>
+              <w:bottom w:val="single" w:color="BFBFBF" w:sz="4"/>
+              <w:right w:val="single" w:color="BFBFBF" w:sz="4"/>
+            </w:tcBorders>
+            <w:shd w:fill="FFF2CC" w:color="auto" w:val="clear"/>
+            <w:tcMar>
+              <w:top w:type="dxa" w:w="25"/>
+              <w:left w:type="dxa" w:w="70"/>
+              <w:bottom w:type="dxa" w:w="25"/>
+              <w:right w:type="dxa" w:w="70"/>
+            </w:tcMar>
+          </w:tcPr>
+          <w:p>
+            <w:pPr>
+              <w:spacing w:after="0"/>
+            </w:pPr>
+            <w:r>
+              <w:rPr>
+                <w:rFonts w:ascii="Arial" w:cs="Arial" w:eastAsia="Arial" w:hAnsi="Arial"/>
+                <w:sz w:val="14"/>
+                <w:szCs w:val="14"/>
+              </w:rPr>
+              <w:t xml:space="preserve">D33</w:t>
+            </w:r>
+          </w:p>
+        </w:tc>
+        <w:tc>
+          <w:tcPr>
+            <w:tcW w:type="dxa" w:w="3700"/>
+            <w:tcBorders>
+              <w:top w:val="single" w:color="BFBFBF" w:sz="4"/>
+              <w:left w:val="single" w:color="BFBFBF" w:sz="4"/>
+              <w:bottom w:val="single" w:color="BFBFBF" w:sz="4"/>
+              <w:right w:val="single" w:color="BFBFBF" w:sz="4"/>
+            </w:tcBorders>
+            <w:shd w:fill="FFF2CC" w:color="auto" w:val="clear"/>
+            <w:tcMar>
+              <w:top w:type="dxa" w:w="25"/>
+              <w:left w:type="dxa" w:w="70"/>
+              <w:bottom w:type="dxa" w:w="25"/>
+              <w:right w:type="dxa" w:w="70"/>
+            </w:tcMar>
+          </w:tcPr>
+          <w:p>
+            <w:pPr>
+              <w:spacing w:after="0"/>
+            </w:pPr>
+            <w:r>
+              <w:rPr>
+                <w:rFonts w:ascii="Arial" w:cs="Arial" w:eastAsia="Arial" w:hAnsi="Arial"/>
+                <w:sz w:val="14"/>
+                <w:szCs w:val="14"/>
+              </w:rPr>
               <w:t xml:space="preserve">Cilindro sin costura: Espesor</w:t>
             </w:r>
           </w:p>
@@ -15287,7 +15575,7 @@
             </w:tcMar>
           </w:tcPr>
           <w:p>
-            <w:hyperlink w:history="1" r:id="rId36i3lpf6delrr6drfjkc4">
+            <w:hyperlink w:history="1" r:id="rIdwusc6m38nreen7zfpvula">
               <w:r>
                 <w:rPr>
                   <w:rStyle w:val="Hyperlink"/>
@@ -15332,7 +15620,7 @@
                 <w:sz w:val="14"/>
                 <w:szCs w:val="14"/>
               </w:rPr>
-              <w:t xml:space="preserve">D33</w:t>
+              <w:t xml:space="preserve">D34</w:t>
             </w:r>
           </w:p>
         </w:tc>
@@ -15447,7 +15735,7 @@
             </w:tcMar>
           </w:tcPr>
           <w:p>
-            <w:hyperlink w:history="1" r:id="rIdrav6infbl6k9qynht1wmk">
+            <w:hyperlink w:history="1" r:id="rIdohep0u2brhvhmewldikkz">
               <w:r>
                 <w:rPr>
                   <w:rStyle w:val="Hyperlink"/>
@@ -15455,7 +15743,7 @@
                   <w:sz w:val="13"/>
                   <w:szCs w:val="13"/>
                 </w:rPr>
-                <w:t xml:space="preserve">modelo3d.py:338</w:t>
+                <w:t xml:space="preserve">modelo3d.py:354</w:t>
               </w:r>
             </w:hyperlink>
           </w:p>
@@ -15492,7 +15780,7 @@
                 <w:sz w:val="14"/>
                 <w:szCs w:val="14"/>
               </w:rPr>
-              <w:t xml:space="preserve">D34</w:t>
+              <w:t xml:space="preserve">D35</w:t>
             </w:r>
           </w:p>
         </w:tc>
@@ -15607,7 +15895,7 @@
             </w:tcMar>
           </w:tcPr>
           <w:p>
-            <w:hyperlink w:history="1" r:id="rIdlvfpsdawl_ivoblqbnhui">
+            <w:hyperlink w:history="1" r:id="rIdzokni9xcogwyi_f8emmq8">
               <w:r>
                 <w:rPr>
                   <w:rStyle w:val="Hyperlink"/>
@@ -15615,7 +15903,7 @@
                   <w:sz w:val="13"/>
                   <w:szCs w:val="13"/>
                 </w:rPr>
-                <w:t xml:space="preserve">modelo3d.py:431</w:t>
+                <w:t xml:space="preserve">modelo3d.py:459</w:t>
               </w:r>
             </w:hyperlink>
           </w:p>
@@ -15652,7 +15940,7 @@
                 <w:sz w:val="14"/>
                 <w:szCs w:val="14"/>
               </w:rPr>
-              <w:t xml:space="preserve">D35</w:t>
+              <w:t xml:space="preserve">D36</w:t>
             </w:r>
           </w:p>
         </w:tc>
@@ -15767,7 +16055,7 @@
             </w:tcMar>
           </w:tcPr>
           <w:p>
-            <w:hyperlink w:history="1" r:id="rIdz2ijswjnavgyr_l3awrpw">
+            <w:hyperlink w:history="1" r:id="rIdnghuper6no761dihif6_z">
               <w:r>
                 <w:rPr>
                   <w:rStyle w:val="Hyperlink"/>
@@ -15812,7 +16100,7 @@
                 <w:sz w:val="14"/>
                 <w:szCs w:val="14"/>
               </w:rPr>
-              <w:t xml:space="preserve">D36</w:t>
+              <w:t xml:space="preserve">D37</w:t>
             </w:r>
           </w:p>
         </w:tc>
@@ -15927,7 +16215,7 @@
             </w:tcMar>
           </w:tcPr>
           <w:p>
-            <w:hyperlink w:history="1" r:id="rId4bnbtmeege1pwdh7jdo8b">
+            <w:hyperlink w:history="1" r:id="rIdjysalisk4ooenpdpupy_f">
               <w:r>
                 <w:rPr>
                   <w:rStyle w:val="Hyperlink"/>
@@ -15935,7 +16223,7 @@
                   <w:sz w:val="13"/>
                   <w:szCs w:val="13"/>
                 </w:rPr>
-                <w:t xml:space="preserve">modelo3d.py:664</w:t>
+                <w:t xml:space="preserve">modelo3d.py:705</w:t>
               </w:r>
             </w:hyperlink>
           </w:p>

--- a/salida/justificacion/Justificacion de medidas planos.docx
+++ b/salida/justificacion/Justificacion de medidas planos.docx
@@ -10008,7 +10008,7 @@
                 <w:sz w:val="13"/>
                 <w:szCs w:val="13"/>
               </w:rPr>
-              <w:t xml:space="preserve">Numerado: desarrollo de 2,5-10 kg; en el 1 kg el número va en la cúpula  ·  </w:t>
+              <w:t xml:space="preserve">Numerado en el cuerpo (desarrollo de 2,5-10 kg). El documento pone el del 1 kg en la cúpula; criterio FLAMA: va en el cuerpo en todos los modelos  ·  </w:t>
             </w:r>
             <w:r>
               <w:rPr>
@@ -10112,7 +10112,7 @@
           <w:sz w:val="16"/>
           <w:szCs w:val="16"/>
         </w:rPr>
-        <w:t xml:space="preserve">Línea exacta del generador de planos (commit 9cf9127). Amarillo = decisión de diseño a confirmar con el proveedor o el prototipo; naranja = a validar.</w:t>
+        <w:t xml:space="preserve">Línea exacta del generador de planos (commit 8b2bfec). Amarillo = decisión de diseño a confirmar con el proveedor o el prototipo; naranja = a validar.</w:t>
       </w:r>
     </w:p>
     <w:tbl>
@@ -10455,7 +10455,7 @@
             </w:tcMar>
           </w:tcPr>
           <w:p>
-            <w:hyperlink w:history="1" r:id="rIdxgnktj4ijmirhhml_nwfc">
+            <w:hyperlink w:history="1" r:id="rIdgwlddtchafmigkos0gh_x">
               <w:r>
                 <w:rPr>
                   <w:rStyle w:val="Hyperlink"/>
@@ -10615,7 +10615,7 @@
             </w:tcMar>
           </w:tcPr>
           <w:p>
-            <w:hyperlink w:history="1" r:id="rIdi0vii6vnn6bl7truwmkih">
+            <w:hyperlink w:history="1" r:id="rIdni-zj2osjbmv6ziwfpfas">
               <w:r>
                 <w:rPr>
                   <w:rStyle w:val="Hyperlink"/>
@@ -10775,7 +10775,7 @@
             </w:tcMar>
           </w:tcPr>
           <w:p>
-            <w:hyperlink w:history="1" r:id="rIdoe9m8xpc5ikcreu973itn">
+            <w:hyperlink w:history="1" r:id="rIdcxtw6ytrlqyjmyf9_hjdu">
               <w:r>
                 <w:rPr>
                   <w:rStyle w:val="Hyperlink"/>
@@ -10935,7 +10935,7 @@
             </w:tcMar>
           </w:tcPr>
           <w:p>
-            <w:hyperlink w:history="1" r:id="rIdoidbtzxiz_ri1zdfm12ma">
+            <w:hyperlink w:history="1" r:id="rIdex0m3pipu9o1rktrszdue">
               <w:r>
                 <w:rPr>
                   <w:rStyle w:val="Hyperlink"/>
@@ -11095,7 +11095,7 @@
             </w:tcMar>
           </w:tcPr>
           <w:p>
-            <w:hyperlink w:history="1" r:id="rIdwua_yecrapfydo13p-v-3">
+            <w:hyperlink w:history="1" r:id="rIdfkn8awfki5thhnlvo4gyc">
               <w:r>
                 <w:rPr>
                   <w:rStyle w:val="Hyperlink"/>
@@ -11255,7 +11255,7 @@
             </w:tcMar>
           </w:tcPr>
           <w:p>
-            <w:hyperlink w:history="1" r:id="rIdnivaluclweavuzqobbugi">
+            <w:hyperlink w:history="1" r:id="rId7mvieor6riycrungiwrzx">
               <w:r>
                 <w:rPr>
                   <w:rStyle w:val="Hyperlink"/>
@@ -11415,7 +11415,7 @@
             </w:tcMar>
           </w:tcPr>
           <w:p>
-            <w:hyperlink w:history="1" r:id="rIdptjktljqyqk22gdbaccwh">
+            <w:hyperlink w:history="1" r:id="rIdg73qftgfyjdbxjk-jlwg5">
               <w:r>
                 <w:rPr>
                   <w:rStyle w:val="Hyperlink"/>
@@ -11575,7 +11575,7 @@
             </w:tcMar>
           </w:tcPr>
           <w:p>
-            <w:hyperlink w:history="1" r:id="rIdvpy9w81p5cxtr6uwjmtym">
+            <w:hyperlink w:history="1" r:id="rIdeiteow1ftzzri2zkwq_ey">
               <w:r>
                 <w:rPr>
                   <w:rStyle w:val="Hyperlink"/>
@@ -11583,7 +11583,7 @@
                   <w:sz w:val="13"/>
                   <w:szCs w:val="13"/>
                 </w:rPr>
-                <w:t xml:space="preserve">modelo3d.py:851</w:t>
+                <w:t xml:space="preserve">modelo3d.py:852</w:t>
               </w:r>
             </w:hyperlink>
           </w:p>
@@ -11735,7 +11735,7 @@
             </w:tcMar>
           </w:tcPr>
           <w:p>
-            <w:hyperlink w:history="1" r:id="rIdv-bijjfxm0aw-_87lqykz">
+            <w:hyperlink w:history="1" r:id="rIdhlljlf2yhuqbzjdndexnc">
               <w:r>
                 <w:rPr>
                   <w:rStyle w:val="Hyperlink"/>
@@ -11895,7 +11895,7 @@
             </w:tcMar>
           </w:tcPr>
           <w:p>
-            <w:hyperlink w:history="1" r:id="rId6wcp7yjdkrevvcvp1sd8i">
+            <w:hyperlink w:history="1" r:id="rId5bbv313no0vsgvlhuzogr">
               <w:r>
                 <w:rPr>
                   <w:rStyle w:val="Hyperlink"/>
@@ -12055,7 +12055,7 @@
             </w:tcMar>
           </w:tcPr>
           <w:p>
-            <w:hyperlink w:history="1" r:id="rIdcmhgc-cdiamqhpuzdpqgg">
+            <w:hyperlink w:history="1" r:id="rIdxbyjb5fy_9bch2oirtiix">
               <w:r>
                 <w:rPr>
                   <w:rStyle w:val="Hyperlink"/>
@@ -12215,7 +12215,7 @@
             </w:tcMar>
           </w:tcPr>
           <w:p>
-            <w:hyperlink w:history="1" r:id="rIdqeat8kdsjpafsjgtrurfe">
+            <w:hyperlink w:history="1" r:id="rIdfql5klulwcnxa2ztw0tgh">
               <w:r>
                 <w:rPr>
                   <w:rStyle w:val="Hyperlink"/>
@@ -12375,7 +12375,7 @@
             </w:tcMar>
           </w:tcPr>
           <w:p>
-            <w:hyperlink w:history="1" r:id="rId10nt2k9xu65cbobtyfaga">
+            <w:hyperlink w:history="1" r:id="rIdk6wq2yf334kx6wryi-ad0">
               <w:r>
                 <w:rPr>
                   <w:rStyle w:val="Hyperlink"/>
@@ -12535,7 +12535,7 @@
             </w:tcMar>
           </w:tcPr>
           <w:p>
-            <w:hyperlink w:history="1" r:id="rIdmp5z4krv06qhlsvm-gpbh">
+            <w:hyperlink w:history="1" r:id="rIdyohubtltdq5q_alrq2f6x">
               <w:r>
                 <w:rPr>
                   <w:rStyle w:val="Hyperlink"/>
@@ -12695,7 +12695,7 @@
             </w:tcMar>
           </w:tcPr>
           <w:p>
-            <w:hyperlink w:history="1" r:id="rIdtqk3tttzapsomvu24u_yu">
+            <w:hyperlink w:history="1" r:id="rIdg2ll4irqtdsqdbpgy9ukt">
               <w:r>
                 <w:rPr>
                   <w:rStyle w:val="Hyperlink"/>
@@ -12855,7 +12855,7 @@
             </w:tcMar>
           </w:tcPr>
           <w:p>
-            <w:hyperlink w:history="1" r:id="rIdn1pvbx0rbtyrr7bawfex8">
+            <w:hyperlink w:history="1" r:id="rIdwqvzhsgj3ro40cetz1tci">
               <w:r>
                 <w:rPr>
                   <w:rStyle w:val="Hyperlink"/>
@@ -13015,7 +13015,7 @@
             </w:tcMar>
           </w:tcPr>
           <w:p>
-            <w:hyperlink w:history="1" r:id="rId5q0vui_g_ssyvzk3ar_re">
+            <w:hyperlink w:history="1" r:id="rIdbkswiatloqgark3f0nbdv">
               <w:r>
                 <w:rPr>
                   <w:rStyle w:val="Hyperlink"/>
@@ -13175,7 +13175,7 @@
             </w:tcMar>
           </w:tcPr>
           <w:p>
-            <w:hyperlink w:history="1" r:id="rIdj-biroqyaxt2agla8hlxt">
+            <w:hyperlink w:history="1" r:id="rIdsjoc8imhcnmfyldxlev7m">
               <w:r>
                 <w:rPr>
                   <w:rStyle w:val="Hyperlink"/>
@@ -13335,7 +13335,7 @@
             </w:tcMar>
           </w:tcPr>
           <w:p>
-            <w:hyperlink w:history="1" r:id="rIdre_kzn_ncpo5zfobx6uky">
+            <w:hyperlink w:history="1" r:id="rIdlfddjl5-l16puzd9emygm">
               <w:r>
                 <w:rPr>
                   <w:rStyle w:val="Hyperlink"/>
@@ -13495,7 +13495,7 @@
             </w:tcMar>
           </w:tcPr>
           <w:p>
-            <w:hyperlink w:history="1" r:id="rIdreq2j9cercp-9v5soskpe">
+            <w:hyperlink w:history="1" r:id="rIdz1tz_vf-lmbzvtx6_-dmw">
               <w:r>
                 <w:rPr>
                   <w:rStyle w:val="Hyperlink"/>
@@ -13655,7 +13655,7 @@
             </w:tcMar>
           </w:tcPr>
           <w:p>
-            <w:hyperlink w:history="1" r:id="rIdn_b9fxkkoasgocgqznh8m">
+            <w:hyperlink w:history="1" r:id="rIddsqiwrp2ws_aql3rjm3-y">
               <w:r>
                 <w:rPr>
                   <w:rStyle w:val="Hyperlink"/>
@@ -13815,7 +13815,7 @@
             </w:tcMar>
           </w:tcPr>
           <w:p>
-            <w:hyperlink w:history="1" r:id="rIdptvjiwend6dwkp4cplmxi">
+            <w:hyperlink w:history="1" r:id="rIdqwar7sn4t1a9sxfdhzsum">
               <w:r>
                 <w:rPr>
                   <w:rStyle w:val="Hyperlink"/>
@@ -13975,7 +13975,7 @@
             </w:tcMar>
           </w:tcPr>
           <w:p>
-            <w:hyperlink w:history="1" r:id="rId74agcycol-fut0tcxglsq">
+            <w:hyperlink w:history="1" r:id="rIdohzagxpyek84lqwgcwybv">
               <w:r>
                 <w:rPr>
                   <w:rStyle w:val="Hyperlink"/>
@@ -14135,7 +14135,7 @@
             </w:tcMar>
           </w:tcPr>
           <w:p>
-            <w:hyperlink w:history="1" r:id="rId8q_jlcyleepz8vsccy3pz">
+            <w:hyperlink w:history="1" r:id="rIdn1mxnxpn3puzwxkqpmoqw">
               <w:r>
                 <w:rPr>
                   <w:rStyle w:val="Hyperlink"/>
@@ -14295,7 +14295,7 @@
             </w:tcMar>
           </w:tcPr>
           <w:p>
-            <w:hyperlink w:history="1" r:id="rIdcjpzc2deg24dtjfvt2gxf">
+            <w:hyperlink w:history="1" r:id="rIduvjvzb57k_ls0z-ogwsx7">
               <w:r>
                 <w:rPr>
                   <w:rStyle w:val="Hyperlink"/>
@@ -14455,7 +14455,7 @@
             </w:tcMar>
           </w:tcPr>
           <w:p>
-            <w:hyperlink w:history="1" r:id="rIdgj0hj6qbwnl6vcrpwejif">
+            <w:hyperlink w:history="1" r:id="rId79kqiyypel2oxet5f8c1t">
               <w:r>
                 <w:rPr>
                   <w:rStyle w:val="Hyperlink"/>
@@ -14615,7 +14615,7 @@
             </w:tcMar>
           </w:tcPr>
           <w:p>
-            <w:hyperlink w:history="1" r:id="rIdeyh9rpbmtds5qorfj9zsa">
+            <w:hyperlink w:history="1" r:id="rIddm6c4fo-_q49vungc_rkv">
               <w:r>
                 <w:rPr>
                   <w:rStyle w:val="Hyperlink"/>
@@ -14775,7 +14775,7 @@
             </w:tcMar>
           </w:tcPr>
           <w:p>
-            <w:hyperlink w:history="1" r:id="rIdw71u28czm3vxeexvzc5cu">
+            <w:hyperlink w:history="1" r:id="rIdd6ezfalyvrtupkmfldxq3">
               <w:r>
                 <w:rPr>
                   <w:rStyle w:val="Hyperlink"/>
@@ -14935,7 +14935,7 @@
             </w:tcMar>
           </w:tcPr>
           <w:p>
-            <w:hyperlink w:history="1" r:id="rIdkzvahcnvaenrjz0znc-zp">
+            <w:hyperlink w:history="1" r:id="rIdluwepk7m7fadb8_ei2wqk">
               <w:r>
                 <w:rPr>
                   <w:rStyle w:val="Hyperlink"/>
@@ -15095,7 +15095,7 @@
             </w:tcMar>
           </w:tcPr>
           <w:p>
-            <w:hyperlink w:history="1" r:id="rIdckoldhsiui8kzlwbevlfd">
+            <w:hyperlink w:history="1" r:id="rIdcklugmnhsnzf2j8iszqtf">
               <w:r>
                 <w:rPr>
                   <w:rStyle w:val="Hyperlink"/>
@@ -15255,7 +15255,7 @@
             </w:tcMar>
           </w:tcPr>
           <w:p>
-            <w:hyperlink w:history="1" r:id="rIdkmgurhpewuc6rnpxef35r">
+            <w:hyperlink w:history="1" r:id="rIdu0k1gjjwcmnvf9inbcjae">
               <w:r>
                 <w:rPr>
                   <w:rStyle w:val="Hyperlink"/>
@@ -15415,7 +15415,7 @@
             </w:tcMar>
           </w:tcPr>
           <w:p>
-            <w:hyperlink w:history="1" r:id="rIdhuwnlmp2qlm__6mckq79p">
+            <w:hyperlink w:history="1" r:id="rIdxg1lkfdbabvgptrxby-yu">
               <w:r>
                 <w:rPr>
                   <w:rStyle w:val="Hyperlink"/>
@@ -15575,7 +15575,7 @@
             </w:tcMar>
           </w:tcPr>
           <w:p>
-            <w:hyperlink w:history="1" r:id="rId8pd908ahp60ipsvel72xa">
+            <w:hyperlink w:history="1" r:id="rIdzleiuwdl__dohkdif8c7z">
               <w:r>
                 <w:rPr>
                   <w:rStyle w:val="Hyperlink"/>
@@ -15735,7 +15735,7 @@
             </w:tcMar>
           </w:tcPr>
           <w:p>
-            <w:hyperlink w:history="1" r:id="rIdu3jhwspnaoejyo6pgf9o1">
+            <w:hyperlink w:history="1" r:id="rIdycesypjr2xx16qlv4ear_">
               <w:r>
                 <w:rPr>
                   <w:rStyle w:val="Hyperlink"/>
@@ -15895,7 +15895,7 @@
             </w:tcMar>
           </w:tcPr>
           <w:p>
-            <w:hyperlink w:history="1" r:id="rIdkbkvrgmfz1xfviakwzmja">
+            <w:hyperlink w:history="1" r:id="rId0xpwhbr_jssrrtsydjcnu">
               <w:r>
                 <w:rPr>
                   <w:rStyle w:val="Hyperlink"/>
@@ -16055,7 +16055,7 @@
             </w:tcMar>
           </w:tcPr>
           <w:p>
-            <w:hyperlink w:history="1" r:id="rIdt4qxqfgqepd2v7ffxollh">
+            <w:hyperlink w:history="1" r:id="rIdopciwi4ednqlsmtsrdqsd">
               <w:r>
                 <w:rPr>
                   <w:rStyle w:val="Hyperlink"/>
@@ -16215,7 +16215,7 @@
             </w:tcMar>
           </w:tcPr>
           <w:p>
-            <w:hyperlink w:history="1" r:id="rIdiflw3ipby8r2nkfa5wlew">
+            <w:hyperlink w:history="1" r:id="rIdh2n3kp8uoit7l5kmgy9le">
               <w:r>
                 <w:rPr>
                   <w:rStyle w:val="Hyperlink"/>
@@ -16375,7 +16375,7 @@
             </w:tcMar>
           </w:tcPr>
           <w:p>
-            <w:hyperlink w:history="1" r:id="rIddqm8rily0ulnuktvi3p75">
+            <w:hyperlink w:history="1" r:id="rId6ln6vvfmkgxehyb9psn6q">
               <w:r>
                 <w:rPr>
                   <w:rStyle w:val="Hyperlink"/>
@@ -16535,7 +16535,7 @@
             </w:tcMar>
           </w:tcPr>
           <w:p>
-            <w:hyperlink w:history="1" r:id="rIdsv60d00hyzvlfbosv3iel">
+            <w:hyperlink w:history="1" r:id="rIdpjfhcbbv5ypfdwxxxr2xf">
               <w:r>
                 <w:rPr>
                   <w:rStyle w:val="Hyperlink"/>

--- a/salida/justificacion/Justificacion de medidas planos.docx
+++ b/salida/justificacion/Justificacion de medidas planos.docx
@@ -124,7 +124,7 @@
           <w:sz w:val="18"/>
           <w:szCs w:val="18"/>
         </w:rPr>
-        <w:t xml:space="preserve">con documento 753 (66 %), diseño FLAMA 296 (26 %), a validar 88 (8 %).</w:t>
+        <w:t xml:space="preserve">con documento 758 (67 %), diseño FLAMA 291 (26 %), a validar 88 (8 %).</w:t>
       </w:r>
     </w:p>
     <w:p>
@@ -1068,7 +1068,7 @@
                           </pic:cNvPicPr>
                         </pic:nvPicPr>
                         <pic:blipFill>
-                          <a:blip r:embed="rId47" cstate="none"/>
+                          <a:blip r:embed="rId46" cstate="none"/>
                           <a:srcRect/>
                           <a:stretch>
                             <a:fillRect/>
@@ -1427,6 +1427,348 @@
                   <wp:extent cx="2076450" cy="3000375"/>
                   <wp:effectExtent t="0" r="0" b="0" l="0"/>
                   <wp:docPr id="2" name="F02" descr="Plano Fadesa «Recipiente_2.5kg_R2_sin_logo» (código G731)" title="F02"/>
+                  <wp:cNvGraphicFramePr>
+                    <a:graphicFrameLocks xmlns:a="http://schemas.openxmlformats.org/drawingml/2006/main" noChangeAspect="1"/>
+                  </wp:cNvGraphicFramePr>
+                  <a:graphic xmlns:a="http://schemas.openxmlformats.org/drawingml/2006/main">
+                    <a:graphicData uri="http://schemas.openxmlformats.org/drawingml/2006/picture">
+                      <pic:pic xmlns:pic="http://schemas.openxmlformats.org/drawingml/2006/picture">
+                        <pic:nvPicPr>
+                          <pic:cNvPr id="0" name="" descr=""/>
+                          <pic:cNvPicPr>
+                            <a:picLocks noChangeAspect="1" noChangeArrowheads="1"/>
+                          </pic:cNvPicPr>
+                        </pic:nvPicPr>
+                        <pic:blipFill>
+                          <a:blip r:embed="rId47" cstate="none"/>
+                          <a:srcRect/>
+                          <a:stretch>
+                            <a:fillRect/>
+                          </a:stretch>
+                        </pic:blipFill>
+                        <pic:spPr bwMode="auto">
+                          <a:xfrm>
+                            <a:off x="0" y="0"/>
+                            <a:ext cx="2076450" cy="3000375"/>
+                          </a:xfrm>
+                          <a:prstGeom prst="rect">
+                            <a:avLst/>
+                          </a:prstGeom>
+                        </pic:spPr>
+                      </pic:pic>
+                    </a:graphicData>
+                  </a:graphic>
+                </wp:inline>
+              </w:drawing>
+            </w:r>
+          </w:p>
+          <w:p>
+            <w:pPr>
+              <w:spacing w:after="20"/>
+            </w:pPr>
+            <w:r>
+              <w:rPr>
+                <w:rFonts w:ascii="Arial" w:cs="Arial" w:eastAsia="Arial" w:hAnsi="Arial"/>
+                <w:color w:val="595959"/>
+                <w:sz w:val="13"/>
+                <w:szCs w:val="13"/>
+              </w:rPr>
+              <w:t xml:space="preserve">Página 1 (única), cotas y notas del plano</w:t>
+            </w:r>
+          </w:p>
+          <w:p>
+            <w:pPr>
+              <w:spacing w:after="60"/>
+            </w:pPr>
+            <w:r>
+              <w:rPr>
+                <w:rFonts w:ascii="Arial" w:cs="Arial" w:eastAsia="Arial" w:hAnsi="Arial"/>
+                <w:b/>
+                <w:bCs/>
+                <w:color w:val="C00000"/>
+                <w:sz w:val="13"/>
+                <w:szCs w:val="13"/>
+              </w:rPr>
+              <w:t xml:space="preserve">1 </w:t>
+            </w:r>
+            <w:r>
+              <w:rPr>
+                <w:rFonts w:ascii="Arial" w:cs="Arial" w:eastAsia="Arial" w:hAnsi="Arial"/>
+                <w:sz w:val="13"/>
+                <w:szCs w:val="13"/>
+              </w:rPr>
+              <w:t xml:space="preserve">Ø37 — Ø exterior del cuello  ·  </w:t>
+            </w:r>
+            <w:r>
+              <w:rPr>
+                <w:rFonts w:ascii="Arial" w:cs="Arial" w:eastAsia="Arial" w:hAnsi="Arial"/>
+                <w:b/>
+                <w:bCs/>
+                <w:color w:val="C00000"/>
+                <w:sz w:val="13"/>
+                <w:szCs w:val="13"/>
+              </w:rPr>
+              <w:t xml:space="preserve">2 </w:t>
+            </w:r>
+            <w:r>
+              <w:rPr>
+                <w:rFonts w:ascii="Arial" w:cs="Arial" w:eastAsia="Arial" w:hAnsi="Arial"/>
+                <w:sz w:val="13"/>
+                <w:szCs w:val="13"/>
+              </w:rPr>
+              <w:t xml:space="preserve">14 — altura del cuello  ·  </w:t>
+            </w:r>
+            <w:r>
+              <w:rPr>
+                <w:rFonts w:ascii="Arial" w:cs="Arial" w:eastAsia="Arial" w:hAnsi="Arial"/>
+                <w:b/>
+                <w:bCs/>
+                <w:color w:val="C00000"/>
+                <w:sz w:val="13"/>
+                <w:szCs w:val="13"/>
+              </w:rPr>
+              <w:t xml:space="preserve">3 </w:t>
+            </w:r>
+            <w:r>
+              <w:rPr>
+                <w:rFonts w:ascii="Arial" w:cs="Arial" w:eastAsia="Arial" w:hAnsi="Arial"/>
+                <w:sz w:val="13"/>
+                <w:szCs w:val="13"/>
+              </w:rPr>
+              <w:t xml:space="preserve">39,5 ± 0,3 — altura de cúpula  ·  </w:t>
+            </w:r>
+            <w:r>
+              <w:rPr>
+                <w:rFonts w:ascii="Arial" w:cs="Arial" w:eastAsia="Arial" w:hAnsi="Arial"/>
+                <w:b/>
+                <w:bCs/>
+                <w:color w:val="C00000"/>
+                <w:sz w:val="13"/>
+                <w:szCs w:val="13"/>
+              </w:rPr>
+              <w:t xml:space="preserve">4 </w:t>
+            </w:r>
+            <w:r>
+              <w:rPr>
+                <w:rFonts w:ascii="Arial" w:cs="Arial" w:eastAsia="Arial" w:hAnsi="Arial"/>
+                <w:sz w:val="13"/>
+                <w:szCs w:val="13"/>
+              </w:rPr>
+              <w:t xml:space="preserve">313,5 ± 0,5 — altura total  ·  </w:t>
+            </w:r>
+            <w:r>
+              <w:rPr>
+                <w:rFonts w:ascii="Arial" w:cs="Arial" w:eastAsia="Arial" w:hAnsi="Arial"/>
+                <w:b/>
+                <w:bCs/>
+                <w:color w:val="C00000"/>
+                <w:sz w:val="13"/>
+                <w:szCs w:val="13"/>
+              </w:rPr>
+              <w:t xml:space="preserve">5 </w:t>
+            </w:r>
+            <w:r>
+              <w:rPr>
+                <w:rFonts w:ascii="Arial" w:cs="Arial" w:eastAsia="Arial" w:hAnsi="Arial"/>
+                <w:sz w:val="13"/>
+                <w:szCs w:val="13"/>
+              </w:rPr>
+              <w:t xml:space="preserve">16 ± 0,3 — pollera del fondo cóncavo  ·  </w:t>
+            </w:r>
+            <w:r>
+              <w:rPr>
+                <w:rFonts w:ascii="Arial" w:cs="Arial" w:eastAsia="Arial" w:hAnsi="Arial"/>
+                <w:b/>
+                <w:bCs/>
+                <w:color w:val="C00000"/>
+                <w:sz w:val="13"/>
+                <w:szCs w:val="13"/>
+              </w:rPr>
+              <w:t xml:space="preserve">6 </w:t>
+            </w:r>
+            <w:r>
+              <w:rPr>
+                <w:rFonts w:ascii="Arial" w:cs="Arial" w:eastAsia="Arial" w:hAnsi="Arial"/>
+                <w:sz w:val="13"/>
+                <w:szCs w:val="13"/>
+              </w:rPr>
+              <w:t xml:space="preserve">5,5 — flecha del fondo cóncavo  ·  </w:t>
+            </w:r>
+            <w:r>
+              <w:rPr>
+                <w:rFonts w:ascii="Arial" w:cs="Arial" w:eastAsia="Arial" w:hAnsi="Arial"/>
+                <w:b/>
+                <w:bCs/>
+                <w:color w:val="C00000"/>
+                <w:sz w:val="13"/>
+                <w:szCs w:val="13"/>
+              </w:rPr>
+              <w:t xml:space="preserve">7 </w:t>
+            </w:r>
+            <w:r>
+              <w:rPr>
+                <w:rFonts w:ascii="Arial" w:cs="Arial" w:eastAsia="Arial" w:hAnsi="Arial"/>
+                <w:sz w:val="13"/>
+                <w:szCs w:val="13"/>
+              </w:rPr>
+              <w:t xml:space="preserve">Ø124 ± 0,5 — Ø exterior  ·  </w:t>
+            </w:r>
+            <w:r>
+              <w:rPr>
+                <w:rFonts w:ascii="Arial" w:cs="Arial" w:eastAsia="Arial" w:hAnsi="Arial"/>
+                <w:b/>
+                <w:bCs/>
+                <w:color w:val="C00000"/>
+                <w:sz w:val="13"/>
+                <w:szCs w:val="13"/>
+              </w:rPr>
+              <w:t xml:space="preserve">8 </w:t>
+            </w:r>
+            <w:r>
+              <w:rPr>
+                <w:rFonts w:ascii="Arial" w:cs="Arial" w:eastAsia="Arial" w:hAnsi="Arial"/>
+                <w:sz w:val="13"/>
+                <w:szCs w:val="13"/>
+              </w:rPr>
+              <w:t xml:space="preserve">M30x1,5 — rosca del cuello  ·  </w:t>
+            </w:r>
+            <w:r>
+              <w:rPr>
+                <w:rFonts w:ascii="Arial" w:cs="Arial" w:eastAsia="Arial" w:hAnsi="Arial"/>
+                <w:b/>
+                <w:bCs/>
+                <w:color w:val="C00000"/>
+                <w:sz w:val="13"/>
+                <w:szCs w:val="13"/>
+              </w:rPr>
+              <w:t xml:space="preserve">9 </w:t>
+            </w:r>
+            <w:r>
+              <w:rPr>
+                <w:rFonts w:ascii="Arial" w:cs="Arial" w:eastAsia="Arial" w:hAnsi="Arial"/>
+                <w:sz w:val="13"/>
+                <w:szCs w:val="13"/>
+              </w:rPr>
+              <w:t xml:space="preserve">Ø35 ± 0,5 — asiento de la válvula  ·  </w:t>
+            </w:r>
+            <w:r>
+              <w:rPr>
+                <w:rFonts w:ascii="Arial" w:cs="Arial" w:eastAsia="Arial" w:hAnsi="Arial"/>
+                <w:b/>
+                <w:bCs/>
+                <w:color w:val="C00000"/>
+                <w:sz w:val="13"/>
+                <w:szCs w:val="13"/>
+              </w:rPr>
+              <w:t xml:space="preserve">10 </w:t>
+            </w:r>
+            <w:r>
+              <w:rPr>
+                <w:rFonts w:ascii="Arial" w:cs="Arial" w:eastAsia="Arial" w:hAnsi="Arial"/>
+                <w:sz w:val="13"/>
+                <w:szCs w:val="13"/>
+              </w:rPr>
+              <w:t xml:space="preserve">Espesor de chapa 1,25 (cuerpo, cúpula y fondo)  ·  </w:t>
+            </w:r>
+            <w:r>
+              <w:rPr>
+                <w:rFonts w:ascii="Arial" w:cs="Arial" w:eastAsia="Arial" w:hAnsi="Arial"/>
+                <w:b/>
+                <w:bCs/>
+                <w:color w:val="C00000"/>
+                <w:sz w:val="13"/>
+                <w:szCs w:val="13"/>
+              </w:rPr>
+              <w:t xml:space="preserve">11 </w:t>
+            </w:r>
+            <w:r>
+              <w:rPr>
+                <w:rFonts w:ascii="Arial" w:cs="Arial" w:eastAsia="Arial" w:hAnsi="Arial"/>
+                <w:sz w:val="13"/>
+                <w:szCs w:val="13"/>
+              </w:rPr>
+              <w:t xml:space="preserve">Masa 1,48 kg  ·  </w:t>
+            </w:r>
+            <w:r>
+              <w:rPr>
+                <w:rFonts w:ascii="Arial" w:cs="Arial" w:eastAsia="Arial" w:hAnsi="Arial"/>
+                <w:b/>
+                <w:bCs/>
+                <w:color w:val="C00000"/>
+                <w:sz w:val="13"/>
+                <w:szCs w:val="13"/>
+              </w:rPr>
+              <w:t xml:space="preserve">12 </w:t>
+            </w:r>
+            <w:r>
+              <w:rPr>
+                <w:rFonts w:ascii="Arial" w:cs="Arial" w:eastAsia="Arial" w:hAnsi="Arial"/>
+                <w:sz w:val="13"/>
+                <w:szCs w:val="13"/>
+              </w:rPr>
+              <w:t xml:space="preserve">Volumen 3,5 dm³</w:t>
+            </w:r>
+          </w:p>
+        </w:tc>
+      </w:tr>
+      <w:tr>
+        <w:trPr>
+          <w:cantSplit/>
+        </w:trPr>
+        <w:tc>
+          <w:tcPr>
+            <w:tcW w:type="dxa" w:w="5153"/>
+            <w:tcBorders>
+              <w:top w:val="none" w:color="FFFFFF" w:sz="0"/>
+              <w:left w:val="none" w:color="FFFFFF" w:sz="0"/>
+              <w:bottom w:val="none" w:color="FFFFFF" w:sz="0"/>
+              <w:right w:val="none" w:color="FFFFFF" w:sz="0"/>
+            </w:tcBorders>
+            <w:tcMar>
+              <w:top w:type="dxa" w:w="60"/>
+              <w:left w:type="dxa" w:w="80"/>
+              <w:bottom w:type="dxa" w:w="60"/>
+              <w:right w:type="dxa" w:w="80"/>
+            </w:tcMar>
+          </w:tcPr>
+          <w:p>
+            <w:pPr>
+              <w:keepNext/>
+              <w:spacing w:after="20"/>
+            </w:pPr>
+            <w:r>
+              <w:rPr>
+                <w:rFonts w:ascii="Arial" w:cs="Arial" w:eastAsia="Arial" w:hAnsi="Arial"/>
+                <w:b/>
+                <w:bCs/>
+                <w:color w:val="1F3864"/>
+                <w:sz w:val="16"/>
+                <w:szCs w:val="16"/>
+              </w:rPr>
+              <w:t xml:space="preserve">F03 · </w:t>
+            </w:r>
+            <w:r>
+              <w:rPr>
+                <w:rFonts w:ascii="Arial" w:cs="Arial" w:eastAsia="Arial" w:hAnsi="Arial"/>
+                <w:b/>
+                <w:bCs/>
+                <w:sz w:val="16"/>
+                <w:szCs w:val="16"/>
+              </w:rPr>
+              <w:t xml:space="preserve">Plano Fadesa «Recipiente_5kg_R2_sin_logo» (código G732)</w:t>
+            </w:r>
+          </w:p>
+          <w:p>
+            <w:pPr>
+              <w:spacing w:after="30"/>
+              <w:jc w:val="center"/>
+            </w:pPr>
+            <w:r>
+              <w:drawing>
+                <wp:inline distT="0" distB="0" distL="0" distR="0">
+                  <wp:extent cx="2238375" cy="3000375"/>
+                  <wp:effectExtent t="0" r="0" b="0" l="0"/>
+                  <wp:docPr id="3" name="F03" descr="Plano Fadesa «Recipiente_5kg_R2_sin_logo» (código G732)" title="F03"/>
                   <wp:cNvGraphicFramePr>
                     <a:graphicFrameLocks xmlns:a="http://schemas.openxmlformats.org/drawingml/2006/main" noChangeAspect="1"/>
                   </wp:cNvGraphicFramePr>
@@ -1449,7 +1791,7 @@
                         <pic:spPr bwMode="auto">
                           <a:xfrm>
                             <a:off x="0" y="0"/>
-                            <a:ext cx="2076450" cy="3000375"/>
+                            <a:ext cx="2238375" cy="3000375"/>
                           </a:xfrm>
                           <a:prstGeom prst="rect">
                             <a:avLst/>
@@ -1516,7 +1858,7 @@
                 <w:sz w:val="13"/>
                 <w:szCs w:val="13"/>
               </w:rPr>
-              <w:t xml:space="preserve">14 — altura del cuello  ·  </w:t>
+              <w:t xml:space="preserve">15 ± 0,2 — altura del cuello  ·  </w:t>
             </w:r>
             <w:r>
               <w:rPr>
@@ -1535,7 +1877,7 @@
                 <w:sz w:val="13"/>
                 <w:szCs w:val="13"/>
               </w:rPr>
-              <w:t xml:space="preserve">39,5 ± 0,3 — altura de cúpula  ·  </w:t>
+              <w:t xml:space="preserve">54,5 ± 0,3 — altura de cúpula  ·  </w:t>
             </w:r>
             <w:r>
               <w:rPr>
@@ -1554,7 +1896,7 @@
                 <w:sz w:val="13"/>
                 <w:szCs w:val="13"/>
               </w:rPr>
-              <w:t xml:space="preserve">313,5 ± 0,5 — altura total  ·  </w:t>
+              <w:t xml:space="preserve">389,5 ± 0,5 — altura total  ·  </w:t>
             </w:r>
             <w:r>
               <w:rPr>
@@ -1573,7 +1915,7 @@
                 <w:sz w:val="13"/>
                 <w:szCs w:val="13"/>
               </w:rPr>
-              <w:t xml:space="preserve">16 ± 0,3 — pollera del fondo cóncavo  ·  </w:t>
+              <w:t xml:space="preserve">21,5 ± 0,2 — pollera del fondo cóncavo  ·  </w:t>
             </w:r>
             <w:r>
               <w:rPr>
@@ -1592,7 +1934,7 @@
                 <w:sz w:val="13"/>
                 <w:szCs w:val="13"/>
               </w:rPr>
-              <w:t xml:space="preserve">5,5 — flecha del fondo cóncavo  ·  </w:t>
+              <w:t xml:space="preserve">5,5 ± 0,1 — flecha del fondo cóncavo  ·  </w:t>
             </w:r>
             <w:r>
               <w:rPr>
@@ -1611,7 +1953,7 @@
                 <w:sz w:val="13"/>
                 <w:szCs w:val="13"/>
               </w:rPr>
-              <w:t xml:space="preserve">Ø124 ± 0,5 — Ø exterior  ·  </w:t>
+              <w:t xml:space="preserve">Ø153 ± 0,5 — Ø exterior  ·  </w:t>
             </w:r>
             <w:r>
               <w:rPr>
@@ -1668,7 +2010,7 @@
                 <w:sz w:val="13"/>
                 <w:szCs w:val="13"/>
               </w:rPr>
-              <w:t xml:space="preserve">Espesor de chapa 1,25 (cuerpo, cúpula y fondo)  ·  </w:t>
+              <w:t xml:space="preserve">Espesor de chapa 1,6 (cuerpo, cúpula y fondo)  ·  </w:t>
             </w:r>
             <w:r>
               <w:rPr>
@@ -1687,7 +2029,7 @@
                 <w:sz w:val="13"/>
                 <w:szCs w:val="13"/>
               </w:rPr>
-              <w:t xml:space="preserve">Masa 1,48 kg  ·  </w:t>
+              <w:t xml:space="preserve">Masa 2,78 kg  ·  </w:t>
             </w:r>
             <w:r>
               <w:rPr>
@@ -1706,15 +2048,48 @@
                 <w:sz w:val="13"/>
                 <w:szCs w:val="13"/>
               </w:rPr>
-              <w:t xml:space="preserve">Volumen 3,5 dm³</w:t>
-            </w:r>
-          </w:p>
-        </w:tc>
-      </w:tr>
-      <w:tr>
-        <w:trPr>
-          <w:cantSplit/>
-        </w:trPr>
+              <w:t xml:space="preserve">Volumen 6 dm³  ·  </w:t>
+            </w:r>
+            <w:r>
+              <w:rPr>
+                <w:rFonts w:ascii="Arial" w:cs="Arial" w:eastAsia="Arial" w:hAnsi="Arial"/>
+                <w:b/>
+                <w:bCs/>
+                <w:color w:val="C00000"/>
+                <w:sz w:val="13"/>
+                <w:szCs w:val="13"/>
+              </w:rPr>
+              <w:t xml:space="preserve">13 </w:t>
+            </w:r>
+            <w:r>
+              <w:rPr>
+                <w:rFonts w:ascii="Arial" w:cs="Arial" w:eastAsia="Arial" w:hAnsi="Arial"/>
+                <w:sz w:val="13"/>
+                <w:szCs w:val="13"/>
+              </w:rPr>
+              <w:t xml:space="preserve">Detalle 2 (1:1): bordón del cuerpo, cúpula por fuera — labio ≈ 5,8, escalón ≈ 5,2  ·  </w:t>
+            </w:r>
+            <w:r>
+              <w:rPr>
+                <w:rFonts w:ascii="Arial" w:cs="Arial" w:eastAsia="Arial" w:hAnsi="Arial"/>
+                <w:b/>
+                <w:bCs/>
+                <w:color w:val="C00000"/>
+                <w:sz w:val="13"/>
+                <w:szCs w:val="13"/>
+              </w:rPr>
+              <w:t xml:space="preserve">14 </w:t>
+            </w:r>
+            <w:r>
+              <w:rPr>
+                <w:rFonts w:ascii="Arial" w:cs="Arial" w:eastAsia="Arial" w:hAnsi="Arial"/>
+                <w:sz w:val="13"/>
+                <w:szCs w:val="13"/>
+              </w:rPr>
+              <w:t xml:space="preserve">Detalle 3 (1:1): fondo encastrado con pestaña ≥ 10, filete por debajo</w:t>
+            </w:r>
+          </w:p>
+        </w:tc>
         <w:tc>
           <w:tcPr>
             <w:tcW w:type="dxa" w:w="5153"/>
@@ -1745,7 +2120,7 @@
                 <w:sz w:val="16"/>
                 <w:szCs w:val="16"/>
               </w:rPr>
-              <w:t xml:space="preserve">F03 · </w:t>
+              <w:t xml:space="preserve">F04 · </w:t>
             </w:r>
             <w:r>
               <w:rPr>
@@ -1755,7 +2130,7 @@
                 <w:sz w:val="16"/>
                 <w:szCs w:val="16"/>
               </w:rPr>
-              <w:t xml:space="preserve">Plano Fadesa «Recipiente_5kg_R2_sin_logo» (código G732)</w:t>
+              <w:t xml:space="preserve">Plano Fadesa «Recipiente_10kg_R2_sin_logo» (código G733)</w:t>
             </w:r>
           </w:p>
           <w:p>
@@ -1766,9 +2141,9 @@
             <w:r>
               <w:drawing>
                 <wp:inline distT="0" distB="0" distL="0" distR="0">
-                  <wp:extent cx="2238375" cy="3000375"/>
+                  <wp:extent cx="1771650" cy="3000375"/>
                   <wp:effectExtent t="0" r="0" b="0" l="0"/>
-                  <wp:docPr id="3" name="F03" descr="Plano Fadesa «Recipiente_5kg_R2_sin_logo» (código G732)" title="F03"/>
+                  <wp:docPr id="4" name="F04" descr="Plano Fadesa «Recipiente_10kg_R2_sin_logo» (código G733)" title="F04"/>
                   <wp:cNvGraphicFramePr>
                     <a:graphicFrameLocks xmlns:a="http://schemas.openxmlformats.org/drawingml/2006/main" noChangeAspect="1"/>
                   </wp:cNvGraphicFramePr>
@@ -1791,7 +2166,7 @@
                         <pic:spPr bwMode="auto">
                           <a:xfrm>
                             <a:off x="0" y="0"/>
-                            <a:ext cx="2238375" cy="3000375"/>
+                            <a:ext cx="1771650" cy="3000375"/>
                           </a:xfrm>
                           <a:prstGeom prst="rect">
                             <a:avLst/>
@@ -1839,7 +2214,7 @@
                 <w:sz w:val="13"/>
                 <w:szCs w:val="13"/>
               </w:rPr>
-              <w:t xml:space="preserve">Ø37 — Ø exterior del cuello  ·  </w:t>
+              <w:t xml:space="preserve">Ø36,8 — Ø exterior del cuello  ·  </w:t>
             </w:r>
             <w:r>
               <w:rPr>
@@ -1858,7 +2233,7 @@
                 <w:sz w:val="13"/>
                 <w:szCs w:val="13"/>
               </w:rPr>
-              <w:t xml:space="preserve">15 ± 0,2 — altura del cuello  ·  </w:t>
+              <w:t xml:space="preserve">14 — altura del cuello  ·  </w:t>
             </w:r>
             <w:r>
               <w:rPr>
@@ -1877,7 +2252,7 @@
                 <w:sz w:val="13"/>
                 <w:szCs w:val="13"/>
               </w:rPr>
-              <w:t xml:space="preserve">54,5 ± 0,3 — altura de cúpula  ·  </w:t>
+              <w:t xml:space="preserve">62,5 ± 0,3 — altura de cúpula  ·  </w:t>
             </w:r>
             <w:r>
               <w:rPr>
@@ -1896,7 +2271,7 @@
                 <w:sz w:val="13"/>
                 <w:szCs w:val="13"/>
               </w:rPr>
-              <w:t xml:space="preserve">389,5 ± 0,5 — altura total  ·  </w:t>
+              <w:t xml:space="preserve">562,5 ± 0,8 — altura total  ·  </w:t>
             </w:r>
             <w:r>
               <w:rPr>
@@ -1915,7 +2290,7 @@
                 <w:sz w:val="13"/>
                 <w:szCs w:val="13"/>
               </w:rPr>
-              <w:t xml:space="preserve">21,5 ± 0,2 — pollera del fondo cóncavo  ·  </w:t>
+              <w:t xml:space="preserve">16,5 ± 0,2 — pollera del fondo cóncavo  ·  </w:t>
             </w:r>
             <w:r>
               <w:rPr>
@@ -1934,7 +2309,7 @@
                 <w:sz w:val="13"/>
                 <w:szCs w:val="13"/>
               </w:rPr>
-              <w:t xml:space="preserve">5,5 ± 0,1 — flecha del fondo cóncavo  ·  </w:t>
+              <w:t xml:space="preserve">4,8 — flecha del fondo cóncavo  ·  </w:t>
             </w:r>
             <w:r>
               <w:rPr>
@@ -1953,7 +2328,7 @@
                 <w:sz w:val="13"/>
                 <w:szCs w:val="13"/>
               </w:rPr>
-              <w:t xml:space="preserve">Ø153 ± 0,5 — Ø exterior  ·  </w:t>
+              <w:t xml:space="preserve">Ø181,5 ± 0,5 — Ø exterior  ·  </w:t>
             </w:r>
             <w:r>
               <w:rPr>
@@ -1991,7 +2366,7 @@
                 <w:sz w:val="13"/>
                 <w:szCs w:val="13"/>
               </w:rPr>
-              <w:t xml:space="preserve">Ø35 ± 0,5 — asiento de la válvula  ·  </w:t>
+              <w:t xml:space="preserve">Ø35 + 0,3 — asiento de la válvula  ·  </w:t>
             </w:r>
             <w:r>
               <w:rPr>
@@ -2010,7 +2385,7 @@
                 <w:sz w:val="13"/>
                 <w:szCs w:val="13"/>
               </w:rPr>
-              <w:t xml:space="preserve">Espesor de chapa 1,6 (cuerpo, cúpula y fondo)  ·  </w:t>
+              <w:t xml:space="preserve">Espesor de cúpula 1,6  ·  </w:t>
             </w:r>
             <w:r>
               <w:rPr>
@@ -2029,7 +2404,7 @@
                 <w:sz w:val="13"/>
                 <w:szCs w:val="13"/>
               </w:rPr>
-              <w:t xml:space="preserve">Masa 2,78 kg  ·  </w:t>
+              <w:t xml:space="preserve">Espesor de cuerpo 2  ·  </w:t>
             </w:r>
             <w:r>
               <w:rPr>
@@ -2048,7 +2423,7 @@
                 <w:sz w:val="13"/>
                 <w:szCs w:val="13"/>
               </w:rPr>
-              <w:t xml:space="preserve">Volumen 6 dm³  ·  </w:t>
+              <w:t xml:space="preserve">Espesor de fondo 2  ·  </w:t>
             </w:r>
             <w:r>
               <w:rPr>
@@ -2067,7 +2442,7 @@
                 <w:sz w:val="13"/>
                 <w:szCs w:val="13"/>
               </w:rPr>
-              <w:t xml:space="preserve">Detalle 2 (1:1): bordón del cuerpo, cúpula por fuera — labio ≈ 5,8, escalón ≈ 5,2  ·  </w:t>
+              <w:t xml:space="preserve">Masa 5,48 kg  ·  </w:t>
             </w:r>
             <w:r>
               <w:rPr>
@@ -2086,10 +2461,15 @@
                 <w:sz w:val="13"/>
                 <w:szCs w:val="13"/>
               </w:rPr>
-              <w:t xml:space="preserve">Detalle 3 (1:1): fondo encastrado con pestaña ≥ 10, filete por debajo</w:t>
-            </w:r>
-          </w:p>
-        </w:tc>
+              <w:t xml:space="preserve">Volumen 12,5 dm³</w:t>
+            </w:r>
+          </w:p>
+        </w:tc>
+      </w:tr>
+      <w:tr>
+        <w:trPr>
+          <w:cantSplit/>
+        </w:trPr>
         <w:tc>
           <w:tcPr>
             <w:tcW w:type="dxa" w:w="5153"/>
@@ -2120,7 +2500,7 @@
                 <w:sz w:val="16"/>
                 <w:szCs w:val="16"/>
               </w:rPr>
-              <w:t xml:space="preserve">F04 · </w:t>
+              <w:t xml:space="preserve">F05 · </w:t>
             </w:r>
             <w:r>
               <w:rPr>
@@ -2130,7 +2510,7 @@
                 <w:sz w:val="16"/>
                 <w:szCs w:val="16"/>
               </w:rPr>
-              <w:t xml:space="preserve">Plano Fadesa «Recipiente_10kg_R2_sin_logo» (código G733)</w:t>
+              <w:t xml:space="preserve">Plano Fadesa «Recipiente 25kg R3» (código G690)</w:t>
             </w:r>
           </w:p>
           <w:p>
@@ -2141,9 +2521,9 @@
             <w:r>
               <w:drawing>
                 <wp:inline distT="0" distB="0" distL="0" distR="0">
-                  <wp:extent cx="1771650" cy="3000375"/>
+                  <wp:extent cx="1971675" cy="3000375"/>
                   <wp:effectExtent t="0" r="0" b="0" l="0"/>
-                  <wp:docPr id="4" name="F04" descr="Plano Fadesa «Recipiente_10kg_R2_sin_logo» (código G733)" title="F04"/>
+                  <wp:docPr id="5" name="F05" descr="Plano Fadesa «Recipiente 25kg R3» (código G690)" title="F05"/>
                   <wp:cNvGraphicFramePr>
                     <a:graphicFrameLocks xmlns:a="http://schemas.openxmlformats.org/drawingml/2006/main" noChangeAspect="1"/>
                   </wp:cNvGraphicFramePr>
@@ -2166,386 +2546,6 @@
                         <pic:spPr bwMode="auto">
                           <a:xfrm>
                             <a:off x="0" y="0"/>
-                            <a:ext cx="1771650" cy="3000375"/>
-                          </a:xfrm>
-                          <a:prstGeom prst="rect">
-                            <a:avLst/>
-                          </a:prstGeom>
-                        </pic:spPr>
-                      </pic:pic>
-                    </a:graphicData>
-                  </a:graphic>
-                </wp:inline>
-              </w:drawing>
-            </w:r>
-          </w:p>
-          <w:p>
-            <w:pPr>
-              <w:spacing w:after="20"/>
-            </w:pPr>
-            <w:r>
-              <w:rPr>
-                <w:rFonts w:ascii="Arial" w:cs="Arial" w:eastAsia="Arial" w:hAnsi="Arial"/>
-                <w:color w:val="595959"/>
-                <w:sz w:val="13"/>
-                <w:szCs w:val="13"/>
-              </w:rPr>
-              <w:t xml:space="preserve">Página 1 (única), cotas y notas del plano</w:t>
-            </w:r>
-          </w:p>
-          <w:p>
-            <w:pPr>
-              <w:spacing w:after="60"/>
-            </w:pPr>
-            <w:r>
-              <w:rPr>
-                <w:rFonts w:ascii="Arial" w:cs="Arial" w:eastAsia="Arial" w:hAnsi="Arial"/>
-                <w:b/>
-                <w:bCs/>
-                <w:color w:val="C00000"/>
-                <w:sz w:val="13"/>
-                <w:szCs w:val="13"/>
-              </w:rPr>
-              <w:t xml:space="preserve">1 </w:t>
-            </w:r>
-            <w:r>
-              <w:rPr>
-                <w:rFonts w:ascii="Arial" w:cs="Arial" w:eastAsia="Arial" w:hAnsi="Arial"/>
-                <w:sz w:val="13"/>
-                <w:szCs w:val="13"/>
-              </w:rPr>
-              <w:t xml:space="preserve">Ø36,8 — Ø exterior del cuello  ·  </w:t>
-            </w:r>
-            <w:r>
-              <w:rPr>
-                <w:rFonts w:ascii="Arial" w:cs="Arial" w:eastAsia="Arial" w:hAnsi="Arial"/>
-                <w:b/>
-                <w:bCs/>
-                <w:color w:val="C00000"/>
-                <w:sz w:val="13"/>
-                <w:szCs w:val="13"/>
-              </w:rPr>
-              <w:t xml:space="preserve">2 </w:t>
-            </w:r>
-            <w:r>
-              <w:rPr>
-                <w:rFonts w:ascii="Arial" w:cs="Arial" w:eastAsia="Arial" w:hAnsi="Arial"/>
-                <w:sz w:val="13"/>
-                <w:szCs w:val="13"/>
-              </w:rPr>
-              <w:t xml:space="preserve">14 — altura del cuello  ·  </w:t>
-            </w:r>
-            <w:r>
-              <w:rPr>
-                <w:rFonts w:ascii="Arial" w:cs="Arial" w:eastAsia="Arial" w:hAnsi="Arial"/>
-                <w:b/>
-                <w:bCs/>
-                <w:color w:val="C00000"/>
-                <w:sz w:val="13"/>
-                <w:szCs w:val="13"/>
-              </w:rPr>
-              <w:t xml:space="preserve">3 </w:t>
-            </w:r>
-            <w:r>
-              <w:rPr>
-                <w:rFonts w:ascii="Arial" w:cs="Arial" w:eastAsia="Arial" w:hAnsi="Arial"/>
-                <w:sz w:val="13"/>
-                <w:szCs w:val="13"/>
-              </w:rPr>
-              <w:t xml:space="preserve">62,5 ± 0,3 — altura de cúpula  ·  </w:t>
-            </w:r>
-            <w:r>
-              <w:rPr>
-                <w:rFonts w:ascii="Arial" w:cs="Arial" w:eastAsia="Arial" w:hAnsi="Arial"/>
-                <w:b/>
-                <w:bCs/>
-                <w:color w:val="C00000"/>
-                <w:sz w:val="13"/>
-                <w:szCs w:val="13"/>
-              </w:rPr>
-              <w:t xml:space="preserve">4 </w:t>
-            </w:r>
-            <w:r>
-              <w:rPr>
-                <w:rFonts w:ascii="Arial" w:cs="Arial" w:eastAsia="Arial" w:hAnsi="Arial"/>
-                <w:sz w:val="13"/>
-                <w:szCs w:val="13"/>
-              </w:rPr>
-              <w:t xml:space="preserve">562,5 ± 0,8 — altura total  ·  </w:t>
-            </w:r>
-            <w:r>
-              <w:rPr>
-                <w:rFonts w:ascii="Arial" w:cs="Arial" w:eastAsia="Arial" w:hAnsi="Arial"/>
-                <w:b/>
-                <w:bCs/>
-                <w:color w:val="C00000"/>
-                <w:sz w:val="13"/>
-                <w:szCs w:val="13"/>
-              </w:rPr>
-              <w:t xml:space="preserve">5 </w:t>
-            </w:r>
-            <w:r>
-              <w:rPr>
-                <w:rFonts w:ascii="Arial" w:cs="Arial" w:eastAsia="Arial" w:hAnsi="Arial"/>
-                <w:sz w:val="13"/>
-                <w:szCs w:val="13"/>
-              </w:rPr>
-              <w:t xml:space="preserve">16,5 ± 0,2 — pollera del fondo cóncavo  ·  </w:t>
-            </w:r>
-            <w:r>
-              <w:rPr>
-                <w:rFonts w:ascii="Arial" w:cs="Arial" w:eastAsia="Arial" w:hAnsi="Arial"/>
-                <w:b/>
-                <w:bCs/>
-                <w:color w:val="C00000"/>
-                <w:sz w:val="13"/>
-                <w:szCs w:val="13"/>
-              </w:rPr>
-              <w:t xml:space="preserve">6 </w:t>
-            </w:r>
-            <w:r>
-              <w:rPr>
-                <w:rFonts w:ascii="Arial" w:cs="Arial" w:eastAsia="Arial" w:hAnsi="Arial"/>
-                <w:sz w:val="13"/>
-                <w:szCs w:val="13"/>
-              </w:rPr>
-              <w:t xml:space="preserve">4,8 — flecha del fondo cóncavo  ·  </w:t>
-            </w:r>
-            <w:r>
-              <w:rPr>
-                <w:rFonts w:ascii="Arial" w:cs="Arial" w:eastAsia="Arial" w:hAnsi="Arial"/>
-                <w:b/>
-                <w:bCs/>
-                <w:color w:val="C00000"/>
-                <w:sz w:val="13"/>
-                <w:szCs w:val="13"/>
-              </w:rPr>
-              <w:t xml:space="preserve">7 </w:t>
-            </w:r>
-            <w:r>
-              <w:rPr>
-                <w:rFonts w:ascii="Arial" w:cs="Arial" w:eastAsia="Arial" w:hAnsi="Arial"/>
-                <w:sz w:val="13"/>
-                <w:szCs w:val="13"/>
-              </w:rPr>
-              <w:t xml:space="preserve">Ø181,5 ± 0,5 — Ø exterior  ·  </w:t>
-            </w:r>
-            <w:r>
-              <w:rPr>
-                <w:rFonts w:ascii="Arial" w:cs="Arial" w:eastAsia="Arial" w:hAnsi="Arial"/>
-                <w:b/>
-                <w:bCs/>
-                <w:color w:val="C00000"/>
-                <w:sz w:val="13"/>
-                <w:szCs w:val="13"/>
-              </w:rPr>
-              <w:t xml:space="preserve">8 </w:t>
-            </w:r>
-            <w:r>
-              <w:rPr>
-                <w:rFonts w:ascii="Arial" w:cs="Arial" w:eastAsia="Arial" w:hAnsi="Arial"/>
-                <w:sz w:val="13"/>
-                <w:szCs w:val="13"/>
-              </w:rPr>
-              <w:t xml:space="preserve">M30x1,5 — rosca del cuello  ·  </w:t>
-            </w:r>
-            <w:r>
-              <w:rPr>
-                <w:rFonts w:ascii="Arial" w:cs="Arial" w:eastAsia="Arial" w:hAnsi="Arial"/>
-                <w:b/>
-                <w:bCs/>
-                <w:color w:val="C00000"/>
-                <w:sz w:val="13"/>
-                <w:szCs w:val="13"/>
-              </w:rPr>
-              <w:t xml:space="preserve">9 </w:t>
-            </w:r>
-            <w:r>
-              <w:rPr>
-                <w:rFonts w:ascii="Arial" w:cs="Arial" w:eastAsia="Arial" w:hAnsi="Arial"/>
-                <w:sz w:val="13"/>
-                <w:szCs w:val="13"/>
-              </w:rPr>
-              <w:t xml:space="preserve">Ø35 + 0,3 — asiento de la válvula  ·  </w:t>
-            </w:r>
-            <w:r>
-              <w:rPr>
-                <w:rFonts w:ascii="Arial" w:cs="Arial" w:eastAsia="Arial" w:hAnsi="Arial"/>
-                <w:b/>
-                <w:bCs/>
-                <w:color w:val="C00000"/>
-                <w:sz w:val="13"/>
-                <w:szCs w:val="13"/>
-              </w:rPr>
-              <w:t xml:space="preserve">10 </w:t>
-            </w:r>
-            <w:r>
-              <w:rPr>
-                <w:rFonts w:ascii="Arial" w:cs="Arial" w:eastAsia="Arial" w:hAnsi="Arial"/>
-                <w:sz w:val="13"/>
-                <w:szCs w:val="13"/>
-              </w:rPr>
-              <w:t xml:space="preserve">Espesor de cúpula 1,6  ·  </w:t>
-            </w:r>
-            <w:r>
-              <w:rPr>
-                <w:rFonts w:ascii="Arial" w:cs="Arial" w:eastAsia="Arial" w:hAnsi="Arial"/>
-                <w:b/>
-                <w:bCs/>
-                <w:color w:val="C00000"/>
-                <w:sz w:val="13"/>
-                <w:szCs w:val="13"/>
-              </w:rPr>
-              <w:t xml:space="preserve">11 </w:t>
-            </w:r>
-            <w:r>
-              <w:rPr>
-                <w:rFonts w:ascii="Arial" w:cs="Arial" w:eastAsia="Arial" w:hAnsi="Arial"/>
-                <w:sz w:val="13"/>
-                <w:szCs w:val="13"/>
-              </w:rPr>
-              <w:t xml:space="preserve">Espesor de cuerpo 2  ·  </w:t>
-            </w:r>
-            <w:r>
-              <w:rPr>
-                <w:rFonts w:ascii="Arial" w:cs="Arial" w:eastAsia="Arial" w:hAnsi="Arial"/>
-                <w:b/>
-                <w:bCs/>
-                <w:color w:val="C00000"/>
-                <w:sz w:val="13"/>
-                <w:szCs w:val="13"/>
-              </w:rPr>
-              <w:t xml:space="preserve">12 </w:t>
-            </w:r>
-            <w:r>
-              <w:rPr>
-                <w:rFonts w:ascii="Arial" w:cs="Arial" w:eastAsia="Arial" w:hAnsi="Arial"/>
-                <w:sz w:val="13"/>
-                <w:szCs w:val="13"/>
-              </w:rPr>
-              <w:t xml:space="preserve">Espesor de fondo 2  ·  </w:t>
-            </w:r>
-            <w:r>
-              <w:rPr>
-                <w:rFonts w:ascii="Arial" w:cs="Arial" w:eastAsia="Arial" w:hAnsi="Arial"/>
-                <w:b/>
-                <w:bCs/>
-                <w:color w:val="C00000"/>
-                <w:sz w:val="13"/>
-                <w:szCs w:val="13"/>
-              </w:rPr>
-              <w:t xml:space="preserve">13 </w:t>
-            </w:r>
-            <w:r>
-              <w:rPr>
-                <w:rFonts w:ascii="Arial" w:cs="Arial" w:eastAsia="Arial" w:hAnsi="Arial"/>
-                <w:sz w:val="13"/>
-                <w:szCs w:val="13"/>
-              </w:rPr>
-              <w:t xml:space="preserve">Masa 5,48 kg  ·  </w:t>
-            </w:r>
-            <w:r>
-              <w:rPr>
-                <w:rFonts w:ascii="Arial" w:cs="Arial" w:eastAsia="Arial" w:hAnsi="Arial"/>
-                <w:b/>
-                <w:bCs/>
-                <w:color w:val="C00000"/>
-                <w:sz w:val="13"/>
-                <w:szCs w:val="13"/>
-              </w:rPr>
-              <w:t xml:space="preserve">14 </w:t>
-            </w:r>
-            <w:r>
-              <w:rPr>
-                <w:rFonts w:ascii="Arial" w:cs="Arial" w:eastAsia="Arial" w:hAnsi="Arial"/>
-                <w:sz w:val="13"/>
-                <w:szCs w:val="13"/>
-              </w:rPr>
-              <w:t xml:space="preserve">Volumen 12,5 dm³</w:t>
-            </w:r>
-          </w:p>
-        </w:tc>
-      </w:tr>
-      <w:tr>
-        <w:trPr>
-          <w:cantSplit/>
-        </w:trPr>
-        <w:tc>
-          <w:tcPr>
-            <w:tcW w:type="dxa" w:w="5153"/>
-            <w:tcBorders>
-              <w:top w:val="none" w:color="FFFFFF" w:sz="0"/>
-              <w:left w:val="none" w:color="FFFFFF" w:sz="0"/>
-              <w:bottom w:val="none" w:color="FFFFFF" w:sz="0"/>
-              <w:right w:val="none" w:color="FFFFFF" w:sz="0"/>
-            </w:tcBorders>
-            <w:tcMar>
-              <w:top w:type="dxa" w:w="60"/>
-              <w:left w:type="dxa" w:w="80"/>
-              <w:bottom w:type="dxa" w:w="60"/>
-              <w:right w:type="dxa" w:w="80"/>
-            </w:tcMar>
-          </w:tcPr>
-          <w:p>
-            <w:pPr>
-              <w:keepNext/>
-              <w:spacing w:after="20"/>
-            </w:pPr>
-            <w:r>
-              <w:rPr>
-                <w:rFonts w:ascii="Arial" w:cs="Arial" w:eastAsia="Arial" w:hAnsi="Arial"/>
-                <w:b/>
-                <w:bCs/>
-                <w:color w:val="1F3864"/>
-                <w:sz w:val="16"/>
-                <w:szCs w:val="16"/>
-              </w:rPr>
-              <w:t xml:space="preserve">F05 · </w:t>
-            </w:r>
-            <w:r>
-              <w:rPr>
-                <w:rFonts w:ascii="Arial" w:cs="Arial" w:eastAsia="Arial" w:hAnsi="Arial"/>
-                <w:b/>
-                <w:bCs/>
-                <w:sz w:val="16"/>
-                <w:szCs w:val="16"/>
-              </w:rPr>
-              <w:t xml:space="preserve">Plano Fadesa «Recipiente 25kg R3» (código G690)</w:t>
-            </w:r>
-          </w:p>
-          <w:p>
-            <w:pPr>
-              <w:spacing w:after="30"/>
-              <w:jc w:val="center"/>
-            </w:pPr>
-            <w:r>
-              <w:drawing>
-                <wp:inline distT="0" distB="0" distL="0" distR="0">
-                  <wp:extent cx="1971675" cy="3000375"/>
-                  <wp:effectExtent t="0" r="0" b="0" l="0"/>
-                  <wp:docPr id="5" name="F05" descr="Plano Fadesa «Recipiente 25kg R3» (código G690)" title="F05"/>
-                  <wp:cNvGraphicFramePr>
-                    <a:graphicFrameLocks xmlns:a="http://schemas.openxmlformats.org/drawingml/2006/main" noChangeAspect="1"/>
-                  </wp:cNvGraphicFramePr>
-                  <a:graphic xmlns:a="http://schemas.openxmlformats.org/drawingml/2006/main">
-                    <a:graphicData uri="http://schemas.openxmlformats.org/drawingml/2006/picture">
-                      <pic:pic xmlns:pic="http://schemas.openxmlformats.org/drawingml/2006/picture">
-                        <pic:nvPicPr>
-                          <pic:cNvPr id="0" name="" descr=""/>
-                          <pic:cNvPicPr>
-                            <a:picLocks noChangeAspect="1" noChangeArrowheads="1"/>
-                          </pic:cNvPicPr>
-                        </pic:nvPicPr>
-                        <pic:blipFill>
-                          <a:blip r:embed="rId51" cstate="none"/>
-                          <a:srcRect/>
-                          <a:stretch>
-                            <a:fillRect/>
-                          </a:stretch>
-                        </pic:blipFill>
-                        <pic:spPr bwMode="auto">
-                          <a:xfrm>
-                            <a:off x="0" y="0"/>
                             <a:ext cx="1971675" cy="3000375"/>
                           </a:xfrm>
                           <a:prstGeom prst="rect">
@@ -2928,7 +2928,7 @@
                           </pic:cNvPicPr>
                         </pic:nvPicPr>
                         <pic:blipFill>
-                          <a:blip r:embed="rId52" cstate="none"/>
+                          <a:blip r:embed="rId51" cstate="none"/>
                           <a:srcRect/>
                           <a:stretch>
                             <a:fillRect/>
@@ -3332,7 +3332,7 @@
                           </pic:cNvPicPr>
                         </pic:nvPicPr>
                         <pic:blipFill>
-                          <a:blip r:embed="rId53" cstate="none"/>
+                          <a:blip r:embed="rId52" cstate="none"/>
                           <a:srcRect/>
                           <a:stretch>
                             <a:fillRect/>
@@ -3596,6 +3596,345 @@
                   <wp:extent cx="2066925" cy="3000375"/>
                   <wp:effectExtent t="0" r="0" b="0" l="0"/>
                   <wp:docPr id="8" name="F08" descr="Plano Fadesa «Extintor_2.5kg_Valvula_HZ_R1_sin_logo» (código A101/139/151/128/135)" title="F08"/>
+                  <wp:cNvGraphicFramePr>
+                    <a:graphicFrameLocks xmlns:a="http://schemas.openxmlformats.org/drawingml/2006/main" noChangeAspect="1"/>
+                  </wp:cNvGraphicFramePr>
+                  <a:graphic xmlns:a="http://schemas.openxmlformats.org/drawingml/2006/main">
+                    <a:graphicData uri="http://schemas.openxmlformats.org/drawingml/2006/picture">
+                      <pic:pic xmlns:pic="http://schemas.openxmlformats.org/drawingml/2006/picture">
+                        <pic:nvPicPr>
+                          <pic:cNvPr id="0" name="" descr=""/>
+                          <pic:cNvPicPr>
+                            <a:picLocks noChangeAspect="1" noChangeArrowheads="1"/>
+                          </pic:cNvPicPr>
+                        </pic:nvPicPr>
+                        <pic:blipFill>
+                          <a:blip r:embed="rId53" cstate="none"/>
+                          <a:srcRect/>
+                          <a:stretch>
+                            <a:fillRect/>
+                          </a:stretch>
+                        </pic:blipFill>
+                        <pic:spPr bwMode="auto">
+                          <a:xfrm>
+                            <a:off x="0" y="0"/>
+                            <a:ext cx="2066925" cy="3000375"/>
+                          </a:xfrm>
+                          <a:prstGeom prst="rect">
+                            <a:avLst/>
+                          </a:prstGeom>
+                        </pic:spPr>
+                      </pic:pic>
+                    </a:graphicData>
+                  </a:graphic>
+                </wp:inline>
+              </w:drawing>
+            </w:r>
+          </w:p>
+          <w:p>
+            <w:pPr>
+              <w:spacing w:after="20"/>
+            </w:pPr>
+            <w:r>
+              <w:rPr>
+                <w:rFonts w:ascii="Arial" w:cs="Arial" w:eastAsia="Arial" w:hAnsi="Arial"/>
+                <w:color w:val="595959"/>
+                <w:sz w:val="13"/>
+                <w:szCs w:val="13"/>
+              </w:rPr>
+              <w:t xml:space="preserve">Página 1 (única): notas, cotas generales y piezas del despiece medidas a escala</w:t>
+            </w:r>
+          </w:p>
+          <w:p>
+            <w:pPr>
+              <w:spacing w:after="20"/>
+            </w:pPr>
+            <w:r>
+              <w:rPr>
+                <w:rFonts w:ascii="Arial" w:cs="Arial" w:eastAsia="Arial" w:hAnsi="Arial"/>
+                <w:b/>
+                <w:bCs/>
+                <w:color w:val="C00000"/>
+                <w:sz w:val="13"/>
+                <w:szCs w:val="13"/>
+              </w:rPr>
+              <w:t xml:space="preserve">1 </w:t>
+            </w:r>
+            <w:r>
+              <w:rPr>
+                <w:rFonts w:ascii="Arial" w:cs="Arial" w:eastAsia="Arial" w:hAnsi="Arial"/>
+                <w:sz w:val="13"/>
+                <w:szCs w:val="13"/>
+              </w:rPr>
+              <w:t xml:space="preserve">Masa total 4,62 kg (polvo)  ·  </w:t>
+            </w:r>
+            <w:r>
+              <w:rPr>
+                <w:rFonts w:ascii="Arial" w:cs="Arial" w:eastAsia="Arial" w:hAnsi="Arial"/>
+                <w:b/>
+                <w:bCs/>
+                <w:color w:val="C00000"/>
+                <w:sz w:val="13"/>
+                <w:szCs w:val="13"/>
+              </w:rPr>
+              <w:t xml:space="preserve">2 </w:t>
+            </w:r>
+            <w:r>
+              <w:rPr>
+                <w:rFonts w:ascii="Arial" w:cs="Arial" w:eastAsia="Arial" w:hAnsi="Arial"/>
+                <w:sz w:val="13"/>
+                <w:szCs w:val="13"/>
+              </w:rPr>
+              <w:t xml:space="preserve">Válvula HZ  ·  </w:t>
+            </w:r>
+            <w:r>
+              <w:rPr>
+                <w:rFonts w:ascii="Arial" w:cs="Arial" w:eastAsia="Arial" w:hAnsi="Arial"/>
+                <w:b/>
+                <w:bCs/>
+                <w:color w:val="C00000"/>
+                <w:sz w:val="13"/>
+                <w:szCs w:val="13"/>
+              </w:rPr>
+              <w:t xml:space="preserve">3 </w:t>
+            </w:r>
+            <w:r>
+              <w:rPr>
+                <w:rFonts w:ascii="Arial" w:cs="Arial" w:eastAsia="Arial" w:hAnsi="Arial"/>
+                <w:sz w:val="13"/>
+                <w:szCs w:val="13"/>
+              </w:rPr>
+              <w:t xml:space="preserve">Válvula F192 (esc. 1:3): igual a la del 5 y 10 kg  ·  </w:t>
+            </w:r>
+            <w:r>
+              <w:rPr>
+                <w:rFonts w:ascii="Arial" w:cs="Arial" w:eastAsia="Arial" w:hAnsi="Arial"/>
+                <w:b/>
+                <w:bCs/>
+                <w:color w:val="C00000"/>
+                <w:sz w:val="13"/>
+                <w:szCs w:val="13"/>
+              </w:rPr>
+              <w:t xml:space="preserve">4 </w:t>
+            </w:r>
+            <w:r>
+              <w:rPr>
+                <w:rFonts w:ascii="Arial" w:cs="Arial" w:eastAsia="Arial" w:hAnsi="Arial"/>
+                <w:sz w:val="13"/>
+                <w:szCs w:val="13"/>
+              </w:rPr>
+              <w:t xml:space="preserve">Racor: tuerca Ø18,8 × 5,9, casquillo Ø16,9 × 13,5, rosca Ø13,1 × 8,9  ·  </w:t>
+            </w:r>
+            <w:r>
+              <w:rPr>
+                <w:rFonts w:ascii="Arial" w:cs="Arial" w:eastAsia="Arial" w:hAnsi="Arial"/>
+                <w:b/>
+                <w:bCs/>
+                <w:color w:val="C00000"/>
+                <w:sz w:val="13"/>
+                <w:szCs w:val="13"/>
+              </w:rPr>
+              <w:t xml:space="preserve">5 </w:t>
+            </w:r>
+            <w:r>
+              <w:rPr>
+                <w:rFonts w:ascii="Arial" w:cs="Arial" w:eastAsia="Arial" w:hAnsi="Arial"/>
+                <w:sz w:val="13"/>
+                <w:szCs w:val="13"/>
+              </w:rPr>
+              <w:t xml:space="preserve">Manómetro F645: Ø36 (35,7)  ·  </w:t>
+            </w:r>
+            <w:r>
+              <w:rPr>
+                <w:rFonts w:ascii="Arial" w:cs="Arial" w:eastAsia="Arial" w:hAnsi="Arial"/>
+                <w:b/>
+                <w:bCs/>
+                <w:color w:val="C00000"/>
+                <w:sz w:val="13"/>
+                <w:szCs w:val="13"/>
+              </w:rPr>
+              <w:t xml:space="preserve">6 </w:t>
+            </w:r>
+            <w:r>
+              <w:rPr>
+                <w:rFonts w:ascii="Arial" w:cs="Arial" w:eastAsia="Arial" w:hAnsi="Arial"/>
+                <w:sz w:val="13"/>
+                <w:szCs w:val="13"/>
+              </w:rPr>
+              <w:t xml:space="preserve">O-ring F646: Ø32,8 × 3,6  ·  </w:t>
+            </w:r>
+            <w:r>
+              <w:rPr>
+                <w:rFonts w:ascii="Arial" w:cs="Arial" w:eastAsia="Arial" w:hAnsi="Arial"/>
+                <w:b/>
+                <w:bCs/>
+                <w:color w:val="C00000"/>
+                <w:sz w:val="13"/>
+                <w:szCs w:val="13"/>
+              </w:rPr>
+              <w:t xml:space="preserve">7 </w:t>
+            </w:r>
+            <w:r>
+              <w:rPr>
+                <w:rFonts w:ascii="Arial" w:cs="Arial" w:eastAsia="Arial" w:hAnsi="Arial"/>
+                <w:sz w:val="13"/>
+                <w:szCs w:val="13"/>
+              </w:rPr>
+              <w:t xml:space="preserve">Vástago F916: Ø6 × 30,6, asiento Ø14  ·  </w:t>
+            </w:r>
+            <w:r>
+              <w:rPr>
+                <w:rFonts w:ascii="Arial" w:cs="Arial" w:eastAsia="Arial" w:hAnsi="Arial"/>
+                <w:b/>
+                <w:bCs/>
+                <w:color w:val="C00000"/>
+                <w:sz w:val="13"/>
+                <w:szCs w:val="13"/>
+              </w:rPr>
+              <w:t xml:space="preserve">8 </w:t>
+            </w:r>
+            <w:r>
+              <w:rPr>
+                <w:rFonts w:ascii="Arial" w:cs="Arial" w:eastAsia="Arial" w:hAnsi="Arial"/>
+                <w:sz w:val="13"/>
+                <w:szCs w:val="13"/>
+              </w:rPr>
+              <w:t xml:space="preserve">Resorte F653: Ø17,3 × 28,8  ·  </w:t>
+            </w:r>
+            <w:r>
+              <w:rPr>
+                <w:rFonts w:ascii="Arial" w:cs="Arial" w:eastAsia="Arial" w:hAnsi="Arial"/>
+                <w:b/>
+                <w:bCs/>
+                <w:color w:val="C00000"/>
+                <w:sz w:val="13"/>
+                <w:szCs w:val="13"/>
+              </w:rPr>
+              <w:t xml:space="preserve">9 </w:t>
+            </w:r>
+            <w:r>
+              <w:rPr>
+                <w:rFonts w:ascii="Arial" w:cs="Arial" w:eastAsia="Arial" w:hAnsi="Arial"/>
+                <w:sz w:val="13"/>
+                <w:szCs w:val="13"/>
+              </w:rPr>
+              <w:t xml:space="preserve">Caño de pesca F682: cabeza Ø21,3  ·  </w:t>
+            </w:r>
+            <w:r>
+              <w:rPr>
+                <w:rFonts w:ascii="Arial" w:cs="Arial" w:eastAsia="Arial" w:hAnsi="Arial"/>
+                <w:b/>
+                <w:bCs/>
+                <w:color w:val="C00000"/>
+                <w:sz w:val="13"/>
+                <w:szCs w:val="13"/>
+              </w:rPr>
+              <w:t xml:space="preserve">10 </w:t>
+            </w:r>
+            <w:r>
+              <w:rPr>
+                <w:rFonts w:ascii="Arial" w:cs="Arial" w:eastAsia="Arial" w:hAnsi="Arial"/>
+                <w:sz w:val="13"/>
+                <w:szCs w:val="13"/>
+              </w:rPr>
+              <w:t xml:space="preserve">Manguera: Ø17,4  ·  </w:t>
+            </w:r>
+            <w:r>
+              <w:rPr>
+                <w:rFonts w:ascii="Arial" w:cs="Arial" w:eastAsia="Arial" w:hAnsi="Arial"/>
+                <w:b/>
+                <w:bCs/>
+                <w:color w:val="C00000"/>
+                <w:sz w:val="13"/>
+                <w:szCs w:val="13"/>
+              </w:rPr>
+              <w:t xml:space="preserve">11 </w:t>
+            </w:r>
+            <w:r>
+              <w:rPr>
+                <w:rFonts w:ascii="Arial" w:cs="Arial" w:eastAsia="Arial" w:hAnsi="Arial"/>
+                <w:sz w:val="13"/>
+                <w:szCs w:val="13"/>
+              </w:rPr>
+              <w:t xml:space="preserve">Portatobera Ø18,8 × 13,4 + tobera Ø19,9 × 60,1</w:t>
+            </w:r>
+          </w:p>
+          <w:p>
+            <w:pPr>
+              <w:spacing w:after="60"/>
+            </w:pPr>
+            <w:r>
+              <w:rPr>
+                <w:rFonts w:ascii="Arial" w:cs="Arial" w:eastAsia="Arial" w:hAnsi="Arial"/>
+                <w:i/>
+                <w:iCs/>
+                <w:color w:val="404040"/>
+                <w:sz w:val="13"/>
+                <w:szCs w:val="13"/>
+              </w:rPr>
+              <w:t xml:space="preserve">Nota: Piezas medidas sobre el dibujo vectorial a la escala del rótulo (verificada con el Ø del recipiente acotado en su plano de recipiente). Precisión ≈ ±0,5 mm.</w:t>
+            </w:r>
+          </w:p>
+        </w:tc>
+      </w:tr>
+      <w:tr>
+        <w:trPr>
+          <w:cantSplit/>
+        </w:trPr>
+        <w:tc>
+          <w:tcPr>
+            <w:tcW w:type="dxa" w:w="5153"/>
+            <w:tcBorders>
+              <w:top w:val="none" w:color="FFFFFF" w:sz="0"/>
+              <w:left w:val="none" w:color="FFFFFF" w:sz="0"/>
+              <w:bottom w:val="none" w:color="FFFFFF" w:sz="0"/>
+              <w:right w:val="none" w:color="FFFFFF" w:sz="0"/>
+            </w:tcBorders>
+            <w:tcMar>
+              <w:top w:type="dxa" w:w="60"/>
+              <w:left w:type="dxa" w:w="80"/>
+              <w:bottom w:type="dxa" w:w="60"/>
+              <w:right w:type="dxa" w:w="80"/>
+            </w:tcMar>
+          </w:tcPr>
+          <w:p>
+            <w:pPr>
+              <w:keepNext/>
+              <w:spacing w:after="20"/>
+            </w:pPr>
+            <w:r>
+              <w:rPr>
+                <w:rFonts w:ascii="Arial" w:cs="Arial" w:eastAsia="Arial" w:hAnsi="Arial"/>
+                <w:b/>
+                <w:bCs/>
+                <w:color w:val="1F3864"/>
+                <w:sz w:val="16"/>
+                <w:szCs w:val="16"/>
+              </w:rPr>
+              <w:t xml:space="preserve">F09 · </w:t>
+            </w:r>
+            <w:r>
+              <w:rPr>
+                <w:rFonts w:ascii="Arial" w:cs="Arial" w:eastAsia="Arial" w:hAnsi="Arial"/>
+                <w:b/>
+                <w:bCs/>
+                <w:sz w:val="16"/>
+                <w:szCs w:val="16"/>
+              </w:rPr>
+              <w:t xml:space="preserve">Plano Fadesa «Extintor_5kg_Valvula_HZ_R1_sin_logo» (código A102/116/140/163/152/111/129/136)</w:t>
+            </w:r>
+          </w:p>
+          <w:p>
+            <w:pPr>
+              <w:spacing w:after="30"/>
+              <w:jc w:val="center"/>
+            </w:pPr>
+            <w:r>
+              <w:drawing>
+                <wp:inline distT="0" distB="0" distL="0" distR="0">
+                  <wp:extent cx="1981200" cy="3000375"/>
+                  <wp:effectExtent t="0" r="0" b="0" l="0"/>
+                  <wp:docPr id="9" name="F09" descr="Plano Fadesa «Extintor_5kg_Valvula_HZ_R1_sin_logo» (código A102/116/140/163/152/111/129/136)" title="F09"/>
                   <wp:cNvGraphicFramePr>
                     <a:graphicFrameLocks xmlns:a="http://schemas.openxmlformats.org/drawingml/2006/main" noChangeAspect="1"/>
                   </wp:cNvGraphicFramePr>
@@ -3618,7 +3957,7 @@
                         <pic:spPr bwMode="auto">
                           <a:xfrm>
                             <a:off x="0" y="0"/>
-                            <a:ext cx="2066925" cy="3000375"/>
+                            <a:ext cx="1981200" cy="3000375"/>
                           </a:xfrm>
                           <a:prstGeom prst="rect">
                             <a:avLst/>
@@ -3666,7 +4005,7 @@
                 <w:sz w:val="13"/>
                 <w:szCs w:val="13"/>
               </w:rPr>
-              <w:t xml:space="preserve">Masa total 4,62 kg (polvo)  ·  </w:t>
+              <w:t xml:space="preserve">Masa total 8,4 kg (polvo)  ·  </w:t>
             </w:r>
             <w:r>
               <w:rPr>
@@ -3704,7 +4043,7 @@
                 <w:sz w:val="13"/>
                 <w:szCs w:val="13"/>
               </w:rPr>
-              <w:t xml:space="preserve">Válvula F192 (esc. 1:3): igual a la del 5 y 10 kg  ·  </w:t>
+              <w:t xml:space="preserve">Válvula F192 (esc. 1:4): palanca 127 de largo, 41,5 de alto sobre el cuerpo; cuerpo 38 × 12,8 + horquilla 32,2; espiga M30 Ø29,8 × 10,8; cuello Ø27,2 × 4,1; manija fija 50 + 36  ·  </w:t>
             </w:r>
             <w:r>
               <w:rPr>
@@ -3761,7 +4100,7 @@
                 <w:sz w:val="13"/>
                 <w:szCs w:val="13"/>
               </w:rPr>
-              <w:t xml:space="preserve">O-ring F646: Ø32,8 × 3,6  ·  </w:t>
+              <w:t xml:space="preserve">O-ring F646: Ø32,7 × 3,6  ·  </w:t>
             </w:r>
             <w:r>
               <w:rPr>
@@ -3780,7 +4119,7 @@
                 <w:sz w:val="13"/>
                 <w:szCs w:val="13"/>
               </w:rPr>
-              <w:t xml:space="preserve">Vástago F916: Ø6 × 30,6, asiento Ø14  ·  </w:t>
+              <w:t xml:space="preserve">Vástago F916: Ø6 × 30,8, asiento Ø14  ·  </w:t>
             </w:r>
             <w:r>
               <w:rPr>
@@ -3856,7 +4195,7 @@
                 <w:sz w:val="13"/>
                 <w:szCs w:val="13"/>
               </w:rPr>
-              <w:t xml:space="preserve">Portatobera Ø18,8 × 13,4 + tobera Ø19,9 × 60,1</w:t>
+              <w:t xml:space="preserve">Portatobera Ø19 × 13,3 + tobera Ø19,9 × 60</w:t>
             </w:r>
           </w:p>
           <w:p>
@@ -3872,15 +4211,10 @@
                 <w:sz w:val="13"/>
                 <w:szCs w:val="13"/>
               </w:rPr>
-              <w:t xml:space="preserve">Nota: Piezas medidas sobre el dibujo vectorial a la escala del rótulo (verificada con el Ø del recipiente acotado en su plano de recipiente). Precisión ≈ ±0,5 mm.</w:t>
-            </w:r>
-          </w:p>
-        </w:tc>
-      </w:tr>
-      <w:tr>
-        <w:trPr>
-          <w:cantSplit/>
-        </w:trPr>
+              <w:t xml:space="preserve">Nota: Piezas medidas sobre el dibujo vectorial a la escala del rótulo (verificada con el Ø del recipiente acotado en su plano de recipiente). Precisión ≈ ±0,5 mm. Esta válvula F192 es la que se usa también en los manuales revendidos (BC, HCFC, agua, AFFF, Sales K, clase D, CO₂ como referencia).</w:t>
+            </w:r>
+          </w:p>
+        </w:tc>
         <w:tc>
           <w:tcPr>
             <w:tcW w:type="dxa" w:w="5153"/>
@@ -3911,7 +4245,7 @@
                 <w:sz w:val="16"/>
                 <w:szCs w:val="16"/>
               </w:rPr>
-              <w:t xml:space="preserve">F09 · </w:t>
+              <w:t xml:space="preserve">F10 · </w:t>
             </w:r>
             <w:r>
               <w:rPr>
@@ -3921,7 +4255,7 @@
                 <w:sz w:val="16"/>
                 <w:szCs w:val="16"/>
               </w:rPr>
-              <w:t xml:space="preserve">Plano Fadesa «Extintor_5kg_Valvula_HZ_R1_sin_logo» (código A102/116/140/163/152/111/129/136)</w:t>
+              <w:t xml:space="preserve">Plano Fadesa «Extintor_10kg_HZ_R1_sin_logo» (código A103/141/164/153/112/130/137)</w:t>
             </w:r>
           </w:p>
           <w:p>
@@ -3932,9 +4266,9 @@
             <w:r>
               <w:drawing>
                 <wp:inline distT="0" distB="0" distL="0" distR="0">
-                  <wp:extent cx="1981200" cy="3000375"/>
+                  <wp:extent cx="1847850" cy="3000375"/>
                   <wp:effectExtent t="0" r="0" b="0" l="0"/>
-                  <wp:docPr id="9" name="F09" descr="Plano Fadesa «Extintor_5kg_Valvula_HZ_R1_sin_logo» (código A102/116/140/163/152/111/129/136)" title="F09"/>
+                  <wp:docPr id="10" name="F10" descr="Plano Fadesa «Extintor_10kg_HZ_R1_sin_logo» (código A103/141/164/153/112/130/137)" title="F10"/>
                   <wp:cNvGraphicFramePr>
                     <a:graphicFrameLocks xmlns:a="http://schemas.openxmlformats.org/drawingml/2006/main" noChangeAspect="1"/>
                   </wp:cNvGraphicFramePr>
@@ -3957,7 +4291,7 @@
                         <pic:spPr bwMode="auto">
                           <a:xfrm>
                             <a:off x="0" y="0"/>
-                            <a:ext cx="1981200" cy="3000375"/>
+                            <a:ext cx="1847850" cy="3000375"/>
                           </a:xfrm>
                           <a:prstGeom prst="rect">
                             <a:avLst/>
@@ -4005,7 +4339,7 @@
                 <w:sz w:val="13"/>
                 <w:szCs w:val="13"/>
               </w:rPr>
-              <w:t xml:space="preserve">Masa total 8,4 kg (polvo)  ·  </w:t>
+              <w:t xml:space="preserve">Masa total 16,4 kg (polvo)  ·  </w:t>
             </w:r>
             <w:r>
               <w:rPr>
@@ -4043,7 +4377,7 @@
                 <w:sz w:val="13"/>
                 <w:szCs w:val="13"/>
               </w:rPr>
-              <w:t xml:space="preserve">Válvula F192 (esc. 1:4): palanca 127 de largo, 41,5 de alto sobre el cuerpo; cuerpo 38 × 12,8 + horquilla 32,2; espiga M30 Ø29,8 × 10,8; cuello Ø27,2 × 4,1; manija fija 50 + 36  ·  </w:t>
+              <w:t xml:space="preserve">Válvula F192 (esc. 1:4): 127 × 41,5; espiga M30 Ø29,8 × 10,8  ·  </w:t>
             </w:r>
             <w:r>
               <w:rPr>
@@ -4062,7 +4396,7 @@
                 <w:sz w:val="13"/>
                 <w:szCs w:val="13"/>
               </w:rPr>
-              <w:t xml:space="preserve">Racor: tuerca Ø18,8 × 5,9, casquillo Ø16,9 × 13,5, rosca Ø13,1 × 8,9  ·  </w:t>
+              <w:t xml:space="preserve">Racor: tuerca Ø18,8, casquillo Ø16,9, rosca Ø13,1  ·  </w:t>
             </w:r>
             <w:r>
               <w:rPr>
@@ -4081,7 +4415,7 @@
                 <w:sz w:val="13"/>
                 <w:szCs w:val="13"/>
               </w:rPr>
-              <w:t xml:space="preserve">Manómetro F645: Ø36 (35,7)  ·  </w:t>
+              <w:t xml:space="preserve">Manómetro F645: Ø36 (35,7) × 31,5 con vástago  ·  </w:t>
             </w:r>
             <w:r>
               <w:rPr>
@@ -4119,7 +4453,7 @@
                 <w:sz w:val="13"/>
                 <w:szCs w:val="13"/>
               </w:rPr>
-              <w:t xml:space="preserve">Vástago F916: Ø6 × 30,8, asiento Ø14  ·  </w:t>
+              <w:t xml:space="preserve">Vástago F916: Ø6 × 30,6, asiento Ø14 × 14  ·  </w:t>
             </w:r>
             <w:r>
               <w:rPr>
@@ -4157,7 +4491,7 @@
                 <w:sz w:val="13"/>
                 <w:szCs w:val="13"/>
               </w:rPr>
-              <w:t xml:space="preserve">Caño de pesca F682: cabeza Ø21,3  ·  </w:t>
+              <w:t xml:space="preserve">Caño de pesca F682: cabeza Ø21,3 × 14,4  ·  </w:t>
             </w:r>
             <w:r>
               <w:rPr>
@@ -4176,7 +4510,7 @@
                 <w:sz w:val="13"/>
                 <w:szCs w:val="13"/>
               </w:rPr>
-              <w:t xml:space="preserve">Manguera: Ø17,4  ·  </w:t>
+              <w:t xml:space="preserve">Manguera: Ø17,4 (líneas a 12,1 pt)  ·  </w:t>
             </w:r>
             <w:r>
               <w:rPr>
@@ -4195,7 +4529,26 @@
                 <w:sz w:val="13"/>
                 <w:szCs w:val="13"/>
               </w:rPr>
-              <w:t xml:space="preserve">Portatobera Ø19 × 13,3 + tobera Ø19,9 × 60</w:t>
+              <w:t xml:space="preserve">Portatobera Ø18,8 × 13,4 + tobera Ø19,9 × 60,1  ·  </w:t>
+            </w:r>
+            <w:r>
+              <w:rPr>
+                <w:rFonts w:ascii="Arial" w:cs="Arial" w:eastAsia="Arial" w:hAnsi="Arial"/>
+                <w:b/>
+                <w:bCs/>
+                <w:color w:val="C00000"/>
+                <w:sz w:val="13"/>
+                <w:szCs w:val="13"/>
+              </w:rPr>
+              <w:t xml:space="preserve">12 </w:t>
+            </w:r>
+            <w:r>
+              <w:rPr>
+                <w:rFonts w:ascii="Arial" w:cs="Arial" w:eastAsia="Arial" w:hAnsi="Arial"/>
+                <w:sz w:val="13"/>
+                <w:szCs w:val="13"/>
+              </w:rPr>
+              <w:t xml:space="preserve">Suncho portamanguera F674: banda 14,4, sobresale 28,8</w:t>
             </w:r>
           </w:p>
           <w:p>
@@ -4211,10 +4564,15 @@
                 <w:sz w:val="13"/>
                 <w:szCs w:val="13"/>
               </w:rPr>
-              <w:t xml:space="preserve">Nota: Piezas medidas sobre el dibujo vectorial a la escala del rótulo (verificada con el Ø del recipiente acotado en su plano de recipiente). Precisión ≈ ±0,5 mm. Esta válvula F192 es la que se usa también en los manuales revendidos (BC, HCFC, agua, AFFF, Sales K, clase D, CO₂ como referencia).</w:t>
-            </w:r>
-          </w:p>
-        </w:tc>
+              <w:t xml:space="preserve">Nota: Piezas medidas sobre el dibujo vectorial a la escala del rótulo (verificada con el Ø del recipiente acotado en su plano de recipiente). Precisión ≈ ±0,5 mm.</w:t>
+            </w:r>
+          </w:p>
+        </w:tc>
+      </w:tr>
+      <w:tr>
+        <w:trPr>
+          <w:cantSplit/>
+        </w:trPr>
         <w:tc>
           <w:tcPr>
             <w:tcW w:type="dxa" w:w="5153"/>
@@ -4245,7 +4603,7 @@
                 <w:sz w:val="16"/>
                 <w:szCs w:val="16"/>
               </w:rPr>
-              <w:t xml:space="preserve">F10 · </w:t>
+              <w:t xml:space="preserve">F11 · </w:t>
             </w:r>
             <w:r>
               <w:rPr>
@@ -4255,7 +4613,7 @@
                 <w:sz w:val="16"/>
                 <w:szCs w:val="16"/>
               </w:rPr>
-              <w:t xml:space="preserve">Plano Fadesa «Extintor_10kg_HZ_R1_sin_logo» (código A103/141/164/153/112/130/137)</w:t>
+              <w:t xml:space="preserve">Plano Fadesa «Extintor rodante 25kg R1» (código B202/204/217/225/229/235)</w:t>
             </w:r>
           </w:p>
           <w:p>
@@ -4266,9 +4624,9 @@
             <w:r>
               <w:drawing>
                 <wp:inline distT="0" distB="0" distL="0" distR="0">
-                  <wp:extent cx="1847850" cy="3000375"/>
+                  <wp:extent cx="2447925" cy="3000375"/>
                   <wp:effectExtent t="0" r="0" b="0" l="0"/>
-                  <wp:docPr id="10" name="F10" descr="Plano Fadesa «Extintor_10kg_HZ_R1_sin_logo» (código A103/141/164/153/112/130/137)" title="F10"/>
+                  <wp:docPr id="11" name="F11" descr="Plano Fadesa «Extintor rodante 25kg R1» (código B202/204/217/225/229/235)" title="F11"/>
                   <wp:cNvGraphicFramePr>
                     <a:graphicFrameLocks xmlns:a="http://schemas.openxmlformats.org/drawingml/2006/main" noChangeAspect="1"/>
                   </wp:cNvGraphicFramePr>
@@ -4291,7 +4649,7 @@
                         <pic:spPr bwMode="auto">
                           <a:xfrm>
                             <a:off x="0" y="0"/>
-                            <a:ext cx="1847850" cy="3000375"/>
+                            <a:ext cx="2447925" cy="3000375"/>
                           </a:xfrm>
                           <a:prstGeom prst="rect">
                             <a:avLst/>
@@ -4339,7 +4697,7 @@
                 <w:sz w:val="13"/>
                 <w:szCs w:val="13"/>
               </w:rPr>
-              <w:t xml:space="preserve">Masa total 16,4 kg (polvo)  ·  </w:t>
+              <w:t xml:space="preserve">Masa total 53,2 kg — referencia de masa (calibración de llanta y sunchos)  ·  </w:t>
             </w:r>
             <w:r>
               <w:rPr>
@@ -4358,7 +4716,7 @@
                 <w:sz w:val="13"/>
                 <w:szCs w:val="13"/>
               </w:rPr>
-              <w:t xml:space="preserve">Válvula HZ  ·  </w:t>
+              <w:t xml:space="preserve">1140 — altura total (coincide con el catálogo)  ·  </w:t>
             </w:r>
             <w:r>
               <w:rPr>
@@ -4377,7 +4735,7 @@
                 <w:sz w:val="13"/>
                 <w:szCs w:val="13"/>
               </w:rPr>
-              <w:t xml:space="preserve">Válvula F192 (esc. 1:4): 127 × 41,5; espiga M30 Ø29,8 × 10,8  ·  </w:t>
+              <w:t xml:space="preserve">Ø300 — rueda (coincide con el catálogo)  ·  </w:t>
             </w:r>
             <w:r>
               <w:rPr>
@@ -4396,7 +4754,7 @@
                 <w:sz w:val="13"/>
                 <w:szCs w:val="13"/>
               </w:rPr>
-              <w:t xml:space="preserve">Racor: tuerca Ø18,8, casquillo Ø16,9, rosca Ø13,1  ·  </w:t>
+              <w:t xml:space="preserve">Válvula F192 (esc. 1:6): la misma de los manuales (cuello M30)  ·  </w:t>
             </w:r>
             <w:r>
               <w:rPr>
@@ -4415,7 +4773,7 @@
                 <w:sz w:val="13"/>
                 <w:szCs w:val="13"/>
               </w:rPr>
-              <w:t xml:space="preserve">Manómetro F645: Ø36 (35,7) × 31,5 con vástago  ·  </w:t>
+              <w:t xml:space="preserve">Manómetro F645 + cubremanómetro G711: Ø47  ·  </w:t>
             </w:r>
             <w:r>
               <w:rPr>
@@ -4434,7 +4792,7 @@
                 <w:sz w:val="13"/>
                 <w:szCs w:val="13"/>
               </w:rPr>
-              <w:t xml:space="preserve">O-ring F646: Ø32,7 × 3,6  ·  </w:t>
+              <w:t xml:space="preserve">O-ring F646: Ø32,8  ·  </w:t>
             </w:r>
             <w:r>
               <w:rPr>
@@ -4453,7 +4811,7 @@
                 <w:sz w:val="13"/>
                 <w:szCs w:val="13"/>
               </w:rPr>
-              <w:t xml:space="preserve">Vástago F916: Ø6 × 30,6, asiento Ø14 × 14  ·  </w:t>
+              <w:t xml:space="preserve">Vástago F916: Ø6 × 30,6  ·  </w:t>
             </w:r>
             <w:r>
               <w:rPr>
@@ -4472,7 +4830,7 @@
                 <w:sz w:val="13"/>
                 <w:szCs w:val="13"/>
               </w:rPr>
-              <w:t xml:space="preserve">Resorte F653: Ø17,3 × 28,8  ·  </w:t>
+              <w:t xml:space="preserve">Resorte F653: Ø17,5 × 29  ·  </w:t>
             </w:r>
             <w:r>
               <w:rPr>
@@ -4491,64 +4849,7 @@
                 <w:sz w:val="13"/>
                 <w:szCs w:val="13"/>
               </w:rPr>
-              <w:t xml:space="preserve">Caño de pesca F682: cabeza Ø21,3 × 14,4  ·  </w:t>
-            </w:r>
-            <w:r>
-              <w:rPr>
-                <w:rFonts w:ascii="Arial" w:cs="Arial" w:eastAsia="Arial" w:hAnsi="Arial"/>
-                <w:b/>
-                <w:bCs/>
-                <w:color w:val="C00000"/>
-                <w:sz w:val="13"/>
-                <w:szCs w:val="13"/>
-              </w:rPr>
-              <w:t xml:space="preserve">10 </w:t>
-            </w:r>
-            <w:r>
-              <w:rPr>
-                <w:rFonts w:ascii="Arial" w:cs="Arial" w:eastAsia="Arial" w:hAnsi="Arial"/>
-                <w:sz w:val="13"/>
-                <w:szCs w:val="13"/>
-              </w:rPr>
-              <w:t xml:space="preserve">Manguera: Ø17,4 (líneas a 12,1 pt)  ·  </w:t>
-            </w:r>
-            <w:r>
-              <w:rPr>
-                <w:rFonts w:ascii="Arial" w:cs="Arial" w:eastAsia="Arial" w:hAnsi="Arial"/>
-                <w:b/>
-                <w:bCs/>
-                <w:color w:val="C00000"/>
-                <w:sz w:val="13"/>
-                <w:szCs w:val="13"/>
-              </w:rPr>
-              <w:t xml:space="preserve">11 </w:t>
-            </w:r>
-            <w:r>
-              <w:rPr>
-                <w:rFonts w:ascii="Arial" w:cs="Arial" w:eastAsia="Arial" w:hAnsi="Arial"/>
-                <w:sz w:val="13"/>
-                <w:szCs w:val="13"/>
-              </w:rPr>
-              <w:t xml:space="preserve">Portatobera Ø18,8 × 13,4 + tobera Ø19,9 × 60,1  ·  </w:t>
-            </w:r>
-            <w:r>
-              <w:rPr>
-                <w:rFonts w:ascii="Arial" w:cs="Arial" w:eastAsia="Arial" w:hAnsi="Arial"/>
-                <w:b/>
-                <w:bCs/>
-                <w:color w:val="C00000"/>
-                <w:sz w:val="13"/>
-                <w:szCs w:val="13"/>
-              </w:rPr>
-              <w:t xml:space="preserve">12 </w:t>
-            </w:r>
-            <w:r>
-              <w:rPr>
-                <w:rFonts w:ascii="Arial" w:cs="Arial" w:eastAsia="Arial" w:hAnsi="Arial"/>
-                <w:sz w:val="13"/>
-                <w:szCs w:val="13"/>
-              </w:rPr>
-              <w:t xml:space="preserve">Suncho portamanguera F674: banda 14,4, sobresale 28,8</w:t>
+              <w:t xml:space="preserve">Caño de pesca F226: cabeza Ø21,3</w:t>
             </w:r>
           </w:p>
           <w:p>
@@ -4568,11 +4869,6 @@
             </w:r>
           </w:p>
         </w:tc>
-      </w:tr>
-      <w:tr>
-        <w:trPr>
-          <w:cantSplit/>
-        </w:trPr>
         <w:tc>
           <w:tcPr>
             <w:tcW w:type="dxa" w:w="5153"/>
@@ -4603,7 +4899,7 @@
                 <w:sz w:val="16"/>
                 <w:szCs w:val="16"/>
               </w:rPr>
-              <w:t xml:space="preserve">F11 · </w:t>
+              <w:t xml:space="preserve">F12 · </w:t>
             </w:r>
             <w:r>
               <w:rPr>
@@ -4613,7 +4909,7 @@
                 <w:sz w:val="16"/>
                 <w:szCs w:val="16"/>
               </w:rPr>
-              <w:t xml:space="preserve">Plano Fadesa «Extintor rodante 25kg R1» (código B202/204/217/225/229/235)</w:t>
+              <w:t xml:space="preserve">Plano Fadesa «Extintor rodante 50kg R1» (código B206/216/222/230/232/236/247)</w:t>
             </w:r>
           </w:p>
           <w:p>
@@ -4624,9 +4920,9 @@
             <w:r>
               <w:drawing>
                 <wp:inline distT="0" distB="0" distL="0" distR="0">
-                  <wp:extent cx="2447925" cy="3000375"/>
+                  <wp:extent cx="2505075" cy="3000375"/>
                   <wp:effectExtent t="0" r="0" b="0" l="0"/>
-                  <wp:docPr id="11" name="F11" descr="Plano Fadesa «Extintor rodante 25kg R1» (código B202/204/217/225/229/235)" title="F11"/>
+                  <wp:docPr id="12" name="F12" descr="Plano Fadesa «Extintor rodante 50kg R1» (código B206/216/222/230/232/236/247)" title="F12"/>
                   <wp:cNvGraphicFramePr>
                     <a:graphicFrameLocks xmlns:a="http://schemas.openxmlformats.org/drawingml/2006/main" noChangeAspect="1"/>
                   </wp:cNvGraphicFramePr>
@@ -4649,302 +4945,6 @@
                         <pic:spPr bwMode="auto">
                           <a:xfrm>
                             <a:off x="0" y="0"/>
-                            <a:ext cx="2447925" cy="3000375"/>
-                          </a:xfrm>
-                          <a:prstGeom prst="rect">
-                            <a:avLst/>
-                          </a:prstGeom>
-                        </pic:spPr>
-                      </pic:pic>
-                    </a:graphicData>
-                  </a:graphic>
-                </wp:inline>
-              </w:drawing>
-            </w:r>
-          </w:p>
-          <w:p>
-            <w:pPr>
-              <w:spacing w:after="20"/>
-            </w:pPr>
-            <w:r>
-              <w:rPr>
-                <w:rFonts w:ascii="Arial" w:cs="Arial" w:eastAsia="Arial" w:hAnsi="Arial"/>
-                <w:color w:val="595959"/>
-                <w:sz w:val="13"/>
-                <w:szCs w:val="13"/>
-              </w:rPr>
-              <w:t xml:space="preserve">Página 1 (única): notas, cotas generales y piezas del despiece medidas a escala</w:t>
-            </w:r>
-          </w:p>
-          <w:p>
-            <w:pPr>
-              <w:spacing w:after="20"/>
-            </w:pPr>
-            <w:r>
-              <w:rPr>
-                <w:rFonts w:ascii="Arial" w:cs="Arial" w:eastAsia="Arial" w:hAnsi="Arial"/>
-                <w:b/>
-                <w:bCs/>
-                <w:color w:val="C00000"/>
-                <w:sz w:val="13"/>
-                <w:szCs w:val="13"/>
-              </w:rPr>
-              <w:t xml:space="preserve">1 </w:t>
-            </w:r>
-            <w:r>
-              <w:rPr>
-                <w:rFonts w:ascii="Arial" w:cs="Arial" w:eastAsia="Arial" w:hAnsi="Arial"/>
-                <w:sz w:val="13"/>
-                <w:szCs w:val="13"/>
-              </w:rPr>
-              <w:t xml:space="preserve">Masa total 53,2 kg — referencia de masa (calibración de llanta y sunchos)  ·  </w:t>
-            </w:r>
-            <w:r>
-              <w:rPr>
-                <w:rFonts w:ascii="Arial" w:cs="Arial" w:eastAsia="Arial" w:hAnsi="Arial"/>
-                <w:b/>
-                <w:bCs/>
-                <w:color w:val="C00000"/>
-                <w:sz w:val="13"/>
-                <w:szCs w:val="13"/>
-              </w:rPr>
-              <w:t xml:space="preserve">2 </w:t>
-            </w:r>
-            <w:r>
-              <w:rPr>
-                <w:rFonts w:ascii="Arial" w:cs="Arial" w:eastAsia="Arial" w:hAnsi="Arial"/>
-                <w:sz w:val="13"/>
-                <w:szCs w:val="13"/>
-              </w:rPr>
-              <w:t xml:space="preserve">1140 — altura total (coincide con el catálogo)  ·  </w:t>
-            </w:r>
-            <w:r>
-              <w:rPr>
-                <w:rFonts w:ascii="Arial" w:cs="Arial" w:eastAsia="Arial" w:hAnsi="Arial"/>
-                <w:b/>
-                <w:bCs/>
-                <w:color w:val="C00000"/>
-                <w:sz w:val="13"/>
-                <w:szCs w:val="13"/>
-              </w:rPr>
-              <w:t xml:space="preserve">3 </w:t>
-            </w:r>
-            <w:r>
-              <w:rPr>
-                <w:rFonts w:ascii="Arial" w:cs="Arial" w:eastAsia="Arial" w:hAnsi="Arial"/>
-                <w:sz w:val="13"/>
-                <w:szCs w:val="13"/>
-              </w:rPr>
-              <w:t xml:space="preserve">Ø300 — rueda (coincide con el catálogo)  ·  </w:t>
-            </w:r>
-            <w:r>
-              <w:rPr>
-                <w:rFonts w:ascii="Arial" w:cs="Arial" w:eastAsia="Arial" w:hAnsi="Arial"/>
-                <w:b/>
-                <w:bCs/>
-                <w:color w:val="C00000"/>
-                <w:sz w:val="13"/>
-                <w:szCs w:val="13"/>
-              </w:rPr>
-              <w:t xml:space="preserve">4 </w:t>
-            </w:r>
-            <w:r>
-              <w:rPr>
-                <w:rFonts w:ascii="Arial" w:cs="Arial" w:eastAsia="Arial" w:hAnsi="Arial"/>
-                <w:sz w:val="13"/>
-                <w:szCs w:val="13"/>
-              </w:rPr>
-              <w:t xml:space="preserve">Válvula F192 (esc. 1:6): la misma de los manuales (cuello M30)  ·  </w:t>
-            </w:r>
-            <w:r>
-              <w:rPr>
-                <w:rFonts w:ascii="Arial" w:cs="Arial" w:eastAsia="Arial" w:hAnsi="Arial"/>
-                <w:b/>
-                <w:bCs/>
-                <w:color w:val="C00000"/>
-                <w:sz w:val="13"/>
-                <w:szCs w:val="13"/>
-              </w:rPr>
-              <w:t xml:space="preserve">5 </w:t>
-            </w:r>
-            <w:r>
-              <w:rPr>
-                <w:rFonts w:ascii="Arial" w:cs="Arial" w:eastAsia="Arial" w:hAnsi="Arial"/>
-                <w:sz w:val="13"/>
-                <w:szCs w:val="13"/>
-              </w:rPr>
-              <w:t xml:space="preserve">Manómetro F645 + cubremanómetro G711: Ø47  ·  </w:t>
-            </w:r>
-            <w:r>
-              <w:rPr>
-                <w:rFonts w:ascii="Arial" w:cs="Arial" w:eastAsia="Arial" w:hAnsi="Arial"/>
-                <w:b/>
-                <w:bCs/>
-                <w:color w:val="C00000"/>
-                <w:sz w:val="13"/>
-                <w:szCs w:val="13"/>
-              </w:rPr>
-              <w:t xml:space="preserve">6 </w:t>
-            </w:r>
-            <w:r>
-              <w:rPr>
-                <w:rFonts w:ascii="Arial" w:cs="Arial" w:eastAsia="Arial" w:hAnsi="Arial"/>
-                <w:sz w:val="13"/>
-                <w:szCs w:val="13"/>
-              </w:rPr>
-              <w:t xml:space="preserve">O-ring F646: Ø32,8  ·  </w:t>
-            </w:r>
-            <w:r>
-              <w:rPr>
-                <w:rFonts w:ascii="Arial" w:cs="Arial" w:eastAsia="Arial" w:hAnsi="Arial"/>
-                <w:b/>
-                <w:bCs/>
-                <w:color w:val="C00000"/>
-                <w:sz w:val="13"/>
-                <w:szCs w:val="13"/>
-              </w:rPr>
-              <w:t xml:space="preserve">7 </w:t>
-            </w:r>
-            <w:r>
-              <w:rPr>
-                <w:rFonts w:ascii="Arial" w:cs="Arial" w:eastAsia="Arial" w:hAnsi="Arial"/>
-                <w:sz w:val="13"/>
-                <w:szCs w:val="13"/>
-              </w:rPr>
-              <w:t xml:space="preserve">Vástago F916: Ø6 × 30,6  ·  </w:t>
-            </w:r>
-            <w:r>
-              <w:rPr>
-                <w:rFonts w:ascii="Arial" w:cs="Arial" w:eastAsia="Arial" w:hAnsi="Arial"/>
-                <w:b/>
-                <w:bCs/>
-                <w:color w:val="C00000"/>
-                <w:sz w:val="13"/>
-                <w:szCs w:val="13"/>
-              </w:rPr>
-              <w:t xml:space="preserve">8 </w:t>
-            </w:r>
-            <w:r>
-              <w:rPr>
-                <w:rFonts w:ascii="Arial" w:cs="Arial" w:eastAsia="Arial" w:hAnsi="Arial"/>
-                <w:sz w:val="13"/>
-                <w:szCs w:val="13"/>
-              </w:rPr>
-              <w:t xml:space="preserve">Resorte F653: Ø17,5 × 29  ·  </w:t>
-            </w:r>
-            <w:r>
-              <w:rPr>
-                <w:rFonts w:ascii="Arial" w:cs="Arial" w:eastAsia="Arial" w:hAnsi="Arial"/>
-                <w:b/>
-                <w:bCs/>
-                <w:color w:val="C00000"/>
-                <w:sz w:val="13"/>
-                <w:szCs w:val="13"/>
-              </w:rPr>
-              <w:t xml:space="preserve">9 </w:t>
-            </w:r>
-            <w:r>
-              <w:rPr>
-                <w:rFonts w:ascii="Arial" w:cs="Arial" w:eastAsia="Arial" w:hAnsi="Arial"/>
-                <w:sz w:val="13"/>
-                <w:szCs w:val="13"/>
-              </w:rPr>
-              <w:t xml:space="preserve">Caño de pesca F226: cabeza Ø21,3</w:t>
-            </w:r>
-          </w:p>
-          <w:p>
-            <w:pPr>
-              <w:spacing w:after="60"/>
-            </w:pPr>
-            <w:r>
-              <w:rPr>
-                <w:rFonts w:ascii="Arial" w:cs="Arial" w:eastAsia="Arial" w:hAnsi="Arial"/>
-                <w:i/>
-                <w:iCs/>
-                <w:color w:val="404040"/>
-                <w:sz w:val="13"/>
-                <w:szCs w:val="13"/>
-              </w:rPr>
-              <w:t xml:space="preserve">Nota: Piezas medidas sobre el dibujo vectorial a la escala del rótulo (verificada con el Ø del recipiente acotado en su plano de recipiente). Precisión ≈ ±0,5 mm.</w:t>
-            </w:r>
-          </w:p>
-        </w:tc>
-        <w:tc>
-          <w:tcPr>
-            <w:tcW w:type="dxa" w:w="5153"/>
-            <w:tcBorders>
-              <w:top w:val="none" w:color="FFFFFF" w:sz="0"/>
-              <w:left w:val="none" w:color="FFFFFF" w:sz="0"/>
-              <w:bottom w:val="none" w:color="FFFFFF" w:sz="0"/>
-              <w:right w:val="none" w:color="FFFFFF" w:sz="0"/>
-            </w:tcBorders>
-            <w:tcMar>
-              <w:top w:type="dxa" w:w="60"/>
-              <w:left w:type="dxa" w:w="80"/>
-              <w:bottom w:type="dxa" w:w="60"/>
-              <w:right w:type="dxa" w:w="80"/>
-            </w:tcMar>
-          </w:tcPr>
-          <w:p>
-            <w:pPr>
-              <w:keepNext/>
-              <w:spacing w:after="20"/>
-            </w:pPr>
-            <w:r>
-              <w:rPr>
-                <w:rFonts w:ascii="Arial" w:cs="Arial" w:eastAsia="Arial" w:hAnsi="Arial"/>
-                <w:b/>
-                <w:bCs/>
-                <w:color w:val="1F3864"/>
-                <w:sz w:val="16"/>
-                <w:szCs w:val="16"/>
-              </w:rPr>
-              <w:t xml:space="preserve">F12 · </w:t>
-            </w:r>
-            <w:r>
-              <w:rPr>
-                <w:rFonts w:ascii="Arial" w:cs="Arial" w:eastAsia="Arial" w:hAnsi="Arial"/>
-                <w:b/>
-                <w:bCs/>
-                <w:sz w:val="16"/>
-                <w:szCs w:val="16"/>
-              </w:rPr>
-              <w:t xml:space="preserve">Plano Fadesa «Extintor rodante 50kg R1» (código B206/216/222/230/232/236/247)</w:t>
-            </w:r>
-          </w:p>
-          <w:p>
-            <w:pPr>
-              <w:spacing w:after="30"/>
-              <w:jc w:val="center"/>
-            </w:pPr>
-            <w:r>
-              <w:drawing>
-                <wp:inline distT="0" distB="0" distL="0" distR="0">
-                  <wp:extent cx="2505075" cy="3000375"/>
-                  <wp:effectExtent t="0" r="0" b="0" l="0"/>
-                  <wp:docPr id="12" name="F12" descr="Plano Fadesa «Extintor rodante 50kg R1» (código B206/216/222/230/232/236/247)" title="F12"/>
-                  <wp:cNvGraphicFramePr>
-                    <a:graphicFrameLocks xmlns:a="http://schemas.openxmlformats.org/drawingml/2006/main" noChangeAspect="1"/>
-                  </wp:cNvGraphicFramePr>
-                  <a:graphic xmlns:a="http://schemas.openxmlformats.org/drawingml/2006/main">
-                    <a:graphicData uri="http://schemas.openxmlformats.org/drawingml/2006/picture">
-                      <pic:pic xmlns:pic="http://schemas.openxmlformats.org/drawingml/2006/picture">
-                        <pic:nvPicPr>
-                          <pic:cNvPr id="0" name="" descr=""/>
-                          <pic:cNvPicPr>
-                            <a:picLocks noChangeAspect="1" noChangeArrowheads="1"/>
-                          </pic:cNvPicPr>
-                        </pic:nvPicPr>
-                        <pic:blipFill>
-                          <a:blip r:embed="rId58" cstate="none"/>
-                          <a:srcRect/>
-                          <a:stretch>
-                            <a:fillRect/>
-                          </a:stretch>
-                        </pic:blipFill>
-                        <pic:spPr bwMode="auto">
-                          <a:xfrm>
-                            <a:off x="0" y="0"/>
                             <a:ext cx="2505075" cy="3000375"/>
                           </a:xfrm>
                           <a:prstGeom prst="rect">
@@ -5180,7 +5180,7 @@
                           </pic:cNvPicPr>
                         </pic:nvPicPr>
                         <pic:blipFill>
-                          <a:blip r:embed="rId59" cstate="none"/>
+                          <a:blip r:embed="rId58" cstate="none"/>
                           <a:srcRect/>
                           <a:stretch>
                             <a:fillRect/>
@@ -5469,6 +5469,267 @@
                           </pic:cNvPicPr>
                         </pic:nvPicPr>
                         <pic:blipFill>
+                          <a:blip r:embed="rId59" cstate="none"/>
+                          <a:srcRect/>
+                          <a:stretch>
+                            <a:fillRect/>
+                          </a:stretch>
+                        </pic:blipFill>
+                        <pic:spPr bwMode="auto">
+                          <a:xfrm>
+                            <a:off x="0" y="0"/>
+                            <a:ext cx="3143250" cy="1743075"/>
+                          </a:xfrm>
+                          <a:prstGeom prst="rect">
+                            <a:avLst/>
+                          </a:prstGeom>
+                        </pic:spPr>
+                      </pic:pic>
+                    </a:graphicData>
+                  </a:graphic>
+                </wp:inline>
+              </w:drawing>
+            </w:r>
+          </w:p>
+          <w:p>
+            <w:pPr>
+              <w:spacing w:after="20"/>
+            </w:pPr>
+            <w:r>
+              <w:rPr>
+                <w:rFonts w:ascii="Arial" w:cs="Arial" w:eastAsia="Arial" w:hAnsi="Arial"/>
+                <w:color w:val="595959"/>
+                <w:sz w:val="13"/>
+                <w:szCs w:val="13"/>
+              </w:rPr>
+              <w:t xml:space="preserve">Página 4, tabla Especificaciones</w:t>
+            </w:r>
+          </w:p>
+          <w:p>
+            <w:pPr>
+              <w:spacing w:after="60"/>
+            </w:pPr>
+            <w:r>
+              <w:rPr>
+                <w:rFonts w:ascii="Arial" w:cs="Arial" w:eastAsia="Arial" w:hAnsi="Arial"/>
+                <w:b/>
+                <w:bCs/>
+                <w:color w:val="C00000"/>
+                <w:sz w:val="13"/>
+                <w:szCs w:val="13"/>
+              </w:rPr>
+              <w:t xml:space="preserve">1 </w:t>
+            </w:r>
+            <w:r>
+              <w:rPr>
+                <w:rFonts w:ascii="Arial" w:cs="Arial" w:eastAsia="Arial" w:hAnsi="Arial"/>
+                <w:sz w:val="13"/>
+                <w:szCs w:val="13"/>
+              </w:rPr>
+              <w:t xml:space="preserve">1 kg Ø3: peso cargado, altura, ancho, profundidad  ·  </w:t>
+            </w:r>
+            <w:r>
+              <w:rPr>
+                <w:rFonts w:ascii="Arial" w:cs="Arial" w:eastAsia="Arial" w:hAnsi="Arial"/>
+                <w:b/>
+                <w:bCs/>
+                <w:color w:val="C00000"/>
+                <w:sz w:val="13"/>
+                <w:szCs w:val="13"/>
+              </w:rPr>
+              <w:t xml:space="preserve">2 </w:t>
+            </w:r>
+            <w:r>
+              <w:rPr>
+                <w:rFonts w:ascii="Arial" w:cs="Arial" w:eastAsia="Arial" w:hAnsi="Arial"/>
+                <w:sz w:val="13"/>
+                <w:szCs w:val="13"/>
+              </w:rPr>
+              <w:t xml:space="preserve">1 kg Ø3: presión de servicio y de ensayo (MPa)  ·  </w:t>
+            </w:r>
+            <w:r>
+              <w:rPr>
+                <w:rFonts w:ascii="Arial" w:cs="Arial" w:eastAsia="Arial" w:hAnsi="Arial"/>
+                <w:b/>
+                <w:bCs/>
+                <w:color w:val="C00000"/>
+                <w:sz w:val="13"/>
+                <w:szCs w:val="13"/>
+              </w:rPr>
+              <w:t xml:space="preserve">3 </w:t>
+            </w:r>
+            <w:r>
+              <w:rPr>
+                <w:rFonts w:ascii="Arial" w:cs="Arial" w:eastAsia="Arial" w:hAnsi="Arial"/>
+                <w:sz w:val="13"/>
+                <w:szCs w:val="13"/>
+              </w:rPr>
+              <w:t xml:space="preserve">2,5 kg: peso cargado, altura, ancho, profundidad  ·  </w:t>
+            </w:r>
+            <w:r>
+              <w:rPr>
+                <w:rFonts w:ascii="Arial" w:cs="Arial" w:eastAsia="Arial" w:hAnsi="Arial"/>
+                <w:b/>
+                <w:bCs/>
+                <w:color w:val="C00000"/>
+                <w:sz w:val="13"/>
+                <w:szCs w:val="13"/>
+              </w:rPr>
+              <w:t xml:space="preserve">4 </w:t>
+            </w:r>
+            <w:r>
+              <w:rPr>
+                <w:rFonts w:ascii="Arial" w:cs="Arial" w:eastAsia="Arial" w:hAnsi="Arial"/>
+                <w:sz w:val="13"/>
+                <w:szCs w:val="13"/>
+              </w:rPr>
+              <w:t xml:space="preserve">2,5 kg: presión de servicio y de ensayo (MPa)  ·  </w:t>
+            </w:r>
+            <w:r>
+              <w:rPr>
+                <w:rFonts w:ascii="Arial" w:cs="Arial" w:eastAsia="Arial" w:hAnsi="Arial"/>
+                <w:b/>
+                <w:bCs/>
+                <w:color w:val="C00000"/>
+                <w:sz w:val="13"/>
+                <w:szCs w:val="13"/>
+              </w:rPr>
+              <w:t xml:space="preserve">5 </w:t>
+            </w:r>
+            <w:r>
+              <w:rPr>
+                <w:rFonts w:ascii="Arial" w:cs="Arial" w:eastAsia="Arial" w:hAnsi="Arial"/>
+                <w:sz w:val="13"/>
+                <w:szCs w:val="13"/>
+              </w:rPr>
+              <w:t xml:space="preserve">5 kg: peso cargado, altura, ancho, profundidad  ·  </w:t>
+            </w:r>
+            <w:r>
+              <w:rPr>
+                <w:rFonts w:ascii="Arial" w:cs="Arial" w:eastAsia="Arial" w:hAnsi="Arial"/>
+                <w:b/>
+                <w:bCs/>
+                <w:color w:val="C00000"/>
+                <w:sz w:val="13"/>
+                <w:szCs w:val="13"/>
+              </w:rPr>
+              <w:t xml:space="preserve">6 </w:t>
+            </w:r>
+            <w:r>
+              <w:rPr>
+                <w:rFonts w:ascii="Arial" w:cs="Arial" w:eastAsia="Arial" w:hAnsi="Arial"/>
+                <w:sz w:val="13"/>
+                <w:szCs w:val="13"/>
+              </w:rPr>
+              <w:t xml:space="preserve">5 kg: presión de servicio y de ensayo (MPa)  ·  </w:t>
+            </w:r>
+            <w:r>
+              <w:rPr>
+                <w:rFonts w:ascii="Arial" w:cs="Arial" w:eastAsia="Arial" w:hAnsi="Arial"/>
+                <w:b/>
+                <w:bCs/>
+                <w:color w:val="C00000"/>
+                <w:sz w:val="13"/>
+                <w:szCs w:val="13"/>
+              </w:rPr>
+              <w:t xml:space="preserve">7 </w:t>
+            </w:r>
+            <w:r>
+              <w:rPr>
+                <w:rFonts w:ascii="Arial" w:cs="Arial" w:eastAsia="Arial" w:hAnsi="Arial"/>
+                <w:sz w:val="13"/>
+                <w:szCs w:val="13"/>
+              </w:rPr>
+              <w:t xml:space="preserve">10 kg: peso cargado, altura, ancho, profundidad  ·  </w:t>
+            </w:r>
+            <w:r>
+              <w:rPr>
+                <w:rFonts w:ascii="Arial" w:cs="Arial" w:eastAsia="Arial" w:hAnsi="Arial"/>
+                <w:b/>
+                <w:bCs/>
+                <w:color w:val="C00000"/>
+                <w:sz w:val="13"/>
+                <w:szCs w:val="13"/>
+              </w:rPr>
+              <w:t xml:space="preserve">8 </w:t>
+            </w:r>
+            <w:r>
+              <w:rPr>
+                <w:rFonts w:ascii="Arial" w:cs="Arial" w:eastAsia="Arial" w:hAnsi="Arial"/>
+                <w:sz w:val="13"/>
+                <w:szCs w:val="13"/>
+              </w:rPr>
+              <w:t xml:space="preserve">10 kg: presión de servicio y de ensayo (MPa)</w:t>
+            </w:r>
+          </w:p>
+        </w:tc>
+        <w:tc>
+          <w:tcPr>
+            <w:tcW w:type="dxa" w:w="5153"/>
+            <w:tcBorders>
+              <w:top w:val="none" w:color="FFFFFF" w:sz="0"/>
+              <w:left w:val="none" w:color="FFFFFF" w:sz="0"/>
+              <w:bottom w:val="none" w:color="FFFFFF" w:sz="0"/>
+              <w:right w:val="none" w:color="FFFFFF" w:sz="0"/>
+            </w:tcBorders>
+            <w:tcMar>
+              <w:top w:type="dxa" w:w="60"/>
+              <w:left w:type="dxa" w:w="80"/>
+              <w:bottom w:type="dxa" w:w="60"/>
+              <w:right w:type="dxa" w:w="80"/>
+            </w:tcMar>
+          </w:tcPr>
+          <w:p>
+            <w:pPr>
+              <w:keepNext/>
+              <w:spacing w:after="20"/>
+            </w:pPr>
+            <w:r>
+              <w:rPr>
+                <w:rFonts w:ascii="Arial" w:cs="Arial" w:eastAsia="Arial" w:hAnsi="Arial"/>
+                <w:b/>
+                <w:bCs/>
+                <w:color w:val="1F3864"/>
+                <w:sz w:val="16"/>
+                <w:szCs w:val="16"/>
+              </w:rPr>
+              <w:t xml:space="preserve">F15 · </w:t>
+            </w:r>
+            <w:r>
+              <w:rPr>
+                <w:rFonts w:ascii="Arial" w:cs="Arial" w:eastAsia="Arial" w:hAnsi="Arial"/>
+                <w:b/>
+                <w:bCs/>
+                <w:sz w:val="16"/>
+                <w:szCs w:val="16"/>
+              </w:rPr>
+              <w:t xml:space="preserve">Catálogo Fadesa 3, pág. 5: tabla «Especificaciones»</w:t>
+            </w:r>
+          </w:p>
+          <w:p>
+            <w:pPr>
+              <w:spacing w:after="30"/>
+              <w:jc w:val="center"/>
+            </w:pPr>
+            <w:r>
+              <w:drawing>
+                <wp:inline distT="0" distB="0" distL="0" distR="0">
+                  <wp:extent cx="3143250" cy="1743075"/>
+                  <wp:effectExtent t="0" r="0" b="0" l="0"/>
+                  <wp:docPr id="15" name="F15" descr="Catálogo Fadesa 3, pág. 5: tabla «Especificaciones»" title="F15"/>
+                  <wp:cNvGraphicFramePr>
+                    <a:graphicFrameLocks xmlns:a="http://schemas.openxmlformats.org/drawingml/2006/main" noChangeAspect="1"/>
+                  </wp:cNvGraphicFramePr>
+                  <a:graphic xmlns:a="http://schemas.openxmlformats.org/drawingml/2006/main">
+                    <a:graphicData uri="http://schemas.openxmlformats.org/drawingml/2006/picture">
+                      <pic:pic xmlns:pic="http://schemas.openxmlformats.org/drawingml/2006/picture">
+                        <pic:nvPicPr>
+                          <pic:cNvPr id="0" name="" descr=""/>
+                          <pic:cNvPicPr>
+                            <a:picLocks noChangeAspect="1" noChangeArrowheads="1"/>
+                          </pic:cNvPicPr>
+                        </pic:nvPicPr>
+                        <pic:blipFill>
                           <a:blip r:embed="rId60" cstate="none"/>
                           <a:srcRect/>
                           <a:stretch>
@@ -5502,7 +5763,7 @@
                 <w:sz w:val="13"/>
                 <w:szCs w:val="13"/>
               </w:rPr>
-              <w:t xml:space="preserve">Página 4, tabla Especificaciones</w:t>
+              <w:t xml:space="preserve">Página 5, tabla Especificaciones</w:t>
             </w:r>
           </w:p>
           <w:p>
@@ -5526,7 +5787,7 @@
                 <w:sz w:val="13"/>
                 <w:szCs w:val="13"/>
               </w:rPr>
-              <w:t xml:space="preserve">1 kg Ø3: peso cargado, altura, ancho, profundidad  ·  </w:t>
+              <w:t xml:space="preserve">25 kg: peso cargado, altura, ancho, profundidad, Ø rueda, manga  ·  </w:t>
             </w:r>
             <w:r>
               <w:rPr>
@@ -5545,7 +5806,7 @@
                 <w:sz w:val="13"/>
                 <w:szCs w:val="13"/>
               </w:rPr>
-              <w:t xml:space="preserve">1 kg Ø3: presión de servicio y de ensayo (MPa)  ·  </w:t>
+              <w:t xml:space="preserve">25 kg: presión de servicio y de ensayo (MPa)  ·  </w:t>
             </w:r>
             <w:r>
               <w:rPr>
@@ -5564,7 +5825,7 @@
                 <w:sz w:val="13"/>
                 <w:szCs w:val="13"/>
               </w:rPr>
-              <w:t xml:space="preserve">2,5 kg: peso cargado, altura, ancho, profundidad  ·  </w:t>
+              <w:t xml:space="preserve">50 kg: peso cargado, altura, ancho, profundidad, Ø rueda, manga  ·  </w:t>
             </w:r>
             <w:r>
               <w:rPr>
@@ -5583,7 +5844,7 @@
                 <w:sz w:val="13"/>
                 <w:szCs w:val="13"/>
               </w:rPr>
-              <w:t xml:space="preserve">2,5 kg: presión de servicio y de ensayo (MPa)  ·  </w:t>
+              <w:t xml:space="preserve">50 kg: presión de servicio y de ensayo (MPa)  ·  </w:t>
             </w:r>
             <w:r>
               <w:rPr>
@@ -5602,7 +5863,7 @@
                 <w:sz w:val="13"/>
                 <w:szCs w:val="13"/>
               </w:rPr>
-              <w:t xml:space="preserve">5 kg: peso cargado, altura, ancho, profundidad  ·  </w:t>
+              <w:t xml:space="preserve">70 kg: peso cargado, altura, ancho, profundidad, Ø rueda, manga  ·  </w:t>
             </w:r>
             <w:r>
               <w:rPr>
@@ -5621,7 +5882,7 @@
                 <w:sz w:val="13"/>
                 <w:szCs w:val="13"/>
               </w:rPr>
-              <w:t xml:space="preserve">5 kg: presión de servicio y de ensayo (MPa)  ·  </w:t>
+              <w:t xml:space="preserve">70 kg: presión de servicio y de ensayo (MPa)  ·  </w:t>
             </w:r>
             <w:r>
               <w:rPr>
@@ -5640,7 +5901,7 @@
                 <w:sz w:val="13"/>
                 <w:szCs w:val="13"/>
               </w:rPr>
-              <w:t xml:space="preserve">10 kg: peso cargado, altura, ancho, profundidad  ·  </w:t>
+              <w:t xml:space="preserve">100 kg: peso cargado, altura, ancho, profundidad, Ø rueda, manga  ·  </w:t>
             </w:r>
             <w:r>
               <w:rPr>
@@ -5659,10 +5920,15 @@
                 <w:sz w:val="13"/>
                 <w:szCs w:val="13"/>
               </w:rPr>
-              <w:t xml:space="preserve">10 kg: presión de servicio y de ensayo (MPa)</w:t>
-            </w:r>
-          </w:p>
-        </w:tc>
+              <w:t xml:space="preserve">100 kg: presión de servicio y de ensayo (MPa)</w:t>
+            </w:r>
+          </w:p>
+        </w:tc>
+      </w:tr>
+      <w:tr>
+        <w:trPr>
+          <w:cantSplit/>
+        </w:trPr>
         <w:tc>
           <w:tcPr>
             <w:tcW w:type="dxa" w:w="5153"/>
@@ -5693,7 +5959,7 @@
                 <w:sz w:val="16"/>
                 <w:szCs w:val="16"/>
               </w:rPr>
-              <w:t xml:space="preserve">F15 · </w:t>
+              <w:t xml:space="preserve">F16 · </w:t>
             </w:r>
             <w:r>
               <w:rPr>
@@ -5703,7 +5969,7 @@
                 <w:sz w:val="16"/>
                 <w:szCs w:val="16"/>
               </w:rPr>
-              <w:t xml:space="preserve">Catálogo Fadesa 3, pág. 5: tabla «Especificaciones»</w:t>
+              <w:t xml:space="preserve">Catálogo Fadesa 3, pág. 6: tabla «Especificaciones»</w:t>
             </w:r>
           </w:p>
           <w:p>
@@ -5716,7 +5982,7 @@
                 <wp:inline distT="0" distB="0" distL="0" distR="0">
                   <wp:extent cx="3143250" cy="1743075"/>
                   <wp:effectExtent t="0" r="0" b="0" l="0"/>
-                  <wp:docPr id="15" name="F15" descr="Catálogo Fadesa 3, pág. 5: tabla «Especificaciones»" title="F15"/>
+                  <wp:docPr id="16" name="F16" descr="Catálogo Fadesa 3, pág. 6: tabla «Especificaciones»" title="F16"/>
                   <wp:cNvGraphicFramePr>
                     <a:graphicFrameLocks xmlns:a="http://schemas.openxmlformats.org/drawingml/2006/main" noChangeAspect="1"/>
                   </wp:cNvGraphicFramePr>
@@ -5763,7 +6029,7 @@
                 <w:sz w:val="13"/>
                 <w:szCs w:val="13"/>
               </w:rPr>
-              <w:t xml:space="preserve">Página 5, tabla Especificaciones</w:t>
+              <w:t xml:space="preserve">Página 6, tabla Especificaciones</w:t>
             </w:r>
           </w:p>
           <w:p>
@@ -5787,7 +6053,7 @@
                 <w:sz w:val="13"/>
                 <w:szCs w:val="13"/>
               </w:rPr>
-              <w:t xml:space="preserve">25 kg: peso cargado, altura, ancho, profundidad, Ø rueda, manga  ·  </w:t>
+              <w:t xml:space="preserve">BC 5 kg: peso cargado, altura, ancho, profundidad  ·  </w:t>
             </w:r>
             <w:r>
               <w:rPr>
@@ -5806,129 +6072,10 @@
                 <w:sz w:val="13"/>
                 <w:szCs w:val="13"/>
               </w:rPr>
-              <w:t xml:space="preserve">25 kg: presión de servicio y de ensayo (MPa)  ·  </w:t>
-            </w:r>
-            <w:r>
-              <w:rPr>
-                <w:rFonts w:ascii="Arial" w:cs="Arial" w:eastAsia="Arial" w:hAnsi="Arial"/>
-                <w:b/>
-                <w:bCs/>
-                <w:color w:val="C00000"/>
-                <w:sz w:val="13"/>
-                <w:szCs w:val="13"/>
-              </w:rPr>
-              <w:t xml:space="preserve">3 </w:t>
-            </w:r>
-            <w:r>
-              <w:rPr>
-                <w:rFonts w:ascii="Arial" w:cs="Arial" w:eastAsia="Arial" w:hAnsi="Arial"/>
-                <w:sz w:val="13"/>
-                <w:szCs w:val="13"/>
-              </w:rPr>
-              <w:t xml:space="preserve">50 kg: peso cargado, altura, ancho, profundidad, Ø rueda, manga  ·  </w:t>
-            </w:r>
-            <w:r>
-              <w:rPr>
-                <w:rFonts w:ascii="Arial" w:cs="Arial" w:eastAsia="Arial" w:hAnsi="Arial"/>
-                <w:b/>
-                <w:bCs/>
-                <w:color w:val="C00000"/>
-                <w:sz w:val="13"/>
-                <w:szCs w:val="13"/>
-              </w:rPr>
-              <w:t xml:space="preserve">4 </w:t>
-            </w:r>
-            <w:r>
-              <w:rPr>
-                <w:rFonts w:ascii="Arial" w:cs="Arial" w:eastAsia="Arial" w:hAnsi="Arial"/>
-                <w:sz w:val="13"/>
-                <w:szCs w:val="13"/>
-              </w:rPr>
-              <w:t xml:space="preserve">50 kg: presión de servicio y de ensayo (MPa)  ·  </w:t>
-            </w:r>
-            <w:r>
-              <w:rPr>
-                <w:rFonts w:ascii="Arial" w:cs="Arial" w:eastAsia="Arial" w:hAnsi="Arial"/>
-                <w:b/>
-                <w:bCs/>
-                <w:color w:val="C00000"/>
-                <w:sz w:val="13"/>
-                <w:szCs w:val="13"/>
-              </w:rPr>
-              <w:t xml:space="preserve">5 </w:t>
-            </w:r>
-            <w:r>
-              <w:rPr>
-                <w:rFonts w:ascii="Arial" w:cs="Arial" w:eastAsia="Arial" w:hAnsi="Arial"/>
-                <w:sz w:val="13"/>
-                <w:szCs w:val="13"/>
-              </w:rPr>
-              <w:t xml:space="preserve">70 kg: peso cargado, altura, ancho, profundidad, Ø rueda, manga  ·  </w:t>
-            </w:r>
-            <w:r>
-              <w:rPr>
-                <w:rFonts w:ascii="Arial" w:cs="Arial" w:eastAsia="Arial" w:hAnsi="Arial"/>
-                <w:b/>
-                <w:bCs/>
-                <w:color w:val="C00000"/>
-                <w:sz w:val="13"/>
-                <w:szCs w:val="13"/>
-              </w:rPr>
-              <w:t xml:space="preserve">6 </w:t>
-            </w:r>
-            <w:r>
-              <w:rPr>
-                <w:rFonts w:ascii="Arial" w:cs="Arial" w:eastAsia="Arial" w:hAnsi="Arial"/>
-                <w:sz w:val="13"/>
-                <w:szCs w:val="13"/>
-              </w:rPr>
-              <w:t xml:space="preserve">70 kg: presión de servicio y de ensayo (MPa)  ·  </w:t>
-            </w:r>
-            <w:r>
-              <w:rPr>
-                <w:rFonts w:ascii="Arial" w:cs="Arial" w:eastAsia="Arial" w:hAnsi="Arial"/>
-                <w:b/>
-                <w:bCs/>
-                <w:color w:val="C00000"/>
-                <w:sz w:val="13"/>
-                <w:szCs w:val="13"/>
-              </w:rPr>
-              <w:t xml:space="preserve">7 </w:t>
-            </w:r>
-            <w:r>
-              <w:rPr>
-                <w:rFonts w:ascii="Arial" w:cs="Arial" w:eastAsia="Arial" w:hAnsi="Arial"/>
-                <w:sz w:val="13"/>
-                <w:szCs w:val="13"/>
-              </w:rPr>
-              <w:t xml:space="preserve">100 kg: peso cargado, altura, ancho, profundidad, Ø rueda, manga  ·  </w:t>
-            </w:r>
-            <w:r>
-              <w:rPr>
-                <w:rFonts w:ascii="Arial" w:cs="Arial" w:eastAsia="Arial" w:hAnsi="Arial"/>
-                <w:b/>
-                <w:bCs/>
-                <w:color w:val="C00000"/>
-                <w:sz w:val="13"/>
-                <w:szCs w:val="13"/>
-              </w:rPr>
-              <w:t xml:space="preserve">8 </w:t>
-            </w:r>
-            <w:r>
-              <w:rPr>
-                <w:rFonts w:ascii="Arial" w:cs="Arial" w:eastAsia="Arial" w:hAnsi="Arial"/>
-                <w:sz w:val="13"/>
-                <w:szCs w:val="13"/>
-              </w:rPr>
-              <w:t xml:space="preserve">100 kg: presión de servicio y de ensayo (MPa)</w:t>
-            </w:r>
-          </w:p>
-        </w:tc>
-      </w:tr>
-      <w:tr>
-        <w:trPr>
-          <w:cantSplit/>
-        </w:trPr>
+              <w:t xml:space="preserve">BC 5 kg: presión de servicio y de ensayo (MPa)</w:t>
+            </w:r>
+          </w:p>
+        </w:tc>
         <w:tc>
           <w:tcPr>
             <w:tcW w:type="dxa" w:w="5153"/>
@@ -5959,7 +6106,7 @@
                 <w:sz w:val="16"/>
                 <w:szCs w:val="16"/>
               </w:rPr>
-              <w:t xml:space="preserve">F16 · </w:t>
+              <w:t xml:space="preserve">F17 · </w:t>
             </w:r>
             <w:r>
               <w:rPr>
@@ -5969,7 +6116,7 @@
                 <w:sz w:val="16"/>
                 <w:szCs w:val="16"/>
               </w:rPr>
-              <w:t xml:space="preserve">Catálogo Fadesa 3, pág. 6: tabla «Especificaciones»</w:t>
+              <w:t xml:space="preserve">Catálogo Fadesa 3, pág. 8: tabla «Especificaciones»</w:t>
             </w:r>
           </w:p>
           <w:p>
@@ -5982,7 +6129,7 @@
                 <wp:inline distT="0" distB="0" distL="0" distR="0">
                   <wp:extent cx="3143250" cy="1743075"/>
                   <wp:effectExtent t="0" r="0" b="0" l="0"/>
-                  <wp:docPr id="16" name="F16" descr="Catálogo Fadesa 3, pág. 6: tabla «Especificaciones»" title="F16"/>
+                  <wp:docPr id="17" name="F17" descr="Catálogo Fadesa 3, pág. 8: tabla «Especificaciones»" title="F17"/>
                   <wp:cNvGraphicFramePr>
                     <a:graphicFrameLocks xmlns:a="http://schemas.openxmlformats.org/drawingml/2006/main" noChangeAspect="1"/>
                   </wp:cNvGraphicFramePr>
@@ -6029,7 +6176,50 @@
                 <w:sz w:val="13"/>
                 <w:szCs w:val="13"/>
               </w:rPr>
-              <w:t xml:space="preserve">Página 6, tabla Especificaciones</w:t>
+              <w:t xml:space="preserve">Página 8, tabla Especificaciones</w:t>
+            </w:r>
+          </w:p>
+          <w:p>
+            <w:pPr>
+              <w:spacing w:after="20"/>
+            </w:pPr>
+            <w:r>
+              <w:rPr>
+                <w:rFonts w:ascii="Arial" w:cs="Arial" w:eastAsia="Arial" w:hAnsi="Arial"/>
+                <w:b/>
+                <w:bCs/>
+                <w:color w:val="C00000"/>
+                <w:sz w:val="13"/>
+                <w:szCs w:val="13"/>
+              </w:rPr>
+              <w:t xml:space="preserve">1 </w:t>
+            </w:r>
+            <w:r>
+              <w:rPr>
+                <w:rFonts w:ascii="Arial" w:cs="Arial" w:eastAsia="Arial" w:hAnsi="Arial"/>
+                <w:sz w:val="13"/>
+                <w:szCs w:val="13"/>
+              </w:rPr>
+              <w:t xml:space="preserve">Agua 10 dm³: peso cargado, altura, ancho, profundidad  ·  </w:t>
+            </w:r>
+            <w:r>
+              <w:rPr>
+                <w:rFonts w:ascii="Arial" w:cs="Arial" w:eastAsia="Arial" w:hAnsi="Arial"/>
+                <w:b/>
+                <w:bCs/>
+                <w:color w:val="C00000"/>
+                <w:sz w:val="13"/>
+                <w:szCs w:val="13"/>
+              </w:rPr>
+              <w:t xml:space="preserve">2 </w:t>
+            </w:r>
+            <w:r>
+              <w:rPr>
+                <w:rFonts w:ascii="Arial" w:cs="Arial" w:eastAsia="Arial" w:hAnsi="Arial"/>
+                <w:sz w:val="13"/>
+                <w:szCs w:val="13"/>
+              </w:rPr>
+              <w:t xml:space="preserve">Agua 10 dm³: presión de servicio y de ensayo (MPa)</w:t>
             </w:r>
           </w:p>
           <w:p>
@@ -6039,43 +6229,21 @@
             <w:r>
               <w:rPr>
                 <w:rFonts w:ascii="Arial" w:cs="Arial" w:eastAsia="Arial" w:hAnsi="Arial"/>
-                <w:b/>
-                <w:bCs/>
-                <w:color w:val="C00000"/>
-                <w:sz w:val="13"/>
-                <w:szCs w:val="13"/>
-              </w:rPr>
-              <w:t xml:space="preserve">1 </w:t>
-            </w:r>
-            <w:r>
-              <w:rPr>
-                <w:rFonts w:ascii="Arial" w:cs="Arial" w:eastAsia="Arial" w:hAnsi="Arial"/>
-                <w:sz w:val="13"/>
-                <w:szCs w:val="13"/>
-              </w:rPr>
-              <w:t xml:space="preserve">BC 5 kg: peso cargado, altura, ancho, profundidad  ·  </w:t>
-            </w:r>
-            <w:r>
-              <w:rPr>
-                <w:rFonts w:ascii="Arial" w:cs="Arial" w:eastAsia="Arial" w:hAnsi="Arial"/>
-                <w:b/>
-                <w:bCs/>
-                <w:color w:val="C00000"/>
-                <w:sz w:val="13"/>
-                <w:szCs w:val="13"/>
-              </w:rPr>
-              <w:t xml:space="preserve">2 </w:t>
-            </w:r>
-            <w:r>
-              <w:rPr>
-                <w:rFonts w:ascii="Arial" w:cs="Arial" w:eastAsia="Arial" w:hAnsi="Arial"/>
-                <w:sz w:val="13"/>
-                <w:szCs w:val="13"/>
-              </w:rPr>
-              <w:t xml:space="preserve">BC 5 kg: presión de servicio y de ensayo (MPa)</w:t>
-            </w:r>
-          </w:p>
-        </w:tc>
+                <w:i/>
+                <w:iCs/>
+                <w:color w:val="404040"/>
+                <w:sz w:val="13"/>
+                <w:szCs w:val="13"/>
+              </w:rPr>
+              <w:t xml:space="preserve">Nota: La altura figura como 620/650: el plano usa 650.</w:t>
+            </w:r>
+          </w:p>
+        </w:tc>
+      </w:tr>
+      <w:tr>
+        <w:trPr>
+          <w:cantSplit/>
+        </w:trPr>
         <w:tc>
           <w:tcPr>
             <w:tcW w:type="dxa" w:w="5153"/>
@@ -6106,7 +6274,7 @@
                 <w:sz w:val="16"/>
                 <w:szCs w:val="16"/>
               </w:rPr>
-              <w:t xml:space="preserve">F17 · </w:t>
+              <w:t xml:space="preserve">F18 · </w:t>
             </w:r>
             <w:r>
               <w:rPr>
@@ -6116,7 +6284,7 @@
                 <w:sz w:val="16"/>
                 <w:szCs w:val="16"/>
               </w:rPr>
-              <w:t xml:space="preserve">Catálogo Fadesa 3, pág. 8: tabla «Especificaciones»</w:t>
+              <w:t xml:space="preserve">Catálogo Fadesa 3, pág. 10: tabla «Especificaciones»</w:t>
             </w:r>
           </w:p>
           <w:p>
@@ -6129,7 +6297,7 @@
                 <wp:inline distT="0" distB="0" distL="0" distR="0">
                   <wp:extent cx="3143250" cy="1743075"/>
                   <wp:effectExtent t="0" r="0" b="0" l="0"/>
-                  <wp:docPr id="17" name="F17" descr="Catálogo Fadesa 3, pág. 8: tabla «Especificaciones»" title="F17"/>
+                  <wp:docPr id="18" name="F18" descr="Catálogo Fadesa 3, pág. 10: tabla «Especificaciones»" title="F18"/>
                   <wp:cNvGraphicFramePr>
                     <a:graphicFrameLocks xmlns:a="http://schemas.openxmlformats.org/drawingml/2006/main" noChangeAspect="1"/>
                   </wp:cNvGraphicFramePr>
@@ -6176,7 +6344,7 @@
                 <w:sz w:val="13"/>
                 <w:szCs w:val="13"/>
               </w:rPr>
-              <w:t xml:space="preserve">Página 8, tabla Especificaciones</w:t>
+              <w:t xml:space="preserve">Página 10, tabla Especificaciones</w:t>
             </w:r>
           </w:p>
           <w:p>
@@ -6200,7 +6368,7 @@
                 <w:sz w:val="13"/>
                 <w:szCs w:val="13"/>
               </w:rPr>
-              <w:t xml:space="preserve">Agua 10 dm³: peso cargado, altura, ancho, profundidad  ·  </w:t>
+              <w:t xml:space="preserve">AFFF 10 dm³: peso cargado, altura, ancho, profundidad  ·  </w:t>
             </w:r>
             <w:r>
               <w:rPr>
@@ -6219,7 +6387,7 @@
                 <w:sz w:val="13"/>
                 <w:szCs w:val="13"/>
               </w:rPr>
-              <w:t xml:space="preserve">Agua 10 dm³: presión de servicio y de ensayo (MPa)</w:t>
+              <w:t xml:space="preserve">AFFF 10 dm³: presión de servicio y de ensayo (MPa)</w:t>
             </w:r>
           </w:p>
           <w:p>
@@ -6239,11 +6407,6 @@
             </w:r>
           </w:p>
         </w:tc>
-      </w:tr>
-      <w:tr>
-        <w:trPr>
-          <w:cantSplit/>
-        </w:trPr>
         <w:tc>
           <w:tcPr>
             <w:tcW w:type="dxa" w:w="5153"/>
@@ -6274,7 +6437,7 @@
                 <w:sz w:val="16"/>
                 <w:szCs w:val="16"/>
               </w:rPr>
-              <w:t xml:space="preserve">F18 · </w:t>
+              <w:t xml:space="preserve">F19 · </w:t>
             </w:r>
             <w:r>
               <w:rPr>
@@ -6284,7 +6447,7 @@
                 <w:sz w:val="16"/>
                 <w:szCs w:val="16"/>
               </w:rPr>
-              <w:t xml:space="preserve">Catálogo Fadesa 3, pág. 10: tabla «Especificaciones»</w:t>
+              <w:t xml:space="preserve">Catálogo Fadesa 3, pág. 11: tabla «Especificaciones»</w:t>
             </w:r>
           </w:p>
           <w:p>
@@ -6297,7 +6460,7 @@
                 <wp:inline distT="0" distB="0" distL="0" distR="0">
                   <wp:extent cx="3143250" cy="1743075"/>
                   <wp:effectExtent t="0" r="0" b="0" l="0"/>
-                  <wp:docPr id="18" name="F18" descr="Catálogo Fadesa 3, pág. 10: tabla «Especificaciones»" title="F18"/>
+                  <wp:docPr id="19" name="F19" descr="Catálogo Fadesa 3, pág. 11: tabla «Especificaciones»" title="F19"/>
                   <wp:cNvGraphicFramePr>
                     <a:graphicFrameLocks xmlns:a="http://schemas.openxmlformats.org/drawingml/2006/main" noChangeAspect="1"/>
                   </wp:cNvGraphicFramePr>
@@ -6344,12 +6507,12 @@
                 <w:sz w:val="13"/>
                 <w:szCs w:val="13"/>
               </w:rPr>
-              <w:t xml:space="preserve">Página 10, tabla Especificaciones</w:t>
-            </w:r>
-          </w:p>
-          <w:p>
-            <w:pPr>
-              <w:spacing w:after="20"/>
+              <w:t xml:space="preserve">Página 11, tabla Especificaciones</w:t>
+            </w:r>
+          </w:p>
+          <w:p>
+            <w:pPr>
+              <w:spacing w:after="60"/>
             </w:pPr>
             <w:r>
               <w:rPr>
@@ -6368,7 +6531,7 @@
                 <w:sz w:val="13"/>
                 <w:szCs w:val="13"/>
               </w:rPr>
-              <w:t xml:space="preserve">AFFF 10 dm³: peso cargado, altura, ancho, profundidad  ·  </w:t>
+              <w:t xml:space="preserve">AFFF 50 dm³: peso cargado, altura, ancho, profundidad, Ø rueda, manga  ·  </w:t>
             </w:r>
             <w:r>
               <w:rPr>
@@ -6387,26 +6550,15 @@
                 <w:sz w:val="13"/>
                 <w:szCs w:val="13"/>
               </w:rPr>
-              <w:t xml:space="preserve">AFFF 10 dm³: presión de servicio y de ensayo (MPa)</w:t>
-            </w:r>
-          </w:p>
-          <w:p>
-            <w:pPr>
-              <w:spacing w:after="60"/>
-            </w:pPr>
-            <w:r>
-              <w:rPr>
-                <w:rFonts w:ascii="Arial" w:cs="Arial" w:eastAsia="Arial" w:hAnsi="Arial"/>
-                <w:i/>
-                <w:iCs/>
-                <w:color w:val="404040"/>
-                <w:sz w:val="13"/>
-                <w:szCs w:val="13"/>
-              </w:rPr>
-              <w:t xml:space="preserve">Nota: La altura figura como 620/650: el plano usa 650.</w:t>
-            </w:r>
-          </w:p>
-        </w:tc>
+              <w:t xml:space="preserve">AFFF 50 dm³: presión de servicio y de ensayo (MPa)</w:t>
+            </w:r>
+          </w:p>
+        </w:tc>
+      </w:tr>
+      <w:tr>
+        <w:trPr>
+          <w:cantSplit/>
+        </w:trPr>
         <w:tc>
           <w:tcPr>
             <w:tcW w:type="dxa" w:w="5153"/>
@@ -6437,7 +6589,7 @@
                 <w:sz w:val="16"/>
                 <w:szCs w:val="16"/>
               </w:rPr>
-              <w:t xml:space="preserve">F19 · </w:t>
+              <w:t xml:space="preserve">F20 · </w:t>
             </w:r>
             <w:r>
               <w:rPr>
@@ -6447,7 +6599,7 @@
                 <w:sz w:val="16"/>
                 <w:szCs w:val="16"/>
               </w:rPr>
-              <w:t xml:space="preserve">Catálogo Fadesa 3, pág. 11: tabla «Especificaciones»</w:t>
+              <w:t xml:space="preserve">Catálogo Fadesa 3, pág. 13: tabla «Especificaciones»</w:t>
             </w:r>
           </w:p>
           <w:p>
@@ -6460,7 +6612,7 @@
                 <wp:inline distT="0" distB="0" distL="0" distR="0">
                   <wp:extent cx="3143250" cy="1743075"/>
                   <wp:effectExtent t="0" r="0" b="0" l="0"/>
-                  <wp:docPr id="19" name="F19" descr="Catálogo Fadesa 3, pág. 11: tabla «Especificaciones»" title="F19"/>
+                  <wp:docPr id="20" name="F20" descr="Catálogo Fadesa 3, pág. 13: tabla «Especificaciones»" title="F20"/>
                   <wp:cNvGraphicFramePr>
                     <a:graphicFrameLocks xmlns:a="http://schemas.openxmlformats.org/drawingml/2006/main" noChangeAspect="1"/>
                   </wp:cNvGraphicFramePr>
@@ -6507,7 +6659,50 @@
                 <w:sz w:val="13"/>
                 <w:szCs w:val="13"/>
               </w:rPr>
-              <w:t xml:space="preserve">Página 11, tabla Especificaciones</w:t>
+              <w:t xml:space="preserve">Página 13, tabla Especificaciones</w:t>
+            </w:r>
+          </w:p>
+          <w:p>
+            <w:pPr>
+              <w:spacing w:after="20"/>
+            </w:pPr>
+            <w:r>
+              <w:rPr>
+                <w:rFonts w:ascii="Arial" w:cs="Arial" w:eastAsia="Arial" w:hAnsi="Arial"/>
+                <w:b/>
+                <w:bCs/>
+                <w:color w:val="C00000"/>
+                <w:sz w:val="13"/>
+                <w:szCs w:val="13"/>
+              </w:rPr>
+              <w:t xml:space="preserve">1 </w:t>
+            </w:r>
+            <w:r>
+              <w:rPr>
+                <w:rFonts w:ascii="Arial" w:cs="Arial" w:eastAsia="Arial" w:hAnsi="Arial"/>
+                <w:sz w:val="13"/>
+                <w:szCs w:val="13"/>
+              </w:rPr>
+              <w:t xml:space="preserve">HCFC 5 kg: peso cargado, altura, ancho, profundidad  ·  </w:t>
+            </w:r>
+            <w:r>
+              <w:rPr>
+                <w:rFonts w:ascii="Arial" w:cs="Arial" w:eastAsia="Arial" w:hAnsi="Arial"/>
+                <w:b/>
+                <w:bCs/>
+                <w:color w:val="C00000"/>
+                <w:sz w:val="13"/>
+                <w:szCs w:val="13"/>
+              </w:rPr>
+              <w:t xml:space="preserve">2 </w:t>
+            </w:r>
+            <w:r>
+              <w:rPr>
+                <w:rFonts w:ascii="Arial" w:cs="Arial" w:eastAsia="Arial" w:hAnsi="Arial"/>
+                <w:sz w:val="13"/>
+                <w:szCs w:val="13"/>
+              </w:rPr>
+              <w:t xml:space="preserve">HCFC 5 kg: presión de servicio y de ensayo (MPa)</w:t>
             </w:r>
           </w:p>
           <w:p>
@@ -6517,48 +6712,16 @@
             <w:r>
               <w:rPr>
                 <w:rFonts w:ascii="Arial" w:cs="Arial" w:eastAsia="Arial" w:hAnsi="Arial"/>
-                <w:b/>
-                <w:bCs/>
-                <w:color w:val="C00000"/>
-                <w:sz w:val="13"/>
-                <w:szCs w:val="13"/>
-              </w:rPr>
-              <w:t xml:space="preserve">1 </w:t>
-            </w:r>
-            <w:r>
-              <w:rPr>
-                <w:rFonts w:ascii="Arial" w:cs="Arial" w:eastAsia="Arial" w:hAnsi="Arial"/>
-                <w:sz w:val="13"/>
-                <w:szCs w:val="13"/>
-              </w:rPr>
-              <w:t xml:space="preserve">AFFF 50 dm³: peso cargado, altura, ancho, profundidad, Ø rueda, manga  ·  </w:t>
-            </w:r>
-            <w:r>
-              <w:rPr>
-                <w:rFonts w:ascii="Arial" w:cs="Arial" w:eastAsia="Arial" w:hAnsi="Arial"/>
-                <w:b/>
-                <w:bCs/>
-                <w:color w:val="C00000"/>
-                <w:sz w:val="13"/>
-                <w:szCs w:val="13"/>
-              </w:rPr>
-              <w:t xml:space="preserve">2 </w:t>
-            </w:r>
-            <w:r>
-              <w:rPr>
-                <w:rFonts w:ascii="Arial" w:cs="Arial" w:eastAsia="Arial" w:hAnsi="Arial"/>
-                <w:sz w:val="13"/>
-                <w:szCs w:val="13"/>
-              </w:rPr>
-              <w:t xml:space="preserve">AFFF 50 dm³: presión de servicio y de ensayo (MPa)</w:t>
-            </w:r>
-          </w:p>
-        </w:tc>
-      </w:tr>
-      <w:tr>
-        <w:trPr>
-          <w:cantSplit/>
-        </w:trPr>
+                <w:i/>
+                <w:iCs/>
+                <w:color w:val="404040"/>
+                <w:sz w:val="13"/>
+                <w:szCs w:val="13"/>
+              </w:rPr>
+              <w:t xml:space="preserve">Nota: La pág. 14 (HFC 236fa) repite los mismos valores para 5 kg.</w:t>
+            </w:r>
+          </w:p>
+        </w:tc>
         <w:tc>
           <w:tcPr>
             <w:tcW w:type="dxa" w:w="5153"/>
@@ -6589,7 +6752,7 @@
                 <w:sz w:val="16"/>
                 <w:szCs w:val="16"/>
               </w:rPr>
-              <w:t xml:space="preserve">F20 · </w:t>
+              <w:t xml:space="preserve">F21 · </w:t>
             </w:r>
             <w:r>
               <w:rPr>
@@ -6599,7 +6762,7 @@
                 <w:sz w:val="16"/>
                 <w:szCs w:val="16"/>
               </w:rPr>
-              <w:t xml:space="preserve">Catálogo Fadesa 3, pág. 13: tabla «Especificaciones»</w:t>
+              <w:t xml:space="preserve">Catálogo Fadesa 3, pág. 15: tabla «Especificaciones»</w:t>
             </w:r>
           </w:p>
           <w:p>
@@ -6612,7 +6775,7 @@
                 <wp:inline distT="0" distB="0" distL="0" distR="0">
                   <wp:extent cx="3143250" cy="1743075"/>
                   <wp:effectExtent t="0" r="0" b="0" l="0"/>
-                  <wp:docPr id="20" name="F20" descr="Catálogo Fadesa 3, pág. 13: tabla «Especificaciones»" title="F20"/>
+                  <wp:docPr id="21" name="F21" descr="Catálogo Fadesa 3, pág. 15: tabla «Especificaciones»" title="F21"/>
                   <wp:cNvGraphicFramePr>
                     <a:graphicFrameLocks xmlns:a="http://schemas.openxmlformats.org/drawingml/2006/main" noChangeAspect="1"/>
                   </wp:cNvGraphicFramePr>
@@ -6659,12 +6822,12 @@
                 <w:sz w:val="13"/>
                 <w:szCs w:val="13"/>
               </w:rPr>
-              <w:t xml:space="preserve">Página 13, tabla Especificaciones</w:t>
-            </w:r>
-          </w:p>
-          <w:p>
-            <w:pPr>
-              <w:spacing w:after="20"/>
+              <w:t xml:space="preserve">Página 15, tabla Especificaciones</w:t>
+            </w:r>
+          </w:p>
+          <w:p>
+            <w:pPr>
+              <w:spacing w:after="60"/>
             </w:pPr>
             <w:r>
               <w:rPr>
@@ -6683,7 +6846,7 @@
                 <w:sz w:val="13"/>
                 <w:szCs w:val="13"/>
               </w:rPr>
-              <w:t xml:space="preserve">HCFC 5 kg: peso cargado, altura, ancho, profundidad  ·  </w:t>
+              <w:t xml:space="preserve">Sales K 6 dm³: peso cargado, altura, ancho, profundidad  ·  </w:t>
             </w:r>
             <w:r>
               <w:rPr>
@@ -6702,26 +6865,15 @@
                 <w:sz w:val="13"/>
                 <w:szCs w:val="13"/>
               </w:rPr>
-              <w:t xml:space="preserve">HCFC 5 kg: presión de servicio y de ensayo (MPa)</w:t>
-            </w:r>
-          </w:p>
-          <w:p>
-            <w:pPr>
-              <w:spacing w:after="60"/>
-            </w:pPr>
-            <w:r>
-              <w:rPr>
-                <w:rFonts w:ascii="Arial" w:cs="Arial" w:eastAsia="Arial" w:hAnsi="Arial"/>
-                <w:i/>
-                <w:iCs/>
-                <w:color w:val="404040"/>
-                <w:sz w:val="13"/>
-                <w:szCs w:val="13"/>
-              </w:rPr>
-              <w:t xml:space="preserve">Nota: La pág. 14 (HFC 236fa) repite los mismos valores para 5 kg.</w:t>
-            </w:r>
-          </w:p>
-        </w:tc>
+              <w:t xml:space="preserve">Sales K 6 dm³: presión de servicio y de ensayo (MPa)</w:t>
+            </w:r>
+          </w:p>
+        </w:tc>
+      </w:tr>
+      <w:tr>
+        <w:trPr>
+          <w:cantSplit/>
+        </w:trPr>
         <w:tc>
           <w:tcPr>
             <w:tcW w:type="dxa" w:w="5153"/>
@@ -6752,7 +6904,7 @@
                 <w:sz w:val="16"/>
                 <w:szCs w:val="16"/>
               </w:rPr>
-              <w:t xml:space="preserve">F21 · </w:t>
+              <w:t xml:space="preserve">F22 · </w:t>
             </w:r>
             <w:r>
               <w:rPr>
@@ -6762,7 +6914,7 @@
                 <w:sz w:val="16"/>
                 <w:szCs w:val="16"/>
               </w:rPr>
-              <w:t xml:space="preserve">Catálogo Fadesa 3, pág. 15: tabla «Especificaciones»</w:t>
+              <w:t xml:space="preserve">Catálogo Fadesa 3, pág. 16: tabla «Especificaciones»</w:t>
             </w:r>
           </w:p>
           <w:p>
@@ -6775,7 +6927,7 @@
                 <wp:inline distT="0" distB="0" distL="0" distR="0">
                   <wp:extent cx="3143250" cy="1743075"/>
                   <wp:effectExtent t="0" r="0" b="0" l="0"/>
-                  <wp:docPr id="21" name="F21" descr="Catálogo Fadesa 3, pág. 15: tabla «Especificaciones»" title="F21"/>
+                  <wp:docPr id="22" name="F22" descr="Catálogo Fadesa 3, pág. 16: tabla «Especificaciones»" title="F22"/>
                   <wp:cNvGraphicFramePr>
                     <a:graphicFrameLocks xmlns:a="http://schemas.openxmlformats.org/drawingml/2006/main" noChangeAspect="1"/>
                   </wp:cNvGraphicFramePr>
@@ -6822,158 +6974,6 @@
                 <w:sz w:val="13"/>
                 <w:szCs w:val="13"/>
               </w:rPr>
-              <w:t xml:space="preserve">Página 15, tabla Especificaciones</w:t>
-            </w:r>
-          </w:p>
-          <w:p>
-            <w:pPr>
-              <w:spacing w:after="60"/>
-            </w:pPr>
-            <w:r>
-              <w:rPr>
-                <w:rFonts w:ascii="Arial" w:cs="Arial" w:eastAsia="Arial" w:hAnsi="Arial"/>
-                <w:b/>
-                <w:bCs/>
-                <w:color w:val="C00000"/>
-                <w:sz w:val="13"/>
-                <w:szCs w:val="13"/>
-              </w:rPr>
-              <w:t xml:space="preserve">1 </w:t>
-            </w:r>
-            <w:r>
-              <w:rPr>
-                <w:rFonts w:ascii="Arial" w:cs="Arial" w:eastAsia="Arial" w:hAnsi="Arial"/>
-                <w:sz w:val="13"/>
-                <w:szCs w:val="13"/>
-              </w:rPr>
-              <w:t xml:space="preserve">Sales K 6 dm³: peso cargado, altura, ancho, profundidad  ·  </w:t>
-            </w:r>
-            <w:r>
-              <w:rPr>
-                <w:rFonts w:ascii="Arial" w:cs="Arial" w:eastAsia="Arial" w:hAnsi="Arial"/>
-                <w:b/>
-                <w:bCs/>
-                <w:color w:val="C00000"/>
-                <w:sz w:val="13"/>
-                <w:szCs w:val="13"/>
-              </w:rPr>
-              <w:t xml:space="preserve">2 </w:t>
-            </w:r>
-            <w:r>
-              <w:rPr>
-                <w:rFonts w:ascii="Arial" w:cs="Arial" w:eastAsia="Arial" w:hAnsi="Arial"/>
-                <w:sz w:val="13"/>
-                <w:szCs w:val="13"/>
-              </w:rPr>
-              <w:t xml:space="preserve">Sales K 6 dm³: presión de servicio y de ensayo (MPa)</w:t>
-            </w:r>
-          </w:p>
-        </w:tc>
-      </w:tr>
-      <w:tr>
-        <w:trPr>
-          <w:cantSplit/>
-        </w:trPr>
-        <w:tc>
-          <w:tcPr>
-            <w:tcW w:type="dxa" w:w="5153"/>
-            <w:tcBorders>
-              <w:top w:val="none" w:color="FFFFFF" w:sz="0"/>
-              <w:left w:val="none" w:color="FFFFFF" w:sz="0"/>
-              <w:bottom w:val="none" w:color="FFFFFF" w:sz="0"/>
-              <w:right w:val="none" w:color="FFFFFF" w:sz="0"/>
-            </w:tcBorders>
-            <w:tcMar>
-              <w:top w:type="dxa" w:w="60"/>
-              <w:left w:type="dxa" w:w="80"/>
-              <w:bottom w:type="dxa" w:w="60"/>
-              <w:right w:type="dxa" w:w="80"/>
-            </w:tcMar>
-          </w:tcPr>
-          <w:p>
-            <w:pPr>
-              <w:keepNext/>
-              <w:spacing w:after="20"/>
-            </w:pPr>
-            <w:r>
-              <w:rPr>
-                <w:rFonts w:ascii="Arial" w:cs="Arial" w:eastAsia="Arial" w:hAnsi="Arial"/>
-                <w:b/>
-                <w:bCs/>
-                <w:color w:val="1F3864"/>
-                <w:sz w:val="16"/>
-                <w:szCs w:val="16"/>
-              </w:rPr>
-              <w:t xml:space="preserve">F22 · </w:t>
-            </w:r>
-            <w:r>
-              <w:rPr>
-                <w:rFonts w:ascii="Arial" w:cs="Arial" w:eastAsia="Arial" w:hAnsi="Arial"/>
-                <w:b/>
-                <w:bCs/>
-                <w:sz w:val="16"/>
-                <w:szCs w:val="16"/>
-              </w:rPr>
-              <w:t xml:space="preserve">Catálogo Fadesa 3, pág. 16: tabla «Especificaciones»</w:t>
-            </w:r>
-          </w:p>
-          <w:p>
-            <w:pPr>
-              <w:spacing w:after="30"/>
-              <w:jc w:val="center"/>
-            </w:pPr>
-            <w:r>
-              <w:drawing>
-                <wp:inline distT="0" distB="0" distL="0" distR="0">
-                  <wp:extent cx="3143250" cy="1743075"/>
-                  <wp:effectExtent t="0" r="0" b="0" l="0"/>
-                  <wp:docPr id="22" name="F22" descr="Catálogo Fadesa 3, pág. 16: tabla «Especificaciones»" title="F22"/>
-                  <wp:cNvGraphicFramePr>
-                    <a:graphicFrameLocks xmlns:a="http://schemas.openxmlformats.org/drawingml/2006/main" noChangeAspect="1"/>
-                  </wp:cNvGraphicFramePr>
-                  <a:graphic xmlns:a="http://schemas.openxmlformats.org/drawingml/2006/main">
-                    <a:graphicData uri="http://schemas.openxmlformats.org/drawingml/2006/picture">
-                      <pic:pic xmlns:pic="http://schemas.openxmlformats.org/drawingml/2006/picture">
-                        <pic:nvPicPr>
-                          <pic:cNvPr id="0" name="" descr=""/>
-                          <pic:cNvPicPr>
-                            <a:picLocks noChangeAspect="1" noChangeArrowheads="1"/>
-                          </pic:cNvPicPr>
-                        </pic:nvPicPr>
-                        <pic:blipFill>
-                          <a:blip r:embed="rId68" cstate="none"/>
-                          <a:srcRect/>
-                          <a:stretch>
-                            <a:fillRect/>
-                          </a:stretch>
-                        </pic:blipFill>
-                        <pic:spPr bwMode="auto">
-                          <a:xfrm>
-                            <a:off x="0" y="0"/>
-                            <a:ext cx="3143250" cy="1743075"/>
-                          </a:xfrm>
-                          <a:prstGeom prst="rect">
-                            <a:avLst/>
-                          </a:prstGeom>
-                        </pic:spPr>
-                      </pic:pic>
-                    </a:graphicData>
-                  </a:graphic>
-                </wp:inline>
-              </w:drawing>
-            </w:r>
-          </w:p>
-          <w:p>
-            <w:pPr>
-              <w:spacing w:after="20"/>
-            </w:pPr>
-            <w:r>
-              <w:rPr>
-                <w:rFonts w:ascii="Arial" w:cs="Arial" w:eastAsia="Arial" w:hAnsi="Arial"/>
-                <w:color w:val="595959"/>
-                <w:sz w:val="13"/>
-                <w:szCs w:val="13"/>
-              </w:rPr>
               <w:t xml:space="preserve">Página 16, tabla Especificaciones</w:t>
             </w:r>
           </w:p>
@@ -7126,7 +7126,7 @@
                           </pic:cNvPicPr>
                         </pic:nvPicPr>
                         <pic:blipFill>
-                          <a:blip r:embed="rId69" cstate="none"/>
+                          <a:blip r:embed="rId68" cstate="none"/>
                           <a:srcRect/>
                           <a:stretch>
                             <a:fillRect/>
@@ -7340,7 +7340,7 @@
                           </pic:cNvPicPr>
                         </pic:nvPicPr>
                         <pic:blipFill>
-                          <a:blip r:embed="rId70" cstate="none"/>
+                          <a:blip r:embed="rId69" cstate="none"/>
                           <a:srcRect/>
                           <a:stretch>
                             <a:fillRect/>
@@ -7490,6 +7490,139 @@
                   <wp:extent cx="3143250" cy="762000"/>
                   <wp:effectExtent t="0" r="0" b="0" l="0"/>
                   <wp:docPr id="25" name="F25" descr="Ficha técnica Melisam — acetato de potasio 6 L" title="F25"/>
+                  <wp:cNvGraphicFramePr>
+                    <a:graphicFrameLocks xmlns:a="http://schemas.openxmlformats.org/drawingml/2006/main" noChangeAspect="1"/>
+                  </wp:cNvGraphicFramePr>
+                  <a:graphic xmlns:a="http://schemas.openxmlformats.org/drawingml/2006/main">
+                    <a:graphicData uri="http://schemas.openxmlformats.org/drawingml/2006/picture">
+                      <pic:pic xmlns:pic="http://schemas.openxmlformats.org/drawingml/2006/picture">
+                        <pic:nvPicPr>
+                          <pic:cNvPr id="0" name="" descr=""/>
+                          <pic:cNvPicPr>
+                            <a:picLocks noChangeAspect="1" noChangeArrowheads="1"/>
+                          </pic:cNvPicPr>
+                        </pic:nvPicPr>
+                        <pic:blipFill>
+                          <a:blip r:embed="rId70" cstate="none"/>
+                          <a:srcRect/>
+                          <a:stretch>
+                            <a:fillRect/>
+                          </a:stretch>
+                        </pic:blipFill>
+                        <pic:spPr bwMode="auto">
+                          <a:xfrm>
+                            <a:off x="0" y="0"/>
+                            <a:ext cx="3143250" cy="762000"/>
+                          </a:xfrm>
+                          <a:prstGeom prst="rect">
+                            <a:avLst/>
+                          </a:prstGeom>
+                        </pic:spPr>
+                      </pic:pic>
+                    </a:graphicData>
+                  </a:graphic>
+                </wp:inline>
+              </w:drawing>
+            </w:r>
+          </w:p>
+          <w:p>
+            <w:pPr>
+              <w:spacing w:after="20"/>
+            </w:pPr>
+            <w:r>
+              <w:rPr>
+                <w:rFonts w:ascii="Arial" w:cs="Arial" w:eastAsia="Arial" w:hAnsi="Arial"/>
+                <w:color w:val="595959"/>
+                <w:sz w:val="13"/>
+                <w:szCs w:val="13"/>
+              </w:rPr>
+              <w:t xml:space="preserve">Página 2, tabla de especificaciones, fila «Peso bruto»</w:t>
+            </w:r>
+          </w:p>
+          <w:p>
+            <w:pPr>
+              <w:spacing w:after="60"/>
+            </w:pPr>
+            <w:r>
+              <w:rPr>
+                <w:rFonts w:ascii="Arial" w:cs="Arial" w:eastAsia="Arial" w:hAnsi="Arial"/>
+                <w:b/>
+                <w:bCs/>
+                <w:color w:val="C00000"/>
+                <w:sz w:val="13"/>
+                <w:szCs w:val="13"/>
+              </w:rPr>
+              <w:t xml:space="preserve">1 </w:t>
+            </w:r>
+            <w:r>
+              <w:rPr>
+                <w:rFonts w:ascii="Arial" w:cs="Arial" w:eastAsia="Arial" w:hAnsi="Arial"/>
+                <w:sz w:val="13"/>
+                <w:szCs w:val="13"/>
+              </w:rPr>
+              <w:t xml:space="preserve">Peso bruto 9,5 kg (6 L) — referencia de masa del Sales K 6 l</w:t>
+            </w:r>
+          </w:p>
+        </w:tc>
+      </w:tr>
+      <w:tr>
+        <w:trPr>
+          <w:cantSplit/>
+        </w:trPr>
+        <w:tc>
+          <w:tcPr>
+            <w:tcW w:type="dxa" w:w="5153"/>
+            <w:tcBorders>
+              <w:top w:val="none" w:color="FFFFFF" w:sz="0"/>
+              <w:left w:val="none" w:color="FFFFFF" w:sz="0"/>
+              <w:bottom w:val="none" w:color="FFFFFF" w:sz="0"/>
+              <w:right w:val="none" w:color="FFFFFF" w:sz="0"/>
+            </w:tcBorders>
+            <w:tcMar>
+              <w:top w:type="dxa" w:w="60"/>
+              <w:left w:type="dxa" w:w="80"/>
+              <w:bottom w:type="dxa" w:w="60"/>
+              <w:right w:type="dxa" w:w="80"/>
+            </w:tcMar>
+          </w:tcPr>
+          <w:p>
+            <w:pPr>
+              <w:keepNext/>
+              <w:spacing w:after="20"/>
+            </w:pPr>
+            <w:r>
+              <w:rPr>
+                <w:rFonts w:ascii="Arial" w:cs="Arial" w:eastAsia="Arial" w:hAnsi="Arial"/>
+                <w:b/>
+                <w:bCs/>
+                <w:color w:val="1F3864"/>
+                <w:sz w:val="16"/>
+                <w:szCs w:val="16"/>
+              </w:rPr>
+              <w:t xml:space="preserve">F26 · </w:t>
+            </w:r>
+            <w:r>
+              <w:rPr>
+                <w:rFonts w:ascii="Arial" w:cs="Arial" w:eastAsia="Arial" w:hAnsi="Arial"/>
+                <w:b/>
+                <w:bCs/>
+                <w:sz w:val="16"/>
+                <w:szCs w:val="16"/>
+              </w:rPr>
+              <w:t xml:space="preserve">IRAM 3550:1981, cláusula 4.1.3.2 (espesor mínimo del recipiente)</w:t>
+            </w:r>
+          </w:p>
+          <w:p>
+            <w:pPr>
+              <w:spacing w:after="30"/>
+              <w:jc w:val="center"/>
+            </w:pPr>
+            <w:r>
+              <w:drawing>
+                <wp:inline distT="0" distB="0" distL="0" distR="0">
+                  <wp:extent cx="3143250" cy="447675"/>
+                  <wp:effectExtent t="0" r="0" b="0" l="0"/>
+                  <wp:docPr id="26" name="F26" descr="IRAM 3550:1981, cláusula 4.1.3.2 (espesor mínimo del recipiente)" title="F26"/>
                   <wp:cNvGraphicFramePr>
                     <a:graphicFrameLocks xmlns:a="http://schemas.openxmlformats.org/drawingml/2006/main" noChangeAspect="1"/>
                   </wp:cNvGraphicFramePr>
@@ -7512,7 +7645,7 @@
                         <pic:spPr bwMode="auto">
                           <a:xfrm>
                             <a:off x="0" y="0"/>
-                            <a:ext cx="3143250" cy="762000"/>
+                            <a:ext cx="3143250" cy="447675"/>
                           </a:xfrm>
                           <a:prstGeom prst="rect">
                             <a:avLst/>
@@ -7536,7 +7669,7 @@
                 <w:sz w:val="13"/>
                 <w:szCs w:val="13"/>
               </w:rPr>
-              <w:t xml:space="preserve">Página 2, tabla de especificaciones, fila «Peso bruto»</w:t>
+              <w:t xml:space="preserve">Pág. 9 de la norma (hoja 11 del PDF), apartado 4.1.3.2</w:t>
             </w:r>
           </w:p>
           <w:p>
@@ -7560,15 +7693,10 @@
                 <w:sz w:val="13"/>
                 <w:szCs w:val="13"/>
               </w:rPr>
-              <w:t xml:space="preserve">Peso bruto 9,5 kg (6 L) — referencia de masa del Sales K 6 l</w:t>
-            </w:r>
-          </w:p>
-        </w:tc>
-      </w:tr>
-      <w:tr>
-        <w:trPr>
-          <w:cantSplit/>
-        </w:trPr>
+              <w:t xml:space="preserve">4.1.3.2 — mínimo 2,9 mm hasta Ø320 y 4,5 mm por encima → chapa 4,75 en 70 y 100 kg</w:t>
+            </w:r>
+          </w:p>
+        </w:tc>
         <w:tc>
           <w:tcPr>
             <w:tcW w:type="dxa" w:w="5153"/>
@@ -7599,7 +7727,7 @@
                 <w:sz w:val="16"/>
                 <w:szCs w:val="16"/>
               </w:rPr>
-              <w:t xml:space="preserve">F26 · </w:t>
+              <w:t xml:space="preserve">F27 · </w:t>
             </w:r>
             <w:r>
               <w:rPr>
@@ -7609,7 +7737,7 @@
                 <w:sz w:val="16"/>
                 <w:szCs w:val="16"/>
               </w:rPr>
-              <w:t xml:space="preserve">IRAM 3550:1981, cláusula 4.1.3.2 (espesor mínimo del recipiente)</w:t>
+              <w:t xml:space="preserve">IRAM 3534:1983, apartado 2.2.4.3 d) (longitud de la leyenda: arco de 108°)</w:t>
             </w:r>
           </w:p>
           <w:p>
@@ -7620,9 +7748,9 @@
             <w:r>
               <w:drawing>
                 <wp:inline distT="0" distB="0" distL="0" distR="0">
-                  <wp:extent cx="3143250" cy="447675"/>
+                  <wp:extent cx="3143250" cy="257175"/>
                   <wp:effectExtent t="0" r="0" b="0" l="0"/>
-                  <wp:docPr id="26" name="F26" descr="IRAM 3550:1981, cláusula 4.1.3.2 (espesor mínimo del recipiente)" title="F26"/>
+                  <wp:docPr id="27" name="F27" descr="IRAM 3534:1983, apartado 2.2.4.3 d) (longitud de la leyenda: arco de 108°)" title="F27"/>
                   <wp:cNvGraphicFramePr>
                     <a:graphicFrameLocks xmlns:a="http://schemas.openxmlformats.org/drawingml/2006/main" noChangeAspect="1"/>
                   </wp:cNvGraphicFramePr>
@@ -7645,7 +7773,7 @@
                         <pic:spPr bwMode="auto">
                           <a:xfrm>
                             <a:off x="0" y="0"/>
-                            <a:ext cx="3143250" cy="447675"/>
+                            <a:ext cx="3143250" cy="257175"/>
                           </a:xfrm>
                           <a:prstGeom prst="rect">
                             <a:avLst/>
@@ -7669,7 +7797,7 @@
                 <w:sz w:val="13"/>
                 <w:szCs w:val="13"/>
               </w:rPr>
-              <w:t xml:space="preserve">Pág. 9 de la norma (hoja 11 del PDF), apartado 4.1.3.2</w:t>
+              <w:t xml:space="preserve">Pág. 8 de la norma (hoja 8 del PDF), apartado 2.2.4.3 d)</w:t>
             </w:r>
           </w:p>
           <w:p>
@@ -7693,10 +7821,15 @@
                 <w:sz w:val="13"/>
                 <w:szCs w:val="13"/>
               </w:rPr>
-              <w:t xml:space="preserve">4.1.3.2 — mínimo 2,9 mm hasta Ø320 y 4,5 mm por encima → chapa 4,75 en 70 y 100 kg</w:t>
-            </w:r>
-          </w:p>
-        </w:tc>
+              <w:t xml:space="preserve">2.2.4.3 d) — máximo: arco de 108° → ancho del panel central de la etiqueta</w:t>
+            </w:r>
+          </w:p>
+        </w:tc>
+      </w:tr>
+      <w:tr>
+        <w:trPr>
+          <w:cantSplit/>
+        </w:trPr>
         <w:tc>
           <w:tcPr>
             <w:tcW w:type="dxa" w:w="5153"/>
@@ -7727,7 +7860,7 @@
                 <w:sz w:val="16"/>
                 <w:szCs w:val="16"/>
               </w:rPr>
-              <w:t xml:space="preserve">F27 · </w:t>
+              <w:t xml:space="preserve">F28 · </w:t>
             </w:r>
             <w:r>
               <w:rPr>
@@ -7737,7 +7870,7 @@
                 <w:sz w:val="16"/>
                 <w:szCs w:val="16"/>
               </w:rPr>
-              <w:t xml:space="preserve">IRAM 3534:1983, apartado 2.2.4.3 d) (longitud de la leyenda: arco de 108°)</w:t>
+              <w:t xml:space="preserve">IRAM 3525:1983, apartado 3.2.1 b) (espesor mínimo del recipiente inoxidable)</w:t>
             </w:r>
           </w:p>
           <w:p>
@@ -7748,9 +7881,9 @@
             <w:r>
               <w:drawing>
                 <wp:inline distT="0" distB="0" distL="0" distR="0">
-                  <wp:extent cx="3143250" cy="257175"/>
+                  <wp:extent cx="3143250" cy="352425"/>
                   <wp:effectExtent t="0" r="0" b="0" l="0"/>
-                  <wp:docPr id="27" name="F27" descr="IRAM 3534:1983, apartado 2.2.4.3 d) (longitud de la leyenda: arco de 108°)" title="F27"/>
+                  <wp:docPr id="28" name="F28" descr="IRAM 3525:1983, apartado 3.2.1 b) (espesor mínimo del recipiente inoxidable)" title="F28"/>
                   <wp:cNvGraphicFramePr>
                     <a:graphicFrameLocks xmlns:a="http://schemas.openxmlformats.org/drawingml/2006/main" noChangeAspect="1"/>
                   </wp:cNvGraphicFramePr>
@@ -7773,7 +7906,7 @@
                         <pic:spPr bwMode="auto">
                           <a:xfrm>
                             <a:off x="0" y="0"/>
-                            <a:ext cx="3143250" cy="257175"/>
+                            <a:ext cx="3143250" cy="352425"/>
                           </a:xfrm>
                           <a:prstGeom prst="rect">
                             <a:avLst/>
@@ -7797,7 +7930,7 @@
                 <w:sz w:val="13"/>
                 <w:szCs w:val="13"/>
               </w:rPr>
-              <w:t xml:space="preserve">Pág. 8 de la norma (hoja 8 del PDF), apartado 2.2.4.3 d)</w:t>
+              <w:t xml:space="preserve">Pág. 5 de la norma (hoja 5 del PDF), apartado 3.2.1 b)</w:t>
             </w:r>
           </w:p>
           <w:p>
@@ -7821,15 +7954,10 @@
                 <w:sz w:val="13"/>
                 <w:szCs w:val="13"/>
               </w:rPr>
-              <w:t xml:space="preserve">2.2.4.3 d) — máximo: arco de 108° → ancho del panel central de la etiqueta</w:t>
-            </w:r>
-          </w:p>
-        </w:tc>
-      </w:tr>
-      <w:tr>
-        <w:trPr>
-          <w:cantSplit/>
-        </w:trPr>
+              <w:t xml:space="preserve">3.2.1 b) — acero inoxidable de espesor no menor de 0,63 mm → se adoptó 0,8</w:t>
+            </w:r>
+          </w:p>
+        </w:tc>
         <w:tc>
           <w:tcPr>
             <w:tcW w:type="dxa" w:w="5153"/>
@@ -7860,7 +7988,7 @@
                 <w:sz w:val="16"/>
                 <w:szCs w:val="16"/>
               </w:rPr>
-              <w:t xml:space="preserve">F28 · </w:t>
+              <w:t xml:space="preserve">F29 · </w:t>
             </w:r>
             <w:r>
               <w:rPr>
@@ -7870,7 +7998,7 @@
                 <w:sz w:val="16"/>
                 <w:szCs w:val="16"/>
               </w:rPr>
-              <w:t xml:space="preserve">IRAM 3525:1983, apartado 3.2.1 b) (espesor mínimo del recipiente inoxidable)</w:t>
+              <w:t xml:space="preserve">Res. OPDS 522/07, Anexo 2 (oblea de fabricación de extintores de más de 1 kg)</w:t>
             </w:r>
           </w:p>
           <w:p>
@@ -7881,9 +8009,9 @@
             <w:r>
               <w:drawing>
                 <wp:inline distT="0" distB="0" distL="0" distR="0">
-                  <wp:extent cx="3143250" cy="352425"/>
+                  <wp:extent cx="3143250" cy="838200"/>
                   <wp:effectExtent t="0" r="0" b="0" l="0"/>
-                  <wp:docPr id="28" name="F28" descr="IRAM 3525:1983, apartado 3.2.1 b) (espesor mínimo del recipiente inoxidable)" title="F28"/>
+                  <wp:docPr id="29" name="F29" descr="Res. OPDS 522/07, Anexo 2 (oblea de fabricación de extintores de más de 1 kg)" title="F29"/>
                   <wp:cNvGraphicFramePr>
                     <a:graphicFrameLocks xmlns:a="http://schemas.openxmlformats.org/drawingml/2006/main" noChangeAspect="1"/>
                   </wp:cNvGraphicFramePr>
@@ -7906,7 +8034,7 @@
                         <pic:spPr bwMode="auto">
                           <a:xfrm>
                             <a:off x="0" y="0"/>
-                            <a:ext cx="3143250" cy="352425"/>
+                            <a:ext cx="3143250" cy="838200"/>
                           </a:xfrm>
                           <a:prstGeom prst="rect">
                             <a:avLst/>
@@ -7930,7 +8058,69 @@
                 <w:sz w:val="13"/>
                 <w:szCs w:val="13"/>
               </w:rPr>
-              <w:t xml:space="preserve">Pág. 5 de la norma (hoja 5 del PDF), apartado 3.2.1 b)</w:t>
+              <w:t xml:space="preserve">Hoja 6 del PDF, Anexo 2, apartado «Oblea»</w:t>
+            </w:r>
+          </w:p>
+          <w:p>
+            <w:pPr>
+              <w:spacing w:after="20"/>
+            </w:pPr>
+            <w:r>
+              <w:rPr>
+                <w:rFonts w:ascii="Arial" w:cs="Arial" w:eastAsia="Arial" w:hAnsi="Arial"/>
+                <w:b/>
+                <w:bCs/>
+                <w:color w:val="C00000"/>
+                <w:sz w:val="13"/>
+                <w:szCs w:val="13"/>
+              </w:rPr>
+              <w:t xml:space="preserve">1 </w:t>
+            </w:r>
+            <w:r>
+              <w:rPr>
+                <w:rFonts w:ascii="Arial" w:cs="Arial" w:eastAsia="Arial" w:hAnsi="Arial"/>
+                <w:sz w:val="13"/>
+                <w:szCs w:val="13"/>
+              </w:rPr>
+              <w:t xml:space="preserve">Anexo 2: oblea de fabricación de extintores de más de 1 kg  ·  </w:t>
+            </w:r>
+            <w:r>
+              <w:rPr>
+                <w:rFonts w:ascii="Arial" w:cs="Arial" w:eastAsia="Arial" w:hAnsi="Arial"/>
+                <w:b/>
+                <w:bCs/>
+                <w:color w:val="C00000"/>
+                <w:sz w:val="13"/>
+                <w:szCs w:val="13"/>
+              </w:rPr>
+              <w:t xml:space="preserve">2 </w:t>
+            </w:r>
+            <w:r>
+              <w:rPr>
+                <w:rFonts w:ascii="Arial" w:cs="Arial" w:eastAsia="Arial" w:hAnsi="Arial"/>
+                <w:sz w:val="13"/>
+                <w:szCs w:val="13"/>
+              </w:rPr>
+              <w:t xml:space="preserve">«formato de 46…»  ·  </w:t>
+            </w:r>
+            <w:r>
+              <w:rPr>
+                <w:rFonts w:ascii="Arial" w:cs="Arial" w:eastAsia="Arial" w:hAnsi="Arial"/>
+                <w:b/>
+                <w:bCs/>
+                <w:color w:val="C00000"/>
+                <w:sz w:val="13"/>
+                <w:szCs w:val="13"/>
+              </w:rPr>
+              <w:t xml:space="preserve">3 </w:t>
+            </w:r>
+            <w:r>
+              <w:rPr>
+                <w:rFonts w:ascii="Arial" w:cs="Arial" w:eastAsia="Arial" w:hAnsi="Arial"/>
+                <w:sz w:val="13"/>
+                <w:szCs w:val="13"/>
+              </w:rPr>
+              <w:t xml:space="preserve">«…milímetros de diámetro» → oblea Ø46</w:t>
             </w:r>
           </w:p>
           <w:p>
@@ -7940,24 +8130,21 @@
             <w:r>
               <w:rPr>
                 <w:rFonts w:ascii="Arial" w:cs="Arial" w:eastAsia="Arial" w:hAnsi="Arial"/>
-                <w:b/>
-                <w:bCs/>
-                <w:color w:val="C00000"/>
-                <w:sz w:val="13"/>
-                <w:szCs w:val="13"/>
-              </w:rPr>
-              <w:t xml:space="preserve">1 </w:t>
-            </w:r>
-            <w:r>
-              <w:rPr>
-                <w:rFonts w:ascii="Arial" w:cs="Arial" w:eastAsia="Arial" w:hAnsi="Arial"/>
-                <w:sz w:val="13"/>
-                <w:szCs w:val="13"/>
-              </w:rPr>
-              <w:t xml:space="preserve">3.2.1 b) — acero inoxidable de espesor no menor de 0,63 mm → se adoptó 0,8</w:t>
-            </w:r>
-          </w:p>
-        </w:tc>
+                <w:i/>
+                <w:iCs/>
+                <w:color w:val="404040"/>
+                <w:sz w:val="13"/>
+                <w:szCs w:val="13"/>
+              </w:rPr>
+              <w:t xml:space="preserve">Nota: El Anexo 1 (hoja 4 del PDF) fija el mismo formato de 46 mm para la oblea de 1 kg.</w:t>
+            </w:r>
+          </w:p>
+        </w:tc>
+      </w:tr>
+      <w:tr>
+        <w:trPr>
+          <w:cantSplit/>
+        </w:trPr>
         <w:tc>
           <w:tcPr>
             <w:tcW w:type="dxa" w:w="5153"/>
@@ -7988,7 +8175,7 @@
                 <w:sz w:val="16"/>
                 <w:szCs w:val="16"/>
               </w:rPr>
-              <w:t xml:space="preserve">F29 · </w:t>
+              <w:t xml:space="preserve">F30 · </w:t>
             </w:r>
             <w:r>
               <w:rPr>
@@ -7998,7 +8185,7 @@
                 <w:sz w:val="16"/>
                 <w:szCs w:val="16"/>
               </w:rPr>
-              <w:t xml:space="preserve">Res. OPDS 522/07, Anexo 2 (oblea de fabricación de extintores de más de 1 kg)</w:t>
+              <w:t xml:space="preserve">IRAM Anexo R — estampilla de conformidad de extintor nuevo</w:t>
             </w:r>
           </w:p>
           <w:p>
@@ -8009,9 +8196,9 @@
             <w:r>
               <w:drawing>
                 <wp:inline distT="0" distB="0" distL="0" distR="0">
-                  <wp:extent cx="3143250" cy="838200"/>
+                  <wp:extent cx="3143250" cy="1762125"/>
                   <wp:effectExtent t="0" r="0" b="0" l="0"/>
-                  <wp:docPr id="29" name="F29" descr="Res. OPDS 522/07, Anexo 2 (oblea de fabricación de extintores de más de 1 kg)" title="F29"/>
+                  <wp:docPr id="30" name="F30" descr="IRAM Anexo R — estampilla de conformidad de extintor nuevo" title="F30"/>
                   <wp:cNvGraphicFramePr>
                     <a:graphicFrameLocks xmlns:a="http://schemas.openxmlformats.org/drawingml/2006/main" noChangeAspect="1"/>
                   </wp:cNvGraphicFramePr>
@@ -8034,193 +8221,6 @@
                         <pic:spPr bwMode="auto">
                           <a:xfrm>
                             <a:off x="0" y="0"/>
-                            <a:ext cx="3143250" cy="838200"/>
-                          </a:xfrm>
-                          <a:prstGeom prst="rect">
-                            <a:avLst/>
-                          </a:prstGeom>
-                        </pic:spPr>
-                      </pic:pic>
-                    </a:graphicData>
-                  </a:graphic>
-                </wp:inline>
-              </w:drawing>
-            </w:r>
-          </w:p>
-          <w:p>
-            <w:pPr>
-              <w:spacing w:after="20"/>
-            </w:pPr>
-            <w:r>
-              <w:rPr>
-                <w:rFonts w:ascii="Arial" w:cs="Arial" w:eastAsia="Arial" w:hAnsi="Arial"/>
-                <w:color w:val="595959"/>
-                <w:sz w:val="13"/>
-                <w:szCs w:val="13"/>
-              </w:rPr>
-              <w:t xml:space="preserve">Hoja 6 del PDF, Anexo 2, apartado «Oblea»</w:t>
-            </w:r>
-          </w:p>
-          <w:p>
-            <w:pPr>
-              <w:spacing w:after="20"/>
-            </w:pPr>
-            <w:r>
-              <w:rPr>
-                <w:rFonts w:ascii="Arial" w:cs="Arial" w:eastAsia="Arial" w:hAnsi="Arial"/>
-                <w:b/>
-                <w:bCs/>
-                <w:color w:val="C00000"/>
-                <w:sz w:val="13"/>
-                <w:szCs w:val="13"/>
-              </w:rPr>
-              <w:t xml:space="preserve">1 </w:t>
-            </w:r>
-            <w:r>
-              <w:rPr>
-                <w:rFonts w:ascii="Arial" w:cs="Arial" w:eastAsia="Arial" w:hAnsi="Arial"/>
-                <w:sz w:val="13"/>
-                <w:szCs w:val="13"/>
-              </w:rPr>
-              <w:t xml:space="preserve">Anexo 2: oblea de fabricación de extintores de más de 1 kg  ·  </w:t>
-            </w:r>
-            <w:r>
-              <w:rPr>
-                <w:rFonts w:ascii="Arial" w:cs="Arial" w:eastAsia="Arial" w:hAnsi="Arial"/>
-                <w:b/>
-                <w:bCs/>
-                <w:color w:val="C00000"/>
-                <w:sz w:val="13"/>
-                <w:szCs w:val="13"/>
-              </w:rPr>
-              <w:t xml:space="preserve">2 </w:t>
-            </w:r>
-            <w:r>
-              <w:rPr>
-                <w:rFonts w:ascii="Arial" w:cs="Arial" w:eastAsia="Arial" w:hAnsi="Arial"/>
-                <w:sz w:val="13"/>
-                <w:szCs w:val="13"/>
-              </w:rPr>
-              <w:t xml:space="preserve">«formato de 46…»  ·  </w:t>
-            </w:r>
-            <w:r>
-              <w:rPr>
-                <w:rFonts w:ascii="Arial" w:cs="Arial" w:eastAsia="Arial" w:hAnsi="Arial"/>
-                <w:b/>
-                <w:bCs/>
-                <w:color w:val="C00000"/>
-                <w:sz w:val="13"/>
-                <w:szCs w:val="13"/>
-              </w:rPr>
-              <w:t xml:space="preserve">3 </w:t>
-            </w:r>
-            <w:r>
-              <w:rPr>
-                <w:rFonts w:ascii="Arial" w:cs="Arial" w:eastAsia="Arial" w:hAnsi="Arial"/>
-                <w:sz w:val="13"/>
-                <w:szCs w:val="13"/>
-              </w:rPr>
-              <w:t xml:space="preserve">«…milímetros de diámetro» → oblea Ø46</w:t>
-            </w:r>
-          </w:p>
-          <w:p>
-            <w:pPr>
-              <w:spacing w:after="60"/>
-            </w:pPr>
-            <w:r>
-              <w:rPr>
-                <w:rFonts w:ascii="Arial" w:cs="Arial" w:eastAsia="Arial" w:hAnsi="Arial"/>
-                <w:i/>
-                <w:iCs/>
-                <w:color w:val="404040"/>
-                <w:sz w:val="13"/>
-                <w:szCs w:val="13"/>
-              </w:rPr>
-              <w:t xml:space="preserve">Nota: El Anexo 1 (hoja 4 del PDF) fija el mismo formato de 46 mm para la oblea de 1 kg.</w:t>
-            </w:r>
-          </w:p>
-        </w:tc>
-      </w:tr>
-      <w:tr>
-        <w:trPr>
-          <w:cantSplit/>
-        </w:trPr>
-        <w:tc>
-          <w:tcPr>
-            <w:tcW w:type="dxa" w:w="5153"/>
-            <w:tcBorders>
-              <w:top w:val="none" w:color="FFFFFF" w:sz="0"/>
-              <w:left w:val="none" w:color="FFFFFF" w:sz="0"/>
-              <w:bottom w:val="none" w:color="FFFFFF" w:sz="0"/>
-              <w:right w:val="none" w:color="FFFFFF" w:sz="0"/>
-            </w:tcBorders>
-            <w:tcMar>
-              <w:top w:type="dxa" w:w="60"/>
-              <w:left w:type="dxa" w:w="80"/>
-              <w:bottom w:type="dxa" w:w="60"/>
-              <w:right w:type="dxa" w:w="80"/>
-            </w:tcMar>
-          </w:tcPr>
-          <w:p>
-            <w:pPr>
-              <w:keepNext/>
-              <w:spacing w:after="20"/>
-            </w:pPr>
-            <w:r>
-              <w:rPr>
-                <w:rFonts w:ascii="Arial" w:cs="Arial" w:eastAsia="Arial" w:hAnsi="Arial"/>
-                <w:b/>
-                <w:bCs/>
-                <w:color w:val="1F3864"/>
-                <w:sz w:val="16"/>
-                <w:szCs w:val="16"/>
-              </w:rPr>
-              <w:t xml:space="preserve">F30 · </w:t>
-            </w:r>
-            <w:r>
-              <w:rPr>
-                <w:rFonts w:ascii="Arial" w:cs="Arial" w:eastAsia="Arial" w:hAnsi="Arial"/>
-                <w:b/>
-                <w:bCs/>
-                <w:sz w:val="16"/>
-                <w:szCs w:val="16"/>
-              </w:rPr>
-              <w:t xml:space="preserve">IRAM Anexo R — estampilla de conformidad de extintor nuevo</w:t>
-            </w:r>
-          </w:p>
-          <w:p>
-            <w:pPr>
-              <w:spacing w:after="30"/>
-              <w:jc w:val="center"/>
-            </w:pPr>
-            <w:r>
-              <w:drawing>
-                <wp:inline distT="0" distB="0" distL="0" distR="0">
-                  <wp:extent cx="3143250" cy="1762125"/>
-                  <wp:effectExtent t="0" r="0" b="0" l="0"/>
-                  <wp:docPr id="30" name="F30" descr="IRAM Anexo R — estampilla de conformidad de extintor nuevo" title="F30"/>
-                  <wp:cNvGraphicFramePr>
-                    <a:graphicFrameLocks xmlns:a="http://schemas.openxmlformats.org/drawingml/2006/main" noChangeAspect="1"/>
-                  </wp:cNvGraphicFramePr>
-                  <a:graphic xmlns:a="http://schemas.openxmlformats.org/drawingml/2006/main">
-                    <a:graphicData uri="http://schemas.openxmlformats.org/drawingml/2006/picture">
-                      <pic:pic xmlns:pic="http://schemas.openxmlformats.org/drawingml/2006/picture">
-                        <pic:nvPicPr>
-                          <pic:cNvPr id="0" name="" descr=""/>
-                          <pic:cNvPicPr>
-                            <a:picLocks noChangeAspect="1" noChangeArrowheads="1"/>
-                          </pic:cNvPicPr>
-                        </pic:nvPicPr>
-                        <pic:blipFill>
-                          <a:blip r:embed="rId76" cstate="none"/>
-                          <a:srcRect/>
-                          <a:stretch>
-                            <a:fillRect/>
-                          </a:stretch>
-                        </pic:blipFill>
-                        <pic:spPr bwMode="auto">
-                          <a:xfrm>
-                            <a:off x="0" y="0"/>
                             <a:ext cx="3143250" cy="1762125"/>
                           </a:xfrm>
                           <a:prstGeom prst="rect">
@@ -8359,7 +8359,7 @@
                           </pic:cNvPicPr>
                         </pic:nvPicPr>
                         <pic:blipFill>
-                          <a:blip r:embed="rId77" cstate="none"/>
+                          <a:blip r:embed="rId76" cstate="none"/>
                           <a:srcRect/>
                           <a:stretch>
                             <a:fillRect/>
@@ -8538,7 +8538,7 @@
                           </pic:cNvPicPr>
                         </pic:nvPicPr>
                         <pic:blipFill>
-                          <a:blip r:embed="rId78" cstate="none"/>
+                          <a:blip r:embed="rId77" cstate="none"/>
                           <a:srcRect/>
                           <a:stretch>
                             <a:fillRect/>
@@ -8669,6 +8669,174 @@
                   <wp:extent cx="1257300" cy="2238375"/>
                   <wp:effectExtent t="0" r="0" b="0" l="0"/>
                   <wp:docPr id="33" name="F32" descr="Relevamiento: etiqueta envolvente y estampilla IRAM (línea Georgia)" title="F32"/>
+                  <wp:cNvGraphicFramePr>
+                    <a:graphicFrameLocks xmlns:a="http://schemas.openxmlformats.org/drawingml/2006/main" noChangeAspect="1"/>
+                  </wp:cNvGraphicFramePr>
+                  <a:graphic xmlns:a="http://schemas.openxmlformats.org/drawingml/2006/main">
+                    <a:graphicData uri="http://schemas.openxmlformats.org/drawingml/2006/picture">
+                      <pic:pic xmlns:pic="http://schemas.openxmlformats.org/drawingml/2006/picture">
+                        <pic:nvPicPr>
+                          <pic:cNvPr id="0" name="" descr=""/>
+                          <pic:cNvPicPr>
+                            <a:picLocks noChangeAspect="1" noChangeArrowheads="1"/>
+                          </pic:cNvPicPr>
+                        </pic:nvPicPr>
+                        <pic:blipFill>
+                          <a:blip r:embed="rId78" cstate="none"/>
+                          <a:srcRect/>
+                          <a:stretch>
+                            <a:fillRect/>
+                          </a:stretch>
+                        </pic:blipFill>
+                        <pic:spPr bwMode="auto">
+                          <a:xfrm>
+                            <a:off x="0" y="0"/>
+                            <a:ext cx="1257300" cy="2238375"/>
+                          </a:xfrm>
+                          <a:prstGeom prst="rect">
+                            <a:avLst/>
+                          </a:prstGeom>
+                        </pic:spPr>
+                      </pic:pic>
+                    </a:graphicData>
+                  </a:graphic>
+                </wp:inline>
+              </w:drawing>
+            </w:r>
+          </w:p>
+          <w:p>
+            <w:pPr>
+              <w:spacing w:after="20"/>
+            </w:pPr>
+            <w:r>
+              <w:rPr>
+                <w:rFonts w:ascii="Arial" w:cs="Arial" w:eastAsia="Arial" w:hAnsi="Arial"/>
+                <w:color w:val="595959"/>
+                <w:sz w:val="13"/>
+                <w:szCs w:val="13"/>
+              </w:rPr>
+              <w:t xml:space="preserve">Foto completa</w:t>
+            </w:r>
+          </w:p>
+          <w:p>
+            <w:pPr>
+              <w:spacing w:after="20"/>
+            </w:pPr>
+            <w:r>
+              <w:rPr>
+                <w:rFonts w:ascii="Arial" w:cs="Arial" w:eastAsia="Arial" w:hAnsi="Arial"/>
+                <w:b/>
+                <w:bCs/>
+                <w:color w:val="C00000"/>
+                <w:sz w:val="13"/>
+                <w:szCs w:val="13"/>
+              </w:rPr>
+              <w:t xml:space="preserve">1 </w:t>
+            </w:r>
+            <w:r>
+              <w:rPr>
+                <w:rFonts w:ascii="Arial" w:cs="Arial" w:eastAsia="Arial" w:hAnsi="Arial"/>
+                <w:sz w:val="13"/>
+                <w:szCs w:val="13"/>
+              </w:rPr>
+              <w:t xml:space="preserve">Etiqueta envolvente: panel central + alas (≈ 216° en total)  ·  </w:t>
+            </w:r>
+            <w:r>
+              <w:rPr>
+                <w:rFonts w:ascii="Arial" w:cs="Arial" w:eastAsia="Arial" w:hAnsi="Arial"/>
+                <w:b/>
+                <w:bCs/>
+                <w:color w:val="C00000"/>
+                <w:sz w:val="13"/>
+                <w:szCs w:val="13"/>
+              </w:rPr>
+              <w:t xml:space="preserve">2 </w:t>
+            </w:r>
+            <w:r>
+              <w:rPr>
+                <w:rFonts w:ascii="Arial" w:cs="Arial" w:eastAsia="Arial" w:hAnsi="Arial"/>
+                <w:sz w:val="13"/>
+                <w:szCs w:val="13"/>
+              </w:rPr>
+              <w:t xml:space="preserve">Estampilla IRAM con n° vertical, logo y QR → 60 × 40 mm</w:t>
+            </w:r>
+          </w:p>
+          <w:p>
+            <w:pPr>
+              <w:spacing w:after="60"/>
+            </w:pPr>
+            <w:r>
+              <w:rPr>
+                <w:rFonts w:ascii="Arial" w:cs="Arial" w:eastAsia="Arial" w:hAnsi="Arial"/>
+                <w:i/>
+                <w:iCs/>
+                <w:color w:val="404040"/>
+                <w:sz w:val="13"/>
+                <w:szCs w:val="13"/>
+              </w:rPr>
+              <w:t xml:space="preserve">Nota: Medidas estimadas por proporción con el Ø del recipiente; confirmar.</w:t>
+            </w:r>
+          </w:p>
+        </w:tc>
+      </w:tr>
+      <w:tr>
+        <w:trPr>
+          <w:cantSplit/>
+        </w:trPr>
+        <w:tc>
+          <w:tcPr>
+            <w:tcW w:type="dxa" w:w="5153"/>
+            <w:tcBorders>
+              <w:top w:val="none" w:color="FFFFFF" w:sz="0"/>
+              <w:left w:val="none" w:color="FFFFFF" w:sz="0"/>
+              <w:bottom w:val="none" w:color="FFFFFF" w:sz="0"/>
+              <w:right w:val="none" w:color="FFFFFF" w:sz="0"/>
+            </w:tcBorders>
+            <w:tcMar>
+              <w:top w:type="dxa" w:w="60"/>
+              <w:left w:type="dxa" w:w="80"/>
+              <w:bottom w:type="dxa" w:w="60"/>
+              <w:right w:type="dxa" w:w="80"/>
+            </w:tcMar>
+          </w:tcPr>
+          <w:p>
+            <w:pPr>
+              <w:keepNext/>
+              <w:spacing w:after="20"/>
+            </w:pPr>
+            <w:r>
+              <w:rPr>
+                <w:rFonts w:ascii="Arial" w:cs="Arial" w:eastAsia="Arial" w:hAnsi="Arial"/>
+                <w:b/>
+                <w:bCs/>
+                <w:color w:val="1F3864"/>
+                <w:sz w:val="16"/>
+                <w:szCs w:val="16"/>
+              </w:rPr>
+              <w:t xml:space="preserve">F33 · </w:t>
+            </w:r>
+            <w:r>
+              <w:rPr>
+                <w:rFonts w:ascii="Arial" w:cs="Arial" w:eastAsia="Arial" w:hAnsi="Arial"/>
+                <w:b/>
+                <w:bCs/>
+                <w:sz w:val="16"/>
+                <w:szCs w:val="16"/>
+              </w:rPr>
+              <w:t xml:space="preserve">Relevamiento: etiqueta de n° de serie GS1 (línea Melisam)</w:t>
+            </w:r>
+          </w:p>
+          <w:p>
+            <w:pPr>
+              <w:spacing w:after="30"/>
+              <w:jc w:val="center"/>
+            </w:pPr>
+            <w:r>
+              <w:drawing>
+                <wp:inline distT="0" distB="0" distL="0" distR="0">
+                  <wp:extent cx="1257300" cy="2238375"/>
+                  <wp:effectExtent t="0" r="0" b="0" l="0"/>
+                  <wp:docPr id="34" name="F33" descr="Relevamiento: etiqueta de n° de serie GS1 (línea Melisam)" title="F33"/>
                   <wp:cNvGraphicFramePr>
                     <a:graphicFrameLocks xmlns:a="http://schemas.openxmlformats.org/drawingml/2006/main" noChangeAspect="1"/>
                   </wp:cNvGraphicFramePr>
@@ -8739,26 +8907,7 @@
                 <w:sz w:val="13"/>
                 <w:szCs w:val="13"/>
               </w:rPr>
-              <w:t xml:space="preserve">Etiqueta envolvente: panel central + alas (≈ 216° en total)  ·  </w:t>
-            </w:r>
-            <w:r>
-              <w:rPr>
-                <w:rFonts w:ascii="Arial" w:cs="Arial" w:eastAsia="Arial" w:hAnsi="Arial"/>
-                <w:b/>
-                <w:bCs/>
-                <w:color w:val="C00000"/>
-                <w:sz w:val="13"/>
-                <w:szCs w:val="13"/>
-              </w:rPr>
-              <w:t xml:space="preserve">2 </w:t>
-            </w:r>
-            <w:r>
-              <w:rPr>
-                <w:rFonts w:ascii="Arial" w:cs="Arial" w:eastAsia="Arial" w:hAnsi="Arial"/>
-                <w:sz w:val="13"/>
-                <w:szCs w:val="13"/>
-              </w:rPr>
-              <w:t xml:space="preserve">Estampilla IRAM con n° vertical, logo y QR → 60 × 40 mm</w:t>
+              <w:t xml:space="preserve">Etiqueta GS1 con QR «(01)779…» → 45 × 25 mm</w:t>
             </w:r>
           </w:p>
           <w:p>
@@ -8774,15 +8923,10 @@
                 <w:sz w:val="13"/>
                 <w:szCs w:val="13"/>
               </w:rPr>
-              <w:t xml:space="preserve">Nota: Medidas estimadas por proporción con el Ø del recipiente; confirmar.</w:t>
-            </w:r>
-          </w:p>
-        </w:tc>
-      </w:tr>
-      <w:tr>
-        <w:trPr>
-          <w:cantSplit/>
-        </w:trPr>
+              <w:t xml:space="preserve">Nota: Medida estimada por proporción; confirmar.</w:t>
+            </w:r>
+          </w:p>
+        </w:tc>
         <w:tc>
           <w:tcPr>
             <w:tcW w:type="dxa" w:w="5153"/>
@@ -8813,7 +8957,7 @@
                 <w:sz w:val="16"/>
                 <w:szCs w:val="16"/>
               </w:rPr>
-              <w:t xml:space="preserve">F33 · </w:t>
+              <w:t xml:space="preserve">F34 · </w:t>
             </w:r>
             <w:r>
               <w:rPr>
@@ -8823,7 +8967,7 @@
                 <w:sz w:val="16"/>
                 <w:szCs w:val="16"/>
               </w:rPr>
-              <w:t xml:space="preserve">Relevamiento: etiqueta de n° de serie GS1 (línea Melisam)</w:t>
+              <w:t xml:space="preserve">Relevamiento: faja de garantía rayada (línea de etiquetado Georgia)</w:t>
             </w:r>
           </w:p>
           <w:p>
@@ -8836,7 +8980,7 @@
                 <wp:inline distT="0" distB="0" distL="0" distR="0">
                   <wp:extent cx="1257300" cy="2238375"/>
                   <wp:effectExtent t="0" r="0" b="0" l="0"/>
-                  <wp:docPr id="34" name="F33" descr="Relevamiento: etiqueta de n° de serie GS1 (línea Melisam)" title="F33"/>
+                  <wp:docPr id="35" name="F34" descr="Relevamiento: faja de garantía rayada (línea de etiquetado Georgia)" title="F34"/>
                   <wp:cNvGraphicFramePr>
                     <a:graphicFrameLocks xmlns:a="http://schemas.openxmlformats.org/drawingml/2006/main" noChangeAspect="1"/>
                   </wp:cNvGraphicFramePr>
@@ -8907,7 +9051,7 @@
                 <w:sz w:val="13"/>
                 <w:szCs w:val="13"/>
               </w:rPr>
-              <w:t xml:space="preserve">Etiqueta GS1 con QR «(01)779…» → 45 × 25 mm</w:t>
+              <w:t xml:space="preserve">Faja de garantía rayada roja/blanca → 30 × 40 mm</w:t>
             </w:r>
           </w:p>
           <w:p>
@@ -8927,6 +9071,11 @@
             </w:r>
           </w:p>
         </w:tc>
+      </w:tr>
+      <w:tr>
+        <w:trPr>
+          <w:cantSplit/>
+        </w:trPr>
         <w:tc>
           <w:tcPr>
             <w:tcW w:type="dxa" w:w="5153"/>
@@ -8957,7 +9106,7 @@
                 <w:sz w:val="16"/>
                 <w:szCs w:val="16"/>
               </w:rPr>
-              <w:t xml:space="preserve">F34 · </w:t>
+              <w:t xml:space="preserve">F35 · </w:t>
             </w:r>
             <w:r>
               <w:rPr>
@@ -8967,7 +9116,7 @@
                 <w:sz w:val="16"/>
                 <w:szCs w:val="16"/>
               </w:rPr>
-              <w:t xml:space="preserve">Relevamiento: faja de garantía rayada (línea de etiquetado Georgia)</w:t>
+              <w:t xml:space="preserve">Relevamiento: oblea circular PBA (DPS) aplicada</w:t>
             </w:r>
           </w:p>
           <w:p>
@@ -8980,7 +9129,7 @@
                 <wp:inline distT="0" distB="0" distL="0" distR="0">
                   <wp:extent cx="1257300" cy="2238375"/>
                   <wp:effectExtent t="0" r="0" b="0" l="0"/>
-                  <wp:docPr id="35" name="F34" descr="Relevamiento: faja de garantía rayada (línea de etiquetado Georgia)" title="F34"/>
+                  <wp:docPr id="36" name="F35" descr="Relevamiento: oblea circular PBA (DPS) aplicada" title="F35"/>
                   <wp:cNvGraphicFramePr>
                     <a:graphicFrameLocks xmlns:a="http://schemas.openxmlformats.org/drawingml/2006/main" noChangeAspect="1"/>
                   </wp:cNvGraphicFramePr>
@@ -9032,7 +9181,7 @@
           </w:p>
           <w:p>
             <w:pPr>
-              <w:spacing w:after="20"/>
+              <w:spacing w:after="60"/>
             </w:pPr>
             <w:r>
               <w:rPr>
@@ -9051,31 +9200,10 @@
                 <w:sz w:val="13"/>
                 <w:szCs w:val="13"/>
               </w:rPr>
-              <w:t xml:space="preserve">Faja de garantía rayada roja/blanca → 30 × 40 mm</w:t>
-            </w:r>
-          </w:p>
-          <w:p>
-            <w:pPr>
-              <w:spacing w:after="60"/>
-            </w:pPr>
-            <w:r>
-              <w:rPr>
-                <w:rFonts w:ascii="Arial" w:cs="Arial" w:eastAsia="Arial" w:hAnsi="Arial"/>
-                <w:i/>
-                <w:iCs/>
-                <w:color w:val="404040"/>
-                <w:sz w:val="13"/>
-                <w:szCs w:val="13"/>
-              </w:rPr>
-              <w:t xml:space="preserve">Nota: Medida estimada por proporción; confirmar.</w:t>
-            </w:r>
-          </w:p>
-        </w:tc>
-      </w:tr>
-      <w:tr>
-        <w:trPr>
-          <w:cantSplit/>
-        </w:trPr>
+              <w:t xml:space="preserve">Oblea circular de la Provincia de Buenos Aires (ver Res. 522/07: Ø46)</w:t>
+            </w:r>
+          </w:p>
+        </w:tc>
         <w:tc>
           <w:tcPr>
             <w:tcW w:type="dxa" w:w="5153"/>
@@ -9106,7 +9234,7 @@
                 <w:sz w:val="16"/>
                 <w:szCs w:val="16"/>
               </w:rPr>
-              <w:t xml:space="preserve">F35 · </w:t>
+              <w:t xml:space="preserve">F36 · </w:t>
             </w:r>
             <w:r>
               <w:rPr>
@@ -9116,7 +9244,7 @@
                 <w:sz w:val="16"/>
                 <w:szCs w:val="16"/>
               </w:rPr>
-              <w:t xml:space="preserve">Relevamiento: oblea circular PBA (DPS) aplicada</w:t>
+              <w:t xml:space="preserve">Planilla MP FLAMA — geometría del acero por recipiente</w:t>
             </w:r>
           </w:p>
           <w:p>
@@ -9127,9 +9255,9 @@
             <w:r>
               <w:drawing>
                 <wp:inline distT="0" distB="0" distL="0" distR="0">
-                  <wp:extent cx="1257300" cy="2238375"/>
+                  <wp:extent cx="3143250" cy="809625"/>
                   <wp:effectExtent t="0" r="0" b="0" l="0"/>
-                  <wp:docPr id="36" name="F35" descr="Relevamiento: oblea circular PBA (DPS) aplicada" title="F35"/>
+                  <wp:docPr id="37" name="F36" descr="Planilla MP FLAMA — geometría del acero por recipiente" title="F36"/>
                   <wp:cNvGraphicFramePr>
                     <a:graphicFrameLocks xmlns:a="http://schemas.openxmlformats.org/drawingml/2006/main" noChangeAspect="1"/>
                   </wp:cNvGraphicFramePr>
@@ -9152,134 +9280,6 @@
                         <pic:spPr bwMode="auto">
                           <a:xfrm>
                             <a:off x="0" y="0"/>
-                            <a:ext cx="1257300" cy="2238375"/>
-                          </a:xfrm>
-                          <a:prstGeom prst="rect">
-                            <a:avLst/>
-                          </a:prstGeom>
-                        </pic:spPr>
-                      </pic:pic>
-                    </a:graphicData>
-                  </a:graphic>
-                </wp:inline>
-              </w:drawing>
-            </w:r>
-          </w:p>
-          <w:p>
-            <w:pPr>
-              <w:spacing w:after="20"/>
-            </w:pPr>
-            <w:r>
-              <w:rPr>
-                <w:rFonts w:ascii="Arial" w:cs="Arial" w:eastAsia="Arial" w:hAnsi="Arial"/>
-                <w:color w:val="595959"/>
-                <w:sz w:val="13"/>
-                <w:szCs w:val="13"/>
-              </w:rPr>
-              <w:t xml:space="preserve">Foto completa</w:t>
-            </w:r>
-          </w:p>
-          <w:p>
-            <w:pPr>
-              <w:spacing w:after="60"/>
-            </w:pPr>
-            <w:r>
-              <w:rPr>
-                <w:rFonts w:ascii="Arial" w:cs="Arial" w:eastAsia="Arial" w:hAnsi="Arial"/>
-                <w:b/>
-                <w:bCs/>
-                <w:color w:val="C00000"/>
-                <w:sz w:val="13"/>
-                <w:szCs w:val="13"/>
-              </w:rPr>
-              <w:t xml:space="preserve">1 </w:t>
-            </w:r>
-            <w:r>
-              <w:rPr>
-                <w:rFonts w:ascii="Arial" w:cs="Arial" w:eastAsia="Arial" w:hAnsi="Arial"/>
-                <w:sz w:val="13"/>
-                <w:szCs w:val="13"/>
-              </w:rPr>
-              <w:t xml:space="preserve">Oblea circular de la Provincia de Buenos Aires (ver Res. 522/07: Ø46)</w:t>
-            </w:r>
-          </w:p>
-        </w:tc>
-        <w:tc>
-          <w:tcPr>
-            <w:tcW w:type="dxa" w:w="5153"/>
-            <w:tcBorders>
-              <w:top w:val="none" w:color="FFFFFF" w:sz="0"/>
-              <w:left w:val="none" w:color="FFFFFF" w:sz="0"/>
-              <w:bottom w:val="none" w:color="FFFFFF" w:sz="0"/>
-              <w:right w:val="none" w:color="FFFFFF" w:sz="0"/>
-            </w:tcBorders>
-            <w:tcMar>
-              <w:top w:type="dxa" w:w="60"/>
-              <w:left w:type="dxa" w:w="80"/>
-              <w:bottom w:type="dxa" w:w="60"/>
-              <w:right w:type="dxa" w:w="80"/>
-            </w:tcMar>
-          </w:tcPr>
-          <w:p>
-            <w:pPr>
-              <w:keepNext/>
-              <w:spacing w:after="20"/>
-            </w:pPr>
-            <w:r>
-              <w:rPr>
-                <w:rFonts w:ascii="Arial" w:cs="Arial" w:eastAsia="Arial" w:hAnsi="Arial"/>
-                <w:b/>
-                <w:bCs/>
-                <w:color w:val="1F3864"/>
-                <w:sz w:val="16"/>
-                <w:szCs w:val="16"/>
-              </w:rPr>
-              <w:t xml:space="preserve">F36 · </w:t>
-            </w:r>
-            <w:r>
-              <w:rPr>
-                <w:rFonts w:ascii="Arial" w:cs="Arial" w:eastAsia="Arial" w:hAnsi="Arial"/>
-                <w:b/>
-                <w:bCs/>
-                <w:sz w:val="16"/>
-                <w:szCs w:val="16"/>
-              </w:rPr>
-              <w:t xml:space="preserve">Planilla MP FLAMA — geometría del acero por recipiente</w:t>
-            </w:r>
-          </w:p>
-          <w:p>
-            <w:pPr>
-              <w:spacing w:after="30"/>
-              <w:jc w:val="center"/>
-            </w:pPr>
-            <w:r>
-              <w:drawing>
-                <wp:inline distT="0" distB="0" distL="0" distR="0">
-                  <wp:extent cx="3143250" cy="809625"/>
-                  <wp:effectExtent t="0" r="0" b="0" l="0"/>
-                  <wp:docPr id="37" name="F36" descr="Planilla MP FLAMA — geometría del acero por recipiente" title="F36"/>
-                  <wp:cNvGraphicFramePr>
-                    <a:graphicFrameLocks xmlns:a="http://schemas.openxmlformats.org/drawingml/2006/main" noChangeAspect="1"/>
-                  </wp:cNvGraphicFramePr>
-                  <a:graphic xmlns:a="http://schemas.openxmlformats.org/drawingml/2006/main">
-                    <a:graphicData uri="http://schemas.openxmlformats.org/drawingml/2006/picture">
-                      <pic:pic xmlns:pic="http://schemas.openxmlformats.org/drawingml/2006/picture">
-                        <pic:nvPicPr>
-                          <pic:cNvPr id="0" name="" descr=""/>
-                          <pic:cNvPicPr>
-                            <a:picLocks noChangeAspect="1" noChangeArrowheads="1"/>
-                          </pic:cNvPicPr>
-                        </pic:nvPicPr>
-                        <pic:blipFill>
-                          <a:blip r:embed="rId83" cstate="none"/>
-                          <a:srcRect/>
-                          <a:stretch>
-                            <a:fillRect/>
-                          </a:stretch>
-                        </pic:blipFill>
-                        <pic:spPr bwMode="auto">
-                          <a:xfrm>
-                            <a:off x="0" y="0"/>
                             <a:ext cx="3143250" cy="809625"/>
                           </a:xfrm>
                           <a:prstGeom prst="rect">
@@ -9496,7 +9496,7 @@
                           </pic:cNvPicPr>
                         </pic:nvPicPr>
                         <pic:blipFill>
-                          <a:blip r:embed="rId84" cstate="none"/>
+                          <a:blip r:embed="rId83" cstate="none"/>
                           <a:srcRect/>
                           <a:stretch>
                             <a:fillRect/>
@@ -9696,7 +9696,7 @@
             <w:r>
               <w:drawing>
                 <wp:inline distT="0" distB="0" distL="0" distR="0">
-                  <wp:extent cx="3143250" cy="2066925"/>
+                  <wp:extent cx="3143250" cy="2676525"/>
                   <wp:effectExtent t="0" r="0" b="0" l="0"/>
                   <wp:docPr id="39" name="F38" descr="Proceso FLAMA de carros (documento del usuario)" title="F38"/>
                   <wp:cNvGraphicFramePr>
@@ -9712,7 +9712,7 @@
                           </pic:cNvPicPr>
                         </pic:nvPicPr>
                         <pic:blipFill>
-                          <a:blip r:embed="rId85" cstate="none"/>
+                          <a:blip r:embed="rId84" cstate="none"/>
                           <a:srcRect/>
                           <a:stretch>
                             <a:fillRect/>
@@ -9721,7 +9721,7 @@
                         <pic:spPr bwMode="auto">
                           <a:xfrm>
                             <a:off x="0" y="0"/>
-                            <a:ext cx="3143250" cy="2066925"/>
+                            <a:ext cx="3143250" cy="2676525"/>
                           </a:xfrm>
                           <a:prstGeom prst="rect">
                             <a:avLst/>
@@ -9864,7 +9864,64 @@
                 <w:sz w:val="13"/>
                 <w:szCs w:val="13"/>
               </w:rPr>
-              <w:t xml:space="preserve">Accesorios soldados: eje con soportes, manija, 2 ganchos, tercera pata</w:t>
+              <w:t xml:space="preserve">Accesorios soldados: eje con soportes y manija atrás, tercera pata adelante; los 2 ganchos y la manga, que el documento pone en el costado derecho, van adelante (corrección del usuario)  ·  </w:t>
+            </w:r>
+            <w:r>
+              <w:rPr>
+                <w:rFonts w:ascii="Arial" w:cs="Arial" w:eastAsia="Arial" w:hAnsi="Arial"/>
+                <w:b/>
+                <w:bCs/>
+                <w:color w:val="C00000"/>
+                <w:sz w:val="13"/>
+                <w:szCs w:val="13"/>
+              </w:rPr>
+              <w:t xml:space="preserve">7 </w:t>
+            </w:r>
+            <w:r>
+              <w:rPr>
+                <w:rFonts w:ascii="Arial" w:cs="Arial" w:eastAsia="Arial" w:hAnsi="Arial"/>
+                <w:sz w:val="13"/>
+                <w:szCs w:val="13"/>
+              </w:rPr>
+              <w:t xml:space="preserve">Terceras patas 80 × 60 (25/50 kg) y 100 × 80 (70/100 kg) de la orilla de 3,2 de la hoja de 25 kg  ·  </w:t>
+            </w:r>
+            <w:r>
+              <w:rPr>
+                <w:rFonts w:ascii="Arial" w:cs="Arial" w:eastAsia="Arial" w:hAnsi="Arial"/>
+                <w:b/>
+                <w:bCs/>
+                <w:color w:val="C00000"/>
+                <w:sz w:val="13"/>
+                <w:szCs w:val="13"/>
+              </w:rPr>
+              <w:t xml:space="preserve">8 </w:t>
+            </w:r>
+            <w:r>
+              <w:rPr>
+                <w:rFonts w:ascii="Arial" w:cs="Arial" w:eastAsia="Arial" w:hAnsi="Arial"/>
+                <w:sz w:val="13"/>
+                <w:szCs w:val="13"/>
+              </w:rPr>
+              <w:t xml:space="preserve">Cilindro cerrado marcado con modelo y lote y con tapón plástico en la cupla  ·  </w:t>
+            </w:r>
+            <w:r>
+              <w:rPr>
+                <w:rFonts w:ascii="Arial" w:cs="Arial" w:eastAsia="Arial" w:hAnsi="Arial"/>
+                <w:b/>
+                <w:bCs/>
+                <w:color w:val="C00000"/>
+                <w:sz w:val="13"/>
+                <w:szCs w:val="13"/>
+              </w:rPr>
+              <w:t xml:space="preserve">9 </w:t>
+            </w:r>
+            <w:r>
+              <w:rPr>
+                <w:rFonts w:ascii="Arial" w:cs="Arial" w:eastAsia="Arial" w:hAnsi="Arial"/>
+                <w:sz w:val="13"/>
+                <w:szCs w:val="13"/>
+              </w:rPr>
+              <w:t xml:space="preserve">Soldadura de accesorios MIG/MAG manual, alambre ER70S-6 Ø1,0, gas 92 % Ar + 8 % CO₂</w:t>
             </w:r>
           </w:p>
           <w:p>
@@ -9951,7 +10008,7 @@
                           </pic:cNvPicPr>
                         </pic:nvPicPr>
                         <pic:blipFill>
-                          <a:blip r:embed="rId86" cstate="none"/>
+                          <a:blip r:embed="rId85" cstate="none"/>
                           <a:srcRect/>
                           <a:stretch>
                             <a:fillRect/>
@@ -10112,7 +10169,7 @@
           <w:sz w:val="16"/>
           <w:szCs w:val="16"/>
         </w:rPr>
-        <w:t xml:space="preserve">Línea exacta del generador de planos (commit 8b2bfec). Amarillo = decisión de diseño a confirmar con el proveedor o el prototipo; naranja = a validar.</w:t>
+        <w:t xml:space="preserve">Línea exacta del generador de planos (commit 493ed36). Amarillo = decisión de diseño a confirmar con el proveedor o el prototipo; naranja = a validar.</w:t>
       </w:r>
     </w:p>
     <w:tbl>
@@ -10455,7 +10512,7 @@
             </w:tcMar>
           </w:tcPr>
           <w:p>
-            <w:hyperlink w:history="1" r:id="rIdgwlddtchafmigkos0gh_x">
+            <w:hyperlink w:history="1" r:id="rIdfh7o9zp8xnukwub6w1ghb">
               <w:r>
                 <w:rPr>
                   <w:rStyle w:val="Hyperlink"/>
@@ -10615,7 +10672,7 @@
             </w:tcMar>
           </w:tcPr>
           <w:p>
-            <w:hyperlink w:history="1" r:id="rIdni-zj2osjbmv6ziwfpfas">
+            <w:hyperlink w:history="1" r:id="rId4yrmizeecq6bhj98uauly">
               <w:r>
                 <w:rPr>
                   <w:rStyle w:val="Hyperlink"/>
@@ -10775,7 +10832,7 @@
             </w:tcMar>
           </w:tcPr>
           <w:p>
-            <w:hyperlink w:history="1" r:id="rIdcxtw6ytrlqyjmyf9_hjdu">
+            <w:hyperlink w:history="1" r:id="rIdo4gunlg0wv9aemctepol3">
               <w:r>
                 <w:rPr>
                   <w:rStyle w:val="Hyperlink"/>
@@ -10783,7 +10840,7 @@
                   <w:sz w:val="13"/>
                   <w:szCs w:val="13"/>
                 </w:rPr>
-                <w:t xml:space="preserve">bom.py:221</w:t>
+                <w:t xml:space="preserve">bom.py:222</w:t>
               </w:r>
             </w:hyperlink>
           </w:p>
@@ -10935,7 +10992,7 @@
             </w:tcMar>
           </w:tcPr>
           <w:p>
-            <w:hyperlink w:history="1" r:id="rIdex0m3pipu9o1rktrszdue">
+            <w:hyperlink w:history="1" r:id="rId_6fuxmsyre2dyggst9u_d">
               <w:r>
                 <w:rPr>
                   <w:rStyle w:val="Hyperlink"/>
@@ -10943,7 +11000,7 @@
                   <w:sz w:val="13"/>
                   <w:szCs w:val="13"/>
                 </w:rPr>
-                <w:t xml:space="preserve">modelo3d.py:424</w:t>
+                <w:t xml:space="preserve">modelo3d.py:425</w:t>
               </w:r>
             </w:hyperlink>
           </w:p>
@@ -11095,7 +11152,7 @@
             </w:tcMar>
           </w:tcPr>
           <w:p>
-            <w:hyperlink w:history="1" r:id="rIdfkn8awfki5thhnlvo4gyc">
+            <w:hyperlink w:history="1" r:id="rIdtugemid8qyerp4vc0y2-m">
               <w:r>
                 <w:rPr>
                   <w:rStyle w:val="Hyperlink"/>
@@ -11103,7 +11160,7 @@
                   <w:sz w:val="13"/>
                   <w:szCs w:val="13"/>
                 </w:rPr>
-                <w:t xml:space="preserve">modelo3d.py:407</w:t>
+                <w:t xml:space="preserve">modelo3d.py:408</w:t>
               </w:r>
             </w:hyperlink>
           </w:p>
@@ -11255,7 +11312,7 @@
             </w:tcMar>
           </w:tcPr>
           <w:p>
-            <w:hyperlink w:history="1" r:id="rId7mvieor6riycrungiwrzx">
+            <w:hyperlink w:history="1" r:id="rIds0iqx1vw1fgmu6vuvre9s">
               <w:r>
                 <w:rPr>
                   <w:rStyle w:val="Hyperlink"/>
@@ -11263,7 +11320,7 @@
                   <w:sz w:val="13"/>
                   <w:szCs w:val="13"/>
                 </w:rPr>
-                <w:t xml:space="preserve">modelo3d.py:418</w:t>
+                <w:t xml:space="preserve">modelo3d.py:419</w:t>
               </w:r>
             </w:hyperlink>
           </w:p>
@@ -11415,7 +11472,7 @@
             </w:tcMar>
           </w:tcPr>
           <w:p>
-            <w:hyperlink w:history="1" r:id="rIdg73qftgfyjdbxjk-jlwg5">
+            <w:hyperlink w:history="1" r:id="rIdwh1z1_uxds3vrxqse5lcv">
               <w:r>
                 <w:rPr>
                   <w:rStyle w:val="Hyperlink"/>
@@ -11423,7 +11480,7 @@
                   <w:sz w:val="13"/>
                   <w:szCs w:val="13"/>
                 </w:rPr>
-                <w:t xml:space="preserve">modelo3d.py:492</w:t>
+                <w:t xml:space="preserve">modelo3d.py:493</w:t>
               </w:r>
             </w:hyperlink>
           </w:p>
@@ -11575,7 +11632,7 @@
             </w:tcMar>
           </w:tcPr>
           <w:p>
-            <w:hyperlink w:history="1" r:id="rIdeiteow1ftzzri2zkwq_ey">
+            <w:hyperlink w:history="1" r:id="rIdqmvgcknoffbkstbsc7zbj">
               <w:r>
                 <w:rPr>
                   <w:rStyle w:val="Hyperlink"/>
@@ -11583,7 +11640,7 @@
                   <w:sz w:val="13"/>
                   <w:szCs w:val="13"/>
                 </w:rPr>
-                <w:t xml:space="preserve">modelo3d.py:852</w:t>
+                <w:t xml:space="preserve">modelo3d.py:865</w:t>
               </w:r>
             </w:hyperlink>
           </w:p>
@@ -11735,7 +11792,7 @@
             </w:tcMar>
           </w:tcPr>
           <w:p>
-            <w:hyperlink w:history="1" r:id="rIdhlljlf2yhuqbzjdndexnc">
+            <w:hyperlink w:history="1" r:id="rIdggib5k83yelmnjcjiffg8">
               <w:r>
                 <w:rPr>
                   <w:rStyle w:val="Hyperlink"/>
@@ -11895,7 +11952,7 @@
             </w:tcMar>
           </w:tcPr>
           <w:p>
-            <w:hyperlink w:history="1" r:id="rId5bbv313no0vsgvlhuzogr">
+            <w:hyperlink w:history="1" r:id="rIdjobbeg4hdgkhz2xjdthaw">
               <w:r>
                 <w:rPr>
                   <w:rStyle w:val="Hyperlink"/>
@@ -12055,7 +12112,7 @@
             </w:tcMar>
           </w:tcPr>
           <w:p>
-            <w:hyperlink w:history="1" r:id="rIdxbyjb5fy_9bch2oirtiix">
+            <w:hyperlink w:history="1" r:id="rIdxbe4psgrxvkyr-zjtoojn">
               <w:r>
                 <w:rPr>
                   <w:rStyle w:val="Hyperlink"/>
@@ -12215,7 +12272,7 @@
             </w:tcMar>
           </w:tcPr>
           <w:p>
-            <w:hyperlink w:history="1" r:id="rIdfql5klulwcnxa2ztw0tgh">
+            <w:hyperlink w:history="1" r:id="rIdyhwnaxxymml47pqe9gapk">
               <w:r>
                 <w:rPr>
                   <w:rStyle w:val="Hyperlink"/>
@@ -12223,7 +12280,7 @@
                   <w:sz w:val="13"/>
                   <w:szCs w:val="13"/>
                 </w:rPr>
-                <w:t xml:space="preserve">modelo3d.py:445</w:t>
+                <w:t xml:space="preserve">modelo3d.py:446</w:t>
               </w:r>
             </w:hyperlink>
           </w:p>
@@ -12375,7 +12432,7 @@
             </w:tcMar>
           </w:tcPr>
           <w:p>
-            <w:hyperlink w:history="1" r:id="rIdk6wq2yf334kx6wryi-ad0">
+            <w:hyperlink w:history="1" r:id="rIdtirpmuqtywln9harpg96_">
               <w:r>
                 <w:rPr>
                   <w:rStyle w:val="Hyperlink"/>
@@ -12383,7 +12440,7 @@
                   <w:sz w:val="13"/>
                   <w:szCs w:val="13"/>
                 </w:rPr>
-                <w:t xml:space="preserve">modelo3d.py:520</w:t>
+                <w:t xml:space="preserve">modelo3d.py:521</w:t>
               </w:r>
             </w:hyperlink>
           </w:p>
@@ -12535,167 +12592,7 @@
             </w:tcMar>
           </w:tcPr>
           <w:p>
-            <w:hyperlink w:history="1" r:id="rIdyohubtltdq5q_alrq2f6x">
-              <w:r>
-                <w:rPr>
-                  <w:rStyle w:val="Hyperlink"/>
-                  <w:rFonts w:ascii="Arial" w:cs="Arial" w:eastAsia="Arial" w:hAnsi="Arial"/>
-                  <w:sz w:val="13"/>
-                  <w:szCs w:val="13"/>
-                </w:rPr>
-                <w:t xml:space="preserve">modelo3d.py:458</w:t>
-              </w:r>
-            </w:hyperlink>
-          </w:p>
-        </w:tc>
-      </w:tr>
-      <w:tr>
-        <w:trPr>
-          <w:cantSplit/>
-        </w:trPr>
-        <w:tc>
-          <w:tcPr>
-            <w:tcW w:type="dxa" w:w="560"/>
-            <w:tcBorders>
-              <w:top w:val="single" w:color="BFBFBF" w:sz="4"/>
-              <w:left w:val="single" w:color="BFBFBF" w:sz="4"/>
-              <w:bottom w:val="single" w:color="BFBFBF" w:sz="4"/>
-              <w:right w:val="single" w:color="BFBFBF" w:sz="4"/>
-            </w:tcBorders>
-            <w:shd w:fill="FFF2CC" w:color="auto" w:val="clear"/>
-            <w:tcMar>
-              <w:top w:type="dxa" w:w="25"/>
-              <w:left w:type="dxa" w:w="70"/>
-              <w:bottom w:type="dxa" w:w="25"/>
-              <w:right w:type="dxa" w:w="70"/>
-            </w:tcMar>
-          </w:tcPr>
-          <w:p>
-            <w:pPr>
-              <w:spacing w:after="0"/>
-            </w:pPr>
-            <w:r>
-              <w:rPr>
-                <w:rFonts w:ascii="Arial" w:cs="Arial" w:eastAsia="Arial" w:hAnsi="Arial"/>
-                <w:sz w:val="14"/>
-                <w:szCs w:val="14"/>
-              </w:rPr>
-              <w:t xml:space="preserve">D15</w:t>
-            </w:r>
-          </w:p>
-        </w:tc>
-        <w:tc>
-          <w:tcPr>
-            <w:tcW w:type="dxa" w:w="3700"/>
-            <w:tcBorders>
-              <w:top w:val="single" w:color="BFBFBF" w:sz="4"/>
-              <w:left w:val="single" w:color="BFBFBF" w:sz="4"/>
-              <w:bottom w:val="single" w:color="BFBFBF" w:sz="4"/>
-              <w:right w:val="single" w:color="BFBFBF" w:sz="4"/>
-            </w:tcBorders>
-            <w:shd w:fill="FFF2CC" w:color="auto" w:val="clear"/>
-            <w:tcMar>
-              <w:top w:type="dxa" w:w="25"/>
-              <w:left w:type="dxa" w:w="70"/>
-              <w:bottom w:type="dxa" w:w="25"/>
-              <w:right w:type="dxa" w:w="70"/>
-            </w:tcMar>
-          </w:tcPr>
-          <w:p>
-            <w:pPr>
-              <w:spacing w:after="0"/>
-            </w:pPr>
-            <w:r>
-              <w:rPr>
-                <w:rFonts w:ascii="Arial" w:cs="Arial" w:eastAsia="Arial" w:hAnsi="Arial"/>
-                <w:sz w:val="14"/>
-                <w:szCs w:val="14"/>
-              </w:rPr>
-              <w:t xml:space="preserve">Tobera de chorro pleno: Ø mayor × largo; Lanza espumígena: Envolvente L × A × H; Lanza aplicadora clase K: Envolvente L × A × H; Brazo giratorio: Envolvente L × A × H (+3)</w:t>
-            </w:r>
-          </w:p>
-        </w:tc>
-        <w:tc>
-          <w:tcPr>
-            <w:tcW w:type="dxa" w:w="3600"/>
-            <w:tcBorders>
-              <w:top w:val="single" w:color="BFBFBF" w:sz="4"/>
-              <w:left w:val="single" w:color="BFBFBF" w:sz="4"/>
-              <w:bottom w:val="single" w:color="BFBFBF" w:sz="4"/>
-              <w:right w:val="single" w:color="BFBFBF" w:sz="4"/>
-            </w:tcBorders>
-            <w:shd w:fill="FFF2CC" w:color="auto" w:val="clear"/>
-            <w:tcMar>
-              <w:top w:type="dxa" w:w="25"/>
-              <w:left w:type="dxa" w:w="70"/>
-              <w:bottom w:type="dxa" w:w="25"/>
-              <w:right w:type="dxa" w:w="70"/>
-            </w:tcMar>
-          </w:tcPr>
-          <w:p>
-            <w:pPr>
-              <w:spacing w:after="0"/>
-            </w:pPr>
-            <w:r>
-              <w:rPr>
-                <w:rFonts w:ascii="Arial" w:cs="Arial" w:eastAsia="Arial" w:hAnsi="Arial"/>
-                <w:sz w:val="14"/>
-                <w:szCs w:val="14"/>
-              </w:rPr>
-              <w:t xml:space="preserve">Ø de tobera por tipo; largo limitado por la altura disponible</w:t>
-            </w:r>
-          </w:p>
-        </w:tc>
-        <w:tc>
-          <w:tcPr>
-            <w:tcW w:type="dxa" w:w="1246"/>
-            <w:tcBorders>
-              <w:top w:val="single" w:color="BFBFBF" w:sz="4"/>
-              <w:left w:val="single" w:color="BFBFBF" w:sz="4"/>
-              <w:bottom w:val="single" w:color="BFBFBF" w:sz="4"/>
-              <w:right w:val="single" w:color="BFBFBF" w:sz="4"/>
-            </w:tcBorders>
-            <w:shd w:fill="FFF2CC" w:color="auto" w:val="clear"/>
-            <w:tcMar>
-              <w:top w:type="dxa" w:w="25"/>
-              <w:left w:type="dxa" w:w="70"/>
-              <w:bottom w:type="dxa" w:w="25"/>
-              <w:right w:type="dxa" w:w="70"/>
-            </w:tcMar>
-          </w:tcPr>
-          <w:p>
-            <w:pPr>
-              <w:spacing w:after="0"/>
-            </w:pPr>
-            <w:r>
-              <w:rPr>
-                <w:rFonts w:ascii="Arial" w:cs="Arial" w:eastAsia="Arial" w:hAnsi="Arial"/>
-                <w:sz w:val="14"/>
-                <w:szCs w:val="14"/>
-              </w:rPr>
-              <w:t xml:space="preserve">6 modelos</w:t>
-            </w:r>
-          </w:p>
-        </w:tc>
-        <w:tc>
-          <w:tcPr>
-            <w:tcW w:type="dxa" w:w="1200"/>
-            <w:tcBorders>
-              <w:top w:val="single" w:color="BFBFBF" w:sz="4"/>
-              <w:left w:val="single" w:color="BFBFBF" w:sz="4"/>
-              <w:bottom w:val="single" w:color="BFBFBF" w:sz="4"/>
-              <w:right w:val="single" w:color="BFBFBF" w:sz="4"/>
-            </w:tcBorders>
-            <w:shd w:fill="FFF2CC" w:color="auto" w:val="clear"/>
-            <w:tcMar>
-              <w:top w:type="dxa" w:w="25"/>
-              <w:left w:type="dxa" w:w="70"/>
-              <w:bottom w:type="dxa" w:w="25"/>
-              <w:right w:type="dxa" w:w="70"/>
-            </w:tcMar>
-          </w:tcPr>
-          <w:p>
-            <w:hyperlink w:history="1" r:id="rIdg2ll4irqtdsqdbpgy9ukt">
+            <w:hyperlink w:history="1" r:id="rId2dmplpmnmumpaaavqytmp">
               <w:r>
                 <w:rPr>
                   <w:rStyle w:val="Hyperlink"/>
@@ -12740,7 +12637,7 @@
                 <w:sz w:val="14"/>
                 <w:szCs w:val="14"/>
               </w:rPr>
-              <w:t xml:space="preserve">D16</w:t>
+              <w:t xml:space="preserve">D15</w:t>
             </w:r>
           </w:p>
         </w:tc>
@@ -12771,7 +12668,7 @@
                 <w:sz w:val="14"/>
                 <w:szCs w:val="14"/>
               </w:rPr>
-              <w:t xml:space="preserve">Suncho portatobera: Fleje (alto × espesor) / Ø interior; Suncho soporte de difusor: Fleje (alto × espesor) / Ø interior</w:t>
+              <w:t xml:space="preserve">Tobera de chorro pleno: Ø mayor × largo; Lanza espumígena: Envolvente L × A × H; Lanza aplicadora clase K: Envolvente L × A × H; Brazo giratorio: Envolvente L × A × H (+3)</w:t>
             </w:r>
           </w:p>
         </w:tc>
@@ -12802,7 +12699,7 @@
                 <w:sz w:val="14"/>
                 <w:szCs w:val="14"/>
               </w:rPr>
-              <w:t xml:space="preserve">Banda de 18 mm abrazando el cuerpo</w:t>
+              <w:t xml:space="preserve">Ø de tobera por tipo; largo limitado por la altura disponible</w:t>
             </w:r>
           </w:p>
         </w:tc>
@@ -12833,7 +12730,7 @@
                 <w:sz w:val="14"/>
                 <w:szCs w:val="14"/>
               </w:rPr>
-              <w:t xml:space="preserve">5 modelos</w:t>
+              <w:t xml:space="preserve">6 modelos</w:t>
             </w:r>
           </w:p>
         </w:tc>
@@ -12855,7 +12752,7 @@
             </w:tcMar>
           </w:tcPr>
           <w:p>
-            <w:hyperlink w:history="1" r:id="rIdwqvzhsgj3ro40cetz1tci">
+            <w:hyperlink w:history="1" r:id="rIdbawtlxjkfl1wwk0oe2jp3">
               <w:r>
                 <w:rPr>
                   <w:rStyle w:val="Hyperlink"/>
@@ -12863,7 +12760,7 @@
                   <w:sz w:val="13"/>
                   <w:szCs w:val="13"/>
                 </w:rPr>
-                <w:t xml:space="preserve">modelo3d.py:572</w:t>
+                <w:t xml:space="preserve">modelo3d.py:460</w:t>
               </w:r>
             </w:hyperlink>
           </w:p>
@@ -12900,6 +12797,166 @@
                 <w:sz w:val="14"/>
                 <w:szCs w:val="14"/>
               </w:rPr>
+              <w:t xml:space="preserve">D16</w:t>
+            </w:r>
+          </w:p>
+        </w:tc>
+        <w:tc>
+          <w:tcPr>
+            <w:tcW w:type="dxa" w:w="3700"/>
+            <w:tcBorders>
+              <w:top w:val="single" w:color="BFBFBF" w:sz="4"/>
+              <w:left w:val="single" w:color="BFBFBF" w:sz="4"/>
+              <w:bottom w:val="single" w:color="BFBFBF" w:sz="4"/>
+              <w:right w:val="single" w:color="BFBFBF" w:sz="4"/>
+            </w:tcBorders>
+            <w:shd w:fill="FFF2CC" w:color="auto" w:val="clear"/>
+            <w:tcMar>
+              <w:top w:type="dxa" w:w="25"/>
+              <w:left w:type="dxa" w:w="70"/>
+              <w:bottom w:type="dxa" w:w="25"/>
+              <w:right w:type="dxa" w:w="70"/>
+            </w:tcMar>
+          </w:tcPr>
+          <w:p>
+            <w:pPr>
+              <w:spacing w:after="0"/>
+            </w:pPr>
+            <w:r>
+              <w:rPr>
+                <w:rFonts w:ascii="Arial" w:cs="Arial" w:eastAsia="Arial" w:hAnsi="Arial"/>
+                <w:sz w:val="14"/>
+                <w:szCs w:val="14"/>
+              </w:rPr>
+              <w:t xml:space="preserve">Suncho portatobera: Fleje (alto × espesor) / Ø interior; Suncho soporte de difusor: Fleje (alto × espesor) / Ø interior</w:t>
+            </w:r>
+          </w:p>
+        </w:tc>
+        <w:tc>
+          <w:tcPr>
+            <w:tcW w:type="dxa" w:w="3600"/>
+            <w:tcBorders>
+              <w:top w:val="single" w:color="BFBFBF" w:sz="4"/>
+              <w:left w:val="single" w:color="BFBFBF" w:sz="4"/>
+              <w:bottom w:val="single" w:color="BFBFBF" w:sz="4"/>
+              <w:right w:val="single" w:color="BFBFBF" w:sz="4"/>
+            </w:tcBorders>
+            <w:shd w:fill="FFF2CC" w:color="auto" w:val="clear"/>
+            <w:tcMar>
+              <w:top w:type="dxa" w:w="25"/>
+              <w:left w:type="dxa" w:w="70"/>
+              <w:bottom w:type="dxa" w:w="25"/>
+              <w:right w:type="dxa" w:w="70"/>
+            </w:tcMar>
+          </w:tcPr>
+          <w:p>
+            <w:pPr>
+              <w:spacing w:after="0"/>
+            </w:pPr>
+            <w:r>
+              <w:rPr>
+                <w:rFonts w:ascii="Arial" w:cs="Arial" w:eastAsia="Arial" w:hAnsi="Arial"/>
+                <w:sz w:val="14"/>
+                <w:szCs w:val="14"/>
+              </w:rPr>
+              <w:t xml:space="preserve">Banda de 18 mm abrazando el cuerpo</w:t>
+            </w:r>
+          </w:p>
+        </w:tc>
+        <w:tc>
+          <w:tcPr>
+            <w:tcW w:type="dxa" w:w="1246"/>
+            <w:tcBorders>
+              <w:top w:val="single" w:color="BFBFBF" w:sz="4"/>
+              <w:left w:val="single" w:color="BFBFBF" w:sz="4"/>
+              <w:bottom w:val="single" w:color="BFBFBF" w:sz="4"/>
+              <w:right w:val="single" w:color="BFBFBF" w:sz="4"/>
+            </w:tcBorders>
+            <w:shd w:fill="FFF2CC" w:color="auto" w:val="clear"/>
+            <w:tcMar>
+              <w:top w:type="dxa" w:w="25"/>
+              <w:left w:type="dxa" w:w="70"/>
+              <w:bottom w:type="dxa" w:w="25"/>
+              <w:right w:type="dxa" w:w="70"/>
+            </w:tcMar>
+          </w:tcPr>
+          <w:p>
+            <w:pPr>
+              <w:spacing w:after="0"/>
+            </w:pPr>
+            <w:r>
+              <w:rPr>
+                <w:rFonts w:ascii="Arial" w:cs="Arial" w:eastAsia="Arial" w:hAnsi="Arial"/>
+                <w:sz w:val="14"/>
+                <w:szCs w:val="14"/>
+              </w:rPr>
+              <w:t xml:space="preserve">5 modelos</w:t>
+            </w:r>
+          </w:p>
+        </w:tc>
+        <w:tc>
+          <w:tcPr>
+            <w:tcW w:type="dxa" w:w="1200"/>
+            <w:tcBorders>
+              <w:top w:val="single" w:color="BFBFBF" w:sz="4"/>
+              <w:left w:val="single" w:color="BFBFBF" w:sz="4"/>
+              <w:bottom w:val="single" w:color="BFBFBF" w:sz="4"/>
+              <w:right w:val="single" w:color="BFBFBF" w:sz="4"/>
+            </w:tcBorders>
+            <w:shd w:fill="FFF2CC" w:color="auto" w:val="clear"/>
+            <w:tcMar>
+              <w:top w:type="dxa" w:w="25"/>
+              <w:left w:type="dxa" w:w="70"/>
+              <w:bottom w:type="dxa" w:w="25"/>
+              <w:right w:type="dxa" w:w="70"/>
+            </w:tcMar>
+          </w:tcPr>
+          <w:p>
+            <w:hyperlink w:history="1" r:id="rIdehq_diaeyq5gmigu1door">
+              <w:r>
+                <w:rPr>
+                  <w:rStyle w:val="Hyperlink"/>
+                  <w:rFonts w:ascii="Arial" w:cs="Arial" w:eastAsia="Arial" w:hAnsi="Arial"/>
+                  <w:sz w:val="13"/>
+                  <w:szCs w:val="13"/>
+                </w:rPr>
+                <w:t xml:space="preserve">modelo3d.py:573</w:t>
+              </w:r>
+            </w:hyperlink>
+          </w:p>
+        </w:tc>
+      </w:tr>
+      <w:tr>
+        <w:trPr>
+          <w:cantSplit/>
+        </w:trPr>
+        <w:tc>
+          <w:tcPr>
+            <w:tcW w:type="dxa" w:w="560"/>
+            <w:tcBorders>
+              <w:top w:val="single" w:color="BFBFBF" w:sz="4"/>
+              <w:left w:val="single" w:color="BFBFBF" w:sz="4"/>
+              <w:bottom w:val="single" w:color="BFBFBF" w:sz="4"/>
+              <w:right w:val="single" w:color="BFBFBF" w:sz="4"/>
+            </w:tcBorders>
+            <w:shd w:fill="FFF2CC" w:color="auto" w:val="clear"/>
+            <w:tcMar>
+              <w:top w:type="dxa" w:w="25"/>
+              <w:left w:type="dxa" w:w="70"/>
+              <w:bottom w:type="dxa" w:w="25"/>
+              <w:right w:type="dxa" w:w="70"/>
+            </w:tcMar>
+          </w:tcPr>
+          <w:p>
+            <w:pPr>
+              <w:spacing w:after="0"/>
+            </w:pPr>
+            <w:r>
+              <w:rPr>
+                <w:rFonts w:ascii="Arial" w:cs="Arial" w:eastAsia="Arial" w:hAnsi="Arial"/>
+                <w:sz w:val="14"/>
+                <w:szCs w:val="14"/>
+              </w:rPr>
               <w:t xml:space="preserve">D17</w:t>
             </w:r>
           </w:p>
@@ -12931,7 +12988,7 @@
                 <w:sz w:val="14"/>
                 <w:szCs w:val="14"/>
               </w:rPr>
-              <w:t xml:space="preserve">Tercera pata: Ancho × pie × e</w:t>
+              <w:t xml:space="preserve">Neumático macizo: Ø interior del macizo; Rueda con cubierta neumática: Ø interior del macizo</w:t>
             </w:r>
           </w:p>
         </w:tc>
@@ -12962,7 +13019,7 @@
                 <w:sz w:val="14"/>
                 <w:szCs w:val="14"/>
               </w:rPr>
-              <w:t xml:space="preserve">Chapa plegada en L, adelante a 0,75·R del eje, soldada al casquete inferior</w:t>
+              <w:t xml:space="preserve">0,72 × Ø rueda</w:t>
             </w:r>
           </w:p>
         </w:tc>
@@ -13015,7 +13072,1127 @@
             </w:tcMar>
           </w:tcPr>
           <w:p>
-            <w:hyperlink w:history="1" r:id="rIdbkswiatloqgark3f0nbdv">
+            <w:hyperlink w:history="1" r:id="rIdmolzxmjkrnedzggcfd_ta">
+              <w:r>
+                <w:rPr>
+                  <w:rStyle w:val="Hyperlink"/>
+                  <w:rFonts w:ascii="Arial" w:cs="Arial" w:eastAsia="Arial" w:hAnsi="Arial"/>
+                  <w:sz w:val="13"/>
+                  <w:szCs w:val="13"/>
+                </w:rPr>
+                <w:t xml:space="preserve">modelo3d.py:646</w:t>
+              </w:r>
+            </w:hyperlink>
+          </w:p>
+        </w:tc>
+      </w:tr>
+      <w:tr>
+        <w:trPr>
+          <w:cantSplit/>
+        </w:trPr>
+        <w:tc>
+          <w:tcPr>
+            <w:tcW w:type="dxa" w:w="560"/>
+            <w:tcBorders>
+              <w:top w:val="single" w:color="BFBFBF" w:sz="4"/>
+              <w:left w:val="single" w:color="BFBFBF" w:sz="4"/>
+              <w:bottom w:val="single" w:color="BFBFBF" w:sz="4"/>
+              <w:right w:val="single" w:color="BFBFBF" w:sz="4"/>
+            </w:tcBorders>
+            <w:shd w:fill="FFF2CC" w:color="auto" w:val="clear"/>
+            <w:tcMar>
+              <w:top w:type="dxa" w:w="25"/>
+              <w:left w:type="dxa" w:w="70"/>
+              <w:bottom w:type="dxa" w:w="25"/>
+              <w:right w:type="dxa" w:w="70"/>
+            </w:tcMar>
+          </w:tcPr>
+          <w:p>
+            <w:pPr>
+              <w:spacing w:after="0"/>
+            </w:pPr>
+            <w:r>
+              <w:rPr>
+                <w:rFonts w:ascii="Arial" w:cs="Arial" w:eastAsia="Arial" w:hAnsi="Arial"/>
+                <w:sz w:val="14"/>
+                <w:szCs w:val="14"/>
+              </w:rPr>
+              <w:t xml:space="preserve">D18</w:t>
+            </w:r>
+          </w:p>
+        </w:tc>
+        <w:tc>
+          <w:tcPr>
+            <w:tcW w:type="dxa" w:w="3700"/>
+            <w:tcBorders>
+              <w:top w:val="single" w:color="BFBFBF" w:sz="4"/>
+              <w:left w:val="single" w:color="BFBFBF" w:sz="4"/>
+              <w:bottom w:val="single" w:color="BFBFBF" w:sz="4"/>
+              <w:right w:val="single" w:color="BFBFBF" w:sz="4"/>
+            </w:tcBorders>
+            <w:shd w:fill="FFF2CC" w:color="auto" w:val="clear"/>
+            <w:tcMar>
+              <w:top w:type="dxa" w:w="25"/>
+              <w:left w:type="dxa" w:w="70"/>
+              <w:bottom w:type="dxa" w:w="25"/>
+              <w:right w:type="dxa" w:w="70"/>
+            </w:tcMar>
+          </w:tcPr>
+          <w:p>
+            <w:pPr>
+              <w:spacing w:after="0"/>
+            </w:pPr>
+            <w:r>
+              <w:rPr>
+                <w:rFonts w:ascii="Arial" w:cs="Arial" w:eastAsia="Arial" w:hAnsi="Arial"/>
+                <w:sz w:val="14"/>
+                <w:szCs w:val="14"/>
+              </w:rPr>
+              <w:t xml:space="preserve">Llanta con cubo: Ø de la llanta</w:t>
+            </w:r>
+          </w:p>
+        </w:tc>
+        <w:tc>
+          <w:tcPr>
+            <w:tcW w:type="dxa" w:w="3600"/>
+            <w:tcBorders>
+              <w:top w:val="single" w:color="BFBFBF" w:sz="4"/>
+              <w:left w:val="single" w:color="BFBFBF" w:sz="4"/>
+              <w:bottom w:val="single" w:color="BFBFBF" w:sz="4"/>
+              <w:right w:val="single" w:color="BFBFBF" w:sz="4"/>
+            </w:tcBorders>
+            <w:shd w:fill="FFF2CC" w:color="auto" w:val="clear"/>
+            <w:tcMar>
+              <w:top w:type="dxa" w:w="25"/>
+              <w:left w:type="dxa" w:w="70"/>
+              <w:bottom w:type="dxa" w:w="25"/>
+              <w:right w:type="dxa" w:w="70"/>
+            </w:tcMar>
+          </w:tcPr>
+          <w:p>
+            <w:pPr>
+              <w:spacing w:after="0"/>
+            </w:pPr>
+            <w:r>
+              <w:rPr>
+                <w:rFonts w:ascii="Arial" w:cs="Arial" w:eastAsia="Arial" w:hAnsi="Arial"/>
+                <w:sz w:val="14"/>
+                <w:szCs w:val="14"/>
+              </w:rPr>
+              <w:t xml:space="preserve">0,72 × Ø rueda</w:t>
+            </w:r>
+          </w:p>
+        </w:tc>
+        <w:tc>
+          <w:tcPr>
+            <w:tcW w:type="dxa" w:w="1246"/>
+            <w:tcBorders>
+              <w:top w:val="single" w:color="BFBFBF" w:sz="4"/>
+              <w:left w:val="single" w:color="BFBFBF" w:sz="4"/>
+              <w:bottom w:val="single" w:color="BFBFBF" w:sz="4"/>
+              <w:right w:val="single" w:color="BFBFBF" w:sz="4"/>
+            </w:tcBorders>
+            <w:shd w:fill="FFF2CC" w:color="auto" w:val="clear"/>
+            <w:tcMar>
+              <w:top w:type="dxa" w:w="25"/>
+              <w:left w:type="dxa" w:w="70"/>
+              <w:bottom w:type="dxa" w:w="25"/>
+              <w:right w:type="dxa" w:w="70"/>
+            </w:tcMar>
+          </w:tcPr>
+          <w:p>
+            <w:pPr>
+              <w:spacing w:after="0"/>
+            </w:pPr>
+            <w:r>
+              <w:rPr>
+                <w:rFonts w:ascii="Arial" w:cs="Arial" w:eastAsia="Arial" w:hAnsi="Arial"/>
+                <w:sz w:val="14"/>
+                <w:szCs w:val="14"/>
+              </w:rPr>
+              <w:t xml:space="preserve">5 modelos</w:t>
+            </w:r>
+          </w:p>
+        </w:tc>
+        <w:tc>
+          <w:tcPr>
+            <w:tcW w:type="dxa" w:w="1200"/>
+            <w:tcBorders>
+              <w:top w:val="single" w:color="BFBFBF" w:sz="4"/>
+              <w:left w:val="single" w:color="BFBFBF" w:sz="4"/>
+              <w:bottom w:val="single" w:color="BFBFBF" w:sz="4"/>
+              <w:right w:val="single" w:color="BFBFBF" w:sz="4"/>
+            </w:tcBorders>
+            <w:shd w:fill="FFF2CC" w:color="auto" w:val="clear"/>
+            <w:tcMar>
+              <w:top w:type="dxa" w:w="25"/>
+              <w:left w:type="dxa" w:w="70"/>
+              <w:bottom w:type="dxa" w:w="25"/>
+              <w:right w:type="dxa" w:w="70"/>
+            </w:tcMar>
+          </w:tcPr>
+          <w:p>
+            <w:hyperlink w:history="1" r:id="rId2ct3cy8j__u_2genejkag">
+              <w:r>
+                <w:rPr>
+                  <w:rStyle w:val="Hyperlink"/>
+                  <w:rFonts w:ascii="Arial" w:cs="Arial" w:eastAsia="Arial" w:hAnsi="Arial"/>
+                  <w:sz w:val="13"/>
+                  <w:szCs w:val="13"/>
+                </w:rPr>
+                <w:t xml:space="preserve">modelo3d.py:648</w:t>
+              </w:r>
+            </w:hyperlink>
+          </w:p>
+        </w:tc>
+      </w:tr>
+      <w:tr>
+        <w:trPr>
+          <w:cantSplit/>
+        </w:trPr>
+        <w:tc>
+          <w:tcPr>
+            <w:tcW w:type="dxa" w:w="560"/>
+            <w:tcBorders>
+              <w:top w:val="single" w:color="BFBFBF" w:sz="4"/>
+              <w:left w:val="single" w:color="BFBFBF" w:sz="4"/>
+              <w:bottom w:val="single" w:color="BFBFBF" w:sz="4"/>
+              <w:right w:val="single" w:color="BFBFBF" w:sz="4"/>
+            </w:tcBorders>
+            <w:shd w:fill="FFF2CC" w:color="auto" w:val="clear"/>
+            <w:tcMar>
+              <w:top w:type="dxa" w:w="25"/>
+              <w:left w:type="dxa" w:w="70"/>
+              <w:bottom w:type="dxa" w:w="25"/>
+              <w:right w:type="dxa" w:w="70"/>
+            </w:tcMar>
+          </w:tcPr>
+          <w:p>
+            <w:pPr>
+              <w:spacing w:after="0"/>
+            </w:pPr>
+            <w:r>
+              <w:rPr>
+                <w:rFonts w:ascii="Arial" w:cs="Arial" w:eastAsia="Arial" w:hAnsi="Arial"/>
+                <w:sz w:val="14"/>
+                <w:szCs w:val="14"/>
+              </w:rPr>
+              <w:t xml:space="preserve">D19</w:t>
+            </w:r>
+          </w:p>
+        </w:tc>
+        <w:tc>
+          <w:tcPr>
+            <w:tcW w:type="dxa" w:w="3700"/>
+            <w:tcBorders>
+              <w:top w:val="single" w:color="BFBFBF" w:sz="4"/>
+              <w:left w:val="single" w:color="BFBFBF" w:sz="4"/>
+              <w:bottom w:val="single" w:color="BFBFBF" w:sz="4"/>
+              <w:right w:val="single" w:color="BFBFBF" w:sz="4"/>
+            </w:tcBorders>
+            <w:shd w:fill="FFF2CC" w:color="auto" w:val="clear"/>
+            <w:tcMar>
+              <w:top w:type="dxa" w:w="25"/>
+              <w:left w:type="dxa" w:w="70"/>
+              <w:bottom w:type="dxa" w:w="25"/>
+              <w:right w:type="dxa" w:w="70"/>
+            </w:tcMar>
+          </w:tcPr>
+          <w:p>
+            <w:pPr>
+              <w:spacing w:after="0"/>
+            </w:pPr>
+            <w:r>
+              <w:rPr>
+                <w:rFonts w:ascii="Arial" w:cs="Arial" w:eastAsia="Arial" w:hAnsi="Arial"/>
+                <w:sz w:val="14"/>
+                <w:szCs w:val="14"/>
+              </w:rPr>
+              <w:t xml:space="preserve">Llanta con cubo: Espesor aro / disco</w:t>
+            </w:r>
+          </w:p>
+        </w:tc>
+        <w:tc>
+          <w:tcPr>
+            <w:tcW w:type="dxa" w:w="3600"/>
+            <w:tcBorders>
+              <w:top w:val="single" w:color="BFBFBF" w:sz="4"/>
+              <w:left w:val="single" w:color="BFBFBF" w:sz="4"/>
+              <w:bottom w:val="single" w:color="BFBFBF" w:sz="4"/>
+              <w:right w:val="single" w:color="BFBFBF" w:sz="4"/>
+            </w:tcBorders>
+            <w:shd w:fill="FFF2CC" w:color="auto" w:val="clear"/>
+            <w:tcMar>
+              <w:top w:type="dxa" w:w="25"/>
+              <w:left w:type="dxa" w:w="70"/>
+              <w:bottom w:type="dxa" w:w="25"/>
+              <w:right w:type="dxa" w:w="70"/>
+            </w:tcMar>
+          </w:tcPr>
+          <w:p>
+            <w:pPr>
+              <w:spacing w:after="0"/>
+            </w:pPr>
+            <w:r>
+              <w:rPr>
+                <w:rFonts w:ascii="Arial" w:cs="Arial" w:eastAsia="Arial" w:hAnsi="Arial"/>
+                <w:sz w:val="14"/>
+                <w:szCs w:val="14"/>
+              </w:rPr>
+              <w:t xml:space="preserve">Chapa estampada; ajustado a la masa de los planos Fadesa</w:t>
+            </w:r>
+          </w:p>
+        </w:tc>
+        <w:tc>
+          <w:tcPr>
+            <w:tcW w:type="dxa" w:w="1246"/>
+            <w:tcBorders>
+              <w:top w:val="single" w:color="BFBFBF" w:sz="4"/>
+              <w:left w:val="single" w:color="BFBFBF" w:sz="4"/>
+              <w:bottom w:val="single" w:color="BFBFBF" w:sz="4"/>
+              <w:right w:val="single" w:color="BFBFBF" w:sz="4"/>
+            </w:tcBorders>
+            <w:shd w:fill="FFF2CC" w:color="auto" w:val="clear"/>
+            <w:tcMar>
+              <w:top w:type="dxa" w:w="25"/>
+              <w:left w:type="dxa" w:w="70"/>
+              <w:bottom w:type="dxa" w:w="25"/>
+              <w:right w:type="dxa" w:w="70"/>
+            </w:tcMar>
+          </w:tcPr>
+          <w:p>
+            <w:pPr>
+              <w:spacing w:after="0"/>
+            </w:pPr>
+            <w:r>
+              <w:rPr>
+                <w:rFonts w:ascii="Arial" w:cs="Arial" w:eastAsia="Arial" w:hAnsi="Arial"/>
+                <w:sz w:val="14"/>
+                <w:szCs w:val="14"/>
+              </w:rPr>
+              <w:t xml:space="preserve">5 modelos</w:t>
+            </w:r>
+          </w:p>
+        </w:tc>
+        <w:tc>
+          <w:tcPr>
+            <w:tcW w:type="dxa" w:w="1200"/>
+            <w:tcBorders>
+              <w:top w:val="single" w:color="BFBFBF" w:sz="4"/>
+              <w:left w:val="single" w:color="BFBFBF" w:sz="4"/>
+              <w:bottom w:val="single" w:color="BFBFBF" w:sz="4"/>
+              <w:right w:val="single" w:color="BFBFBF" w:sz="4"/>
+            </w:tcBorders>
+            <w:shd w:fill="FFF2CC" w:color="auto" w:val="clear"/>
+            <w:tcMar>
+              <w:top w:type="dxa" w:w="25"/>
+              <w:left w:type="dxa" w:w="70"/>
+              <w:bottom w:type="dxa" w:w="25"/>
+              <w:right w:type="dxa" w:w="70"/>
+            </w:tcMar>
+          </w:tcPr>
+          <w:p>
+            <w:hyperlink w:history="1" r:id="rId5euitba7piyrpnfoub8fy">
+              <w:r>
+                <w:rPr>
+                  <w:rStyle w:val="Hyperlink"/>
+                  <w:rFonts w:ascii="Arial" w:cs="Arial" w:eastAsia="Arial" w:hAnsi="Arial"/>
+                  <w:sz w:val="13"/>
+                  <w:szCs w:val="13"/>
+                </w:rPr>
+                <w:t xml:space="preserve">modelo3d.py:647</w:t>
+              </w:r>
+            </w:hyperlink>
+          </w:p>
+        </w:tc>
+      </w:tr>
+      <w:tr>
+        <w:trPr>
+          <w:cantSplit/>
+        </w:trPr>
+        <w:tc>
+          <w:tcPr>
+            <w:tcW w:type="dxa" w:w="560"/>
+            <w:tcBorders>
+              <w:top w:val="single" w:color="BFBFBF" w:sz="4"/>
+              <w:left w:val="single" w:color="BFBFBF" w:sz="4"/>
+              <w:bottom w:val="single" w:color="BFBFBF" w:sz="4"/>
+              <w:right w:val="single" w:color="BFBFBF" w:sz="4"/>
+            </w:tcBorders>
+            <w:shd w:fill="FFF2CC" w:color="auto" w:val="clear"/>
+            <w:tcMar>
+              <w:top w:type="dxa" w:w="25"/>
+              <w:left w:type="dxa" w:w="70"/>
+              <w:bottom w:type="dxa" w:w="25"/>
+              <w:right w:type="dxa" w:w="70"/>
+            </w:tcMar>
+          </w:tcPr>
+          <w:p>
+            <w:pPr>
+              <w:spacing w:after="0"/>
+            </w:pPr>
+            <w:r>
+              <w:rPr>
+                <w:rFonts w:ascii="Arial" w:cs="Arial" w:eastAsia="Arial" w:hAnsi="Arial"/>
+                <w:sz w:val="14"/>
+                <w:szCs w:val="14"/>
+              </w:rPr>
+              <w:t xml:space="preserve">D20</w:t>
+            </w:r>
+          </w:p>
+        </w:tc>
+        <w:tc>
+          <w:tcPr>
+            <w:tcW w:type="dxa" w:w="3700"/>
+            <w:tcBorders>
+              <w:top w:val="single" w:color="BFBFBF" w:sz="4"/>
+              <w:left w:val="single" w:color="BFBFBF" w:sz="4"/>
+              <w:bottom w:val="single" w:color="BFBFBF" w:sz="4"/>
+              <w:right w:val="single" w:color="BFBFBF" w:sz="4"/>
+            </w:tcBorders>
+            <w:shd w:fill="FFF2CC" w:color="auto" w:val="clear"/>
+            <w:tcMar>
+              <w:top w:type="dxa" w:w="25"/>
+              <w:left w:type="dxa" w:w="70"/>
+              <w:bottom w:type="dxa" w:w="25"/>
+              <w:right w:type="dxa" w:w="70"/>
+            </w:tcMar>
+          </w:tcPr>
+          <w:p>
+            <w:pPr>
+              <w:spacing w:after="0"/>
+            </w:pPr>
+            <w:r>
+              <w:rPr>
+                <w:rFonts w:ascii="Arial" w:cs="Arial" w:eastAsia="Arial" w:hAnsi="Arial"/>
+                <w:sz w:val="14"/>
+                <w:szCs w:val="14"/>
+              </w:rPr>
+              <w:t xml:space="preserve">Llanta con cubo: Cubo Ø ext / Ø int</w:t>
+            </w:r>
+          </w:p>
+        </w:tc>
+        <w:tc>
+          <w:tcPr>
+            <w:tcW w:type="dxa" w:w="3600"/>
+            <w:tcBorders>
+              <w:top w:val="single" w:color="BFBFBF" w:sz="4"/>
+              <w:left w:val="single" w:color="BFBFBF" w:sz="4"/>
+              <w:bottom w:val="single" w:color="BFBFBF" w:sz="4"/>
+              <w:right w:val="single" w:color="BFBFBF" w:sz="4"/>
+            </w:tcBorders>
+            <w:shd w:fill="FFF2CC" w:color="auto" w:val="clear"/>
+            <w:tcMar>
+              <w:top w:type="dxa" w:w="25"/>
+              <w:left w:type="dxa" w:w="70"/>
+              <w:bottom w:type="dxa" w:w="25"/>
+              <w:right w:type="dxa" w:w="70"/>
+            </w:tcMar>
+          </w:tcPr>
+          <w:p>
+            <w:pPr>
+              <w:spacing w:after="0"/>
+            </w:pPr>
+            <w:r>
+              <w:rPr>
+                <w:rFonts w:ascii="Arial" w:cs="Arial" w:eastAsia="Arial" w:hAnsi="Arial"/>
+                <w:sz w:val="14"/>
+                <w:szCs w:val="14"/>
+              </w:rPr>
+              <w:t xml:space="preserve">Cubo para eje Ø25</w:t>
+            </w:r>
+          </w:p>
+        </w:tc>
+        <w:tc>
+          <w:tcPr>
+            <w:tcW w:type="dxa" w:w="1246"/>
+            <w:tcBorders>
+              <w:top w:val="single" w:color="BFBFBF" w:sz="4"/>
+              <w:left w:val="single" w:color="BFBFBF" w:sz="4"/>
+              <w:bottom w:val="single" w:color="BFBFBF" w:sz="4"/>
+              <w:right w:val="single" w:color="BFBFBF" w:sz="4"/>
+            </w:tcBorders>
+            <w:shd w:fill="FFF2CC" w:color="auto" w:val="clear"/>
+            <w:tcMar>
+              <w:top w:type="dxa" w:w="25"/>
+              <w:left w:type="dxa" w:w="70"/>
+              <w:bottom w:type="dxa" w:w="25"/>
+              <w:right w:type="dxa" w:w="70"/>
+            </w:tcMar>
+          </w:tcPr>
+          <w:p>
+            <w:pPr>
+              <w:spacing w:after="0"/>
+            </w:pPr>
+            <w:r>
+              <w:rPr>
+                <w:rFonts w:ascii="Arial" w:cs="Arial" w:eastAsia="Arial" w:hAnsi="Arial"/>
+                <w:sz w:val="14"/>
+                <w:szCs w:val="14"/>
+              </w:rPr>
+              <w:t xml:space="preserve">5 modelos</w:t>
+            </w:r>
+          </w:p>
+        </w:tc>
+        <w:tc>
+          <w:tcPr>
+            <w:tcW w:type="dxa" w:w="1200"/>
+            <w:tcBorders>
+              <w:top w:val="single" w:color="BFBFBF" w:sz="4"/>
+              <w:left w:val="single" w:color="BFBFBF" w:sz="4"/>
+              <w:bottom w:val="single" w:color="BFBFBF" w:sz="4"/>
+              <w:right w:val="single" w:color="BFBFBF" w:sz="4"/>
+            </w:tcBorders>
+            <w:shd w:fill="FFF2CC" w:color="auto" w:val="clear"/>
+            <w:tcMar>
+              <w:top w:type="dxa" w:w="25"/>
+              <w:left w:type="dxa" w:w="70"/>
+              <w:bottom w:type="dxa" w:w="25"/>
+              <w:right w:type="dxa" w:w="70"/>
+            </w:tcMar>
+          </w:tcPr>
+          <w:p>
+            <w:hyperlink w:history="1" r:id="rIdiy68ip8xedprz2uoqqxwr">
+              <w:r>
+                <w:rPr>
+                  <w:rStyle w:val="Hyperlink"/>
+                  <w:rFonts w:ascii="Arial" w:cs="Arial" w:eastAsia="Arial" w:hAnsi="Arial"/>
+                  <w:sz w:val="13"/>
+                  <w:szCs w:val="13"/>
+                </w:rPr>
+                <w:t xml:space="preserve">modelo3d.py:650</w:t>
+              </w:r>
+            </w:hyperlink>
+          </w:p>
+        </w:tc>
+      </w:tr>
+      <w:tr>
+        <w:trPr>
+          <w:cantSplit/>
+        </w:trPr>
+        <w:tc>
+          <w:tcPr>
+            <w:tcW w:type="dxa" w:w="560"/>
+            <w:tcBorders>
+              <w:top w:val="single" w:color="BFBFBF" w:sz="4"/>
+              <w:left w:val="single" w:color="BFBFBF" w:sz="4"/>
+              <w:bottom w:val="single" w:color="BFBFBF" w:sz="4"/>
+              <w:right w:val="single" w:color="BFBFBF" w:sz="4"/>
+            </w:tcBorders>
+            <w:shd w:fill="FFF2CC" w:color="auto" w:val="clear"/>
+            <w:tcMar>
+              <w:top w:type="dxa" w:w="25"/>
+              <w:left w:type="dxa" w:w="70"/>
+              <w:bottom w:type="dxa" w:w="25"/>
+              <w:right w:type="dxa" w:w="70"/>
+            </w:tcMar>
+          </w:tcPr>
+          <w:p>
+            <w:pPr>
+              <w:spacing w:after="0"/>
+            </w:pPr>
+            <w:r>
+              <w:rPr>
+                <w:rFonts w:ascii="Arial" w:cs="Arial" w:eastAsia="Arial" w:hAnsi="Arial"/>
+                <w:sz w:val="14"/>
+                <w:szCs w:val="14"/>
+              </w:rPr>
+              <w:t xml:space="preserve">D21</w:t>
+            </w:r>
+          </w:p>
+        </w:tc>
+        <w:tc>
+          <w:tcPr>
+            <w:tcW w:type="dxa" w:w="3700"/>
+            <w:tcBorders>
+              <w:top w:val="single" w:color="BFBFBF" w:sz="4"/>
+              <w:left w:val="single" w:color="BFBFBF" w:sz="4"/>
+              <w:bottom w:val="single" w:color="BFBFBF" w:sz="4"/>
+              <w:right w:val="single" w:color="BFBFBF" w:sz="4"/>
+            </w:tcBorders>
+            <w:shd w:fill="FFF2CC" w:color="auto" w:val="clear"/>
+            <w:tcMar>
+              <w:top w:type="dxa" w:w="25"/>
+              <w:left w:type="dxa" w:w="70"/>
+              <w:bottom w:type="dxa" w:w="25"/>
+              <w:right w:type="dxa" w:w="70"/>
+            </w:tcMar>
+          </w:tcPr>
+          <w:p>
+            <w:pPr>
+              <w:spacing w:after="0"/>
+            </w:pPr>
+            <w:r>
+              <w:rPr>
+                <w:rFonts w:ascii="Arial" w:cs="Arial" w:eastAsia="Arial" w:hAnsi="Arial"/>
+                <w:sz w:val="14"/>
+                <w:szCs w:val="14"/>
+              </w:rPr>
+              <w:t xml:space="preserve">Eje de ruedas: Ø × largo / posición</w:t>
+            </w:r>
+          </w:p>
+        </w:tc>
+        <w:tc>
+          <w:tcPr>
+            <w:tcW w:type="dxa" w:w="3600"/>
+            <w:tcBorders>
+              <w:top w:val="single" w:color="BFBFBF" w:sz="4"/>
+              <w:left w:val="single" w:color="BFBFBF" w:sz="4"/>
+              <w:bottom w:val="single" w:color="BFBFBF" w:sz="4"/>
+              <w:right w:val="single" w:color="BFBFBF" w:sz="4"/>
+            </w:tcBorders>
+            <w:shd w:fill="FFF2CC" w:color="auto" w:val="clear"/>
+            <w:tcMar>
+              <w:top w:type="dxa" w:w="25"/>
+              <w:left w:type="dxa" w:w="70"/>
+              <w:bottom w:type="dxa" w:w="25"/>
+              <w:right w:type="dxa" w:w="70"/>
+            </w:tcMar>
+          </w:tcPr>
+          <w:p>
+            <w:pPr>
+              <w:spacing w:after="0"/>
+            </w:pPr>
+            <w:r>
+              <w:rPr>
+                <w:rFonts w:ascii="Arial" w:cs="Arial" w:eastAsia="Arial" w:hAnsi="Arial"/>
+                <w:sz w:val="14"/>
+                <w:szCs w:val="14"/>
+              </w:rPr>
+              <w:t xml:space="preserve">Barra SAE 1045 Ø25 comprada; recta, detrás de la pared trasera (luz 15) a la altura del centro de rueda; largo = trocha + banda + arandelas</w:t>
+            </w:r>
+          </w:p>
+        </w:tc>
+        <w:tc>
+          <w:tcPr>
+            <w:tcW w:type="dxa" w:w="1246"/>
+            <w:tcBorders>
+              <w:top w:val="single" w:color="BFBFBF" w:sz="4"/>
+              <w:left w:val="single" w:color="BFBFBF" w:sz="4"/>
+              <w:bottom w:val="single" w:color="BFBFBF" w:sz="4"/>
+              <w:right w:val="single" w:color="BFBFBF" w:sz="4"/>
+            </w:tcBorders>
+            <w:shd w:fill="FFF2CC" w:color="auto" w:val="clear"/>
+            <w:tcMar>
+              <w:top w:type="dxa" w:w="25"/>
+              <w:left w:type="dxa" w:w="70"/>
+              <w:bottom w:type="dxa" w:w="25"/>
+              <w:right w:type="dxa" w:w="70"/>
+            </w:tcMar>
+          </w:tcPr>
+          <w:p>
+            <w:pPr>
+              <w:spacing w:after="0"/>
+            </w:pPr>
+            <w:r>
+              <w:rPr>
+                <w:rFonts w:ascii="Arial" w:cs="Arial" w:eastAsia="Arial" w:hAnsi="Arial"/>
+                <w:sz w:val="14"/>
+                <w:szCs w:val="14"/>
+              </w:rPr>
+              <w:t xml:space="preserve">5 modelos</w:t>
+            </w:r>
+          </w:p>
+        </w:tc>
+        <w:tc>
+          <w:tcPr>
+            <w:tcW w:type="dxa" w:w="1200"/>
+            <w:tcBorders>
+              <w:top w:val="single" w:color="BFBFBF" w:sz="4"/>
+              <w:left w:val="single" w:color="BFBFBF" w:sz="4"/>
+              <w:bottom w:val="single" w:color="BFBFBF" w:sz="4"/>
+              <w:right w:val="single" w:color="BFBFBF" w:sz="4"/>
+            </w:tcBorders>
+            <w:shd w:fill="FFF2CC" w:color="auto" w:val="clear"/>
+            <w:tcMar>
+              <w:top w:type="dxa" w:w="25"/>
+              <w:left w:type="dxa" w:w="70"/>
+              <w:bottom w:type="dxa" w:w="25"/>
+              <w:right w:type="dxa" w:w="70"/>
+            </w:tcMar>
+          </w:tcPr>
+          <w:p>
+            <w:hyperlink w:history="1" r:id="rIdlfe488zgpfmmefpg8-bfa">
+              <w:r>
+                <w:rPr>
+                  <w:rStyle w:val="Hyperlink"/>
+                  <w:rFonts w:ascii="Arial" w:cs="Arial" w:eastAsia="Arial" w:hAnsi="Arial"/>
+                  <w:sz w:val="13"/>
+                  <w:szCs w:val="13"/>
+                </w:rPr>
+                <w:t xml:space="preserve">modelo3d.py:640</w:t>
+              </w:r>
+            </w:hyperlink>
+          </w:p>
+        </w:tc>
+      </w:tr>
+      <w:tr>
+        <w:trPr>
+          <w:cantSplit/>
+        </w:trPr>
+        <w:tc>
+          <w:tcPr>
+            <w:tcW w:type="dxa" w:w="560"/>
+            <w:tcBorders>
+              <w:top w:val="single" w:color="BFBFBF" w:sz="4"/>
+              <w:left w:val="single" w:color="BFBFBF" w:sz="4"/>
+              <w:bottom w:val="single" w:color="BFBFBF" w:sz="4"/>
+              <w:right w:val="single" w:color="BFBFBF" w:sz="4"/>
+            </w:tcBorders>
+            <w:shd w:fill="FFF2CC" w:color="auto" w:val="clear"/>
+            <w:tcMar>
+              <w:top w:type="dxa" w:w="25"/>
+              <w:left w:type="dxa" w:w="70"/>
+              <w:bottom w:type="dxa" w:w="25"/>
+              <w:right w:type="dxa" w:w="70"/>
+            </w:tcMar>
+          </w:tcPr>
+          <w:p>
+            <w:pPr>
+              <w:spacing w:after="0"/>
+            </w:pPr>
+            <w:r>
+              <w:rPr>
+                <w:rFonts w:ascii="Arial" w:cs="Arial" w:eastAsia="Arial" w:hAnsi="Arial"/>
+                <w:sz w:val="14"/>
+                <w:szCs w:val="14"/>
+              </w:rPr>
+              <w:t xml:space="preserve">D22</w:t>
+            </w:r>
+          </w:p>
+        </w:tc>
+        <w:tc>
+          <w:tcPr>
+            <w:tcW w:type="dxa" w:w="3700"/>
+            <w:tcBorders>
+              <w:top w:val="single" w:color="BFBFBF" w:sz="4"/>
+              <w:left w:val="single" w:color="BFBFBF" w:sz="4"/>
+              <w:bottom w:val="single" w:color="BFBFBF" w:sz="4"/>
+              <w:right w:val="single" w:color="BFBFBF" w:sz="4"/>
+            </w:tcBorders>
+            <w:shd w:fill="FFF2CC" w:color="auto" w:val="clear"/>
+            <w:tcMar>
+              <w:top w:type="dxa" w:w="25"/>
+              <w:left w:type="dxa" w:w="70"/>
+              <w:bottom w:type="dxa" w:w="25"/>
+              <w:right w:type="dxa" w:w="70"/>
+            </w:tcMar>
+          </w:tcPr>
+          <w:p>
+            <w:pPr>
+              <w:spacing w:after="0"/>
+            </w:pPr>
+            <w:r>
+              <w:rPr>
+                <w:rFonts w:ascii="Arial" w:cs="Arial" w:eastAsia="Arial" w:hAnsi="Arial"/>
+                <w:sz w:val="14"/>
+                <w:szCs w:val="14"/>
+              </w:rPr>
+              <w:t xml:space="preserve">Arandelas de tope (4): Ø ext × Ø int × e (4 u)</w:t>
+            </w:r>
+          </w:p>
+        </w:tc>
+        <w:tc>
+          <w:tcPr>
+            <w:tcW w:type="dxa" w:w="3600"/>
+            <w:tcBorders>
+              <w:top w:val="single" w:color="BFBFBF" w:sz="4"/>
+              <w:left w:val="single" w:color="BFBFBF" w:sz="4"/>
+              <w:bottom w:val="single" w:color="BFBFBF" w:sz="4"/>
+              <w:right w:val="single" w:color="BFBFBF" w:sz="4"/>
+            </w:tcBorders>
+            <w:shd w:fill="FFF2CC" w:color="auto" w:val="clear"/>
+            <w:tcMar>
+              <w:top w:type="dxa" w:w="25"/>
+              <w:left w:type="dxa" w:w="70"/>
+              <w:bottom w:type="dxa" w:w="25"/>
+              <w:right w:type="dxa" w:w="70"/>
+            </w:tcMar>
+          </w:tcPr>
+          <w:p>
+            <w:pPr>
+              <w:spacing w:after="0"/>
+            </w:pPr>
+            <w:r>
+              <w:rPr>
+                <w:rFonts w:ascii="Arial" w:cs="Arial" w:eastAsia="Arial" w:hAnsi="Arial"/>
+                <w:sz w:val="14"/>
+                <w:szCs w:val="14"/>
+              </w:rPr>
+              <w:t xml:space="preserve">El proceso las compra; medidas de diseño</w:t>
+            </w:r>
+          </w:p>
+        </w:tc>
+        <w:tc>
+          <w:tcPr>
+            <w:tcW w:type="dxa" w:w="1246"/>
+            <w:tcBorders>
+              <w:top w:val="single" w:color="BFBFBF" w:sz="4"/>
+              <w:left w:val="single" w:color="BFBFBF" w:sz="4"/>
+              <w:bottom w:val="single" w:color="BFBFBF" w:sz="4"/>
+              <w:right w:val="single" w:color="BFBFBF" w:sz="4"/>
+            </w:tcBorders>
+            <w:shd w:fill="FFF2CC" w:color="auto" w:val="clear"/>
+            <w:tcMar>
+              <w:top w:type="dxa" w:w="25"/>
+              <w:left w:type="dxa" w:w="70"/>
+              <w:bottom w:type="dxa" w:w="25"/>
+              <w:right w:type="dxa" w:w="70"/>
+            </w:tcMar>
+          </w:tcPr>
+          <w:p>
+            <w:pPr>
+              <w:spacing w:after="0"/>
+            </w:pPr>
+            <w:r>
+              <w:rPr>
+                <w:rFonts w:ascii="Arial" w:cs="Arial" w:eastAsia="Arial" w:hAnsi="Arial"/>
+                <w:sz w:val="14"/>
+                <w:szCs w:val="14"/>
+              </w:rPr>
+              <w:t xml:space="preserve">5 modelos</w:t>
+            </w:r>
+          </w:p>
+        </w:tc>
+        <w:tc>
+          <w:tcPr>
+            <w:tcW w:type="dxa" w:w="1200"/>
+            <w:tcBorders>
+              <w:top w:val="single" w:color="BFBFBF" w:sz="4"/>
+              <w:left w:val="single" w:color="BFBFBF" w:sz="4"/>
+              <w:bottom w:val="single" w:color="BFBFBF" w:sz="4"/>
+              <w:right w:val="single" w:color="BFBFBF" w:sz="4"/>
+            </w:tcBorders>
+            <w:shd w:fill="FFF2CC" w:color="auto" w:val="clear"/>
+            <w:tcMar>
+              <w:top w:type="dxa" w:w="25"/>
+              <w:left w:type="dxa" w:w="70"/>
+              <w:bottom w:type="dxa" w:w="25"/>
+              <w:right w:type="dxa" w:w="70"/>
+            </w:tcMar>
+          </w:tcPr>
+          <w:p>
+            <w:hyperlink w:history="1" r:id="rIdeqrfeeuqbtmqvg6mzwt8p">
+              <w:r>
+                <w:rPr>
+                  <w:rStyle w:val="Hyperlink"/>
+                  <w:rFonts w:ascii="Arial" w:cs="Arial" w:eastAsia="Arial" w:hAnsi="Arial"/>
+                  <w:sz w:val="13"/>
+                  <w:szCs w:val="13"/>
+                </w:rPr>
+                <w:t xml:space="preserve">modelo3d.py:603</w:t>
+              </w:r>
+            </w:hyperlink>
+          </w:p>
+        </w:tc>
+      </w:tr>
+      <w:tr>
+        <w:trPr>
+          <w:cantSplit/>
+        </w:trPr>
+        <w:tc>
+          <w:tcPr>
+            <w:tcW w:type="dxa" w:w="560"/>
+            <w:tcBorders>
+              <w:top w:val="single" w:color="BFBFBF" w:sz="4"/>
+              <w:left w:val="single" w:color="BFBFBF" w:sz="4"/>
+              <w:bottom w:val="single" w:color="BFBFBF" w:sz="4"/>
+              <w:right w:val="single" w:color="BFBFBF" w:sz="4"/>
+            </w:tcBorders>
+            <w:shd w:fill="FFF2CC" w:color="auto" w:val="clear"/>
+            <w:tcMar>
+              <w:top w:type="dxa" w:w="25"/>
+              <w:left w:type="dxa" w:w="70"/>
+              <w:bottom w:type="dxa" w:w="25"/>
+              <w:right w:type="dxa" w:w="70"/>
+            </w:tcMar>
+          </w:tcPr>
+          <w:p>
+            <w:pPr>
+              <w:spacing w:after="0"/>
+            </w:pPr>
+            <w:r>
+              <w:rPr>
+                <w:rFonts w:ascii="Arial" w:cs="Arial" w:eastAsia="Arial" w:hAnsi="Arial"/>
+                <w:sz w:val="14"/>
+                <w:szCs w:val="14"/>
+              </w:rPr>
+              <w:t xml:space="preserve">D23</w:t>
+            </w:r>
+          </w:p>
+        </w:tc>
+        <w:tc>
+          <w:tcPr>
+            <w:tcW w:type="dxa" w:w="3700"/>
+            <w:tcBorders>
+              <w:top w:val="single" w:color="BFBFBF" w:sz="4"/>
+              <w:left w:val="single" w:color="BFBFBF" w:sz="4"/>
+              <w:bottom w:val="single" w:color="BFBFBF" w:sz="4"/>
+              <w:right w:val="single" w:color="BFBFBF" w:sz="4"/>
+            </w:tcBorders>
+            <w:shd w:fill="FFF2CC" w:color="auto" w:val="clear"/>
+            <w:tcMar>
+              <w:top w:type="dxa" w:w="25"/>
+              <w:left w:type="dxa" w:w="70"/>
+              <w:bottom w:type="dxa" w:w="25"/>
+              <w:right w:type="dxa" w:w="70"/>
+            </w:tcMar>
+          </w:tcPr>
+          <w:p>
+            <w:pPr>
+              <w:spacing w:after="0"/>
+            </w:pPr>
+            <w:r>
+              <w:rPr>
+                <w:rFonts w:ascii="Arial" w:cs="Arial" w:eastAsia="Arial" w:hAnsi="Arial"/>
+                <w:sz w:val="14"/>
+                <w:szCs w:val="14"/>
+              </w:rPr>
+              <w:t xml:space="preserve">Soportes del eje (2): Alto × largo × e (2 u)</w:t>
+            </w:r>
+          </w:p>
+        </w:tc>
+        <w:tc>
+          <w:tcPr>
+            <w:tcW w:type="dxa" w:w="3600"/>
+            <w:tcBorders>
+              <w:top w:val="single" w:color="BFBFBF" w:sz="4"/>
+              <w:left w:val="single" w:color="BFBFBF" w:sz="4"/>
+              <w:bottom w:val="single" w:color="BFBFBF" w:sz="4"/>
+              <w:right w:val="single" w:color="BFBFBF" w:sz="4"/>
+            </w:tcBorders>
+            <w:shd w:fill="FFF2CC" w:color="auto" w:val="clear"/>
+            <w:tcMar>
+              <w:top w:type="dxa" w:w="25"/>
+              <w:left w:type="dxa" w:w="70"/>
+              <w:bottom w:type="dxa" w:w="25"/>
+              <w:right w:type="dxa" w:w="70"/>
+            </w:tcMar>
+          </w:tcPr>
+          <w:p>
+            <w:pPr>
+              <w:spacing w:after="0"/>
+            </w:pPr>
+            <w:r>
+              <w:rPr>
+                <w:rFonts w:ascii="Arial" w:cs="Arial" w:eastAsia="Arial" w:hAnsi="Arial"/>
+                <w:sz w:val="14"/>
+                <w:szCs w:val="14"/>
+              </w:rPr>
+              <w:t xml:space="preserve">Chapa de orilla soldada atrás y abajo; desde la pared hasta 25 mm detrás del eje</w:t>
+            </w:r>
+          </w:p>
+        </w:tc>
+        <w:tc>
+          <w:tcPr>
+            <w:tcW w:type="dxa" w:w="1246"/>
+            <w:tcBorders>
+              <w:top w:val="single" w:color="BFBFBF" w:sz="4"/>
+              <w:left w:val="single" w:color="BFBFBF" w:sz="4"/>
+              <w:bottom w:val="single" w:color="BFBFBF" w:sz="4"/>
+              <w:right w:val="single" w:color="BFBFBF" w:sz="4"/>
+            </w:tcBorders>
+            <w:shd w:fill="FFF2CC" w:color="auto" w:val="clear"/>
+            <w:tcMar>
+              <w:top w:type="dxa" w:w="25"/>
+              <w:left w:type="dxa" w:w="70"/>
+              <w:bottom w:type="dxa" w:w="25"/>
+              <w:right w:type="dxa" w:w="70"/>
+            </w:tcMar>
+          </w:tcPr>
+          <w:p>
+            <w:pPr>
+              <w:spacing w:after="0"/>
+            </w:pPr>
+            <w:r>
+              <w:rPr>
+                <w:rFonts w:ascii="Arial" w:cs="Arial" w:eastAsia="Arial" w:hAnsi="Arial"/>
+                <w:sz w:val="14"/>
+                <w:szCs w:val="14"/>
+              </w:rPr>
+              <w:t xml:space="preserve">5 modelos</w:t>
+            </w:r>
+          </w:p>
+        </w:tc>
+        <w:tc>
+          <w:tcPr>
+            <w:tcW w:type="dxa" w:w="1200"/>
+            <w:tcBorders>
+              <w:top w:val="single" w:color="BFBFBF" w:sz="4"/>
+              <w:left w:val="single" w:color="BFBFBF" w:sz="4"/>
+              <w:bottom w:val="single" w:color="BFBFBF" w:sz="4"/>
+              <w:right w:val="single" w:color="BFBFBF" w:sz="4"/>
+            </w:tcBorders>
+            <w:shd w:fill="FFF2CC" w:color="auto" w:val="clear"/>
+            <w:tcMar>
+              <w:top w:type="dxa" w:w="25"/>
+              <w:left w:type="dxa" w:w="70"/>
+              <w:bottom w:type="dxa" w:w="25"/>
+              <w:right w:type="dxa" w:w="70"/>
+            </w:tcMar>
+          </w:tcPr>
+          <w:p>
+            <w:hyperlink w:history="1" r:id="rIdi3ksb8p3k99k1pa4bug9a">
+              <w:r>
+                <w:rPr>
+                  <w:rStyle w:val="Hyperlink"/>
+                  <w:rFonts w:ascii="Arial" w:cs="Arial" w:eastAsia="Arial" w:hAnsi="Arial"/>
+                  <w:sz w:val="13"/>
+                  <w:szCs w:val="13"/>
+                </w:rPr>
+                <w:t xml:space="preserve">modelo3d.py:600</w:t>
+              </w:r>
+            </w:hyperlink>
+          </w:p>
+        </w:tc>
+      </w:tr>
+      <w:tr>
+        <w:trPr>
+          <w:cantSplit/>
+        </w:trPr>
+        <w:tc>
+          <w:tcPr>
+            <w:tcW w:type="dxa" w:w="560"/>
+            <w:tcBorders>
+              <w:top w:val="single" w:color="BFBFBF" w:sz="4"/>
+              <w:left w:val="single" w:color="BFBFBF" w:sz="4"/>
+              <w:bottom w:val="single" w:color="BFBFBF" w:sz="4"/>
+              <w:right w:val="single" w:color="BFBFBF" w:sz="4"/>
+            </w:tcBorders>
+            <w:shd w:fill="FFF2CC" w:color="auto" w:val="clear"/>
+            <w:tcMar>
+              <w:top w:type="dxa" w:w="25"/>
+              <w:left w:type="dxa" w:w="70"/>
+              <w:bottom w:type="dxa" w:w="25"/>
+              <w:right w:type="dxa" w:w="70"/>
+            </w:tcMar>
+          </w:tcPr>
+          <w:p>
+            <w:pPr>
+              <w:spacing w:after="0"/>
+            </w:pPr>
+            <w:r>
+              <w:rPr>
+                <w:rFonts w:ascii="Arial" w:cs="Arial" w:eastAsia="Arial" w:hAnsi="Arial"/>
+                <w:sz w:val="14"/>
+                <w:szCs w:val="14"/>
+              </w:rPr>
+              <w:t xml:space="preserve">D24</w:t>
+            </w:r>
+          </w:p>
+        </w:tc>
+        <w:tc>
+          <w:tcPr>
+            <w:tcW w:type="dxa" w:w="3700"/>
+            <w:tcBorders>
+              <w:top w:val="single" w:color="BFBFBF" w:sz="4"/>
+              <w:left w:val="single" w:color="BFBFBF" w:sz="4"/>
+              <w:bottom w:val="single" w:color="BFBFBF" w:sz="4"/>
+              <w:right w:val="single" w:color="BFBFBF" w:sz="4"/>
+            </w:tcBorders>
+            <w:shd w:fill="FFF2CC" w:color="auto" w:val="clear"/>
+            <w:tcMar>
+              <w:top w:type="dxa" w:w="25"/>
+              <w:left w:type="dxa" w:w="70"/>
+              <w:bottom w:type="dxa" w:w="25"/>
+              <w:right w:type="dxa" w:w="70"/>
+            </w:tcMar>
+          </w:tcPr>
+          <w:p>
+            <w:pPr>
+              <w:spacing w:after="0"/>
+            </w:pPr>
+            <w:r>
+              <w:rPr>
+                <w:rFonts w:ascii="Arial" w:cs="Arial" w:eastAsia="Arial" w:hAnsi="Arial"/>
+                <w:sz w:val="14"/>
+                <w:szCs w:val="14"/>
+              </w:rPr>
+              <w:t xml:space="preserve">Soportes del eje (2): Separación de los soportes</w:t>
+            </w:r>
+          </w:p>
+        </w:tc>
+        <w:tc>
+          <w:tcPr>
+            <w:tcW w:type="dxa" w:w="3600"/>
+            <w:tcBorders>
+              <w:top w:val="single" w:color="BFBFBF" w:sz="4"/>
+              <w:left w:val="single" w:color="BFBFBF" w:sz="4"/>
+              <w:bottom w:val="single" w:color="BFBFBF" w:sz="4"/>
+              <w:right w:val="single" w:color="BFBFBF" w:sz="4"/>
+            </w:tcBorders>
+            <w:shd w:fill="FFF2CC" w:color="auto" w:val="clear"/>
+            <w:tcMar>
+              <w:top w:type="dxa" w:w="25"/>
+              <w:left w:type="dxa" w:w="70"/>
+              <w:bottom w:type="dxa" w:w="25"/>
+              <w:right w:type="dxa" w:w="70"/>
+            </w:tcMar>
+          </w:tcPr>
+          <w:p>
+            <w:pPr>
+              <w:spacing w:after="0"/>
+            </w:pPr>
+            <w:r>
+              <w:rPr>
+                <w:rFonts w:ascii="Arial" w:cs="Arial" w:eastAsia="Arial" w:hAnsi="Arial"/>
+                <w:sz w:val="14"/>
+                <w:szCs w:val="14"/>
+              </w:rPr>
+              <w:t xml:space="preserve">± 0,55·R</w:t>
+            </w:r>
+          </w:p>
+        </w:tc>
+        <w:tc>
+          <w:tcPr>
+            <w:tcW w:type="dxa" w:w="1246"/>
+            <w:tcBorders>
+              <w:top w:val="single" w:color="BFBFBF" w:sz="4"/>
+              <w:left w:val="single" w:color="BFBFBF" w:sz="4"/>
+              <w:bottom w:val="single" w:color="BFBFBF" w:sz="4"/>
+              <w:right w:val="single" w:color="BFBFBF" w:sz="4"/>
+            </w:tcBorders>
+            <w:shd w:fill="FFF2CC" w:color="auto" w:val="clear"/>
+            <w:tcMar>
+              <w:top w:type="dxa" w:w="25"/>
+              <w:left w:type="dxa" w:w="70"/>
+              <w:bottom w:type="dxa" w:w="25"/>
+              <w:right w:type="dxa" w:w="70"/>
+            </w:tcMar>
+          </w:tcPr>
+          <w:p>
+            <w:pPr>
+              <w:spacing w:after="0"/>
+            </w:pPr>
+            <w:r>
+              <w:rPr>
+                <w:rFonts w:ascii="Arial" w:cs="Arial" w:eastAsia="Arial" w:hAnsi="Arial"/>
+                <w:sz w:val="14"/>
+                <w:szCs w:val="14"/>
+              </w:rPr>
+              <w:t xml:space="preserve">5 modelos</w:t>
+            </w:r>
+          </w:p>
+        </w:tc>
+        <w:tc>
+          <w:tcPr>
+            <w:tcW w:type="dxa" w:w="1200"/>
+            <w:tcBorders>
+              <w:top w:val="single" w:color="BFBFBF" w:sz="4"/>
+              <w:left w:val="single" w:color="BFBFBF" w:sz="4"/>
+              <w:bottom w:val="single" w:color="BFBFBF" w:sz="4"/>
+              <w:right w:val="single" w:color="BFBFBF" w:sz="4"/>
+            </w:tcBorders>
+            <w:shd w:fill="FFF2CC" w:color="auto" w:val="clear"/>
+            <w:tcMar>
+              <w:top w:type="dxa" w:w="25"/>
+              <w:left w:type="dxa" w:w="70"/>
+              <w:bottom w:type="dxa" w:w="25"/>
+              <w:right w:type="dxa" w:w="70"/>
+            </w:tcMar>
+          </w:tcPr>
+          <w:p>
+            <w:hyperlink w:history="1" r:id="rIdgryprnz9j_utnktunfzpc">
               <w:r>
                 <w:rPr>
                   <w:rStyle w:val="Hyperlink"/>
@@ -13060,7 +14237,7 @@
                 <w:sz w:val="14"/>
                 <w:szCs w:val="14"/>
               </w:rPr>
-              <w:t xml:space="preserve">D18</w:t>
+              <w:t xml:space="preserve">D25</w:t>
             </w:r>
           </w:p>
         </w:tc>
@@ -13091,7 +14268,7 @@
                 <w:sz w:val="14"/>
                 <w:szCs w:val="14"/>
               </w:rPr>
-              <w:t xml:space="preserve">Neumático macizo: Ø interior del macizo; Rueda con cubierta neumática: Ø interior del macizo</w:t>
+              <w:t xml:space="preserve">Manija del carro: Caño; Manija del carro: Separación de las patas (ejes) / largo desarrollado</w:t>
             </w:r>
           </w:p>
         </w:tc>
@@ -13122,7 +14299,7 @@
                 <w:sz w:val="14"/>
                 <w:szCs w:val="14"/>
               </w:rPr>
-              <w:t xml:space="preserve">0,72 × Ø rueda</w:t>
+              <w:t xml:space="preserve">El proceso compra el caño de la manija</w:t>
             </w:r>
           </w:p>
         </w:tc>
@@ -13175,7 +14352,7 @@
             </w:tcMar>
           </w:tcPr>
           <w:p>
-            <w:hyperlink w:history="1" r:id="rIdsjoc8imhcnmfyldxlev7m">
+            <w:hyperlink w:history="1" r:id="rIdv7t4axhi3d2wobvivgxgp">
               <w:r>
                 <w:rPr>
                   <w:rStyle w:val="Hyperlink"/>
@@ -13183,7 +14360,7 @@
                   <w:sz w:val="13"/>
                   <w:szCs w:val="13"/>
                 </w:rPr>
-                <w:t xml:space="preserve">modelo3d.py:636</w:t>
+                <w:t xml:space="preserve">modelo3d.py:604</w:t>
               </w:r>
             </w:hyperlink>
           </w:p>
@@ -13220,7 +14397,7 @@
                 <w:sz w:val="14"/>
                 <w:szCs w:val="14"/>
               </w:rPr>
-              <w:t xml:space="preserve">D19</w:t>
+              <w:t xml:space="preserve">D26</w:t>
             </w:r>
           </w:p>
         </w:tc>
@@ -13251,7 +14428,7 @@
                 <w:sz w:val="14"/>
                 <w:szCs w:val="14"/>
               </w:rPr>
-              <w:t xml:space="preserve">Llanta con cubo: Ø de la llanta</w:t>
+              <w:t xml:space="preserve">Cuerpo de válvula: Fondo del cuerpo; Cuerpo de válvula: Salida a la manguera Ø × largo; Vástago: Vástago Ø × largo / asiento Ø; Resorte de válvula: Resorte Ø × largo libre (+1)</w:t>
             </w:r>
           </w:p>
         </w:tc>
@@ -13282,7 +14459,7 @@
                 <w:sz w:val="14"/>
                 <w:szCs w:val="14"/>
               </w:rPr>
-              <w:t xml:space="preserve">0,72 × Ø rueda</w:t>
+              <w:t xml:space="preserve">No visible en la vista lateral Fadesa</w:t>
             </w:r>
           </w:p>
         </w:tc>
@@ -13313,7 +14490,7 @@
                 <w:sz w:val="14"/>
                 <w:szCs w:val="14"/>
               </w:rPr>
-              <w:t xml:space="preserve">5 modelos</w:t>
+              <w:t xml:space="preserve">4 modelos</w:t>
             </w:r>
           </w:p>
         </w:tc>
@@ -13335,1607 +14512,7 @@
             </w:tcMar>
           </w:tcPr>
           <w:p>
-            <w:hyperlink w:history="1" r:id="rIdlfddjl5-l16puzd9emygm">
-              <w:r>
-                <w:rPr>
-                  <w:rStyle w:val="Hyperlink"/>
-                  <w:rFonts w:ascii="Arial" w:cs="Arial" w:eastAsia="Arial" w:hAnsi="Arial"/>
-                  <w:sz w:val="13"/>
-                  <w:szCs w:val="13"/>
-                </w:rPr>
-                <w:t xml:space="preserve">modelo3d.py:638</w:t>
-              </w:r>
-            </w:hyperlink>
-          </w:p>
-        </w:tc>
-      </w:tr>
-      <w:tr>
-        <w:trPr>
-          <w:cantSplit/>
-        </w:trPr>
-        <w:tc>
-          <w:tcPr>
-            <w:tcW w:type="dxa" w:w="560"/>
-            <w:tcBorders>
-              <w:top w:val="single" w:color="BFBFBF" w:sz="4"/>
-              <w:left w:val="single" w:color="BFBFBF" w:sz="4"/>
-              <w:bottom w:val="single" w:color="BFBFBF" w:sz="4"/>
-              <w:right w:val="single" w:color="BFBFBF" w:sz="4"/>
-            </w:tcBorders>
-            <w:shd w:fill="FFF2CC" w:color="auto" w:val="clear"/>
-            <w:tcMar>
-              <w:top w:type="dxa" w:w="25"/>
-              <w:left w:type="dxa" w:w="70"/>
-              <w:bottom w:type="dxa" w:w="25"/>
-              <w:right w:type="dxa" w:w="70"/>
-            </w:tcMar>
-          </w:tcPr>
-          <w:p>
-            <w:pPr>
-              <w:spacing w:after="0"/>
-            </w:pPr>
-            <w:r>
-              <w:rPr>
-                <w:rFonts w:ascii="Arial" w:cs="Arial" w:eastAsia="Arial" w:hAnsi="Arial"/>
-                <w:sz w:val="14"/>
-                <w:szCs w:val="14"/>
-              </w:rPr>
-              <w:t xml:space="preserve">D20</w:t>
-            </w:r>
-          </w:p>
-        </w:tc>
-        <w:tc>
-          <w:tcPr>
-            <w:tcW w:type="dxa" w:w="3700"/>
-            <w:tcBorders>
-              <w:top w:val="single" w:color="BFBFBF" w:sz="4"/>
-              <w:left w:val="single" w:color="BFBFBF" w:sz="4"/>
-              <w:bottom w:val="single" w:color="BFBFBF" w:sz="4"/>
-              <w:right w:val="single" w:color="BFBFBF" w:sz="4"/>
-            </w:tcBorders>
-            <w:shd w:fill="FFF2CC" w:color="auto" w:val="clear"/>
-            <w:tcMar>
-              <w:top w:type="dxa" w:w="25"/>
-              <w:left w:type="dxa" w:w="70"/>
-              <w:bottom w:type="dxa" w:w="25"/>
-              <w:right w:type="dxa" w:w="70"/>
-            </w:tcMar>
-          </w:tcPr>
-          <w:p>
-            <w:pPr>
-              <w:spacing w:after="0"/>
-            </w:pPr>
-            <w:r>
-              <w:rPr>
-                <w:rFonts w:ascii="Arial" w:cs="Arial" w:eastAsia="Arial" w:hAnsi="Arial"/>
-                <w:sz w:val="14"/>
-                <w:szCs w:val="14"/>
-              </w:rPr>
-              <w:t xml:space="preserve">Llanta con cubo: Espesor aro / disco</w:t>
-            </w:r>
-          </w:p>
-        </w:tc>
-        <w:tc>
-          <w:tcPr>
-            <w:tcW w:type="dxa" w:w="3600"/>
-            <w:tcBorders>
-              <w:top w:val="single" w:color="BFBFBF" w:sz="4"/>
-              <w:left w:val="single" w:color="BFBFBF" w:sz="4"/>
-              <w:bottom w:val="single" w:color="BFBFBF" w:sz="4"/>
-              <w:right w:val="single" w:color="BFBFBF" w:sz="4"/>
-            </w:tcBorders>
-            <w:shd w:fill="FFF2CC" w:color="auto" w:val="clear"/>
-            <w:tcMar>
-              <w:top w:type="dxa" w:w="25"/>
-              <w:left w:type="dxa" w:w="70"/>
-              <w:bottom w:type="dxa" w:w="25"/>
-              <w:right w:type="dxa" w:w="70"/>
-            </w:tcMar>
-          </w:tcPr>
-          <w:p>
-            <w:pPr>
-              <w:spacing w:after="0"/>
-            </w:pPr>
-            <w:r>
-              <w:rPr>
-                <w:rFonts w:ascii="Arial" w:cs="Arial" w:eastAsia="Arial" w:hAnsi="Arial"/>
-                <w:sz w:val="14"/>
-                <w:szCs w:val="14"/>
-              </w:rPr>
-              <w:t xml:space="preserve">Chapa estampada; ajustado a la masa de los planos Fadesa</w:t>
-            </w:r>
-          </w:p>
-        </w:tc>
-        <w:tc>
-          <w:tcPr>
-            <w:tcW w:type="dxa" w:w="1246"/>
-            <w:tcBorders>
-              <w:top w:val="single" w:color="BFBFBF" w:sz="4"/>
-              <w:left w:val="single" w:color="BFBFBF" w:sz="4"/>
-              <w:bottom w:val="single" w:color="BFBFBF" w:sz="4"/>
-              <w:right w:val="single" w:color="BFBFBF" w:sz="4"/>
-            </w:tcBorders>
-            <w:shd w:fill="FFF2CC" w:color="auto" w:val="clear"/>
-            <w:tcMar>
-              <w:top w:type="dxa" w:w="25"/>
-              <w:left w:type="dxa" w:w="70"/>
-              <w:bottom w:type="dxa" w:w="25"/>
-              <w:right w:type="dxa" w:w="70"/>
-            </w:tcMar>
-          </w:tcPr>
-          <w:p>
-            <w:pPr>
-              <w:spacing w:after="0"/>
-            </w:pPr>
-            <w:r>
-              <w:rPr>
-                <w:rFonts w:ascii="Arial" w:cs="Arial" w:eastAsia="Arial" w:hAnsi="Arial"/>
-                <w:sz w:val="14"/>
-                <w:szCs w:val="14"/>
-              </w:rPr>
-              <w:t xml:space="preserve">5 modelos</w:t>
-            </w:r>
-          </w:p>
-        </w:tc>
-        <w:tc>
-          <w:tcPr>
-            <w:tcW w:type="dxa" w:w="1200"/>
-            <w:tcBorders>
-              <w:top w:val="single" w:color="BFBFBF" w:sz="4"/>
-              <w:left w:val="single" w:color="BFBFBF" w:sz="4"/>
-              <w:bottom w:val="single" w:color="BFBFBF" w:sz="4"/>
-              <w:right w:val="single" w:color="BFBFBF" w:sz="4"/>
-            </w:tcBorders>
-            <w:shd w:fill="FFF2CC" w:color="auto" w:val="clear"/>
-            <w:tcMar>
-              <w:top w:type="dxa" w:w="25"/>
-              <w:left w:type="dxa" w:w="70"/>
-              <w:bottom w:type="dxa" w:w="25"/>
-              <w:right w:type="dxa" w:w="70"/>
-            </w:tcMar>
-          </w:tcPr>
-          <w:p>
-            <w:hyperlink w:history="1" r:id="rIdz1tz_vf-lmbzvtx6_-dmw">
-              <w:r>
-                <w:rPr>
-                  <w:rStyle w:val="Hyperlink"/>
-                  <w:rFonts w:ascii="Arial" w:cs="Arial" w:eastAsia="Arial" w:hAnsi="Arial"/>
-                  <w:sz w:val="13"/>
-                  <w:szCs w:val="13"/>
-                </w:rPr>
-                <w:t xml:space="preserve">modelo3d.py:637</w:t>
-              </w:r>
-            </w:hyperlink>
-          </w:p>
-        </w:tc>
-      </w:tr>
-      <w:tr>
-        <w:trPr>
-          <w:cantSplit/>
-        </w:trPr>
-        <w:tc>
-          <w:tcPr>
-            <w:tcW w:type="dxa" w:w="560"/>
-            <w:tcBorders>
-              <w:top w:val="single" w:color="BFBFBF" w:sz="4"/>
-              <w:left w:val="single" w:color="BFBFBF" w:sz="4"/>
-              <w:bottom w:val="single" w:color="BFBFBF" w:sz="4"/>
-              <w:right w:val="single" w:color="BFBFBF" w:sz="4"/>
-            </w:tcBorders>
-            <w:shd w:fill="FFF2CC" w:color="auto" w:val="clear"/>
-            <w:tcMar>
-              <w:top w:type="dxa" w:w="25"/>
-              <w:left w:type="dxa" w:w="70"/>
-              <w:bottom w:type="dxa" w:w="25"/>
-              <w:right w:type="dxa" w:w="70"/>
-            </w:tcMar>
-          </w:tcPr>
-          <w:p>
-            <w:pPr>
-              <w:spacing w:after="0"/>
-            </w:pPr>
-            <w:r>
-              <w:rPr>
-                <w:rFonts w:ascii="Arial" w:cs="Arial" w:eastAsia="Arial" w:hAnsi="Arial"/>
-                <w:sz w:val="14"/>
-                <w:szCs w:val="14"/>
-              </w:rPr>
-              <w:t xml:space="preserve">D21</w:t>
-            </w:r>
-          </w:p>
-        </w:tc>
-        <w:tc>
-          <w:tcPr>
-            <w:tcW w:type="dxa" w:w="3700"/>
-            <w:tcBorders>
-              <w:top w:val="single" w:color="BFBFBF" w:sz="4"/>
-              <w:left w:val="single" w:color="BFBFBF" w:sz="4"/>
-              <w:bottom w:val="single" w:color="BFBFBF" w:sz="4"/>
-              <w:right w:val="single" w:color="BFBFBF" w:sz="4"/>
-            </w:tcBorders>
-            <w:shd w:fill="FFF2CC" w:color="auto" w:val="clear"/>
-            <w:tcMar>
-              <w:top w:type="dxa" w:w="25"/>
-              <w:left w:type="dxa" w:w="70"/>
-              <w:bottom w:type="dxa" w:w="25"/>
-              <w:right w:type="dxa" w:w="70"/>
-            </w:tcMar>
-          </w:tcPr>
-          <w:p>
-            <w:pPr>
-              <w:spacing w:after="0"/>
-            </w:pPr>
-            <w:r>
-              <w:rPr>
-                <w:rFonts w:ascii="Arial" w:cs="Arial" w:eastAsia="Arial" w:hAnsi="Arial"/>
-                <w:sz w:val="14"/>
-                <w:szCs w:val="14"/>
-              </w:rPr>
-              <w:t xml:space="preserve">Llanta con cubo: Cubo Ø ext / Ø int</w:t>
-            </w:r>
-          </w:p>
-        </w:tc>
-        <w:tc>
-          <w:tcPr>
-            <w:tcW w:type="dxa" w:w="3600"/>
-            <w:tcBorders>
-              <w:top w:val="single" w:color="BFBFBF" w:sz="4"/>
-              <w:left w:val="single" w:color="BFBFBF" w:sz="4"/>
-              <w:bottom w:val="single" w:color="BFBFBF" w:sz="4"/>
-              <w:right w:val="single" w:color="BFBFBF" w:sz="4"/>
-            </w:tcBorders>
-            <w:shd w:fill="FFF2CC" w:color="auto" w:val="clear"/>
-            <w:tcMar>
-              <w:top w:type="dxa" w:w="25"/>
-              <w:left w:type="dxa" w:w="70"/>
-              <w:bottom w:type="dxa" w:w="25"/>
-              <w:right w:type="dxa" w:w="70"/>
-            </w:tcMar>
-          </w:tcPr>
-          <w:p>
-            <w:pPr>
-              <w:spacing w:after="0"/>
-            </w:pPr>
-            <w:r>
-              <w:rPr>
-                <w:rFonts w:ascii="Arial" w:cs="Arial" w:eastAsia="Arial" w:hAnsi="Arial"/>
-                <w:sz w:val="14"/>
-                <w:szCs w:val="14"/>
-              </w:rPr>
-              <w:t xml:space="preserve">Cubo para eje Ø25</w:t>
-            </w:r>
-          </w:p>
-        </w:tc>
-        <w:tc>
-          <w:tcPr>
-            <w:tcW w:type="dxa" w:w="1246"/>
-            <w:tcBorders>
-              <w:top w:val="single" w:color="BFBFBF" w:sz="4"/>
-              <w:left w:val="single" w:color="BFBFBF" w:sz="4"/>
-              <w:bottom w:val="single" w:color="BFBFBF" w:sz="4"/>
-              <w:right w:val="single" w:color="BFBFBF" w:sz="4"/>
-            </w:tcBorders>
-            <w:shd w:fill="FFF2CC" w:color="auto" w:val="clear"/>
-            <w:tcMar>
-              <w:top w:type="dxa" w:w="25"/>
-              <w:left w:type="dxa" w:w="70"/>
-              <w:bottom w:type="dxa" w:w="25"/>
-              <w:right w:type="dxa" w:w="70"/>
-            </w:tcMar>
-          </w:tcPr>
-          <w:p>
-            <w:pPr>
-              <w:spacing w:after="0"/>
-            </w:pPr>
-            <w:r>
-              <w:rPr>
-                <w:rFonts w:ascii="Arial" w:cs="Arial" w:eastAsia="Arial" w:hAnsi="Arial"/>
-                <w:sz w:val="14"/>
-                <w:szCs w:val="14"/>
-              </w:rPr>
-              <w:t xml:space="preserve">5 modelos</w:t>
-            </w:r>
-          </w:p>
-        </w:tc>
-        <w:tc>
-          <w:tcPr>
-            <w:tcW w:type="dxa" w:w="1200"/>
-            <w:tcBorders>
-              <w:top w:val="single" w:color="BFBFBF" w:sz="4"/>
-              <w:left w:val="single" w:color="BFBFBF" w:sz="4"/>
-              <w:bottom w:val="single" w:color="BFBFBF" w:sz="4"/>
-              <w:right w:val="single" w:color="BFBFBF" w:sz="4"/>
-            </w:tcBorders>
-            <w:shd w:fill="FFF2CC" w:color="auto" w:val="clear"/>
-            <w:tcMar>
-              <w:top w:type="dxa" w:w="25"/>
-              <w:left w:type="dxa" w:w="70"/>
-              <w:bottom w:type="dxa" w:w="25"/>
-              <w:right w:type="dxa" w:w="70"/>
-            </w:tcMar>
-          </w:tcPr>
-          <w:p>
-            <w:hyperlink w:history="1" r:id="rIddsqiwrp2ws_aql3rjm3-y">
-              <w:r>
-                <w:rPr>
-                  <w:rStyle w:val="Hyperlink"/>
-                  <w:rFonts w:ascii="Arial" w:cs="Arial" w:eastAsia="Arial" w:hAnsi="Arial"/>
-                  <w:sz w:val="13"/>
-                  <w:szCs w:val="13"/>
-                </w:rPr>
-                <w:t xml:space="preserve">modelo3d.py:640</w:t>
-              </w:r>
-            </w:hyperlink>
-          </w:p>
-        </w:tc>
-      </w:tr>
-      <w:tr>
-        <w:trPr>
-          <w:cantSplit/>
-        </w:trPr>
-        <w:tc>
-          <w:tcPr>
-            <w:tcW w:type="dxa" w:w="560"/>
-            <w:tcBorders>
-              <w:top w:val="single" w:color="BFBFBF" w:sz="4"/>
-              <w:left w:val="single" w:color="BFBFBF" w:sz="4"/>
-              <w:bottom w:val="single" w:color="BFBFBF" w:sz="4"/>
-              <w:right w:val="single" w:color="BFBFBF" w:sz="4"/>
-            </w:tcBorders>
-            <w:shd w:fill="FFF2CC" w:color="auto" w:val="clear"/>
-            <w:tcMar>
-              <w:top w:type="dxa" w:w="25"/>
-              <w:left w:type="dxa" w:w="70"/>
-              <w:bottom w:type="dxa" w:w="25"/>
-              <w:right w:type="dxa" w:w="70"/>
-            </w:tcMar>
-          </w:tcPr>
-          <w:p>
-            <w:pPr>
-              <w:spacing w:after="0"/>
-            </w:pPr>
-            <w:r>
-              <w:rPr>
-                <w:rFonts w:ascii="Arial" w:cs="Arial" w:eastAsia="Arial" w:hAnsi="Arial"/>
-                <w:sz w:val="14"/>
-                <w:szCs w:val="14"/>
-              </w:rPr>
-              <w:t xml:space="preserve">D22</w:t>
-            </w:r>
-          </w:p>
-        </w:tc>
-        <w:tc>
-          <w:tcPr>
-            <w:tcW w:type="dxa" w:w="3700"/>
-            <w:tcBorders>
-              <w:top w:val="single" w:color="BFBFBF" w:sz="4"/>
-              <w:left w:val="single" w:color="BFBFBF" w:sz="4"/>
-              <w:bottom w:val="single" w:color="BFBFBF" w:sz="4"/>
-              <w:right w:val="single" w:color="BFBFBF" w:sz="4"/>
-            </w:tcBorders>
-            <w:shd w:fill="FFF2CC" w:color="auto" w:val="clear"/>
-            <w:tcMar>
-              <w:top w:type="dxa" w:w="25"/>
-              <w:left w:type="dxa" w:w="70"/>
-              <w:bottom w:type="dxa" w:w="25"/>
-              <w:right w:type="dxa" w:w="70"/>
-            </w:tcMar>
-          </w:tcPr>
-          <w:p>
-            <w:pPr>
-              <w:spacing w:after="0"/>
-            </w:pPr>
-            <w:r>
-              <w:rPr>
-                <w:rFonts w:ascii="Arial" w:cs="Arial" w:eastAsia="Arial" w:hAnsi="Arial"/>
-                <w:sz w:val="14"/>
-                <w:szCs w:val="14"/>
-              </w:rPr>
-              <w:t xml:space="preserve">Eje de ruedas: Ø × largo / posición</w:t>
-            </w:r>
-          </w:p>
-        </w:tc>
-        <w:tc>
-          <w:tcPr>
-            <w:tcW w:type="dxa" w:w="3600"/>
-            <w:tcBorders>
-              <w:top w:val="single" w:color="BFBFBF" w:sz="4"/>
-              <w:left w:val="single" w:color="BFBFBF" w:sz="4"/>
-              <w:bottom w:val="single" w:color="BFBFBF" w:sz="4"/>
-              <w:right w:val="single" w:color="BFBFBF" w:sz="4"/>
-            </w:tcBorders>
-            <w:shd w:fill="FFF2CC" w:color="auto" w:val="clear"/>
-            <w:tcMar>
-              <w:top w:type="dxa" w:w="25"/>
-              <w:left w:type="dxa" w:w="70"/>
-              <w:bottom w:type="dxa" w:w="25"/>
-              <w:right w:type="dxa" w:w="70"/>
-            </w:tcMar>
-          </w:tcPr>
-          <w:p>
-            <w:pPr>
-              <w:spacing w:after="0"/>
-            </w:pPr>
-            <w:r>
-              <w:rPr>
-                <w:rFonts w:ascii="Arial" w:cs="Arial" w:eastAsia="Arial" w:hAnsi="Arial"/>
-                <w:sz w:val="14"/>
-                <w:szCs w:val="14"/>
-              </w:rPr>
-              <w:t xml:space="preserve">Barra SAE 1045 Ø25 comprada; recta, detrás de la pared trasera (luz 15) a la altura del centro de rueda; largo = trocha + banda + arandelas</w:t>
-            </w:r>
-          </w:p>
-        </w:tc>
-        <w:tc>
-          <w:tcPr>
-            <w:tcW w:type="dxa" w:w="1246"/>
-            <w:tcBorders>
-              <w:top w:val="single" w:color="BFBFBF" w:sz="4"/>
-              <w:left w:val="single" w:color="BFBFBF" w:sz="4"/>
-              <w:bottom w:val="single" w:color="BFBFBF" w:sz="4"/>
-              <w:right w:val="single" w:color="BFBFBF" w:sz="4"/>
-            </w:tcBorders>
-            <w:shd w:fill="FFF2CC" w:color="auto" w:val="clear"/>
-            <w:tcMar>
-              <w:top w:type="dxa" w:w="25"/>
-              <w:left w:type="dxa" w:w="70"/>
-              <w:bottom w:type="dxa" w:w="25"/>
-              <w:right w:type="dxa" w:w="70"/>
-            </w:tcMar>
-          </w:tcPr>
-          <w:p>
-            <w:pPr>
-              <w:spacing w:after="0"/>
-            </w:pPr>
-            <w:r>
-              <w:rPr>
-                <w:rFonts w:ascii="Arial" w:cs="Arial" w:eastAsia="Arial" w:hAnsi="Arial"/>
-                <w:sz w:val="14"/>
-                <w:szCs w:val="14"/>
-              </w:rPr>
-              <w:t xml:space="preserve">5 modelos</w:t>
-            </w:r>
-          </w:p>
-        </w:tc>
-        <w:tc>
-          <w:tcPr>
-            <w:tcW w:type="dxa" w:w="1200"/>
-            <w:tcBorders>
-              <w:top w:val="single" w:color="BFBFBF" w:sz="4"/>
-              <w:left w:val="single" w:color="BFBFBF" w:sz="4"/>
-              <w:bottom w:val="single" w:color="BFBFBF" w:sz="4"/>
-              <w:right w:val="single" w:color="BFBFBF" w:sz="4"/>
-            </w:tcBorders>
-            <w:shd w:fill="FFF2CC" w:color="auto" w:val="clear"/>
-            <w:tcMar>
-              <w:top w:type="dxa" w:w="25"/>
-              <w:left w:type="dxa" w:w="70"/>
-              <w:bottom w:type="dxa" w:w="25"/>
-              <w:right w:type="dxa" w:w="70"/>
-            </w:tcMar>
-          </w:tcPr>
-          <w:p>
-            <w:hyperlink w:history="1" r:id="rIdqwar7sn4t1a9sxfdhzsum">
-              <w:r>
-                <w:rPr>
-                  <w:rStyle w:val="Hyperlink"/>
-                  <w:rFonts w:ascii="Arial" w:cs="Arial" w:eastAsia="Arial" w:hAnsi="Arial"/>
-                  <w:sz w:val="13"/>
-                  <w:szCs w:val="13"/>
-                </w:rPr>
-                <w:t xml:space="preserve">modelo3d.py:630</w:t>
-              </w:r>
-            </w:hyperlink>
-          </w:p>
-        </w:tc>
-      </w:tr>
-      <w:tr>
-        <w:trPr>
-          <w:cantSplit/>
-        </w:trPr>
-        <w:tc>
-          <w:tcPr>
-            <w:tcW w:type="dxa" w:w="560"/>
-            <w:tcBorders>
-              <w:top w:val="single" w:color="BFBFBF" w:sz="4"/>
-              <w:left w:val="single" w:color="BFBFBF" w:sz="4"/>
-              <w:bottom w:val="single" w:color="BFBFBF" w:sz="4"/>
-              <w:right w:val="single" w:color="BFBFBF" w:sz="4"/>
-            </w:tcBorders>
-            <w:shd w:fill="FFF2CC" w:color="auto" w:val="clear"/>
-            <w:tcMar>
-              <w:top w:type="dxa" w:w="25"/>
-              <w:left w:type="dxa" w:w="70"/>
-              <w:bottom w:type="dxa" w:w="25"/>
-              <w:right w:type="dxa" w:w="70"/>
-            </w:tcMar>
-          </w:tcPr>
-          <w:p>
-            <w:pPr>
-              <w:spacing w:after="0"/>
-            </w:pPr>
-            <w:r>
-              <w:rPr>
-                <w:rFonts w:ascii="Arial" w:cs="Arial" w:eastAsia="Arial" w:hAnsi="Arial"/>
-                <w:sz w:val="14"/>
-                <w:szCs w:val="14"/>
-              </w:rPr>
-              <w:t xml:space="preserve">D23</w:t>
-            </w:r>
-          </w:p>
-        </w:tc>
-        <w:tc>
-          <w:tcPr>
-            <w:tcW w:type="dxa" w:w="3700"/>
-            <w:tcBorders>
-              <w:top w:val="single" w:color="BFBFBF" w:sz="4"/>
-              <w:left w:val="single" w:color="BFBFBF" w:sz="4"/>
-              <w:bottom w:val="single" w:color="BFBFBF" w:sz="4"/>
-              <w:right w:val="single" w:color="BFBFBF" w:sz="4"/>
-            </w:tcBorders>
-            <w:shd w:fill="FFF2CC" w:color="auto" w:val="clear"/>
-            <w:tcMar>
-              <w:top w:type="dxa" w:w="25"/>
-              <w:left w:type="dxa" w:w="70"/>
-              <w:bottom w:type="dxa" w:w="25"/>
-              <w:right w:type="dxa" w:w="70"/>
-            </w:tcMar>
-          </w:tcPr>
-          <w:p>
-            <w:pPr>
-              <w:spacing w:after="0"/>
-            </w:pPr>
-            <w:r>
-              <w:rPr>
-                <w:rFonts w:ascii="Arial" w:cs="Arial" w:eastAsia="Arial" w:hAnsi="Arial"/>
-                <w:sz w:val="14"/>
-                <w:szCs w:val="14"/>
-              </w:rPr>
-              <w:t xml:space="preserve">Arandelas de tope (4): Ø ext × Ø int × e (4 u)</w:t>
-            </w:r>
-          </w:p>
-        </w:tc>
-        <w:tc>
-          <w:tcPr>
-            <w:tcW w:type="dxa" w:w="3600"/>
-            <w:tcBorders>
-              <w:top w:val="single" w:color="BFBFBF" w:sz="4"/>
-              <w:left w:val="single" w:color="BFBFBF" w:sz="4"/>
-              <w:bottom w:val="single" w:color="BFBFBF" w:sz="4"/>
-              <w:right w:val="single" w:color="BFBFBF" w:sz="4"/>
-            </w:tcBorders>
-            <w:shd w:fill="FFF2CC" w:color="auto" w:val="clear"/>
-            <w:tcMar>
-              <w:top w:type="dxa" w:w="25"/>
-              <w:left w:type="dxa" w:w="70"/>
-              <w:bottom w:type="dxa" w:w="25"/>
-              <w:right w:type="dxa" w:w="70"/>
-            </w:tcMar>
-          </w:tcPr>
-          <w:p>
-            <w:pPr>
-              <w:spacing w:after="0"/>
-            </w:pPr>
-            <w:r>
-              <w:rPr>
-                <w:rFonts w:ascii="Arial" w:cs="Arial" w:eastAsia="Arial" w:hAnsi="Arial"/>
-                <w:sz w:val="14"/>
-                <w:szCs w:val="14"/>
-              </w:rPr>
-              <w:t xml:space="preserve">El proceso las compra; medidas de diseño</w:t>
-            </w:r>
-          </w:p>
-        </w:tc>
-        <w:tc>
-          <w:tcPr>
-            <w:tcW w:type="dxa" w:w="1246"/>
-            <w:tcBorders>
-              <w:top w:val="single" w:color="BFBFBF" w:sz="4"/>
-              <w:left w:val="single" w:color="BFBFBF" w:sz="4"/>
-              <w:bottom w:val="single" w:color="BFBFBF" w:sz="4"/>
-              <w:right w:val="single" w:color="BFBFBF" w:sz="4"/>
-            </w:tcBorders>
-            <w:shd w:fill="FFF2CC" w:color="auto" w:val="clear"/>
-            <w:tcMar>
-              <w:top w:type="dxa" w:w="25"/>
-              <w:left w:type="dxa" w:w="70"/>
-              <w:bottom w:type="dxa" w:w="25"/>
-              <w:right w:type="dxa" w:w="70"/>
-            </w:tcMar>
-          </w:tcPr>
-          <w:p>
-            <w:pPr>
-              <w:spacing w:after="0"/>
-            </w:pPr>
-            <w:r>
-              <w:rPr>
-                <w:rFonts w:ascii="Arial" w:cs="Arial" w:eastAsia="Arial" w:hAnsi="Arial"/>
-                <w:sz w:val="14"/>
-                <w:szCs w:val="14"/>
-              </w:rPr>
-              <w:t xml:space="preserve">5 modelos</w:t>
-            </w:r>
-          </w:p>
-        </w:tc>
-        <w:tc>
-          <w:tcPr>
-            <w:tcW w:type="dxa" w:w="1200"/>
-            <w:tcBorders>
-              <w:top w:val="single" w:color="BFBFBF" w:sz="4"/>
-              <w:left w:val="single" w:color="BFBFBF" w:sz="4"/>
-              <w:bottom w:val="single" w:color="BFBFBF" w:sz="4"/>
-              <w:right w:val="single" w:color="BFBFBF" w:sz="4"/>
-            </w:tcBorders>
-            <w:shd w:fill="FFF2CC" w:color="auto" w:val="clear"/>
-            <w:tcMar>
-              <w:top w:type="dxa" w:w="25"/>
-              <w:left w:type="dxa" w:w="70"/>
-              <w:bottom w:type="dxa" w:w="25"/>
-              <w:right w:type="dxa" w:w="70"/>
-            </w:tcMar>
-          </w:tcPr>
-          <w:p>
-            <w:hyperlink w:history="1" r:id="rIdohzagxpyek84lqwgcwybv">
-              <w:r>
-                <w:rPr>
-                  <w:rStyle w:val="Hyperlink"/>
-                  <w:rFonts w:ascii="Arial" w:cs="Arial" w:eastAsia="Arial" w:hAnsi="Arial"/>
-                  <w:sz w:val="13"/>
-                  <w:szCs w:val="13"/>
-                </w:rPr>
-                <w:t xml:space="preserve">modelo3d.py:598</w:t>
-              </w:r>
-            </w:hyperlink>
-          </w:p>
-        </w:tc>
-      </w:tr>
-      <w:tr>
-        <w:trPr>
-          <w:cantSplit/>
-        </w:trPr>
-        <w:tc>
-          <w:tcPr>
-            <w:tcW w:type="dxa" w:w="560"/>
-            <w:tcBorders>
-              <w:top w:val="single" w:color="BFBFBF" w:sz="4"/>
-              <w:left w:val="single" w:color="BFBFBF" w:sz="4"/>
-              <w:bottom w:val="single" w:color="BFBFBF" w:sz="4"/>
-              <w:right w:val="single" w:color="BFBFBF" w:sz="4"/>
-            </w:tcBorders>
-            <w:shd w:fill="FFF2CC" w:color="auto" w:val="clear"/>
-            <w:tcMar>
-              <w:top w:type="dxa" w:w="25"/>
-              <w:left w:type="dxa" w:w="70"/>
-              <w:bottom w:type="dxa" w:w="25"/>
-              <w:right w:type="dxa" w:w="70"/>
-            </w:tcMar>
-          </w:tcPr>
-          <w:p>
-            <w:pPr>
-              <w:spacing w:after="0"/>
-            </w:pPr>
-            <w:r>
-              <w:rPr>
-                <w:rFonts w:ascii="Arial" w:cs="Arial" w:eastAsia="Arial" w:hAnsi="Arial"/>
-                <w:sz w:val="14"/>
-                <w:szCs w:val="14"/>
-              </w:rPr>
-              <w:t xml:space="preserve">D24</w:t>
-            </w:r>
-          </w:p>
-        </w:tc>
-        <w:tc>
-          <w:tcPr>
-            <w:tcW w:type="dxa" w:w="3700"/>
-            <w:tcBorders>
-              <w:top w:val="single" w:color="BFBFBF" w:sz="4"/>
-              <w:left w:val="single" w:color="BFBFBF" w:sz="4"/>
-              <w:bottom w:val="single" w:color="BFBFBF" w:sz="4"/>
-              <w:right w:val="single" w:color="BFBFBF" w:sz="4"/>
-            </w:tcBorders>
-            <w:shd w:fill="FFF2CC" w:color="auto" w:val="clear"/>
-            <w:tcMar>
-              <w:top w:type="dxa" w:w="25"/>
-              <w:left w:type="dxa" w:w="70"/>
-              <w:bottom w:type="dxa" w:w="25"/>
-              <w:right w:type="dxa" w:w="70"/>
-            </w:tcMar>
-          </w:tcPr>
-          <w:p>
-            <w:pPr>
-              <w:spacing w:after="0"/>
-            </w:pPr>
-            <w:r>
-              <w:rPr>
-                <w:rFonts w:ascii="Arial" w:cs="Arial" w:eastAsia="Arial" w:hAnsi="Arial"/>
-                <w:sz w:val="14"/>
-                <w:szCs w:val="14"/>
-              </w:rPr>
-              <w:t xml:space="preserve">Soportes del eje (2): Alto × largo × e (2 u)</w:t>
-            </w:r>
-          </w:p>
-        </w:tc>
-        <w:tc>
-          <w:tcPr>
-            <w:tcW w:type="dxa" w:w="3600"/>
-            <w:tcBorders>
-              <w:top w:val="single" w:color="BFBFBF" w:sz="4"/>
-              <w:left w:val="single" w:color="BFBFBF" w:sz="4"/>
-              <w:bottom w:val="single" w:color="BFBFBF" w:sz="4"/>
-              <w:right w:val="single" w:color="BFBFBF" w:sz="4"/>
-            </w:tcBorders>
-            <w:shd w:fill="FFF2CC" w:color="auto" w:val="clear"/>
-            <w:tcMar>
-              <w:top w:type="dxa" w:w="25"/>
-              <w:left w:type="dxa" w:w="70"/>
-              <w:bottom w:type="dxa" w:w="25"/>
-              <w:right w:type="dxa" w:w="70"/>
-            </w:tcMar>
-          </w:tcPr>
-          <w:p>
-            <w:pPr>
-              <w:spacing w:after="0"/>
-            </w:pPr>
-            <w:r>
-              <w:rPr>
-                <w:rFonts w:ascii="Arial" w:cs="Arial" w:eastAsia="Arial" w:hAnsi="Arial"/>
-                <w:sz w:val="14"/>
-                <w:szCs w:val="14"/>
-              </w:rPr>
-              <w:t xml:space="preserve">Chapa de orilla soldada atrás y abajo; desde la pared hasta 25 mm detrás del eje</w:t>
-            </w:r>
-          </w:p>
-        </w:tc>
-        <w:tc>
-          <w:tcPr>
-            <w:tcW w:type="dxa" w:w="1246"/>
-            <w:tcBorders>
-              <w:top w:val="single" w:color="BFBFBF" w:sz="4"/>
-              <w:left w:val="single" w:color="BFBFBF" w:sz="4"/>
-              <w:bottom w:val="single" w:color="BFBFBF" w:sz="4"/>
-              <w:right w:val="single" w:color="BFBFBF" w:sz="4"/>
-            </w:tcBorders>
-            <w:shd w:fill="FFF2CC" w:color="auto" w:val="clear"/>
-            <w:tcMar>
-              <w:top w:type="dxa" w:w="25"/>
-              <w:left w:type="dxa" w:w="70"/>
-              <w:bottom w:type="dxa" w:w="25"/>
-              <w:right w:type="dxa" w:w="70"/>
-            </w:tcMar>
-          </w:tcPr>
-          <w:p>
-            <w:pPr>
-              <w:spacing w:after="0"/>
-            </w:pPr>
-            <w:r>
-              <w:rPr>
-                <w:rFonts w:ascii="Arial" w:cs="Arial" w:eastAsia="Arial" w:hAnsi="Arial"/>
-                <w:sz w:val="14"/>
-                <w:szCs w:val="14"/>
-              </w:rPr>
-              <w:t xml:space="preserve">5 modelos</w:t>
-            </w:r>
-          </w:p>
-        </w:tc>
-        <w:tc>
-          <w:tcPr>
-            <w:tcW w:type="dxa" w:w="1200"/>
-            <w:tcBorders>
-              <w:top w:val="single" w:color="BFBFBF" w:sz="4"/>
-              <w:left w:val="single" w:color="BFBFBF" w:sz="4"/>
-              <w:bottom w:val="single" w:color="BFBFBF" w:sz="4"/>
-              <w:right w:val="single" w:color="BFBFBF" w:sz="4"/>
-            </w:tcBorders>
-            <w:shd w:fill="FFF2CC" w:color="auto" w:val="clear"/>
-            <w:tcMar>
-              <w:top w:type="dxa" w:w="25"/>
-              <w:left w:type="dxa" w:w="70"/>
-              <w:bottom w:type="dxa" w:w="25"/>
-              <w:right w:type="dxa" w:w="70"/>
-            </w:tcMar>
-          </w:tcPr>
-          <w:p>
-            <w:hyperlink w:history="1" r:id="rIdn1mxnxpn3puzwxkqpmoqw">
-              <w:r>
-                <w:rPr>
-                  <w:rStyle w:val="Hyperlink"/>
-                  <w:rFonts w:ascii="Arial" w:cs="Arial" w:eastAsia="Arial" w:hAnsi="Arial"/>
-                  <w:sz w:val="13"/>
-                  <w:szCs w:val="13"/>
-                </w:rPr>
-                <w:t xml:space="preserve">modelo3d.py:595</w:t>
-              </w:r>
-            </w:hyperlink>
-          </w:p>
-        </w:tc>
-      </w:tr>
-      <w:tr>
-        <w:trPr>
-          <w:cantSplit/>
-        </w:trPr>
-        <w:tc>
-          <w:tcPr>
-            <w:tcW w:type="dxa" w:w="560"/>
-            <w:tcBorders>
-              <w:top w:val="single" w:color="BFBFBF" w:sz="4"/>
-              <w:left w:val="single" w:color="BFBFBF" w:sz="4"/>
-              <w:bottom w:val="single" w:color="BFBFBF" w:sz="4"/>
-              <w:right w:val="single" w:color="BFBFBF" w:sz="4"/>
-            </w:tcBorders>
-            <w:shd w:fill="FFF2CC" w:color="auto" w:val="clear"/>
-            <w:tcMar>
-              <w:top w:type="dxa" w:w="25"/>
-              <w:left w:type="dxa" w:w="70"/>
-              <w:bottom w:type="dxa" w:w="25"/>
-              <w:right w:type="dxa" w:w="70"/>
-            </w:tcMar>
-          </w:tcPr>
-          <w:p>
-            <w:pPr>
-              <w:spacing w:after="0"/>
-            </w:pPr>
-            <w:r>
-              <w:rPr>
-                <w:rFonts w:ascii="Arial" w:cs="Arial" w:eastAsia="Arial" w:hAnsi="Arial"/>
-                <w:sz w:val="14"/>
-                <w:szCs w:val="14"/>
-              </w:rPr>
-              <w:t xml:space="preserve">D25</w:t>
-            </w:r>
-          </w:p>
-        </w:tc>
-        <w:tc>
-          <w:tcPr>
-            <w:tcW w:type="dxa" w:w="3700"/>
-            <w:tcBorders>
-              <w:top w:val="single" w:color="BFBFBF" w:sz="4"/>
-              <w:left w:val="single" w:color="BFBFBF" w:sz="4"/>
-              <w:bottom w:val="single" w:color="BFBFBF" w:sz="4"/>
-              <w:right w:val="single" w:color="BFBFBF" w:sz="4"/>
-            </w:tcBorders>
-            <w:shd w:fill="FFF2CC" w:color="auto" w:val="clear"/>
-            <w:tcMar>
-              <w:top w:type="dxa" w:w="25"/>
-              <w:left w:type="dxa" w:w="70"/>
-              <w:bottom w:type="dxa" w:w="25"/>
-              <w:right w:type="dxa" w:w="70"/>
-            </w:tcMar>
-          </w:tcPr>
-          <w:p>
-            <w:pPr>
-              <w:spacing w:after="0"/>
-            </w:pPr>
-            <w:r>
-              <w:rPr>
-                <w:rFonts w:ascii="Arial" w:cs="Arial" w:eastAsia="Arial" w:hAnsi="Arial"/>
-                <w:sz w:val="14"/>
-                <w:szCs w:val="14"/>
-              </w:rPr>
-              <w:t xml:space="preserve">Soportes del eje (2): Separación de los soportes</w:t>
-            </w:r>
-          </w:p>
-        </w:tc>
-        <w:tc>
-          <w:tcPr>
-            <w:tcW w:type="dxa" w:w="3600"/>
-            <w:tcBorders>
-              <w:top w:val="single" w:color="BFBFBF" w:sz="4"/>
-              <w:left w:val="single" w:color="BFBFBF" w:sz="4"/>
-              <w:bottom w:val="single" w:color="BFBFBF" w:sz="4"/>
-              <w:right w:val="single" w:color="BFBFBF" w:sz="4"/>
-            </w:tcBorders>
-            <w:shd w:fill="FFF2CC" w:color="auto" w:val="clear"/>
-            <w:tcMar>
-              <w:top w:type="dxa" w:w="25"/>
-              <w:left w:type="dxa" w:w="70"/>
-              <w:bottom w:type="dxa" w:w="25"/>
-              <w:right w:type="dxa" w:w="70"/>
-            </w:tcMar>
-          </w:tcPr>
-          <w:p>
-            <w:pPr>
-              <w:spacing w:after="0"/>
-            </w:pPr>
-            <w:r>
-              <w:rPr>
-                <w:rFonts w:ascii="Arial" w:cs="Arial" w:eastAsia="Arial" w:hAnsi="Arial"/>
-                <w:sz w:val="14"/>
-                <w:szCs w:val="14"/>
-              </w:rPr>
-              <w:t xml:space="preserve">± 0,55·R</w:t>
-            </w:r>
-          </w:p>
-        </w:tc>
-        <w:tc>
-          <w:tcPr>
-            <w:tcW w:type="dxa" w:w="1246"/>
-            <w:tcBorders>
-              <w:top w:val="single" w:color="BFBFBF" w:sz="4"/>
-              <w:left w:val="single" w:color="BFBFBF" w:sz="4"/>
-              <w:bottom w:val="single" w:color="BFBFBF" w:sz="4"/>
-              <w:right w:val="single" w:color="BFBFBF" w:sz="4"/>
-            </w:tcBorders>
-            <w:shd w:fill="FFF2CC" w:color="auto" w:val="clear"/>
-            <w:tcMar>
-              <w:top w:type="dxa" w:w="25"/>
-              <w:left w:type="dxa" w:w="70"/>
-              <w:bottom w:type="dxa" w:w="25"/>
-              <w:right w:type="dxa" w:w="70"/>
-            </w:tcMar>
-          </w:tcPr>
-          <w:p>
-            <w:pPr>
-              <w:spacing w:after="0"/>
-            </w:pPr>
-            <w:r>
-              <w:rPr>
-                <w:rFonts w:ascii="Arial" w:cs="Arial" w:eastAsia="Arial" w:hAnsi="Arial"/>
-                <w:sz w:val="14"/>
-                <w:szCs w:val="14"/>
-              </w:rPr>
-              <w:t xml:space="preserve">5 modelos</w:t>
-            </w:r>
-          </w:p>
-        </w:tc>
-        <w:tc>
-          <w:tcPr>
-            <w:tcW w:type="dxa" w:w="1200"/>
-            <w:tcBorders>
-              <w:top w:val="single" w:color="BFBFBF" w:sz="4"/>
-              <w:left w:val="single" w:color="BFBFBF" w:sz="4"/>
-              <w:bottom w:val="single" w:color="BFBFBF" w:sz="4"/>
-              <w:right w:val="single" w:color="BFBFBF" w:sz="4"/>
-            </w:tcBorders>
-            <w:shd w:fill="FFF2CC" w:color="auto" w:val="clear"/>
-            <w:tcMar>
-              <w:top w:type="dxa" w:w="25"/>
-              <w:left w:type="dxa" w:w="70"/>
-              <w:bottom w:type="dxa" w:w="25"/>
-              <w:right w:type="dxa" w:w="70"/>
-            </w:tcMar>
-          </w:tcPr>
-          <w:p>
-            <w:hyperlink w:history="1" r:id="rIduvjvzb57k_ls0z-ogwsx7">
-              <w:r>
-                <w:rPr>
-                  <w:rStyle w:val="Hyperlink"/>
-                  <w:rFonts w:ascii="Arial" w:cs="Arial" w:eastAsia="Arial" w:hAnsi="Arial"/>
-                  <w:sz w:val="13"/>
-                  <w:szCs w:val="13"/>
-                </w:rPr>
-                <w:t xml:space="preserve">modelo3d.py:596</w:t>
-              </w:r>
-            </w:hyperlink>
-          </w:p>
-        </w:tc>
-      </w:tr>
-      <w:tr>
-        <w:trPr>
-          <w:cantSplit/>
-        </w:trPr>
-        <w:tc>
-          <w:tcPr>
-            <w:tcW w:type="dxa" w:w="560"/>
-            <w:tcBorders>
-              <w:top w:val="single" w:color="BFBFBF" w:sz="4"/>
-              <w:left w:val="single" w:color="BFBFBF" w:sz="4"/>
-              <w:bottom w:val="single" w:color="BFBFBF" w:sz="4"/>
-              <w:right w:val="single" w:color="BFBFBF" w:sz="4"/>
-            </w:tcBorders>
-            <w:shd w:fill="FFF2CC" w:color="auto" w:val="clear"/>
-            <w:tcMar>
-              <w:top w:type="dxa" w:w="25"/>
-              <w:left w:type="dxa" w:w="70"/>
-              <w:bottom w:type="dxa" w:w="25"/>
-              <w:right w:type="dxa" w:w="70"/>
-            </w:tcMar>
-          </w:tcPr>
-          <w:p>
-            <w:pPr>
-              <w:spacing w:after="0"/>
-            </w:pPr>
-            <w:r>
-              <w:rPr>
-                <w:rFonts w:ascii="Arial" w:cs="Arial" w:eastAsia="Arial" w:hAnsi="Arial"/>
-                <w:sz w:val="14"/>
-                <w:szCs w:val="14"/>
-              </w:rPr>
-              <w:t xml:space="preserve">D26</w:t>
-            </w:r>
-          </w:p>
-        </w:tc>
-        <w:tc>
-          <w:tcPr>
-            <w:tcW w:type="dxa" w:w="3700"/>
-            <w:tcBorders>
-              <w:top w:val="single" w:color="BFBFBF" w:sz="4"/>
-              <w:left w:val="single" w:color="BFBFBF" w:sz="4"/>
-              <w:bottom w:val="single" w:color="BFBFBF" w:sz="4"/>
-              <w:right w:val="single" w:color="BFBFBF" w:sz="4"/>
-            </w:tcBorders>
-            <w:shd w:fill="FFF2CC" w:color="auto" w:val="clear"/>
-            <w:tcMar>
-              <w:top w:type="dxa" w:w="25"/>
-              <w:left w:type="dxa" w:w="70"/>
-              <w:bottom w:type="dxa" w:w="25"/>
-              <w:right w:type="dxa" w:w="70"/>
-            </w:tcMar>
-          </w:tcPr>
-          <w:p>
-            <w:pPr>
-              <w:spacing w:after="0"/>
-            </w:pPr>
-            <w:r>
-              <w:rPr>
-                <w:rFonts w:ascii="Arial" w:cs="Arial" w:eastAsia="Arial" w:hAnsi="Arial"/>
-                <w:sz w:val="14"/>
-                <w:szCs w:val="14"/>
-              </w:rPr>
-              <w:t xml:space="preserve">Manija del carro: Caño; Manija del carro: Separación de las patas (ejes) / largo desarrollado</w:t>
-            </w:r>
-          </w:p>
-        </w:tc>
-        <w:tc>
-          <w:tcPr>
-            <w:tcW w:type="dxa" w:w="3600"/>
-            <w:tcBorders>
-              <w:top w:val="single" w:color="BFBFBF" w:sz="4"/>
-              <w:left w:val="single" w:color="BFBFBF" w:sz="4"/>
-              <w:bottom w:val="single" w:color="BFBFBF" w:sz="4"/>
-              <w:right w:val="single" w:color="BFBFBF" w:sz="4"/>
-            </w:tcBorders>
-            <w:shd w:fill="FFF2CC" w:color="auto" w:val="clear"/>
-            <w:tcMar>
-              <w:top w:type="dxa" w:w="25"/>
-              <w:left w:type="dxa" w:w="70"/>
-              <w:bottom w:type="dxa" w:w="25"/>
-              <w:right w:type="dxa" w:w="70"/>
-            </w:tcMar>
-          </w:tcPr>
-          <w:p>
-            <w:pPr>
-              <w:spacing w:after="0"/>
-            </w:pPr>
-            <w:r>
-              <w:rPr>
-                <w:rFonts w:ascii="Arial" w:cs="Arial" w:eastAsia="Arial" w:hAnsi="Arial"/>
-                <w:sz w:val="14"/>
-                <w:szCs w:val="14"/>
-              </w:rPr>
-              <w:t xml:space="preserve">El proceso compra el caño de la manija</w:t>
-            </w:r>
-          </w:p>
-        </w:tc>
-        <w:tc>
-          <w:tcPr>
-            <w:tcW w:type="dxa" w:w="1246"/>
-            <w:tcBorders>
-              <w:top w:val="single" w:color="BFBFBF" w:sz="4"/>
-              <w:left w:val="single" w:color="BFBFBF" w:sz="4"/>
-              <w:bottom w:val="single" w:color="BFBFBF" w:sz="4"/>
-              <w:right w:val="single" w:color="BFBFBF" w:sz="4"/>
-            </w:tcBorders>
-            <w:shd w:fill="FFF2CC" w:color="auto" w:val="clear"/>
-            <w:tcMar>
-              <w:top w:type="dxa" w:w="25"/>
-              <w:left w:type="dxa" w:w="70"/>
-              <w:bottom w:type="dxa" w:w="25"/>
-              <w:right w:type="dxa" w:w="70"/>
-            </w:tcMar>
-          </w:tcPr>
-          <w:p>
-            <w:pPr>
-              <w:spacing w:after="0"/>
-            </w:pPr>
-            <w:r>
-              <w:rPr>
-                <w:rFonts w:ascii="Arial" w:cs="Arial" w:eastAsia="Arial" w:hAnsi="Arial"/>
-                <w:sz w:val="14"/>
-                <w:szCs w:val="14"/>
-              </w:rPr>
-              <w:t xml:space="preserve">5 modelos</w:t>
-            </w:r>
-          </w:p>
-        </w:tc>
-        <w:tc>
-          <w:tcPr>
-            <w:tcW w:type="dxa" w:w="1200"/>
-            <w:tcBorders>
-              <w:top w:val="single" w:color="BFBFBF" w:sz="4"/>
-              <w:left w:val="single" w:color="BFBFBF" w:sz="4"/>
-              <w:bottom w:val="single" w:color="BFBFBF" w:sz="4"/>
-              <w:right w:val="single" w:color="BFBFBF" w:sz="4"/>
-            </w:tcBorders>
-            <w:shd w:fill="FFF2CC" w:color="auto" w:val="clear"/>
-            <w:tcMar>
-              <w:top w:type="dxa" w:w="25"/>
-              <w:left w:type="dxa" w:w="70"/>
-              <w:bottom w:type="dxa" w:w="25"/>
-              <w:right w:type="dxa" w:w="70"/>
-            </w:tcMar>
-          </w:tcPr>
-          <w:p>
-            <w:hyperlink w:history="1" r:id="rId79kqiyypel2oxet5f8c1t">
-              <w:r>
-                <w:rPr>
-                  <w:rStyle w:val="Hyperlink"/>
-                  <w:rFonts w:ascii="Arial" w:cs="Arial" w:eastAsia="Arial" w:hAnsi="Arial"/>
-                  <w:sz w:val="13"/>
-                  <w:szCs w:val="13"/>
-                </w:rPr>
-                <w:t xml:space="preserve">modelo3d.py:599</w:t>
-              </w:r>
-            </w:hyperlink>
-          </w:p>
-        </w:tc>
-      </w:tr>
-      <w:tr>
-        <w:trPr>
-          <w:cantSplit/>
-        </w:trPr>
-        <w:tc>
-          <w:tcPr>
-            <w:tcW w:type="dxa" w:w="560"/>
-            <w:tcBorders>
-              <w:top w:val="single" w:color="BFBFBF" w:sz="4"/>
-              <w:left w:val="single" w:color="BFBFBF" w:sz="4"/>
-              <w:bottom w:val="single" w:color="BFBFBF" w:sz="4"/>
-              <w:right w:val="single" w:color="BFBFBF" w:sz="4"/>
-            </w:tcBorders>
-            <w:shd w:fill="FFF2CC" w:color="auto" w:val="clear"/>
-            <w:tcMar>
-              <w:top w:type="dxa" w:w="25"/>
-              <w:left w:type="dxa" w:w="70"/>
-              <w:bottom w:type="dxa" w:w="25"/>
-              <w:right w:type="dxa" w:w="70"/>
-            </w:tcMar>
-          </w:tcPr>
-          <w:p>
-            <w:pPr>
-              <w:spacing w:after="0"/>
-            </w:pPr>
-            <w:r>
-              <w:rPr>
-                <w:rFonts w:ascii="Arial" w:cs="Arial" w:eastAsia="Arial" w:hAnsi="Arial"/>
-                <w:sz w:val="14"/>
-                <w:szCs w:val="14"/>
-              </w:rPr>
-              <w:t xml:space="preserve">D27</w:t>
-            </w:r>
-          </w:p>
-        </w:tc>
-        <w:tc>
-          <w:tcPr>
-            <w:tcW w:type="dxa" w:w="3700"/>
-            <w:tcBorders>
-              <w:top w:val="single" w:color="BFBFBF" w:sz="4"/>
-              <w:left w:val="single" w:color="BFBFBF" w:sz="4"/>
-              <w:bottom w:val="single" w:color="BFBFBF" w:sz="4"/>
-              <w:right w:val="single" w:color="BFBFBF" w:sz="4"/>
-            </w:tcBorders>
-            <w:shd w:fill="FFF2CC" w:color="auto" w:val="clear"/>
-            <w:tcMar>
-              <w:top w:type="dxa" w:w="25"/>
-              <w:left w:type="dxa" w:w="70"/>
-              <w:bottom w:type="dxa" w:w="25"/>
-              <w:right w:type="dxa" w:w="70"/>
-            </w:tcMar>
-          </w:tcPr>
-          <w:p>
-            <w:pPr>
-              <w:spacing w:after="0"/>
-            </w:pPr>
-            <w:r>
-              <w:rPr>
-                <w:rFonts w:ascii="Arial" w:cs="Arial" w:eastAsia="Arial" w:hAnsi="Arial"/>
-                <w:sz w:val="14"/>
-                <w:szCs w:val="14"/>
-              </w:rPr>
-              <w:t xml:space="preserve">Ganchos portamanguera (2): Ancho × vuelo × labio × e (2 u)</w:t>
-            </w:r>
-          </w:p>
-        </w:tc>
-        <w:tc>
-          <w:tcPr>
-            <w:tcW w:type="dxa" w:w="3600"/>
-            <w:tcBorders>
-              <w:top w:val="single" w:color="BFBFBF" w:sz="4"/>
-              <w:left w:val="single" w:color="BFBFBF" w:sz="4"/>
-              <w:bottom w:val="single" w:color="BFBFBF" w:sz="4"/>
-              <w:right w:val="single" w:color="BFBFBF" w:sz="4"/>
-            </w:tcBorders>
-            <w:shd w:fill="FFF2CC" w:color="auto" w:val="clear"/>
-            <w:tcMar>
-              <w:top w:type="dxa" w:w="25"/>
-              <w:left w:type="dxa" w:w="70"/>
-              <w:bottom w:type="dxa" w:w="25"/>
-              <w:right w:type="dxa" w:w="70"/>
-            </w:tcMar>
-          </w:tcPr>
-          <w:p>
-            <w:pPr>
-              <w:spacing w:after="0"/>
-            </w:pPr>
-            <w:r>
-              <w:rPr>
-                <w:rFonts w:ascii="Arial" w:cs="Arial" w:eastAsia="Arial" w:hAnsi="Arial"/>
-                <w:sz w:val="14"/>
-                <w:szCs w:val="14"/>
-              </w:rPr>
-              <w:t xml:space="preserve">Costado de la salida, arriba (12 %) y abajo (90 %) del cuerpo; vuelo = 2 Ø de manga + 10</w:t>
-            </w:r>
-          </w:p>
-        </w:tc>
-        <w:tc>
-          <w:tcPr>
-            <w:tcW w:type="dxa" w:w="1246"/>
-            <w:tcBorders>
-              <w:top w:val="single" w:color="BFBFBF" w:sz="4"/>
-              <w:left w:val="single" w:color="BFBFBF" w:sz="4"/>
-              <w:bottom w:val="single" w:color="BFBFBF" w:sz="4"/>
-              <w:right w:val="single" w:color="BFBFBF" w:sz="4"/>
-            </w:tcBorders>
-            <w:shd w:fill="FFF2CC" w:color="auto" w:val="clear"/>
-            <w:tcMar>
-              <w:top w:type="dxa" w:w="25"/>
-              <w:left w:type="dxa" w:w="70"/>
-              <w:bottom w:type="dxa" w:w="25"/>
-              <w:right w:type="dxa" w:w="70"/>
-            </w:tcMar>
-          </w:tcPr>
-          <w:p>
-            <w:pPr>
-              <w:spacing w:after="0"/>
-            </w:pPr>
-            <w:r>
-              <w:rPr>
-                <w:rFonts w:ascii="Arial" w:cs="Arial" w:eastAsia="Arial" w:hAnsi="Arial"/>
-                <w:sz w:val="14"/>
-                <w:szCs w:val="14"/>
-              </w:rPr>
-              <w:t xml:space="preserve">5 modelos</w:t>
-            </w:r>
-          </w:p>
-        </w:tc>
-        <w:tc>
-          <w:tcPr>
-            <w:tcW w:type="dxa" w:w="1200"/>
-            <w:tcBorders>
-              <w:top w:val="single" w:color="BFBFBF" w:sz="4"/>
-              <w:left w:val="single" w:color="BFBFBF" w:sz="4"/>
-              <w:bottom w:val="single" w:color="BFBFBF" w:sz="4"/>
-              <w:right w:val="single" w:color="BFBFBF" w:sz="4"/>
-            </w:tcBorders>
-            <w:shd w:fill="FFF2CC" w:color="auto" w:val="clear"/>
-            <w:tcMar>
-              <w:top w:type="dxa" w:w="25"/>
-              <w:left w:type="dxa" w:w="70"/>
-              <w:bottom w:type="dxa" w:w="25"/>
-              <w:right w:type="dxa" w:w="70"/>
-            </w:tcMar>
-          </w:tcPr>
-          <w:p>
-            <w:hyperlink w:history="1" r:id="rIddm6c4fo-_q49vungc_rkv">
-              <w:r>
-                <w:rPr>
-                  <w:rStyle w:val="Hyperlink"/>
-                  <w:rFonts w:ascii="Arial" w:cs="Arial" w:eastAsia="Arial" w:hAnsi="Arial"/>
-                  <w:sz w:val="13"/>
-                  <w:szCs w:val="13"/>
-                </w:rPr>
-                <w:t xml:space="preserve">modelo3d.py:600</w:t>
-              </w:r>
-            </w:hyperlink>
-          </w:p>
-        </w:tc>
-      </w:tr>
-      <w:tr>
-        <w:trPr>
-          <w:cantSplit/>
-        </w:trPr>
-        <w:tc>
-          <w:tcPr>
-            <w:tcW w:type="dxa" w:w="560"/>
-            <w:tcBorders>
-              <w:top w:val="single" w:color="BFBFBF" w:sz="4"/>
-              <w:left w:val="single" w:color="BFBFBF" w:sz="4"/>
-              <w:bottom w:val="single" w:color="BFBFBF" w:sz="4"/>
-              <w:right w:val="single" w:color="BFBFBF" w:sz="4"/>
-            </w:tcBorders>
-            <w:shd w:fill="FFF2CC" w:color="auto" w:val="clear"/>
-            <w:tcMar>
-              <w:top w:type="dxa" w:w="25"/>
-              <w:left w:type="dxa" w:w="70"/>
-              <w:bottom w:type="dxa" w:w="25"/>
-              <w:right w:type="dxa" w:w="70"/>
-            </w:tcMar>
-          </w:tcPr>
-          <w:p>
-            <w:pPr>
-              <w:spacing w:after="0"/>
-            </w:pPr>
-            <w:r>
-              <w:rPr>
-                <w:rFonts w:ascii="Arial" w:cs="Arial" w:eastAsia="Arial" w:hAnsi="Arial"/>
-                <w:sz w:val="14"/>
-                <w:szCs w:val="14"/>
-              </w:rPr>
-              <w:t xml:space="preserve">D28</w:t>
-            </w:r>
-          </w:p>
-        </w:tc>
-        <w:tc>
-          <w:tcPr>
-            <w:tcW w:type="dxa" w:w="3700"/>
-            <w:tcBorders>
-              <w:top w:val="single" w:color="BFBFBF" w:sz="4"/>
-              <w:left w:val="single" w:color="BFBFBF" w:sz="4"/>
-              <w:bottom w:val="single" w:color="BFBFBF" w:sz="4"/>
-              <w:right w:val="single" w:color="BFBFBF" w:sz="4"/>
-            </w:tcBorders>
-            <w:shd w:fill="FFF2CC" w:color="auto" w:val="clear"/>
-            <w:tcMar>
-              <w:top w:type="dxa" w:w="25"/>
-              <w:left w:type="dxa" w:w="70"/>
-              <w:bottom w:type="dxa" w:w="25"/>
-              <w:right w:type="dxa" w:w="70"/>
-            </w:tcMar>
-          </w:tcPr>
-          <w:p>
-            <w:pPr>
-              <w:spacing w:after="0"/>
-            </w:pPr>
-            <w:r>
-              <w:rPr>
-                <w:rFonts w:ascii="Arial" w:cs="Arial" w:eastAsia="Arial" w:hAnsi="Arial"/>
-                <w:sz w:val="14"/>
-                <w:szCs w:val="14"/>
-              </w:rPr>
-              <w:t xml:space="preserve">Manguera (tramo enrollado): Ø exterior; Manguera: Ø exterior</w:t>
-            </w:r>
-          </w:p>
-        </w:tc>
-        <w:tc>
-          <w:tcPr>
-            <w:tcW w:type="dxa" w:w="3600"/>
-            <w:tcBorders>
-              <w:top w:val="single" w:color="BFBFBF" w:sz="4"/>
-              <w:left w:val="single" w:color="BFBFBF" w:sz="4"/>
-              <w:bottom w:val="single" w:color="BFBFBF" w:sz="4"/>
-              <w:right w:val="single" w:color="BFBFBF" w:sz="4"/>
-            </w:tcBorders>
-            <w:shd w:fill="FFF2CC" w:color="auto" w:val="clear"/>
-            <w:tcMar>
-              <w:top w:type="dxa" w:w="25"/>
-              <w:left w:type="dxa" w:w="70"/>
-              <w:bottom w:type="dxa" w:w="25"/>
-              <w:right w:type="dxa" w:w="70"/>
-            </w:tcMar>
-          </w:tcPr>
-          <w:p>
-            <w:pPr>
-              <w:spacing w:after="0"/>
-            </w:pPr>
-            <w:r>
-              <w:rPr>
-                <w:rFonts w:ascii="Arial" w:cs="Arial" w:eastAsia="Arial" w:hAnsi="Arial"/>
-                <w:sz w:val="14"/>
-                <w:szCs w:val="14"/>
-              </w:rPr>
-              <w:t xml:space="preserve">Sin cota en Fadesa</w:t>
-            </w:r>
-          </w:p>
-        </w:tc>
-        <w:tc>
-          <w:tcPr>
-            <w:tcW w:type="dxa" w:w="1246"/>
-            <w:tcBorders>
-              <w:top w:val="single" w:color="BFBFBF" w:sz="4"/>
-              <w:left w:val="single" w:color="BFBFBF" w:sz="4"/>
-              <w:bottom w:val="single" w:color="BFBFBF" w:sz="4"/>
-              <w:right w:val="single" w:color="BFBFBF" w:sz="4"/>
-            </w:tcBorders>
-            <w:shd w:fill="FFF2CC" w:color="auto" w:val="clear"/>
-            <w:tcMar>
-              <w:top w:type="dxa" w:w="25"/>
-              <w:left w:type="dxa" w:w="70"/>
-              <w:bottom w:type="dxa" w:w="25"/>
-              <w:right w:type="dxa" w:w="70"/>
-            </w:tcMar>
-          </w:tcPr>
-          <w:p>
-            <w:pPr>
-              <w:spacing w:after="0"/>
-            </w:pPr>
-            <w:r>
-              <w:rPr>
-                <w:rFonts w:ascii="Arial" w:cs="Arial" w:eastAsia="Arial" w:hAnsi="Arial"/>
-                <w:sz w:val="14"/>
-                <w:szCs w:val="14"/>
-              </w:rPr>
-              <w:t xml:space="preserve">5 modelos</w:t>
-            </w:r>
-          </w:p>
-        </w:tc>
-        <w:tc>
-          <w:tcPr>
-            <w:tcW w:type="dxa" w:w="1200"/>
-            <w:tcBorders>
-              <w:top w:val="single" w:color="BFBFBF" w:sz="4"/>
-              <w:left w:val="single" w:color="BFBFBF" w:sz="4"/>
-              <w:bottom w:val="single" w:color="BFBFBF" w:sz="4"/>
-              <w:right w:val="single" w:color="BFBFBF" w:sz="4"/>
-            </w:tcBorders>
-            <w:shd w:fill="FFF2CC" w:color="auto" w:val="clear"/>
-            <w:tcMar>
-              <w:top w:type="dxa" w:w="25"/>
-              <w:left w:type="dxa" w:w="70"/>
-              <w:bottom w:type="dxa" w:w="25"/>
-              <w:right w:type="dxa" w:w="70"/>
-            </w:tcMar>
-          </w:tcPr>
-          <w:p>
-            <w:hyperlink w:history="1" r:id="rIdd6ezfalyvrtupkmfldxq3">
-              <w:r>
-                <w:rPr>
-                  <w:rStyle w:val="Hyperlink"/>
-                  <w:rFonts w:ascii="Arial" w:cs="Arial" w:eastAsia="Arial" w:hAnsi="Arial"/>
-                  <w:sz w:val="13"/>
-                  <w:szCs w:val="13"/>
-                </w:rPr>
-                <w:t xml:space="preserve">modelo3d.py:618</w:t>
-              </w:r>
-            </w:hyperlink>
-          </w:p>
-        </w:tc>
-      </w:tr>
-      <w:tr>
-        <w:trPr>
-          <w:cantSplit/>
-        </w:trPr>
-        <w:tc>
-          <w:tcPr>
-            <w:tcW w:type="dxa" w:w="560"/>
-            <w:tcBorders>
-              <w:top w:val="single" w:color="BFBFBF" w:sz="4"/>
-              <w:left w:val="single" w:color="BFBFBF" w:sz="4"/>
-              <w:bottom w:val="single" w:color="BFBFBF" w:sz="4"/>
-              <w:right w:val="single" w:color="BFBFBF" w:sz="4"/>
-            </w:tcBorders>
-            <w:shd w:fill="FFF2CC" w:color="auto" w:val="clear"/>
-            <w:tcMar>
-              <w:top w:type="dxa" w:w="25"/>
-              <w:left w:type="dxa" w:w="70"/>
-              <w:bottom w:type="dxa" w:w="25"/>
-              <w:right w:type="dxa" w:w="70"/>
-            </w:tcMar>
-          </w:tcPr>
-          <w:p>
-            <w:pPr>
-              <w:spacing w:after="0"/>
-            </w:pPr>
-            <w:r>
-              <w:rPr>
-                <w:rFonts w:ascii="Arial" w:cs="Arial" w:eastAsia="Arial" w:hAnsi="Arial"/>
-                <w:sz w:val="14"/>
-                <w:szCs w:val="14"/>
-              </w:rPr>
-              <w:t xml:space="preserve">D29</w:t>
-            </w:r>
-          </w:p>
-        </w:tc>
-        <w:tc>
-          <w:tcPr>
-            <w:tcW w:type="dxa" w:w="3700"/>
-            <w:tcBorders>
-              <w:top w:val="single" w:color="BFBFBF" w:sz="4"/>
-              <w:left w:val="single" w:color="BFBFBF" w:sz="4"/>
-              <w:bottom w:val="single" w:color="BFBFBF" w:sz="4"/>
-              <w:right w:val="single" w:color="BFBFBF" w:sz="4"/>
-            </w:tcBorders>
-            <w:shd w:fill="FFF2CC" w:color="auto" w:val="clear"/>
-            <w:tcMar>
-              <w:top w:type="dxa" w:w="25"/>
-              <w:left w:type="dxa" w:w="70"/>
-              <w:bottom w:type="dxa" w:w="25"/>
-              <w:right w:type="dxa" w:w="70"/>
-            </w:tcMar>
-          </w:tcPr>
-          <w:p>
-            <w:pPr>
-              <w:spacing w:after="0"/>
-            </w:pPr>
-            <w:r>
-              <w:rPr>
-                <w:rFonts w:ascii="Arial" w:cs="Arial" w:eastAsia="Arial" w:hAnsi="Arial"/>
-                <w:sz w:val="14"/>
-                <w:szCs w:val="14"/>
-              </w:rPr>
-              <w:t xml:space="preserve">Cuerpo de válvula: Fondo del cuerpo; Cuerpo de válvula: Salida a la manguera Ø × largo; Vástago: Vástago Ø × largo / asiento Ø; Resorte de válvula: Resorte Ø × largo libre (+1)</w:t>
-            </w:r>
-          </w:p>
-        </w:tc>
-        <w:tc>
-          <w:tcPr>
-            <w:tcW w:type="dxa" w:w="3600"/>
-            <w:tcBorders>
-              <w:top w:val="single" w:color="BFBFBF" w:sz="4"/>
-              <w:left w:val="single" w:color="BFBFBF" w:sz="4"/>
-              <w:bottom w:val="single" w:color="BFBFBF" w:sz="4"/>
-              <w:right w:val="single" w:color="BFBFBF" w:sz="4"/>
-            </w:tcBorders>
-            <w:shd w:fill="FFF2CC" w:color="auto" w:val="clear"/>
-            <w:tcMar>
-              <w:top w:type="dxa" w:w="25"/>
-              <w:left w:type="dxa" w:w="70"/>
-              <w:bottom w:type="dxa" w:w="25"/>
-              <w:right w:type="dxa" w:w="70"/>
-            </w:tcMar>
-          </w:tcPr>
-          <w:p>
-            <w:pPr>
-              <w:spacing w:after="0"/>
-            </w:pPr>
-            <w:r>
-              <w:rPr>
-                <w:rFonts w:ascii="Arial" w:cs="Arial" w:eastAsia="Arial" w:hAnsi="Arial"/>
-                <w:sz w:val="14"/>
-                <w:szCs w:val="14"/>
-              </w:rPr>
-              <w:t xml:space="preserve">No visible en la vista lateral Fadesa</w:t>
-            </w:r>
-          </w:p>
-        </w:tc>
-        <w:tc>
-          <w:tcPr>
-            <w:tcW w:type="dxa" w:w="1246"/>
-            <w:tcBorders>
-              <w:top w:val="single" w:color="BFBFBF" w:sz="4"/>
-              <w:left w:val="single" w:color="BFBFBF" w:sz="4"/>
-              <w:bottom w:val="single" w:color="BFBFBF" w:sz="4"/>
-              <w:right w:val="single" w:color="BFBFBF" w:sz="4"/>
-            </w:tcBorders>
-            <w:shd w:fill="FFF2CC" w:color="auto" w:val="clear"/>
-            <w:tcMar>
-              <w:top w:type="dxa" w:w="25"/>
-              <w:left w:type="dxa" w:w="70"/>
-              <w:bottom w:type="dxa" w:w="25"/>
-              <w:right w:type="dxa" w:w="70"/>
-            </w:tcMar>
-          </w:tcPr>
-          <w:p>
-            <w:pPr>
-              <w:spacing w:after="0"/>
-            </w:pPr>
-            <w:r>
-              <w:rPr>
-                <w:rFonts w:ascii="Arial" w:cs="Arial" w:eastAsia="Arial" w:hAnsi="Arial"/>
-                <w:sz w:val="14"/>
-                <w:szCs w:val="14"/>
-              </w:rPr>
-              <w:t xml:space="preserve">4 modelos</w:t>
-            </w:r>
-          </w:p>
-        </w:tc>
-        <w:tc>
-          <w:tcPr>
-            <w:tcW w:type="dxa" w:w="1200"/>
-            <w:tcBorders>
-              <w:top w:val="single" w:color="BFBFBF" w:sz="4"/>
-              <w:left w:val="single" w:color="BFBFBF" w:sz="4"/>
-              <w:bottom w:val="single" w:color="BFBFBF" w:sz="4"/>
-              <w:right w:val="single" w:color="BFBFBF" w:sz="4"/>
-            </w:tcBorders>
-            <w:shd w:fill="FFF2CC" w:color="auto" w:val="clear"/>
-            <w:tcMar>
-              <w:top w:type="dxa" w:w="25"/>
-              <w:left w:type="dxa" w:w="70"/>
-              <w:bottom w:type="dxa" w:w="25"/>
-              <w:right w:type="dxa" w:w="70"/>
-            </w:tcMar>
-          </w:tcPr>
-          <w:p>
-            <w:hyperlink w:history="1" r:id="rIdluwepk7m7fadb8_ei2wqk">
+            <w:hyperlink w:history="1" r:id="rIduaq_yawf14geyeuoqvy33">
               <w:r>
                 <w:rPr>
                   <w:rStyle w:val="Hyperlink"/>
@@ -14980,7 +14557,7 @@
                 <w:sz w:val="14"/>
                 <w:szCs w:val="14"/>
               </w:rPr>
-              <w:t xml:space="preserve">D30</w:t>
+              <w:t xml:space="preserve">D27</w:t>
             </w:r>
           </w:p>
         </w:tc>
@@ -15042,7 +14619,7 @@
                 <w:sz w:val="14"/>
                 <w:szCs w:val="14"/>
               </w:rPr>
-              <w:t xml:space="preserve">Gira en la ranura de la horquilla (eje según X, plano Fadesa); hacia atrás, 0,75·R con 15 de luz a la manija del carro; sin cota en Fadesa</w:t>
+              <w:t xml:space="preserve">Gira en la ranura de la horquilla (eje según X, plano Fadesa); hacia adelante (lado de la manga), 0,75·R; sin cota en Fadesa</w:t>
             </w:r>
           </w:p>
         </w:tc>
@@ -15095,7 +14672,7 @@
             </w:tcMar>
           </w:tcPr>
           <w:p>
-            <w:hyperlink w:history="1" r:id="rIdcklugmnhsnzf2j8iszqtf">
+            <w:hyperlink w:history="1" r:id="rIdu8hxufxqootpf-im0r3xt">
               <w:r>
                 <w:rPr>
                   <w:rStyle w:val="Hyperlink"/>
@@ -15103,7 +14680,7 @@
                   <w:sz w:val="13"/>
                   <w:szCs w:val="13"/>
                 </w:rPr>
-                <w:t xml:space="preserve">modelo3d.py:394</w:t>
+                <w:t xml:space="preserve">modelo3d.py:395</w:t>
               </w:r>
             </w:hyperlink>
           </w:p>
@@ -15140,7 +14717,7 @@
                 <w:sz w:val="14"/>
                 <w:szCs w:val="14"/>
               </w:rPr>
-              <w:t xml:space="preserve">D31</w:t>
+              <w:t xml:space="preserve">D28</w:t>
             </w:r>
           </w:p>
         </w:tc>
@@ -15255,7 +14832,7 @@
             </w:tcMar>
           </w:tcPr>
           <w:p>
-            <w:hyperlink w:history="1" r:id="rIdu0k1gjjwcmnvf9inbcjae">
+            <w:hyperlink w:history="1" r:id="rIdnd8kiv_uc--lw-whfrf3k">
               <w:r>
                 <w:rPr>
                   <w:rStyle w:val="Hyperlink"/>
@@ -15263,7 +14840,7 @@
                   <w:sz w:val="13"/>
                   <w:szCs w:val="13"/>
                 </w:rPr>
-                <w:t xml:space="preserve">modelo3d.py:403</w:t>
+                <w:t xml:space="preserve">modelo3d.py:404</w:t>
               </w:r>
             </w:hyperlink>
           </w:p>
@@ -15300,7 +14877,7 @@
                 <w:sz w:val="14"/>
                 <w:szCs w:val="14"/>
               </w:rPr>
-              <w:t xml:space="preserve">D32</w:t>
+              <w:t xml:space="preserve">D29</w:t>
             </w:r>
           </w:p>
         </w:tc>
@@ -15415,7 +14992,7 @@
             </w:tcMar>
           </w:tcPr>
           <w:p>
-            <w:hyperlink w:history="1" r:id="rIdxg1lkfdbabvgptrxby-yu">
+            <w:hyperlink w:history="1" r:id="rIdol1-btndbu59s4bgu9te6">
               <w:r>
                 <w:rPr>
                   <w:rStyle w:val="Hyperlink"/>
@@ -15423,7 +15000,7 @@
                   <w:sz w:val="13"/>
                   <w:szCs w:val="13"/>
                 </w:rPr>
-                <w:t xml:space="preserve">modelo3d.py:478</w:t>
+                <w:t xml:space="preserve">modelo3d.py:479</w:t>
               </w:r>
             </w:hyperlink>
           </w:p>
@@ -15460,7 +15037,7 @@
                 <w:sz w:val="14"/>
                 <w:szCs w:val="14"/>
               </w:rPr>
-              <w:t xml:space="preserve">D33</w:t>
+              <w:t xml:space="preserve">D30</w:t>
             </w:r>
           </w:p>
         </w:tc>
@@ -15491,7 +15068,7 @@
                 <w:sz w:val="14"/>
                 <w:szCs w:val="14"/>
               </w:rPr>
-              <w:t xml:space="preserve">Válvula esférica: Cuerpo × palanca</w:t>
+              <w:t xml:space="preserve">Ganchos portamanguera (2): Ancho × vuelo × labio × e (2 u)</w:t>
             </w:r>
           </w:p>
         </w:tc>
@@ -15522,7 +15099,7 @@
                 <w:sz w:val="14"/>
                 <w:szCs w:val="14"/>
               </w:rPr>
-              <w:t xml:space="preserve">Representativa (comercial)</w:t>
+              <w:t xml:space="preserve">Adelante (corrección del usuario al proceso, que decía costado derecho), arriba (90 %) y abajo (12 %) del cuerpo; vuelo = 2 Ø de manga + 10</w:t>
             </w:r>
           </w:p>
         </w:tc>
@@ -15575,7 +15152,7 @@
             </w:tcMar>
           </w:tcPr>
           <w:p>
-            <w:hyperlink w:history="1" r:id="rIdzleiuwdl__dohkdif8c7z">
+            <w:hyperlink w:history="1" r:id="rId2keiptmgh2sydakh-05kk">
               <w:r>
                 <w:rPr>
                   <w:rStyle w:val="Hyperlink"/>
@@ -15583,7 +15160,7 @@
                   <w:sz w:val="13"/>
                   <w:szCs w:val="13"/>
                 </w:rPr>
-                <w:t xml:space="preserve">modelo3d.py:717</w:t>
+                <w:t xml:space="preserve">modelo3d.py:605</w:t>
               </w:r>
             </w:hyperlink>
           </w:p>
@@ -15620,7 +15197,7 @@
                 <w:sz w:val="14"/>
                 <w:szCs w:val="14"/>
               </w:rPr>
-              <w:t xml:space="preserve">D34</w:t>
+              <w:t xml:space="preserve">D31</w:t>
             </w:r>
           </w:p>
         </w:tc>
@@ -15651,7 +15228,7 @@
                 <w:sz w:val="14"/>
                 <w:szCs w:val="14"/>
               </w:rPr>
-              <w:t xml:space="preserve">Lanza espumígena: Ø × largo</w:t>
+              <w:t xml:space="preserve">Manguera (tramo enrollado): Ø exterior; Manguera: Ø exterior</w:t>
             </w:r>
           </w:p>
         </w:tc>
@@ -15682,7 +15259,7 @@
                 <w:sz w:val="14"/>
                 <w:szCs w:val="14"/>
               </w:rPr>
-              <w:t xml:space="preserve">Lanza espumígena de rodante</w:t>
+              <w:t xml:space="preserve">Sin cota en Fadesa</w:t>
             </w:r>
           </w:p>
         </w:tc>
@@ -15713,7 +15290,7 @@
                 <w:sz w:val="14"/>
                 <w:szCs w:val="14"/>
               </w:rPr>
-              <w:t xml:space="preserve">AFFF 50 l</w:t>
+              <w:t xml:space="preserve">5 modelos</w:t>
             </w:r>
           </w:p>
         </w:tc>
@@ -15735,7 +15312,7 @@
             </w:tcMar>
           </w:tcPr>
           <w:p>
-            <w:hyperlink w:history="1" r:id="rIdycesypjr2xx16qlv4ear_">
+            <w:hyperlink w:history="1" r:id="rIdbqgrnhrgammqp2e4y8f0a">
               <w:r>
                 <w:rPr>
                   <w:rStyle w:val="Hyperlink"/>
@@ -15743,7 +15320,7 @@
                   <w:sz w:val="13"/>
                   <w:szCs w:val="13"/>
                 </w:rPr>
-                <w:t xml:space="preserve">modelo3d.py:722</w:t>
+                <w:t xml:space="preserve">modelo3d.py:624</w:t>
               </w:r>
             </w:hyperlink>
           </w:p>
@@ -15780,7 +15357,7 @@
                 <w:sz w:val="14"/>
                 <w:szCs w:val="14"/>
               </w:rPr>
-              <w:t xml:space="preserve">D35</w:t>
+              <w:t xml:space="preserve">D32</w:t>
             </w:r>
           </w:p>
         </w:tc>
@@ -15811,6 +15388,326 @@
                 <w:sz w:val="14"/>
                 <w:szCs w:val="14"/>
               </w:rPr>
+              <w:t xml:space="preserve">Válvula esférica: Cuerpo × palanca</w:t>
+            </w:r>
+          </w:p>
+        </w:tc>
+        <w:tc>
+          <w:tcPr>
+            <w:tcW w:type="dxa" w:w="3600"/>
+            <w:tcBorders>
+              <w:top w:val="single" w:color="BFBFBF" w:sz="4"/>
+              <w:left w:val="single" w:color="BFBFBF" w:sz="4"/>
+              <w:bottom w:val="single" w:color="BFBFBF" w:sz="4"/>
+              <w:right w:val="single" w:color="BFBFBF" w:sz="4"/>
+            </w:tcBorders>
+            <w:shd w:fill="FFF2CC" w:color="auto" w:val="clear"/>
+            <w:tcMar>
+              <w:top w:type="dxa" w:w="25"/>
+              <w:left w:type="dxa" w:w="70"/>
+              <w:bottom w:type="dxa" w:w="25"/>
+              <w:right w:type="dxa" w:w="70"/>
+            </w:tcMar>
+          </w:tcPr>
+          <w:p>
+            <w:pPr>
+              <w:spacing w:after="0"/>
+            </w:pPr>
+            <w:r>
+              <w:rPr>
+                <w:rFonts w:ascii="Arial" w:cs="Arial" w:eastAsia="Arial" w:hAnsi="Arial"/>
+                <w:sz w:val="14"/>
+                <w:szCs w:val="14"/>
+              </w:rPr>
+              <w:t xml:space="preserve">Representativa (comercial)</w:t>
+            </w:r>
+          </w:p>
+        </w:tc>
+        <w:tc>
+          <w:tcPr>
+            <w:tcW w:type="dxa" w:w="1246"/>
+            <w:tcBorders>
+              <w:top w:val="single" w:color="BFBFBF" w:sz="4"/>
+              <w:left w:val="single" w:color="BFBFBF" w:sz="4"/>
+              <w:bottom w:val="single" w:color="BFBFBF" w:sz="4"/>
+              <w:right w:val="single" w:color="BFBFBF" w:sz="4"/>
+            </w:tcBorders>
+            <w:shd w:fill="FFF2CC" w:color="auto" w:val="clear"/>
+            <w:tcMar>
+              <w:top w:type="dxa" w:w="25"/>
+              <w:left w:type="dxa" w:w="70"/>
+              <w:bottom w:type="dxa" w:w="25"/>
+              <w:right w:type="dxa" w:w="70"/>
+            </w:tcMar>
+          </w:tcPr>
+          <w:p>
+            <w:pPr>
+              <w:spacing w:after="0"/>
+            </w:pPr>
+            <w:r>
+              <w:rPr>
+                <w:rFonts w:ascii="Arial" w:cs="Arial" w:eastAsia="Arial" w:hAnsi="Arial"/>
+                <w:sz w:val="14"/>
+                <w:szCs w:val="14"/>
+              </w:rPr>
+              <w:t xml:space="preserve">5 modelos</w:t>
+            </w:r>
+          </w:p>
+        </w:tc>
+        <w:tc>
+          <w:tcPr>
+            <w:tcW w:type="dxa" w:w="1200"/>
+            <w:tcBorders>
+              <w:top w:val="single" w:color="BFBFBF" w:sz="4"/>
+              <w:left w:val="single" w:color="BFBFBF" w:sz="4"/>
+              <w:bottom w:val="single" w:color="BFBFBF" w:sz="4"/>
+              <w:right w:val="single" w:color="BFBFBF" w:sz="4"/>
+            </w:tcBorders>
+            <w:shd w:fill="FFF2CC" w:color="auto" w:val="clear"/>
+            <w:tcMar>
+              <w:top w:type="dxa" w:w="25"/>
+              <w:left w:type="dxa" w:w="70"/>
+              <w:bottom w:type="dxa" w:w="25"/>
+              <w:right w:type="dxa" w:w="70"/>
+            </w:tcMar>
+          </w:tcPr>
+          <w:p>
+            <w:hyperlink w:history="1" r:id="rIdfipni5rnj9piovjx65gsx">
+              <w:r>
+                <w:rPr>
+                  <w:rStyle w:val="Hyperlink"/>
+                  <w:rFonts w:ascii="Arial" w:cs="Arial" w:eastAsia="Arial" w:hAnsi="Arial"/>
+                  <w:sz w:val="13"/>
+                  <w:szCs w:val="13"/>
+                </w:rPr>
+                <w:t xml:space="preserve">modelo3d.py:730</w:t>
+              </w:r>
+            </w:hyperlink>
+          </w:p>
+        </w:tc>
+      </w:tr>
+      <w:tr>
+        <w:trPr>
+          <w:cantSplit/>
+        </w:trPr>
+        <w:tc>
+          <w:tcPr>
+            <w:tcW w:type="dxa" w:w="560"/>
+            <w:tcBorders>
+              <w:top w:val="single" w:color="BFBFBF" w:sz="4"/>
+              <w:left w:val="single" w:color="BFBFBF" w:sz="4"/>
+              <w:bottom w:val="single" w:color="BFBFBF" w:sz="4"/>
+              <w:right w:val="single" w:color="BFBFBF" w:sz="4"/>
+            </w:tcBorders>
+            <w:shd w:fill="FFF2CC" w:color="auto" w:val="clear"/>
+            <w:tcMar>
+              <w:top w:type="dxa" w:w="25"/>
+              <w:left w:type="dxa" w:w="70"/>
+              <w:bottom w:type="dxa" w:w="25"/>
+              <w:right w:type="dxa" w:w="70"/>
+            </w:tcMar>
+          </w:tcPr>
+          <w:p>
+            <w:pPr>
+              <w:spacing w:after="0"/>
+            </w:pPr>
+            <w:r>
+              <w:rPr>
+                <w:rFonts w:ascii="Arial" w:cs="Arial" w:eastAsia="Arial" w:hAnsi="Arial"/>
+                <w:sz w:val="14"/>
+                <w:szCs w:val="14"/>
+              </w:rPr>
+              <w:t xml:space="preserve">D33</w:t>
+            </w:r>
+          </w:p>
+        </w:tc>
+        <w:tc>
+          <w:tcPr>
+            <w:tcW w:type="dxa" w:w="3700"/>
+            <w:tcBorders>
+              <w:top w:val="single" w:color="BFBFBF" w:sz="4"/>
+              <w:left w:val="single" w:color="BFBFBF" w:sz="4"/>
+              <w:bottom w:val="single" w:color="BFBFBF" w:sz="4"/>
+              <w:right w:val="single" w:color="BFBFBF" w:sz="4"/>
+            </w:tcBorders>
+            <w:shd w:fill="FFF2CC" w:color="auto" w:val="clear"/>
+            <w:tcMar>
+              <w:top w:type="dxa" w:w="25"/>
+              <w:left w:type="dxa" w:w="70"/>
+              <w:bottom w:type="dxa" w:w="25"/>
+              <w:right w:type="dxa" w:w="70"/>
+            </w:tcMar>
+          </w:tcPr>
+          <w:p>
+            <w:pPr>
+              <w:spacing w:after="0"/>
+            </w:pPr>
+            <w:r>
+              <w:rPr>
+                <w:rFonts w:ascii="Arial" w:cs="Arial" w:eastAsia="Arial" w:hAnsi="Arial"/>
+                <w:sz w:val="14"/>
+                <w:szCs w:val="14"/>
+              </w:rPr>
+              <w:t xml:space="preserve">Lanza espumígena: Ø × largo</w:t>
+            </w:r>
+          </w:p>
+        </w:tc>
+        <w:tc>
+          <w:tcPr>
+            <w:tcW w:type="dxa" w:w="3600"/>
+            <w:tcBorders>
+              <w:top w:val="single" w:color="BFBFBF" w:sz="4"/>
+              <w:left w:val="single" w:color="BFBFBF" w:sz="4"/>
+              <w:bottom w:val="single" w:color="BFBFBF" w:sz="4"/>
+              <w:right w:val="single" w:color="BFBFBF" w:sz="4"/>
+            </w:tcBorders>
+            <w:shd w:fill="FFF2CC" w:color="auto" w:val="clear"/>
+            <w:tcMar>
+              <w:top w:type="dxa" w:w="25"/>
+              <w:left w:type="dxa" w:w="70"/>
+              <w:bottom w:type="dxa" w:w="25"/>
+              <w:right w:type="dxa" w:w="70"/>
+            </w:tcMar>
+          </w:tcPr>
+          <w:p>
+            <w:pPr>
+              <w:spacing w:after="0"/>
+            </w:pPr>
+            <w:r>
+              <w:rPr>
+                <w:rFonts w:ascii="Arial" w:cs="Arial" w:eastAsia="Arial" w:hAnsi="Arial"/>
+                <w:sz w:val="14"/>
+                <w:szCs w:val="14"/>
+              </w:rPr>
+              <w:t xml:space="preserve">Lanza espumígena de rodante</w:t>
+            </w:r>
+          </w:p>
+        </w:tc>
+        <w:tc>
+          <w:tcPr>
+            <w:tcW w:type="dxa" w:w="1246"/>
+            <w:tcBorders>
+              <w:top w:val="single" w:color="BFBFBF" w:sz="4"/>
+              <w:left w:val="single" w:color="BFBFBF" w:sz="4"/>
+              <w:bottom w:val="single" w:color="BFBFBF" w:sz="4"/>
+              <w:right w:val="single" w:color="BFBFBF" w:sz="4"/>
+            </w:tcBorders>
+            <w:shd w:fill="FFF2CC" w:color="auto" w:val="clear"/>
+            <w:tcMar>
+              <w:top w:type="dxa" w:w="25"/>
+              <w:left w:type="dxa" w:w="70"/>
+              <w:bottom w:type="dxa" w:w="25"/>
+              <w:right w:type="dxa" w:w="70"/>
+            </w:tcMar>
+          </w:tcPr>
+          <w:p>
+            <w:pPr>
+              <w:spacing w:after="0"/>
+            </w:pPr>
+            <w:r>
+              <w:rPr>
+                <w:rFonts w:ascii="Arial" w:cs="Arial" w:eastAsia="Arial" w:hAnsi="Arial"/>
+                <w:sz w:val="14"/>
+                <w:szCs w:val="14"/>
+              </w:rPr>
+              <w:t xml:space="preserve">AFFF 50 l</w:t>
+            </w:r>
+          </w:p>
+        </w:tc>
+        <w:tc>
+          <w:tcPr>
+            <w:tcW w:type="dxa" w:w="1200"/>
+            <w:tcBorders>
+              <w:top w:val="single" w:color="BFBFBF" w:sz="4"/>
+              <w:left w:val="single" w:color="BFBFBF" w:sz="4"/>
+              <w:bottom w:val="single" w:color="BFBFBF" w:sz="4"/>
+              <w:right w:val="single" w:color="BFBFBF" w:sz="4"/>
+            </w:tcBorders>
+            <w:shd w:fill="FFF2CC" w:color="auto" w:val="clear"/>
+            <w:tcMar>
+              <w:top w:type="dxa" w:w="25"/>
+              <w:left w:type="dxa" w:w="70"/>
+              <w:bottom w:type="dxa" w:w="25"/>
+              <w:right w:type="dxa" w:w="70"/>
+            </w:tcMar>
+          </w:tcPr>
+          <w:p>
+            <w:hyperlink w:history="1" r:id="rIdntqpoz1xb3xbjsv7e-x-y">
+              <w:r>
+                <w:rPr>
+                  <w:rStyle w:val="Hyperlink"/>
+                  <w:rFonts w:ascii="Arial" w:cs="Arial" w:eastAsia="Arial" w:hAnsi="Arial"/>
+                  <w:sz w:val="13"/>
+                  <w:szCs w:val="13"/>
+                </w:rPr>
+                <w:t xml:space="preserve">modelo3d.py:735</w:t>
+              </w:r>
+            </w:hyperlink>
+          </w:p>
+        </w:tc>
+      </w:tr>
+      <w:tr>
+        <w:trPr>
+          <w:cantSplit/>
+        </w:trPr>
+        <w:tc>
+          <w:tcPr>
+            <w:tcW w:type="dxa" w:w="560"/>
+            <w:tcBorders>
+              <w:top w:val="single" w:color="BFBFBF" w:sz="4"/>
+              <w:left w:val="single" w:color="BFBFBF" w:sz="4"/>
+              <w:bottom w:val="single" w:color="BFBFBF" w:sz="4"/>
+              <w:right w:val="single" w:color="BFBFBF" w:sz="4"/>
+            </w:tcBorders>
+            <w:shd w:fill="FFF2CC" w:color="auto" w:val="clear"/>
+            <w:tcMar>
+              <w:top w:type="dxa" w:w="25"/>
+              <w:left w:type="dxa" w:w="70"/>
+              <w:bottom w:type="dxa" w:w="25"/>
+              <w:right w:type="dxa" w:w="70"/>
+            </w:tcMar>
+          </w:tcPr>
+          <w:p>
+            <w:pPr>
+              <w:spacing w:after="0"/>
+            </w:pPr>
+            <w:r>
+              <w:rPr>
+                <w:rFonts w:ascii="Arial" w:cs="Arial" w:eastAsia="Arial" w:hAnsi="Arial"/>
+                <w:sz w:val="14"/>
+                <w:szCs w:val="14"/>
+              </w:rPr>
+              <w:t xml:space="preserve">D34</w:t>
+            </w:r>
+          </w:p>
+        </w:tc>
+        <w:tc>
+          <w:tcPr>
+            <w:tcW w:type="dxa" w:w="3700"/>
+            <w:tcBorders>
+              <w:top w:val="single" w:color="BFBFBF" w:sz="4"/>
+              <w:left w:val="single" w:color="BFBFBF" w:sz="4"/>
+              <w:bottom w:val="single" w:color="BFBFBF" w:sz="4"/>
+              <w:right w:val="single" w:color="BFBFBF" w:sz="4"/>
+            </w:tcBorders>
+            <w:shd w:fill="FFF2CC" w:color="auto" w:val="clear"/>
+            <w:tcMar>
+              <w:top w:type="dxa" w:w="25"/>
+              <w:left w:type="dxa" w:w="70"/>
+              <w:bottom w:type="dxa" w:w="25"/>
+              <w:right w:type="dxa" w:w="70"/>
+            </w:tcMar>
+          </w:tcPr>
+          <w:p>
+            <w:pPr>
+              <w:spacing w:after="0"/>
+            </w:pPr>
+            <w:r>
+              <w:rPr>
+                <w:rFonts w:ascii="Arial" w:cs="Arial" w:eastAsia="Arial" w:hAnsi="Arial"/>
+                <w:sz w:val="14"/>
+                <w:szCs w:val="14"/>
+              </w:rPr>
               <w:t xml:space="preserve">Cilindro sin costura: Espesor</w:t>
             </w:r>
           </w:p>
@@ -15895,7 +15792,7 @@
             </w:tcMar>
           </w:tcPr>
           <w:p>
-            <w:hyperlink w:history="1" r:id="rId0xpwhbr_jssrrtsydjcnu">
+            <w:hyperlink w:history="1" r:id="rIde49cdjwukcsfugrfkwjd2">
               <w:r>
                 <w:rPr>
                   <w:rStyle w:val="Hyperlink"/>
@@ -15940,7 +15837,7 @@
                 <w:sz w:val="14"/>
                 <w:szCs w:val="14"/>
               </w:rPr>
-              <w:t xml:space="preserve">D36</w:t>
+              <w:t xml:space="preserve">D35</w:t>
             </w:r>
           </w:p>
         </w:tc>
@@ -16055,7 +15952,7 @@
             </w:tcMar>
           </w:tcPr>
           <w:p>
-            <w:hyperlink w:history="1" r:id="rIdopciwi4ednqlsmtsrdqsd">
+            <w:hyperlink w:history="1" r:id="rIdekbrnnjzxxchzxip_frbi">
               <w:r>
                 <w:rPr>
                   <w:rStyle w:val="Hyperlink"/>
@@ -16100,7 +15997,7 @@
                 <w:sz w:val="14"/>
                 <w:szCs w:val="14"/>
               </w:rPr>
-              <w:t xml:space="preserve">D37</w:t>
+              <w:t xml:space="preserve">D36</w:t>
             </w:r>
           </w:p>
         </w:tc>
@@ -16215,7 +16112,7 @@
             </w:tcMar>
           </w:tcPr>
           <w:p>
-            <w:hyperlink w:history="1" r:id="rIdh2n3kp8uoit7l5kmgy9le">
+            <w:hyperlink w:history="1" r:id="rIdwzuhedqtsoo1mssisztam">
               <w:r>
                 <w:rPr>
                   <w:rStyle w:val="Hyperlink"/>
@@ -16223,7 +16120,7 @@
                   <w:sz w:val="13"/>
                   <w:szCs w:val="13"/>
                 </w:rPr>
-                <w:t xml:space="preserve">modelo3d.py:487</w:t>
+                <w:t xml:space="preserve">modelo3d.py:488</w:t>
               </w:r>
             </w:hyperlink>
           </w:p>
@@ -16260,7 +16157,7 @@
                 <w:sz w:val="14"/>
                 <w:szCs w:val="14"/>
               </w:rPr>
-              <w:t xml:space="preserve">D38</w:t>
+              <w:t xml:space="preserve">D37</w:t>
             </w:r>
           </w:p>
         </w:tc>
@@ -16375,7 +16272,7 @@
             </w:tcMar>
           </w:tcPr>
           <w:p>
-            <w:hyperlink w:history="1" r:id="rId6ln6vvfmkgxehyb9psn6q">
+            <w:hyperlink w:history="1" r:id="rIdkauqig5qpfci27s9wk6nh">
               <w:r>
                 <w:rPr>
                   <w:rStyle w:val="Hyperlink"/>
@@ -16383,7 +16280,7 @@
                   <w:sz w:val="13"/>
                   <w:szCs w:val="13"/>
                 </w:rPr>
-                <w:t xml:space="preserve">bom.py:226</w:t>
+                <w:t xml:space="preserve">bom.py:227</w:t>
               </w:r>
             </w:hyperlink>
           </w:p>
@@ -16420,7 +16317,7 @@
                 <w:sz w:val="14"/>
                 <w:szCs w:val="14"/>
               </w:rPr>
-              <w:t xml:space="preserve">D39</w:t>
+              <w:t xml:space="preserve">D38</w:t>
             </w:r>
           </w:p>
         </w:tc>
@@ -16535,7 +16432,7 @@
             </w:tcMar>
           </w:tcPr>
           <w:p>
-            <w:hyperlink w:history="1" r:id="rIdpjfhcbbv5ypfdwxxxr2xf">
+            <w:hyperlink w:history="1" r:id="rIdxgshongpnycoltf86eca0">
               <w:r>
                 <w:rPr>
                   <w:rStyle w:val="Hyperlink"/>
@@ -16543,7 +16440,7 @@
                   <w:sz w:val="13"/>
                   <w:szCs w:val="13"/>
                 </w:rPr>
-                <w:t xml:space="preserve">modelo3d.py:733</w:t>
+                <w:t xml:space="preserve">modelo3d.py:746</w:t>
               </w:r>
             </w:hyperlink>
           </w:p>

--- a/salida/justificacion/Justificacion de medidas planos.docx
+++ b/salida/justificacion/Justificacion de medidas planos.docx
@@ -101,6 +101,24 @@
           <w:sz w:val="18"/>
           <w:szCs w:val="18"/>
         </w:rPr>
+        <w:t xml:space="preserve">El portaeje con el eje adentro, las chapas triangulares, las orejas de la manija y el doblez de 30° no figuran en los procesos: salen del plano Fadesa «Rodante 50kg 800mm R2» (F41, ángulo medido 30,1°) y de la foto del carro que mandaste (F42); sus medidas son de diseño (tabla D).</w:t>
+      </w:r>
+    </w:p>
+    <w:p>
+      <w:pPr>
+        <w:pStyle w:val="ListParagraph"/>
+        <w:numPr>
+          <w:ilvl w:val="0"/>
+          <w:numId w:val="2"/>
+        </w:numPr>
+        <w:spacing w:after="40" w:before="0"/>
+      </w:pPr>
+      <w:r>
+        <w:rPr>
+          <w:rFonts w:ascii="Arial" w:cs="Arial" w:eastAsia="Arial" w:hAnsi="Arial"/>
+          <w:sz w:val="18"/>
+          <w:szCs w:val="18"/>
+        </w:rPr>
         <w:t xml:space="preserve">Fadesa es referencia de medidas, no de criterio: donde no cumple la norma manda la IRAM. Ej.: el tren de rodaje sigue la IRAM 3550 tabla III (rueda ≥ Ø300, banda ≥ 50 —Fadesa usa 49—, trocha ≥ 400 entre centros) y no el ancho del catálogo.</w:t>
       </w:r>
     </w:p>
@@ -116,7 +134,7 @@
           <w:sz w:val="18"/>
           <w:szCs w:val="18"/>
         </w:rPr>
-        <w:t xml:space="preserve">1137 dimensiones: </w:t>
+        <w:t xml:space="preserve">1152 dimensiones: </w:t>
       </w:r>
       <w:r>
         <w:rPr>
@@ -124,7 +142,7 @@
           <w:sz w:val="18"/>
           <w:szCs w:val="18"/>
         </w:rPr>
-        <w:t xml:space="preserve">con documento 758 (67 %), diseño FLAMA 291 (26 %), a validar 88 (8 %).</w:t>
+        <w:t xml:space="preserve">con documento 763 (66 %), diseño FLAMA 301 (26 %), a validar 88 (8 %).</w:t>
       </w:r>
     </w:p>
     <w:p>
@@ -1068,7 +1086,7 @@
                           </pic:cNvPicPr>
                         </pic:nvPicPr>
                         <pic:blipFill>
-                          <a:blip r:embed="rId46" cstate="none"/>
+                          <a:blip r:embed="rId48" cstate="none"/>
                           <a:srcRect/>
                           <a:stretch>
                             <a:fillRect/>
@@ -1427,723 +1445,6 @@
                   <wp:extent cx="2076450" cy="3000375"/>
                   <wp:effectExtent t="0" r="0" b="0" l="0"/>
                   <wp:docPr id="2" name="F02" descr="Plano Fadesa «Recipiente_2.5kg_R2_sin_logo» (código G731)" title="F02"/>
-                  <wp:cNvGraphicFramePr>
-                    <a:graphicFrameLocks xmlns:a="http://schemas.openxmlformats.org/drawingml/2006/main" noChangeAspect="1"/>
-                  </wp:cNvGraphicFramePr>
-                  <a:graphic xmlns:a="http://schemas.openxmlformats.org/drawingml/2006/main">
-                    <a:graphicData uri="http://schemas.openxmlformats.org/drawingml/2006/picture">
-                      <pic:pic xmlns:pic="http://schemas.openxmlformats.org/drawingml/2006/picture">
-                        <pic:nvPicPr>
-                          <pic:cNvPr id="0" name="" descr=""/>
-                          <pic:cNvPicPr>
-                            <a:picLocks noChangeAspect="1" noChangeArrowheads="1"/>
-                          </pic:cNvPicPr>
-                        </pic:nvPicPr>
-                        <pic:blipFill>
-                          <a:blip r:embed="rId47" cstate="none"/>
-                          <a:srcRect/>
-                          <a:stretch>
-                            <a:fillRect/>
-                          </a:stretch>
-                        </pic:blipFill>
-                        <pic:spPr bwMode="auto">
-                          <a:xfrm>
-                            <a:off x="0" y="0"/>
-                            <a:ext cx="2076450" cy="3000375"/>
-                          </a:xfrm>
-                          <a:prstGeom prst="rect">
-                            <a:avLst/>
-                          </a:prstGeom>
-                        </pic:spPr>
-                      </pic:pic>
-                    </a:graphicData>
-                  </a:graphic>
-                </wp:inline>
-              </w:drawing>
-            </w:r>
-          </w:p>
-          <w:p>
-            <w:pPr>
-              <w:spacing w:after="20"/>
-            </w:pPr>
-            <w:r>
-              <w:rPr>
-                <w:rFonts w:ascii="Arial" w:cs="Arial" w:eastAsia="Arial" w:hAnsi="Arial"/>
-                <w:color w:val="595959"/>
-                <w:sz w:val="13"/>
-                <w:szCs w:val="13"/>
-              </w:rPr>
-              <w:t xml:space="preserve">Página 1 (única), cotas y notas del plano</w:t>
-            </w:r>
-          </w:p>
-          <w:p>
-            <w:pPr>
-              <w:spacing w:after="60"/>
-            </w:pPr>
-            <w:r>
-              <w:rPr>
-                <w:rFonts w:ascii="Arial" w:cs="Arial" w:eastAsia="Arial" w:hAnsi="Arial"/>
-                <w:b/>
-                <w:bCs/>
-                <w:color w:val="C00000"/>
-                <w:sz w:val="13"/>
-                <w:szCs w:val="13"/>
-              </w:rPr>
-              <w:t xml:space="preserve">1 </w:t>
-            </w:r>
-            <w:r>
-              <w:rPr>
-                <w:rFonts w:ascii="Arial" w:cs="Arial" w:eastAsia="Arial" w:hAnsi="Arial"/>
-                <w:sz w:val="13"/>
-                <w:szCs w:val="13"/>
-              </w:rPr>
-              <w:t xml:space="preserve">Ø37 — Ø exterior del cuello  ·  </w:t>
-            </w:r>
-            <w:r>
-              <w:rPr>
-                <w:rFonts w:ascii="Arial" w:cs="Arial" w:eastAsia="Arial" w:hAnsi="Arial"/>
-                <w:b/>
-                <w:bCs/>
-                <w:color w:val="C00000"/>
-                <w:sz w:val="13"/>
-                <w:szCs w:val="13"/>
-              </w:rPr>
-              <w:t xml:space="preserve">2 </w:t>
-            </w:r>
-            <w:r>
-              <w:rPr>
-                <w:rFonts w:ascii="Arial" w:cs="Arial" w:eastAsia="Arial" w:hAnsi="Arial"/>
-                <w:sz w:val="13"/>
-                <w:szCs w:val="13"/>
-              </w:rPr>
-              <w:t xml:space="preserve">14 — altura del cuello  ·  </w:t>
-            </w:r>
-            <w:r>
-              <w:rPr>
-                <w:rFonts w:ascii="Arial" w:cs="Arial" w:eastAsia="Arial" w:hAnsi="Arial"/>
-                <w:b/>
-                <w:bCs/>
-                <w:color w:val="C00000"/>
-                <w:sz w:val="13"/>
-                <w:szCs w:val="13"/>
-              </w:rPr>
-              <w:t xml:space="preserve">3 </w:t>
-            </w:r>
-            <w:r>
-              <w:rPr>
-                <w:rFonts w:ascii="Arial" w:cs="Arial" w:eastAsia="Arial" w:hAnsi="Arial"/>
-                <w:sz w:val="13"/>
-                <w:szCs w:val="13"/>
-              </w:rPr>
-              <w:t xml:space="preserve">39,5 ± 0,3 — altura de cúpula  ·  </w:t>
-            </w:r>
-            <w:r>
-              <w:rPr>
-                <w:rFonts w:ascii="Arial" w:cs="Arial" w:eastAsia="Arial" w:hAnsi="Arial"/>
-                <w:b/>
-                <w:bCs/>
-                <w:color w:val="C00000"/>
-                <w:sz w:val="13"/>
-                <w:szCs w:val="13"/>
-              </w:rPr>
-              <w:t xml:space="preserve">4 </w:t>
-            </w:r>
-            <w:r>
-              <w:rPr>
-                <w:rFonts w:ascii="Arial" w:cs="Arial" w:eastAsia="Arial" w:hAnsi="Arial"/>
-                <w:sz w:val="13"/>
-                <w:szCs w:val="13"/>
-              </w:rPr>
-              <w:t xml:space="preserve">313,5 ± 0,5 — altura total  ·  </w:t>
-            </w:r>
-            <w:r>
-              <w:rPr>
-                <w:rFonts w:ascii="Arial" w:cs="Arial" w:eastAsia="Arial" w:hAnsi="Arial"/>
-                <w:b/>
-                <w:bCs/>
-                <w:color w:val="C00000"/>
-                <w:sz w:val="13"/>
-                <w:szCs w:val="13"/>
-              </w:rPr>
-              <w:t xml:space="preserve">5 </w:t>
-            </w:r>
-            <w:r>
-              <w:rPr>
-                <w:rFonts w:ascii="Arial" w:cs="Arial" w:eastAsia="Arial" w:hAnsi="Arial"/>
-                <w:sz w:val="13"/>
-                <w:szCs w:val="13"/>
-              </w:rPr>
-              <w:t xml:space="preserve">16 ± 0,3 — pollera del fondo cóncavo  ·  </w:t>
-            </w:r>
-            <w:r>
-              <w:rPr>
-                <w:rFonts w:ascii="Arial" w:cs="Arial" w:eastAsia="Arial" w:hAnsi="Arial"/>
-                <w:b/>
-                <w:bCs/>
-                <w:color w:val="C00000"/>
-                <w:sz w:val="13"/>
-                <w:szCs w:val="13"/>
-              </w:rPr>
-              <w:t xml:space="preserve">6 </w:t>
-            </w:r>
-            <w:r>
-              <w:rPr>
-                <w:rFonts w:ascii="Arial" w:cs="Arial" w:eastAsia="Arial" w:hAnsi="Arial"/>
-                <w:sz w:val="13"/>
-                <w:szCs w:val="13"/>
-              </w:rPr>
-              <w:t xml:space="preserve">5,5 — flecha del fondo cóncavo  ·  </w:t>
-            </w:r>
-            <w:r>
-              <w:rPr>
-                <w:rFonts w:ascii="Arial" w:cs="Arial" w:eastAsia="Arial" w:hAnsi="Arial"/>
-                <w:b/>
-                <w:bCs/>
-                <w:color w:val="C00000"/>
-                <w:sz w:val="13"/>
-                <w:szCs w:val="13"/>
-              </w:rPr>
-              <w:t xml:space="preserve">7 </w:t>
-            </w:r>
-            <w:r>
-              <w:rPr>
-                <w:rFonts w:ascii="Arial" w:cs="Arial" w:eastAsia="Arial" w:hAnsi="Arial"/>
-                <w:sz w:val="13"/>
-                <w:szCs w:val="13"/>
-              </w:rPr>
-              <w:t xml:space="preserve">Ø124 ± 0,5 — Ø exterior  ·  </w:t>
-            </w:r>
-            <w:r>
-              <w:rPr>
-                <w:rFonts w:ascii="Arial" w:cs="Arial" w:eastAsia="Arial" w:hAnsi="Arial"/>
-                <w:b/>
-                <w:bCs/>
-                <w:color w:val="C00000"/>
-                <w:sz w:val="13"/>
-                <w:szCs w:val="13"/>
-              </w:rPr>
-              <w:t xml:space="preserve">8 </w:t>
-            </w:r>
-            <w:r>
-              <w:rPr>
-                <w:rFonts w:ascii="Arial" w:cs="Arial" w:eastAsia="Arial" w:hAnsi="Arial"/>
-                <w:sz w:val="13"/>
-                <w:szCs w:val="13"/>
-              </w:rPr>
-              <w:t xml:space="preserve">M30x1,5 — rosca del cuello  ·  </w:t>
-            </w:r>
-            <w:r>
-              <w:rPr>
-                <w:rFonts w:ascii="Arial" w:cs="Arial" w:eastAsia="Arial" w:hAnsi="Arial"/>
-                <w:b/>
-                <w:bCs/>
-                <w:color w:val="C00000"/>
-                <w:sz w:val="13"/>
-                <w:szCs w:val="13"/>
-              </w:rPr>
-              <w:t xml:space="preserve">9 </w:t>
-            </w:r>
-            <w:r>
-              <w:rPr>
-                <w:rFonts w:ascii="Arial" w:cs="Arial" w:eastAsia="Arial" w:hAnsi="Arial"/>
-                <w:sz w:val="13"/>
-                <w:szCs w:val="13"/>
-              </w:rPr>
-              <w:t xml:space="preserve">Ø35 ± 0,5 — asiento de la válvula  ·  </w:t>
-            </w:r>
-            <w:r>
-              <w:rPr>
-                <w:rFonts w:ascii="Arial" w:cs="Arial" w:eastAsia="Arial" w:hAnsi="Arial"/>
-                <w:b/>
-                <w:bCs/>
-                <w:color w:val="C00000"/>
-                <w:sz w:val="13"/>
-                <w:szCs w:val="13"/>
-              </w:rPr>
-              <w:t xml:space="preserve">10 </w:t>
-            </w:r>
-            <w:r>
-              <w:rPr>
-                <w:rFonts w:ascii="Arial" w:cs="Arial" w:eastAsia="Arial" w:hAnsi="Arial"/>
-                <w:sz w:val="13"/>
-                <w:szCs w:val="13"/>
-              </w:rPr>
-              <w:t xml:space="preserve">Espesor de chapa 1,25 (cuerpo, cúpula y fondo)  ·  </w:t>
-            </w:r>
-            <w:r>
-              <w:rPr>
-                <w:rFonts w:ascii="Arial" w:cs="Arial" w:eastAsia="Arial" w:hAnsi="Arial"/>
-                <w:b/>
-                <w:bCs/>
-                <w:color w:val="C00000"/>
-                <w:sz w:val="13"/>
-                <w:szCs w:val="13"/>
-              </w:rPr>
-              <w:t xml:space="preserve">11 </w:t>
-            </w:r>
-            <w:r>
-              <w:rPr>
-                <w:rFonts w:ascii="Arial" w:cs="Arial" w:eastAsia="Arial" w:hAnsi="Arial"/>
-                <w:sz w:val="13"/>
-                <w:szCs w:val="13"/>
-              </w:rPr>
-              <w:t xml:space="preserve">Masa 1,48 kg  ·  </w:t>
-            </w:r>
-            <w:r>
-              <w:rPr>
-                <w:rFonts w:ascii="Arial" w:cs="Arial" w:eastAsia="Arial" w:hAnsi="Arial"/>
-                <w:b/>
-                <w:bCs/>
-                <w:color w:val="C00000"/>
-                <w:sz w:val="13"/>
-                <w:szCs w:val="13"/>
-              </w:rPr>
-              <w:t xml:space="preserve">12 </w:t>
-            </w:r>
-            <w:r>
-              <w:rPr>
-                <w:rFonts w:ascii="Arial" w:cs="Arial" w:eastAsia="Arial" w:hAnsi="Arial"/>
-                <w:sz w:val="13"/>
-                <w:szCs w:val="13"/>
-              </w:rPr>
-              <w:t xml:space="preserve">Volumen 3,5 dm³</w:t>
-            </w:r>
-          </w:p>
-        </w:tc>
-      </w:tr>
-      <w:tr>
-        <w:trPr>
-          <w:cantSplit/>
-        </w:trPr>
-        <w:tc>
-          <w:tcPr>
-            <w:tcW w:type="dxa" w:w="5153"/>
-            <w:tcBorders>
-              <w:top w:val="none" w:color="FFFFFF" w:sz="0"/>
-              <w:left w:val="none" w:color="FFFFFF" w:sz="0"/>
-              <w:bottom w:val="none" w:color="FFFFFF" w:sz="0"/>
-              <w:right w:val="none" w:color="FFFFFF" w:sz="0"/>
-            </w:tcBorders>
-            <w:tcMar>
-              <w:top w:type="dxa" w:w="60"/>
-              <w:left w:type="dxa" w:w="80"/>
-              <w:bottom w:type="dxa" w:w="60"/>
-              <w:right w:type="dxa" w:w="80"/>
-            </w:tcMar>
-          </w:tcPr>
-          <w:p>
-            <w:pPr>
-              <w:keepNext/>
-              <w:spacing w:after="20"/>
-            </w:pPr>
-            <w:r>
-              <w:rPr>
-                <w:rFonts w:ascii="Arial" w:cs="Arial" w:eastAsia="Arial" w:hAnsi="Arial"/>
-                <w:b/>
-                <w:bCs/>
-                <w:color w:val="1F3864"/>
-                <w:sz w:val="16"/>
-                <w:szCs w:val="16"/>
-              </w:rPr>
-              <w:t xml:space="preserve">F03 · </w:t>
-            </w:r>
-            <w:r>
-              <w:rPr>
-                <w:rFonts w:ascii="Arial" w:cs="Arial" w:eastAsia="Arial" w:hAnsi="Arial"/>
-                <w:b/>
-                <w:bCs/>
-                <w:sz w:val="16"/>
-                <w:szCs w:val="16"/>
-              </w:rPr>
-              <w:t xml:space="preserve">Plano Fadesa «Recipiente_5kg_R2_sin_logo» (código G732)</w:t>
-            </w:r>
-          </w:p>
-          <w:p>
-            <w:pPr>
-              <w:spacing w:after="30"/>
-              <w:jc w:val="center"/>
-            </w:pPr>
-            <w:r>
-              <w:drawing>
-                <wp:inline distT="0" distB="0" distL="0" distR="0">
-                  <wp:extent cx="2238375" cy="3000375"/>
-                  <wp:effectExtent t="0" r="0" b="0" l="0"/>
-                  <wp:docPr id="3" name="F03" descr="Plano Fadesa «Recipiente_5kg_R2_sin_logo» (código G732)" title="F03"/>
-                  <wp:cNvGraphicFramePr>
-                    <a:graphicFrameLocks xmlns:a="http://schemas.openxmlformats.org/drawingml/2006/main" noChangeAspect="1"/>
-                  </wp:cNvGraphicFramePr>
-                  <a:graphic xmlns:a="http://schemas.openxmlformats.org/drawingml/2006/main">
-                    <a:graphicData uri="http://schemas.openxmlformats.org/drawingml/2006/picture">
-                      <pic:pic xmlns:pic="http://schemas.openxmlformats.org/drawingml/2006/picture">
-                        <pic:nvPicPr>
-                          <pic:cNvPr id="0" name="" descr=""/>
-                          <pic:cNvPicPr>
-                            <a:picLocks noChangeAspect="1" noChangeArrowheads="1"/>
-                          </pic:cNvPicPr>
-                        </pic:nvPicPr>
-                        <pic:blipFill>
-                          <a:blip r:embed="rId48" cstate="none"/>
-                          <a:srcRect/>
-                          <a:stretch>
-                            <a:fillRect/>
-                          </a:stretch>
-                        </pic:blipFill>
-                        <pic:spPr bwMode="auto">
-                          <a:xfrm>
-                            <a:off x="0" y="0"/>
-                            <a:ext cx="2238375" cy="3000375"/>
-                          </a:xfrm>
-                          <a:prstGeom prst="rect">
-                            <a:avLst/>
-                          </a:prstGeom>
-                        </pic:spPr>
-                      </pic:pic>
-                    </a:graphicData>
-                  </a:graphic>
-                </wp:inline>
-              </w:drawing>
-            </w:r>
-          </w:p>
-          <w:p>
-            <w:pPr>
-              <w:spacing w:after="20"/>
-            </w:pPr>
-            <w:r>
-              <w:rPr>
-                <w:rFonts w:ascii="Arial" w:cs="Arial" w:eastAsia="Arial" w:hAnsi="Arial"/>
-                <w:color w:val="595959"/>
-                <w:sz w:val="13"/>
-                <w:szCs w:val="13"/>
-              </w:rPr>
-              <w:t xml:space="preserve">Página 1 (única), cotas y notas del plano</w:t>
-            </w:r>
-          </w:p>
-          <w:p>
-            <w:pPr>
-              <w:spacing w:after="60"/>
-            </w:pPr>
-            <w:r>
-              <w:rPr>
-                <w:rFonts w:ascii="Arial" w:cs="Arial" w:eastAsia="Arial" w:hAnsi="Arial"/>
-                <w:b/>
-                <w:bCs/>
-                <w:color w:val="C00000"/>
-                <w:sz w:val="13"/>
-                <w:szCs w:val="13"/>
-              </w:rPr>
-              <w:t xml:space="preserve">1 </w:t>
-            </w:r>
-            <w:r>
-              <w:rPr>
-                <w:rFonts w:ascii="Arial" w:cs="Arial" w:eastAsia="Arial" w:hAnsi="Arial"/>
-                <w:sz w:val="13"/>
-                <w:szCs w:val="13"/>
-              </w:rPr>
-              <w:t xml:space="preserve">Ø37 — Ø exterior del cuello  ·  </w:t>
-            </w:r>
-            <w:r>
-              <w:rPr>
-                <w:rFonts w:ascii="Arial" w:cs="Arial" w:eastAsia="Arial" w:hAnsi="Arial"/>
-                <w:b/>
-                <w:bCs/>
-                <w:color w:val="C00000"/>
-                <w:sz w:val="13"/>
-                <w:szCs w:val="13"/>
-              </w:rPr>
-              <w:t xml:space="preserve">2 </w:t>
-            </w:r>
-            <w:r>
-              <w:rPr>
-                <w:rFonts w:ascii="Arial" w:cs="Arial" w:eastAsia="Arial" w:hAnsi="Arial"/>
-                <w:sz w:val="13"/>
-                <w:szCs w:val="13"/>
-              </w:rPr>
-              <w:t xml:space="preserve">15 ± 0,2 — altura del cuello  ·  </w:t>
-            </w:r>
-            <w:r>
-              <w:rPr>
-                <w:rFonts w:ascii="Arial" w:cs="Arial" w:eastAsia="Arial" w:hAnsi="Arial"/>
-                <w:b/>
-                <w:bCs/>
-                <w:color w:val="C00000"/>
-                <w:sz w:val="13"/>
-                <w:szCs w:val="13"/>
-              </w:rPr>
-              <w:t xml:space="preserve">3 </w:t>
-            </w:r>
-            <w:r>
-              <w:rPr>
-                <w:rFonts w:ascii="Arial" w:cs="Arial" w:eastAsia="Arial" w:hAnsi="Arial"/>
-                <w:sz w:val="13"/>
-                <w:szCs w:val="13"/>
-              </w:rPr>
-              <w:t xml:space="preserve">54,5 ± 0,3 — altura de cúpula  ·  </w:t>
-            </w:r>
-            <w:r>
-              <w:rPr>
-                <w:rFonts w:ascii="Arial" w:cs="Arial" w:eastAsia="Arial" w:hAnsi="Arial"/>
-                <w:b/>
-                <w:bCs/>
-                <w:color w:val="C00000"/>
-                <w:sz w:val="13"/>
-                <w:szCs w:val="13"/>
-              </w:rPr>
-              <w:t xml:space="preserve">4 </w:t>
-            </w:r>
-            <w:r>
-              <w:rPr>
-                <w:rFonts w:ascii="Arial" w:cs="Arial" w:eastAsia="Arial" w:hAnsi="Arial"/>
-                <w:sz w:val="13"/>
-                <w:szCs w:val="13"/>
-              </w:rPr>
-              <w:t xml:space="preserve">389,5 ± 0,5 — altura total  ·  </w:t>
-            </w:r>
-            <w:r>
-              <w:rPr>
-                <w:rFonts w:ascii="Arial" w:cs="Arial" w:eastAsia="Arial" w:hAnsi="Arial"/>
-                <w:b/>
-                <w:bCs/>
-                <w:color w:val="C00000"/>
-                <w:sz w:val="13"/>
-                <w:szCs w:val="13"/>
-              </w:rPr>
-              <w:t xml:space="preserve">5 </w:t>
-            </w:r>
-            <w:r>
-              <w:rPr>
-                <w:rFonts w:ascii="Arial" w:cs="Arial" w:eastAsia="Arial" w:hAnsi="Arial"/>
-                <w:sz w:val="13"/>
-                <w:szCs w:val="13"/>
-              </w:rPr>
-              <w:t xml:space="preserve">21,5 ± 0,2 — pollera del fondo cóncavo  ·  </w:t>
-            </w:r>
-            <w:r>
-              <w:rPr>
-                <w:rFonts w:ascii="Arial" w:cs="Arial" w:eastAsia="Arial" w:hAnsi="Arial"/>
-                <w:b/>
-                <w:bCs/>
-                <w:color w:val="C00000"/>
-                <w:sz w:val="13"/>
-                <w:szCs w:val="13"/>
-              </w:rPr>
-              <w:t xml:space="preserve">6 </w:t>
-            </w:r>
-            <w:r>
-              <w:rPr>
-                <w:rFonts w:ascii="Arial" w:cs="Arial" w:eastAsia="Arial" w:hAnsi="Arial"/>
-                <w:sz w:val="13"/>
-                <w:szCs w:val="13"/>
-              </w:rPr>
-              <w:t xml:space="preserve">5,5 ± 0,1 — flecha del fondo cóncavo  ·  </w:t>
-            </w:r>
-            <w:r>
-              <w:rPr>
-                <w:rFonts w:ascii="Arial" w:cs="Arial" w:eastAsia="Arial" w:hAnsi="Arial"/>
-                <w:b/>
-                <w:bCs/>
-                <w:color w:val="C00000"/>
-                <w:sz w:val="13"/>
-                <w:szCs w:val="13"/>
-              </w:rPr>
-              <w:t xml:space="preserve">7 </w:t>
-            </w:r>
-            <w:r>
-              <w:rPr>
-                <w:rFonts w:ascii="Arial" w:cs="Arial" w:eastAsia="Arial" w:hAnsi="Arial"/>
-                <w:sz w:val="13"/>
-                <w:szCs w:val="13"/>
-              </w:rPr>
-              <w:t xml:space="preserve">Ø153 ± 0,5 — Ø exterior  ·  </w:t>
-            </w:r>
-            <w:r>
-              <w:rPr>
-                <w:rFonts w:ascii="Arial" w:cs="Arial" w:eastAsia="Arial" w:hAnsi="Arial"/>
-                <w:b/>
-                <w:bCs/>
-                <w:color w:val="C00000"/>
-                <w:sz w:val="13"/>
-                <w:szCs w:val="13"/>
-              </w:rPr>
-              <w:t xml:space="preserve">8 </w:t>
-            </w:r>
-            <w:r>
-              <w:rPr>
-                <w:rFonts w:ascii="Arial" w:cs="Arial" w:eastAsia="Arial" w:hAnsi="Arial"/>
-                <w:sz w:val="13"/>
-                <w:szCs w:val="13"/>
-              </w:rPr>
-              <w:t xml:space="preserve">M30x1,5 — rosca del cuello  ·  </w:t>
-            </w:r>
-            <w:r>
-              <w:rPr>
-                <w:rFonts w:ascii="Arial" w:cs="Arial" w:eastAsia="Arial" w:hAnsi="Arial"/>
-                <w:b/>
-                <w:bCs/>
-                <w:color w:val="C00000"/>
-                <w:sz w:val="13"/>
-                <w:szCs w:val="13"/>
-              </w:rPr>
-              <w:t xml:space="preserve">9 </w:t>
-            </w:r>
-            <w:r>
-              <w:rPr>
-                <w:rFonts w:ascii="Arial" w:cs="Arial" w:eastAsia="Arial" w:hAnsi="Arial"/>
-                <w:sz w:val="13"/>
-                <w:szCs w:val="13"/>
-              </w:rPr>
-              <w:t xml:space="preserve">Ø35 ± 0,5 — asiento de la válvula  ·  </w:t>
-            </w:r>
-            <w:r>
-              <w:rPr>
-                <w:rFonts w:ascii="Arial" w:cs="Arial" w:eastAsia="Arial" w:hAnsi="Arial"/>
-                <w:b/>
-                <w:bCs/>
-                <w:color w:val="C00000"/>
-                <w:sz w:val="13"/>
-                <w:szCs w:val="13"/>
-              </w:rPr>
-              <w:t xml:space="preserve">10 </w:t>
-            </w:r>
-            <w:r>
-              <w:rPr>
-                <w:rFonts w:ascii="Arial" w:cs="Arial" w:eastAsia="Arial" w:hAnsi="Arial"/>
-                <w:sz w:val="13"/>
-                <w:szCs w:val="13"/>
-              </w:rPr>
-              <w:t xml:space="preserve">Espesor de chapa 1,6 (cuerpo, cúpula y fondo)  ·  </w:t>
-            </w:r>
-            <w:r>
-              <w:rPr>
-                <w:rFonts w:ascii="Arial" w:cs="Arial" w:eastAsia="Arial" w:hAnsi="Arial"/>
-                <w:b/>
-                <w:bCs/>
-                <w:color w:val="C00000"/>
-                <w:sz w:val="13"/>
-                <w:szCs w:val="13"/>
-              </w:rPr>
-              <w:t xml:space="preserve">11 </w:t>
-            </w:r>
-            <w:r>
-              <w:rPr>
-                <w:rFonts w:ascii="Arial" w:cs="Arial" w:eastAsia="Arial" w:hAnsi="Arial"/>
-                <w:sz w:val="13"/>
-                <w:szCs w:val="13"/>
-              </w:rPr>
-              <w:t xml:space="preserve">Masa 2,78 kg  ·  </w:t>
-            </w:r>
-            <w:r>
-              <w:rPr>
-                <w:rFonts w:ascii="Arial" w:cs="Arial" w:eastAsia="Arial" w:hAnsi="Arial"/>
-                <w:b/>
-                <w:bCs/>
-                <w:color w:val="C00000"/>
-                <w:sz w:val="13"/>
-                <w:szCs w:val="13"/>
-              </w:rPr>
-              <w:t xml:space="preserve">12 </w:t>
-            </w:r>
-            <w:r>
-              <w:rPr>
-                <w:rFonts w:ascii="Arial" w:cs="Arial" w:eastAsia="Arial" w:hAnsi="Arial"/>
-                <w:sz w:val="13"/>
-                <w:szCs w:val="13"/>
-              </w:rPr>
-              <w:t xml:space="preserve">Volumen 6 dm³  ·  </w:t>
-            </w:r>
-            <w:r>
-              <w:rPr>
-                <w:rFonts w:ascii="Arial" w:cs="Arial" w:eastAsia="Arial" w:hAnsi="Arial"/>
-                <w:b/>
-                <w:bCs/>
-                <w:color w:val="C00000"/>
-                <w:sz w:val="13"/>
-                <w:szCs w:val="13"/>
-              </w:rPr>
-              <w:t xml:space="preserve">13 </w:t>
-            </w:r>
-            <w:r>
-              <w:rPr>
-                <w:rFonts w:ascii="Arial" w:cs="Arial" w:eastAsia="Arial" w:hAnsi="Arial"/>
-                <w:sz w:val="13"/>
-                <w:szCs w:val="13"/>
-              </w:rPr>
-              <w:t xml:space="preserve">Detalle 2 (1:1): bordón del cuerpo, cúpula por fuera — labio ≈ 5,8, escalón ≈ 5,2  ·  </w:t>
-            </w:r>
-            <w:r>
-              <w:rPr>
-                <w:rFonts w:ascii="Arial" w:cs="Arial" w:eastAsia="Arial" w:hAnsi="Arial"/>
-                <w:b/>
-                <w:bCs/>
-                <w:color w:val="C00000"/>
-                <w:sz w:val="13"/>
-                <w:szCs w:val="13"/>
-              </w:rPr>
-              <w:t xml:space="preserve">14 </w:t>
-            </w:r>
-            <w:r>
-              <w:rPr>
-                <w:rFonts w:ascii="Arial" w:cs="Arial" w:eastAsia="Arial" w:hAnsi="Arial"/>
-                <w:sz w:val="13"/>
-                <w:szCs w:val="13"/>
-              </w:rPr>
-              <w:t xml:space="preserve">Detalle 3 (1:1): fondo encastrado con pestaña ≥ 10, filete por debajo</w:t>
-            </w:r>
-          </w:p>
-        </w:tc>
-        <w:tc>
-          <w:tcPr>
-            <w:tcW w:type="dxa" w:w="5153"/>
-            <w:tcBorders>
-              <w:top w:val="none" w:color="FFFFFF" w:sz="0"/>
-              <w:left w:val="none" w:color="FFFFFF" w:sz="0"/>
-              <w:bottom w:val="none" w:color="FFFFFF" w:sz="0"/>
-              <w:right w:val="none" w:color="FFFFFF" w:sz="0"/>
-            </w:tcBorders>
-            <w:tcMar>
-              <w:top w:type="dxa" w:w="60"/>
-              <w:left w:type="dxa" w:w="80"/>
-              <w:bottom w:type="dxa" w:w="60"/>
-              <w:right w:type="dxa" w:w="80"/>
-            </w:tcMar>
-          </w:tcPr>
-          <w:p>
-            <w:pPr>
-              <w:keepNext/>
-              <w:spacing w:after="20"/>
-            </w:pPr>
-            <w:r>
-              <w:rPr>
-                <w:rFonts w:ascii="Arial" w:cs="Arial" w:eastAsia="Arial" w:hAnsi="Arial"/>
-                <w:b/>
-                <w:bCs/>
-                <w:color w:val="1F3864"/>
-                <w:sz w:val="16"/>
-                <w:szCs w:val="16"/>
-              </w:rPr>
-              <w:t xml:space="preserve">F04 · </w:t>
-            </w:r>
-            <w:r>
-              <w:rPr>
-                <w:rFonts w:ascii="Arial" w:cs="Arial" w:eastAsia="Arial" w:hAnsi="Arial"/>
-                <w:b/>
-                <w:bCs/>
-                <w:sz w:val="16"/>
-                <w:szCs w:val="16"/>
-              </w:rPr>
-              <w:t xml:space="preserve">Plano Fadesa «Recipiente_10kg_R2_sin_logo» (código G733)</w:t>
-            </w:r>
-          </w:p>
-          <w:p>
-            <w:pPr>
-              <w:spacing w:after="30"/>
-              <w:jc w:val="center"/>
-            </w:pPr>
-            <w:r>
-              <w:drawing>
-                <wp:inline distT="0" distB="0" distL="0" distR="0">
-                  <wp:extent cx="1771650" cy="3000375"/>
-                  <wp:effectExtent t="0" r="0" b="0" l="0"/>
-                  <wp:docPr id="4" name="F04" descr="Plano Fadesa «Recipiente_10kg_R2_sin_logo» (código G733)" title="F04"/>
                   <wp:cNvGraphicFramePr>
                     <a:graphicFrameLocks xmlns:a="http://schemas.openxmlformats.org/drawingml/2006/main" noChangeAspect="1"/>
                   </wp:cNvGraphicFramePr>
@@ -2166,7 +1467,7 @@
                         <pic:spPr bwMode="auto">
                           <a:xfrm>
                             <a:off x="0" y="0"/>
-                            <a:ext cx="1771650" cy="3000375"/>
+                            <a:ext cx="2076450" cy="3000375"/>
                           </a:xfrm>
                           <a:prstGeom prst="rect">
                             <a:avLst/>
@@ -2214,7 +1515,7 @@
                 <w:sz w:val="13"/>
                 <w:szCs w:val="13"/>
               </w:rPr>
-              <w:t xml:space="preserve">Ø36,8 — Ø exterior del cuello  ·  </w:t>
+              <w:t xml:space="preserve">Ø37 — Ø exterior del cuello  ·  </w:t>
             </w:r>
             <w:r>
               <w:rPr>
@@ -2252,7 +1553,7 @@
                 <w:sz w:val="13"/>
                 <w:szCs w:val="13"/>
               </w:rPr>
-              <w:t xml:space="preserve">62,5 ± 0,3 — altura de cúpula  ·  </w:t>
+              <w:t xml:space="preserve">39,5 ± 0,3 — altura de cúpula  ·  </w:t>
             </w:r>
             <w:r>
               <w:rPr>
@@ -2271,7 +1572,7 @@
                 <w:sz w:val="13"/>
                 <w:szCs w:val="13"/>
               </w:rPr>
-              <w:t xml:space="preserve">562,5 ± 0,8 — altura total  ·  </w:t>
+              <w:t xml:space="preserve">313,5 ± 0,5 — altura total  ·  </w:t>
             </w:r>
             <w:r>
               <w:rPr>
@@ -2290,7 +1591,7 @@
                 <w:sz w:val="13"/>
                 <w:szCs w:val="13"/>
               </w:rPr>
-              <w:t xml:space="preserve">16,5 ± 0,2 — pollera del fondo cóncavo  ·  </w:t>
+              <w:t xml:space="preserve">16 ± 0,3 — pollera del fondo cóncavo  ·  </w:t>
             </w:r>
             <w:r>
               <w:rPr>
@@ -2309,7 +1610,7 @@
                 <w:sz w:val="13"/>
                 <w:szCs w:val="13"/>
               </w:rPr>
-              <w:t xml:space="preserve">4,8 — flecha del fondo cóncavo  ·  </w:t>
+              <w:t xml:space="preserve">5,5 — flecha del fondo cóncavo  ·  </w:t>
             </w:r>
             <w:r>
               <w:rPr>
@@ -2328,7 +1629,7 @@
                 <w:sz w:val="13"/>
                 <w:szCs w:val="13"/>
               </w:rPr>
-              <w:t xml:space="preserve">Ø181,5 ± 0,5 — Ø exterior  ·  </w:t>
+              <w:t xml:space="preserve">Ø124 ± 0,5 — Ø exterior  ·  </w:t>
             </w:r>
             <w:r>
               <w:rPr>
@@ -2366,7 +1667,7 @@
                 <w:sz w:val="13"/>
                 <w:szCs w:val="13"/>
               </w:rPr>
-              <w:t xml:space="preserve">Ø35 + 0,3 — asiento de la válvula  ·  </w:t>
+              <w:t xml:space="preserve">Ø35 ± 0,5 — asiento de la válvula  ·  </w:t>
             </w:r>
             <w:r>
               <w:rPr>
@@ -2385,7 +1686,7 @@
                 <w:sz w:val="13"/>
                 <w:szCs w:val="13"/>
               </w:rPr>
-              <w:t xml:space="preserve">Espesor de cúpula 1,6  ·  </w:t>
+              <w:t xml:space="preserve">Espesor de chapa 1,25 (cuerpo, cúpula y fondo)  ·  </w:t>
             </w:r>
             <w:r>
               <w:rPr>
@@ -2404,7 +1705,7 @@
                 <w:sz w:val="13"/>
                 <w:szCs w:val="13"/>
               </w:rPr>
-              <w:t xml:space="preserve">Espesor de cuerpo 2  ·  </w:t>
+              <w:t xml:space="preserve">Masa 1,48 kg  ·  </w:t>
             </w:r>
             <w:r>
               <w:rPr>
@@ -2423,45 +1724,7 @@
                 <w:sz w:val="13"/>
                 <w:szCs w:val="13"/>
               </w:rPr>
-              <w:t xml:space="preserve">Espesor de fondo 2  ·  </w:t>
-            </w:r>
-            <w:r>
-              <w:rPr>
-                <w:rFonts w:ascii="Arial" w:cs="Arial" w:eastAsia="Arial" w:hAnsi="Arial"/>
-                <w:b/>
-                <w:bCs/>
-                <w:color w:val="C00000"/>
-                <w:sz w:val="13"/>
-                <w:szCs w:val="13"/>
-              </w:rPr>
-              <w:t xml:space="preserve">13 </w:t>
-            </w:r>
-            <w:r>
-              <w:rPr>
-                <w:rFonts w:ascii="Arial" w:cs="Arial" w:eastAsia="Arial" w:hAnsi="Arial"/>
-                <w:sz w:val="13"/>
-                <w:szCs w:val="13"/>
-              </w:rPr>
-              <w:t xml:space="preserve">Masa 5,48 kg  ·  </w:t>
-            </w:r>
-            <w:r>
-              <w:rPr>
-                <w:rFonts w:ascii="Arial" w:cs="Arial" w:eastAsia="Arial" w:hAnsi="Arial"/>
-                <w:b/>
-                <w:bCs/>
-                <w:color w:val="C00000"/>
-                <w:sz w:val="13"/>
-                <w:szCs w:val="13"/>
-              </w:rPr>
-              <w:t xml:space="preserve">14 </w:t>
-            </w:r>
-            <w:r>
-              <w:rPr>
-                <w:rFonts w:ascii="Arial" w:cs="Arial" w:eastAsia="Arial" w:hAnsi="Arial"/>
-                <w:sz w:val="13"/>
-                <w:szCs w:val="13"/>
-              </w:rPr>
-              <w:t xml:space="preserve">Volumen 12,5 dm³</w:t>
+              <w:t xml:space="preserve">Volumen 3,5 dm³</w:t>
             </w:r>
           </w:p>
         </w:tc>
@@ -2500,7 +1763,7 @@
                 <w:sz w:val="16"/>
                 <w:szCs w:val="16"/>
               </w:rPr>
-              <w:t xml:space="preserve">F05 · </w:t>
+              <w:t xml:space="preserve">F03 · </w:t>
             </w:r>
             <w:r>
               <w:rPr>
@@ -2510,7 +1773,7 @@
                 <w:sz w:val="16"/>
                 <w:szCs w:val="16"/>
               </w:rPr>
-              <w:t xml:space="preserve">Plano Fadesa «Recipiente 25kg R3» (código G690)</w:t>
+              <w:t xml:space="preserve">Plano Fadesa «Recipiente_5kg_R2_sin_logo» (código G732)</w:t>
             </w:r>
           </w:p>
           <w:p>
@@ -2521,9 +1784,9 @@
             <w:r>
               <w:drawing>
                 <wp:inline distT="0" distB="0" distL="0" distR="0">
-                  <wp:extent cx="1971675" cy="3000375"/>
+                  <wp:extent cx="2238375" cy="3000375"/>
                   <wp:effectExtent t="0" r="0" b="0" l="0"/>
-                  <wp:docPr id="5" name="F05" descr="Plano Fadesa «Recipiente 25kg R3» (código G690)" title="F05"/>
+                  <wp:docPr id="3" name="F03" descr="Plano Fadesa «Recipiente_5kg_R2_sin_logo» (código G732)" title="F03"/>
                   <wp:cNvGraphicFramePr>
                     <a:graphicFrameLocks xmlns:a="http://schemas.openxmlformats.org/drawingml/2006/main" noChangeAspect="1"/>
                   </wp:cNvGraphicFramePr>
@@ -2546,6 +1809,761 @@
                         <pic:spPr bwMode="auto">
                           <a:xfrm>
                             <a:off x="0" y="0"/>
+                            <a:ext cx="2238375" cy="3000375"/>
+                          </a:xfrm>
+                          <a:prstGeom prst="rect">
+                            <a:avLst/>
+                          </a:prstGeom>
+                        </pic:spPr>
+                      </pic:pic>
+                    </a:graphicData>
+                  </a:graphic>
+                </wp:inline>
+              </w:drawing>
+            </w:r>
+          </w:p>
+          <w:p>
+            <w:pPr>
+              <w:spacing w:after="20"/>
+            </w:pPr>
+            <w:r>
+              <w:rPr>
+                <w:rFonts w:ascii="Arial" w:cs="Arial" w:eastAsia="Arial" w:hAnsi="Arial"/>
+                <w:color w:val="595959"/>
+                <w:sz w:val="13"/>
+                <w:szCs w:val="13"/>
+              </w:rPr>
+              <w:t xml:space="preserve">Página 1 (única), cotas y notas del plano</w:t>
+            </w:r>
+          </w:p>
+          <w:p>
+            <w:pPr>
+              <w:spacing w:after="60"/>
+            </w:pPr>
+            <w:r>
+              <w:rPr>
+                <w:rFonts w:ascii="Arial" w:cs="Arial" w:eastAsia="Arial" w:hAnsi="Arial"/>
+                <w:b/>
+                <w:bCs/>
+                <w:color w:val="C00000"/>
+                <w:sz w:val="13"/>
+                <w:szCs w:val="13"/>
+              </w:rPr>
+              <w:t xml:space="preserve">1 </w:t>
+            </w:r>
+            <w:r>
+              <w:rPr>
+                <w:rFonts w:ascii="Arial" w:cs="Arial" w:eastAsia="Arial" w:hAnsi="Arial"/>
+                <w:sz w:val="13"/>
+                <w:szCs w:val="13"/>
+              </w:rPr>
+              <w:t xml:space="preserve">Ø37 — Ø exterior del cuello  ·  </w:t>
+            </w:r>
+            <w:r>
+              <w:rPr>
+                <w:rFonts w:ascii="Arial" w:cs="Arial" w:eastAsia="Arial" w:hAnsi="Arial"/>
+                <w:b/>
+                <w:bCs/>
+                <w:color w:val="C00000"/>
+                <w:sz w:val="13"/>
+                <w:szCs w:val="13"/>
+              </w:rPr>
+              <w:t xml:space="preserve">2 </w:t>
+            </w:r>
+            <w:r>
+              <w:rPr>
+                <w:rFonts w:ascii="Arial" w:cs="Arial" w:eastAsia="Arial" w:hAnsi="Arial"/>
+                <w:sz w:val="13"/>
+                <w:szCs w:val="13"/>
+              </w:rPr>
+              <w:t xml:space="preserve">15 ± 0,2 — altura del cuello  ·  </w:t>
+            </w:r>
+            <w:r>
+              <w:rPr>
+                <w:rFonts w:ascii="Arial" w:cs="Arial" w:eastAsia="Arial" w:hAnsi="Arial"/>
+                <w:b/>
+                <w:bCs/>
+                <w:color w:val="C00000"/>
+                <w:sz w:val="13"/>
+                <w:szCs w:val="13"/>
+              </w:rPr>
+              <w:t xml:space="preserve">3 </w:t>
+            </w:r>
+            <w:r>
+              <w:rPr>
+                <w:rFonts w:ascii="Arial" w:cs="Arial" w:eastAsia="Arial" w:hAnsi="Arial"/>
+                <w:sz w:val="13"/>
+                <w:szCs w:val="13"/>
+              </w:rPr>
+              <w:t xml:space="preserve">54,5 ± 0,3 — altura de cúpula  ·  </w:t>
+            </w:r>
+            <w:r>
+              <w:rPr>
+                <w:rFonts w:ascii="Arial" w:cs="Arial" w:eastAsia="Arial" w:hAnsi="Arial"/>
+                <w:b/>
+                <w:bCs/>
+                <w:color w:val="C00000"/>
+                <w:sz w:val="13"/>
+                <w:szCs w:val="13"/>
+              </w:rPr>
+              <w:t xml:space="preserve">4 </w:t>
+            </w:r>
+            <w:r>
+              <w:rPr>
+                <w:rFonts w:ascii="Arial" w:cs="Arial" w:eastAsia="Arial" w:hAnsi="Arial"/>
+                <w:sz w:val="13"/>
+                <w:szCs w:val="13"/>
+              </w:rPr>
+              <w:t xml:space="preserve">389,5 ± 0,5 — altura total  ·  </w:t>
+            </w:r>
+            <w:r>
+              <w:rPr>
+                <w:rFonts w:ascii="Arial" w:cs="Arial" w:eastAsia="Arial" w:hAnsi="Arial"/>
+                <w:b/>
+                <w:bCs/>
+                <w:color w:val="C00000"/>
+                <w:sz w:val="13"/>
+                <w:szCs w:val="13"/>
+              </w:rPr>
+              <w:t xml:space="preserve">5 </w:t>
+            </w:r>
+            <w:r>
+              <w:rPr>
+                <w:rFonts w:ascii="Arial" w:cs="Arial" w:eastAsia="Arial" w:hAnsi="Arial"/>
+                <w:sz w:val="13"/>
+                <w:szCs w:val="13"/>
+              </w:rPr>
+              <w:t xml:space="preserve">21,5 ± 0,2 — pollera del fondo cóncavo  ·  </w:t>
+            </w:r>
+            <w:r>
+              <w:rPr>
+                <w:rFonts w:ascii="Arial" w:cs="Arial" w:eastAsia="Arial" w:hAnsi="Arial"/>
+                <w:b/>
+                <w:bCs/>
+                <w:color w:val="C00000"/>
+                <w:sz w:val="13"/>
+                <w:szCs w:val="13"/>
+              </w:rPr>
+              <w:t xml:space="preserve">6 </w:t>
+            </w:r>
+            <w:r>
+              <w:rPr>
+                <w:rFonts w:ascii="Arial" w:cs="Arial" w:eastAsia="Arial" w:hAnsi="Arial"/>
+                <w:sz w:val="13"/>
+                <w:szCs w:val="13"/>
+              </w:rPr>
+              <w:t xml:space="preserve">5,5 ± 0,1 — flecha del fondo cóncavo  ·  </w:t>
+            </w:r>
+            <w:r>
+              <w:rPr>
+                <w:rFonts w:ascii="Arial" w:cs="Arial" w:eastAsia="Arial" w:hAnsi="Arial"/>
+                <w:b/>
+                <w:bCs/>
+                <w:color w:val="C00000"/>
+                <w:sz w:val="13"/>
+                <w:szCs w:val="13"/>
+              </w:rPr>
+              <w:t xml:space="preserve">7 </w:t>
+            </w:r>
+            <w:r>
+              <w:rPr>
+                <w:rFonts w:ascii="Arial" w:cs="Arial" w:eastAsia="Arial" w:hAnsi="Arial"/>
+                <w:sz w:val="13"/>
+                <w:szCs w:val="13"/>
+              </w:rPr>
+              <w:t xml:space="preserve">Ø153 ± 0,5 — Ø exterior  ·  </w:t>
+            </w:r>
+            <w:r>
+              <w:rPr>
+                <w:rFonts w:ascii="Arial" w:cs="Arial" w:eastAsia="Arial" w:hAnsi="Arial"/>
+                <w:b/>
+                <w:bCs/>
+                <w:color w:val="C00000"/>
+                <w:sz w:val="13"/>
+                <w:szCs w:val="13"/>
+              </w:rPr>
+              <w:t xml:space="preserve">8 </w:t>
+            </w:r>
+            <w:r>
+              <w:rPr>
+                <w:rFonts w:ascii="Arial" w:cs="Arial" w:eastAsia="Arial" w:hAnsi="Arial"/>
+                <w:sz w:val="13"/>
+                <w:szCs w:val="13"/>
+              </w:rPr>
+              <w:t xml:space="preserve">M30x1,5 — rosca del cuello  ·  </w:t>
+            </w:r>
+            <w:r>
+              <w:rPr>
+                <w:rFonts w:ascii="Arial" w:cs="Arial" w:eastAsia="Arial" w:hAnsi="Arial"/>
+                <w:b/>
+                <w:bCs/>
+                <w:color w:val="C00000"/>
+                <w:sz w:val="13"/>
+                <w:szCs w:val="13"/>
+              </w:rPr>
+              <w:t xml:space="preserve">9 </w:t>
+            </w:r>
+            <w:r>
+              <w:rPr>
+                <w:rFonts w:ascii="Arial" w:cs="Arial" w:eastAsia="Arial" w:hAnsi="Arial"/>
+                <w:sz w:val="13"/>
+                <w:szCs w:val="13"/>
+              </w:rPr>
+              <w:t xml:space="preserve">Ø35 ± 0,5 — asiento de la válvula  ·  </w:t>
+            </w:r>
+            <w:r>
+              <w:rPr>
+                <w:rFonts w:ascii="Arial" w:cs="Arial" w:eastAsia="Arial" w:hAnsi="Arial"/>
+                <w:b/>
+                <w:bCs/>
+                <w:color w:val="C00000"/>
+                <w:sz w:val="13"/>
+                <w:szCs w:val="13"/>
+              </w:rPr>
+              <w:t xml:space="preserve">10 </w:t>
+            </w:r>
+            <w:r>
+              <w:rPr>
+                <w:rFonts w:ascii="Arial" w:cs="Arial" w:eastAsia="Arial" w:hAnsi="Arial"/>
+                <w:sz w:val="13"/>
+                <w:szCs w:val="13"/>
+              </w:rPr>
+              <w:t xml:space="preserve">Espesor de chapa 1,6 (cuerpo, cúpula y fondo)  ·  </w:t>
+            </w:r>
+            <w:r>
+              <w:rPr>
+                <w:rFonts w:ascii="Arial" w:cs="Arial" w:eastAsia="Arial" w:hAnsi="Arial"/>
+                <w:b/>
+                <w:bCs/>
+                <w:color w:val="C00000"/>
+                <w:sz w:val="13"/>
+                <w:szCs w:val="13"/>
+              </w:rPr>
+              <w:t xml:space="preserve">11 </w:t>
+            </w:r>
+            <w:r>
+              <w:rPr>
+                <w:rFonts w:ascii="Arial" w:cs="Arial" w:eastAsia="Arial" w:hAnsi="Arial"/>
+                <w:sz w:val="13"/>
+                <w:szCs w:val="13"/>
+              </w:rPr>
+              <w:t xml:space="preserve">Masa 2,78 kg  ·  </w:t>
+            </w:r>
+            <w:r>
+              <w:rPr>
+                <w:rFonts w:ascii="Arial" w:cs="Arial" w:eastAsia="Arial" w:hAnsi="Arial"/>
+                <w:b/>
+                <w:bCs/>
+                <w:color w:val="C00000"/>
+                <w:sz w:val="13"/>
+                <w:szCs w:val="13"/>
+              </w:rPr>
+              <w:t xml:space="preserve">12 </w:t>
+            </w:r>
+            <w:r>
+              <w:rPr>
+                <w:rFonts w:ascii="Arial" w:cs="Arial" w:eastAsia="Arial" w:hAnsi="Arial"/>
+                <w:sz w:val="13"/>
+                <w:szCs w:val="13"/>
+              </w:rPr>
+              <w:t xml:space="preserve">Volumen 6 dm³  ·  </w:t>
+            </w:r>
+            <w:r>
+              <w:rPr>
+                <w:rFonts w:ascii="Arial" w:cs="Arial" w:eastAsia="Arial" w:hAnsi="Arial"/>
+                <w:b/>
+                <w:bCs/>
+                <w:color w:val="C00000"/>
+                <w:sz w:val="13"/>
+                <w:szCs w:val="13"/>
+              </w:rPr>
+              <w:t xml:space="preserve">13 </w:t>
+            </w:r>
+            <w:r>
+              <w:rPr>
+                <w:rFonts w:ascii="Arial" w:cs="Arial" w:eastAsia="Arial" w:hAnsi="Arial"/>
+                <w:sz w:val="13"/>
+                <w:szCs w:val="13"/>
+              </w:rPr>
+              <w:t xml:space="preserve">Detalle 2 (1:1): bordón del cuerpo, cúpula por fuera — labio ≈ 5,8, escalón ≈ 5,2  ·  </w:t>
+            </w:r>
+            <w:r>
+              <w:rPr>
+                <w:rFonts w:ascii="Arial" w:cs="Arial" w:eastAsia="Arial" w:hAnsi="Arial"/>
+                <w:b/>
+                <w:bCs/>
+                <w:color w:val="C00000"/>
+                <w:sz w:val="13"/>
+                <w:szCs w:val="13"/>
+              </w:rPr>
+              <w:t xml:space="preserve">14 </w:t>
+            </w:r>
+            <w:r>
+              <w:rPr>
+                <w:rFonts w:ascii="Arial" w:cs="Arial" w:eastAsia="Arial" w:hAnsi="Arial"/>
+                <w:sz w:val="13"/>
+                <w:szCs w:val="13"/>
+              </w:rPr>
+              <w:t xml:space="preserve">Detalle 3 (1:1): fondo encastrado con pestaña ≥ 10, filete por debajo</w:t>
+            </w:r>
+          </w:p>
+        </w:tc>
+        <w:tc>
+          <w:tcPr>
+            <w:tcW w:type="dxa" w:w="5153"/>
+            <w:tcBorders>
+              <w:top w:val="none" w:color="FFFFFF" w:sz="0"/>
+              <w:left w:val="none" w:color="FFFFFF" w:sz="0"/>
+              <w:bottom w:val="none" w:color="FFFFFF" w:sz="0"/>
+              <w:right w:val="none" w:color="FFFFFF" w:sz="0"/>
+            </w:tcBorders>
+            <w:tcMar>
+              <w:top w:type="dxa" w:w="60"/>
+              <w:left w:type="dxa" w:w="80"/>
+              <w:bottom w:type="dxa" w:w="60"/>
+              <w:right w:type="dxa" w:w="80"/>
+            </w:tcMar>
+          </w:tcPr>
+          <w:p>
+            <w:pPr>
+              <w:keepNext/>
+              <w:spacing w:after="20"/>
+            </w:pPr>
+            <w:r>
+              <w:rPr>
+                <w:rFonts w:ascii="Arial" w:cs="Arial" w:eastAsia="Arial" w:hAnsi="Arial"/>
+                <w:b/>
+                <w:bCs/>
+                <w:color w:val="1F3864"/>
+                <w:sz w:val="16"/>
+                <w:szCs w:val="16"/>
+              </w:rPr>
+              <w:t xml:space="preserve">F04 · </w:t>
+            </w:r>
+            <w:r>
+              <w:rPr>
+                <w:rFonts w:ascii="Arial" w:cs="Arial" w:eastAsia="Arial" w:hAnsi="Arial"/>
+                <w:b/>
+                <w:bCs/>
+                <w:sz w:val="16"/>
+                <w:szCs w:val="16"/>
+              </w:rPr>
+              <w:t xml:space="preserve">Plano Fadesa «Recipiente_10kg_R2_sin_logo» (código G733)</w:t>
+            </w:r>
+          </w:p>
+          <w:p>
+            <w:pPr>
+              <w:spacing w:after="30"/>
+              <w:jc w:val="center"/>
+            </w:pPr>
+            <w:r>
+              <w:drawing>
+                <wp:inline distT="0" distB="0" distL="0" distR="0">
+                  <wp:extent cx="1771650" cy="3000375"/>
+                  <wp:effectExtent t="0" r="0" b="0" l="0"/>
+                  <wp:docPr id="4" name="F04" descr="Plano Fadesa «Recipiente_10kg_R2_sin_logo» (código G733)" title="F04"/>
+                  <wp:cNvGraphicFramePr>
+                    <a:graphicFrameLocks xmlns:a="http://schemas.openxmlformats.org/drawingml/2006/main" noChangeAspect="1"/>
+                  </wp:cNvGraphicFramePr>
+                  <a:graphic xmlns:a="http://schemas.openxmlformats.org/drawingml/2006/main">
+                    <a:graphicData uri="http://schemas.openxmlformats.org/drawingml/2006/picture">
+                      <pic:pic xmlns:pic="http://schemas.openxmlformats.org/drawingml/2006/picture">
+                        <pic:nvPicPr>
+                          <pic:cNvPr id="0" name="" descr=""/>
+                          <pic:cNvPicPr>
+                            <a:picLocks noChangeAspect="1" noChangeArrowheads="1"/>
+                          </pic:cNvPicPr>
+                        </pic:nvPicPr>
+                        <pic:blipFill>
+                          <a:blip r:embed="rId51" cstate="none"/>
+                          <a:srcRect/>
+                          <a:stretch>
+                            <a:fillRect/>
+                          </a:stretch>
+                        </pic:blipFill>
+                        <pic:spPr bwMode="auto">
+                          <a:xfrm>
+                            <a:off x="0" y="0"/>
+                            <a:ext cx="1771650" cy="3000375"/>
+                          </a:xfrm>
+                          <a:prstGeom prst="rect">
+                            <a:avLst/>
+                          </a:prstGeom>
+                        </pic:spPr>
+                      </pic:pic>
+                    </a:graphicData>
+                  </a:graphic>
+                </wp:inline>
+              </w:drawing>
+            </w:r>
+          </w:p>
+          <w:p>
+            <w:pPr>
+              <w:spacing w:after="20"/>
+            </w:pPr>
+            <w:r>
+              <w:rPr>
+                <w:rFonts w:ascii="Arial" w:cs="Arial" w:eastAsia="Arial" w:hAnsi="Arial"/>
+                <w:color w:val="595959"/>
+                <w:sz w:val="13"/>
+                <w:szCs w:val="13"/>
+              </w:rPr>
+              <w:t xml:space="preserve">Página 1 (única), cotas y notas del plano</w:t>
+            </w:r>
+          </w:p>
+          <w:p>
+            <w:pPr>
+              <w:spacing w:after="60"/>
+            </w:pPr>
+            <w:r>
+              <w:rPr>
+                <w:rFonts w:ascii="Arial" w:cs="Arial" w:eastAsia="Arial" w:hAnsi="Arial"/>
+                <w:b/>
+                <w:bCs/>
+                <w:color w:val="C00000"/>
+                <w:sz w:val="13"/>
+                <w:szCs w:val="13"/>
+              </w:rPr>
+              <w:t xml:space="preserve">1 </w:t>
+            </w:r>
+            <w:r>
+              <w:rPr>
+                <w:rFonts w:ascii="Arial" w:cs="Arial" w:eastAsia="Arial" w:hAnsi="Arial"/>
+                <w:sz w:val="13"/>
+                <w:szCs w:val="13"/>
+              </w:rPr>
+              <w:t xml:space="preserve">Ø36,8 — Ø exterior del cuello  ·  </w:t>
+            </w:r>
+            <w:r>
+              <w:rPr>
+                <w:rFonts w:ascii="Arial" w:cs="Arial" w:eastAsia="Arial" w:hAnsi="Arial"/>
+                <w:b/>
+                <w:bCs/>
+                <w:color w:val="C00000"/>
+                <w:sz w:val="13"/>
+                <w:szCs w:val="13"/>
+              </w:rPr>
+              <w:t xml:space="preserve">2 </w:t>
+            </w:r>
+            <w:r>
+              <w:rPr>
+                <w:rFonts w:ascii="Arial" w:cs="Arial" w:eastAsia="Arial" w:hAnsi="Arial"/>
+                <w:sz w:val="13"/>
+                <w:szCs w:val="13"/>
+              </w:rPr>
+              <w:t xml:space="preserve">14 — altura del cuello  ·  </w:t>
+            </w:r>
+            <w:r>
+              <w:rPr>
+                <w:rFonts w:ascii="Arial" w:cs="Arial" w:eastAsia="Arial" w:hAnsi="Arial"/>
+                <w:b/>
+                <w:bCs/>
+                <w:color w:val="C00000"/>
+                <w:sz w:val="13"/>
+                <w:szCs w:val="13"/>
+              </w:rPr>
+              <w:t xml:space="preserve">3 </w:t>
+            </w:r>
+            <w:r>
+              <w:rPr>
+                <w:rFonts w:ascii="Arial" w:cs="Arial" w:eastAsia="Arial" w:hAnsi="Arial"/>
+                <w:sz w:val="13"/>
+                <w:szCs w:val="13"/>
+              </w:rPr>
+              <w:t xml:space="preserve">62,5 ± 0,3 — altura de cúpula  ·  </w:t>
+            </w:r>
+            <w:r>
+              <w:rPr>
+                <w:rFonts w:ascii="Arial" w:cs="Arial" w:eastAsia="Arial" w:hAnsi="Arial"/>
+                <w:b/>
+                <w:bCs/>
+                <w:color w:val="C00000"/>
+                <w:sz w:val="13"/>
+                <w:szCs w:val="13"/>
+              </w:rPr>
+              <w:t xml:space="preserve">4 </w:t>
+            </w:r>
+            <w:r>
+              <w:rPr>
+                <w:rFonts w:ascii="Arial" w:cs="Arial" w:eastAsia="Arial" w:hAnsi="Arial"/>
+                <w:sz w:val="13"/>
+                <w:szCs w:val="13"/>
+              </w:rPr>
+              <w:t xml:space="preserve">562,5 ± 0,8 — altura total  ·  </w:t>
+            </w:r>
+            <w:r>
+              <w:rPr>
+                <w:rFonts w:ascii="Arial" w:cs="Arial" w:eastAsia="Arial" w:hAnsi="Arial"/>
+                <w:b/>
+                <w:bCs/>
+                <w:color w:val="C00000"/>
+                <w:sz w:val="13"/>
+                <w:szCs w:val="13"/>
+              </w:rPr>
+              <w:t xml:space="preserve">5 </w:t>
+            </w:r>
+            <w:r>
+              <w:rPr>
+                <w:rFonts w:ascii="Arial" w:cs="Arial" w:eastAsia="Arial" w:hAnsi="Arial"/>
+                <w:sz w:val="13"/>
+                <w:szCs w:val="13"/>
+              </w:rPr>
+              <w:t xml:space="preserve">16,5 ± 0,2 — pollera del fondo cóncavo  ·  </w:t>
+            </w:r>
+            <w:r>
+              <w:rPr>
+                <w:rFonts w:ascii="Arial" w:cs="Arial" w:eastAsia="Arial" w:hAnsi="Arial"/>
+                <w:b/>
+                <w:bCs/>
+                <w:color w:val="C00000"/>
+                <w:sz w:val="13"/>
+                <w:szCs w:val="13"/>
+              </w:rPr>
+              <w:t xml:space="preserve">6 </w:t>
+            </w:r>
+            <w:r>
+              <w:rPr>
+                <w:rFonts w:ascii="Arial" w:cs="Arial" w:eastAsia="Arial" w:hAnsi="Arial"/>
+                <w:sz w:val="13"/>
+                <w:szCs w:val="13"/>
+              </w:rPr>
+              <w:t xml:space="preserve">4,8 — flecha del fondo cóncavo  ·  </w:t>
+            </w:r>
+            <w:r>
+              <w:rPr>
+                <w:rFonts w:ascii="Arial" w:cs="Arial" w:eastAsia="Arial" w:hAnsi="Arial"/>
+                <w:b/>
+                <w:bCs/>
+                <w:color w:val="C00000"/>
+                <w:sz w:val="13"/>
+                <w:szCs w:val="13"/>
+              </w:rPr>
+              <w:t xml:space="preserve">7 </w:t>
+            </w:r>
+            <w:r>
+              <w:rPr>
+                <w:rFonts w:ascii="Arial" w:cs="Arial" w:eastAsia="Arial" w:hAnsi="Arial"/>
+                <w:sz w:val="13"/>
+                <w:szCs w:val="13"/>
+              </w:rPr>
+              <w:t xml:space="preserve">Ø181,5 ± 0,5 — Ø exterior  ·  </w:t>
+            </w:r>
+            <w:r>
+              <w:rPr>
+                <w:rFonts w:ascii="Arial" w:cs="Arial" w:eastAsia="Arial" w:hAnsi="Arial"/>
+                <w:b/>
+                <w:bCs/>
+                <w:color w:val="C00000"/>
+                <w:sz w:val="13"/>
+                <w:szCs w:val="13"/>
+              </w:rPr>
+              <w:t xml:space="preserve">8 </w:t>
+            </w:r>
+            <w:r>
+              <w:rPr>
+                <w:rFonts w:ascii="Arial" w:cs="Arial" w:eastAsia="Arial" w:hAnsi="Arial"/>
+                <w:sz w:val="13"/>
+                <w:szCs w:val="13"/>
+              </w:rPr>
+              <w:t xml:space="preserve">M30x1,5 — rosca del cuello  ·  </w:t>
+            </w:r>
+            <w:r>
+              <w:rPr>
+                <w:rFonts w:ascii="Arial" w:cs="Arial" w:eastAsia="Arial" w:hAnsi="Arial"/>
+                <w:b/>
+                <w:bCs/>
+                <w:color w:val="C00000"/>
+                <w:sz w:val="13"/>
+                <w:szCs w:val="13"/>
+              </w:rPr>
+              <w:t xml:space="preserve">9 </w:t>
+            </w:r>
+            <w:r>
+              <w:rPr>
+                <w:rFonts w:ascii="Arial" w:cs="Arial" w:eastAsia="Arial" w:hAnsi="Arial"/>
+                <w:sz w:val="13"/>
+                <w:szCs w:val="13"/>
+              </w:rPr>
+              <w:t xml:space="preserve">Ø35 + 0,3 — asiento de la válvula  ·  </w:t>
+            </w:r>
+            <w:r>
+              <w:rPr>
+                <w:rFonts w:ascii="Arial" w:cs="Arial" w:eastAsia="Arial" w:hAnsi="Arial"/>
+                <w:b/>
+                <w:bCs/>
+                <w:color w:val="C00000"/>
+                <w:sz w:val="13"/>
+                <w:szCs w:val="13"/>
+              </w:rPr>
+              <w:t xml:space="preserve">10 </w:t>
+            </w:r>
+            <w:r>
+              <w:rPr>
+                <w:rFonts w:ascii="Arial" w:cs="Arial" w:eastAsia="Arial" w:hAnsi="Arial"/>
+                <w:sz w:val="13"/>
+                <w:szCs w:val="13"/>
+              </w:rPr>
+              <w:t xml:space="preserve">Espesor de cúpula 1,6  ·  </w:t>
+            </w:r>
+            <w:r>
+              <w:rPr>
+                <w:rFonts w:ascii="Arial" w:cs="Arial" w:eastAsia="Arial" w:hAnsi="Arial"/>
+                <w:b/>
+                <w:bCs/>
+                <w:color w:val="C00000"/>
+                <w:sz w:val="13"/>
+                <w:szCs w:val="13"/>
+              </w:rPr>
+              <w:t xml:space="preserve">11 </w:t>
+            </w:r>
+            <w:r>
+              <w:rPr>
+                <w:rFonts w:ascii="Arial" w:cs="Arial" w:eastAsia="Arial" w:hAnsi="Arial"/>
+                <w:sz w:val="13"/>
+                <w:szCs w:val="13"/>
+              </w:rPr>
+              <w:t xml:space="preserve">Espesor de cuerpo 2  ·  </w:t>
+            </w:r>
+            <w:r>
+              <w:rPr>
+                <w:rFonts w:ascii="Arial" w:cs="Arial" w:eastAsia="Arial" w:hAnsi="Arial"/>
+                <w:b/>
+                <w:bCs/>
+                <w:color w:val="C00000"/>
+                <w:sz w:val="13"/>
+                <w:szCs w:val="13"/>
+              </w:rPr>
+              <w:t xml:space="preserve">12 </w:t>
+            </w:r>
+            <w:r>
+              <w:rPr>
+                <w:rFonts w:ascii="Arial" w:cs="Arial" w:eastAsia="Arial" w:hAnsi="Arial"/>
+                <w:sz w:val="13"/>
+                <w:szCs w:val="13"/>
+              </w:rPr>
+              <w:t xml:space="preserve">Espesor de fondo 2  ·  </w:t>
+            </w:r>
+            <w:r>
+              <w:rPr>
+                <w:rFonts w:ascii="Arial" w:cs="Arial" w:eastAsia="Arial" w:hAnsi="Arial"/>
+                <w:b/>
+                <w:bCs/>
+                <w:color w:val="C00000"/>
+                <w:sz w:val="13"/>
+                <w:szCs w:val="13"/>
+              </w:rPr>
+              <w:t xml:space="preserve">13 </w:t>
+            </w:r>
+            <w:r>
+              <w:rPr>
+                <w:rFonts w:ascii="Arial" w:cs="Arial" w:eastAsia="Arial" w:hAnsi="Arial"/>
+                <w:sz w:val="13"/>
+                <w:szCs w:val="13"/>
+              </w:rPr>
+              <w:t xml:space="preserve">Masa 5,48 kg  ·  </w:t>
+            </w:r>
+            <w:r>
+              <w:rPr>
+                <w:rFonts w:ascii="Arial" w:cs="Arial" w:eastAsia="Arial" w:hAnsi="Arial"/>
+                <w:b/>
+                <w:bCs/>
+                <w:color w:val="C00000"/>
+                <w:sz w:val="13"/>
+                <w:szCs w:val="13"/>
+              </w:rPr>
+              <w:t xml:space="preserve">14 </w:t>
+            </w:r>
+            <w:r>
+              <w:rPr>
+                <w:rFonts w:ascii="Arial" w:cs="Arial" w:eastAsia="Arial" w:hAnsi="Arial"/>
+                <w:sz w:val="13"/>
+                <w:szCs w:val="13"/>
+              </w:rPr>
+              <w:t xml:space="preserve">Volumen 12,5 dm³</w:t>
+            </w:r>
+          </w:p>
+        </w:tc>
+      </w:tr>
+      <w:tr>
+        <w:trPr>
+          <w:cantSplit/>
+        </w:trPr>
+        <w:tc>
+          <w:tcPr>
+            <w:tcW w:type="dxa" w:w="5153"/>
+            <w:tcBorders>
+              <w:top w:val="none" w:color="FFFFFF" w:sz="0"/>
+              <w:left w:val="none" w:color="FFFFFF" w:sz="0"/>
+              <w:bottom w:val="none" w:color="FFFFFF" w:sz="0"/>
+              <w:right w:val="none" w:color="FFFFFF" w:sz="0"/>
+            </w:tcBorders>
+            <w:tcMar>
+              <w:top w:type="dxa" w:w="60"/>
+              <w:left w:type="dxa" w:w="80"/>
+              <w:bottom w:type="dxa" w:w="60"/>
+              <w:right w:type="dxa" w:w="80"/>
+            </w:tcMar>
+          </w:tcPr>
+          <w:p>
+            <w:pPr>
+              <w:keepNext/>
+              <w:spacing w:after="20"/>
+            </w:pPr>
+            <w:r>
+              <w:rPr>
+                <w:rFonts w:ascii="Arial" w:cs="Arial" w:eastAsia="Arial" w:hAnsi="Arial"/>
+                <w:b/>
+                <w:bCs/>
+                <w:color w:val="1F3864"/>
+                <w:sz w:val="16"/>
+                <w:szCs w:val="16"/>
+              </w:rPr>
+              <w:t xml:space="preserve">F05 · </w:t>
+            </w:r>
+            <w:r>
+              <w:rPr>
+                <w:rFonts w:ascii="Arial" w:cs="Arial" w:eastAsia="Arial" w:hAnsi="Arial"/>
+                <w:b/>
+                <w:bCs/>
+                <w:sz w:val="16"/>
+                <w:szCs w:val="16"/>
+              </w:rPr>
+              <w:t xml:space="preserve">Plano Fadesa «Recipiente 25kg R3» (código G690)</w:t>
+            </w:r>
+          </w:p>
+          <w:p>
+            <w:pPr>
+              <w:spacing w:after="30"/>
+              <w:jc w:val="center"/>
+            </w:pPr>
+            <w:r>
+              <w:drawing>
+                <wp:inline distT="0" distB="0" distL="0" distR="0">
+                  <wp:extent cx="1971675" cy="3000375"/>
+                  <wp:effectExtent t="0" r="0" b="0" l="0"/>
+                  <wp:docPr id="5" name="F05" descr="Plano Fadesa «Recipiente 25kg R3» (código G690)" title="F05"/>
+                  <wp:cNvGraphicFramePr>
+                    <a:graphicFrameLocks xmlns:a="http://schemas.openxmlformats.org/drawingml/2006/main" noChangeAspect="1"/>
+                  </wp:cNvGraphicFramePr>
+                  <a:graphic xmlns:a="http://schemas.openxmlformats.org/drawingml/2006/main">
+                    <a:graphicData uri="http://schemas.openxmlformats.org/drawingml/2006/picture">
+                      <pic:pic xmlns:pic="http://schemas.openxmlformats.org/drawingml/2006/picture">
+                        <pic:nvPicPr>
+                          <pic:cNvPr id="0" name="" descr=""/>
+                          <pic:cNvPicPr>
+                            <a:picLocks noChangeAspect="1" noChangeArrowheads="1"/>
+                          </pic:cNvPicPr>
+                        </pic:nvPicPr>
+                        <pic:blipFill>
+                          <a:blip r:embed="rId52" cstate="none"/>
+                          <a:srcRect/>
+                          <a:stretch>
+                            <a:fillRect/>
+                          </a:stretch>
+                        </pic:blipFill>
+                        <pic:spPr bwMode="auto">
+                          <a:xfrm>
+                            <a:off x="0" y="0"/>
                             <a:ext cx="1971675" cy="3000375"/>
                           </a:xfrm>
                           <a:prstGeom prst="rect">
@@ -2928,7 +2946,7 @@
                           </pic:cNvPicPr>
                         </pic:nvPicPr>
                         <pic:blipFill>
-                          <a:blip r:embed="rId51" cstate="none"/>
+                          <a:blip r:embed="rId53" cstate="none"/>
                           <a:srcRect/>
                           <a:stretch>
                             <a:fillRect/>
@@ -3332,7 +3350,7 @@
                           </pic:cNvPicPr>
                         </pic:nvPicPr>
                         <pic:blipFill>
-                          <a:blip r:embed="rId52" cstate="none"/>
+                          <a:blip r:embed="rId54" cstate="none"/>
                           <a:srcRect/>
                           <a:stretch>
                             <a:fillRect/>
@@ -3596,679 +3614,6 @@
                   <wp:extent cx="2066925" cy="3000375"/>
                   <wp:effectExtent t="0" r="0" b="0" l="0"/>
                   <wp:docPr id="8" name="F08" descr="Plano Fadesa «Extintor_2.5kg_Valvula_HZ_R1_sin_logo» (código A101/139/151/128/135)" title="F08"/>
-                  <wp:cNvGraphicFramePr>
-                    <a:graphicFrameLocks xmlns:a="http://schemas.openxmlformats.org/drawingml/2006/main" noChangeAspect="1"/>
-                  </wp:cNvGraphicFramePr>
-                  <a:graphic xmlns:a="http://schemas.openxmlformats.org/drawingml/2006/main">
-                    <a:graphicData uri="http://schemas.openxmlformats.org/drawingml/2006/picture">
-                      <pic:pic xmlns:pic="http://schemas.openxmlformats.org/drawingml/2006/picture">
-                        <pic:nvPicPr>
-                          <pic:cNvPr id="0" name="" descr=""/>
-                          <pic:cNvPicPr>
-                            <a:picLocks noChangeAspect="1" noChangeArrowheads="1"/>
-                          </pic:cNvPicPr>
-                        </pic:nvPicPr>
-                        <pic:blipFill>
-                          <a:blip r:embed="rId53" cstate="none"/>
-                          <a:srcRect/>
-                          <a:stretch>
-                            <a:fillRect/>
-                          </a:stretch>
-                        </pic:blipFill>
-                        <pic:spPr bwMode="auto">
-                          <a:xfrm>
-                            <a:off x="0" y="0"/>
-                            <a:ext cx="2066925" cy="3000375"/>
-                          </a:xfrm>
-                          <a:prstGeom prst="rect">
-                            <a:avLst/>
-                          </a:prstGeom>
-                        </pic:spPr>
-                      </pic:pic>
-                    </a:graphicData>
-                  </a:graphic>
-                </wp:inline>
-              </w:drawing>
-            </w:r>
-          </w:p>
-          <w:p>
-            <w:pPr>
-              <w:spacing w:after="20"/>
-            </w:pPr>
-            <w:r>
-              <w:rPr>
-                <w:rFonts w:ascii="Arial" w:cs="Arial" w:eastAsia="Arial" w:hAnsi="Arial"/>
-                <w:color w:val="595959"/>
-                <w:sz w:val="13"/>
-                <w:szCs w:val="13"/>
-              </w:rPr>
-              <w:t xml:space="preserve">Página 1 (única): notas, cotas generales y piezas del despiece medidas a escala</w:t>
-            </w:r>
-          </w:p>
-          <w:p>
-            <w:pPr>
-              <w:spacing w:after="20"/>
-            </w:pPr>
-            <w:r>
-              <w:rPr>
-                <w:rFonts w:ascii="Arial" w:cs="Arial" w:eastAsia="Arial" w:hAnsi="Arial"/>
-                <w:b/>
-                <w:bCs/>
-                <w:color w:val="C00000"/>
-                <w:sz w:val="13"/>
-                <w:szCs w:val="13"/>
-              </w:rPr>
-              <w:t xml:space="preserve">1 </w:t>
-            </w:r>
-            <w:r>
-              <w:rPr>
-                <w:rFonts w:ascii="Arial" w:cs="Arial" w:eastAsia="Arial" w:hAnsi="Arial"/>
-                <w:sz w:val="13"/>
-                <w:szCs w:val="13"/>
-              </w:rPr>
-              <w:t xml:space="preserve">Masa total 4,62 kg (polvo)  ·  </w:t>
-            </w:r>
-            <w:r>
-              <w:rPr>
-                <w:rFonts w:ascii="Arial" w:cs="Arial" w:eastAsia="Arial" w:hAnsi="Arial"/>
-                <w:b/>
-                <w:bCs/>
-                <w:color w:val="C00000"/>
-                <w:sz w:val="13"/>
-                <w:szCs w:val="13"/>
-              </w:rPr>
-              <w:t xml:space="preserve">2 </w:t>
-            </w:r>
-            <w:r>
-              <w:rPr>
-                <w:rFonts w:ascii="Arial" w:cs="Arial" w:eastAsia="Arial" w:hAnsi="Arial"/>
-                <w:sz w:val="13"/>
-                <w:szCs w:val="13"/>
-              </w:rPr>
-              <w:t xml:space="preserve">Válvula HZ  ·  </w:t>
-            </w:r>
-            <w:r>
-              <w:rPr>
-                <w:rFonts w:ascii="Arial" w:cs="Arial" w:eastAsia="Arial" w:hAnsi="Arial"/>
-                <w:b/>
-                <w:bCs/>
-                <w:color w:val="C00000"/>
-                <w:sz w:val="13"/>
-                <w:szCs w:val="13"/>
-              </w:rPr>
-              <w:t xml:space="preserve">3 </w:t>
-            </w:r>
-            <w:r>
-              <w:rPr>
-                <w:rFonts w:ascii="Arial" w:cs="Arial" w:eastAsia="Arial" w:hAnsi="Arial"/>
-                <w:sz w:val="13"/>
-                <w:szCs w:val="13"/>
-              </w:rPr>
-              <w:t xml:space="preserve">Válvula F192 (esc. 1:3): igual a la del 5 y 10 kg  ·  </w:t>
-            </w:r>
-            <w:r>
-              <w:rPr>
-                <w:rFonts w:ascii="Arial" w:cs="Arial" w:eastAsia="Arial" w:hAnsi="Arial"/>
-                <w:b/>
-                <w:bCs/>
-                <w:color w:val="C00000"/>
-                <w:sz w:val="13"/>
-                <w:szCs w:val="13"/>
-              </w:rPr>
-              <w:t xml:space="preserve">4 </w:t>
-            </w:r>
-            <w:r>
-              <w:rPr>
-                <w:rFonts w:ascii="Arial" w:cs="Arial" w:eastAsia="Arial" w:hAnsi="Arial"/>
-                <w:sz w:val="13"/>
-                <w:szCs w:val="13"/>
-              </w:rPr>
-              <w:t xml:space="preserve">Racor: tuerca Ø18,8 × 5,9, casquillo Ø16,9 × 13,5, rosca Ø13,1 × 8,9  ·  </w:t>
-            </w:r>
-            <w:r>
-              <w:rPr>
-                <w:rFonts w:ascii="Arial" w:cs="Arial" w:eastAsia="Arial" w:hAnsi="Arial"/>
-                <w:b/>
-                <w:bCs/>
-                <w:color w:val="C00000"/>
-                <w:sz w:val="13"/>
-                <w:szCs w:val="13"/>
-              </w:rPr>
-              <w:t xml:space="preserve">5 </w:t>
-            </w:r>
-            <w:r>
-              <w:rPr>
-                <w:rFonts w:ascii="Arial" w:cs="Arial" w:eastAsia="Arial" w:hAnsi="Arial"/>
-                <w:sz w:val="13"/>
-                <w:szCs w:val="13"/>
-              </w:rPr>
-              <w:t xml:space="preserve">Manómetro F645: Ø36 (35,7)  ·  </w:t>
-            </w:r>
-            <w:r>
-              <w:rPr>
-                <w:rFonts w:ascii="Arial" w:cs="Arial" w:eastAsia="Arial" w:hAnsi="Arial"/>
-                <w:b/>
-                <w:bCs/>
-                <w:color w:val="C00000"/>
-                <w:sz w:val="13"/>
-                <w:szCs w:val="13"/>
-              </w:rPr>
-              <w:t xml:space="preserve">6 </w:t>
-            </w:r>
-            <w:r>
-              <w:rPr>
-                <w:rFonts w:ascii="Arial" w:cs="Arial" w:eastAsia="Arial" w:hAnsi="Arial"/>
-                <w:sz w:val="13"/>
-                <w:szCs w:val="13"/>
-              </w:rPr>
-              <w:t xml:space="preserve">O-ring F646: Ø32,8 × 3,6  ·  </w:t>
-            </w:r>
-            <w:r>
-              <w:rPr>
-                <w:rFonts w:ascii="Arial" w:cs="Arial" w:eastAsia="Arial" w:hAnsi="Arial"/>
-                <w:b/>
-                <w:bCs/>
-                <w:color w:val="C00000"/>
-                <w:sz w:val="13"/>
-                <w:szCs w:val="13"/>
-              </w:rPr>
-              <w:t xml:space="preserve">7 </w:t>
-            </w:r>
-            <w:r>
-              <w:rPr>
-                <w:rFonts w:ascii="Arial" w:cs="Arial" w:eastAsia="Arial" w:hAnsi="Arial"/>
-                <w:sz w:val="13"/>
-                <w:szCs w:val="13"/>
-              </w:rPr>
-              <w:t xml:space="preserve">Vástago F916: Ø6 × 30,6, asiento Ø14  ·  </w:t>
-            </w:r>
-            <w:r>
-              <w:rPr>
-                <w:rFonts w:ascii="Arial" w:cs="Arial" w:eastAsia="Arial" w:hAnsi="Arial"/>
-                <w:b/>
-                <w:bCs/>
-                <w:color w:val="C00000"/>
-                <w:sz w:val="13"/>
-                <w:szCs w:val="13"/>
-              </w:rPr>
-              <w:t xml:space="preserve">8 </w:t>
-            </w:r>
-            <w:r>
-              <w:rPr>
-                <w:rFonts w:ascii="Arial" w:cs="Arial" w:eastAsia="Arial" w:hAnsi="Arial"/>
-                <w:sz w:val="13"/>
-                <w:szCs w:val="13"/>
-              </w:rPr>
-              <w:t xml:space="preserve">Resorte F653: Ø17,3 × 28,8  ·  </w:t>
-            </w:r>
-            <w:r>
-              <w:rPr>
-                <w:rFonts w:ascii="Arial" w:cs="Arial" w:eastAsia="Arial" w:hAnsi="Arial"/>
-                <w:b/>
-                <w:bCs/>
-                <w:color w:val="C00000"/>
-                <w:sz w:val="13"/>
-                <w:szCs w:val="13"/>
-              </w:rPr>
-              <w:t xml:space="preserve">9 </w:t>
-            </w:r>
-            <w:r>
-              <w:rPr>
-                <w:rFonts w:ascii="Arial" w:cs="Arial" w:eastAsia="Arial" w:hAnsi="Arial"/>
-                <w:sz w:val="13"/>
-                <w:szCs w:val="13"/>
-              </w:rPr>
-              <w:t xml:space="preserve">Caño de pesca F682: cabeza Ø21,3  ·  </w:t>
-            </w:r>
-            <w:r>
-              <w:rPr>
-                <w:rFonts w:ascii="Arial" w:cs="Arial" w:eastAsia="Arial" w:hAnsi="Arial"/>
-                <w:b/>
-                <w:bCs/>
-                <w:color w:val="C00000"/>
-                <w:sz w:val="13"/>
-                <w:szCs w:val="13"/>
-              </w:rPr>
-              <w:t xml:space="preserve">10 </w:t>
-            </w:r>
-            <w:r>
-              <w:rPr>
-                <w:rFonts w:ascii="Arial" w:cs="Arial" w:eastAsia="Arial" w:hAnsi="Arial"/>
-                <w:sz w:val="13"/>
-                <w:szCs w:val="13"/>
-              </w:rPr>
-              <w:t xml:space="preserve">Manguera: Ø17,4  ·  </w:t>
-            </w:r>
-            <w:r>
-              <w:rPr>
-                <w:rFonts w:ascii="Arial" w:cs="Arial" w:eastAsia="Arial" w:hAnsi="Arial"/>
-                <w:b/>
-                <w:bCs/>
-                <w:color w:val="C00000"/>
-                <w:sz w:val="13"/>
-                <w:szCs w:val="13"/>
-              </w:rPr>
-              <w:t xml:space="preserve">11 </w:t>
-            </w:r>
-            <w:r>
-              <w:rPr>
-                <w:rFonts w:ascii="Arial" w:cs="Arial" w:eastAsia="Arial" w:hAnsi="Arial"/>
-                <w:sz w:val="13"/>
-                <w:szCs w:val="13"/>
-              </w:rPr>
-              <w:t xml:space="preserve">Portatobera Ø18,8 × 13,4 + tobera Ø19,9 × 60,1</w:t>
-            </w:r>
-          </w:p>
-          <w:p>
-            <w:pPr>
-              <w:spacing w:after="60"/>
-            </w:pPr>
-            <w:r>
-              <w:rPr>
-                <w:rFonts w:ascii="Arial" w:cs="Arial" w:eastAsia="Arial" w:hAnsi="Arial"/>
-                <w:i/>
-                <w:iCs/>
-                <w:color w:val="404040"/>
-                <w:sz w:val="13"/>
-                <w:szCs w:val="13"/>
-              </w:rPr>
-              <w:t xml:space="preserve">Nota: Piezas medidas sobre el dibujo vectorial a la escala del rótulo (verificada con el Ø del recipiente acotado en su plano de recipiente). Precisión ≈ ±0,5 mm.</w:t>
-            </w:r>
-          </w:p>
-        </w:tc>
-      </w:tr>
-      <w:tr>
-        <w:trPr>
-          <w:cantSplit/>
-        </w:trPr>
-        <w:tc>
-          <w:tcPr>
-            <w:tcW w:type="dxa" w:w="5153"/>
-            <w:tcBorders>
-              <w:top w:val="none" w:color="FFFFFF" w:sz="0"/>
-              <w:left w:val="none" w:color="FFFFFF" w:sz="0"/>
-              <w:bottom w:val="none" w:color="FFFFFF" w:sz="0"/>
-              <w:right w:val="none" w:color="FFFFFF" w:sz="0"/>
-            </w:tcBorders>
-            <w:tcMar>
-              <w:top w:type="dxa" w:w="60"/>
-              <w:left w:type="dxa" w:w="80"/>
-              <w:bottom w:type="dxa" w:w="60"/>
-              <w:right w:type="dxa" w:w="80"/>
-            </w:tcMar>
-          </w:tcPr>
-          <w:p>
-            <w:pPr>
-              <w:keepNext/>
-              <w:spacing w:after="20"/>
-            </w:pPr>
-            <w:r>
-              <w:rPr>
-                <w:rFonts w:ascii="Arial" w:cs="Arial" w:eastAsia="Arial" w:hAnsi="Arial"/>
-                <w:b/>
-                <w:bCs/>
-                <w:color w:val="1F3864"/>
-                <w:sz w:val="16"/>
-                <w:szCs w:val="16"/>
-              </w:rPr>
-              <w:t xml:space="preserve">F09 · </w:t>
-            </w:r>
-            <w:r>
-              <w:rPr>
-                <w:rFonts w:ascii="Arial" w:cs="Arial" w:eastAsia="Arial" w:hAnsi="Arial"/>
-                <w:b/>
-                <w:bCs/>
-                <w:sz w:val="16"/>
-                <w:szCs w:val="16"/>
-              </w:rPr>
-              <w:t xml:space="preserve">Plano Fadesa «Extintor_5kg_Valvula_HZ_R1_sin_logo» (código A102/116/140/163/152/111/129/136)</w:t>
-            </w:r>
-          </w:p>
-          <w:p>
-            <w:pPr>
-              <w:spacing w:after="30"/>
-              <w:jc w:val="center"/>
-            </w:pPr>
-            <w:r>
-              <w:drawing>
-                <wp:inline distT="0" distB="0" distL="0" distR="0">
-                  <wp:extent cx="1981200" cy="3000375"/>
-                  <wp:effectExtent t="0" r="0" b="0" l="0"/>
-                  <wp:docPr id="9" name="F09" descr="Plano Fadesa «Extintor_5kg_Valvula_HZ_R1_sin_logo» (código A102/116/140/163/152/111/129/136)" title="F09"/>
-                  <wp:cNvGraphicFramePr>
-                    <a:graphicFrameLocks xmlns:a="http://schemas.openxmlformats.org/drawingml/2006/main" noChangeAspect="1"/>
-                  </wp:cNvGraphicFramePr>
-                  <a:graphic xmlns:a="http://schemas.openxmlformats.org/drawingml/2006/main">
-                    <a:graphicData uri="http://schemas.openxmlformats.org/drawingml/2006/picture">
-                      <pic:pic xmlns:pic="http://schemas.openxmlformats.org/drawingml/2006/picture">
-                        <pic:nvPicPr>
-                          <pic:cNvPr id="0" name="" descr=""/>
-                          <pic:cNvPicPr>
-                            <a:picLocks noChangeAspect="1" noChangeArrowheads="1"/>
-                          </pic:cNvPicPr>
-                        </pic:nvPicPr>
-                        <pic:blipFill>
-                          <a:blip r:embed="rId54" cstate="none"/>
-                          <a:srcRect/>
-                          <a:stretch>
-                            <a:fillRect/>
-                          </a:stretch>
-                        </pic:blipFill>
-                        <pic:spPr bwMode="auto">
-                          <a:xfrm>
-                            <a:off x="0" y="0"/>
-                            <a:ext cx="1981200" cy="3000375"/>
-                          </a:xfrm>
-                          <a:prstGeom prst="rect">
-                            <a:avLst/>
-                          </a:prstGeom>
-                        </pic:spPr>
-                      </pic:pic>
-                    </a:graphicData>
-                  </a:graphic>
-                </wp:inline>
-              </w:drawing>
-            </w:r>
-          </w:p>
-          <w:p>
-            <w:pPr>
-              <w:spacing w:after="20"/>
-            </w:pPr>
-            <w:r>
-              <w:rPr>
-                <w:rFonts w:ascii="Arial" w:cs="Arial" w:eastAsia="Arial" w:hAnsi="Arial"/>
-                <w:color w:val="595959"/>
-                <w:sz w:val="13"/>
-                <w:szCs w:val="13"/>
-              </w:rPr>
-              <w:t xml:space="preserve">Página 1 (única): notas, cotas generales y piezas del despiece medidas a escala</w:t>
-            </w:r>
-          </w:p>
-          <w:p>
-            <w:pPr>
-              <w:spacing w:after="20"/>
-            </w:pPr>
-            <w:r>
-              <w:rPr>
-                <w:rFonts w:ascii="Arial" w:cs="Arial" w:eastAsia="Arial" w:hAnsi="Arial"/>
-                <w:b/>
-                <w:bCs/>
-                <w:color w:val="C00000"/>
-                <w:sz w:val="13"/>
-                <w:szCs w:val="13"/>
-              </w:rPr>
-              <w:t xml:space="preserve">1 </w:t>
-            </w:r>
-            <w:r>
-              <w:rPr>
-                <w:rFonts w:ascii="Arial" w:cs="Arial" w:eastAsia="Arial" w:hAnsi="Arial"/>
-                <w:sz w:val="13"/>
-                <w:szCs w:val="13"/>
-              </w:rPr>
-              <w:t xml:space="preserve">Masa total 8,4 kg (polvo)  ·  </w:t>
-            </w:r>
-            <w:r>
-              <w:rPr>
-                <w:rFonts w:ascii="Arial" w:cs="Arial" w:eastAsia="Arial" w:hAnsi="Arial"/>
-                <w:b/>
-                <w:bCs/>
-                <w:color w:val="C00000"/>
-                <w:sz w:val="13"/>
-                <w:szCs w:val="13"/>
-              </w:rPr>
-              <w:t xml:space="preserve">2 </w:t>
-            </w:r>
-            <w:r>
-              <w:rPr>
-                <w:rFonts w:ascii="Arial" w:cs="Arial" w:eastAsia="Arial" w:hAnsi="Arial"/>
-                <w:sz w:val="13"/>
-                <w:szCs w:val="13"/>
-              </w:rPr>
-              <w:t xml:space="preserve">Válvula HZ  ·  </w:t>
-            </w:r>
-            <w:r>
-              <w:rPr>
-                <w:rFonts w:ascii="Arial" w:cs="Arial" w:eastAsia="Arial" w:hAnsi="Arial"/>
-                <w:b/>
-                <w:bCs/>
-                <w:color w:val="C00000"/>
-                <w:sz w:val="13"/>
-                <w:szCs w:val="13"/>
-              </w:rPr>
-              <w:t xml:space="preserve">3 </w:t>
-            </w:r>
-            <w:r>
-              <w:rPr>
-                <w:rFonts w:ascii="Arial" w:cs="Arial" w:eastAsia="Arial" w:hAnsi="Arial"/>
-                <w:sz w:val="13"/>
-                <w:szCs w:val="13"/>
-              </w:rPr>
-              <w:t xml:space="preserve">Válvula F192 (esc. 1:4): palanca 127 de largo, 41,5 de alto sobre el cuerpo; cuerpo 38 × 12,8 + horquilla 32,2; espiga M30 Ø29,8 × 10,8; cuello Ø27,2 × 4,1; manija fija 50 + 36  ·  </w:t>
-            </w:r>
-            <w:r>
-              <w:rPr>
-                <w:rFonts w:ascii="Arial" w:cs="Arial" w:eastAsia="Arial" w:hAnsi="Arial"/>
-                <w:b/>
-                <w:bCs/>
-                <w:color w:val="C00000"/>
-                <w:sz w:val="13"/>
-                <w:szCs w:val="13"/>
-              </w:rPr>
-              <w:t xml:space="preserve">4 </w:t>
-            </w:r>
-            <w:r>
-              <w:rPr>
-                <w:rFonts w:ascii="Arial" w:cs="Arial" w:eastAsia="Arial" w:hAnsi="Arial"/>
-                <w:sz w:val="13"/>
-                <w:szCs w:val="13"/>
-              </w:rPr>
-              <w:t xml:space="preserve">Racor: tuerca Ø18,8 × 5,9, casquillo Ø16,9 × 13,5, rosca Ø13,1 × 8,9  ·  </w:t>
-            </w:r>
-            <w:r>
-              <w:rPr>
-                <w:rFonts w:ascii="Arial" w:cs="Arial" w:eastAsia="Arial" w:hAnsi="Arial"/>
-                <w:b/>
-                <w:bCs/>
-                <w:color w:val="C00000"/>
-                <w:sz w:val="13"/>
-                <w:szCs w:val="13"/>
-              </w:rPr>
-              <w:t xml:space="preserve">5 </w:t>
-            </w:r>
-            <w:r>
-              <w:rPr>
-                <w:rFonts w:ascii="Arial" w:cs="Arial" w:eastAsia="Arial" w:hAnsi="Arial"/>
-                <w:sz w:val="13"/>
-                <w:szCs w:val="13"/>
-              </w:rPr>
-              <w:t xml:space="preserve">Manómetro F645: Ø36 (35,7)  ·  </w:t>
-            </w:r>
-            <w:r>
-              <w:rPr>
-                <w:rFonts w:ascii="Arial" w:cs="Arial" w:eastAsia="Arial" w:hAnsi="Arial"/>
-                <w:b/>
-                <w:bCs/>
-                <w:color w:val="C00000"/>
-                <w:sz w:val="13"/>
-                <w:szCs w:val="13"/>
-              </w:rPr>
-              <w:t xml:space="preserve">6 </w:t>
-            </w:r>
-            <w:r>
-              <w:rPr>
-                <w:rFonts w:ascii="Arial" w:cs="Arial" w:eastAsia="Arial" w:hAnsi="Arial"/>
-                <w:sz w:val="13"/>
-                <w:szCs w:val="13"/>
-              </w:rPr>
-              <w:t xml:space="preserve">O-ring F646: Ø32,7 × 3,6  ·  </w:t>
-            </w:r>
-            <w:r>
-              <w:rPr>
-                <w:rFonts w:ascii="Arial" w:cs="Arial" w:eastAsia="Arial" w:hAnsi="Arial"/>
-                <w:b/>
-                <w:bCs/>
-                <w:color w:val="C00000"/>
-                <w:sz w:val="13"/>
-                <w:szCs w:val="13"/>
-              </w:rPr>
-              <w:t xml:space="preserve">7 </w:t>
-            </w:r>
-            <w:r>
-              <w:rPr>
-                <w:rFonts w:ascii="Arial" w:cs="Arial" w:eastAsia="Arial" w:hAnsi="Arial"/>
-                <w:sz w:val="13"/>
-                <w:szCs w:val="13"/>
-              </w:rPr>
-              <w:t xml:space="preserve">Vástago F916: Ø6 × 30,8, asiento Ø14  ·  </w:t>
-            </w:r>
-            <w:r>
-              <w:rPr>
-                <w:rFonts w:ascii="Arial" w:cs="Arial" w:eastAsia="Arial" w:hAnsi="Arial"/>
-                <w:b/>
-                <w:bCs/>
-                <w:color w:val="C00000"/>
-                <w:sz w:val="13"/>
-                <w:szCs w:val="13"/>
-              </w:rPr>
-              <w:t xml:space="preserve">8 </w:t>
-            </w:r>
-            <w:r>
-              <w:rPr>
-                <w:rFonts w:ascii="Arial" w:cs="Arial" w:eastAsia="Arial" w:hAnsi="Arial"/>
-                <w:sz w:val="13"/>
-                <w:szCs w:val="13"/>
-              </w:rPr>
-              <w:t xml:space="preserve">Resorte F653: Ø17,3 × 28,8  ·  </w:t>
-            </w:r>
-            <w:r>
-              <w:rPr>
-                <w:rFonts w:ascii="Arial" w:cs="Arial" w:eastAsia="Arial" w:hAnsi="Arial"/>
-                <w:b/>
-                <w:bCs/>
-                <w:color w:val="C00000"/>
-                <w:sz w:val="13"/>
-                <w:szCs w:val="13"/>
-              </w:rPr>
-              <w:t xml:space="preserve">9 </w:t>
-            </w:r>
-            <w:r>
-              <w:rPr>
-                <w:rFonts w:ascii="Arial" w:cs="Arial" w:eastAsia="Arial" w:hAnsi="Arial"/>
-                <w:sz w:val="13"/>
-                <w:szCs w:val="13"/>
-              </w:rPr>
-              <w:t xml:space="preserve">Caño de pesca F682: cabeza Ø21,3  ·  </w:t>
-            </w:r>
-            <w:r>
-              <w:rPr>
-                <w:rFonts w:ascii="Arial" w:cs="Arial" w:eastAsia="Arial" w:hAnsi="Arial"/>
-                <w:b/>
-                <w:bCs/>
-                <w:color w:val="C00000"/>
-                <w:sz w:val="13"/>
-                <w:szCs w:val="13"/>
-              </w:rPr>
-              <w:t xml:space="preserve">10 </w:t>
-            </w:r>
-            <w:r>
-              <w:rPr>
-                <w:rFonts w:ascii="Arial" w:cs="Arial" w:eastAsia="Arial" w:hAnsi="Arial"/>
-                <w:sz w:val="13"/>
-                <w:szCs w:val="13"/>
-              </w:rPr>
-              <w:t xml:space="preserve">Manguera: Ø17,4  ·  </w:t>
-            </w:r>
-            <w:r>
-              <w:rPr>
-                <w:rFonts w:ascii="Arial" w:cs="Arial" w:eastAsia="Arial" w:hAnsi="Arial"/>
-                <w:b/>
-                <w:bCs/>
-                <w:color w:val="C00000"/>
-                <w:sz w:val="13"/>
-                <w:szCs w:val="13"/>
-              </w:rPr>
-              <w:t xml:space="preserve">11 </w:t>
-            </w:r>
-            <w:r>
-              <w:rPr>
-                <w:rFonts w:ascii="Arial" w:cs="Arial" w:eastAsia="Arial" w:hAnsi="Arial"/>
-                <w:sz w:val="13"/>
-                <w:szCs w:val="13"/>
-              </w:rPr>
-              <w:t xml:space="preserve">Portatobera Ø19 × 13,3 + tobera Ø19,9 × 60</w:t>
-            </w:r>
-          </w:p>
-          <w:p>
-            <w:pPr>
-              <w:spacing w:after="60"/>
-            </w:pPr>
-            <w:r>
-              <w:rPr>
-                <w:rFonts w:ascii="Arial" w:cs="Arial" w:eastAsia="Arial" w:hAnsi="Arial"/>
-                <w:i/>
-                <w:iCs/>
-                <w:color w:val="404040"/>
-                <w:sz w:val="13"/>
-                <w:szCs w:val="13"/>
-              </w:rPr>
-              <w:t xml:space="preserve">Nota: Piezas medidas sobre el dibujo vectorial a la escala del rótulo (verificada con el Ø del recipiente acotado en su plano de recipiente). Precisión ≈ ±0,5 mm. Esta válvula F192 es la que se usa también en los manuales revendidos (BC, HCFC, agua, AFFF, Sales K, clase D, CO₂ como referencia).</w:t>
-            </w:r>
-          </w:p>
-        </w:tc>
-        <w:tc>
-          <w:tcPr>
-            <w:tcW w:type="dxa" w:w="5153"/>
-            <w:tcBorders>
-              <w:top w:val="none" w:color="FFFFFF" w:sz="0"/>
-              <w:left w:val="none" w:color="FFFFFF" w:sz="0"/>
-              <w:bottom w:val="none" w:color="FFFFFF" w:sz="0"/>
-              <w:right w:val="none" w:color="FFFFFF" w:sz="0"/>
-            </w:tcBorders>
-            <w:tcMar>
-              <w:top w:type="dxa" w:w="60"/>
-              <w:left w:type="dxa" w:w="80"/>
-              <w:bottom w:type="dxa" w:w="60"/>
-              <w:right w:type="dxa" w:w="80"/>
-            </w:tcMar>
-          </w:tcPr>
-          <w:p>
-            <w:pPr>
-              <w:keepNext/>
-              <w:spacing w:after="20"/>
-            </w:pPr>
-            <w:r>
-              <w:rPr>
-                <w:rFonts w:ascii="Arial" w:cs="Arial" w:eastAsia="Arial" w:hAnsi="Arial"/>
-                <w:b/>
-                <w:bCs/>
-                <w:color w:val="1F3864"/>
-                <w:sz w:val="16"/>
-                <w:szCs w:val="16"/>
-              </w:rPr>
-              <w:t xml:space="preserve">F10 · </w:t>
-            </w:r>
-            <w:r>
-              <w:rPr>
-                <w:rFonts w:ascii="Arial" w:cs="Arial" w:eastAsia="Arial" w:hAnsi="Arial"/>
-                <w:b/>
-                <w:bCs/>
-                <w:sz w:val="16"/>
-                <w:szCs w:val="16"/>
-              </w:rPr>
-              <w:t xml:space="preserve">Plano Fadesa «Extintor_10kg_HZ_R1_sin_logo» (código A103/141/164/153/112/130/137)</w:t>
-            </w:r>
-          </w:p>
-          <w:p>
-            <w:pPr>
-              <w:spacing w:after="30"/>
-              <w:jc w:val="center"/>
-            </w:pPr>
-            <w:r>
-              <w:drawing>
-                <wp:inline distT="0" distB="0" distL="0" distR="0">
-                  <wp:extent cx="1847850" cy="3000375"/>
-                  <wp:effectExtent t="0" r="0" b="0" l="0"/>
-                  <wp:docPr id="10" name="F10" descr="Plano Fadesa «Extintor_10kg_HZ_R1_sin_logo» (código A103/141/164/153/112/130/137)" title="F10"/>
                   <wp:cNvGraphicFramePr>
                     <a:graphicFrameLocks xmlns:a="http://schemas.openxmlformats.org/drawingml/2006/main" noChangeAspect="1"/>
                   </wp:cNvGraphicFramePr>
@@ -4291,7 +3636,7 @@
                         <pic:spPr bwMode="auto">
                           <a:xfrm>
                             <a:off x="0" y="0"/>
-                            <a:ext cx="1847850" cy="3000375"/>
+                            <a:ext cx="2066925" cy="3000375"/>
                           </a:xfrm>
                           <a:prstGeom prst="rect">
                             <a:avLst/>
@@ -4339,7 +3684,7 @@
                 <w:sz w:val="13"/>
                 <w:szCs w:val="13"/>
               </w:rPr>
-              <w:t xml:space="preserve">Masa total 16,4 kg (polvo)  ·  </w:t>
+              <w:t xml:space="preserve">Masa total 4,62 kg (polvo)  ·  </w:t>
             </w:r>
             <w:r>
               <w:rPr>
@@ -4377,7 +3722,7 @@
                 <w:sz w:val="13"/>
                 <w:szCs w:val="13"/>
               </w:rPr>
-              <w:t xml:space="preserve">Válvula F192 (esc. 1:4): 127 × 41,5; espiga M30 Ø29,8 × 10,8  ·  </w:t>
+              <w:t xml:space="preserve">Válvula F192 (esc. 1:3): igual a la del 5 y 10 kg  ·  </w:t>
             </w:r>
             <w:r>
               <w:rPr>
@@ -4396,7 +3741,7 @@
                 <w:sz w:val="13"/>
                 <w:szCs w:val="13"/>
               </w:rPr>
-              <w:t xml:space="preserve">Racor: tuerca Ø18,8, casquillo Ø16,9, rosca Ø13,1  ·  </w:t>
+              <w:t xml:space="preserve">Racor: tuerca Ø18,8 × 5,9, casquillo Ø16,9 × 13,5, rosca Ø13,1 × 8,9  ·  </w:t>
             </w:r>
             <w:r>
               <w:rPr>
@@ -4415,7 +3760,7 @@
                 <w:sz w:val="13"/>
                 <w:szCs w:val="13"/>
               </w:rPr>
-              <w:t xml:space="preserve">Manómetro F645: Ø36 (35,7) × 31,5 con vástago  ·  </w:t>
+              <w:t xml:space="preserve">Manómetro F645: Ø36 (35,7)  ·  </w:t>
             </w:r>
             <w:r>
               <w:rPr>
@@ -4434,7 +3779,7 @@
                 <w:sz w:val="13"/>
                 <w:szCs w:val="13"/>
               </w:rPr>
-              <w:t xml:space="preserve">O-ring F646: Ø32,7 × 3,6  ·  </w:t>
+              <w:t xml:space="preserve">O-ring F646: Ø32,8 × 3,6  ·  </w:t>
             </w:r>
             <w:r>
               <w:rPr>
@@ -4453,7 +3798,7 @@
                 <w:sz w:val="13"/>
                 <w:szCs w:val="13"/>
               </w:rPr>
-              <w:t xml:space="preserve">Vástago F916: Ø6 × 30,6, asiento Ø14 × 14  ·  </w:t>
+              <w:t xml:space="preserve">Vástago F916: Ø6 × 30,6, asiento Ø14  ·  </w:t>
             </w:r>
             <w:r>
               <w:rPr>
@@ -4491,7 +3836,7 @@
                 <w:sz w:val="13"/>
                 <w:szCs w:val="13"/>
               </w:rPr>
-              <w:t xml:space="preserve">Caño de pesca F682: cabeza Ø21,3 × 14,4  ·  </w:t>
+              <w:t xml:space="preserve">Caño de pesca F682: cabeza Ø21,3  ·  </w:t>
             </w:r>
             <w:r>
               <w:rPr>
@@ -4510,7 +3855,7 @@
                 <w:sz w:val="13"/>
                 <w:szCs w:val="13"/>
               </w:rPr>
-              <w:t xml:space="preserve">Manguera: Ø17,4 (líneas a 12,1 pt)  ·  </w:t>
+              <w:t xml:space="preserve">Manguera: Ø17,4  ·  </w:t>
             </w:r>
             <w:r>
               <w:rPr>
@@ -4529,26 +3874,7 @@
                 <w:sz w:val="13"/>
                 <w:szCs w:val="13"/>
               </w:rPr>
-              <w:t xml:space="preserve">Portatobera Ø18,8 × 13,4 + tobera Ø19,9 × 60,1  ·  </w:t>
-            </w:r>
-            <w:r>
-              <w:rPr>
-                <w:rFonts w:ascii="Arial" w:cs="Arial" w:eastAsia="Arial" w:hAnsi="Arial"/>
-                <w:b/>
-                <w:bCs/>
-                <w:color w:val="C00000"/>
-                <w:sz w:val="13"/>
-                <w:szCs w:val="13"/>
-              </w:rPr>
-              <w:t xml:space="preserve">12 </w:t>
-            </w:r>
-            <w:r>
-              <w:rPr>
-                <w:rFonts w:ascii="Arial" w:cs="Arial" w:eastAsia="Arial" w:hAnsi="Arial"/>
-                <w:sz w:val="13"/>
-                <w:szCs w:val="13"/>
-              </w:rPr>
-              <w:t xml:space="preserve">Suncho portamanguera F674: banda 14,4, sobresale 28,8</w:t>
+              <w:t xml:space="preserve">Portatobera Ø18,8 × 13,4 + tobera Ø19,9 × 60,1</w:t>
             </w:r>
           </w:p>
           <w:p>
@@ -4603,7 +3929,7 @@
                 <w:sz w:val="16"/>
                 <w:szCs w:val="16"/>
               </w:rPr>
-              <w:t xml:space="preserve">F11 · </w:t>
+              <w:t xml:space="preserve">F09 · </w:t>
             </w:r>
             <w:r>
               <w:rPr>
@@ -4613,7 +3939,7 @@
                 <w:sz w:val="16"/>
                 <w:szCs w:val="16"/>
               </w:rPr>
-              <w:t xml:space="preserve">Plano Fadesa «Extintor rodante 25kg R1» (código B202/204/217/225/229/235)</w:t>
+              <w:t xml:space="preserve">Plano Fadesa «Extintor_5kg_Valvula_HZ_R1_sin_logo» (código A102/116/140/163/152/111/129/136)</w:t>
             </w:r>
           </w:p>
           <w:p>
@@ -4624,9 +3950,9 @@
             <w:r>
               <w:drawing>
                 <wp:inline distT="0" distB="0" distL="0" distR="0">
-                  <wp:extent cx="2447925" cy="3000375"/>
+                  <wp:extent cx="1981200" cy="3000375"/>
                   <wp:effectExtent t="0" r="0" b="0" l="0"/>
-                  <wp:docPr id="11" name="F11" descr="Plano Fadesa «Extintor rodante 25kg R1» (código B202/204/217/225/229/235)" title="F11"/>
+                  <wp:docPr id="9" name="F09" descr="Plano Fadesa «Extintor_5kg_Valvula_HZ_R1_sin_logo» (código A102/116/140/163/152/111/129/136)" title="F09"/>
                   <wp:cNvGraphicFramePr>
                     <a:graphicFrameLocks xmlns:a="http://schemas.openxmlformats.org/drawingml/2006/main" noChangeAspect="1"/>
                   </wp:cNvGraphicFramePr>
@@ -4649,7 +3975,7 @@
                         <pic:spPr bwMode="auto">
                           <a:xfrm>
                             <a:off x="0" y="0"/>
-                            <a:ext cx="2447925" cy="3000375"/>
+                            <a:ext cx="1981200" cy="3000375"/>
                           </a:xfrm>
                           <a:prstGeom prst="rect">
                             <a:avLst/>
@@ -4697,7 +4023,7 @@
                 <w:sz w:val="13"/>
                 <w:szCs w:val="13"/>
               </w:rPr>
-              <w:t xml:space="preserve">Masa total 53,2 kg — referencia de masa (calibración de llanta y sunchos)  ·  </w:t>
+              <w:t xml:space="preserve">Masa total 8,4 kg (polvo)  ·  </w:t>
             </w:r>
             <w:r>
               <w:rPr>
@@ -4716,7 +4042,7 @@
                 <w:sz w:val="13"/>
                 <w:szCs w:val="13"/>
               </w:rPr>
-              <w:t xml:space="preserve">1140 — altura total (coincide con el catálogo)  ·  </w:t>
+              <w:t xml:space="preserve">Válvula HZ  ·  </w:t>
             </w:r>
             <w:r>
               <w:rPr>
@@ -4735,7 +4061,7 @@
                 <w:sz w:val="13"/>
                 <w:szCs w:val="13"/>
               </w:rPr>
-              <w:t xml:space="preserve">Ø300 — rueda (coincide con el catálogo)  ·  </w:t>
+              <w:t xml:space="preserve">Válvula F192 (esc. 1:4): palanca 127 de largo, 41,5 de alto sobre el cuerpo; cuerpo 38 × 12,8 + horquilla 32,2; espiga M30 Ø29,8 × 10,8; cuello Ø27,2 × 4,1; manija fija 50 + 36  ·  </w:t>
             </w:r>
             <w:r>
               <w:rPr>
@@ -4754,7 +4080,7 @@
                 <w:sz w:val="13"/>
                 <w:szCs w:val="13"/>
               </w:rPr>
-              <w:t xml:space="preserve">Válvula F192 (esc. 1:6): la misma de los manuales (cuello M30)  ·  </w:t>
+              <w:t xml:space="preserve">Racor: tuerca Ø18,8 × 5,9, casquillo Ø16,9 × 13,5, rosca Ø13,1 × 8,9  ·  </w:t>
             </w:r>
             <w:r>
               <w:rPr>
@@ -4773,7 +4099,7 @@
                 <w:sz w:val="13"/>
                 <w:szCs w:val="13"/>
               </w:rPr>
-              <w:t xml:space="preserve">Manómetro F645 + cubremanómetro G711: Ø47  ·  </w:t>
+              <w:t xml:space="preserve">Manómetro F645: Ø36 (35,7)  ·  </w:t>
             </w:r>
             <w:r>
               <w:rPr>
@@ -4792,7 +4118,7 @@
                 <w:sz w:val="13"/>
                 <w:szCs w:val="13"/>
               </w:rPr>
-              <w:t xml:space="preserve">O-ring F646: Ø32,8  ·  </w:t>
+              <w:t xml:space="preserve">O-ring F646: Ø32,7 × 3,6  ·  </w:t>
             </w:r>
             <w:r>
               <w:rPr>
@@ -4811,7 +4137,7 @@
                 <w:sz w:val="13"/>
                 <w:szCs w:val="13"/>
               </w:rPr>
-              <w:t xml:space="preserve">Vástago F916: Ø6 × 30,6  ·  </w:t>
+              <w:t xml:space="preserve">Vástago F916: Ø6 × 30,8, asiento Ø14  ·  </w:t>
             </w:r>
             <w:r>
               <w:rPr>
@@ -4830,7 +4156,7 @@
                 <w:sz w:val="13"/>
                 <w:szCs w:val="13"/>
               </w:rPr>
-              <w:t xml:space="preserve">Resorte F653: Ø17,5 × 29  ·  </w:t>
+              <w:t xml:space="preserve">Resorte F653: Ø17,3 × 28,8  ·  </w:t>
             </w:r>
             <w:r>
               <w:rPr>
@@ -4849,7 +4175,45 @@
                 <w:sz w:val="13"/>
                 <w:szCs w:val="13"/>
               </w:rPr>
-              <w:t xml:space="preserve">Caño de pesca F226: cabeza Ø21,3</w:t>
+              <w:t xml:space="preserve">Caño de pesca F682: cabeza Ø21,3  ·  </w:t>
+            </w:r>
+            <w:r>
+              <w:rPr>
+                <w:rFonts w:ascii="Arial" w:cs="Arial" w:eastAsia="Arial" w:hAnsi="Arial"/>
+                <w:b/>
+                <w:bCs/>
+                <w:color w:val="C00000"/>
+                <w:sz w:val="13"/>
+                <w:szCs w:val="13"/>
+              </w:rPr>
+              <w:t xml:space="preserve">10 </w:t>
+            </w:r>
+            <w:r>
+              <w:rPr>
+                <w:rFonts w:ascii="Arial" w:cs="Arial" w:eastAsia="Arial" w:hAnsi="Arial"/>
+                <w:sz w:val="13"/>
+                <w:szCs w:val="13"/>
+              </w:rPr>
+              <w:t xml:space="preserve">Manguera: Ø17,4  ·  </w:t>
+            </w:r>
+            <w:r>
+              <w:rPr>
+                <w:rFonts w:ascii="Arial" w:cs="Arial" w:eastAsia="Arial" w:hAnsi="Arial"/>
+                <w:b/>
+                <w:bCs/>
+                <w:color w:val="C00000"/>
+                <w:sz w:val="13"/>
+                <w:szCs w:val="13"/>
+              </w:rPr>
+              <w:t xml:space="preserve">11 </w:t>
+            </w:r>
+            <w:r>
+              <w:rPr>
+                <w:rFonts w:ascii="Arial" w:cs="Arial" w:eastAsia="Arial" w:hAnsi="Arial"/>
+                <w:sz w:val="13"/>
+                <w:szCs w:val="13"/>
+              </w:rPr>
+              <w:t xml:space="preserve">Portatobera Ø19 × 13,3 + tobera Ø19,9 × 60</w:t>
             </w:r>
           </w:p>
           <w:p>
@@ -4865,7 +4229,7 @@
                 <w:sz w:val="13"/>
                 <w:szCs w:val="13"/>
               </w:rPr>
-              <w:t xml:space="preserve">Nota: Piezas medidas sobre el dibujo vectorial a la escala del rótulo (verificada con el Ø del recipiente acotado en su plano de recipiente). Precisión ≈ ±0,5 mm.</w:t>
+              <w:t xml:space="preserve">Nota: Piezas medidas sobre el dibujo vectorial a la escala del rótulo (verificada con el Ø del recipiente acotado en su plano de recipiente). Precisión ≈ ±0,5 mm. Esta válvula F192 es la que se usa también en los manuales revendidos (BC, HCFC, agua, AFFF, Sales K, clase D, CO₂ como referencia).</w:t>
             </w:r>
           </w:p>
         </w:tc>
@@ -4899,7 +4263,7 @@
                 <w:sz w:val="16"/>
                 <w:szCs w:val="16"/>
               </w:rPr>
-              <w:t xml:space="preserve">F12 · </w:t>
+              <w:t xml:space="preserve">F10 · </w:t>
             </w:r>
             <w:r>
               <w:rPr>
@@ -4909,7 +4273,7 @@
                 <w:sz w:val="16"/>
                 <w:szCs w:val="16"/>
               </w:rPr>
-              <w:t xml:space="preserve">Plano Fadesa «Extintor rodante 50kg R1» (código B206/216/222/230/232/236/247)</w:t>
+              <w:t xml:space="preserve">Plano Fadesa «Extintor_10kg_HZ_R1_sin_logo» (código A103/141/164/153/112/130/137)</w:t>
             </w:r>
           </w:p>
           <w:p>
@@ -4920,9 +4284,9 @@
             <w:r>
               <w:drawing>
                 <wp:inline distT="0" distB="0" distL="0" distR="0">
-                  <wp:extent cx="2505075" cy="3000375"/>
+                  <wp:extent cx="1847850" cy="3000375"/>
                   <wp:effectExtent t="0" r="0" b="0" l="0"/>
-                  <wp:docPr id="12" name="F12" descr="Plano Fadesa «Extintor rodante 50kg R1» (código B206/216/222/230/232/236/247)" title="F12"/>
+                  <wp:docPr id="10" name="F10" descr="Plano Fadesa «Extintor_10kg_HZ_R1_sin_logo» (código A103/141/164/153/112/130/137)" title="F10"/>
                   <wp:cNvGraphicFramePr>
                     <a:graphicFrameLocks xmlns:a="http://schemas.openxmlformats.org/drawingml/2006/main" noChangeAspect="1"/>
                   </wp:cNvGraphicFramePr>
@@ -4945,6 +4309,660 @@
                         <pic:spPr bwMode="auto">
                           <a:xfrm>
                             <a:off x="0" y="0"/>
+                            <a:ext cx="1847850" cy="3000375"/>
+                          </a:xfrm>
+                          <a:prstGeom prst="rect">
+                            <a:avLst/>
+                          </a:prstGeom>
+                        </pic:spPr>
+                      </pic:pic>
+                    </a:graphicData>
+                  </a:graphic>
+                </wp:inline>
+              </w:drawing>
+            </w:r>
+          </w:p>
+          <w:p>
+            <w:pPr>
+              <w:spacing w:after="20"/>
+            </w:pPr>
+            <w:r>
+              <w:rPr>
+                <w:rFonts w:ascii="Arial" w:cs="Arial" w:eastAsia="Arial" w:hAnsi="Arial"/>
+                <w:color w:val="595959"/>
+                <w:sz w:val="13"/>
+                <w:szCs w:val="13"/>
+              </w:rPr>
+              <w:t xml:space="preserve">Página 1 (única): notas, cotas generales y piezas del despiece medidas a escala</w:t>
+            </w:r>
+          </w:p>
+          <w:p>
+            <w:pPr>
+              <w:spacing w:after="20"/>
+            </w:pPr>
+            <w:r>
+              <w:rPr>
+                <w:rFonts w:ascii="Arial" w:cs="Arial" w:eastAsia="Arial" w:hAnsi="Arial"/>
+                <w:b/>
+                <w:bCs/>
+                <w:color w:val="C00000"/>
+                <w:sz w:val="13"/>
+                <w:szCs w:val="13"/>
+              </w:rPr>
+              <w:t xml:space="preserve">1 </w:t>
+            </w:r>
+            <w:r>
+              <w:rPr>
+                <w:rFonts w:ascii="Arial" w:cs="Arial" w:eastAsia="Arial" w:hAnsi="Arial"/>
+                <w:sz w:val="13"/>
+                <w:szCs w:val="13"/>
+              </w:rPr>
+              <w:t xml:space="preserve">Masa total 16,4 kg (polvo)  ·  </w:t>
+            </w:r>
+            <w:r>
+              <w:rPr>
+                <w:rFonts w:ascii="Arial" w:cs="Arial" w:eastAsia="Arial" w:hAnsi="Arial"/>
+                <w:b/>
+                <w:bCs/>
+                <w:color w:val="C00000"/>
+                <w:sz w:val="13"/>
+                <w:szCs w:val="13"/>
+              </w:rPr>
+              <w:t xml:space="preserve">2 </w:t>
+            </w:r>
+            <w:r>
+              <w:rPr>
+                <w:rFonts w:ascii="Arial" w:cs="Arial" w:eastAsia="Arial" w:hAnsi="Arial"/>
+                <w:sz w:val="13"/>
+                <w:szCs w:val="13"/>
+              </w:rPr>
+              <w:t xml:space="preserve">Válvula HZ  ·  </w:t>
+            </w:r>
+            <w:r>
+              <w:rPr>
+                <w:rFonts w:ascii="Arial" w:cs="Arial" w:eastAsia="Arial" w:hAnsi="Arial"/>
+                <w:b/>
+                <w:bCs/>
+                <w:color w:val="C00000"/>
+                <w:sz w:val="13"/>
+                <w:szCs w:val="13"/>
+              </w:rPr>
+              <w:t xml:space="preserve">3 </w:t>
+            </w:r>
+            <w:r>
+              <w:rPr>
+                <w:rFonts w:ascii="Arial" w:cs="Arial" w:eastAsia="Arial" w:hAnsi="Arial"/>
+                <w:sz w:val="13"/>
+                <w:szCs w:val="13"/>
+              </w:rPr>
+              <w:t xml:space="preserve">Válvula F192 (esc. 1:4): 127 × 41,5; espiga M30 Ø29,8 × 10,8  ·  </w:t>
+            </w:r>
+            <w:r>
+              <w:rPr>
+                <w:rFonts w:ascii="Arial" w:cs="Arial" w:eastAsia="Arial" w:hAnsi="Arial"/>
+                <w:b/>
+                <w:bCs/>
+                <w:color w:val="C00000"/>
+                <w:sz w:val="13"/>
+                <w:szCs w:val="13"/>
+              </w:rPr>
+              <w:t xml:space="preserve">4 </w:t>
+            </w:r>
+            <w:r>
+              <w:rPr>
+                <w:rFonts w:ascii="Arial" w:cs="Arial" w:eastAsia="Arial" w:hAnsi="Arial"/>
+                <w:sz w:val="13"/>
+                <w:szCs w:val="13"/>
+              </w:rPr>
+              <w:t xml:space="preserve">Racor: tuerca Ø18,8, casquillo Ø16,9, rosca Ø13,1  ·  </w:t>
+            </w:r>
+            <w:r>
+              <w:rPr>
+                <w:rFonts w:ascii="Arial" w:cs="Arial" w:eastAsia="Arial" w:hAnsi="Arial"/>
+                <w:b/>
+                <w:bCs/>
+                <w:color w:val="C00000"/>
+                <w:sz w:val="13"/>
+                <w:szCs w:val="13"/>
+              </w:rPr>
+              <w:t xml:space="preserve">5 </w:t>
+            </w:r>
+            <w:r>
+              <w:rPr>
+                <w:rFonts w:ascii="Arial" w:cs="Arial" w:eastAsia="Arial" w:hAnsi="Arial"/>
+                <w:sz w:val="13"/>
+                <w:szCs w:val="13"/>
+              </w:rPr>
+              <w:t xml:space="preserve">Manómetro F645: Ø36 (35,7) × 31,5 con vástago  ·  </w:t>
+            </w:r>
+            <w:r>
+              <w:rPr>
+                <w:rFonts w:ascii="Arial" w:cs="Arial" w:eastAsia="Arial" w:hAnsi="Arial"/>
+                <w:b/>
+                <w:bCs/>
+                <w:color w:val="C00000"/>
+                <w:sz w:val="13"/>
+                <w:szCs w:val="13"/>
+              </w:rPr>
+              <w:t xml:space="preserve">6 </w:t>
+            </w:r>
+            <w:r>
+              <w:rPr>
+                <w:rFonts w:ascii="Arial" w:cs="Arial" w:eastAsia="Arial" w:hAnsi="Arial"/>
+                <w:sz w:val="13"/>
+                <w:szCs w:val="13"/>
+              </w:rPr>
+              <w:t xml:space="preserve">O-ring F646: Ø32,7 × 3,6  ·  </w:t>
+            </w:r>
+            <w:r>
+              <w:rPr>
+                <w:rFonts w:ascii="Arial" w:cs="Arial" w:eastAsia="Arial" w:hAnsi="Arial"/>
+                <w:b/>
+                <w:bCs/>
+                <w:color w:val="C00000"/>
+                <w:sz w:val="13"/>
+                <w:szCs w:val="13"/>
+              </w:rPr>
+              <w:t xml:space="preserve">7 </w:t>
+            </w:r>
+            <w:r>
+              <w:rPr>
+                <w:rFonts w:ascii="Arial" w:cs="Arial" w:eastAsia="Arial" w:hAnsi="Arial"/>
+                <w:sz w:val="13"/>
+                <w:szCs w:val="13"/>
+              </w:rPr>
+              <w:t xml:space="preserve">Vástago F916: Ø6 × 30,6, asiento Ø14 × 14  ·  </w:t>
+            </w:r>
+            <w:r>
+              <w:rPr>
+                <w:rFonts w:ascii="Arial" w:cs="Arial" w:eastAsia="Arial" w:hAnsi="Arial"/>
+                <w:b/>
+                <w:bCs/>
+                <w:color w:val="C00000"/>
+                <w:sz w:val="13"/>
+                <w:szCs w:val="13"/>
+              </w:rPr>
+              <w:t xml:space="preserve">8 </w:t>
+            </w:r>
+            <w:r>
+              <w:rPr>
+                <w:rFonts w:ascii="Arial" w:cs="Arial" w:eastAsia="Arial" w:hAnsi="Arial"/>
+                <w:sz w:val="13"/>
+                <w:szCs w:val="13"/>
+              </w:rPr>
+              <w:t xml:space="preserve">Resorte F653: Ø17,3 × 28,8  ·  </w:t>
+            </w:r>
+            <w:r>
+              <w:rPr>
+                <w:rFonts w:ascii="Arial" w:cs="Arial" w:eastAsia="Arial" w:hAnsi="Arial"/>
+                <w:b/>
+                <w:bCs/>
+                <w:color w:val="C00000"/>
+                <w:sz w:val="13"/>
+                <w:szCs w:val="13"/>
+              </w:rPr>
+              <w:t xml:space="preserve">9 </w:t>
+            </w:r>
+            <w:r>
+              <w:rPr>
+                <w:rFonts w:ascii="Arial" w:cs="Arial" w:eastAsia="Arial" w:hAnsi="Arial"/>
+                <w:sz w:val="13"/>
+                <w:szCs w:val="13"/>
+              </w:rPr>
+              <w:t xml:space="preserve">Caño de pesca F682: cabeza Ø21,3 × 14,4  ·  </w:t>
+            </w:r>
+            <w:r>
+              <w:rPr>
+                <w:rFonts w:ascii="Arial" w:cs="Arial" w:eastAsia="Arial" w:hAnsi="Arial"/>
+                <w:b/>
+                <w:bCs/>
+                <w:color w:val="C00000"/>
+                <w:sz w:val="13"/>
+                <w:szCs w:val="13"/>
+              </w:rPr>
+              <w:t xml:space="preserve">10 </w:t>
+            </w:r>
+            <w:r>
+              <w:rPr>
+                <w:rFonts w:ascii="Arial" w:cs="Arial" w:eastAsia="Arial" w:hAnsi="Arial"/>
+                <w:sz w:val="13"/>
+                <w:szCs w:val="13"/>
+              </w:rPr>
+              <w:t xml:space="preserve">Manguera: Ø17,4 (líneas a 12,1 pt)  ·  </w:t>
+            </w:r>
+            <w:r>
+              <w:rPr>
+                <w:rFonts w:ascii="Arial" w:cs="Arial" w:eastAsia="Arial" w:hAnsi="Arial"/>
+                <w:b/>
+                <w:bCs/>
+                <w:color w:val="C00000"/>
+                <w:sz w:val="13"/>
+                <w:szCs w:val="13"/>
+              </w:rPr>
+              <w:t xml:space="preserve">11 </w:t>
+            </w:r>
+            <w:r>
+              <w:rPr>
+                <w:rFonts w:ascii="Arial" w:cs="Arial" w:eastAsia="Arial" w:hAnsi="Arial"/>
+                <w:sz w:val="13"/>
+                <w:szCs w:val="13"/>
+              </w:rPr>
+              <w:t xml:space="preserve">Portatobera Ø18,8 × 13,4 + tobera Ø19,9 × 60,1  ·  </w:t>
+            </w:r>
+            <w:r>
+              <w:rPr>
+                <w:rFonts w:ascii="Arial" w:cs="Arial" w:eastAsia="Arial" w:hAnsi="Arial"/>
+                <w:b/>
+                <w:bCs/>
+                <w:color w:val="C00000"/>
+                <w:sz w:val="13"/>
+                <w:szCs w:val="13"/>
+              </w:rPr>
+              <w:t xml:space="preserve">12 </w:t>
+            </w:r>
+            <w:r>
+              <w:rPr>
+                <w:rFonts w:ascii="Arial" w:cs="Arial" w:eastAsia="Arial" w:hAnsi="Arial"/>
+                <w:sz w:val="13"/>
+                <w:szCs w:val="13"/>
+              </w:rPr>
+              <w:t xml:space="preserve">Suncho portamanguera F674: banda 14,4, sobresale 28,8</w:t>
+            </w:r>
+          </w:p>
+          <w:p>
+            <w:pPr>
+              <w:spacing w:after="60"/>
+            </w:pPr>
+            <w:r>
+              <w:rPr>
+                <w:rFonts w:ascii="Arial" w:cs="Arial" w:eastAsia="Arial" w:hAnsi="Arial"/>
+                <w:i/>
+                <w:iCs/>
+                <w:color w:val="404040"/>
+                <w:sz w:val="13"/>
+                <w:szCs w:val="13"/>
+              </w:rPr>
+              <w:t xml:space="preserve">Nota: Piezas medidas sobre el dibujo vectorial a la escala del rótulo (verificada con el Ø del recipiente acotado en su plano de recipiente). Precisión ≈ ±0,5 mm.</w:t>
+            </w:r>
+          </w:p>
+        </w:tc>
+      </w:tr>
+      <w:tr>
+        <w:trPr>
+          <w:cantSplit/>
+        </w:trPr>
+        <w:tc>
+          <w:tcPr>
+            <w:tcW w:type="dxa" w:w="5153"/>
+            <w:tcBorders>
+              <w:top w:val="none" w:color="FFFFFF" w:sz="0"/>
+              <w:left w:val="none" w:color="FFFFFF" w:sz="0"/>
+              <w:bottom w:val="none" w:color="FFFFFF" w:sz="0"/>
+              <w:right w:val="none" w:color="FFFFFF" w:sz="0"/>
+            </w:tcBorders>
+            <w:tcMar>
+              <w:top w:type="dxa" w:w="60"/>
+              <w:left w:type="dxa" w:w="80"/>
+              <w:bottom w:type="dxa" w:w="60"/>
+              <w:right w:type="dxa" w:w="80"/>
+            </w:tcMar>
+          </w:tcPr>
+          <w:p>
+            <w:pPr>
+              <w:keepNext/>
+              <w:spacing w:after="20"/>
+            </w:pPr>
+            <w:r>
+              <w:rPr>
+                <w:rFonts w:ascii="Arial" w:cs="Arial" w:eastAsia="Arial" w:hAnsi="Arial"/>
+                <w:b/>
+                <w:bCs/>
+                <w:color w:val="1F3864"/>
+                <w:sz w:val="16"/>
+                <w:szCs w:val="16"/>
+              </w:rPr>
+              <w:t xml:space="preserve">F11 · </w:t>
+            </w:r>
+            <w:r>
+              <w:rPr>
+                <w:rFonts w:ascii="Arial" w:cs="Arial" w:eastAsia="Arial" w:hAnsi="Arial"/>
+                <w:b/>
+                <w:bCs/>
+                <w:sz w:val="16"/>
+                <w:szCs w:val="16"/>
+              </w:rPr>
+              <w:t xml:space="preserve">Plano Fadesa «Extintor rodante 25kg R1» (código B202/204/217/225/229/235)</w:t>
+            </w:r>
+          </w:p>
+          <w:p>
+            <w:pPr>
+              <w:spacing w:after="30"/>
+              <w:jc w:val="center"/>
+            </w:pPr>
+            <w:r>
+              <w:drawing>
+                <wp:inline distT="0" distB="0" distL="0" distR="0">
+                  <wp:extent cx="2447925" cy="3000375"/>
+                  <wp:effectExtent t="0" r="0" b="0" l="0"/>
+                  <wp:docPr id="11" name="F11" descr="Plano Fadesa «Extintor rodante 25kg R1» (código B202/204/217/225/229/235)" title="F11"/>
+                  <wp:cNvGraphicFramePr>
+                    <a:graphicFrameLocks xmlns:a="http://schemas.openxmlformats.org/drawingml/2006/main" noChangeAspect="1"/>
+                  </wp:cNvGraphicFramePr>
+                  <a:graphic xmlns:a="http://schemas.openxmlformats.org/drawingml/2006/main">
+                    <a:graphicData uri="http://schemas.openxmlformats.org/drawingml/2006/picture">
+                      <pic:pic xmlns:pic="http://schemas.openxmlformats.org/drawingml/2006/picture">
+                        <pic:nvPicPr>
+                          <pic:cNvPr id="0" name="" descr=""/>
+                          <pic:cNvPicPr>
+                            <a:picLocks noChangeAspect="1" noChangeArrowheads="1"/>
+                          </pic:cNvPicPr>
+                        </pic:nvPicPr>
+                        <pic:blipFill>
+                          <a:blip r:embed="rId58" cstate="none"/>
+                          <a:srcRect/>
+                          <a:stretch>
+                            <a:fillRect/>
+                          </a:stretch>
+                        </pic:blipFill>
+                        <pic:spPr bwMode="auto">
+                          <a:xfrm>
+                            <a:off x="0" y="0"/>
+                            <a:ext cx="2447925" cy="3000375"/>
+                          </a:xfrm>
+                          <a:prstGeom prst="rect">
+                            <a:avLst/>
+                          </a:prstGeom>
+                        </pic:spPr>
+                      </pic:pic>
+                    </a:graphicData>
+                  </a:graphic>
+                </wp:inline>
+              </w:drawing>
+            </w:r>
+          </w:p>
+          <w:p>
+            <w:pPr>
+              <w:spacing w:after="20"/>
+            </w:pPr>
+            <w:r>
+              <w:rPr>
+                <w:rFonts w:ascii="Arial" w:cs="Arial" w:eastAsia="Arial" w:hAnsi="Arial"/>
+                <w:color w:val="595959"/>
+                <w:sz w:val="13"/>
+                <w:szCs w:val="13"/>
+              </w:rPr>
+              <w:t xml:space="preserve">Página 1 (única): notas, cotas generales y piezas del despiece medidas a escala</w:t>
+            </w:r>
+          </w:p>
+          <w:p>
+            <w:pPr>
+              <w:spacing w:after="20"/>
+            </w:pPr>
+            <w:r>
+              <w:rPr>
+                <w:rFonts w:ascii="Arial" w:cs="Arial" w:eastAsia="Arial" w:hAnsi="Arial"/>
+                <w:b/>
+                <w:bCs/>
+                <w:color w:val="C00000"/>
+                <w:sz w:val="13"/>
+                <w:szCs w:val="13"/>
+              </w:rPr>
+              <w:t xml:space="preserve">1 </w:t>
+            </w:r>
+            <w:r>
+              <w:rPr>
+                <w:rFonts w:ascii="Arial" w:cs="Arial" w:eastAsia="Arial" w:hAnsi="Arial"/>
+                <w:sz w:val="13"/>
+                <w:szCs w:val="13"/>
+              </w:rPr>
+              <w:t xml:space="preserve">Masa total 53,2 kg — referencia de masa (calibración de llanta y sunchos)  ·  </w:t>
+            </w:r>
+            <w:r>
+              <w:rPr>
+                <w:rFonts w:ascii="Arial" w:cs="Arial" w:eastAsia="Arial" w:hAnsi="Arial"/>
+                <w:b/>
+                <w:bCs/>
+                <w:color w:val="C00000"/>
+                <w:sz w:val="13"/>
+                <w:szCs w:val="13"/>
+              </w:rPr>
+              <w:t xml:space="preserve">2 </w:t>
+            </w:r>
+            <w:r>
+              <w:rPr>
+                <w:rFonts w:ascii="Arial" w:cs="Arial" w:eastAsia="Arial" w:hAnsi="Arial"/>
+                <w:sz w:val="13"/>
+                <w:szCs w:val="13"/>
+              </w:rPr>
+              <w:t xml:space="preserve">1140 — altura total (coincide con el catálogo)  ·  </w:t>
+            </w:r>
+            <w:r>
+              <w:rPr>
+                <w:rFonts w:ascii="Arial" w:cs="Arial" w:eastAsia="Arial" w:hAnsi="Arial"/>
+                <w:b/>
+                <w:bCs/>
+                <w:color w:val="C00000"/>
+                <w:sz w:val="13"/>
+                <w:szCs w:val="13"/>
+              </w:rPr>
+              <w:t xml:space="preserve">3 </w:t>
+            </w:r>
+            <w:r>
+              <w:rPr>
+                <w:rFonts w:ascii="Arial" w:cs="Arial" w:eastAsia="Arial" w:hAnsi="Arial"/>
+                <w:sz w:val="13"/>
+                <w:szCs w:val="13"/>
+              </w:rPr>
+              <w:t xml:space="preserve">Ø300 — rueda (coincide con el catálogo)  ·  </w:t>
+            </w:r>
+            <w:r>
+              <w:rPr>
+                <w:rFonts w:ascii="Arial" w:cs="Arial" w:eastAsia="Arial" w:hAnsi="Arial"/>
+                <w:b/>
+                <w:bCs/>
+                <w:color w:val="C00000"/>
+                <w:sz w:val="13"/>
+                <w:szCs w:val="13"/>
+              </w:rPr>
+              <w:t xml:space="preserve">4 </w:t>
+            </w:r>
+            <w:r>
+              <w:rPr>
+                <w:rFonts w:ascii="Arial" w:cs="Arial" w:eastAsia="Arial" w:hAnsi="Arial"/>
+                <w:sz w:val="13"/>
+                <w:szCs w:val="13"/>
+              </w:rPr>
+              <w:t xml:space="preserve">Válvula F192 (esc. 1:6): la misma de los manuales (cuello M30)  ·  </w:t>
+            </w:r>
+            <w:r>
+              <w:rPr>
+                <w:rFonts w:ascii="Arial" w:cs="Arial" w:eastAsia="Arial" w:hAnsi="Arial"/>
+                <w:b/>
+                <w:bCs/>
+                <w:color w:val="C00000"/>
+                <w:sz w:val="13"/>
+                <w:szCs w:val="13"/>
+              </w:rPr>
+              <w:t xml:space="preserve">5 </w:t>
+            </w:r>
+            <w:r>
+              <w:rPr>
+                <w:rFonts w:ascii="Arial" w:cs="Arial" w:eastAsia="Arial" w:hAnsi="Arial"/>
+                <w:sz w:val="13"/>
+                <w:szCs w:val="13"/>
+              </w:rPr>
+              <w:t xml:space="preserve">Manómetro F645 + cubremanómetro G711: Ø47  ·  </w:t>
+            </w:r>
+            <w:r>
+              <w:rPr>
+                <w:rFonts w:ascii="Arial" w:cs="Arial" w:eastAsia="Arial" w:hAnsi="Arial"/>
+                <w:b/>
+                <w:bCs/>
+                <w:color w:val="C00000"/>
+                <w:sz w:val="13"/>
+                <w:szCs w:val="13"/>
+              </w:rPr>
+              <w:t xml:space="preserve">6 </w:t>
+            </w:r>
+            <w:r>
+              <w:rPr>
+                <w:rFonts w:ascii="Arial" w:cs="Arial" w:eastAsia="Arial" w:hAnsi="Arial"/>
+                <w:sz w:val="13"/>
+                <w:szCs w:val="13"/>
+              </w:rPr>
+              <w:t xml:space="preserve">O-ring F646: Ø32,8  ·  </w:t>
+            </w:r>
+            <w:r>
+              <w:rPr>
+                <w:rFonts w:ascii="Arial" w:cs="Arial" w:eastAsia="Arial" w:hAnsi="Arial"/>
+                <w:b/>
+                <w:bCs/>
+                <w:color w:val="C00000"/>
+                <w:sz w:val="13"/>
+                <w:szCs w:val="13"/>
+              </w:rPr>
+              <w:t xml:space="preserve">7 </w:t>
+            </w:r>
+            <w:r>
+              <w:rPr>
+                <w:rFonts w:ascii="Arial" w:cs="Arial" w:eastAsia="Arial" w:hAnsi="Arial"/>
+                <w:sz w:val="13"/>
+                <w:szCs w:val="13"/>
+              </w:rPr>
+              <w:t xml:space="preserve">Vástago F916: Ø6 × 30,6  ·  </w:t>
+            </w:r>
+            <w:r>
+              <w:rPr>
+                <w:rFonts w:ascii="Arial" w:cs="Arial" w:eastAsia="Arial" w:hAnsi="Arial"/>
+                <w:b/>
+                <w:bCs/>
+                <w:color w:val="C00000"/>
+                <w:sz w:val="13"/>
+                <w:szCs w:val="13"/>
+              </w:rPr>
+              <w:t xml:space="preserve">8 </w:t>
+            </w:r>
+            <w:r>
+              <w:rPr>
+                <w:rFonts w:ascii="Arial" w:cs="Arial" w:eastAsia="Arial" w:hAnsi="Arial"/>
+                <w:sz w:val="13"/>
+                <w:szCs w:val="13"/>
+              </w:rPr>
+              <w:t xml:space="preserve">Resorte F653: Ø17,5 × 29  ·  </w:t>
+            </w:r>
+            <w:r>
+              <w:rPr>
+                <w:rFonts w:ascii="Arial" w:cs="Arial" w:eastAsia="Arial" w:hAnsi="Arial"/>
+                <w:b/>
+                <w:bCs/>
+                <w:color w:val="C00000"/>
+                <w:sz w:val="13"/>
+                <w:szCs w:val="13"/>
+              </w:rPr>
+              <w:t xml:space="preserve">9 </w:t>
+            </w:r>
+            <w:r>
+              <w:rPr>
+                <w:rFonts w:ascii="Arial" w:cs="Arial" w:eastAsia="Arial" w:hAnsi="Arial"/>
+                <w:sz w:val="13"/>
+                <w:szCs w:val="13"/>
+              </w:rPr>
+              <w:t xml:space="preserve">Caño de pesca F226: cabeza Ø21,3</w:t>
+            </w:r>
+          </w:p>
+          <w:p>
+            <w:pPr>
+              <w:spacing w:after="60"/>
+            </w:pPr>
+            <w:r>
+              <w:rPr>
+                <w:rFonts w:ascii="Arial" w:cs="Arial" w:eastAsia="Arial" w:hAnsi="Arial"/>
+                <w:i/>
+                <w:iCs/>
+                <w:color w:val="404040"/>
+                <w:sz w:val="13"/>
+                <w:szCs w:val="13"/>
+              </w:rPr>
+              <w:t xml:space="preserve">Nota: Piezas medidas sobre el dibujo vectorial a la escala del rótulo (verificada con el Ø del recipiente acotado en su plano de recipiente). Precisión ≈ ±0,5 mm.</w:t>
+            </w:r>
+          </w:p>
+        </w:tc>
+        <w:tc>
+          <w:tcPr>
+            <w:tcW w:type="dxa" w:w="5153"/>
+            <w:tcBorders>
+              <w:top w:val="none" w:color="FFFFFF" w:sz="0"/>
+              <w:left w:val="none" w:color="FFFFFF" w:sz="0"/>
+              <w:bottom w:val="none" w:color="FFFFFF" w:sz="0"/>
+              <w:right w:val="none" w:color="FFFFFF" w:sz="0"/>
+            </w:tcBorders>
+            <w:tcMar>
+              <w:top w:type="dxa" w:w="60"/>
+              <w:left w:type="dxa" w:w="80"/>
+              <w:bottom w:type="dxa" w:w="60"/>
+              <w:right w:type="dxa" w:w="80"/>
+            </w:tcMar>
+          </w:tcPr>
+          <w:p>
+            <w:pPr>
+              <w:keepNext/>
+              <w:spacing w:after="20"/>
+            </w:pPr>
+            <w:r>
+              <w:rPr>
+                <w:rFonts w:ascii="Arial" w:cs="Arial" w:eastAsia="Arial" w:hAnsi="Arial"/>
+                <w:b/>
+                <w:bCs/>
+                <w:color w:val="1F3864"/>
+                <w:sz w:val="16"/>
+                <w:szCs w:val="16"/>
+              </w:rPr>
+              <w:t xml:space="preserve">F12 · </w:t>
+            </w:r>
+            <w:r>
+              <w:rPr>
+                <w:rFonts w:ascii="Arial" w:cs="Arial" w:eastAsia="Arial" w:hAnsi="Arial"/>
+                <w:b/>
+                <w:bCs/>
+                <w:sz w:val="16"/>
+                <w:szCs w:val="16"/>
+              </w:rPr>
+              <w:t xml:space="preserve">Plano Fadesa «Extintor rodante 50kg R1» (código B206/216/222/230/232/236/247)</w:t>
+            </w:r>
+          </w:p>
+          <w:p>
+            <w:pPr>
+              <w:spacing w:after="30"/>
+              <w:jc w:val="center"/>
+            </w:pPr>
+            <w:r>
+              <w:drawing>
+                <wp:inline distT="0" distB="0" distL="0" distR="0">
+                  <wp:extent cx="2505075" cy="3000375"/>
+                  <wp:effectExtent t="0" r="0" b="0" l="0"/>
+                  <wp:docPr id="12" name="F12" descr="Plano Fadesa «Extintor rodante 50kg R1» (código B206/216/222/230/232/236/247)" title="F12"/>
+                  <wp:cNvGraphicFramePr>
+                    <a:graphicFrameLocks xmlns:a="http://schemas.openxmlformats.org/drawingml/2006/main" noChangeAspect="1"/>
+                  </wp:cNvGraphicFramePr>
+                  <a:graphic xmlns:a="http://schemas.openxmlformats.org/drawingml/2006/main">
+                    <a:graphicData uri="http://schemas.openxmlformats.org/drawingml/2006/picture">
+                      <pic:pic xmlns:pic="http://schemas.openxmlformats.org/drawingml/2006/picture">
+                        <pic:nvPicPr>
+                          <pic:cNvPr id="0" name="" descr=""/>
+                          <pic:cNvPicPr>
+                            <a:picLocks noChangeAspect="1" noChangeArrowheads="1"/>
+                          </pic:cNvPicPr>
+                        </pic:nvPicPr>
+                        <pic:blipFill>
+                          <a:blip r:embed="rId59" cstate="none"/>
+                          <a:srcRect/>
+                          <a:stretch>
+                            <a:fillRect/>
+                          </a:stretch>
+                        </pic:blipFill>
+                        <pic:spPr bwMode="auto">
+                          <a:xfrm>
+                            <a:off x="0" y="0"/>
                             <a:ext cx="2505075" cy="3000375"/>
                           </a:xfrm>
                           <a:prstGeom prst="rect">
@@ -5180,7 +5198,7 @@
                           </pic:cNvPicPr>
                         </pic:nvPicPr>
                         <pic:blipFill>
-                          <a:blip r:embed="rId58" cstate="none"/>
+                          <a:blip r:embed="rId60" cstate="none"/>
                           <a:srcRect/>
                           <a:stretch>
                             <a:fillRect/>
@@ -5469,533 +5487,6 @@
                           </pic:cNvPicPr>
                         </pic:nvPicPr>
                         <pic:blipFill>
-                          <a:blip r:embed="rId59" cstate="none"/>
-                          <a:srcRect/>
-                          <a:stretch>
-                            <a:fillRect/>
-                          </a:stretch>
-                        </pic:blipFill>
-                        <pic:spPr bwMode="auto">
-                          <a:xfrm>
-                            <a:off x="0" y="0"/>
-                            <a:ext cx="3143250" cy="1743075"/>
-                          </a:xfrm>
-                          <a:prstGeom prst="rect">
-                            <a:avLst/>
-                          </a:prstGeom>
-                        </pic:spPr>
-                      </pic:pic>
-                    </a:graphicData>
-                  </a:graphic>
-                </wp:inline>
-              </w:drawing>
-            </w:r>
-          </w:p>
-          <w:p>
-            <w:pPr>
-              <w:spacing w:after="20"/>
-            </w:pPr>
-            <w:r>
-              <w:rPr>
-                <w:rFonts w:ascii="Arial" w:cs="Arial" w:eastAsia="Arial" w:hAnsi="Arial"/>
-                <w:color w:val="595959"/>
-                <w:sz w:val="13"/>
-                <w:szCs w:val="13"/>
-              </w:rPr>
-              <w:t xml:space="preserve">Página 4, tabla Especificaciones</w:t>
-            </w:r>
-          </w:p>
-          <w:p>
-            <w:pPr>
-              <w:spacing w:after="60"/>
-            </w:pPr>
-            <w:r>
-              <w:rPr>
-                <w:rFonts w:ascii="Arial" w:cs="Arial" w:eastAsia="Arial" w:hAnsi="Arial"/>
-                <w:b/>
-                <w:bCs/>
-                <w:color w:val="C00000"/>
-                <w:sz w:val="13"/>
-                <w:szCs w:val="13"/>
-              </w:rPr>
-              <w:t xml:space="preserve">1 </w:t>
-            </w:r>
-            <w:r>
-              <w:rPr>
-                <w:rFonts w:ascii="Arial" w:cs="Arial" w:eastAsia="Arial" w:hAnsi="Arial"/>
-                <w:sz w:val="13"/>
-                <w:szCs w:val="13"/>
-              </w:rPr>
-              <w:t xml:space="preserve">1 kg Ø3: peso cargado, altura, ancho, profundidad  ·  </w:t>
-            </w:r>
-            <w:r>
-              <w:rPr>
-                <w:rFonts w:ascii="Arial" w:cs="Arial" w:eastAsia="Arial" w:hAnsi="Arial"/>
-                <w:b/>
-                <w:bCs/>
-                <w:color w:val="C00000"/>
-                <w:sz w:val="13"/>
-                <w:szCs w:val="13"/>
-              </w:rPr>
-              <w:t xml:space="preserve">2 </w:t>
-            </w:r>
-            <w:r>
-              <w:rPr>
-                <w:rFonts w:ascii="Arial" w:cs="Arial" w:eastAsia="Arial" w:hAnsi="Arial"/>
-                <w:sz w:val="13"/>
-                <w:szCs w:val="13"/>
-              </w:rPr>
-              <w:t xml:space="preserve">1 kg Ø3: presión de servicio y de ensayo (MPa)  ·  </w:t>
-            </w:r>
-            <w:r>
-              <w:rPr>
-                <w:rFonts w:ascii="Arial" w:cs="Arial" w:eastAsia="Arial" w:hAnsi="Arial"/>
-                <w:b/>
-                <w:bCs/>
-                <w:color w:val="C00000"/>
-                <w:sz w:val="13"/>
-                <w:szCs w:val="13"/>
-              </w:rPr>
-              <w:t xml:space="preserve">3 </w:t>
-            </w:r>
-            <w:r>
-              <w:rPr>
-                <w:rFonts w:ascii="Arial" w:cs="Arial" w:eastAsia="Arial" w:hAnsi="Arial"/>
-                <w:sz w:val="13"/>
-                <w:szCs w:val="13"/>
-              </w:rPr>
-              <w:t xml:space="preserve">2,5 kg: peso cargado, altura, ancho, profundidad  ·  </w:t>
-            </w:r>
-            <w:r>
-              <w:rPr>
-                <w:rFonts w:ascii="Arial" w:cs="Arial" w:eastAsia="Arial" w:hAnsi="Arial"/>
-                <w:b/>
-                <w:bCs/>
-                <w:color w:val="C00000"/>
-                <w:sz w:val="13"/>
-                <w:szCs w:val="13"/>
-              </w:rPr>
-              <w:t xml:space="preserve">4 </w:t>
-            </w:r>
-            <w:r>
-              <w:rPr>
-                <w:rFonts w:ascii="Arial" w:cs="Arial" w:eastAsia="Arial" w:hAnsi="Arial"/>
-                <w:sz w:val="13"/>
-                <w:szCs w:val="13"/>
-              </w:rPr>
-              <w:t xml:space="preserve">2,5 kg: presión de servicio y de ensayo (MPa)  ·  </w:t>
-            </w:r>
-            <w:r>
-              <w:rPr>
-                <w:rFonts w:ascii="Arial" w:cs="Arial" w:eastAsia="Arial" w:hAnsi="Arial"/>
-                <w:b/>
-                <w:bCs/>
-                <w:color w:val="C00000"/>
-                <w:sz w:val="13"/>
-                <w:szCs w:val="13"/>
-              </w:rPr>
-              <w:t xml:space="preserve">5 </w:t>
-            </w:r>
-            <w:r>
-              <w:rPr>
-                <w:rFonts w:ascii="Arial" w:cs="Arial" w:eastAsia="Arial" w:hAnsi="Arial"/>
-                <w:sz w:val="13"/>
-                <w:szCs w:val="13"/>
-              </w:rPr>
-              <w:t xml:space="preserve">5 kg: peso cargado, altura, ancho, profundidad  ·  </w:t>
-            </w:r>
-            <w:r>
-              <w:rPr>
-                <w:rFonts w:ascii="Arial" w:cs="Arial" w:eastAsia="Arial" w:hAnsi="Arial"/>
-                <w:b/>
-                <w:bCs/>
-                <w:color w:val="C00000"/>
-                <w:sz w:val="13"/>
-                <w:szCs w:val="13"/>
-              </w:rPr>
-              <w:t xml:space="preserve">6 </w:t>
-            </w:r>
-            <w:r>
-              <w:rPr>
-                <w:rFonts w:ascii="Arial" w:cs="Arial" w:eastAsia="Arial" w:hAnsi="Arial"/>
-                <w:sz w:val="13"/>
-                <w:szCs w:val="13"/>
-              </w:rPr>
-              <w:t xml:space="preserve">5 kg: presión de servicio y de ensayo (MPa)  ·  </w:t>
-            </w:r>
-            <w:r>
-              <w:rPr>
-                <w:rFonts w:ascii="Arial" w:cs="Arial" w:eastAsia="Arial" w:hAnsi="Arial"/>
-                <w:b/>
-                <w:bCs/>
-                <w:color w:val="C00000"/>
-                <w:sz w:val="13"/>
-                <w:szCs w:val="13"/>
-              </w:rPr>
-              <w:t xml:space="preserve">7 </w:t>
-            </w:r>
-            <w:r>
-              <w:rPr>
-                <w:rFonts w:ascii="Arial" w:cs="Arial" w:eastAsia="Arial" w:hAnsi="Arial"/>
-                <w:sz w:val="13"/>
-                <w:szCs w:val="13"/>
-              </w:rPr>
-              <w:t xml:space="preserve">10 kg: peso cargado, altura, ancho, profundidad  ·  </w:t>
-            </w:r>
-            <w:r>
-              <w:rPr>
-                <w:rFonts w:ascii="Arial" w:cs="Arial" w:eastAsia="Arial" w:hAnsi="Arial"/>
-                <w:b/>
-                <w:bCs/>
-                <w:color w:val="C00000"/>
-                <w:sz w:val="13"/>
-                <w:szCs w:val="13"/>
-              </w:rPr>
-              <w:t xml:space="preserve">8 </w:t>
-            </w:r>
-            <w:r>
-              <w:rPr>
-                <w:rFonts w:ascii="Arial" w:cs="Arial" w:eastAsia="Arial" w:hAnsi="Arial"/>
-                <w:sz w:val="13"/>
-                <w:szCs w:val="13"/>
-              </w:rPr>
-              <w:t xml:space="preserve">10 kg: presión de servicio y de ensayo (MPa)</w:t>
-            </w:r>
-          </w:p>
-        </w:tc>
-        <w:tc>
-          <w:tcPr>
-            <w:tcW w:type="dxa" w:w="5153"/>
-            <w:tcBorders>
-              <w:top w:val="none" w:color="FFFFFF" w:sz="0"/>
-              <w:left w:val="none" w:color="FFFFFF" w:sz="0"/>
-              <w:bottom w:val="none" w:color="FFFFFF" w:sz="0"/>
-              <w:right w:val="none" w:color="FFFFFF" w:sz="0"/>
-            </w:tcBorders>
-            <w:tcMar>
-              <w:top w:type="dxa" w:w="60"/>
-              <w:left w:type="dxa" w:w="80"/>
-              <w:bottom w:type="dxa" w:w="60"/>
-              <w:right w:type="dxa" w:w="80"/>
-            </w:tcMar>
-          </w:tcPr>
-          <w:p>
-            <w:pPr>
-              <w:keepNext/>
-              <w:spacing w:after="20"/>
-            </w:pPr>
-            <w:r>
-              <w:rPr>
-                <w:rFonts w:ascii="Arial" w:cs="Arial" w:eastAsia="Arial" w:hAnsi="Arial"/>
-                <w:b/>
-                <w:bCs/>
-                <w:color w:val="1F3864"/>
-                <w:sz w:val="16"/>
-                <w:szCs w:val="16"/>
-              </w:rPr>
-              <w:t xml:space="preserve">F15 · </w:t>
-            </w:r>
-            <w:r>
-              <w:rPr>
-                <w:rFonts w:ascii="Arial" w:cs="Arial" w:eastAsia="Arial" w:hAnsi="Arial"/>
-                <w:b/>
-                <w:bCs/>
-                <w:sz w:val="16"/>
-                <w:szCs w:val="16"/>
-              </w:rPr>
-              <w:t xml:space="preserve">Catálogo Fadesa 3, pág. 5: tabla «Especificaciones»</w:t>
-            </w:r>
-          </w:p>
-          <w:p>
-            <w:pPr>
-              <w:spacing w:after="30"/>
-              <w:jc w:val="center"/>
-            </w:pPr>
-            <w:r>
-              <w:drawing>
-                <wp:inline distT="0" distB="0" distL="0" distR="0">
-                  <wp:extent cx="3143250" cy="1743075"/>
-                  <wp:effectExtent t="0" r="0" b="0" l="0"/>
-                  <wp:docPr id="15" name="F15" descr="Catálogo Fadesa 3, pág. 5: tabla «Especificaciones»" title="F15"/>
-                  <wp:cNvGraphicFramePr>
-                    <a:graphicFrameLocks xmlns:a="http://schemas.openxmlformats.org/drawingml/2006/main" noChangeAspect="1"/>
-                  </wp:cNvGraphicFramePr>
-                  <a:graphic xmlns:a="http://schemas.openxmlformats.org/drawingml/2006/main">
-                    <a:graphicData uri="http://schemas.openxmlformats.org/drawingml/2006/picture">
-                      <pic:pic xmlns:pic="http://schemas.openxmlformats.org/drawingml/2006/picture">
-                        <pic:nvPicPr>
-                          <pic:cNvPr id="0" name="" descr=""/>
-                          <pic:cNvPicPr>
-                            <a:picLocks noChangeAspect="1" noChangeArrowheads="1"/>
-                          </pic:cNvPicPr>
-                        </pic:nvPicPr>
-                        <pic:blipFill>
-                          <a:blip r:embed="rId60" cstate="none"/>
-                          <a:srcRect/>
-                          <a:stretch>
-                            <a:fillRect/>
-                          </a:stretch>
-                        </pic:blipFill>
-                        <pic:spPr bwMode="auto">
-                          <a:xfrm>
-                            <a:off x="0" y="0"/>
-                            <a:ext cx="3143250" cy="1743075"/>
-                          </a:xfrm>
-                          <a:prstGeom prst="rect">
-                            <a:avLst/>
-                          </a:prstGeom>
-                        </pic:spPr>
-                      </pic:pic>
-                    </a:graphicData>
-                  </a:graphic>
-                </wp:inline>
-              </w:drawing>
-            </w:r>
-          </w:p>
-          <w:p>
-            <w:pPr>
-              <w:spacing w:after="20"/>
-            </w:pPr>
-            <w:r>
-              <w:rPr>
-                <w:rFonts w:ascii="Arial" w:cs="Arial" w:eastAsia="Arial" w:hAnsi="Arial"/>
-                <w:color w:val="595959"/>
-                <w:sz w:val="13"/>
-                <w:szCs w:val="13"/>
-              </w:rPr>
-              <w:t xml:space="preserve">Página 5, tabla Especificaciones</w:t>
-            </w:r>
-          </w:p>
-          <w:p>
-            <w:pPr>
-              <w:spacing w:after="60"/>
-            </w:pPr>
-            <w:r>
-              <w:rPr>
-                <w:rFonts w:ascii="Arial" w:cs="Arial" w:eastAsia="Arial" w:hAnsi="Arial"/>
-                <w:b/>
-                <w:bCs/>
-                <w:color w:val="C00000"/>
-                <w:sz w:val="13"/>
-                <w:szCs w:val="13"/>
-              </w:rPr>
-              <w:t xml:space="preserve">1 </w:t>
-            </w:r>
-            <w:r>
-              <w:rPr>
-                <w:rFonts w:ascii="Arial" w:cs="Arial" w:eastAsia="Arial" w:hAnsi="Arial"/>
-                <w:sz w:val="13"/>
-                <w:szCs w:val="13"/>
-              </w:rPr>
-              <w:t xml:space="preserve">25 kg: peso cargado, altura, ancho, profundidad, Ø rueda, manga  ·  </w:t>
-            </w:r>
-            <w:r>
-              <w:rPr>
-                <w:rFonts w:ascii="Arial" w:cs="Arial" w:eastAsia="Arial" w:hAnsi="Arial"/>
-                <w:b/>
-                <w:bCs/>
-                <w:color w:val="C00000"/>
-                <w:sz w:val="13"/>
-                <w:szCs w:val="13"/>
-              </w:rPr>
-              <w:t xml:space="preserve">2 </w:t>
-            </w:r>
-            <w:r>
-              <w:rPr>
-                <w:rFonts w:ascii="Arial" w:cs="Arial" w:eastAsia="Arial" w:hAnsi="Arial"/>
-                <w:sz w:val="13"/>
-                <w:szCs w:val="13"/>
-              </w:rPr>
-              <w:t xml:space="preserve">25 kg: presión de servicio y de ensayo (MPa)  ·  </w:t>
-            </w:r>
-            <w:r>
-              <w:rPr>
-                <w:rFonts w:ascii="Arial" w:cs="Arial" w:eastAsia="Arial" w:hAnsi="Arial"/>
-                <w:b/>
-                <w:bCs/>
-                <w:color w:val="C00000"/>
-                <w:sz w:val="13"/>
-                <w:szCs w:val="13"/>
-              </w:rPr>
-              <w:t xml:space="preserve">3 </w:t>
-            </w:r>
-            <w:r>
-              <w:rPr>
-                <w:rFonts w:ascii="Arial" w:cs="Arial" w:eastAsia="Arial" w:hAnsi="Arial"/>
-                <w:sz w:val="13"/>
-                <w:szCs w:val="13"/>
-              </w:rPr>
-              <w:t xml:space="preserve">50 kg: peso cargado, altura, ancho, profundidad, Ø rueda, manga  ·  </w:t>
-            </w:r>
-            <w:r>
-              <w:rPr>
-                <w:rFonts w:ascii="Arial" w:cs="Arial" w:eastAsia="Arial" w:hAnsi="Arial"/>
-                <w:b/>
-                <w:bCs/>
-                <w:color w:val="C00000"/>
-                <w:sz w:val="13"/>
-                <w:szCs w:val="13"/>
-              </w:rPr>
-              <w:t xml:space="preserve">4 </w:t>
-            </w:r>
-            <w:r>
-              <w:rPr>
-                <w:rFonts w:ascii="Arial" w:cs="Arial" w:eastAsia="Arial" w:hAnsi="Arial"/>
-                <w:sz w:val="13"/>
-                <w:szCs w:val="13"/>
-              </w:rPr>
-              <w:t xml:space="preserve">50 kg: presión de servicio y de ensayo (MPa)  ·  </w:t>
-            </w:r>
-            <w:r>
-              <w:rPr>
-                <w:rFonts w:ascii="Arial" w:cs="Arial" w:eastAsia="Arial" w:hAnsi="Arial"/>
-                <w:b/>
-                <w:bCs/>
-                <w:color w:val="C00000"/>
-                <w:sz w:val="13"/>
-                <w:szCs w:val="13"/>
-              </w:rPr>
-              <w:t xml:space="preserve">5 </w:t>
-            </w:r>
-            <w:r>
-              <w:rPr>
-                <w:rFonts w:ascii="Arial" w:cs="Arial" w:eastAsia="Arial" w:hAnsi="Arial"/>
-                <w:sz w:val="13"/>
-                <w:szCs w:val="13"/>
-              </w:rPr>
-              <w:t xml:space="preserve">70 kg: peso cargado, altura, ancho, profundidad, Ø rueda, manga  ·  </w:t>
-            </w:r>
-            <w:r>
-              <w:rPr>
-                <w:rFonts w:ascii="Arial" w:cs="Arial" w:eastAsia="Arial" w:hAnsi="Arial"/>
-                <w:b/>
-                <w:bCs/>
-                <w:color w:val="C00000"/>
-                <w:sz w:val="13"/>
-                <w:szCs w:val="13"/>
-              </w:rPr>
-              <w:t xml:space="preserve">6 </w:t>
-            </w:r>
-            <w:r>
-              <w:rPr>
-                <w:rFonts w:ascii="Arial" w:cs="Arial" w:eastAsia="Arial" w:hAnsi="Arial"/>
-                <w:sz w:val="13"/>
-                <w:szCs w:val="13"/>
-              </w:rPr>
-              <w:t xml:space="preserve">70 kg: presión de servicio y de ensayo (MPa)  ·  </w:t>
-            </w:r>
-            <w:r>
-              <w:rPr>
-                <w:rFonts w:ascii="Arial" w:cs="Arial" w:eastAsia="Arial" w:hAnsi="Arial"/>
-                <w:b/>
-                <w:bCs/>
-                <w:color w:val="C00000"/>
-                <w:sz w:val="13"/>
-                <w:szCs w:val="13"/>
-              </w:rPr>
-              <w:t xml:space="preserve">7 </w:t>
-            </w:r>
-            <w:r>
-              <w:rPr>
-                <w:rFonts w:ascii="Arial" w:cs="Arial" w:eastAsia="Arial" w:hAnsi="Arial"/>
-                <w:sz w:val="13"/>
-                <w:szCs w:val="13"/>
-              </w:rPr>
-              <w:t xml:space="preserve">100 kg: peso cargado, altura, ancho, profundidad, Ø rueda, manga  ·  </w:t>
-            </w:r>
-            <w:r>
-              <w:rPr>
-                <w:rFonts w:ascii="Arial" w:cs="Arial" w:eastAsia="Arial" w:hAnsi="Arial"/>
-                <w:b/>
-                <w:bCs/>
-                <w:color w:val="C00000"/>
-                <w:sz w:val="13"/>
-                <w:szCs w:val="13"/>
-              </w:rPr>
-              <w:t xml:space="preserve">8 </w:t>
-            </w:r>
-            <w:r>
-              <w:rPr>
-                <w:rFonts w:ascii="Arial" w:cs="Arial" w:eastAsia="Arial" w:hAnsi="Arial"/>
-                <w:sz w:val="13"/>
-                <w:szCs w:val="13"/>
-              </w:rPr>
-              <w:t xml:space="preserve">100 kg: presión de servicio y de ensayo (MPa)</w:t>
-            </w:r>
-          </w:p>
-        </w:tc>
-      </w:tr>
-      <w:tr>
-        <w:trPr>
-          <w:cantSplit/>
-        </w:trPr>
-        <w:tc>
-          <w:tcPr>
-            <w:tcW w:type="dxa" w:w="5153"/>
-            <w:tcBorders>
-              <w:top w:val="none" w:color="FFFFFF" w:sz="0"/>
-              <w:left w:val="none" w:color="FFFFFF" w:sz="0"/>
-              <w:bottom w:val="none" w:color="FFFFFF" w:sz="0"/>
-              <w:right w:val="none" w:color="FFFFFF" w:sz="0"/>
-            </w:tcBorders>
-            <w:tcMar>
-              <w:top w:type="dxa" w:w="60"/>
-              <w:left w:type="dxa" w:w="80"/>
-              <w:bottom w:type="dxa" w:w="60"/>
-              <w:right w:type="dxa" w:w="80"/>
-            </w:tcMar>
-          </w:tcPr>
-          <w:p>
-            <w:pPr>
-              <w:keepNext/>
-              <w:spacing w:after="20"/>
-            </w:pPr>
-            <w:r>
-              <w:rPr>
-                <w:rFonts w:ascii="Arial" w:cs="Arial" w:eastAsia="Arial" w:hAnsi="Arial"/>
-                <w:b/>
-                <w:bCs/>
-                <w:color w:val="1F3864"/>
-                <w:sz w:val="16"/>
-                <w:szCs w:val="16"/>
-              </w:rPr>
-              <w:t xml:space="preserve">F16 · </w:t>
-            </w:r>
-            <w:r>
-              <w:rPr>
-                <w:rFonts w:ascii="Arial" w:cs="Arial" w:eastAsia="Arial" w:hAnsi="Arial"/>
-                <w:b/>
-                <w:bCs/>
-                <w:sz w:val="16"/>
-                <w:szCs w:val="16"/>
-              </w:rPr>
-              <w:t xml:space="preserve">Catálogo Fadesa 3, pág. 6: tabla «Especificaciones»</w:t>
-            </w:r>
-          </w:p>
-          <w:p>
-            <w:pPr>
-              <w:spacing w:after="30"/>
-              <w:jc w:val="center"/>
-            </w:pPr>
-            <w:r>
-              <w:drawing>
-                <wp:inline distT="0" distB="0" distL="0" distR="0">
-                  <wp:extent cx="3143250" cy="1743075"/>
-                  <wp:effectExtent t="0" r="0" b="0" l="0"/>
-                  <wp:docPr id="16" name="F16" descr="Catálogo Fadesa 3, pág. 6: tabla «Especificaciones»" title="F16"/>
-                  <wp:cNvGraphicFramePr>
-                    <a:graphicFrameLocks xmlns:a="http://schemas.openxmlformats.org/drawingml/2006/main" noChangeAspect="1"/>
-                  </wp:cNvGraphicFramePr>
-                  <a:graphic xmlns:a="http://schemas.openxmlformats.org/drawingml/2006/main">
-                    <a:graphicData uri="http://schemas.openxmlformats.org/drawingml/2006/picture">
-                      <pic:pic xmlns:pic="http://schemas.openxmlformats.org/drawingml/2006/picture">
-                        <pic:nvPicPr>
-                          <pic:cNvPr id="0" name="" descr=""/>
-                          <pic:cNvPicPr>
-                            <a:picLocks noChangeAspect="1" noChangeArrowheads="1"/>
-                          </pic:cNvPicPr>
-                        </pic:nvPicPr>
-                        <pic:blipFill>
                           <a:blip r:embed="rId61" cstate="none"/>
                           <a:srcRect/>
                           <a:stretch>
@@ -6029,7 +5520,7 @@
                 <w:sz w:val="13"/>
                 <w:szCs w:val="13"/>
               </w:rPr>
-              <w:t xml:space="preserve">Página 6, tabla Especificaciones</w:t>
+              <w:t xml:space="preserve">Página 4, tabla Especificaciones</w:t>
             </w:r>
           </w:p>
           <w:p>
@@ -6053,7 +5544,7 @@
                 <w:sz w:val="13"/>
                 <w:szCs w:val="13"/>
               </w:rPr>
-              <w:t xml:space="preserve">BC 5 kg: peso cargado, altura, ancho, profundidad  ·  </w:t>
+              <w:t xml:space="preserve">1 kg Ø3: peso cargado, altura, ancho, profundidad  ·  </w:t>
             </w:r>
             <w:r>
               <w:rPr>
@@ -6072,7 +5563,121 @@
                 <w:sz w:val="13"/>
                 <w:szCs w:val="13"/>
               </w:rPr>
-              <w:t xml:space="preserve">BC 5 kg: presión de servicio y de ensayo (MPa)</w:t>
+              <w:t xml:space="preserve">1 kg Ø3: presión de servicio y de ensayo (MPa)  ·  </w:t>
+            </w:r>
+            <w:r>
+              <w:rPr>
+                <w:rFonts w:ascii="Arial" w:cs="Arial" w:eastAsia="Arial" w:hAnsi="Arial"/>
+                <w:b/>
+                <w:bCs/>
+                <w:color w:val="C00000"/>
+                <w:sz w:val="13"/>
+                <w:szCs w:val="13"/>
+              </w:rPr>
+              <w:t xml:space="preserve">3 </w:t>
+            </w:r>
+            <w:r>
+              <w:rPr>
+                <w:rFonts w:ascii="Arial" w:cs="Arial" w:eastAsia="Arial" w:hAnsi="Arial"/>
+                <w:sz w:val="13"/>
+                <w:szCs w:val="13"/>
+              </w:rPr>
+              <w:t xml:space="preserve">2,5 kg: peso cargado, altura, ancho, profundidad  ·  </w:t>
+            </w:r>
+            <w:r>
+              <w:rPr>
+                <w:rFonts w:ascii="Arial" w:cs="Arial" w:eastAsia="Arial" w:hAnsi="Arial"/>
+                <w:b/>
+                <w:bCs/>
+                <w:color w:val="C00000"/>
+                <w:sz w:val="13"/>
+                <w:szCs w:val="13"/>
+              </w:rPr>
+              <w:t xml:space="preserve">4 </w:t>
+            </w:r>
+            <w:r>
+              <w:rPr>
+                <w:rFonts w:ascii="Arial" w:cs="Arial" w:eastAsia="Arial" w:hAnsi="Arial"/>
+                <w:sz w:val="13"/>
+                <w:szCs w:val="13"/>
+              </w:rPr>
+              <w:t xml:space="preserve">2,5 kg: presión de servicio y de ensayo (MPa)  ·  </w:t>
+            </w:r>
+            <w:r>
+              <w:rPr>
+                <w:rFonts w:ascii="Arial" w:cs="Arial" w:eastAsia="Arial" w:hAnsi="Arial"/>
+                <w:b/>
+                <w:bCs/>
+                <w:color w:val="C00000"/>
+                <w:sz w:val="13"/>
+                <w:szCs w:val="13"/>
+              </w:rPr>
+              <w:t xml:space="preserve">5 </w:t>
+            </w:r>
+            <w:r>
+              <w:rPr>
+                <w:rFonts w:ascii="Arial" w:cs="Arial" w:eastAsia="Arial" w:hAnsi="Arial"/>
+                <w:sz w:val="13"/>
+                <w:szCs w:val="13"/>
+              </w:rPr>
+              <w:t xml:space="preserve">5 kg: peso cargado, altura, ancho, profundidad  ·  </w:t>
+            </w:r>
+            <w:r>
+              <w:rPr>
+                <w:rFonts w:ascii="Arial" w:cs="Arial" w:eastAsia="Arial" w:hAnsi="Arial"/>
+                <w:b/>
+                <w:bCs/>
+                <w:color w:val="C00000"/>
+                <w:sz w:val="13"/>
+                <w:szCs w:val="13"/>
+              </w:rPr>
+              <w:t xml:space="preserve">6 </w:t>
+            </w:r>
+            <w:r>
+              <w:rPr>
+                <w:rFonts w:ascii="Arial" w:cs="Arial" w:eastAsia="Arial" w:hAnsi="Arial"/>
+                <w:sz w:val="13"/>
+                <w:szCs w:val="13"/>
+              </w:rPr>
+              <w:t xml:space="preserve">5 kg: presión de servicio y de ensayo (MPa)  ·  </w:t>
+            </w:r>
+            <w:r>
+              <w:rPr>
+                <w:rFonts w:ascii="Arial" w:cs="Arial" w:eastAsia="Arial" w:hAnsi="Arial"/>
+                <w:b/>
+                <w:bCs/>
+                <w:color w:val="C00000"/>
+                <w:sz w:val="13"/>
+                <w:szCs w:val="13"/>
+              </w:rPr>
+              <w:t xml:space="preserve">7 </w:t>
+            </w:r>
+            <w:r>
+              <w:rPr>
+                <w:rFonts w:ascii="Arial" w:cs="Arial" w:eastAsia="Arial" w:hAnsi="Arial"/>
+                <w:sz w:val="13"/>
+                <w:szCs w:val="13"/>
+              </w:rPr>
+              <w:t xml:space="preserve">10 kg: peso cargado, altura, ancho, profundidad  ·  </w:t>
+            </w:r>
+            <w:r>
+              <w:rPr>
+                <w:rFonts w:ascii="Arial" w:cs="Arial" w:eastAsia="Arial" w:hAnsi="Arial"/>
+                <w:b/>
+                <w:bCs/>
+                <w:color w:val="C00000"/>
+                <w:sz w:val="13"/>
+                <w:szCs w:val="13"/>
+              </w:rPr>
+              <w:t xml:space="preserve">8 </w:t>
+            </w:r>
+            <w:r>
+              <w:rPr>
+                <w:rFonts w:ascii="Arial" w:cs="Arial" w:eastAsia="Arial" w:hAnsi="Arial"/>
+                <w:sz w:val="13"/>
+                <w:szCs w:val="13"/>
+              </w:rPr>
+              <w:t xml:space="preserve">10 kg: presión de servicio y de ensayo (MPa)</w:t>
             </w:r>
           </w:p>
         </w:tc>
@@ -6106,7 +5711,7 @@
                 <w:sz w:val="16"/>
                 <w:szCs w:val="16"/>
               </w:rPr>
-              <w:t xml:space="preserve">F17 · </w:t>
+              <w:t xml:space="preserve">F15 · </w:t>
             </w:r>
             <w:r>
               <w:rPr>
@@ -6116,7 +5721,7 @@
                 <w:sz w:val="16"/>
                 <w:szCs w:val="16"/>
               </w:rPr>
-              <w:t xml:space="preserve">Catálogo Fadesa 3, pág. 8: tabla «Especificaciones»</w:t>
+              <w:t xml:space="preserve">Catálogo Fadesa 3, pág. 5: tabla «Especificaciones»</w:t>
             </w:r>
           </w:p>
           <w:p>
@@ -6129,7 +5734,7 @@
                 <wp:inline distT="0" distB="0" distL="0" distR="0">
                   <wp:extent cx="3143250" cy="1743075"/>
                   <wp:effectExtent t="0" r="0" b="0" l="0"/>
-                  <wp:docPr id="17" name="F17" descr="Catálogo Fadesa 3, pág. 8: tabla «Especificaciones»" title="F17"/>
+                  <wp:docPr id="15" name="F15" descr="Catálogo Fadesa 3, pág. 5: tabla «Especificaciones»" title="F15"/>
                   <wp:cNvGraphicFramePr>
                     <a:graphicFrameLocks xmlns:a="http://schemas.openxmlformats.org/drawingml/2006/main" noChangeAspect="1"/>
                   </wp:cNvGraphicFramePr>
@@ -6176,12 +5781,12 @@
                 <w:sz w:val="13"/>
                 <w:szCs w:val="13"/>
               </w:rPr>
-              <w:t xml:space="preserve">Página 8, tabla Especificaciones</w:t>
-            </w:r>
-          </w:p>
-          <w:p>
-            <w:pPr>
-              <w:spacing w:after="20"/>
+              <w:t xml:space="preserve">Página 5, tabla Especificaciones</w:t>
+            </w:r>
+          </w:p>
+          <w:p>
+            <w:pPr>
+              <w:spacing w:after="60"/>
             </w:pPr>
             <w:r>
               <w:rPr>
@@ -6200,7 +5805,7 @@
                 <w:sz w:val="13"/>
                 <w:szCs w:val="13"/>
               </w:rPr>
-              <w:t xml:space="preserve">Agua 10 dm³: peso cargado, altura, ancho, profundidad  ·  </w:t>
+              <w:t xml:space="preserve">25 kg: peso cargado, altura, ancho, profundidad, Ø rueda, manga  ·  </w:t>
             </w:r>
             <w:r>
               <w:rPr>
@@ -6219,23 +5824,121 @@
                 <w:sz w:val="13"/>
                 <w:szCs w:val="13"/>
               </w:rPr>
-              <w:t xml:space="preserve">Agua 10 dm³: presión de servicio y de ensayo (MPa)</w:t>
-            </w:r>
-          </w:p>
-          <w:p>
-            <w:pPr>
-              <w:spacing w:after="60"/>
-            </w:pPr>
-            <w:r>
-              <w:rPr>
-                <w:rFonts w:ascii="Arial" w:cs="Arial" w:eastAsia="Arial" w:hAnsi="Arial"/>
-                <w:i/>
-                <w:iCs/>
-                <w:color w:val="404040"/>
-                <w:sz w:val="13"/>
-                <w:szCs w:val="13"/>
-              </w:rPr>
-              <w:t xml:space="preserve">Nota: La altura figura como 620/650: el plano usa 650.</w:t>
+              <w:t xml:space="preserve">25 kg: presión de servicio y de ensayo (MPa)  ·  </w:t>
+            </w:r>
+            <w:r>
+              <w:rPr>
+                <w:rFonts w:ascii="Arial" w:cs="Arial" w:eastAsia="Arial" w:hAnsi="Arial"/>
+                <w:b/>
+                <w:bCs/>
+                <w:color w:val="C00000"/>
+                <w:sz w:val="13"/>
+                <w:szCs w:val="13"/>
+              </w:rPr>
+              <w:t xml:space="preserve">3 </w:t>
+            </w:r>
+            <w:r>
+              <w:rPr>
+                <w:rFonts w:ascii="Arial" w:cs="Arial" w:eastAsia="Arial" w:hAnsi="Arial"/>
+                <w:sz w:val="13"/>
+                <w:szCs w:val="13"/>
+              </w:rPr>
+              <w:t xml:space="preserve">50 kg: peso cargado, altura, ancho, profundidad, Ø rueda, manga  ·  </w:t>
+            </w:r>
+            <w:r>
+              <w:rPr>
+                <w:rFonts w:ascii="Arial" w:cs="Arial" w:eastAsia="Arial" w:hAnsi="Arial"/>
+                <w:b/>
+                <w:bCs/>
+                <w:color w:val="C00000"/>
+                <w:sz w:val="13"/>
+                <w:szCs w:val="13"/>
+              </w:rPr>
+              <w:t xml:space="preserve">4 </w:t>
+            </w:r>
+            <w:r>
+              <w:rPr>
+                <w:rFonts w:ascii="Arial" w:cs="Arial" w:eastAsia="Arial" w:hAnsi="Arial"/>
+                <w:sz w:val="13"/>
+                <w:szCs w:val="13"/>
+              </w:rPr>
+              <w:t xml:space="preserve">50 kg: presión de servicio y de ensayo (MPa)  ·  </w:t>
+            </w:r>
+            <w:r>
+              <w:rPr>
+                <w:rFonts w:ascii="Arial" w:cs="Arial" w:eastAsia="Arial" w:hAnsi="Arial"/>
+                <w:b/>
+                <w:bCs/>
+                <w:color w:val="C00000"/>
+                <w:sz w:val="13"/>
+                <w:szCs w:val="13"/>
+              </w:rPr>
+              <w:t xml:space="preserve">5 </w:t>
+            </w:r>
+            <w:r>
+              <w:rPr>
+                <w:rFonts w:ascii="Arial" w:cs="Arial" w:eastAsia="Arial" w:hAnsi="Arial"/>
+                <w:sz w:val="13"/>
+                <w:szCs w:val="13"/>
+              </w:rPr>
+              <w:t xml:space="preserve">70 kg: peso cargado, altura, ancho, profundidad, Ø rueda, manga  ·  </w:t>
+            </w:r>
+            <w:r>
+              <w:rPr>
+                <w:rFonts w:ascii="Arial" w:cs="Arial" w:eastAsia="Arial" w:hAnsi="Arial"/>
+                <w:b/>
+                <w:bCs/>
+                <w:color w:val="C00000"/>
+                <w:sz w:val="13"/>
+                <w:szCs w:val="13"/>
+              </w:rPr>
+              <w:t xml:space="preserve">6 </w:t>
+            </w:r>
+            <w:r>
+              <w:rPr>
+                <w:rFonts w:ascii="Arial" w:cs="Arial" w:eastAsia="Arial" w:hAnsi="Arial"/>
+                <w:sz w:val="13"/>
+                <w:szCs w:val="13"/>
+              </w:rPr>
+              <w:t xml:space="preserve">70 kg: presión de servicio y de ensayo (MPa)  ·  </w:t>
+            </w:r>
+            <w:r>
+              <w:rPr>
+                <w:rFonts w:ascii="Arial" w:cs="Arial" w:eastAsia="Arial" w:hAnsi="Arial"/>
+                <w:b/>
+                <w:bCs/>
+                <w:color w:val="C00000"/>
+                <w:sz w:val="13"/>
+                <w:szCs w:val="13"/>
+              </w:rPr>
+              <w:t xml:space="preserve">7 </w:t>
+            </w:r>
+            <w:r>
+              <w:rPr>
+                <w:rFonts w:ascii="Arial" w:cs="Arial" w:eastAsia="Arial" w:hAnsi="Arial"/>
+                <w:sz w:val="13"/>
+                <w:szCs w:val="13"/>
+              </w:rPr>
+              <w:t xml:space="preserve">100 kg: peso cargado, altura, ancho, profundidad, Ø rueda, manga  ·  </w:t>
+            </w:r>
+            <w:r>
+              <w:rPr>
+                <w:rFonts w:ascii="Arial" w:cs="Arial" w:eastAsia="Arial" w:hAnsi="Arial"/>
+                <w:b/>
+                <w:bCs/>
+                <w:color w:val="C00000"/>
+                <w:sz w:val="13"/>
+                <w:szCs w:val="13"/>
+              </w:rPr>
+              <w:t xml:space="preserve">8 </w:t>
+            </w:r>
+            <w:r>
+              <w:rPr>
+                <w:rFonts w:ascii="Arial" w:cs="Arial" w:eastAsia="Arial" w:hAnsi="Arial"/>
+                <w:sz w:val="13"/>
+                <w:szCs w:val="13"/>
+              </w:rPr>
+              <w:t xml:space="preserve">100 kg: presión de servicio y de ensayo (MPa)</w:t>
             </w:r>
           </w:p>
         </w:tc>
@@ -6274,7 +5977,7 @@
                 <w:sz w:val="16"/>
                 <w:szCs w:val="16"/>
               </w:rPr>
-              <w:t xml:space="preserve">F18 · </w:t>
+              <w:t xml:space="preserve">F16 · </w:t>
             </w:r>
             <w:r>
               <w:rPr>
@@ -6284,7 +5987,7 @@
                 <w:sz w:val="16"/>
                 <w:szCs w:val="16"/>
               </w:rPr>
-              <w:t xml:space="preserve">Catálogo Fadesa 3, pág. 10: tabla «Especificaciones»</w:t>
+              <w:t xml:space="preserve">Catálogo Fadesa 3, pág. 6: tabla «Especificaciones»</w:t>
             </w:r>
           </w:p>
           <w:p>
@@ -6297,7 +6000,7 @@
                 <wp:inline distT="0" distB="0" distL="0" distR="0">
                   <wp:extent cx="3143250" cy="1743075"/>
                   <wp:effectExtent t="0" r="0" b="0" l="0"/>
-                  <wp:docPr id="18" name="F18" descr="Catálogo Fadesa 3, pág. 10: tabla «Especificaciones»" title="F18"/>
+                  <wp:docPr id="16" name="F16" descr="Catálogo Fadesa 3, pág. 6: tabla «Especificaciones»" title="F16"/>
                   <wp:cNvGraphicFramePr>
                     <a:graphicFrameLocks xmlns:a="http://schemas.openxmlformats.org/drawingml/2006/main" noChangeAspect="1"/>
                   </wp:cNvGraphicFramePr>
@@ -6344,12 +6047,12 @@
                 <w:sz w:val="13"/>
                 <w:szCs w:val="13"/>
               </w:rPr>
-              <w:t xml:space="preserve">Página 10, tabla Especificaciones</w:t>
-            </w:r>
-          </w:p>
-          <w:p>
-            <w:pPr>
-              <w:spacing w:after="20"/>
+              <w:t xml:space="preserve">Página 6, tabla Especificaciones</w:t>
+            </w:r>
+          </w:p>
+          <w:p>
+            <w:pPr>
+              <w:spacing w:after="60"/>
             </w:pPr>
             <w:r>
               <w:rPr>
@@ -6368,7 +6071,7 @@
                 <w:sz w:val="13"/>
                 <w:szCs w:val="13"/>
               </w:rPr>
-              <w:t xml:space="preserve">AFFF 10 dm³: peso cargado, altura, ancho, profundidad  ·  </w:t>
+              <w:t xml:space="preserve">BC 5 kg: peso cargado, altura, ancho, profundidad  ·  </w:t>
             </w:r>
             <w:r>
               <w:rPr>
@@ -6387,23 +6090,7 @@
                 <w:sz w:val="13"/>
                 <w:szCs w:val="13"/>
               </w:rPr>
-              <w:t xml:space="preserve">AFFF 10 dm³: presión de servicio y de ensayo (MPa)</w:t>
-            </w:r>
-          </w:p>
-          <w:p>
-            <w:pPr>
-              <w:spacing w:after="60"/>
-            </w:pPr>
-            <w:r>
-              <w:rPr>
-                <w:rFonts w:ascii="Arial" w:cs="Arial" w:eastAsia="Arial" w:hAnsi="Arial"/>
-                <w:i/>
-                <w:iCs/>
-                <w:color w:val="404040"/>
-                <w:sz w:val="13"/>
-                <w:szCs w:val="13"/>
-              </w:rPr>
-              <w:t xml:space="preserve">Nota: La altura figura como 620/650: el plano usa 650.</w:t>
+              <w:t xml:space="preserve">BC 5 kg: presión de servicio y de ensayo (MPa)</w:t>
             </w:r>
           </w:p>
         </w:tc>
@@ -6437,7 +6124,7 @@
                 <w:sz w:val="16"/>
                 <w:szCs w:val="16"/>
               </w:rPr>
-              <w:t xml:space="preserve">F19 · </w:t>
+              <w:t xml:space="preserve">F17 · </w:t>
             </w:r>
             <w:r>
               <w:rPr>
@@ -6447,7 +6134,7 @@
                 <w:sz w:val="16"/>
                 <w:szCs w:val="16"/>
               </w:rPr>
-              <w:t xml:space="preserve">Catálogo Fadesa 3, pág. 11: tabla «Especificaciones»</w:t>
+              <w:t xml:space="preserve">Catálogo Fadesa 3, pág. 8: tabla «Especificaciones»</w:t>
             </w:r>
           </w:p>
           <w:p>
@@ -6460,7 +6147,7 @@
                 <wp:inline distT="0" distB="0" distL="0" distR="0">
                   <wp:extent cx="3143250" cy="1743075"/>
                   <wp:effectExtent t="0" r="0" b="0" l="0"/>
-                  <wp:docPr id="19" name="F19" descr="Catálogo Fadesa 3, pág. 11: tabla «Especificaciones»" title="F19"/>
+                  <wp:docPr id="17" name="F17" descr="Catálogo Fadesa 3, pág. 8: tabla «Especificaciones»" title="F17"/>
                   <wp:cNvGraphicFramePr>
                     <a:graphicFrameLocks xmlns:a="http://schemas.openxmlformats.org/drawingml/2006/main" noChangeAspect="1"/>
                   </wp:cNvGraphicFramePr>
@@ -6507,7 +6194,50 @@
                 <w:sz w:val="13"/>
                 <w:szCs w:val="13"/>
               </w:rPr>
-              <w:t xml:space="preserve">Página 11, tabla Especificaciones</w:t>
+              <w:t xml:space="preserve">Página 8, tabla Especificaciones</w:t>
+            </w:r>
+          </w:p>
+          <w:p>
+            <w:pPr>
+              <w:spacing w:after="20"/>
+            </w:pPr>
+            <w:r>
+              <w:rPr>
+                <w:rFonts w:ascii="Arial" w:cs="Arial" w:eastAsia="Arial" w:hAnsi="Arial"/>
+                <w:b/>
+                <w:bCs/>
+                <w:color w:val="C00000"/>
+                <w:sz w:val="13"/>
+                <w:szCs w:val="13"/>
+              </w:rPr>
+              <w:t xml:space="preserve">1 </w:t>
+            </w:r>
+            <w:r>
+              <w:rPr>
+                <w:rFonts w:ascii="Arial" w:cs="Arial" w:eastAsia="Arial" w:hAnsi="Arial"/>
+                <w:sz w:val="13"/>
+                <w:szCs w:val="13"/>
+              </w:rPr>
+              <w:t xml:space="preserve">Agua 10 dm³: peso cargado, altura, ancho, profundidad  ·  </w:t>
+            </w:r>
+            <w:r>
+              <w:rPr>
+                <w:rFonts w:ascii="Arial" w:cs="Arial" w:eastAsia="Arial" w:hAnsi="Arial"/>
+                <w:b/>
+                <w:bCs/>
+                <w:color w:val="C00000"/>
+                <w:sz w:val="13"/>
+                <w:szCs w:val="13"/>
+              </w:rPr>
+              <w:t xml:space="preserve">2 </w:t>
+            </w:r>
+            <w:r>
+              <w:rPr>
+                <w:rFonts w:ascii="Arial" w:cs="Arial" w:eastAsia="Arial" w:hAnsi="Arial"/>
+                <w:sz w:val="13"/>
+                <w:szCs w:val="13"/>
+              </w:rPr>
+              <w:t xml:space="preserve">Agua 10 dm³: presión de servicio y de ensayo (MPa)</w:t>
             </w:r>
           </w:p>
           <w:p>
@@ -6517,40 +6247,13 @@
             <w:r>
               <w:rPr>
                 <w:rFonts w:ascii="Arial" w:cs="Arial" w:eastAsia="Arial" w:hAnsi="Arial"/>
-                <w:b/>
-                <w:bCs/>
-                <w:color w:val="C00000"/>
-                <w:sz w:val="13"/>
-                <w:szCs w:val="13"/>
-              </w:rPr>
-              <w:t xml:space="preserve">1 </w:t>
-            </w:r>
-            <w:r>
-              <w:rPr>
-                <w:rFonts w:ascii="Arial" w:cs="Arial" w:eastAsia="Arial" w:hAnsi="Arial"/>
-                <w:sz w:val="13"/>
-                <w:szCs w:val="13"/>
-              </w:rPr>
-              <w:t xml:space="preserve">AFFF 50 dm³: peso cargado, altura, ancho, profundidad, Ø rueda, manga  ·  </w:t>
-            </w:r>
-            <w:r>
-              <w:rPr>
-                <w:rFonts w:ascii="Arial" w:cs="Arial" w:eastAsia="Arial" w:hAnsi="Arial"/>
-                <w:b/>
-                <w:bCs/>
-                <w:color w:val="C00000"/>
-                <w:sz w:val="13"/>
-                <w:szCs w:val="13"/>
-              </w:rPr>
-              <w:t xml:space="preserve">2 </w:t>
-            </w:r>
-            <w:r>
-              <w:rPr>
-                <w:rFonts w:ascii="Arial" w:cs="Arial" w:eastAsia="Arial" w:hAnsi="Arial"/>
-                <w:sz w:val="13"/>
-                <w:szCs w:val="13"/>
-              </w:rPr>
-              <w:t xml:space="preserve">AFFF 50 dm³: presión de servicio y de ensayo (MPa)</w:t>
+                <w:i/>
+                <w:iCs/>
+                <w:color w:val="404040"/>
+                <w:sz w:val="13"/>
+                <w:szCs w:val="13"/>
+              </w:rPr>
+              <w:t xml:space="preserve">Nota: La altura figura como 620/650: el plano usa 650.</w:t>
             </w:r>
           </w:p>
         </w:tc>
@@ -6589,7 +6292,7 @@
                 <w:sz w:val="16"/>
                 <w:szCs w:val="16"/>
               </w:rPr>
-              <w:t xml:space="preserve">F20 · </w:t>
+              <w:t xml:space="preserve">F18 · </w:t>
             </w:r>
             <w:r>
               <w:rPr>
@@ -6599,7 +6302,7 @@
                 <w:sz w:val="16"/>
                 <w:szCs w:val="16"/>
               </w:rPr>
-              <w:t xml:space="preserve">Catálogo Fadesa 3, pág. 13: tabla «Especificaciones»</w:t>
+              <w:t xml:space="preserve">Catálogo Fadesa 3, pág. 10: tabla «Especificaciones»</w:t>
             </w:r>
           </w:p>
           <w:p>
@@ -6612,7 +6315,7 @@
                 <wp:inline distT="0" distB="0" distL="0" distR="0">
                   <wp:extent cx="3143250" cy="1743075"/>
                   <wp:effectExtent t="0" r="0" b="0" l="0"/>
-                  <wp:docPr id="20" name="F20" descr="Catálogo Fadesa 3, pág. 13: tabla «Especificaciones»" title="F20"/>
+                  <wp:docPr id="18" name="F18" descr="Catálogo Fadesa 3, pág. 10: tabla «Especificaciones»" title="F18"/>
                   <wp:cNvGraphicFramePr>
                     <a:graphicFrameLocks xmlns:a="http://schemas.openxmlformats.org/drawingml/2006/main" noChangeAspect="1"/>
                   </wp:cNvGraphicFramePr>
@@ -6659,7 +6362,7 @@
                 <w:sz w:val="13"/>
                 <w:szCs w:val="13"/>
               </w:rPr>
-              <w:t xml:space="preserve">Página 13, tabla Especificaciones</w:t>
+              <w:t xml:space="preserve">Página 10, tabla Especificaciones</w:t>
             </w:r>
           </w:p>
           <w:p>
@@ -6683,7 +6386,7 @@
                 <w:sz w:val="13"/>
                 <w:szCs w:val="13"/>
               </w:rPr>
-              <w:t xml:space="preserve">HCFC 5 kg: peso cargado, altura, ancho, profundidad  ·  </w:t>
+              <w:t xml:space="preserve">AFFF 10 dm³: peso cargado, altura, ancho, profundidad  ·  </w:t>
             </w:r>
             <w:r>
               <w:rPr>
@@ -6702,7 +6405,7 @@
                 <w:sz w:val="13"/>
                 <w:szCs w:val="13"/>
               </w:rPr>
-              <w:t xml:space="preserve">HCFC 5 kg: presión de servicio y de ensayo (MPa)</w:t>
+              <w:t xml:space="preserve">AFFF 10 dm³: presión de servicio y de ensayo (MPa)</w:t>
             </w:r>
           </w:p>
           <w:p>
@@ -6718,7 +6421,7 @@
                 <w:sz w:val="13"/>
                 <w:szCs w:val="13"/>
               </w:rPr>
-              <w:t xml:space="preserve">Nota: La pág. 14 (HFC 236fa) repite los mismos valores para 5 kg.</w:t>
+              <w:t xml:space="preserve">Nota: La altura figura como 620/650: el plano usa 650.</w:t>
             </w:r>
           </w:p>
         </w:tc>
@@ -6752,7 +6455,7 @@
                 <w:sz w:val="16"/>
                 <w:szCs w:val="16"/>
               </w:rPr>
-              <w:t xml:space="preserve">F21 · </w:t>
+              <w:t xml:space="preserve">F19 · </w:t>
             </w:r>
             <w:r>
               <w:rPr>
@@ -6762,7 +6465,7 @@
                 <w:sz w:val="16"/>
                 <w:szCs w:val="16"/>
               </w:rPr>
-              <w:t xml:space="preserve">Catálogo Fadesa 3, pág. 15: tabla «Especificaciones»</w:t>
+              <w:t xml:space="preserve">Catálogo Fadesa 3, pág. 11: tabla «Especificaciones»</w:t>
             </w:r>
           </w:p>
           <w:p>
@@ -6775,7 +6478,7 @@
                 <wp:inline distT="0" distB="0" distL="0" distR="0">
                   <wp:extent cx="3143250" cy="1743075"/>
                   <wp:effectExtent t="0" r="0" b="0" l="0"/>
-                  <wp:docPr id="21" name="F21" descr="Catálogo Fadesa 3, pág. 15: tabla «Especificaciones»" title="F21"/>
+                  <wp:docPr id="19" name="F19" descr="Catálogo Fadesa 3, pág. 11: tabla «Especificaciones»" title="F19"/>
                   <wp:cNvGraphicFramePr>
                     <a:graphicFrameLocks xmlns:a="http://schemas.openxmlformats.org/drawingml/2006/main" noChangeAspect="1"/>
                   </wp:cNvGraphicFramePr>
@@ -6822,7 +6525,7 @@
                 <w:sz w:val="13"/>
                 <w:szCs w:val="13"/>
               </w:rPr>
-              <w:t xml:space="preserve">Página 15, tabla Especificaciones</w:t>
+              <w:t xml:space="preserve">Página 11, tabla Especificaciones</w:t>
             </w:r>
           </w:p>
           <w:p>
@@ -6846,7 +6549,7 @@
                 <w:sz w:val="13"/>
                 <w:szCs w:val="13"/>
               </w:rPr>
-              <w:t xml:space="preserve">Sales K 6 dm³: peso cargado, altura, ancho, profundidad  ·  </w:t>
+              <w:t xml:space="preserve">AFFF 50 dm³: peso cargado, altura, ancho, profundidad, Ø rueda, manga  ·  </w:t>
             </w:r>
             <w:r>
               <w:rPr>
@@ -6865,7 +6568,7 @@
                 <w:sz w:val="13"/>
                 <w:szCs w:val="13"/>
               </w:rPr>
-              <w:t xml:space="preserve">Sales K 6 dm³: presión de servicio y de ensayo (MPa)</w:t>
+              <w:t xml:space="preserve">AFFF 50 dm³: presión de servicio y de ensayo (MPa)</w:t>
             </w:r>
           </w:p>
         </w:tc>
@@ -6904,7 +6607,7 @@
                 <w:sz w:val="16"/>
                 <w:szCs w:val="16"/>
               </w:rPr>
-              <w:t xml:space="preserve">F22 · </w:t>
+              <w:t xml:space="preserve">F20 · </w:t>
             </w:r>
             <w:r>
               <w:rPr>
@@ -6914,7 +6617,7 @@
                 <w:sz w:val="16"/>
                 <w:szCs w:val="16"/>
               </w:rPr>
-              <w:t xml:space="preserve">Catálogo Fadesa 3, pág. 16: tabla «Especificaciones»</w:t>
+              <w:t xml:space="preserve">Catálogo Fadesa 3, pág. 13: tabla «Especificaciones»</w:t>
             </w:r>
           </w:p>
           <w:p>
@@ -6927,7 +6630,7 @@
                 <wp:inline distT="0" distB="0" distL="0" distR="0">
                   <wp:extent cx="3143250" cy="1743075"/>
                   <wp:effectExtent t="0" r="0" b="0" l="0"/>
-                  <wp:docPr id="22" name="F22" descr="Catálogo Fadesa 3, pág. 16: tabla «Especificaciones»" title="F22"/>
+                  <wp:docPr id="20" name="F20" descr="Catálogo Fadesa 3, pág. 13: tabla «Especificaciones»" title="F20"/>
                   <wp:cNvGraphicFramePr>
                     <a:graphicFrameLocks xmlns:a="http://schemas.openxmlformats.org/drawingml/2006/main" noChangeAspect="1"/>
                   </wp:cNvGraphicFramePr>
@@ -6974,6 +6677,321 @@
                 <w:sz w:val="13"/>
                 <w:szCs w:val="13"/>
               </w:rPr>
+              <w:t xml:space="preserve">Página 13, tabla Especificaciones</w:t>
+            </w:r>
+          </w:p>
+          <w:p>
+            <w:pPr>
+              <w:spacing w:after="20"/>
+            </w:pPr>
+            <w:r>
+              <w:rPr>
+                <w:rFonts w:ascii="Arial" w:cs="Arial" w:eastAsia="Arial" w:hAnsi="Arial"/>
+                <w:b/>
+                <w:bCs/>
+                <w:color w:val="C00000"/>
+                <w:sz w:val="13"/>
+                <w:szCs w:val="13"/>
+              </w:rPr>
+              <w:t xml:space="preserve">1 </w:t>
+            </w:r>
+            <w:r>
+              <w:rPr>
+                <w:rFonts w:ascii="Arial" w:cs="Arial" w:eastAsia="Arial" w:hAnsi="Arial"/>
+                <w:sz w:val="13"/>
+                <w:szCs w:val="13"/>
+              </w:rPr>
+              <w:t xml:space="preserve">HCFC 5 kg: peso cargado, altura, ancho, profundidad  ·  </w:t>
+            </w:r>
+            <w:r>
+              <w:rPr>
+                <w:rFonts w:ascii="Arial" w:cs="Arial" w:eastAsia="Arial" w:hAnsi="Arial"/>
+                <w:b/>
+                <w:bCs/>
+                <w:color w:val="C00000"/>
+                <w:sz w:val="13"/>
+                <w:szCs w:val="13"/>
+              </w:rPr>
+              <w:t xml:space="preserve">2 </w:t>
+            </w:r>
+            <w:r>
+              <w:rPr>
+                <w:rFonts w:ascii="Arial" w:cs="Arial" w:eastAsia="Arial" w:hAnsi="Arial"/>
+                <w:sz w:val="13"/>
+                <w:szCs w:val="13"/>
+              </w:rPr>
+              <w:t xml:space="preserve">HCFC 5 kg: presión de servicio y de ensayo (MPa)</w:t>
+            </w:r>
+          </w:p>
+          <w:p>
+            <w:pPr>
+              <w:spacing w:after="60"/>
+            </w:pPr>
+            <w:r>
+              <w:rPr>
+                <w:rFonts w:ascii="Arial" w:cs="Arial" w:eastAsia="Arial" w:hAnsi="Arial"/>
+                <w:i/>
+                <w:iCs/>
+                <w:color w:val="404040"/>
+                <w:sz w:val="13"/>
+                <w:szCs w:val="13"/>
+              </w:rPr>
+              <w:t xml:space="preserve">Nota: La pág. 14 (HFC 236fa) repite los mismos valores para 5 kg.</w:t>
+            </w:r>
+          </w:p>
+        </w:tc>
+        <w:tc>
+          <w:tcPr>
+            <w:tcW w:type="dxa" w:w="5153"/>
+            <w:tcBorders>
+              <w:top w:val="none" w:color="FFFFFF" w:sz="0"/>
+              <w:left w:val="none" w:color="FFFFFF" w:sz="0"/>
+              <w:bottom w:val="none" w:color="FFFFFF" w:sz="0"/>
+              <w:right w:val="none" w:color="FFFFFF" w:sz="0"/>
+            </w:tcBorders>
+            <w:tcMar>
+              <w:top w:type="dxa" w:w="60"/>
+              <w:left w:type="dxa" w:w="80"/>
+              <w:bottom w:type="dxa" w:w="60"/>
+              <w:right w:type="dxa" w:w="80"/>
+            </w:tcMar>
+          </w:tcPr>
+          <w:p>
+            <w:pPr>
+              <w:keepNext/>
+              <w:spacing w:after="20"/>
+            </w:pPr>
+            <w:r>
+              <w:rPr>
+                <w:rFonts w:ascii="Arial" w:cs="Arial" w:eastAsia="Arial" w:hAnsi="Arial"/>
+                <w:b/>
+                <w:bCs/>
+                <w:color w:val="1F3864"/>
+                <w:sz w:val="16"/>
+                <w:szCs w:val="16"/>
+              </w:rPr>
+              <w:t xml:space="preserve">F21 · </w:t>
+            </w:r>
+            <w:r>
+              <w:rPr>
+                <w:rFonts w:ascii="Arial" w:cs="Arial" w:eastAsia="Arial" w:hAnsi="Arial"/>
+                <w:b/>
+                <w:bCs/>
+                <w:sz w:val="16"/>
+                <w:szCs w:val="16"/>
+              </w:rPr>
+              <w:t xml:space="preserve">Catálogo Fadesa 3, pág. 15: tabla «Especificaciones»</w:t>
+            </w:r>
+          </w:p>
+          <w:p>
+            <w:pPr>
+              <w:spacing w:after="30"/>
+              <w:jc w:val="center"/>
+            </w:pPr>
+            <w:r>
+              <w:drawing>
+                <wp:inline distT="0" distB="0" distL="0" distR="0">
+                  <wp:extent cx="3143250" cy="1743075"/>
+                  <wp:effectExtent t="0" r="0" b="0" l="0"/>
+                  <wp:docPr id="21" name="F21" descr="Catálogo Fadesa 3, pág. 15: tabla «Especificaciones»" title="F21"/>
+                  <wp:cNvGraphicFramePr>
+                    <a:graphicFrameLocks xmlns:a="http://schemas.openxmlformats.org/drawingml/2006/main" noChangeAspect="1"/>
+                  </wp:cNvGraphicFramePr>
+                  <a:graphic xmlns:a="http://schemas.openxmlformats.org/drawingml/2006/main">
+                    <a:graphicData uri="http://schemas.openxmlformats.org/drawingml/2006/picture">
+                      <pic:pic xmlns:pic="http://schemas.openxmlformats.org/drawingml/2006/picture">
+                        <pic:nvPicPr>
+                          <pic:cNvPr id="0" name="" descr=""/>
+                          <pic:cNvPicPr>
+                            <a:picLocks noChangeAspect="1" noChangeArrowheads="1"/>
+                          </pic:cNvPicPr>
+                        </pic:nvPicPr>
+                        <pic:blipFill>
+                          <a:blip r:embed="rId68" cstate="none"/>
+                          <a:srcRect/>
+                          <a:stretch>
+                            <a:fillRect/>
+                          </a:stretch>
+                        </pic:blipFill>
+                        <pic:spPr bwMode="auto">
+                          <a:xfrm>
+                            <a:off x="0" y="0"/>
+                            <a:ext cx="3143250" cy="1743075"/>
+                          </a:xfrm>
+                          <a:prstGeom prst="rect">
+                            <a:avLst/>
+                          </a:prstGeom>
+                        </pic:spPr>
+                      </pic:pic>
+                    </a:graphicData>
+                  </a:graphic>
+                </wp:inline>
+              </w:drawing>
+            </w:r>
+          </w:p>
+          <w:p>
+            <w:pPr>
+              <w:spacing w:after="20"/>
+            </w:pPr>
+            <w:r>
+              <w:rPr>
+                <w:rFonts w:ascii="Arial" w:cs="Arial" w:eastAsia="Arial" w:hAnsi="Arial"/>
+                <w:color w:val="595959"/>
+                <w:sz w:val="13"/>
+                <w:szCs w:val="13"/>
+              </w:rPr>
+              <w:t xml:space="preserve">Página 15, tabla Especificaciones</w:t>
+            </w:r>
+          </w:p>
+          <w:p>
+            <w:pPr>
+              <w:spacing w:after="60"/>
+            </w:pPr>
+            <w:r>
+              <w:rPr>
+                <w:rFonts w:ascii="Arial" w:cs="Arial" w:eastAsia="Arial" w:hAnsi="Arial"/>
+                <w:b/>
+                <w:bCs/>
+                <w:color w:val="C00000"/>
+                <w:sz w:val="13"/>
+                <w:szCs w:val="13"/>
+              </w:rPr>
+              <w:t xml:space="preserve">1 </w:t>
+            </w:r>
+            <w:r>
+              <w:rPr>
+                <w:rFonts w:ascii="Arial" w:cs="Arial" w:eastAsia="Arial" w:hAnsi="Arial"/>
+                <w:sz w:val="13"/>
+                <w:szCs w:val="13"/>
+              </w:rPr>
+              <w:t xml:space="preserve">Sales K 6 dm³: peso cargado, altura, ancho, profundidad  ·  </w:t>
+            </w:r>
+            <w:r>
+              <w:rPr>
+                <w:rFonts w:ascii="Arial" w:cs="Arial" w:eastAsia="Arial" w:hAnsi="Arial"/>
+                <w:b/>
+                <w:bCs/>
+                <w:color w:val="C00000"/>
+                <w:sz w:val="13"/>
+                <w:szCs w:val="13"/>
+              </w:rPr>
+              <w:t xml:space="preserve">2 </w:t>
+            </w:r>
+            <w:r>
+              <w:rPr>
+                <w:rFonts w:ascii="Arial" w:cs="Arial" w:eastAsia="Arial" w:hAnsi="Arial"/>
+                <w:sz w:val="13"/>
+                <w:szCs w:val="13"/>
+              </w:rPr>
+              <w:t xml:space="preserve">Sales K 6 dm³: presión de servicio y de ensayo (MPa)</w:t>
+            </w:r>
+          </w:p>
+        </w:tc>
+      </w:tr>
+      <w:tr>
+        <w:trPr>
+          <w:cantSplit/>
+        </w:trPr>
+        <w:tc>
+          <w:tcPr>
+            <w:tcW w:type="dxa" w:w="5153"/>
+            <w:tcBorders>
+              <w:top w:val="none" w:color="FFFFFF" w:sz="0"/>
+              <w:left w:val="none" w:color="FFFFFF" w:sz="0"/>
+              <w:bottom w:val="none" w:color="FFFFFF" w:sz="0"/>
+              <w:right w:val="none" w:color="FFFFFF" w:sz="0"/>
+            </w:tcBorders>
+            <w:tcMar>
+              <w:top w:type="dxa" w:w="60"/>
+              <w:left w:type="dxa" w:w="80"/>
+              <w:bottom w:type="dxa" w:w="60"/>
+              <w:right w:type="dxa" w:w="80"/>
+            </w:tcMar>
+          </w:tcPr>
+          <w:p>
+            <w:pPr>
+              <w:keepNext/>
+              <w:spacing w:after="20"/>
+            </w:pPr>
+            <w:r>
+              <w:rPr>
+                <w:rFonts w:ascii="Arial" w:cs="Arial" w:eastAsia="Arial" w:hAnsi="Arial"/>
+                <w:b/>
+                <w:bCs/>
+                <w:color w:val="1F3864"/>
+                <w:sz w:val="16"/>
+                <w:szCs w:val="16"/>
+              </w:rPr>
+              <w:t xml:space="preserve">F22 · </w:t>
+            </w:r>
+            <w:r>
+              <w:rPr>
+                <w:rFonts w:ascii="Arial" w:cs="Arial" w:eastAsia="Arial" w:hAnsi="Arial"/>
+                <w:b/>
+                <w:bCs/>
+                <w:sz w:val="16"/>
+                <w:szCs w:val="16"/>
+              </w:rPr>
+              <w:t xml:space="preserve">Catálogo Fadesa 3, pág. 16: tabla «Especificaciones»</w:t>
+            </w:r>
+          </w:p>
+          <w:p>
+            <w:pPr>
+              <w:spacing w:after="30"/>
+              <w:jc w:val="center"/>
+            </w:pPr>
+            <w:r>
+              <w:drawing>
+                <wp:inline distT="0" distB="0" distL="0" distR="0">
+                  <wp:extent cx="3143250" cy="1743075"/>
+                  <wp:effectExtent t="0" r="0" b="0" l="0"/>
+                  <wp:docPr id="22" name="F22" descr="Catálogo Fadesa 3, pág. 16: tabla «Especificaciones»" title="F22"/>
+                  <wp:cNvGraphicFramePr>
+                    <a:graphicFrameLocks xmlns:a="http://schemas.openxmlformats.org/drawingml/2006/main" noChangeAspect="1"/>
+                  </wp:cNvGraphicFramePr>
+                  <a:graphic xmlns:a="http://schemas.openxmlformats.org/drawingml/2006/main">
+                    <a:graphicData uri="http://schemas.openxmlformats.org/drawingml/2006/picture">
+                      <pic:pic xmlns:pic="http://schemas.openxmlformats.org/drawingml/2006/picture">
+                        <pic:nvPicPr>
+                          <pic:cNvPr id="0" name="" descr=""/>
+                          <pic:cNvPicPr>
+                            <a:picLocks noChangeAspect="1" noChangeArrowheads="1"/>
+                          </pic:cNvPicPr>
+                        </pic:nvPicPr>
+                        <pic:blipFill>
+                          <a:blip r:embed="rId69" cstate="none"/>
+                          <a:srcRect/>
+                          <a:stretch>
+                            <a:fillRect/>
+                          </a:stretch>
+                        </pic:blipFill>
+                        <pic:spPr bwMode="auto">
+                          <a:xfrm>
+                            <a:off x="0" y="0"/>
+                            <a:ext cx="3143250" cy="1743075"/>
+                          </a:xfrm>
+                          <a:prstGeom prst="rect">
+                            <a:avLst/>
+                          </a:prstGeom>
+                        </pic:spPr>
+                      </pic:pic>
+                    </a:graphicData>
+                  </a:graphic>
+                </wp:inline>
+              </w:drawing>
+            </w:r>
+          </w:p>
+          <w:p>
+            <w:pPr>
+              <w:spacing w:after="20"/>
+            </w:pPr>
+            <w:r>
+              <w:rPr>
+                <w:rFonts w:ascii="Arial" w:cs="Arial" w:eastAsia="Arial" w:hAnsi="Arial"/>
+                <w:color w:val="595959"/>
+                <w:sz w:val="13"/>
+                <w:szCs w:val="13"/>
+              </w:rPr>
               <w:t xml:space="preserve">Página 16, tabla Especificaciones</w:t>
             </w:r>
           </w:p>
@@ -7126,7 +7144,7 @@
                           </pic:cNvPicPr>
                         </pic:nvPicPr>
                         <pic:blipFill>
-                          <a:blip r:embed="rId68" cstate="none"/>
+                          <a:blip r:embed="rId70" cstate="none"/>
                           <a:srcRect/>
                           <a:stretch>
                             <a:fillRect/>
@@ -7340,7 +7358,7 @@
                           </pic:cNvPicPr>
                         </pic:nvPicPr>
                         <pic:blipFill>
-                          <a:blip r:embed="rId69" cstate="none"/>
+                          <a:blip r:embed="rId71" cstate="none"/>
                           <a:srcRect/>
                           <a:stretch>
                             <a:fillRect/>
@@ -7490,267 +7508,6 @@
                   <wp:extent cx="3143250" cy="762000"/>
                   <wp:effectExtent t="0" r="0" b="0" l="0"/>
                   <wp:docPr id="25" name="F25" descr="Ficha técnica Melisam — acetato de potasio 6 L" title="F25"/>
-                  <wp:cNvGraphicFramePr>
-                    <a:graphicFrameLocks xmlns:a="http://schemas.openxmlformats.org/drawingml/2006/main" noChangeAspect="1"/>
-                  </wp:cNvGraphicFramePr>
-                  <a:graphic xmlns:a="http://schemas.openxmlformats.org/drawingml/2006/main">
-                    <a:graphicData uri="http://schemas.openxmlformats.org/drawingml/2006/picture">
-                      <pic:pic xmlns:pic="http://schemas.openxmlformats.org/drawingml/2006/picture">
-                        <pic:nvPicPr>
-                          <pic:cNvPr id="0" name="" descr=""/>
-                          <pic:cNvPicPr>
-                            <a:picLocks noChangeAspect="1" noChangeArrowheads="1"/>
-                          </pic:cNvPicPr>
-                        </pic:nvPicPr>
-                        <pic:blipFill>
-                          <a:blip r:embed="rId70" cstate="none"/>
-                          <a:srcRect/>
-                          <a:stretch>
-                            <a:fillRect/>
-                          </a:stretch>
-                        </pic:blipFill>
-                        <pic:spPr bwMode="auto">
-                          <a:xfrm>
-                            <a:off x="0" y="0"/>
-                            <a:ext cx="3143250" cy="762000"/>
-                          </a:xfrm>
-                          <a:prstGeom prst="rect">
-                            <a:avLst/>
-                          </a:prstGeom>
-                        </pic:spPr>
-                      </pic:pic>
-                    </a:graphicData>
-                  </a:graphic>
-                </wp:inline>
-              </w:drawing>
-            </w:r>
-          </w:p>
-          <w:p>
-            <w:pPr>
-              <w:spacing w:after="20"/>
-            </w:pPr>
-            <w:r>
-              <w:rPr>
-                <w:rFonts w:ascii="Arial" w:cs="Arial" w:eastAsia="Arial" w:hAnsi="Arial"/>
-                <w:color w:val="595959"/>
-                <w:sz w:val="13"/>
-                <w:szCs w:val="13"/>
-              </w:rPr>
-              <w:t xml:space="preserve">Página 2, tabla de especificaciones, fila «Peso bruto»</w:t>
-            </w:r>
-          </w:p>
-          <w:p>
-            <w:pPr>
-              <w:spacing w:after="60"/>
-            </w:pPr>
-            <w:r>
-              <w:rPr>
-                <w:rFonts w:ascii="Arial" w:cs="Arial" w:eastAsia="Arial" w:hAnsi="Arial"/>
-                <w:b/>
-                <w:bCs/>
-                <w:color w:val="C00000"/>
-                <w:sz w:val="13"/>
-                <w:szCs w:val="13"/>
-              </w:rPr>
-              <w:t xml:space="preserve">1 </w:t>
-            </w:r>
-            <w:r>
-              <w:rPr>
-                <w:rFonts w:ascii="Arial" w:cs="Arial" w:eastAsia="Arial" w:hAnsi="Arial"/>
-                <w:sz w:val="13"/>
-                <w:szCs w:val="13"/>
-              </w:rPr>
-              <w:t xml:space="preserve">Peso bruto 9,5 kg (6 L) — referencia de masa del Sales K 6 l</w:t>
-            </w:r>
-          </w:p>
-        </w:tc>
-      </w:tr>
-      <w:tr>
-        <w:trPr>
-          <w:cantSplit/>
-        </w:trPr>
-        <w:tc>
-          <w:tcPr>
-            <w:tcW w:type="dxa" w:w="5153"/>
-            <w:tcBorders>
-              <w:top w:val="none" w:color="FFFFFF" w:sz="0"/>
-              <w:left w:val="none" w:color="FFFFFF" w:sz="0"/>
-              <w:bottom w:val="none" w:color="FFFFFF" w:sz="0"/>
-              <w:right w:val="none" w:color="FFFFFF" w:sz="0"/>
-            </w:tcBorders>
-            <w:tcMar>
-              <w:top w:type="dxa" w:w="60"/>
-              <w:left w:type="dxa" w:w="80"/>
-              <w:bottom w:type="dxa" w:w="60"/>
-              <w:right w:type="dxa" w:w="80"/>
-            </w:tcMar>
-          </w:tcPr>
-          <w:p>
-            <w:pPr>
-              <w:keepNext/>
-              <w:spacing w:after="20"/>
-            </w:pPr>
-            <w:r>
-              <w:rPr>
-                <w:rFonts w:ascii="Arial" w:cs="Arial" w:eastAsia="Arial" w:hAnsi="Arial"/>
-                <w:b/>
-                <w:bCs/>
-                <w:color w:val="1F3864"/>
-                <w:sz w:val="16"/>
-                <w:szCs w:val="16"/>
-              </w:rPr>
-              <w:t xml:space="preserve">F26 · </w:t>
-            </w:r>
-            <w:r>
-              <w:rPr>
-                <w:rFonts w:ascii="Arial" w:cs="Arial" w:eastAsia="Arial" w:hAnsi="Arial"/>
-                <w:b/>
-                <w:bCs/>
-                <w:sz w:val="16"/>
-                <w:szCs w:val="16"/>
-              </w:rPr>
-              <w:t xml:space="preserve">IRAM 3550:1981, cláusula 4.1.3.2 (espesor mínimo del recipiente)</w:t>
-            </w:r>
-          </w:p>
-          <w:p>
-            <w:pPr>
-              <w:spacing w:after="30"/>
-              <w:jc w:val="center"/>
-            </w:pPr>
-            <w:r>
-              <w:drawing>
-                <wp:inline distT="0" distB="0" distL="0" distR="0">
-                  <wp:extent cx="3143250" cy="447675"/>
-                  <wp:effectExtent t="0" r="0" b="0" l="0"/>
-                  <wp:docPr id="26" name="F26" descr="IRAM 3550:1981, cláusula 4.1.3.2 (espesor mínimo del recipiente)" title="F26"/>
-                  <wp:cNvGraphicFramePr>
-                    <a:graphicFrameLocks xmlns:a="http://schemas.openxmlformats.org/drawingml/2006/main" noChangeAspect="1"/>
-                  </wp:cNvGraphicFramePr>
-                  <a:graphic xmlns:a="http://schemas.openxmlformats.org/drawingml/2006/main">
-                    <a:graphicData uri="http://schemas.openxmlformats.org/drawingml/2006/picture">
-                      <pic:pic xmlns:pic="http://schemas.openxmlformats.org/drawingml/2006/picture">
-                        <pic:nvPicPr>
-                          <pic:cNvPr id="0" name="" descr=""/>
-                          <pic:cNvPicPr>
-                            <a:picLocks noChangeAspect="1" noChangeArrowheads="1"/>
-                          </pic:cNvPicPr>
-                        </pic:nvPicPr>
-                        <pic:blipFill>
-                          <a:blip r:embed="rId71" cstate="none"/>
-                          <a:srcRect/>
-                          <a:stretch>
-                            <a:fillRect/>
-                          </a:stretch>
-                        </pic:blipFill>
-                        <pic:spPr bwMode="auto">
-                          <a:xfrm>
-                            <a:off x="0" y="0"/>
-                            <a:ext cx="3143250" cy="447675"/>
-                          </a:xfrm>
-                          <a:prstGeom prst="rect">
-                            <a:avLst/>
-                          </a:prstGeom>
-                        </pic:spPr>
-                      </pic:pic>
-                    </a:graphicData>
-                  </a:graphic>
-                </wp:inline>
-              </w:drawing>
-            </w:r>
-          </w:p>
-          <w:p>
-            <w:pPr>
-              <w:spacing w:after="20"/>
-            </w:pPr>
-            <w:r>
-              <w:rPr>
-                <w:rFonts w:ascii="Arial" w:cs="Arial" w:eastAsia="Arial" w:hAnsi="Arial"/>
-                <w:color w:val="595959"/>
-                <w:sz w:val="13"/>
-                <w:szCs w:val="13"/>
-              </w:rPr>
-              <w:t xml:space="preserve">Pág. 9 de la norma (hoja 11 del PDF), apartado 4.1.3.2</w:t>
-            </w:r>
-          </w:p>
-          <w:p>
-            <w:pPr>
-              <w:spacing w:after="60"/>
-            </w:pPr>
-            <w:r>
-              <w:rPr>
-                <w:rFonts w:ascii="Arial" w:cs="Arial" w:eastAsia="Arial" w:hAnsi="Arial"/>
-                <w:b/>
-                <w:bCs/>
-                <w:color w:val="C00000"/>
-                <w:sz w:val="13"/>
-                <w:szCs w:val="13"/>
-              </w:rPr>
-              <w:t xml:space="preserve">1 </w:t>
-            </w:r>
-            <w:r>
-              <w:rPr>
-                <w:rFonts w:ascii="Arial" w:cs="Arial" w:eastAsia="Arial" w:hAnsi="Arial"/>
-                <w:sz w:val="13"/>
-                <w:szCs w:val="13"/>
-              </w:rPr>
-              <w:t xml:space="preserve">4.1.3.2 — mínimo 2,9 mm hasta Ø320 y 4,5 mm por encima → chapa 4,75 en 70 y 100 kg</w:t>
-            </w:r>
-          </w:p>
-        </w:tc>
-        <w:tc>
-          <w:tcPr>
-            <w:tcW w:type="dxa" w:w="5153"/>
-            <w:tcBorders>
-              <w:top w:val="none" w:color="FFFFFF" w:sz="0"/>
-              <w:left w:val="none" w:color="FFFFFF" w:sz="0"/>
-              <w:bottom w:val="none" w:color="FFFFFF" w:sz="0"/>
-              <w:right w:val="none" w:color="FFFFFF" w:sz="0"/>
-            </w:tcBorders>
-            <w:tcMar>
-              <w:top w:type="dxa" w:w="60"/>
-              <w:left w:type="dxa" w:w="80"/>
-              <w:bottom w:type="dxa" w:w="60"/>
-              <w:right w:type="dxa" w:w="80"/>
-            </w:tcMar>
-          </w:tcPr>
-          <w:p>
-            <w:pPr>
-              <w:keepNext/>
-              <w:spacing w:after="20"/>
-            </w:pPr>
-            <w:r>
-              <w:rPr>
-                <w:rFonts w:ascii="Arial" w:cs="Arial" w:eastAsia="Arial" w:hAnsi="Arial"/>
-                <w:b/>
-                <w:bCs/>
-                <w:color w:val="1F3864"/>
-                <w:sz w:val="16"/>
-                <w:szCs w:val="16"/>
-              </w:rPr>
-              <w:t xml:space="preserve">F27 · </w:t>
-            </w:r>
-            <w:r>
-              <w:rPr>
-                <w:rFonts w:ascii="Arial" w:cs="Arial" w:eastAsia="Arial" w:hAnsi="Arial"/>
-                <w:b/>
-                <w:bCs/>
-                <w:sz w:val="16"/>
-                <w:szCs w:val="16"/>
-              </w:rPr>
-              <w:t xml:space="preserve">IRAM 3534:1983, apartado 2.2.4.3 d) (longitud de la leyenda: arco de 108°)</w:t>
-            </w:r>
-          </w:p>
-          <w:p>
-            <w:pPr>
-              <w:spacing w:after="30"/>
-              <w:jc w:val="center"/>
-            </w:pPr>
-            <w:r>
-              <w:drawing>
-                <wp:inline distT="0" distB="0" distL="0" distR="0">
-                  <wp:extent cx="3143250" cy="257175"/>
-                  <wp:effectExtent t="0" r="0" b="0" l="0"/>
-                  <wp:docPr id="27" name="F27" descr="IRAM 3534:1983, apartado 2.2.4.3 d) (longitud de la leyenda: arco de 108°)" title="F27"/>
                   <wp:cNvGraphicFramePr>
                     <a:graphicFrameLocks xmlns:a="http://schemas.openxmlformats.org/drawingml/2006/main" noChangeAspect="1"/>
                   </wp:cNvGraphicFramePr>
@@ -7773,7 +7530,7 @@
                         <pic:spPr bwMode="auto">
                           <a:xfrm>
                             <a:off x="0" y="0"/>
-                            <a:ext cx="3143250" cy="257175"/>
+                            <a:ext cx="3143250" cy="762000"/>
                           </a:xfrm>
                           <a:prstGeom prst="rect">
                             <a:avLst/>
@@ -7797,7 +7554,7 @@
                 <w:sz w:val="13"/>
                 <w:szCs w:val="13"/>
               </w:rPr>
-              <w:t xml:space="preserve">Pág. 8 de la norma (hoja 8 del PDF), apartado 2.2.4.3 d)</w:t>
+              <w:t xml:space="preserve">Página 2, tabla de especificaciones, fila «Peso bruto»</w:t>
             </w:r>
           </w:p>
           <w:p>
@@ -7821,7 +7578,7 @@
                 <w:sz w:val="13"/>
                 <w:szCs w:val="13"/>
               </w:rPr>
-              <w:t xml:space="preserve">2.2.4.3 d) — máximo: arco de 108° → ancho del panel central de la etiqueta</w:t>
+              <w:t xml:space="preserve">Peso bruto 9,5 kg (6 L) — referencia de masa del Sales K 6 l</w:t>
             </w:r>
           </w:p>
         </w:tc>
@@ -7860,7 +7617,7 @@
                 <w:sz w:val="16"/>
                 <w:szCs w:val="16"/>
               </w:rPr>
-              <w:t xml:space="preserve">F28 · </w:t>
+              <w:t xml:space="preserve">F26 · </w:t>
             </w:r>
             <w:r>
               <w:rPr>
@@ -7870,7 +7627,7 @@
                 <w:sz w:val="16"/>
                 <w:szCs w:val="16"/>
               </w:rPr>
-              <w:t xml:space="preserve">IRAM 3525:1983, apartado 3.2.1 b) (espesor mínimo del recipiente inoxidable)</w:t>
+              <w:t xml:space="preserve">IRAM 3550:1981, cláusula 4.1.3.2 (espesor mínimo del recipiente)</w:t>
             </w:r>
           </w:p>
           <w:p>
@@ -7881,9 +7638,9 @@
             <w:r>
               <w:drawing>
                 <wp:inline distT="0" distB="0" distL="0" distR="0">
-                  <wp:extent cx="3143250" cy="352425"/>
+                  <wp:extent cx="3143250" cy="447675"/>
                   <wp:effectExtent t="0" r="0" b="0" l="0"/>
-                  <wp:docPr id="28" name="F28" descr="IRAM 3525:1983, apartado 3.2.1 b) (espesor mínimo del recipiente inoxidable)" title="F28"/>
+                  <wp:docPr id="26" name="F26" descr="IRAM 3550:1981, cláusula 4.1.3.2 (espesor mínimo del recipiente)" title="F26"/>
                   <wp:cNvGraphicFramePr>
                     <a:graphicFrameLocks xmlns:a="http://schemas.openxmlformats.org/drawingml/2006/main" noChangeAspect="1"/>
                   </wp:cNvGraphicFramePr>
@@ -7906,7 +7663,7 @@
                         <pic:spPr bwMode="auto">
                           <a:xfrm>
                             <a:off x="0" y="0"/>
-                            <a:ext cx="3143250" cy="352425"/>
+                            <a:ext cx="3143250" cy="447675"/>
                           </a:xfrm>
                           <a:prstGeom prst="rect">
                             <a:avLst/>
@@ -7930,7 +7687,7 @@
                 <w:sz w:val="13"/>
                 <w:szCs w:val="13"/>
               </w:rPr>
-              <w:t xml:space="preserve">Pág. 5 de la norma (hoja 5 del PDF), apartado 3.2.1 b)</w:t>
+              <w:t xml:space="preserve">Pág. 9 de la norma (hoja 11 del PDF), apartado 4.1.3.2</w:t>
             </w:r>
           </w:p>
           <w:p>
@@ -7954,7 +7711,7 @@
                 <w:sz w:val="13"/>
                 <w:szCs w:val="13"/>
               </w:rPr>
-              <w:t xml:space="preserve">3.2.1 b) — acero inoxidable de espesor no menor de 0,63 mm → se adoptó 0,8</w:t>
+              <w:t xml:space="preserve">4.1.3.2 — mínimo 2,9 mm hasta Ø320 y 4,5 mm por encima → chapa 4,75 en 70 y 100 kg</w:t>
             </w:r>
           </w:p>
         </w:tc>
@@ -7988,7 +7745,7 @@
                 <w:sz w:val="16"/>
                 <w:szCs w:val="16"/>
               </w:rPr>
-              <w:t xml:space="preserve">F29 · </w:t>
+              <w:t xml:space="preserve">F27 · </w:t>
             </w:r>
             <w:r>
               <w:rPr>
@@ -7998,7 +7755,7 @@
                 <w:sz w:val="16"/>
                 <w:szCs w:val="16"/>
               </w:rPr>
-              <w:t xml:space="preserve">Res. OPDS 522/07, Anexo 2 (oblea de fabricación de extintores de más de 1 kg)</w:t>
+              <w:t xml:space="preserve">IRAM 3534:1983, apartado 2.2.4.3 d) (longitud de la leyenda: arco de 108°)</w:t>
             </w:r>
           </w:p>
           <w:p>
@@ -8009,9 +7766,9 @@
             <w:r>
               <w:drawing>
                 <wp:inline distT="0" distB="0" distL="0" distR="0">
-                  <wp:extent cx="3143250" cy="838200"/>
+                  <wp:extent cx="3143250" cy="257175"/>
                   <wp:effectExtent t="0" r="0" b="0" l="0"/>
-                  <wp:docPr id="29" name="F29" descr="Res. OPDS 522/07, Anexo 2 (oblea de fabricación de extintores de más de 1 kg)" title="F29"/>
+                  <wp:docPr id="27" name="F27" descr="IRAM 3534:1983, apartado 2.2.4.3 d) (longitud de la leyenda: arco de 108°)" title="F27"/>
                   <wp:cNvGraphicFramePr>
                     <a:graphicFrameLocks xmlns:a="http://schemas.openxmlformats.org/drawingml/2006/main" noChangeAspect="1"/>
                   </wp:cNvGraphicFramePr>
@@ -8034,7 +7791,7 @@
                         <pic:spPr bwMode="auto">
                           <a:xfrm>
                             <a:off x="0" y="0"/>
-                            <a:ext cx="3143250" cy="838200"/>
+                            <a:ext cx="3143250" cy="257175"/>
                           </a:xfrm>
                           <a:prstGeom prst="rect">
                             <a:avLst/>
@@ -8058,12 +7815,12 @@
                 <w:sz w:val="13"/>
                 <w:szCs w:val="13"/>
               </w:rPr>
-              <w:t xml:space="preserve">Hoja 6 del PDF, Anexo 2, apartado «Oblea»</w:t>
-            </w:r>
-          </w:p>
-          <w:p>
-            <w:pPr>
-              <w:spacing w:after="20"/>
+              <w:t xml:space="preserve">Pág. 8 de la norma (hoja 8 del PDF), apartado 2.2.4.3 d)</w:t>
+            </w:r>
+          </w:p>
+          <w:p>
+            <w:pPr>
+              <w:spacing w:after="60"/>
             </w:pPr>
             <w:r>
               <w:rPr>
@@ -8082,61 +7839,7 @@
                 <w:sz w:val="13"/>
                 <w:szCs w:val="13"/>
               </w:rPr>
-              <w:t xml:space="preserve">Anexo 2: oblea de fabricación de extintores de más de 1 kg  ·  </w:t>
-            </w:r>
-            <w:r>
-              <w:rPr>
-                <w:rFonts w:ascii="Arial" w:cs="Arial" w:eastAsia="Arial" w:hAnsi="Arial"/>
-                <w:b/>
-                <w:bCs/>
-                <w:color w:val="C00000"/>
-                <w:sz w:val="13"/>
-                <w:szCs w:val="13"/>
-              </w:rPr>
-              <w:t xml:space="preserve">2 </w:t>
-            </w:r>
-            <w:r>
-              <w:rPr>
-                <w:rFonts w:ascii="Arial" w:cs="Arial" w:eastAsia="Arial" w:hAnsi="Arial"/>
-                <w:sz w:val="13"/>
-                <w:szCs w:val="13"/>
-              </w:rPr>
-              <w:t xml:space="preserve">«formato de 46…»  ·  </w:t>
-            </w:r>
-            <w:r>
-              <w:rPr>
-                <w:rFonts w:ascii="Arial" w:cs="Arial" w:eastAsia="Arial" w:hAnsi="Arial"/>
-                <w:b/>
-                <w:bCs/>
-                <w:color w:val="C00000"/>
-                <w:sz w:val="13"/>
-                <w:szCs w:val="13"/>
-              </w:rPr>
-              <w:t xml:space="preserve">3 </w:t>
-            </w:r>
-            <w:r>
-              <w:rPr>
-                <w:rFonts w:ascii="Arial" w:cs="Arial" w:eastAsia="Arial" w:hAnsi="Arial"/>
-                <w:sz w:val="13"/>
-                <w:szCs w:val="13"/>
-              </w:rPr>
-              <w:t xml:space="preserve">«…milímetros de diámetro» → oblea Ø46</w:t>
-            </w:r>
-          </w:p>
-          <w:p>
-            <w:pPr>
-              <w:spacing w:after="60"/>
-            </w:pPr>
-            <w:r>
-              <w:rPr>
-                <w:rFonts w:ascii="Arial" w:cs="Arial" w:eastAsia="Arial" w:hAnsi="Arial"/>
-                <w:i/>
-                <w:iCs/>
-                <w:color w:val="404040"/>
-                <w:sz w:val="13"/>
-                <w:szCs w:val="13"/>
-              </w:rPr>
-              <w:t xml:space="preserve">Nota: El Anexo 1 (hoja 4 del PDF) fija el mismo formato de 46 mm para la oblea de 1 kg.</w:t>
+              <w:t xml:space="preserve">2.2.4.3 d) — máximo: arco de 108° → ancho del panel central de la etiqueta</w:t>
             </w:r>
           </w:p>
         </w:tc>
@@ -8175,7 +7878,7 @@
                 <w:sz w:val="16"/>
                 <w:szCs w:val="16"/>
               </w:rPr>
-              <w:t xml:space="preserve">F30 · </w:t>
+              <w:t xml:space="preserve">F28 · </w:t>
             </w:r>
             <w:r>
               <w:rPr>
@@ -8185,7 +7888,7 @@
                 <w:sz w:val="16"/>
                 <w:szCs w:val="16"/>
               </w:rPr>
-              <w:t xml:space="preserve">IRAM Anexo R — estampilla de conformidad de extintor nuevo</w:t>
+              <w:t xml:space="preserve">IRAM 3525:1983, apartado 3.2.1 b) (espesor mínimo del recipiente inoxidable)</w:t>
             </w:r>
           </w:p>
           <w:p>
@@ -8196,9 +7899,9 @@
             <w:r>
               <w:drawing>
                 <wp:inline distT="0" distB="0" distL="0" distR="0">
-                  <wp:extent cx="3143250" cy="1762125"/>
+                  <wp:extent cx="3143250" cy="352425"/>
                   <wp:effectExtent t="0" r="0" b="0" l="0"/>
-                  <wp:docPr id="30" name="F30" descr="IRAM Anexo R — estampilla de conformidad de extintor nuevo" title="F30"/>
+                  <wp:docPr id="28" name="F28" descr="IRAM 3525:1983, apartado 3.2.1 b) (espesor mínimo del recipiente inoxidable)" title="F28"/>
                   <wp:cNvGraphicFramePr>
                     <a:graphicFrameLocks xmlns:a="http://schemas.openxmlformats.org/drawingml/2006/main" noChangeAspect="1"/>
                   </wp:cNvGraphicFramePr>
@@ -8221,6 +7924,321 @@
                         <pic:spPr bwMode="auto">
                           <a:xfrm>
                             <a:off x="0" y="0"/>
+                            <a:ext cx="3143250" cy="352425"/>
+                          </a:xfrm>
+                          <a:prstGeom prst="rect">
+                            <a:avLst/>
+                          </a:prstGeom>
+                        </pic:spPr>
+                      </pic:pic>
+                    </a:graphicData>
+                  </a:graphic>
+                </wp:inline>
+              </w:drawing>
+            </w:r>
+          </w:p>
+          <w:p>
+            <w:pPr>
+              <w:spacing w:after="20"/>
+            </w:pPr>
+            <w:r>
+              <w:rPr>
+                <w:rFonts w:ascii="Arial" w:cs="Arial" w:eastAsia="Arial" w:hAnsi="Arial"/>
+                <w:color w:val="595959"/>
+                <w:sz w:val="13"/>
+                <w:szCs w:val="13"/>
+              </w:rPr>
+              <w:t xml:space="preserve">Pág. 5 de la norma (hoja 5 del PDF), apartado 3.2.1 b)</w:t>
+            </w:r>
+          </w:p>
+          <w:p>
+            <w:pPr>
+              <w:spacing w:after="60"/>
+            </w:pPr>
+            <w:r>
+              <w:rPr>
+                <w:rFonts w:ascii="Arial" w:cs="Arial" w:eastAsia="Arial" w:hAnsi="Arial"/>
+                <w:b/>
+                <w:bCs/>
+                <w:color w:val="C00000"/>
+                <w:sz w:val="13"/>
+                <w:szCs w:val="13"/>
+              </w:rPr>
+              <w:t xml:space="preserve">1 </w:t>
+            </w:r>
+            <w:r>
+              <w:rPr>
+                <w:rFonts w:ascii="Arial" w:cs="Arial" w:eastAsia="Arial" w:hAnsi="Arial"/>
+                <w:sz w:val="13"/>
+                <w:szCs w:val="13"/>
+              </w:rPr>
+              <w:t xml:space="preserve">3.2.1 b) — acero inoxidable de espesor no menor de 0,63 mm → se adoptó 0,8</w:t>
+            </w:r>
+          </w:p>
+        </w:tc>
+        <w:tc>
+          <w:tcPr>
+            <w:tcW w:type="dxa" w:w="5153"/>
+            <w:tcBorders>
+              <w:top w:val="none" w:color="FFFFFF" w:sz="0"/>
+              <w:left w:val="none" w:color="FFFFFF" w:sz="0"/>
+              <w:bottom w:val="none" w:color="FFFFFF" w:sz="0"/>
+              <w:right w:val="none" w:color="FFFFFF" w:sz="0"/>
+            </w:tcBorders>
+            <w:tcMar>
+              <w:top w:type="dxa" w:w="60"/>
+              <w:left w:type="dxa" w:w="80"/>
+              <w:bottom w:type="dxa" w:w="60"/>
+              <w:right w:type="dxa" w:w="80"/>
+            </w:tcMar>
+          </w:tcPr>
+          <w:p>
+            <w:pPr>
+              <w:keepNext/>
+              <w:spacing w:after="20"/>
+            </w:pPr>
+            <w:r>
+              <w:rPr>
+                <w:rFonts w:ascii="Arial" w:cs="Arial" w:eastAsia="Arial" w:hAnsi="Arial"/>
+                <w:b/>
+                <w:bCs/>
+                <w:color w:val="1F3864"/>
+                <w:sz w:val="16"/>
+                <w:szCs w:val="16"/>
+              </w:rPr>
+              <w:t xml:space="preserve">F29 · </w:t>
+            </w:r>
+            <w:r>
+              <w:rPr>
+                <w:rFonts w:ascii="Arial" w:cs="Arial" w:eastAsia="Arial" w:hAnsi="Arial"/>
+                <w:b/>
+                <w:bCs/>
+                <w:sz w:val="16"/>
+                <w:szCs w:val="16"/>
+              </w:rPr>
+              <w:t xml:space="preserve">Res. OPDS 522/07, Anexo 2 (oblea de fabricación de extintores de más de 1 kg)</w:t>
+            </w:r>
+          </w:p>
+          <w:p>
+            <w:pPr>
+              <w:spacing w:after="30"/>
+              <w:jc w:val="center"/>
+            </w:pPr>
+            <w:r>
+              <w:drawing>
+                <wp:inline distT="0" distB="0" distL="0" distR="0">
+                  <wp:extent cx="3143250" cy="838200"/>
+                  <wp:effectExtent t="0" r="0" b="0" l="0"/>
+                  <wp:docPr id="29" name="F29" descr="Res. OPDS 522/07, Anexo 2 (oblea de fabricación de extintores de más de 1 kg)" title="F29"/>
+                  <wp:cNvGraphicFramePr>
+                    <a:graphicFrameLocks xmlns:a="http://schemas.openxmlformats.org/drawingml/2006/main" noChangeAspect="1"/>
+                  </wp:cNvGraphicFramePr>
+                  <a:graphic xmlns:a="http://schemas.openxmlformats.org/drawingml/2006/main">
+                    <a:graphicData uri="http://schemas.openxmlformats.org/drawingml/2006/picture">
+                      <pic:pic xmlns:pic="http://schemas.openxmlformats.org/drawingml/2006/picture">
+                        <pic:nvPicPr>
+                          <pic:cNvPr id="0" name="" descr=""/>
+                          <pic:cNvPicPr>
+                            <a:picLocks noChangeAspect="1" noChangeArrowheads="1"/>
+                          </pic:cNvPicPr>
+                        </pic:nvPicPr>
+                        <pic:blipFill>
+                          <a:blip r:embed="rId76" cstate="none"/>
+                          <a:srcRect/>
+                          <a:stretch>
+                            <a:fillRect/>
+                          </a:stretch>
+                        </pic:blipFill>
+                        <pic:spPr bwMode="auto">
+                          <a:xfrm>
+                            <a:off x="0" y="0"/>
+                            <a:ext cx="3143250" cy="838200"/>
+                          </a:xfrm>
+                          <a:prstGeom prst="rect">
+                            <a:avLst/>
+                          </a:prstGeom>
+                        </pic:spPr>
+                      </pic:pic>
+                    </a:graphicData>
+                  </a:graphic>
+                </wp:inline>
+              </w:drawing>
+            </w:r>
+          </w:p>
+          <w:p>
+            <w:pPr>
+              <w:spacing w:after="20"/>
+            </w:pPr>
+            <w:r>
+              <w:rPr>
+                <w:rFonts w:ascii="Arial" w:cs="Arial" w:eastAsia="Arial" w:hAnsi="Arial"/>
+                <w:color w:val="595959"/>
+                <w:sz w:val="13"/>
+                <w:szCs w:val="13"/>
+              </w:rPr>
+              <w:t xml:space="preserve">Hoja 6 del PDF, Anexo 2, apartado «Oblea»</w:t>
+            </w:r>
+          </w:p>
+          <w:p>
+            <w:pPr>
+              <w:spacing w:after="20"/>
+            </w:pPr>
+            <w:r>
+              <w:rPr>
+                <w:rFonts w:ascii="Arial" w:cs="Arial" w:eastAsia="Arial" w:hAnsi="Arial"/>
+                <w:b/>
+                <w:bCs/>
+                <w:color w:val="C00000"/>
+                <w:sz w:val="13"/>
+                <w:szCs w:val="13"/>
+              </w:rPr>
+              <w:t xml:space="preserve">1 </w:t>
+            </w:r>
+            <w:r>
+              <w:rPr>
+                <w:rFonts w:ascii="Arial" w:cs="Arial" w:eastAsia="Arial" w:hAnsi="Arial"/>
+                <w:sz w:val="13"/>
+                <w:szCs w:val="13"/>
+              </w:rPr>
+              <w:t xml:space="preserve">Anexo 2: oblea de fabricación de extintores de más de 1 kg  ·  </w:t>
+            </w:r>
+            <w:r>
+              <w:rPr>
+                <w:rFonts w:ascii="Arial" w:cs="Arial" w:eastAsia="Arial" w:hAnsi="Arial"/>
+                <w:b/>
+                <w:bCs/>
+                <w:color w:val="C00000"/>
+                <w:sz w:val="13"/>
+                <w:szCs w:val="13"/>
+              </w:rPr>
+              <w:t xml:space="preserve">2 </w:t>
+            </w:r>
+            <w:r>
+              <w:rPr>
+                <w:rFonts w:ascii="Arial" w:cs="Arial" w:eastAsia="Arial" w:hAnsi="Arial"/>
+                <w:sz w:val="13"/>
+                <w:szCs w:val="13"/>
+              </w:rPr>
+              <w:t xml:space="preserve">«formato de 46…»  ·  </w:t>
+            </w:r>
+            <w:r>
+              <w:rPr>
+                <w:rFonts w:ascii="Arial" w:cs="Arial" w:eastAsia="Arial" w:hAnsi="Arial"/>
+                <w:b/>
+                <w:bCs/>
+                <w:color w:val="C00000"/>
+                <w:sz w:val="13"/>
+                <w:szCs w:val="13"/>
+              </w:rPr>
+              <w:t xml:space="preserve">3 </w:t>
+            </w:r>
+            <w:r>
+              <w:rPr>
+                <w:rFonts w:ascii="Arial" w:cs="Arial" w:eastAsia="Arial" w:hAnsi="Arial"/>
+                <w:sz w:val="13"/>
+                <w:szCs w:val="13"/>
+              </w:rPr>
+              <w:t xml:space="preserve">«…milímetros de diámetro» → oblea Ø46</w:t>
+            </w:r>
+          </w:p>
+          <w:p>
+            <w:pPr>
+              <w:spacing w:after="60"/>
+            </w:pPr>
+            <w:r>
+              <w:rPr>
+                <w:rFonts w:ascii="Arial" w:cs="Arial" w:eastAsia="Arial" w:hAnsi="Arial"/>
+                <w:i/>
+                <w:iCs/>
+                <w:color w:val="404040"/>
+                <w:sz w:val="13"/>
+                <w:szCs w:val="13"/>
+              </w:rPr>
+              <w:t xml:space="preserve">Nota: El Anexo 1 (hoja 4 del PDF) fija el mismo formato de 46 mm para la oblea de 1 kg.</w:t>
+            </w:r>
+          </w:p>
+        </w:tc>
+      </w:tr>
+      <w:tr>
+        <w:trPr>
+          <w:cantSplit/>
+        </w:trPr>
+        <w:tc>
+          <w:tcPr>
+            <w:tcW w:type="dxa" w:w="5153"/>
+            <w:tcBorders>
+              <w:top w:val="none" w:color="FFFFFF" w:sz="0"/>
+              <w:left w:val="none" w:color="FFFFFF" w:sz="0"/>
+              <w:bottom w:val="none" w:color="FFFFFF" w:sz="0"/>
+              <w:right w:val="none" w:color="FFFFFF" w:sz="0"/>
+            </w:tcBorders>
+            <w:tcMar>
+              <w:top w:type="dxa" w:w="60"/>
+              <w:left w:type="dxa" w:w="80"/>
+              <w:bottom w:type="dxa" w:w="60"/>
+              <w:right w:type="dxa" w:w="80"/>
+            </w:tcMar>
+          </w:tcPr>
+          <w:p>
+            <w:pPr>
+              <w:keepNext/>
+              <w:spacing w:after="20"/>
+            </w:pPr>
+            <w:r>
+              <w:rPr>
+                <w:rFonts w:ascii="Arial" w:cs="Arial" w:eastAsia="Arial" w:hAnsi="Arial"/>
+                <w:b/>
+                <w:bCs/>
+                <w:color w:val="1F3864"/>
+                <w:sz w:val="16"/>
+                <w:szCs w:val="16"/>
+              </w:rPr>
+              <w:t xml:space="preserve">F30 · </w:t>
+            </w:r>
+            <w:r>
+              <w:rPr>
+                <w:rFonts w:ascii="Arial" w:cs="Arial" w:eastAsia="Arial" w:hAnsi="Arial"/>
+                <w:b/>
+                <w:bCs/>
+                <w:sz w:val="16"/>
+                <w:szCs w:val="16"/>
+              </w:rPr>
+              <w:t xml:space="preserve">IRAM Anexo R — estampilla de conformidad de extintor nuevo</w:t>
+            </w:r>
+          </w:p>
+          <w:p>
+            <w:pPr>
+              <w:spacing w:after="30"/>
+              <w:jc w:val="center"/>
+            </w:pPr>
+            <w:r>
+              <w:drawing>
+                <wp:inline distT="0" distB="0" distL="0" distR="0">
+                  <wp:extent cx="3143250" cy="1762125"/>
+                  <wp:effectExtent t="0" r="0" b="0" l="0"/>
+                  <wp:docPr id="30" name="F30" descr="IRAM Anexo R — estampilla de conformidad de extintor nuevo" title="F30"/>
+                  <wp:cNvGraphicFramePr>
+                    <a:graphicFrameLocks xmlns:a="http://schemas.openxmlformats.org/drawingml/2006/main" noChangeAspect="1"/>
+                  </wp:cNvGraphicFramePr>
+                  <a:graphic xmlns:a="http://schemas.openxmlformats.org/drawingml/2006/main">
+                    <a:graphicData uri="http://schemas.openxmlformats.org/drawingml/2006/picture">
+                      <pic:pic xmlns:pic="http://schemas.openxmlformats.org/drawingml/2006/picture">
+                        <pic:nvPicPr>
+                          <pic:cNvPr id="0" name="" descr=""/>
+                          <pic:cNvPicPr>
+                            <a:picLocks noChangeAspect="1" noChangeArrowheads="1"/>
+                          </pic:cNvPicPr>
+                        </pic:nvPicPr>
+                        <pic:blipFill>
+                          <a:blip r:embed="rId77" cstate="none"/>
+                          <a:srcRect/>
+                          <a:stretch>
+                            <a:fillRect/>
+                          </a:stretch>
+                        </pic:blipFill>
+                        <pic:spPr bwMode="auto">
+                          <a:xfrm>
+                            <a:off x="0" y="0"/>
                             <a:ext cx="3143250" cy="1762125"/>
                           </a:xfrm>
                           <a:prstGeom prst="rect">
@@ -8359,7 +8377,7 @@
                           </pic:cNvPicPr>
                         </pic:nvPicPr>
                         <pic:blipFill>
-                          <a:blip r:embed="rId76" cstate="none"/>
+                          <a:blip r:embed="rId78" cstate="none"/>
                           <a:srcRect/>
                           <a:stretch>
                             <a:fillRect/>
@@ -8538,7 +8556,7 @@
                           </pic:cNvPicPr>
                         </pic:nvPicPr>
                         <pic:blipFill>
-                          <a:blip r:embed="rId77" cstate="none"/>
+                          <a:blip r:embed="rId79" cstate="none"/>
                           <a:srcRect/>
                           <a:stretch>
                             <a:fillRect/>
@@ -8669,318 +8687,6 @@
                   <wp:extent cx="1257300" cy="2238375"/>
                   <wp:effectExtent t="0" r="0" b="0" l="0"/>
                   <wp:docPr id="33" name="F32" descr="Relevamiento: etiqueta envolvente y estampilla IRAM (línea Georgia)" title="F32"/>
-                  <wp:cNvGraphicFramePr>
-                    <a:graphicFrameLocks xmlns:a="http://schemas.openxmlformats.org/drawingml/2006/main" noChangeAspect="1"/>
-                  </wp:cNvGraphicFramePr>
-                  <a:graphic xmlns:a="http://schemas.openxmlformats.org/drawingml/2006/main">
-                    <a:graphicData uri="http://schemas.openxmlformats.org/drawingml/2006/picture">
-                      <pic:pic xmlns:pic="http://schemas.openxmlformats.org/drawingml/2006/picture">
-                        <pic:nvPicPr>
-                          <pic:cNvPr id="0" name="" descr=""/>
-                          <pic:cNvPicPr>
-                            <a:picLocks noChangeAspect="1" noChangeArrowheads="1"/>
-                          </pic:cNvPicPr>
-                        </pic:nvPicPr>
-                        <pic:blipFill>
-                          <a:blip r:embed="rId78" cstate="none"/>
-                          <a:srcRect/>
-                          <a:stretch>
-                            <a:fillRect/>
-                          </a:stretch>
-                        </pic:blipFill>
-                        <pic:spPr bwMode="auto">
-                          <a:xfrm>
-                            <a:off x="0" y="0"/>
-                            <a:ext cx="1257300" cy="2238375"/>
-                          </a:xfrm>
-                          <a:prstGeom prst="rect">
-                            <a:avLst/>
-                          </a:prstGeom>
-                        </pic:spPr>
-                      </pic:pic>
-                    </a:graphicData>
-                  </a:graphic>
-                </wp:inline>
-              </w:drawing>
-            </w:r>
-          </w:p>
-          <w:p>
-            <w:pPr>
-              <w:spacing w:after="20"/>
-            </w:pPr>
-            <w:r>
-              <w:rPr>
-                <w:rFonts w:ascii="Arial" w:cs="Arial" w:eastAsia="Arial" w:hAnsi="Arial"/>
-                <w:color w:val="595959"/>
-                <w:sz w:val="13"/>
-                <w:szCs w:val="13"/>
-              </w:rPr>
-              <w:t xml:space="preserve">Foto completa</w:t>
-            </w:r>
-          </w:p>
-          <w:p>
-            <w:pPr>
-              <w:spacing w:after="20"/>
-            </w:pPr>
-            <w:r>
-              <w:rPr>
-                <w:rFonts w:ascii="Arial" w:cs="Arial" w:eastAsia="Arial" w:hAnsi="Arial"/>
-                <w:b/>
-                <w:bCs/>
-                <w:color w:val="C00000"/>
-                <w:sz w:val="13"/>
-                <w:szCs w:val="13"/>
-              </w:rPr>
-              <w:t xml:space="preserve">1 </w:t>
-            </w:r>
-            <w:r>
-              <w:rPr>
-                <w:rFonts w:ascii="Arial" w:cs="Arial" w:eastAsia="Arial" w:hAnsi="Arial"/>
-                <w:sz w:val="13"/>
-                <w:szCs w:val="13"/>
-              </w:rPr>
-              <w:t xml:space="preserve">Etiqueta envolvente: panel central + alas (≈ 216° en total)  ·  </w:t>
-            </w:r>
-            <w:r>
-              <w:rPr>
-                <w:rFonts w:ascii="Arial" w:cs="Arial" w:eastAsia="Arial" w:hAnsi="Arial"/>
-                <w:b/>
-                <w:bCs/>
-                <w:color w:val="C00000"/>
-                <w:sz w:val="13"/>
-                <w:szCs w:val="13"/>
-              </w:rPr>
-              <w:t xml:space="preserve">2 </w:t>
-            </w:r>
-            <w:r>
-              <w:rPr>
-                <w:rFonts w:ascii="Arial" w:cs="Arial" w:eastAsia="Arial" w:hAnsi="Arial"/>
-                <w:sz w:val="13"/>
-                <w:szCs w:val="13"/>
-              </w:rPr>
-              <w:t xml:space="preserve">Estampilla IRAM con n° vertical, logo y QR → 60 × 40 mm</w:t>
-            </w:r>
-          </w:p>
-          <w:p>
-            <w:pPr>
-              <w:spacing w:after="60"/>
-            </w:pPr>
-            <w:r>
-              <w:rPr>
-                <w:rFonts w:ascii="Arial" w:cs="Arial" w:eastAsia="Arial" w:hAnsi="Arial"/>
-                <w:i/>
-                <w:iCs/>
-                <w:color w:val="404040"/>
-                <w:sz w:val="13"/>
-                <w:szCs w:val="13"/>
-              </w:rPr>
-              <w:t xml:space="preserve">Nota: Medidas estimadas por proporción con el Ø del recipiente; confirmar.</w:t>
-            </w:r>
-          </w:p>
-        </w:tc>
-      </w:tr>
-      <w:tr>
-        <w:trPr>
-          <w:cantSplit/>
-        </w:trPr>
-        <w:tc>
-          <w:tcPr>
-            <w:tcW w:type="dxa" w:w="5153"/>
-            <w:tcBorders>
-              <w:top w:val="none" w:color="FFFFFF" w:sz="0"/>
-              <w:left w:val="none" w:color="FFFFFF" w:sz="0"/>
-              <w:bottom w:val="none" w:color="FFFFFF" w:sz="0"/>
-              <w:right w:val="none" w:color="FFFFFF" w:sz="0"/>
-            </w:tcBorders>
-            <w:tcMar>
-              <w:top w:type="dxa" w:w="60"/>
-              <w:left w:type="dxa" w:w="80"/>
-              <w:bottom w:type="dxa" w:w="60"/>
-              <w:right w:type="dxa" w:w="80"/>
-            </w:tcMar>
-          </w:tcPr>
-          <w:p>
-            <w:pPr>
-              <w:keepNext/>
-              <w:spacing w:after="20"/>
-            </w:pPr>
-            <w:r>
-              <w:rPr>
-                <w:rFonts w:ascii="Arial" w:cs="Arial" w:eastAsia="Arial" w:hAnsi="Arial"/>
-                <w:b/>
-                <w:bCs/>
-                <w:color w:val="1F3864"/>
-                <w:sz w:val="16"/>
-                <w:szCs w:val="16"/>
-              </w:rPr>
-              <w:t xml:space="preserve">F33 · </w:t>
-            </w:r>
-            <w:r>
-              <w:rPr>
-                <w:rFonts w:ascii="Arial" w:cs="Arial" w:eastAsia="Arial" w:hAnsi="Arial"/>
-                <w:b/>
-                <w:bCs/>
-                <w:sz w:val="16"/>
-                <w:szCs w:val="16"/>
-              </w:rPr>
-              <w:t xml:space="preserve">Relevamiento: etiqueta de n° de serie GS1 (línea Melisam)</w:t>
-            </w:r>
-          </w:p>
-          <w:p>
-            <w:pPr>
-              <w:spacing w:after="30"/>
-              <w:jc w:val="center"/>
-            </w:pPr>
-            <w:r>
-              <w:drawing>
-                <wp:inline distT="0" distB="0" distL="0" distR="0">
-                  <wp:extent cx="1257300" cy="2238375"/>
-                  <wp:effectExtent t="0" r="0" b="0" l="0"/>
-                  <wp:docPr id="34" name="F33" descr="Relevamiento: etiqueta de n° de serie GS1 (línea Melisam)" title="F33"/>
-                  <wp:cNvGraphicFramePr>
-                    <a:graphicFrameLocks xmlns:a="http://schemas.openxmlformats.org/drawingml/2006/main" noChangeAspect="1"/>
-                  </wp:cNvGraphicFramePr>
-                  <a:graphic xmlns:a="http://schemas.openxmlformats.org/drawingml/2006/main">
-                    <a:graphicData uri="http://schemas.openxmlformats.org/drawingml/2006/picture">
-                      <pic:pic xmlns:pic="http://schemas.openxmlformats.org/drawingml/2006/picture">
-                        <pic:nvPicPr>
-                          <pic:cNvPr id="0" name="" descr=""/>
-                          <pic:cNvPicPr>
-                            <a:picLocks noChangeAspect="1" noChangeArrowheads="1"/>
-                          </pic:cNvPicPr>
-                        </pic:nvPicPr>
-                        <pic:blipFill>
-                          <a:blip r:embed="rId79" cstate="none"/>
-                          <a:srcRect/>
-                          <a:stretch>
-                            <a:fillRect/>
-                          </a:stretch>
-                        </pic:blipFill>
-                        <pic:spPr bwMode="auto">
-                          <a:xfrm>
-                            <a:off x="0" y="0"/>
-                            <a:ext cx="1257300" cy="2238375"/>
-                          </a:xfrm>
-                          <a:prstGeom prst="rect">
-                            <a:avLst/>
-                          </a:prstGeom>
-                        </pic:spPr>
-                      </pic:pic>
-                    </a:graphicData>
-                  </a:graphic>
-                </wp:inline>
-              </w:drawing>
-            </w:r>
-          </w:p>
-          <w:p>
-            <w:pPr>
-              <w:spacing w:after="20"/>
-            </w:pPr>
-            <w:r>
-              <w:rPr>
-                <w:rFonts w:ascii="Arial" w:cs="Arial" w:eastAsia="Arial" w:hAnsi="Arial"/>
-                <w:color w:val="595959"/>
-                <w:sz w:val="13"/>
-                <w:szCs w:val="13"/>
-              </w:rPr>
-              <w:t xml:space="preserve">Foto completa</w:t>
-            </w:r>
-          </w:p>
-          <w:p>
-            <w:pPr>
-              <w:spacing w:after="20"/>
-            </w:pPr>
-            <w:r>
-              <w:rPr>
-                <w:rFonts w:ascii="Arial" w:cs="Arial" w:eastAsia="Arial" w:hAnsi="Arial"/>
-                <w:b/>
-                <w:bCs/>
-                <w:color w:val="C00000"/>
-                <w:sz w:val="13"/>
-                <w:szCs w:val="13"/>
-              </w:rPr>
-              <w:t xml:space="preserve">1 </w:t>
-            </w:r>
-            <w:r>
-              <w:rPr>
-                <w:rFonts w:ascii="Arial" w:cs="Arial" w:eastAsia="Arial" w:hAnsi="Arial"/>
-                <w:sz w:val="13"/>
-                <w:szCs w:val="13"/>
-              </w:rPr>
-              <w:t xml:space="preserve">Etiqueta GS1 con QR «(01)779…» → 45 × 25 mm</w:t>
-            </w:r>
-          </w:p>
-          <w:p>
-            <w:pPr>
-              <w:spacing w:after="60"/>
-            </w:pPr>
-            <w:r>
-              <w:rPr>
-                <w:rFonts w:ascii="Arial" w:cs="Arial" w:eastAsia="Arial" w:hAnsi="Arial"/>
-                <w:i/>
-                <w:iCs/>
-                <w:color w:val="404040"/>
-                <w:sz w:val="13"/>
-                <w:szCs w:val="13"/>
-              </w:rPr>
-              <w:t xml:space="preserve">Nota: Medida estimada por proporción; confirmar.</w:t>
-            </w:r>
-          </w:p>
-        </w:tc>
-        <w:tc>
-          <w:tcPr>
-            <w:tcW w:type="dxa" w:w="5153"/>
-            <w:tcBorders>
-              <w:top w:val="none" w:color="FFFFFF" w:sz="0"/>
-              <w:left w:val="none" w:color="FFFFFF" w:sz="0"/>
-              <w:bottom w:val="none" w:color="FFFFFF" w:sz="0"/>
-              <w:right w:val="none" w:color="FFFFFF" w:sz="0"/>
-            </w:tcBorders>
-            <w:tcMar>
-              <w:top w:type="dxa" w:w="60"/>
-              <w:left w:type="dxa" w:w="80"/>
-              <w:bottom w:type="dxa" w:w="60"/>
-              <w:right w:type="dxa" w:w="80"/>
-            </w:tcMar>
-          </w:tcPr>
-          <w:p>
-            <w:pPr>
-              <w:keepNext/>
-              <w:spacing w:after="20"/>
-            </w:pPr>
-            <w:r>
-              <w:rPr>
-                <w:rFonts w:ascii="Arial" w:cs="Arial" w:eastAsia="Arial" w:hAnsi="Arial"/>
-                <w:b/>
-                <w:bCs/>
-                <w:color w:val="1F3864"/>
-                <w:sz w:val="16"/>
-                <w:szCs w:val="16"/>
-              </w:rPr>
-              <w:t xml:space="preserve">F34 · </w:t>
-            </w:r>
-            <w:r>
-              <w:rPr>
-                <w:rFonts w:ascii="Arial" w:cs="Arial" w:eastAsia="Arial" w:hAnsi="Arial"/>
-                <w:b/>
-                <w:bCs/>
-                <w:sz w:val="16"/>
-                <w:szCs w:val="16"/>
-              </w:rPr>
-              <w:t xml:space="preserve">Relevamiento: faja de garantía rayada (línea de etiquetado Georgia)</w:t>
-            </w:r>
-          </w:p>
-          <w:p>
-            <w:pPr>
-              <w:spacing w:after="30"/>
-              <w:jc w:val="center"/>
-            </w:pPr>
-            <w:r>
-              <w:drawing>
-                <wp:inline distT="0" distB="0" distL="0" distR="0">
-                  <wp:extent cx="1257300" cy="2238375"/>
-                  <wp:effectExtent t="0" r="0" b="0" l="0"/>
-                  <wp:docPr id="35" name="F34" descr="Relevamiento: faja de garantía rayada (línea de etiquetado Georgia)" title="F34"/>
                   <wp:cNvGraphicFramePr>
                     <a:graphicFrameLocks xmlns:a="http://schemas.openxmlformats.org/drawingml/2006/main" noChangeAspect="1"/>
                   </wp:cNvGraphicFramePr>
@@ -9051,7 +8757,26 @@
                 <w:sz w:val="13"/>
                 <w:szCs w:val="13"/>
               </w:rPr>
-              <w:t xml:space="preserve">Faja de garantía rayada roja/blanca → 30 × 40 mm</w:t>
+              <w:t xml:space="preserve">Etiqueta envolvente: panel central + alas (≈ 216° en total)  ·  </w:t>
+            </w:r>
+            <w:r>
+              <w:rPr>
+                <w:rFonts w:ascii="Arial" w:cs="Arial" w:eastAsia="Arial" w:hAnsi="Arial"/>
+                <w:b/>
+                <w:bCs/>
+                <w:color w:val="C00000"/>
+                <w:sz w:val="13"/>
+                <w:szCs w:val="13"/>
+              </w:rPr>
+              <w:t xml:space="preserve">2 </w:t>
+            </w:r>
+            <w:r>
+              <w:rPr>
+                <w:rFonts w:ascii="Arial" w:cs="Arial" w:eastAsia="Arial" w:hAnsi="Arial"/>
+                <w:sz w:val="13"/>
+                <w:szCs w:val="13"/>
+              </w:rPr>
+              <w:t xml:space="preserve">Estampilla IRAM con n° vertical, logo y QR → 60 × 40 mm</w:t>
             </w:r>
           </w:p>
           <w:p>
@@ -9067,7 +8792,7 @@
                 <w:sz w:val="13"/>
                 <w:szCs w:val="13"/>
               </w:rPr>
-              <w:t xml:space="preserve">Nota: Medida estimada por proporción; confirmar.</w:t>
+              <w:t xml:space="preserve">Nota: Medidas estimadas por proporción con el Ø del recipiente; confirmar.</w:t>
             </w:r>
           </w:p>
         </w:tc>
@@ -9106,7 +8831,7 @@
                 <w:sz w:val="16"/>
                 <w:szCs w:val="16"/>
               </w:rPr>
-              <w:t xml:space="preserve">F35 · </w:t>
+              <w:t xml:space="preserve">F33 · </w:t>
             </w:r>
             <w:r>
               <w:rPr>
@@ -9116,7 +8841,7 @@
                 <w:sz w:val="16"/>
                 <w:szCs w:val="16"/>
               </w:rPr>
-              <w:t xml:space="preserve">Relevamiento: oblea circular PBA (DPS) aplicada</w:t>
+              <w:t xml:space="preserve">Relevamiento: etiqueta de n° de serie GS1 (línea Melisam)</w:t>
             </w:r>
           </w:p>
           <w:p>
@@ -9129,7 +8854,7 @@
                 <wp:inline distT="0" distB="0" distL="0" distR="0">
                   <wp:extent cx="1257300" cy="2238375"/>
                   <wp:effectExtent t="0" r="0" b="0" l="0"/>
-                  <wp:docPr id="36" name="F35" descr="Relevamiento: oblea circular PBA (DPS) aplicada" title="F35"/>
+                  <wp:docPr id="34" name="F33" descr="Relevamiento: etiqueta de n° de serie GS1 (línea Melisam)" title="F33"/>
                   <wp:cNvGraphicFramePr>
                     <a:graphicFrameLocks xmlns:a="http://schemas.openxmlformats.org/drawingml/2006/main" noChangeAspect="1"/>
                   </wp:cNvGraphicFramePr>
@@ -9181,26 +8906,42 @@
           </w:p>
           <w:p>
             <w:pPr>
+              <w:spacing w:after="20"/>
+            </w:pPr>
+            <w:r>
+              <w:rPr>
+                <w:rFonts w:ascii="Arial" w:cs="Arial" w:eastAsia="Arial" w:hAnsi="Arial"/>
+                <w:b/>
+                <w:bCs/>
+                <w:color w:val="C00000"/>
+                <w:sz w:val="13"/>
+                <w:szCs w:val="13"/>
+              </w:rPr>
+              <w:t xml:space="preserve">1 </w:t>
+            </w:r>
+            <w:r>
+              <w:rPr>
+                <w:rFonts w:ascii="Arial" w:cs="Arial" w:eastAsia="Arial" w:hAnsi="Arial"/>
+                <w:sz w:val="13"/>
+                <w:szCs w:val="13"/>
+              </w:rPr>
+              <w:t xml:space="preserve">Etiqueta GS1 con QR «(01)779…» → 45 × 25 mm</w:t>
+            </w:r>
+          </w:p>
+          <w:p>
+            <w:pPr>
               <w:spacing w:after="60"/>
             </w:pPr>
             <w:r>
               <w:rPr>
                 <w:rFonts w:ascii="Arial" w:cs="Arial" w:eastAsia="Arial" w:hAnsi="Arial"/>
-                <w:b/>
-                <w:bCs/>
-                <w:color w:val="C00000"/>
-                <w:sz w:val="13"/>
-                <w:szCs w:val="13"/>
-              </w:rPr>
-              <w:t xml:space="preserve">1 </w:t>
-            </w:r>
-            <w:r>
-              <w:rPr>
-                <w:rFonts w:ascii="Arial" w:cs="Arial" w:eastAsia="Arial" w:hAnsi="Arial"/>
-                <w:sz w:val="13"/>
-                <w:szCs w:val="13"/>
-              </w:rPr>
-              <w:t xml:space="preserve">Oblea circular de la Provincia de Buenos Aires (ver Res. 522/07: Ø46)</w:t>
+                <w:i/>
+                <w:iCs/>
+                <w:color w:val="404040"/>
+                <w:sz w:val="13"/>
+                <w:szCs w:val="13"/>
+              </w:rPr>
+              <w:t xml:space="preserve">Nota: Medida estimada por proporción; confirmar.</w:t>
             </w:r>
           </w:p>
         </w:tc>
@@ -9234,7 +8975,7 @@
                 <w:sz w:val="16"/>
                 <w:szCs w:val="16"/>
               </w:rPr>
-              <w:t xml:space="preserve">F36 · </w:t>
+              <w:t xml:space="preserve">F34 · </w:t>
             </w:r>
             <w:r>
               <w:rPr>
@@ -9244,7 +8985,7 @@
                 <w:sz w:val="16"/>
                 <w:szCs w:val="16"/>
               </w:rPr>
-              <w:t xml:space="preserve">Planilla MP FLAMA — geometría del acero por recipiente</w:t>
+              <w:t xml:space="preserve">Relevamiento: faja de garantía rayada (línea de etiquetado Georgia)</w:t>
             </w:r>
           </w:p>
           <w:p>
@@ -9255,9 +8996,9 @@
             <w:r>
               <w:drawing>
                 <wp:inline distT="0" distB="0" distL="0" distR="0">
-                  <wp:extent cx="3143250" cy="809625"/>
+                  <wp:extent cx="1257300" cy="2238375"/>
                   <wp:effectExtent t="0" r="0" b="0" l="0"/>
-                  <wp:docPr id="37" name="F36" descr="Planilla MP FLAMA — geometría del acero por recipiente" title="F36"/>
+                  <wp:docPr id="35" name="F34" descr="Relevamiento: faja de garantía rayada (línea de etiquetado Georgia)" title="F34"/>
                   <wp:cNvGraphicFramePr>
                     <a:graphicFrameLocks xmlns:a="http://schemas.openxmlformats.org/drawingml/2006/main" noChangeAspect="1"/>
                   </wp:cNvGraphicFramePr>
@@ -9280,6 +9021,283 @@
                         <pic:spPr bwMode="auto">
                           <a:xfrm>
                             <a:off x="0" y="0"/>
+                            <a:ext cx="1257300" cy="2238375"/>
+                          </a:xfrm>
+                          <a:prstGeom prst="rect">
+                            <a:avLst/>
+                          </a:prstGeom>
+                        </pic:spPr>
+                      </pic:pic>
+                    </a:graphicData>
+                  </a:graphic>
+                </wp:inline>
+              </w:drawing>
+            </w:r>
+          </w:p>
+          <w:p>
+            <w:pPr>
+              <w:spacing w:after="20"/>
+            </w:pPr>
+            <w:r>
+              <w:rPr>
+                <w:rFonts w:ascii="Arial" w:cs="Arial" w:eastAsia="Arial" w:hAnsi="Arial"/>
+                <w:color w:val="595959"/>
+                <w:sz w:val="13"/>
+                <w:szCs w:val="13"/>
+              </w:rPr>
+              <w:t xml:space="preserve">Foto completa</w:t>
+            </w:r>
+          </w:p>
+          <w:p>
+            <w:pPr>
+              <w:spacing w:after="20"/>
+            </w:pPr>
+            <w:r>
+              <w:rPr>
+                <w:rFonts w:ascii="Arial" w:cs="Arial" w:eastAsia="Arial" w:hAnsi="Arial"/>
+                <w:b/>
+                <w:bCs/>
+                <w:color w:val="C00000"/>
+                <w:sz w:val="13"/>
+                <w:szCs w:val="13"/>
+              </w:rPr>
+              <w:t xml:space="preserve">1 </w:t>
+            </w:r>
+            <w:r>
+              <w:rPr>
+                <w:rFonts w:ascii="Arial" w:cs="Arial" w:eastAsia="Arial" w:hAnsi="Arial"/>
+                <w:sz w:val="13"/>
+                <w:szCs w:val="13"/>
+              </w:rPr>
+              <w:t xml:space="preserve">Faja de garantía rayada roja/blanca → 30 × 40 mm</w:t>
+            </w:r>
+          </w:p>
+          <w:p>
+            <w:pPr>
+              <w:spacing w:after="60"/>
+            </w:pPr>
+            <w:r>
+              <w:rPr>
+                <w:rFonts w:ascii="Arial" w:cs="Arial" w:eastAsia="Arial" w:hAnsi="Arial"/>
+                <w:i/>
+                <w:iCs/>
+                <w:color w:val="404040"/>
+                <w:sz w:val="13"/>
+                <w:szCs w:val="13"/>
+              </w:rPr>
+              <w:t xml:space="preserve">Nota: Medida estimada por proporción; confirmar.</w:t>
+            </w:r>
+          </w:p>
+        </w:tc>
+      </w:tr>
+      <w:tr>
+        <w:trPr>
+          <w:cantSplit/>
+        </w:trPr>
+        <w:tc>
+          <w:tcPr>
+            <w:tcW w:type="dxa" w:w="5153"/>
+            <w:tcBorders>
+              <w:top w:val="none" w:color="FFFFFF" w:sz="0"/>
+              <w:left w:val="none" w:color="FFFFFF" w:sz="0"/>
+              <w:bottom w:val="none" w:color="FFFFFF" w:sz="0"/>
+              <w:right w:val="none" w:color="FFFFFF" w:sz="0"/>
+            </w:tcBorders>
+            <w:tcMar>
+              <w:top w:type="dxa" w:w="60"/>
+              <w:left w:type="dxa" w:w="80"/>
+              <w:bottom w:type="dxa" w:w="60"/>
+              <w:right w:type="dxa" w:w="80"/>
+            </w:tcMar>
+          </w:tcPr>
+          <w:p>
+            <w:pPr>
+              <w:keepNext/>
+              <w:spacing w:after="20"/>
+            </w:pPr>
+            <w:r>
+              <w:rPr>
+                <w:rFonts w:ascii="Arial" w:cs="Arial" w:eastAsia="Arial" w:hAnsi="Arial"/>
+                <w:b/>
+                <w:bCs/>
+                <w:color w:val="1F3864"/>
+                <w:sz w:val="16"/>
+                <w:szCs w:val="16"/>
+              </w:rPr>
+              <w:t xml:space="preserve">F35 · </w:t>
+            </w:r>
+            <w:r>
+              <w:rPr>
+                <w:rFonts w:ascii="Arial" w:cs="Arial" w:eastAsia="Arial" w:hAnsi="Arial"/>
+                <w:b/>
+                <w:bCs/>
+                <w:sz w:val="16"/>
+                <w:szCs w:val="16"/>
+              </w:rPr>
+              <w:t xml:space="preserve">Relevamiento: oblea circular PBA (DPS) aplicada</w:t>
+            </w:r>
+          </w:p>
+          <w:p>
+            <w:pPr>
+              <w:spacing w:after="30"/>
+              <w:jc w:val="center"/>
+            </w:pPr>
+            <w:r>
+              <w:drawing>
+                <wp:inline distT="0" distB="0" distL="0" distR="0">
+                  <wp:extent cx="1257300" cy="2238375"/>
+                  <wp:effectExtent t="0" r="0" b="0" l="0"/>
+                  <wp:docPr id="36" name="F35" descr="Relevamiento: oblea circular PBA (DPS) aplicada" title="F35"/>
+                  <wp:cNvGraphicFramePr>
+                    <a:graphicFrameLocks xmlns:a="http://schemas.openxmlformats.org/drawingml/2006/main" noChangeAspect="1"/>
+                  </wp:cNvGraphicFramePr>
+                  <a:graphic xmlns:a="http://schemas.openxmlformats.org/drawingml/2006/main">
+                    <a:graphicData uri="http://schemas.openxmlformats.org/drawingml/2006/picture">
+                      <pic:pic xmlns:pic="http://schemas.openxmlformats.org/drawingml/2006/picture">
+                        <pic:nvPicPr>
+                          <pic:cNvPr id="0" name="" descr=""/>
+                          <pic:cNvPicPr>
+                            <a:picLocks noChangeAspect="1" noChangeArrowheads="1"/>
+                          </pic:cNvPicPr>
+                        </pic:nvPicPr>
+                        <pic:blipFill>
+                          <a:blip r:embed="rId83" cstate="none"/>
+                          <a:srcRect/>
+                          <a:stretch>
+                            <a:fillRect/>
+                          </a:stretch>
+                        </pic:blipFill>
+                        <pic:spPr bwMode="auto">
+                          <a:xfrm>
+                            <a:off x="0" y="0"/>
+                            <a:ext cx="1257300" cy="2238375"/>
+                          </a:xfrm>
+                          <a:prstGeom prst="rect">
+                            <a:avLst/>
+                          </a:prstGeom>
+                        </pic:spPr>
+                      </pic:pic>
+                    </a:graphicData>
+                  </a:graphic>
+                </wp:inline>
+              </w:drawing>
+            </w:r>
+          </w:p>
+          <w:p>
+            <w:pPr>
+              <w:spacing w:after="20"/>
+            </w:pPr>
+            <w:r>
+              <w:rPr>
+                <w:rFonts w:ascii="Arial" w:cs="Arial" w:eastAsia="Arial" w:hAnsi="Arial"/>
+                <w:color w:val="595959"/>
+                <w:sz w:val="13"/>
+                <w:szCs w:val="13"/>
+              </w:rPr>
+              <w:t xml:space="preserve">Foto completa</w:t>
+            </w:r>
+          </w:p>
+          <w:p>
+            <w:pPr>
+              <w:spacing w:after="60"/>
+            </w:pPr>
+            <w:r>
+              <w:rPr>
+                <w:rFonts w:ascii="Arial" w:cs="Arial" w:eastAsia="Arial" w:hAnsi="Arial"/>
+                <w:b/>
+                <w:bCs/>
+                <w:color w:val="C00000"/>
+                <w:sz w:val="13"/>
+                <w:szCs w:val="13"/>
+              </w:rPr>
+              <w:t xml:space="preserve">1 </w:t>
+            </w:r>
+            <w:r>
+              <w:rPr>
+                <w:rFonts w:ascii="Arial" w:cs="Arial" w:eastAsia="Arial" w:hAnsi="Arial"/>
+                <w:sz w:val="13"/>
+                <w:szCs w:val="13"/>
+              </w:rPr>
+              <w:t xml:space="preserve">Oblea circular de la Provincia de Buenos Aires (ver Res. 522/07: Ø46)</w:t>
+            </w:r>
+          </w:p>
+        </w:tc>
+        <w:tc>
+          <w:tcPr>
+            <w:tcW w:type="dxa" w:w="5153"/>
+            <w:tcBorders>
+              <w:top w:val="none" w:color="FFFFFF" w:sz="0"/>
+              <w:left w:val="none" w:color="FFFFFF" w:sz="0"/>
+              <w:bottom w:val="none" w:color="FFFFFF" w:sz="0"/>
+              <w:right w:val="none" w:color="FFFFFF" w:sz="0"/>
+            </w:tcBorders>
+            <w:tcMar>
+              <w:top w:type="dxa" w:w="60"/>
+              <w:left w:type="dxa" w:w="80"/>
+              <w:bottom w:type="dxa" w:w="60"/>
+              <w:right w:type="dxa" w:w="80"/>
+            </w:tcMar>
+          </w:tcPr>
+          <w:p>
+            <w:pPr>
+              <w:keepNext/>
+              <w:spacing w:after="20"/>
+            </w:pPr>
+            <w:r>
+              <w:rPr>
+                <w:rFonts w:ascii="Arial" w:cs="Arial" w:eastAsia="Arial" w:hAnsi="Arial"/>
+                <w:b/>
+                <w:bCs/>
+                <w:color w:val="1F3864"/>
+                <w:sz w:val="16"/>
+                <w:szCs w:val="16"/>
+              </w:rPr>
+              <w:t xml:space="preserve">F36 · </w:t>
+            </w:r>
+            <w:r>
+              <w:rPr>
+                <w:rFonts w:ascii="Arial" w:cs="Arial" w:eastAsia="Arial" w:hAnsi="Arial"/>
+                <w:b/>
+                <w:bCs/>
+                <w:sz w:val="16"/>
+                <w:szCs w:val="16"/>
+              </w:rPr>
+              <w:t xml:space="preserve">Planilla MP FLAMA — geometría del acero por recipiente</w:t>
+            </w:r>
+          </w:p>
+          <w:p>
+            <w:pPr>
+              <w:spacing w:after="30"/>
+              <w:jc w:val="center"/>
+            </w:pPr>
+            <w:r>
+              <w:drawing>
+                <wp:inline distT="0" distB="0" distL="0" distR="0">
+                  <wp:extent cx="3143250" cy="809625"/>
+                  <wp:effectExtent t="0" r="0" b="0" l="0"/>
+                  <wp:docPr id="37" name="F36" descr="Planilla MP FLAMA — geometría del acero por recipiente" title="F36"/>
+                  <wp:cNvGraphicFramePr>
+                    <a:graphicFrameLocks xmlns:a="http://schemas.openxmlformats.org/drawingml/2006/main" noChangeAspect="1"/>
+                  </wp:cNvGraphicFramePr>
+                  <a:graphic xmlns:a="http://schemas.openxmlformats.org/drawingml/2006/main">
+                    <a:graphicData uri="http://schemas.openxmlformats.org/drawingml/2006/picture">
+                      <pic:pic xmlns:pic="http://schemas.openxmlformats.org/drawingml/2006/picture">
+                        <pic:nvPicPr>
+                          <pic:cNvPr id="0" name="" descr=""/>
+                          <pic:cNvPicPr>
+                            <a:picLocks noChangeAspect="1" noChangeArrowheads="1"/>
+                          </pic:cNvPicPr>
+                        </pic:nvPicPr>
+                        <pic:blipFill>
+                          <a:blip r:embed="rId84" cstate="none"/>
+                          <a:srcRect/>
+                          <a:stretch>
+                            <a:fillRect/>
+                          </a:stretch>
+                        </pic:blipFill>
+                        <pic:spPr bwMode="auto">
+                          <a:xfrm>
+                            <a:off x="0" y="0"/>
                             <a:ext cx="3143250" cy="809625"/>
                           </a:xfrm>
                           <a:prstGeom prst="rect">
@@ -9496,7 +9514,7 @@
                           </pic:cNvPicPr>
                         </pic:nvPicPr>
                         <pic:blipFill>
-                          <a:blip r:embed="rId83" cstate="none"/>
+                          <a:blip r:embed="rId85" cstate="none"/>
                           <a:srcRect/>
                           <a:stretch>
                             <a:fillRect/>
@@ -9712,7 +9730,7 @@
                           </pic:cNvPicPr>
                         </pic:nvPicPr>
                         <pic:blipFill>
-                          <a:blip r:embed="rId84" cstate="none"/>
+                          <a:blip r:embed="rId86" cstate="none"/>
                           <a:srcRect/>
                           <a:stretch>
                             <a:fillRect/>
@@ -10008,7 +10026,7 @@
                           </pic:cNvPicPr>
                         </pic:nvPicPr>
                         <pic:blipFill>
-                          <a:blip r:embed="rId85" cstate="none"/>
+                          <a:blip r:embed="rId87" cstate="none"/>
                           <a:srcRect/>
                           <a:stretch>
                             <a:fillRect/>
@@ -10139,6 +10157,383 @@
                 <w:szCs w:val="13"/>
               </w:rPr>
               <w:t xml:space="preserve">Nota: Documento del usuario (no es la fuente de verdad: se usa para el paso a paso y las medidas que fija).</w:t>
+            </w:r>
+          </w:p>
+        </w:tc>
+      </w:tr>
+    </w:tbl>
+    <w:p>
+      <w:pPr>
+        <w:pStyle w:val="Heading1"/>
+        <w:keepNext/>
+        <w:spacing w:after="80" w:before="160"/>
+      </w:pPr>
+      <w:r>
+        <w:rPr>
+          <w:rFonts w:ascii="Arial" w:cs="Arial" w:eastAsia="Arial" w:hAnsi="Arial"/>
+          <w:sz w:val="18"/>
+          <w:szCs w:val="18"/>
+        </w:rPr>
+        <w:t xml:space="preserve">7. Carro: portaeje, chapa, orejas y manija</w:t>
+      </w:r>
+    </w:p>
+    <w:p>
+      <w:pPr>
+        <w:keepNext/>
+        <w:spacing w:after="60" w:before="0"/>
+      </w:pPr>
+      <w:r>
+        <w:rPr>
+          <w:rFonts w:ascii="Arial" w:cs="Arial" w:eastAsia="Arial" w:hAnsi="Arial"/>
+          <w:sz w:val="16"/>
+          <w:szCs w:val="16"/>
+        </w:rPr>
+        <w:t xml:space="preserve">Lo que los procesos no definen (el puesto 8.1 del proceso de carros está vacío): plano Fadesa del rodante de 800 mm (manija doblada 30°, oreja) y foto del carro relevado (portaeje y chapa triangular).</w:t>
+      </w:r>
+    </w:p>
+    <w:tbl>
+      <w:tblPr>
+        <w:tblW w:type="dxa" w:w="10306"/>
+        <w:tblBorders>
+          <w:top w:val="none" w:color="FFFFFF" w:sz="0"/>
+          <w:left w:val="none" w:color="FFFFFF" w:sz="0"/>
+          <w:bottom w:val="none" w:color="FFFFFF" w:sz="0"/>
+          <w:right w:val="none" w:color="FFFFFF" w:sz="0"/>
+          <w:insideH w:val="none" w:color="FFFFFF" w:sz="0"/>
+          <w:insideV w:val="none" w:color="FFFFFF" w:sz="0"/>
+        </w:tblBorders>
+      </w:tblPr>
+      <w:tblGrid>
+        <w:gridCol w:w="5153"/>
+        <w:gridCol w:w="5153"/>
+      </w:tblGrid>
+      <w:tr>
+        <w:trPr>
+          <w:cantSplit/>
+        </w:trPr>
+        <w:tc>
+          <w:tcPr>
+            <w:tcW w:type="dxa" w:w="5153"/>
+            <w:tcBorders>
+              <w:top w:val="none" w:color="FFFFFF" w:sz="0"/>
+              <w:left w:val="none" w:color="FFFFFF" w:sz="0"/>
+              <w:bottom w:val="none" w:color="FFFFFF" w:sz="0"/>
+              <w:right w:val="none" w:color="FFFFFF" w:sz="0"/>
+            </w:tcBorders>
+            <w:tcMar>
+              <w:top w:type="dxa" w:w="60"/>
+              <w:left w:type="dxa" w:w="80"/>
+              <w:bottom w:type="dxa" w:w="60"/>
+              <w:right w:type="dxa" w:w="80"/>
+            </w:tcMar>
+          </w:tcPr>
+          <w:p>
+            <w:pPr>
+              <w:keepNext/>
+              <w:spacing w:after="20"/>
+            </w:pPr>
+            <w:r>
+              <w:rPr>
+                <w:rFonts w:ascii="Arial" w:cs="Arial" w:eastAsia="Arial" w:hAnsi="Arial"/>
+                <w:b/>
+                <w:bCs/>
+                <w:color w:val="1F3864"/>
+                <w:sz w:val="16"/>
+                <w:szCs w:val="16"/>
+              </w:rPr>
+              <w:t xml:space="preserve">F41 · </w:t>
+            </w:r>
+            <w:r>
+              <w:rPr>
+                <w:rFonts w:ascii="Arial" w:cs="Arial" w:eastAsia="Arial" w:hAnsi="Arial"/>
+                <w:b/>
+                <w:bCs/>
+                <w:sz w:val="16"/>
+                <w:szCs w:val="16"/>
+              </w:rPr>
+              <w:t xml:space="preserve">Plano Fadesa «Rodante 50kg 800mm R2» (código G692): vista lateral</w:t>
+            </w:r>
+          </w:p>
+          <w:p>
+            <w:pPr>
+              <w:spacing w:after="30"/>
+              <w:jc w:val="center"/>
+            </w:pPr>
+            <w:r>
+              <w:drawing>
+                <wp:inline distT="0" distB="0" distL="0" distR="0">
+                  <wp:extent cx="2190750" cy="3000375"/>
+                  <wp:effectExtent t="0" r="0" b="0" l="0"/>
+                  <wp:docPr id="41" name="F41" descr="Plano Fadesa «Rodante 50kg 800mm R2» (código G692): vista lateral" title="F41"/>
+                  <wp:cNvGraphicFramePr>
+                    <a:graphicFrameLocks xmlns:a="http://schemas.openxmlformats.org/drawingml/2006/main" noChangeAspect="1"/>
+                  </wp:cNvGraphicFramePr>
+                  <a:graphic xmlns:a="http://schemas.openxmlformats.org/drawingml/2006/main">
+                    <a:graphicData uri="http://schemas.openxmlformats.org/drawingml/2006/picture">
+                      <pic:pic xmlns:pic="http://schemas.openxmlformats.org/drawingml/2006/picture">
+                        <pic:nvPicPr>
+                          <pic:cNvPr id="0" name="" descr=""/>
+                          <pic:cNvPicPr>
+                            <a:picLocks noChangeAspect="1" noChangeArrowheads="1"/>
+                          </pic:cNvPicPr>
+                        </pic:nvPicPr>
+                        <pic:blipFill>
+                          <a:blip r:embed="rId88" cstate="none"/>
+                          <a:srcRect/>
+                          <a:stretch>
+                            <a:fillRect/>
+                          </a:stretch>
+                        </pic:blipFill>
+                        <pic:spPr bwMode="auto">
+                          <a:xfrm>
+                            <a:off x="0" y="0"/>
+                            <a:ext cx="2190750" cy="3000375"/>
+                          </a:xfrm>
+                          <a:prstGeom prst="rect">
+                            <a:avLst/>
+                          </a:prstGeom>
+                        </pic:spPr>
+                      </pic:pic>
+                    </a:graphicData>
+                  </a:graphic>
+                </wp:inline>
+              </w:drawing>
+            </w:r>
+          </w:p>
+          <w:p>
+            <w:pPr>
+              <w:spacing w:after="20"/>
+            </w:pPr>
+            <w:r>
+              <w:rPr>
+                <w:rFonts w:ascii="Arial" w:cs="Arial" w:eastAsia="Arial" w:hAnsi="Arial"/>
+                <w:color w:val="595959"/>
+                <w:sz w:val="13"/>
+                <w:szCs w:val="13"/>
+              </w:rPr>
+              <w:t xml:space="preserve">Página 1 (única): vista lateral, manija</w:t>
+            </w:r>
+          </w:p>
+          <w:p>
+            <w:pPr>
+              <w:spacing w:after="20"/>
+            </w:pPr>
+            <w:r>
+              <w:rPr>
+                <w:rFonts w:ascii="Arial" w:cs="Arial" w:eastAsia="Arial" w:hAnsi="Arial"/>
+                <w:b/>
+                <w:bCs/>
+                <w:color w:val="C00000"/>
+                <w:sz w:val="13"/>
+                <w:szCs w:val="13"/>
+              </w:rPr>
+              <w:t xml:space="preserve">1 </w:t>
+            </w:r>
+            <w:r>
+              <w:rPr>
+                <w:rFonts w:ascii="Arial" w:cs="Arial" w:eastAsia="Arial" w:hAnsi="Arial"/>
+                <w:sz w:val="13"/>
+                <w:szCs w:val="13"/>
+              </w:rPr>
+              <w:t xml:space="preserve">Manija: tramo superior doblado 30° hacia atrás por encima de la cúpula  ·  </w:t>
+            </w:r>
+            <w:r>
+              <w:rPr>
+                <w:rFonts w:ascii="Arial" w:cs="Arial" w:eastAsia="Arial" w:hAnsi="Arial"/>
+                <w:b/>
+                <w:bCs/>
+                <w:color w:val="C00000"/>
+                <w:sz w:val="13"/>
+                <w:szCs w:val="13"/>
+              </w:rPr>
+              <w:t xml:space="preserve">2 </w:t>
+            </w:r>
+            <w:r>
+              <w:rPr>
+                <w:rFonts w:ascii="Arial" w:cs="Arial" w:eastAsia="Arial" w:hAnsi="Arial"/>
+                <w:sz w:val="13"/>
+                <w:szCs w:val="13"/>
+              </w:rPr>
+              <w:t xml:space="preserve">Oreja que sujeta la pata de la manija al cuerpo</w:t>
+            </w:r>
+          </w:p>
+          <w:p>
+            <w:pPr>
+              <w:spacing w:after="60"/>
+            </w:pPr>
+            <w:r>
+              <w:rPr>
+                <w:rFonts w:ascii="Arial" w:cs="Arial" w:eastAsia="Arial" w:hAnsi="Arial"/>
+                <w:i/>
+                <w:iCs/>
+                <w:color w:val="404040"/>
+                <w:sz w:val="13"/>
+                <w:szCs w:val="13"/>
+              </w:rPr>
+              <w:t xml:space="preserve">Nota: Ángulo del tramo superior de la manija medido sobre el dibujo vectorial: 30.1° respecto de la vertical. El caño sube recto pegado al cuerpo, sujeto por la oreja a la altura de la unión cuerpo-cúpula, y se dobla por encima de la cúpula.</w:t>
+            </w:r>
+          </w:p>
+        </w:tc>
+        <w:tc>
+          <w:tcPr>
+            <w:tcW w:type="dxa" w:w="5153"/>
+            <w:tcBorders>
+              <w:top w:val="none" w:color="FFFFFF" w:sz="0"/>
+              <w:left w:val="none" w:color="FFFFFF" w:sz="0"/>
+              <w:bottom w:val="none" w:color="FFFFFF" w:sz="0"/>
+              <w:right w:val="none" w:color="FFFFFF" w:sz="0"/>
+            </w:tcBorders>
+            <w:tcMar>
+              <w:top w:type="dxa" w:w="60"/>
+              <w:left w:type="dxa" w:w="80"/>
+              <w:bottom w:type="dxa" w:w="60"/>
+              <w:right w:type="dxa" w:w="80"/>
+            </w:tcMar>
+          </w:tcPr>
+          <w:p>
+            <w:pPr>
+              <w:keepNext/>
+              <w:spacing w:after="20"/>
+            </w:pPr>
+            <w:r>
+              <w:rPr>
+                <w:rFonts w:ascii="Arial" w:cs="Arial" w:eastAsia="Arial" w:hAnsi="Arial"/>
+                <w:b/>
+                <w:bCs/>
+                <w:color w:val="1F3864"/>
+                <w:sz w:val="16"/>
+                <w:szCs w:val="16"/>
+              </w:rPr>
+              <w:t xml:space="preserve">F42 · </w:t>
+            </w:r>
+            <w:r>
+              <w:rPr>
+                <w:rFonts w:ascii="Arial" w:cs="Arial" w:eastAsia="Arial" w:hAnsi="Arial"/>
+                <w:b/>
+                <w:bCs/>
+                <w:sz w:val="16"/>
+                <w:szCs w:val="16"/>
+              </w:rPr>
+              <w:t xml:space="preserve">Carro relevado (foto enviada por el usuario)</w:t>
+            </w:r>
+          </w:p>
+          <w:p>
+            <w:pPr>
+              <w:spacing w:after="30"/>
+              <w:jc w:val="center"/>
+            </w:pPr>
+            <w:r>
+              <w:drawing>
+                <wp:inline distT="0" distB="0" distL="0" distR="0">
+                  <wp:extent cx="2124075" cy="2238375"/>
+                  <wp:effectExtent t="0" r="0" b="0" l="0"/>
+                  <wp:docPr id="42" name="F42" descr="Carro relevado (foto enviada por el usuario)" title="F42"/>
+                  <wp:cNvGraphicFramePr>
+                    <a:graphicFrameLocks xmlns:a="http://schemas.openxmlformats.org/drawingml/2006/main" noChangeAspect="1"/>
+                  </wp:cNvGraphicFramePr>
+                  <a:graphic xmlns:a="http://schemas.openxmlformats.org/drawingml/2006/main">
+                    <a:graphicData uri="http://schemas.openxmlformats.org/drawingml/2006/picture">
+                      <pic:pic xmlns:pic="http://schemas.openxmlformats.org/drawingml/2006/picture">
+                        <pic:nvPicPr>
+                          <pic:cNvPr id="0" name="" descr=""/>
+                          <pic:cNvPicPr>
+                            <a:picLocks noChangeAspect="1" noChangeArrowheads="1"/>
+                          </pic:cNvPicPr>
+                        </pic:nvPicPr>
+                        <pic:blipFill>
+                          <a:blip r:embed="rId89" cstate="none"/>
+                          <a:srcRect/>
+                          <a:stretch>
+                            <a:fillRect/>
+                          </a:stretch>
+                        </pic:blipFill>
+                        <pic:spPr bwMode="auto">
+                          <a:xfrm>
+                            <a:off x="0" y="0"/>
+                            <a:ext cx="2124075" cy="2238375"/>
+                          </a:xfrm>
+                          <a:prstGeom prst="rect">
+                            <a:avLst/>
+                          </a:prstGeom>
+                        </pic:spPr>
+                      </pic:pic>
+                    </a:graphicData>
+                  </a:graphic>
+                </wp:inline>
+              </w:drawing>
+            </w:r>
+          </w:p>
+          <w:p>
+            <w:pPr>
+              <w:spacing w:after="20"/>
+            </w:pPr>
+            <w:r>
+              <w:rPr>
+                <w:rFonts w:ascii="Arial" w:cs="Arial" w:eastAsia="Arial" w:hAnsi="Arial"/>
+                <w:color w:val="595959"/>
+                <w:sz w:val="13"/>
+                <w:szCs w:val="13"/>
+              </w:rPr>
+              <w:t xml:space="preserve">Vista trasera-lateral del tren rodante</w:t>
+            </w:r>
+          </w:p>
+          <w:p>
+            <w:pPr>
+              <w:spacing w:after="20"/>
+            </w:pPr>
+            <w:r>
+              <w:rPr>
+                <w:rFonts w:ascii="Arial" w:cs="Arial" w:eastAsia="Arial" w:hAnsi="Arial"/>
+                <w:b/>
+                <w:bCs/>
+                <w:color w:val="C00000"/>
+                <w:sz w:val="13"/>
+                <w:szCs w:val="13"/>
+              </w:rPr>
+              <w:t xml:space="preserve">1 </w:t>
+            </w:r>
+            <w:r>
+              <w:rPr>
+                <w:rFonts w:ascii="Arial" w:cs="Arial" w:eastAsia="Arial" w:hAnsi="Arial"/>
+                <w:sz w:val="13"/>
+                <w:szCs w:val="13"/>
+              </w:rPr>
+              <w:t xml:space="preserve">Portaeje: caño cruzado atrás, con el eje de las ruedas adentro  ·  </w:t>
+            </w:r>
+            <w:r>
+              <w:rPr>
+                <w:rFonts w:ascii="Arial" w:cs="Arial" w:eastAsia="Arial" w:hAnsi="Arial"/>
+                <w:b/>
+                <w:bCs/>
+                <w:color w:val="C00000"/>
+                <w:sz w:val="13"/>
+                <w:szCs w:val="13"/>
+              </w:rPr>
+              <w:t xml:space="preserve">2 </w:t>
+            </w:r>
+            <w:r>
+              <w:rPr>
+                <w:rFonts w:ascii="Arial" w:cs="Arial" w:eastAsia="Arial" w:hAnsi="Arial"/>
+                <w:sz w:val="13"/>
+                <w:szCs w:val="13"/>
+              </w:rPr>
+              <w:t xml:space="preserve">Chapa triangular soldada al cuerpo y al portaeje</w:t>
+            </w:r>
+          </w:p>
+          <w:p>
+            <w:pPr>
+              <w:spacing w:after="60"/>
+            </w:pPr>
+            <w:r>
+              <w:rPr>
+                <w:rFonts w:ascii="Arial" w:cs="Arial" w:eastAsia="Arial" w:hAnsi="Arial"/>
+                <w:i/>
+                <w:iCs/>
+                <w:color w:val="404040"/>
+                <w:sz w:val="13"/>
+                <w:szCs w:val="13"/>
+              </w:rPr>
+              <w:t xml:space="preserve">Nota: El eje pasa por un portaeje (caño) cruzado detrás del cuerpo, sostenido por chapas triangulares soldadas a la pared del recipiente.</w:t>
             </w:r>
           </w:p>
         </w:tc>
@@ -10169,7 +10564,7 @@
           <w:sz w:val="16"/>
           <w:szCs w:val="16"/>
         </w:rPr>
-        <w:t xml:space="preserve">Línea exacta del generador de planos (commit 493ed36). Amarillo = decisión de diseño a confirmar con el proveedor o el prototipo; naranja = a validar.</w:t>
+        <w:t xml:space="preserve">Línea exacta del generador de planos (commit b2269fe). Amarillo = decisión de diseño a confirmar con el proveedor o el prototipo; naranja = a validar.</w:t>
       </w:r>
     </w:p>
     <w:tbl>
@@ -10512,7 +10907,7 @@
             </w:tcMar>
           </w:tcPr>
           <w:p>
-            <w:hyperlink w:history="1" r:id="rIdfh7o9zp8xnukwub6w1ghb">
+            <w:hyperlink w:history="1" r:id="rIdqmwgunzqvxsyt72ewrg5m">
               <w:r>
                 <w:rPr>
                   <w:rStyle w:val="Hyperlink"/>
@@ -10672,7 +11067,7 @@
             </w:tcMar>
           </w:tcPr>
           <w:p>
-            <w:hyperlink w:history="1" r:id="rId4yrmizeecq6bhj98uauly">
+            <w:hyperlink w:history="1" r:id="rIdsymyq56pjyreww-hj4dgq">
               <w:r>
                 <w:rPr>
                   <w:rStyle w:val="Hyperlink"/>
@@ -10832,7 +11227,7 @@
             </w:tcMar>
           </w:tcPr>
           <w:p>
-            <w:hyperlink w:history="1" r:id="rIdo4gunlg0wv9aemctepol3">
+            <w:hyperlink w:history="1" r:id="rIdxpycl4rcz_votkwzurjsd">
               <w:r>
                 <w:rPr>
                   <w:rStyle w:val="Hyperlink"/>
@@ -10840,7 +11235,7 @@
                   <w:sz w:val="13"/>
                   <w:szCs w:val="13"/>
                 </w:rPr>
-                <w:t xml:space="preserve">bom.py:222</w:t>
+                <w:t xml:space="preserve">bom.py:236</w:t>
               </w:r>
             </w:hyperlink>
           </w:p>
@@ -10992,7 +11387,7 @@
             </w:tcMar>
           </w:tcPr>
           <w:p>
-            <w:hyperlink w:history="1" r:id="rId_6fuxmsyre2dyggst9u_d">
+            <w:hyperlink w:history="1" r:id="rId0tr60ktvqnhb39nob9hmt">
               <w:r>
                 <w:rPr>
                   <w:rStyle w:val="Hyperlink"/>
@@ -11000,7 +11395,7 @@
                   <w:sz w:val="13"/>
                   <w:szCs w:val="13"/>
                 </w:rPr>
-                <w:t xml:space="preserve">modelo3d.py:425</w:t>
+                <w:t xml:space="preserve">modelo3d.py:428</w:t>
               </w:r>
             </w:hyperlink>
           </w:p>
@@ -11152,7 +11547,7 @@
             </w:tcMar>
           </w:tcPr>
           <w:p>
-            <w:hyperlink w:history="1" r:id="rIdtugemid8qyerp4vc0y2-m">
+            <w:hyperlink w:history="1" r:id="rId6waese8wuv4pobayzgell">
               <w:r>
                 <w:rPr>
                   <w:rStyle w:val="Hyperlink"/>
@@ -11160,7 +11555,7 @@
                   <w:sz w:val="13"/>
                   <w:szCs w:val="13"/>
                 </w:rPr>
-                <w:t xml:space="preserve">modelo3d.py:408</w:t>
+                <w:t xml:space="preserve">modelo3d.py:411</w:t>
               </w:r>
             </w:hyperlink>
           </w:p>
@@ -11312,7 +11707,7 @@
             </w:tcMar>
           </w:tcPr>
           <w:p>
-            <w:hyperlink w:history="1" r:id="rIds0iqx1vw1fgmu6vuvre9s">
+            <w:hyperlink w:history="1" r:id="rId9dob5ctdq4szaaxz-ccmg">
               <w:r>
                 <w:rPr>
                   <w:rStyle w:val="Hyperlink"/>
@@ -11320,7 +11715,7 @@
                   <w:sz w:val="13"/>
                   <w:szCs w:val="13"/>
                 </w:rPr>
-                <w:t xml:space="preserve">modelo3d.py:419</w:t>
+                <w:t xml:space="preserve">modelo3d.py:422</w:t>
               </w:r>
             </w:hyperlink>
           </w:p>
@@ -11472,7 +11867,7 @@
             </w:tcMar>
           </w:tcPr>
           <w:p>
-            <w:hyperlink w:history="1" r:id="rIdwh1z1_uxds3vrxqse5lcv">
+            <w:hyperlink w:history="1" r:id="rIdjll2t-z2dlqfuwmj6bsbf">
               <w:r>
                 <w:rPr>
                   <w:rStyle w:val="Hyperlink"/>
@@ -11480,7 +11875,7 @@
                   <w:sz w:val="13"/>
                   <w:szCs w:val="13"/>
                 </w:rPr>
-                <w:t xml:space="preserve">modelo3d.py:493</w:t>
+                <w:t xml:space="preserve">modelo3d.py:496</w:t>
               </w:r>
             </w:hyperlink>
           </w:p>
@@ -11632,7 +12027,7 @@
             </w:tcMar>
           </w:tcPr>
           <w:p>
-            <w:hyperlink w:history="1" r:id="rIdqmvgcknoffbkstbsc7zbj">
+            <w:hyperlink w:history="1" r:id="rId1ppja7ajdylrqtlr7y152">
               <w:r>
                 <w:rPr>
                   <w:rStyle w:val="Hyperlink"/>
@@ -11640,7 +12035,7 @@
                   <w:sz w:val="13"/>
                   <w:szCs w:val="13"/>
                 </w:rPr>
-                <w:t xml:space="preserve">modelo3d.py:865</w:t>
+                <w:t xml:space="preserve">modelo3d.py:946</w:t>
               </w:r>
             </w:hyperlink>
           </w:p>
@@ -11792,7 +12187,7 @@
             </w:tcMar>
           </w:tcPr>
           <w:p>
-            <w:hyperlink w:history="1" r:id="rIdggib5k83yelmnjcjiffg8">
+            <w:hyperlink w:history="1" r:id="rIdcalyf7j3qs6zwfkl6hii6">
               <w:r>
                 <w:rPr>
                   <w:rStyle w:val="Hyperlink"/>
@@ -11952,7 +12347,7 @@
             </w:tcMar>
           </w:tcPr>
           <w:p>
-            <w:hyperlink w:history="1" r:id="rIdjobbeg4hdgkhz2xjdthaw">
+            <w:hyperlink w:history="1" r:id="rIdh8a87e60-pzvp-oxf02em">
               <w:r>
                 <w:rPr>
                   <w:rStyle w:val="Hyperlink"/>
@@ -12112,7 +12507,7 @@
             </w:tcMar>
           </w:tcPr>
           <w:p>
-            <w:hyperlink w:history="1" r:id="rIdxbe4psgrxvkyr-zjtoojn">
+            <w:hyperlink w:history="1" r:id="rIdei3sxdq3yxi1t0j64-qvw">
               <w:r>
                 <w:rPr>
                   <w:rStyle w:val="Hyperlink"/>
@@ -12272,7 +12667,7 @@
             </w:tcMar>
           </w:tcPr>
           <w:p>
-            <w:hyperlink w:history="1" r:id="rIdyhwnaxxymml47pqe9gapk">
+            <w:hyperlink w:history="1" r:id="rIdhwl3t9donzz0n3jl93i5q">
               <w:r>
                 <w:rPr>
                   <w:rStyle w:val="Hyperlink"/>
@@ -12280,7 +12675,7 @@
                   <w:sz w:val="13"/>
                   <w:szCs w:val="13"/>
                 </w:rPr>
-                <w:t xml:space="preserve">modelo3d.py:446</w:t>
+                <w:t xml:space="preserve">modelo3d.py:449</w:t>
               </w:r>
             </w:hyperlink>
           </w:p>
@@ -12432,7 +12827,7 @@
             </w:tcMar>
           </w:tcPr>
           <w:p>
-            <w:hyperlink w:history="1" r:id="rIdtirpmuqtywln9harpg96_">
+            <w:hyperlink w:history="1" r:id="rIdg7yx7hlguokimzmfdrpuw">
               <w:r>
                 <w:rPr>
                   <w:rStyle w:val="Hyperlink"/>
@@ -12440,7 +12835,7 @@
                   <w:sz w:val="13"/>
                   <w:szCs w:val="13"/>
                 </w:rPr>
-                <w:t xml:space="preserve">modelo3d.py:521</w:t>
+                <w:t xml:space="preserve">modelo3d.py:527</w:t>
               </w:r>
             </w:hyperlink>
           </w:p>
@@ -12592,7 +12987,7 @@
             </w:tcMar>
           </w:tcPr>
           <w:p>
-            <w:hyperlink w:history="1" r:id="rId2dmplpmnmumpaaavqytmp">
+            <w:hyperlink w:history="1" r:id="rIdngyjbuyu733kv8m6rrybn">
               <w:r>
                 <w:rPr>
                   <w:rStyle w:val="Hyperlink"/>
@@ -12600,7 +12995,7 @@
                   <w:sz w:val="13"/>
                   <w:szCs w:val="13"/>
                 </w:rPr>
-                <w:t xml:space="preserve">modelo3d.py:459</w:t>
+                <w:t xml:space="preserve">modelo3d.py:462</w:t>
               </w:r>
             </w:hyperlink>
           </w:p>
@@ -12752,7 +13147,7 @@
             </w:tcMar>
           </w:tcPr>
           <w:p>
-            <w:hyperlink w:history="1" r:id="rIdbawtlxjkfl1wwk0oe2jp3">
+            <w:hyperlink w:history="1" r:id="rIdg9zu-efuuifvfs2q_fruj">
               <w:r>
                 <w:rPr>
                   <w:rStyle w:val="Hyperlink"/>
@@ -12760,7 +13155,7 @@
                   <w:sz w:val="13"/>
                   <w:szCs w:val="13"/>
                 </w:rPr>
-                <w:t xml:space="preserve">modelo3d.py:460</w:t>
+                <w:t xml:space="preserve">modelo3d.py:463</w:t>
               </w:r>
             </w:hyperlink>
           </w:p>
@@ -12859,7 +13254,7 @@
                 <w:sz w:val="14"/>
                 <w:szCs w:val="14"/>
               </w:rPr>
-              <w:t xml:space="preserve">Banda de 18 mm abrazando el cuerpo</w:t>
+              <w:t xml:space="preserve">Banda que abraza el cuerpo por encima de las calcomanías (0,3 mm); 14,4 en el suncho portamanguera F674 del plano Fadesa</w:t>
             </w:r>
           </w:p>
         </w:tc>
@@ -12912,7 +13307,7 @@
             </w:tcMar>
           </w:tcPr>
           <w:p>
-            <w:hyperlink w:history="1" r:id="rIdehq_diaeyq5gmigu1door">
+            <w:hyperlink w:history="1" r:id="rIdqqmgnfji7mrr3t-q8cgd3">
               <w:r>
                 <w:rPr>
                   <w:rStyle w:val="Hyperlink"/>
@@ -12920,7 +13315,7 @@
                   <w:sz w:val="13"/>
                   <w:szCs w:val="13"/>
                 </w:rPr>
-                <w:t xml:space="preserve">modelo3d.py:573</w:t>
+                <w:t xml:space="preserve">modelo3d.py:579</w:t>
               </w:r>
             </w:hyperlink>
           </w:p>
@@ -13072,7 +13467,7 @@
             </w:tcMar>
           </w:tcPr>
           <w:p>
-            <w:hyperlink w:history="1" r:id="rIdmolzxmjkrnedzggcfd_ta">
+            <w:hyperlink w:history="1" r:id="rIdexa7dalig3nf8faodnqqg">
               <w:r>
                 <w:rPr>
                   <w:rStyle w:val="Hyperlink"/>
@@ -13080,7 +13475,7 @@
                   <w:sz w:val="13"/>
                   <w:szCs w:val="13"/>
                 </w:rPr>
-                <w:t xml:space="preserve">modelo3d.py:646</w:t>
+                <w:t xml:space="preserve">modelo3d.py:654</w:t>
               </w:r>
             </w:hyperlink>
           </w:p>
@@ -13232,7 +13627,487 @@
             </w:tcMar>
           </w:tcPr>
           <w:p>
-            <w:hyperlink w:history="1" r:id="rId2ct3cy8j__u_2genejkag">
+            <w:hyperlink w:history="1" r:id="rIdud603zapgvvdgmqnict_u">
+              <w:r>
+                <w:rPr>
+                  <w:rStyle w:val="Hyperlink"/>
+                  <w:rFonts w:ascii="Arial" w:cs="Arial" w:eastAsia="Arial" w:hAnsi="Arial"/>
+                  <w:sz w:val="13"/>
+                  <w:szCs w:val="13"/>
+                </w:rPr>
+                <w:t xml:space="preserve">modelo3d.py:656</w:t>
+              </w:r>
+            </w:hyperlink>
+          </w:p>
+        </w:tc>
+      </w:tr>
+      <w:tr>
+        <w:trPr>
+          <w:cantSplit/>
+        </w:trPr>
+        <w:tc>
+          <w:tcPr>
+            <w:tcW w:type="dxa" w:w="560"/>
+            <w:tcBorders>
+              <w:top w:val="single" w:color="BFBFBF" w:sz="4"/>
+              <w:left w:val="single" w:color="BFBFBF" w:sz="4"/>
+              <w:bottom w:val="single" w:color="BFBFBF" w:sz="4"/>
+              <w:right w:val="single" w:color="BFBFBF" w:sz="4"/>
+            </w:tcBorders>
+            <w:shd w:fill="FFF2CC" w:color="auto" w:val="clear"/>
+            <w:tcMar>
+              <w:top w:type="dxa" w:w="25"/>
+              <w:left w:type="dxa" w:w="70"/>
+              <w:bottom w:type="dxa" w:w="25"/>
+              <w:right w:type="dxa" w:w="70"/>
+            </w:tcMar>
+          </w:tcPr>
+          <w:p>
+            <w:pPr>
+              <w:spacing w:after="0"/>
+            </w:pPr>
+            <w:r>
+              <w:rPr>
+                <w:rFonts w:ascii="Arial" w:cs="Arial" w:eastAsia="Arial" w:hAnsi="Arial"/>
+                <w:sz w:val="14"/>
+                <w:szCs w:val="14"/>
+              </w:rPr>
+              <w:t xml:space="preserve">D19</w:t>
+            </w:r>
+          </w:p>
+        </w:tc>
+        <w:tc>
+          <w:tcPr>
+            <w:tcW w:type="dxa" w:w="3700"/>
+            <w:tcBorders>
+              <w:top w:val="single" w:color="BFBFBF" w:sz="4"/>
+              <w:left w:val="single" w:color="BFBFBF" w:sz="4"/>
+              <w:bottom w:val="single" w:color="BFBFBF" w:sz="4"/>
+              <w:right w:val="single" w:color="BFBFBF" w:sz="4"/>
+            </w:tcBorders>
+            <w:shd w:fill="FFF2CC" w:color="auto" w:val="clear"/>
+            <w:tcMar>
+              <w:top w:type="dxa" w:w="25"/>
+              <w:left w:type="dxa" w:w="70"/>
+              <w:bottom w:type="dxa" w:w="25"/>
+              <w:right w:type="dxa" w:w="70"/>
+            </w:tcMar>
+          </w:tcPr>
+          <w:p>
+            <w:pPr>
+              <w:spacing w:after="0"/>
+            </w:pPr>
+            <w:r>
+              <w:rPr>
+                <w:rFonts w:ascii="Arial" w:cs="Arial" w:eastAsia="Arial" w:hAnsi="Arial"/>
+                <w:sz w:val="14"/>
+                <w:szCs w:val="14"/>
+              </w:rPr>
+              <w:t xml:space="preserve">Llanta con cubo: Espesor aro / disco</w:t>
+            </w:r>
+          </w:p>
+        </w:tc>
+        <w:tc>
+          <w:tcPr>
+            <w:tcW w:type="dxa" w:w="3600"/>
+            <w:tcBorders>
+              <w:top w:val="single" w:color="BFBFBF" w:sz="4"/>
+              <w:left w:val="single" w:color="BFBFBF" w:sz="4"/>
+              <w:bottom w:val="single" w:color="BFBFBF" w:sz="4"/>
+              <w:right w:val="single" w:color="BFBFBF" w:sz="4"/>
+            </w:tcBorders>
+            <w:shd w:fill="FFF2CC" w:color="auto" w:val="clear"/>
+            <w:tcMar>
+              <w:top w:type="dxa" w:w="25"/>
+              <w:left w:type="dxa" w:w="70"/>
+              <w:bottom w:type="dxa" w:w="25"/>
+              <w:right w:type="dxa" w:w="70"/>
+            </w:tcMar>
+          </w:tcPr>
+          <w:p>
+            <w:pPr>
+              <w:spacing w:after="0"/>
+            </w:pPr>
+            <w:r>
+              <w:rPr>
+                <w:rFonts w:ascii="Arial" w:cs="Arial" w:eastAsia="Arial" w:hAnsi="Arial"/>
+                <w:sz w:val="14"/>
+                <w:szCs w:val="14"/>
+              </w:rPr>
+              <w:t xml:space="preserve">Chapa estampada; ajustado a la masa de los planos Fadesa</w:t>
+            </w:r>
+          </w:p>
+        </w:tc>
+        <w:tc>
+          <w:tcPr>
+            <w:tcW w:type="dxa" w:w="1246"/>
+            <w:tcBorders>
+              <w:top w:val="single" w:color="BFBFBF" w:sz="4"/>
+              <w:left w:val="single" w:color="BFBFBF" w:sz="4"/>
+              <w:bottom w:val="single" w:color="BFBFBF" w:sz="4"/>
+              <w:right w:val="single" w:color="BFBFBF" w:sz="4"/>
+            </w:tcBorders>
+            <w:shd w:fill="FFF2CC" w:color="auto" w:val="clear"/>
+            <w:tcMar>
+              <w:top w:type="dxa" w:w="25"/>
+              <w:left w:type="dxa" w:w="70"/>
+              <w:bottom w:type="dxa" w:w="25"/>
+              <w:right w:type="dxa" w:w="70"/>
+            </w:tcMar>
+          </w:tcPr>
+          <w:p>
+            <w:pPr>
+              <w:spacing w:after="0"/>
+            </w:pPr>
+            <w:r>
+              <w:rPr>
+                <w:rFonts w:ascii="Arial" w:cs="Arial" w:eastAsia="Arial" w:hAnsi="Arial"/>
+                <w:sz w:val="14"/>
+                <w:szCs w:val="14"/>
+              </w:rPr>
+              <w:t xml:space="preserve">5 modelos</w:t>
+            </w:r>
+          </w:p>
+        </w:tc>
+        <w:tc>
+          <w:tcPr>
+            <w:tcW w:type="dxa" w:w="1200"/>
+            <w:tcBorders>
+              <w:top w:val="single" w:color="BFBFBF" w:sz="4"/>
+              <w:left w:val="single" w:color="BFBFBF" w:sz="4"/>
+              <w:bottom w:val="single" w:color="BFBFBF" w:sz="4"/>
+              <w:right w:val="single" w:color="BFBFBF" w:sz="4"/>
+            </w:tcBorders>
+            <w:shd w:fill="FFF2CC" w:color="auto" w:val="clear"/>
+            <w:tcMar>
+              <w:top w:type="dxa" w:w="25"/>
+              <w:left w:type="dxa" w:w="70"/>
+              <w:bottom w:type="dxa" w:w="25"/>
+              <w:right w:type="dxa" w:w="70"/>
+            </w:tcMar>
+          </w:tcPr>
+          <w:p>
+            <w:hyperlink w:history="1" r:id="rIded28mb9_jukvwkmk_ofgz">
+              <w:r>
+                <w:rPr>
+                  <w:rStyle w:val="Hyperlink"/>
+                  <w:rFonts w:ascii="Arial" w:cs="Arial" w:eastAsia="Arial" w:hAnsi="Arial"/>
+                  <w:sz w:val="13"/>
+                  <w:szCs w:val="13"/>
+                </w:rPr>
+                <w:t xml:space="preserve">modelo3d.py:655</w:t>
+              </w:r>
+            </w:hyperlink>
+          </w:p>
+        </w:tc>
+      </w:tr>
+      <w:tr>
+        <w:trPr>
+          <w:cantSplit/>
+        </w:trPr>
+        <w:tc>
+          <w:tcPr>
+            <w:tcW w:type="dxa" w:w="560"/>
+            <w:tcBorders>
+              <w:top w:val="single" w:color="BFBFBF" w:sz="4"/>
+              <w:left w:val="single" w:color="BFBFBF" w:sz="4"/>
+              <w:bottom w:val="single" w:color="BFBFBF" w:sz="4"/>
+              <w:right w:val="single" w:color="BFBFBF" w:sz="4"/>
+            </w:tcBorders>
+            <w:shd w:fill="FFF2CC" w:color="auto" w:val="clear"/>
+            <w:tcMar>
+              <w:top w:type="dxa" w:w="25"/>
+              <w:left w:type="dxa" w:w="70"/>
+              <w:bottom w:type="dxa" w:w="25"/>
+              <w:right w:type="dxa" w:w="70"/>
+            </w:tcMar>
+          </w:tcPr>
+          <w:p>
+            <w:pPr>
+              <w:spacing w:after="0"/>
+            </w:pPr>
+            <w:r>
+              <w:rPr>
+                <w:rFonts w:ascii="Arial" w:cs="Arial" w:eastAsia="Arial" w:hAnsi="Arial"/>
+                <w:sz w:val="14"/>
+                <w:szCs w:val="14"/>
+              </w:rPr>
+              <w:t xml:space="preserve">D20</w:t>
+            </w:r>
+          </w:p>
+        </w:tc>
+        <w:tc>
+          <w:tcPr>
+            <w:tcW w:type="dxa" w:w="3700"/>
+            <w:tcBorders>
+              <w:top w:val="single" w:color="BFBFBF" w:sz="4"/>
+              <w:left w:val="single" w:color="BFBFBF" w:sz="4"/>
+              <w:bottom w:val="single" w:color="BFBFBF" w:sz="4"/>
+              <w:right w:val="single" w:color="BFBFBF" w:sz="4"/>
+            </w:tcBorders>
+            <w:shd w:fill="FFF2CC" w:color="auto" w:val="clear"/>
+            <w:tcMar>
+              <w:top w:type="dxa" w:w="25"/>
+              <w:left w:type="dxa" w:w="70"/>
+              <w:bottom w:type="dxa" w:w="25"/>
+              <w:right w:type="dxa" w:w="70"/>
+            </w:tcMar>
+          </w:tcPr>
+          <w:p>
+            <w:pPr>
+              <w:spacing w:after="0"/>
+            </w:pPr>
+            <w:r>
+              <w:rPr>
+                <w:rFonts w:ascii="Arial" w:cs="Arial" w:eastAsia="Arial" w:hAnsi="Arial"/>
+                <w:sz w:val="14"/>
+                <w:szCs w:val="14"/>
+              </w:rPr>
+              <w:t xml:space="preserve">Llanta con cubo: Cubo Ø ext / Ø int</w:t>
+            </w:r>
+          </w:p>
+        </w:tc>
+        <w:tc>
+          <w:tcPr>
+            <w:tcW w:type="dxa" w:w="3600"/>
+            <w:tcBorders>
+              <w:top w:val="single" w:color="BFBFBF" w:sz="4"/>
+              <w:left w:val="single" w:color="BFBFBF" w:sz="4"/>
+              <w:bottom w:val="single" w:color="BFBFBF" w:sz="4"/>
+              <w:right w:val="single" w:color="BFBFBF" w:sz="4"/>
+            </w:tcBorders>
+            <w:shd w:fill="FFF2CC" w:color="auto" w:val="clear"/>
+            <w:tcMar>
+              <w:top w:type="dxa" w:w="25"/>
+              <w:left w:type="dxa" w:w="70"/>
+              <w:bottom w:type="dxa" w:w="25"/>
+              <w:right w:type="dxa" w:w="70"/>
+            </w:tcMar>
+          </w:tcPr>
+          <w:p>
+            <w:pPr>
+              <w:spacing w:after="0"/>
+            </w:pPr>
+            <w:r>
+              <w:rPr>
+                <w:rFonts w:ascii="Arial" w:cs="Arial" w:eastAsia="Arial" w:hAnsi="Arial"/>
+                <w:sz w:val="14"/>
+                <w:szCs w:val="14"/>
+              </w:rPr>
+              <w:t xml:space="preserve">Cubo para eje Ø25</w:t>
+            </w:r>
+          </w:p>
+        </w:tc>
+        <w:tc>
+          <w:tcPr>
+            <w:tcW w:type="dxa" w:w="1246"/>
+            <w:tcBorders>
+              <w:top w:val="single" w:color="BFBFBF" w:sz="4"/>
+              <w:left w:val="single" w:color="BFBFBF" w:sz="4"/>
+              <w:bottom w:val="single" w:color="BFBFBF" w:sz="4"/>
+              <w:right w:val="single" w:color="BFBFBF" w:sz="4"/>
+            </w:tcBorders>
+            <w:shd w:fill="FFF2CC" w:color="auto" w:val="clear"/>
+            <w:tcMar>
+              <w:top w:type="dxa" w:w="25"/>
+              <w:left w:type="dxa" w:w="70"/>
+              <w:bottom w:type="dxa" w:w="25"/>
+              <w:right w:type="dxa" w:w="70"/>
+            </w:tcMar>
+          </w:tcPr>
+          <w:p>
+            <w:pPr>
+              <w:spacing w:after="0"/>
+            </w:pPr>
+            <w:r>
+              <w:rPr>
+                <w:rFonts w:ascii="Arial" w:cs="Arial" w:eastAsia="Arial" w:hAnsi="Arial"/>
+                <w:sz w:val="14"/>
+                <w:szCs w:val="14"/>
+              </w:rPr>
+              <w:t xml:space="preserve">5 modelos</w:t>
+            </w:r>
+          </w:p>
+        </w:tc>
+        <w:tc>
+          <w:tcPr>
+            <w:tcW w:type="dxa" w:w="1200"/>
+            <w:tcBorders>
+              <w:top w:val="single" w:color="BFBFBF" w:sz="4"/>
+              <w:left w:val="single" w:color="BFBFBF" w:sz="4"/>
+              <w:bottom w:val="single" w:color="BFBFBF" w:sz="4"/>
+              <w:right w:val="single" w:color="BFBFBF" w:sz="4"/>
+            </w:tcBorders>
+            <w:shd w:fill="FFF2CC" w:color="auto" w:val="clear"/>
+            <w:tcMar>
+              <w:top w:type="dxa" w:w="25"/>
+              <w:left w:type="dxa" w:w="70"/>
+              <w:bottom w:type="dxa" w:w="25"/>
+              <w:right w:type="dxa" w:w="70"/>
+            </w:tcMar>
+          </w:tcPr>
+          <w:p>
+            <w:hyperlink w:history="1" r:id="rIdlhikpfdqgkh0p64hzxryg">
+              <w:r>
+                <w:rPr>
+                  <w:rStyle w:val="Hyperlink"/>
+                  <w:rFonts w:ascii="Arial" w:cs="Arial" w:eastAsia="Arial" w:hAnsi="Arial"/>
+                  <w:sz w:val="13"/>
+                  <w:szCs w:val="13"/>
+                </w:rPr>
+                <w:t xml:space="preserve">modelo3d.py:658</w:t>
+              </w:r>
+            </w:hyperlink>
+          </w:p>
+        </w:tc>
+      </w:tr>
+      <w:tr>
+        <w:trPr>
+          <w:cantSplit/>
+        </w:trPr>
+        <w:tc>
+          <w:tcPr>
+            <w:tcW w:type="dxa" w:w="560"/>
+            <w:tcBorders>
+              <w:top w:val="single" w:color="BFBFBF" w:sz="4"/>
+              <w:left w:val="single" w:color="BFBFBF" w:sz="4"/>
+              <w:bottom w:val="single" w:color="BFBFBF" w:sz="4"/>
+              <w:right w:val="single" w:color="BFBFBF" w:sz="4"/>
+            </w:tcBorders>
+            <w:shd w:fill="FFF2CC" w:color="auto" w:val="clear"/>
+            <w:tcMar>
+              <w:top w:type="dxa" w:w="25"/>
+              <w:left w:type="dxa" w:w="70"/>
+              <w:bottom w:type="dxa" w:w="25"/>
+              <w:right w:type="dxa" w:w="70"/>
+            </w:tcMar>
+          </w:tcPr>
+          <w:p>
+            <w:pPr>
+              <w:spacing w:after="0"/>
+            </w:pPr>
+            <w:r>
+              <w:rPr>
+                <w:rFonts w:ascii="Arial" w:cs="Arial" w:eastAsia="Arial" w:hAnsi="Arial"/>
+                <w:sz w:val="14"/>
+                <w:szCs w:val="14"/>
+              </w:rPr>
+              <w:t xml:space="preserve">D21</w:t>
+            </w:r>
+          </w:p>
+        </w:tc>
+        <w:tc>
+          <w:tcPr>
+            <w:tcW w:type="dxa" w:w="3700"/>
+            <w:tcBorders>
+              <w:top w:val="single" w:color="BFBFBF" w:sz="4"/>
+              <w:left w:val="single" w:color="BFBFBF" w:sz="4"/>
+              <w:bottom w:val="single" w:color="BFBFBF" w:sz="4"/>
+              <w:right w:val="single" w:color="BFBFBF" w:sz="4"/>
+            </w:tcBorders>
+            <w:shd w:fill="FFF2CC" w:color="auto" w:val="clear"/>
+            <w:tcMar>
+              <w:top w:type="dxa" w:w="25"/>
+              <w:left w:type="dxa" w:w="70"/>
+              <w:bottom w:type="dxa" w:w="25"/>
+              <w:right w:type="dxa" w:w="70"/>
+            </w:tcMar>
+          </w:tcPr>
+          <w:p>
+            <w:pPr>
+              <w:spacing w:after="0"/>
+            </w:pPr>
+            <w:r>
+              <w:rPr>
+                <w:rFonts w:ascii="Arial" w:cs="Arial" w:eastAsia="Arial" w:hAnsi="Arial"/>
+                <w:sz w:val="14"/>
+                <w:szCs w:val="14"/>
+              </w:rPr>
+              <w:t xml:space="preserve">Eje de ruedas: Ø × largo / posición</w:t>
+            </w:r>
+          </w:p>
+        </w:tc>
+        <w:tc>
+          <w:tcPr>
+            <w:tcW w:type="dxa" w:w="3600"/>
+            <w:tcBorders>
+              <w:top w:val="single" w:color="BFBFBF" w:sz="4"/>
+              <w:left w:val="single" w:color="BFBFBF" w:sz="4"/>
+              <w:bottom w:val="single" w:color="BFBFBF" w:sz="4"/>
+              <w:right w:val="single" w:color="BFBFBF" w:sz="4"/>
+            </w:tcBorders>
+            <w:shd w:fill="FFF2CC" w:color="auto" w:val="clear"/>
+            <w:tcMar>
+              <w:top w:type="dxa" w:w="25"/>
+              <w:left w:type="dxa" w:w="70"/>
+              <w:bottom w:type="dxa" w:w="25"/>
+              <w:right w:type="dxa" w:w="70"/>
+            </w:tcMar>
+          </w:tcPr>
+          <w:p>
+            <w:pPr>
+              <w:spacing w:after="0"/>
+            </w:pPr>
+            <w:r>
+              <w:rPr>
+                <w:rFonts w:ascii="Arial" w:cs="Arial" w:eastAsia="Arial" w:hAnsi="Arial"/>
+                <w:sz w:val="14"/>
+                <w:szCs w:val="14"/>
+              </w:rPr>
+              <w:t xml:space="preserve">Barra SAE 1045 Ø25 comprada; recta, detrás de la pared trasera (luz 15) a la altura del centro de rueda; largo = trocha + banda + arandelas</w:t>
+            </w:r>
+          </w:p>
+        </w:tc>
+        <w:tc>
+          <w:tcPr>
+            <w:tcW w:type="dxa" w:w="1246"/>
+            <w:tcBorders>
+              <w:top w:val="single" w:color="BFBFBF" w:sz="4"/>
+              <w:left w:val="single" w:color="BFBFBF" w:sz="4"/>
+              <w:bottom w:val="single" w:color="BFBFBF" w:sz="4"/>
+              <w:right w:val="single" w:color="BFBFBF" w:sz="4"/>
+            </w:tcBorders>
+            <w:shd w:fill="FFF2CC" w:color="auto" w:val="clear"/>
+            <w:tcMar>
+              <w:top w:type="dxa" w:w="25"/>
+              <w:left w:type="dxa" w:w="70"/>
+              <w:bottom w:type="dxa" w:w="25"/>
+              <w:right w:type="dxa" w:w="70"/>
+            </w:tcMar>
+          </w:tcPr>
+          <w:p>
+            <w:pPr>
+              <w:spacing w:after="0"/>
+            </w:pPr>
+            <w:r>
+              <w:rPr>
+                <w:rFonts w:ascii="Arial" w:cs="Arial" w:eastAsia="Arial" w:hAnsi="Arial"/>
+                <w:sz w:val="14"/>
+                <w:szCs w:val="14"/>
+              </w:rPr>
+              <w:t xml:space="preserve">5 modelos</w:t>
+            </w:r>
+          </w:p>
+        </w:tc>
+        <w:tc>
+          <w:tcPr>
+            <w:tcW w:type="dxa" w:w="1200"/>
+            <w:tcBorders>
+              <w:top w:val="single" w:color="BFBFBF" w:sz="4"/>
+              <w:left w:val="single" w:color="BFBFBF" w:sz="4"/>
+              <w:bottom w:val="single" w:color="BFBFBF" w:sz="4"/>
+              <w:right w:val="single" w:color="BFBFBF" w:sz="4"/>
+            </w:tcBorders>
+            <w:shd w:fill="FFF2CC" w:color="auto" w:val="clear"/>
+            <w:tcMar>
+              <w:top w:type="dxa" w:w="25"/>
+              <w:left w:type="dxa" w:w="70"/>
+              <w:bottom w:type="dxa" w:w="25"/>
+              <w:right w:type="dxa" w:w="70"/>
+            </w:tcMar>
+          </w:tcPr>
+          <w:p>
+            <w:hyperlink w:history="1" r:id="rIdnnjqninx_zhgqxfuh1pd2">
               <w:r>
                 <w:rPr>
                   <w:rStyle w:val="Hyperlink"/>
@@ -13277,7 +14152,7 @@
                 <w:sz w:val="14"/>
                 <w:szCs w:val="14"/>
               </w:rPr>
-              <w:t xml:space="preserve">D19</w:t>
+              <w:t xml:space="preserve">D22</w:t>
             </w:r>
           </w:p>
         </w:tc>
@@ -13308,7 +14183,7 @@
                 <w:sz w:val="14"/>
                 <w:szCs w:val="14"/>
               </w:rPr>
-              <w:t xml:space="preserve">Llanta con cubo: Espesor aro / disco</w:t>
+              <w:t xml:space="preserve">Portaeje: Caño Ø × e × largo</w:t>
             </w:r>
           </w:p>
         </w:tc>
@@ -13339,7 +14214,7 @@
                 <w:sz w:val="14"/>
                 <w:szCs w:val="14"/>
               </w:rPr>
-              <w:t xml:space="preserve">Chapa estampada; ajustado a la masa de los planos Fadesa</w:t>
+              <w:t xml:space="preserve">Caño 1" comprado, cruzado detrás del cuerpo; el eje Ø25 pasa por dentro (Ø int. 27,2) y el caño llega a las arandelas interiores</w:t>
             </w:r>
           </w:p>
         </w:tc>
@@ -13392,7 +14267,7 @@
             </w:tcMar>
           </w:tcPr>
           <w:p>
-            <w:hyperlink w:history="1" r:id="rId5euitba7piyrpnfoub8fy">
+            <w:hyperlink w:history="1" r:id="rIdvcnl5e0lrmcx3rvh5z_-y">
               <w:r>
                 <w:rPr>
                   <w:rStyle w:val="Hyperlink"/>
@@ -13400,7 +14275,7 @@
                   <w:sz w:val="13"/>
                   <w:szCs w:val="13"/>
                 </w:rPr>
-                <w:t xml:space="preserve">modelo3d.py:647</w:t>
+                <w:t xml:space="preserve">modelo3d.py:610</w:t>
               </w:r>
             </w:hyperlink>
           </w:p>
@@ -13437,7 +14312,7 @@
                 <w:sz w:val="14"/>
                 <w:szCs w:val="14"/>
               </w:rPr>
-              <w:t xml:space="preserve">D20</w:t>
+              <w:t xml:space="preserve">D23</w:t>
             </w:r>
           </w:p>
         </w:tc>
@@ -13468,7 +14343,7 @@
                 <w:sz w:val="14"/>
                 <w:szCs w:val="14"/>
               </w:rPr>
-              <w:t xml:space="preserve">Llanta con cubo: Cubo Ø ext / Ø int</w:t>
+              <w:t xml:space="preserve">Arandelas de tope (4): Ø ext × Ø int × e (4 u)</w:t>
             </w:r>
           </w:p>
         </w:tc>
@@ -13499,7 +14374,7 @@
                 <w:sz w:val="14"/>
                 <w:szCs w:val="14"/>
               </w:rPr>
-              <w:t xml:space="preserve">Cubo para eje Ø25</w:t>
+              <w:t xml:space="preserve">El proceso las compra; medidas de diseño</w:t>
             </w:r>
           </w:p>
         </w:tc>
@@ -13552,7 +14427,7 @@
             </w:tcMar>
           </w:tcPr>
           <w:p>
-            <w:hyperlink w:history="1" r:id="rIdiy68ip8xedprz2uoqqxwr">
+            <w:hyperlink w:history="1" r:id="rIdeofg6kuze2b4gxhbxosp2">
               <w:r>
                 <w:rPr>
                   <w:rStyle w:val="Hyperlink"/>
@@ -13560,7 +14435,7 @@
                   <w:sz w:val="13"/>
                   <w:szCs w:val="13"/>
                 </w:rPr>
-                <w:t xml:space="preserve">modelo3d.py:650</w:t>
+                <w:t xml:space="preserve">modelo3d.py:611</w:t>
               </w:r>
             </w:hyperlink>
           </w:p>
@@ -13597,7 +14472,7 @@
                 <w:sz w:val="14"/>
                 <w:szCs w:val="14"/>
               </w:rPr>
-              <w:t xml:space="preserve">D21</w:t>
+              <w:t xml:space="preserve">D24</w:t>
             </w:r>
           </w:p>
         </w:tc>
@@ -13628,7 +14503,7 @@
                 <w:sz w:val="14"/>
                 <w:szCs w:val="14"/>
               </w:rPr>
-              <w:t xml:space="preserve">Eje de ruedas: Ø × largo / posición</w:t>
+              <w:t xml:space="preserve">Chapas triangulares del portaeje (2): Chapa triangular: catetos × e (2 u)</w:t>
             </w:r>
           </w:p>
         </w:tc>
@@ -13659,7 +14534,7 @@
                 <w:sz w:val="14"/>
                 <w:szCs w:val="14"/>
               </w:rPr>
-              <w:t xml:space="preserve">Barra SAE 1045 Ø25 comprada; recta, detrás de la pared trasera (luz 15) a la altura del centro de rueda; largo = trocha + banda + arandelas</w:t>
+              <w:t xml:space="preserve">Cateto vertical soldado a la pared trasera, cateto horizontal a la altura de la base del portaeje y punta redondeada que abraza el caño (carro relevado); chapa de orilla</w:t>
             </w:r>
           </w:p>
         </w:tc>
@@ -13712,7 +14587,7 @@
             </w:tcMar>
           </w:tcPr>
           <w:p>
-            <w:hyperlink w:history="1" r:id="rIdlfe488zgpfmmefpg8-bfa">
+            <w:hyperlink w:history="1" r:id="rIdg9u3xlbitmxfcumd4-dtw">
               <w:r>
                 <w:rPr>
                   <w:rStyle w:val="Hyperlink"/>
@@ -13720,7 +14595,7 @@
                   <w:sz w:val="13"/>
                   <w:szCs w:val="13"/>
                 </w:rPr>
-                <w:t xml:space="preserve">modelo3d.py:640</w:t>
+                <w:t xml:space="preserve">modelo3d.py:608</w:t>
               </w:r>
             </w:hyperlink>
           </w:p>
@@ -13757,7 +14632,7 @@
                 <w:sz w:val="14"/>
                 <w:szCs w:val="14"/>
               </w:rPr>
-              <w:t xml:space="preserve">D22</w:t>
+              <w:t xml:space="preserve">D25</w:t>
             </w:r>
           </w:p>
         </w:tc>
@@ -13788,7 +14663,7 @@
                 <w:sz w:val="14"/>
                 <w:szCs w:val="14"/>
               </w:rPr>
-              <w:t xml:space="preserve">Arandelas de tope (4): Ø ext × Ø int × e (4 u)</w:t>
+              <w:t xml:space="preserve">Chapas triangulares del portaeje (2): Separación de las chapas</w:t>
             </w:r>
           </w:p>
         </w:tc>
@@ -13819,7 +14694,7 @@
                 <w:sz w:val="14"/>
                 <w:szCs w:val="14"/>
               </w:rPr>
-              <w:t xml:space="preserve">El proceso las compra; medidas de diseño</w:t>
+              <w:t xml:space="preserve">± 0,7·R</w:t>
             </w:r>
           </w:p>
         </w:tc>
@@ -13872,7 +14747,7 @@
             </w:tcMar>
           </w:tcPr>
           <w:p>
-            <w:hyperlink w:history="1" r:id="rIdeqrfeeuqbtmqvg6mzwt8p">
+            <w:hyperlink w:history="1" r:id="rIdciyoebix5m-gwgs2wzpg-">
               <w:r>
                 <w:rPr>
                   <w:rStyle w:val="Hyperlink"/>
@@ -13880,7 +14755,7 @@
                   <w:sz w:val="13"/>
                   <w:szCs w:val="13"/>
                 </w:rPr>
-                <w:t xml:space="preserve">modelo3d.py:603</w:t>
+                <w:t xml:space="preserve">modelo3d.py:608</w:t>
               </w:r>
             </w:hyperlink>
           </w:p>
@@ -13917,7 +14792,7 @@
                 <w:sz w:val="14"/>
                 <w:szCs w:val="14"/>
               </w:rPr>
-              <w:t xml:space="preserve">D23</w:t>
+              <w:t xml:space="preserve">D26</w:t>
             </w:r>
           </w:p>
         </w:tc>
@@ -13948,7 +14823,7 @@
                 <w:sz w:val="14"/>
                 <w:szCs w:val="14"/>
               </w:rPr>
-              <w:t xml:space="preserve">Soportes del eje (2): Alto × largo × e (2 u)</w:t>
+              <w:t xml:space="preserve">Manija del carro: Caño; Manija del carro: Separación de las patas (ejes) / largo desarrollado</w:t>
             </w:r>
           </w:p>
         </w:tc>
@@ -13979,7 +14854,7 @@
                 <w:sz w:val="14"/>
                 <w:szCs w:val="14"/>
               </w:rPr>
-              <w:t xml:space="preserve">Chapa de orilla soldada atrás y abajo; desde la pared hasta 25 mm detrás del eje</w:t>
+              <w:t xml:space="preserve">El proceso compra el caño de la manija</w:t>
             </w:r>
           </w:p>
         </w:tc>
@@ -14032,7 +14907,7 @@
             </w:tcMar>
           </w:tcPr>
           <w:p>
-            <w:hyperlink w:history="1" r:id="rIdi3ksb8p3k99k1pa4bug9a">
+            <w:hyperlink w:history="1" r:id="rIdsclgcvn42pybygn6cxnxr">
               <w:r>
                 <w:rPr>
                   <w:rStyle w:val="Hyperlink"/>
@@ -14040,7 +14915,7 @@
                   <w:sz w:val="13"/>
                   <w:szCs w:val="13"/>
                 </w:rPr>
-                <w:t xml:space="preserve">modelo3d.py:600</w:t>
+                <w:t xml:space="preserve">modelo3d.py:612</w:t>
               </w:r>
             </w:hyperlink>
           </w:p>
@@ -14077,7 +14952,7 @@
                 <w:sz w:val="14"/>
                 <w:szCs w:val="14"/>
               </w:rPr>
-              <w:t xml:space="preserve">D24</w:t>
+              <w:t xml:space="preserve">D27</w:t>
             </w:r>
           </w:p>
         </w:tc>
@@ -14108,7 +14983,7 @@
                 <w:sz w:val="14"/>
                 <w:szCs w:val="14"/>
               </w:rPr>
-              <w:t xml:space="preserve">Soportes del eje (2): Separación de los soportes</w:t>
+              <w:t xml:space="preserve">Orejas de la manija (4): Chapita ancho × e (4 u) / alturas</w:t>
             </w:r>
           </w:p>
         </w:tc>
@@ -14139,7 +15014,7 @@
                 <w:sz w:val="14"/>
                 <w:szCs w:val="14"/>
               </w:rPr>
-              <w:t xml:space="preserve">± 0,55·R</w:t>
+              <w:t xml:space="preserve">Dos por pata, horizontales, soldadas al cuerpo; la pata pasa por el agujero y se suelda (plano Fadesa «Rodante 50kg 800mm R2»)</w:t>
             </w:r>
           </w:p>
         </w:tc>
@@ -14192,7 +15067,7 @@
             </w:tcMar>
           </w:tcPr>
           <w:p>
-            <w:hyperlink w:history="1" r:id="rIdgryprnz9j_utnktunfzpc">
+            <w:hyperlink w:history="1" r:id="rIdnzbo6lnypdpkcubffidz3">
               <w:r>
                 <w:rPr>
                   <w:rStyle w:val="Hyperlink"/>
@@ -14200,7 +15075,7 @@
                   <w:sz w:val="13"/>
                   <w:szCs w:val="13"/>
                 </w:rPr>
-                <w:t xml:space="preserve">modelo3d.py:601</w:t>
+                <w:t xml:space="preserve">modelo3d.py:708</w:t>
               </w:r>
             </w:hyperlink>
           </w:p>
@@ -14237,7 +15112,7 @@
                 <w:sz w:val="14"/>
                 <w:szCs w:val="14"/>
               </w:rPr>
-              <w:t xml:space="preserve">D25</w:t>
+              <w:t xml:space="preserve">D28</w:t>
             </w:r>
           </w:p>
         </w:tc>
@@ -14268,7 +15143,7 @@
                 <w:sz w:val="14"/>
                 <w:szCs w:val="14"/>
               </w:rPr>
-              <w:t xml:space="preserve">Manija del carro: Caño; Manija del carro: Separación de las patas (ejes) / largo desarrollado</w:t>
+              <w:t xml:space="preserve">Cuerpo de válvula: Fondo del cuerpo; Cuerpo de válvula: Salida a la manguera Ø × largo; Vástago: Vástago Ø × largo / asiento Ø; Resorte de válvula: Resorte Ø × largo libre (+1)</w:t>
             </w:r>
           </w:p>
         </w:tc>
@@ -14299,7 +15174,7 @@
                 <w:sz w:val="14"/>
                 <w:szCs w:val="14"/>
               </w:rPr>
-              <w:t xml:space="preserve">El proceso compra el caño de la manija</w:t>
+              <w:t xml:space="preserve">No visible en la vista lateral Fadesa</w:t>
             </w:r>
           </w:p>
         </w:tc>
@@ -14330,7 +15205,7 @@
                 <w:sz w:val="14"/>
                 <w:szCs w:val="14"/>
               </w:rPr>
-              <w:t xml:space="preserve">5 modelos</w:t>
+              <w:t xml:space="preserve">4 modelos</w:t>
             </w:r>
           </w:p>
         </w:tc>
@@ -14352,167 +15227,7 @@
             </w:tcMar>
           </w:tcPr>
           <w:p>
-            <w:hyperlink w:history="1" r:id="rIdv7t4axhi3d2wobvivgxgp">
-              <w:r>
-                <w:rPr>
-                  <w:rStyle w:val="Hyperlink"/>
-                  <w:rFonts w:ascii="Arial" w:cs="Arial" w:eastAsia="Arial" w:hAnsi="Arial"/>
-                  <w:sz w:val="13"/>
-                  <w:szCs w:val="13"/>
-                </w:rPr>
-                <w:t xml:space="preserve">modelo3d.py:604</w:t>
-              </w:r>
-            </w:hyperlink>
-          </w:p>
-        </w:tc>
-      </w:tr>
-      <w:tr>
-        <w:trPr>
-          <w:cantSplit/>
-        </w:trPr>
-        <w:tc>
-          <w:tcPr>
-            <w:tcW w:type="dxa" w:w="560"/>
-            <w:tcBorders>
-              <w:top w:val="single" w:color="BFBFBF" w:sz="4"/>
-              <w:left w:val="single" w:color="BFBFBF" w:sz="4"/>
-              <w:bottom w:val="single" w:color="BFBFBF" w:sz="4"/>
-              <w:right w:val="single" w:color="BFBFBF" w:sz="4"/>
-            </w:tcBorders>
-            <w:shd w:fill="FFF2CC" w:color="auto" w:val="clear"/>
-            <w:tcMar>
-              <w:top w:type="dxa" w:w="25"/>
-              <w:left w:type="dxa" w:w="70"/>
-              <w:bottom w:type="dxa" w:w="25"/>
-              <w:right w:type="dxa" w:w="70"/>
-            </w:tcMar>
-          </w:tcPr>
-          <w:p>
-            <w:pPr>
-              <w:spacing w:after="0"/>
-            </w:pPr>
-            <w:r>
-              <w:rPr>
-                <w:rFonts w:ascii="Arial" w:cs="Arial" w:eastAsia="Arial" w:hAnsi="Arial"/>
-                <w:sz w:val="14"/>
-                <w:szCs w:val="14"/>
-              </w:rPr>
-              <w:t xml:space="preserve">D26</w:t>
-            </w:r>
-          </w:p>
-        </w:tc>
-        <w:tc>
-          <w:tcPr>
-            <w:tcW w:type="dxa" w:w="3700"/>
-            <w:tcBorders>
-              <w:top w:val="single" w:color="BFBFBF" w:sz="4"/>
-              <w:left w:val="single" w:color="BFBFBF" w:sz="4"/>
-              <w:bottom w:val="single" w:color="BFBFBF" w:sz="4"/>
-              <w:right w:val="single" w:color="BFBFBF" w:sz="4"/>
-            </w:tcBorders>
-            <w:shd w:fill="FFF2CC" w:color="auto" w:val="clear"/>
-            <w:tcMar>
-              <w:top w:type="dxa" w:w="25"/>
-              <w:left w:type="dxa" w:w="70"/>
-              <w:bottom w:type="dxa" w:w="25"/>
-              <w:right w:type="dxa" w:w="70"/>
-            </w:tcMar>
-          </w:tcPr>
-          <w:p>
-            <w:pPr>
-              <w:spacing w:after="0"/>
-            </w:pPr>
-            <w:r>
-              <w:rPr>
-                <w:rFonts w:ascii="Arial" w:cs="Arial" w:eastAsia="Arial" w:hAnsi="Arial"/>
-                <w:sz w:val="14"/>
-                <w:szCs w:val="14"/>
-              </w:rPr>
-              <w:t xml:space="preserve">Cuerpo de válvula: Fondo del cuerpo; Cuerpo de válvula: Salida a la manguera Ø × largo; Vástago: Vástago Ø × largo / asiento Ø; Resorte de válvula: Resorte Ø × largo libre (+1)</w:t>
-            </w:r>
-          </w:p>
-        </w:tc>
-        <w:tc>
-          <w:tcPr>
-            <w:tcW w:type="dxa" w:w="3600"/>
-            <w:tcBorders>
-              <w:top w:val="single" w:color="BFBFBF" w:sz="4"/>
-              <w:left w:val="single" w:color="BFBFBF" w:sz="4"/>
-              <w:bottom w:val="single" w:color="BFBFBF" w:sz="4"/>
-              <w:right w:val="single" w:color="BFBFBF" w:sz="4"/>
-            </w:tcBorders>
-            <w:shd w:fill="FFF2CC" w:color="auto" w:val="clear"/>
-            <w:tcMar>
-              <w:top w:type="dxa" w:w="25"/>
-              <w:left w:type="dxa" w:w="70"/>
-              <w:bottom w:type="dxa" w:w="25"/>
-              <w:right w:type="dxa" w:w="70"/>
-            </w:tcMar>
-          </w:tcPr>
-          <w:p>
-            <w:pPr>
-              <w:spacing w:after="0"/>
-            </w:pPr>
-            <w:r>
-              <w:rPr>
-                <w:rFonts w:ascii="Arial" w:cs="Arial" w:eastAsia="Arial" w:hAnsi="Arial"/>
-                <w:sz w:val="14"/>
-                <w:szCs w:val="14"/>
-              </w:rPr>
-              <w:t xml:space="preserve">No visible en la vista lateral Fadesa</w:t>
-            </w:r>
-          </w:p>
-        </w:tc>
-        <w:tc>
-          <w:tcPr>
-            <w:tcW w:type="dxa" w:w="1246"/>
-            <w:tcBorders>
-              <w:top w:val="single" w:color="BFBFBF" w:sz="4"/>
-              <w:left w:val="single" w:color="BFBFBF" w:sz="4"/>
-              <w:bottom w:val="single" w:color="BFBFBF" w:sz="4"/>
-              <w:right w:val="single" w:color="BFBFBF" w:sz="4"/>
-            </w:tcBorders>
-            <w:shd w:fill="FFF2CC" w:color="auto" w:val="clear"/>
-            <w:tcMar>
-              <w:top w:type="dxa" w:w="25"/>
-              <w:left w:type="dxa" w:w="70"/>
-              <w:bottom w:type="dxa" w:w="25"/>
-              <w:right w:type="dxa" w:w="70"/>
-            </w:tcMar>
-          </w:tcPr>
-          <w:p>
-            <w:pPr>
-              <w:spacing w:after="0"/>
-            </w:pPr>
-            <w:r>
-              <w:rPr>
-                <w:rFonts w:ascii="Arial" w:cs="Arial" w:eastAsia="Arial" w:hAnsi="Arial"/>
-                <w:sz w:val="14"/>
-                <w:szCs w:val="14"/>
-              </w:rPr>
-              <w:t xml:space="preserve">4 modelos</w:t>
-            </w:r>
-          </w:p>
-        </w:tc>
-        <w:tc>
-          <w:tcPr>
-            <w:tcW w:type="dxa" w:w="1200"/>
-            <w:tcBorders>
-              <w:top w:val="single" w:color="BFBFBF" w:sz="4"/>
-              <w:left w:val="single" w:color="BFBFBF" w:sz="4"/>
-              <w:bottom w:val="single" w:color="BFBFBF" w:sz="4"/>
-              <w:right w:val="single" w:color="BFBFBF" w:sz="4"/>
-            </w:tcBorders>
-            <w:shd w:fill="FFF2CC" w:color="auto" w:val="clear"/>
-            <w:tcMar>
-              <w:top w:type="dxa" w:w="25"/>
-              <w:left w:type="dxa" w:w="70"/>
-              <w:bottom w:type="dxa" w:w="25"/>
-              <w:right w:type="dxa" w:w="70"/>
-            </w:tcMar>
-          </w:tcPr>
-          <w:p>
-            <w:hyperlink w:history="1" r:id="rIduaq_yawf14geyeuoqvy33">
+            <w:hyperlink w:history="1" r:id="rId2q9ann1xwygvyv_arvrgg">
               <w:r>
                 <w:rPr>
                   <w:rStyle w:val="Hyperlink"/>
@@ -14557,7 +15272,7 @@
                 <w:sz w:val="14"/>
                 <w:szCs w:val="14"/>
               </w:rPr>
-              <w:t xml:space="preserve">D27</w:t>
+              <w:t xml:space="preserve">D29</w:t>
             </w:r>
           </w:p>
         </w:tc>
@@ -14672,7 +15387,7 @@
             </w:tcMar>
           </w:tcPr>
           <w:p>
-            <w:hyperlink w:history="1" r:id="rIdu8hxufxqootpf-im0r3xt">
+            <w:hyperlink w:history="1" r:id="rId3wgv_bou3vx42yfyyujt5">
               <w:r>
                 <w:rPr>
                   <w:rStyle w:val="Hyperlink"/>
@@ -14680,7 +15395,7 @@
                   <w:sz w:val="13"/>
                   <w:szCs w:val="13"/>
                 </w:rPr>
-                <w:t xml:space="preserve">modelo3d.py:395</w:t>
+                <w:t xml:space="preserve">modelo3d.py:398</w:t>
               </w:r>
             </w:hyperlink>
           </w:p>
@@ -14717,7 +15432,7 @@
                 <w:sz w:val="14"/>
                 <w:szCs w:val="14"/>
               </w:rPr>
-              <w:t xml:space="preserve">D28</w:t>
+              <w:t xml:space="preserve">D30</w:t>
             </w:r>
           </w:p>
         </w:tc>
@@ -14832,7 +15547,7 @@
             </w:tcMar>
           </w:tcPr>
           <w:p>
-            <w:hyperlink w:history="1" r:id="rIdnd8kiv_uc--lw-whfrf3k">
+            <w:hyperlink w:history="1" r:id="rIde5bv5b0frqzoeupki-blr">
               <w:r>
                 <w:rPr>
                   <w:rStyle w:val="Hyperlink"/>
@@ -14840,7 +15555,7 @@
                   <w:sz w:val="13"/>
                   <w:szCs w:val="13"/>
                 </w:rPr>
-                <w:t xml:space="preserve">modelo3d.py:404</w:t>
+                <w:t xml:space="preserve">modelo3d.py:407</w:t>
               </w:r>
             </w:hyperlink>
           </w:p>
@@ -14877,7 +15592,7 @@
                 <w:sz w:val="14"/>
                 <w:szCs w:val="14"/>
               </w:rPr>
-              <w:t xml:space="preserve">D29</w:t>
+              <w:t xml:space="preserve">D31</w:t>
             </w:r>
           </w:p>
         </w:tc>
@@ -14992,7 +15707,7 @@
             </w:tcMar>
           </w:tcPr>
           <w:p>
-            <w:hyperlink w:history="1" r:id="rIdol1-btndbu59s4bgu9te6">
+            <w:hyperlink w:history="1" r:id="rIdkxxegwsbg6hu5upxloqxi">
               <w:r>
                 <w:rPr>
                   <w:rStyle w:val="Hyperlink"/>
@@ -15000,7 +15715,7 @@
                   <w:sz w:val="13"/>
                   <w:szCs w:val="13"/>
                 </w:rPr>
-                <w:t xml:space="preserve">modelo3d.py:479</w:t>
+                <w:t xml:space="preserve">modelo3d.py:482</w:t>
               </w:r>
             </w:hyperlink>
           </w:p>
@@ -15037,7 +15752,7 @@
                 <w:sz w:val="14"/>
                 <w:szCs w:val="14"/>
               </w:rPr>
-              <w:t xml:space="preserve">D30</w:t>
+              <w:t xml:space="preserve">D32</w:t>
             </w:r>
           </w:p>
         </w:tc>
@@ -15152,7 +15867,7 @@
             </w:tcMar>
           </w:tcPr>
           <w:p>
-            <w:hyperlink w:history="1" r:id="rId2keiptmgh2sydakh-05kk">
+            <w:hyperlink w:history="1" r:id="rIdye4f2ukwidomdac82a677">
               <w:r>
                 <w:rPr>
                   <w:rStyle w:val="Hyperlink"/>
@@ -15160,7 +15875,7 @@
                   <w:sz w:val="13"/>
                   <w:szCs w:val="13"/>
                 </w:rPr>
-                <w:t xml:space="preserve">modelo3d.py:605</w:t>
+                <w:t xml:space="preserve">modelo3d.py:613</w:t>
               </w:r>
             </w:hyperlink>
           </w:p>
@@ -15197,7 +15912,7 @@
                 <w:sz w:val="14"/>
                 <w:szCs w:val="14"/>
               </w:rPr>
-              <w:t xml:space="preserve">D31</w:t>
+              <w:t xml:space="preserve">D33</w:t>
             </w:r>
           </w:p>
         </w:tc>
@@ -15312,7 +16027,7 @@
             </w:tcMar>
           </w:tcPr>
           <w:p>
-            <w:hyperlink w:history="1" r:id="rIdbqgrnhrgammqp2e4y8f0a">
+            <w:hyperlink w:history="1" r:id="rIdwfi7ppd2dzl2hmw13mbbt">
               <w:r>
                 <w:rPr>
                   <w:rStyle w:val="Hyperlink"/>
@@ -15320,7 +16035,7 @@
                   <w:sz w:val="13"/>
                   <w:szCs w:val="13"/>
                 </w:rPr>
-                <w:t xml:space="preserve">modelo3d.py:624</w:t>
+                <w:t xml:space="preserve">modelo3d.py:632</w:t>
               </w:r>
             </w:hyperlink>
           </w:p>
@@ -15357,7 +16072,7 @@
                 <w:sz w:val="14"/>
                 <w:szCs w:val="14"/>
               </w:rPr>
-              <w:t xml:space="preserve">D32</w:t>
+              <w:t xml:space="preserve">D34</w:t>
             </w:r>
           </w:p>
         </w:tc>
@@ -15472,7 +16187,7 @@
             </w:tcMar>
           </w:tcPr>
           <w:p>
-            <w:hyperlink w:history="1" r:id="rIdfipni5rnj9piovjx65gsx">
+            <w:hyperlink w:history="1" r:id="rIdlg9zzrv2-hxqfhur_ir5r">
               <w:r>
                 <w:rPr>
                   <w:rStyle w:val="Hyperlink"/>
@@ -15480,7 +16195,7 @@
                   <w:sz w:val="13"/>
                   <w:szCs w:val="13"/>
                 </w:rPr>
-                <w:t xml:space="preserve">modelo3d.py:730</w:t>
+                <w:t xml:space="preserve">modelo3d.py:768</w:t>
               </w:r>
             </w:hyperlink>
           </w:p>
@@ -15517,7 +16232,7 @@
                 <w:sz w:val="14"/>
                 <w:szCs w:val="14"/>
               </w:rPr>
-              <w:t xml:space="preserve">D33</w:t>
+              <w:t xml:space="preserve">D35</w:t>
             </w:r>
           </w:p>
         </w:tc>
@@ -15632,7 +16347,7 @@
             </w:tcMar>
           </w:tcPr>
           <w:p>
-            <w:hyperlink w:history="1" r:id="rIdntqpoz1xb3xbjsv7e-x-y">
+            <w:hyperlink w:history="1" r:id="rId8euhkpu64pvwn5sskxnam">
               <w:r>
                 <w:rPr>
                   <w:rStyle w:val="Hyperlink"/>
@@ -15640,7 +16355,7 @@
                   <w:sz w:val="13"/>
                   <w:szCs w:val="13"/>
                 </w:rPr>
-                <w:t xml:space="preserve">modelo3d.py:735</w:t>
+                <w:t xml:space="preserve">modelo3d.py:773</w:t>
               </w:r>
             </w:hyperlink>
           </w:p>
@@ -15677,7 +16392,7 @@
                 <w:sz w:val="14"/>
                 <w:szCs w:val="14"/>
               </w:rPr>
-              <w:t xml:space="preserve">D34</w:t>
+              <w:t xml:space="preserve">D36</w:t>
             </w:r>
           </w:p>
         </w:tc>
@@ -15792,7 +16507,7 @@
             </w:tcMar>
           </w:tcPr>
           <w:p>
-            <w:hyperlink w:history="1" r:id="rIde49cdjwukcsfugrfkwjd2">
+            <w:hyperlink w:history="1" r:id="rIdmlg2bqjnc8nj05w62yib0">
               <w:r>
                 <w:rPr>
                   <w:rStyle w:val="Hyperlink"/>
@@ -15837,7 +16552,7 @@
                 <w:sz w:val="14"/>
                 <w:szCs w:val="14"/>
               </w:rPr>
-              <w:t xml:space="preserve">D35</w:t>
+              <w:t xml:space="preserve">D37</w:t>
             </w:r>
           </w:p>
         </w:tc>
@@ -15952,7 +16667,7 @@
             </w:tcMar>
           </w:tcPr>
           <w:p>
-            <w:hyperlink w:history="1" r:id="rIdekbrnnjzxxchzxip_frbi">
+            <w:hyperlink w:history="1" r:id="rIdtm4lqmbs88bus2ehxdl4p">
               <w:r>
                 <w:rPr>
                   <w:rStyle w:val="Hyperlink"/>
@@ -15960,7 +16675,7 @@
                   <w:sz w:val="13"/>
                   <w:szCs w:val="13"/>
                 </w:rPr>
-                <w:t xml:space="preserve">modelo3d.py:366</w:t>
+                <w:t xml:space="preserve">modelo3d.py:368</w:t>
               </w:r>
             </w:hyperlink>
           </w:p>
@@ -15997,7 +16712,7 @@
                 <w:sz w:val="14"/>
                 <w:szCs w:val="14"/>
               </w:rPr>
-              <w:t xml:space="preserve">D36</w:t>
+              <w:t xml:space="preserve">D38</w:t>
             </w:r>
           </w:p>
         </w:tc>
@@ -16112,7 +16827,7 @@
             </w:tcMar>
           </w:tcPr>
           <w:p>
-            <w:hyperlink w:history="1" r:id="rIdwzuhedqtsoo1mssisztam">
+            <w:hyperlink w:history="1" r:id="rIdm5ysajjfa7vf3a82rixt2">
               <w:r>
                 <w:rPr>
                   <w:rStyle w:val="Hyperlink"/>
@@ -16120,7 +16835,7 @@
                   <w:sz w:val="13"/>
                   <w:szCs w:val="13"/>
                 </w:rPr>
-                <w:t xml:space="preserve">modelo3d.py:488</w:t>
+                <w:t xml:space="preserve">modelo3d.py:491</w:t>
               </w:r>
             </w:hyperlink>
           </w:p>
@@ -16157,7 +16872,7 @@
                 <w:sz w:val="14"/>
                 <w:szCs w:val="14"/>
               </w:rPr>
-              <w:t xml:space="preserve">D37</w:t>
+              <w:t xml:space="preserve">D39</w:t>
             </w:r>
           </w:p>
         </w:tc>
@@ -16272,7 +16987,7 @@
             </w:tcMar>
           </w:tcPr>
           <w:p>
-            <w:hyperlink w:history="1" r:id="rIdkauqig5qpfci27s9wk6nh">
+            <w:hyperlink w:history="1" r:id="rIdio_skwztjfbnousjb-j2n">
               <w:r>
                 <w:rPr>
                   <w:rStyle w:val="Hyperlink"/>
@@ -16280,7 +16995,7 @@
                   <w:sz w:val="13"/>
                   <w:szCs w:val="13"/>
                 </w:rPr>
-                <w:t xml:space="preserve">bom.py:227</w:t>
+                <w:t xml:space="preserve">bom.py:241</w:t>
               </w:r>
             </w:hyperlink>
           </w:p>
@@ -16317,7 +17032,7 @@
                 <w:sz w:val="14"/>
                 <w:szCs w:val="14"/>
               </w:rPr>
-              <w:t xml:space="preserve">D38</w:t>
+              <w:t xml:space="preserve">D40</w:t>
             </w:r>
           </w:p>
         </w:tc>
@@ -16432,7 +17147,7 @@
             </w:tcMar>
           </w:tcPr>
           <w:p>
-            <w:hyperlink w:history="1" r:id="rIdxgshongpnycoltf86eca0">
+            <w:hyperlink w:history="1" r:id="rIdiancvatuv_vo4kbaaydju">
               <w:r>
                 <w:rPr>
                   <w:rStyle w:val="Hyperlink"/>
@@ -16440,7 +17155,7 @@
                   <w:sz w:val="13"/>
                   <w:szCs w:val="13"/>
                 </w:rPr>
-                <w:t xml:space="preserve">modelo3d.py:746</w:t>
+                <w:t xml:space="preserve">modelo3d.py:784</w:t>
               </w:r>
             </w:hyperlink>
           </w:p>

--- a/salida/justificacion/Justificacion de medidas planos.docx
+++ b/salida/justificacion/Justificacion de medidas planos.docx
@@ -101,7 +101,7 @@
           <w:sz w:val="18"/>
           <w:szCs w:val="18"/>
         </w:rPr>
-        <w:t xml:space="preserve">El portaeje con el eje adentro, las chapas triangulares, las orejas de la manija y el doblez de 30° no figuran en los procesos: salen del plano Fadesa «Rodante 50kg 800mm R2» (F41, ángulo medido 30,1°) y de la foto del carro que mandaste (F42); sus medidas son de diseño (tabla D).</w:t>
+        <w:t xml:space="preserve">El portaeje con el eje adentro, las chapas triangulares, la manija y la lanza no figuran en los procesos: salen del plano Fadesa «Rodante 50kg 800mm R2» (F41, ángulo medido 30,1°) y de las fotos que mandaste (F42 a F45); sus medidas son de diseño (tabla D). La manija no lleva orejas: el extremo de cada pata se aplasta antes de soldarlo directo al cuerpo, y el doblez de 30° arranca a la altura de la base de la válvula.</w:t>
       </w:r>
     </w:p>
     <w:p>
@@ -134,7 +134,7 @@
           <w:sz w:val="18"/>
           <w:szCs w:val="18"/>
         </w:rPr>
-        <w:t xml:space="preserve">1152 dimensiones: </w:t>
+        <w:t xml:space="preserve">1157 dimensiones: </w:t>
       </w:r>
       <w:r>
         <w:rPr>
@@ -142,7 +142,7 @@
           <w:sz w:val="18"/>
           <w:szCs w:val="18"/>
         </w:rPr>
-        <w:t xml:space="preserve">con documento 763 (66 %), diseño FLAMA 301 (26 %), a validar 88 (8 %).</w:t>
+        <w:t xml:space="preserve">con documento 763 (66 %), diseño FLAMA 306 (26 %), a validar 88 (8 %).</w:t>
       </w:r>
     </w:p>
     <w:p>
@@ -608,7 +608,7 @@
                 <w:sz w:val="14"/>
                 <w:szCs w:val="14"/>
               </w:rPr>
-              <w:t xml:space="preserve">Faja de garantía válvula-cuello: Ancho × alto</w:t>
+              <w:t xml:space="preserve">Faja de garantía válvula-cuello: Ancho × alto (relevada) / dibujada</w:t>
             </w:r>
           </w:p>
         </w:tc>
@@ -670,7 +670,7 @@
                 <w:sz w:val="14"/>
                 <w:szCs w:val="14"/>
               </w:rPr>
-              <w:t xml:space="preserve">Relevada en la línea Georgia</w:t>
+              <w:t xml:space="preserve">Relevada en la línea Georgia; se dibuja pegada sobre la unión (cuerpo de la válvula, tuerca y cuello), del lado donde no la tapan manómetro ni palancas; el ancho se limita al cuello</w:t>
             </w:r>
           </w:p>
         </w:tc>
@@ -1086,7 +1086,7 @@
                           </pic:cNvPicPr>
                         </pic:nvPicPr>
                         <pic:blipFill>
-                          <a:blip r:embed="rId48" cstate="none"/>
+                          <a:blip r:embed="rId49" cstate="none"/>
                           <a:srcRect/>
                           <a:stretch>
                             <a:fillRect/>
@@ -1445,348 +1445,6 @@
                   <wp:extent cx="2076450" cy="3000375"/>
                   <wp:effectExtent t="0" r="0" b="0" l="0"/>
                   <wp:docPr id="2" name="F02" descr="Plano Fadesa «Recipiente_2.5kg_R2_sin_logo» (código G731)" title="F02"/>
-                  <wp:cNvGraphicFramePr>
-                    <a:graphicFrameLocks xmlns:a="http://schemas.openxmlformats.org/drawingml/2006/main" noChangeAspect="1"/>
-                  </wp:cNvGraphicFramePr>
-                  <a:graphic xmlns:a="http://schemas.openxmlformats.org/drawingml/2006/main">
-                    <a:graphicData uri="http://schemas.openxmlformats.org/drawingml/2006/picture">
-                      <pic:pic xmlns:pic="http://schemas.openxmlformats.org/drawingml/2006/picture">
-                        <pic:nvPicPr>
-                          <pic:cNvPr id="0" name="" descr=""/>
-                          <pic:cNvPicPr>
-                            <a:picLocks noChangeAspect="1" noChangeArrowheads="1"/>
-                          </pic:cNvPicPr>
-                        </pic:nvPicPr>
-                        <pic:blipFill>
-                          <a:blip r:embed="rId49" cstate="none"/>
-                          <a:srcRect/>
-                          <a:stretch>
-                            <a:fillRect/>
-                          </a:stretch>
-                        </pic:blipFill>
-                        <pic:spPr bwMode="auto">
-                          <a:xfrm>
-                            <a:off x="0" y="0"/>
-                            <a:ext cx="2076450" cy="3000375"/>
-                          </a:xfrm>
-                          <a:prstGeom prst="rect">
-                            <a:avLst/>
-                          </a:prstGeom>
-                        </pic:spPr>
-                      </pic:pic>
-                    </a:graphicData>
-                  </a:graphic>
-                </wp:inline>
-              </w:drawing>
-            </w:r>
-          </w:p>
-          <w:p>
-            <w:pPr>
-              <w:spacing w:after="20"/>
-            </w:pPr>
-            <w:r>
-              <w:rPr>
-                <w:rFonts w:ascii="Arial" w:cs="Arial" w:eastAsia="Arial" w:hAnsi="Arial"/>
-                <w:color w:val="595959"/>
-                <w:sz w:val="13"/>
-                <w:szCs w:val="13"/>
-              </w:rPr>
-              <w:t xml:space="preserve">Página 1 (única), cotas y notas del plano</w:t>
-            </w:r>
-          </w:p>
-          <w:p>
-            <w:pPr>
-              <w:spacing w:after="60"/>
-            </w:pPr>
-            <w:r>
-              <w:rPr>
-                <w:rFonts w:ascii="Arial" w:cs="Arial" w:eastAsia="Arial" w:hAnsi="Arial"/>
-                <w:b/>
-                <w:bCs/>
-                <w:color w:val="C00000"/>
-                <w:sz w:val="13"/>
-                <w:szCs w:val="13"/>
-              </w:rPr>
-              <w:t xml:space="preserve">1 </w:t>
-            </w:r>
-            <w:r>
-              <w:rPr>
-                <w:rFonts w:ascii="Arial" w:cs="Arial" w:eastAsia="Arial" w:hAnsi="Arial"/>
-                <w:sz w:val="13"/>
-                <w:szCs w:val="13"/>
-              </w:rPr>
-              <w:t xml:space="preserve">Ø37 — Ø exterior del cuello  ·  </w:t>
-            </w:r>
-            <w:r>
-              <w:rPr>
-                <w:rFonts w:ascii="Arial" w:cs="Arial" w:eastAsia="Arial" w:hAnsi="Arial"/>
-                <w:b/>
-                <w:bCs/>
-                <w:color w:val="C00000"/>
-                <w:sz w:val="13"/>
-                <w:szCs w:val="13"/>
-              </w:rPr>
-              <w:t xml:space="preserve">2 </w:t>
-            </w:r>
-            <w:r>
-              <w:rPr>
-                <w:rFonts w:ascii="Arial" w:cs="Arial" w:eastAsia="Arial" w:hAnsi="Arial"/>
-                <w:sz w:val="13"/>
-                <w:szCs w:val="13"/>
-              </w:rPr>
-              <w:t xml:space="preserve">14 — altura del cuello  ·  </w:t>
-            </w:r>
-            <w:r>
-              <w:rPr>
-                <w:rFonts w:ascii="Arial" w:cs="Arial" w:eastAsia="Arial" w:hAnsi="Arial"/>
-                <w:b/>
-                <w:bCs/>
-                <w:color w:val="C00000"/>
-                <w:sz w:val="13"/>
-                <w:szCs w:val="13"/>
-              </w:rPr>
-              <w:t xml:space="preserve">3 </w:t>
-            </w:r>
-            <w:r>
-              <w:rPr>
-                <w:rFonts w:ascii="Arial" w:cs="Arial" w:eastAsia="Arial" w:hAnsi="Arial"/>
-                <w:sz w:val="13"/>
-                <w:szCs w:val="13"/>
-              </w:rPr>
-              <w:t xml:space="preserve">39,5 ± 0,3 — altura de cúpula  ·  </w:t>
-            </w:r>
-            <w:r>
-              <w:rPr>
-                <w:rFonts w:ascii="Arial" w:cs="Arial" w:eastAsia="Arial" w:hAnsi="Arial"/>
-                <w:b/>
-                <w:bCs/>
-                <w:color w:val="C00000"/>
-                <w:sz w:val="13"/>
-                <w:szCs w:val="13"/>
-              </w:rPr>
-              <w:t xml:space="preserve">4 </w:t>
-            </w:r>
-            <w:r>
-              <w:rPr>
-                <w:rFonts w:ascii="Arial" w:cs="Arial" w:eastAsia="Arial" w:hAnsi="Arial"/>
-                <w:sz w:val="13"/>
-                <w:szCs w:val="13"/>
-              </w:rPr>
-              <w:t xml:space="preserve">313,5 ± 0,5 — altura total  ·  </w:t>
-            </w:r>
-            <w:r>
-              <w:rPr>
-                <w:rFonts w:ascii="Arial" w:cs="Arial" w:eastAsia="Arial" w:hAnsi="Arial"/>
-                <w:b/>
-                <w:bCs/>
-                <w:color w:val="C00000"/>
-                <w:sz w:val="13"/>
-                <w:szCs w:val="13"/>
-              </w:rPr>
-              <w:t xml:space="preserve">5 </w:t>
-            </w:r>
-            <w:r>
-              <w:rPr>
-                <w:rFonts w:ascii="Arial" w:cs="Arial" w:eastAsia="Arial" w:hAnsi="Arial"/>
-                <w:sz w:val="13"/>
-                <w:szCs w:val="13"/>
-              </w:rPr>
-              <w:t xml:space="preserve">16 ± 0,3 — pollera del fondo cóncavo  ·  </w:t>
-            </w:r>
-            <w:r>
-              <w:rPr>
-                <w:rFonts w:ascii="Arial" w:cs="Arial" w:eastAsia="Arial" w:hAnsi="Arial"/>
-                <w:b/>
-                <w:bCs/>
-                <w:color w:val="C00000"/>
-                <w:sz w:val="13"/>
-                <w:szCs w:val="13"/>
-              </w:rPr>
-              <w:t xml:space="preserve">6 </w:t>
-            </w:r>
-            <w:r>
-              <w:rPr>
-                <w:rFonts w:ascii="Arial" w:cs="Arial" w:eastAsia="Arial" w:hAnsi="Arial"/>
-                <w:sz w:val="13"/>
-                <w:szCs w:val="13"/>
-              </w:rPr>
-              <w:t xml:space="preserve">5,5 — flecha del fondo cóncavo  ·  </w:t>
-            </w:r>
-            <w:r>
-              <w:rPr>
-                <w:rFonts w:ascii="Arial" w:cs="Arial" w:eastAsia="Arial" w:hAnsi="Arial"/>
-                <w:b/>
-                <w:bCs/>
-                <w:color w:val="C00000"/>
-                <w:sz w:val="13"/>
-                <w:szCs w:val="13"/>
-              </w:rPr>
-              <w:t xml:space="preserve">7 </w:t>
-            </w:r>
-            <w:r>
-              <w:rPr>
-                <w:rFonts w:ascii="Arial" w:cs="Arial" w:eastAsia="Arial" w:hAnsi="Arial"/>
-                <w:sz w:val="13"/>
-                <w:szCs w:val="13"/>
-              </w:rPr>
-              <w:t xml:space="preserve">Ø124 ± 0,5 — Ø exterior  ·  </w:t>
-            </w:r>
-            <w:r>
-              <w:rPr>
-                <w:rFonts w:ascii="Arial" w:cs="Arial" w:eastAsia="Arial" w:hAnsi="Arial"/>
-                <w:b/>
-                <w:bCs/>
-                <w:color w:val="C00000"/>
-                <w:sz w:val="13"/>
-                <w:szCs w:val="13"/>
-              </w:rPr>
-              <w:t xml:space="preserve">8 </w:t>
-            </w:r>
-            <w:r>
-              <w:rPr>
-                <w:rFonts w:ascii="Arial" w:cs="Arial" w:eastAsia="Arial" w:hAnsi="Arial"/>
-                <w:sz w:val="13"/>
-                <w:szCs w:val="13"/>
-              </w:rPr>
-              <w:t xml:space="preserve">M30x1,5 — rosca del cuello  ·  </w:t>
-            </w:r>
-            <w:r>
-              <w:rPr>
-                <w:rFonts w:ascii="Arial" w:cs="Arial" w:eastAsia="Arial" w:hAnsi="Arial"/>
-                <w:b/>
-                <w:bCs/>
-                <w:color w:val="C00000"/>
-                <w:sz w:val="13"/>
-                <w:szCs w:val="13"/>
-              </w:rPr>
-              <w:t xml:space="preserve">9 </w:t>
-            </w:r>
-            <w:r>
-              <w:rPr>
-                <w:rFonts w:ascii="Arial" w:cs="Arial" w:eastAsia="Arial" w:hAnsi="Arial"/>
-                <w:sz w:val="13"/>
-                <w:szCs w:val="13"/>
-              </w:rPr>
-              <w:t xml:space="preserve">Ø35 ± 0,5 — asiento de la válvula  ·  </w:t>
-            </w:r>
-            <w:r>
-              <w:rPr>
-                <w:rFonts w:ascii="Arial" w:cs="Arial" w:eastAsia="Arial" w:hAnsi="Arial"/>
-                <w:b/>
-                <w:bCs/>
-                <w:color w:val="C00000"/>
-                <w:sz w:val="13"/>
-                <w:szCs w:val="13"/>
-              </w:rPr>
-              <w:t xml:space="preserve">10 </w:t>
-            </w:r>
-            <w:r>
-              <w:rPr>
-                <w:rFonts w:ascii="Arial" w:cs="Arial" w:eastAsia="Arial" w:hAnsi="Arial"/>
-                <w:sz w:val="13"/>
-                <w:szCs w:val="13"/>
-              </w:rPr>
-              <w:t xml:space="preserve">Espesor de chapa 1,25 (cuerpo, cúpula y fondo)  ·  </w:t>
-            </w:r>
-            <w:r>
-              <w:rPr>
-                <w:rFonts w:ascii="Arial" w:cs="Arial" w:eastAsia="Arial" w:hAnsi="Arial"/>
-                <w:b/>
-                <w:bCs/>
-                <w:color w:val="C00000"/>
-                <w:sz w:val="13"/>
-                <w:szCs w:val="13"/>
-              </w:rPr>
-              <w:t xml:space="preserve">11 </w:t>
-            </w:r>
-            <w:r>
-              <w:rPr>
-                <w:rFonts w:ascii="Arial" w:cs="Arial" w:eastAsia="Arial" w:hAnsi="Arial"/>
-                <w:sz w:val="13"/>
-                <w:szCs w:val="13"/>
-              </w:rPr>
-              <w:t xml:space="preserve">Masa 1,48 kg  ·  </w:t>
-            </w:r>
-            <w:r>
-              <w:rPr>
-                <w:rFonts w:ascii="Arial" w:cs="Arial" w:eastAsia="Arial" w:hAnsi="Arial"/>
-                <w:b/>
-                <w:bCs/>
-                <w:color w:val="C00000"/>
-                <w:sz w:val="13"/>
-                <w:szCs w:val="13"/>
-              </w:rPr>
-              <w:t xml:space="preserve">12 </w:t>
-            </w:r>
-            <w:r>
-              <w:rPr>
-                <w:rFonts w:ascii="Arial" w:cs="Arial" w:eastAsia="Arial" w:hAnsi="Arial"/>
-                <w:sz w:val="13"/>
-                <w:szCs w:val="13"/>
-              </w:rPr>
-              <w:t xml:space="preserve">Volumen 3,5 dm³</w:t>
-            </w:r>
-          </w:p>
-        </w:tc>
-      </w:tr>
-      <w:tr>
-        <w:trPr>
-          <w:cantSplit/>
-        </w:trPr>
-        <w:tc>
-          <w:tcPr>
-            <w:tcW w:type="dxa" w:w="5153"/>
-            <w:tcBorders>
-              <w:top w:val="none" w:color="FFFFFF" w:sz="0"/>
-              <w:left w:val="none" w:color="FFFFFF" w:sz="0"/>
-              <w:bottom w:val="none" w:color="FFFFFF" w:sz="0"/>
-              <w:right w:val="none" w:color="FFFFFF" w:sz="0"/>
-            </w:tcBorders>
-            <w:tcMar>
-              <w:top w:type="dxa" w:w="60"/>
-              <w:left w:type="dxa" w:w="80"/>
-              <w:bottom w:type="dxa" w:w="60"/>
-              <w:right w:type="dxa" w:w="80"/>
-            </w:tcMar>
-          </w:tcPr>
-          <w:p>
-            <w:pPr>
-              <w:keepNext/>
-              <w:spacing w:after="20"/>
-            </w:pPr>
-            <w:r>
-              <w:rPr>
-                <w:rFonts w:ascii="Arial" w:cs="Arial" w:eastAsia="Arial" w:hAnsi="Arial"/>
-                <w:b/>
-                <w:bCs/>
-                <w:color w:val="1F3864"/>
-                <w:sz w:val="16"/>
-                <w:szCs w:val="16"/>
-              </w:rPr>
-              <w:t xml:space="preserve">F03 · </w:t>
-            </w:r>
-            <w:r>
-              <w:rPr>
-                <w:rFonts w:ascii="Arial" w:cs="Arial" w:eastAsia="Arial" w:hAnsi="Arial"/>
-                <w:b/>
-                <w:bCs/>
-                <w:sz w:val="16"/>
-                <w:szCs w:val="16"/>
-              </w:rPr>
-              <w:t xml:space="preserve">Plano Fadesa «Recipiente_5kg_R2_sin_logo» (código G732)</w:t>
-            </w:r>
-          </w:p>
-          <w:p>
-            <w:pPr>
-              <w:spacing w:after="30"/>
-              <w:jc w:val="center"/>
-            </w:pPr>
-            <w:r>
-              <w:drawing>
-                <wp:inline distT="0" distB="0" distL="0" distR="0">
-                  <wp:extent cx="2238375" cy="3000375"/>
-                  <wp:effectExtent t="0" r="0" b="0" l="0"/>
-                  <wp:docPr id="3" name="F03" descr="Plano Fadesa «Recipiente_5kg_R2_sin_logo» (código G732)" title="F03"/>
                   <wp:cNvGraphicFramePr>
                     <a:graphicFrameLocks xmlns:a="http://schemas.openxmlformats.org/drawingml/2006/main" noChangeAspect="1"/>
                   </wp:cNvGraphicFramePr>
@@ -1809,7 +1467,7 @@
                         <pic:spPr bwMode="auto">
                           <a:xfrm>
                             <a:off x="0" y="0"/>
-                            <a:ext cx="2238375" cy="3000375"/>
+                            <a:ext cx="2076450" cy="3000375"/>
                           </a:xfrm>
                           <a:prstGeom prst="rect">
                             <a:avLst/>
@@ -1876,7 +1534,7 @@
                 <w:sz w:val="13"/>
                 <w:szCs w:val="13"/>
               </w:rPr>
-              <w:t xml:space="preserve">15 ± 0,2 — altura del cuello  ·  </w:t>
+              <w:t xml:space="preserve">14 — altura del cuello  ·  </w:t>
             </w:r>
             <w:r>
               <w:rPr>
@@ -1895,7 +1553,7 @@
                 <w:sz w:val="13"/>
                 <w:szCs w:val="13"/>
               </w:rPr>
-              <w:t xml:space="preserve">54,5 ± 0,3 — altura de cúpula  ·  </w:t>
+              <w:t xml:space="preserve">39,5 ± 0,3 — altura de cúpula  ·  </w:t>
             </w:r>
             <w:r>
               <w:rPr>
@@ -1914,7 +1572,7 @@
                 <w:sz w:val="13"/>
                 <w:szCs w:val="13"/>
               </w:rPr>
-              <w:t xml:space="preserve">389,5 ± 0,5 — altura total  ·  </w:t>
+              <w:t xml:space="preserve">313,5 ± 0,5 — altura total  ·  </w:t>
             </w:r>
             <w:r>
               <w:rPr>
@@ -1933,7 +1591,7 @@
                 <w:sz w:val="13"/>
                 <w:szCs w:val="13"/>
               </w:rPr>
-              <w:t xml:space="preserve">21,5 ± 0,2 — pollera del fondo cóncavo  ·  </w:t>
+              <w:t xml:space="preserve">16 ± 0,3 — pollera del fondo cóncavo  ·  </w:t>
             </w:r>
             <w:r>
               <w:rPr>
@@ -1952,7 +1610,7 @@
                 <w:sz w:val="13"/>
                 <w:szCs w:val="13"/>
               </w:rPr>
-              <w:t xml:space="preserve">5,5 ± 0,1 — flecha del fondo cóncavo  ·  </w:t>
+              <w:t xml:space="preserve">5,5 — flecha del fondo cóncavo  ·  </w:t>
             </w:r>
             <w:r>
               <w:rPr>
@@ -1971,7 +1629,7 @@
                 <w:sz w:val="13"/>
                 <w:szCs w:val="13"/>
               </w:rPr>
-              <w:t xml:space="preserve">Ø153 ± 0,5 — Ø exterior  ·  </w:t>
+              <w:t xml:space="preserve">Ø124 ± 0,5 — Ø exterior  ·  </w:t>
             </w:r>
             <w:r>
               <w:rPr>
@@ -2028,7 +1686,7 @@
                 <w:sz w:val="13"/>
                 <w:szCs w:val="13"/>
               </w:rPr>
-              <w:t xml:space="preserve">Espesor de chapa 1,6 (cuerpo, cúpula y fondo)  ·  </w:t>
+              <w:t xml:space="preserve">Espesor de chapa 1,25 (cuerpo, cúpula y fondo)  ·  </w:t>
             </w:r>
             <w:r>
               <w:rPr>
@@ -2047,7 +1705,7 @@
                 <w:sz w:val="13"/>
                 <w:szCs w:val="13"/>
               </w:rPr>
-              <w:t xml:space="preserve">Masa 2,78 kg  ·  </w:t>
+              <w:t xml:space="preserve">Masa 1,48 kg  ·  </w:t>
             </w:r>
             <w:r>
               <w:rPr>
@@ -2066,48 +1724,15 @@
                 <w:sz w:val="13"/>
                 <w:szCs w:val="13"/>
               </w:rPr>
-              <w:t xml:space="preserve">Volumen 6 dm³  ·  </w:t>
-            </w:r>
-            <w:r>
-              <w:rPr>
-                <w:rFonts w:ascii="Arial" w:cs="Arial" w:eastAsia="Arial" w:hAnsi="Arial"/>
-                <w:b/>
-                <w:bCs/>
-                <w:color w:val="C00000"/>
-                <w:sz w:val="13"/>
-                <w:szCs w:val="13"/>
-              </w:rPr>
-              <w:t xml:space="preserve">13 </w:t>
-            </w:r>
-            <w:r>
-              <w:rPr>
-                <w:rFonts w:ascii="Arial" w:cs="Arial" w:eastAsia="Arial" w:hAnsi="Arial"/>
-                <w:sz w:val="13"/>
-                <w:szCs w:val="13"/>
-              </w:rPr>
-              <w:t xml:space="preserve">Detalle 2 (1:1): bordón del cuerpo, cúpula por fuera — labio ≈ 5,8, escalón ≈ 5,2  ·  </w:t>
-            </w:r>
-            <w:r>
-              <w:rPr>
-                <w:rFonts w:ascii="Arial" w:cs="Arial" w:eastAsia="Arial" w:hAnsi="Arial"/>
-                <w:b/>
-                <w:bCs/>
-                <w:color w:val="C00000"/>
-                <w:sz w:val="13"/>
-                <w:szCs w:val="13"/>
-              </w:rPr>
-              <w:t xml:space="preserve">14 </w:t>
-            </w:r>
-            <w:r>
-              <w:rPr>
-                <w:rFonts w:ascii="Arial" w:cs="Arial" w:eastAsia="Arial" w:hAnsi="Arial"/>
-                <w:sz w:val="13"/>
-                <w:szCs w:val="13"/>
-              </w:rPr>
-              <w:t xml:space="preserve">Detalle 3 (1:1): fondo encastrado con pestaña ≥ 10, filete por debajo</w:t>
-            </w:r>
-          </w:p>
-        </w:tc>
+              <w:t xml:space="preserve">Volumen 3,5 dm³</w:t>
+            </w:r>
+          </w:p>
+        </w:tc>
+      </w:tr>
+      <w:tr>
+        <w:trPr>
+          <w:cantSplit/>
+        </w:trPr>
         <w:tc>
           <w:tcPr>
             <w:tcW w:type="dxa" w:w="5153"/>
@@ -2138,7 +1763,7 @@
                 <w:sz w:val="16"/>
                 <w:szCs w:val="16"/>
               </w:rPr>
-              <w:t xml:space="preserve">F04 · </w:t>
+              <w:t xml:space="preserve">F03 · </w:t>
             </w:r>
             <w:r>
               <w:rPr>
@@ -2148,7 +1773,7 @@
                 <w:sz w:val="16"/>
                 <w:szCs w:val="16"/>
               </w:rPr>
-              <w:t xml:space="preserve">Plano Fadesa «Recipiente_10kg_R2_sin_logo» (código G733)</w:t>
+              <w:t xml:space="preserve">Plano Fadesa «Recipiente_5kg_R2_sin_logo» (código G732)</w:t>
             </w:r>
           </w:p>
           <w:p>
@@ -2159,9 +1784,9 @@
             <w:r>
               <w:drawing>
                 <wp:inline distT="0" distB="0" distL="0" distR="0">
-                  <wp:extent cx="1771650" cy="3000375"/>
+                  <wp:extent cx="2238375" cy="3000375"/>
                   <wp:effectExtent t="0" r="0" b="0" l="0"/>
-                  <wp:docPr id="4" name="F04" descr="Plano Fadesa «Recipiente_10kg_R2_sin_logo» (código G733)" title="F04"/>
+                  <wp:docPr id="3" name="F03" descr="Plano Fadesa «Recipiente_5kg_R2_sin_logo» (código G732)" title="F03"/>
                   <wp:cNvGraphicFramePr>
                     <a:graphicFrameLocks xmlns:a="http://schemas.openxmlformats.org/drawingml/2006/main" noChangeAspect="1"/>
                   </wp:cNvGraphicFramePr>
@@ -2184,7 +1809,7 @@
                         <pic:spPr bwMode="auto">
                           <a:xfrm>
                             <a:off x="0" y="0"/>
-                            <a:ext cx="1771650" cy="3000375"/>
+                            <a:ext cx="2238375" cy="3000375"/>
                           </a:xfrm>
                           <a:prstGeom prst="rect">
                             <a:avLst/>
@@ -2232,7 +1857,7 @@
                 <w:sz w:val="13"/>
                 <w:szCs w:val="13"/>
               </w:rPr>
-              <w:t xml:space="preserve">Ø36,8 — Ø exterior del cuello  ·  </w:t>
+              <w:t xml:space="preserve">Ø37 — Ø exterior del cuello  ·  </w:t>
             </w:r>
             <w:r>
               <w:rPr>
@@ -2251,7 +1876,7 @@
                 <w:sz w:val="13"/>
                 <w:szCs w:val="13"/>
               </w:rPr>
-              <w:t xml:space="preserve">14 — altura del cuello  ·  </w:t>
+              <w:t xml:space="preserve">15 ± 0,2 — altura del cuello  ·  </w:t>
             </w:r>
             <w:r>
               <w:rPr>
@@ -2270,7 +1895,7 @@
                 <w:sz w:val="13"/>
                 <w:szCs w:val="13"/>
               </w:rPr>
-              <w:t xml:space="preserve">62,5 ± 0,3 — altura de cúpula  ·  </w:t>
+              <w:t xml:space="preserve">54,5 ± 0,3 — altura de cúpula  ·  </w:t>
             </w:r>
             <w:r>
               <w:rPr>
@@ -2289,7 +1914,7 @@
                 <w:sz w:val="13"/>
                 <w:szCs w:val="13"/>
               </w:rPr>
-              <w:t xml:space="preserve">562,5 ± 0,8 — altura total  ·  </w:t>
+              <w:t xml:space="preserve">389,5 ± 0,5 — altura total  ·  </w:t>
             </w:r>
             <w:r>
               <w:rPr>
@@ -2308,7 +1933,7 @@
                 <w:sz w:val="13"/>
                 <w:szCs w:val="13"/>
               </w:rPr>
-              <w:t xml:space="preserve">16,5 ± 0,2 — pollera del fondo cóncavo  ·  </w:t>
+              <w:t xml:space="preserve">21,5 ± 0,2 — pollera del fondo cóncavo  ·  </w:t>
             </w:r>
             <w:r>
               <w:rPr>
@@ -2327,7 +1952,7 @@
                 <w:sz w:val="13"/>
                 <w:szCs w:val="13"/>
               </w:rPr>
-              <w:t xml:space="preserve">4,8 — flecha del fondo cóncavo  ·  </w:t>
+              <w:t xml:space="preserve">5,5 ± 0,1 — flecha del fondo cóncavo  ·  </w:t>
             </w:r>
             <w:r>
               <w:rPr>
@@ -2346,7 +1971,7 @@
                 <w:sz w:val="13"/>
                 <w:szCs w:val="13"/>
               </w:rPr>
-              <w:t xml:space="preserve">Ø181,5 ± 0,5 — Ø exterior  ·  </w:t>
+              <w:t xml:space="preserve">Ø153 ± 0,5 — Ø exterior  ·  </w:t>
             </w:r>
             <w:r>
               <w:rPr>
@@ -2384,7 +2009,7 @@
                 <w:sz w:val="13"/>
                 <w:szCs w:val="13"/>
               </w:rPr>
-              <w:t xml:space="preserve">Ø35 + 0,3 — asiento de la válvula  ·  </w:t>
+              <w:t xml:space="preserve">Ø35 ± 0,5 — asiento de la válvula  ·  </w:t>
             </w:r>
             <w:r>
               <w:rPr>
@@ -2403,7 +2028,7 @@
                 <w:sz w:val="13"/>
                 <w:szCs w:val="13"/>
               </w:rPr>
-              <w:t xml:space="preserve">Espesor de cúpula 1,6  ·  </w:t>
+              <w:t xml:space="preserve">Espesor de chapa 1,6 (cuerpo, cúpula y fondo)  ·  </w:t>
             </w:r>
             <w:r>
               <w:rPr>
@@ -2422,7 +2047,7 @@
                 <w:sz w:val="13"/>
                 <w:szCs w:val="13"/>
               </w:rPr>
-              <w:t xml:space="preserve">Espesor de cuerpo 2  ·  </w:t>
+              <w:t xml:space="preserve">Masa 2,78 kg  ·  </w:t>
             </w:r>
             <w:r>
               <w:rPr>
@@ -2441,7 +2066,7 @@
                 <w:sz w:val="13"/>
                 <w:szCs w:val="13"/>
               </w:rPr>
-              <w:t xml:space="preserve">Espesor de fondo 2  ·  </w:t>
+              <w:t xml:space="preserve">Volumen 6 dm³  ·  </w:t>
             </w:r>
             <w:r>
               <w:rPr>
@@ -2460,7 +2085,7 @@
                 <w:sz w:val="13"/>
                 <w:szCs w:val="13"/>
               </w:rPr>
-              <w:t xml:space="preserve">Masa 5,48 kg  ·  </w:t>
+              <w:t xml:space="preserve">Detalle 2 (1:1): bordón del cuerpo, cúpula por fuera — labio ≈ 5,8, escalón ≈ 5,2  ·  </w:t>
             </w:r>
             <w:r>
               <w:rPr>
@@ -2479,15 +2104,10 @@
                 <w:sz w:val="13"/>
                 <w:szCs w:val="13"/>
               </w:rPr>
-              <w:t xml:space="preserve">Volumen 12,5 dm³</w:t>
-            </w:r>
-          </w:p>
-        </w:tc>
-      </w:tr>
-      <w:tr>
-        <w:trPr>
-          <w:cantSplit/>
-        </w:trPr>
+              <w:t xml:space="preserve">Detalle 3 (1:1): fondo encastrado con pestaña ≥ 10, filete por debajo</w:t>
+            </w:r>
+          </w:p>
+        </w:tc>
         <w:tc>
           <w:tcPr>
             <w:tcW w:type="dxa" w:w="5153"/>
@@ -2518,7 +2138,7 @@
                 <w:sz w:val="16"/>
                 <w:szCs w:val="16"/>
               </w:rPr>
-              <w:t xml:space="preserve">F05 · </w:t>
+              <w:t xml:space="preserve">F04 · </w:t>
             </w:r>
             <w:r>
               <w:rPr>
@@ -2528,7 +2148,7 @@
                 <w:sz w:val="16"/>
                 <w:szCs w:val="16"/>
               </w:rPr>
-              <w:t xml:space="preserve">Plano Fadesa «Recipiente 25kg R3» (código G690)</w:t>
+              <w:t xml:space="preserve">Plano Fadesa «Recipiente_10kg_R2_sin_logo» (código G733)</w:t>
             </w:r>
           </w:p>
           <w:p>
@@ -2539,9 +2159,9 @@
             <w:r>
               <w:drawing>
                 <wp:inline distT="0" distB="0" distL="0" distR="0">
-                  <wp:extent cx="1971675" cy="3000375"/>
+                  <wp:extent cx="1771650" cy="3000375"/>
                   <wp:effectExtent t="0" r="0" b="0" l="0"/>
-                  <wp:docPr id="5" name="F05" descr="Plano Fadesa «Recipiente 25kg R3» (código G690)" title="F05"/>
+                  <wp:docPr id="4" name="F04" descr="Plano Fadesa «Recipiente_10kg_R2_sin_logo» (código G733)" title="F04"/>
                   <wp:cNvGraphicFramePr>
                     <a:graphicFrameLocks xmlns:a="http://schemas.openxmlformats.org/drawingml/2006/main" noChangeAspect="1"/>
                   </wp:cNvGraphicFramePr>
@@ -2564,6 +2184,386 @@
                         <pic:spPr bwMode="auto">
                           <a:xfrm>
                             <a:off x="0" y="0"/>
+                            <a:ext cx="1771650" cy="3000375"/>
+                          </a:xfrm>
+                          <a:prstGeom prst="rect">
+                            <a:avLst/>
+                          </a:prstGeom>
+                        </pic:spPr>
+                      </pic:pic>
+                    </a:graphicData>
+                  </a:graphic>
+                </wp:inline>
+              </w:drawing>
+            </w:r>
+          </w:p>
+          <w:p>
+            <w:pPr>
+              <w:spacing w:after="20"/>
+            </w:pPr>
+            <w:r>
+              <w:rPr>
+                <w:rFonts w:ascii="Arial" w:cs="Arial" w:eastAsia="Arial" w:hAnsi="Arial"/>
+                <w:color w:val="595959"/>
+                <w:sz w:val="13"/>
+                <w:szCs w:val="13"/>
+              </w:rPr>
+              <w:t xml:space="preserve">Página 1 (única), cotas y notas del plano</w:t>
+            </w:r>
+          </w:p>
+          <w:p>
+            <w:pPr>
+              <w:spacing w:after="60"/>
+            </w:pPr>
+            <w:r>
+              <w:rPr>
+                <w:rFonts w:ascii="Arial" w:cs="Arial" w:eastAsia="Arial" w:hAnsi="Arial"/>
+                <w:b/>
+                <w:bCs/>
+                <w:color w:val="C00000"/>
+                <w:sz w:val="13"/>
+                <w:szCs w:val="13"/>
+              </w:rPr>
+              <w:t xml:space="preserve">1 </w:t>
+            </w:r>
+            <w:r>
+              <w:rPr>
+                <w:rFonts w:ascii="Arial" w:cs="Arial" w:eastAsia="Arial" w:hAnsi="Arial"/>
+                <w:sz w:val="13"/>
+                <w:szCs w:val="13"/>
+              </w:rPr>
+              <w:t xml:space="preserve">Ø36,8 — Ø exterior del cuello  ·  </w:t>
+            </w:r>
+            <w:r>
+              <w:rPr>
+                <w:rFonts w:ascii="Arial" w:cs="Arial" w:eastAsia="Arial" w:hAnsi="Arial"/>
+                <w:b/>
+                <w:bCs/>
+                <w:color w:val="C00000"/>
+                <w:sz w:val="13"/>
+                <w:szCs w:val="13"/>
+              </w:rPr>
+              <w:t xml:space="preserve">2 </w:t>
+            </w:r>
+            <w:r>
+              <w:rPr>
+                <w:rFonts w:ascii="Arial" w:cs="Arial" w:eastAsia="Arial" w:hAnsi="Arial"/>
+                <w:sz w:val="13"/>
+                <w:szCs w:val="13"/>
+              </w:rPr>
+              <w:t xml:space="preserve">14 — altura del cuello  ·  </w:t>
+            </w:r>
+            <w:r>
+              <w:rPr>
+                <w:rFonts w:ascii="Arial" w:cs="Arial" w:eastAsia="Arial" w:hAnsi="Arial"/>
+                <w:b/>
+                <w:bCs/>
+                <w:color w:val="C00000"/>
+                <w:sz w:val="13"/>
+                <w:szCs w:val="13"/>
+              </w:rPr>
+              <w:t xml:space="preserve">3 </w:t>
+            </w:r>
+            <w:r>
+              <w:rPr>
+                <w:rFonts w:ascii="Arial" w:cs="Arial" w:eastAsia="Arial" w:hAnsi="Arial"/>
+                <w:sz w:val="13"/>
+                <w:szCs w:val="13"/>
+              </w:rPr>
+              <w:t xml:space="preserve">62,5 ± 0,3 — altura de cúpula  ·  </w:t>
+            </w:r>
+            <w:r>
+              <w:rPr>
+                <w:rFonts w:ascii="Arial" w:cs="Arial" w:eastAsia="Arial" w:hAnsi="Arial"/>
+                <w:b/>
+                <w:bCs/>
+                <w:color w:val="C00000"/>
+                <w:sz w:val="13"/>
+                <w:szCs w:val="13"/>
+              </w:rPr>
+              <w:t xml:space="preserve">4 </w:t>
+            </w:r>
+            <w:r>
+              <w:rPr>
+                <w:rFonts w:ascii="Arial" w:cs="Arial" w:eastAsia="Arial" w:hAnsi="Arial"/>
+                <w:sz w:val="13"/>
+                <w:szCs w:val="13"/>
+              </w:rPr>
+              <w:t xml:space="preserve">562,5 ± 0,8 — altura total  ·  </w:t>
+            </w:r>
+            <w:r>
+              <w:rPr>
+                <w:rFonts w:ascii="Arial" w:cs="Arial" w:eastAsia="Arial" w:hAnsi="Arial"/>
+                <w:b/>
+                <w:bCs/>
+                <w:color w:val="C00000"/>
+                <w:sz w:val="13"/>
+                <w:szCs w:val="13"/>
+              </w:rPr>
+              <w:t xml:space="preserve">5 </w:t>
+            </w:r>
+            <w:r>
+              <w:rPr>
+                <w:rFonts w:ascii="Arial" w:cs="Arial" w:eastAsia="Arial" w:hAnsi="Arial"/>
+                <w:sz w:val="13"/>
+                <w:szCs w:val="13"/>
+              </w:rPr>
+              <w:t xml:space="preserve">16,5 ± 0,2 — pollera del fondo cóncavo  ·  </w:t>
+            </w:r>
+            <w:r>
+              <w:rPr>
+                <w:rFonts w:ascii="Arial" w:cs="Arial" w:eastAsia="Arial" w:hAnsi="Arial"/>
+                <w:b/>
+                <w:bCs/>
+                <w:color w:val="C00000"/>
+                <w:sz w:val="13"/>
+                <w:szCs w:val="13"/>
+              </w:rPr>
+              <w:t xml:space="preserve">6 </w:t>
+            </w:r>
+            <w:r>
+              <w:rPr>
+                <w:rFonts w:ascii="Arial" w:cs="Arial" w:eastAsia="Arial" w:hAnsi="Arial"/>
+                <w:sz w:val="13"/>
+                <w:szCs w:val="13"/>
+              </w:rPr>
+              <w:t xml:space="preserve">4,8 — flecha del fondo cóncavo  ·  </w:t>
+            </w:r>
+            <w:r>
+              <w:rPr>
+                <w:rFonts w:ascii="Arial" w:cs="Arial" w:eastAsia="Arial" w:hAnsi="Arial"/>
+                <w:b/>
+                <w:bCs/>
+                <w:color w:val="C00000"/>
+                <w:sz w:val="13"/>
+                <w:szCs w:val="13"/>
+              </w:rPr>
+              <w:t xml:space="preserve">7 </w:t>
+            </w:r>
+            <w:r>
+              <w:rPr>
+                <w:rFonts w:ascii="Arial" w:cs="Arial" w:eastAsia="Arial" w:hAnsi="Arial"/>
+                <w:sz w:val="13"/>
+                <w:szCs w:val="13"/>
+              </w:rPr>
+              <w:t xml:space="preserve">Ø181,5 ± 0,5 — Ø exterior  ·  </w:t>
+            </w:r>
+            <w:r>
+              <w:rPr>
+                <w:rFonts w:ascii="Arial" w:cs="Arial" w:eastAsia="Arial" w:hAnsi="Arial"/>
+                <w:b/>
+                <w:bCs/>
+                <w:color w:val="C00000"/>
+                <w:sz w:val="13"/>
+                <w:szCs w:val="13"/>
+              </w:rPr>
+              <w:t xml:space="preserve">8 </w:t>
+            </w:r>
+            <w:r>
+              <w:rPr>
+                <w:rFonts w:ascii="Arial" w:cs="Arial" w:eastAsia="Arial" w:hAnsi="Arial"/>
+                <w:sz w:val="13"/>
+                <w:szCs w:val="13"/>
+              </w:rPr>
+              <w:t xml:space="preserve">M30x1,5 — rosca del cuello  ·  </w:t>
+            </w:r>
+            <w:r>
+              <w:rPr>
+                <w:rFonts w:ascii="Arial" w:cs="Arial" w:eastAsia="Arial" w:hAnsi="Arial"/>
+                <w:b/>
+                <w:bCs/>
+                <w:color w:val="C00000"/>
+                <w:sz w:val="13"/>
+                <w:szCs w:val="13"/>
+              </w:rPr>
+              <w:t xml:space="preserve">9 </w:t>
+            </w:r>
+            <w:r>
+              <w:rPr>
+                <w:rFonts w:ascii="Arial" w:cs="Arial" w:eastAsia="Arial" w:hAnsi="Arial"/>
+                <w:sz w:val="13"/>
+                <w:szCs w:val="13"/>
+              </w:rPr>
+              <w:t xml:space="preserve">Ø35 + 0,3 — asiento de la válvula  ·  </w:t>
+            </w:r>
+            <w:r>
+              <w:rPr>
+                <w:rFonts w:ascii="Arial" w:cs="Arial" w:eastAsia="Arial" w:hAnsi="Arial"/>
+                <w:b/>
+                <w:bCs/>
+                <w:color w:val="C00000"/>
+                <w:sz w:val="13"/>
+                <w:szCs w:val="13"/>
+              </w:rPr>
+              <w:t xml:space="preserve">10 </w:t>
+            </w:r>
+            <w:r>
+              <w:rPr>
+                <w:rFonts w:ascii="Arial" w:cs="Arial" w:eastAsia="Arial" w:hAnsi="Arial"/>
+                <w:sz w:val="13"/>
+                <w:szCs w:val="13"/>
+              </w:rPr>
+              <w:t xml:space="preserve">Espesor de cúpula 1,6  ·  </w:t>
+            </w:r>
+            <w:r>
+              <w:rPr>
+                <w:rFonts w:ascii="Arial" w:cs="Arial" w:eastAsia="Arial" w:hAnsi="Arial"/>
+                <w:b/>
+                <w:bCs/>
+                <w:color w:val="C00000"/>
+                <w:sz w:val="13"/>
+                <w:szCs w:val="13"/>
+              </w:rPr>
+              <w:t xml:space="preserve">11 </w:t>
+            </w:r>
+            <w:r>
+              <w:rPr>
+                <w:rFonts w:ascii="Arial" w:cs="Arial" w:eastAsia="Arial" w:hAnsi="Arial"/>
+                <w:sz w:val="13"/>
+                <w:szCs w:val="13"/>
+              </w:rPr>
+              <w:t xml:space="preserve">Espesor de cuerpo 2  ·  </w:t>
+            </w:r>
+            <w:r>
+              <w:rPr>
+                <w:rFonts w:ascii="Arial" w:cs="Arial" w:eastAsia="Arial" w:hAnsi="Arial"/>
+                <w:b/>
+                <w:bCs/>
+                <w:color w:val="C00000"/>
+                <w:sz w:val="13"/>
+                <w:szCs w:val="13"/>
+              </w:rPr>
+              <w:t xml:space="preserve">12 </w:t>
+            </w:r>
+            <w:r>
+              <w:rPr>
+                <w:rFonts w:ascii="Arial" w:cs="Arial" w:eastAsia="Arial" w:hAnsi="Arial"/>
+                <w:sz w:val="13"/>
+                <w:szCs w:val="13"/>
+              </w:rPr>
+              <w:t xml:space="preserve">Espesor de fondo 2  ·  </w:t>
+            </w:r>
+            <w:r>
+              <w:rPr>
+                <w:rFonts w:ascii="Arial" w:cs="Arial" w:eastAsia="Arial" w:hAnsi="Arial"/>
+                <w:b/>
+                <w:bCs/>
+                <w:color w:val="C00000"/>
+                <w:sz w:val="13"/>
+                <w:szCs w:val="13"/>
+              </w:rPr>
+              <w:t xml:space="preserve">13 </w:t>
+            </w:r>
+            <w:r>
+              <w:rPr>
+                <w:rFonts w:ascii="Arial" w:cs="Arial" w:eastAsia="Arial" w:hAnsi="Arial"/>
+                <w:sz w:val="13"/>
+                <w:szCs w:val="13"/>
+              </w:rPr>
+              <w:t xml:space="preserve">Masa 5,48 kg  ·  </w:t>
+            </w:r>
+            <w:r>
+              <w:rPr>
+                <w:rFonts w:ascii="Arial" w:cs="Arial" w:eastAsia="Arial" w:hAnsi="Arial"/>
+                <w:b/>
+                <w:bCs/>
+                <w:color w:val="C00000"/>
+                <w:sz w:val="13"/>
+                <w:szCs w:val="13"/>
+              </w:rPr>
+              <w:t xml:space="preserve">14 </w:t>
+            </w:r>
+            <w:r>
+              <w:rPr>
+                <w:rFonts w:ascii="Arial" w:cs="Arial" w:eastAsia="Arial" w:hAnsi="Arial"/>
+                <w:sz w:val="13"/>
+                <w:szCs w:val="13"/>
+              </w:rPr>
+              <w:t xml:space="preserve">Volumen 12,5 dm³</w:t>
+            </w:r>
+          </w:p>
+        </w:tc>
+      </w:tr>
+      <w:tr>
+        <w:trPr>
+          <w:cantSplit/>
+        </w:trPr>
+        <w:tc>
+          <w:tcPr>
+            <w:tcW w:type="dxa" w:w="5153"/>
+            <w:tcBorders>
+              <w:top w:val="none" w:color="FFFFFF" w:sz="0"/>
+              <w:left w:val="none" w:color="FFFFFF" w:sz="0"/>
+              <w:bottom w:val="none" w:color="FFFFFF" w:sz="0"/>
+              <w:right w:val="none" w:color="FFFFFF" w:sz="0"/>
+            </w:tcBorders>
+            <w:tcMar>
+              <w:top w:type="dxa" w:w="60"/>
+              <w:left w:type="dxa" w:w="80"/>
+              <w:bottom w:type="dxa" w:w="60"/>
+              <w:right w:type="dxa" w:w="80"/>
+            </w:tcMar>
+          </w:tcPr>
+          <w:p>
+            <w:pPr>
+              <w:keepNext/>
+              <w:spacing w:after="20"/>
+            </w:pPr>
+            <w:r>
+              <w:rPr>
+                <w:rFonts w:ascii="Arial" w:cs="Arial" w:eastAsia="Arial" w:hAnsi="Arial"/>
+                <w:b/>
+                <w:bCs/>
+                <w:color w:val="1F3864"/>
+                <w:sz w:val="16"/>
+                <w:szCs w:val="16"/>
+              </w:rPr>
+              <w:t xml:space="preserve">F05 · </w:t>
+            </w:r>
+            <w:r>
+              <w:rPr>
+                <w:rFonts w:ascii="Arial" w:cs="Arial" w:eastAsia="Arial" w:hAnsi="Arial"/>
+                <w:b/>
+                <w:bCs/>
+                <w:sz w:val="16"/>
+                <w:szCs w:val="16"/>
+              </w:rPr>
+              <w:t xml:space="preserve">Plano Fadesa «Recipiente 25kg R3» (código G690)</w:t>
+            </w:r>
+          </w:p>
+          <w:p>
+            <w:pPr>
+              <w:spacing w:after="30"/>
+              <w:jc w:val="center"/>
+            </w:pPr>
+            <w:r>
+              <w:drawing>
+                <wp:inline distT="0" distB="0" distL="0" distR="0">
+                  <wp:extent cx="1971675" cy="3000375"/>
+                  <wp:effectExtent t="0" r="0" b="0" l="0"/>
+                  <wp:docPr id="5" name="F05" descr="Plano Fadesa «Recipiente 25kg R3» (código G690)" title="F05"/>
+                  <wp:cNvGraphicFramePr>
+                    <a:graphicFrameLocks xmlns:a="http://schemas.openxmlformats.org/drawingml/2006/main" noChangeAspect="1"/>
+                  </wp:cNvGraphicFramePr>
+                  <a:graphic xmlns:a="http://schemas.openxmlformats.org/drawingml/2006/main">
+                    <a:graphicData uri="http://schemas.openxmlformats.org/drawingml/2006/picture">
+                      <pic:pic xmlns:pic="http://schemas.openxmlformats.org/drawingml/2006/picture">
+                        <pic:nvPicPr>
+                          <pic:cNvPr id="0" name="" descr=""/>
+                          <pic:cNvPicPr>
+                            <a:picLocks noChangeAspect="1" noChangeArrowheads="1"/>
+                          </pic:cNvPicPr>
+                        </pic:nvPicPr>
+                        <pic:blipFill>
+                          <a:blip r:embed="rId53" cstate="none"/>
+                          <a:srcRect/>
+                          <a:stretch>
+                            <a:fillRect/>
+                          </a:stretch>
+                        </pic:blipFill>
+                        <pic:spPr bwMode="auto">
+                          <a:xfrm>
+                            <a:off x="0" y="0"/>
                             <a:ext cx="1971675" cy="3000375"/>
                           </a:xfrm>
                           <a:prstGeom prst="rect">
@@ -2946,7 +2946,7 @@
                           </pic:cNvPicPr>
                         </pic:nvPicPr>
                         <pic:blipFill>
-                          <a:blip r:embed="rId53" cstate="none"/>
+                          <a:blip r:embed="rId54" cstate="none"/>
                           <a:srcRect/>
                           <a:stretch>
                             <a:fillRect/>
@@ -3350,7 +3350,7 @@
                           </pic:cNvPicPr>
                         </pic:nvPicPr>
                         <pic:blipFill>
-                          <a:blip r:embed="rId54" cstate="none"/>
+                          <a:blip r:embed="rId55" cstate="none"/>
                           <a:srcRect/>
                           <a:stretch>
                             <a:fillRect/>
@@ -3614,345 +3614,6 @@
                   <wp:extent cx="2066925" cy="3000375"/>
                   <wp:effectExtent t="0" r="0" b="0" l="0"/>
                   <wp:docPr id="8" name="F08" descr="Plano Fadesa «Extintor_2.5kg_Valvula_HZ_R1_sin_logo» (código A101/139/151/128/135)" title="F08"/>
-                  <wp:cNvGraphicFramePr>
-                    <a:graphicFrameLocks xmlns:a="http://schemas.openxmlformats.org/drawingml/2006/main" noChangeAspect="1"/>
-                  </wp:cNvGraphicFramePr>
-                  <a:graphic xmlns:a="http://schemas.openxmlformats.org/drawingml/2006/main">
-                    <a:graphicData uri="http://schemas.openxmlformats.org/drawingml/2006/picture">
-                      <pic:pic xmlns:pic="http://schemas.openxmlformats.org/drawingml/2006/picture">
-                        <pic:nvPicPr>
-                          <pic:cNvPr id="0" name="" descr=""/>
-                          <pic:cNvPicPr>
-                            <a:picLocks noChangeAspect="1" noChangeArrowheads="1"/>
-                          </pic:cNvPicPr>
-                        </pic:nvPicPr>
-                        <pic:blipFill>
-                          <a:blip r:embed="rId55" cstate="none"/>
-                          <a:srcRect/>
-                          <a:stretch>
-                            <a:fillRect/>
-                          </a:stretch>
-                        </pic:blipFill>
-                        <pic:spPr bwMode="auto">
-                          <a:xfrm>
-                            <a:off x="0" y="0"/>
-                            <a:ext cx="2066925" cy="3000375"/>
-                          </a:xfrm>
-                          <a:prstGeom prst="rect">
-                            <a:avLst/>
-                          </a:prstGeom>
-                        </pic:spPr>
-                      </pic:pic>
-                    </a:graphicData>
-                  </a:graphic>
-                </wp:inline>
-              </w:drawing>
-            </w:r>
-          </w:p>
-          <w:p>
-            <w:pPr>
-              <w:spacing w:after="20"/>
-            </w:pPr>
-            <w:r>
-              <w:rPr>
-                <w:rFonts w:ascii="Arial" w:cs="Arial" w:eastAsia="Arial" w:hAnsi="Arial"/>
-                <w:color w:val="595959"/>
-                <w:sz w:val="13"/>
-                <w:szCs w:val="13"/>
-              </w:rPr>
-              <w:t xml:space="preserve">Página 1 (única): notas, cotas generales y piezas del despiece medidas a escala</w:t>
-            </w:r>
-          </w:p>
-          <w:p>
-            <w:pPr>
-              <w:spacing w:after="20"/>
-            </w:pPr>
-            <w:r>
-              <w:rPr>
-                <w:rFonts w:ascii="Arial" w:cs="Arial" w:eastAsia="Arial" w:hAnsi="Arial"/>
-                <w:b/>
-                <w:bCs/>
-                <w:color w:val="C00000"/>
-                <w:sz w:val="13"/>
-                <w:szCs w:val="13"/>
-              </w:rPr>
-              <w:t xml:space="preserve">1 </w:t>
-            </w:r>
-            <w:r>
-              <w:rPr>
-                <w:rFonts w:ascii="Arial" w:cs="Arial" w:eastAsia="Arial" w:hAnsi="Arial"/>
-                <w:sz w:val="13"/>
-                <w:szCs w:val="13"/>
-              </w:rPr>
-              <w:t xml:space="preserve">Masa total 4,62 kg (polvo)  ·  </w:t>
-            </w:r>
-            <w:r>
-              <w:rPr>
-                <w:rFonts w:ascii="Arial" w:cs="Arial" w:eastAsia="Arial" w:hAnsi="Arial"/>
-                <w:b/>
-                <w:bCs/>
-                <w:color w:val="C00000"/>
-                <w:sz w:val="13"/>
-                <w:szCs w:val="13"/>
-              </w:rPr>
-              <w:t xml:space="preserve">2 </w:t>
-            </w:r>
-            <w:r>
-              <w:rPr>
-                <w:rFonts w:ascii="Arial" w:cs="Arial" w:eastAsia="Arial" w:hAnsi="Arial"/>
-                <w:sz w:val="13"/>
-                <w:szCs w:val="13"/>
-              </w:rPr>
-              <w:t xml:space="preserve">Válvula HZ  ·  </w:t>
-            </w:r>
-            <w:r>
-              <w:rPr>
-                <w:rFonts w:ascii="Arial" w:cs="Arial" w:eastAsia="Arial" w:hAnsi="Arial"/>
-                <w:b/>
-                <w:bCs/>
-                <w:color w:val="C00000"/>
-                <w:sz w:val="13"/>
-                <w:szCs w:val="13"/>
-              </w:rPr>
-              <w:t xml:space="preserve">3 </w:t>
-            </w:r>
-            <w:r>
-              <w:rPr>
-                <w:rFonts w:ascii="Arial" w:cs="Arial" w:eastAsia="Arial" w:hAnsi="Arial"/>
-                <w:sz w:val="13"/>
-                <w:szCs w:val="13"/>
-              </w:rPr>
-              <w:t xml:space="preserve">Válvula F192 (esc. 1:3): igual a la del 5 y 10 kg  ·  </w:t>
-            </w:r>
-            <w:r>
-              <w:rPr>
-                <w:rFonts w:ascii="Arial" w:cs="Arial" w:eastAsia="Arial" w:hAnsi="Arial"/>
-                <w:b/>
-                <w:bCs/>
-                <w:color w:val="C00000"/>
-                <w:sz w:val="13"/>
-                <w:szCs w:val="13"/>
-              </w:rPr>
-              <w:t xml:space="preserve">4 </w:t>
-            </w:r>
-            <w:r>
-              <w:rPr>
-                <w:rFonts w:ascii="Arial" w:cs="Arial" w:eastAsia="Arial" w:hAnsi="Arial"/>
-                <w:sz w:val="13"/>
-                <w:szCs w:val="13"/>
-              </w:rPr>
-              <w:t xml:space="preserve">Racor: tuerca Ø18,8 × 5,9, casquillo Ø16,9 × 13,5, rosca Ø13,1 × 8,9  ·  </w:t>
-            </w:r>
-            <w:r>
-              <w:rPr>
-                <w:rFonts w:ascii="Arial" w:cs="Arial" w:eastAsia="Arial" w:hAnsi="Arial"/>
-                <w:b/>
-                <w:bCs/>
-                <w:color w:val="C00000"/>
-                <w:sz w:val="13"/>
-                <w:szCs w:val="13"/>
-              </w:rPr>
-              <w:t xml:space="preserve">5 </w:t>
-            </w:r>
-            <w:r>
-              <w:rPr>
-                <w:rFonts w:ascii="Arial" w:cs="Arial" w:eastAsia="Arial" w:hAnsi="Arial"/>
-                <w:sz w:val="13"/>
-                <w:szCs w:val="13"/>
-              </w:rPr>
-              <w:t xml:space="preserve">Manómetro F645: Ø36 (35,7)  ·  </w:t>
-            </w:r>
-            <w:r>
-              <w:rPr>
-                <w:rFonts w:ascii="Arial" w:cs="Arial" w:eastAsia="Arial" w:hAnsi="Arial"/>
-                <w:b/>
-                <w:bCs/>
-                <w:color w:val="C00000"/>
-                <w:sz w:val="13"/>
-                <w:szCs w:val="13"/>
-              </w:rPr>
-              <w:t xml:space="preserve">6 </w:t>
-            </w:r>
-            <w:r>
-              <w:rPr>
-                <w:rFonts w:ascii="Arial" w:cs="Arial" w:eastAsia="Arial" w:hAnsi="Arial"/>
-                <w:sz w:val="13"/>
-                <w:szCs w:val="13"/>
-              </w:rPr>
-              <w:t xml:space="preserve">O-ring F646: Ø32,8 × 3,6  ·  </w:t>
-            </w:r>
-            <w:r>
-              <w:rPr>
-                <w:rFonts w:ascii="Arial" w:cs="Arial" w:eastAsia="Arial" w:hAnsi="Arial"/>
-                <w:b/>
-                <w:bCs/>
-                <w:color w:val="C00000"/>
-                <w:sz w:val="13"/>
-                <w:szCs w:val="13"/>
-              </w:rPr>
-              <w:t xml:space="preserve">7 </w:t>
-            </w:r>
-            <w:r>
-              <w:rPr>
-                <w:rFonts w:ascii="Arial" w:cs="Arial" w:eastAsia="Arial" w:hAnsi="Arial"/>
-                <w:sz w:val="13"/>
-                <w:szCs w:val="13"/>
-              </w:rPr>
-              <w:t xml:space="preserve">Vástago F916: Ø6 × 30,6, asiento Ø14  ·  </w:t>
-            </w:r>
-            <w:r>
-              <w:rPr>
-                <w:rFonts w:ascii="Arial" w:cs="Arial" w:eastAsia="Arial" w:hAnsi="Arial"/>
-                <w:b/>
-                <w:bCs/>
-                <w:color w:val="C00000"/>
-                <w:sz w:val="13"/>
-                <w:szCs w:val="13"/>
-              </w:rPr>
-              <w:t xml:space="preserve">8 </w:t>
-            </w:r>
-            <w:r>
-              <w:rPr>
-                <w:rFonts w:ascii="Arial" w:cs="Arial" w:eastAsia="Arial" w:hAnsi="Arial"/>
-                <w:sz w:val="13"/>
-                <w:szCs w:val="13"/>
-              </w:rPr>
-              <w:t xml:space="preserve">Resorte F653: Ø17,3 × 28,8  ·  </w:t>
-            </w:r>
-            <w:r>
-              <w:rPr>
-                <w:rFonts w:ascii="Arial" w:cs="Arial" w:eastAsia="Arial" w:hAnsi="Arial"/>
-                <w:b/>
-                <w:bCs/>
-                <w:color w:val="C00000"/>
-                <w:sz w:val="13"/>
-                <w:szCs w:val="13"/>
-              </w:rPr>
-              <w:t xml:space="preserve">9 </w:t>
-            </w:r>
-            <w:r>
-              <w:rPr>
-                <w:rFonts w:ascii="Arial" w:cs="Arial" w:eastAsia="Arial" w:hAnsi="Arial"/>
-                <w:sz w:val="13"/>
-                <w:szCs w:val="13"/>
-              </w:rPr>
-              <w:t xml:space="preserve">Caño de pesca F682: cabeza Ø21,3  ·  </w:t>
-            </w:r>
-            <w:r>
-              <w:rPr>
-                <w:rFonts w:ascii="Arial" w:cs="Arial" w:eastAsia="Arial" w:hAnsi="Arial"/>
-                <w:b/>
-                <w:bCs/>
-                <w:color w:val="C00000"/>
-                <w:sz w:val="13"/>
-                <w:szCs w:val="13"/>
-              </w:rPr>
-              <w:t xml:space="preserve">10 </w:t>
-            </w:r>
-            <w:r>
-              <w:rPr>
-                <w:rFonts w:ascii="Arial" w:cs="Arial" w:eastAsia="Arial" w:hAnsi="Arial"/>
-                <w:sz w:val="13"/>
-                <w:szCs w:val="13"/>
-              </w:rPr>
-              <w:t xml:space="preserve">Manguera: Ø17,4  ·  </w:t>
-            </w:r>
-            <w:r>
-              <w:rPr>
-                <w:rFonts w:ascii="Arial" w:cs="Arial" w:eastAsia="Arial" w:hAnsi="Arial"/>
-                <w:b/>
-                <w:bCs/>
-                <w:color w:val="C00000"/>
-                <w:sz w:val="13"/>
-                <w:szCs w:val="13"/>
-              </w:rPr>
-              <w:t xml:space="preserve">11 </w:t>
-            </w:r>
-            <w:r>
-              <w:rPr>
-                <w:rFonts w:ascii="Arial" w:cs="Arial" w:eastAsia="Arial" w:hAnsi="Arial"/>
-                <w:sz w:val="13"/>
-                <w:szCs w:val="13"/>
-              </w:rPr>
-              <w:t xml:space="preserve">Portatobera Ø18,8 × 13,4 + tobera Ø19,9 × 60,1</w:t>
-            </w:r>
-          </w:p>
-          <w:p>
-            <w:pPr>
-              <w:spacing w:after="60"/>
-            </w:pPr>
-            <w:r>
-              <w:rPr>
-                <w:rFonts w:ascii="Arial" w:cs="Arial" w:eastAsia="Arial" w:hAnsi="Arial"/>
-                <w:i/>
-                <w:iCs/>
-                <w:color w:val="404040"/>
-                <w:sz w:val="13"/>
-                <w:szCs w:val="13"/>
-              </w:rPr>
-              <w:t xml:space="preserve">Nota: Piezas medidas sobre el dibujo vectorial a la escala del rótulo (verificada con el Ø del recipiente acotado en su plano de recipiente). Precisión ≈ ±0,5 mm.</w:t>
-            </w:r>
-          </w:p>
-        </w:tc>
-      </w:tr>
-      <w:tr>
-        <w:trPr>
-          <w:cantSplit/>
-        </w:trPr>
-        <w:tc>
-          <w:tcPr>
-            <w:tcW w:type="dxa" w:w="5153"/>
-            <w:tcBorders>
-              <w:top w:val="none" w:color="FFFFFF" w:sz="0"/>
-              <w:left w:val="none" w:color="FFFFFF" w:sz="0"/>
-              <w:bottom w:val="none" w:color="FFFFFF" w:sz="0"/>
-              <w:right w:val="none" w:color="FFFFFF" w:sz="0"/>
-            </w:tcBorders>
-            <w:tcMar>
-              <w:top w:type="dxa" w:w="60"/>
-              <w:left w:type="dxa" w:w="80"/>
-              <w:bottom w:type="dxa" w:w="60"/>
-              <w:right w:type="dxa" w:w="80"/>
-            </w:tcMar>
-          </w:tcPr>
-          <w:p>
-            <w:pPr>
-              <w:keepNext/>
-              <w:spacing w:after="20"/>
-            </w:pPr>
-            <w:r>
-              <w:rPr>
-                <w:rFonts w:ascii="Arial" w:cs="Arial" w:eastAsia="Arial" w:hAnsi="Arial"/>
-                <w:b/>
-                <w:bCs/>
-                <w:color w:val="1F3864"/>
-                <w:sz w:val="16"/>
-                <w:szCs w:val="16"/>
-              </w:rPr>
-              <w:t xml:space="preserve">F09 · </w:t>
-            </w:r>
-            <w:r>
-              <w:rPr>
-                <w:rFonts w:ascii="Arial" w:cs="Arial" w:eastAsia="Arial" w:hAnsi="Arial"/>
-                <w:b/>
-                <w:bCs/>
-                <w:sz w:val="16"/>
-                <w:szCs w:val="16"/>
-              </w:rPr>
-              <w:t xml:space="preserve">Plano Fadesa «Extintor_5kg_Valvula_HZ_R1_sin_logo» (código A102/116/140/163/152/111/129/136)</w:t>
-            </w:r>
-          </w:p>
-          <w:p>
-            <w:pPr>
-              <w:spacing w:after="30"/>
-              <w:jc w:val="center"/>
-            </w:pPr>
-            <w:r>
-              <w:drawing>
-                <wp:inline distT="0" distB="0" distL="0" distR="0">
-                  <wp:extent cx="1981200" cy="3000375"/>
-                  <wp:effectExtent t="0" r="0" b="0" l="0"/>
-                  <wp:docPr id="9" name="F09" descr="Plano Fadesa «Extintor_5kg_Valvula_HZ_R1_sin_logo» (código A102/116/140/163/152/111/129/136)" title="F09"/>
                   <wp:cNvGraphicFramePr>
                     <a:graphicFrameLocks xmlns:a="http://schemas.openxmlformats.org/drawingml/2006/main" noChangeAspect="1"/>
                   </wp:cNvGraphicFramePr>
@@ -3975,7 +3636,7 @@
                         <pic:spPr bwMode="auto">
                           <a:xfrm>
                             <a:off x="0" y="0"/>
-                            <a:ext cx="1981200" cy="3000375"/>
+                            <a:ext cx="2066925" cy="3000375"/>
                           </a:xfrm>
                           <a:prstGeom prst="rect">
                             <a:avLst/>
@@ -4023,7 +3684,7 @@
                 <w:sz w:val="13"/>
                 <w:szCs w:val="13"/>
               </w:rPr>
-              <w:t xml:space="preserve">Masa total 8,4 kg (polvo)  ·  </w:t>
+              <w:t xml:space="preserve">Masa total 4,62 kg (polvo)  ·  </w:t>
             </w:r>
             <w:r>
               <w:rPr>
@@ -4061,7 +3722,7 @@
                 <w:sz w:val="13"/>
                 <w:szCs w:val="13"/>
               </w:rPr>
-              <w:t xml:space="preserve">Válvula F192 (esc. 1:4): palanca 127 de largo, 41,5 de alto sobre el cuerpo; cuerpo 38 × 12,8 + horquilla 32,2; espiga M30 Ø29,8 × 10,8; cuello Ø27,2 × 4,1; manija fija 50 + 36  ·  </w:t>
+              <w:t xml:space="preserve">Válvula F192 (esc. 1:3): igual a la del 5 y 10 kg  ·  </w:t>
             </w:r>
             <w:r>
               <w:rPr>
@@ -4118,7 +3779,7 @@
                 <w:sz w:val="13"/>
                 <w:szCs w:val="13"/>
               </w:rPr>
-              <w:t xml:space="preserve">O-ring F646: Ø32,7 × 3,6  ·  </w:t>
+              <w:t xml:space="preserve">O-ring F646: Ø32,8 × 3,6  ·  </w:t>
             </w:r>
             <w:r>
               <w:rPr>
@@ -4137,7 +3798,7 @@
                 <w:sz w:val="13"/>
                 <w:szCs w:val="13"/>
               </w:rPr>
-              <w:t xml:space="preserve">Vástago F916: Ø6 × 30,8, asiento Ø14  ·  </w:t>
+              <w:t xml:space="preserve">Vástago F916: Ø6 × 30,6, asiento Ø14  ·  </w:t>
             </w:r>
             <w:r>
               <w:rPr>
@@ -4213,7 +3874,7 @@
                 <w:sz w:val="13"/>
                 <w:szCs w:val="13"/>
               </w:rPr>
-              <w:t xml:space="preserve">Portatobera Ø19 × 13,3 + tobera Ø19,9 × 60</w:t>
+              <w:t xml:space="preserve">Portatobera Ø18,8 × 13,4 + tobera Ø19,9 × 60,1</w:t>
             </w:r>
           </w:p>
           <w:p>
@@ -4229,10 +3890,15 @@
                 <w:sz w:val="13"/>
                 <w:szCs w:val="13"/>
               </w:rPr>
-              <w:t xml:space="preserve">Nota: Piezas medidas sobre el dibujo vectorial a la escala del rótulo (verificada con el Ø del recipiente acotado en su plano de recipiente). Precisión ≈ ±0,5 mm. Esta válvula F192 es la que se usa también en los manuales revendidos (BC, HCFC, agua, AFFF, Sales K, clase D, CO₂ como referencia).</w:t>
-            </w:r>
-          </w:p>
-        </w:tc>
+              <w:t xml:space="preserve">Nota: Piezas medidas sobre el dibujo vectorial a la escala del rótulo (verificada con el Ø del recipiente acotado en su plano de recipiente). Precisión ≈ ±0,5 mm.</w:t>
+            </w:r>
+          </w:p>
+        </w:tc>
+      </w:tr>
+      <w:tr>
+        <w:trPr>
+          <w:cantSplit/>
+        </w:trPr>
         <w:tc>
           <w:tcPr>
             <w:tcW w:type="dxa" w:w="5153"/>
@@ -4263,7 +3929,7 @@
                 <w:sz w:val="16"/>
                 <w:szCs w:val="16"/>
               </w:rPr>
-              <w:t xml:space="preserve">F10 · </w:t>
+              <w:t xml:space="preserve">F09 · </w:t>
             </w:r>
             <w:r>
               <w:rPr>
@@ -4273,7 +3939,7 @@
                 <w:sz w:val="16"/>
                 <w:szCs w:val="16"/>
               </w:rPr>
-              <w:t xml:space="preserve">Plano Fadesa «Extintor_10kg_HZ_R1_sin_logo» (código A103/141/164/153/112/130/137)</w:t>
+              <w:t xml:space="preserve">Plano Fadesa «Extintor_5kg_Valvula_HZ_R1_sin_logo» (código A102/116/140/163/152/111/129/136)</w:t>
             </w:r>
           </w:p>
           <w:p>
@@ -4284,9 +3950,9 @@
             <w:r>
               <w:drawing>
                 <wp:inline distT="0" distB="0" distL="0" distR="0">
-                  <wp:extent cx="1847850" cy="3000375"/>
+                  <wp:extent cx="1981200" cy="3000375"/>
                   <wp:effectExtent t="0" r="0" b="0" l="0"/>
-                  <wp:docPr id="10" name="F10" descr="Plano Fadesa «Extintor_10kg_HZ_R1_sin_logo» (código A103/141/164/153/112/130/137)" title="F10"/>
+                  <wp:docPr id="9" name="F09" descr="Plano Fadesa «Extintor_5kg_Valvula_HZ_R1_sin_logo» (código A102/116/140/163/152/111/129/136)" title="F09"/>
                   <wp:cNvGraphicFramePr>
                     <a:graphicFrameLocks xmlns:a="http://schemas.openxmlformats.org/drawingml/2006/main" noChangeAspect="1"/>
                   </wp:cNvGraphicFramePr>
@@ -4309,7 +3975,7 @@
                         <pic:spPr bwMode="auto">
                           <a:xfrm>
                             <a:off x="0" y="0"/>
-                            <a:ext cx="1847850" cy="3000375"/>
+                            <a:ext cx="1981200" cy="3000375"/>
                           </a:xfrm>
                           <a:prstGeom prst="rect">
                             <a:avLst/>
@@ -4357,7 +4023,7 @@
                 <w:sz w:val="13"/>
                 <w:szCs w:val="13"/>
               </w:rPr>
-              <w:t xml:space="preserve">Masa total 16,4 kg (polvo)  ·  </w:t>
+              <w:t xml:space="preserve">Masa total 8,4 kg (polvo)  ·  </w:t>
             </w:r>
             <w:r>
               <w:rPr>
@@ -4395,7 +4061,7 @@
                 <w:sz w:val="13"/>
                 <w:szCs w:val="13"/>
               </w:rPr>
-              <w:t xml:space="preserve">Válvula F192 (esc. 1:4): 127 × 41,5; espiga M30 Ø29,8 × 10,8  ·  </w:t>
+              <w:t xml:space="preserve">Válvula F192 (esc. 1:4): palanca 127 de largo, 41,5 de alto sobre el cuerpo; cuerpo 38 × 12,8 + horquilla 32,2; espiga M30 Ø29,8 × 10,8; cuello Ø27,2 × 4,1; manija fija 50 + 36  ·  </w:t>
             </w:r>
             <w:r>
               <w:rPr>
@@ -4414,7 +4080,7 @@
                 <w:sz w:val="13"/>
                 <w:szCs w:val="13"/>
               </w:rPr>
-              <w:t xml:space="preserve">Racor: tuerca Ø18,8, casquillo Ø16,9, rosca Ø13,1  ·  </w:t>
+              <w:t xml:space="preserve">Racor: tuerca Ø18,8 × 5,9, casquillo Ø16,9 × 13,5, rosca Ø13,1 × 8,9  ·  </w:t>
             </w:r>
             <w:r>
               <w:rPr>
@@ -4433,7 +4099,7 @@
                 <w:sz w:val="13"/>
                 <w:szCs w:val="13"/>
               </w:rPr>
-              <w:t xml:space="preserve">Manómetro F645: Ø36 (35,7) × 31,5 con vástago  ·  </w:t>
+              <w:t xml:space="preserve">Manómetro F645: Ø36 (35,7)  ·  </w:t>
             </w:r>
             <w:r>
               <w:rPr>
@@ -4471,7 +4137,7 @@
                 <w:sz w:val="13"/>
                 <w:szCs w:val="13"/>
               </w:rPr>
-              <w:t xml:space="preserve">Vástago F916: Ø6 × 30,6, asiento Ø14 × 14  ·  </w:t>
+              <w:t xml:space="preserve">Vástago F916: Ø6 × 30,8, asiento Ø14  ·  </w:t>
             </w:r>
             <w:r>
               <w:rPr>
@@ -4509,7 +4175,7 @@
                 <w:sz w:val="13"/>
                 <w:szCs w:val="13"/>
               </w:rPr>
-              <w:t xml:space="preserve">Caño de pesca F682: cabeza Ø21,3 × 14,4  ·  </w:t>
+              <w:t xml:space="preserve">Caño de pesca F682: cabeza Ø21,3  ·  </w:t>
             </w:r>
             <w:r>
               <w:rPr>
@@ -4528,7 +4194,7 @@
                 <w:sz w:val="13"/>
                 <w:szCs w:val="13"/>
               </w:rPr>
-              <w:t xml:space="preserve">Manguera: Ø17,4 (líneas a 12,1 pt)  ·  </w:t>
+              <w:t xml:space="preserve">Manguera: Ø17,4  ·  </w:t>
             </w:r>
             <w:r>
               <w:rPr>
@@ -4547,26 +4213,7 @@
                 <w:sz w:val="13"/>
                 <w:szCs w:val="13"/>
               </w:rPr>
-              <w:t xml:space="preserve">Portatobera Ø18,8 × 13,4 + tobera Ø19,9 × 60,1  ·  </w:t>
-            </w:r>
-            <w:r>
-              <w:rPr>
-                <w:rFonts w:ascii="Arial" w:cs="Arial" w:eastAsia="Arial" w:hAnsi="Arial"/>
-                <w:b/>
-                <w:bCs/>
-                <w:color w:val="C00000"/>
-                <w:sz w:val="13"/>
-                <w:szCs w:val="13"/>
-              </w:rPr>
-              <w:t xml:space="preserve">12 </w:t>
-            </w:r>
-            <w:r>
-              <w:rPr>
-                <w:rFonts w:ascii="Arial" w:cs="Arial" w:eastAsia="Arial" w:hAnsi="Arial"/>
-                <w:sz w:val="13"/>
-                <w:szCs w:val="13"/>
-              </w:rPr>
-              <w:t xml:space="preserve">Suncho portamanguera F674: banda 14,4, sobresale 28,8</w:t>
+              <w:t xml:space="preserve">Portatobera Ø19 × 13,3 + tobera Ø19,9 × 60</w:t>
             </w:r>
           </w:p>
           <w:p>
@@ -4582,15 +4229,10 @@
                 <w:sz w:val="13"/>
                 <w:szCs w:val="13"/>
               </w:rPr>
-              <w:t xml:space="preserve">Nota: Piezas medidas sobre el dibujo vectorial a la escala del rótulo (verificada con el Ø del recipiente acotado en su plano de recipiente). Precisión ≈ ±0,5 mm.</w:t>
-            </w:r>
-          </w:p>
-        </w:tc>
-      </w:tr>
-      <w:tr>
-        <w:trPr>
-          <w:cantSplit/>
-        </w:trPr>
+              <w:t xml:space="preserve">Nota: Piezas medidas sobre el dibujo vectorial a la escala del rótulo (verificada con el Ø del recipiente acotado en su plano de recipiente). Precisión ≈ ±0,5 mm. Esta válvula F192 es la que se usa también en los manuales revendidos (BC, HCFC, agua, AFFF, Sales K, clase D, CO₂ como referencia).</w:t>
+            </w:r>
+          </w:p>
+        </w:tc>
         <w:tc>
           <w:tcPr>
             <w:tcW w:type="dxa" w:w="5153"/>
@@ -4621,7 +4263,7 @@
                 <w:sz w:val="16"/>
                 <w:szCs w:val="16"/>
               </w:rPr>
-              <w:t xml:space="preserve">F11 · </w:t>
+              <w:t xml:space="preserve">F10 · </w:t>
             </w:r>
             <w:r>
               <w:rPr>
@@ -4631,7 +4273,7 @@
                 <w:sz w:val="16"/>
                 <w:szCs w:val="16"/>
               </w:rPr>
-              <w:t xml:space="preserve">Plano Fadesa «Extintor rodante 25kg R1» (código B202/204/217/225/229/235)</w:t>
+              <w:t xml:space="preserve">Plano Fadesa «Extintor_10kg_HZ_R1_sin_logo» (código A103/141/164/153/112/130/137)</w:t>
             </w:r>
           </w:p>
           <w:p>
@@ -4642,9 +4284,9 @@
             <w:r>
               <w:drawing>
                 <wp:inline distT="0" distB="0" distL="0" distR="0">
-                  <wp:extent cx="2447925" cy="3000375"/>
+                  <wp:extent cx="1847850" cy="3000375"/>
                   <wp:effectExtent t="0" r="0" b="0" l="0"/>
-                  <wp:docPr id="11" name="F11" descr="Plano Fadesa «Extintor rodante 25kg R1» (código B202/204/217/225/229/235)" title="F11"/>
+                  <wp:docPr id="10" name="F10" descr="Plano Fadesa «Extintor_10kg_HZ_R1_sin_logo» (código A103/141/164/153/112/130/137)" title="F10"/>
                   <wp:cNvGraphicFramePr>
                     <a:graphicFrameLocks xmlns:a="http://schemas.openxmlformats.org/drawingml/2006/main" noChangeAspect="1"/>
                   </wp:cNvGraphicFramePr>
@@ -4667,7 +4309,7 @@
                         <pic:spPr bwMode="auto">
                           <a:xfrm>
                             <a:off x="0" y="0"/>
-                            <a:ext cx="2447925" cy="3000375"/>
+                            <a:ext cx="1847850" cy="3000375"/>
                           </a:xfrm>
                           <a:prstGeom prst="rect">
                             <a:avLst/>
@@ -4715,7 +4357,7 @@
                 <w:sz w:val="13"/>
                 <w:szCs w:val="13"/>
               </w:rPr>
-              <w:t xml:space="preserve">Masa total 53,2 kg — referencia de masa (calibración de llanta y sunchos)  ·  </w:t>
+              <w:t xml:space="preserve">Masa total 16,4 kg (polvo)  ·  </w:t>
             </w:r>
             <w:r>
               <w:rPr>
@@ -4734,7 +4376,7 @@
                 <w:sz w:val="13"/>
                 <w:szCs w:val="13"/>
               </w:rPr>
-              <w:t xml:space="preserve">1140 — altura total (coincide con el catálogo)  ·  </w:t>
+              <w:t xml:space="preserve">Válvula HZ  ·  </w:t>
             </w:r>
             <w:r>
               <w:rPr>
@@ -4753,7 +4395,7 @@
                 <w:sz w:val="13"/>
                 <w:szCs w:val="13"/>
               </w:rPr>
-              <w:t xml:space="preserve">Ø300 — rueda (coincide con el catálogo)  ·  </w:t>
+              <w:t xml:space="preserve">Válvula F192 (esc. 1:4): 127 × 41,5; espiga M30 Ø29,8 × 10,8  ·  </w:t>
             </w:r>
             <w:r>
               <w:rPr>
@@ -4772,7 +4414,7 @@
                 <w:sz w:val="13"/>
                 <w:szCs w:val="13"/>
               </w:rPr>
-              <w:t xml:space="preserve">Válvula F192 (esc. 1:6): la misma de los manuales (cuello M30)  ·  </w:t>
+              <w:t xml:space="preserve">Racor: tuerca Ø18,8, casquillo Ø16,9, rosca Ø13,1  ·  </w:t>
             </w:r>
             <w:r>
               <w:rPr>
@@ -4791,7 +4433,7 @@
                 <w:sz w:val="13"/>
                 <w:szCs w:val="13"/>
               </w:rPr>
-              <w:t xml:space="preserve">Manómetro F645 + cubremanómetro G711: Ø47  ·  </w:t>
+              <w:t xml:space="preserve">Manómetro F645: Ø36 (35,7) × 31,5 con vástago  ·  </w:t>
             </w:r>
             <w:r>
               <w:rPr>
@@ -4810,7 +4452,7 @@
                 <w:sz w:val="13"/>
                 <w:szCs w:val="13"/>
               </w:rPr>
-              <w:t xml:space="preserve">O-ring F646: Ø32,8  ·  </w:t>
+              <w:t xml:space="preserve">O-ring F646: Ø32,7 × 3,6  ·  </w:t>
             </w:r>
             <w:r>
               <w:rPr>
@@ -4829,7 +4471,7 @@
                 <w:sz w:val="13"/>
                 <w:szCs w:val="13"/>
               </w:rPr>
-              <w:t xml:space="preserve">Vástago F916: Ø6 × 30,6  ·  </w:t>
+              <w:t xml:space="preserve">Vástago F916: Ø6 × 30,6, asiento Ø14 × 14  ·  </w:t>
             </w:r>
             <w:r>
               <w:rPr>
@@ -4848,7 +4490,7 @@
                 <w:sz w:val="13"/>
                 <w:szCs w:val="13"/>
               </w:rPr>
-              <w:t xml:space="preserve">Resorte F653: Ø17,5 × 29  ·  </w:t>
+              <w:t xml:space="preserve">Resorte F653: Ø17,3 × 28,8  ·  </w:t>
             </w:r>
             <w:r>
               <w:rPr>
@@ -4867,7 +4509,64 @@
                 <w:sz w:val="13"/>
                 <w:szCs w:val="13"/>
               </w:rPr>
-              <w:t xml:space="preserve">Caño de pesca F226: cabeza Ø21,3</w:t>
+              <w:t xml:space="preserve">Caño de pesca F682: cabeza Ø21,3 × 14,4  ·  </w:t>
+            </w:r>
+            <w:r>
+              <w:rPr>
+                <w:rFonts w:ascii="Arial" w:cs="Arial" w:eastAsia="Arial" w:hAnsi="Arial"/>
+                <w:b/>
+                <w:bCs/>
+                <w:color w:val="C00000"/>
+                <w:sz w:val="13"/>
+                <w:szCs w:val="13"/>
+              </w:rPr>
+              <w:t xml:space="preserve">10 </w:t>
+            </w:r>
+            <w:r>
+              <w:rPr>
+                <w:rFonts w:ascii="Arial" w:cs="Arial" w:eastAsia="Arial" w:hAnsi="Arial"/>
+                <w:sz w:val="13"/>
+                <w:szCs w:val="13"/>
+              </w:rPr>
+              <w:t xml:space="preserve">Manguera: Ø17,4 (líneas a 12,1 pt)  ·  </w:t>
+            </w:r>
+            <w:r>
+              <w:rPr>
+                <w:rFonts w:ascii="Arial" w:cs="Arial" w:eastAsia="Arial" w:hAnsi="Arial"/>
+                <w:b/>
+                <w:bCs/>
+                <w:color w:val="C00000"/>
+                <w:sz w:val="13"/>
+                <w:szCs w:val="13"/>
+              </w:rPr>
+              <w:t xml:space="preserve">11 </w:t>
+            </w:r>
+            <w:r>
+              <w:rPr>
+                <w:rFonts w:ascii="Arial" w:cs="Arial" w:eastAsia="Arial" w:hAnsi="Arial"/>
+                <w:sz w:val="13"/>
+                <w:szCs w:val="13"/>
+              </w:rPr>
+              <w:t xml:space="preserve">Portatobera Ø18,8 × 13,4 + tobera Ø19,9 × 60,1  ·  </w:t>
+            </w:r>
+            <w:r>
+              <w:rPr>
+                <w:rFonts w:ascii="Arial" w:cs="Arial" w:eastAsia="Arial" w:hAnsi="Arial"/>
+                <w:b/>
+                <w:bCs/>
+                <w:color w:val="C00000"/>
+                <w:sz w:val="13"/>
+                <w:szCs w:val="13"/>
+              </w:rPr>
+              <w:t xml:space="preserve">12 </w:t>
+            </w:r>
+            <w:r>
+              <w:rPr>
+                <w:rFonts w:ascii="Arial" w:cs="Arial" w:eastAsia="Arial" w:hAnsi="Arial"/>
+                <w:sz w:val="13"/>
+                <w:szCs w:val="13"/>
+              </w:rPr>
+              <w:t xml:space="preserve">Suncho portamanguera F674: banda 14,4, sobresale 28,8</w:t>
             </w:r>
           </w:p>
           <w:p>
@@ -4887,6 +4586,11 @@
             </w:r>
           </w:p>
         </w:tc>
+      </w:tr>
+      <w:tr>
+        <w:trPr>
+          <w:cantSplit/>
+        </w:trPr>
         <w:tc>
           <w:tcPr>
             <w:tcW w:type="dxa" w:w="5153"/>
@@ -4917,7 +4621,7 @@
                 <w:sz w:val="16"/>
                 <w:szCs w:val="16"/>
               </w:rPr>
-              <w:t xml:space="preserve">F12 · </w:t>
+              <w:t xml:space="preserve">F11 · </w:t>
             </w:r>
             <w:r>
               <w:rPr>
@@ -4927,7 +4631,7 @@
                 <w:sz w:val="16"/>
                 <w:szCs w:val="16"/>
               </w:rPr>
-              <w:t xml:space="preserve">Plano Fadesa «Extintor rodante 50kg R1» (código B206/216/222/230/232/236/247)</w:t>
+              <w:t xml:space="preserve">Plano Fadesa «Extintor rodante 25kg R1» (código B202/204/217/225/229/235)</w:t>
             </w:r>
           </w:p>
           <w:p>
@@ -4938,9 +4642,9 @@
             <w:r>
               <w:drawing>
                 <wp:inline distT="0" distB="0" distL="0" distR="0">
-                  <wp:extent cx="2505075" cy="3000375"/>
+                  <wp:extent cx="2447925" cy="3000375"/>
                   <wp:effectExtent t="0" r="0" b="0" l="0"/>
-                  <wp:docPr id="12" name="F12" descr="Plano Fadesa «Extintor rodante 50kg R1» (código B206/216/222/230/232/236/247)" title="F12"/>
+                  <wp:docPr id="11" name="F11" descr="Plano Fadesa «Extintor rodante 25kg R1» (código B202/204/217/225/229/235)" title="F11"/>
                   <wp:cNvGraphicFramePr>
                     <a:graphicFrameLocks xmlns:a="http://schemas.openxmlformats.org/drawingml/2006/main" noChangeAspect="1"/>
                   </wp:cNvGraphicFramePr>
@@ -4963,6 +4667,302 @@
                         <pic:spPr bwMode="auto">
                           <a:xfrm>
                             <a:off x="0" y="0"/>
+                            <a:ext cx="2447925" cy="3000375"/>
+                          </a:xfrm>
+                          <a:prstGeom prst="rect">
+                            <a:avLst/>
+                          </a:prstGeom>
+                        </pic:spPr>
+                      </pic:pic>
+                    </a:graphicData>
+                  </a:graphic>
+                </wp:inline>
+              </w:drawing>
+            </w:r>
+          </w:p>
+          <w:p>
+            <w:pPr>
+              <w:spacing w:after="20"/>
+            </w:pPr>
+            <w:r>
+              <w:rPr>
+                <w:rFonts w:ascii="Arial" w:cs="Arial" w:eastAsia="Arial" w:hAnsi="Arial"/>
+                <w:color w:val="595959"/>
+                <w:sz w:val="13"/>
+                <w:szCs w:val="13"/>
+              </w:rPr>
+              <w:t xml:space="preserve">Página 1 (única): notas, cotas generales y piezas del despiece medidas a escala</w:t>
+            </w:r>
+          </w:p>
+          <w:p>
+            <w:pPr>
+              <w:spacing w:after="20"/>
+            </w:pPr>
+            <w:r>
+              <w:rPr>
+                <w:rFonts w:ascii="Arial" w:cs="Arial" w:eastAsia="Arial" w:hAnsi="Arial"/>
+                <w:b/>
+                <w:bCs/>
+                <w:color w:val="C00000"/>
+                <w:sz w:val="13"/>
+                <w:szCs w:val="13"/>
+              </w:rPr>
+              <w:t xml:space="preserve">1 </w:t>
+            </w:r>
+            <w:r>
+              <w:rPr>
+                <w:rFonts w:ascii="Arial" w:cs="Arial" w:eastAsia="Arial" w:hAnsi="Arial"/>
+                <w:sz w:val="13"/>
+                <w:szCs w:val="13"/>
+              </w:rPr>
+              <w:t xml:space="preserve">Masa total 53,2 kg — referencia de masa (calibración de llanta y sunchos)  ·  </w:t>
+            </w:r>
+            <w:r>
+              <w:rPr>
+                <w:rFonts w:ascii="Arial" w:cs="Arial" w:eastAsia="Arial" w:hAnsi="Arial"/>
+                <w:b/>
+                <w:bCs/>
+                <w:color w:val="C00000"/>
+                <w:sz w:val="13"/>
+                <w:szCs w:val="13"/>
+              </w:rPr>
+              <w:t xml:space="preserve">2 </w:t>
+            </w:r>
+            <w:r>
+              <w:rPr>
+                <w:rFonts w:ascii="Arial" w:cs="Arial" w:eastAsia="Arial" w:hAnsi="Arial"/>
+                <w:sz w:val="13"/>
+                <w:szCs w:val="13"/>
+              </w:rPr>
+              <w:t xml:space="preserve">1140 — altura total (coincide con el catálogo)  ·  </w:t>
+            </w:r>
+            <w:r>
+              <w:rPr>
+                <w:rFonts w:ascii="Arial" w:cs="Arial" w:eastAsia="Arial" w:hAnsi="Arial"/>
+                <w:b/>
+                <w:bCs/>
+                <w:color w:val="C00000"/>
+                <w:sz w:val="13"/>
+                <w:szCs w:val="13"/>
+              </w:rPr>
+              <w:t xml:space="preserve">3 </w:t>
+            </w:r>
+            <w:r>
+              <w:rPr>
+                <w:rFonts w:ascii="Arial" w:cs="Arial" w:eastAsia="Arial" w:hAnsi="Arial"/>
+                <w:sz w:val="13"/>
+                <w:szCs w:val="13"/>
+              </w:rPr>
+              <w:t xml:space="preserve">Ø300 — rueda (coincide con el catálogo)  ·  </w:t>
+            </w:r>
+            <w:r>
+              <w:rPr>
+                <w:rFonts w:ascii="Arial" w:cs="Arial" w:eastAsia="Arial" w:hAnsi="Arial"/>
+                <w:b/>
+                <w:bCs/>
+                <w:color w:val="C00000"/>
+                <w:sz w:val="13"/>
+                <w:szCs w:val="13"/>
+              </w:rPr>
+              <w:t xml:space="preserve">4 </w:t>
+            </w:r>
+            <w:r>
+              <w:rPr>
+                <w:rFonts w:ascii="Arial" w:cs="Arial" w:eastAsia="Arial" w:hAnsi="Arial"/>
+                <w:sz w:val="13"/>
+                <w:szCs w:val="13"/>
+              </w:rPr>
+              <w:t xml:space="preserve">Válvula F192 (esc. 1:6): la misma de los manuales (cuello M30)  ·  </w:t>
+            </w:r>
+            <w:r>
+              <w:rPr>
+                <w:rFonts w:ascii="Arial" w:cs="Arial" w:eastAsia="Arial" w:hAnsi="Arial"/>
+                <w:b/>
+                <w:bCs/>
+                <w:color w:val="C00000"/>
+                <w:sz w:val="13"/>
+                <w:szCs w:val="13"/>
+              </w:rPr>
+              <w:t xml:space="preserve">5 </w:t>
+            </w:r>
+            <w:r>
+              <w:rPr>
+                <w:rFonts w:ascii="Arial" w:cs="Arial" w:eastAsia="Arial" w:hAnsi="Arial"/>
+                <w:sz w:val="13"/>
+                <w:szCs w:val="13"/>
+              </w:rPr>
+              <w:t xml:space="preserve">Manómetro F645 + cubremanómetro G711: Ø47  ·  </w:t>
+            </w:r>
+            <w:r>
+              <w:rPr>
+                <w:rFonts w:ascii="Arial" w:cs="Arial" w:eastAsia="Arial" w:hAnsi="Arial"/>
+                <w:b/>
+                <w:bCs/>
+                <w:color w:val="C00000"/>
+                <w:sz w:val="13"/>
+                <w:szCs w:val="13"/>
+              </w:rPr>
+              <w:t xml:space="preserve">6 </w:t>
+            </w:r>
+            <w:r>
+              <w:rPr>
+                <w:rFonts w:ascii="Arial" w:cs="Arial" w:eastAsia="Arial" w:hAnsi="Arial"/>
+                <w:sz w:val="13"/>
+                <w:szCs w:val="13"/>
+              </w:rPr>
+              <w:t xml:space="preserve">O-ring F646: Ø32,8  ·  </w:t>
+            </w:r>
+            <w:r>
+              <w:rPr>
+                <w:rFonts w:ascii="Arial" w:cs="Arial" w:eastAsia="Arial" w:hAnsi="Arial"/>
+                <w:b/>
+                <w:bCs/>
+                <w:color w:val="C00000"/>
+                <w:sz w:val="13"/>
+                <w:szCs w:val="13"/>
+              </w:rPr>
+              <w:t xml:space="preserve">7 </w:t>
+            </w:r>
+            <w:r>
+              <w:rPr>
+                <w:rFonts w:ascii="Arial" w:cs="Arial" w:eastAsia="Arial" w:hAnsi="Arial"/>
+                <w:sz w:val="13"/>
+                <w:szCs w:val="13"/>
+              </w:rPr>
+              <w:t xml:space="preserve">Vástago F916: Ø6 × 30,6  ·  </w:t>
+            </w:r>
+            <w:r>
+              <w:rPr>
+                <w:rFonts w:ascii="Arial" w:cs="Arial" w:eastAsia="Arial" w:hAnsi="Arial"/>
+                <w:b/>
+                <w:bCs/>
+                <w:color w:val="C00000"/>
+                <w:sz w:val="13"/>
+                <w:szCs w:val="13"/>
+              </w:rPr>
+              <w:t xml:space="preserve">8 </w:t>
+            </w:r>
+            <w:r>
+              <w:rPr>
+                <w:rFonts w:ascii="Arial" w:cs="Arial" w:eastAsia="Arial" w:hAnsi="Arial"/>
+                <w:sz w:val="13"/>
+                <w:szCs w:val="13"/>
+              </w:rPr>
+              <w:t xml:space="preserve">Resorte F653: Ø17,5 × 29  ·  </w:t>
+            </w:r>
+            <w:r>
+              <w:rPr>
+                <w:rFonts w:ascii="Arial" w:cs="Arial" w:eastAsia="Arial" w:hAnsi="Arial"/>
+                <w:b/>
+                <w:bCs/>
+                <w:color w:val="C00000"/>
+                <w:sz w:val="13"/>
+                <w:szCs w:val="13"/>
+              </w:rPr>
+              <w:t xml:space="preserve">9 </w:t>
+            </w:r>
+            <w:r>
+              <w:rPr>
+                <w:rFonts w:ascii="Arial" w:cs="Arial" w:eastAsia="Arial" w:hAnsi="Arial"/>
+                <w:sz w:val="13"/>
+                <w:szCs w:val="13"/>
+              </w:rPr>
+              <w:t xml:space="preserve">Caño de pesca F226: cabeza Ø21,3</w:t>
+            </w:r>
+          </w:p>
+          <w:p>
+            <w:pPr>
+              <w:spacing w:after="60"/>
+            </w:pPr>
+            <w:r>
+              <w:rPr>
+                <w:rFonts w:ascii="Arial" w:cs="Arial" w:eastAsia="Arial" w:hAnsi="Arial"/>
+                <w:i/>
+                <w:iCs/>
+                <w:color w:val="404040"/>
+                <w:sz w:val="13"/>
+                <w:szCs w:val="13"/>
+              </w:rPr>
+              <w:t xml:space="preserve">Nota: Piezas medidas sobre el dibujo vectorial a la escala del rótulo (verificada con el Ø del recipiente acotado en su plano de recipiente). Precisión ≈ ±0,5 mm.</w:t>
+            </w:r>
+          </w:p>
+        </w:tc>
+        <w:tc>
+          <w:tcPr>
+            <w:tcW w:type="dxa" w:w="5153"/>
+            <w:tcBorders>
+              <w:top w:val="none" w:color="FFFFFF" w:sz="0"/>
+              <w:left w:val="none" w:color="FFFFFF" w:sz="0"/>
+              <w:bottom w:val="none" w:color="FFFFFF" w:sz="0"/>
+              <w:right w:val="none" w:color="FFFFFF" w:sz="0"/>
+            </w:tcBorders>
+            <w:tcMar>
+              <w:top w:type="dxa" w:w="60"/>
+              <w:left w:type="dxa" w:w="80"/>
+              <w:bottom w:type="dxa" w:w="60"/>
+              <w:right w:type="dxa" w:w="80"/>
+            </w:tcMar>
+          </w:tcPr>
+          <w:p>
+            <w:pPr>
+              <w:keepNext/>
+              <w:spacing w:after="20"/>
+            </w:pPr>
+            <w:r>
+              <w:rPr>
+                <w:rFonts w:ascii="Arial" w:cs="Arial" w:eastAsia="Arial" w:hAnsi="Arial"/>
+                <w:b/>
+                <w:bCs/>
+                <w:color w:val="1F3864"/>
+                <w:sz w:val="16"/>
+                <w:szCs w:val="16"/>
+              </w:rPr>
+              <w:t xml:space="preserve">F12 · </w:t>
+            </w:r>
+            <w:r>
+              <w:rPr>
+                <w:rFonts w:ascii="Arial" w:cs="Arial" w:eastAsia="Arial" w:hAnsi="Arial"/>
+                <w:b/>
+                <w:bCs/>
+                <w:sz w:val="16"/>
+                <w:szCs w:val="16"/>
+              </w:rPr>
+              <w:t xml:space="preserve">Plano Fadesa «Extintor rodante 50kg R1» (código B206/216/222/230/232/236/247)</w:t>
+            </w:r>
+          </w:p>
+          <w:p>
+            <w:pPr>
+              <w:spacing w:after="30"/>
+              <w:jc w:val="center"/>
+            </w:pPr>
+            <w:r>
+              <w:drawing>
+                <wp:inline distT="0" distB="0" distL="0" distR="0">
+                  <wp:extent cx="2505075" cy="3000375"/>
+                  <wp:effectExtent t="0" r="0" b="0" l="0"/>
+                  <wp:docPr id="12" name="F12" descr="Plano Fadesa «Extintor rodante 50kg R1» (código B206/216/222/230/232/236/247)" title="F12"/>
+                  <wp:cNvGraphicFramePr>
+                    <a:graphicFrameLocks xmlns:a="http://schemas.openxmlformats.org/drawingml/2006/main" noChangeAspect="1"/>
+                  </wp:cNvGraphicFramePr>
+                  <a:graphic xmlns:a="http://schemas.openxmlformats.org/drawingml/2006/main">
+                    <a:graphicData uri="http://schemas.openxmlformats.org/drawingml/2006/picture">
+                      <pic:pic xmlns:pic="http://schemas.openxmlformats.org/drawingml/2006/picture">
+                        <pic:nvPicPr>
+                          <pic:cNvPr id="0" name="" descr=""/>
+                          <pic:cNvPicPr>
+                            <a:picLocks noChangeAspect="1" noChangeArrowheads="1"/>
+                          </pic:cNvPicPr>
+                        </pic:nvPicPr>
+                        <pic:blipFill>
+                          <a:blip r:embed="rId60" cstate="none"/>
+                          <a:srcRect/>
+                          <a:stretch>
+                            <a:fillRect/>
+                          </a:stretch>
+                        </pic:blipFill>
+                        <pic:spPr bwMode="auto">
+                          <a:xfrm>
+                            <a:off x="0" y="0"/>
                             <a:ext cx="2505075" cy="3000375"/>
                           </a:xfrm>
                           <a:prstGeom prst="rect">
@@ -5198,7 +5198,7 @@
                           </pic:cNvPicPr>
                         </pic:nvPicPr>
                         <pic:blipFill>
-                          <a:blip r:embed="rId60" cstate="none"/>
+                          <a:blip r:embed="rId61" cstate="none"/>
                           <a:srcRect/>
                           <a:stretch>
                             <a:fillRect/>
@@ -5487,267 +5487,6 @@
                           </pic:cNvPicPr>
                         </pic:nvPicPr>
                         <pic:blipFill>
-                          <a:blip r:embed="rId61" cstate="none"/>
-                          <a:srcRect/>
-                          <a:stretch>
-                            <a:fillRect/>
-                          </a:stretch>
-                        </pic:blipFill>
-                        <pic:spPr bwMode="auto">
-                          <a:xfrm>
-                            <a:off x="0" y="0"/>
-                            <a:ext cx="3143250" cy="1743075"/>
-                          </a:xfrm>
-                          <a:prstGeom prst="rect">
-                            <a:avLst/>
-                          </a:prstGeom>
-                        </pic:spPr>
-                      </pic:pic>
-                    </a:graphicData>
-                  </a:graphic>
-                </wp:inline>
-              </w:drawing>
-            </w:r>
-          </w:p>
-          <w:p>
-            <w:pPr>
-              <w:spacing w:after="20"/>
-            </w:pPr>
-            <w:r>
-              <w:rPr>
-                <w:rFonts w:ascii="Arial" w:cs="Arial" w:eastAsia="Arial" w:hAnsi="Arial"/>
-                <w:color w:val="595959"/>
-                <w:sz w:val="13"/>
-                <w:szCs w:val="13"/>
-              </w:rPr>
-              <w:t xml:space="preserve">Página 4, tabla Especificaciones</w:t>
-            </w:r>
-          </w:p>
-          <w:p>
-            <w:pPr>
-              <w:spacing w:after="60"/>
-            </w:pPr>
-            <w:r>
-              <w:rPr>
-                <w:rFonts w:ascii="Arial" w:cs="Arial" w:eastAsia="Arial" w:hAnsi="Arial"/>
-                <w:b/>
-                <w:bCs/>
-                <w:color w:val="C00000"/>
-                <w:sz w:val="13"/>
-                <w:szCs w:val="13"/>
-              </w:rPr>
-              <w:t xml:space="preserve">1 </w:t>
-            </w:r>
-            <w:r>
-              <w:rPr>
-                <w:rFonts w:ascii="Arial" w:cs="Arial" w:eastAsia="Arial" w:hAnsi="Arial"/>
-                <w:sz w:val="13"/>
-                <w:szCs w:val="13"/>
-              </w:rPr>
-              <w:t xml:space="preserve">1 kg Ø3: peso cargado, altura, ancho, profundidad  ·  </w:t>
-            </w:r>
-            <w:r>
-              <w:rPr>
-                <w:rFonts w:ascii="Arial" w:cs="Arial" w:eastAsia="Arial" w:hAnsi="Arial"/>
-                <w:b/>
-                <w:bCs/>
-                <w:color w:val="C00000"/>
-                <w:sz w:val="13"/>
-                <w:szCs w:val="13"/>
-              </w:rPr>
-              <w:t xml:space="preserve">2 </w:t>
-            </w:r>
-            <w:r>
-              <w:rPr>
-                <w:rFonts w:ascii="Arial" w:cs="Arial" w:eastAsia="Arial" w:hAnsi="Arial"/>
-                <w:sz w:val="13"/>
-                <w:szCs w:val="13"/>
-              </w:rPr>
-              <w:t xml:space="preserve">1 kg Ø3: presión de servicio y de ensayo (MPa)  ·  </w:t>
-            </w:r>
-            <w:r>
-              <w:rPr>
-                <w:rFonts w:ascii="Arial" w:cs="Arial" w:eastAsia="Arial" w:hAnsi="Arial"/>
-                <w:b/>
-                <w:bCs/>
-                <w:color w:val="C00000"/>
-                <w:sz w:val="13"/>
-                <w:szCs w:val="13"/>
-              </w:rPr>
-              <w:t xml:space="preserve">3 </w:t>
-            </w:r>
-            <w:r>
-              <w:rPr>
-                <w:rFonts w:ascii="Arial" w:cs="Arial" w:eastAsia="Arial" w:hAnsi="Arial"/>
-                <w:sz w:val="13"/>
-                <w:szCs w:val="13"/>
-              </w:rPr>
-              <w:t xml:space="preserve">2,5 kg: peso cargado, altura, ancho, profundidad  ·  </w:t>
-            </w:r>
-            <w:r>
-              <w:rPr>
-                <w:rFonts w:ascii="Arial" w:cs="Arial" w:eastAsia="Arial" w:hAnsi="Arial"/>
-                <w:b/>
-                <w:bCs/>
-                <w:color w:val="C00000"/>
-                <w:sz w:val="13"/>
-                <w:szCs w:val="13"/>
-              </w:rPr>
-              <w:t xml:space="preserve">4 </w:t>
-            </w:r>
-            <w:r>
-              <w:rPr>
-                <w:rFonts w:ascii="Arial" w:cs="Arial" w:eastAsia="Arial" w:hAnsi="Arial"/>
-                <w:sz w:val="13"/>
-                <w:szCs w:val="13"/>
-              </w:rPr>
-              <w:t xml:space="preserve">2,5 kg: presión de servicio y de ensayo (MPa)  ·  </w:t>
-            </w:r>
-            <w:r>
-              <w:rPr>
-                <w:rFonts w:ascii="Arial" w:cs="Arial" w:eastAsia="Arial" w:hAnsi="Arial"/>
-                <w:b/>
-                <w:bCs/>
-                <w:color w:val="C00000"/>
-                <w:sz w:val="13"/>
-                <w:szCs w:val="13"/>
-              </w:rPr>
-              <w:t xml:space="preserve">5 </w:t>
-            </w:r>
-            <w:r>
-              <w:rPr>
-                <w:rFonts w:ascii="Arial" w:cs="Arial" w:eastAsia="Arial" w:hAnsi="Arial"/>
-                <w:sz w:val="13"/>
-                <w:szCs w:val="13"/>
-              </w:rPr>
-              <w:t xml:space="preserve">5 kg: peso cargado, altura, ancho, profundidad  ·  </w:t>
-            </w:r>
-            <w:r>
-              <w:rPr>
-                <w:rFonts w:ascii="Arial" w:cs="Arial" w:eastAsia="Arial" w:hAnsi="Arial"/>
-                <w:b/>
-                <w:bCs/>
-                <w:color w:val="C00000"/>
-                <w:sz w:val="13"/>
-                <w:szCs w:val="13"/>
-              </w:rPr>
-              <w:t xml:space="preserve">6 </w:t>
-            </w:r>
-            <w:r>
-              <w:rPr>
-                <w:rFonts w:ascii="Arial" w:cs="Arial" w:eastAsia="Arial" w:hAnsi="Arial"/>
-                <w:sz w:val="13"/>
-                <w:szCs w:val="13"/>
-              </w:rPr>
-              <w:t xml:space="preserve">5 kg: presión de servicio y de ensayo (MPa)  ·  </w:t>
-            </w:r>
-            <w:r>
-              <w:rPr>
-                <w:rFonts w:ascii="Arial" w:cs="Arial" w:eastAsia="Arial" w:hAnsi="Arial"/>
-                <w:b/>
-                <w:bCs/>
-                <w:color w:val="C00000"/>
-                <w:sz w:val="13"/>
-                <w:szCs w:val="13"/>
-              </w:rPr>
-              <w:t xml:space="preserve">7 </w:t>
-            </w:r>
-            <w:r>
-              <w:rPr>
-                <w:rFonts w:ascii="Arial" w:cs="Arial" w:eastAsia="Arial" w:hAnsi="Arial"/>
-                <w:sz w:val="13"/>
-                <w:szCs w:val="13"/>
-              </w:rPr>
-              <w:t xml:space="preserve">10 kg: peso cargado, altura, ancho, profundidad  ·  </w:t>
-            </w:r>
-            <w:r>
-              <w:rPr>
-                <w:rFonts w:ascii="Arial" w:cs="Arial" w:eastAsia="Arial" w:hAnsi="Arial"/>
-                <w:b/>
-                <w:bCs/>
-                <w:color w:val="C00000"/>
-                <w:sz w:val="13"/>
-                <w:szCs w:val="13"/>
-              </w:rPr>
-              <w:t xml:space="preserve">8 </w:t>
-            </w:r>
-            <w:r>
-              <w:rPr>
-                <w:rFonts w:ascii="Arial" w:cs="Arial" w:eastAsia="Arial" w:hAnsi="Arial"/>
-                <w:sz w:val="13"/>
-                <w:szCs w:val="13"/>
-              </w:rPr>
-              <w:t xml:space="preserve">10 kg: presión de servicio y de ensayo (MPa)</w:t>
-            </w:r>
-          </w:p>
-        </w:tc>
-        <w:tc>
-          <w:tcPr>
-            <w:tcW w:type="dxa" w:w="5153"/>
-            <w:tcBorders>
-              <w:top w:val="none" w:color="FFFFFF" w:sz="0"/>
-              <w:left w:val="none" w:color="FFFFFF" w:sz="0"/>
-              <w:bottom w:val="none" w:color="FFFFFF" w:sz="0"/>
-              <w:right w:val="none" w:color="FFFFFF" w:sz="0"/>
-            </w:tcBorders>
-            <w:tcMar>
-              <w:top w:type="dxa" w:w="60"/>
-              <w:left w:type="dxa" w:w="80"/>
-              <w:bottom w:type="dxa" w:w="60"/>
-              <w:right w:type="dxa" w:w="80"/>
-            </w:tcMar>
-          </w:tcPr>
-          <w:p>
-            <w:pPr>
-              <w:keepNext/>
-              <w:spacing w:after="20"/>
-            </w:pPr>
-            <w:r>
-              <w:rPr>
-                <w:rFonts w:ascii="Arial" w:cs="Arial" w:eastAsia="Arial" w:hAnsi="Arial"/>
-                <w:b/>
-                <w:bCs/>
-                <w:color w:val="1F3864"/>
-                <w:sz w:val="16"/>
-                <w:szCs w:val="16"/>
-              </w:rPr>
-              <w:t xml:space="preserve">F15 · </w:t>
-            </w:r>
-            <w:r>
-              <w:rPr>
-                <w:rFonts w:ascii="Arial" w:cs="Arial" w:eastAsia="Arial" w:hAnsi="Arial"/>
-                <w:b/>
-                <w:bCs/>
-                <w:sz w:val="16"/>
-                <w:szCs w:val="16"/>
-              </w:rPr>
-              <w:t xml:space="preserve">Catálogo Fadesa 3, pág. 5: tabla «Especificaciones»</w:t>
-            </w:r>
-          </w:p>
-          <w:p>
-            <w:pPr>
-              <w:spacing w:after="30"/>
-              <w:jc w:val="center"/>
-            </w:pPr>
-            <w:r>
-              <w:drawing>
-                <wp:inline distT="0" distB="0" distL="0" distR="0">
-                  <wp:extent cx="3143250" cy="1743075"/>
-                  <wp:effectExtent t="0" r="0" b="0" l="0"/>
-                  <wp:docPr id="15" name="F15" descr="Catálogo Fadesa 3, pág. 5: tabla «Especificaciones»" title="F15"/>
-                  <wp:cNvGraphicFramePr>
-                    <a:graphicFrameLocks xmlns:a="http://schemas.openxmlformats.org/drawingml/2006/main" noChangeAspect="1"/>
-                  </wp:cNvGraphicFramePr>
-                  <a:graphic xmlns:a="http://schemas.openxmlformats.org/drawingml/2006/main">
-                    <a:graphicData uri="http://schemas.openxmlformats.org/drawingml/2006/picture">
-                      <pic:pic xmlns:pic="http://schemas.openxmlformats.org/drawingml/2006/picture">
-                        <pic:nvPicPr>
-                          <pic:cNvPr id="0" name="" descr=""/>
-                          <pic:cNvPicPr>
-                            <a:picLocks noChangeAspect="1" noChangeArrowheads="1"/>
-                          </pic:cNvPicPr>
-                        </pic:nvPicPr>
-                        <pic:blipFill>
                           <a:blip r:embed="rId62" cstate="none"/>
                           <a:srcRect/>
                           <a:stretch>
@@ -5781,7 +5520,7 @@
                 <w:sz w:val="13"/>
                 <w:szCs w:val="13"/>
               </w:rPr>
-              <w:t xml:space="preserve">Página 5, tabla Especificaciones</w:t>
+              <w:t xml:space="preserve">Página 4, tabla Especificaciones</w:t>
             </w:r>
           </w:p>
           <w:p>
@@ -5805,7 +5544,7 @@
                 <w:sz w:val="13"/>
                 <w:szCs w:val="13"/>
               </w:rPr>
-              <w:t xml:space="preserve">25 kg: peso cargado, altura, ancho, profundidad, Ø rueda, manga  ·  </w:t>
+              <w:t xml:space="preserve">1 kg Ø3: peso cargado, altura, ancho, profundidad  ·  </w:t>
             </w:r>
             <w:r>
               <w:rPr>
@@ -5824,7 +5563,7 @@
                 <w:sz w:val="13"/>
                 <w:szCs w:val="13"/>
               </w:rPr>
-              <w:t xml:space="preserve">25 kg: presión de servicio y de ensayo (MPa)  ·  </w:t>
+              <w:t xml:space="preserve">1 kg Ø3: presión de servicio y de ensayo (MPa)  ·  </w:t>
             </w:r>
             <w:r>
               <w:rPr>
@@ -5843,7 +5582,7 @@
                 <w:sz w:val="13"/>
                 <w:szCs w:val="13"/>
               </w:rPr>
-              <w:t xml:space="preserve">50 kg: peso cargado, altura, ancho, profundidad, Ø rueda, manga  ·  </w:t>
+              <w:t xml:space="preserve">2,5 kg: peso cargado, altura, ancho, profundidad  ·  </w:t>
             </w:r>
             <w:r>
               <w:rPr>
@@ -5862,7 +5601,7 @@
                 <w:sz w:val="13"/>
                 <w:szCs w:val="13"/>
               </w:rPr>
-              <w:t xml:space="preserve">50 kg: presión de servicio y de ensayo (MPa)  ·  </w:t>
+              <w:t xml:space="preserve">2,5 kg: presión de servicio y de ensayo (MPa)  ·  </w:t>
             </w:r>
             <w:r>
               <w:rPr>
@@ -5881,7 +5620,7 @@
                 <w:sz w:val="13"/>
                 <w:szCs w:val="13"/>
               </w:rPr>
-              <w:t xml:space="preserve">70 kg: peso cargado, altura, ancho, profundidad, Ø rueda, manga  ·  </w:t>
+              <w:t xml:space="preserve">5 kg: peso cargado, altura, ancho, profundidad  ·  </w:t>
             </w:r>
             <w:r>
               <w:rPr>
@@ -5900,7 +5639,7 @@
                 <w:sz w:val="13"/>
                 <w:szCs w:val="13"/>
               </w:rPr>
-              <w:t xml:space="preserve">70 kg: presión de servicio y de ensayo (MPa)  ·  </w:t>
+              <w:t xml:space="preserve">5 kg: presión de servicio y de ensayo (MPa)  ·  </w:t>
             </w:r>
             <w:r>
               <w:rPr>
@@ -5919,7 +5658,7 @@
                 <w:sz w:val="13"/>
                 <w:szCs w:val="13"/>
               </w:rPr>
-              <w:t xml:space="preserve">100 kg: peso cargado, altura, ancho, profundidad, Ø rueda, manga  ·  </w:t>
+              <w:t xml:space="preserve">10 kg: peso cargado, altura, ancho, profundidad  ·  </w:t>
             </w:r>
             <w:r>
               <w:rPr>
@@ -5938,15 +5677,10 @@
                 <w:sz w:val="13"/>
                 <w:szCs w:val="13"/>
               </w:rPr>
-              <w:t xml:space="preserve">100 kg: presión de servicio y de ensayo (MPa)</w:t>
-            </w:r>
-          </w:p>
-        </w:tc>
-      </w:tr>
-      <w:tr>
-        <w:trPr>
-          <w:cantSplit/>
-        </w:trPr>
+              <w:t xml:space="preserve">10 kg: presión de servicio y de ensayo (MPa)</w:t>
+            </w:r>
+          </w:p>
+        </w:tc>
         <w:tc>
           <w:tcPr>
             <w:tcW w:type="dxa" w:w="5153"/>
@@ -5977,7 +5711,7 @@
                 <w:sz w:val="16"/>
                 <w:szCs w:val="16"/>
               </w:rPr>
-              <w:t xml:space="preserve">F16 · </w:t>
+              <w:t xml:space="preserve">F15 · </w:t>
             </w:r>
             <w:r>
               <w:rPr>
@@ -5987,7 +5721,7 @@
                 <w:sz w:val="16"/>
                 <w:szCs w:val="16"/>
               </w:rPr>
-              <w:t xml:space="preserve">Catálogo Fadesa 3, pág. 6: tabla «Especificaciones»</w:t>
+              <w:t xml:space="preserve">Catálogo Fadesa 3, pág. 5: tabla «Especificaciones»</w:t>
             </w:r>
           </w:p>
           <w:p>
@@ -6000,7 +5734,7 @@
                 <wp:inline distT="0" distB="0" distL="0" distR="0">
                   <wp:extent cx="3143250" cy="1743075"/>
                   <wp:effectExtent t="0" r="0" b="0" l="0"/>
-                  <wp:docPr id="16" name="F16" descr="Catálogo Fadesa 3, pág. 6: tabla «Especificaciones»" title="F16"/>
+                  <wp:docPr id="15" name="F15" descr="Catálogo Fadesa 3, pág. 5: tabla «Especificaciones»" title="F15"/>
                   <wp:cNvGraphicFramePr>
                     <a:graphicFrameLocks xmlns:a="http://schemas.openxmlformats.org/drawingml/2006/main" noChangeAspect="1"/>
                   </wp:cNvGraphicFramePr>
@@ -6047,7 +5781,7 @@
                 <w:sz w:val="13"/>
                 <w:szCs w:val="13"/>
               </w:rPr>
-              <w:t xml:space="preserve">Página 6, tabla Especificaciones</w:t>
+              <w:t xml:space="preserve">Página 5, tabla Especificaciones</w:t>
             </w:r>
           </w:p>
           <w:p>
@@ -6071,7 +5805,7 @@
                 <w:sz w:val="13"/>
                 <w:szCs w:val="13"/>
               </w:rPr>
-              <w:t xml:space="preserve">BC 5 kg: peso cargado, altura, ancho, profundidad  ·  </w:t>
+              <w:t xml:space="preserve">25 kg: peso cargado, altura, ancho, profundidad, Ø rueda, manga  ·  </w:t>
             </w:r>
             <w:r>
               <w:rPr>
@@ -6090,10 +5824,129 @@
                 <w:sz w:val="13"/>
                 <w:szCs w:val="13"/>
               </w:rPr>
-              <w:t xml:space="preserve">BC 5 kg: presión de servicio y de ensayo (MPa)</w:t>
-            </w:r>
-          </w:p>
-        </w:tc>
+              <w:t xml:space="preserve">25 kg: presión de servicio y de ensayo (MPa)  ·  </w:t>
+            </w:r>
+            <w:r>
+              <w:rPr>
+                <w:rFonts w:ascii="Arial" w:cs="Arial" w:eastAsia="Arial" w:hAnsi="Arial"/>
+                <w:b/>
+                <w:bCs/>
+                <w:color w:val="C00000"/>
+                <w:sz w:val="13"/>
+                <w:szCs w:val="13"/>
+              </w:rPr>
+              <w:t xml:space="preserve">3 </w:t>
+            </w:r>
+            <w:r>
+              <w:rPr>
+                <w:rFonts w:ascii="Arial" w:cs="Arial" w:eastAsia="Arial" w:hAnsi="Arial"/>
+                <w:sz w:val="13"/>
+                <w:szCs w:val="13"/>
+              </w:rPr>
+              <w:t xml:space="preserve">50 kg: peso cargado, altura, ancho, profundidad, Ø rueda, manga  ·  </w:t>
+            </w:r>
+            <w:r>
+              <w:rPr>
+                <w:rFonts w:ascii="Arial" w:cs="Arial" w:eastAsia="Arial" w:hAnsi="Arial"/>
+                <w:b/>
+                <w:bCs/>
+                <w:color w:val="C00000"/>
+                <w:sz w:val="13"/>
+                <w:szCs w:val="13"/>
+              </w:rPr>
+              <w:t xml:space="preserve">4 </w:t>
+            </w:r>
+            <w:r>
+              <w:rPr>
+                <w:rFonts w:ascii="Arial" w:cs="Arial" w:eastAsia="Arial" w:hAnsi="Arial"/>
+                <w:sz w:val="13"/>
+                <w:szCs w:val="13"/>
+              </w:rPr>
+              <w:t xml:space="preserve">50 kg: presión de servicio y de ensayo (MPa)  ·  </w:t>
+            </w:r>
+            <w:r>
+              <w:rPr>
+                <w:rFonts w:ascii="Arial" w:cs="Arial" w:eastAsia="Arial" w:hAnsi="Arial"/>
+                <w:b/>
+                <w:bCs/>
+                <w:color w:val="C00000"/>
+                <w:sz w:val="13"/>
+                <w:szCs w:val="13"/>
+              </w:rPr>
+              <w:t xml:space="preserve">5 </w:t>
+            </w:r>
+            <w:r>
+              <w:rPr>
+                <w:rFonts w:ascii="Arial" w:cs="Arial" w:eastAsia="Arial" w:hAnsi="Arial"/>
+                <w:sz w:val="13"/>
+                <w:szCs w:val="13"/>
+              </w:rPr>
+              <w:t xml:space="preserve">70 kg: peso cargado, altura, ancho, profundidad, Ø rueda, manga  ·  </w:t>
+            </w:r>
+            <w:r>
+              <w:rPr>
+                <w:rFonts w:ascii="Arial" w:cs="Arial" w:eastAsia="Arial" w:hAnsi="Arial"/>
+                <w:b/>
+                <w:bCs/>
+                <w:color w:val="C00000"/>
+                <w:sz w:val="13"/>
+                <w:szCs w:val="13"/>
+              </w:rPr>
+              <w:t xml:space="preserve">6 </w:t>
+            </w:r>
+            <w:r>
+              <w:rPr>
+                <w:rFonts w:ascii="Arial" w:cs="Arial" w:eastAsia="Arial" w:hAnsi="Arial"/>
+                <w:sz w:val="13"/>
+                <w:szCs w:val="13"/>
+              </w:rPr>
+              <w:t xml:space="preserve">70 kg: presión de servicio y de ensayo (MPa)  ·  </w:t>
+            </w:r>
+            <w:r>
+              <w:rPr>
+                <w:rFonts w:ascii="Arial" w:cs="Arial" w:eastAsia="Arial" w:hAnsi="Arial"/>
+                <w:b/>
+                <w:bCs/>
+                <w:color w:val="C00000"/>
+                <w:sz w:val="13"/>
+                <w:szCs w:val="13"/>
+              </w:rPr>
+              <w:t xml:space="preserve">7 </w:t>
+            </w:r>
+            <w:r>
+              <w:rPr>
+                <w:rFonts w:ascii="Arial" w:cs="Arial" w:eastAsia="Arial" w:hAnsi="Arial"/>
+                <w:sz w:val="13"/>
+                <w:szCs w:val="13"/>
+              </w:rPr>
+              <w:t xml:space="preserve">100 kg: peso cargado, altura, ancho, profundidad, Ø rueda, manga  ·  </w:t>
+            </w:r>
+            <w:r>
+              <w:rPr>
+                <w:rFonts w:ascii="Arial" w:cs="Arial" w:eastAsia="Arial" w:hAnsi="Arial"/>
+                <w:b/>
+                <w:bCs/>
+                <w:color w:val="C00000"/>
+                <w:sz w:val="13"/>
+                <w:szCs w:val="13"/>
+              </w:rPr>
+              <w:t xml:space="preserve">8 </w:t>
+            </w:r>
+            <w:r>
+              <w:rPr>
+                <w:rFonts w:ascii="Arial" w:cs="Arial" w:eastAsia="Arial" w:hAnsi="Arial"/>
+                <w:sz w:val="13"/>
+                <w:szCs w:val="13"/>
+              </w:rPr>
+              <w:t xml:space="preserve">100 kg: presión de servicio y de ensayo (MPa)</w:t>
+            </w:r>
+          </w:p>
+        </w:tc>
+      </w:tr>
+      <w:tr>
+        <w:trPr>
+          <w:cantSplit/>
+        </w:trPr>
         <w:tc>
           <w:tcPr>
             <w:tcW w:type="dxa" w:w="5153"/>
@@ -6124,7 +5977,7 @@
                 <w:sz w:val="16"/>
                 <w:szCs w:val="16"/>
               </w:rPr>
-              <w:t xml:space="preserve">F17 · </w:t>
+              <w:t xml:space="preserve">F16 · </w:t>
             </w:r>
             <w:r>
               <w:rPr>
@@ -6134,7 +5987,7 @@
                 <w:sz w:val="16"/>
                 <w:szCs w:val="16"/>
               </w:rPr>
-              <w:t xml:space="preserve">Catálogo Fadesa 3, pág. 8: tabla «Especificaciones»</w:t>
+              <w:t xml:space="preserve">Catálogo Fadesa 3, pág. 6: tabla «Especificaciones»</w:t>
             </w:r>
           </w:p>
           <w:p>
@@ -6147,7 +6000,7 @@
                 <wp:inline distT="0" distB="0" distL="0" distR="0">
                   <wp:extent cx="3143250" cy="1743075"/>
                   <wp:effectExtent t="0" r="0" b="0" l="0"/>
-                  <wp:docPr id="17" name="F17" descr="Catálogo Fadesa 3, pág. 8: tabla «Especificaciones»" title="F17"/>
+                  <wp:docPr id="16" name="F16" descr="Catálogo Fadesa 3, pág. 6: tabla «Especificaciones»" title="F16"/>
                   <wp:cNvGraphicFramePr>
                     <a:graphicFrameLocks xmlns:a="http://schemas.openxmlformats.org/drawingml/2006/main" noChangeAspect="1"/>
                   </wp:cNvGraphicFramePr>
@@ -6194,12 +6047,12 @@
                 <w:sz w:val="13"/>
                 <w:szCs w:val="13"/>
               </w:rPr>
-              <w:t xml:space="preserve">Página 8, tabla Especificaciones</w:t>
-            </w:r>
-          </w:p>
-          <w:p>
-            <w:pPr>
-              <w:spacing w:after="20"/>
+              <w:t xml:space="preserve">Página 6, tabla Especificaciones</w:t>
+            </w:r>
+          </w:p>
+          <w:p>
+            <w:pPr>
+              <w:spacing w:after="60"/>
             </w:pPr>
             <w:r>
               <w:rPr>
@@ -6218,7 +6071,7 @@
                 <w:sz w:val="13"/>
                 <w:szCs w:val="13"/>
               </w:rPr>
-              <w:t xml:space="preserve">Agua 10 dm³: peso cargado, altura, ancho, profundidad  ·  </w:t>
+              <w:t xml:space="preserve">BC 5 kg: peso cargado, altura, ancho, profundidad  ·  </w:t>
             </w:r>
             <w:r>
               <w:rPr>
@@ -6237,31 +6090,10 @@
                 <w:sz w:val="13"/>
                 <w:szCs w:val="13"/>
               </w:rPr>
-              <w:t xml:space="preserve">Agua 10 dm³: presión de servicio y de ensayo (MPa)</w:t>
-            </w:r>
-          </w:p>
-          <w:p>
-            <w:pPr>
-              <w:spacing w:after="60"/>
-            </w:pPr>
-            <w:r>
-              <w:rPr>
-                <w:rFonts w:ascii="Arial" w:cs="Arial" w:eastAsia="Arial" w:hAnsi="Arial"/>
-                <w:i/>
-                <w:iCs/>
-                <w:color w:val="404040"/>
-                <w:sz w:val="13"/>
-                <w:szCs w:val="13"/>
-              </w:rPr>
-              <w:t xml:space="preserve">Nota: La altura figura como 620/650: el plano usa 650.</w:t>
-            </w:r>
-          </w:p>
-        </w:tc>
-      </w:tr>
-      <w:tr>
-        <w:trPr>
-          <w:cantSplit/>
-        </w:trPr>
+              <w:t xml:space="preserve">BC 5 kg: presión de servicio y de ensayo (MPa)</w:t>
+            </w:r>
+          </w:p>
+        </w:tc>
         <w:tc>
           <w:tcPr>
             <w:tcW w:type="dxa" w:w="5153"/>
@@ -6292,7 +6124,7 @@
                 <w:sz w:val="16"/>
                 <w:szCs w:val="16"/>
               </w:rPr>
-              <w:t xml:space="preserve">F18 · </w:t>
+              <w:t xml:space="preserve">F17 · </w:t>
             </w:r>
             <w:r>
               <w:rPr>
@@ -6302,7 +6134,7 @@
                 <w:sz w:val="16"/>
                 <w:szCs w:val="16"/>
               </w:rPr>
-              <w:t xml:space="preserve">Catálogo Fadesa 3, pág. 10: tabla «Especificaciones»</w:t>
+              <w:t xml:space="preserve">Catálogo Fadesa 3, pág. 8: tabla «Especificaciones»</w:t>
             </w:r>
           </w:p>
           <w:p>
@@ -6315,7 +6147,7 @@
                 <wp:inline distT="0" distB="0" distL="0" distR="0">
                   <wp:extent cx="3143250" cy="1743075"/>
                   <wp:effectExtent t="0" r="0" b="0" l="0"/>
-                  <wp:docPr id="18" name="F18" descr="Catálogo Fadesa 3, pág. 10: tabla «Especificaciones»" title="F18"/>
+                  <wp:docPr id="17" name="F17" descr="Catálogo Fadesa 3, pág. 8: tabla «Especificaciones»" title="F17"/>
                   <wp:cNvGraphicFramePr>
                     <a:graphicFrameLocks xmlns:a="http://schemas.openxmlformats.org/drawingml/2006/main" noChangeAspect="1"/>
                   </wp:cNvGraphicFramePr>
@@ -6362,7 +6194,7 @@
                 <w:sz w:val="13"/>
                 <w:szCs w:val="13"/>
               </w:rPr>
-              <w:t xml:space="preserve">Página 10, tabla Especificaciones</w:t>
+              <w:t xml:space="preserve">Página 8, tabla Especificaciones</w:t>
             </w:r>
           </w:p>
           <w:p>
@@ -6386,7 +6218,7 @@
                 <w:sz w:val="13"/>
                 <w:szCs w:val="13"/>
               </w:rPr>
-              <w:t xml:space="preserve">AFFF 10 dm³: peso cargado, altura, ancho, profundidad  ·  </w:t>
+              <w:t xml:space="preserve">Agua 10 dm³: peso cargado, altura, ancho, profundidad  ·  </w:t>
             </w:r>
             <w:r>
               <w:rPr>
@@ -6405,7 +6237,7 @@
                 <w:sz w:val="13"/>
                 <w:szCs w:val="13"/>
               </w:rPr>
-              <w:t xml:space="preserve">AFFF 10 dm³: presión de servicio y de ensayo (MPa)</w:t>
+              <w:t xml:space="preserve">Agua 10 dm³: presión de servicio y de ensayo (MPa)</w:t>
             </w:r>
           </w:p>
           <w:p>
@@ -6425,6 +6257,11 @@
             </w:r>
           </w:p>
         </w:tc>
+      </w:tr>
+      <w:tr>
+        <w:trPr>
+          <w:cantSplit/>
+        </w:trPr>
         <w:tc>
           <w:tcPr>
             <w:tcW w:type="dxa" w:w="5153"/>
@@ -6455,7 +6292,7 @@
                 <w:sz w:val="16"/>
                 <w:szCs w:val="16"/>
               </w:rPr>
-              <w:t xml:space="preserve">F19 · </w:t>
+              <w:t xml:space="preserve">F18 · </w:t>
             </w:r>
             <w:r>
               <w:rPr>
@@ -6465,7 +6302,7 @@
                 <w:sz w:val="16"/>
                 <w:szCs w:val="16"/>
               </w:rPr>
-              <w:t xml:space="preserve">Catálogo Fadesa 3, pág. 11: tabla «Especificaciones»</w:t>
+              <w:t xml:space="preserve">Catálogo Fadesa 3, pág. 10: tabla «Especificaciones»</w:t>
             </w:r>
           </w:p>
           <w:p>
@@ -6478,7 +6315,7 @@
                 <wp:inline distT="0" distB="0" distL="0" distR="0">
                   <wp:extent cx="3143250" cy="1743075"/>
                   <wp:effectExtent t="0" r="0" b="0" l="0"/>
-                  <wp:docPr id="19" name="F19" descr="Catálogo Fadesa 3, pág. 11: tabla «Especificaciones»" title="F19"/>
+                  <wp:docPr id="18" name="F18" descr="Catálogo Fadesa 3, pág. 10: tabla «Especificaciones»" title="F18"/>
                   <wp:cNvGraphicFramePr>
                     <a:graphicFrameLocks xmlns:a="http://schemas.openxmlformats.org/drawingml/2006/main" noChangeAspect="1"/>
                   </wp:cNvGraphicFramePr>
@@ -6525,7 +6362,50 @@
                 <w:sz w:val="13"/>
                 <w:szCs w:val="13"/>
               </w:rPr>
-              <w:t xml:space="preserve">Página 11, tabla Especificaciones</w:t>
+              <w:t xml:space="preserve">Página 10, tabla Especificaciones</w:t>
+            </w:r>
+          </w:p>
+          <w:p>
+            <w:pPr>
+              <w:spacing w:after="20"/>
+            </w:pPr>
+            <w:r>
+              <w:rPr>
+                <w:rFonts w:ascii="Arial" w:cs="Arial" w:eastAsia="Arial" w:hAnsi="Arial"/>
+                <w:b/>
+                <w:bCs/>
+                <w:color w:val="C00000"/>
+                <w:sz w:val="13"/>
+                <w:szCs w:val="13"/>
+              </w:rPr>
+              <w:t xml:space="preserve">1 </w:t>
+            </w:r>
+            <w:r>
+              <w:rPr>
+                <w:rFonts w:ascii="Arial" w:cs="Arial" w:eastAsia="Arial" w:hAnsi="Arial"/>
+                <w:sz w:val="13"/>
+                <w:szCs w:val="13"/>
+              </w:rPr>
+              <w:t xml:space="preserve">AFFF 10 dm³: peso cargado, altura, ancho, profundidad  ·  </w:t>
+            </w:r>
+            <w:r>
+              <w:rPr>
+                <w:rFonts w:ascii="Arial" w:cs="Arial" w:eastAsia="Arial" w:hAnsi="Arial"/>
+                <w:b/>
+                <w:bCs/>
+                <w:color w:val="C00000"/>
+                <w:sz w:val="13"/>
+                <w:szCs w:val="13"/>
+              </w:rPr>
+              <w:t xml:space="preserve">2 </w:t>
+            </w:r>
+            <w:r>
+              <w:rPr>
+                <w:rFonts w:ascii="Arial" w:cs="Arial" w:eastAsia="Arial" w:hAnsi="Arial"/>
+                <w:sz w:val="13"/>
+                <w:szCs w:val="13"/>
+              </w:rPr>
+              <w:t xml:space="preserve">AFFF 10 dm³: presión de servicio y de ensayo (MPa)</w:t>
             </w:r>
           </w:p>
           <w:p>
@@ -6535,48 +6415,16 @@
             <w:r>
               <w:rPr>
                 <w:rFonts w:ascii="Arial" w:cs="Arial" w:eastAsia="Arial" w:hAnsi="Arial"/>
-                <w:b/>
-                <w:bCs/>
-                <w:color w:val="C00000"/>
-                <w:sz w:val="13"/>
-                <w:szCs w:val="13"/>
-              </w:rPr>
-              <w:t xml:space="preserve">1 </w:t>
-            </w:r>
-            <w:r>
-              <w:rPr>
-                <w:rFonts w:ascii="Arial" w:cs="Arial" w:eastAsia="Arial" w:hAnsi="Arial"/>
-                <w:sz w:val="13"/>
-                <w:szCs w:val="13"/>
-              </w:rPr>
-              <w:t xml:space="preserve">AFFF 50 dm³: peso cargado, altura, ancho, profundidad, Ø rueda, manga  ·  </w:t>
-            </w:r>
-            <w:r>
-              <w:rPr>
-                <w:rFonts w:ascii="Arial" w:cs="Arial" w:eastAsia="Arial" w:hAnsi="Arial"/>
-                <w:b/>
-                <w:bCs/>
-                <w:color w:val="C00000"/>
-                <w:sz w:val="13"/>
-                <w:szCs w:val="13"/>
-              </w:rPr>
-              <w:t xml:space="preserve">2 </w:t>
-            </w:r>
-            <w:r>
-              <w:rPr>
-                <w:rFonts w:ascii="Arial" w:cs="Arial" w:eastAsia="Arial" w:hAnsi="Arial"/>
-                <w:sz w:val="13"/>
-                <w:szCs w:val="13"/>
-              </w:rPr>
-              <w:t xml:space="preserve">AFFF 50 dm³: presión de servicio y de ensayo (MPa)</w:t>
-            </w:r>
-          </w:p>
-        </w:tc>
-      </w:tr>
-      <w:tr>
-        <w:trPr>
-          <w:cantSplit/>
-        </w:trPr>
+                <w:i/>
+                <w:iCs/>
+                <w:color w:val="404040"/>
+                <w:sz w:val="13"/>
+                <w:szCs w:val="13"/>
+              </w:rPr>
+              <w:t xml:space="preserve">Nota: La altura figura como 620/650: el plano usa 650.</w:t>
+            </w:r>
+          </w:p>
+        </w:tc>
         <w:tc>
           <w:tcPr>
             <w:tcW w:type="dxa" w:w="5153"/>
@@ -6607,7 +6455,7 @@
                 <w:sz w:val="16"/>
                 <w:szCs w:val="16"/>
               </w:rPr>
-              <w:t xml:space="preserve">F20 · </w:t>
+              <w:t xml:space="preserve">F19 · </w:t>
             </w:r>
             <w:r>
               <w:rPr>
@@ -6617,7 +6465,7 @@
                 <w:sz w:val="16"/>
                 <w:szCs w:val="16"/>
               </w:rPr>
-              <w:t xml:space="preserve">Catálogo Fadesa 3, pág. 13: tabla «Especificaciones»</w:t>
+              <w:t xml:space="preserve">Catálogo Fadesa 3, pág. 11: tabla «Especificaciones»</w:t>
             </w:r>
           </w:p>
           <w:p>
@@ -6630,7 +6478,7 @@
                 <wp:inline distT="0" distB="0" distL="0" distR="0">
                   <wp:extent cx="3143250" cy="1743075"/>
                   <wp:effectExtent t="0" r="0" b="0" l="0"/>
-                  <wp:docPr id="20" name="F20" descr="Catálogo Fadesa 3, pág. 13: tabla «Especificaciones»" title="F20"/>
+                  <wp:docPr id="19" name="F19" descr="Catálogo Fadesa 3, pág. 11: tabla «Especificaciones»" title="F19"/>
                   <wp:cNvGraphicFramePr>
                     <a:graphicFrameLocks xmlns:a="http://schemas.openxmlformats.org/drawingml/2006/main" noChangeAspect="1"/>
                   </wp:cNvGraphicFramePr>
@@ -6677,12 +6525,12 @@
                 <w:sz w:val="13"/>
                 <w:szCs w:val="13"/>
               </w:rPr>
-              <w:t xml:space="preserve">Página 13, tabla Especificaciones</w:t>
-            </w:r>
-          </w:p>
-          <w:p>
-            <w:pPr>
-              <w:spacing w:after="20"/>
+              <w:t xml:space="preserve">Página 11, tabla Especificaciones</w:t>
+            </w:r>
+          </w:p>
+          <w:p>
+            <w:pPr>
+              <w:spacing w:after="60"/>
             </w:pPr>
             <w:r>
               <w:rPr>
@@ -6701,7 +6549,7 @@
                 <w:sz w:val="13"/>
                 <w:szCs w:val="13"/>
               </w:rPr>
-              <w:t xml:space="preserve">HCFC 5 kg: peso cargado, altura, ancho, profundidad  ·  </w:t>
+              <w:t xml:space="preserve">AFFF 50 dm³: peso cargado, altura, ancho, profundidad, Ø rueda, manga  ·  </w:t>
             </w:r>
             <w:r>
               <w:rPr>
@@ -6720,26 +6568,15 @@
                 <w:sz w:val="13"/>
                 <w:szCs w:val="13"/>
               </w:rPr>
-              <w:t xml:space="preserve">HCFC 5 kg: presión de servicio y de ensayo (MPa)</w:t>
-            </w:r>
-          </w:p>
-          <w:p>
-            <w:pPr>
-              <w:spacing w:after="60"/>
-            </w:pPr>
-            <w:r>
-              <w:rPr>
-                <w:rFonts w:ascii="Arial" w:cs="Arial" w:eastAsia="Arial" w:hAnsi="Arial"/>
-                <w:i/>
-                <w:iCs/>
-                <w:color w:val="404040"/>
-                <w:sz w:val="13"/>
-                <w:szCs w:val="13"/>
-              </w:rPr>
-              <w:t xml:space="preserve">Nota: La pág. 14 (HFC 236fa) repite los mismos valores para 5 kg.</w:t>
-            </w:r>
-          </w:p>
-        </w:tc>
+              <w:t xml:space="preserve">AFFF 50 dm³: presión de servicio y de ensayo (MPa)</w:t>
+            </w:r>
+          </w:p>
+        </w:tc>
+      </w:tr>
+      <w:tr>
+        <w:trPr>
+          <w:cantSplit/>
+        </w:trPr>
         <w:tc>
           <w:tcPr>
             <w:tcW w:type="dxa" w:w="5153"/>
@@ -6770,7 +6607,7 @@
                 <w:sz w:val="16"/>
                 <w:szCs w:val="16"/>
               </w:rPr>
-              <w:t xml:space="preserve">F21 · </w:t>
+              <w:t xml:space="preserve">F20 · </w:t>
             </w:r>
             <w:r>
               <w:rPr>
@@ -6780,7 +6617,7 @@
                 <w:sz w:val="16"/>
                 <w:szCs w:val="16"/>
               </w:rPr>
-              <w:t xml:space="preserve">Catálogo Fadesa 3, pág. 15: tabla «Especificaciones»</w:t>
+              <w:t xml:space="preserve">Catálogo Fadesa 3, pág. 13: tabla «Especificaciones»</w:t>
             </w:r>
           </w:p>
           <w:p>
@@ -6793,7 +6630,7 @@
                 <wp:inline distT="0" distB="0" distL="0" distR="0">
                   <wp:extent cx="3143250" cy="1743075"/>
                   <wp:effectExtent t="0" r="0" b="0" l="0"/>
-                  <wp:docPr id="21" name="F21" descr="Catálogo Fadesa 3, pág. 15: tabla «Especificaciones»" title="F21"/>
+                  <wp:docPr id="20" name="F20" descr="Catálogo Fadesa 3, pág. 13: tabla «Especificaciones»" title="F20"/>
                   <wp:cNvGraphicFramePr>
                     <a:graphicFrameLocks xmlns:a="http://schemas.openxmlformats.org/drawingml/2006/main" noChangeAspect="1"/>
                   </wp:cNvGraphicFramePr>
@@ -6840,7 +6677,50 @@
                 <w:sz w:val="13"/>
                 <w:szCs w:val="13"/>
               </w:rPr>
-              <w:t xml:space="preserve">Página 15, tabla Especificaciones</w:t>
+              <w:t xml:space="preserve">Página 13, tabla Especificaciones</w:t>
+            </w:r>
+          </w:p>
+          <w:p>
+            <w:pPr>
+              <w:spacing w:after="20"/>
+            </w:pPr>
+            <w:r>
+              <w:rPr>
+                <w:rFonts w:ascii="Arial" w:cs="Arial" w:eastAsia="Arial" w:hAnsi="Arial"/>
+                <w:b/>
+                <w:bCs/>
+                <w:color w:val="C00000"/>
+                <w:sz w:val="13"/>
+                <w:szCs w:val="13"/>
+              </w:rPr>
+              <w:t xml:space="preserve">1 </w:t>
+            </w:r>
+            <w:r>
+              <w:rPr>
+                <w:rFonts w:ascii="Arial" w:cs="Arial" w:eastAsia="Arial" w:hAnsi="Arial"/>
+                <w:sz w:val="13"/>
+                <w:szCs w:val="13"/>
+              </w:rPr>
+              <w:t xml:space="preserve">HCFC 5 kg: peso cargado, altura, ancho, profundidad  ·  </w:t>
+            </w:r>
+            <w:r>
+              <w:rPr>
+                <w:rFonts w:ascii="Arial" w:cs="Arial" w:eastAsia="Arial" w:hAnsi="Arial"/>
+                <w:b/>
+                <w:bCs/>
+                <w:color w:val="C00000"/>
+                <w:sz w:val="13"/>
+                <w:szCs w:val="13"/>
+              </w:rPr>
+              <w:t xml:space="preserve">2 </w:t>
+            </w:r>
+            <w:r>
+              <w:rPr>
+                <w:rFonts w:ascii="Arial" w:cs="Arial" w:eastAsia="Arial" w:hAnsi="Arial"/>
+                <w:sz w:val="13"/>
+                <w:szCs w:val="13"/>
+              </w:rPr>
+              <w:t xml:space="preserve">HCFC 5 kg: presión de servicio y de ensayo (MPa)</w:t>
             </w:r>
           </w:p>
           <w:p>
@@ -6850,48 +6730,16 @@
             <w:r>
               <w:rPr>
                 <w:rFonts w:ascii="Arial" w:cs="Arial" w:eastAsia="Arial" w:hAnsi="Arial"/>
-                <w:b/>
-                <w:bCs/>
-                <w:color w:val="C00000"/>
-                <w:sz w:val="13"/>
-                <w:szCs w:val="13"/>
-              </w:rPr>
-              <w:t xml:space="preserve">1 </w:t>
-            </w:r>
-            <w:r>
-              <w:rPr>
-                <w:rFonts w:ascii="Arial" w:cs="Arial" w:eastAsia="Arial" w:hAnsi="Arial"/>
-                <w:sz w:val="13"/>
-                <w:szCs w:val="13"/>
-              </w:rPr>
-              <w:t xml:space="preserve">Sales K 6 dm³: peso cargado, altura, ancho, profundidad  ·  </w:t>
-            </w:r>
-            <w:r>
-              <w:rPr>
-                <w:rFonts w:ascii="Arial" w:cs="Arial" w:eastAsia="Arial" w:hAnsi="Arial"/>
-                <w:b/>
-                <w:bCs/>
-                <w:color w:val="C00000"/>
-                <w:sz w:val="13"/>
-                <w:szCs w:val="13"/>
-              </w:rPr>
-              <w:t xml:space="preserve">2 </w:t>
-            </w:r>
-            <w:r>
-              <w:rPr>
-                <w:rFonts w:ascii="Arial" w:cs="Arial" w:eastAsia="Arial" w:hAnsi="Arial"/>
-                <w:sz w:val="13"/>
-                <w:szCs w:val="13"/>
-              </w:rPr>
-              <w:t xml:space="preserve">Sales K 6 dm³: presión de servicio y de ensayo (MPa)</w:t>
-            </w:r>
-          </w:p>
-        </w:tc>
-      </w:tr>
-      <w:tr>
-        <w:trPr>
-          <w:cantSplit/>
-        </w:trPr>
+                <w:i/>
+                <w:iCs/>
+                <w:color w:val="404040"/>
+                <w:sz w:val="13"/>
+                <w:szCs w:val="13"/>
+              </w:rPr>
+              <w:t xml:space="preserve">Nota: La pág. 14 (HFC 236fa) repite los mismos valores para 5 kg.</w:t>
+            </w:r>
+          </w:p>
+        </w:tc>
         <w:tc>
           <w:tcPr>
             <w:tcW w:type="dxa" w:w="5153"/>
@@ -6922,7 +6770,7 @@
                 <w:sz w:val="16"/>
                 <w:szCs w:val="16"/>
               </w:rPr>
-              <w:t xml:space="preserve">F22 · </w:t>
+              <w:t xml:space="preserve">F21 · </w:t>
             </w:r>
             <w:r>
               <w:rPr>
@@ -6932,7 +6780,7 @@
                 <w:sz w:val="16"/>
                 <w:szCs w:val="16"/>
               </w:rPr>
-              <w:t xml:space="preserve">Catálogo Fadesa 3, pág. 16: tabla «Especificaciones»</w:t>
+              <w:t xml:space="preserve">Catálogo Fadesa 3, pág. 15: tabla «Especificaciones»</w:t>
             </w:r>
           </w:p>
           <w:p>
@@ -6945,7 +6793,7 @@
                 <wp:inline distT="0" distB="0" distL="0" distR="0">
                   <wp:extent cx="3143250" cy="1743075"/>
                   <wp:effectExtent t="0" r="0" b="0" l="0"/>
-                  <wp:docPr id="22" name="F22" descr="Catálogo Fadesa 3, pág. 16: tabla «Especificaciones»" title="F22"/>
+                  <wp:docPr id="21" name="F21" descr="Catálogo Fadesa 3, pág. 15: tabla «Especificaciones»" title="F21"/>
                   <wp:cNvGraphicFramePr>
                     <a:graphicFrameLocks xmlns:a="http://schemas.openxmlformats.org/drawingml/2006/main" noChangeAspect="1"/>
                   </wp:cNvGraphicFramePr>
@@ -6992,6 +6840,158 @@
                 <w:sz w:val="13"/>
                 <w:szCs w:val="13"/>
               </w:rPr>
+              <w:t xml:space="preserve">Página 15, tabla Especificaciones</w:t>
+            </w:r>
+          </w:p>
+          <w:p>
+            <w:pPr>
+              <w:spacing w:after="60"/>
+            </w:pPr>
+            <w:r>
+              <w:rPr>
+                <w:rFonts w:ascii="Arial" w:cs="Arial" w:eastAsia="Arial" w:hAnsi="Arial"/>
+                <w:b/>
+                <w:bCs/>
+                <w:color w:val="C00000"/>
+                <w:sz w:val="13"/>
+                <w:szCs w:val="13"/>
+              </w:rPr>
+              <w:t xml:space="preserve">1 </w:t>
+            </w:r>
+            <w:r>
+              <w:rPr>
+                <w:rFonts w:ascii="Arial" w:cs="Arial" w:eastAsia="Arial" w:hAnsi="Arial"/>
+                <w:sz w:val="13"/>
+                <w:szCs w:val="13"/>
+              </w:rPr>
+              <w:t xml:space="preserve">Sales K 6 dm³: peso cargado, altura, ancho, profundidad  ·  </w:t>
+            </w:r>
+            <w:r>
+              <w:rPr>
+                <w:rFonts w:ascii="Arial" w:cs="Arial" w:eastAsia="Arial" w:hAnsi="Arial"/>
+                <w:b/>
+                <w:bCs/>
+                <w:color w:val="C00000"/>
+                <w:sz w:val="13"/>
+                <w:szCs w:val="13"/>
+              </w:rPr>
+              <w:t xml:space="preserve">2 </w:t>
+            </w:r>
+            <w:r>
+              <w:rPr>
+                <w:rFonts w:ascii="Arial" w:cs="Arial" w:eastAsia="Arial" w:hAnsi="Arial"/>
+                <w:sz w:val="13"/>
+                <w:szCs w:val="13"/>
+              </w:rPr>
+              <w:t xml:space="preserve">Sales K 6 dm³: presión de servicio y de ensayo (MPa)</w:t>
+            </w:r>
+          </w:p>
+        </w:tc>
+      </w:tr>
+      <w:tr>
+        <w:trPr>
+          <w:cantSplit/>
+        </w:trPr>
+        <w:tc>
+          <w:tcPr>
+            <w:tcW w:type="dxa" w:w="5153"/>
+            <w:tcBorders>
+              <w:top w:val="none" w:color="FFFFFF" w:sz="0"/>
+              <w:left w:val="none" w:color="FFFFFF" w:sz="0"/>
+              <w:bottom w:val="none" w:color="FFFFFF" w:sz="0"/>
+              <w:right w:val="none" w:color="FFFFFF" w:sz="0"/>
+            </w:tcBorders>
+            <w:tcMar>
+              <w:top w:type="dxa" w:w="60"/>
+              <w:left w:type="dxa" w:w="80"/>
+              <w:bottom w:type="dxa" w:w="60"/>
+              <w:right w:type="dxa" w:w="80"/>
+            </w:tcMar>
+          </w:tcPr>
+          <w:p>
+            <w:pPr>
+              <w:keepNext/>
+              <w:spacing w:after="20"/>
+            </w:pPr>
+            <w:r>
+              <w:rPr>
+                <w:rFonts w:ascii="Arial" w:cs="Arial" w:eastAsia="Arial" w:hAnsi="Arial"/>
+                <w:b/>
+                <w:bCs/>
+                <w:color w:val="1F3864"/>
+                <w:sz w:val="16"/>
+                <w:szCs w:val="16"/>
+              </w:rPr>
+              <w:t xml:space="preserve">F22 · </w:t>
+            </w:r>
+            <w:r>
+              <w:rPr>
+                <w:rFonts w:ascii="Arial" w:cs="Arial" w:eastAsia="Arial" w:hAnsi="Arial"/>
+                <w:b/>
+                <w:bCs/>
+                <w:sz w:val="16"/>
+                <w:szCs w:val="16"/>
+              </w:rPr>
+              <w:t xml:space="preserve">Catálogo Fadesa 3, pág. 16: tabla «Especificaciones»</w:t>
+            </w:r>
+          </w:p>
+          <w:p>
+            <w:pPr>
+              <w:spacing w:after="30"/>
+              <w:jc w:val="center"/>
+            </w:pPr>
+            <w:r>
+              <w:drawing>
+                <wp:inline distT="0" distB="0" distL="0" distR="0">
+                  <wp:extent cx="3143250" cy="1743075"/>
+                  <wp:effectExtent t="0" r="0" b="0" l="0"/>
+                  <wp:docPr id="22" name="F22" descr="Catálogo Fadesa 3, pág. 16: tabla «Especificaciones»" title="F22"/>
+                  <wp:cNvGraphicFramePr>
+                    <a:graphicFrameLocks xmlns:a="http://schemas.openxmlformats.org/drawingml/2006/main" noChangeAspect="1"/>
+                  </wp:cNvGraphicFramePr>
+                  <a:graphic xmlns:a="http://schemas.openxmlformats.org/drawingml/2006/main">
+                    <a:graphicData uri="http://schemas.openxmlformats.org/drawingml/2006/picture">
+                      <pic:pic xmlns:pic="http://schemas.openxmlformats.org/drawingml/2006/picture">
+                        <pic:nvPicPr>
+                          <pic:cNvPr id="0" name="" descr=""/>
+                          <pic:cNvPicPr>
+                            <a:picLocks noChangeAspect="1" noChangeArrowheads="1"/>
+                          </pic:cNvPicPr>
+                        </pic:nvPicPr>
+                        <pic:blipFill>
+                          <a:blip r:embed="rId70" cstate="none"/>
+                          <a:srcRect/>
+                          <a:stretch>
+                            <a:fillRect/>
+                          </a:stretch>
+                        </pic:blipFill>
+                        <pic:spPr bwMode="auto">
+                          <a:xfrm>
+                            <a:off x="0" y="0"/>
+                            <a:ext cx="3143250" cy="1743075"/>
+                          </a:xfrm>
+                          <a:prstGeom prst="rect">
+                            <a:avLst/>
+                          </a:prstGeom>
+                        </pic:spPr>
+                      </pic:pic>
+                    </a:graphicData>
+                  </a:graphic>
+                </wp:inline>
+              </w:drawing>
+            </w:r>
+          </w:p>
+          <w:p>
+            <w:pPr>
+              <w:spacing w:after="20"/>
+            </w:pPr>
+            <w:r>
+              <w:rPr>
+                <w:rFonts w:ascii="Arial" w:cs="Arial" w:eastAsia="Arial" w:hAnsi="Arial"/>
+                <w:color w:val="595959"/>
+                <w:sz w:val="13"/>
+                <w:szCs w:val="13"/>
+              </w:rPr>
               <w:t xml:space="preserve">Página 16, tabla Especificaciones</w:t>
             </w:r>
           </w:p>
@@ -7144,7 +7144,7 @@
                           </pic:cNvPicPr>
                         </pic:nvPicPr>
                         <pic:blipFill>
-                          <a:blip r:embed="rId70" cstate="none"/>
+                          <a:blip r:embed="rId71" cstate="none"/>
                           <a:srcRect/>
                           <a:stretch>
                             <a:fillRect/>
@@ -7358,7 +7358,7 @@
                           </pic:cNvPicPr>
                         </pic:nvPicPr>
                         <pic:blipFill>
-                          <a:blip r:embed="rId71" cstate="none"/>
+                          <a:blip r:embed="rId72" cstate="none"/>
                           <a:srcRect/>
                           <a:stretch>
                             <a:fillRect/>
@@ -7508,139 +7508,6 @@
                   <wp:extent cx="3143250" cy="762000"/>
                   <wp:effectExtent t="0" r="0" b="0" l="0"/>
                   <wp:docPr id="25" name="F25" descr="Ficha técnica Melisam — acetato de potasio 6 L" title="F25"/>
-                  <wp:cNvGraphicFramePr>
-                    <a:graphicFrameLocks xmlns:a="http://schemas.openxmlformats.org/drawingml/2006/main" noChangeAspect="1"/>
-                  </wp:cNvGraphicFramePr>
-                  <a:graphic xmlns:a="http://schemas.openxmlformats.org/drawingml/2006/main">
-                    <a:graphicData uri="http://schemas.openxmlformats.org/drawingml/2006/picture">
-                      <pic:pic xmlns:pic="http://schemas.openxmlformats.org/drawingml/2006/picture">
-                        <pic:nvPicPr>
-                          <pic:cNvPr id="0" name="" descr=""/>
-                          <pic:cNvPicPr>
-                            <a:picLocks noChangeAspect="1" noChangeArrowheads="1"/>
-                          </pic:cNvPicPr>
-                        </pic:nvPicPr>
-                        <pic:blipFill>
-                          <a:blip r:embed="rId72" cstate="none"/>
-                          <a:srcRect/>
-                          <a:stretch>
-                            <a:fillRect/>
-                          </a:stretch>
-                        </pic:blipFill>
-                        <pic:spPr bwMode="auto">
-                          <a:xfrm>
-                            <a:off x="0" y="0"/>
-                            <a:ext cx="3143250" cy="762000"/>
-                          </a:xfrm>
-                          <a:prstGeom prst="rect">
-                            <a:avLst/>
-                          </a:prstGeom>
-                        </pic:spPr>
-                      </pic:pic>
-                    </a:graphicData>
-                  </a:graphic>
-                </wp:inline>
-              </w:drawing>
-            </w:r>
-          </w:p>
-          <w:p>
-            <w:pPr>
-              <w:spacing w:after="20"/>
-            </w:pPr>
-            <w:r>
-              <w:rPr>
-                <w:rFonts w:ascii="Arial" w:cs="Arial" w:eastAsia="Arial" w:hAnsi="Arial"/>
-                <w:color w:val="595959"/>
-                <w:sz w:val="13"/>
-                <w:szCs w:val="13"/>
-              </w:rPr>
-              <w:t xml:space="preserve">Página 2, tabla de especificaciones, fila «Peso bruto»</w:t>
-            </w:r>
-          </w:p>
-          <w:p>
-            <w:pPr>
-              <w:spacing w:after="60"/>
-            </w:pPr>
-            <w:r>
-              <w:rPr>
-                <w:rFonts w:ascii="Arial" w:cs="Arial" w:eastAsia="Arial" w:hAnsi="Arial"/>
-                <w:b/>
-                <w:bCs/>
-                <w:color w:val="C00000"/>
-                <w:sz w:val="13"/>
-                <w:szCs w:val="13"/>
-              </w:rPr>
-              <w:t xml:space="preserve">1 </w:t>
-            </w:r>
-            <w:r>
-              <w:rPr>
-                <w:rFonts w:ascii="Arial" w:cs="Arial" w:eastAsia="Arial" w:hAnsi="Arial"/>
-                <w:sz w:val="13"/>
-                <w:szCs w:val="13"/>
-              </w:rPr>
-              <w:t xml:space="preserve">Peso bruto 9,5 kg (6 L) — referencia de masa del Sales K 6 l</w:t>
-            </w:r>
-          </w:p>
-        </w:tc>
-      </w:tr>
-      <w:tr>
-        <w:trPr>
-          <w:cantSplit/>
-        </w:trPr>
-        <w:tc>
-          <w:tcPr>
-            <w:tcW w:type="dxa" w:w="5153"/>
-            <w:tcBorders>
-              <w:top w:val="none" w:color="FFFFFF" w:sz="0"/>
-              <w:left w:val="none" w:color="FFFFFF" w:sz="0"/>
-              <w:bottom w:val="none" w:color="FFFFFF" w:sz="0"/>
-              <w:right w:val="none" w:color="FFFFFF" w:sz="0"/>
-            </w:tcBorders>
-            <w:tcMar>
-              <w:top w:type="dxa" w:w="60"/>
-              <w:left w:type="dxa" w:w="80"/>
-              <w:bottom w:type="dxa" w:w="60"/>
-              <w:right w:type="dxa" w:w="80"/>
-            </w:tcMar>
-          </w:tcPr>
-          <w:p>
-            <w:pPr>
-              <w:keepNext/>
-              <w:spacing w:after="20"/>
-            </w:pPr>
-            <w:r>
-              <w:rPr>
-                <w:rFonts w:ascii="Arial" w:cs="Arial" w:eastAsia="Arial" w:hAnsi="Arial"/>
-                <w:b/>
-                <w:bCs/>
-                <w:color w:val="1F3864"/>
-                <w:sz w:val="16"/>
-                <w:szCs w:val="16"/>
-              </w:rPr>
-              <w:t xml:space="preserve">F26 · </w:t>
-            </w:r>
-            <w:r>
-              <w:rPr>
-                <w:rFonts w:ascii="Arial" w:cs="Arial" w:eastAsia="Arial" w:hAnsi="Arial"/>
-                <w:b/>
-                <w:bCs/>
-                <w:sz w:val="16"/>
-                <w:szCs w:val="16"/>
-              </w:rPr>
-              <w:t xml:space="preserve">IRAM 3550:1981, cláusula 4.1.3.2 (espesor mínimo del recipiente)</w:t>
-            </w:r>
-          </w:p>
-          <w:p>
-            <w:pPr>
-              <w:spacing w:after="30"/>
-              <w:jc w:val="center"/>
-            </w:pPr>
-            <w:r>
-              <w:drawing>
-                <wp:inline distT="0" distB="0" distL="0" distR="0">
-                  <wp:extent cx="3143250" cy="447675"/>
-                  <wp:effectExtent t="0" r="0" b="0" l="0"/>
-                  <wp:docPr id="26" name="F26" descr="IRAM 3550:1981, cláusula 4.1.3.2 (espesor mínimo del recipiente)" title="F26"/>
                   <wp:cNvGraphicFramePr>
                     <a:graphicFrameLocks xmlns:a="http://schemas.openxmlformats.org/drawingml/2006/main" noChangeAspect="1"/>
                   </wp:cNvGraphicFramePr>
@@ -7663,7 +7530,7 @@
                         <pic:spPr bwMode="auto">
                           <a:xfrm>
                             <a:off x="0" y="0"/>
-                            <a:ext cx="3143250" cy="447675"/>
+                            <a:ext cx="3143250" cy="762000"/>
                           </a:xfrm>
                           <a:prstGeom prst="rect">
                             <a:avLst/>
@@ -7687,7 +7554,7 @@
                 <w:sz w:val="13"/>
                 <w:szCs w:val="13"/>
               </w:rPr>
-              <w:t xml:space="preserve">Pág. 9 de la norma (hoja 11 del PDF), apartado 4.1.3.2</w:t>
+              <w:t xml:space="preserve">Página 2, tabla de especificaciones, fila «Peso bruto»</w:t>
             </w:r>
           </w:p>
           <w:p>
@@ -7711,10 +7578,15 @@
                 <w:sz w:val="13"/>
                 <w:szCs w:val="13"/>
               </w:rPr>
-              <w:t xml:space="preserve">4.1.3.2 — mínimo 2,9 mm hasta Ø320 y 4,5 mm por encima → chapa 4,75 en 70 y 100 kg</w:t>
-            </w:r>
-          </w:p>
-        </w:tc>
+              <w:t xml:space="preserve">Peso bruto 9,5 kg (6 L) — referencia de masa del Sales K 6 l</w:t>
+            </w:r>
+          </w:p>
+        </w:tc>
+      </w:tr>
+      <w:tr>
+        <w:trPr>
+          <w:cantSplit/>
+        </w:trPr>
         <w:tc>
           <w:tcPr>
             <w:tcW w:type="dxa" w:w="5153"/>
@@ -7745,7 +7617,7 @@
                 <w:sz w:val="16"/>
                 <w:szCs w:val="16"/>
               </w:rPr>
-              <w:t xml:space="preserve">F27 · </w:t>
+              <w:t xml:space="preserve">F26 · </w:t>
             </w:r>
             <w:r>
               <w:rPr>
@@ -7755,7 +7627,7 @@
                 <w:sz w:val="16"/>
                 <w:szCs w:val="16"/>
               </w:rPr>
-              <w:t xml:space="preserve">IRAM 3534:1983, apartado 2.2.4.3 d) (longitud de la leyenda: arco de 108°)</w:t>
+              <w:t xml:space="preserve">IRAM 3550:1981, cláusula 4.1.3.2 (espesor mínimo del recipiente)</w:t>
             </w:r>
           </w:p>
           <w:p>
@@ -7766,9 +7638,9 @@
             <w:r>
               <w:drawing>
                 <wp:inline distT="0" distB="0" distL="0" distR="0">
-                  <wp:extent cx="3143250" cy="257175"/>
+                  <wp:extent cx="3143250" cy="447675"/>
                   <wp:effectExtent t="0" r="0" b="0" l="0"/>
-                  <wp:docPr id="27" name="F27" descr="IRAM 3534:1983, apartado 2.2.4.3 d) (longitud de la leyenda: arco de 108°)" title="F27"/>
+                  <wp:docPr id="26" name="F26" descr="IRAM 3550:1981, cláusula 4.1.3.2 (espesor mínimo del recipiente)" title="F26"/>
                   <wp:cNvGraphicFramePr>
                     <a:graphicFrameLocks xmlns:a="http://schemas.openxmlformats.org/drawingml/2006/main" noChangeAspect="1"/>
                   </wp:cNvGraphicFramePr>
@@ -7791,7 +7663,7 @@
                         <pic:spPr bwMode="auto">
                           <a:xfrm>
                             <a:off x="0" y="0"/>
-                            <a:ext cx="3143250" cy="257175"/>
+                            <a:ext cx="3143250" cy="447675"/>
                           </a:xfrm>
                           <a:prstGeom prst="rect">
                             <a:avLst/>
@@ -7815,7 +7687,7 @@
                 <w:sz w:val="13"/>
                 <w:szCs w:val="13"/>
               </w:rPr>
-              <w:t xml:space="preserve">Pág. 8 de la norma (hoja 8 del PDF), apartado 2.2.4.3 d)</w:t>
+              <w:t xml:space="preserve">Pág. 9 de la norma (hoja 11 del PDF), apartado 4.1.3.2</w:t>
             </w:r>
           </w:p>
           <w:p>
@@ -7839,15 +7711,10 @@
                 <w:sz w:val="13"/>
                 <w:szCs w:val="13"/>
               </w:rPr>
-              <w:t xml:space="preserve">2.2.4.3 d) — máximo: arco de 108° → ancho del panel central de la etiqueta</w:t>
-            </w:r>
-          </w:p>
-        </w:tc>
-      </w:tr>
-      <w:tr>
-        <w:trPr>
-          <w:cantSplit/>
-        </w:trPr>
+              <w:t xml:space="preserve">4.1.3.2 — mínimo 2,9 mm hasta Ø320 y 4,5 mm por encima → chapa 4,75 en 70 y 100 kg</w:t>
+            </w:r>
+          </w:p>
+        </w:tc>
         <w:tc>
           <w:tcPr>
             <w:tcW w:type="dxa" w:w="5153"/>
@@ -7878,7 +7745,7 @@
                 <w:sz w:val="16"/>
                 <w:szCs w:val="16"/>
               </w:rPr>
-              <w:t xml:space="preserve">F28 · </w:t>
+              <w:t xml:space="preserve">F27 · </w:t>
             </w:r>
             <w:r>
               <w:rPr>
@@ -7888,7 +7755,7 @@
                 <w:sz w:val="16"/>
                 <w:szCs w:val="16"/>
               </w:rPr>
-              <w:t xml:space="preserve">IRAM 3525:1983, apartado 3.2.1 b) (espesor mínimo del recipiente inoxidable)</w:t>
+              <w:t xml:space="preserve">IRAM 3534:1983, apartado 2.2.4.3 d) (longitud de la leyenda: arco de 108°)</w:t>
             </w:r>
           </w:p>
           <w:p>
@@ -7899,9 +7766,9 @@
             <w:r>
               <w:drawing>
                 <wp:inline distT="0" distB="0" distL="0" distR="0">
-                  <wp:extent cx="3143250" cy="352425"/>
+                  <wp:extent cx="3143250" cy="257175"/>
                   <wp:effectExtent t="0" r="0" b="0" l="0"/>
-                  <wp:docPr id="28" name="F28" descr="IRAM 3525:1983, apartado 3.2.1 b) (espesor mínimo del recipiente inoxidable)" title="F28"/>
+                  <wp:docPr id="27" name="F27" descr="IRAM 3534:1983, apartado 2.2.4.3 d) (longitud de la leyenda: arco de 108°)" title="F27"/>
                   <wp:cNvGraphicFramePr>
                     <a:graphicFrameLocks xmlns:a="http://schemas.openxmlformats.org/drawingml/2006/main" noChangeAspect="1"/>
                   </wp:cNvGraphicFramePr>
@@ -7924,7 +7791,7 @@
                         <pic:spPr bwMode="auto">
                           <a:xfrm>
                             <a:off x="0" y="0"/>
-                            <a:ext cx="3143250" cy="352425"/>
+                            <a:ext cx="3143250" cy="257175"/>
                           </a:xfrm>
                           <a:prstGeom prst="rect">
                             <a:avLst/>
@@ -7948,7 +7815,7 @@
                 <w:sz w:val="13"/>
                 <w:szCs w:val="13"/>
               </w:rPr>
-              <w:t xml:space="preserve">Pág. 5 de la norma (hoja 5 del PDF), apartado 3.2.1 b)</w:t>
+              <w:t xml:space="preserve">Pág. 8 de la norma (hoja 8 del PDF), apartado 2.2.4.3 d)</w:t>
             </w:r>
           </w:p>
           <w:p>
@@ -7972,10 +7839,15 @@
                 <w:sz w:val="13"/>
                 <w:szCs w:val="13"/>
               </w:rPr>
-              <w:t xml:space="preserve">3.2.1 b) — acero inoxidable de espesor no menor de 0,63 mm → se adoptó 0,8</w:t>
-            </w:r>
-          </w:p>
-        </w:tc>
+              <w:t xml:space="preserve">2.2.4.3 d) — máximo: arco de 108° → ancho del panel central de la etiqueta</w:t>
+            </w:r>
+          </w:p>
+        </w:tc>
+      </w:tr>
+      <w:tr>
+        <w:trPr>
+          <w:cantSplit/>
+        </w:trPr>
         <w:tc>
           <w:tcPr>
             <w:tcW w:type="dxa" w:w="5153"/>
@@ -8006,7 +7878,7 @@
                 <w:sz w:val="16"/>
                 <w:szCs w:val="16"/>
               </w:rPr>
-              <w:t xml:space="preserve">F29 · </w:t>
+              <w:t xml:space="preserve">F28 · </w:t>
             </w:r>
             <w:r>
               <w:rPr>
@@ -8016,7 +7888,7 @@
                 <w:sz w:val="16"/>
                 <w:szCs w:val="16"/>
               </w:rPr>
-              <w:t xml:space="preserve">Res. OPDS 522/07, Anexo 2 (oblea de fabricación de extintores de más de 1 kg)</w:t>
+              <w:t xml:space="preserve">IRAM 3525:1983, apartado 3.2.1 b) (espesor mínimo del recipiente inoxidable)</w:t>
             </w:r>
           </w:p>
           <w:p>
@@ -8027,9 +7899,9 @@
             <w:r>
               <w:drawing>
                 <wp:inline distT="0" distB="0" distL="0" distR="0">
-                  <wp:extent cx="3143250" cy="838200"/>
+                  <wp:extent cx="3143250" cy="352425"/>
                   <wp:effectExtent t="0" r="0" b="0" l="0"/>
-                  <wp:docPr id="29" name="F29" descr="Res. OPDS 522/07, Anexo 2 (oblea de fabricación de extintores de más de 1 kg)" title="F29"/>
+                  <wp:docPr id="28" name="F28" descr="IRAM 3525:1983, apartado 3.2.1 b) (espesor mínimo del recipiente inoxidable)" title="F28"/>
                   <wp:cNvGraphicFramePr>
                     <a:graphicFrameLocks xmlns:a="http://schemas.openxmlformats.org/drawingml/2006/main" noChangeAspect="1"/>
                   </wp:cNvGraphicFramePr>
@@ -8052,7 +7924,7 @@
                         <pic:spPr bwMode="auto">
                           <a:xfrm>
                             <a:off x="0" y="0"/>
-                            <a:ext cx="3143250" cy="838200"/>
+                            <a:ext cx="3143250" cy="352425"/>
                           </a:xfrm>
                           <a:prstGeom prst="rect">
                             <a:avLst/>
@@ -8076,12 +7948,12 @@
                 <w:sz w:val="13"/>
                 <w:szCs w:val="13"/>
               </w:rPr>
-              <w:t xml:space="preserve">Hoja 6 del PDF, Anexo 2, apartado «Oblea»</w:t>
-            </w:r>
-          </w:p>
-          <w:p>
-            <w:pPr>
-              <w:spacing w:after="20"/>
+              <w:t xml:space="preserve">Pág. 5 de la norma (hoja 5 del PDF), apartado 3.2.1 b)</w:t>
+            </w:r>
+          </w:p>
+          <w:p>
+            <w:pPr>
+              <w:spacing w:after="60"/>
             </w:pPr>
             <w:r>
               <w:rPr>
@@ -8100,69 +7972,10 @@
                 <w:sz w:val="13"/>
                 <w:szCs w:val="13"/>
               </w:rPr>
-              <w:t xml:space="preserve">Anexo 2: oblea de fabricación de extintores de más de 1 kg  ·  </w:t>
-            </w:r>
-            <w:r>
-              <w:rPr>
-                <w:rFonts w:ascii="Arial" w:cs="Arial" w:eastAsia="Arial" w:hAnsi="Arial"/>
-                <w:b/>
-                <w:bCs/>
-                <w:color w:val="C00000"/>
-                <w:sz w:val="13"/>
-                <w:szCs w:val="13"/>
-              </w:rPr>
-              <w:t xml:space="preserve">2 </w:t>
-            </w:r>
-            <w:r>
-              <w:rPr>
-                <w:rFonts w:ascii="Arial" w:cs="Arial" w:eastAsia="Arial" w:hAnsi="Arial"/>
-                <w:sz w:val="13"/>
-                <w:szCs w:val="13"/>
-              </w:rPr>
-              <w:t xml:space="preserve">«formato de 46…»  ·  </w:t>
-            </w:r>
-            <w:r>
-              <w:rPr>
-                <w:rFonts w:ascii="Arial" w:cs="Arial" w:eastAsia="Arial" w:hAnsi="Arial"/>
-                <w:b/>
-                <w:bCs/>
-                <w:color w:val="C00000"/>
-                <w:sz w:val="13"/>
-                <w:szCs w:val="13"/>
-              </w:rPr>
-              <w:t xml:space="preserve">3 </w:t>
-            </w:r>
-            <w:r>
-              <w:rPr>
-                <w:rFonts w:ascii="Arial" w:cs="Arial" w:eastAsia="Arial" w:hAnsi="Arial"/>
-                <w:sz w:val="13"/>
-                <w:szCs w:val="13"/>
-              </w:rPr>
-              <w:t xml:space="preserve">«…milímetros de diámetro» → oblea Ø46</w:t>
-            </w:r>
-          </w:p>
-          <w:p>
-            <w:pPr>
-              <w:spacing w:after="60"/>
-            </w:pPr>
-            <w:r>
-              <w:rPr>
-                <w:rFonts w:ascii="Arial" w:cs="Arial" w:eastAsia="Arial" w:hAnsi="Arial"/>
-                <w:i/>
-                <w:iCs/>
-                <w:color w:val="404040"/>
-                <w:sz w:val="13"/>
-                <w:szCs w:val="13"/>
-              </w:rPr>
-              <w:t xml:space="preserve">Nota: El Anexo 1 (hoja 4 del PDF) fija el mismo formato de 46 mm para la oblea de 1 kg.</w:t>
-            </w:r>
-          </w:p>
-        </w:tc>
-      </w:tr>
-      <w:tr>
-        <w:trPr>
-          <w:cantSplit/>
-        </w:trPr>
+              <w:t xml:space="preserve">3.2.1 b) — acero inoxidable de espesor no menor de 0,63 mm → se adoptó 0,8</w:t>
+            </w:r>
+          </w:p>
+        </w:tc>
         <w:tc>
           <w:tcPr>
             <w:tcW w:type="dxa" w:w="5153"/>
@@ -8193,7 +8006,7 @@
                 <w:sz w:val="16"/>
                 <w:szCs w:val="16"/>
               </w:rPr>
-              <w:t xml:space="preserve">F30 · </w:t>
+              <w:t xml:space="preserve">F29 · </w:t>
             </w:r>
             <w:r>
               <w:rPr>
@@ -8203,7 +8016,7 @@
                 <w:sz w:val="16"/>
                 <w:szCs w:val="16"/>
               </w:rPr>
-              <w:t xml:space="preserve">IRAM Anexo R — estampilla de conformidad de extintor nuevo</w:t>
+              <w:t xml:space="preserve">Res. OPDS 522/07, Anexo 2 (oblea de fabricación de extintores de más de 1 kg)</w:t>
             </w:r>
           </w:p>
           <w:p>
@@ -8214,9 +8027,9 @@
             <w:r>
               <w:drawing>
                 <wp:inline distT="0" distB="0" distL="0" distR="0">
-                  <wp:extent cx="3143250" cy="1762125"/>
+                  <wp:extent cx="3143250" cy="838200"/>
                   <wp:effectExtent t="0" r="0" b="0" l="0"/>
-                  <wp:docPr id="30" name="F30" descr="IRAM Anexo R — estampilla de conformidad de extintor nuevo" title="F30"/>
+                  <wp:docPr id="29" name="F29" descr="Res. OPDS 522/07, Anexo 2 (oblea de fabricación de extintores de más de 1 kg)" title="F29"/>
                   <wp:cNvGraphicFramePr>
                     <a:graphicFrameLocks xmlns:a="http://schemas.openxmlformats.org/drawingml/2006/main" noChangeAspect="1"/>
                   </wp:cNvGraphicFramePr>
@@ -8239,6 +8052,193 @@
                         <pic:spPr bwMode="auto">
                           <a:xfrm>
                             <a:off x="0" y="0"/>
+                            <a:ext cx="3143250" cy="838200"/>
+                          </a:xfrm>
+                          <a:prstGeom prst="rect">
+                            <a:avLst/>
+                          </a:prstGeom>
+                        </pic:spPr>
+                      </pic:pic>
+                    </a:graphicData>
+                  </a:graphic>
+                </wp:inline>
+              </w:drawing>
+            </w:r>
+          </w:p>
+          <w:p>
+            <w:pPr>
+              <w:spacing w:after="20"/>
+            </w:pPr>
+            <w:r>
+              <w:rPr>
+                <w:rFonts w:ascii="Arial" w:cs="Arial" w:eastAsia="Arial" w:hAnsi="Arial"/>
+                <w:color w:val="595959"/>
+                <w:sz w:val="13"/>
+                <w:szCs w:val="13"/>
+              </w:rPr>
+              <w:t xml:space="preserve">Hoja 6 del PDF, Anexo 2, apartado «Oblea»</w:t>
+            </w:r>
+          </w:p>
+          <w:p>
+            <w:pPr>
+              <w:spacing w:after="20"/>
+            </w:pPr>
+            <w:r>
+              <w:rPr>
+                <w:rFonts w:ascii="Arial" w:cs="Arial" w:eastAsia="Arial" w:hAnsi="Arial"/>
+                <w:b/>
+                <w:bCs/>
+                <w:color w:val="C00000"/>
+                <w:sz w:val="13"/>
+                <w:szCs w:val="13"/>
+              </w:rPr>
+              <w:t xml:space="preserve">1 </w:t>
+            </w:r>
+            <w:r>
+              <w:rPr>
+                <w:rFonts w:ascii="Arial" w:cs="Arial" w:eastAsia="Arial" w:hAnsi="Arial"/>
+                <w:sz w:val="13"/>
+                <w:szCs w:val="13"/>
+              </w:rPr>
+              <w:t xml:space="preserve">Anexo 2: oblea de fabricación de extintores de más de 1 kg  ·  </w:t>
+            </w:r>
+            <w:r>
+              <w:rPr>
+                <w:rFonts w:ascii="Arial" w:cs="Arial" w:eastAsia="Arial" w:hAnsi="Arial"/>
+                <w:b/>
+                <w:bCs/>
+                <w:color w:val="C00000"/>
+                <w:sz w:val="13"/>
+                <w:szCs w:val="13"/>
+              </w:rPr>
+              <w:t xml:space="preserve">2 </w:t>
+            </w:r>
+            <w:r>
+              <w:rPr>
+                <w:rFonts w:ascii="Arial" w:cs="Arial" w:eastAsia="Arial" w:hAnsi="Arial"/>
+                <w:sz w:val="13"/>
+                <w:szCs w:val="13"/>
+              </w:rPr>
+              <w:t xml:space="preserve">«formato de 46…»  ·  </w:t>
+            </w:r>
+            <w:r>
+              <w:rPr>
+                <w:rFonts w:ascii="Arial" w:cs="Arial" w:eastAsia="Arial" w:hAnsi="Arial"/>
+                <w:b/>
+                <w:bCs/>
+                <w:color w:val="C00000"/>
+                <w:sz w:val="13"/>
+                <w:szCs w:val="13"/>
+              </w:rPr>
+              <w:t xml:space="preserve">3 </w:t>
+            </w:r>
+            <w:r>
+              <w:rPr>
+                <w:rFonts w:ascii="Arial" w:cs="Arial" w:eastAsia="Arial" w:hAnsi="Arial"/>
+                <w:sz w:val="13"/>
+                <w:szCs w:val="13"/>
+              </w:rPr>
+              <w:t xml:space="preserve">«…milímetros de diámetro» → oblea Ø46</w:t>
+            </w:r>
+          </w:p>
+          <w:p>
+            <w:pPr>
+              <w:spacing w:after="60"/>
+            </w:pPr>
+            <w:r>
+              <w:rPr>
+                <w:rFonts w:ascii="Arial" w:cs="Arial" w:eastAsia="Arial" w:hAnsi="Arial"/>
+                <w:i/>
+                <w:iCs/>
+                <w:color w:val="404040"/>
+                <w:sz w:val="13"/>
+                <w:szCs w:val="13"/>
+              </w:rPr>
+              <w:t xml:space="preserve">Nota: El Anexo 1 (hoja 4 del PDF) fija el mismo formato de 46 mm para la oblea de 1 kg.</w:t>
+            </w:r>
+          </w:p>
+        </w:tc>
+      </w:tr>
+      <w:tr>
+        <w:trPr>
+          <w:cantSplit/>
+        </w:trPr>
+        <w:tc>
+          <w:tcPr>
+            <w:tcW w:type="dxa" w:w="5153"/>
+            <w:tcBorders>
+              <w:top w:val="none" w:color="FFFFFF" w:sz="0"/>
+              <w:left w:val="none" w:color="FFFFFF" w:sz="0"/>
+              <w:bottom w:val="none" w:color="FFFFFF" w:sz="0"/>
+              <w:right w:val="none" w:color="FFFFFF" w:sz="0"/>
+            </w:tcBorders>
+            <w:tcMar>
+              <w:top w:type="dxa" w:w="60"/>
+              <w:left w:type="dxa" w:w="80"/>
+              <w:bottom w:type="dxa" w:w="60"/>
+              <w:right w:type="dxa" w:w="80"/>
+            </w:tcMar>
+          </w:tcPr>
+          <w:p>
+            <w:pPr>
+              <w:keepNext/>
+              <w:spacing w:after="20"/>
+            </w:pPr>
+            <w:r>
+              <w:rPr>
+                <w:rFonts w:ascii="Arial" w:cs="Arial" w:eastAsia="Arial" w:hAnsi="Arial"/>
+                <w:b/>
+                <w:bCs/>
+                <w:color w:val="1F3864"/>
+                <w:sz w:val="16"/>
+                <w:szCs w:val="16"/>
+              </w:rPr>
+              <w:t xml:space="preserve">F30 · </w:t>
+            </w:r>
+            <w:r>
+              <w:rPr>
+                <w:rFonts w:ascii="Arial" w:cs="Arial" w:eastAsia="Arial" w:hAnsi="Arial"/>
+                <w:b/>
+                <w:bCs/>
+                <w:sz w:val="16"/>
+                <w:szCs w:val="16"/>
+              </w:rPr>
+              <w:t xml:space="preserve">IRAM Anexo R — estampilla de conformidad de extintor nuevo</w:t>
+            </w:r>
+          </w:p>
+          <w:p>
+            <w:pPr>
+              <w:spacing w:after="30"/>
+              <w:jc w:val="center"/>
+            </w:pPr>
+            <w:r>
+              <w:drawing>
+                <wp:inline distT="0" distB="0" distL="0" distR="0">
+                  <wp:extent cx="3143250" cy="1762125"/>
+                  <wp:effectExtent t="0" r="0" b="0" l="0"/>
+                  <wp:docPr id="30" name="F30" descr="IRAM Anexo R — estampilla de conformidad de extintor nuevo" title="F30"/>
+                  <wp:cNvGraphicFramePr>
+                    <a:graphicFrameLocks xmlns:a="http://schemas.openxmlformats.org/drawingml/2006/main" noChangeAspect="1"/>
+                  </wp:cNvGraphicFramePr>
+                  <a:graphic xmlns:a="http://schemas.openxmlformats.org/drawingml/2006/main">
+                    <a:graphicData uri="http://schemas.openxmlformats.org/drawingml/2006/picture">
+                      <pic:pic xmlns:pic="http://schemas.openxmlformats.org/drawingml/2006/picture">
+                        <pic:nvPicPr>
+                          <pic:cNvPr id="0" name="" descr=""/>
+                          <pic:cNvPicPr>
+                            <a:picLocks noChangeAspect="1" noChangeArrowheads="1"/>
+                          </pic:cNvPicPr>
+                        </pic:nvPicPr>
+                        <pic:blipFill>
+                          <a:blip r:embed="rId78" cstate="none"/>
+                          <a:srcRect/>
+                          <a:stretch>
+                            <a:fillRect/>
+                          </a:stretch>
+                        </pic:blipFill>
+                        <pic:spPr bwMode="auto">
+                          <a:xfrm>
+                            <a:off x="0" y="0"/>
                             <a:ext cx="3143250" cy="1762125"/>
                           </a:xfrm>
                           <a:prstGeom prst="rect">
@@ -8377,7 +8377,7 @@
                           </pic:cNvPicPr>
                         </pic:nvPicPr>
                         <pic:blipFill>
-                          <a:blip r:embed="rId78" cstate="none"/>
+                          <a:blip r:embed="rId79" cstate="none"/>
                           <a:srcRect/>
                           <a:stretch>
                             <a:fillRect/>
@@ -8556,7 +8556,7 @@
                           </pic:cNvPicPr>
                         </pic:nvPicPr>
                         <pic:blipFill>
-                          <a:blip r:embed="rId79" cstate="none"/>
+                          <a:blip r:embed="rId80" cstate="none"/>
                           <a:srcRect/>
                           <a:stretch>
                             <a:fillRect/>
@@ -8687,174 +8687,6 @@
                   <wp:extent cx="1257300" cy="2238375"/>
                   <wp:effectExtent t="0" r="0" b="0" l="0"/>
                   <wp:docPr id="33" name="F32" descr="Relevamiento: etiqueta envolvente y estampilla IRAM (línea Georgia)" title="F32"/>
-                  <wp:cNvGraphicFramePr>
-                    <a:graphicFrameLocks xmlns:a="http://schemas.openxmlformats.org/drawingml/2006/main" noChangeAspect="1"/>
-                  </wp:cNvGraphicFramePr>
-                  <a:graphic xmlns:a="http://schemas.openxmlformats.org/drawingml/2006/main">
-                    <a:graphicData uri="http://schemas.openxmlformats.org/drawingml/2006/picture">
-                      <pic:pic xmlns:pic="http://schemas.openxmlformats.org/drawingml/2006/picture">
-                        <pic:nvPicPr>
-                          <pic:cNvPr id="0" name="" descr=""/>
-                          <pic:cNvPicPr>
-                            <a:picLocks noChangeAspect="1" noChangeArrowheads="1"/>
-                          </pic:cNvPicPr>
-                        </pic:nvPicPr>
-                        <pic:blipFill>
-                          <a:blip r:embed="rId80" cstate="none"/>
-                          <a:srcRect/>
-                          <a:stretch>
-                            <a:fillRect/>
-                          </a:stretch>
-                        </pic:blipFill>
-                        <pic:spPr bwMode="auto">
-                          <a:xfrm>
-                            <a:off x="0" y="0"/>
-                            <a:ext cx="1257300" cy="2238375"/>
-                          </a:xfrm>
-                          <a:prstGeom prst="rect">
-                            <a:avLst/>
-                          </a:prstGeom>
-                        </pic:spPr>
-                      </pic:pic>
-                    </a:graphicData>
-                  </a:graphic>
-                </wp:inline>
-              </w:drawing>
-            </w:r>
-          </w:p>
-          <w:p>
-            <w:pPr>
-              <w:spacing w:after="20"/>
-            </w:pPr>
-            <w:r>
-              <w:rPr>
-                <w:rFonts w:ascii="Arial" w:cs="Arial" w:eastAsia="Arial" w:hAnsi="Arial"/>
-                <w:color w:val="595959"/>
-                <w:sz w:val="13"/>
-                <w:szCs w:val="13"/>
-              </w:rPr>
-              <w:t xml:space="preserve">Foto completa</w:t>
-            </w:r>
-          </w:p>
-          <w:p>
-            <w:pPr>
-              <w:spacing w:after="20"/>
-            </w:pPr>
-            <w:r>
-              <w:rPr>
-                <w:rFonts w:ascii="Arial" w:cs="Arial" w:eastAsia="Arial" w:hAnsi="Arial"/>
-                <w:b/>
-                <w:bCs/>
-                <w:color w:val="C00000"/>
-                <w:sz w:val="13"/>
-                <w:szCs w:val="13"/>
-              </w:rPr>
-              <w:t xml:space="preserve">1 </w:t>
-            </w:r>
-            <w:r>
-              <w:rPr>
-                <w:rFonts w:ascii="Arial" w:cs="Arial" w:eastAsia="Arial" w:hAnsi="Arial"/>
-                <w:sz w:val="13"/>
-                <w:szCs w:val="13"/>
-              </w:rPr>
-              <w:t xml:space="preserve">Etiqueta envolvente: panel central + alas (≈ 216° en total)  ·  </w:t>
-            </w:r>
-            <w:r>
-              <w:rPr>
-                <w:rFonts w:ascii="Arial" w:cs="Arial" w:eastAsia="Arial" w:hAnsi="Arial"/>
-                <w:b/>
-                <w:bCs/>
-                <w:color w:val="C00000"/>
-                <w:sz w:val="13"/>
-                <w:szCs w:val="13"/>
-              </w:rPr>
-              <w:t xml:space="preserve">2 </w:t>
-            </w:r>
-            <w:r>
-              <w:rPr>
-                <w:rFonts w:ascii="Arial" w:cs="Arial" w:eastAsia="Arial" w:hAnsi="Arial"/>
-                <w:sz w:val="13"/>
-                <w:szCs w:val="13"/>
-              </w:rPr>
-              <w:t xml:space="preserve">Estampilla IRAM con n° vertical, logo y QR → 60 × 40 mm</w:t>
-            </w:r>
-          </w:p>
-          <w:p>
-            <w:pPr>
-              <w:spacing w:after="60"/>
-            </w:pPr>
-            <w:r>
-              <w:rPr>
-                <w:rFonts w:ascii="Arial" w:cs="Arial" w:eastAsia="Arial" w:hAnsi="Arial"/>
-                <w:i/>
-                <w:iCs/>
-                <w:color w:val="404040"/>
-                <w:sz w:val="13"/>
-                <w:szCs w:val="13"/>
-              </w:rPr>
-              <w:t xml:space="preserve">Nota: Medidas estimadas por proporción con el Ø del recipiente; confirmar.</w:t>
-            </w:r>
-          </w:p>
-        </w:tc>
-      </w:tr>
-      <w:tr>
-        <w:trPr>
-          <w:cantSplit/>
-        </w:trPr>
-        <w:tc>
-          <w:tcPr>
-            <w:tcW w:type="dxa" w:w="5153"/>
-            <w:tcBorders>
-              <w:top w:val="none" w:color="FFFFFF" w:sz="0"/>
-              <w:left w:val="none" w:color="FFFFFF" w:sz="0"/>
-              <w:bottom w:val="none" w:color="FFFFFF" w:sz="0"/>
-              <w:right w:val="none" w:color="FFFFFF" w:sz="0"/>
-            </w:tcBorders>
-            <w:tcMar>
-              <w:top w:type="dxa" w:w="60"/>
-              <w:left w:type="dxa" w:w="80"/>
-              <w:bottom w:type="dxa" w:w="60"/>
-              <w:right w:type="dxa" w:w="80"/>
-            </w:tcMar>
-          </w:tcPr>
-          <w:p>
-            <w:pPr>
-              <w:keepNext/>
-              <w:spacing w:after="20"/>
-            </w:pPr>
-            <w:r>
-              <w:rPr>
-                <w:rFonts w:ascii="Arial" w:cs="Arial" w:eastAsia="Arial" w:hAnsi="Arial"/>
-                <w:b/>
-                <w:bCs/>
-                <w:color w:val="1F3864"/>
-                <w:sz w:val="16"/>
-                <w:szCs w:val="16"/>
-              </w:rPr>
-              <w:t xml:space="preserve">F33 · </w:t>
-            </w:r>
-            <w:r>
-              <w:rPr>
-                <w:rFonts w:ascii="Arial" w:cs="Arial" w:eastAsia="Arial" w:hAnsi="Arial"/>
-                <w:b/>
-                <w:bCs/>
-                <w:sz w:val="16"/>
-                <w:szCs w:val="16"/>
-              </w:rPr>
-              <w:t xml:space="preserve">Relevamiento: etiqueta de n° de serie GS1 (línea Melisam)</w:t>
-            </w:r>
-          </w:p>
-          <w:p>
-            <w:pPr>
-              <w:spacing w:after="30"/>
-              <w:jc w:val="center"/>
-            </w:pPr>
-            <w:r>
-              <w:drawing>
-                <wp:inline distT="0" distB="0" distL="0" distR="0">
-                  <wp:extent cx="1257300" cy="2238375"/>
-                  <wp:effectExtent t="0" r="0" b="0" l="0"/>
-                  <wp:docPr id="34" name="F33" descr="Relevamiento: etiqueta de n° de serie GS1 (línea Melisam)" title="F33"/>
                   <wp:cNvGraphicFramePr>
                     <a:graphicFrameLocks xmlns:a="http://schemas.openxmlformats.org/drawingml/2006/main" noChangeAspect="1"/>
                   </wp:cNvGraphicFramePr>
@@ -8925,7 +8757,26 @@
                 <w:sz w:val="13"/>
                 <w:szCs w:val="13"/>
               </w:rPr>
-              <w:t xml:space="preserve">Etiqueta GS1 con QR «(01)779…» → 45 × 25 mm</w:t>
+              <w:t xml:space="preserve">Etiqueta envolvente: panel central + alas (≈ 216° en total)  ·  </w:t>
+            </w:r>
+            <w:r>
+              <w:rPr>
+                <w:rFonts w:ascii="Arial" w:cs="Arial" w:eastAsia="Arial" w:hAnsi="Arial"/>
+                <w:b/>
+                <w:bCs/>
+                <w:color w:val="C00000"/>
+                <w:sz w:val="13"/>
+                <w:szCs w:val="13"/>
+              </w:rPr>
+              <w:t xml:space="preserve">2 </w:t>
+            </w:r>
+            <w:r>
+              <w:rPr>
+                <w:rFonts w:ascii="Arial" w:cs="Arial" w:eastAsia="Arial" w:hAnsi="Arial"/>
+                <w:sz w:val="13"/>
+                <w:szCs w:val="13"/>
+              </w:rPr>
+              <w:t xml:space="preserve">Estampilla IRAM con n° vertical, logo y QR → 60 × 40 mm</w:t>
             </w:r>
           </w:p>
           <w:p>
@@ -8941,10 +8792,15 @@
                 <w:sz w:val="13"/>
                 <w:szCs w:val="13"/>
               </w:rPr>
-              <w:t xml:space="preserve">Nota: Medida estimada por proporción; confirmar.</w:t>
-            </w:r>
-          </w:p>
-        </w:tc>
+              <w:t xml:space="preserve">Nota: Medidas estimadas por proporción con el Ø del recipiente; confirmar.</w:t>
+            </w:r>
+          </w:p>
+        </w:tc>
+      </w:tr>
+      <w:tr>
+        <w:trPr>
+          <w:cantSplit/>
+        </w:trPr>
         <w:tc>
           <w:tcPr>
             <w:tcW w:type="dxa" w:w="5153"/>
@@ -8975,7 +8831,7 @@
                 <w:sz w:val="16"/>
                 <w:szCs w:val="16"/>
               </w:rPr>
-              <w:t xml:space="preserve">F34 · </w:t>
+              <w:t xml:space="preserve">F33 · </w:t>
             </w:r>
             <w:r>
               <w:rPr>
@@ -8985,7 +8841,7 @@
                 <w:sz w:val="16"/>
                 <w:szCs w:val="16"/>
               </w:rPr>
-              <w:t xml:space="preserve">Relevamiento: faja de garantía rayada (línea de etiquetado Georgia)</w:t>
+              <w:t xml:space="preserve">Relevamiento: etiqueta de n° de serie GS1 (línea Melisam)</w:t>
             </w:r>
           </w:p>
           <w:p>
@@ -8998,7 +8854,7 @@
                 <wp:inline distT="0" distB="0" distL="0" distR="0">
                   <wp:extent cx="1257300" cy="2238375"/>
                   <wp:effectExtent t="0" r="0" b="0" l="0"/>
-                  <wp:docPr id="35" name="F34" descr="Relevamiento: faja de garantía rayada (línea de etiquetado Georgia)" title="F34"/>
+                  <wp:docPr id="34" name="F33" descr="Relevamiento: etiqueta de n° de serie GS1 (línea Melisam)" title="F33"/>
                   <wp:cNvGraphicFramePr>
                     <a:graphicFrameLocks xmlns:a="http://schemas.openxmlformats.org/drawingml/2006/main" noChangeAspect="1"/>
                   </wp:cNvGraphicFramePr>
@@ -9069,7 +8925,7 @@
                 <w:sz w:val="13"/>
                 <w:szCs w:val="13"/>
               </w:rPr>
-              <w:t xml:space="preserve">Faja de garantía rayada roja/blanca → 30 × 40 mm</w:t>
+              <w:t xml:space="preserve">Etiqueta GS1 con QR «(01)779…» → 45 × 25 mm</w:t>
             </w:r>
           </w:p>
           <w:p>
@@ -9089,11 +8945,6 @@
             </w:r>
           </w:p>
         </w:tc>
-      </w:tr>
-      <w:tr>
-        <w:trPr>
-          <w:cantSplit/>
-        </w:trPr>
         <w:tc>
           <w:tcPr>
             <w:tcW w:type="dxa" w:w="5153"/>
@@ -9124,7 +8975,7 @@
                 <w:sz w:val="16"/>
                 <w:szCs w:val="16"/>
               </w:rPr>
-              <w:t xml:space="preserve">F35 · </w:t>
+              <w:t xml:space="preserve">F34 · </w:t>
             </w:r>
             <w:r>
               <w:rPr>
@@ -9134,7 +8985,7 @@
                 <w:sz w:val="16"/>
                 <w:szCs w:val="16"/>
               </w:rPr>
-              <w:t xml:space="preserve">Relevamiento: oblea circular PBA (DPS) aplicada</w:t>
+              <w:t xml:space="preserve">Relevamiento: faja de garantía rayada (línea de etiquetado Georgia)</w:t>
             </w:r>
           </w:p>
           <w:p>
@@ -9147,7 +8998,7 @@
                 <wp:inline distT="0" distB="0" distL="0" distR="0">
                   <wp:extent cx="1257300" cy="2238375"/>
                   <wp:effectExtent t="0" r="0" b="0" l="0"/>
-                  <wp:docPr id="36" name="F35" descr="Relevamiento: oblea circular PBA (DPS) aplicada" title="F35"/>
+                  <wp:docPr id="35" name="F34" descr="Relevamiento: faja de garantía rayada (línea de etiquetado Georgia)" title="F34"/>
                   <wp:cNvGraphicFramePr>
                     <a:graphicFrameLocks xmlns:a="http://schemas.openxmlformats.org/drawingml/2006/main" noChangeAspect="1"/>
                   </wp:cNvGraphicFramePr>
@@ -9199,29 +9050,50 @@
           </w:p>
           <w:p>
             <w:pPr>
+              <w:spacing w:after="20"/>
+            </w:pPr>
+            <w:r>
+              <w:rPr>
+                <w:rFonts w:ascii="Arial" w:cs="Arial" w:eastAsia="Arial" w:hAnsi="Arial"/>
+                <w:b/>
+                <w:bCs/>
+                <w:color w:val="C00000"/>
+                <w:sz w:val="13"/>
+                <w:szCs w:val="13"/>
+              </w:rPr>
+              <w:t xml:space="preserve">1 </w:t>
+            </w:r>
+            <w:r>
+              <w:rPr>
+                <w:rFonts w:ascii="Arial" w:cs="Arial" w:eastAsia="Arial" w:hAnsi="Arial"/>
+                <w:sz w:val="13"/>
+                <w:szCs w:val="13"/>
+              </w:rPr>
+              <w:t xml:space="preserve">Faja de garantía rayada roja/blanca → 30 × 40 mm</w:t>
+            </w:r>
+          </w:p>
+          <w:p>
+            <w:pPr>
               <w:spacing w:after="60"/>
             </w:pPr>
             <w:r>
               <w:rPr>
                 <w:rFonts w:ascii="Arial" w:cs="Arial" w:eastAsia="Arial" w:hAnsi="Arial"/>
-                <w:b/>
-                <w:bCs/>
-                <w:color w:val="C00000"/>
-                <w:sz w:val="13"/>
-                <w:szCs w:val="13"/>
-              </w:rPr>
-              <w:t xml:space="preserve">1 </w:t>
-            </w:r>
-            <w:r>
-              <w:rPr>
-                <w:rFonts w:ascii="Arial" w:cs="Arial" w:eastAsia="Arial" w:hAnsi="Arial"/>
-                <w:sz w:val="13"/>
-                <w:szCs w:val="13"/>
-              </w:rPr>
-              <w:t xml:space="preserve">Oblea circular de la Provincia de Buenos Aires (ver Res. 522/07: Ø46)</w:t>
-            </w:r>
-          </w:p>
-        </w:tc>
+                <w:i/>
+                <w:iCs/>
+                <w:color w:val="404040"/>
+                <w:sz w:val="13"/>
+                <w:szCs w:val="13"/>
+              </w:rPr>
+              <w:t xml:space="preserve">Nota: Medida estimada por proporción; confirmar.</w:t>
+            </w:r>
+          </w:p>
+        </w:tc>
+      </w:tr>
+      <w:tr>
+        <w:trPr>
+          <w:cantSplit/>
+        </w:trPr>
         <w:tc>
           <w:tcPr>
             <w:tcW w:type="dxa" w:w="5153"/>
@@ -9252,7 +9124,7 @@
                 <w:sz w:val="16"/>
                 <w:szCs w:val="16"/>
               </w:rPr>
-              <w:t xml:space="preserve">F36 · </w:t>
+              <w:t xml:space="preserve">F35 · </w:t>
             </w:r>
             <w:r>
               <w:rPr>
@@ -9262,7 +9134,7 @@
                 <w:sz w:val="16"/>
                 <w:szCs w:val="16"/>
               </w:rPr>
-              <w:t xml:space="preserve">Planilla MP FLAMA — geometría del acero por recipiente</w:t>
+              <w:t xml:space="preserve">Relevamiento: oblea circular PBA (DPS) aplicada</w:t>
             </w:r>
           </w:p>
           <w:p>
@@ -9273,9 +9145,9 @@
             <w:r>
               <w:drawing>
                 <wp:inline distT="0" distB="0" distL="0" distR="0">
-                  <wp:extent cx="3143250" cy="809625"/>
+                  <wp:extent cx="1257300" cy="2238375"/>
                   <wp:effectExtent t="0" r="0" b="0" l="0"/>
-                  <wp:docPr id="37" name="F36" descr="Planilla MP FLAMA — geometría del acero por recipiente" title="F36"/>
+                  <wp:docPr id="36" name="F35" descr="Relevamiento: oblea circular PBA (DPS) aplicada" title="F35"/>
                   <wp:cNvGraphicFramePr>
                     <a:graphicFrameLocks xmlns:a="http://schemas.openxmlformats.org/drawingml/2006/main" noChangeAspect="1"/>
                   </wp:cNvGraphicFramePr>
@@ -9298,6 +9170,134 @@
                         <pic:spPr bwMode="auto">
                           <a:xfrm>
                             <a:off x="0" y="0"/>
+                            <a:ext cx="1257300" cy="2238375"/>
+                          </a:xfrm>
+                          <a:prstGeom prst="rect">
+                            <a:avLst/>
+                          </a:prstGeom>
+                        </pic:spPr>
+                      </pic:pic>
+                    </a:graphicData>
+                  </a:graphic>
+                </wp:inline>
+              </w:drawing>
+            </w:r>
+          </w:p>
+          <w:p>
+            <w:pPr>
+              <w:spacing w:after="20"/>
+            </w:pPr>
+            <w:r>
+              <w:rPr>
+                <w:rFonts w:ascii="Arial" w:cs="Arial" w:eastAsia="Arial" w:hAnsi="Arial"/>
+                <w:color w:val="595959"/>
+                <w:sz w:val="13"/>
+                <w:szCs w:val="13"/>
+              </w:rPr>
+              <w:t xml:space="preserve">Foto completa</w:t>
+            </w:r>
+          </w:p>
+          <w:p>
+            <w:pPr>
+              <w:spacing w:after="60"/>
+            </w:pPr>
+            <w:r>
+              <w:rPr>
+                <w:rFonts w:ascii="Arial" w:cs="Arial" w:eastAsia="Arial" w:hAnsi="Arial"/>
+                <w:b/>
+                <w:bCs/>
+                <w:color w:val="C00000"/>
+                <w:sz w:val="13"/>
+                <w:szCs w:val="13"/>
+              </w:rPr>
+              <w:t xml:space="preserve">1 </w:t>
+            </w:r>
+            <w:r>
+              <w:rPr>
+                <w:rFonts w:ascii="Arial" w:cs="Arial" w:eastAsia="Arial" w:hAnsi="Arial"/>
+                <w:sz w:val="13"/>
+                <w:szCs w:val="13"/>
+              </w:rPr>
+              <w:t xml:space="preserve">Oblea circular de la Provincia de Buenos Aires (ver Res. 522/07: Ø46)</w:t>
+            </w:r>
+          </w:p>
+        </w:tc>
+        <w:tc>
+          <w:tcPr>
+            <w:tcW w:type="dxa" w:w="5153"/>
+            <w:tcBorders>
+              <w:top w:val="none" w:color="FFFFFF" w:sz="0"/>
+              <w:left w:val="none" w:color="FFFFFF" w:sz="0"/>
+              <w:bottom w:val="none" w:color="FFFFFF" w:sz="0"/>
+              <w:right w:val="none" w:color="FFFFFF" w:sz="0"/>
+            </w:tcBorders>
+            <w:tcMar>
+              <w:top w:type="dxa" w:w="60"/>
+              <w:left w:type="dxa" w:w="80"/>
+              <w:bottom w:type="dxa" w:w="60"/>
+              <w:right w:type="dxa" w:w="80"/>
+            </w:tcMar>
+          </w:tcPr>
+          <w:p>
+            <w:pPr>
+              <w:keepNext/>
+              <w:spacing w:after="20"/>
+            </w:pPr>
+            <w:r>
+              <w:rPr>
+                <w:rFonts w:ascii="Arial" w:cs="Arial" w:eastAsia="Arial" w:hAnsi="Arial"/>
+                <w:b/>
+                <w:bCs/>
+                <w:color w:val="1F3864"/>
+                <w:sz w:val="16"/>
+                <w:szCs w:val="16"/>
+              </w:rPr>
+              <w:t xml:space="preserve">F36 · </w:t>
+            </w:r>
+            <w:r>
+              <w:rPr>
+                <w:rFonts w:ascii="Arial" w:cs="Arial" w:eastAsia="Arial" w:hAnsi="Arial"/>
+                <w:b/>
+                <w:bCs/>
+                <w:sz w:val="16"/>
+                <w:szCs w:val="16"/>
+              </w:rPr>
+              <w:t xml:space="preserve">Planilla MP FLAMA — geometría del acero por recipiente</w:t>
+            </w:r>
+          </w:p>
+          <w:p>
+            <w:pPr>
+              <w:spacing w:after="30"/>
+              <w:jc w:val="center"/>
+            </w:pPr>
+            <w:r>
+              <w:drawing>
+                <wp:inline distT="0" distB="0" distL="0" distR="0">
+                  <wp:extent cx="3143250" cy="809625"/>
+                  <wp:effectExtent t="0" r="0" b="0" l="0"/>
+                  <wp:docPr id="37" name="F36" descr="Planilla MP FLAMA — geometría del acero por recipiente" title="F36"/>
+                  <wp:cNvGraphicFramePr>
+                    <a:graphicFrameLocks xmlns:a="http://schemas.openxmlformats.org/drawingml/2006/main" noChangeAspect="1"/>
+                  </wp:cNvGraphicFramePr>
+                  <a:graphic xmlns:a="http://schemas.openxmlformats.org/drawingml/2006/main">
+                    <a:graphicData uri="http://schemas.openxmlformats.org/drawingml/2006/picture">
+                      <pic:pic xmlns:pic="http://schemas.openxmlformats.org/drawingml/2006/picture">
+                        <pic:nvPicPr>
+                          <pic:cNvPr id="0" name="" descr=""/>
+                          <pic:cNvPicPr>
+                            <a:picLocks noChangeAspect="1" noChangeArrowheads="1"/>
+                          </pic:cNvPicPr>
+                        </pic:nvPicPr>
+                        <pic:blipFill>
+                          <a:blip r:embed="rId85" cstate="none"/>
+                          <a:srcRect/>
+                          <a:stretch>
+                            <a:fillRect/>
+                          </a:stretch>
+                        </pic:blipFill>
+                        <pic:spPr bwMode="auto">
+                          <a:xfrm>
+                            <a:off x="0" y="0"/>
                             <a:ext cx="3143250" cy="809625"/>
                           </a:xfrm>
                           <a:prstGeom prst="rect">
@@ -9514,7 +9514,7 @@
                           </pic:cNvPicPr>
                         </pic:nvPicPr>
                         <pic:blipFill>
-                          <a:blip r:embed="rId85" cstate="none"/>
+                          <a:blip r:embed="rId86" cstate="none"/>
                           <a:srcRect/>
                           <a:stretch>
                             <a:fillRect/>
@@ -9730,7 +9730,7 @@
                           </pic:cNvPicPr>
                         </pic:nvPicPr>
                         <pic:blipFill>
-                          <a:blip r:embed="rId86" cstate="none"/>
+                          <a:blip r:embed="rId87" cstate="none"/>
                           <a:srcRect/>
                           <a:stretch>
                             <a:fillRect/>
@@ -10026,7 +10026,7 @@
                           </pic:cNvPicPr>
                         </pic:nvPicPr>
                         <pic:blipFill>
-                          <a:blip r:embed="rId87" cstate="none"/>
+                          <a:blip r:embed="rId88" cstate="none"/>
                           <a:srcRect/>
                           <a:stretch>
                             <a:fillRect/>
@@ -10174,7 +10174,7 @@
           <w:sz w:val="18"/>
           <w:szCs w:val="18"/>
         </w:rPr>
-        <w:t xml:space="preserve">7. Carro: portaeje, chapa, orejas y manija</w:t>
+        <w:t xml:space="preserve">7. Carro: portaeje, chapa, manija y lanza</w:t>
       </w:r>
     </w:p>
     <w:p>
@@ -10188,7 +10188,7 @@
           <w:sz w:val="16"/>
           <w:szCs w:val="16"/>
         </w:rPr>
-        <w:t xml:space="preserve">Lo que los procesos no definen (el puesto 8.1 del proceso de carros está vacío): plano Fadesa del rodante de 800 mm (manija doblada 30°, oreja) y foto del carro relevado (portaeje y chapa triangular).</w:t>
+        <w:t xml:space="preserve">Lo que los procesos no definen (el puesto 8.1 del proceso de carros está vacío): plano Fadesa del rodante de 800 mm (manija doblada 30°, pata afinada y soldada), foto del carro relevado (portaeje y chapa triangular) y las fotos que marcaste (soldadura de la barra lateral, altura del doblez y lanza con válvula esférica).</w:t>
       </w:r>
     </w:p>
     <w:tbl>
@@ -10262,172 +10262,9 @@
             <w:r>
               <w:drawing>
                 <wp:inline distT="0" distB="0" distL="0" distR="0">
-                  <wp:extent cx="2190750" cy="3000375"/>
+                  <wp:extent cx="1476375" cy="3000375"/>
                   <wp:effectExtent t="0" r="0" b="0" l="0"/>
                   <wp:docPr id="41" name="F41" descr="Plano Fadesa «Rodante 50kg 800mm R2» (código G692): vista lateral" title="F41"/>
-                  <wp:cNvGraphicFramePr>
-                    <a:graphicFrameLocks xmlns:a="http://schemas.openxmlformats.org/drawingml/2006/main" noChangeAspect="1"/>
-                  </wp:cNvGraphicFramePr>
-                  <a:graphic xmlns:a="http://schemas.openxmlformats.org/drawingml/2006/main">
-                    <a:graphicData uri="http://schemas.openxmlformats.org/drawingml/2006/picture">
-                      <pic:pic xmlns:pic="http://schemas.openxmlformats.org/drawingml/2006/picture">
-                        <pic:nvPicPr>
-                          <pic:cNvPr id="0" name="" descr=""/>
-                          <pic:cNvPicPr>
-                            <a:picLocks noChangeAspect="1" noChangeArrowheads="1"/>
-                          </pic:cNvPicPr>
-                        </pic:nvPicPr>
-                        <pic:blipFill>
-                          <a:blip r:embed="rId88" cstate="none"/>
-                          <a:srcRect/>
-                          <a:stretch>
-                            <a:fillRect/>
-                          </a:stretch>
-                        </pic:blipFill>
-                        <pic:spPr bwMode="auto">
-                          <a:xfrm>
-                            <a:off x="0" y="0"/>
-                            <a:ext cx="2190750" cy="3000375"/>
-                          </a:xfrm>
-                          <a:prstGeom prst="rect">
-                            <a:avLst/>
-                          </a:prstGeom>
-                        </pic:spPr>
-                      </pic:pic>
-                    </a:graphicData>
-                  </a:graphic>
-                </wp:inline>
-              </w:drawing>
-            </w:r>
-          </w:p>
-          <w:p>
-            <w:pPr>
-              <w:spacing w:after="20"/>
-            </w:pPr>
-            <w:r>
-              <w:rPr>
-                <w:rFonts w:ascii="Arial" w:cs="Arial" w:eastAsia="Arial" w:hAnsi="Arial"/>
-                <w:color w:val="595959"/>
-                <w:sz w:val="13"/>
-                <w:szCs w:val="13"/>
-              </w:rPr>
-              <w:t xml:space="preserve">Página 1 (única): vista lateral, manija</w:t>
-            </w:r>
-          </w:p>
-          <w:p>
-            <w:pPr>
-              <w:spacing w:after="20"/>
-            </w:pPr>
-            <w:r>
-              <w:rPr>
-                <w:rFonts w:ascii="Arial" w:cs="Arial" w:eastAsia="Arial" w:hAnsi="Arial"/>
-                <w:b/>
-                <w:bCs/>
-                <w:color w:val="C00000"/>
-                <w:sz w:val="13"/>
-                <w:szCs w:val="13"/>
-              </w:rPr>
-              <w:t xml:space="preserve">1 </w:t>
-            </w:r>
-            <w:r>
-              <w:rPr>
-                <w:rFonts w:ascii="Arial" w:cs="Arial" w:eastAsia="Arial" w:hAnsi="Arial"/>
-                <w:sz w:val="13"/>
-                <w:szCs w:val="13"/>
-              </w:rPr>
-              <w:t xml:space="preserve">Manija: tramo superior doblado 30° hacia atrás por encima de la cúpula  ·  </w:t>
-            </w:r>
-            <w:r>
-              <w:rPr>
-                <w:rFonts w:ascii="Arial" w:cs="Arial" w:eastAsia="Arial" w:hAnsi="Arial"/>
-                <w:b/>
-                <w:bCs/>
-                <w:color w:val="C00000"/>
-                <w:sz w:val="13"/>
-                <w:szCs w:val="13"/>
-              </w:rPr>
-              <w:t xml:space="preserve">2 </w:t>
-            </w:r>
-            <w:r>
-              <w:rPr>
-                <w:rFonts w:ascii="Arial" w:cs="Arial" w:eastAsia="Arial" w:hAnsi="Arial"/>
-                <w:sz w:val="13"/>
-                <w:szCs w:val="13"/>
-              </w:rPr>
-              <w:t xml:space="preserve">Oreja que sujeta la pata de la manija al cuerpo</w:t>
-            </w:r>
-          </w:p>
-          <w:p>
-            <w:pPr>
-              <w:spacing w:after="60"/>
-            </w:pPr>
-            <w:r>
-              <w:rPr>
-                <w:rFonts w:ascii="Arial" w:cs="Arial" w:eastAsia="Arial" w:hAnsi="Arial"/>
-                <w:i/>
-                <w:iCs/>
-                <w:color w:val="404040"/>
-                <w:sz w:val="13"/>
-                <w:szCs w:val="13"/>
-              </w:rPr>
-              <w:t xml:space="preserve">Nota: Ángulo del tramo superior de la manija medido sobre el dibujo vectorial: 30.1° respecto de la vertical. El caño sube recto pegado al cuerpo, sujeto por la oreja a la altura de la unión cuerpo-cúpula, y se dobla por encima de la cúpula.</w:t>
-            </w:r>
-          </w:p>
-        </w:tc>
-        <w:tc>
-          <w:tcPr>
-            <w:tcW w:type="dxa" w:w="5153"/>
-            <w:tcBorders>
-              <w:top w:val="none" w:color="FFFFFF" w:sz="0"/>
-              <w:left w:val="none" w:color="FFFFFF" w:sz="0"/>
-              <w:bottom w:val="none" w:color="FFFFFF" w:sz="0"/>
-              <w:right w:val="none" w:color="FFFFFF" w:sz="0"/>
-            </w:tcBorders>
-            <w:tcMar>
-              <w:top w:type="dxa" w:w="60"/>
-              <w:left w:type="dxa" w:w="80"/>
-              <w:bottom w:type="dxa" w:w="60"/>
-              <w:right w:type="dxa" w:w="80"/>
-            </w:tcMar>
-          </w:tcPr>
-          <w:p>
-            <w:pPr>
-              <w:keepNext/>
-              <w:spacing w:after="20"/>
-            </w:pPr>
-            <w:r>
-              <w:rPr>
-                <w:rFonts w:ascii="Arial" w:cs="Arial" w:eastAsia="Arial" w:hAnsi="Arial"/>
-                <w:b/>
-                <w:bCs/>
-                <w:color w:val="1F3864"/>
-                <w:sz w:val="16"/>
-                <w:szCs w:val="16"/>
-              </w:rPr>
-              <w:t xml:space="preserve">F42 · </w:t>
-            </w:r>
-            <w:r>
-              <w:rPr>
-                <w:rFonts w:ascii="Arial" w:cs="Arial" w:eastAsia="Arial" w:hAnsi="Arial"/>
-                <w:b/>
-                <w:bCs/>
-                <w:sz w:val="16"/>
-                <w:szCs w:val="16"/>
-              </w:rPr>
-              <w:t xml:space="preserve">Carro relevado (foto enviada por el usuario)</w:t>
-            </w:r>
-          </w:p>
-          <w:p>
-            <w:pPr>
-              <w:spacing w:after="30"/>
-              <w:jc w:val="center"/>
-            </w:pPr>
-            <w:r>
-              <w:drawing>
-                <wp:inline distT="0" distB="0" distL="0" distR="0">
-                  <wp:extent cx="2124075" cy="2238375"/>
-                  <wp:effectExtent t="0" r="0" b="0" l="0"/>
-                  <wp:docPr id="42" name="F42" descr="Carro relevado (foto enviada por el usuario)" title="F42"/>
                   <wp:cNvGraphicFramePr>
                     <a:graphicFrameLocks xmlns:a="http://schemas.openxmlformats.org/drawingml/2006/main" noChangeAspect="1"/>
                   </wp:cNvGraphicFramePr>
@@ -10450,6 +10287,169 @@
                         <pic:spPr bwMode="auto">
                           <a:xfrm>
                             <a:off x="0" y="0"/>
+                            <a:ext cx="1476375" cy="3000375"/>
+                          </a:xfrm>
+                          <a:prstGeom prst="rect">
+                            <a:avLst/>
+                          </a:prstGeom>
+                        </pic:spPr>
+                      </pic:pic>
+                    </a:graphicData>
+                  </a:graphic>
+                </wp:inline>
+              </w:drawing>
+            </w:r>
+          </w:p>
+          <w:p>
+            <w:pPr>
+              <w:spacing w:after="20"/>
+            </w:pPr>
+            <w:r>
+              <w:rPr>
+                <w:rFonts w:ascii="Arial" w:cs="Arial" w:eastAsia="Arial" w:hAnsi="Arial"/>
+                <w:color w:val="595959"/>
+                <w:sz w:val="13"/>
+                <w:szCs w:val="13"/>
+              </w:rPr>
+              <w:t xml:space="preserve">Página 1 (única): vista lateral, manija</w:t>
+            </w:r>
+          </w:p>
+          <w:p>
+            <w:pPr>
+              <w:spacing w:after="20"/>
+            </w:pPr>
+            <w:r>
+              <w:rPr>
+                <w:rFonts w:ascii="Arial" w:cs="Arial" w:eastAsia="Arial" w:hAnsi="Arial"/>
+                <w:b/>
+                <w:bCs/>
+                <w:color w:val="C00000"/>
+                <w:sz w:val="13"/>
+                <w:szCs w:val="13"/>
+              </w:rPr>
+              <w:t xml:space="preserve">1 </w:t>
+            </w:r>
+            <w:r>
+              <w:rPr>
+                <w:rFonts w:ascii="Arial" w:cs="Arial" w:eastAsia="Arial" w:hAnsi="Arial"/>
+                <w:sz w:val="13"/>
+                <w:szCs w:val="13"/>
+              </w:rPr>
+              <w:t xml:space="preserve">Manija: tramo superior doblado 30° hacia atrás desde la altura de la cupla  ·  </w:t>
+            </w:r>
+            <w:r>
+              <w:rPr>
+                <w:rFonts w:ascii="Arial" w:cs="Arial" w:eastAsia="Arial" w:hAnsi="Arial"/>
+                <w:b/>
+                <w:bCs/>
+                <w:color w:val="C00000"/>
+                <w:sz w:val="13"/>
+                <w:szCs w:val="13"/>
+              </w:rPr>
+              <w:t xml:space="preserve">2 </w:t>
+            </w:r>
+            <w:r>
+              <w:rPr>
+                <w:rFonts w:ascii="Arial" w:cs="Arial" w:eastAsia="Arial" w:hAnsi="Arial"/>
+                <w:sz w:val="13"/>
+                <w:szCs w:val="13"/>
+              </w:rPr>
+              <w:t xml:space="preserve">Extremo de la pata afinado (aplastado) y soldado al cuerpo</w:t>
+            </w:r>
+          </w:p>
+          <w:p>
+            <w:pPr>
+              <w:spacing w:after="60"/>
+            </w:pPr>
+            <w:r>
+              <w:rPr>
+                <w:rFonts w:ascii="Arial" w:cs="Arial" w:eastAsia="Arial" w:hAnsi="Arial"/>
+                <w:i/>
+                <w:iCs/>
+                <w:color w:val="404040"/>
+                <w:sz w:val="13"/>
+                <w:szCs w:val="13"/>
+              </w:rPr>
+              <w:t xml:space="preserve">Nota: Ángulo del tramo superior de la manija medido sobre el dibujo vectorial: 30.1° respecto de la vertical. El caño baja recto casi pegado al cuerpo y termina afinado (aplastado) contra la pared, donde se suelda; se dobla a la altura de la cupla. Fadesa además usa una oreja, que FLAMA no lleva (debilita la unión).</w:t>
+            </w:r>
+          </w:p>
+        </w:tc>
+        <w:tc>
+          <w:tcPr>
+            <w:tcW w:type="dxa" w:w="5153"/>
+            <w:tcBorders>
+              <w:top w:val="none" w:color="FFFFFF" w:sz="0"/>
+              <w:left w:val="none" w:color="FFFFFF" w:sz="0"/>
+              <w:bottom w:val="none" w:color="FFFFFF" w:sz="0"/>
+              <w:right w:val="none" w:color="FFFFFF" w:sz="0"/>
+            </w:tcBorders>
+            <w:tcMar>
+              <w:top w:type="dxa" w:w="60"/>
+              <w:left w:type="dxa" w:w="80"/>
+              <w:bottom w:type="dxa" w:w="60"/>
+              <w:right w:type="dxa" w:w="80"/>
+            </w:tcMar>
+          </w:tcPr>
+          <w:p>
+            <w:pPr>
+              <w:keepNext/>
+              <w:spacing w:after="20"/>
+            </w:pPr>
+            <w:r>
+              <w:rPr>
+                <w:rFonts w:ascii="Arial" w:cs="Arial" w:eastAsia="Arial" w:hAnsi="Arial"/>
+                <w:b/>
+                <w:bCs/>
+                <w:color w:val="1F3864"/>
+                <w:sz w:val="16"/>
+                <w:szCs w:val="16"/>
+              </w:rPr>
+              <w:t xml:space="preserve">F42 · </w:t>
+            </w:r>
+            <w:r>
+              <w:rPr>
+                <w:rFonts w:ascii="Arial" w:cs="Arial" w:eastAsia="Arial" w:hAnsi="Arial"/>
+                <w:b/>
+                <w:bCs/>
+                <w:sz w:val="16"/>
+                <w:szCs w:val="16"/>
+              </w:rPr>
+              <w:t xml:space="preserve">Carro relevado (foto enviada por el usuario)</w:t>
+            </w:r>
+          </w:p>
+          <w:p>
+            <w:pPr>
+              <w:spacing w:after="30"/>
+              <w:jc w:val="center"/>
+            </w:pPr>
+            <w:r>
+              <w:drawing>
+                <wp:inline distT="0" distB="0" distL="0" distR="0">
+                  <wp:extent cx="2124075" cy="2238375"/>
+                  <wp:effectExtent t="0" r="0" b="0" l="0"/>
+                  <wp:docPr id="42" name="F42" descr="Carro relevado (foto enviada por el usuario)" title="F42"/>
+                  <wp:cNvGraphicFramePr>
+                    <a:graphicFrameLocks xmlns:a="http://schemas.openxmlformats.org/drawingml/2006/main" noChangeAspect="1"/>
+                  </wp:cNvGraphicFramePr>
+                  <a:graphic xmlns:a="http://schemas.openxmlformats.org/drawingml/2006/main">
+                    <a:graphicData uri="http://schemas.openxmlformats.org/drawingml/2006/picture">
+                      <pic:pic xmlns:pic="http://schemas.openxmlformats.org/drawingml/2006/picture">
+                        <pic:nvPicPr>
+                          <pic:cNvPr id="0" name="" descr=""/>
+                          <pic:cNvPicPr>
+                            <a:picLocks noChangeAspect="1" noChangeArrowheads="1"/>
+                          </pic:cNvPicPr>
+                        </pic:nvPicPr>
+                        <pic:blipFill>
+                          <a:blip r:embed="rId90" cstate="none"/>
+                          <a:srcRect/>
+                          <a:stretch>
+                            <a:fillRect/>
+                          </a:stretch>
+                        </pic:blipFill>
+                        <pic:spPr bwMode="auto">
+                          <a:xfrm>
+                            <a:off x="0" y="0"/>
                             <a:ext cx="2124075" cy="2238375"/>
                           </a:xfrm>
                           <a:prstGeom prst="rect">
@@ -10536,6 +10536,504 @@
               <w:t xml:space="preserve">Nota: El eje pasa por un portaeje (caño) cruzado detrás del cuerpo, sostenido por chapas triangulares soldadas a la pared del recipiente.</w:t>
             </w:r>
           </w:p>
+        </w:tc>
+      </w:tr>
+      <w:tr>
+        <w:trPr>
+          <w:cantSplit/>
+        </w:trPr>
+        <w:tc>
+          <w:tcPr>
+            <w:tcW w:type="dxa" w:w="5153"/>
+            <w:tcBorders>
+              <w:top w:val="none" w:color="FFFFFF" w:sz="0"/>
+              <w:left w:val="none" w:color="FFFFFF" w:sz="0"/>
+              <w:bottom w:val="none" w:color="FFFFFF" w:sz="0"/>
+              <w:right w:val="none" w:color="FFFFFF" w:sz="0"/>
+            </w:tcBorders>
+            <w:tcMar>
+              <w:top w:type="dxa" w:w="60"/>
+              <w:left w:type="dxa" w:w="80"/>
+              <w:bottom w:type="dxa" w:w="60"/>
+              <w:right w:type="dxa" w:w="80"/>
+            </w:tcMar>
+          </w:tcPr>
+          <w:p>
+            <w:pPr>
+              <w:keepNext/>
+              <w:spacing w:after="20"/>
+            </w:pPr>
+            <w:r>
+              <w:rPr>
+                <w:rFonts w:ascii="Arial" w:cs="Arial" w:eastAsia="Arial" w:hAnsi="Arial"/>
+                <w:b/>
+                <w:bCs/>
+                <w:color w:val="1F3864"/>
+                <w:sz w:val="16"/>
+                <w:szCs w:val="16"/>
+              </w:rPr>
+              <w:t xml:space="preserve">F43 · </w:t>
+            </w:r>
+            <w:r>
+              <w:rPr>
+                <w:rFonts w:ascii="Arial" w:cs="Arial" w:eastAsia="Arial" w:hAnsi="Arial"/>
+                <w:b/>
+                <w:bCs/>
+                <w:sz w:val="16"/>
+                <w:szCs w:val="16"/>
+              </w:rPr>
+              <w:t xml:space="preserve">Carro Elisam marcado por el usuario: soldadura de la barra lateral</w:t>
+            </w:r>
+          </w:p>
+          <w:p>
+            <w:pPr>
+              <w:spacing w:after="30"/>
+              <w:jc w:val="center"/>
+            </w:pPr>
+            <w:r>
+              <w:drawing>
+                <wp:inline distT="0" distB="0" distL="0" distR="0">
+                  <wp:extent cx="3009900" cy="2238375"/>
+                  <wp:effectExtent t="0" r="0" b="0" l="0"/>
+                  <wp:docPr id="43" name="F43" descr="Carro Elisam marcado por el usuario: soldadura de la barra lateral" title="F43"/>
+                  <wp:cNvGraphicFramePr>
+                    <a:graphicFrameLocks xmlns:a="http://schemas.openxmlformats.org/drawingml/2006/main" noChangeAspect="1"/>
+                  </wp:cNvGraphicFramePr>
+                  <a:graphic xmlns:a="http://schemas.openxmlformats.org/drawingml/2006/main">
+                    <a:graphicData uri="http://schemas.openxmlformats.org/drawingml/2006/picture">
+                      <pic:pic xmlns:pic="http://schemas.openxmlformats.org/drawingml/2006/picture">
+                        <pic:nvPicPr>
+                          <pic:cNvPr id="0" name="" descr=""/>
+                          <pic:cNvPicPr>
+                            <a:picLocks noChangeAspect="1" noChangeArrowheads="1"/>
+                          </pic:cNvPicPr>
+                        </pic:nvPicPr>
+                        <pic:blipFill>
+                          <a:blip r:embed="rId91" cstate="none"/>
+                          <a:srcRect/>
+                          <a:stretch>
+                            <a:fillRect/>
+                          </a:stretch>
+                        </pic:blipFill>
+                        <pic:spPr bwMode="auto">
+                          <a:xfrm>
+                            <a:off x="0" y="0"/>
+                            <a:ext cx="3009900" cy="2238375"/>
+                          </a:xfrm>
+                          <a:prstGeom prst="rect">
+                            <a:avLst/>
+                          </a:prstGeom>
+                        </pic:spPr>
+                      </pic:pic>
+                    </a:graphicData>
+                  </a:graphic>
+                </wp:inline>
+              </w:drawing>
+            </w:r>
+          </w:p>
+          <w:p>
+            <w:pPr>
+              <w:spacing w:after="20"/>
+            </w:pPr>
+            <w:r>
+              <w:rPr>
+                <w:rFonts w:ascii="Arial" w:cs="Arial" w:eastAsia="Arial" w:hAnsi="Arial"/>
+                <w:color w:val="595959"/>
+                <w:sz w:val="13"/>
+                <w:szCs w:val="13"/>
+              </w:rPr>
+              <w:t xml:space="preserve">Costado del recipiente, debajo del hombro</w:t>
+            </w:r>
+          </w:p>
+          <w:p>
+            <w:pPr>
+              <w:spacing w:after="20"/>
+            </w:pPr>
+            <w:r>
+              <w:rPr>
+                <w:rFonts w:ascii="Arial" w:cs="Arial" w:eastAsia="Arial" w:hAnsi="Arial"/>
+                <w:b/>
+                <w:bCs/>
+                <w:color w:val="C00000"/>
+                <w:sz w:val="13"/>
+                <w:szCs w:val="13"/>
+              </w:rPr>
+              <w:t xml:space="preserve">1 </w:t>
+            </w:r>
+            <w:r>
+              <w:rPr>
+                <w:rFonts w:ascii="Arial" w:cs="Arial" w:eastAsia="Arial" w:hAnsi="Arial"/>
+                <w:sz w:val="13"/>
+                <w:szCs w:val="13"/>
+              </w:rPr>
+              <w:t xml:space="preserve">Extremo de la barra afinado y soldado al cuerpo</w:t>
+            </w:r>
+          </w:p>
+          <w:p>
+            <w:pPr>
+              <w:spacing w:after="60"/>
+            </w:pPr>
+            <w:r>
+              <w:rPr>
+                <w:rFonts w:ascii="Arial" w:cs="Arial" w:eastAsia="Arial" w:hAnsi="Arial"/>
+                <w:i/>
+                <w:iCs/>
+                <w:color w:val="404040"/>
+                <w:sz w:val="13"/>
+                <w:szCs w:val="13"/>
+              </w:rPr>
+              <w:t xml:space="preserve">Nota: La barra lateral de la manija baja separada del cuerpo y su extremo se curva hacia la pared, se afina y se suelda directo al cuerpo (sin oreja).</w:t>
+            </w:r>
+          </w:p>
+        </w:tc>
+        <w:tc>
+          <w:tcPr>
+            <w:tcW w:type="dxa" w:w="5153"/>
+            <w:tcBorders>
+              <w:top w:val="none" w:color="FFFFFF" w:sz="0"/>
+              <w:left w:val="none" w:color="FFFFFF" w:sz="0"/>
+              <w:bottom w:val="none" w:color="FFFFFF" w:sz="0"/>
+              <w:right w:val="none" w:color="FFFFFF" w:sz="0"/>
+            </w:tcBorders>
+            <w:tcMar>
+              <w:top w:type="dxa" w:w="60"/>
+              <w:left w:type="dxa" w:w="80"/>
+              <w:bottom w:type="dxa" w:w="60"/>
+              <w:right w:type="dxa" w:w="80"/>
+            </w:tcMar>
+          </w:tcPr>
+          <w:p>
+            <w:pPr>
+              <w:keepNext/>
+              <w:spacing w:after="20"/>
+            </w:pPr>
+            <w:r>
+              <w:rPr>
+                <w:rFonts w:ascii="Arial" w:cs="Arial" w:eastAsia="Arial" w:hAnsi="Arial"/>
+                <w:b/>
+                <w:bCs/>
+                <w:color w:val="1F3864"/>
+                <w:sz w:val="16"/>
+                <w:szCs w:val="16"/>
+              </w:rPr>
+              <w:t xml:space="preserve">F44 · </w:t>
+            </w:r>
+            <w:r>
+              <w:rPr>
+                <w:rFonts w:ascii="Arial" w:cs="Arial" w:eastAsia="Arial" w:hAnsi="Arial"/>
+                <w:b/>
+                <w:bCs/>
+                <w:sz w:val="16"/>
+                <w:szCs w:val="16"/>
+              </w:rPr>
+              <w:t xml:space="preserve">Carro AFFF marcado por el usuario: altura del doblez de 30°</w:t>
+            </w:r>
+          </w:p>
+          <w:p>
+            <w:pPr>
+              <w:spacing w:after="30"/>
+              <w:jc w:val="center"/>
+            </w:pPr>
+            <w:r>
+              <w:drawing>
+                <wp:inline distT="0" distB="0" distL="0" distR="0">
+                  <wp:extent cx="2400300" cy="2238375"/>
+                  <wp:effectExtent t="0" r="0" b="0" l="0"/>
+                  <wp:docPr id="44" name="F44" descr="Carro AFFF marcado por el usuario: altura del doblez de 30°" title="F44"/>
+                  <wp:cNvGraphicFramePr>
+                    <a:graphicFrameLocks xmlns:a="http://schemas.openxmlformats.org/drawingml/2006/main" noChangeAspect="1"/>
+                  </wp:cNvGraphicFramePr>
+                  <a:graphic xmlns:a="http://schemas.openxmlformats.org/drawingml/2006/main">
+                    <a:graphicData uri="http://schemas.openxmlformats.org/drawingml/2006/picture">
+                      <pic:pic xmlns:pic="http://schemas.openxmlformats.org/drawingml/2006/picture">
+                        <pic:nvPicPr>
+                          <pic:cNvPr id="0" name="" descr=""/>
+                          <pic:cNvPicPr>
+                            <a:picLocks noChangeAspect="1" noChangeArrowheads="1"/>
+                          </pic:cNvPicPr>
+                        </pic:nvPicPr>
+                        <pic:blipFill>
+                          <a:blip r:embed="rId92" cstate="none"/>
+                          <a:srcRect/>
+                          <a:stretch>
+                            <a:fillRect/>
+                          </a:stretch>
+                        </pic:blipFill>
+                        <pic:spPr bwMode="auto">
+                          <a:xfrm>
+                            <a:off x="0" y="0"/>
+                            <a:ext cx="2400300" cy="2238375"/>
+                          </a:xfrm>
+                          <a:prstGeom prst="rect">
+                            <a:avLst/>
+                          </a:prstGeom>
+                        </pic:spPr>
+                      </pic:pic>
+                    </a:graphicData>
+                  </a:graphic>
+                </wp:inline>
+              </w:drawing>
+            </w:r>
+          </w:p>
+          <w:p>
+            <w:pPr>
+              <w:spacing w:after="20"/>
+            </w:pPr>
+            <w:r>
+              <w:rPr>
+                <w:rFonts w:ascii="Arial" w:cs="Arial" w:eastAsia="Arial" w:hAnsi="Arial"/>
+                <w:color w:val="595959"/>
+                <w:sz w:val="13"/>
+                <w:szCs w:val="13"/>
+              </w:rPr>
+              <w:t xml:space="preserve">Parte superior del carro</w:t>
+            </w:r>
+          </w:p>
+          <w:p>
+            <w:pPr>
+              <w:spacing w:after="20"/>
+            </w:pPr>
+            <w:r>
+              <w:rPr>
+                <w:rFonts w:ascii="Arial" w:cs="Arial" w:eastAsia="Arial" w:hAnsi="Arial"/>
+                <w:b/>
+                <w:bCs/>
+                <w:color w:val="C00000"/>
+                <w:sz w:val="13"/>
+                <w:szCs w:val="13"/>
+              </w:rPr>
+              <w:t xml:space="preserve">1 </w:t>
+            </w:r>
+            <w:r>
+              <w:rPr>
+                <w:rFonts w:ascii="Arial" w:cs="Arial" w:eastAsia="Arial" w:hAnsi="Arial"/>
+                <w:sz w:val="13"/>
+                <w:szCs w:val="13"/>
+              </w:rPr>
+              <w:t xml:space="preserve">Doblez de la pata de la manija  ·  </w:t>
+            </w:r>
+            <w:r>
+              <w:rPr>
+                <w:rFonts w:ascii="Arial" w:cs="Arial" w:eastAsia="Arial" w:hAnsi="Arial"/>
+                <w:b/>
+                <w:bCs/>
+                <w:color w:val="C00000"/>
+                <w:sz w:val="13"/>
+                <w:szCs w:val="13"/>
+              </w:rPr>
+              <w:t xml:space="preserve">2 </w:t>
+            </w:r>
+            <w:r>
+              <w:rPr>
+                <w:rFonts w:ascii="Arial" w:cs="Arial" w:eastAsia="Arial" w:hAnsi="Arial"/>
+                <w:sz w:val="13"/>
+                <w:szCs w:val="13"/>
+              </w:rPr>
+              <w:t xml:space="preserve">Base de la válvula (cupla): misma altura</w:t>
+            </w:r>
+          </w:p>
+          <w:p>
+            <w:pPr>
+              <w:spacing w:after="60"/>
+            </w:pPr>
+            <w:r>
+              <w:rPr>
+                <w:rFonts w:ascii="Arial" w:cs="Arial" w:eastAsia="Arial" w:hAnsi="Arial"/>
+                <w:i/>
+                <w:iCs/>
+                <w:color w:val="404040"/>
+                <w:sz w:val="13"/>
+                <w:szCs w:val="13"/>
+              </w:rPr>
+              <w:t xml:space="preserve">Nota: Las patas de la manija suben verticales y se doblan hacia atrás a la altura de la base de la válvula (línea azul del usuario).</w:t>
+            </w:r>
+          </w:p>
+        </w:tc>
+      </w:tr>
+      <w:tr>
+        <w:trPr>
+          <w:cantSplit/>
+        </w:trPr>
+        <w:tc>
+          <w:tcPr>
+            <w:tcW w:type="dxa" w:w="5153"/>
+            <w:tcBorders>
+              <w:top w:val="none" w:color="FFFFFF" w:sz="0"/>
+              <w:left w:val="none" w:color="FFFFFF" w:sz="0"/>
+              <w:bottom w:val="none" w:color="FFFFFF" w:sz="0"/>
+              <w:right w:val="none" w:color="FFFFFF" w:sz="0"/>
+            </w:tcBorders>
+            <w:tcMar>
+              <w:top w:type="dxa" w:w="60"/>
+              <w:left w:type="dxa" w:w="80"/>
+              <w:bottom w:type="dxa" w:w="60"/>
+              <w:right w:type="dxa" w:w="80"/>
+            </w:tcMar>
+          </w:tcPr>
+          <w:p>
+            <w:pPr>
+              <w:keepNext/>
+              <w:spacing w:after="20"/>
+            </w:pPr>
+            <w:r>
+              <w:rPr>
+                <w:rFonts w:ascii="Arial" w:cs="Arial" w:eastAsia="Arial" w:hAnsi="Arial"/>
+                <w:b/>
+                <w:bCs/>
+                <w:color w:val="1F3864"/>
+                <w:sz w:val="16"/>
+                <w:szCs w:val="16"/>
+              </w:rPr>
+              <w:t xml:space="preserve">F45 · </w:t>
+            </w:r>
+            <w:r>
+              <w:rPr>
+                <w:rFonts w:ascii="Arial" w:cs="Arial" w:eastAsia="Arial" w:hAnsi="Arial"/>
+                <w:b/>
+                <w:bCs/>
+                <w:sz w:val="16"/>
+                <w:szCs w:val="16"/>
+              </w:rPr>
+              <w:t xml:space="preserve">Lanza de carro con válvula esférica (foto del usuario)</w:t>
+            </w:r>
+          </w:p>
+          <w:p>
+            <w:pPr>
+              <w:spacing w:after="30"/>
+              <w:jc w:val="center"/>
+            </w:pPr>
+            <w:r>
+              <w:drawing>
+                <wp:inline distT="0" distB="0" distL="0" distR="0">
+                  <wp:extent cx="2695575" cy="2238375"/>
+                  <wp:effectExtent t="0" r="0" b="0" l="0"/>
+                  <wp:docPr id="45" name="F45" descr="Lanza de carro con válvula esférica (foto del usuario)" title="F45"/>
+                  <wp:cNvGraphicFramePr>
+                    <a:graphicFrameLocks xmlns:a="http://schemas.openxmlformats.org/drawingml/2006/main" noChangeAspect="1"/>
+                  </wp:cNvGraphicFramePr>
+                  <a:graphic xmlns:a="http://schemas.openxmlformats.org/drawingml/2006/main">
+                    <a:graphicData uri="http://schemas.openxmlformats.org/drawingml/2006/picture">
+                      <pic:pic xmlns:pic="http://schemas.openxmlformats.org/drawingml/2006/picture">
+                        <pic:nvPicPr>
+                          <pic:cNvPr id="0" name="" descr=""/>
+                          <pic:cNvPicPr>
+                            <a:picLocks noChangeAspect="1" noChangeArrowheads="1"/>
+                          </pic:cNvPicPr>
+                        </pic:nvPicPr>
+                        <pic:blipFill>
+                          <a:blip r:embed="rId93" cstate="none"/>
+                          <a:srcRect/>
+                          <a:stretch>
+                            <a:fillRect/>
+                          </a:stretch>
+                        </pic:blipFill>
+                        <pic:spPr bwMode="auto">
+                          <a:xfrm>
+                            <a:off x="0" y="0"/>
+                            <a:ext cx="2695575" cy="2238375"/>
+                          </a:xfrm>
+                          <a:prstGeom prst="rect">
+                            <a:avLst/>
+                          </a:prstGeom>
+                        </pic:spPr>
+                      </pic:pic>
+                    </a:graphicData>
+                  </a:graphic>
+                </wp:inline>
+              </w:drawing>
+            </w:r>
+          </w:p>
+          <w:p>
+            <w:pPr>
+              <w:spacing w:after="20"/>
+            </w:pPr>
+            <w:r>
+              <w:rPr>
+                <w:rFonts w:ascii="Arial" w:cs="Arial" w:eastAsia="Arial" w:hAnsi="Arial"/>
+                <w:color w:val="595959"/>
+                <w:sz w:val="13"/>
+                <w:szCs w:val="13"/>
+              </w:rPr>
+              <w:t xml:space="preserve">Punta de la manga</w:t>
+            </w:r>
+          </w:p>
+          <w:p>
+            <w:pPr>
+              <w:spacing w:after="20"/>
+            </w:pPr>
+            <w:r>
+              <w:rPr>
+                <w:rFonts w:ascii="Arial" w:cs="Arial" w:eastAsia="Arial" w:hAnsi="Arial"/>
+                <w:b/>
+                <w:bCs/>
+                <w:color w:val="C00000"/>
+                <w:sz w:val="13"/>
+                <w:szCs w:val="13"/>
+              </w:rPr>
+              <w:t xml:space="preserve">1 </w:t>
+            </w:r>
+            <w:r>
+              <w:rPr>
+                <w:rFonts w:ascii="Arial" w:cs="Arial" w:eastAsia="Arial" w:hAnsi="Arial"/>
+                <w:sz w:val="13"/>
+                <w:szCs w:val="13"/>
+              </w:rPr>
+              <w:t xml:space="preserve">Válvula esférica con palanca (empuñadura azul)  ·  </w:t>
+            </w:r>
+            <w:r>
+              <w:rPr>
+                <w:rFonts w:ascii="Arial" w:cs="Arial" w:eastAsia="Arial" w:hAnsi="Arial"/>
+                <w:b/>
+                <w:bCs/>
+                <w:color w:val="C00000"/>
+                <w:sz w:val="13"/>
+                <w:szCs w:val="13"/>
+              </w:rPr>
+              <w:t xml:space="preserve">2 </w:t>
+            </w:r>
+            <w:r>
+              <w:rPr>
+                <w:rFonts w:ascii="Arial" w:cs="Arial" w:eastAsia="Arial" w:hAnsi="Arial"/>
+                <w:sz w:val="13"/>
+                <w:szCs w:val="13"/>
+              </w:rPr>
+              <w:t xml:space="preserve">Tobera cónica de salida</w:t>
+            </w:r>
+          </w:p>
+          <w:p>
+            <w:pPr>
+              <w:spacing w:after="60"/>
+            </w:pPr>
+            <w:r>
+              <w:rPr>
+                <w:rFonts w:ascii="Arial" w:cs="Arial" w:eastAsia="Arial" w:hAnsi="Arial"/>
+                <w:i/>
+                <w:iCs/>
+                <w:color w:val="404040"/>
+                <w:sz w:val="13"/>
+                <w:szCs w:val="13"/>
+              </w:rPr>
+              <w:t xml:space="preserve">Nota: Entre la manga y la tobera cónica va una válvula esférica con palanca de accionamiento.</w:t>
+            </w:r>
+          </w:p>
+        </w:tc>
+        <w:tc>
+          <w:tcPr>
+            <w:tcW w:type="dxa" w:w="5153"/>
+            <w:tcBorders>
+              <w:top w:val="none" w:color="FFFFFF" w:sz="0"/>
+              <w:left w:val="none" w:color="FFFFFF" w:sz="0"/>
+              <w:bottom w:val="none" w:color="FFFFFF" w:sz="0"/>
+              <w:right w:val="none" w:color="FFFFFF" w:sz="0"/>
+            </w:tcBorders>
+            <w:tcMar>
+              <w:top w:type="dxa" w:w="60"/>
+              <w:left w:type="dxa" w:w="80"/>
+              <w:bottom w:type="dxa" w:w="60"/>
+              <w:right w:type="dxa" w:w="80"/>
+            </w:tcMar>
+          </w:tcPr>
+          <w:p/>
         </w:tc>
       </w:tr>
     </w:tbl>
@@ -10564,7 +11062,7 @@
           <w:sz w:val="16"/>
           <w:szCs w:val="16"/>
         </w:rPr>
-        <w:t xml:space="preserve">Línea exacta del generador de planos (commit b2269fe). Amarillo = decisión de diseño a confirmar con el proveedor o el prototipo; naranja = a validar.</w:t>
+        <w:t xml:space="preserve">Línea exacta del generador de planos (commit d596f17). Amarillo = decisión de diseño a confirmar con el proveedor o el prototipo; naranja = a validar.</w:t>
       </w:r>
     </w:p>
     <w:tbl>
@@ -10907,7 +11405,7 @@
             </w:tcMar>
           </w:tcPr>
           <w:p>
-            <w:hyperlink w:history="1" r:id="rIdqmwgunzqvxsyt72ewrg5m">
+            <w:hyperlink w:history="1" r:id="rIdugld3vrpuijow-rjpd_qg">
               <w:r>
                 <w:rPr>
                   <w:rStyle w:val="Hyperlink"/>
@@ -11067,7 +11565,7 @@
             </w:tcMar>
           </w:tcPr>
           <w:p>
-            <w:hyperlink w:history="1" r:id="rIdsymyq56pjyreww-hj4dgq">
+            <w:hyperlink w:history="1" r:id="rId9jyw-u8_j1-icq7d_bsgf">
               <w:r>
                 <w:rPr>
                   <w:rStyle w:val="Hyperlink"/>
@@ -11227,7 +11725,7 @@
             </w:tcMar>
           </w:tcPr>
           <w:p>
-            <w:hyperlink w:history="1" r:id="rIdxpycl4rcz_votkwzurjsd">
+            <w:hyperlink w:history="1" r:id="rIdpvbivl1wqz0vekuqzfqpn">
               <w:r>
                 <w:rPr>
                   <w:rStyle w:val="Hyperlink"/>
@@ -11235,7 +11733,7 @@
                   <w:sz w:val="13"/>
                   <w:szCs w:val="13"/>
                 </w:rPr>
-                <w:t xml:space="preserve">bom.py:236</w:t>
+                <w:t xml:space="preserve">bom.py:243</w:t>
               </w:r>
             </w:hyperlink>
           </w:p>
@@ -11387,7 +11885,7 @@
             </w:tcMar>
           </w:tcPr>
           <w:p>
-            <w:hyperlink w:history="1" r:id="rId0tr60ktvqnhb39nob9hmt">
+            <w:hyperlink w:history="1" r:id="rIdnsux5a8tojqja1bgzdqxy">
               <w:r>
                 <w:rPr>
                   <w:rStyle w:val="Hyperlink"/>
@@ -11547,7 +12045,7 @@
             </w:tcMar>
           </w:tcPr>
           <w:p>
-            <w:hyperlink w:history="1" r:id="rId6waese8wuv4pobayzgell">
+            <w:hyperlink w:history="1" r:id="rId4z_40hfpj5mjftavqamw_">
               <w:r>
                 <w:rPr>
                   <w:rStyle w:val="Hyperlink"/>
@@ -11707,7 +12205,7 @@
             </w:tcMar>
           </w:tcPr>
           <w:p>
-            <w:hyperlink w:history="1" r:id="rId9dob5ctdq4szaaxz-ccmg">
+            <w:hyperlink w:history="1" r:id="rIdmjn9soksee9kw0n_ftzlp">
               <w:r>
                 <w:rPr>
                   <w:rStyle w:val="Hyperlink"/>
@@ -11867,7 +12365,7 @@
             </w:tcMar>
           </w:tcPr>
           <w:p>
-            <w:hyperlink w:history="1" r:id="rIdjll2t-z2dlqfuwmj6bsbf">
+            <w:hyperlink w:history="1" r:id="rIdcqnxmwbsh0ulkw8qh8gr6">
               <w:r>
                 <w:rPr>
                   <w:rStyle w:val="Hyperlink"/>
@@ -12027,7 +12525,7 @@
             </w:tcMar>
           </w:tcPr>
           <w:p>
-            <w:hyperlink w:history="1" r:id="rId1ppja7ajdylrqtlr7y152">
+            <w:hyperlink w:history="1" r:id="rIdieeujwuljmyyrdhptkrjo">
               <w:r>
                 <w:rPr>
                   <w:rStyle w:val="Hyperlink"/>
@@ -12035,7 +12533,7 @@
                   <w:sz w:val="13"/>
                   <w:szCs w:val="13"/>
                 </w:rPr>
-                <w:t xml:space="preserve">modelo3d.py:946</w:t>
+                <w:t xml:space="preserve">modelo3d.py:1007</w:t>
               </w:r>
             </w:hyperlink>
           </w:p>
@@ -12187,7 +12685,7 @@
             </w:tcMar>
           </w:tcPr>
           <w:p>
-            <w:hyperlink w:history="1" r:id="rIdcalyf7j3qs6zwfkl6hii6">
+            <w:hyperlink w:history="1" r:id="rId-xjrl_iucnaikpqsniy1c">
               <w:r>
                 <w:rPr>
                   <w:rStyle w:val="Hyperlink"/>
@@ -12347,7 +12845,7 @@
             </w:tcMar>
           </w:tcPr>
           <w:p>
-            <w:hyperlink w:history="1" r:id="rIdh8a87e60-pzvp-oxf02em">
+            <w:hyperlink w:history="1" r:id="rIdtxeq_xgfx5wwfiqvpzbhu">
               <w:r>
                 <w:rPr>
                   <w:rStyle w:val="Hyperlink"/>
@@ -12507,7 +13005,7 @@
             </w:tcMar>
           </w:tcPr>
           <w:p>
-            <w:hyperlink w:history="1" r:id="rIdei3sxdq3yxi1t0j64-qvw">
+            <w:hyperlink w:history="1" r:id="rId0nt3p3pbw0ezbumpdc8dc">
               <w:r>
                 <w:rPr>
                   <w:rStyle w:val="Hyperlink"/>
@@ -12667,7 +13165,7 @@
             </w:tcMar>
           </w:tcPr>
           <w:p>
-            <w:hyperlink w:history="1" r:id="rIdhwl3t9donzz0n3jl93i5q">
+            <w:hyperlink w:history="1" r:id="rIdln-lmy7dv28ze0f3bobbf">
               <w:r>
                 <w:rPr>
                   <w:rStyle w:val="Hyperlink"/>
@@ -12827,7 +13325,7 @@
             </w:tcMar>
           </w:tcPr>
           <w:p>
-            <w:hyperlink w:history="1" r:id="rIdg7yx7hlguokimzmfdrpuw">
+            <w:hyperlink w:history="1" r:id="rIdj4krfzopuah7qmkdbq4_4">
               <w:r>
                 <w:rPr>
                   <w:rStyle w:val="Hyperlink"/>
@@ -12987,7 +13485,7 @@
             </w:tcMar>
           </w:tcPr>
           <w:p>
-            <w:hyperlink w:history="1" r:id="rIdngyjbuyu733kv8m6rrybn">
+            <w:hyperlink w:history="1" r:id="rId9vfpvz0ch7gpfdswqys3x">
               <w:r>
                 <w:rPr>
                   <w:rStyle w:val="Hyperlink"/>
@@ -13147,7 +13645,7 @@
             </w:tcMar>
           </w:tcPr>
           <w:p>
-            <w:hyperlink w:history="1" r:id="rIdg9zu-efuuifvfs2q_fruj">
+            <w:hyperlink w:history="1" r:id="rIdtfwxru9fm14anvyaaxrom">
               <w:r>
                 <w:rPr>
                   <w:rStyle w:val="Hyperlink"/>
@@ -13307,7 +13805,7 @@
             </w:tcMar>
           </w:tcPr>
           <w:p>
-            <w:hyperlink w:history="1" r:id="rIdqqmgnfji7mrr3t-q8cgd3">
+            <w:hyperlink w:history="1" r:id="rIdrzr3txgg9fr6ot3n__9gi">
               <w:r>
                 <w:rPr>
                   <w:rStyle w:val="Hyperlink"/>
@@ -13467,7 +13965,7 @@
             </w:tcMar>
           </w:tcPr>
           <w:p>
-            <w:hyperlink w:history="1" r:id="rIdexa7dalig3nf8faodnqqg">
+            <w:hyperlink w:history="1" r:id="rId0gznhepsu7gxheez_wssy">
               <w:r>
                 <w:rPr>
                   <w:rStyle w:val="Hyperlink"/>
@@ -13475,7 +13973,7 @@
                   <w:sz w:val="13"/>
                   <w:szCs w:val="13"/>
                 </w:rPr>
-                <w:t xml:space="preserve">modelo3d.py:654</w:t>
+                <w:t xml:space="preserve">modelo3d.py:659</w:t>
               </w:r>
             </w:hyperlink>
           </w:p>
@@ -13627,7 +14125,7 @@
             </w:tcMar>
           </w:tcPr>
           <w:p>
-            <w:hyperlink w:history="1" r:id="rIdud603zapgvvdgmqnict_u">
+            <w:hyperlink w:history="1" r:id="rId6dy3qgy-uvl8ctjnjf77q">
               <w:r>
                 <w:rPr>
                   <w:rStyle w:val="Hyperlink"/>
@@ -13635,7 +14133,7 @@
                   <w:sz w:val="13"/>
                   <w:szCs w:val="13"/>
                 </w:rPr>
-                <w:t xml:space="preserve">modelo3d.py:656</w:t>
+                <w:t xml:space="preserve">modelo3d.py:661</w:t>
               </w:r>
             </w:hyperlink>
           </w:p>
@@ -13787,7 +14285,7 @@
             </w:tcMar>
           </w:tcPr>
           <w:p>
-            <w:hyperlink w:history="1" r:id="rIded28mb9_jukvwkmk_ofgz">
+            <w:hyperlink w:history="1" r:id="rIdwa97h4drt1c-vagqgcw9y">
               <w:r>
                 <w:rPr>
                   <w:rStyle w:val="Hyperlink"/>
@@ -13795,7 +14293,7 @@
                   <w:sz w:val="13"/>
                   <w:szCs w:val="13"/>
                 </w:rPr>
-                <w:t xml:space="preserve">modelo3d.py:655</w:t>
+                <w:t xml:space="preserve">modelo3d.py:660</w:t>
               </w:r>
             </w:hyperlink>
           </w:p>
@@ -13947,7 +14445,7 @@
             </w:tcMar>
           </w:tcPr>
           <w:p>
-            <w:hyperlink w:history="1" r:id="rIdlhikpfdqgkh0p64hzxryg">
+            <w:hyperlink w:history="1" r:id="rIdom1h0le1t97e5d51q9wup">
               <w:r>
                 <w:rPr>
                   <w:rStyle w:val="Hyperlink"/>
@@ -13955,7 +14453,7 @@
                   <w:sz w:val="13"/>
                   <w:szCs w:val="13"/>
                 </w:rPr>
-                <w:t xml:space="preserve">modelo3d.py:658</w:t>
+                <w:t xml:space="preserve">modelo3d.py:663</w:t>
               </w:r>
             </w:hyperlink>
           </w:p>
@@ -14107,7 +14605,7 @@
             </w:tcMar>
           </w:tcPr>
           <w:p>
-            <w:hyperlink w:history="1" r:id="rIdnnjqninx_zhgqxfuh1pd2">
+            <w:hyperlink w:history="1" r:id="rId7dihmbppa8zmkmjmgnzow">
               <w:r>
                 <w:rPr>
                   <w:rStyle w:val="Hyperlink"/>
@@ -14115,7 +14613,7 @@
                   <w:sz w:val="13"/>
                   <w:szCs w:val="13"/>
                 </w:rPr>
-                <w:t xml:space="preserve">modelo3d.py:648</w:t>
+                <w:t xml:space="preserve">modelo3d.py:653</w:t>
               </w:r>
             </w:hyperlink>
           </w:p>
@@ -14267,7 +14765,327 @@
             </w:tcMar>
           </w:tcPr>
           <w:p>
-            <w:hyperlink w:history="1" r:id="rIdvcnl5e0lrmcx3rvh5z_-y">
+            <w:hyperlink w:history="1" r:id="rIdbaut5jd9_y37tsjzzkbxq">
+              <w:r>
+                <w:rPr>
+                  <w:rStyle w:val="Hyperlink"/>
+                  <w:rFonts w:ascii="Arial" w:cs="Arial" w:eastAsia="Arial" w:hAnsi="Arial"/>
+                  <w:sz w:val="13"/>
+                  <w:szCs w:val="13"/>
+                </w:rPr>
+                <w:t xml:space="preserve">modelo3d.py:612</w:t>
+              </w:r>
+            </w:hyperlink>
+          </w:p>
+        </w:tc>
+      </w:tr>
+      <w:tr>
+        <w:trPr>
+          <w:cantSplit/>
+        </w:trPr>
+        <w:tc>
+          <w:tcPr>
+            <w:tcW w:type="dxa" w:w="560"/>
+            <w:tcBorders>
+              <w:top w:val="single" w:color="BFBFBF" w:sz="4"/>
+              <w:left w:val="single" w:color="BFBFBF" w:sz="4"/>
+              <w:bottom w:val="single" w:color="BFBFBF" w:sz="4"/>
+              <w:right w:val="single" w:color="BFBFBF" w:sz="4"/>
+            </w:tcBorders>
+            <w:shd w:fill="FFF2CC" w:color="auto" w:val="clear"/>
+            <w:tcMar>
+              <w:top w:type="dxa" w:w="25"/>
+              <w:left w:type="dxa" w:w="70"/>
+              <w:bottom w:type="dxa" w:w="25"/>
+              <w:right w:type="dxa" w:w="70"/>
+            </w:tcMar>
+          </w:tcPr>
+          <w:p>
+            <w:pPr>
+              <w:spacing w:after="0"/>
+            </w:pPr>
+            <w:r>
+              <w:rPr>
+                <w:rFonts w:ascii="Arial" w:cs="Arial" w:eastAsia="Arial" w:hAnsi="Arial"/>
+                <w:sz w:val="14"/>
+                <w:szCs w:val="14"/>
+              </w:rPr>
+              <w:t xml:space="preserve">D23</w:t>
+            </w:r>
+          </w:p>
+        </w:tc>
+        <w:tc>
+          <w:tcPr>
+            <w:tcW w:type="dxa" w:w="3700"/>
+            <w:tcBorders>
+              <w:top w:val="single" w:color="BFBFBF" w:sz="4"/>
+              <w:left w:val="single" w:color="BFBFBF" w:sz="4"/>
+              <w:bottom w:val="single" w:color="BFBFBF" w:sz="4"/>
+              <w:right w:val="single" w:color="BFBFBF" w:sz="4"/>
+            </w:tcBorders>
+            <w:shd w:fill="FFF2CC" w:color="auto" w:val="clear"/>
+            <w:tcMar>
+              <w:top w:type="dxa" w:w="25"/>
+              <w:left w:type="dxa" w:w="70"/>
+              <w:bottom w:type="dxa" w:w="25"/>
+              <w:right w:type="dxa" w:w="70"/>
+            </w:tcMar>
+          </w:tcPr>
+          <w:p>
+            <w:pPr>
+              <w:spacing w:after="0"/>
+            </w:pPr>
+            <w:r>
+              <w:rPr>
+                <w:rFonts w:ascii="Arial" w:cs="Arial" w:eastAsia="Arial" w:hAnsi="Arial"/>
+                <w:sz w:val="14"/>
+                <w:szCs w:val="14"/>
+              </w:rPr>
+              <w:t xml:space="preserve">Arandelas de tope (4): Ø ext × Ø int × e (4 u)</w:t>
+            </w:r>
+          </w:p>
+        </w:tc>
+        <w:tc>
+          <w:tcPr>
+            <w:tcW w:type="dxa" w:w="3600"/>
+            <w:tcBorders>
+              <w:top w:val="single" w:color="BFBFBF" w:sz="4"/>
+              <w:left w:val="single" w:color="BFBFBF" w:sz="4"/>
+              <w:bottom w:val="single" w:color="BFBFBF" w:sz="4"/>
+              <w:right w:val="single" w:color="BFBFBF" w:sz="4"/>
+            </w:tcBorders>
+            <w:shd w:fill="FFF2CC" w:color="auto" w:val="clear"/>
+            <w:tcMar>
+              <w:top w:type="dxa" w:w="25"/>
+              <w:left w:type="dxa" w:w="70"/>
+              <w:bottom w:type="dxa" w:w="25"/>
+              <w:right w:type="dxa" w:w="70"/>
+            </w:tcMar>
+          </w:tcPr>
+          <w:p>
+            <w:pPr>
+              <w:spacing w:after="0"/>
+            </w:pPr>
+            <w:r>
+              <w:rPr>
+                <w:rFonts w:ascii="Arial" w:cs="Arial" w:eastAsia="Arial" w:hAnsi="Arial"/>
+                <w:sz w:val="14"/>
+                <w:szCs w:val="14"/>
+              </w:rPr>
+              <w:t xml:space="preserve">El proceso las compra; medidas de diseño</w:t>
+            </w:r>
+          </w:p>
+        </w:tc>
+        <w:tc>
+          <w:tcPr>
+            <w:tcW w:type="dxa" w:w="1246"/>
+            <w:tcBorders>
+              <w:top w:val="single" w:color="BFBFBF" w:sz="4"/>
+              <w:left w:val="single" w:color="BFBFBF" w:sz="4"/>
+              <w:bottom w:val="single" w:color="BFBFBF" w:sz="4"/>
+              <w:right w:val="single" w:color="BFBFBF" w:sz="4"/>
+            </w:tcBorders>
+            <w:shd w:fill="FFF2CC" w:color="auto" w:val="clear"/>
+            <w:tcMar>
+              <w:top w:type="dxa" w:w="25"/>
+              <w:left w:type="dxa" w:w="70"/>
+              <w:bottom w:type="dxa" w:w="25"/>
+              <w:right w:type="dxa" w:w="70"/>
+            </w:tcMar>
+          </w:tcPr>
+          <w:p>
+            <w:pPr>
+              <w:spacing w:after="0"/>
+            </w:pPr>
+            <w:r>
+              <w:rPr>
+                <w:rFonts w:ascii="Arial" w:cs="Arial" w:eastAsia="Arial" w:hAnsi="Arial"/>
+                <w:sz w:val="14"/>
+                <w:szCs w:val="14"/>
+              </w:rPr>
+              <w:t xml:space="preserve">5 modelos</w:t>
+            </w:r>
+          </w:p>
+        </w:tc>
+        <w:tc>
+          <w:tcPr>
+            <w:tcW w:type="dxa" w:w="1200"/>
+            <w:tcBorders>
+              <w:top w:val="single" w:color="BFBFBF" w:sz="4"/>
+              <w:left w:val="single" w:color="BFBFBF" w:sz="4"/>
+              <w:bottom w:val="single" w:color="BFBFBF" w:sz="4"/>
+              <w:right w:val="single" w:color="BFBFBF" w:sz="4"/>
+            </w:tcBorders>
+            <w:shd w:fill="FFF2CC" w:color="auto" w:val="clear"/>
+            <w:tcMar>
+              <w:top w:type="dxa" w:w="25"/>
+              <w:left w:type="dxa" w:w="70"/>
+              <w:bottom w:type="dxa" w:w="25"/>
+              <w:right w:type="dxa" w:w="70"/>
+            </w:tcMar>
+          </w:tcPr>
+          <w:p>
+            <w:hyperlink w:history="1" r:id="rIdydzqj6gkvxmd__lzplkrt">
+              <w:r>
+                <w:rPr>
+                  <w:rStyle w:val="Hyperlink"/>
+                  <w:rFonts w:ascii="Arial" w:cs="Arial" w:eastAsia="Arial" w:hAnsi="Arial"/>
+                  <w:sz w:val="13"/>
+                  <w:szCs w:val="13"/>
+                </w:rPr>
+                <w:t xml:space="preserve">modelo3d.py:613</w:t>
+              </w:r>
+            </w:hyperlink>
+          </w:p>
+        </w:tc>
+      </w:tr>
+      <w:tr>
+        <w:trPr>
+          <w:cantSplit/>
+        </w:trPr>
+        <w:tc>
+          <w:tcPr>
+            <w:tcW w:type="dxa" w:w="560"/>
+            <w:tcBorders>
+              <w:top w:val="single" w:color="BFBFBF" w:sz="4"/>
+              <w:left w:val="single" w:color="BFBFBF" w:sz="4"/>
+              <w:bottom w:val="single" w:color="BFBFBF" w:sz="4"/>
+              <w:right w:val="single" w:color="BFBFBF" w:sz="4"/>
+            </w:tcBorders>
+            <w:shd w:fill="FFF2CC" w:color="auto" w:val="clear"/>
+            <w:tcMar>
+              <w:top w:type="dxa" w:w="25"/>
+              <w:left w:type="dxa" w:w="70"/>
+              <w:bottom w:type="dxa" w:w="25"/>
+              <w:right w:type="dxa" w:w="70"/>
+            </w:tcMar>
+          </w:tcPr>
+          <w:p>
+            <w:pPr>
+              <w:spacing w:after="0"/>
+            </w:pPr>
+            <w:r>
+              <w:rPr>
+                <w:rFonts w:ascii="Arial" w:cs="Arial" w:eastAsia="Arial" w:hAnsi="Arial"/>
+                <w:sz w:val="14"/>
+                <w:szCs w:val="14"/>
+              </w:rPr>
+              <w:t xml:space="preserve">D24</w:t>
+            </w:r>
+          </w:p>
+        </w:tc>
+        <w:tc>
+          <w:tcPr>
+            <w:tcW w:type="dxa" w:w="3700"/>
+            <w:tcBorders>
+              <w:top w:val="single" w:color="BFBFBF" w:sz="4"/>
+              <w:left w:val="single" w:color="BFBFBF" w:sz="4"/>
+              <w:bottom w:val="single" w:color="BFBFBF" w:sz="4"/>
+              <w:right w:val="single" w:color="BFBFBF" w:sz="4"/>
+            </w:tcBorders>
+            <w:shd w:fill="FFF2CC" w:color="auto" w:val="clear"/>
+            <w:tcMar>
+              <w:top w:type="dxa" w:w="25"/>
+              <w:left w:type="dxa" w:w="70"/>
+              <w:bottom w:type="dxa" w:w="25"/>
+              <w:right w:type="dxa" w:w="70"/>
+            </w:tcMar>
+          </w:tcPr>
+          <w:p>
+            <w:pPr>
+              <w:spacing w:after="0"/>
+            </w:pPr>
+            <w:r>
+              <w:rPr>
+                <w:rFonts w:ascii="Arial" w:cs="Arial" w:eastAsia="Arial" w:hAnsi="Arial"/>
+                <w:sz w:val="14"/>
+                <w:szCs w:val="14"/>
+              </w:rPr>
+              <w:t xml:space="preserve">Chapas triangulares del portaeje (2): Chapa triangular: catetos × e (2 u)</w:t>
+            </w:r>
+          </w:p>
+        </w:tc>
+        <w:tc>
+          <w:tcPr>
+            <w:tcW w:type="dxa" w:w="3600"/>
+            <w:tcBorders>
+              <w:top w:val="single" w:color="BFBFBF" w:sz="4"/>
+              <w:left w:val="single" w:color="BFBFBF" w:sz="4"/>
+              <w:bottom w:val="single" w:color="BFBFBF" w:sz="4"/>
+              <w:right w:val="single" w:color="BFBFBF" w:sz="4"/>
+            </w:tcBorders>
+            <w:shd w:fill="FFF2CC" w:color="auto" w:val="clear"/>
+            <w:tcMar>
+              <w:top w:type="dxa" w:w="25"/>
+              <w:left w:type="dxa" w:w="70"/>
+              <w:bottom w:type="dxa" w:w="25"/>
+              <w:right w:type="dxa" w:w="70"/>
+            </w:tcMar>
+          </w:tcPr>
+          <w:p>
+            <w:pPr>
+              <w:spacing w:after="0"/>
+            </w:pPr>
+            <w:r>
+              <w:rPr>
+                <w:rFonts w:ascii="Arial" w:cs="Arial" w:eastAsia="Arial" w:hAnsi="Arial"/>
+                <w:sz w:val="14"/>
+                <w:szCs w:val="14"/>
+              </w:rPr>
+              <w:t xml:space="preserve">Cateto vertical soldado a la pared trasera, cateto horizontal a la altura de la base del portaeje y punta redondeada que abraza el caño (carro relevado); chapa de orilla</w:t>
+            </w:r>
+          </w:p>
+        </w:tc>
+        <w:tc>
+          <w:tcPr>
+            <w:tcW w:type="dxa" w:w="1246"/>
+            <w:tcBorders>
+              <w:top w:val="single" w:color="BFBFBF" w:sz="4"/>
+              <w:left w:val="single" w:color="BFBFBF" w:sz="4"/>
+              <w:bottom w:val="single" w:color="BFBFBF" w:sz="4"/>
+              <w:right w:val="single" w:color="BFBFBF" w:sz="4"/>
+            </w:tcBorders>
+            <w:shd w:fill="FFF2CC" w:color="auto" w:val="clear"/>
+            <w:tcMar>
+              <w:top w:type="dxa" w:w="25"/>
+              <w:left w:type="dxa" w:w="70"/>
+              <w:bottom w:type="dxa" w:w="25"/>
+              <w:right w:type="dxa" w:w="70"/>
+            </w:tcMar>
+          </w:tcPr>
+          <w:p>
+            <w:pPr>
+              <w:spacing w:after="0"/>
+            </w:pPr>
+            <w:r>
+              <w:rPr>
+                <w:rFonts w:ascii="Arial" w:cs="Arial" w:eastAsia="Arial" w:hAnsi="Arial"/>
+                <w:sz w:val="14"/>
+                <w:szCs w:val="14"/>
+              </w:rPr>
+              <w:t xml:space="preserve">5 modelos</w:t>
+            </w:r>
+          </w:p>
+        </w:tc>
+        <w:tc>
+          <w:tcPr>
+            <w:tcW w:type="dxa" w:w="1200"/>
+            <w:tcBorders>
+              <w:top w:val="single" w:color="BFBFBF" w:sz="4"/>
+              <w:left w:val="single" w:color="BFBFBF" w:sz="4"/>
+              <w:bottom w:val="single" w:color="BFBFBF" w:sz="4"/>
+              <w:right w:val="single" w:color="BFBFBF" w:sz="4"/>
+            </w:tcBorders>
+            <w:shd w:fill="FFF2CC" w:color="auto" w:val="clear"/>
+            <w:tcMar>
+              <w:top w:type="dxa" w:w="25"/>
+              <w:left w:type="dxa" w:w="70"/>
+              <w:bottom w:type="dxa" w:w="25"/>
+              <w:right w:type="dxa" w:w="70"/>
+            </w:tcMar>
+          </w:tcPr>
+          <w:p>
+            <w:hyperlink w:history="1" r:id="rIdpzvspgajiv7vcztjs_cfw">
               <w:r>
                 <w:rPr>
                   <w:rStyle w:val="Hyperlink"/>
@@ -14312,7 +15130,7 @@
                 <w:sz w:val="14"/>
                 <w:szCs w:val="14"/>
               </w:rPr>
-              <w:t xml:space="preserve">D23</w:t>
+              <w:t xml:space="preserve">D25</w:t>
             </w:r>
           </w:p>
         </w:tc>
@@ -14343,7 +15161,7 @@
                 <w:sz w:val="14"/>
                 <w:szCs w:val="14"/>
               </w:rPr>
-              <w:t xml:space="preserve">Arandelas de tope (4): Ø ext × Ø int × e (4 u)</w:t>
+              <w:t xml:space="preserve">Chapas triangulares del portaeje (2): Separación de las chapas</w:t>
             </w:r>
           </w:p>
         </w:tc>
@@ -14374,7 +15192,7 @@
                 <w:sz w:val="14"/>
                 <w:szCs w:val="14"/>
               </w:rPr>
-              <w:t xml:space="preserve">El proceso las compra; medidas de diseño</w:t>
+              <w:t xml:space="preserve">± 0,7·R</w:t>
             </w:r>
           </w:p>
         </w:tc>
@@ -14427,7 +15245,7 @@
             </w:tcMar>
           </w:tcPr>
           <w:p>
-            <w:hyperlink w:history="1" r:id="rIdeofg6kuze2b4gxhbxosp2">
+            <w:hyperlink w:history="1" r:id="rIdlsyqvfipg6jifys3gupgk">
               <w:r>
                 <w:rPr>
                   <w:rStyle w:val="Hyperlink"/>
@@ -14435,7 +15253,7 @@
                   <w:sz w:val="13"/>
                   <w:szCs w:val="13"/>
                 </w:rPr>
-                <w:t xml:space="preserve">modelo3d.py:611</w:t>
+                <w:t xml:space="preserve">modelo3d.py:610</w:t>
               </w:r>
             </w:hyperlink>
           </w:p>
@@ -14472,7 +15290,7 @@
                 <w:sz w:val="14"/>
                 <w:szCs w:val="14"/>
               </w:rPr>
-              <w:t xml:space="preserve">D24</w:t>
+              <w:t xml:space="preserve">D26</w:t>
             </w:r>
           </w:p>
         </w:tc>
@@ -14503,7 +15321,7 @@
                 <w:sz w:val="14"/>
                 <w:szCs w:val="14"/>
               </w:rPr>
-              <w:t xml:space="preserve">Chapas triangulares del portaeje (2): Chapa triangular: catetos × e (2 u)</w:t>
+              <w:t xml:space="preserve">Manija del carro: Caño; Manija del carro: Separación de las patas (ejes) / largo desarrollado</w:t>
             </w:r>
           </w:p>
         </w:tc>
@@ -14534,7 +15352,7 @@
                 <w:sz w:val="14"/>
                 <w:szCs w:val="14"/>
               </w:rPr>
-              <w:t xml:space="preserve">Cateto vertical soldado a la pared trasera, cateto horizontal a la altura de la base del portaeje y punta redondeada que abraza el caño (carro relevado); chapa de orilla</w:t>
+              <w:t xml:space="preserve">El proceso compra el caño de la manija</w:t>
             </w:r>
           </w:p>
         </w:tc>
@@ -14587,7 +15405,7 @@
             </w:tcMar>
           </w:tcPr>
           <w:p>
-            <w:hyperlink w:history="1" r:id="rIdg9u3xlbitmxfcumd4-dtw">
+            <w:hyperlink w:history="1" r:id="rIdoi3229x7rkhuqbi3cezee">
               <w:r>
                 <w:rPr>
                   <w:rStyle w:val="Hyperlink"/>
@@ -14595,7 +15413,7 @@
                   <w:sz w:val="13"/>
                   <w:szCs w:val="13"/>
                 </w:rPr>
-                <w:t xml:space="preserve">modelo3d.py:608</w:t>
+                <w:t xml:space="preserve">modelo3d.py:614</w:t>
               </w:r>
             </w:hyperlink>
           </w:p>
@@ -14632,7 +15450,7 @@
                 <w:sz w:val="14"/>
                 <w:szCs w:val="14"/>
               </w:rPr>
-              <w:t xml:space="preserve">D25</w:t>
+              <w:t xml:space="preserve">D27</w:t>
             </w:r>
           </w:p>
         </w:tc>
@@ -14663,7 +15481,7 @@
                 <w:sz w:val="14"/>
                 <w:szCs w:val="14"/>
               </w:rPr>
-              <w:t xml:space="preserve">Chapas triangulares del portaeje (2): Separación de las chapas</w:t>
+              <w:t xml:space="preserve">Manija del carro: Extremo aplastado: ancho × e × largo / transición</w:t>
             </w:r>
           </w:p>
         </w:tc>
@@ -14694,7 +15512,7 @@
                 <w:sz w:val="14"/>
                 <w:szCs w:val="14"/>
               </w:rPr>
-              <w:t xml:space="preserve">± 0,7·R</w:t>
+              <w:t xml:space="preserve">Sin orejas (una chapita con agujero debilita la unión: corrección del usuario): la punta del caño se aplasta en prensa antes de soldar y se suelda al cuerpo en todo su borde; ancho ≈ media vuelta del caño, e = 2 paredes + 1</w:t>
             </w:r>
           </w:p>
         </w:tc>
@@ -14747,7 +15565,7 @@
             </w:tcMar>
           </w:tcPr>
           <w:p>
-            <w:hyperlink w:history="1" r:id="rIdciyoebix5m-gwgs2wzpg-">
+            <w:hyperlink w:history="1" r:id="rIdxouea7vfcax1iaszgm4av">
               <w:r>
                 <w:rPr>
                   <w:rStyle w:val="Hyperlink"/>
@@ -14755,7 +15573,7 @@
                   <w:sz w:val="13"/>
                   <w:szCs w:val="13"/>
                 </w:rPr>
-                <w:t xml:space="preserve">modelo3d.py:608</w:t>
+                <w:t xml:space="preserve">modelo3d.py:615</w:t>
               </w:r>
             </w:hyperlink>
           </w:p>
@@ -14792,7 +15610,7 @@
                 <w:sz w:val="14"/>
                 <w:szCs w:val="14"/>
               </w:rPr>
-              <w:t xml:space="preserve">D26</w:t>
+              <w:t xml:space="preserve">D28</w:t>
             </w:r>
           </w:p>
         </w:tc>
@@ -14823,7 +15641,7 @@
                 <w:sz w:val="14"/>
                 <w:szCs w:val="14"/>
               </w:rPr>
-              <w:t xml:space="preserve">Manija del carro: Caño; Manija del carro: Separación de las patas (ejes) / largo desarrollado</w:t>
+              <w:t xml:space="preserve">Manija del carro: Altura de la punta soldada</w:t>
             </w:r>
           </w:p>
         </w:tc>
@@ -14854,7 +15672,7 @@
                 <w:sz w:val="14"/>
                 <w:szCs w:val="14"/>
               </w:rPr>
-              <w:t xml:space="preserve">El proceso compra el caño de la manija</w:t>
+              <w:t xml:space="preserve">Por encima de la etiqueta (+20) y no menos del 45 % del cuerpo</w:t>
             </w:r>
           </w:p>
         </w:tc>
@@ -14907,7 +15725,7 @@
             </w:tcMar>
           </w:tcPr>
           <w:p>
-            <w:hyperlink w:history="1" r:id="rIdsclgcvn42pybygn6cxnxr">
+            <w:hyperlink w:history="1" r:id="rId0gewrgosy3k8hag9qqbkf">
               <w:r>
                 <w:rPr>
                   <w:rStyle w:val="Hyperlink"/>
@@ -14915,7 +15733,7 @@
                   <w:sz w:val="13"/>
                   <w:szCs w:val="13"/>
                 </w:rPr>
-                <w:t xml:space="preserve">modelo3d.py:612</w:t>
+                <w:t xml:space="preserve">modelo3d.py:709</w:t>
               </w:r>
             </w:hyperlink>
           </w:p>
@@ -14952,7 +15770,7 @@
                 <w:sz w:val="14"/>
                 <w:szCs w:val="14"/>
               </w:rPr>
-              <w:t xml:space="preserve">D27</w:t>
+              <w:t xml:space="preserve">D29</w:t>
             </w:r>
           </w:p>
         </w:tc>
@@ -14983,7 +15801,7 @@
                 <w:sz w:val="14"/>
                 <w:szCs w:val="14"/>
               </w:rPr>
-              <w:t xml:space="preserve">Orejas de la manija (4): Chapita ancho × e (4 u) / alturas</w:t>
+              <w:t xml:space="preserve">Cuerpo de válvula: Fondo del cuerpo; Cuerpo de válvula: Salida a la manguera Ø × largo; Vástago: Vástago Ø × largo / asiento Ø; Resorte de válvula: Resorte Ø × largo libre (+1)</w:t>
             </w:r>
           </w:p>
         </w:tc>
@@ -15014,7 +15832,7 @@
                 <w:sz w:val="14"/>
                 <w:szCs w:val="14"/>
               </w:rPr>
-              <w:t xml:space="preserve">Dos por pata, horizontales, soldadas al cuerpo; la pata pasa por el agujero y se suelda (plano Fadesa «Rodante 50kg 800mm R2»)</w:t>
+              <w:t xml:space="preserve">No visible en la vista lateral Fadesa</w:t>
             </w:r>
           </w:p>
         </w:tc>
@@ -15045,7 +15863,7 @@
                 <w:sz w:val="14"/>
                 <w:szCs w:val="14"/>
               </w:rPr>
-              <w:t xml:space="preserve">5 modelos</w:t>
+              <w:t xml:space="preserve">4 modelos</w:t>
             </w:r>
           </w:p>
         </w:tc>
@@ -15067,167 +15885,7 @@
             </w:tcMar>
           </w:tcPr>
           <w:p>
-            <w:hyperlink w:history="1" r:id="rIdnzbo6lnypdpkcubffidz3">
-              <w:r>
-                <w:rPr>
-                  <w:rStyle w:val="Hyperlink"/>
-                  <w:rFonts w:ascii="Arial" w:cs="Arial" w:eastAsia="Arial" w:hAnsi="Arial"/>
-                  <w:sz w:val="13"/>
-                  <w:szCs w:val="13"/>
-                </w:rPr>
-                <w:t xml:space="preserve">modelo3d.py:708</w:t>
-              </w:r>
-            </w:hyperlink>
-          </w:p>
-        </w:tc>
-      </w:tr>
-      <w:tr>
-        <w:trPr>
-          <w:cantSplit/>
-        </w:trPr>
-        <w:tc>
-          <w:tcPr>
-            <w:tcW w:type="dxa" w:w="560"/>
-            <w:tcBorders>
-              <w:top w:val="single" w:color="BFBFBF" w:sz="4"/>
-              <w:left w:val="single" w:color="BFBFBF" w:sz="4"/>
-              <w:bottom w:val="single" w:color="BFBFBF" w:sz="4"/>
-              <w:right w:val="single" w:color="BFBFBF" w:sz="4"/>
-            </w:tcBorders>
-            <w:shd w:fill="FFF2CC" w:color="auto" w:val="clear"/>
-            <w:tcMar>
-              <w:top w:type="dxa" w:w="25"/>
-              <w:left w:type="dxa" w:w="70"/>
-              <w:bottom w:type="dxa" w:w="25"/>
-              <w:right w:type="dxa" w:w="70"/>
-            </w:tcMar>
-          </w:tcPr>
-          <w:p>
-            <w:pPr>
-              <w:spacing w:after="0"/>
-            </w:pPr>
-            <w:r>
-              <w:rPr>
-                <w:rFonts w:ascii="Arial" w:cs="Arial" w:eastAsia="Arial" w:hAnsi="Arial"/>
-                <w:sz w:val="14"/>
-                <w:szCs w:val="14"/>
-              </w:rPr>
-              <w:t xml:space="preserve">D28</w:t>
-            </w:r>
-          </w:p>
-        </w:tc>
-        <w:tc>
-          <w:tcPr>
-            <w:tcW w:type="dxa" w:w="3700"/>
-            <w:tcBorders>
-              <w:top w:val="single" w:color="BFBFBF" w:sz="4"/>
-              <w:left w:val="single" w:color="BFBFBF" w:sz="4"/>
-              <w:bottom w:val="single" w:color="BFBFBF" w:sz="4"/>
-              <w:right w:val="single" w:color="BFBFBF" w:sz="4"/>
-            </w:tcBorders>
-            <w:shd w:fill="FFF2CC" w:color="auto" w:val="clear"/>
-            <w:tcMar>
-              <w:top w:type="dxa" w:w="25"/>
-              <w:left w:type="dxa" w:w="70"/>
-              <w:bottom w:type="dxa" w:w="25"/>
-              <w:right w:type="dxa" w:w="70"/>
-            </w:tcMar>
-          </w:tcPr>
-          <w:p>
-            <w:pPr>
-              <w:spacing w:after="0"/>
-            </w:pPr>
-            <w:r>
-              <w:rPr>
-                <w:rFonts w:ascii="Arial" w:cs="Arial" w:eastAsia="Arial" w:hAnsi="Arial"/>
-                <w:sz w:val="14"/>
-                <w:szCs w:val="14"/>
-              </w:rPr>
-              <w:t xml:space="preserve">Cuerpo de válvula: Fondo del cuerpo; Cuerpo de válvula: Salida a la manguera Ø × largo; Vástago: Vástago Ø × largo / asiento Ø; Resorte de válvula: Resorte Ø × largo libre (+1)</w:t>
-            </w:r>
-          </w:p>
-        </w:tc>
-        <w:tc>
-          <w:tcPr>
-            <w:tcW w:type="dxa" w:w="3600"/>
-            <w:tcBorders>
-              <w:top w:val="single" w:color="BFBFBF" w:sz="4"/>
-              <w:left w:val="single" w:color="BFBFBF" w:sz="4"/>
-              <w:bottom w:val="single" w:color="BFBFBF" w:sz="4"/>
-              <w:right w:val="single" w:color="BFBFBF" w:sz="4"/>
-            </w:tcBorders>
-            <w:shd w:fill="FFF2CC" w:color="auto" w:val="clear"/>
-            <w:tcMar>
-              <w:top w:type="dxa" w:w="25"/>
-              <w:left w:type="dxa" w:w="70"/>
-              <w:bottom w:type="dxa" w:w="25"/>
-              <w:right w:type="dxa" w:w="70"/>
-            </w:tcMar>
-          </w:tcPr>
-          <w:p>
-            <w:pPr>
-              <w:spacing w:after="0"/>
-            </w:pPr>
-            <w:r>
-              <w:rPr>
-                <w:rFonts w:ascii="Arial" w:cs="Arial" w:eastAsia="Arial" w:hAnsi="Arial"/>
-                <w:sz w:val="14"/>
-                <w:szCs w:val="14"/>
-              </w:rPr>
-              <w:t xml:space="preserve">No visible en la vista lateral Fadesa</w:t>
-            </w:r>
-          </w:p>
-        </w:tc>
-        <w:tc>
-          <w:tcPr>
-            <w:tcW w:type="dxa" w:w="1246"/>
-            <w:tcBorders>
-              <w:top w:val="single" w:color="BFBFBF" w:sz="4"/>
-              <w:left w:val="single" w:color="BFBFBF" w:sz="4"/>
-              <w:bottom w:val="single" w:color="BFBFBF" w:sz="4"/>
-              <w:right w:val="single" w:color="BFBFBF" w:sz="4"/>
-            </w:tcBorders>
-            <w:shd w:fill="FFF2CC" w:color="auto" w:val="clear"/>
-            <w:tcMar>
-              <w:top w:type="dxa" w:w="25"/>
-              <w:left w:type="dxa" w:w="70"/>
-              <w:bottom w:type="dxa" w:w="25"/>
-              <w:right w:type="dxa" w:w="70"/>
-            </w:tcMar>
-          </w:tcPr>
-          <w:p>
-            <w:pPr>
-              <w:spacing w:after="0"/>
-            </w:pPr>
-            <w:r>
-              <w:rPr>
-                <w:rFonts w:ascii="Arial" w:cs="Arial" w:eastAsia="Arial" w:hAnsi="Arial"/>
-                <w:sz w:val="14"/>
-                <w:szCs w:val="14"/>
-              </w:rPr>
-              <w:t xml:space="preserve">4 modelos</w:t>
-            </w:r>
-          </w:p>
-        </w:tc>
-        <w:tc>
-          <w:tcPr>
-            <w:tcW w:type="dxa" w:w="1200"/>
-            <w:tcBorders>
-              <w:top w:val="single" w:color="BFBFBF" w:sz="4"/>
-              <w:left w:val="single" w:color="BFBFBF" w:sz="4"/>
-              <w:bottom w:val="single" w:color="BFBFBF" w:sz="4"/>
-              <w:right w:val="single" w:color="BFBFBF" w:sz="4"/>
-            </w:tcBorders>
-            <w:shd w:fill="FFF2CC" w:color="auto" w:val="clear"/>
-            <w:tcMar>
-              <w:top w:type="dxa" w:w="25"/>
-              <w:left w:type="dxa" w:w="70"/>
-              <w:bottom w:type="dxa" w:w="25"/>
-              <w:right w:type="dxa" w:w="70"/>
-            </w:tcMar>
-          </w:tcPr>
-          <w:p>
-            <w:hyperlink w:history="1" r:id="rId2q9ann1xwygvyv_arvrgg">
+            <w:hyperlink w:history="1" r:id="rIdfsocuyz_c7s0hm3_rexjj">
               <w:r>
                 <w:rPr>
                   <w:rStyle w:val="Hyperlink"/>
@@ -15272,7 +15930,7 @@
                 <w:sz w:val="14"/>
                 <w:szCs w:val="14"/>
               </w:rPr>
-              <w:t xml:space="preserve">D29</w:t>
+              <w:t xml:space="preserve">D30</w:t>
             </w:r>
           </w:p>
         </w:tc>
@@ -15387,7 +16045,7 @@
             </w:tcMar>
           </w:tcPr>
           <w:p>
-            <w:hyperlink w:history="1" r:id="rId3wgv_bou3vx42yfyyujt5">
+            <w:hyperlink w:history="1" r:id="rIdlcguec9pznkkfh7uxrhdf">
               <w:r>
                 <w:rPr>
                   <w:rStyle w:val="Hyperlink"/>
@@ -15432,7 +16090,7 @@
                 <w:sz w:val="14"/>
                 <w:szCs w:val="14"/>
               </w:rPr>
-              <w:t xml:space="preserve">D30</w:t>
+              <w:t xml:space="preserve">D31</w:t>
             </w:r>
           </w:p>
         </w:tc>
@@ -15547,7 +16205,7 @@
             </w:tcMar>
           </w:tcPr>
           <w:p>
-            <w:hyperlink w:history="1" r:id="rIde5bv5b0frqzoeupki-blr">
+            <w:hyperlink w:history="1" r:id="rIdj4dnz0iiubw25k8iem3nj">
               <w:r>
                 <w:rPr>
                   <w:rStyle w:val="Hyperlink"/>
@@ -15592,7 +16250,7 @@
                 <w:sz w:val="14"/>
                 <w:szCs w:val="14"/>
               </w:rPr>
-              <w:t xml:space="preserve">D31</w:t>
+              <w:t xml:space="preserve">D32</w:t>
             </w:r>
           </w:p>
         </w:tc>
@@ -15707,7 +16365,7 @@
             </w:tcMar>
           </w:tcPr>
           <w:p>
-            <w:hyperlink w:history="1" r:id="rIdkxxegwsbg6hu5upxloqxi">
+            <w:hyperlink w:history="1" r:id="rIdsnptbh5ugjtdfzzlenysk">
               <w:r>
                 <w:rPr>
                   <w:rStyle w:val="Hyperlink"/>
@@ -15752,7 +16410,7 @@
                 <w:sz w:val="14"/>
                 <w:szCs w:val="14"/>
               </w:rPr>
-              <w:t xml:space="preserve">D32</w:t>
+              <w:t xml:space="preserve">D33</w:t>
             </w:r>
           </w:p>
         </w:tc>
@@ -15867,7 +16525,7 @@
             </w:tcMar>
           </w:tcPr>
           <w:p>
-            <w:hyperlink w:history="1" r:id="rIdye4f2ukwidomdac82a677">
+            <w:hyperlink w:history="1" r:id="rIdrwd85hrs77ypt6h_vkabf">
               <w:r>
                 <w:rPr>
                   <w:rStyle w:val="Hyperlink"/>
@@ -15875,7 +16533,7 @@
                   <w:sz w:val="13"/>
                   <w:szCs w:val="13"/>
                 </w:rPr>
-                <w:t xml:space="preserve">modelo3d.py:613</w:t>
+                <w:t xml:space="preserve">modelo3d.py:618</w:t>
               </w:r>
             </w:hyperlink>
           </w:p>
@@ -15912,7 +16570,7 @@
                 <w:sz w:val="14"/>
                 <w:szCs w:val="14"/>
               </w:rPr>
-              <w:t xml:space="preserve">D33</w:t>
+              <w:t xml:space="preserve">D34</w:t>
             </w:r>
           </w:p>
         </w:tc>
@@ -16027,7 +16685,7 @@
             </w:tcMar>
           </w:tcPr>
           <w:p>
-            <w:hyperlink w:history="1" r:id="rIdwfi7ppd2dzl2hmw13mbbt">
+            <w:hyperlink w:history="1" r:id="rIdfwg1wvh2b25i7xzjflm0x">
               <w:r>
                 <w:rPr>
                   <w:rStyle w:val="Hyperlink"/>
@@ -16035,7 +16693,7 @@
                   <w:sz w:val="13"/>
                   <w:szCs w:val="13"/>
                 </w:rPr>
-                <w:t xml:space="preserve">modelo3d.py:632</w:t>
+                <w:t xml:space="preserve">modelo3d.py:637</w:t>
               </w:r>
             </w:hyperlink>
           </w:p>
@@ -16072,7 +16730,7 @@
                 <w:sz w:val="14"/>
                 <w:szCs w:val="14"/>
               </w:rPr>
-              <w:t xml:space="preserve">D34</w:t>
+              <w:t xml:space="preserve">D35</w:t>
             </w:r>
           </w:p>
         </w:tc>
@@ -16103,7 +16761,7 @@
                 <w:sz w:val="14"/>
                 <w:szCs w:val="14"/>
               </w:rPr>
-              <w:t xml:space="preserve">Válvula esférica: Cuerpo × palanca</w:t>
+              <w:t xml:space="preserve">Válvula esférica: Cuerpo Ø × largo / palanca</w:t>
             </w:r>
           </w:p>
         </w:tc>
@@ -16134,7 +16792,7 @@
                 <w:sz w:val="14"/>
                 <w:szCs w:val="14"/>
               </w:rPr>
-              <w:t xml:space="preserve">Representativa (comercial)</w:t>
+              <w:t xml:space="preserve">Válvula esférica de paso total con palanca entre la manga y la tobera (foto del usuario); cerrada, la palanca queda atravesada al caño; comercial</w:t>
             </w:r>
           </w:p>
         </w:tc>
@@ -16187,7 +16845,7 @@
             </w:tcMar>
           </w:tcPr>
           <w:p>
-            <w:hyperlink w:history="1" r:id="rIdlg9zzrv2-hxqfhur_ir5r">
+            <w:hyperlink w:history="1" r:id="rIdsrz3yc1ifb3ftxxndacot">
               <w:r>
                 <w:rPr>
                   <w:rStyle w:val="Hyperlink"/>
@@ -16195,7 +16853,7 @@
                   <w:sz w:val="13"/>
                   <w:szCs w:val="13"/>
                 </w:rPr>
-                <w:t xml:space="preserve">modelo3d.py:768</w:t>
+                <w:t xml:space="preserve">modelo3d.py:777</w:t>
               </w:r>
             </w:hyperlink>
           </w:p>
@@ -16232,7 +16890,7 @@
                 <w:sz w:val="14"/>
                 <w:szCs w:val="14"/>
               </w:rPr>
-              <w:t xml:space="preserve">D35</w:t>
+              <w:t xml:space="preserve">D36</w:t>
             </w:r>
           </w:p>
         </w:tc>
@@ -16347,7 +17005,7 @@
             </w:tcMar>
           </w:tcPr>
           <w:p>
-            <w:hyperlink w:history="1" r:id="rId8euhkpu64pvwn5sskxnam">
+            <w:hyperlink w:history="1" r:id="rId1gfeptyskgm0k2lrud854">
               <w:r>
                 <w:rPr>
                   <w:rStyle w:val="Hyperlink"/>
@@ -16355,7 +17013,7 @@
                   <w:sz w:val="13"/>
                   <w:szCs w:val="13"/>
                 </w:rPr>
-                <w:t xml:space="preserve">modelo3d.py:773</w:t>
+                <w:t xml:space="preserve">modelo3d.py:793</w:t>
               </w:r>
             </w:hyperlink>
           </w:p>
@@ -16392,7 +17050,7 @@
                 <w:sz w:val="14"/>
                 <w:szCs w:val="14"/>
               </w:rPr>
-              <w:t xml:space="preserve">D36</w:t>
+              <w:t xml:space="preserve">D37</w:t>
             </w:r>
           </w:p>
         </w:tc>
@@ -16507,7 +17165,7 @@
             </w:tcMar>
           </w:tcPr>
           <w:p>
-            <w:hyperlink w:history="1" r:id="rIdmlg2bqjnc8nj05w62yib0">
+            <w:hyperlink w:history="1" r:id="rIdna-bbfuy8gp_2mz0brbec">
               <w:r>
                 <w:rPr>
                   <w:rStyle w:val="Hyperlink"/>
@@ -16552,7 +17210,7 @@
                 <w:sz w:val="14"/>
                 <w:szCs w:val="14"/>
               </w:rPr>
-              <w:t xml:space="preserve">D37</w:t>
+              <w:t xml:space="preserve">D38</w:t>
             </w:r>
           </w:p>
         </w:tc>
@@ -16667,7 +17325,7 @@
             </w:tcMar>
           </w:tcPr>
           <w:p>
-            <w:hyperlink w:history="1" r:id="rIdtm4lqmbs88bus2ehxdl4p">
+            <w:hyperlink w:history="1" r:id="rIden9fqto3s5zznkztcli2f">
               <w:r>
                 <w:rPr>
                   <w:rStyle w:val="Hyperlink"/>
@@ -16712,7 +17370,7 @@
                 <w:sz w:val="14"/>
                 <w:szCs w:val="14"/>
               </w:rPr>
-              <w:t xml:space="preserve">D38</w:t>
+              <w:t xml:space="preserve">D39</w:t>
             </w:r>
           </w:p>
         </w:tc>
@@ -16827,7 +17485,7 @@
             </w:tcMar>
           </w:tcPr>
           <w:p>
-            <w:hyperlink w:history="1" r:id="rIdm5ysajjfa7vf3a82rixt2">
+            <w:hyperlink w:history="1" r:id="rId7jh93vaqwvel_vfjfdn2m">
               <w:r>
                 <w:rPr>
                   <w:rStyle w:val="Hyperlink"/>
@@ -16872,7 +17530,7 @@
                 <w:sz w:val="14"/>
                 <w:szCs w:val="14"/>
               </w:rPr>
-              <w:t xml:space="preserve">D39</w:t>
+              <w:t xml:space="preserve">D40</w:t>
             </w:r>
           </w:p>
         </w:tc>
@@ -16987,7 +17645,7 @@
             </w:tcMar>
           </w:tcPr>
           <w:p>
-            <w:hyperlink w:history="1" r:id="rIdio_skwztjfbnousjb-j2n">
+            <w:hyperlink w:history="1" r:id="rId68ysd6usg6gapof5cphio">
               <w:r>
                 <w:rPr>
                   <w:rStyle w:val="Hyperlink"/>
@@ -16995,7 +17653,7 @@
                   <w:sz w:val="13"/>
                   <w:szCs w:val="13"/>
                 </w:rPr>
-                <w:t xml:space="preserve">bom.py:241</w:t>
+                <w:t xml:space="preserve">bom.py:248</w:t>
               </w:r>
             </w:hyperlink>
           </w:p>
@@ -17032,7 +17690,7 @@
                 <w:sz w:val="14"/>
                 <w:szCs w:val="14"/>
               </w:rPr>
-              <w:t xml:space="preserve">D40</w:t>
+              <w:t xml:space="preserve">D41</w:t>
             </w:r>
           </w:p>
         </w:tc>
@@ -17147,7 +17805,7 @@
             </w:tcMar>
           </w:tcPr>
           <w:p>
-            <w:hyperlink w:history="1" r:id="rIdiancvatuv_vo4kbaaydju">
+            <w:hyperlink w:history="1" r:id="rIdv9ya_wizqltjxxou69wgd">
               <w:r>
                 <w:rPr>
                   <w:rStyle w:val="Hyperlink"/>
@@ -17155,7 +17813,7 @@
                   <w:sz w:val="13"/>
                   <w:szCs w:val="13"/>
                 </w:rPr>
-                <w:t xml:space="preserve">modelo3d.py:784</w:t>
+                <w:t xml:space="preserve">modelo3d.py:804</w:t>
               </w:r>
             </w:hyperlink>
           </w:p>

--- a/salida/justificacion/Justificacion de medidas planos.docx
+++ b/salida/justificacion/Justificacion de medidas planos.docx
@@ -47,7 +47,7 @@
           <w:sz w:val="18"/>
           <w:szCs w:val="18"/>
         </w:rPr>
-        <w:t xml:space="preserve">Cada captura tiene marcas rojas numeradas sobre el dato tomado; debajo, qué dice cada marca. En el Excel «Justificacion de medidas planos.xlsx» la fuente de cada valor se escribe «F10·3» (figura F10, marca 3).</w:t>
+        <w:t xml:space="preserve">Cada captura tiene marcas rojas numeradas sobre el dato tomado; debajo, qué dice cada marca. La fuente de un valor se cita «F10·3» (figura F10, marca 3).</w:t>
       </w:r>
     </w:p>
     <w:p>
@@ -65,7 +65,7 @@
           <w:sz w:val="18"/>
           <w:szCs w:val="18"/>
         </w:rPr>
-        <w:t xml:space="preserve">Lo que no sale de un documento es un valor de diseño FLAMA: figura en la tabla final (D01…) con el link a la línea del generador y en amarillo en el Excel. Naranja = a validar.</w:t>
+        <w:t xml:space="preserve">Lo que no sale de un documento es una decisión de diseño FLAMA: figura al final, en «Observaciones a validar», con la lógica que la justifica. Amarillo: confirmar con el proveedor o el prototipo; naranja: medir o validar antes de fabricar.</w:t>
       </w:r>
     </w:p>
     <w:p>
@@ -101,7 +101,7 @@
           <w:sz w:val="18"/>
           <w:szCs w:val="18"/>
         </w:rPr>
-        <w:t xml:space="preserve">El portaeje con el eje adentro, las chapas triangulares, la manija y la lanza no figuran en los procesos: salen del plano Fadesa «Rodante 50kg 800mm R2» (F41, ángulo medido 30,1°) y de las fotos que mandaste (F42 a F45); sus medidas son de diseño (tabla D). La manija no lleva orejas: el extremo de cada pata se aplasta antes de soldarlo directo al cuerpo, y el doblez de 30° arranca a la altura de la base de la válvula.</w:t>
+        <w:t xml:space="preserve">El carro sigue el proceso de carros v2 (F46 a F48): dos triángulos de chapa 4,75 con una V de 90° hacia atrás donde se apoya el caño del eje (la chapa no lo envuelve; el caño no gira y el eje pasa por adentro al montaje final con arandelas y pasadores), manija de caño 1" × 2,0 con las puntas aplastadas en lengüetas de 40 × 60 soldadas a los costados (sin orejas), flejes Ω para la manga y la pata delantera; las posiciones salen de la tabla del proceso. La válvula esférica con palanca de la lanza sale de tu foto (F45). Las medidas de conjunto de los carros de polvo (alto, ancho, profundidad, rueda y manga) son las de la hoja «Polvos carros» (F49): el ancho fija el largo del eje y la trocha, el alto ubica la curva de 30° de la manija y la profundidad la marca la palanca de la válvula. Los flejes tienen la base que da vueltas enteras con el largo de manga y patas hasta delante de la última vuelta; el de 100 kg lleva un tercero en el medio con las orejas hacia adentro, que cierra el paquete y deja la manga tensa.</w:t>
       </w:r>
     </w:p>
     <w:p>
@@ -134,7 +134,7 @@
           <w:sz w:val="18"/>
           <w:szCs w:val="18"/>
         </w:rPr>
-        <w:t xml:space="preserve">1157 dimensiones: </w:t>
+        <w:t xml:space="preserve">1192 dimensiones: </w:t>
       </w:r>
       <w:r>
         <w:rPr>
@@ -142,7 +142,7 @@
           <w:sz w:val="18"/>
           <w:szCs w:val="18"/>
         </w:rPr>
-        <w:t xml:space="preserve">con documento 763 (66 %), diseño FLAMA 306 (26 %), a validar 88 (8 %).</w:t>
+        <w:t xml:space="preserve">con documento 838 (70 %), diseño FLAMA 266 (22 %), a validar 88 (7 %).</w:t>
       </w:r>
     </w:p>
     <w:p>
@@ -1086,7 +1086,7 @@
                           </pic:cNvPicPr>
                         </pic:nvPicPr>
                         <pic:blipFill>
-                          <a:blip r:embed="rId49" cstate="none"/>
+                          <a:blip r:embed="rId8" cstate="none"/>
                           <a:srcRect/>
                           <a:stretch>
                             <a:fillRect/>
@@ -1458,7 +1458,7 @@
                           </pic:cNvPicPr>
                         </pic:nvPicPr>
                         <pic:blipFill>
-                          <a:blip r:embed="rId50" cstate="none"/>
+                          <a:blip r:embed="rId9" cstate="none"/>
                           <a:srcRect/>
                           <a:stretch>
                             <a:fillRect/>
@@ -1800,7 +1800,7 @@
                           </pic:cNvPicPr>
                         </pic:nvPicPr>
                         <pic:blipFill>
-                          <a:blip r:embed="rId51" cstate="none"/>
+                          <a:blip r:embed="rId10" cstate="none"/>
                           <a:srcRect/>
                           <a:stretch>
                             <a:fillRect/>
@@ -2175,7 +2175,7 @@
                           </pic:cNvPicPr>
                         </pic:nvPicPr>
                         <pic:blipFill>
-                          <a:blip r:embed="rId52" cstate="none"/>
+                          <a:blip r:embed="rId11" cstate="none"/>
                           <a:srcRect/>
                           <a:stretch>
                             <a:fillRect/>
@@ -2555,7 +2555,7 @@
                           </pic:cNvPicPr>
                         </pic:nvPicPr>
                         <pic:blipFill>
-                          <a:blip r:embed="rId53" cstate="none"/>
+                          <a:blip r:embed="rId12" cstate="none"/>
                           <a:srcRect/>
                           <a:stretch>
                             <a:fillRect/>
@@ -2946,7 +2946,7 @@
                           </pic:cNvPicPr>
                         </pic:nvPicPr>
                         <pic:blipFill>
-                          <a:blip r:embed="rId54" cstate="none"/>
+                          <a:blip r:embed="rId13" cstate="none"/>
                           <a:srcRect/>
                           <a:stretch>
                             <a:fillRect/>
@@ -3350,7 +3350,7 @@
                           </pic:cNvPicPr>
                         </pic:nvPicPr>
                         <pic:blipFill>
-                          <a:blip r:embed="rId55" cstate="none"/>
+                          <a:blip r:embed="rId14" cstate="none"/>
                           <a:srcRect/>
                           <a:stretch>
                             <a:fillRect/>
@@ -3627,7 +3627,7 @@
                           </pic:cNvPicPr>
                         </pic:nvPicPr>
                         <pic:blipFill>
-                          <a:blip r:embed="rId56" cstate="none"/>
+                          <a:blip r:embed="rId15" cstate="none"/>
                           <a:srcRect/>
                           <a:stretch>
                             <a:fillRect/>
@@ -3966,7 +3966,7 @@
                           </pic:cNvPicPr>
                         </pic:nvPicPr>
                         <pic:blipFill>
-                          <a:blip r:embed="rId57" cstate="none"/>
+                          <a:blip r:embed="rId16" cstate="none"/>
                           <a:srcRect/>
                           <a:stretch>
                             <a:fillRect/>
@@ -4300,7 +4300,7 @@
                           </pic:cNvPicPr>
                         </pic:nvPicPr>
                         <pic:blipFill>
-                          <a:blip r:embed="rId58" cstate="none"/>
+                          <a:blip r:embed="rId17" cstate="none"/>
                           <a:srcRect/>
                           <a:stretch>
                             <a:fillRect/>
@@ -4658,7 +4658,7 @@
                           </pic:cNvPicPr>
                         </pic:nvPicPr>
                         <pic:blipFill>
-                          <a:blip r:embed="rId59" cstate="none"/>
+                          <a:blip r:embed="rId18" cstate="none"/>
                           <a:srcRect/>
                           <a:stretch>
                             <a:fillRect/>
@@ -4954,7 +4954,7 @@
                           </pic:cNvPicPr>
                         </pic:nvPicPr>
                         <pic:blipFill>
-                          <a:blip r:embed="rId60" cstate="none"/>
+                          <a:blip r:embed="rId19" cstate="none"/>
                           <a:srcRect/>
                           <a:stretch>
                             <a:fillRect/>
@@ -5198,7 +5198,7 @@
                           </pic:cNvPicPr>
                         </pic:nvPicPr>
                         <pic:blipFill>
-                          <a:blip r:embed="rId61" cstate="none"/>
+                          <a:blip r:embed="rId20" cstate="none"/>
                           <a:srcRect/>
                           <a:stretch>
                             <a:fillRect/>
@@ -5487,7 +5487,7 @@
                           </pic:cNvPicPr>
                         </pic:nvPicPr>
                         <pic:blipFill>
-                          <a:blip r:embed="rId62" cstate="none"/>
+                          <a:blip r:embed="rId21" cstate="none"/>
                           <a:srcRect/>
                           <a:stretch>
                             <a:fillRect/>
@@ -5748,7 +5748,7 @@
                           </pic:cNvPicPr>
                         </pic:nvPicPr>
                         <pic:blipFill>
-                          <a:blip r:embed="rId63" cstate="none"/>
+                          <a:blip r:embed="rId22" cstate="none"/>
                           <a:srcRect/>
                           <a:stretch>
                             <a:fillRect/>
@@ -6014,7 +6014,7 @@
                           </pic:cNvPicPr>
                         </pic:nvPicPr>
                         <pic:blipFill>
-                          <a:blip r:embed="rId64" cstate="none"/>
+                          <a:blip r:embed="rId23" cstate="none"/>
                           <a:srcRect/>
                           <a:stretch>
                             <a:fillRect/>
@@ -6161,7 +6161,7 @@
                           </pic:cNvPicPr>
                         </pic:nvPicPr>
                         <pic:blipFill>
-                          <a:blip r:embed="rId65" cstate="none"/>
+                          <a:blip r:embed="rId24" cstate="none"/>
                           <a:srcRect/>
                           <a:stretch>
                             <a:fillRect/>
@@ -6329,7 +6329,7 @@
                           </pic:cNvPicPr>
                         </pic:nvPicPr>
                         <pic:blipFill>
-                          <a:blip r:embed="rId66" cstate="none"/>
+                          <a:blip r:embed="rId25" cstate="none"/>
                           <a:srcRect/>
                           <a:stretch>
                             <a:fillRect/>
@@ -6492,7 +6492,7 @@
                           </pic:cNvPicPr>
                         </pic:nvPicPr>
                         <pic:blipFill>
-                          <a:blip r:embed="rId67" cstate="none"/>
+                          <a:blip r:embed="rId26" cstate="none"/>
                           <a:srcRect/>
                           <a:stretch>
                             <a:fillRect/>
@@ -6644,7 +6644,7 @@
                           </pic:cNvPicPr>
                         </pic:nvPicPr>
                         <pic:blipFill>
-                          <a:blip r:embed="rId68" cstate="none"/>
+                          <a:blip r:embed="rId27" cstate="none"/>
                           <a:srcRect/>
                           <a:stretch>
                             <a:fillRect/>
@@ -6807,7 +6807,7 @@
                           </pic:cNvPicPr>
                         </pic:nvPicPr>
                         <pic:blipFill>
-                          <a:blip r:embed="rId69" cstate="none"/>
+                          <a:blip r:embed="rId28" cstate="none"/>
                           <a:srcRect/>
                           <a:stretch>
                             <a:fillRect/>
@@ -6959,7 +6959,7 @@
                           </pic:cNvPicPr>
                         </pic:nvPicPr>
                         <pic:blipFill>
-                          <a:blip r:embed="rId70" cstate="none"/>
+                          <a:blip r:embed="rId29" cstate="none"/>
                           <a:srcRect/>
                           <a:stretch>
                             <a:fillRect/>
@@ -7144,7 +7144,7 @@
                           </pic:cNvPicPr>
                         </pic:nvPicPr>
                         <pic:blipFill>
-                          <a:blip r:embed="rId71" cstate="none"/>
+                          <a:blip r:embed="rId30" cstate="none"/>
                           <a:srcRect/>
                           <a:stretch>
                             <a:fillRect/>
@@ -7358,7 +7358,7 @@
                           </pic:cNvPicPr>
                         </pic:nvPicPr>
                         <pic:blipFill>
-                          <a:blip r:embed="rId72" cstate="none"/>
+                          <a:blip r:embed="rId31" cstate="none"/>
                           <a:srcRect/>
                           <a:stretch>
                             <a:fillRect/>
@@ -7521,7 +7521,7 @@
                           </pic:cNvPicPr>
                         </pic:nvPicPr>
                         <pic:blipFill>
-                          <a:blip r:embed="rId73" cstate="none"/>
+                          <a:blip r:embed="rId32" cstate="none"/>
                           <a:srcRect/>
                           <a:stretch>
                             <a:fillRect/>
@@ -7654,7 +7654,7 @@
                           </pic:cNvPicPr>
                         </pic:nvPicPr>
                         <pic:blipFill>
-                          <a:blip r:embed="rId74" cstate="none"/>
+                          <a:blip r:embed="rId33" cstate="none"/>
                           <a:srcRect/>
                           <a:stretch>
                             <a:fillRect/>
@@ -7782,7 +7782,7 @@
                           </pic:cNvPicPr>
                         </pic:nvPicPr>
                         <pic:blipFill>
-                          <a:blip r:embed="rId75" cstate="none"/>
+                          <a:blip r:embed="rId34" cstate="none"/>
                           <a:srcRect/>
                           <a:stretch>
                             <a:fillRect/>
@@ -7915,7 +7915,7 @@
                           </pic:cNvPicPr>
                         </pic:nvPicPr>
                         <pic:blipFill>
-                          <a:blip r:embed="rId76" cstate="none"/>
+                          <a:blip r:embed="rId35" cstate="none"/>
                           <a:srcRect/>
                           <a:stretch>
                             <a:fillRect/>
@@ -8043,7 +8043,7 @@
                           </pic:cNvPicPr>
                         </pic:nvPicPr>
                         <pic:blipFill>
-                          <a:blip r:embed="rId77" cstate="none"/>
+                          <a:blip r:embed="rId36" cstate="none"/>
                           <a:srcRect/>
                           <a:stretch>
                             <a:fillRect/>
@@ -8230,7 +8230,7 @@
                           </pic:cNvPicPr>
                         </pic:nvPicPr>
                         <pic:blipFill>
-                          <a:blip r:embed="rId78" cstate="none"/>
+                          <a:blip r:embed="rId37" cstate="none"/>
                           <a:srcRect/>
                           <a:stretch>
                             <a:fillRect/>
@@ -8377,7 +8377,7 @@
                           </pic:cNvPicPr>
                         </pic:nvPicPr>
                         <pic:blipFill>
-                          <a:blip r:embed="rId79" cstate="none"/>
+                          <a:blip r:embed="rId38" cstate="none"/>
                           <a:srcRect/>
                           <a:stretch>
                             <a:fillRect/>
@@ -8556,7 +8556,7 @@
                           </pic:cNvPicPr>
                         </pic:nvPicPr>
                         <pic:blipFill>
-                          <a:blip r:embed="rId80" cstate="none"/>
+                          <a:blip r:embed="rId39" cstate="none"/>
                           <a:srcRect/>
                           <a:stretch>
                             <a:fillRect/>
@@ -8700,7 +8700,7 @@
                           </pic:cNvPicPr>
                         </pic:nvPicPr>
                         <pic:blipFill>
-                          <a:blip r:embed="rId81" cstate="none"/>
+                          <a:blip r:embed="rId40" cstate="none"/>
                           <a:srcRect/>
                           <a:stretch>
                             <a:fillRect/>
@@ -8868,7 +8868,7 @@
                           </pic:cNvPicPr>
                         </pic:nvPicPr>
                         <pic:blipFill>
-                          <a:blip r:embed="rId82" cstate="none"/>
+                          <a:blip r:embed="rId41" cstate="none"/>
                           <a:srcRect/>
                           <a:stretch>
                             <a:fillRect/>
@@ -9012,7 +9012,7 @@
                           </pic:cNvPicPr>
                         </pic:nvPicPr>
                         <pic:blipFill>
-                          <a:blip r:embed="rId83" cstate="none"/>
+                          <a:blip r:embed="rId42" cstate="none"/>
                           <a:srcRect/>
                           <a:stretch>
                             <a:fillRect/>
@@ -9161,7 +9161,7 @@
                           </pic:cNvPicPr>
                         </pic:nvPicPr>
                         <pic:blipFill>
-                          <a:blip r:embed="rId84" cstate="none"/>
+                          <a:blip r:embed="rId43" cstate="none"/>
                           <a:srcRect/>
                           <a:stretch>
                             <a:fillRect/>
@@ -9289,7 +9289,7 @@
                           </pic:cNvPicPr>
                         </pic:nvPicPr>
                         <pic:blipFill>
-                          <a:blip r:embed="rId85" cstate="none"/>
+                          <a:blip r:embed="rId44" cstate="none"/>
                           <a:srcRect/>
                           <a:stretch>
                             <a:fillRect/>
@@ -9514,7 +9514,7 @@
                           </pic:cNvPicPr>
                         </pic:nvPicPr>
                         <pic:blipFill>
-                          <a:blip r:embed="rId86" cstate="none"/>
+                          <a:blip r:embed="rId45" cstate="none"/>
                           <a:srcRect/>
                           <a:stretch>
                             <a:fillRect/>
@@ -9730,7 +9730,7 @@
                           </pic:cNvPicPr>
                         </pic:nvPicPr>
                         <pic:blipFill>
-                          <a:blip r:embed="rId87" cstate="none"/>
+                          <a:blip r:embed="rId46" cstate="none"/>
                           <a:srcRect/>
                           <a:stretch>
                             <a:fillRect/>
@@ -10026,7 +10026,7 @@
                           </pic:cNvPicPr>
                         </pic:nvPicPr>
                         <pic:blipFill>
-                          <a:blip r:embed="rId88" cstate="none"/>
+                          <a:blip r:embed="rId47" cstate="none"/>
                           <a:srcRect/>
                           <a:stretch>
                             <a:fillRect/>
@@ -10174,7 +10174,7 @@
           <w:sz w:val="18"/>
           <w:szCs w:val="18"/>
         </w:rPr>
-        <w:t xml:space="preserve">7. Carro: portaeje, chapa, manija y lanza</w:t>
+        <w:t xml:space="preserve">7. Carro: triángulos con V, caño del eje, manija, flejes, pata y lanza</w:t>
       </w:r>
     </w:p>
     <w:p>
@@ -10188,7 +10188,7 @@
           <w:sz w:val="16"/>
           <w:szCs w:val="16"/>
         </w:rPr>
-        <w:t xml:space="preserve">Lo que los procesos no definen (el puesto 8.1 del proceso de carros está vacío): plano Fadesa del rodante de 800 mm (manija doblada 30°, pata afinada y soldada), foto del carro relevado (portaeje y chapa triangular) y las fotos que marcaste (soldadura de la barra lateral, altura del doblez y lanza con válvula esférica).</w:t>
+        <w:t xml:space="preserve">Proceso de carros v2 que mandaste (dónde va cada accesorio, plantilla de posiciones y piezas del kit: F46 a F48), plano Fadesa del rodante de 800 mm (manija doblada 30°, pata afinada y soldada), foto del carro relevado y las fotos que marcaste (soldadura de la barra lateral, altura del doblez y lanza con válvula esférica), la hoja de especificaciones «Polvos carros» (F49) y el proceso final de carros (manija, carro armado y fleje: F50 a F52).</w:t>
       </w:r>
     </w:p>
     <w:tbl>
@@ -10278,7 +10278,7 @@
                           </pic:cNvPicPr>
                         </pic:nvPicPr>
                         <pic:blipFill>
-                          <a:blip r:embed="rId89" cstate="none"/>
+                          <a:blip r:embed="rId48" cstate="none"/>
                           <a:srcRect/>
                           <a:stretch>
                             <a:fillRect/>
@@ -10441,7 +10441,7 @@
                           </pic:cNvPicPr>
                         </pic:nvPicPr>
                         <pic:blipFill>
-                          <a:blip r:embed="rId90" cstate="none"/>
+                          <a:blip r:embed="rId49" cstate="none"/>
                           <a:srcRect/>
                           <a:stretch>
                             <a:fillRect/>
@@ -10609,7 +10609,7 @@
                           </pic:cNvPicPr>
                         </pic:nvPicPr>
                         <pic:blipFill>
-                          <a:blip r:embed="rId91" cstate="none"/>
+                          <a:blip r:embed="rId50" cstate="none"/>
                           <a:srcRect/>
                           <a:stretch>
                             <a:fillRect/>
@@ -10753,7 +10753,7 @@
                           </pic:cNvPicPr>
                         </pic:nvPicPr>
                         <pic:blipFill>
-                          <a:blip r:embed="rId92" cstate="none"/>
+                          <a:blip r:embed="rId51" cstate="none"/>
                           <a:srcRect/>
                           <a:stretch>
                             <a:fillRect/>
@@ -10921,7 +10921,7 @@
                           </pic:cNvPicPr>
                         </pic:nvPicPr>
                         <pic:blipFill>
-                          <a:blip r:embed="rId93" cstate="none"/>
+                          <a:blip r:embed="rId52" cstate="none"/>
                           <a:srcRect/>
                           <a:stretch>
                             <a:fillRect/>
@@ -11033,7 +11033,1449 @@
               <w:right w:type="dxa" w:w="80"/>
             </w:tcMar>
           </w:tcPr>
-          <w:p/>
+          <w:p>
+            <w:pPr>
+              <w:keepNext/>
+              <w:spacing w:after="20"/>
+            </w:pPr>
+            <w:r>
+              <w:rPr>
+                <w:rFonts w:ascii="Arial" w:cs="Arial" w:eastAsia="Arial" w:hAnsi="Arial"/>
+                <w:b/>
+                <w:bCs/>
+                <w:color w:val="1F3864"/>
+                <w:sz w:val="16"/>
+                <w:szCs w:val="16"/>
+              </w:rPr>
+              <w:t xml:space="preserve">F46 · </w:t>
+            </w:r>
+            <w:r>
+              <w:rPr>
+                <w:rFonts w:ascii="Arial" w:cs="Arial" w:eastAsia="Arial" w:hAnsi="Arial"/>
+                <w:b/>
+                <w:bCs/>
+                <w:sz w:val="16"/>
+                <w:szCs w:val="16"/>
+              </w:rPr>
+              <w:t xml:space="preserve">Proceso de carros v2: dónde va cada accesorio (vista de costado, 50 kg)</w:t>
+            </w:r>
+          </w:p>
+          <w:p>
+            <w:pPr>
+              <w:spacing w:after="30"/>
+              <w:jc w:val="center"/>
+            </w:pPr>
+            <w:r>
+              <w:drawing>
+                <wp:inline distT="0" distB="0" distL="0" distR="0">
+                  <wp:extent cx="1695450" cy="2762250"/>
+                  <wp:effectExtent t="0" r="0" b="0" l="0"/>
+                  <wp:docPr id="46" name="F46" descr="Proceso de carros v2: dónde va cada accesorio (vista de costado, 50 kg)" title="F46"/>
+                  <wp:cNvGraphicFramePr>
+                    <a:graphicFrameLocks xmlns:a="http://schemas.openxmlformats.org/drawingml/2006/main" noChangeAspect="1"/>
+                  </wp:cNvGraphicFramePr>
+                  <a:graphic xmlns:a="http://schemas.openxmlformats.org/drawingml/2006/main">
+                    <a:graphicData uri="http://schemas.openxmlformats.org/drawingml/2006/picture">
+                      <pic:pic xmlns:pic="http://schemas.openxmlformats.org/drawingml/2006/picture">
+                        <pic:nvPicPr>
+                          <pic:cNvPr id="0" name="" descr=""/>
+                          <pic:cNvPicPr>
+                            <a:picLocks noChangeAspect="1" noChangeArrowheads="1"/>
+                          </pic:cNvPicPr>
+                        </pic:nvPicPr>
+                        <pic:blipFill>
+                          <a:blip r:embed="rId53" cstate="none"/>
+                          <a:srcRect/>
+                          <a:stretch>
+                            <a:fillRect/>
+                          </a:stretch>
+                        </pic:blipFill>
+                        <pic:spPr bwMode="auto">
+                          <a:xfrm>
+                            <a:off x="0" y="0"/>
+                            <a:ext cx="1695450" cy="2762250"/>
+                          </a:xfrm>
+                          <a:prstGeom prst="rect">
+                            <a:avLst/>
+                          </a:prstGeom>
+                        </pic:spPr>
+                      </pic:pic>
+                    </a:graphicData>
+                  </a:graphic>
+                </wp:inline>
+              </w:drawing>
+            </w:r>
+          </w:p>
+          <w:p>
+            <w:pPr>
+              <w:spacing w:after="20"/>
+            </w:pPr>
+            <w:r>
+              <w:rPr>
+                <w:rFonts w:ascii="Arial" w:cs="Arial" w:eastAsia="Arial" w:hAnsi="Arial"/>
+                <w:color w:val="595959"/>
+                <w:sz w:val="13"/>
+                <w:szCs w:val="13"/>
+              </w:rPr>
+              <w:t xml:space="preserve">Soldadura de accesorios, figura «Dónde va cada accesorio»</w:t>
+            </w:r>
+          </w:p>
+          <w:p>
+            <w:pPr>
+              <w:spacing w:after="20"/>
+            </w:pPr>
+            <w:r>
+              <w:rPr>
+                <w:rFonts w:ascii="Arial" w:cs="Arial" w:eastAsia="Arial" w:hAnsi="Arial"/>
+                <w:b/>
+                <w:bCs/>
+                <w:color w:val="C00000"/>
+                <w:sz w:val="13"/>
+                <w:szCs w:val="13"/>
+              </w:rPr>
+              <w:t xml:space="preserve">1 </w:t>
+            </w:r>
+            <w:r>
+              <w:rPr>
+                <w:rFonts w:ascii="Arial" w:cs="Arial" w:eastAsia="Arial" w:hAnsi="Arial"/>
+                <w:sz w:val="13"/>
+                <w:szCs w:val="13"/>
+              </w:rPr>
+              <w:t xml:space="preserve">Triángulo con V y caño del eje apoyado (20 del cuerpo)  ·  </w:t>
+            </w:r>
+            <w:r>
+              <w:rPr>
+                <w:rFonts w:ascii="Arial" w:cs="Arial" w:eastAsia="Arial" w:hAnsi="Arial"/>
+                <w:b/>
+                <w:bCs/>
+                <w:color w:val="C00000"/>
+                <w:sz w:val="13"/>
+                <w:szCs w:val="13"/>
+              </w:rPr>
+              <w:t xml:space="preserve">2 </w:t>
+            </w:r>
+            <w:r>
+              <w:rPr>
+                <w:rFonts w:ascii="Arial" w:cs="Arial" w:eastAsia="Arial" w:hAnsi="Arial"/>
+                <w:sz w:val="13"/>
+                <w:szCs w:val="13"/>
+              </w:rPr>
+              <w:t xml:space="preserve">Lengüeta aplastada 40 × 60 soldada al costado  ·  </w:t>
+            </w:r>
+            <w:r>
+              <w:rPr>
+                <w:rFonts w:ascii="Arial" w:cs="Arial" w:eastAsia="Arial" w:hAnsi="Arial"/>
+                <w:b/>
+                <w:bCs/>
+                <w:color w:val="C00000"/>
+                <w:sz w:val="13"/>
+                <w:szCs w:val="13"/>
+              </w:rPr>
+              <w:t xml:space="preserve">3 </w:t>
+            </w:r>
+            <w:r>
+              <w:rPr>
+                <w:rFonts w:ascii="Arial" w:cs="Arial" w:eastAsia="Arial" w:hAnsi="Arial"/>
+                <w:sz w:val="13"/>
+                <w:szCs w:val="13"/>
+              </w:rPr>
+              <w:t xml:space="preserve">Doblez de 30° hacia atrás y puño  ·  </w:t>
+            </w:r>
+            <w:r>
+              <w:rPr>
+                <w:rFonts w:ascii="Arial" w:cs="Arial" w:eastAsia="Arial" w:hAnsi="Arial"/>
+                <w:b/>
+                <w:bCs/>
+                <w:color w:val="C00000"/>
+                <w:sz w:val="13"/>
+                <w:szCs w:val="13"/>
+              </w:rPr>
+              <w:t xml:space="preserve">4 </w:t>
+            </w:r>
+            <w:r>
+              <w:rPr>
+                <w:rFonts w:ascii="Arial" w:cs="Arial" w:eastAsia="Arial" w:hAnsi="Arial"/>
+                <w:sz w:val="13"/>
+                <w:szCs w:val="13"/>
+              </w:rPr>
+              <w:t xml:space="preserve">Fleje del soporte de manga (Ω)  ·  </w:t>
+            </w:r>
+            <w:r>
+              <w:rPr>
+                <w:rFonts w:ascii="Arial" w:cs="Arial" w:eastAsia="Arial" w:hAnsi="Arial"/>
+                <w:b/>
+                <w:bCs/>
+                <w:color w:val="C00000"/>
+                <w:sz w:val="13"/>
+                <w:szCs w:val="13"/>
+              </w:rPr>
+              <w:t xml:space="preserve">5 </w:t>
+            </w:r>
+            <w:r>
+              <w:rPr>
+                <w:rFonts w:ascii="Arial" w:cs="Arial" w:eastAsia="Arial" w:hAnsi="Arial"/>
+                <w:sz w:val="13"/>
+                <w:szCs w:val="13"/>
+              </w:rPr>
+              <w:t xml:space="preserve">Pata delantera de canto en el fondo</w:t>
+            </w:r>
+          </w:p>
+          <w:p>
+            <w:pPr>
+              <w:spacing w:after="60"/>
+            </w:pPr>
+            <w:r>
+              <w:rPr>
+                <w:rFonts w:ascii="Arial" w:cs="Arial" w:eastAsia="Arial" w:hAnsi="Arial"/>
+                <w:i/>
+                <w:iCs/>
+                <w:color w:val="404040"/>
+                <w:sz w:val="13"/>
+                <w:szCs w:val="13"/>
+              </w:rPr>
+              <w:t xml:space="preserve">Nota: La V de 90° de cada triángulo mira hacia atrás y el caño del eje se apoya en ella: la chapa no lo envuelve; el caño no gira y el eje pasa por adentro al montaje final.</w:t>
+            </w:r>
+          </w:p>
+        </w:tc>
+      </w:tr>
+      <w:tr>
+        <w:trPr>
+          <w:cantSplit/>
+        </w:trPr>
+        <w:tc>
+          <w:tcPr>
+            <w:tcW w:type="dxa" w:w="5153"/>
+            <w:tcBorders>
+              <w:top w:val="none" w:color="FFFFFF" w:sz="0"/>
+              <w:left w:val="none" w:color="FFFFFF" w:sz="0"/>
+              <w:bottom w:val="none" w:color="FFFFFF" w:sz="0"/>
+              <w:right w:val="none" w:color="FFFFFF" w:sz="0"/>
+            </w:tcBorders>
+            <w:tcMar>
+              <w:top w:type="dxa" w:w="60"/>
+              <w:left w:type="dxa" w:w="80"/>
+              <w:bottom w:type="dxa" w:w="60"/>
+              <w:right w:type="dxa" w:w="80"/>
+            </w:tcMar>
+          </w:tcPr>
+          <w:p>
+            <w:pPr>
+              <w:keepNext/>
+              <w:spacing w:after="20"/>
+            </w:pPr>
+            <w:r>
+              <w:rPr>
+                <w:rFonts w:ascii="Arial" w:cs="Arial" w:eastAsia="Arial" w:hAnsi="Arial"/>
+                <w:b/>
+                <w:bCs/>
+                <w:color w:val="1F3864"/>
+                <w:sz w:val="16"/>
+                <w:szCs w:val="16"/>
+              </w:rPr>
+              <w:t xml:space="preserve">F47 · </w:t>
+            </w:r>
+            <w:r>
+              <w:rPr>
+                <w:rFonts w:ascii="Arial" w:cs="Arial" w:eastAsia="Arial" w:hAnsi="Arial"/>
+                <w:b/>
+                <w:bCs/>
+                <w:sz w:val="16"/>
+                <w:szCs w:val="16"/>
+              </w:rPr>
+              <w:t xml:space="preserve">Proceso de carros v2: posiciones sobre el cuerpo desarrollado (50 kg)</w:t>
+            </w:r>
+          </w:p>
+          <w:p>
+            <w:pPr>
+              <w:spacing w:after="30"/>
+              <w:jc w:val="center"/>
+            </w:pPr>
+            <w:r>
+              <w:drawing>
+                <wp:inline distT="0" distB="0" distL="0" distR="0">
+                  <wp:extent cx="3143250" cy="2438400"/>
+                  <wp:effectExtent t="0" r="0" b="0" l="0"/>
+                  <wp:docPr id="47" name="F47" descr="Proceso de carros v2: posiciones sobre el cuerpo desarrollado (50 kg)" title="F47"/>
+                  <wp:cNvGraphicFramePr>
+                    <a:graphicFrameLocks xmlns:a="http://schemas.openxmlformats.org/drawingml/2006/main" noChangeAspect="1"/>
+                  </wp:cNvGraphicFramePr>
+                  <a:graphic xmlns:a="http://schemas.openxmlformats.org/drawingml/2006/main">
+                    <a:graphicData uri="http://schemas.openxmlformats.org/drawingml/2006/picture">
+                      <pic:pic xmlns:pic="http://schemas.openxmlformats.org/drawingml/2006/picture">
+                        <pic:nvPicPr>
+                          <pic:cNvPr id="0" name="" descr=""/>
+                          <pic:cNvPicPr>
+                            <a:picLocks noChangeAspect="1" noChangeArrowheads="1"/>
+                          </pic:cNvPicPr>
+                        </pic:nvPicPr>
+                        <pic:blipFill>
+                          <a:blip r:embed="rId54" cstate="none"/>
+                          <a:srcRect/>
+                          <a:stretch>
+                            <a:fillRect/>
+                          </a:stretch>
+                        </pic:blipFill>
+                        <pic:spPr bwMode="auto">
+                          <a:xfrm>
+                            <a:off x="0" y="0"/>
+                            <a:ext cx="3143250" cy="2438400"/>
+                          </a:xfrm>
+                          <a:prstGeom prst="rect">
+                            <a:avLst/>
+                          </a:prstGeom>
+                        </pic:spPr>
+                      </pic:pic>
+                    </a:graphicData>
+                  </a:graphic>
+                </wp:inline>
+              </w:drawing>
+            </w:r>
+          </w:p>
+          <w:p>
+            <w:pPr>
+              <w:spacing w:after="20"/>
+            </w:pPr>
+            <w:r>
+              <w:rPr>
+                <w:rFonts w:ascii="Arial" w:cs="Arial" w:eastAsia="Arial" w:hAnsi="Arial"/>
+                <w:color w:val="595959"/>
+                <w:sz w:val="13"/>
+                <w:szCs w:val="13"/>
+              </w:rPr>
+              <w:t xml:space="preserve">Soldadura de accesorios, plantilla y tabla de posiciones</w:t>
+            </w:r>
+          </w:p>
+          <w:p>
+            <w:pPr>
+              <w:spacing w:after="20"/>
+            </w:pPr>
+            <w:r>
+              <w:rPr>
+                <w:rFonts w:ascii="Arial" w:cs="Arial" w:eastAsia="Arial" w:hAnsi="Arial"/>
+                <w:b/>
+                <w:bCs/>
+                <w:color w:val="C00000"/>
+                <w:sz w:val="13"/>
+                <w:szCs w:val="13"/>
+              </w:rPr>
+              <w:t xml:space="preserve">1 </w:t>
+            </w:r>
+            <w:r>
+              <w:rPr>
+                <w:rFonts w:ascii="Arial" w:cs="Arial" w:eastAsia="Arial" w:hAnsi="Arial"/>
+                <w:sz w:val="13"/>
+                <w:szCs w:val="13"/>
+              </w:rPr>
+              <w:t xml:space="preserve">Triángulos a 82 de la costura, borde de abajo a 20 del fondo  ·  </w:t>
+            </w:r>
+            <w:r>
+              <w:rPr>
+                <w:rFonts w:ascii="Arial" w:cs="Arial" w:eastAsia="Arial" w:hAnsi="Arial"/>
+                <w:b/>
+                <w:bCs/>
+                <w:color w:val="C00000"/>
+                <w:sz w:val="13"/>
+                <w:szCs w:val="13"/>
+              </w:rPr>
+              <w:t xml:space="preserve">2 </w:t>
+            </w:r>
+            <w:r>
+              <w:rPr>
+                <w:rFonts w:ascii="Arial" w:cs="Arial" w:eastAsia="Arial" w:hAnsi="Arial"/>
+                <w:sz w:val="13"/>
+                <w:szCs w:val="13"/>
+              </w:rPr>
+              <w:t xml:space="preserve">Lengüetas a 251 (costados), borde de abajo 200 bajo la cúpula  ·  </w:t>
+            </w:r>
+            <w:r>
+              <w:rPr>
+                <w:rFonts w:ascii="Arial" w:cs="Arial" w:eastAsia="Arial" w:hAnsi="Arial"/>
+                <w:b/>
+                <w:bCs/>
+                <w:color w:val="C00000"/>
+                <w:sz w:val="13"/>
+                <w:szCs w:val="13"/>
+              </w:rPr>
+              <w:t xml:space="preserve">3 </w:t>
+            </w:r>
+            <w:r>
+              <w:rPr>
+                <w:rFonts w:ascii="Arial" w:cs="Arial" w:eastAsia="Arial" w:hAnsi="Arial"/>
+                <w:sz w:val="13"/>
+                <w:szCs w:val="13"/>
+              </w:rPr>
+              <w:t xml:space="preserve">Fleje superior: borde de arriba 40 bajo la cúpula  ·  </w:t>
+            </w:r>
+            <w:r>
+              <w:rPr>
+                <w:rFonts w:ascii="Arial" w:cs="Arial" w:eastAsia="Arial" w:hAnsi="Arial"/>
+                <w:b/>
+                <w:bCs/>
+                <w:color w:val="C00000"/>
+                <w:sz w:val="13"/>
+                <w:szCs w:val="13"/>
+              </w:rPr>
+              <w:t xml:space="preserve">4 </w:t>
+            </w:r>
+            <w:r>
+              <w:rPr>
+                <w:rFonts w:ascii="Arial" w:cs="Arial" w:eastAsia="Arial" w:hAnsi="Arial"/>
+                <w:sz w:val="13"/>
+                <w:szCs w:val="13"/>
+              </w:rPr>
+              <w:t xml:space="preserve">Fleje inferior: borde de abajo 40 sobre el fondo  ·  </w:t>
+            </w:r>
+            <w:r>
+              <w:rPr>
+                <w:rFonts w:ascii="Arial" w:cs="Arial" w:eastAsia="Arial" w:hAnsi="Arial"/>
+                <w:b/>
+                <w:bCs/>
+                <w:color w:val="C00000"/>
+                <w:sz w:val="13"/>
+                <w:szCs w:val="13"/>
+              </w:rPr>
+              <w:t xml:space="preserve">5 </w:t>
+            </w:r>
+            <w:r>
+              <w:rPr>
+                <w:rFonts w:ascii="Arial" w:cs="Arial" w:eastAsia="Arial" w:hAnsi="Arial"/>
+                <w:sz w:val="13"/>
+                <w:szCs w:val="13"/>
+              </w:rPr>
+              <w:t xml:space="preserve">Pata 48 hacia adentro; línea del piso a 135 bajo el fondo</w:t>
+            </w:r>
+          </w:p>
+          <w:p>
+            <w:pPr>
+              <w:spacing w:after="60"/>
+            </w:pPr>
+            <w:r>
+              <w:rPr>
+                <w:rFonts w:ascii="Arial" w:cs="Arial" w:eastAsia="Arial" w:hAnsi="Arial"/>
+                <w:i/>
+                <w:iCs/>
+                <w:color w:val="404040"/>
+                <w:sz w:val="13"/>
+                <w:szCs w:val="13"/>
+              </w:rPr>
+              <w:t xml:space="preserve">Nota: Medidas desde la costura longitudinal (atrás) con la cinta envuelta y alturas desde las costuras del fondo y de la cúpula; los otros modelos, en la tabla de posiciones del proceso.</w:t>
+            </w:r>
+          </w:p>
+        </w:tc>
+        <w:tc>
+          <w:tcPr>
+            <w:tcW w:type="dxa" w:w="5153"/>
+            <w:tcBorders>
+              <w:top w:val="none" w:color="FFFFFF" w:sz="0"/>
+              <w:left w:val="none" w:color="FFFFFF" w:sz="0"/>
+              <w:bottom w:val="none" w:color="FFFFFF" w:sz="0"/>
+              <w:right w:val="none" w:color="FFFFFF" w:sz="0"/>
+            </w:tcBorders>
+            <w:tcMar>
+              <w:top w:type="dxa" w:w="60"/>
+              <w:left w:type="dxa" w:w="80"/>
+              <w:bottom w:type="dxa" w:w="60"/>
+              <w:right w:type="dxa" w:w="80"/>
+            </w:tcMar>
+          </w:tcPr>
+          <w:p>
+            <w:pPr>
+              <w:keepNext/>
+              <w:spacing w:after="20"/>
+            </w:pPr>
+            <w:r>
+              <w:rPr>
+                <w:rFonts w:ascii="Arial" w:cs="Arial" w:eastAsia="Arial" w:hAnsi="Arial"/>
+                <w:b/>
+                <w:bCs/>
+                <w:color w:val="1F3864"/>
+                <w:sz w:val="16"/>
+                <w:szCs w:val="16"/>
+              </w:rPr>
+              <w:t xml:space="preserve">F48 · </w:t>
+            </w:r>
+            <w:r>
+              <w:rPr>
+                <w:rFonts w:ascii="Arial" w:cs="Arial" w:eastAsia="Arial" w:hAnsi="Arial"/>
+                <w:b/>
+                <w:bCs/>
+                <w:sz w:val="16"/>
+                <w:szCs w:val="16"/>
+              </w:rPr>
+              <w:t xml:space="preserve">Proceso de carros v2: piezas del kit (25 / 50 / 70 y 100 kg)</w:t>
+            </w:r>
+          </w:p>
+          <w:p>
+            <w:pPr>
+              <w:spacing w:after="30"/>
+              <w:jc w:val="center"/>
+            </w:pPr>
+            <w:r>
+              <w:drawing>
+                <wp:inline distT="0" distB="0" distL="0" distR="0">
+                  <wp:extent cx="3143250" cy="1419225"/>
+                  <wp:effectExtent t="0" r="0" b="0" l="0"/>
+                  <wp:docPr id="48" name="F48" descr="Proceso de carros v2: piezas del kit (25 / 50 / 70 y 100 kg)" title="F48"/>
+                  <wp:cNvGraphicFramePr>
+                    <a:graphicFrameLocks xmlns:a="http://schemas.openxmlformats.org/drawingml/2006/main" noChangeAspect="1"/>
+                  </wp:cNvGraphicFramePr>
+                  <a:graphic xmlns:a="http://schemas.openxmlformats.org/drawingml/2006/main">
+                    <a:graphicData uri="http://schemas.openxmlformats.org/drawingml/2006/picture">
+                      <pic:pic xmlns:pic="http://schemas.openxmlformats.org/drawingml/2006/picture">
+                        <pic:nvPicPr>
+                          <pic:cNvPr id="0" name="" descr=""/>
+                          <pic:cNvPicPr>
+                            <a:picLocks noChangeAspect="1" noChangeArrowheads="1"/>
+                          </pic:cNvPicPr>
+                        </pic:nvPicPr>
+                        <pic:blipFill>
+                          <a:blip r:embed="rId55" cstate="none"/>
+                          <a:srcRect/>
+                          <a:stretch>
+                            <a:fillRect/>
+                          </a:stretch>
+                        </pic:blipFill>
+                        <pic:spPr bwMode="auto">
+                          <a:xfrm>
+                            <a:off x="0" y="0"/>
+                            <a:ext cx="3143250" cy="1419225"/>
+                          </a:xfrm>
+                          <a:prstGeom prst="rect">
+                            <a:avLst/>
+                          </a:prstGeom>
+                        </pic:spPr>
+                      </pic:pic>
+                    </a:graphicData>
+                  </a:graphic>
+                </wp:inline>
+              </w:drawing>
+            </w:r>
+          </w:p>
+          <w:p>
+            <w:pPr>
+              <w:spacing w:after="20"/>
+            </w:pPr>
+            <w:r>
+              <w:rPr>
+                <w:rFonts w:ascii="Arial" w:cs="Arial" w:eastAsia="Arial" w:hAnsi="Arial"/>
+                <w:color w:val="595959"/>
+                <w:sz w:val="13"/>
+                <w:szCs w:val="13"/>
+              </w:rPr>
+              <w:t xml:space="preserve">Soldadura de accesorios, piezas de un kit (puesto 8.1)</w:t>
+            </w:r>
+          </w:p>
+          <w:p>
+            <w:pPr>
+              <w:spacing w:after="20"/>
+            </w:pPr>
+            <w:r>
+              <w:rPr>
+                <w:rFonts w:ascii="Arial" w:cs="Arial" w:eastAsia="Arial" w:hAnsi="Arial"/>
+                <w:b/>
+                <w:bCs/>
+                <w:color w:val="C00000"/>
+                <w:sz w:val="13"/>
+                <w:szCs w:val="13"/>
+              </w:rPr>
+              <w:t xml:space="preserve">1 </w:t>
+            </w:r>
+            <w:r>
+              <w:rPr>
+                <w:rFonts w:ascii="Arial" w:cs="Arial" w:eastAsia="Arial" w:hAnsi="Arial"/>
+                <w:sz w:val="13"/>
+                <w:szCs w:val="13"/>
+              </w:rPr>
+              <w:t xml:space="preserve">Manija: caño 1" × 2,0, corte 1440 / 1520 / 1590  ·  </w:t>
+            </w:r>
+            <w:r>
+              <w:rPr>
+                <w:rFonts w:ascii="Arial" w:cs="Arial" w:eastAsia="Arial" w:hAnsi="Arial"/>
+                <w:b/>
+                <w:bCs/>
+                <w:color w:val="C00000"/>
+                <w:sz w:val="13"/>
+                <w:szCs w:val="13"/>
+              </w:rPr>
+              <w:t xml:space="preserve">2 </w:t>
+            </w:r>
+            <w:r>
+              <w:rPr>
+                <w:rFonts w:ascii="Arial" w:cs="Arial" w:eastAsia="Arial" w:hAnsi="Arial"/>
+                <w:sz w:val="13"/>
+                <w:szCs w:val="13"/>
+              </w:rPr>
+              <w:t xml:space="preserve">Caño del eje 1" / 1¼" × 2,0 × 354 / 354 / 434  ·  </w:t>
+            </w:r>
+            <w:r>
+              <w:rPr>
+                <w:rFonts w:ascii="Arial" w:cs="Arial" w:eastAsia="Arial" w:hAnsi="Arial"/>
+                <w:b/>
+                <w:bCs/>
+                <w:color w:val="C00000"/>
+                <w:sz w:val="13"/>
+                <w:szCs w:val="13"/>
+              </w:rPr>
+              <w:t xml:space="preserve">3 </w:t>
+            </w:r>
+            <w:r>
+              <w:rPr>
+                <w:rFonts w:ascii="Arial" w:cs="Arial" w:eastAsia="Arial" w:hAnsi="Arial"/>
+                <w:sz w:val="13"/>
+                <w:szCs w:val="13"/>
+              </w:rPr>
+              <w:t xml:space="preserve">Triángulos con V: chapa 4,75, cateto 70 / 80 / 100  ·  </w:t>
+            </w:r>
+            <w:r>
+              <w:rPr>
+                <w:rFonts w:ascii="Arial" w:cs="Arial" w:eastAsia="Arial" w:hAnsi="Arial"/>
+                <w:b/>
+                <w:bCs/>
+                <w:color w:val="C00000"/>
+                <w:sz w:val="13"/>
+                <w:szCs w:val="13"/>
+              </w:rPr>
+              <w:t xml:space="preserve">4 </w:t>
+            </w:r>
+            <w:r>
+              <w:rPr>
+                <w:rFonts w:ascii="Arial" w:cs="Arial" w:eastAsia="Arial" w:hAnsi="Arial"/>
+                <w:sz w:val="13"/>
+                <w:szCs w:val="13"/>
+              </w:rPr>
+              <w:t xml:space="preserve">Flejes: 3,2 × 40, corte 292 / 318 / 400  ·  </w:t>
+            </w:r>
+            <w:r>
+              <w:rPr>
+                <w:rFonts w:ascii="Arial" w:cs="Arial" w:eastAsia="Arial" w:hAnsi="Arial"/>
+                <w:b/>
+                <w:bCs/>
+                <w:color w:val="C00000"/>
+                <w:sz w:val="13"/>
+                <w:szCs w:val="13"/>
+              </w:rPr>
+              <w:t xml:space="preserve">5 </w:t>
+            </w:r>
+            <w:r>
+              <w:rPr>
+                <w:rFonts w:ascii="Arial" w:cs="Arial" w:eastAsia="Arial" w:hAnsi="Arial"/>
+                <w:sz w:val="13"/>
+                <w:szCs w:val="13"/>
+              </w:rPr>
+              <w:t xml:space="preserve">Pata: 3,2, 80 × 60 / 100 × 80</w:t>
+            </w:r>
+          </w:p>
+          <w:p>
+            <w:pPr>
+              <w:spacing w:after="60"/>
+            </w:pPr>
+            <w:r>
+              <w:rPr>
+                <w:rFonts w:ascii="Arial" w:cs="Arial" w:eastAsia="Arial" w:hAnsi="Arial"/>
+                <w:i/>
+                <w:iCs/>
+                <w:color w:val="404040"/>
+                <w:sz w:val="13"/>
+                <w:szCs w:val="13"/>
+              </w:rPr>
+              <w:t xml:space="preserve">Nota: El eje no va en el kit: va al montaje final con las ruedas, las arandelas y los pasadores.</w:t>
+            </w:r>
+          </w:p>
+        </w:tc>
+      </w:tr>
+      <w:tr>
+        <w:trPr>
+          <w:cantSplit/>
+        </w:trPr>
+        <w:tc>
+          <w:tcPr>
+            <w:tcW w:type="dxa" w:w="5153"/>
+            <w:tcBorders>
+              <w:top w:val="none" w:color="FFFFFF" w:sz="0"/>
+              <w:left w:val="none" w:color="FFFFFF" w:sz="0"/>
+              <w:bottom w:val="none" w:color="FFFFFF" w:sz="0"/>
+              <w:right w:val="none" w:color="FFFFFF" w:sz="0"/>
+            </w:tcBorders>
+            <w:tcMar>
+              <w:top w:type="dxa" w:w="60"/>
+              <w:left w:type="dxa" w:w="80"/>
+              <w:bottom w:type="dxa" w:w="60"/>
+              <w:right w:type="dxa" w:w="80"/>
+            </w:tcMar>
+          </w:tcPr>
+          <w:p>
+            <w:pPr>
+              <w:keepNext/>
+              <w:spacing w:after="20"/>
+            </w:pPr>
+            <w:r>
+              <w:rPr>
+                <w:rFonts w:ascii="Arial" w:cs="Arial" w:eastAsia="Arial" w:hAnsi="Arial"/>
+                <w:b/>
+                <w:bCs/>
+                <w:color w:val="1F3864"/>
+                <w:sz w:val="16"/>
+                <w:szCs w:val="16"/>
+              </w:rPr>
+              <w:t xml:space="preserve">F49 · </w:t>
+            </w:r>
+            <w:r>
+              <w:rPr>
+                <w:rFonts w:ascii="Arial" w:cs="Arial" w:eastAsia="Arial" w:hAnsi="Arial"/>
+                <w:b/>
+                <w:bCs/>
+                <w:sz w:val="16"/>
+                <w:szCs w:val="16"/>
+              </w:rPr>
+              <w:t xml:space="preserve">Hoja de especificaciones «Polvos carros» (usuario)</w:t>
+            </w:r>
+          </w:p>
+          <w:p>
+            <w:pPr>
+              <w:spacing w:after="30"/>
+              <w:jc w:val="center"/>
+            </w:pPr>
+            <w:r>
+              <w:drawing>
+                <wp:inline distT="0" distB="0" distL="0" distR="0">
+                  <wp:extent cx="3143250" cy="1847850"/>
+                  <wp:effectExtent t="0" r="0" b="0" l="0"/>
+                  <wp:docPr id="49" name="F49" descr="Hoja de especificaciones «Polvos carros» (usuario)" title="F49"/>
+                  <wp:cNvGraphicFramePr>
+                    <a:graphicFrameLocks xmlns:a="http://schemas.openxmlformats.org/drawingml/2006/main" noChangeAspect="1"/>
+                  </wp:cNvGraphicFramePr>
+                  <a:graphic xmlns:a="http://schemas.openxmlformats.org/drawingml/2006/main">
+                    <a:graphicData uri="http://schemas.openxmlformats.org/drawingml/2006/picture">
+                      <pic:pic xmlns:pic="http://schemas.openxmlformats.org/drawingml/2006/picture">
+                        <pic:nvPicPr>
+                          <pic:cNvPr id="0" name="" descr=""/>
+                          <pic:cNvPicPr>
+                            <a:picLocks noChangeAspect="1" noChangeArrowheads="1"/>
+                          </pic:cNvPicPr>
+                        </pic:nvPicPr>
+                        <pic:blipFill>
+                          <a:blip r:embed="rId56" cstate="none"/>
+                          <a:srcRect/>
+                          <a:stretch>
+                            <a:fillRect/>
+                          </a:stretch>
+                        </pic:blipFill>
+                        <pic:spPr bwMode="auto">
+                          <a:xfrm>
+                            <a:off x="0" y="0"/>
+                            <a:ext cx="3143250" cy="1847850"/>
+                          </a:xfrm>
+                          <a:prstGeom prst="rect">
+                            <a:avLst/>
+                          </a:prstGeom>
+                        </pic:spPr>
+                      </pic:pic>
+                    </a:graphicData>
+                  </a:graphic>
+                </wp:inline>
+              </w:drawing>
+            </w:r>
+          </w:p>
+          <w:p>
+            <w:pPr>
+              <w:spacing w:after="20"/>
+            </w:pPr>
+            <w:r>
+              <w:rPr>
+                <w:rFonts w:ascii="Arial" w:cs="Arial" w:eastAsia="Arial" w:hAnsi="Arial"/>
+                <w:color w:val="595959"/>
+                <w:sz w:val="13"/>
+                <w:szCs w:val="13"/>
+              </w:rPr>
+              <w:t xml:space="preserve">Columnas 25, 50, 70 (5 m) y 100 kg</w:t>
+            </w:r>
+          </w:p>
+          <w:p>
+            <w:pPr>
+              <w:spacing w:after="20"/>
+            </w:pPr>
+            <w:r>
+              <w:rPr>
+                <w:rFonts w:ascii="Arial" w:cs="Arial" w:eastAsia="Arial" w:hAnsi="Arial"/>
+                <w:b/>
+                <w:bCs/>
+                <w:color w:val="C00000"/>
+                <w:sz w:val="13"/>
+                <w:szCs w:val="13"/>
+              </w:rPr>
+              <w:t xml:space="preserve">1 </w:t>
+            </w:r>
+            <w:r>
+              <w:rPr>
+                <w:rFonts w:ascii="Arial" w:cs="Arial" w:eastAsia="Arial" w:hAnsi="Arial"/>
+                <w:sz w:val="13"/>
+                <w:szCs w:val="13"/>
+              </w:rPr>
+              <w:t xml:space="preserve">ABC 25kg  ·  </w:t>
+            </w:r>
+            <w:r>
+              <w:rPr>
+                <w:rFonts w:ascii="Arial" w:cs="Arial" w:eastAsia="Arial" w:hAnsi="Arial"/>
+                <w:b/>
+                <w:bCs/>
+                <w:color w:val="C00000"/>
+                <w:sz w:val="13"/>
+                <w:szCs w:val="13"/>
+              </w:rPr>
+              <w:t xml:space="preserve">2 </w:t>
+            </w:r>
+            <w:r>
+              <w:rPr>
+                <w:rFonts w:ascii="Arial" w:cs="Arial" w:eastAsia="Arial" w:hAnsi="Arial"/>
+                <w:sz w:val="13"/>
+                <w:szCs w:val="13"/>
+              </w:rPr>
+              <w:t xml:space="preserve">ABC 50kg  ·  </w:t>
+            </w:r>
+            <w:r>
+              <w:rPr>
+                <w:rFonts w:ascii="Arial" w:cs="Arial" w:eastAsia="Arial" w:hAnsi="Arial"/>
+                <w:b/>
+                <w:bCs/>
+                <w:color w:val="C00000"/>
+                <w:sz w:val="13"/>
+                <w:szCs w:val="13"/>
+              </w:rPr>
+              <w:t xml:space="preserve">3 </w:t>
+            </w:r>
+            <w:r>
+              <w:rPr>
+                <w:rFonts w:ascii="Arial" w:cs="Arial" w:eastAsia="Arial" w:hAnsi="Arial"/>
+                <w:sz w:val="13"/>
+                <w:szCs w:val="13"/>
+              </w:rPr>
+              <w:t xml:space="preserve">ABC 70kg  ·  </w:t>
+            </w:r>
+            <w:r>
+              <w:rPr>
+                <w:rFonts w:ascii="Arial" w:cs="Arial" w:eastAsia="Arial" w:hAnsi="Arial"/>
+                <w:b/>
+                <w:bCs/>
+                <w:color w:val="C00000"/>
+                <w:sz w:val="13"/>
+                <w:szCs w:val="13"/>
+              </w:rPr>
+              <w:t xml:space="preserve">4 </w:t>
+            </w:r>
+            <w:r>
+              <w:rPr>
+                <w:rFonts w:ascii="Arial" w:cs="Arial" w:eastAsia="Arial" w:hAnsi="Arial"/>
+                <w:sz w:val="13"/>
+                <w:szCs w:val="13"/>
+              </w:rPr>
+              <w:t xml:space="preserve">ABC 100kg</w:t>
+            </w:r>
+          </w:p>
+          <w:p>
+            <w:pPr>
+              <w:spacing w:after="60"/>
+            </w:pPr>
+            <w:r>
+              <w:rPr>
+                <w:rFonts w:ascii="Arial" w:cs="Arial" w:eastAsia="Arial" w:hAnsi="Arial"/>
+                <w:i/>
+                <w:iCs/>
+                <w:color w:val="404040"/>
+                <w:sz w:val="13"/>
+                <w:szCs w:val="13"/>
+              </w:rPr>
+              <w:t xml:space="preserve">Nota: Alto, ancho, profundidad, Ø de rueda y largo de manga que el carro tiene que cumplir; el 70 kg va con 5 m de manga (la columna de 10 m no se fabrica).</w:t>
+            </w:r>
+          </w:p>
+        </w:tc>
+        <w:tc>
+          <w:tcPr>
+            <w:tcW w:type="dxa" w:w="5153"/>
+            <w:tcBorders>
+              <w:top w:val="none" w:color="FFFFFF" w:sz="0"/>
+              <w:left w:val="none" w:color="FFFFFF" w:sz="0"/>
+              <w:bottom w:val="none" w:color="FFFFFF" w:sz="0"/>
+              <w:right w:val="none" w:color="FFFFFF" w:sz="0"/>
+            </w:tcBorders>
+            <w:tcMar>
+              <w:top w:type="dxa" w:w="60"/>
+              <w:left w:type="dxa" w:w="80"/>
+              <w:bottom w:type="dxa" w:w="60"/>
+              <w:right w:type="dxa" w:w="80"/>
+            </w:tcMar>
+          </w:tcPr>
+          <w:p>
+            <w:pPr>
+              <w:keepNext/>
+              <w:spacing w:after="20"/>
+            </w:pPr>
+            <w:r>
+              <w:rPr>
+                <w:rFonts w:ascii="Arial" w:cs="Arial" w:eastAsia="Arial" w:hAnsi="Arial"/>
+                <w:b/>
+                <w:bCs/>
+                <w:color w:val="1F3864"/>
+                <w:sz w:val="16"/>
+                <w:szCs w:val="16"/>
+              </w:rPr>
+              <w:t xml:space="preserve">F50 · </w:t>
+            </w:r>
+            <w:r>
+              <w:rPr>
+                <w:rFonts w:ascii="Arial" w:cs="Arial" w:eastAsia="Arial" w:hAnsi="Arial"/>
+                <w:b/>
+                <w:bCs/>
+                <w:sz w:val="16"/>
+                <w:szCs w:val="16"/>
+              </w:rPr>
+              <w:t xml:space="preserve">Proceso final de carros: manija (vistas y desarrollo)</w:t>
+            </w:r>
+          </w:p>
+          <w:p>
+            <w:pPr>
+              <w:spacing w:after="30"/>
+              <w:jc w:val="center"/>
+            </w:pPr>
+            <w:r>
+              <w:drawing>
+                <wp:inline distT="0" distB="0" distL="0" distR="0">
+                  <wp:extent cx="3143250" cy="1733550"/>
+                  <wp:effectExtent t="0" r="0" b="0" l="0"/>
+                  <wp:docPr id="50" name="F50" descr="Proceso final de carros: manija (vistas y desarrollo)" title="F50"/>
+                  <wp:cNvGraphicFramePr>
+                    <a:graphicFrameLocks xmlns:a="http://schemas.openxmlformats.org/drawingml/2006/main" noChangeAspect="1"/>
+                  </wp:cNvGraphicFramePr>
+                  <a:graphic xmlns:a="http://schemas.openxmlformats.org/drawingml/2006/main">
+                    <a:graphicData uri="http://schemas.openxmlformats.org/drawingml/2006/picture">
+                      <pic:pic xmlns:pic="http://schemas.openxmlformats.org/drawingml/2006/picture">
+                        <pic:nvPicPr>
+                          <pic:cNvPr id="0" name="" descr=""/>
+                          <pic:cNvPicPr>
+                            <a:picLocks noChangeAspect="1" noChangeArrowheads="1"/>
+                          </pic:cNvPicPr>
+                        </pic:nvPicPr>
+                        <pic:blipFill>
+                          <a:blip r:embed="rId57" cstate="none"/>
+                          <a:srcRect/>
+                          <a:stretch>
+                            <a:fillRect/>
+                          </a:stretch>
+                        </pic:blipFill>
+                        <pic:spPr bwMode="auto">
+                          <a:xfrm>
+                            <a:off x="0" y="0"/>
+                            <a:ext cx="3143250" cy="1733550"/>
+                          </a:xfrm>
+                          <a:prstGeom prst="rect">
+                            <a:avLst/>
+                          </a:prstGeom>
+                        </pic:spPr>
+                      </pic:pic>
+                    </a:graphicData>
+                  </a:graphic>
+                </wp:inline>
+              </w:drawing>
+            </w:r>
+          </w:p>
+          <w:p>
+            <w:pPr>
+              <w:spacing w:after="20"/>
+            </w:pPr>
+            <w:r>
+              <w:rPr>
+                <w:rFonts w:ascii="Arial" w:cs="Arial" w:eastAsia="Arial" w:hAnsi="Arial"/>
+                <w:color w:val="595959"/>
+                <w:sz w:val="13"/>
+                <w:szCs w:val="13"/>
+              </w:rPr>
+              <w:t xml:space="preserve">Puesto 8.1, figura de la manija</w:t>
+            </w:r>
+          </w:p>
+          <w:p>
+            <w:pPr>
+              <w:spacing w:after="20"/>
+            </w:pPr>
+            <w:r>
+              <w:rPr>
+                <w:rFonts w:ascii="Arial" w:cs="Arial" w:eastAsia="Arial" w:hAnsi="Arial"/>
+                <w:b/>
+                <w:bCs/>
+                <w:color w:val="C00000"/>
+                <w:sz w:val="13"/>
+                <w:szCs w:val="13"/>
+              </w:rPr>
+              <w:t xml:space="preserve">1 </w:t>
+            </w:r>
+            <w:r>
+              <w:rPr>
+                <w:rFonts w:ascii="Arial" w:cs="Arial" w:eastAsia="Arial" w:hAnsi="Arial"/>
+                <w:sz w:val="13"/>
+                <w:szCs w:val="13"/>
+              </w:rPr>
+              <w:t xml:space="preserve">A entre ejes de las patas  ·  </w:t>
+            </w:r>
+            <w:r>
+              <w:rPr>
+                <w:rFonts w:ascii="Arial" w:cs="Arial" w:eastAsia="Arial" w:hAnsi="Arial"/>
+                <w:b/>
+                <w:bCs/>
+                <w:color w:val="C00000"/>
+                <w:sz w:val="13"/>
+                <w:szCs w:val="13"/>
+              </w:rPr>
+              <w:t xml:space="preserve">2 </w:t>
+            </w:r>
+            <w:r>
+              <w:rPr>
+                <w:rFonts w:ascii="Arial" w:cs="Arial" w:eastAsia="Arial" w:hAnsi="Arial"/>
+                <w:sz w:val="13"/>
+                <w:szCs w:val="13"/>
+              </w:rPr>
+              <w:t xml:space="preserve">Tramo inclinado C = 180 a 30°  ·  </w:t>
+            </w:r>
+            <w:r>
+              <w:rPr>
+                <w:rFonts w:ascii="Arial" w:cs="Arial" w:eastAsia="Arial" w:hAnsi="Arial"/>
+                <w:b/>
+                <w:bCs/>
+                <w:color w:val="C00000"/>
+                <w:sz w:val="13"/>
+                <w:szCs w:val="13"/>
+              </w:rPr>
+              <w:t xml:space="preserve">3 </w:t>
+            </w:r>
+            <w:r>
+              <w:rPr>
+                <w:rFonts w:ascii="Arial" w:cs="Arial" w:eastAsia="Arial" w:hAnsi="Arial"/>
+                <w:sz w:val="13"/>
+                <w:szCs w:val="13"/>
+              </w:rPr>
+              <w:t xml:space="preserve">Curva de 30° sobre la costura de la cúpula (B)</w:t>
+            </w:r>
+          </w:p>
+          <w:p>
+            <w:pPr>
+              <w:spacing w:after="60"/>
+            </w:pPr>
+            <w:r>
+              <w:rPr>
+                <w:rFonts w:ascii="Arial" w:cs="Arial" w:eastAsia="Arial" w:hAnsi="Arial"/>
+                <w:i/>
+                <w:iCs/>
+                <w:color w:val="404040"/>
+                <w:sz w:val="13"/>
+                <w:szCs w:val="13"/>
+              </w:rPr>
+              <w:t xml:space="preserve">Nota: A entre ejes de las patas, tramo inclinado C = 180 (sube 156 y se corre 90) y curvas con la matriz de radio 100; la altura de la curva (B) se ajusta para dar el alto de la hoja de especificaciones.</w:t>
+            </w:r>
+          </w:p>
+        </w:tc>
+      </w:tr>
+      <w:tr>
+        <w:trPr>
+          <w:cantSplit/>
+        </w:trPr>
+        <w:tc>
+          <w:tcPr>
+            <w:tcW w:type="dxa" w:w="5153"/>
+            <w:tcBorders>
+              <w:top w:val="none" w:color="FFFFFF" w:sz="0"/>
+              <w:left w:val="none" w:color="FFFFFF" w:sz="0"/>
+              <w:bottom w:val="none" w:color="FFFFFF" w:sz="0"/>
+              <w:right w:val="none" w:color="FFFFFF" w:sz="0"/>
+            </w:tcBorders>
+            <w:tcMar>
+              <w:top w:type="dxa" w:w="60"/>
+              <w:left w:type="dxa" w:w="80"/>
+              <w:bottom w:type="dxa" w:w="60"/>
+              <w:right w:type="dxa" w:w="80"/>
+            </w:tcMar>
+          </w:tcPr>
+          <w:p>
+            <w:pPr>
+              <w:keepNext/>
+              <w:spacing w:after="20"/>
+            </w:pPr>
+            <w:r>
+              <w:rPr>
+                <w:rFonts w:ascii="Arial" w:cs="Arial" w:eastAsia="Arial" w:hAnsi="Arial"/>
+                <w:b/>
+                <w:bCs/>
+                <w:color w:val="1F3864"/>
+                <w:sz w:val="16"/>
+                <w:szCs w:val="16"/>
+              </w:rPr>
+              <w:t xml:space="preserve">F51 · </w:t>
+            </w:r>
+            <w:r>
+              <w:rPr>
+                <w:rFonts w:ascii="Arial" w:cs="Arial" w:eastAsia="Arial" w:hAnsi="Arial"/>
+                <w:b/>
+                <w:bCs/>
+                <w:sz w:val="16"/>
+                <w:szCs w:val="16"/>
+              </w:rPr>
+              <w:t xml:space="preserve">Proceso final de carros: carro armado (50 kg)</w:t>
+            </w:r>
+          </w:p>
+          <w:p>
+            <w:pPr>
+              <w:spacing w:after="30"/>
+              <w:jc w:val="center"/>
+            </w:pPr>
+            <w:r>
+              <w:drawing>
+                <wp:inline distT="0" distB="0" distL="0" distR="0">
+                  <wp:extent cx="3143250" cy="2295525"/>
+                  <wp:effectExtent t="0" r="0" b="0" l="0"/>
+                  <wp:docPr id="51" name="F51" descr="Proceso final de carros: carro armado (50 kg)" title="F51"/>
+                  <wp:cNvGraphicFramePr>
+                    <a:graphicFrameLocks xmlns:a="http://schemas.openxmlformats.org/drawingml/2006/main" noChangeAspect="1"/>
+                  </wp:cNvGraphicFramePr>
+                  <a:graphic xmlns:a="http://schemas.openxmlformats.org/drawingml/2006/main">
+                    <a:graphicData uri="http://schemas.openxmlformats.org/drawingml/2006/picture">
+                      <pic:pic xmlns:pic="http://schemas.openxmlformats.org/drawingml/2006/picture">
+                        <pic:nvPicPr>
+                          <pic:cNvPr id="0" name="" descr=""/>
+                          <pic:cNvPicPr>
+                            <a:picLocks noChangeAspect="1" noChangeArrowheads="1"/>
+                          </pic:cNvPicPr>
+                        </pic:nvPicPr>
+                        <pic:blipFill>
+                          <a:blip r:embed="rId58" cstate="none"/>
+                          <a:srcRect/>
+                          <a:stretch>
+                            <a:fillRect/>
+                          </a:stretch>
+                        </pic:blipFill>
+                        <pic:spPr bwMode="auto">
+                          <a:xfrm>
+                            <a:off x="0" y="0"/>
+                            <a:ext cx="3143250" cy="2295525"/>
+                          </a:xfrm>
+                          <a:prstGeom prst="rect">
+                            <a:avLst/>
+                          </a:prstGeom>
+                        </pic:spPr>
+                      </pic:pic>
+                    </a:graphicData>
+                  </a:graphic>
+                </wp:inline>
+              </w:drawing>
+            </w:r>
+          </w:p>
+          <w:p>
+            <w:pPr>
+              <w:spacing w:after="20"/>
+            </w:pPr>
+            <w:r>
+              <w:rPr>
+                <w:rFonts w:ascii="Arial" w:cs="Arial" w:eastAsia="Arial" w:hAnsi="Arial"/>
+                <w:color w:val="595959"/>
+                <w:sz w:val="13"/>
+                <w:szCs w:val="13"/>
+              </w:rPr>
+              <w:t xml:space="preserve">Figura «Carro de 50 kg armado»</w:t>
+            </w:r>
+          </w:p>
+          <w:p>
+            <w:pPr>
+              <w:spacing w:after="20"/>
+            </w:pPr>
+            <w:r>
+              <w:rPr>
+                <w:rFonts w:ascii="Arial" w:cs="Arial" w:eastAsia="Arial" w:hAnsi="Arial"/>
+                <w:b/>
+                <w:bCs/>
+                <w:color w:val="C00000"/>
+                <w:sz w:val="13"/>
+                <w:szCs w:val="13"/>
+              </w:rPr>
+              <w:t xml:space="preserve">1 </w:t>
+            </w:r>
+            <w:r>
+              <w:rPr>
+                <w:rFonts w:ascii="Arial" w:cs="Arial" w:eastAsia="Arial" w:hAnsi="Arial"/>
+                <w:sz w:val="13"/>
+                <w:szCs w:val="13"/>
+              </w:rPr>
+              <w:t xml:space="preserve">Trocha entre centros de rueda  ·  </w:t>
+            </w:r>
+            <w:r>
+              <w:rPr>
+                <w:rFonts w:ascii="Arial" w:cs="Arial" w:eastAsia="Arial" w:hAnsi="Arial"/>
+                <w:b/>
+                <w:bCs/>
+                <w:color w:val="C00000"/>
+                <w:sz w:val="13"/>
+                <w:szCs w:val="13"/>
+              </w:rPr>
+              <w:t xml:space="preserve">2 </w:t>
+            </w:r>
+            <w:r>
+              <w:rPr>
+                <w:rFonts w:ascii="Arial" w:cs="Arial" w:eastAsia="Arial" w:hAnsi="Arial"/>
+                <w:sz w:val="13"/>
+                <w:szCs w:val="13"/>
+              </w:rPr>
+              <w:t xml:space="preserve">Rueda Ø × banda (montaje final)  ·  </w:t>
+            </w:r>
+            <w:r>
+              <w:rPr>
+                <w:rFonts w:ascii="Arial" w:cs="Arial" w:eastAsia="Arial" w:hAnsi="Arial"/>
+                <w:b/>
+                <w:bCs/>
+                <w:color w:val="C00000"/>
+                <w:sz w:val="13"/>
+                <w:szCs w:val="13"/>
+              </w:rPr>
+              <w:t xml:space="preserve">3 </w:t>
+            </w:r>
+            <w:r>
+              <w:rPr>
+                <w:rFonts w:ascii="Arial" w:cs="Arial" w:eastAsia="Arial" w:hAnsi="Arial"/>
+                <w:sz w:val="13"/>
+                <w:szCs w:val="13"/>
+              </w:rPr>
+              <w:t xml:space="preserve">Caño del eje con el eje adentro, sobre los triángulos  ·  </w:t>
+            </w:r>
+            <w:r>
+              <w:rPr>
+                <w:rFonts w:ascii="Arial" w:cs="Arial" w:eastAsia="Arial" w:hAnsi="Arial"/>
+                <w:b/>
+                <w:bCs/>
+                <w:color w:val="C00000"/>
+                <w:sz w:val="13"/>
+                <w:szCs w:val="13"/>
+              </w:rPr>
+              <w:t xml:space="preserve">4 </w:t>
+            </w:r>
+            <w:r>
+              <w:rPr>
+                <w:rFonts w:ascii="Arial" w:cs="Arial" w:eastAsia="Arial" w:hAnsi="Arial"/>
+                <w:sz w:val="13"/>
+                <w:szCs w:val="13"/>
+              </w:rPr>
+              <w:t xml:space="preserve">Flejes superior e inferior adelante</w:t>
+            </w:r>
+          </w:p>
+          <w:p>
+            <w:pPr>
+              <w:spacing w:after="60"/>
+            </w:pPr>
+            <w:r>
+              <w:rPr>
+                <w:rFonts w:ascii="Arial" w:cs="Arial" w:eastAsia="Arial" w:hAnsi="Arial"/>
+                <w:i/>
+                <w:iCs/>
+                <w:color w:val="404040"/>
+                <w:sz w:val="13"/>
+                <w:szCs w:val="13"/>
+              </w:rPr>
+              <w:t xml:space="preserve">Nota: Ruedas de chapa y goma con buje liso, eje de barra trefilada dentro del caño apoyado en los triángulos; la trocha sale del ancho de la hoja de especificaciones.</w:t>
+            </w:r>
+          </w:p>
+        </w:tc>
+        <w:tc>
+          <w:tcPr>
+            <w:tcW w:type="dxa" w:w="5153"/>
+            <w:tcBorders>
+              <w:top w:val="none" w:color="FFFFFF" w:sz="0"/>
+              <w:left w:val="none" w:color="FFFFFF" w:sz="0"/>
+              <w:bottom w:val="none" w:color="FFFFFF" w:sz="0"/>
+              <w:right w:val="none" w:color="FFFFFF" w:sz="0"/>
+            </w:tcBorders>
+            <w:tcMar>
+              <w:top w:type="dxa" w:w="60"/>
+              <w:left w:type="dxa" w:w="80"/>
+              <w:bottom w:type="dxa" w:w="60"/>
+              <w:right w:type="dxa" w:w="80"/>
+            </w:tcMar>
+          </w:tcPr>
+          <w:p>
+            <w:pPr>
+              <w:keepNext/>
+              <w:spacing w:after="20"/>
+            </w:pPr>
+            <w:r>
+              <w:rPr>
+                <w:rFonts w:ascii="Arial" w:cs="Arial" w:eastAsia="Arial" w:hAnsi="Arial"/>
+                <w:b/>
+                <w:bCs/>
+                <w:color w:val="1F3864"/>
+                <w:sz w:val="16"/>
+                <w:szCs w:val="16"/>
+              </w:rPr>
+              <w:t xml:space="preserve">F52 · </w:t>
+            </w:r>
+            <w:r>
+              <w:rPr>
+                <w:rFonts w:ascii="Arial" w:cs="Arial" w:eastAsia="Arial" w:hAnsi="Arial"/>
+                <w:b/>
+                <w:bCs/>
+                <w:sz w:val="16"/>
+                <w:szCs w:val="16"/>
+              </w:rPr>
+              <w:t xml:space="preserve">Proceso final de carros: fleje del soporte de manga (foto)</w:t>
+            </w:r>
+          </w:p>
+          <w:p>
+            <w:pPr>
+              <w:spacing w:after="30"/>
+              <w:jc w:val="center"/>
+            </w:pPr>
+            <w:r>
+              <w:drawing>
+                <wp:inline distT="0" distB="0" distL="0" distR="0">
+                  <wp:extent cx="3143250" cy="1238250"/>
+                  <wp:effectExtent t="0" r="0" b="0" l="0"/>
+                  <wp:docPr id="52" name="F52" descr="Proceso final de carros: fleje del soporte de manga (foto)" title="F52"/>
+                  <wp:cNvGraphicFramePr>
+                    <a:graphicFrameLocks xmlns:a="http://schemas.openxmlformats.org/drawingml/2006/main" noChangeAspect="1"/>
+                  </wp:cNvGraphicFramePr>
+                  <a:graphic xmlns:a="http://schemas.openxmlformats.org/drawingml/2006/main">
+                    <a:graphicData uri="http://schemas.openxmlformats.org/drawingml/2006/picture">
+                      <pic:pic xmlns:pic="http://schemas.openxmlformats.org/drawingml/2006/picture">
+                        <pic:nvPicPr>
+                          <pic:cNvPr id="0" name="" descr=""/>
+                          <pic:cNvPicPr>
+                            <a:picLocks noChangeAspect="1" noChangeArrowheads="1"/>
+                          </pic:cNvPicPr>
+                        </pic:nvPicPr>
+                        <pic:blipFill>
+                          <a:blip r:embed="rId59" cstate="none"/>
+                          <a:srcRect/>
+                          <a:stretch>
+                            <a:fillRect/>
+                          </a:stretch>
+                        </pic:blipFill>
+                        <pic:spPr bwMode="auto">
+                          <a:xfrm>
+                            <a:off x="0" y="0"/>
+                            <a:ext cx="3143250" cy="1238250"/>
+                          </a:xfrm>
+                          <a:prstGeom prst="rect">
+                            <a:avLst/>
+                          </a:prstGeom>
+                        </pic:spPr>
+                      </pic:pic>
+                    </a:graphicData>
+                  </a:graphic>
+                </wp:inline>
+              </w:drawing>
+            </w:r>
+          </w:p>
+          <w:p>
+            <w:pPr>
+              <w:spacing w:after="20"/>
+            </w:pPr>
+            <w:r>
+              <w:rPr>
+                <w:rFonts w:ascii="Arial" w:cs="Arial" w:eastAsia="Arial" w:hAnsi="Arial"/>
+                <w:color w:val="595959"/>
+                <w:sz w:val="13"/>
+                <w:szCs w:val="13"/>
+              </w:rPr>
+              <w:t xml:space="preserve">Figura de los flejes del soporte de manga</w:t>
+            </w:r>
+          </w:p>
+          <w:p>
+            <w:pPr>
+              <w:spacing w:after="20"/>
+            </w:pPr>
+            <w:r>
+              <w:rPr>
+                <w:rFonts w:ascii="Arial" w:cs="Arial" w:eastAsia="Arial" w:hAnsi="Arial"/>
+                <w:b/>
+                <w:bCs/>
+                <w:color w:val="C00000"/>
+                <w:sz w:val="13"/>
+                <w:szCs w:val="13"/>
+              </w:rPr>
+              <w:t xml:space="preserve">1 </w:t>
+            </w:r>
+            <w:r>
+              <w:rPr>
+                <w:rFonts w:ascii="Arial" w:cs="Arial" w:eastAsia="Arial" w:hAnsi="Arial"/>
+                <w:sz w:val="13"/>
+                <w:szCs w:val="13"/>
+              </w:rPr>
+              <w:t xml:space="preserve">Base recta soldada al centro  ·  </w:t>
+            </w:r>
+            <w:r>
+              <w:rPr>
+                <w:rFonts w:ascii="Arial" w:cs="Arial" w:eastAsia="Arial" w:hAnsi="Arial"/>
+                <w:b/>
+                <w:bCs/>
+                <w:color w:val="C00000"/>
+                <w:sz w:val="13"/>
+                <w:szCs w:val="13"/>
+              </w:rPr>
+              <w:t xml:space="preserve">2 </w:t>
+            </w:r>
+            <w:r>
+              <w:rPr>
+                <w:rFonts w:ascii="Arial" w:cs="Arial" w:eastAsia="Arial" w:hAnsi="Arial"/>
+                <w:sz w:val="13"/>
+                <w:szCs w:val="13"/>
+              </w:rPr>
+              <w:t xml:space="preserve">Pata y oreja (izquierda)  ·  </w:t>
+            </w:r>
+            <w:r>
+              <w:rPr>
+                <w:rFonts w:ascii="Arial" w:cs="Arial" w:eastAsia="Arial" w:hAnsi="Arial"/>
+                <w:b/>
+                <w:bCs/>
+                <w:color w:val="C00000"/>
+                <w:sz w:val="13"/>
+                <w:szCs w:val="13"/>
+              </w:rPr>
+              <w:t xml:space="preserve">3 </w:t>
+            </w:r>
+            <w:r>
+              <w:rPr>
+                <w:rFonts w:ascii="Arial" w:cs="Arial" w:eastAsia="Arial" w:hAnsi="Arial"/>
+                <w:sz w:val="13"/>
+                <w:szCs w:val="13"/>
+              </w:rPr>
+              <w:t xml:space="preserve">Pata y oreja (derecha)  ·  </w:t>
+            </w:r>
+            <w:r>
+              <w:rPr>
+                <w:rFonts w:ascii="Arial" w:cs="Arial" w:eastAsia="Arial" w:hAnsi="Arial"/>
+                <w:b/>
+                <w:bCs/>
+                <w:color w:val="C00000"/>
+                <w:sz w:val="13"/>
+                <w:szCs w:val="13"/>
+              </w:rPr>
+              <w:t xml:space="preserve">4 </w:t>
+            </w:r>
+            <w:r>
+              <w:rPr>
+                <w:rFonts w:ascii="Arial" w:cs="Arial" w:eastAsia="Arial" w:hAnsi="Arial"/>
+                <w:sz w:val="13"/>
+                <w:szCs w:val="13"/>
+              </w:rPr>
+              <w:t xml:space="preserve">Manga por afuera de las patas</w:t>
+            </w:r>
+          </w:p>
+          <w:p>
+            <w:pPr>
+              <w:spacing w:after="60"/>
+            </w:pPr>
+            <w:r>
+              <w:rPr>
+                <w:rFonts w:ascii="Arial" w:cs="Arial" w:eastAsia="Arial" w:hAnsi="Arial"/>
+                <w:i/>
+                <w:iCs/>
+                <w:color w:val="404040"/>
+                <w:sz w:val="13"/>
+                <w:szCs w:val="13"/>
+              </w:rPr>
+              <w:t xml:space="preserve">Nota: U abierta hacia afuera con la base recta soldada al cuerpo por el centro; la manga pasa por afuera de las patas y la oreja no la deja salirse (las medidas del esquema del documento eran orientativas: salen del largo de manga).</w:t>
+            </w:r>
+          </w:p>
         </w:tc>
       </w:tr>
     </w:tbl>
@@ -11049,7 +12491,7 @@
           <w:sz w:val="18"/>
           <w:szCs w:val="18"/>
         </w:rPr>
-        <w:t xml:space="preserve">7. Valores de diseño FLAMA (sin documento)</w:t>
+        <w:t xml:space="preserve">8. Observaciones a validar</w:t>
       </w:r>
     </w:p>
     <w:p>
@@ -11062,7 +12504,7 @@
           <w:sz w:val="16"/>
           <w:szCs w:val="16"/>
         </w:rPr>
-        <w:t xml:space="preserve">Línea exacta del generador de planos (commit d596f17). Amarillo = decisión de diseño a confirmar con el proveedor o el prototipo; naranja = a validar.</w:t>
+        <w:t xml:space="preserve">Medidas que no salen de un documento: se fijaron al diseñar con la lógica indicada. Amarillo: decisión de diseño a confirmar con el proveedor o el prototipo; naranja: medir o validar antes de fabricar.</w:t>
       </w:r>
     </w:p>
     <w:tbl>
@@ -11079,10 +12521,9 @@
       </w:tblPr>
       <w:tblGrid>
         <w:gridCol w:w="560"/>
-        <w:gridCol w:w="3700"/>
-        <w:gridCol w:w="3600"/>
-        <w:gridCol w:w="1246"/>
-        <w:gridCol w:w="1200"/>
+        <w:gridCol w:w="3500"/>
+        <w:gridCol w:w="4900"/>
+        <w:gridCol w:w="1346"/>
       </w:tblGrid>
       <w:tr>
         <w:trPr>
@@ -11124,7 +12565,7 @@
         </w:tc>
         <w:tc>
           <w:tcPr>
-            <w:tcW w:type="dxa" w:w="3700"/>
+            <w:tcW w:type="dxa" w:w="3500"/>
             <w:tcBorders>
               <w:top w:val="single" w:color="BFBFBF" w:sz="4"/>
               <w:left w:val="single" w:color="BFBFBF" w:sz="4"/>
@@ -11158,7 +12599,7 @@
         </w:tc>
         <w:tc>
           <w:tcPr>
-            <w:tcW w:type="dxa" w:w="3600"/>
+            <w:tcW w:type="dxa" w:w="4900"/>
             <w:tcBorders>
               <w:top w:val="single" w:color="BFBFBF" w:sz="4"/>
               <w:left w:val="single" w:color="BFBFBF" w:sz="4"/>
@@ -11186,13 +12627,13 @@
                 <w:sz w:val="14"/>
                 <w:szCs w:val="14"/>
               </w:rPr>
-              <w:t xml:space="preserve">Criterio</w:t>
-            </w:r>
-          </w:p>
-        </w:tc>
-        <w:tc>
-          <w:tcPr>
-            <w:tcW w:type="dxa" w:w="1246"/>
+              <w:t xml:space="preserve">Lógica que lo justifica</w:t>
+            </w:r>
+          </w:p>
+        </w:tc>
+        <w:tc>
+          <w:tcPr>
+            <w:tcW w:type="dxa" w:w="1346"/>
             <w:tcBorders>
               <w:top w:val="single" w:color="BFBFBF" w:sz="4"/>
               <w:left w:val="single" w:color="BFBFBF" w:sz="4"/>
@@ -11221,40 +12662,6 @@
                 <w:szCs w:val="14"/>
               </w:rPr>
               <w:t xml:space="preserve">Modelos</w:t>
-            </w:r>
-          </w:p>
-        </w:tc>
-        <w:tc>
-          <w:tcPr>
-            <w:tcW w:type="dxa" w:w="1200"/>
-            <w:tcBorders>
-              <w:top w:val="single" w:color="BFBFBF" w:sz="4"/>
-              <w:left w:val="single" w:color="BFBFBF" w:sz="4"/>
-              <w:bottom w:val="single" w:color="BFBFBF" w:sz="4"/>
-              <w:right w:val="single" w:color="BFBFBF" w:sz="4"/>
-            </w:tcBorders>
-            <w:shd w:fill="1F3864" w:color="auto" w:val="clear"/>
-            <w:tcMar>
-              <w:top w:type="dxa" w:w="25"/>
-              <w:left w:type="dxa" w:w="70"/>
-              <w:bottom w:type="dxa" w:w="25"/>
-              <w:right w:type="dxa" w:w="70"/>
-            </w:tcMar>
-          </w:tcPr>
-          <w:p>
-            <w:pPr>
-              <w:spacing w:after="0"/>
-            </w:pPr>
-            <w:r>
-              <w:rPr>
-                <w:rFonts w:ascii="Arial" w:cs="Arial" w:eastAsia="Arial" w:hAnsi="Arial"/>
-                <w:b/>
-                <w:bCs/>
-                <w:color w:val="FFFFFF"/>
-                <w:sz w:val="14"/>
-                <w:szCs w:val="14"/>
-              </w:rPr>
-              <w:t xml:space="preserve">Código</w:t>
             </w:r>
           </w:p>
         </w:tc>
@@ -11296,7 +12703,7 @@
         </w:tc>
         <w:tc>
           <w:tcPr>
-            <w:tcW w:type="dxa" w:w="3700"/>
+            <w:tcW w:type="dxa" w:w="3500"/>
             <w:tcBorders>
               <w:top w:val="single" w:color="BFBFBF" w:sz="4"/>
               <w:left w:val="single" w:color="BFBFBF" w:sz="4"/>
@@ -11327,7 +12734,7 @@
         </w:tc>
         <w:tc>
           <w:tcPr>
-            <w:tcW w:type="dxa" w:w="3600"/>
+            <w:tcW w:type="dxa" w:w="4900"/>
             <w:tcBorders>
               <w:top w:val="single" w:color="BFBFBF" w:sz="4"/>
               <w:left w:val="single" w:color="BFBFBF" w:sz="4"/>
@@ -11358,7 +12765,7 @@
         </w:tc>
         <w:tc>
           <w:tcPr>
-            <w:tcW w:type="dxa" w:w="1246"/>
+            <w:tcW w:type="dxa" w:w="1346"/>
             <w:tcBorders>
               <w:top w:val="single" w:color="BFBFBF" w:sz="4"/>
               <w:left w:val="single" w:color="BFBFBF" w:sz="4"/>
@@ -11385,37 +12792,6 @@
               </w:rPr>
               <w:t xml:space="preserve">10 modelos</w:t>
             </w:r>
-          </w:p>
-        </w:tc>
-        <w:tc>
-          <w:tcPr>
-            <w:tcW w:type="dxa" w:w="1200"/>
-            <w:tcBorders>
-              <w:top w:val="single" w:color="BFBFBF" w:sz="4"/>
-              <w:left w:val="single" w:color="BFBFBF" w:sz="4"/>
-              <w:bottom w:val="single" w:color="BFBFBF" w:sz="4"/>
-              <w:right w:val="single" w:color="BFBFBF" w:sz="4"/>
-            </w:tcBorders>
-            <w:shd w:fill="FFF2CC" w:color="auto" w:val="clear"/>
-            <w:tcMar>
-              <w:top w:type="dxa" w:w="25"/>
-              <w:left w:type="dxa" w:w="70"/>
-              <w:bottom w:type="dxa" w:w="25"/>
-              <w:right w:type="dxa" w:w="70"/>
-            </w:tcMar>
-          </w:tcPr>
-          <w:p>
-            <w:hyperlink w:history="1" r:id="rIdugld3vrpuijow-rjpd_qg">
-              <w:r>
-                <w:rPr>
-                  <w:rStyle w:val="Hyperlink"/>
-                  <w:rFonts w:ascii="Arial" w:cs="Arial" w:eastAsia="Arial" w:hAnsi="Arial"/>
-                  <w:sz w:val="13"/>
-                  <w:szCs w:val="13"/>
-                </w:rPr>
-                <w:t xml:space="preserve">modelo3d.py:231</w:t>
-              </w:r>
-            </w:hyperlink>
           </w:p>
         </w:tc>
       </w:tr>
@@ -11456,7 +12832,7 @@
         </w:tc>
         <w:tc>
           <w:tcPr>
-            <w:tcW w:type="dxa" w:w="3700"/>
+            <w:tcW w:type="dxa" w:w="3500"/>
             <w:tcBorders>
               <w:top w:val="single" w:color="BFBFBF" w:sz="4"/>
               <w:left w:val="single" w:color="BFBFBF" w:sz="4"/>
@@ -11487,7 +12863,7 @@
         </w:tc>
         <w:tc>
           <w:tcPr>
-            <w:tcW w:type="dxa" w:w="3600"/>
+            <w:tcW w:type="dxa" w:w="4900"/>
             <w:tcBorders>
               <w:top w:val="single" w:color="BFBFBF" w:sz="4"/>
               <w:left w:val="single" w:color="BFBFBF" w:sz="4"/>
@@ -11518,7 +12894,7 @@
         </w:tc>
         <w:tc>
           <w:tcPr>
-            <w:tcW w:type="dxa" w:w="1246"/>
+            <w:tcW w:type="dxa" w:w="1346"/>
             <w:tcBorders>
               <w:top w:val="single" w:color="BFBFBF" w:sz="4"/>
               <w:left w:val="single" w:color="BFBFBF" w:sz="4"/>
@@ -11545,37 +12921,6 @@
               </w:rPr>
               <w:t xml:space="preserve">ABC 1 kg</w:t>
             </w:r>
-          </w:p>
-        </w:tc>
-        <w:tc>
-          <w:tcPr>
-            <w:tcW w:type="dxa" w:w="1200"/>
-            <w:tcBorders>
-              <w:top w:val="single" w:color="BFBFBF" w:sz="4"/>
-              <w:left w:val="single" w:color="BFBFBF" w:sz="4"/>
-              <w:bottom w:val="single" w:color="BFBFBF" w:sz="4"/>
-              <w:right w:val="single" w:color="BFBFBF" w:sz="4"/>
-            </w:tcBorders>
-            <w:shd w:fill="FFF2CC" w:color="auto" w:val="clear"/>
-            <w:tcMar>
-              <w:top w:type="dxa" w:w="25"/>
-              <w:left w:type="dxa" w:w="70"/>
-              <w:bottom w:type="dxa" w:w="25"/>
-              <w:right w:type="dxa" w:w="70"/>
-            </w:tcMar>
-          </w:tcPr>
-          <w:p>
-            <w:hyperlink w:history="1" r:id="rId9jyw-u8_j1-icq7d_bsgf">
-              <w:r>
-                <w:rPr>
-                  <w:rStyle w:val="Hyperlink"/>
-                  <w:rFonts w:ascii="Arial" w:cs="Arial" w:eastAsia="Arial" w:hAnsi="Arial"/>
-                  <w:sz w:val="13"/>
-                  <w:szCs w:val="13"/>
-                </w:rPr>
-                <w:t xml:space="preserve">modelo3d.py:285</w:t>
-              </w:r>
-            </w:hyperlink>
           </w:p>
         </w:tc>
       </w:tr>
@@ -11616,7 +12961,7 @@
         </w:tc>
         <w:tc>
           <w:tcPr>
-            <w:tcW w:type="dxa" w:w="3700"/>
+            <w:tcW w:type="dxa" w:w="3500"/>
             <w:tcBorders>
               <w:top w:val="single" w:color="BFBFBF" w:sz="4"/>
               <w:left w:val="single" w:color="BFBFBF" w:sz="4"/>
@@ -11647,7 +12992,7 @@
         </w:tc>
         <w:tc>
           <w:tcPr>
-            <w:tcW w:type="dxa" w:w="3600"/>
+            <w:tcW w:type="dxa" w:w="4900"/>
             <w:tcBorders>
               <w:top w:val="single" w:color="BFBFBF" w:sz="4"/>
               <w:left w:val="single" w:color="BFBFBF" w:sz="4"/>
@@ -11678,7 +13023,7 @@
         </w:tc>
         <w:tc>
           <w:tcPr>
-            <w:tcW w:type="dxa" w:w="1246"/>
+            <w:tcW w:type="dxa" w:w="1346"/>
             <w:tcBorders>
               <w:top w:val="single" w:color="BFBFBF" w:sz="4"/>
               <w:left w:val="single" w:color="BFBFBF" w:sz="4"/>
@@ -11705,37 +13050,6 @@
               </w:rPr>
               <w:t xml:space="preserve">15 modelos</w:t>
             </w:r>
-          </w:p>
-        </w:tc>
-        <w:tc>
-          <w:tcPr>
-            <w:tcW w:type="dxa" w:w="1200"/>
-            <w:tcBorders>
-              <w:top w:val="single" w:color="BFBFBF" w:sz="4"/>
-              <w:left w:val="single" w:color="BFBFBF" w:sz="4"/>
-              <w:bottom w:val="single" w:color="BFBFBF" w:sz="4"/>
-              <w:right w:val="single" w:color="BFBFBF" w:sz="4"/>
-            </w:tcBorders>
-            <w:shd w:fill="FFF2CC" w:color="auto" w:val="clear"/>
-            <w:tcMar>
-              <w:top w:type="dxa" w:w="25"/>
-              <w:left w:type="dxa" w:w="70"/>
-              <w:bottom w:type="dxa" w:w="25"/>
-              <w:right w:type="dxa" w:w="70"/>
-            </w:tcMar>
-          </w:tcPr>
-          <w:p>
-            <w:hyperlink w:history="1" r:id="rIdpvbivl1wqz0vekuqzfqpn">
-              <w:r>
-                <w:rPr>
-                  <w:rStyle w:val="Hyperlink"/>
-                  <w:rFonts w:ascii="Arial" w:cs="Arial" w:eastAsia="Arial" w:hAnsi="Arial"/>
-                  <w:sz w:val="13"/>
-                  <w:szCs w:val="13"/>
-                </w:rPr>
-                <w:t xml:space="preserve">bom.py:243</w:t>
-              </w:r>
-            </w:hyperlink>
           </w:p>
         </w:tc>
       </w:tr>
@@ -11776,7 +13090,7 @@
         </w:tc>
         <w:tc>
           <w:tcPr>
-            <w:tcW w:type="dxa" w:w="3700"/>
+            <w:tcW w:type="dxa" w:w="3500"/>
             <w:tcBorders>
               <w:top w:val="single" w:color="BFBFBF" w:sz="4"/>
               <w:left w:val="single" w:color="BFBFBF" w:sz="4"/>
@@ -11807,7 +13121,7 @@
         </w:tc>
         <w:tc>
           <w:tcPr>
-            <w:tcW w:type="dxa" w:w="3600"/>
+            <w:tcW w:type="dxa" w:w="4900"/>
             <w:tcBorders>
               <w:top w:val="single" w:color="BFBFBF" w:sz="4"/>
               <w:left w:val="single" w:color="BFBFBF" w:sz="4"/>
@@ -11838,7 +13152,7 @@
         </w:tc>
         <w:tc>
           <w:tcPr>
-            <w:tcW w:type="dxa" w:w="1246"/>
+            <w:tcW w:type="dxa" w:w="1346"/>
             <w:tcBorders>
               <w:top w:val="single" w:color="BFBFBF" w:sz="4"/>
               <w:left w:val="single" w:color="BFBFBF" w:sz="4"/>
@@ -11865,37 +13179,6 @@
               </w:rPr>
               <w:t xml:space="preserve">13 modelos</w:t>
             </w:r>
-          </w:p>
-        </w:tc>
-        <w:tc>
-          <w:tcPr>
-            <w:tcW w:type="dxa" w:w="1200"/>
-            <w:tcBorders>
-              <w:top w:val="single" w:color="BFBFBF" w:sz="4"/>
-              <w:left w:val="single" w:color="BFBFBF" w:sz="4"/>
-              <w:bottom w:val="single" w:color="BFBFBF" w:sz="4"/>
-              <w:right w:val="single" w:color="BFBFBF" w:sz="4"/>
-            </w:tcBorders>
-            <w:shd w:fill="FFF2CC" w:color="auto" w:val="clear"/>
-            <w:tcMar>
-              <w:top w:type="dxa" w:w="25"/>
-              <w:left w:type="dxa" w:w="70"/>
-              <w:bottom w:type="dxa" w:w="25"/>
-              <w:right w:type="dxa" w:w="70"/>
-            </w:tcMar>
-          </w:tcPr>
-          <w:p>
-            <w:hyperlink w:history="1" r:id="rIdnsux5a8tojqja1bgzdqxy">
-              <w:r>
-                <w:rPr>
-                  <w:rStyle w:val="Hyperlink"/>
-                  <w:rFonts w:ascii="Arial" w:cs="Arial" w:eastAsia="Arial" w:hAnsi="Arial"/>
-                  <w:sz w:val="13"/>
-                  <w:szCs w:val="13"/>
-                </w:rPr>
-                <w:t xml:space="preserve">modelo3d.py:428</w:t>
-              </w:r>
-            </w:hyperlink>
           </w:p>
         </w:tc>
       </w:tr>
@@ -11936,7 +13219,7 @@
         </w:tc>
         <w:tc>
           <w:tcPr>
-            <w:tcW w:type="dxa" w:w="3700"/>
+            <w:tcW w:type="dxa" w:w="3500"/>
             <w:tcBorders>
               <w:top w:val="single" w:color="BFBFBF" w:sz="4"/>
               <w:left w:val="single" w:color="BFBFBF" w:sz="4"/>
@@ -11967,7 +13250,7 @@
         </w:tc>
         <w:tc>
           <w:tcPr>
-            <w:tcW w:type="dxa" w:w="3600"/>
+            <w:tcW w:type="dxa" w:w="4900"/>
             <w:tcBorders>
               <w:top w:val="single" w:color="BFBFBF" w:sz="4"/>
               <w:left w:val="single" w:color="BFBFBF" w:sz="4"/>
@@ -11998,7 +13281,7 @@
         </w:tc>
         <w:tc>
           <w:tcPr>
-            <w:tcW w:type="dxa" w:w="1246"/>
+            <w:tcW w:type="dxa" w:w="1346"/>
             <w:tcBorders>
               <w:top w:val="single" w:color="BFBFBF" w:sz="4"/>
               <w:left w:val="single" w:color="BFBFBF" w:sz="4"/>
@@ -12025,37 +13308,6 @@
               </w:rPr>
               <w:t xml:space="preserve">los 17</w:t>
             </w:r>
-          </w:p>
-        </w:tc>
-        <w:tc>
-          <w:tcPr>
-            <w:tcW w:type="dxa" w:w="1200"/>
-            <w:tcBorders>
-              <w:top w:val="single" w:color="BFBFBF" w:sz="4"/>
-              <w:left w:val="single" w:color="BFBFBF" w:sz="4"/>
-              <w:bottom w:val="single" w:color="BFBFBF" w:sz="4"/>
-              <w:right w:val="single" w:color="BFBFBF" w:sz="4"/>
-            </w:tcBorders>
-            <w:shd w:fill="FFF2CC" w:color="auto" w:val="clear"/>
-            <w:tcMar>
-              <w:top w:type="dxa" w:w="25"/>
-              <w:left w:type="dxa" w:w="70"/>
-              <w:bottom w:type="dxa" w:w="25"/>
-              <w:right w:type="dxa" w:w="70"/>
-            </w:tcMar>
-          </w:tcPr>
-          <w:p>
-            <w:hyperlink w:history="1" r:id="rId4z_40hfpj5mjftavqamw_">
-              <w:r>
-                <w:rPr>
-                  <w:rStyle w:val="Hyperlink"/>
-                  <w:rFonts w:ascii="Arial" w:cs="Arial" w:eastAsia="Arial" w:hAnsi="Arial"/>
-                  <w:sz w:val="13"/>
-                  <w:szCs w:val="13"/>
-                </w:rPr>
-                <w:t xml:space="preserve">modelo3d.py:411</w:t>
-              </w:r>
-            </w:hyperlink>
           </w:p>
         </w:tc>
       </w:tr>
@@ -12096,7 +13348,7 @@
         </w:tc>
         <w:tc>
           <w:tcPr>
-            <w:tcW w:type="dxa" w:w="3700"/>
+            <w:tcW w:type="dxa" w:w="3500"/>
             <w:tcBorders>
               <w:top w:val="single" w:color="BFBFBF" w:sz="4"/>
               <w:left w:val="single" w:color="BFBFBF" w:sz="4"/>
@@ -12127,7 +13379,7 @@
         </w:tc>
         <w:tc>
           <w:tcPr>
-            <w:tcW w:type="dxa" w:w="3600"/>
+            <w:tcW w:type="dxa" w:w="4900"/>
             <w:tcBorders>
               <w:top w:val="single" w:color="BFBFBF" w:sz="4"/>
               <w:left w:val="single" w:color="BFBFBF" w:sz="4"/>
@@ -12158,7 +13410,7 @@
         </w:tc>
         <w:tc>
           <w:tcPr>
-            <w:tcW w:type="dxa" w:w="1246"/>
+            <w:tcW w:type="dxa" w:w="1346"/>
             <w:tcBorders>
               <w:top w:val="single" w:color="BFBFBF" w:sz="4"/>
               <w:left w:val="single" w:color="BFBFBF" w:sz="4"/>
@@ -12185,37 +13437,6 @@
               </w:rPr>
               <w:t xml:space="preserve">13 modelos</w:t>
             </w:r>
-          </w:p>
-        </w:tc>
-        <w:tc>
-          <w:tcPr>
-            <w:tcW w:type="dxa" w:w="1200"/>
-            <w:tcBorders>
-              <w:top w:val="single" w:color="BFBFBF" w:sz="4"/>
-              <w:left w:val="single" w:color="BFBFBF" w:sz="4"/>
-              <w:bottom w:val="single" w:color="BFBFBF" w:sz="4"/>
-              <w:right w:val="single" w:color="BFBFBF" w:sz="4"/>
-            </w:tcBorders>
-            <w:shd w:fill="FFF2CC" w:color="auto" w:val="clear"/>
-            <w:tcMar>
-              <w:top w:type="dxa" w:w="25"/>
-              <w:left w:type="dxa" w:w="70"/>
-              <w:bottom w:type="dxa" w:w="25"/>
-              <w:right w:type="dxa" w:w="70"/>
-            </w:tcMar>
-          </w:tcPr>
-          <w:p>
-            <w:hyperlink w:history="1" r:id="rIdmjn9soksee9kw0n_ftzlp">
-              <w:r>
-                <w:rPr>
-                  <w:rStyle w:val="Hyperlink"/>
-                  <w:rFonts w:ascii="Arial" w:cs="Arial" w:eastAsia="Arial" w:hAnsi="Arial"/>
-                  <w:sz w:val="13"/>
-                  <w:szCs w:val="13"/>
-                </w:rPr>
-                <w:t xml:space="preserve">modelo3d.py:422</w:t>
-              </w:r>
-            </w:hyperlink>
           </w:p>
         </w:tc>
       </w:tr>
@@ -12256,7 +13477,7 @@
         </w:tc>
         <w:tc>
           <w:tcPr>
-            <w:tcW w:type="dxa" w:w="3700"/>
+            <w:tcW w:type="dxa" w:w="3500"/>
             <w:tcBorders>
               <w:top w:val="single" w:color="BFBFBF" w:sz="4"/>
               <w:left w:val="single" w:color="BFBFBF" w:sz="4"/>
@@ -12287,7 +13508,7 @@
         </w:tc>
         <w:tc>
           <w:tcPr>
-            <w:tcW w:type="dxa" w:w="3600"/>
+            <w:tcW w:type="dxa" w:w="4900"/>
             <w:tcBorders>
               <w:top w:val="single" w:color="BFBFBF" w:sz="4"/>
               <w:left w:val="single" w:color="BFBFBF" w:sz="4"/>
@@ -12318,7 +13539,7 @@
         </w:tc>
         <w:tc>
           <w:tcPr>
-            <w:tcW w:type="dxa" w:w="1246"/>
+            <w:tcW w:type="dxa" w:w="1346"/>
             <w:tcBorders>
               <w:top w:val="single" w:color="BFBFBF" w:sz="4"/>
               <w:left w:val="single" w:color="BFBFBF" w:sz="4"/>
@@ -12345,37 +13566,6 @@
               </w:rPr>
               <w:t xml:space="preserve">ABC 1 kg</w:t>
             </w:r>
-          </w:p>
-        </w:tc>
-        <w:tc>
-          <w:tcPr>
-            <w:tcW w:type="dxa" w:w="1200"/>
-            <w:tcBorders>
-              <w:top w:val="single" w:color="BFBFBF" w:sz="4"/>
-              <w:left w:val="single" w:color="BFBFBF" w:sz="4"/>
-              <w:bottom w:val="single" w:color="BFBFBF" w:sz="4"/>
-              <w:right w:val="single" w:color="BFBFBF" w:sz="4"/>
-            </w:tcBorders>
-            <w:shd w:fill="FFF2CC" w:color="auto" w:val="clear"/>
-            <w:tcMar>
-              <w:top w:type="dxa" w:w="25"/>
-              <w:left w:type="dxa" w:w="70"/>
-              <w:bottom w:type="dxa" w:w="25"/>
-              <w:right w:type="dxa" w:w="70"/>
-            </w:tcMar>
-          </w:tcPr>
-          <w:p>
-            <w:hyperlink w:history="1" r:id="rIdcqnxmwbsh0ulkw8qh8gr6">
-              <w:r>
-                <w:rPr>
-                  <w:rStyle w:val="Hyperlink"/>
-                  <w:rFonts w:ascii="Arial" w:cs="Arial" w:eastAsia="Arial" w:hAnsi="Arial"/>
-                  <w:sz w:val="13"/>
-                  <w:szCs w:val="13"/>
-                </w:rPr>
-                <w:t xml:space="preserve">modelo3d.py:496</w:t>
-              </w:r>
-            </w:hyperlink>
           </w:p>
         </w:tc>
       </w:tr>
@@ -12416,7 +13606,7 @@
         </w:tc>
         <w:tc>
           <w:tcPr>
-            <w:tcW w:type="dxa" w:w="3700"/>
+            <w:tcW w:type="dxa" w:w="3500"/>
             <w:tcBorders>
               <w:top w:val="single" w:color="BFBFBF" w:sz="4"/>
               <w:left w:val="single" w:color="BFBFBF" w:sz="4"/>
@@ -12447,7 +13637,7 @@
         </w:tc>
         <w:tc>
           <w:tcPr>
-            <w:tcW w:type="dxa" w:w="3600"/>
+            <w:tcW w:type="dxa" w:w="4900"/>
             <w:tcBorders>
               <w:top w:val="single" w:color="BFBFBF" w:sz="4"/>
               <w:left w:val="single" w:color="BFBFBF" w:sz="4"/>
@@ -12478,7 +13668,7 @@
         </w:tc>
         <w:tc>
           <w:tcPr>
-            <w:tcW w:type="dxa" w:w="1246"/>
+            <w:tcW w:type="dxa" w:w="1346"/>
             <w:tcBorders>
               <w:top w:val="single" w:color="BFBFBF" w:sz="4"/>
               <w:left w:val="single" w:color="BFBFBF" w:sz="4"/>
@@ -12505,37 +13695,6 @@
               </w:rPr>
               <w:t xml:space="preserve">los 17</w:t>
             </w:r>
-          </w:p>
-        </w:tc>
-        <w:tc>
-          <w:tcPr>
-            <w:tcW w:type="dxa" w:w="1200"/>
-            <w:tcBorders>
-              <w:top w:val="single" w:color="BFBFBF" w:sz="4"/>
-              <w:left w:val="single" w:color="BFBFBF" w:sz="4"/>
-              <w:bottom w:val="single" w:color="BFBFBF" w:sz="4"/>
-              <w:right w:val="single" w:color="BFBFBF" w:sz="4"/>
-            </w:tcBorders>
-            <w:shd w:fill="FFF2CC" w:color="auto" w:val="clear"/>
-            <w:tcMar>
-              <w:top w:type="dxa" w:w="25"/>
-              <w:left w:type="dxa" w:w="70"/>
-              <w:bottom w:type="dxa" w:w="25"/>
-              <w:right w:type="dxa" w:w="70"/>
-            </w:tcMar>
-          </w:tcPr>
-          <w:p>
-            <w:hyperlink w:history="1" r:id="rIdieeujwuljmyyrdhptkrjo">
-              <w:r>
-                <w:rPr>
-                  <w:rStyle w:val="Hyperlink"/>
-                  <w:rFonts w:ascii="Arial" w:cs="Arial" w:eastAsia="Arial" w:hAnsi="Arial"/>
-                  <w:sz w:val="13"/>
-                  <w:szCs w:val="13"/>
-                </w:rPr>
-                <w:t xml:space="preserve">modelo3d.py:1007</w:t>
-              </w:r>
-            </w:hyperlink>
           </w:p>
         </w:tc>
       </w:tr>
@@ -12576,7 +13735,7 @@
         </w:tc>
         <w:tc>
           <w:tcPr>
-            <w:tcW w:type="dxa" w:w="3700"/>
+            <w:tcW w:type="dxa" w:w="3500"/>
             <w:tcBorders>
               <w:top w:val="single" w:color="BFBFBF" w:sz="4"/>
               <w:left w:val="single" w:color="BFBFBF" w:sz="4"/>
@@ -12607,7 +13766,7 @@
         </w:tc>
         <w:tc>
           <w:tcPr>
-            <w:tcW w:type="dxa" w:w="3600"/>
+            <w:tcW w:type="dxa" w:w="4900"/>
             <w:tcBorders>
               <w:top w:val="single" w:color="BFBFBF" w:sz="4"/>
               <w:left w:val="single" w:color="BFBFBF" w:sz="4"/>
@@ -12638,7 +13797,7 @@
         </w:tc>
         <w:tc>
           <w:tcPr>
-            <w:tcW w:type="dxa" w:w="1246"/>
+            <w:tcW w:type="dxa" w:w="1346"/>
             <w:tcBorders>
               <w:top w:val="single" w:color="BFBFBF" w:sz="4"/>
               <w:left w:val="single" w:color="BFBFBF" w:sz="4"/>
@@ -12665,37 +13824,6 @@
               </w:rPr>
               <w:t xml:space="preserve">12 modelos</w:t>
             </w:r>
-          </w:p>
-        </w:tc>
-        <w:tc>
-          <w:tcPr>
-            <w:tcW w:type="dxa" w:w="1200"/>
-            <w:tcBorders>
-              <w:top w:val="single" w:color="BFBFBF" w:sz="4"/>
-              <w:left w:val="single" w:color="BFBFBF" w:sz="4"/>
-              <w:bottom w:val="single" w:color="BFBFBF" w:sz="4"/>
-              <w:right w:val="single" w:color="BFBFBF" w:sz="4"/>
-            </w:tcBorders>
-            <w:shd w:fill="FFF2CC" w:color="auto" w:val="clear"/>
-            <w:tcMar>
-              <w:top w:type="dxa" w:w="25"/>
-              <w:left w:type="dxa" w:w="70"/>
-              <w:bottom w:type="dxa" w:w="25"/>
-              <w:right w:type="dxa" w:w="70"/>
-            </w:tcMar>
-          </w:tcPr>
-          <w:p>
-            <w:hyperlink w:history="1" r:id="rId-xjrl_iucnaikpqsniy1c">
-              <w:r>
-                <w:rPr>
-                  <w:rStyle w:val="Hyperlink"/>
-                  <w:rFonts w:ascii="Arial" w:cs="Arial" w:eastAsia="Arial" w:hAnsi="Arial"/>
-                  <w:sz w:val="13"/>
-                  <w:szCs w:val="13"/>
-                </w:rPr>
-                <w:t xml:space="preserve">modelo3d.py:289</w:t>
-              </w:r>
-            </w:hyperlink>
           </w:p>
         </w:tc>
       </w:tr>
@@ -12736,7 +13864,7 @@
         </w:tc>
         <w:tc>
           <w:tcPr>
-            <w:tcW w:type="dxa" w:w="3700"/>
+            <w:tcW w:type="dxa" w:w="3500"/>
             <w:tcBorders>
               <w:top w:val="single" w:color="BFBFBF" w:sz="4"/>
               <w:left w:val="single" w:color="BFBFBF" w:sz="4"/>
@@ -12767,7 +13895,7 @@
         </w:tc>
         <w:tc>
           <w:tcPr>
-            <w:tcW w:type="dxa" w:w="3600"/>
+            <w:tcW w:type="dxa" w:w="4900"/>
             <w:tcBorders>
               <w:top w:val="single" w:color="BFBFBF" w:sz="4"/>
               <w:left w:val="single" w:color="BFBFBF" w:sz="4"/>
@@ -12798,7 +13926,7 @@
         </w:tc>
         <w:tc>
           <w:tcPr>
-            <w:tcW w:type="dxa" w:w="1246"/>
+            <w:tcW w:type="dxa" w:w="1346"/>
             <w:tcBorders>
               <w:top w:val="single" w:color="BFBFBF" w:sz="4"/>
               <w:left w:val="single" w:color="BFBFBF" w:sz="4"/>
@@ -12825,37 +13953,6 @@
               </w:rPr>
               <w:t xml:space="preserve">AFFF 10 l, Agua 10 l, Sales K 6 l</w:t>
             </w:r>
-          </w:p>
-        </w:tc>
-        <w:tc>
-          <w:tcPr>
-            <w:tcW w:type="dxa" w:w="1200"/>
-            <w:tcBorders>
-              <w:top w:val="single" w:color="BFBFBF" w:sz="4"/>
-              <w:left w:val="single" w:color="BFBFBF" w:sz="4"/>
-              <w:bottom w:val="single" w:color="BFBFBF" w:sz="4"/>
-              <w:right w:val="single" w:color="BFBFBF" w:sz="4"/>
-            </w:tcBorders>
-            <w:shd w:fill="FFF2CC" w:color="auto" w:val="clear"/>
-            <w:tcMar>
-              <w:top w:type="dxa" w:w="25"/>
-              <w:left w:type="dxa" w:w="70"/>
-              <w:bottom w:type="dxa" w:w="25"/>
-              <w:right w:type="dxa" w:w="70"/>
-            </w:tcMar>
-          </w:tcPr>
-          <w:p>
-            <w:hyperlink w:history="1" r:id="rIdtxeq_xgfx5wwfiqvpzbhu">
-              <w:r>
-                <w:rPr>
-                  <w:rStyle w:val="Hyperlink"/>
-                  <w:rFonts w:ascii="Arial" w:cs="Arial" w:eastAsia="Arial" w:hAnsi="Arial"/>
-                  <w:sz w:val="13"/>
-                  <w:szCs w:val="13"/>
-                </w:rPr>
-                <w:t xml:space="preserve">catalogo.py:120</w:t>
-              </w:r>
-            </w:hyperlink>
           </w:p>
         </w:tc>
       </w:tr>
@@ -12896,7 +13993,7 @@
         </w:tc>
         <w:tc>
           <w:tcPr>
-            <w:tcW w:type="dxa" w:w="3700"/>
+            <w:tcW w:type="dxa" w:w="3500"/>
             <w:tcBorders>
               <w:top w:val="single" w:color="BFBFBF" w:sz="4"/>
               <w:left w:val="single" w:color="BFBFBF" w:sz="4"/>
@@ -12927,7 +14024,7 @@
         </w:tc>
         <w:tc>
           <w:tcPr>
-            <w:tcW w:type="dxa" w:w="3600"/>
+            <w:tcW w:type="dxa" w:w="4900"/>
             <w:tcBorders>
               <w:top w:val="single" w:color="BFBFBF" w:sz="4"/>
               <w:left w:val="single" w:color="BFBFBF" w:sz="4"/>
@@ -12958,7 +14055,7 @@
         </w:tc>
         <w:tc>
           <w:tcPr>
-            <w:tcW w:type="dxa" w:w="1246"/>
+            <w:tcW w:type="dxa" w:w="1346"/>
             <w:tcBorders>
               <w:top w:val="single" w:color="BFBFBF" w:sz="4"/>
               <w:left w:val="single" w:color="BFBFBF" w:sz="4"/>
@@ -12985,37 +14082,6 @@
               </w:rPr>
               <w:t xml:space="preserve">AFFF 10 l, Agua 10 l, Sales K 6 l</w:t>
             </w:r>
-          </w:p>
-        </w:tc>
-        <w:tc>
-          <w:tcPr>
-            <w:tcW w:type="dxa" w:w="1200"/>
-            <w:tcBorders>
-              <w:top w:val="single" w:color="BFBFBF" w:sz="4"/>
-              <w:left w:val="single" w:color="BFBFBF" w:sz="4"/>
-              <w:bottom w:val="single" w:color="BFBFBF" w:sz="4"/>
-              <w:right w:val="single" w:color="BFBFBF" w:sz="4"/>
-            </w:tcBorders>
-            <w:shd w:fill="FFF2CC" w:color="auto" w:val="clear"/>
-            <w:tcMar>
-              <w:top w:type="dxa" w:w="25"/>
-              <w:left w:type="dxa" w:w="70"/>
-              <w:bottom w:type="dxa" w:w="25"/>
-              <w:right w:type="dxa" w:w="70"/>
-            </w:tcMar>
-          </w:tcPr>
-          <w:p>
-            <w:hyperlink w:history="1" r:id="rId0nt3p3pbw0ezbumpdc8dc">
-              <w:r>
-                <w:rPr>
-                  <w:rStyle w:val="Hyperlink"/>
-                  <w:rFonts w:ascii="Arial" w:cs="Arial" w:eastAsia="Arial" w:hAnsi="Arial"/>
-                  <w:sz w:val="13"/>
-                  <w:szCs w:val="13"/>
-                </w:rPr>
-                <w:t xml:space="preserve">catalogo.py:81</w:t>
-              </w:r>
-            </w:hyperlink>
           </w:p>
         </w:tc>
       </w:tr>
@@ -13056,7 +14122,7 @@
         </w:tc>
         <w:tc>
           <w:tcPr>
-            <w:tcW w:type="dxa" w:w="3700"/>
+            <w:tcW w:type="dxa" w:w="3500"/>
             <w:tcBorders>
               <w:top w:val="single" w:color="BFBFBF" w:sz="4"/>
               <w:left w:val="single" w:color="BFBFBF" w:sz="4"/>
@@ -13087,7 +14153,7 @@
         </w:tc>
         <w:tc>
           <w:tcPr>
-            <w:tcW w:type="dxa" w:w="3600"/>
+            <w:tcW w:type="dxa" w:w="4900"/>
             <w:tcBorders>
               <w:top w:val="single" w:color="BFBFBF" w:sz="4"/>
               <w:left w:val="single" w:color="BFBFBF" w:sz="4"/>
@@ -13118,7 +14184,7 @@
         </w:tc>
         <w:tc>
           <w:tcPr>
-            <w:tcW w:type="dxa" w:w="1246"/>
+            <w:tcW w:type="dxa" w:w="1346"/>
             <w:tcBorders>
               <w:top w:val="single" w:color="BFBFBF" w:sz="4"/>
               <w:left w:val="single" w:color="BFBFBF" w:sz="4"/>
@@ -13145,37 +14211,6 @@
               </w:rPr>
               <w:t xml:space="preserve">AFFF 10 l, Agua 10 l, Sales K 6 l</w:t>
             </w:r>
-          </w:p>
-        </w:tc>
-        <w:tc>
-          <w:tcPr>
-            <w:tcW w:type="dxa" w:w="1200"/>
-            <w:tcBorders>
-              <w:top w:val="single" w:color="BFBFBF" w:sz="4"/>
-              <w:left w:val="single" w:color="BFBFBF" w:sz="4"/>
-              <w:bottom w:val="single" w:color="BFBFBF" w:sz="4"/>
-              <w:right w:val="single" w:color="BFBFBF" w:sz="4"/>
-            </w:tcBorders>
-            <w:shd w:fill="FFF2CC" w:color="auto" w:val="clear"/>
-            <w:tcMar>
-              <w:top w:type="dxa" w:w="25"/>
-              <w:left w:type="dxa" w:w="70"/>
-              <w:bottom w:type="dxa" w:w="25"/>
-              <w:right w:type="dxa" w:w="70"/>
-            </w:tcMar>
-          </w:tcPr>
-          <w:p>
-            <w:hyperlink w:history="1" r:id="rIdln-lmy7dv28ze0f3bobbf">
-              <w:r>
-                <w:rPr>
-                  <w:rStyle w:val="Hyperlink"/>
-                  <w:rFonts w:ascii="Arial" w:cs="Arial" w:eastAsia="Arial" w:hAnsi="Arial"/>
-                  <w:sz w:val="13"/>
-                  <w:szCs w:val="13"/>
-                </w:rPr>
-                <w:t xml:space="preserve">modelo3d.py:449</w:t>
-              </w:r>
-            </w:hyperlink>
           </w:p>
         </w:tc>
       </w:tr>
@@ -13216,7 +14251,7 @@
         </w:tc>
         <w:tc>
           <w:tcPr>
-            <w:tcW w:type="dxa" w:w="3700"/>
+            <w:tcW w:type="dxa" w:w="3500"/>
             <w:tcBorders>
               <w:top w:val="single" w:color="BFBFBF" w:sz="4"/>
               <w:left w:val="single" w:color="BFBFBF" w:sz="4"/>
@@ -13247,7 +14282,7 @@
         </w:tc>
         <w:tc>
           <w:tcPr>
-            <w:tcW w:type="dxa" w:w="3600"/>
+            <w:tcW w:type="dxa" w:w="4900"/>
             <w:tcBorders>
               <w:top w:val="single" w:color="BFBFBF" w:sz="4"/>
               <w:left w:val="single" w:color="BFBFBF" w:sz="4"/>
@@ -13278,7 +14313,7 @@
         </w:tc>
         <w:tc>
           <w:tcPr>
-            <w:tcW w:type="dxa" w:w="1246"/>
+            <w:tcW w:type="dxa" w:w="1346"/>
             <w:tcBorders>
               <w:top w:val="single" w:color="BFBFBF" w:sz="4"/>
               <w:left w:val="single" w:color="BFBFBF" w:sz="4"/>
@@ -13305,37 +14340,6 @@
               </w:rPr>
               <w:t xml:space="preserve">10 modelos</w:t>
             </w:r>
-          </w:p>
-        </w:tc>
-        <w:tc>
-          <w:tcPr>
-            <w:tcW w:type="dxa" w:w="1200"/>
-            <w:tcBorders>
-              <w:top w:val="single" w:color="BFBFBF" w:sz="4"/>
-              <w:left w:val="single" w:color="BFBFBF" w:sz="4"/>
-              <w:bottom w:val="single" w:color="BFBFBF" w:sz="4"/>
-              <w:right w:val="single" w:color="BFBFBF" w:sz="4"/>
-            </w:tcBorders>
-            <w:shd w:fill="FFF2CC" w:color="auto" w:val="clear"/>
-            <w:tcMar>
-              <w:top w:type="dxa" w:w="25"/>
-              <w:left w:type="dxa" w:w="70"/>
-              <w:bottom w:type="dxa" w:w="25"/>
-              <w:right w:type="dxa" w:w="70"/>
-            </w:tcMar>
-          </w:tcPr>
-          <w:p>
-            <w:hyperlink w:history="1" r:id="rIdj4krfzopuah7qmkdbq4_4">
-              <w:r>
-                <w:rPr>
-                  <w:rStyle w:val="Hyperlink"/>
-                  <w:rFonts w:ascii="Arial" w:cs="Arial" w:eastAsia="Arial" w:hAnsi="Arial"/>
-                  <w:sz w:val="13"/>
-                  <w:szCs w:val="13"/>
-                </w:rPr>
-                <w:t xml:space="preserve">modelo3d.py:527</w:t>
-              </w:r>
-            </w:hyperlink>
           </w:p>
         </w:tc>
       </w:tr>
@@ -13376,7 +14380,7 @@
         </w:tc>
         <w:tc>
           <w:tcPr>
-            <w:tcW w:type="dxa" w:w="3700"/>
+            <w:tcW w:type="dxa" w:w="3500"/>
             <w:tcBorders>
               <w:top w:val="single" w:color="BFBFBF" w:sz="4"/>
               <w:left w:val="single" w:color="BFBFBF" w:sz="4"/>
@@ -13407,7 +14411,7 @@
         </w:tc>
         <w:tc>
           <w:tcPr>
-            <w:tcW w:type="dxa" w:w="3600"/>
+            <w:tcW w:type="dxa" w:w="4900"/>
             <w:tcBorders>
               <w:top w:val="single" w:color="BFBFBF" w:sz="4"/>
               <w:left w:val="single" w:color="BFBFBF" w:sz="4"/>
@@ -13438,7 +14442,7 @@
         </w:tc>
         <w:tc>
           <w:tcPr>
-            <w:tcW w:type="dxa" w:w="1246"/>
+            <w:tcW w:type="dxa" w:w="1346"/>
             <w:tcBorders>
               <w:top w:val="single" w:color="BFBFBF" w:sz="4"/>
               <w:left w:val="single" w:color="BFBFBF" w:sz="4"/>
@@ -13465,37 +14469,6 @@
               </w:rPr>
               <w:t xml:space="preserve">5 modelos</w:t>
             </w:r>
-          </w:p>
-        </w:tc>
-        <w:tc>
-          <w:tcPr>
-            <w:tcW w:type="dxa" w:w="1200"/>
-            <w:tcBorders>
-              <w:top w:val="single" w:color="BFBFBF" w:sz="4"/>
-              <w:left w:val="single" w:color="BFBFBF" w:sz="4"/>
-              <w:bottom w:val="single" w:color="BFBFBF" w:sz="4"/>
-              <w:right w:val="single" w:color="BFBFBF" w:sz="4"/>
-            </w:tcBorders>
-            <w:shd w:fill="FFF2CC" w:color="auto" w:val="clear"/>
-            <w:tcMar>
-              <w:top w:type="dxa" w:w="25"/>
-              <w:left w:type="dxa" w:w="70"/>
-              <w:bottom w:type="dxa" w:w="25"/>
-              <w:right w:type="dxa" w:w="70"/>
-            </w:tcMar>
-          </w:tcPr>
-          <w:p>
-            <w:hyperlink w:history="1" r:id="rId9vfpvz0ch7gpfdswqys3x">
-              <w:r>
-                <w:rPr>
-                  <w:rStyle w:val="Hyperlink"/>
-                  <w:rFonts w:ascii="Arial" w:cs="Arial" w:eastAsia="Arial" w:hAnsi="Arial"/>
-                  <w:sz w:val="13"/>
-                  <w:szCs w:val="13"/>
-                </w:rPr>
-                <w:t xml:space="preserve">modelo3d.py:462</w:t>
-              </w:r>
-            </w:hyperlink>
           </w:p>
         </w:tc>
       </w:tr>
@@ -13536,7 +14509,7 @@
         </w:tc>
         <w:tc>
           <w:tcPr>
-            <w:tcW w:type="dxa" w:w="3700"/>
+            <w:tcW w:type="dxa" w:w="3500"/>
             <w:tcBorders>
               <w:top w:val="single" w:color="BFBFBF" w:sz="4"/>
               <w:left w:val="single" w:color="BFBFBF" w:sz="4"/>
@@ -13567,7 +14540,7 @@
         </w:tc>
         <w:tc>
           <w:tcPr>
-            <w:tcW w:type="dxa" w:w="3600"/>
+            <w:tcW w:type="dxa" w:w="4900"/>
             <w:tcBorders>
               <w:top w:val="single" w:color="BFBFBF" w:sz="4"/>
               <w:left w:val="single" w:color="BFBFBF" w:sz="4"/>
@@ -13598,7 +14571,7 @@
         </w:tc>
         <w:tc>
           <w:tcPr>
-            <w:tcW w:type="dxa" w:w="1246"/>
+            <w:tcW w:type="dxa" w:w="1346"/>
             <w:tcBorders>
               <w:top w:val="single" w:color="BFBFBF" w:sz="4"/>
               <w:left w:val="single" w:color="BFBFBF" w:sz="4"/>
@@ -13625,37 +14598,6 @@
               </w:rPr>
               <w:t xml:space="preserve">6 modelos</w:t>
             </w:r>
-          </w:p>
-        </w:tc>
-        <w:tc>
-          <w:tcPr>
-            <w:tcW w:type="dxa" w:w="1200"/>
-            <w:tcBorders>
-              <w:top w:val="single" w:color="BFBFBF" w:sz="4"/>
-              <w:left w:val="single" w:color="BFBFBF" w:sz="4"/>
-              <w:bottom w:val="single" w:color="BFBFBF" w:sz="4"/>
-              <w:right w:val="single" w:color="BFBFBF" w:sz="4"/>
-            </w:tcBorders>
-            <w:shd w:fill="FFF2CC" w:color="auto" w:val="clear"/>
-            <w:tcMar>
-              <w:top w:type="dxa" w:w="25"/>
-              <w:left w:type="dxa" w:w="70"/>
-              <w:bottom w:type="dxa" w:w="25"/>
-              <w:right w:type="dxa" w:w="70"/>
-            </w:tcMar>
-          </w:tcPr>
-          <w:p>
-            <w:hyperlink w:history="1" r:id="rIdtfwxru9fm14anvyaaxrom">
-              <w:r>
-                <w:rPr>
-                  <w:rStyle w:val="Hyperlink"/>
-                  <w:rFonts w:ascii="Arial" w:cs="Arial" w:eastAsia="Arial" w:hAnsi="Arial"/>
-                  <w:sz w:val="13"/>
-                  <w:szCs w:val="13"/>
-                </w:rPr>
-                <w:t xml:space="preserve">modelo3d.py:463</w:t>
-              </w:r>
-            </w:hyperlink>
           </w:p>
         </w:tc>
       </w:tr>
@@ -13696,7 +14638,7 @@
         </w:tc>
         <w:tc>
           <w:tcPr>
-            <w:tcW w:type="dxa" w:w="3700"/>
+            <w:tcW w:type="dxa" w:w="3500"/>
             <w:tcBorders>
               <w:top w:val="single" w:color="BFBFBF" w:sz="4"/>
               <w:left w:val="single" w:color="BFBFBF" w:sz="4"/>
@@ -13727,7 +14669,7 @@
         </w:tc>
         <w:tc>
           <w:tcPr>
-            <w:tcW w:type="dxa" w:w="3600"/>
+            <w:tcW w:type="dxa" w:w="4900"/>
             <w:tcBorders>
               <w:top w:val="single" w:color="BFBFBF" w:sz="4"/>
               <w:left w:val="single" w:color="BFBFBF" w:sz="4"/>
@@ -13758,7 +14700,7 @@
         </w:tc>
         <w:tc>
           <w:tcPr>
-            <w:tcW w:type="dxa" w:w="1246"/>
+            <w:tcW w:type="dxa" w:w="1346"/>
             <w:tcBorders>
               <w:top w:val="single" w:color="BFBFBF" w:sz="4"/>
               <w:left w:val="single" w:color="BFBFBF" w:sz="4"/>
@@ -13785,37 +14727,6 @@
               </w:rPr>
               <w:t xml:space="preserve">5 modelos</w:t>
             </w:r>
-          </w:p>
-        </w:tc>
-        <w:tc>
-          <w:tcPr>
-            <w:tcW w:type="dxa" w:w="1200"/>
-            <w:tcBorders>
-              <w:top w:val="single" w:color="BFBFBF" w:sz="4"/>
-              <w:left w:val="single" w:color="BFBFBF" w:sz="4"/>
-              <w:bottom w:val="single" w:color="BFBFBF" w:sz="4"/>
-              <w:right w:val="single" w:color="BFBFBF" w:sz="4"/>
-            </w:tcBorders>
-            <w:shd w:fill="FFF2CC" w:color="auto" w:val="clear"/>
-            <w:tcMar>
-              <w:top w:type="dxa" w:w="25"/>
-              <w:left w:type="dxa" w:w="70"/>
-              <w:bottom w:type="dxa" w:w="25"/>
-              <w:right w:type="dxa" w:w="70"/>
-            </w:tcMar>
-          </w:tcPr>
-          <w:p>
-            <w:hyperlink w:history="1" r:id="rIdrzr3txgg9fr6ot3n__9gi">
-              <w:r>
-                <w:rPr>
-                  <w:rStyle w:val="Hyperlink"/>
-                  <w:rFonts w:ascii="Arial" w:cs="Arial" w:eastAsia="Arial" w:hAnsi="Arial"/>
-                  <w:sz w:val="13"/>
-                  <w:szCs w:val="13"/>
-                </w:rPr>
-                <w:t xml:space="preserve">modelo3d.py:579</w:t>
-              </w:r>
-            </w:hyperlink>
           </w:p>
         </w:tc>
       </w:tr>
@@ -13856,7 +14767,7 @@
         </w:tc>
         <w:tc>
           <w:tcPr>
-            <w:tcW w:type="dxa" w:w="3700"/>
+            <w:tcW w:type="dxa" w:w="3500"/>
             <w:tcBorders>
               <w:top w:val="single" w:color="BFBFBF" w:sz="4"/>
               <w:left w:val="single" w:color="BFBFBF" w:sz="4"/>
@@ -13881,13 +14792,13 @@
                 <w:sz w:val="14"/>
                 <w:szCs w:val="14"/>
               </w:rPr>
-              <w:t xml:space="preserve">Neumático macizo: Ø interior del macizo; Rueda con cubierta neumática: Ø interior del macizo</w:t>
-            </w:r>
-          </w:p>
-        </w:tc>
-        <w:tc>
-          <w:tcPr>
-            <w:tcW w:type="dxa" w:w="3600"/>
+              <w:t xml:space="preserve">Neumático macizo: Ø interior del macizo; Llanta con cubo: Ø de la llanta</w:t>
+            </w:r>
+          </w:p>
+        </w:tc>
+        <w:tc>
+          <w:tcPr>
+            <w:tcW w:type="dxa" w:w="4900"/>
             <w:tcBorders>
               <w:top w:val="single" w:color="BFBFBF" w:sz="4"/>
               <w:left w:val="single" w:color="BFBFBF" w:sz="4"/>
@@ -13918,7 +14829,7 @@
         </w:tc>
         <w:tc>
           <w:tcPr>
-            <w:tcW w:type="dxa" w:w="1246"/>
+            <w:tcW w:type="dxa" w:w="1346"/>
             <w:tcBorders>
               <w:top w:val="single" w:color="BFBFBF" w:sz="4"/>
               <w:left w:val="single" w:color="BFBFBF" w:sz="4"/>
@@ -13945,37 +14856,6 @@
               </w:rPr>
               <w:t xml:space="preserve">5 modelos</w:t>
             </w:r>
-          </w:p>
-        </w:tc>
-        <w:tc>
-          <w:tcPr>
-            <w:tcW w:type="dxa" w:w="1200"/>
-            <w:tcBorders>
-              <w:top w:val="single" w:color="BFBFBF" w:sz="4"/>
-              <w:left w:val="single" w:color="BFBFBF" w:sz="4"/>
-              <w:bottom w:val="single" w:color="BFBFBF" w:sz="4"/>
-              <w:right w:val="single" w:color="BFBFBF" w:sz="4"/>
-            </w:tcBorders>
-            <w:shd w:fill="FFF2CC" w:color="auto" w:val="clear"/>
-            <w:tcMar>
-              <w:top w:type="dxa" w:w="25"/>
-              <w:left w:type="dxa" w:w="70"/>
-              <w:bottom w:type="dxa" w:w="25"/>
-              <w:right w:type="dxa" w:w="70"/>
-            </w:tcMar>
-          </w:tcPr>
-          <w:p>
-            <w:hyperlink w:history="1" r:id="rId0gznhepsu7gxheez_wssy">
-              <w:r>
-                <w:rPr>
-                  <w:rStyle w:val="Hyperlink"/>
-                  <w:rFonts w:ascii="Arial" w:cs="Arial" w:eastAsia="Arial" w:hAnsi="Arial"/>
-                  <w:sz w:val="13"/>
-                  <w:szCs w:val="13"/>
-                </w:rPr>
-                <w:t xml:space="preserve">modelo3d.py:659</w:t>
-              </w:r>
-            </w:hyperlink>
           </w:p>
         </w:tc>
       </w:tr>
@@ -14016,7 +14896,7 @@
         </w:tc>
         <w:tc>
           <w:tcPr>
-            <w:tcW w:type="dxa" w:w="3700"/>
+            <w:tcW w:type="dxa" w:w="3500"/>
             <w:tcBorders>
               <w:top w:val="single" w:color="BFBFBF" w:sz="4"/>
               <w:left w:val="single" w:color="BFBFBF" w:sz="4"/>
@@ -14041,13 +14921,13 @@
                 <w:sz w:val="14"/>
                 <w:szCs w:val="14"/>
               </w:rPr>
-              <w:t xml:space="preserve">Llanta con cubo: Ø de la llanta</w:t>
-            </w:r>
-          </w:p>
-        </w:tc>
-        <w:tc>
-          <w:tcPr>
-            <w:tcW w:type="dxa" w:w="3600"/>
+              <w:t xml:space="preserve">Llanta con cubo: Espesor aro / disco</w:t>
+            </w:r>
+          </w:p>
+        </w:tc>
+        <w:tc>
+          <w:tcPr>
+            <w:tcW w:type="dxa" w:w="4900"/>
             <w:tcBorders>
               <w:top w:val="single" w:color="BFBFBF" w:sz="4"/>
               <w:left w:val="single" w:color="BFBFBF" w:sz="4"/>
@@ -14072,13 +14952,13 @@
                 <w:sz w:val="14"/>
                 <w:szCs w:val="14"/>
               </w:rPr>
-              <w:t xml:space="preserve">0,72 × Ø rueda</w:t>
-            </w:r>
-          </w:p>
-        </w:tc>
-        <w:tc>
-          <w:tcPr>
-            <w:tcW w:type="dxa" w:w="1246"/>
+              <w:t xml:space="preserve">Chapa estampada; ajustado a la masa de los planos Fadesa</w:t>
+            </w:r>
+          </w:p>
+        </w:tc>
+        <w:tc>
+          <w:tcPr>
+            <w:tcW w:type="dxa" w:w="1346"/>
             <w:tcBorders>
               <w:top w:val="single" w:color="BFBFBF" w:sz="4"/>
               <w:left w:val="single" w:color="BFBFBF" w:sz="4"/>
@@ -14105,37 +14985,6 @@
               </w:rPr>
               <w:t xml:space="preserve">5 modelos</w:t>
             </w:r>
-          </w:p>
-        </w:tc>
-        <w:tc>
-          <w:tcPr>
-            <w:tcW w:type="dxa" w:w="1200"/>
-            <w:tcBorders>
-              <w:top w:val="single" w:color="BFBFBF" w:sz="4"/>
-              <w:left w:val="single" w:color="BFBFBF" w:sz="4"/>
-              <w:bottom w:val="single" w:color="BFBFBF" w:sz="4"/>
-              <w:right w:val="single" w:color="BFBFBF" w:sz="4"/>
-            </w:tcBorders>
-            <w:shd w:fill="FFF2CC" w:color="auto" w:val="clear"/>
-            <w:tcMar>
-              <w:top w:type="dxa" w:w="25"/>
-              <w:left w:type="dxa" w:w="70"/>
-              <w:bottom w:type="dxa" w:w="25"/>
-              <w:right w:type="dxa" w:w="70"/>
-            </w:tcMar>
-          </w:tcPr>
-          <w:p>
-            <w:hyperlink w:history="1" r:id="rId6dy3qgy-uvl8ctjnjf77q">
-              <w:r>
-                <w:rPr>
-                  <w:rStyle w:val="Hyperlink"/>
-                  <w:rFonts w:ascii="Arial" w:cs="Arial" w:eastAsia="Arial" w:hAnsi="Arial"/>
-                  <w:sz w:val="13"/>
-                  <w:szCs w:val="13"/>
-                </w:rPr>
-                <w:t xml:space="preserve">modelo3d.py:661</w:t>
-              </w:r>
-            </w:hyperlink>
           </w:p>
         </w:tc>
       </w:tr>
@@ -14176,7 +15025,7 @@
         </w:tc>
         <w:tc>
           <w:tcPr>
-            <w:tcW w:type="dxa" w:w="3700"/>
+            <w:tcW w:type="dxa" w:w="3500"/>
             <w:tcBorders>
               <w:top w:val="single" w:color="BFBFBF" w:sz="4"/>
               <w:left w:val="single" w:color="BFBFBF" w:sz="4"/>
@@ -14201,13 +15050,13 @@
                 <w:sz w:val="14"/>
                 <w:szCs w:val="14"/>
               </w:rPr>
-              <w:t xml:space="preserve">Llanta con cubo: Espesor aro / disco</w:t>
-            </w:r>
-          </w:p>
-        </w:tc>
-        <w:tc>
-          <w:tcPr>
-            <w:tcW w:type="dxa" w:w="3600"/>
+              <w:t xml:space="preserve">Llanta con cubo: Cubo Ø ext / buje Ø int</w:t>
+            </w:r>
+          </w:p>
+        </w:tc>
+        <w:tc>
+          <w:tcPr>
+            <w:tcW w:type="dxa" w:w="4900"/>
             <w:tcBorders>
               <w:top w:val="single" w:color="BFBFBF" w:sz="4"/>
               <w:left w:val="single" w:color="BFBFBF" w:sz="4"/>
@@ -14232,13 +15081,13 @@
                 <w:sz w:val="14"/>
                 <w:szCs w:val="14"/>
               </w:rPr>
-              <w:t xml:space="preserve">Chapa estampada; ajustado a la masa de los planos Fadesa</w:t>
-            </w:r>
-          </w:p>
-        </w:tc>
-        <w:tc>
-          <w:tcPr>
-            <w:tcW w:type="dxa" w:w="1246"/>
+              <w:t xml:space="preserve">Cubo con buje para el eje Ø25.4</w:t>
+            </w:r>
+          </w:p>
+        </w:tc>
+        <w:tc>
+          <w:tcPr>
+            <w:tcW w:type="dxa" w:w="1346"/>
             <w:tcBorders>
               <w:top w:val="single" w:color="BFBFBF" w:sz="4"/>
               <w:left w:val="single" w:color="BFBFBF" w:sz="4"/>
@@ -14265,37 +15114,6 @@
               </w:rPr>
               <w:t xml:space="preserve">5 modelos</w:t>
             </w:r>
-          </w:p>
-        </w:tc>
-        <w:tc>
-          <w:tcPr>
-            <w:tcW w:type="dxa" w:w="1200"/>
-            <w:tcBorders>
-              <w:top w:val="single" w:color="BFBFBF" w:sz="4"/>
-              <w:left w:val="single" w:color="BFBFBF" w:sz="4"/>
-              <w:bottom w:val="single" w:color="BFBFBF" w:sz="4"/>
-              <w:right w:val="single" w:color="BFBFBF" w:sz="4"/>
-            </w:tcBorders>
-            <w:shd w:fill="FFF2CC" w:color="auto" w:val="clear"/>
-            <w:tcMar>
-              <w:top w:type="dxa" w:w="25"/>
-              <w:left w:type="dxa" w:w="70"/>
-              <w:bottom w:type="dxa" w:w="25"/>
-              <w:right w:type="dxa" w:w="70"/>
-            </w:tcMar>
-          </w:tcPr>
-          <w:p>
-            <w:hyperlink w:history="1" r:id="rIdwa97h4drt1c-vagqgcw9y">
-              <w:r>
-                <w:rPr>
-                  <w:rStyle w:val="Hyperlink"/>
-                  <w:rFonts w:ascii="Arial" w:cs="Arial" w:eastAsia="Arial" w:hAnsi="Arial"/>
-                  <w:sz w:val="13"/>
-                  <w:szCs w:val="13"/>
-                </w:rPr>
-                <w:t xml:space="preserve">modelo3d.py:660</w:t>
-              </w:r>
-            </w:hyperlink>
           </w:p>
         </w:tc>
       </w:tr>
@@ -14336,7 +15154,7 @@
         </w:tc>
         <w:tc>
           <w:tcPr>
-            <w:tcW w:type="dxa" w:w="3700"/>
+            <w:tcW w:type="dxa" w:w="3500"/>
             <w:tcBorders>
               <w:top w:val="single" w:color="BFBFBF" w:sz="4"/>
               <w:left w:val="single" w:color="BFBFBF" w:sz="4"/>
@@ -14361,13 +15179,13 @@
                 <w:sz w:val="14"/>
                 <w:szCs w:val="14"/>
               </w:rPr>
-              <w:t xml:space="preserve">Llanta con cubo: Cubo Ø ext / Ø int</w:t>
-            </w:r>
-          </w:p>
-        </w:tc>
-        <w:tc>
-          <w:tcPr>
-            <w:tcW w:type="dxa" w:w="3600"/>
+              <w:t xml:space="preserve">Arandelas de tope (4): Ø ext × Ø int × e (4 u)</w:t>
+            </w:r>
+          </w:p>
+        </w:tc>
+        <w:tc>
+          <w:tcPr>
+            <w:tcW w:type="dxa" w:w="4900"/>
             <w:tcBorders>
               <w:top w:val="single" w:color="BFBFBF" w:sz="4"/>
               <w:left w:val="single" w:color="BFBFBF" w:sz="4"/>
@@ -14392,13 +15210,13 @@
                 <w:sz w:val="14"/>
                 <w:szCs w:val="14"/>
               </w:rPr>
-              <w:t xml:space="preserve">Cubo para eje Ø25</w:t>
-            </w:r>
-          </w:p>
-        </w:tc>
-        <w:tc>
-          <w:tcPr>
-            <w:tcW w:type="dxa" w:w="1246"/>
+              <w:t xml:space="preserve">Una a cada lado de cada rueda (montaje final); medidas de diseño</w:t>
+            </w:r>
+          </w:p>
+        </w:tc>
+        <w:tc>
+          <w:tcPr>
+            <w:tcW w:type="dxa" w:w="1346"/>
             <w:tcBorders>
               <w:top w:val="single" w:color="BFBFBF" w:sz="4"/>
               <w:left w:val="single" w:color="BFBFBF" w:sz="4"/>
@@ -14425,37 +15243,6 @@
               </w:rPr>
               <w:t xml:space="preserve">5 modelos</w:t>
             </w:r>
-          </w:p>
-        </w:tc>
-        <w:tc>
-          <w:tcPr>
-            <w:tcW w:type="dxa" w:w="1200"/>
-            <w:tcBorders>
-              <w:top w:val="single" w:color="BFBFBF" w:sz="4"/>
-              <w:left w:val="single" w:color="BFBFBF" w:sz="4"/>
-              <w:bottom w:val="single" w:color="BFBFBF" w:sz="4"/>
-              <w:right w:val="single" w:color="BFBFBF" w:sz="4"/>
-            </w:tcBorders>
-            <w:shd w:fill="FFF2CC" w:color="auto" w:val="clear"/>
-            <w:tcMar>
-              <w:top w:type="dxa" w:w="25"/>
-              <w:left w:type="dxa" w:w="70"/>
-              <w:bottom w:type="dxa" w:w="25"/>
-              <w:right w:type="dxa" w:w="70"/>
-            </w:tcMar>
-          </w:tcPr>
-          <w:p>
-            <w:hyperlink w:history="1" r:id="rIdom1h0le1t97e5d51q9wup">
-              <w:r>
-                <w:rPr>
-                  <w:rStyle w:val="Hyperlink"/>
-                  <w:rFonts w:ascii="Arial" w:cs="Arial" w:eastAsia="Arial" w:hAnsi="Arial"/>
-                  <w:sz w:val="13"/>
-                  <w:szCs w:val="13"/>
-                </w:rPr>
-                <w:t xml:space="preserve">modelo3d.py:663</w:t>
-              </w:r>
-            </w:hyperlink>
           </w:p>
         </w:tc>
       </w:tr>
@@ -14496,7 +15283,7 @@
         </w:tc>
         <w:tc>
           <w:tcPr>
-            <w:tcW w:type="dxa" w:w="3700"/>
+            <w:tcW w:type="dxa" w:w="3500"/>
             <w:tcBorders>
               <w:top w:val="single" w:color="BFBFBF" w:sz="4"/>
               <w:left w:val="single" w:color="BFBFBF" w:sz="4"/>
@@ -14521,13 +15308,13 @@
                 <w:sz w:val="14"/>
                 <w:szCs w:val="14"/>
               </w:rPr>
-              <w:t xml:space="preserve">Eje de ruedas: Ø × largo / posición</w:t>
-            </w:r>
-          </w:p>
-        </w:tc>
-        <w:tc>
-          <w:tcPr>
-            <w:tcW w:type="dxa" w:w="3600"/>
+              <w:t xml:space="preserve">Pasadores del eje (2): Ø × largo (2 u)</w:t>
+            </w:r>
+          </w:p>
+        </w:tc>
+        <w:tc>
+          <w:tcPr>
+            <w:tcW w:type="dxa" w:w="4900"/>
             <w:tcBorders>
               <w:top w:val="single" w:color="BFBFBF" w:sz="4"/>
               <w:left w:val="single" w:color="BFBFBF" w:sz="4"/>
@@ -14552,13 +15339,13 @@
                 <w:sz w:val="14"/>
                 <w:szCs w:val="14"/>
               </w:rPr>
-              <w:t xml:space="preserve">Barra SAE 1045 Ø25 comprada; recta, detrás de la pared trasera (luz 15) a la altura del centro de rueda; largo = trocha + banda + arandelas</w:t>
-            </w:r>
-          </w:p>
-        </w:tc>
-        <w:tc>
-          <w:tcPr>
-            <w:tcW w:type="dxa" w:w="1246"/>
+              <w:t xml:space="preserve">Pasador partido en cada punta del eje, por fuera de la arandela exterior (montaje final)</w:t>
+            </w:r>
+          </w:p>
+        </w:tc>
+        <w:tc>
+          <w:tcPr>
+            <w:tcW w:type="dxa" w:w="1346"/>
             <w:tcBorders>
               <w:top w:val="single" w:color="BFBFBF" w:sz="4"/>
               <w:left w:val="single" w:color="BFBFBF" w:sz="4"/>
@@ -14585,37 +15372,6 @@
               </w:rPr>
               <w:t xml:space="preserve">5 modelos</w:t>
             </w:r>
-          </w:p>
-        </w:tc>
-        <w:tc>
-          <w:tcPr>
-            <w:tcW w:type="dxa" w:w="1200"/>
-            <w:tcBorders>
-              <w:top w:val="single" w:color="BFBFBF" w:sz="4"/>
-              <w:left w:val="single" w:color="BFBFBF" w:sz="4"/>
-              <w:bottom w:val="single" w:color="BFBFBF" w:sz="4"/>
-              <w:right w:val="single" w:color="BFBFBF" w:sz="4"/>
-            </w:tcBorders>
-            <w:shd w:fill="FFF2CC" w:color="auto" w:val="clear"/>
-            <w:tcMar>
-              <w:top w:type="dxa" w:w="25"/>
-              <w:left w:type="dxa" w:w="70"/>
-              <w:bottom w:type="dxa" w:w="25"/>
-              <w:right w:type="dxa" w:w="70"/>
-            </w:tcMar>
-          </w:tcPr>
-          <w:p>
-            <w:hyperlink w:history="1" r:id="rId7dihmbppa8zmkmjmgnzow">
-              <w:r>
-                <w:rPr>
-                  <w:rStyle w:val="Hyperlink"/>
-                  <w:rFonts w:ascii="Arial" w:cs="Arial" w:eastAsia="Arial" w:hAnsi="Arial"/>
-                  <w:sz w:val="13"/>
-                  <w:szCs w:val="13"/>
-                </w:rPr>
-                <w:t xml:space="preserve">modelo3d.py:653</w:t>
-              </w:r>
-            </w:hyperlink>
           </w:p>
         </w:tc>
       </w:tr>
@@ -14656,7 +15412,7 @@
         </w:tc>
         <w:tc>
           <w:tcPr>
-            <w:tcW w:type="dxa" w:w="3700"/>
+            <w:tcW w:type="dxa" w:w="3500"/>
             <w:tcBorders>
               <w:top w:val="single" w:color="BFBFBF" w:sz="4"/>
               <w:left w:val="single" w:color="BFBFBF" w:sz="4"/>
@@ -14681,13 +15437,13 @@
                 <w:sz w:val="14"/>
                 <w:szCs w:val="14"/>
               </w:rPr>
-              <w:t xml:space="preserve">Portaeje: Caño Ø × e × largo</w:t>
-            </w:r>
-          </w:p>
-        </w:tc>
-        <w:tc>
-          <w:tcPr>
-            <w:tcW w:type="dxa" w:w="3600"/>
+              <w:t xml:space="preserve">Cuerpo de válvula: Fondo del cuerpo; Cuerpo de válvula: Salida a la manguera Ø × largo; Vástago: Vástago Ø × largo / asiento Ø; Resorte de válvula: Resorte Ø × largo libre (+1)</w:t>
+            </w:r>
+          </w:p>
+        </w:tc>
+        <w:tc>
+          <w:tcPr>
+            <w:tcW w:type="dxa" w:w="4900"/>
             <w:tcBorders>
               <w:top w:val="single" w:color="BFBFBF" w:sz="4"/>
               <w:left w:val="single" w:color="BFBFBF" w:sz="4"/>
@@ -14712,13 +15468,13 @@
                 <w:sz w:val="14"/>
                 <w:szCs w:val="14"/>
               </w:rPr>
-              <w:t xml:space="preserve">Caño 1" comprado, cruzado detrás del cuerpo; el eje Ø25 pasa por dentro (Ø int. 27,2) y el caño llega a las arandelas interiores</w:t>
-            </w:r>
-          </w:p>
-        </w:tc>
-        <w:tc>
-          <w:tcPr>
-            <w:tcW w:type="dxa" w:w="1246"/>
+              <w:t xml:space="preserve">No visible en la vista lateral Fadesa</w:t>
+            </w:r>
+          </w:p>
+        </w:tc>
+        <w:tc>
+          <w:tcPr>
+            <w:tcW w:type="dxa" w:w="1346"/>
             <w:tcBorders>
               <w:top w:val="single" w:color="BFBFBF" w:sz="4"/>
               <w:left w:val="single" w:color="BFBFBF" w:sz="4"/>
@@ -14743,39 +15499,8 @@
                 <w:sz w:val="14"/>
                 <w:szCs w:val="14"/>
               </w:rPr>
-              <w:t xml:space="preserve">5 modelos</w:t>
-            </w:r>
-          </w:p>
-        </w:tc>
-        <w:tc>
-          <w:tcPr>
-            <w:tcW w:type="dxa" w:w="1200"/>
-            <w:tcBorders>
-              <w:top w:val="single" w:color="BFBFBF" w:sz="4"/>
-              <w:left w:val="single" w:color="BFBFBF" w:sz="4"/>
-              <w:bottom w:val="single" w:color="BFBFBF" w:sz="4"/>
-              <w:right w:val="single" w:color="BFBFBF" w:sz="4"/>
-            </w:tcBorders>
-            <w:shd w:fill="FFF2CC" w:color="auto" w:val="clear"/>
-            <w:tcMar>
-              <w:top w:type="dxa" w:w="25"/>
-              <w:left w:type="dxa" w:w="70"/>
-              <w:bottom w:type="dxa" w:w="25"/>
-              <w:right w:type="dxa" w:w="70"/>
-            </w:tcMar>
-          </w:tcPr>
-          <w:p>
-            <w:hyperlink w:history="1" r:id="rIdbaut5jd9_y37tsjzzkbxq">
-              <w:r>
-                <w:rPr>
-                  <w:rStyle w:val="Hyperlink"/>
-                  <w:rFonts w:ascii="Arial" w:cs="Arial" w:eastAsia="Arial" w:hAnsi="Arial"/>
-                  <w:sz w:val="13"/>
-                  <w:szCs w:val="13"/>
-                </w:rPr>
-                <w:t xml:space="preserve">modelo3d.py:612</w:t>
-              </w:r>
-            </w:hyperlink>
+              <w:t xml:space="preserve">4 modelos</w:t>
+            </w:r>
           </w:p>
         </w:tc>
       </w:tr>
@@ -14816,7 +15541,7 @@
         </w:tc>
         <w:tc>
           <w:tcPr>
-            <w:tcW w:type="dxa" w:w="3700"/>
+            <w:tcW w:type="dxa" w:w="3500"/>
             <w:tcBorders>
               <w:top w:val="single" w:color="BFBFBF" w:sz="4"/>
               <w:left w:val="single" w:color="BFBFBF" w:sz="4"/>
@@ -14841,13 +15566,13 @@
                 <w:sz w:val="14"/>
                 <w:szCs w:val="14"/>
               </w:rPr>
-              <w:t xml:space="preserve">Arandelas de tope (4): Ø ext × Ø int × e (4 u)</w:t>
-            </w:r>
-          </w:p>
-        </w:tc>
-        <w:tc>
-          <w:tcPr>
-            <w:tcW w:type="dxa" w:w="3600"/>
+              <w:t xml:space="preserve">Palanca de accionamiento: Palanca largo × alto × espesor / empuñadura</w:t>
+            </w:r>
+          </w:p>
+        </w:tc>
+        <w:tc>
+          <w:tcPr>
+            <w:tcW w:type="dxa" w:w="4900"/>
             <w:tcBorders>
               <w:top w:val="single" w:color="BFBFBF" w:sz="4"/>
               <w:left w:val="single" w:color="BFBFBF" w:sz="4"/>
@@ -14872,13 +15597,13 @@
                 <w:sz w:val="14"/>
                 <w:szCs w:val="14"/>
               </w:rPr>
-              <w:t xml:space="preserve">El proceso las compra; medidas de diseño</w:t>
-            </w:r>
-          </w:p>
-        </w:tc>
-        <w:tc>
-          <w:tcPr>
-            <w:tcW w:type="dxa" w:w="1246"/>
+              <w:t xml:space="preserve">Gira en la ranura de la horquilla (eje según X, plano Fadesa); hacia adelante (lado de la manga), 0,75·R; sin cota en Fadesa</w:t>
+            </w:r>
+          </w:p>
+        </w:tc>
+        <w:tc>
+          <w:tcPr>
+            <w:tcW w:type="dxa" w:w="1346"/>
             <w:tcBorders>
               <w:top w:val="single" w:color="BFBFBF" w:sz="4"/>
               <w:left w:val="single" w:color="BFBFBF" w:sz="4"/>
@@ -14903,39 +15628,8 @@
                 <w:sz w:val="14"/>
                 <w:szCs w:val="14"/>
               </w:rPr>
-              <w:t xml:space="preserve">5 modelos</w:t>
-            </w:r>
-          </w:p>
-        </w:tc>
-        <w:tc>
-          <w:tcPr>
-            <w:tcW w:type="dxa" w:w="1200"/>
-            <w:tcBorders>
-              <w:top w:val="single" w:color="BFBFBF" w:sz="4"/>
-              <w:left w:val="single" w:color="BFBFBF" w:sz="4"/>
-              <w:bottom w:val="single" w:color="BFBFBF" w:sz="4"/>
-              <w:right w:val="single" w:color="BFBFBF" w:sz="4"/>
-            </w:tcBorders>
-            <w:shd w:fill="FFF2CC" w:color="auto" w:val="clear"/>
-            <w:tcMar>
-              <w:top w:type="dxa" w:w="25"/>
-              <w:left w:type="dxa" w:w="70"/>
-              <w:bottom w:type="dxa" w:w="25"/>
-              <w:right w:type="dxa" w:w="70"/>
-            </w:tcMar>
-          </w:tcPr>
-          <w:p>
-            <w:hyperlink w:history="1" r:id="rIdydzqj6gkvxmd__lzplkrt">
-              <w:r>
-                <w:rPr>
-                  <w:rStyle w:val="Hyperlink"/>
-                  <w:rFonts w:ascii="Arial" w:cs="Arial" w:eastAsia="Arial" w:hAnsi="Arial"/>
-                  <w:sz w:val="13"/>
-                  <w:szCs w:val="13"/>
-                </w:rPr>
-                <w:t xml:space="preserve">modelo3d.py:613</w:t>
-              </w:r>
-            </w:hyperlink>
+              <w:t xml:space="preserve">4 modelos</w:t>
+            </w:r>
           </w:p>
         </w:tc>
       </w:tr>
@@ -14976,7 +15670,7 @@
         </w:tc>
         <w:tc>
           <w:tcPr>
-            <w:tcW w:type="dxa" w:w="3700"/>
+            <w:tcW w:type="dxa" w:w="3500"/>
             <w:tcBorders>
               <w:top w:val="single" w:color="BFBFBF" w:sz="4"/>
               <w:left w:val="single" w:color="BFBFBF" w:sz="4"/>
@@ -15001,13 +15695,13 @@
                 <w:sz w:val="14"/>
                 <w:szCs w:val="14"/>
               </w:rPr>
-              <w:t xml:space="preserve">Chapas triangulares del portaeje (2): Chapa triangular: catetos × e (2 u)</w:t>
-            </w:r>
-          </w:p>
-        </w:tc>
-        <w:tc>
-          <w:tcPr>
-            <w:tcW w:type="dxa" w:w="3600"/>
+              <w:t xml:space="preserve">Eje de palanca: Ø × largo</w:t>
+            </w:r>
+          </w:p>
+        </w:tc>
+        <w:tc>
+          <w:tcPr>
+            <w:tcW w:type="dxa" w:w="4900"/>
             <w:tcBorders>
               <w:top w:val="single" w:color="BFBFBF" w:sz="4"/>
               <w:left w:val="single" w:color="BFBFBF" w:sz="4"/>
@@ -15032,13 +15726,13 @@
                 <w:sz w:val="14"/>
                 <w:szCs w:val="14"/>
               </w:rPr>
-              <w:t xml:space="preserve">Cateto vertical soldado a la pared trasera, cateto horizontal a la altura de la base del portaeje y punta redondeada que abraza el caño (carro relevado); chapa de orilla</w:t>
-            </w:r>
-          </w:p>
-        </w:tc>
-        <w:tc>
-          <w:tcPr>
-            <w:tcW w:type="dxa" w:w="1246"/>
+              <w:t xml:space="preserve">Tornillo F840 + buje + arandela del plano Fadesa, sin cota</w:t>
+            </w:r>
+          </w:p>
+        </w:tc>
+        <w:tc>
+          <w:tcPr>
+            <w:tcW w:type="dxa" w:w="1346"/>
             <w:tcBorders>
               <w:top w:val="single" w:color="BFBFBF" w:sz="4"/>
               <w:left w:val="single" w:color="BFBFBF" w:sz="4"/>
@@ -15063,39 +15757,8 @@
                 <w:sz w:val="14"/>
                 <w:szCs w:val="14"/>
               </w:rPr>
-              <w:t xml:space="preserve">5 modelos</w:t>
-            </w:r>
-          </w:p>
-        </w:tc>
-        <w:tc>
-          <w:tcPr>
-            <w:tcW w:type="dxa" w:w="1200"/>
-            <w:tcBorders>
-              <w:top w:val="single" w:color="BFBFBF" w:sz="4"/>
-              <w:left w:val="single" w:color="BFBFBF" w:sz="4"/>
-              <w:bottom w:val="single" w:color="BFBFBF" w:sz="4"/>
-              <w:right w:val="single" w:color="BFBFBF" w:sz="4"/>
-            </w:tcBorders>
-            <w:shd w:fill="FFF2CC" w:color="auto" w:val="clear"/>
-            <w:tcMar>
-              <w:top w:type="dxa" w:w="25"/>
-              <w:left w:type="dxa" w:w="70"/>
-              <w:bottom w:type="dxa" w:w="25"/>
-              <w:right w:type="dxa" w:w="70"/>
-            </w:tcMar>
-          </w:tcPr>
-          <w:p>
-            <w:hyperlink w:history="1" r:id="rIdpzvspgajiv7vcztjs_cfw">
-              <w:r>
-                <w:rPr>
-                  <w:rStyle w:val="Hyperlink"/>
-                  <w:rFonts w:ascii="Arial" w:cs="Arial" w:eastAsia="Arial" w:hAnsi="Arial"/>
-                  <w:sz w:val="13"/>
-                  <w:szCs w:val="13"/>
-                </w:rPr>
-                <w:t xml:space="preserve">modelo3d.py:610</w:t>
-              </w:r>
-            </w:hyperlink>
+              <w:t xml:space="preserve">4 modelos</w:t>
+            </w:r>
           </w:p>
         </w:tc>
       </w:tr>
@@ -15136,7 +15799,7 @@
         </w:tc>
         <w:tc>
           <w:tcPr>
-            <w:tcW w:type="dxa" w:w="3700"/>
+            <w:tcW w:type="dxa" w:w="3500"/>
             <w:tcBorders>
               <w:top w:val="single" w:color="BFBFBF" w:sz="4"/>
               <w:left w:val="single" w:color="BFBFBF" w:sz="4"/>
@@ -15161,13 +15824,13 @@
                 <w:sz w:val="14"/>
                 <w:szCs w:val="14"/>
               </w:rPr>
-              <w:t xml:space="preserve">Chapas triangulares del portaeje (2): Separación de las chapas</w:t>
-            </w:r>
-          </w:p>
-        </w:tc>
-        <w:tc>
-          <w:tcPr>
-            <w:tcW w:type="dxa" w:w="3600"/>
+              <w:t xml:space="preserve">Caño de pesca (sifón): Ø exterior</w:t>
+            </w:r>
+          </w:p>
+        </w:tc>
+        <w:tc>
+          <w:tcPr>
+            <w:tcW w:type="dxa" w:w="4900"/>
             <w:tcBorders>
               <w:top w:val="single" w:color="BFBFBF" w:sz="4"/>
               <w:left w:val="single" w:color="BFBFBF" w:sz="4"/>
@@ -15192,13 +15855,13 @@
                 <w:sz w:val="14"/>
                 <w:szCs w:val="14"/>
               </w:rPr>
-              <w:t xml:space="preserve">± 0,7·R</w:t>
-            </w:r>
-          </w:p>
-        </w:tc>
-        <w:tc>
-          <w:tcPr>
-            <w:tcW w:type="dxa" w:w="1246"/>
+              <w:t xml:space="preserve">Sin cota en Fadesa</w:t>
+            </w:r>
+          </w:p>
+        </w:tc>
+        <w:tc>
+          <w:tcPr>
+            <w:tcW w:type="dxa" w:w="1346"/>
             <w:tcBorders>
               <w:top w:val="single" w:color="BFBFBF" w:sz="4"/>
               <w:left w:val="single" w:color="BFBFBF" w:sz="4"/>
@@ -15223,39 +15886,8 @@
                 <w:sz w:val="14"/>
                 <w:szCs w:val="14"/>
               </w:rPr>
-              <w:t xml:space="preserve">5 modelos</w:t>
-            </w:r>
-          </w:p>
-        </w:tc>
-        <w:tc>
-          <w:tcPr>
-            <w:tcW w:type="dxa" w:w="1200"/>
-            <w:tcBorders>
-              <w:top w:val="single" w:color="BFBFBF" w:sz="4"/>
-              <w:left w:val="single" w:color="BFBFBF" w:sz="4"/>
-              <w:bottom w:val="single" w:color="BFBFBF" w:sz="4"/>
-              <w:right w:val="single" w:color="BFBFBF" w:sz="4"/>
-            </w:tcBorders>
-            <w:shd w:fill="FFF2CC" w:color="auto" w:val="clear"/>
-            <w:tcMar>
-              <w:top w:type="dxa" w:w="25"/>
-              <w:left w:type="dxa" w:w="70"/>
-              <w:bottom w:type="dxa" w:w="25"/>
-              <w:right w:type="dxa" w:w="70"/>
-            </w:tcMar>
-          </w:tcPr>
-          <w:p>
-            <w:hyperlink w:history="1" r:id="rIdlsyqvfipg6jifys3gupgk">
-              <w:r>
-                <w:rPr>
-                  <w:rStyle w:val="Hyperlink"/>
-                  <w:rFonts w:ascii="Arial" w:cs="Arial" w:eastAsia="Arial" w:hAnsi="Arial"/>
-                  <w:sz w:val="13"/>
-                  <w:szCs w:val="13"/>
-                </w:rPr>
-                <w:t xml:space="preserve">modelo3d.py:610</w:t>
-              </w:r>
-            </w:hyperlink>
+              <w:t xml:space="preserve">7 modelos</w:t>
+            </w:r>
           </w:p>
         </w:tc>
       </w:tr>
@@ -15296,7 +15928,7 @@
         </w:tc>
         <w:tc>
           <w:tcPr>
-            <w:tcW w:type="dxa" w:w="3700"/>
+            <w:tcW w:type="dxa" w:w="3500"/>
             <w:tcBorders>
               <w:top w:val="single" w:color="BFBFBF" w:sz="4"/>
               <w:left w:val="single" w:color="BFBFBF" w:sz="4"/>
@@ -15321,13 +15953,13 @@
                 <w:sz w:val="14"/>
                 <w:szCs w:val="14"/>
               </w:rPr>
-              <w:t xml:space="preserve">Manija del carro: Caño; Manija del carro: Separación de las patas (ejes) / largo desarrollado</w:t>
-            </w:r>
-          </w:p>
-        </w:tc>
-        <w:tc>
-          <w:tcPr>
-            <w:tcW w:type="dxa" w:w="3600"/>
+              <w:t xml:space="preserve">Manguera (tramo enrollado): Ø exterior; Manguera: Ø exterior</w:t>
+            </w:r>
+          </w:p>
+        </w:tc>
+        <w:tc>
+          <w:tcPr>
+            <w:tcW w:type="dxa" w:w="4900"/>
             <w:tcBorders>
               <w:top w:val="single" w:color="BFBFBF" w:sz="4"/>
               <w:left w:val="single" w:color="BFBFBF" w:sz="4"/>
@@ -15352,13 +15984,13 @@
                 <w:sz w:val="14"/>
                 <w:szCs w:val="14"/>
               </w:rPr>
-              <w:t xml:space="preserve">El proceso compra el caño de la manija</w:t>
-            </w:r>
-          </w:p>
-        </w:tc>
-        <w:tc>
-          <w:tcPr>
-            <w:tcW w:type="dxa" w:w="1246"/>
+              <w:t xml:space="preserve">Sin cota en Fadesa</w:t>
+            </w:r>
+          </w:p>
+        </w:tc>
+        <w:tc>
+          <w:tcPr>
+            <w:tcW w:type="dxa" w:w="1346"/>
             <w:tcBorders>
               <w:top w:val="single" w:color="BFBFBF" w:sz="4"/>
               <w:left w:val="single" w:color="BFBFBF" w:sz="4"/>
@@ -15385,37 +16017,6 @@
               </w:rPr>
               <w:t xml:space="preserve">5 modelos</w:t>
             </w:r>
-          </w:p>
-        </w:tc>
-        <w:tc>
-          <w:tcPr>
-            <w:tcW w:type="dxa" w:w="1200"/>
-            <w:tcBorders>
-              <w:top w:val="single" w:color="BFBFBF" w:sz="4"/>
-              <w:left w:val="single" w:color="BFBFBF" w:sz="4"/>
-              <w:bottom w:val="single" w:color="BFBFBF" w:sz="4"/>
-              <w:right w:val="single" w:color="BFBFBF" w:sz="4"/>
-            </w:tcBorders>
-            <w:shd w:fill="FFF2CC" w:color="auto" w:val="clear"/>
-            <w:tcMar>
-              <w:top w:type="dxa" w:w="25"/>
-              <w:left w:type="dxa" w:w="70"/>
-              <w:bottom w:type="dxa" w:w="25"/>
-              <w:right w:type="dxa" w:w="70"/>
-            </w:tcMar>
-          </w:tcPr>
-          <w:p>
-            <w:hyperlink w:history="1" r:id="rIdoi3229x7rkhuqbi3cezee">
-              <w:r>
-                <w:rPr>
-                  <w:rStyle w:val="Hyperlink"/>
-                  <w:rFonts w:ascii="Arial" w:cs="Arial" w:eastAsia="Arial" w:hAnsi="Arial"/>
-                  <w:sz w:val="13"/>
-                  <w:szCs w:val="13"/>
-                </w:rPr>
-                <w:t xml:space="preserve">modelo3d.py:614</w:t>
-              </w:r>
-            </w:hyperlink>
           </w:p>
         </w:tc>
       </w:tr>
@@ -15456,7 +16057,7 @@
         </w:tc>
         <w:tc>
           <w:tcPr>
-            <w:tcW w:type="dxa" w:w="3700"/>
+            <w:tcW w:type="dxa" w:w="3500"/>
             <w:tcBorders>
               <w:top w:val="single" w:color="BFBFBF" w:sz="4"/>
               <w:left w:val="single" w:color="BFBFBF" w:sz="4"/>
@@ -15481,13 +16082,13 @@
                 <w:sz w:val="14"/>
                 <w:szCs w:val="14"/>
               </w:rPr>
-              <w:t xml:space="preserve">Manija del carro: Extremo aplastado: ancho × e × largo / transición</w:t>
-            </w:r>
-          </w:p>
-        </w:tc>
-        <w:tc>
-          <w:tcPr>
-            <w:tcW w:type="dxa" w:w="3600"/>
+              <w:t xml:space="preserve">Válvula esférica: Cuerpo Ø × largo / palanca</w:t>
+            </w:r>
+          </w:p>
+        </w:tc>
+        <w:tc>
+          <w:tcPr>
+            <w:tcW w:type="dxa" w:w="4900"/>
             <w:tcBorders>
               <w:top w:val="single" w:color="BFBFBF" w:sz="4"/>
               <w:left w:val="single" w:color="BFBFBF" w:sz="4"/>
@@ -15512,13 +16113,13 @@
                 <w:sz w:val="14"/>
                 <w:szCs w:val="14"/>
               </w:rPr>
-              <w:t xml:space="preserve">Sin orejas (una chapita con agujero debilita la unión: corrección del usuario): la punta del caño se aplasta en prensa antes de soldar y se suelda al cuerpo en todo su borde; ancho ≈ media vuelta del caño, e = 2 paredes + 1</w:t>
-            </w:r>
-          </w:p>
-        </w:tc>
-        <w:tc>
-          <w:tcPr>
-            <w:tcW w:type="dxa" w:w="1246"/>
+              <w:t xml:space="preserve">Válvula esférica de paso total con palanca entre la manga y la tobera (foto del usuario); cerrada, la palanca queda atravesada al caño; comercial</w:t>
+            </w:r>
+          </w:p>
+        </w:tc>
+        <w:tc>
+          <w:tcPr>
+            <w:tcW w:type="dxa" w:w="1346"/>
             <w:tcBorders>
               <w:top w:val="single" w:color="BFBFBF" w:sz="4"/>
               <w:left w:val="single" w:color="BFBFBF" w:sz="4"/>
@@ -15545,37 +16146,6 @@
               </w:rPr>
               <w:t xml:space="preserve">5 modelos</w:t>
             </w:r>
-          </w:p>
-        </w:tc>
-        <w:tc>
-          <w:tcPr>
-            <w:tcW w:type="dxa" w:w="1200"/>
-            <w:tcBorders>
-              <w:top w:val="single" w:color="BFBFBF" w:sz="4"/>
-              <w:left w:val="single" w:color="BFBFBF" w:sz="4"/>
-              <w:bottom w:val="single" w:color="BFBFBF" w:sz="4"/>
-              <w:right w:val="single" w:color="BFBFBF" w:sz="4"/>
-            </w:tcBorders>
-            <w:shd w:fill="FFF2CC" w:color="auto" w:val="clear"/>
-            <w:tcMar>
-              <w:top w:type="dxa" w:w="25"/>
-              <w:left w:type="dxa" w:w="70"/>
-              <w:bottom w:type="dxa" w:w="25"/>
-              <w:right w:type="dxa" w:w="70"/>
-            </w:tcMar>
-          </w:tcPr>
-          <w:p>
-            <w:hyperlink w:history="1" r:id="rIdxouea7vfcax1iaszgm4av">
-              <w:r>
-                <w:rPr>
-                  <w:rStyle w:val="Hyperlink"/>
-                  <w:rFonts w:ascii="Arial" w:cs="Arial" w:eastAsia="Arial" w:hAnsi="Arial"/>
-                  <w:sz w:val="13"/>
-                  <w:szCs w:val="13"/>
-                </w:rPr>
-                <w:t xml:space="preserve">modelo3d.py:615</w:t>
-              </w:r>
-            </w:hyperlink>
           </w:p>
         </w:tc>
       </w:tr>
@@ -15616,7 +16186,7 @@
         </w:tc>
         <w:tc>
           <w:tcPr>
-            <w:tcW w:type="dxa" w:w="3700"/>
+            <w:tcW w:type="dxa" w:w="3500"/>
             <w:tcBorders>
               <w:top w:val="single" w:color="BFBFBF" w:sz="4"/>
               <w:left w:val="single" w:color="BFBFBF" w:sz="4"/>
@@ -15641,13 +16211,13 @@
                 <w:sz w:val="14"/>
                 <w:szCs w:val="14"/>
               </w:rPr>
-              <w:t xml:space="preserve">Manija del carro: Altura de la punta soldada</w:t>
-            </w:r>
-          </w:p>
-        </w:tc>
-        <w:tc>
-          <w:tcPr>
-            <w:tcW w:type="dxa" w:w="3600"/>
+              <w:t xml:space="preserve">Lanza espumígena: Ø × largo</w:t>
+            </w:r>
+          </w:p>
+        </w:tc>
+        <w:tc>
+          <w:tcPr>
+            <w:tcW w:type="dxa" w:w="4900"/>
             <w:tcBorders>
               <w:top w:val="single" w:color="BFBFBF" w:sz="4"/>
               <w:left w:val="single" w:color="BFBFBF" w:sz="4"/>
@@ -15672,13 +16242,13 @@
                 <w:sz w:val="14"/>
                 <w:szCs w:val="14"/>
               </w:rPr>
-              <w:t xml:space="preserve">Por encima de la etiqueta (+20) y no menos del 45 % del cuerpo</w:t>
-            </w:r>
-          </w:p>
-        </w:tc>
-        <w:tc>
-          <w:tcPr>
-            <w:tcW w:type="dxa" w:w="1246"/>
+              <w:t xml:space="preserve">Lanza espumígena de rodante</w:t>
+            </w:r>
+          </w:p>
+        </w:tc>
+        <w:tc>
+          <w:tcPr>
+            <w:tcW w:type="dxa" w:w="1346"/>
             <w:tcBorders>
               <w:top w:val="single" w:color="BFBFBF" w:sz="4"/>
               <w:left w:val="single" w:color="BFBFBF" w:sz="4"/>
@@ -15703,39 +16273,8 @@
                 <w:sz w:val="14"/>
                 <w:szCs w:val="14"/>
               </w:rPr>
-              <w:t xml:space="preserve">5 modelos</w:t>
-            </w:r>
-          </w:p>
-        </w:tc>
-        <w:tc>
-          <w:tcPr>
-            <w:tcW w:type="dxa" w:w="1200"/>
-            <w:tcBorders>
-              <w:top w:val="single" w:color="BFBFBF" w:sz="4"/>
-              <w:left w:val="single" w:color="BFBFBF" w:sz="4"/>
-              <w:bottom w:val="single" w:color="BFBFBF" w:sz="4"/>
-              <w:right w:val="single" w:color="BFBFBF" w:sz="4"/>
-            </w:tcBorders>
-            <w:shd w:fill="FFF2CC" w:color="auto" w:val="clear"/>
-            <w:tcMar>
-              <w:top w:type="dxa" w:w="25"/>
-              <w:left w:type="dxa" w:w="70"/>
-              <w:bottom w:type="dxa" w:w="25"/>
-              <w:right w:type="dxa" w:w="70"/>
-            </w:tcMar>
-          </w:tcPr>
-          <w:p>
-            <w:hyperlink w:history="1" r:id="rId0gewrgosy3k8hag9qqbkf">
-              <w:r>
-                <w:rPr>
-                  <w:rStyle w:val="Hyperlink"/>
-                  <w:rFonts w:ascii="Arial" w:cs="Arial" w:eastAsia="Arial" w:hAnsi="Arial"/>
-                  <w:sz w:val="13"/>
-                  <w:szCs w:val="13"/>
-                </w:rPr>
-                <w:t xml:space="preserve">modelo3d.py:709</w:t>
-              </w:r>
-            </w:hyperlink>
+              <w:t xml:space="preserve">AFFF 50 l</w:t>
+            </w:r>
           </w:p>
         </w:tc>
       </w:tr>
@@ -15776,7 +16315,7 @@
         </w:tc>
         <w:tc>
           <w:tcPr>
-            <w:tcW w:type="dxa" w:w="3700"/>
+            <w:tcW w:type="dxa" w:w="3500"/>
             <w:tcBorders>
               <w:top w:val="single" w:color="BFBFBF" w:sz="4"/>
               <w:left w:val="single" w:color="BFBFBF" w:sz="4"/>
@@ -15801,13 +16340,13 @@
                 <w:sz w:val="14"/>
                 <w:szCs w:val="14"/>
               </w:rPr>
-              <w:t xml:space="preserve">Cuerpo de válvula: Fondo del cuerpo; Cuerpo de válvula: Salida a la manguera Ø × largo; Vástago: Vástago Ø × largo / asiento Ø; Resorte de válvula: Resorte Ø × largo libre (+1)</w:t>
-            </w:r>
-          </w:p>
-        </w:tc>
-        <w:tc>
-          <w:tcPr>
-            <w:tcW w:type="dxa" w:w="3600"/>
+              <w:t xml:space="preserve">Cilindro sin costura: Espesor</w:t>
+            </w:r>
+          </w:p>
+        </w:tc>
+        <w:tc>
+          <w:tcPr>
+            <w:tcW w:type="dxa" w:w="4900"/>
             <w:tcBorders>
               <w:top w:val="single" w:color="BFBFBF" w:sz="4"/>
               <w:left w:val="single" w:color="BFBFBF" w:sz="4"/>
@@ -15832,13 +16371,13 @@
                 <w:sz w:val="14"/>
                 <w:szCs w:val="14"/>
               </w:rPr>
-              <w:t xml:space="preserve">No visible en la vista lateral Fadesa</w:t>
-            </w:r>
-          </w:p>
-        </w:tc>
-        <w:tc>
-          <w:tcPr>
-            <w:tcW w:type="dxa" w:w="1246"/>
+              <w:t xml:space="preserve">Pared para presión de ensayo 25 MPa (supuesto)</w:t>
+            </w:r>
+          </w:p>
+        </w:tc>
+        <w:tc>
+          <w:tcPr>
+            <w:tcW w:type="dxa" w:w="1346"/>
             <w:tcBorders>
               <w:top w:val="single" w:color="BFBFBF" w:sz="4"/>
               <w:left w:val="single" w:color="BFBFBF" w:sz="4"/>
@@ -15863,39 +16402,8 @@
                 <w:sz w:val="14"/>
                 <w:szCs w:val="14"/>
               </w:rPr>
-              <w:t xml:space="preserve">4 modelos</w:t>
-            </w:r>
-          </w:p>
-        </w:tc>
-        <w:tc>
-          <w:tcPr>
-            <w:tcW w:type="dxa" w:w="1200"/>
-            <w:tcBorders>
-              <w:top w:val="single" w:color="BFBFBF" w:sz="4"/>
-              <w:left w:val="single" w:color="BFBFBF" w:sz="4"/>
-              <w:bottom w:val="single" w:color="BFBFBF" w:sz="4"/>
-              <w:right w:val="single" w:color="BFBFBF" w:sz="4"/>
-            </w:tcBorders>
-            <w:shd w:fill="FFF2CC" w:color="auto" w:val="clear"/>
-            <w:tcMar>
-              <w:top w:type="dxa" w:w="25"/>
-              <w:left w:type="dxa" w:w="70"/>
-              <w:bottom w:type="dxa" w:w="25"/>
-              <w:right w:type="dxa" w:w="70"/>
-            </w:tcMar>
-          </w:tcPr>
-          <w:p>
-            <w:hyperlink w:history="1" r:id="rIdfsocuyz_c7s0hm3_rexjj">
-              <w:r>
-                <w:rPr>
-                  <w:rStyle w:val="Hyperlink"/>
-                  <w:rFonts w:ascii="Arial" w:cs="Arial" w:eastAsia="Arial" w:hAnsi="Arial"/>
-                  <w:sz w:val="13"/>
-                  <w:szCs w:val="13"/>
-                </w:rPr>
-                <w:t xml:space="preserve">modelo3d.py:293</w:t>
-              </w:r>
-            </w:hyperlink>
+              <w:t xml:space="preserve">CO2 2 kg, CO2 5 kg</w:t>
+            </w:r>
           </w:p>
         </w:tc>
       </w:tr>
@@ -15936,7 +16444,7 @@
         </w:tc>
         <w:tc>
           <w:tcPr>
-            <w:tcW w:type="dxa" w:w="3700"/>
+            <w:tcW w:type="dxa" w:w="3500"/>
             <w:tcBorders>
               <w:top w:val="single" w:color="BFBFBF" w:sz="4"/>
               <w:left w:val="single" w:color="BFBFBF" w:sz="4"/>
@@ -15961,13 +16469,13 @@
                 <w:sz w:val="14"/>
                 <w:szCs w:val="14"/>
               </w:rPr>
-              <w:t xml:space="preserve">Palanca de accionamiento: Palanca largo × alto × espesor / empuñadura</w:t>
-            </w:r>
-          </w:p>
-        </w:tc>
-        <w:tc>
-          <w:tcPr>
-            <w:tcW w:type="dxa" w:w="3600"/>
+              <w:t xml:space="preserve">Disco de seguridad: Tapón hexagonal (entre caras × alto)</w:t>
+            </w:r>
+          </w:p>
+        </w:tc>
+        <w:tc>
+          <w:tcPr>
+            <w:tcW w:type="dxa" w:w="4900"/>
             <w:tcBorders>
               <w:top w:val="single" w:color="BFBFBF" w:sz="4"/>
               <w:left w:val="single" w:color="BFBFBF" w:sz="4"/>
@@ -15992,13 +16500,13 @@
                 <w:sz w:val="14"/>
                 <w:szCs w:val="14"/>
               </w:rPr>
-              <w:t xml:space="preserve">Gira en la ranura de la horquilla (eje según X, plano Fadesa); hacia adelante (lado de la manga), 0,75·R; sin cota en Fadesa</w:t>
-            </w:r>
-          </w:p>
-        </w:tc>
-        <w:tc>
-          <w:tcPr>
-            <w:tcW w:type="dxa" w:w="1246"/>
+              <w:t xml:space="preserve">CO₂: disco de seguridad, rotura 18-21 MPa</w:t>
+            </w:r>
+          </w:p>
+        </w:tc>
+        <w:tc>
+          <w:tcPr>
+            <w:tcW w:type="dxa" w:w="1346"/>
             <w:tcBorders>
               <w:top w:val="single" w:color="BFBFBF" w:sz="4"/>
               <w:left w:val="single" w:color="BFBFBF" w:sz="4"/>
@@ -16023,39 +16531,8 @@
                 <w:sz w:val="14"/>
                 <w:szCs w:val="14"/>
               </w:rPr>
-              <w:t xml:space="preserve">4 modelos</w:t>
-            </w:r>
-          </w:p>
-        </w:tc>
-        <w:tc>
-          <w:tcPr>
-            <w:tcW w:type="dxa" w:w="1200"/>
-            <w:tcBorders>
-              <w:top w:val="single" w:color="BFBFBF" w:sz="4"/>
-              <w:left w:val="single" w:color="BFBFBF" w:sz="4"/>
-              <w:bottom w:val="single" w:color="BFBFBF" w:sz="4"/>
-              <w:right w:val="single" w:color="BFBFBF" w:sz="4"/>
-            </w:tcBorders>
-            <w:shd w:fill="FFF2CC" w:color="auto" w:val="clear"/>
-            <w:tcMar>
-              <w:top w:type="dxa" w:w="25"/>
-              <w:left w:type="dxa" w:w="70"/>
-              <w:bottom w:type="dxa" w:w="25"/>
-              <w:right w:type="dxa" w:w="70"/>
-            </w:tcMar>
-          </w:tcPr>
-          <w:p>
-            <w:hyperlink w:history="1" r:id="rIdlcguec9pznkkfh7uxrhdf">
-              <w:r>
-                <w:rPr>
-                  <w:rStyle w:val="Hyperlink"/>
-                  <w:rFonts w:ascii="Arial" w:cs="Arial" w:eastAsia="Arial" w:hAnsi="Arial"/>
-                  <w:sz w:val="13"/>
-                  <w:szCs w:val="13"/>
-                </w:rPr>
-                <w:t xml:space="preserve">modelo3d.py:398</w:t>
-              </w:r>
-            </w:hyperlink>
+              <w:t xml:space="preserve">CO2 2 kg, CO2 5 kg</w:t>
+            </w:r>
           </w:p>
         </w:tc>
       </w:tr>
@@ -16096,7 +16573,7 @@
         </w:tc>
         <w:tc>
           <w:tcPr>
-            <w:tcW w:type="dxa" w:w="3700"/>
+            <w:tcW w:type="dxa" w:w="3500"/>
             <w:tcBorders>
               <w:top w:val="single" w:color="BFBFBF" w:sz="4"/>
               <w:left w:val="single" w:color="BFBFBF" w:sz="4"/>
@@ -16121,13 +16598,13 @@
                 <w:sz w:val="14"/>
                 <w:szCs w:val="14"/>
               </w:rPr>
-              <w:t xml:space="preserve">Eje de palanca: Ø × largo</w:t>
-            </w:r>
-          </w:p>
-        </w:tc>
-        <w:tc>
-          <w:tcPr>
-            <w:tcW w:type="dxa" w:w="3600"/>
+              <w:t xml:space="preserve">Pie de apoyo: Ø × alto</w:t>
+            </w:r>
+          </w:p>
+        </w:tc>
+        <w:tc>
+          <w:tcPr>
+            <w:tcW w:type="dxa" w:w="4900"/>
             <w:tcBorders>
               <w:top w:val="single" w:color="BFBFBF" w:sz="4"/>
               <w:left w:val="single" w:color="BFBFBF" w:sz="4"/>
@@ -16152,13 +16629,13 @@
                 <w:sz w:val="14"/>
                 <w:szCs w:val="14"/>
               </w:rPr>
-              <w:t xml:space="preserve">Tornillo F840 + buje + arandela del plano Fadesa, sin cota</w:t>
-            </w:r>
-          </w:p>
-        </w:tc>
-        <w:tc>
-          <w:tcPr>
-            <w:tcW w:type="dxa" w:w="1246"/>
+              <w:t xml:space="preserve">Ø del cilindro × 0,55·R</w:t>
+            </w:r>
+          </w:p>
+        </w:tc>
+        <w:tc>
+          <w:tcPr>
+            <w:tcW w:type="dxa" w:w="1346"/>
             <w:tcBorders>
               <w:top w:val="single" w:color="BFBFBF" w:sz="4"/>
               <w:left w:val="single" w:color="BFBFBF" w:sz="4"/>
@@ -16183,39 +16660,8 @@
                 <w:sz w:val="14"/>
                 <w:szCs w:val="14"/>
               </w:rPr>
-              <w:t xml:space="preserve">4 modelos</w:t>
-            </w:r>
-          </w:p>
-        </w:tc>
-        <w:tc>
-          <w:tcPr>
-            <w:tcW w:type="dxa" w:w="1200"/>
-            <w:tcBorders>
-              <w:top w:val="single" w:color="BFBFBF" w:sz="4"/>
-              <w:left w:val="single" w:color="BFBFBF" w:sz="4"/>
-              <w:bottom w:val="single" w:color="BFBFBF" w:sz="4"/>
-              <w:right w:val="single" w:color="BFBFBF" w:sz="4"/>
-            </w:tcBorders>
-            <w:shd w:fill="FFF2CC" w:color="auto" w:val="clear"/>
-            <w:tcMar>
-              <w:top w:type="dxa" w:w="25"/>
-              <w:left w:type="dxa" w:w="70"/>
-              <w:bottom w:type="dxa" w:w="25"/>
-              <w:right w:type="dxa" w:w="70"/>
-            </w:tcMar>
-          </w:tcPr>
-          <w:p>
-            <w:hyperlink w:history="1" r:id="rIdj4dnz0iiubw25k8iem3nj">
-              <w:r>
-                <w:rPr>
-                  <w:rStyle w:val="Hyperlink"/>
-                  <w:rFonts w:ascii="Arial" w:cs="Arial" w:eastAsia="Arial" w:hAnsi="Arial"/>
-                  <w:sz w:val="13"/>
-                  <w:szCs w:val="13"/>
-                </w:rPr>
-                <w:t xml:space="preserve">modelo3d.py:407</w:t>
-              </w:r>
-            </w:hyperlink>
+              <w:t xml:space="preserve">CO2 2 kg, CO2 5 kg</w:t>
+            </w:r>
           </w:p>
         </w:tc>
       </w:tr>
@@ -16256,7 +16702,7 @@
         </w:tc>
         <w:tc>
           <w:tcPr>
-            <w:tcW w:type="dxa" w:w="3700"/>
+            <w:tcW w:type="dxa" w:w="3500"/>
             <w:tcBorders>
               <w:top w:val="single" w:color="BFBFBF" w:sz="4"/>
               <w:left w:val="single" w:color="BFBFBF" w:sz="4"/>
@@ -16281,13 +16727,13 @@
                 <w:sz w:val="14"/>
                 <w:szCs w:val="14"/>
               </w:rPr>
-              <w:t xml:space="preserve">Caño de pesca (sifón): Ø exterior</w:t>
-            </w:r>
-          </w:p>
-        </w:tc>
-        <w:tc>
-          <w:tcPr>
-            <w:tcW w:type="dxa" w:w="3600"/>
+              <w:t xml:space="preserve">Cúpula: Ø del disco (referencia; el casquete se compra embutido); Fondo: Ø del disco (referencia; el casquete se compra embutido)</w:t>
+            </w:r>
+          </w:p>
+        </w:tc>
+        <w:tc>
+          <w:tcPr>
+            <w:tcW w:type="dxa" w:w="4900"/>
             <w:tcBorders>
               <w:top w:val="single" w:color="BFBFBF" w:sz="4"/>
               <w:left w:val="single" w:color="BFBFBF" w:sz="4"/>
@@ -16312,13 +16758,13 @@
                 <w:sz w:val="14"/>
                 <w:szCs w:val="14"/>
               </w:rPr>
-              <w:t xml:space="preserve">Sin cota en Fadesa</w:t>
-            </w:r>
-          </w:p>
-        </w:tc>
-        <w:tc>
-          <w:tcPr>
-            <w:tcW w:type="dxa" w:w="1246"/>
+              <w:t xml:space="preserve">Ø = 2·√(superficie media / π) × 1,03 (recorte de pestaña); la define Gockel</w:t>
+            </w:r>
+          </w:p>
+        </w:tc>
+        <w:tc>
+          <w:tcPr>
+            <w:tcW w:type="dxa" w:w="1346"/>
             <w:tcBorders>
               <w:top w:val="single" w:color="BFBFBF" w:sz="4"/>
               <w:left w:val="single" w:color="BFBFBF" w:sz="4"/>
@@ -16343,39 +16789,8 @@
                 <w:sz w:val="14"/>
                 <w:szCs w:val="14"/>
               </w:rPr>
-              <w:t xml:space="preserve">7 modelos</w:t>
-            </w:r>
-          </w:p>
-        </w:tc>
-        <w:tc>
-          <w:tcPr>
-            <w:tcW w:type="dxa" w:w="1200"/>
-            <w:tcBorders>
-              <w:top w:val="single" w:color="BFBFBF" w:sz="4"/>
-              <w:left w:val="single" w:color="BFBFBF" w:sz="4"/>
-              <w:bottom w:val="single" w:color="BFBFBF" w:sz="4"/>
-              <w:right w:val="single" w:color="BFBFBF" w:sz="4"/>
-            </w:tcBorders>
-            <w:shd w:fill="FFF2CC" w:color="auto" w:val="clear"/>
-            <w:tcMar>
-              <w:top w:type="dxa" w:w="25"/>
-              <w:left w:type="dxa" w:w="70"/>
-              <w:bottom w:type="dxa" w:w="25"/>
-              <w:right w:type="dxa" w:w="70"/>
-            </w:tcMar>
-          </w:tcPr>
-          <w:p>
-            <w:hyperlink w:history="1" r:id="rIdsnptbh5ugjtdfzzlenysk">
-              <w:r>
-                <w:rPr>
-                  <w:rStyle w:val="Hyperlink"/>
-                  <w:rFonts w:ascii="Arial" w:cs="Arial" w:eastAsia="Arial" w:hAnsi="Arial"/>
-                  <w:sz w:val="13"/>
-                  <w:szCs w:val="13"/>
-                </w:rPr>
-                <w:t xml:space="preserve">modelo3d.py:482</w:t>
-              </w:r>
-            </w:hyperlink>
+              <w:t xml:space="preserve">4 modelos</w:t>
+            </w:r>
           </w:p>
         </w:tc>
       </w:tr>
@@ -16416,7 +16831,7 @@
         </w:tc>
         <w:tc>
           <w:tcPr>
-            <w:tcW w:type="dxa" w:w="3700"/>
+            <w:tcW w:type="dxa" w:w="3500"/>
             <w:tcBorders>
               <w:top w:val="single" w:color="BFBFBF" w:sz="4"/>
               <w:left w:val="single" w:color="BFBFBF" w:sz="4"/>
@@ -16441,13 +16856,13 @@
                 <w:sz w:val="14"/>
                 <w:szCs w:val="14"/>
               </w:rPr>
-              <w:t xml:space="preserve">Ganchos portamanguera (2): Ancho × vuelo × labio × e (2 u)</w:t>
-            </w:r>
-          </w:p>
-        </w:tc>
-        <w:tc>
-          <w:tcPr>
-            <w:tcW w:type="dxa" w:w="3600"/>
+              <w:t xml:space="preserve">Tobera campana: Ø entrada / Ø boca × largo</w:t>
+            </w:r>
+          </w:p>
+        </w:tc>
+        <w:tc>
+          <w:tcPr>
+            <w:tcW w:type="dxa" w:w="4900"/>
             <w:tcBorders>
               <w:top w:val="single" w:color="BFBFBF" w:sz="4"/>
               <w:left w:val="single" w:color="BFBFBF" w:sz="4"/>
@@ -16472,13 +16887,13 @@
                 <w:sz w:val="14"/>
                 <w:szCs w:val="14"/>
               </w:rPr>
-              <w:t xml:space="preserve">Adelante (corrección del usuario al proceso, que decía costado derecho), arriba (90 %) y abajo (12 %) del cuerpo; vuelo = 2 Ø de manga + 10</w:t>
-            </w:r>
-          </w:p>
-        </w:tc>
-        <w:tc>
-          <w:tcPr>
-            <w:tcW w:type="dxa" w:w="1246"/>
+              <w:t xml:space="preserve">Cono 16→34 de radio, 200 de largo</w:t>
+            </w:r>
+          </w:p>
+        </w:tc>
+        <w:tc>
+          <w:tcPr>
+            <w:tcW w:type="dxa" w:w="1346"/>
             <w:tcBorders>
               <w:top w:val="single" w:color="BFBFBF" w:sz="4"/>
               <w:left w:val="single" w:color="BFBFBF" w:sz="4"/>
@@ -16503,1319 +16918,8 @@
                 <w:sz w:val="14"/>
                 <w:szCs w:val="14"/>
               </w:rPr>
-              <w:t xml:space="preserve">5 modelos</w:t>
-            </w:r>
-          </w:p>
-        </w:tc>
-        <w:tc>
-          <w:tcPr>
-            <w:tcW w:type="dxa" w:w="1200"/>
-            <w:tcBorders>
-              <w:top w:val="single" w:color="BFBFBF" w:sz="4"/>
-              <w:left w:val="single" w:color="BFBFBF" w:sz="4"/>
-              <w:bottom w:val="single" w:color="BFBFBF" w:sz="4"/>
-              <w:right w:val="single" w:color="BFBFBF" w:sz="4"/>
-            </w:tcBorders>
-            <w:shd w:fill="FFF2CC" w:color="auto" w:val="clear"/>
-            <w:tcMar>
-              <w:top w:type="dxa" w:w="25"/>
-              <w:left w:type="dxa" w:w="70"/>
-              <w:bottom w:type="dxa" w:w="25"/>
-              <w:right w:type="dxa" w:w="70"/>
-            </w:tcMar>
-          </w:tcPr>
-          <w:p>
-            <w:hyperlink w:history="1" r:id="rIdrwd85hrs77ypt6h_vkabf">
-              <w:r>
-                <w:rPr>
-                  <w:rStyle w:val="Hyperlink"/>
-                  <w:rFonts w:ascii="Arial" w:cs="Arial" w:eastAsia="Arial" w:hAnsi="Arial"/>
-                  <w:sz w:val="13"/>
-                  <w:szCs w:val="13"/>
-                </w:rPr>
-                <w:t xml:space="preserve">modelo3d.py:618</w:t>
-              </w:r>
-            </w:hyperlink>
-          </w:p>
-        </w:tc>
-      </w:tr>
-      <w:tr>
-        <w:trPr>
-          <w:cantSplit/>
-        </w:trPr>
-        <w:tc>
-          <w:tcPr>
-            <w:tcW w:type="dxa" w:w="560"/>
-            <w:tcBorders>
-              <w:top w:val="single" w:color="BFBFBF" w:sz="4"/>
-              <w:left w:val="single" w:color="BFBFBF" w:sz="4"/>
-              <w:bottom w:val="single" w:color="BFBFBF" w:sz="4"/>
-              <w:right w:val="single" w:color="BFBFBF" w:sz="4"/>
-            </w:tcBorders>
-            <w:shd w:fill="FFF2CC" w:color="auto" w:val="clear"/>
-            <w:tcMar>
-              <w:top w:type="dxa" w:w="25"/>
-              <w:left w:type="dxa" w:w="70"/>
-              <w:bottom w:type="dxa" w:w="25"/>
-              <w:right w:type="dxa" w:w="70"/>
-            </w:tcMar>
-          </w:tcPr>
-          <w:p>
-            <w:pPr>
-              <w:spacing w:after="0"/>
-            </w:pPr>
-            <w:r>
-              <w:rPr>
-                <w:rFonts w:ascii="Arial" w:cs="Arial" w:eastAsia="Arial" w:hAnsi="Arial"/>
-                <w:sz w:val="14"/>
-                <w:szCs w:val="14"/>
-              </w:rPr>
-              <w:t xml:space="preserve">D34</w:t>
-            </w:r>
-          </w:p>
-        </w:tc>
-        <w:tc>
-          <w:tcPr>
-            <w:tcW w:type="dxa" w:w="3700"/>
-            <w:tcBorders>
-              <w:top w:val="single" w:color="BFBFBF" w:sz="4"/>
-              <w:left w:val="single" w:color="BFBFBF" w:sz="4"/>
-              <w:bottom w:val="single" w:color="BFBFBF" w:sz="4"/>
-              <w:right w:val="single" w:color="BFBFBF" w:sz="4"/>
-            </w:tcBorders>
-            <w:shd w:fill="FFF2CC" w:color="auto" w:val="clear"/>
-            <w:tcMar>
-              <w:top w:type="dxa" w:w="25"/>
-              <w:left w:type="dxa" w:w="70"/>
-              <w:bottom w:type="dxa" w:w="25"/>
-              <w:right w:type="dxa" w:w="70"/>
-            </w:tcMar>
-          </w:tcPr>
-          <w:p>
-            <w:pPr>
-              <w:spacing w:after="0"/>
-            </w:pPr>
-            <w:r>
-              <w:rPr>
-                <w:rFonts w:ascii="Arial" w:cs="Arial" w:eastAsia="Arial" w:hAnsi="Arial"/>
-                <w:sz w:val="14"/>
-                <w:szCs w:val="14"/>
-              </w:rPr>
-              <w:t xml:space="preserve">Manguera (tramo enrollado): Ø exterior; Manguera: Ø exterior</w:t>
-            </w:r>
-          </w:p>
-        </w:tc>
-        <w:tc>
-          <w:tcPr>
-            <w:tcW w:type="dxa" w:w="3600"/>
-            <w:tcBorders>
-              <w:top w:val="single" w:color="BFBFBF" w:sz="4"/>
-              <w:left w:val="single" w:color="BFBFBF" w:sz="4"/>
-              <w:bottom w:val="single" w:color="BFBFBF" w:sz="4"/>
-              <w:right w:val="single" w:color="BFBFBF" w:sz="4"/>
-            </w:tcBorders>
-            <w:shd w:fill="FFF2CC" w:color="auto" w:val="clear"/>
-            <w:tcMar>
-              <w:top w:type="dxa" w:w="25"/>
-              <w:left w:type="dxa" w:w="70"/>
-              <w:bottom w:type="dxa" w:w="25"/>
-              <w:right w:type="dxa" w:w="70"/>
-            </w:tcMar>
-          </w:tcPr>
-          <w:p>
-            <w:pPr>
-              <w:spacing w:after="0"/>
-            </w:pPr>
-            <w:r>
-              <w:rPr>
-                <w:rFonts w:ascii="Arial" w:cs="Arial" w:eastAsia="Arial" w:hAnsi="Arial"/>
-                <w:sz w:val="14"/>
-                <w:szCs w:val="14"/>
-              </w:rPr>
-              <w:t xml:space="preserve">Sin cota en Fadesa</w:t>
-            </w:r>
-          </w:p>
-        </w:tc>
-        <w:tc>
-          <w:tcPr>
-            <w:tcW w:type="dxa" w:w="1246"/>
-            <w:tcBorders>
-              <w:top w:val="single" w:color="BFBFBF" w:sz="4"/>
-              <w:left w:val="single" w:color="BFBFBF" w:sz="4"/>
-              <w:bottom w:val="single" w:color="BFBFBF" w:sz="4"/>
-              <w:right w:val="single" w:color="BFBFBF" w:sz="4"/>
-            </w:tcBorders>
-            <w:shd w:fill="FFF2CC" w:color="auto" w:val="clear"/>
-            <w:tcMar>
-              <w:top w:type="dxa" w:w="25"/>
-              <w:left w:type="dxa" w:w="70"/>
-              <w:bottom w:type="dxa" w:w="25"/>
-              <w:right w:type="dxa" w:w="70"/>
-            </w:tcMar>
-          </w:tcPr>
-          <w:p>
-            <w:pPr>
-              <w:spacing w:after="0"/>
-            </w:pPr>
-            <w:r>
-              <w:rPr>
-                <w:rFonts w:ascii="Arial" w:cs="Arial" w:eastAsia="Arial" w:hAnsi="Arial"/>
-                <w:sz w:val="14"/>
-                <w:szCs w:val="14"/>
-              </w:rPr>
-              <w:t xml:space="preserve">5 modelos</w:t>
-            </w:r>
-          </w:p>
-        </w:tc>
-        <w:tc>
-          <w:tcPr>
-            <w:tcW w:type="dxa" w:w="1200"/>
-            <w:tcBorders>
-              <w:top w:val="single" w:color="BFBFBF" w:sz="4"/>
-              <w:left w:val="single" w:color="BFBFBF" w:sz="4"/>
-              <w:bottom w:val="single" w:color="BFBFBF" w:sz="4"/>
-              <w:right w:val="single" w:color="BFBFBF" w:sz="4"/>
-            </w:tcBorders>
-            <w:shd w:fill="FFF2CC" w:color="auto" w:val="clear"/>
-            <w:tcMar>
-              <w:top w:type="dxa" w:w="25"/>
-              <w:left w:type="dxa" w:w="70"/>
-              <w:bottom w:type="dxa" w:w="25"/>
-              <w:right w:type="dxa" w:w="70"/>
-            </w:tcMar>
-          </w:tcPr>
-          <w:p>
-            <w:hyperlink w:history="1" r:id="rIdfwg1wvh2b25i7xzjflm0x">
-              <w:r>
-                <w:rPr>
-                  <w:rStyle w:val="Hyperlink"/>
-                  <w:rFonts w:ascii="Arial" w:cs="Arial" w:eastAsia="Arial" w:hAnsi="Arial"/>
-                  <w:sz w:val="13"/>
-                  <w:szCs w:val="13"/>
-                </w:rPr>
-                <w:t xml:space="preserve">modelo3d.py:637</w:t>
-              </w:r>
-            </w:hyperlink>
-          </w:p>
-        </w:tc>
-      </w:tr>
-      <w:tr>
-        <w:trPr>
-          <w:cantSplit/>
-        </w:trPr>
-        <w:tc>
-          <w:tcPr>
-            <w:tcW w:type="dxa" w:w="560"/>
-            <w:tcBorders>
-              <w:top w:val="single" w:color="BFBFBF" w:sz="4"/>
-              <w:left w:val="single" w:color="BFBFBF" w:sz="4"/>
-              <w:bottom w:val="single" w:color="BFBFBF" w:sz="4"/>
-              <w:right w:val="single" w:color="BFBFBF" w:sz="4"/>
-            </w:tcBorders>
-            <w:shd w:fill="FFF2CC" w:color="auto" w:val="clear"/>
-            <w:tcMar>
-              <w:top w:type="dxa" w:w="25"/>
-              <w:left w:type="dxa" w:w="70"/>
-              <w:bottom w:type="dxa" w:w="25"/>
-              <w:right w:type="dxa" w:w="70"/>
-            </w:tcMar>
-          </w:tcPr>
-          <w:p>
-            <w:pPr>
-              <w:spacing w:after="0"/>
-            </w:pPr>
-            <w:r>
-              <w:rPr>
-                <w:rFonts w:ascii="Arial" w:cs="Arial" w:eastAsia="Arial" w:hAnsi="Arial"/>
-                <w:sz w:val="14"/>
-                <w:szCs w:val="14"/>
-              </w:rPr>
-              <w:t xml:space="preserve">D35</w:t>
-            </w:r>
-          </w:p>
-        </w:tc>
-        <w:tc>
-          <w:tcPr>
-            <w:tcW w:type="dxa" w:w="3700"/>
-            <w:tcBorders>
-              <w:top w:val="single" w:color="BFBFBF" w:sz="4"/>
-              <w:left w:val="single" w:color="BFBFBF" w:sz="4"/>
-              <w:bottom w:val="single" w:color="BFBFBF" w:sz="4"/>
-              <w:right w:val="single" w:color="BFBFBF" w:sz="4"/>
-            </w:tcBorders>
-            <w:shd w:fill="FFF2CC" w:color="auto" w:val="clear"/>
-            <w:tcMar>
-              <w:top w:type="dxa" w:w="25"/>
-              <w:left w:type="dxa" w:w="70"/>
-              <w:bottom w:type="dxa" w:w="25"/>
-              <w:right w:type="dxa" w:w="70"/>
-            </w:tcMar>
-          </w:tcPr>
-          <w:p>
-            <w:pPr>
-              <w:spacing w:after="0"/>
-            </w:pPr>
-            <w:r>
-              <w:rPr>
-                <w:rFonts w:ascii="Arial" w:cs="Arial" w:eastAsia="Arial" w:hAnsi="Arial"/>
-                <w:sz w:val="14"/>
-                <w:szCs w:val="14"/>
-              </w:rPr>
-              <w:t xml:space="preserve">Válvula esférica: Cuerpo Ø × largo / palanca</w:t>
-            </w:r>
-          </w:p>
-        </w:tc>
-        <w:tc>
-          <w:tcPr>
-            <w:tcW w:type="dxa" w:w="3600"/>
-            <w:tcBorders>
-              <w:top w:val="single" w:color="BFBFBF" w:sz="4"/>
-              <w:left w:val="single" w:color="BFBFBF" w:sz="4"/>
-              <w:bottom w:val="single" w:color="BFBFBF" w:sz="4"/>
-              <w:right w:val="single" w:color="BFBFBF" w:sz="4"/>
-            </w:tcBorders>
-            <w:shd w:fill="FFF2CC" w:color="auto" w:val="clear"/>
-            <w:tcMar>
-              <w:top w:type="dxa" w:w="25"/>
-              <w:left w:type="dxa" w:w="70"/>
-              <w:bottom w:type="dxa" w:w="25"/>
-              <w:right w:type="dxa" w:w="70"/>
-            </w:tcMar>
-          </w:tcPr>
-          <w:p>
-            <w:pPr>
-              <w:spacing w:after="0"/>
-            </w:pPr>
-            <w:r>
-              <w:rPr>
-                <w:rFonts w:ascii="Arial" w:cs="Arial" w:eastAsia="Arial" w:hAnsi="Arial"/>
-                <w:sz w:val="14"/>
-                <w:szCs w:val="14"/>
-              </w:rPr>
-              <w:t xml:space="preserve">Válvula esférica de paso total con palanca entre la manga y la tobera (foto del usuario); cerrada, la palanca queda atravesada al caño; comercial</w:t>
-            </w:r>
-          </w:p>
-        </w:tc>
-        <w:tc>
-          <w:tcPr>
-            <w:tcW w:type="dxa" w:w="1246"/>
-            <w:tcBorders>
-              <w:top w:val="single" w:color="BFBFBF" w:sz="4"/>
-              <w:left w:val="single" w:color="BFBFBF" w:sz="4"/>
-              <w:bottom w:val="single" w:color="BFBFBF" w:sz="4"/>
-              <w:right w:val="single" w:color="BFBFBF" w:sz="4"/>
-            </w:tcBorders>
-            <w:shd w:fill="FFF2CC" w:color="auto" w:val="clear"/>
-            <w:tcMar>
-              <w:top w:type="dxa" w:w="25"/>
-              <w:left w:type="dxa" w:w="70"/>
-              <w:bottom w:type="dxa" w:w="25"/>
-              <w:right w:type="dxa" w:w="70"/>
-            </w:tcMar>
-          </w:tcPr>
-          <w:p>
-            <w:pPr>
-              <w:spacing w:after="0"/>
-            </w:pPr>
-            <w:r>
-              <w:rPr>
-                <w:rFonts w:ascii="Arial" w:cs="Arial" w:eastAsia="Arial" w:hAnsi="Arial"/>
-                <w:sz w:val="14"/>
-                <w:szCs w:val="14"/>
-              </w:rPr>
-              <w:t xml:space="preserve">5 modelos</w:t>
-            </w:r>
-          </w:p>
-        </w:tc>
-        <w:tc>
-          <w:tcPr>
-            <w:tcW w:type="dxa" w:w="1200"/>
-            <w:tcBorders>
-              <w:top w:val="single" w:color="BFBFBF" w:sz="4"/>
-              <w:left w:val="single" w:color="BFBFBF" w:sz="4"/>
-              <w:bottom w:val="single" w:color="BFBFBF" w:sz="4"/>
-              <w:right w:val="single" w:color="BFBFBF" w:sz="4"/>
-            </w:tcBorders>
-            <w:shd w:fill="FFF2CC" w:color="auto" w:val="clear"/>
-            <w:tcMar>
-              <w:top w:type="dxa" w:w="25"/>
-              <w:left w:type="dxa" w:w="70"/>
-              <w:bottom w:type="dxa" w:w="25"/>
-              <w:right w:type="dxa" w:w="70"/>
-            </w:tcMar>
-          </w:tcPr>
-          <w:p>
-            <w:hyperlink w:history="1" r:id="rIdsrz3yc1ifb3ftxxndacot">
-              <w:r>
-                <w:rPr>
-                  <w:rStyle w:val="Hyperlink"/>
-                  <w:rFonts w:ascii="Arial" w:cs="Arial" w:eastAsia="Arial" w:hAnsi="Arial"/>
-                  <w:sz w:val="13"/>
-                  <w:szCs w:val="13"/>
-                </w:rPr>
-                <w:t xml:space="preserve">modelo3d.py:777</w:t>
-              </w:r>
-            </w:hyperlink>
-          </w:p>
-        </w:tc>
-      </w:tr>
-      <w:tr>
-        <w:trPr>
-          <w:cantSplit/>
-        </w:trPr>
-        <w:tc>
-          <w:tcPr>
-            <w:tcW w:type="dxa" w:w="560"/>
-            <w:tcBorders>
-              <w:top w:val="single" w:color="BFBFBF" w:sz="4"/>
-              <w:left w:val="single" w:color="BFBFBF" w:sz="4"/>
-              <w:bottom w:val="single" w:color="BFBFBF" w:sz="4"/>
-              <w:right w:val="single" w:color="BFBFBF" w:sz="4"/>
-            </w:tcBorders>
-            <w:shd w:fill="FFF2CC" w:color="auto" w:val="clear"/>
-            <w:tcMar>
-              <w:top w:type="dxa" w:w="25"/>
-              <w:left w:type="dxa" w:w="70"/>
-              <w:bottom w:type="dxa" w:w="25"/>
-              <w:right w:type="dxa" w:w="70"/>
-            </w:tcMar>
-          </w:tcPr>
-          <w:p>
-            <w:pPr>
-              <w:spacing w:after="0"/>
-            </w:pPr>
-            <w:r>
-              <w:rPr>
-                <w:rFonts w:ascii="Arial" w:cs="Arial" w:eastAsia="Arial" w:hAnsi="Arial"/>
-                <w:sz w:val="14"/>
-                <w:szCs w:val="14"/>
-              </w:rPr>
-              <w:t xml:space="preserve">D36</w:t>
-            </w:r>
-          </w:p>
-        </w:tc>
-        <w:tc>
-          <w:tcPr>
-            <w:tcW w:type="dxa" w:w="3700"/>
-            <w:tcBorders>
-              <w:top w:val="single" w:color="BFBFBF" w:sz="4"/>
-              <w:left w:val="single" w:color="BFBFBF" w:sz="4"/>
-              <w:bottom w:val="single" w:color="BFBFBF" w:sz="4"/>
-              <w:right w:val="single" w:color="BFBFBF" w:sz="4"/>
-            </w:tcBorders>
-            <w:shd w:fill="FFF2CC" w:color="auto" w:val="clear"/>
-            <w:tcMar>
-              <w:top w:type="dxa" w:w="25"/>
-              <w:left w:type="dxa" w:w="70"/>
-              <w:bottom w:type="dxa" w:w="25"/>
-              <w:right w:type="dxa" w:w="70"/>
-            </w:tcMar>
-          </w:tcPr>
-          <w:p>
-            <w:pPr>
-              <w:spacing w:after="0"/>
-            </w:pPr>
-            <w:r>
-              <w:rPr>
-                <w:rFonts w:ascii="Arial" w:cs="Arial" w:eastAsia="Arial" w:hAnsi="Arial"/>
-                <w:sz w:val="14"/>
-                <w:szCs w:val="14"/>
-              </w:rPr>
-              <w:t xml:space="preserve">Lanza espumígena: Ø × largo</w:t>
-            </w:r>
-          </w:p>
-        </w:tc>
-        <w:tc>
-          <w:tcPr>
-            <w:tcW w:type="dxa" w:w="3600"/>
-            <w:tcBorders>
-              <w:top w:val="single" w:color="BFBFBF" w:sz="4"/>
-              <w:left w:val="single" w:color="BFBFBF" w:sz="4"/>
-              <w:bottom w:val="single" w:color="BFBFBF" w:sz="4"/>
-              <w:right w:val="single" w:color="BFBFBF" w:sz="4"/>
-            </w:tcBorders>
-            <w:shd w:fill="FFF2CC" w:color="auto" w:val="clear"/>
-            <w:tcMar>
-              <w:top w:type="dxa" w:w="25"/>
-              <w:left w:type="dxa" w:w="70"/>
-              <w:bottom w:type="dxa" w:w="25"/>
-              <w:right w:type="dxa" w:w="70"/>
-            </w:tcMar>
-          </w:tcPr>
-          <w:p>
-            <w:pPr>
-              <w:spacing w:after="0"/>
-            </w:pPr>
-            <w:r>
-              <w:rPr>
-                <w:rFonts w:ascii="Arial" w:cs="Arial" w:eastAsia="Arial" w:hAnsi="Arial"/>
-                <w:sz w:val="14"/>
-                <w:szCs w:val="14"/>
-              </w:rPr>
-              <w:t xml:space="preserve">Lanza espumígena de rodante</w:t>
-            </w:r>
-          </w:p>
-        </w:tc>
-        <w:tc>
-          <w:tcPr>
-            <w:tcW w:type="dxa" w:w="1246"/>
-            <w:tcBorders>
-              <w:top w:val="single" w:color="BFBFBF" w:sz="4"/>
-              <w:left w:val="single" w:color="BFBFBF" w:sz="4"/>
-              <w:bottom w:val="single" w:color="BFBFBF" w:sz="4"/>
-              <w:right w:val="single" w:color="BFBFBF" w:sz="4"/>
-            </w:tcBorders>
-            <w:shd w:fill="FFF2CC" w:color="auto" w:val="clear"/>
-            <w:tcMar>
-              <w:top w:type="dxa" w:w="25"/>
-              <w:left w:type="dxa" w:w="70"/>
-              <w:bottom w:type="dxa" w:w="25"/>
-              <w:right w:type="dxa" w:w="70"/>
-            </w:tcMar>
-          </w:tcPr>
-          <w:p>
-            <w:pPr>
-              <w:spacing w:after="0"/>
-            </w:pPr>
-            <w:r>
-              <w:rPr>
-                <w:rFonts w:ascii="Arial" w:cs="Arial" w:eastAsia="Arial" w:hAnsi="Arial"/>
-                <w:sz w:val="14"/>
-                <w:szCs w:val="14"/>
-              </w:rPr>
-              <w:t xml:space="preserve">AFFF 50 l</w:t>
-            </w:r>
-          </w:p>
-        </w:tc>
-        <w:tc>
-          <w:tcPr>
-            <w:tcW w:type="dxa" w:w="1200"/>
-            <w:tcBorders>
-              <w:top w:val="single" w:color="BFBFBF" w:sz="4"/>
-              <w:left w:val="single" w:color="BFBFBF" w:sz="4"/>
-              <w:bottom w:val="single" w:color="BFBFBF" w:sz="4"/>
-              <w:right w:val="single" w:color="BFBFBF" w:sz="4"/>
-            </w:tcBorders>
-            <w:shd w:fill="FFF2CC" w:color="auto" w:val="clear"/>
-            <w:tcMar>
-              <w:top w:type="dxa" w:w="25"/>
-              <w:left w:type="dxa" w:w="70"/>
-              <w:bottom w:type="dxa" w:w="25"/>
-              <w:right w:type="dxa" w:w="70"/>
-            </w:tcMar>
-          </w:tcPr>
-          <w:p>
-            <w:hyperlink w:history="1" r:id="rId1gfeptyskgm0k2lrud854">
-              <w:r>
-                <w:rPr>
-                  <w:rStyle w:val="Hyperlink"/>
-                  <w:rFonts w:ascii="Arial" w:cs="Arial" w:eastAsia="Arial" w:hAnsi="Arial"/>
-                  <w:sz w:val="13"/>
-                  <w:szCs w:val="13"/>
-                </w:rPr>
-                <w:t xml:space="preserve">modelo3d.py:793</w:t>
-              </w:r>
-            </w:hyperlink>
-          </w:p>
-        </w:tc>
-      </w:tr>
-      <w:tr>
-        <w:trPr>
-          <w:cantSplit/>
-        </w:trPr>
-        <w:tc>
-          <w:tcPr>
-            <w:tcW w:type="dxa" w:w="560"/>
-            <w:tcBorders>
-              <w:top w:val="single" w:color="BFBFBF" w:sz="4"/>
-              <w:left w:val="single" w:color="BFBFBF" w:sz="4"/>
-              <w:bottom w:val="single" w:color="BFBFBF" w:sz="4"/>
-              <w:right w:val="single" w:color="BFBFBF" w:sz="4"/>
-            </w:tcBorders>
-            <w:shd w:fill="FFF2CC" w:color="auto" w:val="clear"/>
-            <w:tcMar>
-              <w:top w:type="dxa" w:w="25"/>
-              <w:left w:type="dxa" w:w="70"/>
-              <w:bottom w:type="dxa" w:w="25"/>
-              <w:right w:type="dxa" w:w="70"/>
-            </w:tcMar>
-          </w:tcPr>
-          <w:p>
-            <w:pPr>
-              <w:spacing w:after="0"/>
-            </w:pPr>
-            <w:r>
-              <w:rPr>
-                <w:rFonts w:ascii="Arial" w:cs="Arial" w:eastAsia="Arial" w:hAnsi="Arial"/>
-                <w:sz w:val="14"/>
-                <w:szCs w:val="14"/>
-              </w:rPr>
-              <w:t xml:space="preserve">D37</w:t>
-            </w:r>
-          </w:p>
-        </w:tc>
-        <w:tc>
-          <w:tcPr>
-            <w:tcW w:type="dxa" w:w="3700"/>
-            <w:tcBorders>
-              <w:top w:val="single" w:color="BFBFBF" w:sz="4"/>
-              <w:left w:val="single" w:color="BFBFBF" w:sz="4"/>
-              <w:bottom w:val="single" w:color="BFBFBF" w:sz="4"/>
-              <w:right w:val="single" w:color="BFBFBF" w:sz="4"/>
-            </w:tcBorders>
-            <w:shd w:fill="FFF2CC" w:color="auto" w:val="clear"/>
-            <w:tcMar>
-              <w:top w:type="dxa" w:w="25"/>
-              <w:left w:type="dxa" w:w="70"/>
-              <w:bottom w:type="dxa" w:w="25"/>
-              <w:right w:type="dxa" w:w="70"/>
-            </w:tcMar>
-          </w:tcPr>
-          <w:p>
-            <w:pPr>
-              <w:spacing w:after="0"/>
-            </w:pPr>
-            <w:r>
-              <w:rPr>
-                <w:rFonts w:ascii="Arial" w:cs="Arial" w:eastAsia="Arial" w:hAnsi="Arial"/>
-                <w:sz w:val="14"/>
-                <w:szCs w:val="14"/>
-              </w:rPr>
-              <w:t xml:space="preserve">Cilindro sin costura: Espesor</w:t>
-            </w:r>
-          </w:p>
-        </w:tc>
-        <w:tc>
-          <w:tcPr>
-            <w:tcW w:type="dxa" w:w="3600"/>
-            <w:tcBorders>
-              <w:top w:val="single" w:color="BFBFBF" w:sz="4"/>
-              <w:left w:val="single" w:color="BFBFBF" w:sz="4"/>
-              <w:bottom w:val="single" w:color="BFBFBF" w:sz="4"/>
-              <w:right w:val="single" w:color="BFBFBF" w:sz="4"/>
-            </w:tcBorders>
-            <w:shd w:fill="FFF2CC" w:color="auto" w:val="clear"/>
-            <w:tcMar>
-              <w:top w:type="dxa" w:w="25"/>
-              <w:left w:type="dxa" w:w="70"/>
-              <w:bottom w:type="dxa" w:w="25"/>
-              <w:right w:type="dxa" w:w="70"/>
-            </w:tcMar>
-          </w:tcPr>
-          <w:p>
-            <w:pPr>
-              <w:spacing w:after="0"/>
-            </w:pPr>
-            <w:r>
-              <w:rPr>
-                <w:rFonts w:ascii="Arial" w:cs="Arial" w:eastAsia="Arial" w:hAnsi="Arial"/>
-                <w:sz w:val="14"/>
-                <w:szCs w:val="14"/>
-              </w:rPr>
-              <w:t xml:space="preserve">Pared para presión de ensayo 25 MPa (supuesto)</w:t>
-            </w:r>
-          </w:p>
-        </w:tc>
-        <w:tc>
-          <w:tcPr>
-            <w:tcW w:type="dxa" w:w="1246"/>
-            <w:tcBorders>
-              <w:top w:val="single" w:color="BFBFBF" w:sz="4"/>
-              <w:left w:val="single" w:color="BFBFBF" w:sz="4"/>
-              <w:bottom w:val="single" w:color="BFBFBF" w:sz="4"/>
-              <w:right w:val="single" w:color="BFBFBF" w:sz="4"/>
-            </w:tcBorders>
-            <w:shd w:fill="FFF2CC" w:color="auto" w:val="clear"/>
-            <w:tcMar>
-              <w:top w:type="dxa" w:w="25"/>
-              <w:left w:type="dxa" w:w="70"/>
-              <w:bottom w:type="dxa" w:w="25"/>
-              <w:right w:type="dxa" w:w="70"/>
-            </w:tcMar>
-          </w:tcPr>
-          <w:p>
-            <w:pPr>
-              <w:spacing w:after="0"/>
-            </w:pPr>
-            <w:r>
-              <w:rPr>
-                <w:rFonts w:ascii="Arial" w:cs="Arial" w:eastAsia="Arial" w:hAnsi="Arial"/>
-                <w:sz w:val="14"/>
-                <w:szCs w:val="14"/>
-              </w:rPr>
-              <w:t xml:space="preserve">CO2 2 kg, CO2 5 kg</w:t>
-            </w:r>
-          </w:p>
-        </w:tc>
-        <w:tc>
-          <w:tcPr>
-            <w:tcW w:type="dxa" w:w="1200"/>
-            <w:tcBorders>
-              <w:top w:val="single" w:color="BFBFBF" w:sz="4"/>
-              <w:left w:val="single" w:color="BFBFBF" w:sz="4"/>
-              <w:bottom w:val="single" w:color="BFBFBF" w:sz="4"/>
-              <w:right w:val="single" w:color="BFBFBF" w:sz="4"/>
-            </w:tcBorders>
-            <w:shd w:fill="FFF2CC" w:color="auto" w:val="clear"/>
-            <w:tcMar>
-              <w:top w:type="dxa" w:w="25"/>
-              <w:left w:type="dxa" w:w="70"/>
-              <w:bottom w:type="dxa" w:w="25"/>
-              <w:right w:type="dxa" w:w="70"/>
-            </w:tcMar>
-          </w:tcPr>
-          <w:p>
-            <w:hyperlink w:history="1" r:id="rIdna-bbfuy8gp_2mz0brbec">
-              <w:r>
-                <w:rPr>
-                  <w:rStyle w:val="Hyperlink"/>
-                  <w:rFonts w:ascii="Arial" w:cs="Arial" w:eastAsia="Arial" w:hAnsi="Arial"/>
-                  <w:sz w:val="13"/>
-                  <w:szCs w:val="13"/>
-                </w:rPr>
-                <w:t xml:space="preserve">catalogo.py:135</w:t>
-              </w:r>
-            </w:hyperlink>
-          </w:p>
-        </w:tc>
-      </w:tr>
-      <w:tr>
-        <w:trPr>
-          <w:cantSplit/>
-        </w:trPr>
-        <w:tc>
-          <w:tcPr>
-            <w:tcW w:type="dxa" w:w="560"/>
-            <w:tcBorders>
-              <w:top w:val="single" w:color="BFBFBF" w:sz="4"/>
-              <w:left w:val="single" w:color="BFBFBF" w:sz="4"/>
-              <w:bottom w:val="single" w:color="BFBFBF" w:sz="4"/>
-              <w:right w:val="single" w:color="BFBFBF" w:sz="4"/>
-            </w:tcBorders>
-            <w:shd w:fill="FFF2CC" w:color="auto" w:val="clear"/>
-            <w:tcMar>
-              <w:top w:type="dxa" w:w="25"/>
-              <w:left w:type="dxa" w:w="70"/>
-              <w:bottom w:type="dxa" w:w="25"/>
-              <w:right w:type="dxa" w:w="70"/>
-            </w:tcMar>
-          </w:tcPr>
-          <w:p>
-            <w:pPr>
-              <w:spacing w:after="0"/>
-            </w:pPr>
-            <w:r>
-              <w:rPr>
-                <w:rFonts w:ascii="Arial" w:cs="Arial" w:eastAsia="Arial" w:hAnsi="Arial"/>
-                <w:sz w:val="14"/>
-                <w:szCs w:val="14"/>
-              </w:rPr>
-              <w:t xml:space="preserve">D38</w:t>
-            </w:r>
-          </w:p>
-        </w:tc>
-        <w:tc>
-          <w:tcPr>
-            <w:tcW w:type="dxa" w:w="3700"/>
-            <w:tcBorders>
-              <w:top w:val="single" w:color="BFBFBF" w:sz="4"/>
-              <w:left w:val="single" w:color="BFBFBF" w:sz="4"/>
-              <w:bottom w:val="single" w:color="BFBFBF" w:sz="4"/>
-              <w:right w:val="single" w:color="BFBFBF" w:sz="4"/>
-            </w:tcBorders>
-            <w:shd w:fill="FFF2CC" w:color="auto" w:val="clear"/>
-            <w:tcMar>
-              <w:top w:type="dxa" w:w="25"/>
-              <w:left w:type="dxa" w:w="70"/>
-              <w:bottom w:type="dxa" w:w="25"/>
-              <w:right w:type="dxa" w:w="70"/>
-            </w:tcMar>
-          </w:tcPr>
-          <w:p>
-            <w:pPr>
-              <w:spacing w:after="0"/>
-            </w:pPr>
-            <w:r>
-              <w:rPr>
-                <w:rFonts w:ascii="Arial" w:cs="Arial" w:eastAsia="Arial" w:hAnsi="Arial"/>
-                <w:sz w:val="14"/>
-                <w:szCs w:val="14"/>
-              </w:rPr>
-              <w:t xml:space="preserve">Disco de seguridad: Tapón hexagonal (entre caras × alto)</w:t>
-            </w:r>
-          </w:p>
-        </w:tc>
-        <w:tc>
-          <w:tcPr>
-            <w:tcW w:type="dxa" w:w="3600"/>
-            <w:tcBorders>
-              <w:top w:val="single" w:color="BFBFBF" w:sz="4"/>
-              <w:left w:val="single" w:color="BFBFBF" w:sz="4"/>
-              <w:bottom w:val="single" w:color="BFBFBF" w:sz="4"/>
-              <w:right w:val="single" w:color="BFBFBF" w:sz="4"/>
-            </w:tcBorders>
-            <w:shd w:fill="FFF2CC" w:color="auto" w:val="clear"/>
-            <w:tcMar>
-              <w:top w:type="dxa" w:w="25"/>
-              <w:left w:type="dxa" w:w="70"/>
-              <w:bottom w:type="dxa" w:w="25"/>
-              <w:right w:type="dxa" w:w="70"/>
-            </w:tcMar>
-          </w:tcPr>
-          <w:p>
-            <w:pPr>
-              <w:spacing w:after="0"/>
-            </w:pPr>
-            <w:r>
-              <w:rPr>
-                <w:rFonts w:ascii="Arial" w:cs="Arial" w:eastAsia="Arial" w:hAnsi="Arial"/>
-                <w:sz w:val="14"/>
-                <w:szCs w:val="14"/>
-              </w:rPr>
-              <w:t xml:space="preserve">CO₂: disco de seguridad, rotura 18-21 MPa</w:t>
-            </w:r>
-          </w:p>
-        </w:tc>
-        <w:tc>
-          <w:tcPr>
-            <w:tcW w:type="dxa" w:w="1246"/>
-            <w:tcBorders>
-              <w:top w:val="single" w:color="BFBFBF" w:sz="4"/>
-              <w:left w:val="single" w:color="BFBFBF" w:sz="4"/>
-              <w:bottom w:val="single" w:color="BFBFBF" w:sz="4"/>
-              <w:right w:val="single" w:color="BFBFBF" w:sz="4"/>
-            </w:tcBorders>
-            <w:shd w:fill="FFF2CC" w:color="auto" w:val="clear"/>
-            <w:tcMar>
-              <w:top w:type="dxa" w:w="25"/>
-              <w:left w:type="dxa" w:w="70"/>
-              <w:bottom w:type="dxa" w:w="25"/>
-              <w:right w:type="dxa" w:w="70"/>
-            </w:tcMar>
-          </w:tcPr>
-          <w:p>
-            <w:pPr>
-              <w:spacing w:after="0"/>
-            </w:pPr>
-            <w:r>
-              <w:rPr>
-                <w:rFonts w:ascii="Arial" w:cs="Arial" w:eastAsia="Arial" w:hAnsi="Arial"/>
-                <w:sz w:val="14"/>
-                <w:szCs w:val="14"/>
-              </w:rPr>
-              <w:t xml:space="preserve">CO2 2 kg, CO2 5 kg</w:t>
-            </w:r>
-          </w:p>
-        </w:tc>
-        <w:tc>
-          <w:tcPr>
-            <w:tcW w:type="dxa" w:w="1200"/>
-            <w:tcBorders>
-              <w:top w:val="single" w:color="BFBFBF" w:sz="4"/>
-              <w:left w:val="single" w:color="BFBFBF" w:sz="4"/>
-              <w:bottom w:val="single" w:color="BFBFBF" w:sz="4"/>
-              <w:right w:val="single" w:color="BFBFBF" w:sz="4"/>
-            </w:tcBorders>
-            <w:shd w:fill="FFF2CC" w:color="auto" w:val="clear"/>
-            <w:tcMar>
-              <w:top w:type="dxa" w:w="25"/>
-              <w:left w:type="dxa" w:w="70"/>
-              <w:bottom w:type="dxa" w:w="25"/>
-              <w:right w:type="dxa" w:w="70"/>
-            </w:tcMar>
-          </w:tcPr>
-          <w:p>
-            <w:hyperlink w:history="1" r:id="rIden9fqto3s5zznkztcli2f">
-              <w:r>
-                <w:rPr>
-                  <w:rStyle w:val="Hyperlink"/>
-                  <w:rFonts w:ascii="Arial" w:cs="Arial" w:eastAsia="Arial" w:hAnsi="Arial"/>
-                  <w:sz w:val="13"/>
-                  <w:szCs w:val="13"/>
-                </w:rPr>
-                <w:t xml:space="preserve">modelo3d.py:368</w:t>
-              </w:r>
-            </w:hyperlink>
-          </w:p>
-        </w:tc>
-      </w:tr>
-      <w:tr>
-        <w:trPr>
-          <w:cantSplit/>
-        </w:trPr>
-        <w:tc>
-          <w:tcPr>
-            <w:tcW w:type="dxa" w:w="560"/>
-            <w:tcBorders>
-              <w:top w:val="single" w:color="BFBFBF" w:sz="4"/>
-              <w:left w:val="single" w:color="BFBFBF" w:sz="4"/>
-              <w:bottom w:val="single" w:color="BFBFBF" w:sz="4"/>
-              <w:right w:val="single" w:color="BFBFBF" w:sz="4"/>
-            </w:tcBorders>
-            <w:shd w:fill="FFF2CC" w:color="auto" w:val="clear"/>
-            <w:tcMar>
-              <w:top w:type="dxa" w:w="25"/>
-              <w:left w:type="dxa" w:w="70"/>
-              <w:bottom w:type="dxa" w:w="25"/>
-              <w:right w:type="dxa" w:w="70"/>
-            </w:tcMar>
-          </w:tcPr>
-          <w:p>
-            <w:pPr>
-              <w:spacing w:after="0"/>
-            </w:pPr>
-            <w:r>
-              <w:rPr>
-                <w:rFonts w:ascii="Arial" w:cs="Arial" w:eastAsia="Arial" w:hAnsi="Arial"/>
-                <w:sz w:val="14"/>
-                <w:szCs w:val="14"/>
-              </w:rPr>
-              <w:t xml:space="preserve">D39</w:t>
-            </w:r>
-          </w:p>
-        </w:tc>
-        <w:tc>
-          <w:tcPr>
-            <w:tcW w:type="dxa" w:w="3700"/>
-            <w:tcBorders>
-              <w:top w:val="single" w:color="BFBFBF" w:sz="4"/>
-              <w:left w:val="single" w:color="BFBFBF" w:sz="4"/>
-              <w:bottom w:val="single" w:color="BFBFBF" w:sz="4"/>
-              <w:right w:val="single" w:color="BFBFBF" w:sz="4"/>
-            </w:tcBorders>
-            <w:shd w:fill="FFF2CC" w:color="auto" w:val="clear"/>
-            <w:tcMar>
-              <w:top w:type="dxa" w:w="25"/>
-              <w:left w:type="dxa" w:w="70"/>
-              <w:bottom w:type="dxa" w:w="25"/>
-              <w:right w:type="dxa" w:w="70"/>
-            </w:tcMar>
-          </w:tcPr>
-          <w:p>
-            <w:pPr>
-              <w:spacing w:after="0"/>
-            </w:pPr>
-            <w:r>
-              <w:rPr>
-                <w:rFonts w:ascii="Arial" w:cs="Arial" w:eastAsia="Arial" w:hAnsi="Arial"/>
-                <w:sz w:val="14"/>
-                <w:szCs w:val="14"/>
-              </w:rPr>
-              <w:t xml:space="preserve">Pie de apoyo: Ø × alto</w:t>
-            </w:r>
-          </w:p>
-        </w:tc>
-        <w:tc>
-          <w:tcPr>
-            <w:tcW w:type="dxa" w:w="3600"/>
-            <w:tcBorders>
-              <w:top w:val="single" w:color="BFBFBF" w:sz="4"/>
-              <w:left w:val="single" w:color="BFBFBF" w:sz="4"/>
-              <w:bottom w:val="single" w:color="BFBFBF" w:sz="4"/>
-              <w:right w:val="single" w:color="BFBFBF" w:sz="4"/>
-            </w:tcBorders>
-            <w:shd w:fill="FFF2CC" w:color="auto" w:val="clear"/>
-            <w:tcMar>
-              <w:top w:type="dxa" w:w="25"/>
-              <w:left w:type="dxa" w:w="70"/>
-              <w:bottom w:type="dxa" w:w="25"/>
-              <w:right w:type="dxa" w:w="70"/>
-            </w:tcMar>
-          </w:tcPr>
-          <w:p>
-            <w:pPr>
-              <w:spacing w:after="0"/>
-            </w:pPr>
-            <w:r>
-              <w:rPr>
-                <w:rFonts w:ascii="Arial" w:cs="Arial" w:eastAsia="Arial" w:hAnsi="Arial"/>
-                <w:sz w:val="14"/>
-                <w:szCs w:val="14"/>
-              </w:rPr>
-              <w:t xml:space="preserve">Ø del cilindro × 0,55·R</w:t>
-            </w:r>
-          </w:p>
-        </w:tc>
-        <w:tc>
-          <w:tcPr>
-            <w:tcW w:type="dxa" w:w="1246"/>
-            <w:tcBorders>
-              <w:top w:val="single" w:color="BFBFBF" w:sz="4"/>
-              <w:left w:val="single" w:color="BFBFBF" w:sz="4"/>
-              <w:bottom w:val="single" w:color="BFBFBF" w:sz="4"/>
-              <w:right w:val="single" w:color="BFBFBF" w:sz="4"/>
-            </w:tcBorders>
-            <w:shd w:fill="FFF2CC" w:color="auto" w:val="clear"/>
-            <w:tcMar>
-              <w:top w:type="dxa" w:w="25"/>
-              <w:left w:type="dxa" w:w="70"/>
-              <w:bottom w:type="dxa" w:w="25"/>
-              <w:right w:type="dxa" w:w="70"/>
-            </w:tcMar>
-          </w:tcPr>
-          <w:p>
-            <w:pPr>
-              <w:spacing w:after="0"/>
-            </w:pPr>
-            <w:r>
-              <w:rPr>
-                <w:rFonts w:ascii="Arial" w:cs="Arial" w:eastAsia="Arial" w:hAnsi="Arial"/>
-                <w:sz w:val="14"/>
-                <w:szCs w:val="14"/>
-              </w:rPr>
-              <w:t xml:space="preserve">CO2 2 kg, CO2 5 kg</w:t>
-            </w:r>
-          </w:p>
-        </w:tc>
-        <w:tc>
-          <w:tcPr>
-            <w:tcW w:type="dxa" w:w="1200"/>
-            <w:tcBorders>
-              <w:top w:val="single" w:color="BFBFBF" w:sz="4"/>
-              <w:left w:val="single" w:color="BFBFBF" w:sz="4"/>
-              <w:bottom w:val="single" w:color="BFBFBF" w:sz="4"/>
-              <w:right w:val="single" w:color="BFBFBF" w:sz="4"/>
-            </w:tcBorders>
-            <w:shd w:fill="FFF2CC" w:color="auto" w:val="clear"/>
-            <w:tcMar>
-              <w:top w:type="dxa" w:w="25"/>
-              <w:left w:type="dxa" w:w="70"/>
-              <w:bottom w:type="dxa" w:w="25"/>
-              <w:right w:type="dxa" w:w="70"/>
-            </w:tcMar>
-          </w:tcPr>
-          <w:p>
-            <w:hyperlink w:history="1" r:id="rId7jh93vaqwvel_vfjfdn2m">
-              <w:r>
-                <w:rPr>
-                  <w:rStyle w:val="Hyperlink"/>
-                  <w:rFonts w:ascii="Arial" w:cs="Arial" w:eastAsia="Arial" w:hAnsi="Arial"/>
-                  <w:sz w:val="13"/>
-                  <w:szCs w:val="13"/>
-                </w:rPr>
-                <w:t xml:space="preserve">modelo3d.py:491</w:t>
-              </w:r>
-            </w:hyperlink>
-          </w:p>
-        </w:tc>
-      </w:tr>
-      <w:tr>
-        <w:trPr>
-          <w:cantSplit/>
-        </w:trPr>
-        <w:tc>
-          <w:tcPr>
-            <w:tcW w:type="dxa" w:w="560"/>
-            <w:tcBorders>
-              <w:top w:val="single" w:color="BFBFBF" w:sz="4"/>
-              <w:left w:val="single" w:color="BFBFBF" w:sz="4"/>
-              <w:bottom w:val="single" w:color="BFBFBF" w:sz="4"/>
-              <w:right w:val="single" w:color="BFBFBF" w:sz="4"/>
-            </w:tcBorders>
-            <w:shd w:fill="FFF2CC" w:color="auto" w:val="clear"/>
-            <w:tcMar>
-              <w:top w:type="dxa" w:w="25"/>
-              <w:left w:type="dxa" w:w="70"/>
-              <w:bottom w:type="dxa" w:w="25"/>
-              <w:right w:type="dxa" w:w="70"/>
-            </w:tcMar>
-          </w:tcPr>
-          <w:p>
-            <w:pPr>
-              <w:spacing w:after="0"/>
-            </w:pPr>
-            <w:r>
-              <w:rPr>
-                <w:rFonts w:ascii="Arial" w:cs="Arial" w:eastAsia="Arial" w:hAnsi="Arial"/>
-                <w:sz w:val="14"/>
-                <w:szCs w:val="14"/>
-              </w:rPr>
-              <w:t xml:space="preserve">D40</w:t>
-            </w:r>
-          </w:p>
-        </w:tc>
-        <w:tc>
-          <w:tcPr>
-            <w:tcW w:type="dxa" w:w="3700"/>
-            <w:tcBorders>
-              <w:top w:val="single" w:color="BFBFBF" w:sz="4"/>
-              <w:left w:val="single" w:color="BFBFBF" w:sz="4"/>
-              <w:bottom w:val="single" w:color="BFBFBF" w:sz="4"/>
-              <w:right w:val="single" w:color="BFBFBF" w:sz="4"/>
-            </w:tcBorders>
-            <w:shd w:fill="FFF2CC" w:color="auto" w:val="clear"/>
-            <w:tcMar>
-              <w:top w:type="dxa" w:w="25"/>
-              <w:left w:type="dxa" w:w="70"/>
-              <w:bottom w:type="dxa" w:w="25"/>
-              <w:right w:type="dxa" w:w="70"/>
-            </w:tcMar>
-          </w:tcPr>
-          <w:p>
-            <w:pPr>
-              <w:spacing w:after="0"/>
-            </w:pPr>
-            <w:r>
-              <w:rPr>
-                <w:rFonts w:ascii="Arial" w:cs="Arial" w:eastAsia="Arial" w:hAnsi="Arial"/>
-                <w:sz w:val="14"/>
-                <w:szCs w:val="14"/>
-              </w:rPr>
-              <w:t xml:space="preserve">Cúpula: Ø del disco (referencia; el casquete se compra embutido); Fondo: Ø del disco (referencia; el casquete se compra embutido)</w:t>
-            </w:r>
-          </w:p>
-        </w:tc>
-        <w:tc>
-          <w:tcPr>
-            <w:tcW w:type="dxa" w:w="3600"/>
-            <w:tcBorders>
-              <w:top w:val="single" w:color="BFBFBF" w:sz="4"/>
-              <w:left w:val="single" w:color="BFBFBF" w:sz="4"/>
-              <w:bottom w:val="single" w:color="BFBFBF" w:sz="4"/>
-              <w:right w:val="single" w:color="BFBFBF" w:sz="4"/>
-            </w:tcBorders>
-            <w:shd w:fill="FFF2CC" w:color="auto" w:val="clear"/>
-            <w:tcMar>
-              <w:top w:type="dxa" w:w="25"/>
-              <w:left w:type="dxa" w:w="70"/>
-              <w:bottom w:type="dxa" w:w="25"/>
-              <w:right w:type="dxa" w:w="70"/>
-            </w:tcMar>
-          </w:tcPr>
-          <w:p>
-            <w:pPr>
-              <w:spacing w:after="0"/>
-            </w:pPr>
-            <w:r>
-              <w:rPr>
-                <w:rFonts w:ascii="Arial" w:cs="Arial" w:eastAsia="Arial" w:hAnsi="Arial"/>
-                <w:sz w:val="14"/>
-                <w:szCs w:val="14"/>
-              </w:rPr>
-              <w:t xml:space="preserve">Ø = 2·√(superficie media / π) × 1,03 (recorte de pestaña); la define Gockel</w:t>
-            </w:r>
-          </w:p>
-        </w:tc>
-        <w:tc>
-          <w:tcPr>
-            <w:tcW w:type="dxa" w:w="1246"/>
-            <w:tcBorders>
-              <w:top w:val="single" w:color="BFBFBF" w:sz="4"/>
-              <w:left w:val="single" w:color="BFBFBF" w:sz="4"/>
-              <w:bottom w:val="single" w:color="BFBFBF" w:sz="4"/>
-              <w:right w:val="single" w:color="BFBFBF" w:sz="4"/>
-            </w:tcBorders>
-            <w:shd w:fill="FFF2CC" w:color="auto" w:val="clear"/>
-            <w:tcMar>
-              <w:top w:type="dxa" w:w="25"/>
-              <w:left w:type="dxa" w:w="70"/>
-              <w:bottom w:type="dxa" w:w="25"/>
-              <w:right w:type="dxa" w:w="70"/>
-            </w:tcMar>
-          </w:tcPr>
-          <w:p>
-            <w:pPr>
-              <w:spacing w:after="0"/>
-            </w:pPr>
-            <w:r>
-              <w:rPr>
-                <w:rFonts w:ascii="Arial" w:cs="Arial" w:eastAsia="Arial" w:hAnsi="Arial"/>
-                <w:sz w:val="14"/>
-                <w:szCs w:val="14"/>
-              </w:rPr>
               <w:t xml:space="preserve">4 modelos</w:t>
             </w:r>
-          </w:p>
-        </w:tc>
-        <w:tc>
-          <w:tcPr>
-            <w:tcW w:type="dxa" w:w="1200"/>
-            <w:tcBorders>
-              <w:top w:val="single" w:color="BFBFBF" w:sz="4"/>
-              <w:left w:val="single" w:color="BFBFBF" w:sz="4"/>
-              <w:bottom w:val="single" w:color="BFBFBF" w:sz="4"/>
-              <w:right w:val="single" w:color="BFBFBF" w:sz="4"/>
-            </w:tcBorders>
-            <w:shd w:fill="FFF2CC" w:color="auto" w:val="clear"/>
-            <w:tcMar>
-              <w:top w:type="dxa" w:w="25"/>
-              <w:left w:type="dxa" w:w="70"/>
-              <w:bottom w:type="dxa" w:w="25"/>
-              <w:right w:type="dxa" w:w="70"/>
-            </w:tcMar>
-          </w:tcPr>
-          <w:p>
-            <w:hyperlink w:history="1" r:id="rId68ysd6usg6gapof5cphio">
-              <w:r>
-                <w:rPr>
-                  <w:rStyle w:val="Hyperlink"/>
-                  <w:rFonts w:ascii="Arial" w:cs="Arial" w:eastAsia="Arial" w:hAnsi="Arial"/>
-                  <w:sz w:val="13"/>
-                  <w:szCs w:val="13"/>
-                </w:rPr>
-                <w:t xml:space="preserve">bom.py:248</w:t>
-              </w:r>
-            </w:hyperlink>
-          </w:p>
-        </w:tc>
-      </w:tr>
-      <w:tr>
-        <w:trPr>
-          <w:cantSplit/>
-        </w:trPr>
-        <w:tc>
-          <w:tcPr>
-            <w:tcW w:type="dxa" w:w="560"/>
-            <w:tcBorders>
-              <w:top w:val="single" w:color="BFBFBF" w:sz="4"/>
-              <w:left w:val="single" w:color="BFBFBF" w:sz="4"/>
-              <w:bottom w:val="single" w:color="BFBFBF" w:sz="4"/>
-              <w:right w:val="single" w:color="BFBFBF" w:sz="4"/>
-            </w:tcBorders>
-            <w:shd w:fill="FFF2CC" w:color="auto" w:val="clear"/>
-            <w:tcMar>
-              <w:top w:type="dxa" w:w="25"/>
-              <w:left w:type="dxa" w:w="70"/>
-              <w:bottom w:type="dxa" w:w="25"/>
-              <w:right w:type="dxa" w:w="70"/>
-            </w:tcMar>
-          </w:tcPr>
-          <w:p>
-            <w:pPr>
-              <w:spacing w:after="0"/>
-            </w:pPr>
-            <w:r>
-              <w:rPr>
-                <w:rFonts w:ascii="Arial" w:cs="Arial" w:eastAsia="Arial" w:hAnsi="Arial"/>
-                <w:sz w:val="14"/>
-                <w:szCs w:val="14"/>
-              </w:rPr>
-              <w:t xml:space="preserve">D41</w:t>
-            </w:r>
-          </w:p>
-        </w:tc>
-        <w:tc>
-          <w:tcPr>
-            <w:tcW w:type="dxa" w:w="3700"/>
-            <w:tcBorders>
-              <w:top w:val="single" w:color="BFBFBF" w:sz="4"/>
-              <w:left w:val="single" w:color="BFBFBF" w:sz="4"/>
-              <w:bottom w:val="single" w:color="BFBFBF" w:sz="4"/>
-              <w:right w:val="single" w:color="BFBFBF" w:sz="4"/>
-            </w:tcBorders>
-            <w:shd w:fill="FFF2CC" w:color="auto" w:val="clear"/>
-            <w:tcMar>
-              <w:top w:type="dxa" w:w="25"/>
-              <w:left w:type="dxa" w:w="70"/>
-              <w:bottom w:type="dxa" w:w="25"/>
-              <w:right w:type="dxa" w:w="70"/>
-            </w:tcMar>
-          </w:tcPr>
-          <w:p>
-            <w:pPr>
-              <w:spacing w:after="0"/>
-            </w:pPr>
-            <w:r>
-              <w:rPr>
-                <w:rFonts w:ascii="Arial" w:cs="Arial" w:eastAsia="Arial" w:hAnsi="Arial"/>
-                <w:sz w:val="14"/>
-                <w:szCs w:val="14"/>
-              </w:rPr>
-              <w:t xml:space="preserve">Tobera campana: Ø entrada / Ø boca × largo</w:t>
-            </w:r>
-          </w:p>
-        </w:tc>
-        <w:tc>
-          <w:tcPr>
-            <w:tcW w:type="dxa" w:w="3600"/>
-            <w:tcBorders>
-              <w:top w:val="single" w:color="BFBFBF" w:sz="4"/>
-              <w:left w:val="single" w:color="BFBFBF" w:sz="4"/>
-              <w:bottom w:val="single" w:color="BFBFBF" w:sz="4"/>
-              <w:right w:val="single" w:color="BFBFBF" w:sz="4"/>
-            </w:tcBorders>
-            <w:shd w:fill="FFF2CC" w:color="auto" w:val="clear"/>
-            <w:tcMar>
-              <w:top w:type="dxa" w:w="25"/>
-              <w:left w:type="dxa" w:w="70"/>
-              <w:bottom w:type="dxa" w:w="25"/>
-              <w:right w:type="dxa" w:w="70"/>
-            </w:tcMar>
-          </w:tcPr>
-          <w:p>
-            <w:pPr>
-              <w:spacing w:after="0"/>
-            </w:pPr>
-            <w:r>
-              <w:rPr>
-                <w:rFonts w:ascii="Arial" w:cs="Arial" w:eastAsia="Arial" w:hAnsi="Arial"/>
-                <w:sz w:val="14"/>
-                <w:szCs w:val="14"/>
-              </w:rPr>
-              <w:t xml:space="preserve">Cono 16→34 de radio, 200 de largo</w:t>
-            </w:r>
-          </w:p>
-        </w:tc>
-        <w:tc>
-          <w:tcPr>
-            <w:tcW w:type="dxa" w:w="1246"/>
-            <w:tcBorders>
-              <w:top w:val="single" w:color="BFBFBF" w:sz="4"/>
-              <w:left w:val="single" w:color="BFBFBF" w:sz="4"/>
-              <w:bottom w:val="single" w:color="BFBFBF" w:sz="4"/>
-              <w:right w:val="single" w:color="BFBFBF" w:sz="4"/>
-            </w:tcBorders>
-            <w:shd w:fill="FFF2CC" w:color="auto" w:val="clear"/>
-            <w:tcMar>
-              <w:top w:type="dxa" w:w="25"/>
-              <w:left w:type="dxa" w:w="70"/>
-              <w:bottom w:type="dxa" w:w="25"/>
-              <w:right w:type="dxa" w:w="70"/>
-            </w:tcMar>
-          </w:tcPr>
-          <w:p>
-            <w:pPr>
-              <w:spacing w:after="0"/>
-            </w:pPr>
-            <w:r>
-              <w:rPr>
-                <w:rFonts w:ascii="Arial" w:cs="Arial" w:eastAsia="Arial" w:hAnsi="Arial"/>
-                <w:sz w:val="14"/>
-                <w:szCs w:val="14"/>
-              </w:rPr>
-              <w:t xml:space="preserve">4 modelos</w:t>
-            </w:r>
-          </w:p>
-        </w:tc>
-        <w:tc>
-          <w:tcPr>
-            <w:tcW w:type="dxa" w:w="1200"/>
-            <w:tcBorders>
-              <w:top w:val="single" w:color="BFBFBF" w:sz="4"/>
-              <w:left w:val="single" w:color="BFBFBF" w:sz="4"/>
-              <w:bottom w:val="single" w:color="BFBFBF" w:sz="4"/>
-              <w:right w:val="single" w:color="BFBFBF" w:sz="4"/>
-            </w:tcBorders>
-            <w:shd w:fill="FFF2CC" w:color="auto" w:val="clear"/>
-            <w:tcMar>
-              <w:top w:type="dxa" w:w="25"/>
-              <w:left w:type="dxa" w:w="70"/>
-              <w:bottom w:type="dxa" w:w="25"/>
-              <w:right w:type="dxa" w:w="70"/>
-            </w:tcMar>
-          </w:tcPr>
-          <w:p>
-            <w:hyperlink w:history="1" r:id="rIdv9ya_wizqltjxxou69wgd">
-              <w:r>
-                <w:rPr>
-                  <w:rStyle w:val="Hyperlink"/>
-                  <w:rFonts w:ascii="Arial" w:cs="Arial" w:eastAsia="Arial" w:hAnsi="Arial"/>
-                  <w:sz w:val="13"/>
-                  <w:szCs w:val="13"/>
-                </w:rPr>
-                <w:t xml:space="preserve">modelo3d.py:804</w:t>
-              </w:r>
-            </w:hyperlink>
           </w:p>
         </w:tc>
       </w:tr>

--- a/salida/justificacion/Justificacion de medidas planos.docx
+++ b/salida/justificacion/Justificacion de medidas planos.docx
@@ -1429,7 +1429,7 @@
             <w:r>
               <w:drawing>
                 <wp:inline distT="0" distB="0" distL="0" distR="0">
-                  <wp:extent cx="1990725" cy="3000375"/>
+                  <wp:extent cx="1504950" cy="2266950"/>
                   <wp:effectExtent t="0" r="0" b="0" l="0"/>
                   <wp:docPr id="1" name="F01" descr="Plano Fadesa «1kg 3pulg R1» (código G809)" title="F01"/>
                   <wp:cNvGraphicFramePr>
@@ -1454,7 +1454,7 @@
                         <pic:spPr bwMode="auto">
                           <a:xfrm>
                             <a:off x="0" y="0"/>
-                            <a:ext cx="1990725" cy="3000375"/>
+                            <a:ext cx="1504950" cy="2266950"/>
                           </a:xfrm>
                           <a:prstGeom prst="rect">
                             <a:avLst/>
@@ -1801,7 +1801,7 @@
             <w:r>
               <w:drawing>
                 <wp:inline distT="0" distB="0" distL="0" distR="0">
-                  <wp:extent cx="2076450" cy="3000375"/>
+                  <wp:extent cx="1571625" cy="2266950"/>
                   <wp:effectExtent t="0" r="0" b="0" l="0"/>
                   <wp:docPr id="2" name="F02" descr="Plano Fadesa «Recipiente_2.5kg_R2_sin_logo» (código G731)" title="F02"/>
                   <wp:cNvGraphicFramePr>
@@ -1826,7 +1826,7 @@
                         <pic:spPr bwMode="auto">
                           <a:xfrm>
                             <a:off x="0" y="0"/>
-                            <a:ext cx="2076450" cy="3000375"/>
+                            <a:ext cx="1571625" cy="2266950"/>
                           </a:xfrm>
                           <a:prstGeom prst="rect">
                             <a:avLst/>
@@ -2088,6 +2088,28 @@
           </w:p>
         </w:tc>
       </w:tr>
+    </w:tbl>
+    <w:p>
+      <w:pPr>
+        <w:spacing w:after="0" w:before="0" w:line="20" w:lineRule="exact"/>
+      </w:pPr>
+    </w:p>
+    <w:tbl>
+      <w:tblPr>
+        <w:tblW w:type="dxa" w:w="10306"/>
+        <w:tblBorders>
+          <w:top w:val="none" w:color="FFFFFF" w:sz="0"/>
+          <w:left w:val="none" w:color="FFFFFF" w:sz="0"/>
+          <w:bottom w:val="none" w:color="FFFFFF" w:sz="0"/>
+          <w:right w:val="none" w:color="FFFFFF" w:sz="0"/>
+          <w:insideH w:val="none" w:color="FFFFFF" w:sz="0"/>
+          <w:insideV w:val="none" w:color="FFFFFF" w:sz="0"/>
+        </w:tblBorders>
+      </w:tblPr>
+      <w:tblGrid>
+        <w:gridCol w:w="5153"/>
+        <w:gridCol w:w="5153"/>
+      </w:tblGrid>
       <w:tr>
         <w:trPr>
           <w:cantSplit/>
@@ -2143,7 +2165,7 @@
             <w:r>
               <w:drawing>
                 <wp:inline distT="0" distB="0" distL="0" distR="0">
-                  <wp:extent cx="2238375" cy="3000375"/>
+                  <wp:extent cx="2667000" cy="3571875"/>
                   <wp:effectExtent t="0" r="0" b="0" l="0"/>
                   <wp:docPr id="3" name="F03" descr="Plano Fadesa «Recipiente_5kg_R2_sin_logo» (código G732)" title="F03"/>
                   <wp:cNvGraphicFramePr>
@@ -2168,7 +2190,7 @@
                         <pic:spPr bwMode="auto">
                           <a:xfrm>
                             <a:off x="0" y="0"/>
-                            <a:ext cx="2238375" cy="3000375"/>
+                            <a:ext cx="2667000" cy="3571875"/>
                           </a:xfrm>
                           <a:prstGeom prst="rect">
                             <a:avLst/>
@@ -2518,7 +2540,7 @@
             <w:r>
               <w:drawing>
                 <wp:inline distT="0" distB="0" distL="0" distR="0">
-                  <wp:extent cx="1771650" cy="3000375"/>
+                  <wp:extent cx="2105025" cy="3571875"/>
                   <wp:effectExtent t="0" r="0" b="0" l="0"/>
                   <wp:docPr id="4" name="F04" descr="Plano Fadesa «Recipiente_10kg_R2_sin_logo» (código G733)" title="F04"/>
                   <wp:cNvGraphicFramePr>
@@ -2543,7 +2565,7 @@
                         <pic:spPr bwMode="auto">
                           <a:xfrm>
                             <a:off x="0" y="0"/>
-                            <a:ext cx="1771650" cy="3000375"/>
+                            <a:ext cx="2105025" cy="3571875"/>
                           </a:xfrm>
                           <a:prstGeom prst="rect">
                             <a:avLst/>
@@ -2843,6 +2865,28 @@
           </w:p>
         </w:tc>
       </w:tr>
+    </w:tbl>
+    <w:p>
+      <w:pPr>
+        <w:spacing w:after="0" w:before="0" w:line="20" w:lineRule="exact"/>
+      </w:pPr>
+    </w:p>
+    <w:tbl>
+      <w:tblPr>
+        <w:tblW w:type="dxa" w:w="10306"/>
+        <w:tblBorders>
+          <w:top w:val="none" w:color="FFFFFF" w:sz="0"/>
+          <w:left w:val="none" w:color="FFFFFF" w:sz="0"/>
+          <w:bottom w:val="none" w:color="FFFFFF" w:sz="0"/>
+          <w:right w:val="none" w:color="FFFFFF" w:sz="0"/>
+          <w:insideH w:val="none" w:color="FFFFFF" w:sz="0"/>
+          <w:insideV w:val="none" w:color="FFFFFF" w:sz="0"/>
+        </w:tblBorders>
+      </w:tblPr>
+      <w:tblGrid>
+        <w:gridCol w:w="5153"/>
+        <w:gridCol w:w="5153"/>
+      </w:tblGrid>
       <w:tr>
         <w:trPr>
           <w:cantSplit/>
@@ -2898,7 +2942,7 @@
             <w:r>
               <w:drawing>
                 <wp:inline distT="0" distB="0" distL="0" distR="0">
-                  <wp:extent cx="1971675" cy="3000375"/>
+                  <wp:extent cx="2343150" cy="3571875"/>
                   <wp:effectExtent t="0" r="0" b="0" l="0"/>
                   <wp:docPr id="5" name="F05" descr="Plano Fadesa «Recipiente 25kg R3» (código G690)" title="F05"/>
                   <wp:cNvGraphicFramePr>
@@ -2923,7 +2967,7 @@
                         <pic:spPr bwMode="auto">
                           <a:xfrm>
                             <a:off x="0" y="0"/>
-                            <a:ext cx="1971675" cy="3000375"/>
+                            <a:ext cx="2343150" cy="3571875"/>
                           </a:xfrm>
                           <a:prstGeom prst="rect">
                             <a:avLst/>
@@ -3289,7 +3333,7 @@
             <w:r>
               <w:drawing>
                 <wp:inline distT="0" distB="0" distL="0" distR="0">
-                  <wp:extent cx="1809750" cy="3000375"/>
+                  <wp:extent cx="2152650" cy="3571875"/>
                   <wp:effectExtent t="0" r="0" b="0" l="0"/>
                   <wp:docPr id="6" name="F06" descr="Plano Fadesa «Recipiente 50kg R2» (código G689)" title="F06"/>
                   <wp:cNvGraphicFramePr>
@@ -3314,7 +3358,7 @@
                         <pic:spPr bwMode="auto">
                           <a:xfrm>
                             <a:off x="0" y="0"/>
-                            <a:ext cx="1809750" cy="3000375"/>
+                            <a:ext cx="2152650" cy="3571875"/>
                           </a:xfrm>
                           <a:prstGeom prst="rect">
                             <a:avLst/>
@@ -3593,6 +3637,11 @@
         </w:tc>
       </w:tr>
     </w:tbl>
+    <w:p>
+      <w:pPr>
+        <w:spacing w:after="0" w:before="0" w:line="20" w:lineRule="exact"/>
+      </w:pPr>
+    </w:p>
     <w:p>
       <w:pPr>
         <w:pStyle w:val="Heading1"/>
@@ -3693,7 +3742,7 @@
             <w:r>
               <w:drawing>
                 <wp:inline distT="0" distB="0" distL="0" distR="0">
-                  <wp:extent cx="1647825" cy="3000375"/>
+                  <wp:extent cx="1752600" cy="3190875"/>
                   <wp:effectExtent t="0" r="0" b="0" l="0"/>
                   <wp:docPr id="7" name="F07" descr="Plano Fadesa «Extintor 1kg Ø76 (Válvula HZ) R1» (código A114/117/122/123/138)" title="F07"/>
                   <wp:cNvGraphicFramePr>
@@ -3718,7 +3767,7 @@
                         <pic:spPr bwMode="auto">
                           <a:xfrm>
                             <a:off x="0" y="0"/>
-                            <a:ext cx="1647825" cy="3000375"/>
+                            <a:ext cx="1752600" cy="3190875"/>
                           </a:xfrm>
                           <a:prstGeom prst="rect">
                             <a:avLst/>
@@ -3970,7 +4019,7 @@
             <w:r>
               <w:drawing>
                 <wp:inline distT="0" distB="0" distL="0" distR="0">
-                  <wp:extent cx="2066925" cy="3000375"/>
+                  <wp:extent cx="2200275" cy="3190875"/>
                   <wp:effectExtent t="0" r="0" b="0" l="0"/>
                   <wp:docPr id="8" name="F08" descr="Plano Fadesa «Extintor_2.5kg_Valvula_HZ_R1_sin_logo» (código A101/139/151/128/135)" title="F08"/>
                   <wp:cNvGraphicFramePr>
@@ -3995,7 +4044,7 @@
                         <pic:spPr bwMode="auto">
                           <a:xfrm>
                             <a:off x="0" y="0"/>
-                            <a:ext cx="2066925" cy="3000375"/>
+                            <a:ext cx="2200275" cy="3190875"/>
                           </a:xfrm>
                           <a:prstGeom prst="rect">
                             <a:avLst/>
@@ -4254,6 +4303,28 @@
           </w:p>
         </w:tc>
       </w:tr>
+    </w:tbl>
+    <w:p>
+      <w:pPr>
+        <w:spacing w:after="0" w:before="0" w:line="20" w:lineRule="exact"/>
+      </w:pPr>
+    </w:p>
+    <w:tbl>
+      <w:tblPr>
+        <w:tblW w:type="dxa" w:w="10306"/>
+        <w:tblBorders>
+          <w:top w:val="none" w:color="FFFFFF" w:sz="0"/>
+          <w:left w:val="none" w:color="FFFFFF" w:sz="0"/>
+          <w:bottom w:val="none" w:color="FFFFFF" w:sz="0"/>
+          <w:right w:val="none" w:color="FFFFFF" w:sz="0"/>
+          <w:insideH w:val="none" w:color="FFFFFF" w:sz="0"/>
+          <w:insideV w:val="none" w:color="FFFFFF" w:sz="0"/>
+        </w:tblBorders>
+      </w:tblPr>
+      <w:tblGrid>
+        <w:gridCol w:w="5153"/>
+        <w:gridCol w:w="5153"/>
+      </w:tblGrid>
       <w:tr>
         <w:trPr>
           <w:cantSplit/>
@@ -4309,7 +4380,7 @@
             <w:r>
               <w:drawing>
                 <wp:inline distT="0" distB="0" distL="0" distR="0">
-                  <wp:extent cx="1981200" cy="3000375"/>
+                  <wp:extent cx="2114550" cy="3190875"/>
                   <wp:effectExtent t="0" r="0" b="0" l="0"/>
                   <wp:docPr id="9" name="F09" descr="Plano Fadesa «Extintor_5kg_Valvula_HZ_R1_sin_logo» (código A102/116/140/163/152/111/129/136)" title="F09"/>
                   <wp:cNvGraphicFramePr>
@@ -4334,7 +4405,7 @@
                         <pic:spPr bwMode="auto">
                           <a:xfrm>
                             <a:off x="0" y="0"/>
-                            <a:ext cx="1981200" cy="3000375"/>
+                            <a:ext cx="2114550" cy="3190875"/>
                           </a:xfrm>
                           <a:prstGeom prst="rect">
                             <a:avLst/>
@@ -4643,7 +4714,7 @@
             <w:r>
               <w:drawing>
                 <wp:inline distT="0" distB="0" distL="0" distR="0">
-                  <wp:extent cx="1847850" cy="3000375"/>
+                  <wp:extent cx="1971675" cy="3190875"/>
                   <wp:effectExtent t="0" r="0" b="0" l="0"/>
                   <wp:docPr id="10" name="F10" descr="Plano Fadesa «Extintor_10kg_HZ_R1_sin_logo» (código A103/141/164/153/112/130/137)" title="F10"/>
                   <wp:cNvGraphicFramePr>
@@ -4668,7 +4739,7 @@
                         <pic:spPr bwMode="auto">
                           <a:xfrm>
                             <a:off x="0" y="0"/>
-                            <a:ext cx="1847850" cy="3000375"/>
+                            <a:ext cx="1971675" cy="3190875"/>
                           </a:xfrm>
                           <a:prstGeom prst="rect">
                             <a:avLst/>
@@ -4946,6 +5017,28 @@
           </w:p>
         </w:tc>
       </w:tr>
+    </w:tbl>
+    <w:p>
+      <w:pPr>
+        <w:spacing w:after="0" w:before="0" w:line="20" w:lineRule="exact"/>
+      </w:pPr>
+    </w:p>
+    <w:tbl>
+      <w:tblPr>
+        <w:tblW w:type="dxa" w:w="10306"/>
+        <w:tblBorders>
+          <w:top w:val="none" w:color="FFFFFF" w:sz="0"/>
+          <w:left w:val="none" w:color="FFFFFF" w:sz="0"/>
+          <w:bottom w:val="none" w:color="FFFFFF" w:sz="0"/>
+          <w:right w:val="none" w:color="FFFFFF" w:sz="0"/>
+          <w:insideH w:val="none" w:color="FFFFFF" w:sz="0"/>
+          <w:insideV w:val="none" w:color="FFFFFF" w:sz="0"/>
+        </w:tblBorders>
+      </w:tblPr>
+      <w:tblGrid>
+        <w:gridCol w:w="5153"/>
+        <w:gridCol w:w="5153"/>
+      </w:tblGrid>
       <w:tr>
         <w:trPr>
           <w:cantSplit/>
@@ -5001,7 +5094,7 @@
             <w:r>
               <w:drawing>
                 <wp:inline distT="0" distB="0" distL="0" distR="0">
-                  <wp:extent cx="2447925" cy="3000375"/>
+                  <wp:extent cx="2857500" cy="3505200"/>
                   <wp:effectExtent t="0" r="0" b="0" l="0"/>
                   <wp:docPr id="11" name="F11" descr="Plano Fadesa «Extintor rodante 25kg R1» (código B202/204/217/225/229/235)" title="F11"/>
                   <wp:cNvGraphicFramePr>
@@ -5026,7 +5119,7 @@
                         <pic:spPr bwMode="auto">
                           <a:xfrm>
                             <a:off x="0" y="0"/>
-                            <a:ext cx="2447925" cy="3000375"/>
+                            <a:ext cx="2857500" cy="3505200"/>
                           </a:xfrm>
                           <a:prstGeom prst="rect">
                             <a:avLst/>
@@ -5297,7 +5390,7 @@
             <w:r>
               <w:drawing>
                 <wp:inline distT="0" distB="0" distL="0" distR="0">
-                  <wp:extent cx="2505075" cy="3000375"/>
+                  <wp:extent cx="2924175" cy="3505200"/>
                   <wp:effectExtent t="0" r="0" b="0" l="0"/>
                   <wp:docPr id="12" name="F12" descr="Plano Fadesa «Extintor rodante 50kg R1» (código B206/216/222/230/232/236/247)" title="F12"/>
                   <wp:cNvGraphicFramePr>
@@ -5322,7 +5415,7 @@
                         <pic:spPr bwMode="auto">
                           <a:xfrm>
                             <a:off x="0" y="0"/>
-                            <a:ext cx="2505075" cy="3000375"/>
+                            <a:ext cx="2924175" cy="3505200"/>
                           </a:xfrm>
                           <a:prstGeom prst="rect">
                             <a:avLst/>
@@ -5486,6 +5579,28 @@
           </w:p>
         </w:tc>
       </w:tr>
+    </w:tbl>
+    <w:p>
+      <w:pPr>
+        <w:spacing w:after="0" w:before="0" w:line="20" w:lineRule="exact"/>
+      </w:pPr>
+    </w:p>
+    <w:tbl>
+      <w:tblPr>
+        <w:tblW w:type="dxa" w:w="10306"/>
+        <w:tblBorders>
+          <w:top w:val="none" w:color="FFFFFF" w:sz="0"/>
+          <w:left w:val="none" w:color="FFFFFF" w:sz="0"/>
+          <w:bottom w:val="none" w:color="FFFFFF" w:sz="0"/>
+          <w:right w:val="none" w:color="FFFFFF" w:sz="0"/>
+          <w:insideH w:val="none" w:color="FFFFFF" w:sz="0"/>
+          <w:insideV w:val="none" w:color="FFFFFF" w:sz="0"/>
+        </w:tblBorders>
+      </w:tblPr>
+      <w:tblGrid>
+        <w:gridCol w:w="5153"/>
+        <w:gridCol w:w="5153"/>
+      </w:tblGrid>
       <w:tr>
         <w:trPr>
           <w:cantSplit/>
@@ -5541,7 +5656,7 @@
             <w:r>
               <w:drawing>
                 <wp:inline distT="0" distB="0" distL="0" distR="0">
-                  <wp:extent cx="2000250" cy="3000375"/>
+                  <wp:extent cx="2333625" cy="3505200"/>
                   <wp:effectExtent t="0" r="0" b="0" l="0"/>
                   <wp:docPr id="13" name="F13" descr="Plano Fadesa «Extintor rodante 100kg R1» (código B208/214/237/238/239/243/244/245)" title="F13"/>
                   <wp:cNvGraphicFramePr>
@@ -5566,7 +5681,7 @@
                         <pic:spPr bwMode="auto">
                           <a:xfrm>
                             <a:off x="0" y="0"/>
-                            <a:ext cx="2000250" cy="3000375"/>
+                            <a:ext cx="2333625" cy="3505200"/>
                           </a:xfrm>
                           <a:prstGeom prst="rect">
                             <a:avLst/>
@@ -5730,6 +5845,11 @@
         </w:tc>
       </w:tr>
     </w:tbl>
+    <w:p>
+      <w:pPr>
+        <w:spacing w:after="0" w:before="0" w:line="20" w:lineRule="exact"/>
+      </w:pPr>
+    </w:p>
     <w:p>
       <w:pPr>
         <w:pStyle w:val="Heading1"/>
@@ -5830,7 +5950,7 @@
             <w:r>
               <w:drawing>
                 <wp:inline distT="0" distB="0" distL="0" distR="0">
-                  <wp:extent cx="3143250" cy="1743075"/>
+                  <wp:extent cx="2809875" cy="1552575"/>
                   <wp:effectExtent t="0" r="0" b="0" l="0"/>
                   <wp:docPr id="14" name="F14" descr="Catálogo Fadesa 3, pág. 4: tabla «Especificaciones»" title="F14"/>
                   <wp:cNvGraphicFramePr>
@@ -5855,7 +5975,7 @@
                         <pic:spPr bwMode="auto">
                           <a:xfrm>
                             <a:off x="0" y="0"/>
-                            <a:ext cx="3143250" cy="1743075"/>
+                            <a:ext cx="2809875" cy="1552575"/>
                           </a:xfrm>
                           <a:prstGeom prst="rect">
                             <a:avLst/>
@@ -6091,7 +6211,7 @@
             <w:r>
               <w:drawing>
                 <wp:inline distT="0" distB="0" distL="0" distR="0">
-                  <wp:extent cx="3143250" cy="1743075"/>
+                  <wp:extent cx="2809875" cy="1552575"/>
                   <wp:effectExtent t="0" r="0" b="0" l="0"/>
                   <wp:docPr id="15" name="F15" descr="Catálogo Fadesa 3, pág. 5: tabla «Especificaciones»" title="F15"/>
                   <wp:cNvGraphicFramePr>
@@ -6116,7 +6236,7 @@
                         <pic:spPr bwMode="auto">
                           <a:xfrm>
                             <a:off x="0" y="0"/>
-                            <a:ext cx="3143250" cy="1743075"/>
+                            <a:ext cx="2809875" cy="1552575"/>
                           </a:xfrm>
                           <a:prstGeom prst="rect">
                             <a:avLst/>
@@ -6302,6 +6422,28 @@
           </w:p>
         </w:tc>
       </w:tr>
+    </w:tbl>
+    <w:p>
+      <w:pPr>
+        <w:spacing w:after="0" w:before="0" w:line="20" w:lineRule="exact"/>
+      </w:pPr>
+    </w:p>
+    <w:tbl>
+      <w:tblPr>
+        <w:tblW w:type="dxa" w:w="10306"/>
+        <w:tblBorders>
+          <w:top w:val="none" w:color="FFFFFF" w:sz="0"/>
+          <w:left w:val="none" w:color="FFFFFF" w:sz="0"/>
+          <w:bottom w:val="none" w:color="FFFFFF" w:sz="0"/>
+          <w:right w:val="none" w:color="FFFFFF" w:sz="0"/>
+          <w:insideH w:val="none" w:color="FFFFFF" w:sz="0"/>
+          <w:insideV w:val="none" w:color="FFFFFF" w:sz="0"/>
+        </w:tblBorders>
+      </w:tblPr>
+      <w:tblGrid>
+        <w:gridCol w:w="5153"/>
+        <w:gridCol w:w="5153"/>
+      </w:tblGrid>
       <w:tr>
         <w:trPr>
           <w:cantSplit/>
@@ -6357,7 +6499,7 @@
             <w:r>
               <w:drawing>
                 <wp:inline distT="0" distB="0" distL="0" distR="0">
-                  <wp:extent cx="3143250" cy="1743075"/>
+                  <wp:extent cx="2809875" cy="1552575"/>
                   <wp:effectExtent t="0" r="0" b="0" l="0"/>
                   <wp:docPr id="16" name="F16" descr="Catálogo Fadesa 3, pág. 6: tabla «Especificaciones»" title="F16"/>
                   <wp:cNvGraphicFramePr>
@@ -6382,7 +6524,7 @@
                         <pic:spPr bwMode="auto">
                           <a:xfrm>
                             <a:off x="0" y="0"/>
-                            <a:ext cx="3143250" cy="1743075"/>
+                            <a:ext cx="2809875" cy="1552575"/>
                           </a:xfrm>
                           <a:prstGeom prst="rect">
                             <a:avLst/>
@@ -6504,7 +6646,7 @@
             <w:r>
               <w:drawing>
                 <wp:inline distT="0" distB="0" distL="0" distR="0">
-                  <wp:extent cx="3143250" cy="1743075"/>
+                  <wp:extent cx="2809875" cy="1552575"/>
                   <wp:effectExtent t="0" r="0" b="0" l="0"/>
                   <wp:docPr id="17" name="F17" descr="Catálogo Fadesa 3, pág. 8: tabla «Especificaciones»" title="F17"/>
                   <wp:cNvGraphicFramePr>
@@ -6529,7 +6671,7 @@
                         <pic:spPr bwMode="auto">
                           <a:xfrm>
                             <a:off x="0" y="0"/>
-                            <a:ext cx="3143250" cy="1743075"/>
+                            <a:ext cx="2809875" cy="1552575"/>
                           </a:xfrm>
                           <a:prstGeom prst="rect">
                             <a:avLst/>
@@ -6617,6 +6759,28 @@
           </w:p>
         </w:tc>
       </w:tr>
+    </w:tbl>
+    <w:p>
+      <w:pPr>
+        <w:spacing w:after="0" w:before="0" w:line="20" w:lineRule="exact"/>
+      </w:pPr>
+    </w:p>
+    <w:tbl>
+      <w:tblPr>
+        <w:tblW w:type="dxa" w:w="10306"/>
+        <w:tblBorders>
+          <w:top w:val="none" w:color="FFFFFF" w:sz="0"/>
+          <w:left w:val="none" w:color="FFFFFF" w:sz="0"/>
+          <w:bottom w:val="none" w:color="FFFFFF" w:sz="0"/>
+          <w:right w:val="none" w:color="FFFFFF" w:sz="0"/>
+          <w:insideH w:val="none" w:color="FFFFFF" w:sz="0"/>
+          <w:insideV w:val="none" w:color="FFFFFF" w:sz="0"/>
+        </w:tblBorders>
+      </w:tblPr>
+      <w:tblGrid>
+        <w:gridCol w:w="5153"/>
+        <w:gridCol w:w="5153"/>
+      </w:tblGrid>
       <w:tr>
         <w:trPr>
           <w:cantSplit/>
@@ -6672,7 +6836,7 @@
             <w:r>
               <w:drawing>
                 <wp:inline distT="0" distB="0" distL="0" distR="0">
-                  <wp:extent cx="3143250" cy="1743075"/>
+                  <wp:extent cx="2809875" cy="1552575"/>
                   <wp:effectExtent t="0" r="0" b="0" l="0"/>
                   <wp:docPr id="18" name="F18" descr="Catálogo Fadesa 3, pág. 10: tabla «Especificaciones»" title="F18"/>
                   <wp:cNvGraphicFramePr>
@@ -6697,7 +6861,7 @@
                         <pic:spPr bwMode="auto">
                           <a:xfrm>
                             <a:off x="0" y="0"/>
-                            <a:ext cx="3143250" cy="1743075"/>
+                            <a:ext cx="2809875" cy="1552575"/>
                           </a:xfrm>
                           <a:prstGeom prst="rect">
                             <a:avLst/>
@@ -6835,7 +6999,7 @@
             <w:r>
               <w:drawing>
                 <wp:inline distT="0" distB="0" distL="0" distR="0">
-                  <wp:extent cx="3143250" cy="1743075"/>
+                  <wp:extent cx="2809875" cy="1552575"/>
                   <wp:effectExtent t="0" r="0" b="0" l="0"/>
                   <wp:docPr id="19" name="F19" descr="Catálogo Fadesa 3, pág. 11: tabla «Especificaciones»" title="F19"/>
                   <wp:cNvGraphicFramePr>
@@ -6860,7 +7024,7 @@
                         <pic:spPr bwMode="auto">
                           <a:xfrm>
                             <a:off x="0" y="0"/>
-                            <a:ext cx="3143250" cy="1743075"/>
+                            <a:ext cx="2809875" cy="1552575"/>
                           </a:xfrm>
                           <a:prstGeom prst="rect">
                             <a:avLst/>
@@ -6932,6 +7096,28 @@
           </w:p>
         </w:tc>
       </w:tr>
+    </w:tbl>
+    <w:p>
+      <w:pPr>
+        <w:spacing w:after="0" w:before="0" w:line="20" w:lineRule="exact"/>
+      </w:pPr>
+    </w:p>
+    <w:tbl>
+      <w:tblPr>
+        <w:tblW w:type="dxa" w:w="10306"/>
+        <w:tblBorders>
+          <w:top w:val="none" w:color="FFFFFF" w:sz="0"/>
+          <w:left w:val="none" w:color="FFFFFF" w:sz="0"/>
+          <w:bottom w:val="none" w:color="FFFFFF" w:sz="0"/>
+          <w:right w:val="none" w:color="FFFFFF" w:sz="0"/>
+          <w:insideH w:val="none" w:color="FFFFFF" w:sz="0"/>
+          <w:insideV w:val="none" w:color="FFFFFF" w:sz="0"/>
+        </w:tblBorders>
+      </w:tblPr>
+      <w:tblGrid>
+        <w:gridCol w:w="5153"/>
+        <w:gridCol w:w="5153"/>
+      </w:tblGrid>
       <w:tr>
         <w:trPr>
           <w:cantSplit/>
@@ -6987,7 +7173,7 @@
             <w:r>
               <w:drawing>
                 <wp:inline distT="0" distB="0" distL="0" distR="0">
-                  <wp:extent cx="3143250" cy="1743075"/>
+                  <wp:extent cx="2809875" cy="1552575"/>
                   <wp:effectExtent t="0" r="0" b="0" l="0"/>
                   <wp:docPr id="20" name="F20" descr="Catálogo Fadesa 3, pág. 13: tabla «Especificaciones»" title="F20"/>
                   <wp:cNvGraphicFramePr>
@@ -7012,7 +7198,7 @@
                         <pic:spPr bwMode="auto">
                           <a:xfrm>
                             <a:off x="0" y="0"/>
-                            <a:ext cx="3143250" cy="1743075"/>
+                            <a:ext cx="2809875" cy="1552575"/>
                           </a:xfrm>
                           <a:prstGeom prst="rect">
                             <a:avLst/>
@@ -7150,7 +7336,7 @@
             <w:r>
               <w:drawing>
                 <wp:inline distT="0" distB="0" distL="0" distR="0">
-                  <wp:extent cx="3143250" cy="1743075"/>
+                  <wp:extent cx="2809875" cy="1552575"/>
                   <wp:effectExtent t="0" r="0" b="0" l="0"/>
                   <wp:docPr id="21" name="F21" descr="Catálogo Fadesa 3, pág. 15: tabla «Especificaciones»" title="F21"/>
                   <wp:cNvGraphicFramePr>
@@ -7175,7 +7361,7 @@
                         <pic:spPr bwMode="auto">
                           <a:xfrm>
                             <a:off x="0" y="0"/>
-                            <a:ext cx="3143250" cy="1743075"/>
+                            <a:ext cx="2809875" cy="1552575"/>
                           </a:xfrm>
                           <a:prstGeom prst="rect">
                             <a:avLst/>
@@ -7247,6 +7433,28 @@
           </w:p>
         </w:tc>
       </w:tr>
+    </w:tbl>
+    <w:p>
+      <w:pPr>
+        <w:spacing w:after="0" w:before="0" w:line="20" w:lineRule="exact"/>
+      </w:pPr>
+    </w:p>
+    <w:tbl>
+      <w:tblPr>
+        <w:tblW w:type="dxa" w:w="10306"/>
+        <w:tblBorders>
+          <w:top w:val="none" w:color="FFFFFF" w:sz="0"/>
+          <w:left w:val="none" w:color="FFFFFF" w:sz="0"/>
+          <w:bottom w:val="none" w:color="FFFFFF" w:sz="0"/>
+          <w:right w:val="none" w:color="FFFFFF" w:sz="0"/>
+          <w:insideH w:val="none" w:color="FFFFFF" w:sz="0"/>
+          <w:insideV w:val="none" w:color="FFFFFF" w:sz="0"/>
+        </w:tblBorders>
+      </w:tblPr>
+      <w:tblGrid>
+        <w:gridCol w:w="5153"/>
+        <w:gridCol w:w="5153"/>
+      </w:tblGrid>
       <w:tr>
         <w:trPr>
           <w:cantSplit/>
@@ -7302,7 +7510,7 @@
             <w:r>
               <w:drawing>
                 <wp:inline distT="0" distB="0" distL="0" distR="0">
-                  <wp:extent cx="3143250" cy="1743075"/>
+                  <wp:extent cx="2324100" cy="1285875"/>
                   <wp:effectExtent t="0" r="0" b="0" l="0"/>
                   <wp:docPr id="22" name="F22" descr="Catálogo Fadesa 3, pág. 16: tabla «Especificaciones»" title="F22"/>
                   <wp:cNvGraphicFramePr>
@@ -7327,7 +7535,7 @@
                         <pic:spPr bwMode="auto">
                           <a:xfrm>
                             <a:off x="0" y="0"/>
-                            <a:ext cx="3143250" cy="1743075"/>
+                            <a:ext cx="2324100" cy="1285875"/>
                           </a:xfrm>
                           <a:prstGeom prst="rect">
                             <a:avLst/>
@@ -7487,7 +7695,7 @@
             <w:r>
               <w:drawing>
                 <wp:inline distT="0" distB="0" distL="0" distR="0">
-                  <wp:extent cx="3143250" cy="1743075"/>
+                  <wp:extent cx="2324100" cy="1285875"/>
                   <wp:effectExtent t="0" r="0" b="0" l="0"/>
                   <wp:docPr id="23" name="F23" descr="Catálogo Fadesa 3, pág. 17: tabla «Especificaciones»" title="F23"/>
                   <wp:cNvGraphicFramePr>
@@ -7512,7 +7720,7 @@
                         <pic:spPr bwMode="auto">
                           <a:xfrm>
                             <a:off x="0" y="0"/>
-                            <a:ext cx="3143250" cy="1743075"/>
+                            <a:ext cx="2324100" cy="1285875"/>
                           </a:xfrm>
                           <a:prstGeom prst="rect">
                             <a:avLst/>
@@ -7601,6 +7809,11 @@
         </w:tc>
       </w:tr>
     </w:tbl>
+    <w:p>
+      <w:pPr>
+        <w:spacing w:after="0" w:before="0" w:line="20" w:lineRule="exact"/>
+      </w:pPr>
+    </w:p>
     <w:p>
       <w:pPr>
         <w:pStyle w:val="Heading1"/>
@@ -7701,7 +7914,7 @@
             <w:r>
               <w:drawing>
                 <wp:inline distT="0" distB="0" distL="0" distR="0">
-                  <wp:extent cx="2505075" cy="2381250"/>
+                  <wp:extent cx="1847850" cy="1762125"/>
                   <wp:effectExtent t="0" r="0" b="0" l="0"/>
                   <wp:docPr id="24" name="F24" descr="Ficha técnica Georgia ABC 90 — 70 kg" title="F24"/>
                   <wp:cNvGraphicFramePr>
@@ -7726,7 +7939,7 @@
                         <pic:spPr bwMode="auto">
                           <a:xfrm>
                             <a:off x="0" y="0"/>
-                            <a:ext cx="2505075" cy="2381250"/>
+                            <a:ext cx="1847850" cy="1762125"/>
                           </a:xfrm>
                           <a:prstGeom prst="rect">
                             <a:avLst/>
@@ -7864,7 +8077,7 @@
             <w:r>
               <w:drawing>
                 <wp:inline distT="0" distB="0" distL="0" distR="0">
-                  <wp:extent cx="3143250" cy="762000"/>
+                  <wp:extent cx="2324100" cy="561975"/>
                   <wp:effectExtent t="0" r="0" b="0" l="0"/>
                   <wp:docPr id="25" name="F25" descr="Ficha técnica Melisam — acetato de potasio 6 L" title="F25"/>
                   <wp:cNvGraphicFramePr>
@@ -7889,7 +8102,7 @@
                         <pic:spPr bwMode="auto">
                           <a:xfrm>
                             <a:off x="0" y="0"/>
-                            <a:ext cx="3143250" cy="762000"/>
+                            <a:ext cx="2324100" cy="561975"/>
                           </a:xfrm>
                           <a:prstGeom prst="rect">
                             <a:avLst/>
@@ -7942,6 +8155,28 @@
           </w:p>
         </w:tc>
       </w:tr>
+    </w:tbl>
+    <w:p>
+      <w:pPr>
+        <w:spacing w:after="0" w:before="0" w:line="20" w:lineRule="exact"/>
+      </w:pPr>
+    </w:p>
+    <w:tbl>
+      <w:tblPr>
+        <w:tblW w:type="dxa" w:w="10306"/>
+        <w:tblBorders>
+          <w:top w:val="none" w:color="FFFFFF" w:sz="0"/>
+          <w:left w:val="none" w:color="FFFFFF" w:sz="0"/>
+          <w:bottom w:val="none" w:color="FFFFFF" w:sz="0"/>
+          <w:right w:val="none" w:color="FFFFFF" w:sz="0"/>
+          <w:insideH w:val="none" w:color="FFFFFF" w:sz="0"/>
+          <w:insideV w:val="none" w:color="FFFFFF" w:sz="0"/>
+        </w:tblBorders>
+      </w:tblPr>
+      <w:tblGrid>
+        <w:gridCol w:w="5153"/>
+        <w:gridCol w:w="5153"/>
+      </w:tblGrid>
       <w:tr>
         <w:trPr>
           <w:cantSplit/>
@@ -7997,7 +8232,7 @@
             <w:r>
               <w:drawing>
                 <wp:inline distT="0" distB="0" distL="0" distR="0">
-                  <wp:extent cx="3143250" cy="447675"/>
+                  <wp:extent cx="2324100" cy="333375"/>
                   <wp:effectExtent t="0" r="0" b="0" l="0"/>
                   <wp:docPr id="26" name="F26" descr="IRAM 3550:1981, cláusula 4.1.3.2 (espesor mínimo del recipiente)" title="F26"/>
                   <wp:cNvGraphicFramePr>
@@ -8022,7 +8257,7 @@
                         <pic:spPr bwMode="auto">
                           <a:xfrm>
                             <a:off x="0" y="0"/>
-                            <a:ext cx="3143250" cy="447675"/>
+                            <a:ext cx="2324100" cy="333375"/>
                           </a:xfrm>
                           <a:prstGeom prst="rect">
                             <a:avLst/>
@@ -8125,7 +8360,7 @@
             <w:r>
               <w:drawing>
                 <wp:inline distT="0" distB="0" distL="0" distR="0">
-                  <wp:extent cx="3143250" cy="257175"/>
+                  <wp:extent cx="2324100" cy="190500"/>
                   <wp:effectExtent t="0" r="0" b="0" l="0"/>
                   <wp:docPr id="27" name="F27" descr="IRAM 3534:1983, apartado 2.2.4.3 d) (longitud de la leyenda: arco de 108°)" title="F27"/>
                   <wp:cNvGraphicFramePr>
@@ -8150,7 +8385,7 @@
                         <pic:spPr bwMode="auto">
                           <a:xfrm>
                             <a:off x="0" y="0"/>
-                            <a:ext cx="3143250" cy="257175"/>
+                            <a:ext cx="2324100" cy="190500"/>
                           </a:xfrm>
                           <a:prstGeom prst="rect">
                             <a:avLst/>
@@ -8203,6 +8438,28 @@
           </w:p>
         </w:tc>
       </w:tr>
+    </w:tbl>
+    <w:p>
+      <w:pPr>
+        <w:spacing w:after="0" w:before="0" w:line="20" w:lineRule="exact"/>
+      </w:pPr>
+    </w:p>
+    <w:tbl>
+      <w:tblPr>
+        <w:tblW w:type="dxa" w:w="10306"/>
+        <w:tblBorders>
+          <w:top w:val="none" w:color="FFFFFF" w:sz="0"/>
+          <w:left w:val="none" w:color="FFFFFF" w:sz="0"/>
+          <w:bottom w:val="none" w:color="FFFFFF" w:sz="0"/>
+          <w:right w:val="none" w:color="FFFFFF" w:sz="0"/>
+          <w:insideH w:val="none" w:color="FFFFFF" w:sz="0"/>
+          <w:insideV w:val="none" w:color="FFFFFF" w:sz="0"/>
+        </w:tblBorders>
+      </w:tblPr>
+      <w:tblGrid>
+        <w:gridCol w:w="5153"/>
+        <w:gridCol w:w="5153"/>
+      </w:tblGrid>
       <w:tr>
         <w:trPr>
           <w:cantSplit/>
@@ -8258,7 +8515,7 @@
             <w:r>
               <w:drawing>
                 <wp:inline distT="0" distB="0" distL="0" distR="0">
-                  <wp:extent cx="3143250" cy="352425"/>
+                  <wp:extent cx="2324100" cy="257175"/>
                   <wp:effectExtent t="0" r="0" b="0" l="0"/>
                   <wp:docPr id="28" name="F28" descr="IRAM 3525:1983, apartado 3.2.1 b) (espesor mínimo del recipiente inoxidable)" title="F28"/>
                   <wp:cNvGraphicFramePr>
@@ -8283,7 +8540,7 @@
                         <pic:spPr bwMode="auto">
                           <a:xfrm>
                             <a:off x="0" y="0"/>
-                            <a:ext cx="3143250" cy="352425"/>
+                            <a:ext cx="2324100" cy="257175"/>
                           </a:xfrm>
                           <a:prstGeom prst="rect">
                             <a:avLst/>
@@ -8386,7 +8643,7 @@
             <w:r>
               <w:drawing>
                 <wp:inline distT="0" distB="0" distL="0" distR="0">
-                  <wp:extent cx="3143250" cy="838200"/>
+                  <wp:extent cx="2324100" cy="619125"/>
                   <wp:effectExtent t="0" r="0" b="0" l="0"/>
                   <wp:docPr id="29" name="F29" descr="Res. OPDS 522/07, Anexo 2 (oblea de fabricación de extintores de más de 1 kg)" title="F29"/>
                   <wp:cNvGraphicFramePr>
@@ -8411,7 +8668,7 @@
                         <pic:spPr bwMode="auto">
                           <a:xfrm>
                             <a:off x="0" y="0"/>
-                            <a:ext cx="3143250" cy="838200"/>
+                            <a:ext cx="2324100" cy="619125"/>
                           </a:xfrm>
                           <a:prstGeom prst="rect">
                             <a:avLst/>
@@ -8518,6 +8775,28 @@
           </w:p>
         </w:tc>
       </w:tr>
+    </w:tbl>
+    <w:p>
+      <w:pPr>
+        <w:spacing w:after="0" w:before="0" w:line="20" w:lineRule="exact"/>
+      </w:pPr>
+    </w:p>
+    <w:tbl>
+      <w:tblPr>
+        <w:tblW w:type="dxa" w:w="10306"/>
+        <w:tblBorders>
+          <w:top w:val="none" w:color="FFFFFF" w:sz="0"/>
+          <w:left w:val="none" w:color="FFFFFF" w:sz="0"/>
+          <w:bottom w:val="none" w:color="FFFFFF" w:sz="0"/>
+          <w:right w:val="none" w:color="FFFFFF" w:sz="0"/>
+          <w:insideH w:val="none" w:color="FFFFFF" w:sz="0"/>
+          <w:insideV w:val="none" w:color="FFFFFF" w:sz="0"/>
+        </w:tblBorders>
+      </w:tblPr>
+      <w:tblGrid>
+        <w:gridCol w:w="5153"/>
+        <w:gridCol w:w="5153"/>
+      </w:tblGrid>
       <w:tr>
         <w:trPr>
           <w:cantSplit/>
@@ -8573,7 +8852,7 @@
             <w:r>
               <w:drawing>
                 <wp:inline distT="0" distB="0" distL="0" distR="0">
-                  <wp:extent cx="3143250" cy="1762125"/>
+                  <wp:extent cx="2324100" cy="1304925"/>
                   <wp:effectExtent t="0" r="0" b="0" l="0"/>
                   <wp:docPr id="30" name="F30" descr="IRAM Anexo R — estampilla de conformidad de extintor nuevo" title="F30"/>
                   <wp:cNvGraphicFramePr>
@@ -8598,7 +8877,7 @@
                         <pic:spPr bwMode="auto">
                           <a:xfrm>
                             <a:off x="0" y="0"/>
-                            <a:ext cx="3143250" cy="1762125"/>
+                            <a:ext cx="2324100" cy="1304925"/>
                           </a:xfrm>
                           <a:prstGeom prst="rect">
                             <a:avLst/>
@@ -8720,7 +8999,7 @@
             <w:r>
               <w:drawing>
                 <wp:inline distT="0" distB="0" distL="0" distR="0">
-                  <wp:extent cx="3143250" cy="1247775"/>
+                  <wp:extent cx="2324100" cy="923925"/>
                   <wp:effectExtent t="0" r="0" b="0" l="0"/>
                   <wp:docPr id="31" name="F40" descr="IRAM 3550:1981, 4.8.2 tabla III (medidas del tren de rodaje)" title="F40"/>
                   <wp:cNvGraphicFramePr>
@@ -8745,7 +9024,7 @@
                         <pic:spPr bwMode="auto">
                           <a:xfrm>
                             <a:off x="0" y="0"/>
-                            <a:ext cx="3143250" cy="1247775"/>
+                            <a:ext cx="2324100" cy="923925"/>
                           </a:xfrm>
                           <a:prstGeom prst="rect">
                             <a:avLst/>
@@ -8799,6 +9078,11 @@
         </w:tc>
       </w:tr>
     </w:tbl>
+    <w:p>
+      <w:pPr>
+        <w:spacing w:after="0" w:before="0" w:line="20" w:lineRule="exact"/>
+      </w:pPr>
+    </w:p>
     <w:p>
       <w:pPr>
         <w:pStyle w:val="Heading1"/>
@@ -8899,7 +9183,7 @@
             <w:r>
               <w:drawing>
                 <wp:inline distT="0" distB="0" distL="0" distR="0">
-                  <wp:extent cx="1676400" cy="2238375"/>
+                  <wp:extent cx="1524000" cy="2038350"/>
                   <wp:effectExtent t="0" r="0" b="0" l="0"/>
                   <wp:docPr id="32" name="F31" descr="Relevamiento: tarjeta AGC (CABA) en un extintor de 10 kg" title="F31"/>
                   <wp:cNvGraphicFramePr>
@@ -8924,7 +9208,7 @@
                         <pic:spPr bwMode="auto">
                           <a:xfrm>
                             <a:off x="0" y="0"/>
-                            <a:ext cx="1676400" cy="2238375"/>
+                            <a:ext cx="1524000" cy="2038350"/>
                           </a:xfrm>
                           <a:prstGeom prst="rect">
                             <a:avLst/>
@@ -9043,7 +9327,7 @@
             <w:r>
               <w:drawing>
                 <wp:inline distT="0" distB="0" distL="0" distR="0">
-                  <wp:extent cx="1257300" cy="2238375"/>
+                  <wp:extent cx="1143000" cy="2038350"/>
                   <wp:effectExtent t="0" r="0" b="0" l="0"/>
                   <wp:docPr id="33" name="F32" descr="Relevamiento: etiqueta envolvente y estampilla IRAM (línea Georgia)" title="F32"/>
                   <wp:cNvGraphicFramePr>
@@ -9068,7 +9352,7 @@
                         <pic:spPr bwMode="auto">
                           <a:xfrm>
                             <a:off x="0" y="0"/>
-                            <a:ext cx="1257300" cy="2238375"/>
+                            <a:ext cx="1143000" cy="2038350"/>
                           </a:xfrm>
                           <a:prstGeom prst="rect">
                             <a:avLst/>
@@ -9156,6 +9440,28 @@
           </w:p>
         </w:tc>
       </w:tr>
+    </w:tbl>
+    <w:p>
+      <w:pPr>
+        <w:spacing w:after="0" w:before="0" w:line="20" w:lineRule="exact"/>
+      </w:pPr>
+    </w:p>
+    <w:tbl>
+      <w:tblPr>
+        <w:tblW w:type="dxa" w:w="10306"/>
+        <w:tblBorders>
+          <w:top w:val="none" w:color="FFFFFF" w:sz="0"/>
+          <w:left w:val="none" w:color="FFFFFF" w:sz="0"/>
+          <w:bottom w:val="none" w:color="FFFFFF" w:sz="0"/>
+          <w:right w:val="none" w:color="FFFFFF" w:sz="0"/>
+          <w:insideH w:val="none" w:color="FFFFFF" w:sz="0"/>
+          <w:insideV w:val="none" w:color="FFFFFF" w:sz="0"/>
+        </w:tblBorders>
+      </w:tblPr>
+      <w:tblGrid>
+        <w:gridCol w:w="5153"/>
+        <w:gridCol w:w="5153"/>
+      </w:tblGrid>
       <w:tr>
         <w:trPr>
           <w:cantSplit/>
@@ -9211,7 +9517,7 @@
             <w:r>
               <w:drawing>
                 <wp:inline distT="0" distB="0" distL="0" distR="0">
-                  <wp:extent cx="1257300" cy="2238375"/>
+                  <wp:extent cx="1143000" cy="2038350"/>
                   <wp:effectExtent t="0" r="0" b="0" l="0"/>
                   <wp:docPr id="34" name="F33" descr="Relevamiento: etiqueta de n° de serie GS1 (línea Melisam)" title="F33"/>
                   <wp:cNvGraphicFramePr>
@@ -9236,7 +9542,7 @@
                         <pic:spPr bwMode="auto">
                           <a:xfrm>
                             <a:off x="0" y="0"/>
-                            <a:ext cx="1257300" cy="2238375"/>
+                            <a:ext cx="1143000" cy="2038350"/>
                           </a:xfrm>
                           <a:prstGeom prst="rect">
                             <a:avLst/>
@@ -9355,7 +9661,7 @@
             <w:r>
               <w:drawing>
                 <wp:inline distT="0" distB="0" distL="0" distR="0">
-                  <wp:extent cx="1257300" cy="2238375"/>
+                  <wp:extent cx="1143000" cy="2038350"/>
                   <wp:effectExtent t="0" r="0" b="0" l="0"/>
                   <wp:docPr id="35" name="F34" descr="Relevamiento: faja de garantía rayada (línea de etiquetado Georgia)" title="F34"/>
                   <wp:cNvGraphicFramePr>
@@ -9380,7 +9686,7 @@
                         <pic:spPr bwMode="auto">
                           <a:xfrm>
                             <a:off x="0" y="0"/>
-                            <a:ext cx="1257300" cy="2238375"/>
+                            <a:ext cx="1143000" cy="2038350"/>
                           </a:xfrm>
                           <a:prstGeom prst="rect">
                             <a:avLst/>
@@ -9449,6 +9755,28 @@
           </w:p>
         </w:tc>
       </w:tr>
+    </w:tbl>
+    <w:p>
+      <w:pPr>
+        <w:spacing w:after="0" w:before="0" w:line="20" w:lineRule="exact"/>
+      </w:pPr>
+    </w:p>
+    <w:tbl>
+      <w:tblPr>
+        <w:tblW w:type="dxa" w:w="10306"/>
+        <w:tblBorders>
+          <w:top w:val="none" w:color="FFFFFF" w:sz="0"/>
+          <w:left w:val="none" w:color="FFFFFF" w:sz="0"/>
+          <w:bottom w:val="none" w:color="FFFFFF" w:sz="0"/>
+          <w:right w:val="none" w:color="FFFFFF" w:sz="0"/>
+          <w:insideH w:val="none" w:color="FFFFFF" w:sz="0"/>
+          <w:insideV w:val="none" w:color="FFFFFF" w:sz="0"/>
+        </w:tblBorders>
+      </w:tblPr>
+      <w:tblGrid>
+        <w:gridCol w:w="5153"/>
+        <w:gridCol w:w="5153"/>
+      </w:tblGrid>
       <w:tr>
         <w:trPr>
           <w:cantSplit/>
@@ -9504,7 +9832,7 @@
             <w:r>
               <w:drawing>
                 <wp:inline distT="0" distB="0" distL="0" distR="0">
-                  <wp:extent cx="1257300" cy="2238375"/>
+                  <wp:extent cx="1143000" cy="2038350"/>
                   <wp:effectExtent t="0" r="0" b="0" l="0"/>
                   <wp:docPr id="36" name="F35" descr="Relevamiento: oblea circular PBA (DPS) aplicada" title="F35"/>
                   <wp:cNvGraphicFramePr>
@@ -9529,7 +9857,7 @@
                         <pic:spPr bwMode="auto">
                           <a:xfrm>
                             <a:off x="0" y="0"/>
-                            <a:ext cx="1257300" cy="2238375"/>
+                            <a:ext cx="1143000" cy="2038350"/>
                           </a:xfrm>
                           <a:prstGeom prst="rect">
                             <a:avLst/>
@@ -9632,7 +9960,7 @@
             <w:r>
               <w:drawing>
                 <wp:inline distT="0" distB="0" distL="0" distR="0">
-                  <wp:extent cx="3143250" cy="809625"/>
+                  <wp:extent cx="2857500" cy="733425"/>
                   <wp:effectExtent t="0" r="0" b="0" l="0"/>
                   <wp:docPr id="37" name="F36" descr="Planilla MP FLAMA — geometría del acero por recipiente" title="F36"/>
                   <wp:cNvGraphicFramePr>
@@ -9657,7 +9985,7 @@
                         <pic:spPr bwMode="auto">
                           <a:xfrm>
                             <a:off x="0" y="0"/>
-                            <a:ext cx="3143250" cy="809625"/>
+                            <a:ext cx="2857500" cy="733425"/>
                           </a:xfrm>
                           <a:prstGeom prst="rect">
                             <a:avLst/>
@@ -9802,6 +10130,28 @@
           </w:p>
         </w:tc>
       </w:tr>
+    </w:tbl>
+    <w:p>
+      <w:pPr>
+        <w:spacing w:after="0" w:before="0" w:line="20" w:lineRule="exact"/>
+      </w:pPr>
+    </w:p>
+    <w:tbl>
+      <w:tblPr>
+        <w:tblW w:type="dxa" w:w="10306"/>
+        <w:tblBorders>
+          <w:top w:val="none" w:color="FFFFFF" w:sz="0"/>
+          <w:left w:val="none" w:color="FFFFFF" w:sz="0"/>
+          <w:bottom w:val="none" w:color="FFFFFF" w:sz="0"/>
+          <w:right w:val="none" w:color="FFFFFF" w:sz="0"/>
+          <w:insideH w:val="none" w:color="FFFFFF" w:sz="0"/>
+          <w:insideV w:val="none" w:color="FFFFFF" w:sz="0"/>
+        </w:tblBorders>
+      </w:tblPr>
+      <w:tblGrid>
+        <w:gridCol w:w="5153"/>
+        <w:gridCol w:w="5153"/>
+      </w:tblGrid>
       <w:tr>
         <w:trPr>
           <w:cantSplit/>
@@ -9857,7 +10207,7 @@
             <w:r>
               <w:drawing>
                 <wp:inline distT="0" distB="0" distL="0" distR="0">
-                  <wp:extent cx="3143250" cy="504825"/>
+                  <wp:extent cx="2857500" cy="457200"/>
                   <wp:effectExtent t="0" r="0" b="0" l="0"/>
                   <wp:docPr id="38" name="F37" descr="Planilla MP FLAMA — MP-22 varilla de refuerzo" title="F37"/>
                   <wp:cNvGraphicFramePr>
@@ -9882,7 +10232,7 @@
                         <pic:spPr bwMode="auto">
                           <a:xfrm>
                             <a:off x="0" y="0"/>
-                            <a:ext cx="3143250" cy="504825"/>
+                            <a:ext cx="2857500" cy="457200"/>
                           </a:xfrm>
                           <a:prstGeom prst="rect">
                             <a:avLst/>
@@ -9973,6 +10323,11 @@
         </w:tc>
       </w:tr>
     </w:tbl>
+    <w:p>
+      <w:pPr>
+        <w:spacing w:after="0" w:before="0" w:line="20" w:lineRule="exact"/>
+      </w:pPr>
+    </w:p>
     <w:p>
       <w:pPr>
         <w:pStyle w:val="Heading1"/>
@@ -10523,6 +10878,11 @@
     </w:tbl>
     <w:p>
       <w:pPr>
+        <w:spacing w:after="0" w:before="0" w:line="20" w:lineRule="exact"/>
+      </w:pPr>
+    </w:p>
+    <w:p>
+      <w:pPr>
         <w:pStyle w:val="Heading1"/>
         <w:keepNext/>
         <w:spacing w:after="80" w:before="160"/>
@@ -10897,6 +11257,28 @@
           </w:p>
         </w:tc>
       </w:tr>
+    </w:tbl>
+    <w:p>
+      <w:pPr>
+        <w:spacing w:after="0" w:before="0" w:line="20" w:lineRule="exact"/>
+      </w:pPr>
+    </w:p>
+    <w:tbl>
+      <w:tblPr>
+        <w:tblW w:type="dxa" w:w="10306"/>
+        <w:tblBorders>
+          <w:top w:val="none" w:color="FFFFFF" w:sz="0"/>
+          <w:left w:val="none" w:color="FFFFFF" w:sz="0"/>
+          <w:bottom w:val="none" w:color="FFFFFF" w:sz="0"/>
+          <w:right w:val="none" w:color="FFFFFF" w:sz="0"/>
+          <w:insideH w:val="none" w:color="FFFFFF" w:sz="0"/>
+          <w:insideV w:val="none" w:color="FFFFFF" w:sz="0"/>
+        </w:tblBorders>
+      </w:tblPr>
+      <w:tblGrid>
+        <w:gridCol w:w="5153"/>
+        <w:gridCol w:w="5153"/>
+      </w:tblGrid>
       <w:tr>
         <w:trPr>
           <w:cantSplit/>
@@ -10952,7 +11334,7 @@
             <w:r>
               <w:drawing>
                 <wp:inline distT="0" distB="0" distL="0" distR="0">
-                  <wp:extent cx="3009900" cy="2238375"/>
+                  <wp:extent cx="2667000" cy="1981200"/>
                   <wp:effectExtent t="0" r="0" b="0" l="0"/>
                   <wp:docPr id="43" name="F43" descr="Carro Elisam marcado por el usuario: soldadura de la barra lateral" title="F43"/>
                   <wp:cNvGraphicFramePr>
@@ -10977,7 +11359,7 @@
                         <pic:spPr bwMode="auto">
                           <a:xfrm>
                             <a:off x="0" y="0"/>
-                            <a:ext cx="3009900" cy="2238375"/>
+                            <a:ext cx="2667000" cy="1981200"/>
                           </a:xfrm>
                           <a:prstGeom prst="rect">
                             <a:avLst/>
@@ -11096,7 +11478,7 @@
             <w:r>
               <w:drawing>
                 <wp:inline distT="0" distB="0" distL="0" distR="0">
-                  <wp:extent cx="2400300" cy="2238375"/>
+                  <wp:extent cx="2124075" cy="1981200"/>
                   <wp:effectExtent t="0" r="0" b="0" l="0"/>
                   <wp:docPr id="44" name="F44" descr="Carro AFFF marcado por el usuario: altura del doblez de 30°" title="F44"/>
                   <wp:cNvGraphicFramePr>
@@ -11121,7 +11503,7 @@
                         <pic:spPr bwMode="auto">
                           <a:xfrm>
                             <a:off x="0" y="0"/>
-                            <a:ext cx="2400300" cy="2238375"/>
+                            <a:ext cx="2124075" cy="1981200"/>
                           </a:xfrm>
                           <a:prstGeom prst="rect">
                             <a:avLst/>
@@ -11209,6 +11591,28 @@
           </w:p>
         </w:tc>
       </w:tr>
+    </w:tbl>
+    <w:p>
+      <w:pPr>
+        <w:spacing w:after="0" w:before="0" w:line="20" w:lineRule="exact"/>
+      </w:pPr>
+    </w:p>
+    <w:tbl>
+      <w:tblPr>
+        <w:tblW w:type="dxa" w:w="10306"/>
+        <w:tblBorders>
+          <w:top w:val="none" w:color="FFFFFF" w:sz="0"/>
+          <w:left w:val="none" w:color="FFFFFF" w:sz="0"/>
+          <w:bottom w:val="none" w:color="FFFFFF" w:sz="0"/>
+          <w:right w:val="none" w:color="FFFFFF" w:sz="0"/>
+          <w:insideH w:val="none" w:color="FFFFFF" w:sz="0"/>
+          <w:insideV w:val="none" w:color="FFFFFF" w:sz="0"/>
+        </w:tblBorders>
+      </w:tblPr>
+      <w:tblGrid>
+        <w:gridCol w:w="5153"/>
+        <w:gridCol w:w="5153"/>
+      </w:tblGrid>
       <w:tr>
         <w:trPr>
           <w:cantSplit/>
@@ -11264,7 +11668,7 @@
             <w:r>
               <w:drawing>
                 <wp:inline distT="0" distB="0" distL="0" distR="0">
-                  <wp:extent cx="2695575" cy="2238375"/>
+                  <wp:extent cx="2390775" cy="1981200"/>
                   <wp:effectExtent t="0" r="0" b="0" l="0"/>
                   <wp:docPr id="45" name="F45" descr="Lanza de carro con válvula esférica (foto del usuario)" title="F45"/>
                   <wp:cNvGraphicFramePr>
@@ -11289,7 +11693,7 @@
                         <pic:spPr bwMode="auto">
                           <a:xfrm>
                             <a:off x="0" y="0"/>
-                            <a:ext cx="2695575" cy="2238375"/>
+                            <a:ext cx="2390775" cy="1981200"/>
                           </a:xfrm>
                           <a:prstGeom prst="rect">
                             <a:avLst/>
@@ -11427,7 +11831,7 @@
             <w:r>
               <w:drawing>
                 <wp:inline distT="0" distB="0" distL="0" distR="0">
-                  <wp:extent cx="1695450" cy="2762250"/>
+                  <wp:extent cx="1504950" cy="2447925"/>
                   <wp:effectExtent t="0" r="0" b="0" l="0"/>
                   <wp:docPr id="46" name="F46" descr="Proceso de carros v2: dónde va cada accesorio (vista de costado, 50 kg)" title="F46"/>
                   <wp:cNvGraphicFramePr>
@@ -11452,7 +11856,7 @@
                         <pic:spPr bwMode="auto">
                           <a:xfrm>
                             <a:off x="0" y="0"/>
-                            <a:ext cx="1695450" cy="2762250"/>
+                            <a:ext cx="1504950" cy="2447925"/>
                           </a:xfrm>
                           <a:prstGeom prst="rect">
                             <a:avLst/>
@@ -11597,6 +12001,28 @@
           </w:p>
         </w:tc>
       </w:tr>
+    </w:tbl>
+    <w:p>
+      <w:pPr>
+        <w:spacing w:after="0" w:before="0" w:line="20" w:lineRule="exact"/>
+      </w:pPr>
+    </w:p>
+    <w:tbl>
+      <w:tblPr>
+        <w:tblW w:type="dxa" w:w="10306"/>
+        <w:tblBorders>
+          <w:top w:val="none" w:color="FFFFFF" w:sz="0"/>
+          <w:left w:val="none" w:color="FFFFFF" w:sz="0"/>
+          <w:bottom w:val="none" w:color="FFFFFF" w:sz="0"/>
+          <w:right w:val="none" w:color="FFFFFF" w:sz="0"/>
+          <w:insideH w:val="none" w:color="FFFFFF" w:sz="0"/>
+          <w:insideV w:val="none" w:color="FFFFFF" w:sz="0"/>
+        </w:tblBorders>
+      </w:tblPr>
+      <w:tblGrid>
+        <w:gridCol w:w="5153"/>
+        <w:gridCol w:w="5153"/>
+      </w:tblGrid>
       <w:tr>
         <w:trPr>
           <w:cantSplit/>
@@ -11652,7 +12078,7 @@
             <w:r>
               <w:drawing>
                 <wp:inline distT="0" distB="0" distL="0" distR="0">
-                  <wp:extent cx="3143250" cy="2438400"/>
+                  <wp:extent cx="2781300" cy="2162175"/>
                   <wp:effectExtent t="0" r="0" b="0" l="0"/>
                   <wp:docPr id="47" name="F47" descr="Proceso de carros v2: posiciones sobre el cuerpo desarrollado (50 kg)" title="F47"/>
                   <wp:cNvGraphicFramePr>
@@ -11677,7 +12103,7 @@
                         <pic:spPr bwMode="auto">
                           <a:xfrm>
                             <a:off x="0" y="0"/>
-                            <a:ext cx="3143250" cy="2438400"/>
+                            <a:ext cx="2781300" cy="2162175"/>
                           </a:xfrm>
                           <a:prstGeom prst="rect">
                             <a:avLst/>
@@ -11872,7 +12298,7 @@
             <w:r>
               <w:drawing>
                 <wp:inline distT="0" distB="0" distL="0" distR="0">
-                  <wp:extent cx="3143250" cy="1419225"/>
+                  <wp:extent cx="2781300" cy="1257300"/>
                   <wp:effectExtent t="0" r="0" b="0" l="0"/>
                   <wp:docPr id="48" name="F48" descr="Proceso de carros v2: piezas del kit (25 / 50 / 70 y 100 kg)" title="F48"/>
                   <wp:cNvGraphicFramePr>
@@ -11897,7 +12323,7 @@
                         <pic:spPr bwMode="auto">
                           <a:xfrm>
                             <a:off x="0" y="0"/>
-                            <a:ext cx="3143250" cy="1419225"/>
+                            <a:ext cx="2781300" cy="1257300"/>
                           </a:xfrm>
                           <a:prstGeom prst="rect">
                             <a:avLst/>
@@ -12042,6 +12468,28 @@
           </w:p>
         </w:tc>
       </w:tr>
+    </w:tbl>
+    <w:p>
+      <w:pPr>
+        <w:spacing w:after="0" w:before="0" w:line="20" w:lineRule="exact"/>
+      </w:pPr>
+    </w:p>
+    <w:tbl>
+      <w:tblPr>
+        <w:tblW w:type="dxa" w:w="10306"/>
+        <w:tblBorders>
+          <w:top w:val="none" w:color="FFFFFF" w:sz="0"/>
+          <w:left w:val="none" w:color="FFFFFF" w:sz="0"/>
+          <w:bottom w:val="none" w:color="FFFFFF" w:sz="0"/>
+          <w:right w:val="none" w:color="FFFFFF" w:sz="0"/>
+          <w:insideH w:val="none" w:color="FFFFFF" w:sz="0"/>
+          <w:insideV w:val="none" w:color="FFFFFF" w:sz="0"/>
+        </w:tblBorders>
+      </w:tblPr>
+      <w:tblGrid>
+        <w:gridCol w:w="5153"/>
+        <w:gridCol w:w="5153"/>
+      </w:tblGrid>
       <w:tr>
         <w:trPr>
           <w:cantSplit/>
@@ -12430,6 +12878,28 @@
           </w:p>
         </w:tc>
       </w:tr>
+    </w:tbl>
+    <w:p>
+      <w:pPr>
+        <w:spacing w:after="0" w:before="0" w:line="20" w:lineRule="exact"/>
+      </w:pPr>
+    </w:p>
+    <w:tbl>
+      <w:tblPr>
+        <w:tblW w:type="dxa" w:w="10306"/>
+        <w:tblBorders>
+          <w:top w:val="none" w:color="FFFFFF" w:sz="0"/>
+          <w:left w:val="none" w:color="FFFFFF" w:sz="0"/>
+          <w:bottom w:val="none" w:color="FFFFFF" w:sz="0"/>
+          <w:right w:val="none" w:color="FFFFFF" w:sz="0"/>
+          <w:insideH w:val="none" w:color="FFFFFF" w:sz="0"/>
+          <w:insideV w:val="none" w:color="FFFFFF" w:sz="0"/>
+        </w:tblBorders>
+      </w:tblPr>
+      <w:tblGrid>
+        <w:gridCol w:w="5153"/>
+        <w:gridCol w:w="5153"/>
+      </w:tblGrid>
       <w:tr>
         <w:trPr>
           <w:cantSplit/>
@@ -12838,6 +13308,11 @@
         </w:tc>
       </w:tr>
     </w:tbl>
+    <w:p>
+      <w:pPr>
+        <w:spacing w:after="0" w:before="0" w:line="20" w:lineRule="exact"/>
+      </w:pPr>
+    </w:p>
     <w:p>
       <w:pPr>
         <w:pStyle w:val="Heading1"/>
@@ -12889,21 +13364,6 @@
         <w:t xml:space="preserve">presiones de servicio / ensayo de la hoja de cada modelo (ABC manuales 1,4 / 3,5 MPa; rodantes 1,4 / 4,0; agua y espuma 0,8 / 2,0; CO₂ 15 / 25). Tensiones: virola σ = p·D / 2t; casquete elipsoidal con su factor de forma K; ejes y pasadores al corte doble; eje de rueda a flexión en voladizo. Materiales con su fluencia mínima: chapa del recipiente 265 MPa, SAE 1010 180, SAE 1045 trefilado 530, inoxidable 304 205 (σ0,2 de ASTM A240). CO₂ con su ecuación de estado (Span-Wagner). Precios: LAC USD 1,10/kg y lista HZ de válvulas.</w:t>
       </w:r>
     </w:p>
-    <w:p>
-      <w:pPr>
-        <w:pStyle w:val="Heading2"/>
-        <w:keepNext/>
-        <w:spacing w:after="80" w:before="140"/>
-      </w:pPr>
-      <w:r>
-        <w:rPr>
-          <w:rFonts w:ascii="Arial" w:cs="Arial" w:eastAsia="Arial" w:hAnsi="Arial"/>
-          <w:sz w:val="18"/>
-          <w:szCs w:val="18"/>
-        </w:rPr>
-        <w:t xml:space="preserve">A. Recipiente a presión</w:t>
-      </w:r>
-    </w:p>
     <w:tbl>
       <w:tblPr>
         <w:tblW w:type="dxa" w:w="10306"/>
@@ -12920,6 +13380,47 @@
         <w:gridCol w:w="2500"/>
         <w:gridCol w:w="7806"/>
       </w:tblGrid>
+      <w:tr>
+        <w:trPr>
+          <w:cantSplit/>
+          <w:tblHeader/>
+        </w:trPr>
+        <w:tc>
+          <w:tcPr>
+            <w:tcW w:type="dxa" w:w="10306"/>
+            <w:gridSpan w:val="2"/>
+            <w:tcBorders>
+              <w:top w:val="single" w:color="BFBFBF" w:sz="4"/>
+              <w:left w:val="single" w:color="BFBFBF" w:sz="4"/>
+              <w:bottom w:val="single" w:color="BFBFBF" w:sz="4"/>
+              <w:right w:val="single" w:color="BFBFBF" w:sz="4"/>
+            </w:tcBorders>
+            <w:shd w:fill="D9E2F3" w:color="auto" w:val="clear"/>
+            <w:tcMar>
+              <w:top w:type="dxa" w:w="40"/>
+              <w:left w:type="dxa" w:w="70"/>
+              <w:bottom w:type="dxa" w:w="40"/>
+              <w:right w:type="dxa" w:w="70"/>
+            </w:tcMar>
+          </w:tcPr>
+          <w:p>
+            <w:pPr>
+              <w:spacing w:after="0"/>
+            </w:pPr>
+            <w:r>
+              <w:rPr>
+                <w:rFonts w:ascii="Arial" w:cs="Arial" w:eastAsia="Arial" w:hAnsi="Arial"/>
+                <w:b/>
+                <w:bCs/>
+                <w:color w:val="1F3864"/>
+                <w:sz w:val="20"/>
+                <w:szCs w:val="20"/>
+              </w:rPr>
+              <w:t xml:space="preserve">A. Recipiente a presión</w:t>
+            </w:r>
+          </w:p>
+        </w:tc>
+      </w:tr>
       <w:tr>
         <w:trPr>
           <w:tblHeader/>
@@ -12995,7 +13496,7 @@
       </w:tr>
       <w:tr>
         <w:trPr>
-          <w:cantSplit/>
+          <w:cantSplit w:val="off"/>
         </w:trPr>
         <w:tc>
           <w:tcPr>
@@ -13203,7 +13704,7 @@
       </w:tr>
       <w:tr>
         <w:trPr>
-          <w:cantSplit/>
+          <w:cantSplit w:val="off"/>
         </w:trPr>
         <w:tc>
           <w:tcPr>
@@ -13387,7 +13888,7 @@
       </w:tr>
       <w:tr>
         <w:trPr>
-          <w:cantSplit/>
+          <w:cantSplit w:val="off"/>
         </w:trPr>
         <w:tc>
           <w:tcPr>
@@ -13595,7 +14096,7 @@
       </w:tr>
       <w:tr>
         <w:trPr>
-          <w:cantSplit/>
+          <w:cantSplit w:val="off"/>
         </w:trPr>
         <w:tc>
           <w:tcPr>
@@ -13779,7 +14280,7 @@
       </w:tr>
       <w:tr>
         <w:trPr>
-          <w:cantSplit/>
+          <w:cantSplit w:val="off"/>
         </w:trPr>
         <w:tc>
           <w:tcPr>
@@ -13963,7 +14464,7 @@
       </w:tr>
       <w:tr>
         <w:trPr>
-          <w:cantSplit/>
+          <w:cantSplit w:val="off"/>
         </w:trPr>
         <w:tc>
           <w:tcPr>
@@ -14171,7 +14672,7 @@
       </w:tr>
       <w:tr>
         <w:trPr>
-          <w:cantSplit/>
+          <w:cantSplit w:val="off"/>
         </w:trPr>
         <w:tc>
           <w:tcPr>
@@ -14379,7 +14880,7 @@
       </w:tr>
       <w:tr>
         <w:trPr>
-          <w:cantSplit/>
+          <w:cantSplit w:val="off"/>
         </w:trPr>
         <w:tc>
           <w:tcPr>
@@ -14563,7 +15064,7 @@
       </w:tr>
       <w:tr>
         <w:trPr>
-          <w:cantSplit/>
+          <w:cantSplit w:val="off"/>
         </w:trPr>
         <w:tc>
           <w:tcPr>
@@ -14748,9 +15249,7 @@
     </w:tbl>
     <w:p>
       <w:pPr>
-        <w:pStyle w:val="Heading2"/>
-        <w:keepNext/>
-        <w:spacing w:after="80" w:before="140"/>
+        <w:spacing w:after="100" w:before="0"/>
       </w:pPr>
       <w:r>
         <w:rPr>
@@ -14758,7 +15257,7 @@
           <w:sz w:val="18"/>
           <w:szCs w:val="18"/>
         </w:rPr>
-        <w:t xml:space="preserve">B. Válvula (se compra armada)</w:t>
+        <w:t xml:space="preserve"/>
       </w:r>
     </w:p>
     <w:tbl>
@@ -14777,6 +15276,47 @@
         <w:gridCol w:w="2500"/>
         <w:gridCol w:w="7806"/>
       </w:tblGrid>
+      <w:tr>
+        <w:trPr>
+          <w:cantSplit/>
+          <w:tblHeader/>
+        </w:trPr>
+        <w:tc>
+          <w:tcPr>
+            <w:tcW w:type="dxa" w:w="10306"/>
+            <w:gridSpan w:val="2"/>
+            <w:tcBorders>
+              <w:top w:val="single" w:color="BFBFBF" w:sz="4"/>
+              <w:left w:val="single" w:color="BFBFBF" w:sz="4"/>
+              <w:bottom w:val="single" w:color="BFBFBF" w:sz="4"/>
+              <w:right w:val="single" w:color="BFBFBF" w:sz="4"/>
+            </w:tcBorders>
+            <w:shd w:fill="D9E2F3" w:color="auto" w:val="clear"/>
+            <w:tcMar>
+              <w:top w:type="dxa" w:w="40"/>
+              <w:left w:type="dxa" w:w="70"/>
+              <w:bottom w:type="dxa" w:w="40"/>
+              <w:right w:type="dxa" w:w="70"/>
+            </w:tcMar>
+          </w:tcPr>
+          <w:p>
+            <w:pPr>
+              <w:spacing w:after="0"/>
+            </w:pPr>
+            <w:r>
+              <w:rPr>
+                <w:rFonts w:ascii="Arial" w:cs="Arial" w:eastAsia="Arial" w:hAnsi="Arial"/>
+                <w:b/>
+                <w:bCs/>
+                <w:color w:val="1F3864"/>
+                <w:sz w:val="20"/>
+                <w:szCs w:val="20"/>
+              </w:rPr>
+              <w:t xml:space="preserve">B. Válvula (se compra armada)</w:t>
+            </w:r>
+          </w:p>
+        </w:tc>
+      </w:tr>
       <w:tr>
         <w:trPr>
           <w:tblHeader/>
@@ -14852,7 +15392,7 @@
       </w:tr>
       <w:tr>
         <w:trPr>
-          <w:cantSplit/>
+          <w:cantSplit w:val="off"/>
         </w:trPr>
         <w:tc>
           <w:tcPr>
@@ -15060,7 +15600,7 @@
       </w:tr>
       <w:tr>
         <w:trPr>
-          <w:cantSplit/>
+          <w:cantSplit w:val="off"/>
         </w:trPr>
         <w:tc>
           <w:tcPr>
@@ -15268,7 +15808,7 @@
       </w:tr>
       <w:tr>
         <w:trPr>
-          <w:cantSplit/>
+          <w:cantSplit w:val="off"/>
         </w:trPr>
         <w:tc>
           <w:tcPr>
@@ -15452,7 +15992,7 @@
       </w:tr>
       <w:tr>
         <w:trPr>
-          <w:cantSplit/>
+          <w:cantSplit w:val="off"/>
         </w:trPr>
         <w:tc>
           <w:tcPr>
@@ -15636,7 +16176,7 @@
       </w:tr>
       <w:tr>
         <w:trPr>
-          <w:cantSplit/>
+          <w:cantSplit w:val="off"/>
         </w:trPr>
         <w:tc>
           <w:tcPr>
@@ -15820,7 +16360,7 @@
       </w:tr>
       <w:tr>
         <w:trPr>
-          <w:cantSplit/>
+          <w:cantSplit w:val="off"/>
         </w:trPr>
         <w:tc>
           <w:tcPr>
@@ -16004,7 +16544,7 @@
       </w:tr>
       <w:tr>
         <w:trPr>
-          <w:cantSplit/>
+          <w:cantSplit w:val="off"/>
         </w:trPr>
         <w:tc>
           <w:tcPr>
@@ -16189,9 +16729,7 @@
     </w:tbl>
     <w:p>
       <w:pPr>
-        <w:pStyle w:val="Heading2"/>
-        <w:keepNext/>
-        <w:spacing w:after="80" w:before="140"/>
+        <w:spacing w:after="100" w:before="0"/>
       </w:pPr>
       <w:r>
         <w:rPr>
@@ -16199,7 +16737,7 @@
           <w:sz w:val="18"/>
           <w:szCs w:val="18"/>
         </w:rPr>
-        <w:t xml:space="preserve">C. Descarga</w:t>
+        <w:t xml:space="preserve"/>
       </w:r>
     </w:p>
     <w:tbl>
@@ -16218,6 +16756,47 @@
         <w:gridCol w:w="2500"/>
         <w:gridCol w:w="7806"/>
       </w:tblGrid>
+      <w:tr>
+        <w:trPr>
+          <w:cantSplit/>
+          <w:tblHeader/>
+        </w:trPr>
+        <w:tc>
+          <w:tcPr>
+            <w:tcW w:type="dxa" w:w="10306"/>
+            <w:gridSpan w:val="2"/>
+            <w:tcBorders>
+              <w:top w:val="single" w:color="BFBFBF" w:sz="4"/>
+              <w:left w:val="single" w:color="BFBFBF" w:sz="4"/>
+              <w:bottom w:val="single" w:color="BFBFBF" w:sz="4"/>
+              <w:right w:val="single" w:color="BFBFBF" w:sz="4"/>
+            </w:tcBorders>
+            <w:shd w:fill="D9E2F3" w:color="auto" w:val="clear"/>
+            <w:tcMar>
+              <w:top w:type="dxa" w:w="40"/>
+              <w:left w:type="dxa" w:w="70"/>
+              <w:bottom w:type="dxa" w:w="40"/>
+              <w:right w:type="dxa" w:w="70"/>
+            </w:tcMar>
+          </w:tcPr>
+          <w:p>
+            <w:pPr>
+              <w:spacing w:after="0"/>
+            </w:pPr>
+            <w:r>
+              <w:rPr>
+                <w:rFonts w:ascii="Arial" w:cs="Arial" w:eastAsia="Arial" w:hAnsi="Arial"/>
+                <w:b/>
+                <w:bCs/>
+                <w:color w:val="1F3864"/>
+                <w:sz w:val="20"/>
+                <w:szCs w:val="20"/>
+              </w:rPr>
+              <w:t xml:space="preserve">C. Descarga</w:t>
+            </w:r>
+          </w:p>
+        </w:tc>
+      </w:tr>
       <w:tr>
         <w:trPr>
           <w:tblHeader/>
@@ -16293,7 +16872,7 @@
       </w:tr>
       <w:tr>
         <w:trPr>
-          <w:cantSplit/>
+          <w:cantSplit w:val="off"/>
         </w:trPr>
         <w:tc>
           <w:tcPr>
@@ -16501,7 +17080,7 @@
       </w:tr>
       <w:tr>
         <w:trPr>
-          <w:cantSplit/>
+          <w:cantSplit w:val="off"/>
         </w:trPr>
         <w:tc>
           <w:tcPr>
@@ -16685,7 +17264,7 @@
       </w:tr>
       <w:tr>
         <w:trPr>
-          <w:cantSplit/>
+          <w:cantSplit w:val="off"/>
         </w:trPr>
         <w:tc>
           <w:tcPr>
@@ -16869,7 +17448,7 @@
       </w:tr>
       <w:tr>
         <w:trPr>
-          <w:cantSplit/>
+          <w:cantSplit w:val="off"/>
         </w:trPr>
         <w:tc>
           <w:tcPr>
@@ -17053,7 +17632,7 @@
       </w:tr>
       <w:tr>
         <w:trPr>
-          <w:cantSplit/>
+          <w:cantSplit w:val="off"/>
         </w:trPr>
         <w:tc>
           <w:tcPr>
@@ -17237,7 +17816,7 @@
       </w:tr>
       <w:tr>
         <w:trPr>
-          <w:cantSplit/>
+          <w:cantSplit w:val="off"/>
         </w:trPr>
         <w:tc>
           <w:tcPr>
@@ -17421,7 +18000,7 @@
       </w:tr>
       <w:tr>
         <w:trPr>
-          <w:cantSplit/>
+          <w:cantSplit w:val="off"/>
         </w:trPr>
         <w:tc>
           <w:tcPr>
@@ -17605,7 +18184,7 @@
       </w:tr>
       <w:tr>
         <w:trPr>
-          <w:cantSplit/>
+          <w:cantSplit w:val="off"/>
         </w:trPr>
         <w:tc>
           <w:tcPr>
@@ -17789,7 +18368,7 @@
       </w:tr>
       <w:tr>
         <w:trPr>
-          <w:cantSplit/>
+          <w:cantSplit w:val="off"/>
         </w:trPr>
         <w:tc>
           <w:tcPr>
@@ -17973,7 +18552,7 @@
       </w:tr>
       <w:tr>
         <w:trPr>
-          <w:cantSplit/>
+          <w:cantSplit w:val="off"/>
         </w:trPr>
         <w:tc>
           <w:tcPr>
@@ -18158,9 +18737,7 @@
     </w:tbl>
     <w:p>
       <w:pPr>
-        <w:pStyle w:val="Heading2"/>
-        <w:keepNext/>
-        <w:spacing w:after="80" w:before="140"/>
+        <w:spacing w:after="100" w:before="0"/>
       </w:pPr>
       <w:r>
         <w:rPr>
@@ -18168,7 +18745,7 @@
           <w:sz w:val="18"/>
           <w:szCs w:val="18"/>
         </w:rPr>
-        <w:t xml:space="preserve">D. Tren de rodaje</w:t>
+        <w:t xml:space="preserve"/>
       </w:r>
     </w:p>
     <w:tbl>
@@ -18187,6 +18764,47 @@
         <w:gridCol w:w="2500"/>
         <w:gridCol w:w="7806"/>
       </w:tblGrid>
+      <w:tr>
+        <w:trPr>
+          <w:cantSplit/>
+          <w:tblHeader/>
+        </w:trPr>
+        <w:tc>
+          <w:tcPr>
+            <w:tcW w:type="dxa" w:w="10306"/>
+            <w:gridSpan w:val="2"/>
+            <w:tcBorders>
+              <w:top w:val="single" w:color="BFBFBF" w:sz="4"/>
+              <w:left w:val="single" w:color="BFBFBF" w:sz="4"/>
+              <w:bottom w:val="single" w:color="BFBFBF" w:sz="4"/>
+              <w:right w:val="single" w:color="BFBFBF" w:sz="4"/>
+            </w:tcBorders>
+            <w:shd w:fill="D9E2F3" w:color="auto" w:val="clear"/>
+            <w:tcMar>
+              <w:top w:type="dxa" w:w="40"/>
+              <w:left w:type="dxa" w:w="70"/>
+              <w:bottom w:type="dxa" w:w="40"/>
+              <w:right w:type="dxa" w:w="70"/>
+            </w:tcMar>
+          </w:tcPr>
+          <w:p>
+            <w:pPr>
+              <w:spacing w:after="0"/>
+            </w:pPr>
+            <w:r>
+              <w:rPr>
+                <w:rFonts w:ascii="Arial" w:cs="Arial" w:eastAsia="Arial" w:hAnsi="Arial"/>
+                <w:b/>
+                <w:bCs/>
+                <w:color w:val="1F3864"/>
+                <w:sz w:val="20"/>
+                <w:szCs w:val="20"/>
+              </w:rPr>
+              <w:t xml:space="preserve">D. Tren de rodaje</w:t>
+            </w:r>
+          </w:p>
+        </w:tc>
+      </w:tr>
       <w:tr>
         <w:trPr>
           <w:tblHeader/>
@@ -18262,7 +18880,7 @@
       </w:tr>
       <w:tr>
         <w:trPr>
-          <w:cantSplit/>
+          <w:cantSplit w:val="off"/>
         </w:trPr>
         <w:tc>
           <w:tcPr>
@@ -18470,7 +19088,7 @@
       </w:tr>
       <w:tr>
         <w:trPr>
-          <w:cantSplit/>
+          <w:cantSplit w:val="off"/>
         </w:trPr>
         <w:tc>
           <w:tcPr>
@@ -18654,7 +19272,7 @@
       </w:tr>
       <w:tr>
         <w:trPr>
-          <w:cantSplit/>
+          <w:cantSplit w:val="off"/>
         </w:trPr>
         <w:tc>
           <w:tcPr>
@@ -18838,7 +19456,7 @@
       </w:tr>
       <w:tr>
         <w:trPr>
-          <w:cantSplit/>
+          <w:cantSplit w:val="off"/>
         </w:trPr>
         <w:tc>
           <w:tcPr>
@@ -19046,7 +19664,7 @@
       </w:tr>
       <w:tr>
         <w:trPr>
-          <w:cantSplit/>
+          <w:cantSplit w:val="off"/>
         </w:trPr>
         <w:tc>
           <w:tcPr>
@@ -19230,7 +19848,7 @@
       </w:tr>
       <w:tr>
         <w:trPr>
-          <w:cantSplit/>
+          <w:cantSplit w:val="off"/>
         </w:trPr>
         <w:tc>
           <w:tcPr>
@@ -19415,9 +20033,7 @@
     </w:tbl>
     <w:p>
       <w:pPr>
-        <w:pStyle w:val="Heading2"/>
-        <w:keepNext/>
-        <w:spacing w:after="80" w:before="140"/>
+        <w:spacing w:after="100" w:before="0"/>
       </w:pPr>
       <w:r>
         <w:rPr>
@@ -19425,7 +20041,7 @@
           <w:sz w:val="18"/>
           <w:szCs w:val="18"/>
         </w:rPr>
-        <w:t xml:space="preserve">E. Identificación</w:t>
+        <w:t xml:space="preserve"/>
       </w:r>
     </w:p>
     <w:tbl>
@@ -19444,6 +20060,47 @@
         <w:gridCol w:w="2500"/>
         <w:gridCol w:w="7806"/>
       </w:tblGrid>
+      <w:tr>
+        <w:trPr>
+          <w:cantSplit/>
+          <w:tblHeader/>
+        </w:trPr>
+        <w:tc>
+          <w:tcPr>
+            <w:tcW w:type="dxa" w:w="10306"/>
+            <w:gridSpan w:val="2"/>
+            <w:tcBorders>
+              <w:top w:val="single" w:color="BFBFBF" w:sz="4"/>
+              <w:left w:val="single" w:color="BFBFBF" w:sz="4"/>
+              <w:bottom w:val="single" w:color="BFBFBF" w:sz="4"/>
+              <w:right w:val="single" w:color="BFBFBF" w:sz="4"/>
+            </w:tcBorders>
+            <w:shd w:fill="D9E2F3" w:color="auto" w:val="clear"/>
+            <w:tcMar>
+              <w:top w:type="dxa" w:w="40"/>
+              <w:left w:type="dxa" w:w="70"/>
+              <w:bottom w:type="dxa" w:w="40"/>
+              <w:right w:type="dxa" w:w="70"/>
+            </w:tcMar>
+          </w:tcPr>
+          <w:p>
+            <w:pPr>
+              <w:spacing w:after="0"/>
+            </w:pPr>
+            <w:r>
+              <w:rPr>
+                <w:rFonts w:ascii="Arial" w:cs="Arial" w:eastAsia="Arial" w:hAnsi="Arial"/>
+                <w:b/>
+                <w:bCs/>
+                <w:color w:val="1F3864"/>
+                <w:sz w:val="20"/>
+                <w:szCs w:val="20"/>
+              </w:rPr>
+              <w:t xml:space="preserve">E. Identificación</w:t>
+            </w:r>
+          </w:p>
+        </w:tc>
+      </w:tr>
       <w:tr>
         <w:trPr>
           <w:tblHeader/>
@@ -19519,7 +20176,7 @@
       </w:tr>
       <w:tr>
         <w:trPr>
-          <w:cantSplit/>
+          <w:cantSplit w:val="off"/>
         </w:trPr>
         <w:tc>
           <w:tcPr>
@@ -19703,7 +20360,7 @@
       </w:tr>
       <w:tr>
         <w:trPr>
-          <w:cantSplit/>
+          <w:cantSplit w:val="off"/>
         </w:trPr>
         <w:tc>
           <w:tcPr>
@@ -19911,7 +20568,7 @@
       </w:tr>
       <w:tr>
         <w:trPr>
-          <w:cantSplit/>
+          <w:cantSplit w:val="off"/>
         </w:trPr>
         <w:tc>
           <w:tcPr>
@@ -20095,7 +20752,7 @@
       </w:tr>
       <w:tr>
         <w:trPr>
-          <w:cantSplit/>
+          <w:cantSplit w:val="off"/>
         </w:trPr>
         <w:tc>
           <w:tcPr>
@@ -20279,7 +20936,7 @@
       </w:tr>
       <w:tr>
         <w:trPr>
-          <w:cantSplit/>
+          <w:cantSplit w:val="off"/>
         </w:trPr>
         <w:tc>
           <w:tcPr>

--- a/salida/justificacion/Justificacion de medidas planos.docx
+++ b/salida/justificacion/Justificacion de medidas planos.docx
@@ -83,7 +83,7 @@
           <w:sz w:val="18"/>
           <w:szCs w:val="18"/>
         </w:rPr>
-        <w:t xml:space="preserve">Los procesos FLAMA que mandaste (carros y manuales) fijan el 70 kg (Ø390 × 680), el 100 kg (900), las placas de refuerzo, el tren rodante soldado, el bordón, el encastre del fondo, la muesca del cuello y el número en la cúpula del 1 kg.</w:t>
+        <w:t xml:space="preserve">Los procesos FLAMA que mandaste (carros y manuales) fijan el 70 kg (Ø390 × 680), el 100 kg (900), las placas de refuerzo, el tren rodante soldado, el bordón, el encastre del fondo, la muesca del cuello y el número estampado en la cúpula, en arco junto al cuello, en todos los modelos (F53).</w:t>
       </w:r>
     </w:p>
     <w:p>
@@ -1168,6 +1168,101 @@
                 <w:sz w:val="14"/>
                 <w:szCs w:val="14"/>
               </w:rPr>
+              <w:t xml:space="preserve">M1</w:t>
+            </w:r>
+          </w:p>
+        </w:tc>
+        <w:tc>
+          <w:tcPr>
+            <w:tcW w:type="dxa" w:w="3500"/>
+            <w:tcBorders>
+              <w:top w:val="single" w:color="BFBFBF" w:sz="4"/>
+              <w:left w:val="single" w:color="BFBFBF" w:sz="4"/>
+              <w:bottom w:val="single" w:color="BFBFBF" w:sz="4"/>
+              <w:right w:val="single" w:color="BFBFBF" w:sz="4"/>
+            </w:tcBorders>
+            <w:tcMar>
+              <w:top w:type="dxa" w:w="25"/>
+              <w:left w:type="dxa" w:w="70"/>
+              <w:bottom w:type="dxa" w:w="25"/>
+              <w:right w:type="dxa" w:w="70"/>
+            </w:tcMar>
+          </w:tcPr>
+          <w:p>
+            <w:pPr>
+              <w:spacing w:after="0"/>
+            </w:pPr>
+            <w:r>
+              <w:rPr>
+                <w:rFonts w:ascii="Arial" w:cs="Arial" w:eastAsia="Arial" w:hAnsi="Arial"/>
+                <w:sz w:val="14"/>
+                <w:szCs w:val="14"/>
+              </w:rPr>
+              <w:t xml:space="preserve">Marcado estampado en la cúpula, en arco junto al cuello</w:t>
+            </w:r>
+          </w:p>
+        </w:tc>
+        <w:tc>
+          <w:tcPr>
+            <w:tcW w:type="dxa" w:w="6106"/>
+            <w:tcBorders>
+              <w:top w:val="single" w:color="BFBFBF" w:sz="4"/>
+              <w:left w:val="single" w:color="BFBFBF" w:sz="4"/>
+              <w:bottom w:val="single" w:color="BFBFBF" w:sz="4"/>
+              <w:right w:val="single" w:color="BFBFBF" w:sz="4"/>
+            </w:tcBorders>
+            <w:tcMar>
+              <w:top w:type="dxa" w:w="25"/>
+              <w:left w:type="dxa" w:w="70"/>
+              <w:bottom w:type="dxa" w:w="25"/>
+              <w:right w:type="dxa" w:w="70"/>
+            </w:tcMar>
+          </w:tcPr>
+          <w:p>
+            <w:pPr>
+              <w:spacing w:after="0"/>
+            </w:pPr>
+            <w:r>
+              <w:rPr>
+                <w:rFonts w:ascii="Arial" w:cs="Arial" w:eastAsia="Arial" w:hAnsi="Arial"/>
+                <w:sz w:val="14"/>
+                <w:szCs w:val="14"/>
+              </w:rPr>
+              <w:t xml:space="preserve">Profundidad de marca: hasta 0,10 mm en el 1 kg, 0,15 mm en los demás manuales y 0,2 mm en los carros; controlarla en la primera pieza de cada tanda.</w:t>
+            </w:r>
+          </w:p>
+        </w:tc>
+      </w:tr>
+      <w:tr>
+        <w:trPr>
+          <w:cantSplit/>
+        </w:trPr>
+        <w:tc>
+          <w:tcPr>
+            <w:tcW w:type="dxa" w:w="700"/>
+            <w:tcBorders>
+              <w:top w:val="single" w:color="BFBFBF" w:sz="4"/>
+              <w:left w:val="single" w:color="BFBFBF" w:sz="4"/>
+              <w:bottom w:val="single" w:color="BFBFBF" w:sz="4"/>
+              <w:right w:val="single" w:color="BFBFBF" w:sz="4"/>
+            </w:tcBorders>
+            <w:tcMar>
+              <w:top w:type="dxa" w:w="25"/>
+              <w:left w:type="dxa" w:w="70"/>
+              <w:bottom w:type="dxa" w:w="25"/>
+              <w:right w:type="dxa" w:w="70"/>
+            </w:tcMar>
+          </w:tcPr>
+          <w:p>
+            <w:pPr>
+              <w:spacing w:after="0"/>
+            </w:pPr>
+            <w:r>
+              <w:rPr>
+                <w:rFonts w:ascii="Arial" w:cs="Arial" w:eastAsia="Arial" w:hAnsi="Arial"/>
+                <w:sz w:val="14"/>
+                <w:szCs w:val="14"/>
+              </w:rPr>
               <w:t xml:space="preserve">I2</w:t>
             </w:r>
           </w:p>
@@ -1429,7 +1524,7 @@
             <w:r>
               <w:drawing>
                 <wp:inline distT="0" distB="0" distL="0" distR="0">
-                  <wp:extent cx="1504950" cy="2266950"/>
+                  <wp:extent cx="1257300" cy="1885950"/>
                   <wp:effectExtent t="0" r="0" b="0" l="0"/>
                   <wp:docPr id="1" name="F01" descr="Plano Fadesa «1kg 3pulg R1» (código G809)" title="F01"/>
                   <wp:cNvGraphicFramePr>
@@ -1454,7 +1549,7 @@
                         <pic:spPr bwMode="auto">
                           <a:xfrm>
                             <a:off x="0" y="0"/>
-                            <a:ext cx="1504950" cy="2266950"/>
+                            <a:ext cx="1257300" cy="1885950"/>
                           </a:xfrm>
                           <a:prstGeom prst="rect">
                             <a:avLst/>
@@ -1801,7 +1896,7 @@
             <w:r>
               <w:drawing>
                 <wp:inline distT="0" distB="0" distL="0" distR="0">
-                  <wp:extent cx="1571625" cy="2266950"/>
+                  <wp:extent cx="1304925" cy="1885950"/>
                   <wp:effectExtent t="0" r="0" b="0" l="0"/>
                   <wp:docPr id="2" name="F02" descr="Plano Fadesa «Recipiente_2.5kg_R2_sin_logo» (código G731)" title="F02"/>
                   <wp:cNvGraphicFramePr>
@@ -1826,7 +1921,7 @@
                         <pic:spPr bwMode="auto">
                           <a:xfrm>
                             <a:off x="0" y="0"/>
-                            <a:ext cx="1571625" cy="2266950"/>
+                            <a:ext cx="1304925" cy="1885950"/>
                           </a:xfrm>
                           <a:prstGeom prst="rect">
                             <a:avLst/>
@@ -5094,7 +5189,7 @@
             <w:r>
               <w:drawing>
                 <wp:inline distT="0" distB="0" distL="0" distR="0">
-                  <wp:extent cx="2857500" cy="3505200"/>
+                  <wp:extent cx="1762125" cy="2152650"/>
                   <wp:effectExtent t="0" r="0" b="0" l="0"/>
                   <wp:docPr id="11" name="F11" descr="Plano Fadesa «Extintor rodante 25kg R1» (código B202/204/217/225/229/235)" title="F11"/>
                   <wp:cNvGraphicFramePr>
@@ -5119,7 +5214,7 @@
                         <pic:spPr bwMode="auto">
                           <a:xfrm>
                             <a:off x="0" y="0"/>
-                            <a:ext cx="2857500" cy="3505200"/>
+                            <a:ext cx="1762125" cy="2152650"/>
                           </a:xfrm>
                           <a:prstGeom prst="rect">
                             <a:avLst/>
@@ -5390,7 +5485,7 @@
             <w:r>
               <w:drawing>
                 <wp:inline distT="0" distB="0" distL="0" distR="0">
-                  <wp:extent cx="2924175" cy="3505200"/>
+                  <wp:extent cx="1800225" cy="2152650"/>
                   <wp:effectExtent t="0" r="0" b="0" l="0"/>
                   <wp:docPr id="12" name="F12" descr="Plano Fadesa «Extintor rodante 50kg R1» (código B206/216/222/230/232/236/247)" title="F12"/>
                   <wp:cNvGraphicFramePr>
@@ -5415,7 +5510,7 @@
                         <pic:spPr bwMode="auto">
                           <a:xfrm>
                             <a:off x="0" y="0"/>
-                            <a:ext cx="2924175" cy="3505200"/>
+                            <a:ext cx="1800225" cy="2152650"/>
                           </a:xfrm>
                           <a:prstGeom prst="rect">
                             <a:avLst/>
@@ -5656,7 +5751,7 @@
             <w:r>
               <w:drawing>
                 <wp:inline distT="0" distB="0" distL="0" distR="0">
-                  <wp:extent cx="2333625" cy="3505200"/>
+                  <wp:extent cx="1438275" cy="2152650"/>
                   <wp:effectExtent t="0" r="0" b="0" l="0"/>
                   <wp:docPr id="13" name="F13" descr="Plano Fadesa «Extintor rodante 100kg R1» (código B208/214/237/238/239/243/244/245)" title="F13"/>
                   <wp:cNvGraphicFramePr>
@@ -5681,7 +5776,7 @@
                         <pic:spPr bwMode="auto">
                           <a:xfrm>
                             <a:off x="0" y="0"/>
-                            <a:ext cx="2333625" cy="3505200"/>
+                            <a:ext cx="1438275" cy="2152650"/>
                           </a:xfrm>
                           <a:prstGeom prst="rect">
                             <a:avLst/>
@@ -5950,7 +6045,7 @@
             <w:r>
               <w:drawing>
                 <wp:inline distT="0" distB="0" distL="0" distR="0">
-                  <wp:extent cx="2809875" cy="1552575"/>
+                  <wp:extent cx="2257425" cy="1247775"/>
                   <wp:effectExtent t="0" r="0" b="0" l="0"/>
                   <wp:docPr id="14" name="F14" descr="Catálogo Fadesa 3, pág. 4: tabla «Especificaciones»" title="F14"/>
                   <wp:cNvGraphicFramePr>
@@ -5975,7 +6070,7 @@
                         <pic:spPr bwMode="auto">
                           <a:xfrm>
                             <a:off x="0" y="0"/>
-                            <a:ext cx="2809875" cy="1552575"/>
+                            <a:ext cx="2257425" cy="1247775"/>
                           </a:xfrm>
                           <a:prstGeom prst="rect">
                             <a:avLst/>
@@ -6211,7 +6306,7 @@
             <w:r>
               <w:drawing>
                 <wp:inline distT="0" distB="0" distL="0" distR="0">
-                  <wp:extent cx="2809875" cy="1552575"/>
+                  <wp:extent cx="2257425" cy="1247775"/>
                   <wp:effectExtent t="0" r="0" b="0" l="0"/>
                   <wp:docPr id="15" name="F15" descr="Catálogo Fadesa 3, pág. 5: tabla «Especificaciones»" title="F15"/>
                   <wp:cNvGraphicFramePr>
@@ -6236,7 +6331,7 @@
                         <pic:spPr bwMode="auto">
                           <a:xfrm>
                             <a:off x="0" y="0"/>
-                            <a:ext cx="2809875" cy="1552575"/>
+                            <a:ext cx="2257425" cy="1247775"/>
                           </a:xfrm>
                           <a:prstGeom prst="rect">
                             <a:avLst/>
@@ -6499,7 +6594,7 @@
             <w:r>
               <w:drawing>
                 <wp:inline distT="0" distB="0" distL="0" distR="0">
-                  <wp:extent cx="2809875" cy="1552575"/>
+                  <wp:extent cx="3038475" cy="1685925"/>
                   <wp:effectExtent t="0" r="0" b="0" l="0"/>
                   <wp:docPr id="16" name="F16" descr="Catálogo Fadesa 3, pág. 6: tabla «Especificaciones»" title="F16"/>
                   <wp:cNvGraphicFramePr>
@@ -6524,7 +6619,7 @@
                         <pic:spPr bwMode="auto">
                           <a:xfrm>
                             <a:off x="0" y="0"/>
-                            <a:ext cx="2809875" cy="1552575"/>
+                            <a:ext cx="3038475" cy="1685925"/>
                           </a:xfrm>
                           <a:prstGeom prst="rect">
                             <a:avLst/>
@@ -6646,7 +6741,7 @@
             <w:r>
               <w:drawing>
                 <wp:inline distT="0" distB="0" distL="0" distR="0">
-                  <wp:extent cx="2809875" cy="1552575"/>
+                  <wp:extent cx="3038475" cy="1685925"/>
                   <wp:effectExtent t="0" r="0" b="0" l="0"/>
                   <wp:docPr id="17" name="F17" descr="Catálogo Fadesa 3, pág. 8: tabla «Especificaciones»" title="F17"/>
                   <wp:cNvGraphicFramePr>
@@ -6671,7 +6766,7 @@
                         <pic:spPr bwMode="auto">
                           <a:xfrm>
                             <a:off x="0" y="0"/>
-                            <a:ext cx="2809875" cy="1552575"/>
+                            <a:ext cx="3038475" cy="1685925"/>
                           </a:xfrm>
                           <a:prstGeom prst="rect">
                             <a:avLst/>
@@ -6836,7 +6931,7 @@
             <w:r>
               <w:drawing>
                 <wp:inline distT="0" distB="0" distL="0" distR="0">
-                  <wp:extent cx="2809875" cy="1552575"/>
+                  <wp:extent cx="3038475" cy="1685925"/>
                   <wp:effectExtent t="0" r="0" b="0" l="0"/>
                   <wp:docPr id="18" name="F18" descr="Catálogo Fadesa 3, pág. 10: tabla «Especificaciones»" title="F18"/>
                   <wp:cNvGraphicFramePr>
@@ -6861,7 +6956,7 @@
                         <pic:spPr bwMode="auto">
                           <a:xfrm>
                             <a:off x="0" y="0"/>
-                            <a:ext cx="2809875" cy="1552575"/>
+                            <a:ext cx="3038475" cy="1685925"/>
                           </a:xfrm>
                           <a:prstGeom prst="rect">
                             <a:avLst/>
@@ -6999,7 +7094,7 @@
             <w:r>
               <w:drawing>
                 <wp:inline distT="0" distB="0" distL="0" distR="0">
-                  <wp:extent cx="2809875" cy="1552575"/>
+                  <wp:extent cx="3038475" cy="1685925"/>
                   <wp:effectExtent t="0" r="0" b="0" l="0"/>
                   <wp:docPr id="19" name="F19" descr="Catálogo Fadesa 3, pág. 11: tabla «Especificaciones»" title="F19"/>
                   <wp:cNvGraphicFramePr>
@@ -7024,7 +7119,7 @@
                         <pic:spPr bwMode="auto">
                           <a:xfrm>
                             <a:off x="0" y="0"/>
-                            <a:ext cx="2809875" cy="1552575"/>
+                            <a:ext cx="3038475" cy="1685925"/>
                           </a:xfrm>
                           <a:prstGeom prst="rect">
                             <a:avLst/>
@@ -7173,7 +7268,7 @@
             <w:r>
               <w:drawing>
                 <wp:inline distT="0" distB="0" distL="0" distR="0">
-                  <wp:extent cx="2809875" cy="1552575"/>
+                  <wp:extent cx="3038475" cy="1685925"/>
                   <wp:effectExtent t="0" r="0" b="0" l="0"/>
                   <wp:docPr id="20" name="F20" descr="Catálogo Fadesa 3, pág. 13: tabla «Especificaciones»" title="F20"/>
                   <wp:cNvGraphicFramePr>
@@ -7198,7 +7293,7 @@
                         <pic:spPr bwMode="auto">
                           <a:xfrm>
                             <a:off x="0" y="0"/>
-                            <a:ext cx="2809875" cy="1552575"/>
+                            <a:ext cx="3038475" cy="1685925"/>
                           </a:xfrm>
                           <a:prstGeom prst="rect">
                             <a:avLst/>
@@ -7336,7 +7431,7 @@
             <w:r>
               <w:drawing>
                 <wp:inline distT="0" distB="0" distL="0" distR="0">
-                  <wp:extent cx="2809875" cy="1552575"/>
+                  <wp:extent cx="3038475" cy="1685925"/>
                   <wp:effectExtent t="0" r="0" b="0" l="0"/>
                   <wp:docPr id="21" name="F21" descr="Catálogo Fadesa 3, pág. 15: tabla «Especificaciones»" title="F21"/>
                   <wp:cNvGraphicFramePr>
@@ -7361,7 +7456,7 @@
                         <pic:spPr bwMode="auto">
                           <a:xfrm>
                             <a:off x="0" y="0"/>
-                            <a:ext cx="2809875" cy="1552575"/>
+                            <a:ext cx="3038475" cy="1685925"/>
                           </a:xfrm>
                           <a:prstGeom prst="rect">
                             <a:avLst/>
@@ -7510,7 +7605,7 @@
             <w:r>
               <w:drawing>
                 <wp:inline distT="0" distB="0" distL="0" distR="0">
-                  <wp:extent cx="2324100" cy="1285875"/>
+                  <wp:extent cx="3038475" cy="1685925"/>
                   <wp:effectExtent t="0" r="0" b="0" l="0"/>
                   <wp:docPr id="22" name="F22" descr="Catálogo Fadesa 3, pág. 16: tabla «Especificaciones»" title="F22"/>
                   <wp:cNvGraphicFramePr>
@@ -7535,7 +7630,7 @@
                         <pic:spPr bwMode="auto">
                           <a:xfrm>
                             <a:off x="0" y="0"/>
-                            <a:ext cx="2324100" cy="1285875"/>
+                            <a:ext cx="3038475" cy="1685925"/>
                           </a:xfrm>
                           <a:prstGeom prst="rect">
                             <a:avLst/>
@@ -7695,7 +7790,7 @@
             <w:r>
               <w:drawing>
                 <wp:inline distT="0" distB="0" distL="0" distR="0">
-                  <wp:extent cx="2324100" cy="1285875"/>
+                  <wp:extent cx="3038475" cy="1685925"/>
                   <wp:effectExtent t="0" r="0" b="0" l="0"/>
                   <wp:docPr id="23" name="F23" descr="Catálogo Fadesa 3, pág. 17: tabla «Especificaciones»" title="F23"/>
                   <wp:cNvGraphicFramePr>
@@ -7720,7 +7815,7 @@
                         <pic:spPr bwMode="auto">
                           <a:xfrm>
                             <a:off x="0" y="0"/>
-                            <a:ext cx="2324100" cy="1285875"/>
+                            <a:ext cx="3038475" cy="1685925"/>
                           </a:xfrm>
                           <a:prstGeom prst="rect">
                             <a:avLst/>
@@ -7914,7 +8009,7 @@
             <w:r>
               <w:drawing>
                 <wp:inline distT="0" distB="0" distL="0" distR="0">
-                  <wp:extent cx="1847850" cy="1762125"/>
+                  <wp:extent cx="1562100" cy="1485900"/>
                   <wp:effectExtent t="0" r="0" b="0" l="0"/>
                   <wp:docPr id="24" name="F24" descr="Ficha técnica Georgia ABC 90 — 70 kg" title="F24"/>
                   <wp:cNvGraphicFramePr>
@@ -7939,7 +8034,7 @@
                         <pic:spPr bwMode="auto">
                           <a:xfrm>
                             <a:off x="0" y="0"/>
-                            <a:ext cx="1847850" cy="1762125"/>
+                            <a:ext cx="1562100" cy="1485900"/>
                           </a:xfrm>
                           <a:prstGeom prst="rect">
                             <a:avLst/>
@@ -8077,7 +8172,7 @@
             <w:r>
               <w:drawing>
                 <wp:inline distT="0" distB="0" distL="0" distR="0">
-                  <wp:extent cx="2324100" cy="561975"/>
+                  <wp:extent cx="1962150" cy="476250"/>
                   <wp:effectExtent t="0" r="0" b="0" l="0"/>
                   <wp:docPr id="25" name="F25" descr="Ficha técnica Melisam — acetato de potasio 6 L" title="F25"/>
                   <wp:cNvGraphicFramePr>
@@ -8102,7 +8197,7 @@
                         <pic:spPr bwMode="auto">
                           <a:xfrm>
                             <a:off x="0" y="0"/>
-                            <a:ext cx="2324100" cy="561975"/>
+                            <a:ext cx="1962150" cy="476250"/>
                           </a:xfrm>
                           <a:prstGeom prst="rect">
                             <a:avLst/>
@@ -8232,7 +8327,7 @@
             <w:r>
               <w:drawing>
                 <wp:inline distT="0" distB="0" distL="0" distR="0">
-                  <wp:extent cx="2324100" cy="333375"/>
+                  <wp:extent cx="1962150" cy="276225"/>
                   <wp:effectExtent t="0" r="0" b="0" l="0"/>
                   <wp:docPr id="26" name="F26" descr="IRAM 3550:1981, cláusula 4.1.3.2 (espesor mínimo del recipiente)" title="F26"/>
                   <wp:cNvGraphicFramePr>
@@ -8257,7 +8352,7 @@
                         <pic:spPr bwMode="auto">
                           <a:xfrm>
                             <a:off x="0" y="0"/>
-                            <a:ext cx="2324100" cy="333375"/>
+                            <a:ext cx="1962150" cy="276225"/>
                           </a:xfrm>
                           <a:prstGeom prst="rect">
                             <a:avLst/>
@@ -8360,7 +8455,7 @@
             <w:r>
               <w:drawing>
                 <wp:inline distT="0" distB="0" distL="0" distR="0">
-                  <wp:extent cx="2324100" cy="190500"/>
+                  <wp:extent cx="1962150" cy="161925"/>
                   <wp:effectExtent t="0" r="0" b="0" l="0"/>
                   <wp:docPr id="27" name="F27" descr="IRAM 3534:1983, apartado 2.2.4.3 d) (longitud de la leyenda: arco de 108°)" title="F27"/>
                   <wp:cNvGraphicFramePr>
@@ -8385,7 +8480,7 @@
                         <pic:spPr bwMode="auto">
                           <a:xfrm>
                             <a:off x="0" y="0"/>
-                            <a:ext cx="2324100" cy="190500"/>
+                            <a:ext cx="1962150" cy="161925"/>
                           </a:xfrm>
                           <a:prstGeom prst="rect">
                             <a:avLst/>
@@ -8515,7 +8610,7 @@
             <w:r>
               <w:drawing>
                 <wp:inline distT="0" distB="0" distL="0" distR="0">
-                  <wp:extent cx="2324100" cy="257175"/>
+                  <wp:extent cx="1962150" cy="219075"/>
                   <wp:effectExtent t="0" r="0" b="0" l="0"/>
                   <wp:docPr id="28" name="F28" descr="IRAM 3525:1983, apartado 3.2.1 b) (espesor mínimo del recipiente inoxidable)" title="F28"/>
                   <wp:cNvGraphicFramePr>
@@ -8540,7 +8635,7 @@
                         <pic:spPr bwMode="auto">
                           <a:xfrm>
                             <a:off x="0" y="0"/>
-                            <a:ext cx="2324100" cy="257175"/>
+                            <a:ext cx="1962150" cy="219075"/>
                           </a:xfrm>
                           <a:prstGeom prst="rect">
                             <a:avLst/>
@@ -8643,7 +8738,7 @@
             <w:r>
               <w:drawing>
                 <wp:inline distT="0" distB="0" distL="0" distR="0">
-                  <wp:extent cx="2324100" cy="619125"/>
+                  <wp:extent cx="1962150" cy="523875"/>
                   <wp:effectExtent t="0" r="0" b="0" l="0"/>
                   <wp:docPr id="29" name="F29" descr="Res. OPDS 522/07, Anexo 2 (oblea de fabricación de extintores de más de 1 kg)" title="F29"/>
                   <wp:cNvGraphicFramePr>
@@ -8668,7 +8763,7 @@
                         <pic:spPr bwMode="auto">
                           <a:xfrm>
                             <a:off x="0" y="0"/>
-                            <a:ext cx="2324100" cy="619125"/>
+                            <a:ext cx="1962150" cy="523875"/>
                           </a:xfrm>
                           <a:prstGeom prst="rect">
                             <a:avLst/>
@@ -8852,7 +8947,7 @@
             <w:r>
               <w:drawing>
                 <wp:inline distT="0" distB="0" distL="0" distR="0">
-                  <wp:extent cx="2324100" cy="1304925"/>
+                  <wp:extent cx="1962150" cy="1095375"/>
                   <wp:effectExtent t="0" r="0" b="0" l="0"/>
                   <wp:docPr id="30" name="F30" descr="IRAM Anexo R — estampilla de conformidad de extintor nuevo" title="F30"/>
                   <wp:cNvGraphicFramePr>
@@ -8877,7 +8972,7 @@
                         <pic:spPr bwMode="auto">
                           <a:xfrm>
                             <a:off x="0" y="0"/>
-                            <a:ext cx="2324100" cy="1304925"/>
+                            <a:ext cx="1962150" cy="1095375"/>
                           </a:xfrm>
                           <a:prstGeom prst="rect">
                             <a:avLst/>
@@ -8999,7 +9094,7 @@
             <w:r>
               <w:drawing>
                 <wp:inline distT="0" distB="0" distL="0" distR="0">
-                  <wp:extent cx="2324100" cy="923925"/>
+                  <wp:extent cx="1962150" cy="781050"/>
                   <wp:effectExtent t="0" r="0" b="0" l="0"/>
                   <wp:docPr id="31" name="F40" descr="IRAM 3550:1981, 4.8.2 tabla III (medidas del tren de rodaje)" title="F40"/>
                   <wp:cNvGraphicFramePr>
@@ -9024,7 +9119,7 @@
                         <pic:spPr bwMode="auto">
                           <a:xfrm>
                             <a:off x="0" y="0"/>
-                            <a:ext cx="2324100" cy="923925"/>
+                            <a:ext cx="1962150" cy="781050"/>
                           </a:xfrm>
                           <a:prstGeom prst="rect">
                             <a:avLst/>
@@ -9183,7 +9278,7 @@
             <w:r>
               <w:drawing>
                 <wp:inline distT="0" distB="0" distL="0" distR="0">
-                  <wp:extent cx="1524000" cy="2038350"/>
+                  <wp:extent cx="1047750" cy="1390650"/>
                   <wp:effectExtent t="0" r="0" b="0" l="0"/>
                   <wp:docPr id="32" name="F31" descr="Relevamiento: tarjeta AGC (CABA) en un extintor de 10 kg" title="F31"/>
                   <wp:cNvGraphicFramePr>
@@ -9208,7 +9303,7 @@
                         <pic:spPr bwMode="auto">
                           <a:xfrm>
                             <a:off x="0" y="0"/>
-                            <a:ext cx="1524000" cy="2038350"/>
+                            <a:ext cx="1047750" cy="1390650"/>
                           </a:xfrm>
                           <a:prstGeom prst="rect">
                             <a:avLst/>
@@ -9327,7 +9422,7 @@
             <w:r>
               <w:drawing>
                 <wp:inline distT="0" distB="0" distL="0" distR="0">
-                  <wp:extent cx="1143000" cy="2038350"/>
+                  <wp:extent cx="781050" cy="1390650"/>
                   <wp:effectExtent t="0" r="0" b="0" l="0"/>
                   <wp:docPr id="33" name="F32" descr="Relevamiento: etiqueta envolvente y estampilla IRAM (línea Georgia)" title="F32"/>
                   <wp:cNvGraphicFramePr>
@@ -9352,7 +9447,7 @@
                         <pic:spPr bwMode="auto">
                           <a:xfrm>
                             <a:off x="0" y="0"/>
-                            <a:ext cx="1143000" cy="2038350"/>
+                            <a:ext cx="781050" cy="1390650"/>
                           </a:xfrm>
                           <a:prstGeom prst="rect">
                             <a:avLst/>
@@ -9517,7 +9612,7 @@
             <w:r>
               <w:drawing>
                 <wp:inline distT="0" distB="0" distL="0" distR="0">
-                  <wp:extent cx="1143000" cy="2038350"/>
+                  <wp:extent cx="923925" cy="1647825"/>
                   <wp:effectExtent t="0" r="0" b="0" l="0"/>
                   <wp:docPr id="34" name="F33" descr="Relevamiento: etiqueta de n° de serie GS1 (línea Melisam)" title="F33"/>
                   <wp:cNvGraphicFramePr>
@@ -9542,7 +9637,7 @@
                         <pic:spPr bwMode="auto">
                           <a:xfrm>
                             <a:off x="0" y="0"/>
-                            <a:ext cx="1143000" cy="2038350"/>
+                            <a:ext cx="923925" cy="1647825"/>
                           </a:xfrm>
                           <a:prstGeom prst="rect">
                             <a:avLst/>
@@ -9661,7 +9756,7 @@
             <w:r>
               <w:drawing>
                 <wp:inline distT="0" distB="0" distL="0" distR="0">
-                  <wp:extent cx="1143000" cy="2038350"/>
+                  <wp:extent cx="923925" cy="1647825"/>
                   <wp:effectExtent t="0" r="0" b="0" l="0"/>
                   <wp:docPr id="35" name="F34" descr="Relevamiento: faja de garantía rayada (línea de etiquetado Georgia)" title="F34"/>
                   <wp:cNvGraphicFramePr>
@@ -9686,7 +9781,7 @@
                         <pic:spPr bwMode="auto">
                           <a:xfrm>
                             <a:off x="0" y="0"/>
-                            <a:ext cx="1143000" cy="2038350"/>
+                            <a:ext cx="923925" cy="1647825"/>
                           </a:xfrm>
                           <a:prstGeom prst="rect">
                             <a:avLst/>
@@ -9832,7 +9927,7 @@
             <w:r>
               <w:drawing>
                 <wp:inline distT="0" distB="0" distL="0" distR="0">
-                  <wp:extent cx="1143000" cy="2038350"/>
+                  <wp:extent cx="923925" cy="1647825"/>
                   <wp:effectExtent t="0" r="0" b="0" l="0"/>
                   <wp:docPr id="36" name="F35" descr="Relevamiento: oblea circular PBA (DPS) aplicada" title="F35"/>
                   <wp:cNvGraphicFramePr>
@@ -9857,7 +9952,7 @@
                         <pic:spPr bwMode="auto">
                           <a:xfrm>
                             <a:off x="0" y="0"/>
-                            <a:ext cx="1143000" cy="2038350"/>
+                            <a:ext cx="923925" cy="1647825"/>
                           </a:xfrm>
                           <a:prstGeom prst="rect">
                             <a:avLst/>
@@ -9960,7 +10055,7 @@
             <w:r>
               <w:drawing>
                 <wp:inline distT="0" distB="0" distL="0" distR="0">
-                  <wp:extent cx="2857500" cy="733425"/>
+                  <wp:extent cx="2324100" cy="600075"/>
                   <wp:effectExtent t="0" r="0" b="0" l="0"/>
                   <wp:docPr id="37" name="F36" descr="Planilla MP FLAMA — geometría del acero por recipiente" title="F36"/>
                   <wp:cNvGraphicFramePr>
@@ -9985,7 +10080,7 @@
                         <pic:spPr bwMode="auto">
                           <a:xfrm>
                             <a:off x="0" y="0"/>
-                            <a:ext cx="2857500" cy="733425"/>
+                            <a:ext cx="2324100" cy="600075"/>
                           </a:xfrm>
                           <a:prstGeom prst="rect">
                             <a:avLst/>
@@ -10207,7 +10302,7 @@
             <w:r>
               <w:drawing>
                 <wp:inline distT="0" distB="0" distL="0" distR="0">
-                  <wp:extent cx="2857500" cy="457200"/>
+                  <wp:extent cx="2324100" cy="371475"/>
                   <wp:effectExtent t="0" r="0" b="0" l="0"/>
                   <wp:docPr id="38" name="F37" descr="Planilla MP FLAMA — MP-22 varilla de refuerzo" title="F37"/>
                   <wp:cNvGraphicFramePr>
@@ -10232,7 +10327,7 @@
                         <pic:spPr bwMode="auto">
                           <a:xfrm>
                             <a:off x="0" y="0"/>
-                            <a:ext cx="2857500" cy="457200"/>
+                            <a:ext cx="2324100" cy="371475"/>
                           </a:xfrm>
                           <a:prstGeom prst="rect">
                             <a:avLst/>
@@ -10354,7 +10449,7 @@
           <w:sz w:val="16"/>
           <w:szCs w:val="16"/>
         </w:rPr>
-        <w:t xml:space="preserve">Documentos de proceso del usuario: medidas y uniones de carros, numerado, encastre y bordoneado de manuales.</w:t>
+        <w:t xml:space="preserve">Documentos de proceso del usuario: medidas y uniones de carros, numerado, encastre y bordoneado de manuales, y el numerado de cúpula de la versión vigente (F53).</w:t>
       </w:r>
     </w:p>
     <w:tbl>
@@ -10428,7 +10523,7 @@
             <w:r>
               <w:drawing>
                 <wp:inline distT="0" distB="0" distL="0" distR="0">
-                  <wp:extent cx="3143250" cy="2676525"/>
+                  <wp:extent cx="2324100" cy="1971675"/>
                   <wp:effectExtent t="0" r="0" b="0" l="0"/>
                   <wp:docPr id="39" name="F38" descr="Proceso FLAMA de carros (documento del usuario)" title="F38"/>
                   <wp:cNvGraphicFramePr>
@@ -10453,7 +10548,7 @@
                         <pic:spPr bwMode="auto">
                           <a:xfrm>
                             <a:off x="0" y="0"/>
-                            <a:ext cx="3143250" cy="2676525"/>
+                            <a:ext cx="2324100" cy="1971675"/>
                           </a:xfrm>
                           <a:prstGeom prst="rect">
                             <a:avLst/>
@@ -10724,7 +10819,7 @@
             <w:r>
               <w:drawing>
                 <wp:inline distT="0" distB="0" distL="0" distR="0">
-                  <wp:extent cx="3143250" cy="1962150"/>
+                  <wp:extent cx="2324100" cy="1447800"/>
                   <wp:effectExtent t="0" r="0" b="0" l="0"/>
                   <wp:docPr id="40" name="F39" descr="Proceso FLAMA de manuales (documento del usuario)" title="F39"/>
                   <wp:cNvGraphicFramePr>
@@ -10749,7 +10844,7 @@
                         <pic:spPr bwMode="auto">
                           <a:xfrm>
                             <a:off x="0" y="0"/>
-                            <a:ext cx="3143250" cy="1962150"/>
+                            <a:ext cx="2324100" cy="1447800"/>
                           </a:xfrm>
                           <a:prstGeom prst="rect">
                             <a:avLst/>
@@ -10797,7 +10892,7 @@
                 <w:sz w:val="13"/>
                 <w:szCs w:val="13"/>
               </w:rPr>
-              <w:t xml:space="preserve">Numerado en el cuerpo (desarrollo de 2,5-10 kg). El documento pone el del 1 kg en la cúpula; criterio FLAMA: va en el cuerpo en todos los modelos  ·  </w:t>
+              <w:t xml:space="preserve">Numerado: esta versión del documento lo hacía en el desarrollo del cuerpo (el 1 kg en la cúpula); la versión vigente lo estampa en la cúpula en todos los modelos (F53)  ·  </w:t>
             </w:r>
             <w:r>
               <w:rPr>
@@ -10873,6 +10968,271 @@
               <w:t xml:space="preserve">Nota: Documento del usuario (no es la fuente de verdad: se usa para el paso a paso y las medidas que fija).</w:t>
             </w:r>
           </w:p>
+        </w:tc>
+      </w:tr>
+    </w:tbl>
+    <w:p>
+      <w:pPr>
+        <w:spacing w:after="0" w:before="0" w:line="20" w:lineRule="exact"/>
+      </w:pPr>
+    </w:p>
+    <w:tbl>
+      <w:tblPr>
+        <w:tblW w:type="dxa" w:w="10306"/>
+        <w:tblBorders>
+          <w:top w:val="none" w:color="FFFFFF" w:sz="0"/>
+          <w:left w:val="none" w:color="FFFFFF" w:sz="0"/>
+          <w:bottom w:val="none" w:color="FFFFFF" w:sz="0"/>
+          <w:right w:val="none" w:color="FFFFFF" w:sz="0"/>
+          <w:insideH w:val="none" w:color="FFFFFF" w:sz="0"/>
+          <w:insideV w:val="none" w:color="FFFFFF" w:sz="0"/>
+        </w:tblBorders>
+      </w:tblPr>
+      <w:tblGrid>
+        <w:gridCol w:w="5153"/>
+        <w:gridCol w:w="5153"/>
+      </w:tblGrid>
+      <w:tr>
+        <w:trPr>
+          <w:cantSplit/>
+        </w:trPr>
+        <w:tc>
+          <w:tcPr>
+            <w:tcW w:type="dxa" w:w="5153"/>
+            <w:tcBorders>
+              <w:top w:val="none" w:color="FFFFFF" w:sz="0"/>
+              <w:left w:val="none" w:color="FFFFFF" w:sz="0"/>
+              <w:bottom w:val="none" w:color="FFFFFF" w:sz="0"/>
+              <w:right w:val="none" w:color="FFFFFF" w:sz="0"/>
+            </w:tcBorders>
+            <w:tcMar>
+              <w:top w:type="dxa" w:w="60"/>
+              <w:left w:type="dxa" w:w="80"/>
+              <w:bottom w:type="dxa" w:w="60"/>
+              <w:right w:type="dxa" w:w="80"/>
+            </w:tcMar>
+          </w:tcPr>
+          <w:p>
+            <w:pPr>
+              <w:keepNext/>
+              <w:spacing w:after="20"/>
+            </w:pPr>
+            <w:r>
+              <w:rPr>
+                <w:rFonts w:ascii="Arial" w:cs="Arial" w:eastAsia="Arial" w:hAnsi="Arial"/>
+                <w:b/>
+                <w:bCs/>
+                <w:color w:val="1F3864"/>
+                <w:sz w:val="16"/>
+                <w:szCs w:val="16"/>
+              </w:rPr>
+              <w:t xml:space="preserve">F53 · </w:t>
+            </w:r>
+            <w:r>
+              <w:rPr>
+                <w:rFonts w:ascii="Arial" w:cs="Arial" w:eastAsia="Arial" w:hAnsi="Arial"/>
+                <w:b/>
+                <w:bCs/>
+                <w:sz w:val="16"/>
+                <w:szCs w:val="16"/>
+              </w:rPr>
+              <w:t xml:space="preserve">Proceso FLAMA de manuales: numerado de cúpula (documento del usuario)</w:t>
+            </w:r>
+          </w:p>
+          <w:p>
+            <w:pPr>
+              <w:spacing w:after="30"/>
+              <w:jc w:val="center"/>
+            </w:pPr>
+            <w:r>
+              <w:drawing>
+                <wp:inline distT="0" distB="0" distL="0" distR="0">
+                  <wp:extent cx="1828800" cy="1971675"/>
+                  <wp:effectExtent t="0" r="0" b="0" l="0"/>
+                  <wp:docPr id="41" name="F53" descr="Proceso FLAMA de manuales: numerado de cúpula (documento del usuario)" title="F53"/>
+                  <wp:cNvGraphicFramePr>
+                    <a:graphicFrameLocks xmlns:a="http://schemas.openxmlformats.org/drawingml/2006/main" noChangeAspect="1"/>
+                  </wp:cNvGraphicFramePr>
+                  <a:graphic xmlns:a="http://schemas.openxmlformats.org/drawingml/2006/main">
+                    <a:graphicData uri="http://schemas.openxmlformats.org/drawingml/2006/picture">
+                      <pic:pic xmlns:pic="http://schemas.openxmlformats.org/drawingml/2006/picture">
+                        <pic:nvPicPr>
+                          <pic:cNvPr id="0" name="" descr=""/>
+                          <pic:cNvPicPr>
+                            <a:picLocks noChangeAspect="1" noChangeArrowheads="1"/>
+                          </pic:cNvPicPr>
+                        </pic:nvPicPr>
+                        <pic:blipFill>
+                          <a:blip r:embed="rId48" cstate="none"/>
+                          <a:srcRect/>
+                          <a:stretch>
+                            <a:fillRect/>
+                          </a:stretch>
+                        </pic:blipFill>
+                        <pic:spPr bwMode="auto">
+                          <a:xfrm>
+                            <a:off x="0" y="0"/>
+                            <a:ext cx="1828800" cy="1971675"/>
+                          </a:xfrm>
+                          <a:prstGeom prst="rect">
+                            <a:avLst/>
+                          </a:prstGeom>
+                        </pic:spPr>
+                      </pic:pic>
+                    </a:graphicData>
+                  </a:graphic>
+                </wp:inline>
+              </w:drawing>
+            </w:r>
+          </w:p>
+          <w:p>
+            <w:pPr>
+              <w:spacing w:after="20"/>
+            </w:pPr>
+            <w:r>
+              <w:rPr>
+                <w:rFonts w:ascii="Arial" w:cs="Arial" w:eastAsia="Arial" w:hAnsi="Arial"/>
+                <w:color w:val="595959"/>
+                <w:sz w:val="13"/>
+                <w:szCs w:val="13"/>
+              </w:rPr>
+              <w:t xml:space="preserve">Apartado «Numerado de cúpula»: proceso, paso a paso y controles</w:t>
+            </w:r>
+          </w:p>
+          <w:p>
+            <w:pPr>
+              <w:spacing w:after="20"/>
+            </w:pPr>
+            <w:r>
+              <w:rPr>
+                <w:rFonts w:ascii="Arial" w:cs="Arial" w:eastAsia="Arial" w:hAnsi="Arial"/>
+                <w:b/>
+                <w:bCs/>
+                <w:color w:val="C00000"/>
+                <w:sz w:val="13"/>
+                <w:szCs w:val="13"/>
+              </w:rPr>
+              <w:t xml:space="preserve">1 </w:t>
+            </w:r>
+            <w:r>
+              <w:rPr>
+                <w:rFonts w:ascii="Arial" w:cs="Arial" w:eastAsia="Arial" w:hAnsi="Arial"/>
+                <w:sz w:val="13"/>
+                <w:szCs w:val="13"/>
+              </w:rPr>
+              <w:t xml:space="preserve">Fabricante, n° de recipiente y año estampados en frío en la cúpula  ·  </w:t>
+            </w:r>
+            <w:r>
+              <w:rPr>
+                <w:rFonts w:ascii="Arial" w:cs="Arial" w:eastAsia="Arial" w:hAnsi="Arial"/>
+                <w:b/>
+                <w:bCs/>
+                <w:color w:val="C00000"/>
+                <w:sz w:val="13"/>
+                <w:szCs w:val="13"/>
+              </w:rPr>
+              <w:t xml:space="preserve">2 </w:t>
+            </w:r>
+            <w:r>
+              <w:rPr>
+                <w:rFonts w:ascii="Arial" w:cs="Arial" w:eastAsia="Arial" w:hAnsi="Arial"/>
+                <w:sz w:val="13"/>
+                <w:szCs w:val="13"/>
+              </w:rPr>
+              <w:t xml:space="preserve">Junto al cuello, letra de 5 mm (IRAM 4503) y cuño DPS al lado  ·  </w:t>
+            </w:r>
+            <w:r>
+              <w:rPr>
+                <w:rFonts w:ascii="Arial" w:cs="Arial" w:eastAsia="Arial" w:hAnsi="Arial"/>
+                <w:b/>
+                <w:bCs/>
+                <w:color w:val="C00000"/>
+                <w:sz w:val="13"/>
+                <w:szCs w:val="13"/>
+              </w:rPr>
+              <w:t xml:space="preserve">3 </w:t>
+            </w:r>
+            <w:r>
+              <w:rPr>
+                <w:rFonts w:ascii="Arial" w:cs="Arial" w:eastAsia="Arial" w:hAnsi="Arial"/>
+                <w:sz w:val="13"/>
+                <w:szCs w:val="13"/>
+              </w:rPr>
+              <w:t xml:space="preserve">En arco alrededor del cuello: la aguja trabaja a la misma distancia  ·  </w:t>
+            </w:r>
+            <w:r>
+              <w:rPr>
+                <w:rFonts w:ascii="Arial" w:cs="Arial" w:eastAsia="Arial" w:hAnsi="Arial"/>
+                <w:b/>
+                <w:bCs/>
+                <w:color w:val="C00000"/>
+                <w:sz w:val="13"/>
+                <w:szCs w:val="13"/>
+              </w:rPr>
+              <w:t xml:space="preserve">4 </w:t>
+            </w:r>
+            <w:r>
+              <w:rPr>
+                <w:rFonts w:ascii="Arial" w:cs="Arial" w:eastAsia="Arial" w:hAnsi="Arial"/>
+                <w:sz w:val="13"/>
+                <w:szCs w:val="13"/>
+              </w:rPr>
+              <w:t xml:space="preserve">Ciclo: fabricante, número, año y DPS en arco  ·  </w:t>
+            </w:r>
+            <w:r>
+              <w:rPr>
+                <w:rFonts w:ascii="Arial" w:cs="Arial" w:eastAsia="Arial" w:hAnsi="Arial"/>
+                <w:b/>
+                <w:bCs/>
+                <w:color w:val="C00000"/>
+                <w:sz w:val="13"/>
+                <w:szCs w:val="13"/>
+              </w:rPr>
+              <w:t xml:space="preserve">5 </w:t>
+            </w:r>
+            <w:r>
+              <w:rPr>
+                <w:rFonts w:ascii="Arial" w:cs="Arial" w:eastAsia="Arial" w:hAnsi="Arial"/>
+                <w:sz w:val="13"/>
+                <w:szCs w:val="13"/>
+              </w:rPr>
+              <w:t xml:space="preserve">Control: junto al cuello y sin deformar la cúpula (IRAM 3523 5.1)</w:t>
+            </w:r>
+          </w:p>
+          <w:p>
+            <w:pPr>
+              <w:spacing w:after="60"/>
+            </w:pPr>
+            <w:r>
+              <w:rPr>
+                <w:rFonts w:ascii="Arial" w:cs="Arial" w:eastAsia="Arial" w:hAnsi="Arial"/>
+                <w:i/>
+                <w:iCs/>
+                <w:color w:val="404040"/>
+                <w:sz w:val="13"/>
+                <w:szCs w:val="13"/>
+              </w:rPr>
+              <w:t xml:space="preserve">Nota: El número va estampado en la cúpula, en arco alrededor del cuello (micropercusión, un apoyo por modelo), antes de soldar el cuello y antes de la PH; el mismo criterio se aplica a los carros (puesto 11).</w:t>
+            </w:r>
+          </w:p>
+        </w:tc>
+        <w:tc>
+          <w:tcPr>
+            <w:tcW w:type="dxa" w:w="5153"/>
+            <w:tcBorders>
+              <w:top w:val="none" w:color="FFFFFF" w:sz="0"/>
+              <w:left w:val="none" w:color="FFFFFF" w:sz="0"/>
+              <w:bottom w:val="none" w:color="FFFFFF" w:sz="0"/>
+              <w:right w:val="none" w:color="FFFFFF" w:sz="0"/>
+            </w:tcBorders>
+            <w:tcMar>
+              <w:top w:type="dxa" w:w="60"/>
+              <w:left w:type="dxa" w:w="80"/>
+              <w:bottom w:type="dxa" w:w="60"/>
+              <w:right w:type="dxa" w:w="80"/>
+            </w:tcMar>
+          </w:tcPr>
+          <w:p/>
         </w:tc>
       </w:tr>
     </w:tbl>
@@ -10981,172 +11341,9 @@
             <w:r>
               <w:drawing>
                 <wp:inline distT="0" distB="0" distL="0" distR="0">
-                  <wp:extent cx="1476375" cy="3000375"/>
+                  <wp:extent cx="1057275" cy="2143125"/>
                   <wp:effectExtent t="0" r="0" b="0" l="0"/>
-                  <wp:docPr id="41" name="F41" descr="Plano Fadesa «Rodante 50kg 800mm R2» (código G692): vista lateral" title="F41"/>
-                  <wp:cNvGraphicFramePr>
-                    <a:graphicFrameLocks xmlns:a="http://schemas.openxmlformats.org/drawingml/2006/main" noChangeAspect="1"/>
-                  </wp:cNvGraphicFramePr>
-                  <a:graphic xmlns:a="http://schemas.openxmlformats.org/drawingml/2006/main">
-                    <a:graphicData uri="http://schemas.openxmlformats.org/drawingml/2006/picture">
-                      <pic:pic xmlns:pic="http://schemas.openxmlformats.org/drawingml/2006/picture">
-                        <pic:nvPicPr>
-                          <pic:cNvPr id="0" name="" descr=""/>
-                          <pic:cNvPicPr>
-                            <a:picLocks noChangeAspect="1" noChangeArrowheads="1"/>
-                          </pic:cNvPicPr>
-                        </pic:nvPicPr>
-                        <pic:blipFill>
-                          <a:blip r:embed="rId48" cstate="none"/>
-                          <a:srcRect/>
-                          <a:stretch>
-                            <a:fillRect/>
-                          </a:stretch>
-                        </pic:blipFill>
-                        <pic:spPr bwMode="auto">
-                          <a:xfrm>
-                            <a:off x="0" y="0"/>
-                            <a:ext cx="1476375" cy="3000375"/>
-                          </a:xfrm>
-                          <a:prstGeom prst="rect">
-                            <a:avLst/>
-                          </a:prstGeom>
-                        </pic:spPr>
-                      </pic:pic>
-                    </a:graphicData>
-                  </a:graphic>
-                </wp:inline>
-              </w:drawing>
-            </w:r>
-          </w:p>
-          <w:p>
-            <w:pPr>
-              <w:spacing w:after="20"/>
-            </w:pPr>
-            <w:r>
-              <w:rPr>
-                <w:rFonts w:ascii="Arial" w:cs="Arial" w:eastAsia="Arial" w:hAnsi="Arial"/>
-                <w:color w:val="595959"/>
-                <w:sz w:val="13"/>
-                <w:szCs w:val="13"/>
-              </w:rPr>
-              <w:t xml:space="preserve">Página 1 (única): vista lateral, manija</w:t>
-            </w:r>
-          </w:p>
-          <w:p>
-            <w:pPr>
-              <w:spacing w:after="20"/>
-            </w:pPr>
-            <w:r>
-              <w:rPr>
-                <w:rFonts w:ascii="Arial" w:cs="Arial" w:eastAsia="Arial" w:hAnsi="Arial"/>
-                <w:b/>
-                <w:bCs/>
-                <w:color w:val="C00000"/>
-                <w:sz w:val="13"/>
-                <w:szCs w:val="13"/>
-              </w:rPr>
-              <w:t xml:space="preserve">1 </w:t>
-            </w:r>
-            <w:r>
-              <w:rPr>
-                <w:rFonts w:ascii="Arial" w:cs="Arial" w:eastAsia="Arial" w:hAnsi="Arial"/>
-                <w:sz w:val="13"/>
-                <w:szCs w:val="13"/>
-              </w:rPr>
-              <w:t xml:space="preserve">Manija: tramo superior doblado 30° hacia atrás desde la altura de la cupla  ·  </w:t>
-            </w:r>
-            <w:r>
-              <w:rPr>
-                <w:rFonts w:ascii="Arial" w:cs="Arial" w:eastAsia="Arial" w:hAnsi="Arial"/>
-                <w:b/>
-                <w:bCs/>
-                <w:color w:val="C00000"/>
-                <w:sz w:val="13"/>
-                <w:szCs w:val="13"/>
-              </w:rPr>
-              <w:t xml:space="preserve">2 </w:t>
-            </w:r>
-            <w:r>
-              <w:rPr>
-                <w:rFonts w:ascii="Arial" w:cs="Arial" w:eastAsia="Arial" w:hAnsi="Arial"/>
-                <w:sz w:val="13"/>
-                <w:szCs w:val="13"/>
-              </w:rPr>
-              <w:t xml:space="preserve">Extremo de la pata afinado (aplastado) y soldado al cuerpo</w:t>
-            </w:r>
-          </w:p>
-          <w:p>
-            <w:pPr>
-              <w:spacing w:after="60"/>
-            </w:pPr>
-            <w:r>
-              <w:rPr>
-                <w:rFonts w:ascii="Arial" w:cs="Arial" w:eastAsia="Arial" w:hAnsi="Arial"/>
-                <w:i/>
-                <w:iCs/>
-                <w:color w:val="404040"/>
-                <w:sz w:val="13"/>
-                <w:szCs w:val="13"/>
-              </w:rPr>
-              <w:t xml:space="preserve">Nota: Ángulo del tramo superior de la manija medido sobre el dibujo vectorial: 30.1° respecto de la vertical. El caño baja recto casi pegado al cuerpo y termina afinado (aplastado) contra la pared, donde se suelda; se dobla a la altura de la cupla. Fadesa además usa una oreja, que FLAMA no lleva (debilita la unión).</w:t>
-            </w:r>
-          </w:p>
-        </w:tc>
-        <w:tc>
-          <w:tcPr>
-            <w:tcW w:type="dxa" w:w="5153"/>
-            <w:tcBorders>
-              <w:top w:val="none" w:color="FFFFFF" w:sz="0"/>
-              <w:left w:val="none" w:color="FFFFFF" w:sz="0"/>
-              <w:bottom w:val="none" w:color="FFFFFF" w:sz="0"/>
-              <w:right w:val="none" w:color="FFFFFF" w:sz="0"/>
-            </w:tcBorders>
-            <w:tcMar>
-              <w:top w:type="dxa" w:w="60"/>
-              <w:left w:type="dxa" w:w="80"/>
-              <w:bottom w:type="dxa" w:w="60"/>
-              <w:right w:type="dxa" w:w="80"/>
-            </w:tcMar>
-          </w:tcPr>
-          <w:p>
-            <w:pPr>
-              <w:keepNext/>
-              <w:spacing w:after="20"/>
-            </w:pPr>
-            <w:r>
-              <w:rPr>
-                <w:rFonts w:ascii="Arial" w:cs="Arial" w:eastAsia="Arial" w:hAnsi="Arial"/>
-                <w:b/>
-                <w:bCs/>
-                <w:color w:val="1F3864"/>
-                <w:sz w:val="16"/>
-                <w:szCs w:val="16"/>
-              </w:rPr>
-              <w:t xml:space="preserve">F42 · </w:t>
-            </w:r>
-            <w:r>
-              <w:rPr>
-                <w:rFonts w:ascii="Arial" w:cs="Arial" w:eastAsia="Arial" w:hAnsi="Arial"/>
-                <w:b/>
-                <w:bCs/>
-                <w:sz w:val="16"/>
-                <w:szCs w:val="16"/>
-              </w:rPr>
-              <w:t xml:space="preserve">Carro relevado (foto enviada por el usuario)</w:t>
-            </w:r>
-          </w:p>
-          <w:p>
-            <w:pPr>
-              <w:spacing w:after="30"/>
-              <w:jc w:val="center"/>
-            </w:pPr>
-            <w:r>
-              <w:drawing>
-                <wp:inline distT="0" distB="0" distL="0" distR="0">
-                  <wp:extent cx="2124075" cy="2238375"/>
-                  <wp:effectExtent t="0" r="0" b="0" l="0"/>
-                  <wp:docPr id="42" name="F42" descr="Carro relevado (foto enviada por el usuario)" title="F42"/>
+                  <wp:docPr id="42" name="F41" descr="Plano Fadesa «Rodante 50kg 800mm R2» (código G692): vista lateral" title="F41"/>
                   <wp:cNvGraphicFramePr>
                     <a:graphicFrameLocks xmlns:a="http://schemas.openxmlformats.org/drawingml/2006/main" noChangeAspect="1"/>
                   </wp:cNvGraphicFramePr>
@@ -11169,7 +11366,170 @@
                         <pic:spPr bwMode="auto">
                           <a:xfrm>
                             <a:off x="0" y="0"/>
-                            <a:ext cx="2124075" cy="2238375"/>
+                            <a:ext cx="1057275" cy="2143125"/>
+                          </a:xfrm>
+                          <a:prstGeom prst="rect">
+                            <a:avLst/>
+                          </a:prstGeom>
+                        </pic:spPr>
+                      </pic:pic>
+                    </a:graphicData>
+                  </a:graphic>
+                </wp:inline>
+              </w:drawing>
+            </w:r>
+          </w:p>
+          <w:p>
+            <w:pPr>
+              <w:spacing w:after="20"/>
+            </w:pPr>
+            <w:r>
+              <w:rPr>
+                <w:rFonts w:ascii="Arial" w:cs="Arial" w:eastAsia="Arial" w:hAnsi="Arial"/>
+                <w:color w:val="595959"/>
+                <w:sz w:val="13"/>
+                <w:szCs w:val="13"/>
+              </w:rPr>
+              <w:t xml:space="preserve">Página 1 (única): vista lateral, manija</w:t>
+            </w:r>
+          </w:p>
+          <w:p>
+            <w:pPr>
+              <w:spacing w:after="20"/>
+            </w:pPr>
+            <w:r>
+              <w:rPr>
+                <w:rFonts w:ascii="Arial" w:cs="Arial" w:eastAsia="Arial" w:hAnsi="Arial"/>
+                <w:b/>
+                <w:bCs/>
+                <w:color w:val="C00000"/>
+                <w:sz w:val="13"/>
+                <w:szCs w:val="13"/>
+              </w:rPr>
+              <w:t xml:space="preserve">1 </w:t>
+            </w:r>
+            <w:r>
+              <w:rPr>
+                <w:rFonts w:ascii="Arial" w:cs="Arial" w:eastAsia="Arial" w:hAnsi="Arial"/>
+                <w:sz w:val="13"/>
+                <w:szCs w:val="13"/>
+              </w:rPr>
+              <w:t xml:space="preserve">Manija: tramo superior doblado 30° hacia atrás desde la altura de la cupla  ·  </w:t>
+            </w:r>
+            <w:r>
+              <w:rPr>
+                <w:rFonts w:ascii="Arial" w:cs="Arial" w:eastAsia="Arial" w:hAnsi="Arial"/>
+                <w:b/>
+                <w:bCs/>
+                <w:color w:val="C00000"/>
+                <w:sz w:val="13"/>
+                <w:szCs w:val="13"/>
+              </w:rPr>
+              <w:t xml:space="preserve">2 </w:t>
+            </w:r>
+            <w:r>
+              <w:rPr>
+                <w:rFonts w:ascii="Arial" w:cs="Arial" w:eastAsia="Arial" w:hAnsi="Arial"/>
+                <w:sz w:val="13"/>
+                <w:szCs w:val="13"/>
+              </w:rPr>
+              <w:t xml:space="preserve">Extremo de la pata afinado (aplastado) y soldado al cuerpo</w:t>
+            </w:r>
+          </w:p>
+          <w:p>
+            <w:pPr>
+              <w:spacing w:after="60"/>
+            </w:pPr>
+            <w:r>
+              <w:rPr>
+                <w:rFonts w:ascii="Arial" w:cs="Arial" w:eastAsia="Arial" w:hAnsi="Arial"/>
+                <w:i/>
+                <w:iCs/>
+                <w:color w:val="404040"/>
+                <w:sz w:val="13"/>
+                <w:szCs w:val="13"/>
+              </w:rPr>
+              <w:t xml:space="preserve">Nota: Ángulo del tramo superior de la manija medido sobre el dibujo vectorial: 30.1° respecto de la vertical. El caño baja recto casi pegado al cuerpo y termina afinado (aplastado) contra la pared, donde se suelda; se dobla a la altura de la cupla. Fadesa además usa una oreja, que FLAMA no lleva (debilita la unión).</w:t>
+            </w:r>
+          </w:p>
+        </w:tc>
+        <w:tc>
+          <w:tcPr>
+            <w:tcW w:type="dxa" w:w="5153"/>
+            <w:tcBorders>
+              <w:top w:val="none" w:color="FFFFFF" w:sz="0"/>
+              <w:left w:val="none" w:color="FFFFFF" w:sz="0"/>
+              <w:bottom w:val="none" w:color="FFFFFF" w:sz="0"/>
+              <w:right w:val="none" w:color="FFFFFF" w:sz="0"/>
+            </w:tcBorders>
+            <w:tcMar>
+              <w:top w:type="dxa" w:w="60"/>
+              <w:left w:type="dxa" w:w="80"/>
+              <w:bottom w:type="dxa" w:w="60"/>
+              <w:right w:type="dxa" w:w="80"/>
+            </w:tcMar>
+          </w:tcPr>
+          <w:p>
+            <w:pPr>
+              <w:keepNext/>
+              <w:spacing w:after="20"/>
+            </w:pPr>
+            <w:r>
+              <w:rPr>
+                <w:rFonts w:ascii="Arial" w:cs="Arial" w:eastAsia="Arial" w:hAnsi="Arial"/>
+                <w:b/>
+                <w:bCs/>
+                <w:color w:val="1F3864"/>
+                <w:sz w:val="16"/>
+                <w:szCs w:val="16"/>
+              </w:rPr>
+              <w:t xml:space="preserve">F42 · </w:t>
+            </w:r>
+            <w:r>
+              <w:rPr>
+                <w:rFonts w:ascii="Arial" w:cs="Arial" w:eastAsia="Arial" w:hAnsi="Arial"/>
+                <w:b/>
+                <w:bCs/>
+                <w:sz w:val="16"/>
+                <w:szCs w:val="16"/>
+              </w:rPr>
+              <w:t xml:space="preserve">Carro relevado (foto enviada por el usuario)</w:t>
+            </w:r>
+          </w:p>
+          <w:p>
+            <w:pPr>
+              <w:spacing w:after="30"/>
+              <w:jc w:val="center"/>
+            </w:pPr>
+            <w:r>
+              <w:drawing>
+                <wp:inline distT="0" distB="0" distL="0" distR="0">
+                  <wp:extent cx="1514475" cy="1600200"/>
+                  <wp:effectExtent t="0" r="0" b="0" l="0"/>
+                  <wp:docPr id="43" name="F42" descr="Carro relevado (foto enviada por el usuario)" title="F42"/>
+                  <wp:cNvGraphicFramePr>
+                    <a:graphicFrameLocks xmlns:a="http://schemas.openxmlformats.org/drawingml/2006/main" noChangeAspect="1"/>
+                  </wp:cNvGraphicFramePr>
+                  <a:graphic xmlns:a="http://schemas.openxmlformats.org/drawingml/2006/main">
+                    <a:graphicData uri="http://schemas.openxmlformats.org/drawingml/2006/picture">
+                      <pic:pic xmlns:pic="http://schemas.openxmlformats.org/drawingml/2006/picture">
+                        <pic:nvPicPr>
+                          <pic:cNvPr id="0" name="" descr=""/>
+                          <pic:cNvPicPr>
+                            <a:picLocks noChangeAspect="1" noChangeArrowheads="1"/>
+                          </pic:cNvPicPr>
+                        </pic:nvPicPr>
+                        <pic:blipFill>
+                          <a:blip r:embed="rId50" cstate="none"/>
+                          <a:srcRect/>
+                          <a:stretch>
+                            <a:fillRect/>
+                          </a:stretch>
+                        </pic:blipFill>
+                        <pic:spPr bwMode="auto">
+                          <a:xfrm>
+                            <a:off x="0" y="0"/>
+                            <a:ext cx="1514475" cy="1600200"/>
                           </a:xfrm>
                           <a:prstGeom prst="rect">
                             <a:avLst/>
@@ -11334,153 +11694,9 @@
             <w:r>
               <w:drawing>
                 <wp:inline distT="0" distB="0" distL="0" distR="0">
-                  <wp:extent cx="2667000" cy="1981200"/>
+                  <wp:extent cx="2143125" cy="1600200"/>
                   <wp:effectExtent t="0" r="0" b="0" l="0"/>
-                  <wp:docPr id="43" name="F43" descr="Carro Elisam marcado por el usuario: soldadura de la barra lateral" title="F43"/>
-                  <wp:cNvGraphicFramePr>
-                    <a:graphicFrameLocks xmlns:a="http://schemas.openxmlformats.org/drawingml/2006/main" noChangeAspect="1"/>
-                  </wp:cNvGraphicFramePr>
-                  <a:graphic xmlns:a="http://schemas.openxmlformats.org/drawingml/2006/main">
-                    <a:graphicData uri="http://schemas.openxmlformats.org/drawingml/2006/picture">
-                      <pic:pic xmlns:pic="http://schemas.openxmlformats.org/drawingml/2006/picture">
-                        <pic:nvPicPr>
-                          <pic:cNvPr id="0" name="" descr=""/>
-                          <pic:cNvPicPr>
-                            <a:picLocks noChangeAspect="1" noChangeArrowheads="1"/>
-                          </pic:cNvPicPr>
-                        </pic:nvPicPr>
-                        <pic:blipFill>
-                          <a:blip r:embed="rId50" cstate="none"/>
-                          <a:srcRect/>
-                          <a:stretch>
-                            <a:fillRect/>
-                          </a:stretch>
-                        </pic:blipFill>
-                        <pic:spPr bwMode="auto">
-                          <a:xfrm>
-                            <a:off x="0" y="0"/>
-                            <a:ext cx="2667000" cy="1981200"/>
-                          </a:xfrm>
-                          <a:prstGeom prst="rect">
-                            <a:avLst/>
-                          </a:prstGeom>
-                        </pic:spPr>
-                      </pic:pic>
-                    </a:graphicData>
-                  </a:graphic>
-                </wp:inline>
-              </w:drawing>
-            </w:r>
-          </w:p>
-          <w:p>
-            <w:pPr>
-              <w:spacing w:after="20"/>
-            </w:pPr>
-            <w:r>
-              <w:rPr>
-                <w:rFonts w:ascii="Arial" w:cs="Arial" w:eastAsia="Arial" w:hAnsi="Arial"/>
-                <w:color w:val="595959"/>
-                <w:sz w:val="13"/>
-                <w:szCs w:val="13"/>
-              </w:rPr>
-              <w:t xml:space="preserve">Costado del recipiente, debajo del hombro</w:t>
-            </w:r>
-          </w:p>
-          <w:p>
-            <w:pPr>
-              <w:spacing w:after="20"/>
-            </w:pPr>
-            <w:r>
-              <w:rPr>
-                <w:rFonts w:ascii="Arial" w:cs="Arial" w:eastAsia="Arial" w:hAnsi="Arial"/>
-                <w:b/>
-                <w:bCs/>
-                <w:color w:val="C00000"/>
-                <w:sz w:val="13"/>
-                <w:szCs w:val="13"/>
-              </w:rPr>
-              <w:t xml:space="preserve">1 </w:t>
-            </w:r>
-            <w:r>
-              <w:rPr>
-                <w:rFonts w:ascii="Arial" w:cs="Arial" w:eastAsia="Arial" w:hAnsi="Arial"/>
-                <w:sz w:val="13"/>
-                <w:szCs w:val="13"/>
-              </w:rPr>
-              <w:t xml:space="preserve">Extremo de la barra afinado y soldado al cuerpo</w:t>
-            </w:r>
-          </w:p>
-          <w:p>
-            <w:pPr>
-              <w:spacing w:after="60"/>
-            </w:pPr>
-            <w:r>
-              <w:rPr>
-                <w:rFonts w:ascii="Arial" w:cs="Arial" w:eastAsia="Arial" w:hAnsi="Arial"/>
-                <w:i/>
-                <w:iCs/>
-                <w:color w:val="404040"/>
-                <w:sz w:val="13"/>
-                <w:szCs w:val="13"/>
-              </w:rPr>
-              <w:t xml:space="preserve">Nota: La barra lateral de la manija baja separada del cuerpo y su extremo se curva hacia la pared, se afina y se suelda directo al cuerpo (sin oreja).</w:t>
-            </w:r>
-          </w:p>
-        </w:tc>
-        <w:tc>
-          <w:tcPr>
-            <w:tcW w:type="dxa" w:w="5153"/>
-            <w:tcBorders>
-              <w:top w:val="none" w:color="FFFFFF" w:sz="0"/>
-              <w:left w:val="none" w:color="FFFFFF" w:sz="0"/>
-              <w:bottom w:val="none" w:color="FFFFFF" w:sz="0"/>
-              <w:right w:val="none" w:color="FFFFFF" w:sz="0"/>
-            </w:tcBorders>
-            <w:tcMar>
-              <w:top w:type="dxa" w:w="60"/>
-              <w:left w:type="dxa" w:w="80"/>
-              <w:bottom w:type="dxa" w:w="60"/>
-              <w:right w:type="dxa" w:w="80"/>
-            </w:tcMar>
-          </w:tcPr>
-          <w:p>
-            <w:pPr>
-              <w:keepNext/>
-              <w:spacing w:after="20"/>
-            </w:pPr>
-            <w:r>
-              <w:rPr>
-                <w:rFonts w:ascii="Arial" w:cs="Arial" w:eastAsia="Arial" w:hAnsi="Arial"/>
-                <w:b/>
-                <w:bCs/>
-                <w:color w:val="1F3864"/>
-                <w:sz w:val="16"/>
-                <w:szCs w:val="16"/>
-              </w:rPr>
-              <w:t xml:space="preserve">F44 · </w:t>
-            </w:r>
-            <w:r>
-              <w:rPr>
-                <w:rFonts w:ascii="Arial" w:cs="Arial" w:eastAsia="Arial" w:hAnsi="Arial"/>
-                <w:b/>
-                <w:bCs/>
-                <w:sz w:val="16"/>
-                <w:szCs w:val="16"/>
-              </w:rPr>
-              <w:t xml:space="preserve">Carro AFFF marcado por el usuario: altura del doblez de 30°</w:t>
-            </w:r>
-          </w:p>
-          <w:p>
-            <w:pPr>
-              <w:spacing w:after="30"/>
-              <w:jc w:val="center"/>
-            </w:pPr>
-            <w:r>
-              <w:drawing>
-                <wp:inline distT="0" distB="0" distL="0" distR="0">
-                  <wp:extent cx="2124075" cy="1981200"/>
-                  <wp:effectExtent t="0" r="0" b="0" l="0"/>
-                  <wp:docPr id="44" name="F44" descr="Carro AFFF marcado por el usuario: altura del doblez de 30°" title="F44"/>
+                  <wp:docPr id="44" name="F43" descr="Carro Elisam marcado por el usuario: soldadura de la barra lateral" title="F43"/>
                   <wp:cNvGraphicFramePr>
                     <a:graphicFrameLocks xmlns:a="http://schemas.openxmlformats.org/drawingml/2006/main" noChangeAspect="1"/>
                   </wp:cNvGraphicFramePr>
@@ -11503,7 +11719,151 @@
                         <pic:spPr bwMode="auto">
                           <a:xfrm>
                             <a:off x="0" y="0"/>
-                            <a:ext cx="2124075" cy="1981200"/>
+                            <a:ext cx="2143125" cy="1600200"/>
+                          </a:xfrm>
+                          <a:prstGeom prst="rect">
+                            <a:avLst/>
+                          </a:prstGeom>
+                        </pic:spPr>
+                      </pic:pic>
+                    </a:graphicData>
+                  </a:graphic>
+                </wp:inline>
+              </w:drawing>
+            </w:r>
+          </w:p>
+          <w:p>
+            <w:pPr>
+              <w:spacing w:after="20"/>
+            </w:pPr>
+            <w:r>
+              <w:rPr>
+                <w:rFonts w:ascii="Arial" w:cs="Arial" w:eastAsia="Arial" w:hAnsi="Arial"/>
+                <w:color w:val="595959"/>
+                <w:sz w:val="13"/>
+                <w:szCs w:val="13"/>
+              </w:rPr>
+              <w:t xml:space="preserve">Costado del recipiente, debajo del hombro</w:t>
+            </w:r>
+          </w:p>
+          <w:p>
+            <w:pPr>
+              <w:spacing w:after="20"/>
+            </w:pPr>
+            <w:r>
+              <w:rPr>
+                <w:rFonts w:ascii="Arial" w:cs="Arial" w:eastAsia="Arial" w:hAnsi="Arial"/>
+                <w:b/>
+                <w:bCs/>
+                <w:color w:val="C00000"/>
+                <w:sz w:val="13"/>
+                <w:szCs w:val="13"/>
+              </w:rPr>
+              <w:t xml:space="preserve">1 </w:t>
+            </w:r>
+            <w:r>
+              <w:rPr>
+                <w:rFonts w:ascii="Arial" w:cs="Arial" w:eastAsia="Arial" w:hAnsi="Arial"/>
+                <w:sz w:val="13"/>
+                <w:szCs w:val="13"/>
+              </w:rPr>
+              <w:t xml:space="preserve">Extremo de la barra afinado y soldado al cuerpo</w:t>
+            </w:r>
+          </w:p>
+          <w:p>
+            <w:pPr>
+              <w:spacing w:after="60"/>
+            </w:pPr>
+            <w:r>
+              <w:rPr>
+                <w:rFonts w:ascii="Arial" w:cs="Arial" w:eastAsia="Arial" w:hAnsi="Arial"/>
+                <w:i/>
+                <w:iCs/>
+                <w:color w:val="404040"/>
+                <w:sz w:val="13"/>
+                <w:szCs w:val="13"/>
+              </w:rPr>
+              <w:t xml:space="preserve">Nota: La barra lateral de la manija baja separada del cuerpo y su extremo se curva hacia la pared, se afina y se suelda directo al cuerpo (sin oreja).</w:t>
+            </w:r>
+          </w:p>
+        </w:tc>
+        <w:tc>
+          <w:tcPr>
+            <w:tcW w:type="dxa" w:w="5153"/>
+            <w:tcBorders>
+              <w:top w:val="none" w:color="FFFFFF" w:sz="0"/>
+              <w:left w:val="none" w:color="FFFFFF" w:sz="0"/>
+              <w:bottom w:val="none" w:color="FFFFFF" w:sz="0"/>
+              <w:right w:val="none" w:color="FFFFFF" w:sz="0"/>
+            </w:tcBorders>
+            <w:tcMar>
+              <w:top w:type="dxa" w:w="60"/>
+              <w:left w:type="dxa" w:w="80"/>
+              <w:bottom w:type="dxa" w:w="60"/>
+              <w:right w:type="dxa" w:w="80"/>
+            </w:tcMar>
+          </w:tcPr>
+          <w:p>
+            <w:pPr>
+              <w:keepNext/>
+              <w:spacing w:after="20"/>
+            </w:pPr>
+            <w:r>
+              <w:rPr>
+                <w:rFonts w:ascii="Arial" w:cs="Arial" w:eastAsia="Arial" w:hAnsi="Arial"/>
+                <w:b/>
+                <w:bCs/>
+                <w:color w:val="1F3864"/>
+                <w:sz w:val="16"/>
+                <w:szCs w:val="16"/>
+              </w:rPr>
+              <w:t xml:space="preserve">F44 · </w:t>
+            </w:r>
+            <w:r>
+              <w:rPr>
+                <w:rFonts w:ascii="Arial" w:cs="Arial" w:eastAsia="Arial" w:hAnsi="Arial"/>
+                <w:b/>
+                <w:bCs/>
+                <w:sz w:val="16"/>
+                <w:szCs w:val="16"/>
+              </w:rPr>
+              <w:t xml:space="preserve">Carro AFFF marcado por el usuario: altura del doblez de 30°</w:t>
+            </w:r>
+          </w:p>
+          <w:p>
+            <w:pPr>
+              <w:spacing w:after="30"/>
+              <w:jc w:val="center"/>
+            </w:pPr>
+            <w:r>
+              <w:drawing>
+                <wp:inline distT="0" distB="0" distL="0" distR="0">
+                  <wp:extent cx="1714500" cy="1600200"/>
+                  <wp:effectExtent t="0" r="0" b="0" l="0"/>
+                  <wp:docPr id="45" name="F44" descr="Carro AFFF marcado por el usuario: altura del doblez de 30°" title="F44"/>
+                  <wp:cNvGraphicFramePr>
+                    <a:graphicFrameLocks xmlns:a="http://schemas.openxmlformats.org/drawingml/2006/main" noChangeAspect="1"/>
+                  </wp:cNvGraphicFramePr>
+                  <a:graphic xmlns:a="http://schemas.openxmlformats.org/drawingml/2006/main">
+                    <a:graphicData uri="http://schemas.openxmlformats.org/drawingml/2006/picture">
+                      <pic:pic xmlns:pic="http://schemas.openxmlformats.org/drawingml/2006/picture">
+                        <pic:nvPicPr>
+                          <pic:cNvPr id="0" name="" descr=""/>
+                          <pic:cNvPicPr>
+                            <a:picLocks noChangeAspect="1" noChangeArrowheads="1"/>
+                          </pic:cNvPicPr>
+                        </pic:nvPicPr>
+                        <pic:blipFill>
+                          <a:blip r:embed="rId52" cstate="none"/>
+                          <a:srcRect/>
+                          <a:stretch>
+                            <a:fillRect/>
+                          </a:stretch>
+                        </pic:blipFill>
+                        <pic:spPr bwMode="auto">
+                          <a:xfrm>
+                            <a:off x="0" y="0"/>
+                            <a:ext cx="1714500" cy="1600200"/>
                           </a:xfrm>
                           <a:prstGeom prst="rect">
                             <a:avLst/>
@@ -11668,172 +12028,9 @@
             <w:r>
               <w:drawing>
                 <wp:inline distT="0" distB="0" distL="0" distR="0">
-                  <wp:extent cx="2390775" cy="1981200"/>
+                  <wp:extent cx="2533650" cy="2105025"/>
                   <wp:effectExtent t="0" r="0" b="0" l="0"/>
-                  <wp:docPr id="45" name="F45" descr="Lanza de carro con válvula esférica (foto del usuario)" title="F45"/>
-                  <wp:cNvGraphicFramePr>
-                    <a:graphicFrameLocks xmlns:a="http://schemas.openxmlformats.org/drawingml/2006/main" noChangeAspect="1"/>
-                  </wp:cNvGraphicFramePr>
-                  <a:graphic xmlns:a="http://schemas.openxmlformats.org/drawingml/2006/main">
-                    <a:graphicData uri="http://schemas.openxmlformats.org/drawingml/2006/picture">
-                      <pic:pic xmlns:pic="http://schemas.openxmlformats.org/drawingml/2006/picture">
-                        <pic:nvPicPr>
-                          <pic:cNvPr id="0" name="" descr=""/>
-                          <pic:cNvPicPr>
-                            <a:picLocks noChangeAspect="1" noChangeArrowheads="1"/>
-                          </pic:cNvPicPr>
-                        </pic:nvPicPr>
-                        <pic:blipFill>
-                          <a:blip r:embed="rId52" cstate="none"/>
-                          <a:srcRect/>
-                          <a:stretch>
-                            <a:fillRect/>
-                          </a:stretch>
-                        </pic:blipFill>
-                        <pic:spPr bwMode="auto">
-                          <a:xfrm>
-                            <a:off x="0" y="0"/>
-                            <a:ext cx="2390775" cy="1981200"/>
-                          </a:xfrm>
-                          <a:prstGeom prst="rect">
-                            <a:avLst/>
-                          </a:prstGeom>
-                        </pic:spPr>
-                      </pic:pic>
-                    </a:graphicData>
-                  </a:graphic>
-                </wp:inline>
-              </w:drawing>
-            </w:r>
-          </w:p>
-          <w:p>
-            <w:pPr>
-              <w:spacing w:after="20"/>
-            </w:pPr>
-            <w:r>
-              <w:rPr>
-                <w:rFonts w:ascii="Arial" w:cs="Arial" w:eastAsia="Arial" w:hAnsi="Arial"/>
-                <w:color w:val="595959"/>
-                <w:sz w:val="13"/>
-                <w:szCs w:val="13"/>
-              </w:rPr>
-              <w:t xml:space="preserve">Punta de la manga</w:t>
-            </w:r>
-          </w:p>
-          <w:p>
-            <w:pPr>
-              <w:spacing w:after="20"/>
-            </w:pPr>
-            <w:r>
-              <w:rPr>
-                <w:rFonts w:ascii="Arial" w:cs="Arial" w:eastAsia="Arial" w:hAnsi="Arial"/>
-                <w:b/>
-                <w:bCs/>
-                <w:color w:val="C00000"/>
-                <w:sz w:val="13"/>
-                <w:szCs w:val="13"/>
-              </w:rPr>
-              <w:t xml:space="preserve">1 </w:t>
-            </w:r>
-            <w:r>
-              <w:rPr>
-                <w:rFonts w:ascii="Arial" w:cs="Arial" w:eastAsia="Arial" w:hAnsi="Arial"/>
-                <w:sz w:val="13"/>
-                <w:szCs w:val="13"/>
-              </w:rPr>
-              <w:t xml:space="preserve">Válvula esférica con palanca (empuñadura azul)  ·  </w:t>
-            </w:r>
-            <w:r>
-              <w:rPr>
-                <w:rFonts w:ascii="Arial" w:cs="Arial" w:eastAsia="Arial" w:hAnsi="Arial"/>
-                <w:b/>
-                <w:bCs/>
-                <w:color w:val="C00000"/>
-                <w:sz w:val="13"/>
-                <w:szCs w:val="13"/>
-              </w:rPr>
-              <w:t xml:space="preserve">2 </w:t>
-            </w:r>
-            <w:r>
-              <w:rPr>
-                <w:rFonts w:ascii="Arial" w:cs="Arial" w:eastAsia="Arial" w:hAnsi="Arial"/>
-                <w:sz w:val="13"/>
-                <w:szCs w:val="13"/>
-              </w:rPr>
-              <w:t xml:space="preserve">Tobera cónica de salida</w:t>
-            </w:r>
-          </w:p>
-          <w:p>
-            <w:pPr>
-              <w:spacing w:after="60"/>
-            </w:pPr>
-            <w:r>
-              <w:rPr>
-                <w:rFonts w:ascii="Arial" w:cs="Arial" w:eastAsia="Arial" w:hAnsi="Arial"/>
-                <w:i/>
-                <w:iCs/>
-                <w:color w:val="404040"/>
-                <w:sz w:val="13"/>
-                <w:szCs w:val="13"/>
-              </w:rPr>
-              <w:t xml:space="preserve">Nota: Entre la manga y la tobera cónica va una válvula esférica con palanca de accionamiento.</w:t>
-            </w:r>
-          </w:p>
-        </w:tc>
-        <w:tc>
-          <w:tcPr>
-            <w:tcW w:type="dxa" w:w="5153"/>
-            <w:tcBorders>
-              <w:top w:val="none" w:color="FFFFFF" w:sz="0"/>
-              <w:left w:val="none" w:color="FFFFFF" w:sz="0"/>
-              <w:bottom w:val="none" w:color="FFFFFF" w:sz="0"/>
-              <w:right w:val="none" w:color="FFFFFF" w:sz="0"/>
-            </w:tcBorders>
-            <w:tcMar>
-              <w:top w:type="dxa" w:w="60"/>
-              <w:left w:type="dxa" w:w="80"/>
-              <w:bottom w:type="dxa" w:w="60"/>
-              <w:right w:type="dxa" w:w="80"/>
-            </w:tcMar>
-          </w:tcPr>
-          <w:p>
-            <w:pPr>
-              <w:keepNext/>
-              <w:spacing w:after="20"/>
-            </w:pPr>
-            <w:r>
-              <w:rPr>
-                <w:rFonts w:ascii="Arial" w:cs="Arial" w:eastAsia="Arial" w:hAnsi="Arial"/>
-                <w:b/>
-                <w:bCs/>
-                <w:color w:val="1F3864"/>
-                <w:sz w:val="16"/>
-                <w:szCs w:val="16"/>
-              </w:rPr>
-              <w:t xml:space="preserve">F46 · </w:t>
-            </w:r>
-            <w:r>
-              <w:rPr>
-                <w:rFonts w:ascii="Arial" w:cs="Arial" w:eastAsia="Arial" w:hAnsi="Arial"/>
-                <w:b/>
-                <w:bCs/>
-                <w:sz w:val="16"/>
-                <w:szCs w:val="16"/>
-              </w:rPr>
-              <w:t xml:space="preserve">Proceso de carros v2: dónde va cada accesorio (vista de costado, 50 kg)</w:t>
-            </w:r>
-          </w:p>
-          <w:p>
-            <w:pPr>
-              <w:spacing w:after="30"/>
-              <w:jc w:val="center"/>
-            </w:pPr>
-            <w:r>
-              <w:drawing>
-                <wp:inline distT="0" distB="0" distL="0" distR="0">
-                  <wp:extent cx="1504950" cy="2447925"/>
-                  <wp:effectExtent t="0" r="0" b="0" l="0"/>
-                  <wp:docPr id="46" name="F46" descr="Proceso de carros v2: dónde va cada accesorio (vista de costado, 50 kg)" title="F46"/>
+                  <wp:docPr id="46" name="F45" descr="Lanza de carro con válvula esférica (foto del usuario)" title="F45"/>
                   <wp:cNvGraphicFramePr>
                     <a:graphicFrameLocks xmlns:a="http://schemas.openxmlformats.org/drawingml/2006/main" noChangeAspect="1"/>
                   </wp:cNvGraphicFramePr>
@@ -11856,7 +12053,170 @@
                         <pic:spPr bwMode="auto">
                           <a:xfrm>
                             <a:off x="0" y="0"/>
-                            <a:ext cx="1504950" cy="2447925"/>
+                            <a:ext cx="2533650" cy="2105025"/>
+                          </a:xfrm>
+                          <a:prstGeom prst="rect">
+                            <a:avLst/>
+                          </a:prstGeom>
+                        </pic:spPr>
+                      </pic:pic>
+                    </a:graphicData>
+                  </a:graphic>
+                </wp:inline>
+              </w:drawing>
+            </w:r>
+          </w:p>
+          <w:p>
+            <w:pPr>
+              <w:spacing w:after="20"/>
+            </w:pPr>
+            <w:r>
+              <w:rPr>
+                <w:rFonts w:ascii="Arial" w:cs="Arial" w:eastAsia="Arial" w:hAnsi="Arial"/>
+                <w:color w:val="595959"/>
+                <w:sz w:val="13"/>
+                <w:szCs w:val="13"/>
+              </w:rPr>
+              <w:t xml:space="preserve">Punta de la manga</w:t>
+            </w:r>
+          </w:p>
+          <w:p>
+            <w:pPr>
+              <w:spacing w:after="20"/>
+            </w:pPr>
+            <w:r>
+              <w:rPr>
+                <w:rFonts w:ascii="Arial" w:cs="Arial" w:eastAsia="Arial" w:hAnsi="Arial"/>
+                <w:b/>
+                <w:bCs/>
+                <w:color w:val="C00000"/>
+                <w:sz w:val="13"/>
+                <w:szCs w:val="13"/>
+              </w:rPr>
+              <w:t xml:space="preserve">1 </w:t>
+            </w:r>
+            <w:r>
+              <w:rPr>
+                <w:rFonts w:ascii="Arial" w:cs="Arial" w:eastAsia="Arial" w:hAnsi="Arial"/>
+                <w:sz w:val="13"/>
+                <w:szCs w:val="13"/>
+              </w:rPr>
+              <w:t xml:space="preserve">Válvula esférica con palanca (empuñadura azul)  ·  </w:t>
+            </w:r>
+            <w:r>
+              <w:rPr>
+                <w:rFonts w:ascii="Arial" w:cs="Arial" w:eastAsia="Arial" w:hAnsi="Arial"/>
+                <w:b/>
+                <w:bCs/>
+                <w:color w:val="C00000"/>
+                <w:sz w:val="13"/>
+                <w:szCs w:val="13"/>
+              </w:rPr>
+              <w:t xml:space="preserve">2 </w:t>
+            </w:r>
+            <w:r>
+              <w:rPr>
+                <w:rFonts w:ascii="Arial" w:cs="Arial" w:eastAsia="Arial" w:hAnsi="Arial"/>
+                <w:sz w:val="13"/>
+                <w:szCs w:val="13"/>
+              </w:rPr>
+              <w:t xml:space="preserve">Tobera cónica de salida</w:t>
+            </w:r>
+          </w:p>
+          <w:p>
+            <w:pPr>
+              <w:spacing w:after="60"/>
+            </w:pPr>
+            <w:r>
+              <w:rPr>
+                <w:rFonts w:ascii="Arial" w:cs="Arial" w:eastAsia="Arial" w:hAnsi="Arial"/>
+                <w:i/>
+                <w:iCs/>
+                <w:color w:val="404040"/>
+                <w:sz w:val="13"/>
+                <w:szCs w:val="13"/>
+              </w:rPr>
+              <w:t xml:space="preserve">Nota: Entre la manga y la tobera cónica va una válvula esférica con palanca de accionamiento.</w:t>
+            </w:r>
+          </w:p>
+        </w:tc>
+        <w:tc>
+          <w:tcPr>
+            <w:tcW w:type="dxa" w:w="5153"/>
+            <w:tcBorders>
+              <w:top w:val="none" w:color="FFFFFF" w:sz="0"/>
+              <w:left w:val="none" w:color="FFFFFF" w:sz="0"/>
+              <w:bottom w:val="none" w:color="FFFFFF" w:sz="0"/>
+              <w:right w:val="none" w:color="FFFFFF" w:sz="0"/>
+            </w:tcBorders>
+            <w:tcMar>
+              <w:top w:type="dxa" w:w="60"/>
+              <w:left w:type="dxa" w:w="80"/>
+              <w:bottom w:type="dxa" w:w="60"/>
+              <w:right w:type="dxa" w:w="80"/>
+            </w:tcMar>
+          </w:tcPr>
+          <w:p>
+            <w:pPr>
+              <w:keepNext/>
+              <w:spacing w:after="20"/>
+            </w:pPr>
+            <w:r>
+              <w:rPr>
+                <w:rFonts w:ascii="Arial" w:cs="Arial" w:eastAsia="Arial" w:hAnsi="Arial"/>
+                <w:b/>
+                <w:bCs/>
+                <w:color w:val="1F3864"/>
+                <w:sz w:val="16"/>
+                <w:szCs w:val="16"/>
+              </w:rPr>
+              <w:t xml:space="preserve">F46 · </w:t>
+            </w:r>
+            <w:r>
+              <w:rPr>
+                <w:rFonts w:ascii="Arial" w:cs="Arial" w:eastAsia="Arial" w:hAnsi="Arial"/>
+                <w:b/>
+                <w:bCs/>
+                <w:sz w:val="16"/>
+                <w:szCs w:val="16"/>
+              </w:rPr>
+              <w:t xml:space="preserve">Proceso de carros v2: dónde va cada accesorio (vista de costado, 50 kg)</w:t>
+            </w:r>
+          </w:p>
+          <w:p>
+            <w:pPr>
+              <w:spacing w:after="30"/>
+              <w:jc w:val="center"/>
+            </w:pPr>
+            <w:r>
+              <w:drawing>
+                <wp:inline distT="0" distB="0" distL="0" distR="0">
+                  <wp:extent cx="1590675" cy="2600325"/>
+                  <wp:effectExtent t="0" r="0" b="0" l="0"/>
+                  <wp:docPr id="47" name="F46" descr="Proceso de carros v2: dónde va cada accesorio (vista de costado, 50 kg)" title="F46"/>
+                  <wp:cNvGraphicFramePr>
+                    <a:graphicFrameLocks xmlns:a="http://schemas.openxmlformats.org/drawingml/2006/main" noChangeAspect="1"/>
+                  </wp:cNvGraphicFramePr>
+                  <a:graphic xmlns:a="http://schemas.openxmlformats.org/drawingml/2006/main">
+                    <a:graphicData uri="http://schemas.openxmlformats.org/drawingml/2006/picture">
+                      <pic:pic xmlns:pic="http://schemas.openxmlformats.org/drawingml/2006/picture">
+                        <pic:nvPicPr>
+                          <pic:cNvPr id="0" name="" descr=""/>
+                          <pic:cNvPicPr>
+                            <a:picLocks noChangeAspect="1" noChangeArrowheads="1"/>
+                          </pic:cNvPicPr>
+                        </pic:nvPicPr>
+                        <pic:blipFill>
+                          <a:blip r:embed="rId54" cstate="none"/>
+                          <a:srcRect/>
+                          <a:stretch>
+                            <a:fillRect/>
+                          </a:stretch>
+                        </pic:blipFill>
+                        <pic:spPr bwMode="auto">
+                          <a:xfrm>
+                            <a:off x="0" y="0"/>
+                            <a:ext cx="1590675" cy="2600325"/>
                           </a:xfrm>
                           <a:prstGeom prst="rect">
                             <a:avLst/>
@@ -12078,229 +12438,9 @@
             <w:r>
               <w:drawing>
                 <wp:inline distT="0" distB="0" distL="0" distR="0">
-                  <wp:extent cx="2781300" cy="2162175"/>
+                  <wp:extent cx="2952750" cy="2295525"/>
                   <wp:effectExtent t="0" r="0" b="0" l="0"/>
-                  <wp:docPr id="47" name="F47" descr="Proceso de carros v2: posiciones sobre el cuerpo desarrollado (50 kg)" title="F47"/>
-                  <wp:cNvGraphicFramePr>
-                    <a:graphicFrameLocks xmlns:a="http://schemas.openxmlformats.org/drawingml/2006/main" noChangeAspect="1"/>
-                  </wp:cNvGraphicFramePr>
-                  <a:graphic xmlns:a="http://schemas.openxmlformats.org/drawingml/2006/main">
-                    <a:graphicData uri="http://schemas.openxmlformats.org/drawingml/2006/picture">
-                      <pic:pic xmlns:pic="http://schemas.openxmlformats.org/drawingml/2006/picture">
-                        <pic:nvPicPr>
-                          <pic:cNvPr id="0" name="" descr=""/>
-                          <pic:cNvPicPr>
-                            <a:picLocks noChangeAspect="1" noChangeArrowheads="1"/>
-                          </pic:cNvPicPr>
-                        </pic:nvPicPr>
-                        <pic:blipFill>
-                          <a:blip r:embed="rId54" cstate="none"/>
-                          <a:srcRect/>
-                          <a:stretch>
-                            <a:fillRect/>
-                          </a:stretch>
-                        </pic:blipFill>
-                        <pic:spPr bwMode="auto">
-                          <a:xfrm>
-                            <a:off x="0" y="0"/>
-                            <a:ext cx="2781300" cy="2162175"/>
-                          </a:xfrm>
-                          <a:prstGeom prst="rect">
-                            <a:avLst/>
-                          </a:prstGeom>
-                        </pic:spPr>
-                      </pic:pic>
-                    </a:graphicData>
-                  </a:graphic>
-                </wp:inline>
-              </w:drawing>
-            </w:r>
-          </w:p>
-          <w:p>
-            <w:pPr>
-              <w:spacing w:after="20"/>
-            </w:pPr>
-            <w:r>
-              <w:rPr>
-                <w:rFonts w:ascii="Arial" w:cs="Arial" w:eastAsia="Arial" w:hAnsi="Arial"/>
-                <w:color w:val="595959"/>
-                <w:sz w:val="13"/>
-                <w:szCs w:val="13"/>
-              </w:rPr>
-              <w:t xml:space="preserve">Soldadura de accesorios, plantilla y tabla de posiciones</w:t>
-            </w:r>
-          </w:p>
-          <w:p>
-            <w:pPr>
-              <w:spacing w:after="20"/>
-            </w:pPr>
-            <w:r>
-              <w:rPr>
-                <w:rFonts w:ascii="Arial" w:cs="Arial" w:eastAsia="Arial" w:hAnsi="Arial"/>
-                <w:b/>
-                <w:bCs/>
-                <w:color w:val="C00000"/>
-                <w:sz w:val="13"/>
-                <w:szCs w:val="13"/>
-              </w:rPr>
-              <w:t xml:space="preserve">1 </w:t>
-            </w:r>
-            <w:r>
-              <w:rPr>
-                <w:rFonts w:ascii="Arial" w:cs="Arial" w:eastAsia="Arial" w:hAnsi="Arial"/>
-                <w:sz w:val="13"/>
-                <w:szCs w:val="13"/>
-              </w:rPr>
-              <w:t xml:space="preserve">Triángulos a 82 de la costura, borde de abajo a 20 del fondo  ·  </w:t>
-            </w:r>
-            <w:r>
-              <w:rPr>
-                <w:rFonts w:ascii="Arial" w:cs="Arial" w:eastAsia="Arial" w:hAnsi="Arial"/>
-                <w:b/>
-                <w:bCs/>
-                <w:color w:val="C00000"/>
-                <w:sz w:val="13"/>
-                <w:szCs w:val="13"/>
-              </w:rPr>
-              <w:t xml:space="preserve">2 </w:t>
-            </w:r>
-            <w:r>
-              <w:rPr>
-                <w:rFonts w:ascii="Arial" w:cs="Arial" w:eastAsia="Arial" w:hAnsi="Arial"/>
-                <w:sz w:val="13"/>
-                <w:szCs w:val="13"/>
-              </w:rPr>
-              <w:t xml:space="preserve">Lengüetas a 251 (costados), borde de abajo 200 bajo la cúpula  ·  </w:t>
-            </w:r>
-            <w:r>
-              <w:rPr>
-                <w:rFonts w:ascii="Arial" w:cs="Arial" w:eastAsia="Arial" w:hAnsi="Arial"/>
-                <w:b/>
-                <w:bCs/>
-                <w:color w:val="C00000"/>
-                <w:sz w:val="13"/>
-                <w:szCs w:val="13"/>
-              </w:rPr>
-              <w:t xml:space="preserve">3 </w:t>
-            </w:r>
-            <w:r>
-              <w:rPr>
-                <w:rFonts w:ascii="Arial" w:cs="Arial" w:eastAsia="Arial" w:hAnsi="Arial"/>
-                <w:sz w:val="13"/>
-                <w:szCs w:val="13"/>
-              </w:rPr>
-              <w:t xml:space="preserve">Fleje superior: borde de arriba 40 bajo la cúpula  ·  </w:t>
-            </w:r>
-            <w:r>
-              <w:rPr>
-                <w:rFonts w:ascii="Arial" w:cs="Arial" w:eastAsia="Arial" w:hAnsi="Arial"/>
-                <w:b/>
-                <w:bCs/>
-                <w:color w:val="C00000"/>
-                <w:sz w:val="13"/>
-                <w:szCs w:val="13"/>
-              </w:rPr>
-              <w:t xml:space="preserve">4 </w:t>
-            </w:r>
-            <w:r>
-              <w:rPr>
-                <w:rFonts w:ascii="Arial" w:cs="Arial" w:eastAsia="Arial" w:hAnsi="Arial"/>
-                <w:sz w:val="13"/>
-                <w:szCs w:val="13"/>
-              </w:rPr>
-              <w:t xml:space="preserve">Fleje inferior: borde de abajo 40 sobre el fondo  ·  </w:t>
-            </w:r>
-            <w:r>
-              <w:rPr>
-                <w:rFonts w:ascii="Arial" w:cs="Arial" w:eastAsia="Arial" w:hAnsi="Arial"/>
-                <w:b/>
-                <w:bCs/>
-                <w:color w:val="C00000"/>
-                <w:sz w:val="13"/>
-                <w:szCs w:val="13"/>
-              </w:rPr>
-              <w:t xml:space="preserve">5 </w:t>
-            </w:r>
-            <w:r>
-              <w:rPr>
-                <w:rFonts w:ascii="Arial" w:cs="Arial" w:eastAsia="Arial" w:hAnsi="Arial"/>
-                <w:sz w:val="13"/>
-                <w:szCs w:val="13"/>
-              </w:rPr>
-              <w:t xml:space="preserve">Pata 48 hacia adentro; línea del piso a 135 bajo el fondo</w:t>
-            </w:r>
-          </w:p>
-          <w:p>
-            <w:pPr>
-              <w:spacing w:after="60"/>
-            </w:pPr>
-            <w:r>
-              <w:rPr>
-                <w:rFonts w:ascii="Arial" w:cs="Arial" w:eastAsia="Arial" w:hAnsi="Arial"/>
-                <w:i/>
-                <w:iCs/>
-                <w:color w:val="404040"/>
-                <w:sz w:val="13"/>
-                <w:szCs w:val="13"/>
-              </w:rPr>
-              <w:t xml:space="preserve">Nota: Medidas desde la costura longitudinal (atrás) con la cinta envuelta y alturas desde las costuras del fondo y de la cúpula; los otros modelos, en la tabla de posiciones del proceso.</w:t>
-            </w:r>
-          </w:p>
-        </w:tc>
-        <w:tc>
-          <w:tcPr>
-            <w:tcW w:type="dxa" w:w="5153"/>
-            <w:tcBorders>
-              <w:top w:val="none" w:color="FFFFFF" w:sz="0"/>
-              <w:left w:val="none" w:color="FFFFFF" w:sz="0"/>
-              <w:bottom w:val="none" w:color="FFFFFF" w:sz="0"/>
-              <w:right w:val="none" w:color="FFFFFF" w:sz="0"/>
-            </w:tcBorders>
-            <w:tcMar>
-              <w:top w:type="dxa" w:w="60"/>
-              <w:left w:type="dxa" w:w="80"/>
-              <w:bottom w:type="dxa" w:w="60"/>
-              <w:right w:type="dxa" w:w="80"/>
-            </w:tcMar>
-          </w:tcPr>
-          <w:p>
-            <w:pPr>
-              <w:keepNext/>
-              <w:spacing w:after="20"/>
-            </w:pPr>
-            <w:r>
-              <w:rPr>
-                <w:rFonts w:ascii="Arial" w:cs="Arial" w:eastAsia="Arial" w:hAnsi="Arial"/>
-                <w:b/>
-                <w:bCs/>
-                <w:color w:val="1F3864"/>
-                <w:sz w:val="16"/>
-                <w:szCs w:val="16"/>
-              </w:rPr>
-              <w:t xml:space="preserve">F48 · </w:t>
-            </w:r>
-            <w:r>
-              <w:rPr>
-                <w:rFonts w:ascii="Arial" w:cs="Arial" w:eastAsia="Arial" w:hAnsi="Arial"/>
-                <w:b/>
-                <w:bCs/>
-                <w:sz w:val="16"/>
-                <w:szCs w:val="16"/>
-              </w:rPr>
-              <w:t xml:space="preserve">Proceso de carros v2: piezas del kit (25 / 50 / 70 y 100 kg)</w:t>
-            </w:r>
-          </w:p>
-          <w:p>
-            <w:pPr>
-              <w:spacing w:after="30"/>
-              <w:jc w:val="center"/>
-            </w:pPr>
-            <w:r>
-              <w:drawing>
-                <wp:inline distT="0" distB="0" distL="0" distR="0">
-                  <wp:extent cx="2781300" cy="1257300"/>
-                  <wp:effectExtent t="0" r="0" b="0" l="0"/>
-                  <wp:docPr id="48" name="F48" descr="Proceso de carros v2: piezas del kit (25 / 50 / 70 y 100 kg)" title="F48"/>
+                  <wp:docPr id="48" name="F47" descr="Proceso de carros v2: posiciones sobre el cuerpo desarrollado (50 kg)" title="F47"/>
                   <wp:cNvGraphicFramePr>
                     <a:graphicFrameLocks xmlns:a="http://schemas.openxmlformats.org/drawingml/2006/main" noChangeAspect="1"/>
                   </wp:cNvGraphicFramePr>
@@ -12323,7 +12463,227 @@
                         <pic:spPr bwMode="auto">
                           <a:xfrm>
                             <a:off x="0" y="0"/>
-                            <a:ext cx="2781300" cy="1257300"/>
+                            <a:ext cx="2952750" cy="2295525"/>
+                          </a:xfrm>
+                          <a:prstGeom prst="rect">
+                            <a:avLst/>
+                          </a:prstGeom>
+                        </pic:spPr>
+                      </pic:pic>
+                    </a:graphicData>
+                  </a:graphic>
+                </wp:inline>
+              </w:drawing>
+            </w:r>
+          </w:p>
+          <w:p>
+            <w:pPr>
+              <w:spacing w:after="20"/>
+            </w:pPr>
+            <w:r>
+              <w:rPr>
+                <w:rFonts w:ascii="Arial" w:cs="Arial" w:eastAsia="Arial" w:hAnsi="Arial"/>
+                <w:color w:val="595959"/>
+                <w:sz w:val="13"/>
+                <w:szCs w:val="13"/>
+              </w:rPr>
+              <w:t xml:space="preserve">Soldadura de accesorios, plantilla y tabla de posiciones</w:t>
+            </w:r>
+          </w:p>
+          <w:p>
+            <w:pPr>
+              <w:spacing w:after="20"/>
+            </w:pPr>
+            <w:r>
+              <w:rPr>
+                <w:rFonts w:ascii="Arial" w:cs="Arial" w:eastAsia="Arial" w:hAnsi="Arial"/>
+                <w:b/>
+                <w:bCs/>
+                <w:color w:val="C00000"/>
+                <w:sz w:val="13"/>
+                <w:szCs w:val="13"/>
+              </w:rPr>
+              <w:t xml:space="preserve">1 </w:t>
+            </w:r>
+            <w:r>
+              <w:rPr>
+                <w:rFonts w:ascii="Arial" w:cs="Arial" w:eastAsia="Arial" w:hAnsi="Arial"/>
+                <w:sz w:val="13"/>
+                <w:szCs w:val="13"/>
+              </w:rPr>
+              <w:t xml:space="preserve">Triángulos a 82 de la costura, borde de abajo a 20 del fondo  ·  </w:t>
+            </w:r>
+            <w:r>
+              <w:rPr>
+                <w:rFonts w:ascii="Arial" w:cs="Arial" w:eastAsia="Arial" w:hAnsi="Arial"/>
+                <w:b/>
+                <w:bCs/>
+                <w:color w:val="C00000"/>
+                <w:sz w:val="13"/>
+                <w:szCs w:val="13"/>
+              </w:rPr>
+              <w:t xml:space="preserve">2 </w:t>
+            </w:r>
+            <w:r>
+              <w:rPr>
+                <w:rFonts w:ascii="Arial" w:cs="Arial" w:eastAsia="Arial" w:hAnsi="Arial"/>
+                <w:sz w:val="13"/>
+                <w:szCs w:val="13"/>
+              </w:rPr>
+              <w:t xml:space="preserve">Lengüetas a 251 (costados), borde de abajo 200 bajo la cúpula  ·  </w:t>
+            </w:r>
+            <w:r>
+              <w:rPr>
+                <w:rFonts w:ascii="Arial" w:cs="Arial" w:eastAsia="Arial" w:hAnsi="Arial"/>
+                <w:b/>
+                <w:bCs/>
+                <w:color w:val="C00000"/>
+                <w:sz w:val="13"/>
+                <w:szCs w:val="13"/>
+              </w:rPr>
+              <w:t xml:space="preserve">3 </w:t>
+            </w:r>
+            <w:r>
+              <w:rPr>
+                <w:rFonts w:ascii="Arial" w:cs="Arial" w:eastAsia="Arial" w:hAnsi="Arial"/>
+                <w:sz w:val="13"/>
+                <w:szCs w:val="13"/>
+              </w:rPr>
+              <w:t xml:space="preserve">Fleje superior: borde de arriba 40 bajo la cúpula  ·  </w:t>
+            </w:r>
+            <w:r>
+              <w:rPr>
+                <w:rFonts w:ascii="Arial" w:cs="Arial" w:eastAsia="Arial" w:hAnsi="Arial"/>
+                <w:b/>
+                <w:bCs/>
+                <w:color w:val="C00000"/>
+                <w:sz w:val="13"/>
+                <w:szCs w:val="13"/>
+              </w:rPr>
+              <w:t xml:space="preserve">4 </w:t>
+            </w:r>
+            <w:r>
+              <w:rPr>
+                <w:rFonts w:ascii="Arial" w:cs="Arial" w:eastAsia="Arial" w:hAnsi="Arial"/>
+                <w:sz w:val="13"/>
+                <w:szCs w:val="13"/>
+              </w:rPr>
+              <w:t xml:space="preserve">Fleje inferior: borde de abajo 40 sobre el fondo  ·  </w:t>
+            </w:r>
+            <w:r>
+              <w:rPr>
+                <w:rFonts w:ascii="Arial" w:cs="Arial" w:eastAsia="Arial" w:hAnsi="Arial"/>
+                <w:b/>
+                <w:bCs/>
+                <w:color w:val="C00000"/>
+                <w:sz w:val="13"/>
+                <w:szCs w:val="13"/>
+              </w:rPr>
+              <w:t xml:space="preserve">5 </w:t>
+            </w:r>
+            <w:r>
+              <w:rPr>
+                <w:rFonts w:ascii="Arial" w:cs="Arial" w:eastAsia="Arial" w:hAnsi="Arial"/>
+                <w:sz w:val="13"/>
+                <w:szCs w:val="13"/>
+              </w:rPr>
+              <w:t xml:space="preserve">Pata 48 hacia adentro; línea del piso a 135 bajo el fondo</w:t>
+            </w:r>
+          </w:p>
+          <w:p>
+            <w:pPr>
+              <w:spacing w:after="60"/>
+            </w:pPr>
+            <w:r>
+              <w:rPr>
+                <w:rFonts w:ascii="Arial" w:cs="Arial" w:eastAsia="Arial" w:hAnsi="Arial"/>
+                <w:i/>
+                <w:iCs/>
+                <w:color w:val="404040"/>
+                <w:sz w:val="13"/>
+                <w:szCs w:val="13"/>
+              </w:rPr>
+              <w:t xml:space="preserve">Nota: Medidas desde la costura longitudinal (atrás) con la cinta envuelta y alturas desde las costuras del fondo y de la cúpula; los otros modelos, en la tabla de posiciones del proceso.</w:t>
+            </w:r>
+          </w:p>
+        </w:tc>
+        <w:tc>
+          <w:tcPr>
+            <w:tcW w:type="dxa" w:w="5153"/>
+            <w:tcBorders>
+              <w:top w:val="none" w:color="FFFFFF" w:sz="0"/>
+              <w:left w:val="none" w:color="FFFFFF" w:sz="0"/>
+              <w:bottom w:val="none" w:color="FFFFFF" w:sz="0"/>
+              <w:right w:val="none" w:color="FFFFFF" w:sz="0"/>
+            </w:tcBorders>
+            <w:tcMar>
+              <w:top w:type="dxa" w:w="60"/>
+              <w:left w:type="dxa" w:w="80"/>
+              <w:bottom w:type="dxa" w:w="60"/>
+              <w:right w:type="dxa" w:w="80"/>
+            </w:tcMar>
+          </w:tcPr>
+          <w:p>
+            <w:pPr>
+              <w:keepNext/>
+              <w:spacing w:after="20"/>
+            </w:pPr>
+            <w:r>
+              <w:rPr>
+                <w:rFonts w:ascii="Arial" w:cs="Arial" w:eastAsia="Arial" w:hAnsi="Arial"/>
+                <w:b/>
+                <w:bCs/>
+                <w:color w:val="1F3864"/>
+                <w:sz w:val="16"/>
+                <w:szCs w:val="16"/>
+              </w:rPr>
+              <w:t xml:space="preserve">F48 · </w:t>
+            </w:r>
+            <w:r>
+              <w:rPr>
+                <w:rFonts w:ascii="Arial" w:cs="Arial" w:eastAsia="Arial" w:hAnsi="Arial"/>
+                <w:b/>
+                <w:bCs/>
+                <w:sz w:val="16"/>
+                <w:szCs w:val="16"/>
+              </w:rPr>
+              <w:t xml:space="preserve">Proceso de carros v2: piezas del kit (25 / 50 / 70 y 100 kg)</w:t>
+            </w:r>
+          </w:p>
+          <w:p>
+            <w:pPr>
+              <w:spacing w:after="30"/>
+              <w:jc w:val="center"/>
+            </w:pPr>
+            <w:r>
+              <w:drawing>
+                <wp:inline distT="0" distB="0" distL="0" distR="0">
+                  <wp:extent cx="2952750" cy="1333500"/>
+                  <wp:effectExtent t="0" r="0" b="0" l="0"/>
+                  <wp:docPr id="49" name="F48" descr="Proceso de carros v2: piezas del kit (25 / 50 / 70 y 100 kg)" title="F48"/>
+                  <wp:cNvGraphicFramePr>
+                    <a:graphicFrameLocks xmlns:a="http://schemas.openxmlformats.org/drawingml/2006/main" noChangeAspect="1"/>
+                  </wp:cNvGraphicFramePr>
+                  <a:graphic xmlns:a="http://schemas.openxmlformats.org/drawingml/2006/main">
+                    <a:graphicData uri="http://schemas.openxmlformats.org/drawingml/2006/picture">
+                      <pic:pic xmlns:pic="http://schemas.openxmlformats.org/drawingml/2006/picture">
+                        <pic:nvPicPr>
+                          <pic:cNvPr id="0" name="" descr=""/>
+                          <pic:cNvPicPr>
+                            <a:picLocks noChangeAspect="1" noChangeArrowheads="1"/>
+                          </pic:cNvPicPr>
+                        </pic:nvPicPr>
+                        <pic:blipFill>
+                          <a:blip r:embed="rId56" cstate="none"/>
+                          <a:srcRect/>
+                          <a:stretch>
+                            <a:fillRect/>
+                          </a:stretch>
+                        </pic:blipFill>
+                        <pic:spPr bwMode="auto">
+                          <a:xfrm>
+                            <a:off x="0" y="0"/>
+                            <a:ext cx="2952750" cy="1333500"/>
                           </a:xfrm>
                           <a:prstGeom prst="rect">
                             <a:avLst/>
@@ -12545,210 +12905,9 @@
             <w:r>
               <w:drawing>
                 <wp:inline distT="0" distB="0" distL="0" distR="0">
-                  <wp:extent cx="3143250" cy="1847850"/>
+                  <wp:extent cx="2952750" cy="1733550"/>
                   <wp:effectExtent t="0" r="0" b="0" l="0"/>
-                  <wp:docPr id="49" name="F49" descr="Hoja de especificaciones «Polvos carros» (usuario)" title="F49"/>
-                  <wp:cNvGraphicFramePr>
-                    <a:graphicFrameLocks xmlns:a="http://schemas.openxmlformats.org/drawingml/2006/main" noChangeAspect="1"/>
-                  </wp:cNvGraphicFramePr>
-                  <a:graphic xmlns:a="http://schemas.openxmlformats.org/drawingml/2006/main">
-                    <a:graphicData uri="http://schemas.openxmlformats.org/drawingml/2006/picture">
-                      <pic:pic xmlns:pic="http://schemas.openxmlformats.org/drawingml/2006/picture">
-                        <pic:nvPicPr>
-                          <pic:cNvPr id="0" name="" descr=""/>
-                          <pic:cNvPicPr>
-                            <a:picLocks noChangeAspect="1" noChangeArrowheads="1"/>
-                          </pic:cNvPicPr>
-                        </pic:nvPicPr>
-                        <pic:blipFill>
-                          <a:blip r:embed="rId56" cstate="none"/>
-                          <a:srcRect/>
-                          <a:stretch>
-                            <a:fillRect/>
-                          </a:stretch>
-                        </pic:blipFill>
-                        <pic:spPr bwMode="auto">
-                          <a:xfrm>
-                            <a:off x="0" y="0"/>
-                            <a:ext cx="3143250" cy="1847850"/>
-                          </a:xfrm>
-                          <a:prstGeom prst="rect">
-                            <a:avLst/>
-                          </a:prstGeom>
-                        </pic:spPr>
-                      </pic:pic>
-                    </a:graphicData>
-                  </a:graphic>
-                </wp:inline>
-              </w:drawing>
-            </w:r>
-          </w:p>
-          <w:p>
-            <w:pPr>
-              <w:spacing w:after="20"/>
-            </w:pPr>
-            <w:r>
-              <w:rPr>
-                <w:rFonts w:ascii="Arial" w:cs="Arial" w:eastAsia="Arial" w:hAnsi="Arial"/>
-                <w:color w:val="595959"/>
-                <w:sz w:val="13"/>
-                <w:szCs w:val="13"/>
-              </w:rPr>
-              <w:t xml:space="preserve">Columnas 25, 50, 70 (5 m) y 100 kg</w:t>
-            </w:r>
-          </w:p>
-          <w:p>
-            <w:pPr>
-              <w:spacing w:after="20"/>
-            </w:pPr>
-            <w:r>
-              <w:rPr>
-                <w:rFonts w:ascii="Arial" w:cs="Arial" w:eastAsia="Arial" w:hAnsi="Arial"/>
-                <w:b/>
-                <w:bCs/>
-                <w:color w:val="C00000"/>
-                <w:sz w:val="13"/>
-                <w:szCs w:val="13"/>
-              </w:rPr>
-              <w:t xml:space="preserve">1 </w:t>
-            </w:r>
-            <w:r>
-              <w:rPr>
-                <w:rFonts w:ascii="Arial" w:cs="Arial" w:eastAsia="Arial" w:hAnsi="Arial"/>
-                <w:sz w:val="13"/>
-                <w:szCs w:val="13"/>
-              </w:rPr>
-              <w:t xml:space="preserve">ABC 25kg  ·  </w:t>
-            </w:r>
-            <w:r>
-              <w:rPr>
-                <w:rFonts w:ascii="Arial" w:cs="Arial" w:eastAsia="Arial" w:hAnsi="Arial"/>
-                <w:b/>
-                <w:bCs/>
-                <w:color w:val="C00000"/>
-                <w:sz w:val="13"/>
-                <w:szCs w:val="13"/>
-              </w:rPr>
-              <w:t xml:space="preserve">2 </w:t>
-            </w:r>
-            <w:r>
-              <w:rPr>
-                <w:rFonts w:ascii="Arial" w:cs="Arial" w:eastAsia="Arial" w:hAnsi="Arial"/>
-                <w:sz w:val="13"/>
-                <w:szCs w:val="13"/>
-              </w:rPr>
-              <w:t xml:space="preserve">ABC 50kg  ·  </w:t>
-            </w:r>
-            <w:r>
-              <w:rPr>
-                <w:rFonts w:ascii="Arial" w:cs="Arial" w:eastAsia="Arial" w:hAnsi="Arial"/>
-                <w:b/>
-                <w:bCs/>
-                <w:color w:val="C00000"/>
-                <w:sz w:val="13"/>
-                <w:szCs w:val="13"/>
-              </w:rPr>
-              <w:t xml:space="preserve">3 </w:t>
-            </w:r>
-            <w:r>
-              <w:rPr>
-                <w:rFonts w:ascii="Arial" w:cs="Arial" w:eastAsia="Arial" w:hAnsi="Arial"/>
-                <w:sz w:val="13"/>
-                <w:szCs w:val="13"/>
-              </w:rPr>
-              <w:t xml:space="preserve">ABC 70kg  ·  </w:t>
-            </w:r>
-            <w:r>
-              <w:rPr>
-                <w:rFonts w:ascii="Arial" w:cs="Arial" w:eastAsia="Arial" w:hAnsi="Arial"/>
-                <w:b/>
-                <w:bCs/>
-                <w:color w:val="C00000"/>
-                <w:sz w:val="13"/>
-                <w:szCs w:val="13"/>
-              </w:rPr>
-              <w:t xml:space="preserve">4 </w:t>
-            </w:r>
-            <w:r>
-              <w:rPr>
-                <w:rFonts w:ascii="Arial" w:cs="Arial" w:eastAsia="Arial" w:hAnsi="Arial"/>
-                <w:sz w:val="13"/>
-                <w:szCs w:val="13"/>
-              </w:rPr>
-              <w:t xml:space="preserve">ABC 100kg</w:t>
-            </w:r>
-          </w:p>
-          <w:p>
-            <w:pPr>
-              <w:spacing w:after="60"/>
-            </w:pPr>
-            <w:r>
-              <w:rPr>
-                <w:rFonts w:ascii="Arial" w:cs="Arial" w:eastAsia="Arial" w:hAnsi="Arial"/>
-                <w:i/>
-                <w:iCs/>
-                <w:color w:val="404040"/>
-                <w:sz w:val="13"/>
-                <w:szCs w:val="13"/>
-              </w:rPr>
-              <w:t xml:space="preserve">Nota: Alto, ancho, profundidad, Ø de rueda y largo de manga que el carro tiene que cumplir; el 70 kg va con 5 m de manga (la columna de 10 m no se fabrica).</w:t>
-            </w:r>
-          </w:p>
-        </w:tc>
-        <w:tc>
-          <w:tcPr>
-            <w:tcW w:type="dxa" w:w="5153"/>
-            <w:tcBorders>
-              <w:top w:val="none" w:color="FFFFFF" w:sz="0"/>
-              <w:left w:val="none" w:color="FFFFFF" w:sz="0"/>
-              <w:bottom w:val="none" w:color="FFFFFF" w:sz="0"/>
-              <w:right w:val="none" w:color="FFFFFF" w:sz="0"/>
-            </w:tcBorders>
-            <w:tcMar>
-              <w:top w:type="dxa" w:w="60"/>
-              <w:left w:type="dxa" w:w="80"/>
-              <w:bottom w:type="dxa" w:w="60"/>
-              <w:right w:type="dxa" w:w="80"/>
-            </w:tcMar>
-          </w:tcPr>
-          <w:p>
-            <w:pPr>
-              <w:keepNext/>
-              <w:spacing w:after="20"/>
-            </w:pPr>
-            <w:r>
-              <w:rPr>
-                <w:rFonts w:ascii="Arial" w:cs="Arial" w:eastAsia="Arial" w:hAnsi="Arial"/>
-                <w:b/>
-                <w:bCs/>
-                <w:color w:val="1F3864"/>
-                <w:sz w:val="16"/>
-                <w:szCs w:val="16"/>
-              </w:rPr>
-              <w:t xml:space="preserve">F50 · </w:t>
-            </w:r>
-            <w:r>
-              <w:rPr>
-                <w:rFonts w:ascii="Arial" w:cs="Arial" w:eastAsia="Arial" w:hAnsi="Arial"/>
-                <w:b/>
-                <w:bCs/>
-                <w:sz w:val="16"/>
-                <w:szCs w:val="16"/>
-              </w:rPr>
-              <w:t xml:space="preserve">Proceso final de carros: manija (vistas y desarrollo)</w:t>
-            </w:r>
-          </w:p>
-          <w:p>
-            <w:pPr>
-              <w:spacing w:after="30"/>
-              <w:jc w:val="center"/>
-            </w:pPr>
-            <w:r>
-              <w:drawing>
-                <wp:inline distT="0" distB="0" distL="0" distR="0">
-                  <wp:extent cx="3143250" cy="1733550"/>
-                  <wp:effectExtent t="0" r="0" b="0" l="0"/>
-                  <wp:docPr id="50" name="F50" descr="Proceso final de carros: manija (vistas y desarrollo)" title="F50"/>
+                  <wp:docPr id="50" name="F49" descr="Hoja de especificaciones «Polvos carros» (usuario)" title="F49"/>
                   <wp:cNvGraphicFramePr>
                     <a:graphicFrameLocks xmlns:a="http://schemas.openxmlformats.org/drawingml/2006/main" noChangeAspect="1"/>
                   </wp:cNvGraphicFramePr>
@@ -12771,7 +12930,208 @@
                         <pic:spPr bwMode="auto">
                           <a:xfrm>
                             <a:off x="0" y="0"/>
-                            <a:ext cx="3143250" cy="1733550"/>
+                            <a:ext cx="2952750" cy="1733550"/>
+                          </a:xfrm>
+                          <a:prstGeom prst="rect">
+                            <a:avLst/>
+                          </a:prstGeom>
+                        </pic:spPr>
+                      </pic:pic>
+                    </a:graphicData>
+                  </a:graphic>
+                </wp:inline>
+              </w:drawing>
+            </w:r>
+          </w:p>
+          <w:p>
+            <w:pPr>
+              <w:spacing w:after="20"/>
+            </w:pPr>
+            <w:r>
+              <w:rPr>
+                <w:rFonts w:ascii="Arial" w:cs="Arial" w:eastAsia="Arial" w:hAnsi="Arial"/>
+                <w:color w:val="595959"/>
+                <w:sz w:val="13"/>
+                <w:szCs w:val="13"/>
+              </w:rPr>
+              <w:t xml:space="preserve">Columnas 25, 50, 70 (5 m) y 100 kg</w:t>
+            </w:r>
+          </w:p>
+          <w:p>
+            <w:pPr>
+              <w:spacing w:after="20"/>
+            </w:pPr>
+            <w:r>
+              <w:rPr>
+                <w:rFonts w:ascii="Arial" w:cs="Arial" w:eastAsia="Arial" w:hAnsi="Arial"/>
+                <w:b/>
+                <w:bCs/>
+                <w:color w:val="C00000"/>
+                <w:sz w:val="13"/>
+                <w:szCs w:val="13"/>
+              </w:rPr>
+              <w:t xml:space="preserve">1 </w:t>
+            </w:r>
+            <w:r>
+              <w:rPr>
+                <w:rFonts w:ascii="Arial" w:cs="Arial" w:eastAsia="Arial" w:hAnsi="Arial"/>
+                <w:sz w:val="13"/>
+                <w:szCs w:val="13"/>
+              </w:rPr>
+              <w:t xml:space="preserve">ABC 25kg  ·  </w:t>
+            </w:r>
+            <w:r>
+              <w:rPr>
+                <w:rFonts w:ascii="Arial" w:cs="Arial" w:eastAsia="Arial" w:hAnsi="Arial"/>
+                <w:b/>
+                <w:bCs/>
+                <w:color w:val="C00000"/>
+                <w:sz w:val="13"/>
+                <w:szCs w:val="13"/>
+              </w:rPr>
+              <w:t xml:space="preserve">2 </w:t>
+            </w:r>
+            <w:r>
+              <w:rPr>
+                <w:rFonts w:ascii="Arial" w:cs="Arial" w:eastAsia="Arial" w:hAnsi="Arial"/>
+                <w:sz w:val="13"/>
+                <w:szCs w:val="13"/>
+              </w:rPr>
+              <w:t xml:space="preserve">ABC 50kg  ·  </w:t>
+            </w:r>
+            <w:r>
+              <w:rPr>
+                <w:rFonts w:ascii="Arial" w:cs="Arial" w:eastAsia="Arial" w:hAnsi="Arial"/>
+                <w:b/>
+                <w:bCs/>
+                <w:color w:val="C00000"/>
+                <w:sz w:val="13"/>
+                <w:szCs w:val="13"/>
+              </w:rPr>
+              <w:t xml:space="preserve">3 </w:t>
+            </w:r>
+            <w:r>
+              <w:rPr>
+                <w:rFonts w:ascii="Arial" w:cs="Arial" w:eastAsia="Arial" w:hAnsi="Arial"/>
+                <w:sz w:val="13"/>
+                <w:szCs w:val="13"/>
+              </w:rPr>
+              <w:t xml:space="preserve">ABC 70kg  ·  </w:t>
+            </w:r>
+            <w:r>
+              <w:rPr>
+                <w:rFonts w:ascii="Arial" w:cs="Arial" w:eastAsia="Arial" w:hAnsi="Arial"/>
+                <w:b/>
+                <w:bCs/>
+                <w:color w:val="C00000"/>
+                <w:sz w:val="13"/>
+                <w:szCs w:val="13"/>
+              </w:rPr>
+              <w:t xml:space="preserve">4 </w:t>
+            </w:r>
+            <w:r>
+              <w:rPr>
+                <w:rFonts w:ascii="Arial" w:cs="Arial" w:eastAsia="Arial" w:hAnsi="Arial"/>
+                <w:sz w:val="13"/>
+                <w:szCs w:val="13"/>
+              </w:rPr>
+              <w:t xml:space="preserve">ABC 100kg</w:t>
+            </w:r>
+          </w:p>
+          <w:p>
+            <w:pPr>
+              <w:spacing w:after="60"/>
+            </w:pPr>
+            <w:r>
+              <w:rPr>
+                <w:rFonts w:ascii="Arial" w:cs="Arial" w:eastAsia="Arial" w:hAnsi="Arial"/>
+                <w:i/>
+                <w:iCs/>
+                <w:color w:val="404040"/>
+                <w:sz w:val="13"/>
+                <w:szCs w:val="13"/>
+              </w:rPr>
+              <w:t xml:space="preserve">Nota: Alto, ancho, profundidad, Ø de rueda y largo de manga que el carro tiene que cumplir; el 70 kg va con 5 m de manga (la columna de 10 m no se fabrica).</w:t>
+            </w:r>
+          </w:p>
+        </w:tc>
+        <w:tc>
+          <w:tcPr>
+            <w:tcW w:type="dxa" w:w="5153"/>
+            <w:tcBorders>
+              <w:top w:val="none" w:color="FFFFFF" w:sz="0"/>
+              <w:left w:val="none" w:color="FFFFFF" w:sz="0"/>
+              <w:bottom w:val="none" w:color="FFFFFF" w:sz="0"/>
+              <w:right w:val="none" w:color="FFFFFF" w:sz="0"/>
+            </w:tcBorders>
+            <w:tcMar>
+              <w:top w:type="dxa" w:w="60"/>
+              <w:left w:type="dxa" w:w="80"/>
+              <w:bottom w:type="dxa" w:w="60"/>
+              <w:right w:type="dxa" w:w="80"/>
+            </w:tcMar>
+          </w:tcPr>
+          <w:p>
+            <w:pPr>
+              <w:keepNext/>
+              <w:spacing w:after="20"/>
+            </w:pPr>
+            <w:r>
+              <w:rPr>
+                <w:rFonts w:ascii="Arial" w:cs="Arial" w:eastAsia="Arial" w:hAnsi="Arial"/>
+                <w:b/>
+                <w:bCs/>
+                <w:color w:val="1F3864"/>
+                <w:sz w:val="16"/>
+                <w:szCs w:val="16"/>
+              </w:rPr>
+              <w:t xml:space="preserve">F50 · </w:t>
+            </w:r>
+            <w:r>
+              <w:rPr>
+                <w:rFonts w:ascii="Arial" w:cs="Arial" w:eastAsia="Arial" w:hAnsi="Arial"/>
+                <w:b/>
+                <w:bCs/>
+                <w:sz w:val="16"/>
+                <w:szCs w:val="16"/>
+              </w:rPr>
+              <w:t xml:space="preserve">Proceso final de carros: manija (vistas y desarrollo)</w:t>
+            </w:r>
+          </w:p>
+          <w:p>
+            <w:pPr>
+              <w:spacing w:after="30"/>
+              <w:jc w:val="center"/>
+            </w:pPr>
+            <w:r>
+              <w:drawing>
+                <wp:inline distT="0" distB="0" distL="0" distR="0">
+                  <wp:extent cx="2952750" cy="1628775"/>
+                  <wp:effectExtent t="0" r="0" b="0" l="0"/>
+                  <wp:docPr id="51" name="F50" descr="Proceso final de carros: manija (vistas y desarrollo)" title="F50"/>
+                  <wp:cNvGraphicFramePr>
+                    <a:graphicFrameLocks xmlns:a="http://schemas.openxmlformats.org/drawingml/2006/main" noChangeAspect="1"/>
+                  </wp:cNvGraphicFramePr>
+                  <a:graphic xmlns:a="http://schemas.openxmlformats.org/drawingml/2006/main">
+                    <a:graphicData uri="http://schemas.openxmlformats.org/drawingml/2006/picture">
+                      <pic:pic xmlns:pic="http://schemas.openxmlformats.org/drawingml/2006/picture">
+                        <pic:nvPicPr>
+                          <pic:cNvPr id="0" name="" descr=""/>
+                          <pic:cNvPicPr>
+                            <a:picLocks noChangeAspect="1" noChangeArrowheads="1"/>
+                          </pic:cNvPicPr>
+                        </pic:nvPicPr>
+                        <pic:blipFill>
+                          <a:blip r:embed="rId58" cstate="none"/>
+                          <a:srcRect/>
+                          <a:stretch>
+                            <a:fillRect/>
+                          </a:stretch>
+                        </pic:blipFill>
+                        <pic:spPr bwMode="auto">
+                          <a:xfrm>
+                            <a:off x="0" y="0"/>
+                            <a:ext cx="2952750" cy="1628775"/>
                           </a:xfrm>
                           <a:prstGeom prst="rect">
                             <a:avLst/>
@@ -12957,7 +13317,7 @@
                 <wp:inline distT="0" distB="0" distL="0" distR="0">
                   <wp:extent cx="3143250" cy="2295525"/>
                   <wp:effectExtent t="0" r="0" b="0" l="0"/>
-                  <wp:docPr id="51" name="F51" descr="Proceso final de carros: carro armado (50 kg)" title="F51"/>
+                  <wp:docPr id="52" name="F51" descr="Proceso final de carros: carro armado (50 kg)" title="F51"/>
                   <wp:cNvGraphicFramePr>
                     <a:graphicFrameLocks xmlns:a="http://schemas.openxmlformats.org/drawingml/2006/main" noChangeAspect="1"/>
                   </wp:cNvGraphicFramePr>
@@ -12971,7 +13331,7 @@
                           </pic:cNvPicPr>
                         </pic:nvPicPr>
                         <pic:blipFill>
-                          <a:blip r:embed="rId58" cstate="none"/>
+                          <a:blip r:embed="rId59" cstate="none"/>
                           <a:srcRect/>
                           <a:stretch>
                             <a:fillRect/>
@@ -13158,7 +13518,7 @@
                 <wp:inline distT="0" distB="0" distL="0" distR="0">
                   <wp:extent cx="3143250" cy="1238250"/>
                   <wp:effectExtent t="0" r="0" b="0" l="0"/>
-                  <wp:docPr id="52" name="F52" descr="Proceso final de carros: fleje del soporte de manga (foto)" title="F52"/>
+                  <wp:docPr id="53" name="F52" descr="Proceso final de carros: fleje del soporte de manga (foto)" title="F52"/>
                   <wp:cNvGraphicFramePr>
                     <a:graphicFrameLocks xmlns:a="http://schemas.openxmlformats.org/drawingml/2006/main" noChangeAspect="1"/>
                   </wp:cNvGraphicFramePr>
@@ -13172,7 +13532,7 @@
                           </pic:cNvPicPr>
                         </pic:nvPicPr>
                         <pic:blipFill>
-                          <a:blip r:embed="rId59" cstate="none"/>
+                          <a:blip r:embed="rId60" cstate="none"/>
                           <a:srcRect/>
                           <a:stretch>
                             <a:fillRect/>
@@ -20170,6 +20530,214 @@
                 <w:szCs w:val="14"/>
               </w:rPr>
               <w:t xml:space="preserve">Justificación</w:t>
+            </w:r>
+          </w:p>
+        </w:tc>
+      </w:tr>
+      <w:tr>
+        <w:trPr>
+          <w:cantSplit w:val="off"/>
+        </w:trPr>
+        <w:tc>
+          <w:tcPr>
+            <w:tcW w:type="dxa" w:w="2500"/>
+            <w:tcBorders>
+              <w:top w:val="single" w:color="BFBFBF" w:sz="4"/>
+              <w:left w:val="single" w:color="BFBFBF" w:sz="4"/>
+              <w:bottom w:val="single" w:color="BFBFBF" w:sz="4"/>
+              <w:right w:val="single" w:color="BFBFBF" w:sz="4"/>
+            </w:tcBorders>
+            <w:tcMar>
+              <w:top w:type="dxa" w:w="25"/>
+              <w:left w:type="dxa" w:w="70"/>
+              <w:bottom w:type="dxa" w:w="25"/>
+              <w:right w:type="dxa" w:w="70"/>
+            </w:tcMar>
+          </w:tcPr>
+          <w:p>
+            <w:pPr>
+              <w:spacing w:after="20"/>
+            </w:pPr>
+            <w:r>
+              <w:rPr>
+                <w:rFonts w:ascii="Arial" w:cs="Arial" w:eastAsia="Arial" w:hAnsi="Arial"/>
+                <w:b/>
+                <w:bCs/>
+                <w:color w:val="1F3864"/>
+                <w:sz w:val="14"/>
+                <w:szCs w:val="14"/>
+              </w:rPr>
+              <w:t xml:space="preserve">M1 </w:t>
+            </w:r>
+            <w:r>
+              <w:rPr>
+                <w:rFonts w:ascii="Arial" w:cs="Arial" w:eastAsia="Arial" w:hAnsi="Arial"/>
+                <w:b/>
+                <w:bCs/>
+                <w:sz w:val="14"/>
+                <w:szCs w:val="14"/>
+              </w:rPr>
+              <w:t xml:space="preserve">Marcado estampado en la cúpula, en arco junto al cuello</w:t>
+            </w:r>
+          </w:p>
+          <w:p>
+            <w:pPr>
+              <w:spacing w:after="20"/>
+            </w:pPr>
+            <w:r>
+              <w:rPr>
+                <w:rFonts w:ascii="Arial" w:cs="Arial" w:eastAsia="Arial" w:hAnsi="Arial"/>
+                <w:sz w:val="14"/>
+                <w:szCs w:val="14"/>
+              </w:rPr>
+              <w:t xml:space="preserve">Franja Ø39-53 (1 kg), Ø45-59 (2,5-10 kg), Ø58-72 (25 kg), Ø96-110 (50-100 kg); letra 5 mm; cuño DPS 15 × 7; arco de 169 a 270°</w:t>
+            </w:r>
+          </w:p>
+          <w:p>
+            <w:pPr>
+              <w:spacing w:after="0"/>
+            </w:pPr>
+            <w:r>
+              <w:rPr>
+                <w:rFonts w:ascii="Arial" w:cs="Arial" w:eastAsia="Arial" w:hAnsi="Arial"/>
+                <w:color w:val="595959"/>
+                <w:sz w:val="13"/>
+                <w:szCs w:val="13"/>
+              </w:rPr>
+              <w:t xml:space="preserve">8 ABC propios</w:t>
+            </w:r>
+          </w:p>
+        </w:tc>
+        <w:tc>
+          <w:tcPr>
+            <w:tcW w:type="dxa" w:w="7806"/>
+            <w:tcBorders>
+              <w:top w:val="single" w:color="BFBFBF" w:sz="4"/>
+              <w:left w:val="single" w:color="BFBFBF" w:sz="4"/>
+              <w:bottom w:val="single" w:color="BFBFBF" w:sz="4"/>
+              <w:right w:val="single" w:color="BFBFBF" w:sz="4"/>
+            </w:tcBorders>
+            <w:tcMar>
+              <w:top w:type="dxa" w:w="25"/>
+              <w:left w:type="dxa" w:w="70"/>
+              <w:bottom w:type="dxa" w:w="25"/>
+              <w:right w:type="dxa" w:w="70"/>
+            </w:tcMar>
+          </w:tcPr>
+          <w:p>
+            <w:pPr>
+              <w:spacing w:after="20"/>
+            </w:pPr>
+            <w:r>
+              <w:rPr>
+                <w:rFonts w:ascii="Arial" w:cs="Arial" w:eastAsia="Arial" w:hAnsi="Arial"/>
+                <w:b/>
+                <w:bCs/>
+                <w:sz w:val="14"/>
+                <w:szCs w:val="14"/>
+              </w:rPr>
+              <w:t xml:space="preserve">Técnica: </w:t>
+            </w:r>
+            <w:r>
+              <w:rPr>
+                <w:rFonts w:ascii="Arial" w:cs="Arial" w:eastAsia="Arial" w:hAnsi="Arial"/>
+                <w:sz w:val="14"/>
+                <w:szCs w:val="14"/>
+              </w:rPr>
+              <w:t xml:space="preserve">Va en la cúpula y no en el cuerpo: la etiqueta, la oblea y el soporte no la tapan y el recargador la lee junto al cuello. Se marca en arco alrededor del eje porque en una pieza de revolución ese círculo está a una sola altura: la aguja de micropercusión trabaja a distancia constante y la letra sale pareja. La franja empieza 4 mm afuera del cuello, fuera del pie del cordón cuello-cúpula. Tensión de membrana de la cúpula en la franja a la presión de ensayo, en MPa (entre paréntesis, tomando la marca como una ranura continua, que es la cota superior) contra la tensión circunferencial de la virola: 2,5 kg: 150 (171) contra 174; 5 kg: 127 (141) contra 167; 10 kg: 155 (171) contra 159; carros 25 kg: 146 (155) contra 173; 50 kg: 157 (167) contra 200; 70 kg: 132 (138) contra 164. La franja queda dentro de ± 10 % de la virola, que es la que manda en la prueba hidráulica; las marcas de micropercusión son puntos redondeados, sin el filo de un cuño. En los manuales se marca antes de la PH, así que la prueba verifica cada cúpula ya marcada. En los carros se marca después de la PH (puesto 11), pero la franja queda por debajo de la virola aun con la cota superior. La cúpula del 1 kg es casi plana (6,5 mm de curva sobre Ø76, 0,9 mm de espesor): trabaja como una placa anular entre el cuello y la pollera, la teoría de membrana no aplica y lo que la verifica es la PH posterior al marcado.</w:t>
+            </w:r>
+          </w:p>
+          <w:p>
+            <w:pPr>
+              <w:spacing w:after="20"/>
+            </w:pPr>
+            <w:r>
+              <w:rPr>
+                <w:rFonts w:ascii="Arial" w:cs="Arial" w:eastAsia="Arial" w:hAnsi="Arial"/>
+                <w:b/>
+                <w:bCs/>
+                <w:sz w:val="14"/>
+                <w:szCs w:val="14"/>
+              </w:rPr>
+              <w:t xml:space="preserve">Norma: </w:t>
+            </w:r>
+            <w:r>
+              <w:rPr>
+                <w:rFonts w:ascii="Arial" w:cs="Arial" w:eastAsia="Arial" w:hAnsi="Arial"/>
+                <w:sz w:val="14"/>
+                <w:szCs w:val="14"/>
+              </w:rPr>
+              <w:t xml:space="preserve">IRAM 3523 5.1 e IRAM 3550 5.1 (fabricante, número y año sobre el recipiente; en los carros también la presión de ensayo); IRAM 3523 5.2.4 3° l) (el número de la placa es el mismo del grabado); IRAM 4503 (letra); Res. 349/07 anexo IV (cuño DPS).</w:t>
+            </w:r>
+          </w:p>
+          <w:p>
+            <w:pPr>
+              <w:spacing w:after="20"/>
+            </w:pPr>
+            <w:r>
+              <w:rPr>
+                <w:rFonts w:ascii="Arial" w:cs="Arial" w:eastAsia="Arial" w:hAnsi="Arial"/>
+                <w:b/>
+                <w:bCs/>
+                <w:sz w:val="14"/>
+                <w:szCs w:val="14"/>
+              </w:rPr>
+              <w:t xml:space="preserve">Económica: </w:t>
+            </w:r>
+            <w:r>
+              <w:rPr>
+                <w:rFonts w:ascii="Arial" w:cs="Arial" w:eastAsia="Arial" w:hAnsi="Arial"/>
+                <w:sz w:val="14"/>
+                <w:szCs w:val="14"/>
+              </w:rPr>
+              <w:t xml:space="preserve">Una marcadora de micropercusión (Pannier MarkFirst ADP120160D) con un apoyo por modelo hace los 4 manuales cambiando el programa, sin cuños ni yunques por formato: 37,5 s por cúpula. La marcadora va al lado de la prensa de muesca y de la soldadora de cuello: el mismo operario numera, marca el cuello y suelda, sin transporte entre los tres puestos.</w:t>
+            </w:r>
+          </w:p>
+          <w:p>
+            <w:pPr>
+              <w:spacing w:after="20"/>
+            </w:pPr>
+            <w:r>
+              <w:rPr>
+                <w:rFonts w:ascii="Arial" w:cs="Arial" w:eastAsia="Arial" w:hAnsi="Arial"/>
+                <w:b/>
+                <w:bCs/>
+                <w:sz w:val="14"/>
+                <w:szCs w:val="14"/>
+              </w:rPr>
+              <w:t xml:space="preserve">Conclusión: </w:t>
+            </w:r>
+            <w:r>
+              <w:rPr>
+                <w:rFonts w:ascii="Arial" w:cs="Arial" w:eastAsia="Arial" w:hAnsi="Arial"/>
+                <w:sz w:val="14"/>
+                <w:szCs w:val="14"/>
+              </w:rPr>
+              <w:t xml:space="preserve">Justificado: marcado en la cúpula, en arco junto al cuello.</w:t>
+            </w:r>
+          </w:p>
+          <w:p>
+            <w:pPr>
+              <w:spacing w:after="0"/>
+            </w:pPr>
+            <w:r>
+              <w:rPr>
+                <w:rFonts w:ascii="Arial" w:cs="Arial" w:eastAsia="Arial" w:hAnsi="Arial"/>
+                <w:b/>
+                <w:bCs/>
+                <w:color w:val="C00000"/>
+                <w:sz w:val="14"/>
+                <w:szCs w:val="14"/>
+              </w:rPr>
+              <w:t xml:space="preserve">Condición de compra: </w:t>
+            </w:r>
+            <w:r>
+              <w:rPr>
+                <w:rFonts w:ascii="Arial" w:cs="Arial" w:eastAsia="Arial" w:hAnsi="Arial"/>
+                <w:sz w:val="14"/>
+                <w:szCs w:val="14"/>
+              </w:rPr>
+              <w:t xml:space="preserve">Profundidad de marca: hasta 0,10 mm en el 1 kg, 0,15 mm en los demás manuales y 0,2 mm en los carros; controlarla en la primera pieza de cada tanda.</w:t>
             </w:r>
           </w:p>
         </w:tc>

--- a/salida/justificacion/Justificacion de medidas planos.docx
+++ b/salida/justificacion/Justificacion de medidas planos.docx
@@ -658,7 +658,7 @@
                 <w:sz w:val="14"/>
                 <w:szCs w:val="14"/>
               </w:rPr>
-              <w:t xml:space="preserve">En la recarga, relación de llenado ≤ 0,667 kg/L.</w:t>
+              <w:t xml:space="preserve">En la recarga, relación de llenado ≤ 0,68 kg/L (IRAM 2533 7.9): 2 kg en ≥ 2,94 L y 5 kg en ≥ 7,35 L.</w:t>
             </w:r>
           </w:p>
         </w:tc>
@@ -15140,7 +15140,7 @@
                 <w:sz w:val="14"/>
                 <w:szCs w:val="14"/>
               </w:rPr>
-              <w:t xml:space="preserve">Con la relación de llenado habitual de 0,667 kg/L, la presión del CO₂ es 5,7 MPa a 20 °C, 13,8 MPa a 50 °C (tope del rango de uso), 17,1 MPa a 60 °C y 18,7 MPa a 65 °C (ecuación de estado de Span-Wagner). El disco no abre en servicio y abre antes de que el cilindro llegue a la presión de prueba de 25 MPa. Si se llenara a 0,75 kg/L la presión a 60 °C sería 21,8 MPa y el disco abriría: el disco también limita el sobrellenado.</w:t>
+              <w:t xml:space="preserve">Con la relación de llenado máxima para elementos contra incendio (0,68 kg/L), la presión del CO₂ es 5,7 MPa a 20 °C, 14,3 MPa a 50 °C (tope del rango de uso), 17,7 MPa a 60 °C y 19,4 MPa a 65 °C (ecuación de estado de Span-Wagner). Los cilindros quedan en 0,676 kg/L (2 kg) y 0,631 kg/L (5 kg). El disco no abre en todo el rango de uso y abre antes de que el cilindro llegue a la presión de prueba de 25 MPa. A 0,75 kg/L (la relación de almacenamiento y transporte, hasta 45 °C) la presión a 60 °C sería 21,8 MPa y el disco abriría: el disco también limita el sobrellenado.</w:t>
             </w:r>
           </w:p>
           <w:p>
@@ -15163,7 +15163,7 @@
                 <w:sz w:val="14"/>
                 <w:szCs w:val="14"/>
               </w:rPr>
-              <w:t xml:space="preserve">IRAM 3509 (dispositivo de seguridad del cilindro).</w:t>
+              <w:t xml:space="preserve">IRAM 2533 7.9 tabla 1 (relación de llenado 0,68 kg/L hasta 65 °C en elementos contra incendio); IRAM 3509 (dispositivo de seguridad del cilindro).</w:t>
             </w:r>
           </w:p>
           <w:p>
@@ -15233,7 +15233,7 @@
                 <w:sz w:val="14"/>
                 <w:szCs w:val="14"/>
               </w:rPr>
-              <w:t xml:space="preserve">En la recarga, relación de llenado ≤ 0,667 kg/L.</w:t>
+              <w:t xml:space="preserve">En la recarga, relación de llenado ≤ 0,68 kg/L (IRAM 2533 7.9): 2 kg en ≥ 2,94 L y 5 kg en ≥ 7,35 L.</w:t>
             </w:r>
           </w:p>
         </w:tc>
